--- a/arb/docx/29.content.docx
+++ b/arb/docx/29.content.docx
@@ -313,6 +313,22 @@
       </w:r>
       <w:r>
         <w:rPr>
+          <w:lang w:val="ar_AE" w:bidi="ar_AE"/>
+        </w:rPr>
+        <w:t>פְּתוּאֵֽל</w:t>
+      </w:r>
+    </w:p>
+    <w:p>
+      <w:pPr>
+        <w:bidi/>
+      </w:pPr>
+      <w:r>
+        <w:rPr>
+          <w:lang w:val="ar_AE" w:bidi="ar_AE"/>
+        </w:rPr>
+      </w:r>
+      <w:r>
+        <w:rPr>
           <w:b/>
           <w:lang w:val="ar_AE" w:bidi="ar_AE"/>
         </w:rPr>
@@ -553,6 +569,22 @@
       </w:r>
       <w:r>
         <w:rPr>
+          <w:lang w:val="ar_AE" w:bidi="ar_AE"/>
+        </w:rPr>
+        <w:t>דְּבַר־יְהוָה֙ אֲשֶׁ֣ר הָיָ֔ה</w:t>
+      </w:r>
+    </w:p>
+    <w:p>
+      <w:pPr>
+        <w:bidi/>
+      </w:pPr>
+      <w:r>
+        <w:rPr>
+          <w:lang w:val="ar_AE" w:bidi="ar_AE"/>
+        </w:rPr>
+      </w:r>
+      <w:r>
+        <w:rPr>
           <w:b/>
           <w:lang w:val="ar_AE" w:bidi="ar_AE"/>
         </w:rPr>
@@ -665,6 +697,22 @@
       </w:r>
       <w:r>
         <w:rPr>
+          <w:lang w:val="ar_AE" w:bidi="ar_AE"/>
+        </w:rPr>
+        <w:t>שִׁמְעוּ־זֹאת֙ הַ⁠זְּקֵנִ֔ים וְ⁠הַֽאֲזִ֔ינוּ כֹּ֖ל יוֹשְׁבֵ֣י הָ⁠אָ֑רֶץ</w:t>
+      </w:r>
+    </w:p>
+    <w:p>
+      <w:pPr>
+        <w:bidi/>
+      </w:pPr>
+      <w:r>
+        <w:rPr>
+          <w:lang w:val="ar_AE" w:bidi="ar_AE"/>
+        </w:rPr>
+      </w:r>
+      <w:r>
+        <w:rPr>
           <w:b/>
           <w:lang w:val="ar_AE" w:bidi="ar_AE"/>
         </w:rPr>
@@ -777,6 +825,22 @@
       </w:r>
       <w:r>
         <w:rPr>
+          <w:lang w:val="ar_AE" w:bidi="ar_AE"/>
+        </w:rPr>
+        <w:t>הֶ⁠הָ֤יְתָה זֹּאת֙ בִּֽ⁠ימֵי⁠כֶ֔ם וְ⁠אִ֖ם בִּ⁠ימֵ֥י אֲבֹֽתֵי⁠כֶֽם</w:t>
+      </w:r>
+    </w:p>
+    <w:p>
+      <w:pPr>
+        <w:bidi/>
+      </w:pPr>
+      <w:r>
+        <w:rPr>
+          <w:lang w:val="ar_AE" w:bidi="ar_AE"/>
+        </w:rPr>
+      </w:r>
+      <w:r>
+        <w:rPr>
           <w:b/>
           <w:lang w:val="ar_AE" w:bidi="ar_AE"/>
         </w:rPr>
@@ -889,6 +953,22 @@
       </w:r>
       <w:r>
         <w:rPr>
+          <w:lang w:val="ar_AE" w:bidi="ar_AE"/>
+        </w:rPr>
+        <w:t>בִּֽ⁠ימֵי⁠כֶ֔ם וְ⁠אִ֖ם בִּ⁠ימֵ֥י</w:t>
+      </w:r>
+    </w:p>
+    <w:p>
+      <w:pPr>
+        <w:bidi/>
+      </w:pPr>
+      <w:r>
+        <w:rPr>
+          <w:lang w:val="ar_AE" w:bidi="ar_AE"/>
+        </w:rPr>
+      </w:r>
+      <w:r>
+        <w:rPr>
           <w:b/>
           <w:lang w:val="ar_AE" w:bidi="ar_AE"/>
         </w:rPr>
@@ -1004,6 +1084,22 @@
       </w:r>
       <w:r>
         <w:rPr>
+          <w:lang w:val="ar_AE" w:bidi="ar_AE"/>
+        </w:rPr>
+        <w:t>אֲבֹֽתֵי⁠כֶֽם</w:t>
+      </w:r>
+    </w:p>
+    <w:p>
+      <w:pPr>
+        <w:bidi/>
+      </w:pPr>
+      <w:r>
+        <w:rPr>
+          <w:lang w:val="ar_AE" w:bidi="ar_AE"/>
+        </w:rPr>
+      </w:r>
+      <w:r>
+        <w:rPr>
           <w:b/>
           <w:lang w:val="ar_AE" w:bidi="ar_AE"/>
         </w:rPr>
@@ -1129,6 +1225,22 @@
       </w:r>
       <w:r>
         <w:rPr>
+          <w:lang w:val="ar_AE" w:bidi="ar_AE"/>
+        </w:rPr>
+        <w:t>וּ⁠בְנֵי⁠כֶם֙ לִ⁠בְנֵי⁠הֶ֔ם וּ⁠בְנֵי⁠הֶ֖ם לְ⁠ד֥וֹר אַחֵֽר</w:t>
+      </w:r>
+    </w:p>
+    <w:p>
+      <w:pPr>
+        <w:bidi/>
+      </w:pPr>
+      <w:r>
+        <w:rPr>
+          <w:lang w:val="ar_AE" w:bidi="ar_AE"/>
+        </w:rPr>
+      </w:r>
+      <w:r>
+        <w:rPr>
           <w:b/>
           <w:lang w:val="ar_AE" w:bidi="ar_AE"/>
         </w:rPr>
@@ -1241,6 +1353,22 @@
       </w:r>
       <w:r>
         <w:rPr>
+          <w:lang w:val="ar_AE" w:bidi="ar_AE"/>
+        </w:rPr>
+        <w:t>לִ⁠בְנֵי⁠כֶ֣ם &amp; וּ⁠בְנֵי⁠כֶם֙ לִ⁠בְנֵי⁠הֶ֔ם וּ⁠בְנֵי⁠הֶ֖ם</w:t>
+      </w:r>
+    </w:p>
+    <w:p>
+      <w:pPr>
+        <w:bidi/>
+      </w:pPr>
+      <w:r>
+        <w:rPr>
+          <w:lang w:val="ar_AE" w:bidi="ar_AE"/>
+        </w:rPr>
+      </w:r>
+      <w:r>
+        <w:rPr>
           <w:b/>
           <w:lang w:val="ar_AE" w:bidi="ar_AE"/>
         </w:rPr>
@@ -1382,6 +1510,22 @@
       </w:r>
       <w:r>
         <w:rPr>
+          <w:lang w:val="ar_AE" w:bidi="ar_AE"/>
+        </w:rPr>
+        <w:t>עָלֶ֖⁠יהָ לִ⁠בְנֵי⁠כֶ֣ם סַפֵּ֑רוּ וּ⁠בְנֵי⁠כֶם֙</w:t>
+      </w:r>
+    </w:p>
+    <w:p>
+      <w:pPr>
+        <w:bidi/>
+      </w:pPr>
+      <w:r>
+        <w:rPr>
+          <w:lang w:val="ar_AE" w:bidi="ar_AE"/>
+        </w:rPr>
+      </w:r>
+      <w:r>
+        <w:rPr>
           <w:b/>
           <w:lang w:val="ar_AE" w:bidi="ar_AE"/>
         </w:rPr>
@@ -1522,6 +1666,22 @@
       </w:r>
       <w:r>
         <w:rPr>
+          <w:lang w:val="ar_AE" w:bidi="ar_AE"/>
+        </w:rPr>
+        <w:t>יֶ֤תֶר הַ⁠גָּזָם֙ אָכַ֣ל הָֽ⁠אַרְבֶּ֔ה וְ⁠יֶ֥תֶר הָ⁠אַרְבֶּ֖ה אָכַ֣ל הַ⁠יָּ֑לֶק וְ⁠יֶ֣תֶר הַ⁠יֶּ֔לֶק אָכַ֖ל הֶ⁠חָסִֽיל</w:t>
+      </w:r>
+    </w:p>
+    <w:p>
+      <w:pPr>
+        <w:bidi/>
+      </w:pPr>
+      <w:r>
+        <w:rPr>
+          <w:lang w:val="ar_AE" w:bidi="ar_AE"/>
+        </w:rPr>
+      </w:r>
+      <w:r>
+        <w:rPr>
           <w:b/>
           <w:lang w:val="ar_AE" w:bidi="ar_AE"/>
         </w:rPr>
@@ -1624,6 +1784,22 @@
       </w:r>
       <w:r>
         <w:rPr>
+          <w:lang w:val="ar_AE" w:bidi="ar_AE"/>
+        </w:rPr>
+        <w:t>יֶ֤תֶר הַ⁠גָּזָם֙ אָכַ֣ל הָֽ⁠אַרְבֶּ֔ה וְ⁠יֶ֥תֶר הָ⁠אַרְבֶּ֖ה אָכַ֣ל הַ⁠יָּ֑לֶק וְ⁠יֶ֣תֶר הַ⁠יֶּ֔לֶק אָכַ֖ל הֶ⁠חָסִֽיל</w:t>
+      </w:r>
+    </w:p>
+    <w:p>
+      <w:pPr>
+        <w:bidi/>
+      </w:pPr>
+      <w:r>
+        <w:rPr>
+          <w:lang w:val="ar_AE" w:bidi="ar_AE"/>
+        </w:rPr>
+      </w:r>
+      <w:r>
+        <w:rPr>
           <w:b/>
           <w:lang w:val="ar_AE" w:bidi="ar_AE"/>
         </w:rPr>
@@ -1726,6 +1902,22 @@
       </w:r>
       <w:r>
         <w:rPr>
+          <w:lang w:val="ar_AE" w:bidi="ar_AE"/>
+        </w:rPr>
+        <w:t>יֶ֤תֶר הַ⁠גָּזָם֙ אָכַ֣ל הָֽ⁠אַרְבֶּ֔ה וְ⁠יֶ֥תֶר הָ⁠אַרְבֶּ֖ה אָכַ֣ל הַ⁠יָּ֑לֶק וְ⁠יֶ֣תֶר הַ⁠יֶּ֔לֶק אָכַ֖ל הֶ⁠חָסִֽיל</w:t>
+      </w:r>
+    </w:p>
+    <w:p>
+      <w:pPr>
+        <w:bidi/>
+      </w:pPr>
+      <w:r>
+        <w:rPr>
+          <w:lang w:val="ar_AE" w:bidi="ar_AE"/>
+        </w:rPr>
+      </w:r>
+      <w:r>
+        <w:rPr>
           <w:b/>
           <w:lang w:val="ar_AE" w:bidi="ar_AE"/>
         </w:rPr>
@@ -1880,6 +2072,22 @@
       </w:r>
       <w:r>
         <w:rPr>
+          <w:lang w:val="ar_AE" w:bidi="ar_AE"/>
+        </w:rPr>
+        <w:t>הָקִ֤יצוּ שִׁכּוֹרִים֙ וּ⁠בְכ֔וּ וְ⁠הֵילִ֖לוּ כָּל־שֹׁ֣תֵי יָ֑יִן עַל־עָסִ֕יס כִּ֥י נִכְרַ֖ת מִ⁠פִּי⁠כֶֽם</w:t>
+      </w:r>
+    </w:p>
+    <w:p>
+      <w:pPr>
+        <w:bidi/>
+      </w:pPr>
+      <w:r>
+        <w:rPr>
+          <w:lang w:val="ar_AE" w:bidi="ar_AE"/>
+        </w:rPr>
+      </w:r>
+      <w:r>
+        <w:rPr>
           <w:b/>
           <w:lang w:val="ar_AE" w:bidi="ar_AE"/>
         </w:rPr>
@@ -1982,6 +2190,22 @@
       </w:r>
       <w:r>
         <w:rPr>
+          <w:lang w:val="ar_AE" w:bidi="ar_AE"/>
+        </w:rPr>
+        <w:t>נִכְרַ֖ת מִ⁠פִּי⁠כֶֽם</w:t>
+      </w:r>
+    </w:p>
+    <w:p>
+      <w:pPr>
+        <w:bidi/>
+      </w:pPr>
+      <w:r>
+        <w:rPr>
+          <w:lang w:val="ar_AE" w:bidi="ar_AE"/>
+        </w:rPr>
+      </w:r>
+      <w:r>
+        <w:rPr>
           <w:b/>
           <w:lang w:val="ar_AE" w:bidi="ar_AE"/>
         </w:rPr>
@@ -2084,6 +2308,22 @@
       </w:r>
       <w:r>
         <w:rPr>
+          <w:lang w:val="ar_AE" w:bidi="ar_AE"/>
+        </w:rPr>
+        <w:t>מִ⁠פִּי⁠כֶֽם</w:t>
+      </w:r>
+    </w:p>
+    <w:p>
+      <w:pPr>
+        <w:bidi/>
+      </w:pPr>
+      <w:r>
+        <w:rPr>
+          <w:lang w:val="ar_AE" w:bidi="ar_AE"/>
+        </w:rPr>
+      </w:r>
+      <w:r>
+        <w:rPr>
           <w:b/>
           <w:lang w:val="ar_AE" w:bidi="ar_AE"/>
         </w:rPr>
@@ -2199,6 +2439,22 @@
       </w:r>
       <w:r>
         <w:rPr>
+          <w:lang w:val="ar_AE" w:bidi="ar_AE"/>
+        </w:rPr>
+        <w:t>נִכְרַ֖ת מִ⁠פִּי⁠כֶֽם</w:t>
+      </w:r>
+    </w:p>
+    <w:p>
+      <w:pPr>
+        <w:bidi/>
+      </w:pPr>
+      <w:r>
+        <w:rPr>
+          <w:lang w:val="ar_AE" w:bidi="ar_AE"/>
+        </w:rPr>
+      </w:r>
+      <w:r>
+        <w:rPr>
           <w:b/>
           <w:lang w:val="ar_AE" w:bidi="ar_AE"/>
         </w:rPr>
@@ -2301,6 +2557,22 @@
       </w:r>
       <w:r>
         <w:rPr>
+          <w:lang w:val="ar_AE" w:bidi="ar_AE"/>
+        </w:rPr>
+        <w:t>כִּֽי</w:t>
+      </w:r>
+    </w:p>
+    <w:p>
+      <w:pPr>
+        <w:bidi/>
+      </w:pPr>
+      <w:r>
+        <w:rPr>
+          <w:lang w:val="ar_AE" w:bidi="ar_AE"/>
+        </w:rPr>
+      </w:r>
+      <w:r>
+        <w:rPr>
           <w:b/>
           <w:lang w:val="ar_AE" w:bidi="ar_AE"/>
         </w:rPr>
@@ -2416,6 +2688,22 @@
       </w:r>
       <w:r>
         <w:rPr>
+          <w:lang w:val="ar_AE" w:bidi="ar_AE"/>
+        </w:rPr>
+        <w:t>גוֹי֙ עָלָ֣ה עַל־אַרְצִ֔⁠י</w:t>
+      </w:r>
+    </w:p>
+    <w:p>
+      <w:pPr>
+        <w:bidi/>
+      </w:pPr>
+      <w:r>
+        <w:rPr>
+          <w:lang w:val="ar_AE" w:bidi="ar_AE"/>
+        </w:rPr>
+      </w:r>
+      <w:r>
+        <w:rPr>
           <w:b/>
           <w:lang w:val="ar_AE" w:bidi="ar_AE"/>
         </w:rPr>
@@ -2518,6 +2806,22 @@
       </w:r>
       <w:r>
         <w:rPr>
+          <w:lang w:val="ar_AE" w:bidi="ar_AE"/>
+        </w:rPr>
+        <w:t>גוֹי֙</w:t>
+      </w:r>
+    </w:p>
+    <w:p>
+      <w:pPr>
+        <w:bidi/>
+      </w:pPr>
+      <w:r>
+        <w:rPr>
+          <w:lang w:val="ar_AE" w:bidi="ar_AE"/>
+        </w:rPr>
+      </w:r>
+      <w:r>
+        <w:rPr>
           <w:b/>
           <w:lang w:val="ar_AE" w:bidi="ar_AE"/>
         </w:rPr>
@@ -2633,6 +2937,22 @@
       </w:r>
       <w:r>
         <w:rPr>
+          <w:lang w:val="ar_AE" w:bidi="ar_AE"/>
+        </w:rPr>
+        <w:t>אַרְצִ֔⁠י</w:t>
+      </w:r>
+    </w:p>
+    <w:p>
+      <w:pPr>
+        <w:bidi/>
+      </w:pPr>
+      <w:r>
+        <w:rPr>
+          <w:lang w:val="ar_AE" w:bidi="ar_AE"/>
+        </w:rPr>
+      </w:r>
+      <w:r>
+        <w:rPr>
           <w:b/>
           <w:lang w:val="ar_AE" w:bidi="ar_AE"/>
         </w:rPr>
@@ -2748,6 +3068,22 @@
       </w:r>
       <w:r>
         <w:rPr>
+          <w:lang w:val="ar_AE" w:bidi="ar_AE"/>
+        </w:rPr>
+        <w:t>וְ⁠אֵ֣ין מִסְפָּ֑ר</w:t>
+      </w:r>
+    </w:p>
+    <w:p>
+      <w:pPr>
+        <w:bidi/>
+      </w:pPr>
+      <w:r>
+        <w:rPr>
+          <w:lang w:val="ar_AE" w:bidi="ar_AE"/>
+        </w:rPr>
+      </w:r>
+      <w:r>
+        <w:rPr>
           <w:b/>
           <w:lang w:val="ar_AE" w:bidi="ar_AE"/>
         </w:rPr>
@@ -2850,6 +3186,22 @@
       </w:r>
       <w:r>
         <w:rPr>
+          <w:lang w:val="ar_AE" w:bidi="ar_AE"/>
+        </w:rPr>
+        <w:t>שִׁנָּי⁠ו֙ שִׁנֵּ֣י אַרְיֵ֔ה וּֽ⁠מְתַלְּע֥וֹת לָבִ֖יא לֽ⁠וֹ</w:t>
+      </w:r>
+    </w:p>
+    <w:p>
+      <w:pPr>
+        <w:bidi/>
+      </w:pPr>
+      <w:r>
+        <w:rPr>
+          <w:lang w:val="ar_AE" w:bidi="ar_AE"/>
+        </w:rPr>
+      </w:r>
+      <w:r>
+        <w:rPr>
           <w:b/>
           <w:lang w:val="ar_AE" w:bidi="ar_AE"/>
         </w:rPr>
@@ -2952,6 +3304,22 @@
       </w:r>
       <w:r>
         <w:rPr>
+          <w:lang w:val="ar_AE" w:bidi="ar_AE"/>
+        </w:rPr>
+        <w:t>שִׁנָּי⁠ו֙ שִׁנֵּ֣י אַרְיֵ֔ה וּֽ⁠מְתַלְּע֥וֹת לָבִ֖יא לֽ⁠וֹ</w:t>
+      </w:r>
+    </w:p>
+    <w:p>
+      <w:pPr>
+        <w:bidi/>
+      </w:pPr>
+      <w:r>
+        <w:rPr>
+          <w:lang w:val="ar_AE" w:bidi="ar_AE"/>
+        </w:rPr>
+      </w:r>
+      <w:r>
+        <w:rPr>
           <w:b/>
           <w:lang w:val="ar_AE" w:bidi="ar_AE"/>
         </w:rPr>
@@ -3067,6 +3435,22 @@
       </w:r>
       <w:r>
         <w:rPr>
+          <w:lang w:val="ar_AE" w:bidi="ar_AE"/>
+        </w:rPr>
+        <w:t>וּֽ⁠מְתַלְּע֥וֹת לָבִ֖יא לֽ⁠וֹ</w:t>
+      </w:r>
+    </w:p>
+    <w:p>
+      <w:pPr>
+        <w:bidi/>
+      </w:pPr>
+      <w:r>
+        <w:rPr>
+          <w:lang w:val="ar_AE" w:bidi="ar_AE"/>
+        </w:rPr>
+      </w:r>
+      <w:r>
+        <w:rPr>
           <w:b/>
           <w:lang w:val="ar_AE" w:bidi="ar_AE"/>
         </w:rPr>
@@ -3169,6 +3553,22 @@
       </w:r>
       <w:r>
         <w:rPr>
+          <w:lang w:val="ar_AE" w:bidi="ar_AE"/>
+        </w:rPr>
+        <w:t>שָׂ֤ם גַּפְנִ⁠י֙ לְ⁠שַׁמָּ֔ה וּ⁠תְאֵנָתִ֖⁠י לִ⁠קְצָפָ֑ה</w:t>
+      </w:r>
+    </w:p>
+    <w:p>
+      <w:pPr>
+        <w:bidi/>
+      </w:pPr>
+      <w:r>
+        <w:rPr>
+          <w:lang w:val="ar_AE" w:bidi="ar_AE"/>
+        </w:rPr>
+      </w:r>
+      <w:r>
+        <w:rPr>
           <w:b/>
           <w:lang w:val="ar_AE" w:bidi="ar_AE"/>
         </w:rPr>
@@ -3284,6 +3684,22 @@
       </w:r>
       <w:r>
         <w:rPr>
+          <w:lang w:val="ar_AE" w:bidi="ar_AE"/>
+        </w:rPr>
+        <w:t>שָׂ֤ם גַּפְנִ⁠י֙ לְ⁠שַׁמָּ֔ה</w:t>
+      </w:r>
+    </w:p>
+    <w:p>
+      <w:pPr>
+        <w:bidi/>
+      </w:pPr>
+      <w:r>
+        <w:rPr>
+          <w:lang w:val="ar_AE" w:bidi="ar_AE"/>
+        </w:rPr>
+      </w:r>
+      <w:r>
+        <w:rPr>
           <w:b/>
           <w:lang w:val="ar_AE" w:bidi="ar_AE"/>
         </w:rPr>
@@ -3399,6 +3815,22 @@
       </w:r>
       <w:r>
         <w:rPr>
+          <w:lang w:val="ar_AE" w:bidi="ar_AE"/>
+        </w:rPr>
+        <w:t>חָשֹׂ֤ף חֲשָׂפָ⁠הּ֙</w:t>
+      </w:r>
+    </w:p>
+    <w:p>
+      <w:pPr>
+        <w:bidi/>
+      </w:pPr>
+      <w:r>
+        <w:rPr>
+          <w:lang w:val="ar_AE" w:bidi="ar_AE"/>
+        </w:rPr>
+      </w:r>
+      <w:r>
+        <w:rPr>
           <w:b/>
           <w:lang w:val="ar_AE" w:bidi="ar_AE"/>
         </w:rPr>
@@ -3514,6 +3946,22 @@
       </w:r>
       <w:r>
         <w:rPr>
+          <w:lang w:val="ar_AE" w:bidi="ar_AE"/>
+        </w:rPr>
+        <w:t>וְ⁠הִשְׁלִ֔יךְ</w:t>
+      </w:r>
+    </w:p>
+    <w:p>
+      <w:pPr>
+        <w:bidi/>
+      </w:pPr>
+      <w:r>
+        <w:rPr>
+          <w:lang w:val="ar_AE" w:bidi="ar_AE"/>
+        </w:rPr>
+      </w:r>
+      <w:r>
+        <w:rPr>
           <w:b/>
           <w:lang w:val="ar_AE" w:bidi="ar_AE"/>
         </w:rPr>
@@ -3629,6 +4077,22 @@
       </w:r>
       <w:r>
         <w:rPr>
+          <w:lang w:val="ar_AE" w:bidi="ar_AE"/>
+        </w:rPr>
+        <w:t>הִלְבִּ֖ינוּ שָׂרִיגֶֽי⁠הָ</w:t>
+      </w:r>
+    </w:p>
+    <w:p>
+      <w:pPr>
+        <w:bidi/>
+      </w:pPr>
+      <w:r>
+        <w:rPr>
+          <w:lang w:val="ar_AE" w:bidi="ar_AE"/>
+        </w:rPr>
+      </w:r>
+      <w:r>
+        <w:rPr>
           <w:b/>
           <w:lang w:val="ar_AE" w:bidi="ar_AE"/>
         </w:rPr>
@@ -3744,6 +4208,22 @@
       </w:r>
       <w:r>
         <w:rPr>
+          <w:lang w:val="ar_AE" w:bidi="ar_AE"/>
+        </w:rPr>
+        <w:t>אֱלִ֕י</w:t>
+      </w:r>
+    </w:p>
+    <w:p>
+      <w:pPr>
+        <w:bidi/>
+      </w:pPr>
+      <w:r>
+        <w:rPr>
+          <w:lang w:val="ar_AE" w:bidi="ar_AE"/>
+        </w:rPr>
+      </w:r>
+      <w:r>
+        <w:rPr>
           <w:b/>
           <w:lang w:val="ar_AE" w:bidi="ar_AE"/>
         </w:rPr>
@@ -3859,6 +4339,22 @@
       </w:r>
       <w:r>
         <w:rPr>
+          <w:lang w:val="ar_AE" w:bidi="ar_AE"/>
+        </w:rPr>
+        <w:t>כִּ⁠בְתוּלָ֥ה חֲגֻֽרַת־שַׂ֖ק עַל־בַּ֥עַל נְעוּרֶֽי⁠הָ</w:t>
+      </w:r>
+    </w:p>
+    <w:p>
+      <w:pPr>
+        <w:bidi/>
+      </w:pPr>
+      <w:r>
+        <w:rPr>
+          <w:lang w:val="ar_AE" w:bidi="ar_AE"/>
+        </w:rPr>
+      </w:r>
+      <w:r>
+        <w:rPr>
           <w:b/>
           <w:lang w:val="ar_AE" w:bidi="ar_AE"/>
         </w:rPr>
@@ -3961,6 +4457,22 @@
       </w:r>
       <w:r>
         <w:rPr>
+          <w:lang w:val="ar_AE" w:bidi="ar_AE"/>
+        </w:rPr>
+        <w:t>כִּ⁠בְתוּלָ֥ה חֲגֻֽרַת־שַׂ֖ק</w:t>
+      </w:r>
+    </w:p>
+    <w:p>
+      <w:pPr>
+        <w:bidi/>
+      </w:pPr>
+      <w:r>
+        <w:rPr>
+          <w:lang w:val="ar_AE" w:bidi="ar_AE"/>
+        </w:rPr>
+      </w:r>
+      <w:r>
+        <w:rPr>
           <w:b/>
           <w:lang w:val="ar_AE" w:bidi="ar_AE"/>
         </w:rPr>
@@ -4076,6 +4588,22 @@
       </w:r>
       <w:r>
         <w:rPr>
+          <w:lang w:val="ar_AE" w:bidi="ar_AE"/>
+        </w:rPr>
+        <w:t>כִּ⁠בְתוּלָ֥ה חֲגֻֽרַת־שַׂ֖ק</w:t>
+      </w:r>
+    </w:p>
+    <w:p>
+      <w:pPr>
+        <w:bidi/>
+      </w:pPr>
+      <w:r>
+        <w:rPr>
+          <w:lang w:val="ar_AE" w:bidi="ar_AE"/>
+        </w:rPr>
+      </w:r>
+      <w:r>
+        <w:rPr>
           <w:b/>
           <w:lang w:val="ar_AE" w:bidi="ar_AE"/>
         </w:rPr>
@@ -4178,6 +4706,22 @@
       </w:r>
       <w:r>
         <w:rPr>
+          <w:lang w:val="ar_AE" w:bidi="ar_AE"/>
+        </w:rPr>
+        <w:t>בַּ֥עַל נְעוּרֶֽי⁠הָ</w:t>
+      </w:r>
+    </w:p>
+    <w:p>
+      <w:pPr>
+        <w:bidi/>
+      </w:pPr>
+      <w:r>
+        <w:rPr>
+          <w:lang w:val="ar_AE" w:bidi="ar_AE"/>
+        </w:rPr>
+      </w:r>
+      <w:r>
+        <w:rPr>
           <w:b/>
           <w:lang w:val="ar_AE" w:bidi="ar_AE"/>
         </w:rPr>
@@ -4434,6 +4978,22 @@
       </w:r>
       <w:r>
         <w:rPr>
+          <w:lang w:val="ar_AE" w:bidi="ar_AE"/>
+        </w:rPr>
+        <w:t>הָכְרַ֥ת מִנְחָ֛ה וָ⁠נֶ֖סֶךְ</w:t>
+      </w:r>
+    </w:p>
+    <w:p>
+      <w:pPr>
+        <w:bidi/>
+      </w:pPr>
+      <w:r>
+        <w:rPr>
+          <w:lang w:val="ar_AE" w:bidi="ar_AE"/>
+        </w:rPr>
+      </w:r>
+      <w:r>
+        <w:rPr>
           <w:b/>
           <w:lang w:val="ar_AE" w:bidi="ar_AE"/>
         </w:rPr>
@@ -4536,6 +5096,22 @@
       </w:r>
       <w:r>
         <w:rPr>
+          <w:lang w:val="ar_AE" w:bidi="ar_AE"/>
+        </w:rPr>
+        <w:t>הָכְרַ֥ת &amp; מִ⁠בֵּ֣ית</w:t>
+      </w:r>
+    </w:p>
+    <w:p>
+      <w:pPr>
+        <w:bidi/>
+      </w:pPr>
+      <w:r>
+        <w:rPr>
+          <w:lang w:val="ar_AE" w:bidi="ar_AE"/>
+        </w:rPr>
+      </w:r>
+      <w:r>
+        <w:rPr>
           <w:b/>
           <w:lang w:val="ar_AE" w:bidi="ar_AE"/>
         </w:rPr>
@@ -4651,6 +5227,22 @@
       </w:r>
       <w:r>
         <w:rPr>
+          <w:lang w:val="ar_AE" w:bidi="ar_AE"/>
+        </w:rPr>
+        <w:t>מִ⁠בֵּ֣ית יְהוָ֑ה</w:t>
+      </w:r>
+    </w:p>
+    <w:p>
+      <w:pPr>
+        <w:bidi/>
+      </w:pPr>
+      <w:r>
+        <w:rPr>
+          <w:lang w:val="ar_AE" w:bidi="ar_AE"/>
+        </w:rPr>
+      </w:r>
+      <w:r>
+        <w:rPr>
           <w:b/>
           <w:lang w:val="ar_AE" w:bidi="ar_AE"/>
         </w:rPr>
@@ -4766,6 +5358,22 @@
       </w:r>
       <w:r>
         <w:rPr>
+          <w:lang w:val="ar_AE" w:bidi="ar_AE"/>
+        </w:rPr>
+        <w:t>שֻׁדַּ֣ד שָׂדֶ֔ה אָבְלָ֖ה אֲדָמָ֑ה כִּ֚י שֻׁדַּ֣ד דָּגָ֔ן</w:t>
+      </w:r>
+    </w:p>
+    <w:p>
+      <w:pPr>
+        <w:bidi/>
+      </w:pPr>
+      <w:r>
+        <w:rPr>
+          <w:lang w:val="ar_AE" w:bidi="ar_AE"/>
+        </w:rPr>
+      </w:r>
+      <w:r>
+        <w:rPr>
           <w:b/>
           <w:lang w:val="ar_AE" w:bidi="ar_AE"/>
         </w:rPr>
@@ -4868,6 +5476,22 @@
       </w:r>
       <w:r>
         <w:rPr>
+          <w:lang w:val="ar_AE" w:bidi="ar_AE"/>
+        </w:rPr>
+        <w:t>שֻׁדַּ֣ד שָׂדֶ֔ה &amp; שֻׁדַּ֣ד</w:t>
+      </w:r>
+    </w:p>
+    <w:p>
+      <w:pPr>
+        <w:bidi/>
+      </w:pPr>
+      <w:r>
+        <w:rPr>
+          <w:lang w:val="ar_AE" w:bidi="ar_AE"/>
+        </w:rPr>
+      </w:r>
+      <w:r>
+        <w:rPr>
           <w:b/>
           <w:lang w:val="ar_AE" w:bidi="ar_AE"/>
         </w:rPr>
@@ -4983,6 +5607,22 @@
       </w:r>
       <w:r>
         <w:rPr>
+          <w:lang w:val="ar_AE" w:bidi="ar_AE"/>
+        </w:rPr>
+        <w:t>אָבְלָ֖ה אֲדָמָ֑ה</w:t>
+      </w:r>
+    </w:p>
+    <w:p>
+      <w:pPr>
+        <w:bidi/>
+      </w:pPr>
+      <w:r>
+        <w:rPr>
+          <w:lang w:val="ar_AE" w:bidi="ar_AE"/>
+        </w:rPr>
+      </w:r>
+      <w:r>
+        <w:rPr>
           <w:b/>
           <w:lang w:val="ar_AE" w:bidi="ar_AE"/>
         </w:rPr>
@@ -5111,6 +5751,22 @@
       </w:r>
       <w:r>
         <w:rPr>
+          <w:lang w:val="ar_AE" w:bidi="ar_AE"/>
+        </w:rPr>
+        <w:t>הוֹבִ֥ישׁ תִּיר֖וֹשׁ</w:t>
+      </w:r>
+    </w:p>
+    <w:p>
+      <w:pPr>
+        <w:bidi/>
+      </w:pPr>
+      <w:r>
+        <w:rPr>
+          <w:lang w:val="ar_AE" w:bidi="ar_AE"/>
+        </w:rPr>
+      </w:r>
+      <w:r>
+        <w:rPr>
           <w:b/>
           <w:lang w:val="ar_AE" w:bidi="ar_AE"/>
         </w:rPr>
@@ -5226,6 +5882,22 @@
       </w:r>
       <w:r>
         <w:rPr>
+          <w:lang w:val="ar_AE" w:bidi="ar_AE"/>
+        </w:rPr>
+        <w:t>אֻמְלַ֥ל יִצְהָֽר</w:t>
+      </w:r>
+    </w:p>
+    <w:p>
+      <w:pPr>
+        <w:bidi/>
+      </w:pPr>
+      <w:r>
+        <w:rPr>
+          <w:lang w:val="ar_AE" w:bidi="ar_AE"/>
+        </w:rPr>
+      </w:r>
+      <w:r>
+        <w:rPr>
           <w:b/>
           <w:lang w:val="ar_AE" w:bidi="ar_AE"/>
         </w:rPr>
@@ -5328,6 +6000,22 @@
       </w:r>
       <w:r>
         <w:rPr>
+          <w:lang w:val="ar_AE" w:bidi="ar_AE"/>
+        </w:rPr>
+        <w:t>אֻמְלַ֥ל יִצְהָֽר</w:t>
+      </w:r>
+    </w:p>
+    <w:p>
+      <w:pPr>
+        <w:bidi/>
+      </w:pPr>
+      <w:r>
+        <w:rPr>
+          <w:lang w:val="ar_AE" w:bidi="ar_AE"/>
+        </w:rPr>
+      </w:r>
+      <w:r>
+        <w:rPr>
           <w:b/>
           <w:lang w:val="ar_AE" w:bidi="ar_AE"/>
         </w:rPr>
@@ -5456,6 +6144,22 @@
       </w:r>
       <w:r>
         <w:rPr>
+          <w:lang w:val="ar_AE" w:bidi="ar_AE"/>
+        </w:rPr>
+        <w:t>שָׂדֶֽה</w:t>
+      </w:r>
+    </w:p>
+    <w:p>
+      <w:pPr>
+        <w:bidi/>
+      </w:pPr>
+      <w:r>
+        <w:rPr>
+          <w:lang w:val="ar_AE" w:bidi="ar_AE"/>
+        </w:rPr>
+      </w:r>
+      <w:r>
+        <w:rPr>
           <w:b/>
           <w:lang w:val="ar_AE" w:bidi="ar_AE"/>
         </w:rPr>
@@ -5571,6 +6275,22 @@
       </w:r>
       <w:r>
         <w:rPr>
+          <w:lang w:val="ar_AE" w:bidi="ar_AE"/>
+        </w:rPr>
+        <w:t>הַ⁠גֶּ֣פֶן הוֹבִ֔ישָׁה וְ⁠הַ⁠תְּאֵנָ֖ה אֻמְלָ֑לָה רִמּ֞וֹן גַּם־תָּמָ֣ר וְ⁠תַפּ֗וּחַ</w:t>
+      </w:r>
+    </w:p>
+    <w:p>
+      <w:pPr>
+        <w:bidi/>
+      </w:pPr>
+      <w:r>
+        <w:rPr>
+          <w:lang w:val="ar_AE" w:bidi="ar_AE"/>
+        </w:rPr>
+      </w:r>
+      <w:r>
+        <w:rPr>
           <w:b/>
           <w:lang w:val="ar_AE" w:bidi="ar_AE"/>
         </w:rPr>
@@ -5738,6 +6458,22 @@
       </w:r>
       <w:r>
         <w:rPr>
+          <w:lang w:val="ar_AE" w:bidi="ar_AE"/>
+        </w:rPr>
+        <w:t>אֻמְלָ֑לָה</w:t>
+      </w:r>
+    </w:p>
+    <w:p>
+      <w:pPr>
+        <w:bidi/>
+      </w:pPr>
+      <w:r>
+        <w:rPr>
+          <w:lang w:val="ar_AE" w:bidi="ar_AE"/>
+        </w:rPr>
+      </w:r>
+      <w:r>
+        <w:rPr>
           <w:b/>
           <w:lang w:val="ar_AE" w:bidi="ar_AE"/>
         </w:rPr>
@@ -5840,6 +6576,22 @@
       </w:r>
       <w:r>
         <w:rPr>
+          <w:lang w:val="ar_AE" w:bidi="ar_AE"/>
+        </w:rPr>
+        <w:t>וְ⁠הַ⁠תְּאֵנָ֖ה אֻמְלָ֑לָה</w:t>
+      </w:r>
+    </w:p>
+    <w:p>
+      <w:pPr>
+        <w:bidi/>
+      </w:pPr>
+      <w:r>
+        <w:rPr>
+          <w:lang w:val="ar_AE" w:bidi="ar_AE"/>
+        </w:rPr>
+      </w:r>
+      <w:r>
+        <w:rPr>
           <w:b/>
           <w:lang w:val="ar_AE" w:bidi="ar_AE"/>
         </w:rPr>
@@ -5968,6 +6720,22 @@
       </w:r>
       <w:r>
         <w:rPr>
+          <w:lang w:val="ar_AE" w:bidi="ar_AE"/>
+        </w:rPr>
+        <w:t>כָּל־עֲצֵ֤י הַ⁠שָּׂדֶה֙ יָבֵ֔שׁוּ</w:t>
+      </w:r>
+    </w:p>
+    <w:p>
+      <w:pPr>
+        <w:bidi/>
+      </w:pPr>
+      <w:r>
+        <w:rPr>
+          <w:lang w:val="ar_AE" w:bidi="ar_AE"/>
+        </w:rPr>
+      </w:r>
+      <w:r>
+        <w:rPr>
           <w:b/>
           <w:lang w:val="ar_AE" w:bidi="ar_AE"/>
         </w:rPr>
@@ -6070,6 +6838,22 @@
       </w:r>
       <w:r>
         <w:rPr>
+          <w:lang w:val="ar_AE" w:bidi="ar_AE"/>
+        </w:rPr>
+        <w:t>הֹבִ֥ישׁ שָׂשׂ֖וֹן מִן־בְּנֵ֥י אָדָֽם</w:t>
+      </w:r>
+    </w:p>
+    <w:p>
+      <w:pPr>
+        <w:bidi/>
+      </w:pPr>
+      <w:r>
+        <w:rPr>
+          <w:lang w:val="ar_AE" w:bidi="ar_AE"/>
+        </w:rPr>
+      </w:r>
+      <w:r>
+        <w:rPr>
           <w:b/>
           <w:lang w:val="ar_AE" w:bidi="ar_AE"/>
         </w:rPr>
@@ -6211,6 +6995,22 @@
       </w:r>
       <w:r>
         <w:rPr>
+          <w:lang w:val="ar_AE" w:bidi="ar_AE"/>
+        </w:rPr>
+        <w:t>בְּנֵ֥י אָדָֽם</w:t>
+      </w:r>
+    </w:p>
+    <w:p>
+      <w:pPr>
+        <w:bidi/>
+      </w:pPr>
+      <w:r>
+        <w:rPr>
+          <w:lang w:val="ar_AE" w:bidi="ar_AE"/>
+        </w:rPr>
+      </w:r>
+      <w:r>
+        <w:rPr>
           <w:b/>
           <w:lang w:val="ar_AE" w:bidi="ar_AE"/>
         </w:rPr>
@@ -6326,6 +7126,22 @@
       </w:r>
       <w:r>
         <w:rPr>
+          <w:lang w:val="ar_AE" w:bidi="ar_AE"/>
+        </w:rPr>
+        <w:t>חִגְר֨וּ</w:t>
+      </w:r>
+    </w:p>
+    <w:p>
+      <w:pPr>
+        <w:bidi/>
+      </w:pPr>
+      <w:r>
+        <w:rPr>
+          <w:lang w:val="ar_AE" w:bidi="ar_AE"/>
+        </w:rPr>
+      </w:r>
+      <w:r>
+        <w:rPr>
           <w:b/>
           <w:lang w:val="ar_AE" w:bidi="ar_AE"/>
         </w:rPr>
@@ -6441,6 +7257,22 @@
       </w:r>
       <w:r>
         <w:rPr>
+          <w:lang w:val="ar_AE" w:bidi="ar_AE"/>
+        </w:rPr>
+        <w:t>לִ֣ינוּ בַ⁠שַּׂקִּ֔ים</w:t>
+      </w:r>
+    </w:p>
+    <w:p>
+      <w:pPr>
+        <w:bidi/>
+      </w:pPr>
+      <w:r>
+        <w:rPr>
+          <w:lang w:val="ar_AE" w:bidi="ar_AE"/>
+        </w:rPr>
+      </w:r>
+      <w:r>
+        <w:rPr>
           <w:b/>
           <w:lang w:val="ar_AE" w:bidi="ar_AE"/>
         </w:rPr>
@@ -6550,6 +7382,22 @@
       </w:r>
       <w:r>
         <w:rPr>
+          <w:lang w:val="ar_AE" w:bidi="ar_AE"/>
+        </w:rPr>
+        <w:t>נִמְנַ֛ע &amp; מִנְחָ֥ה וָ⁠נָֽסֶךְ</w:t>
+      </w:r>
+    </w:p>
+    <w:p>
+      <w:pPr>
+        <w:bidi/>
+      </w:pPr>
+      <w:r>
+        <w:rPr>
+          <w:lang w:val="ar_AE" w:bidi="ar_AE"/>
+        </w:rPr>
+      </w:r>
+      <w:r>
+        <w:rPr>
           <w:b/>
           <w:lang w:val="ar_AE" w:bidi="ar_AE"/>
         </w:rPr>
@@ -6652,6 +7500,22 @@
       </w:r>
       <w:r>
         <w:rPr>
+          <w:lang w:val="ar_AE" w:bidi="ar_AE"/>
+        </w:rPr>
+        <w:t>אֱלֹהָ֑⁠י</w:t>
+      </w:r>
+    </w:p>
+    <w:p>
+      <w:pPr>
+        <w:bidi/>
+      </w:pPr>
+      <w:r>
+        <w:rPr>
+          <w:lang w:val="ar_AE" w:bidi="ar_AE"/>
+        </w:rPr>
+      </w:r>
+      <w:r>
+        <w:rPr>
           <w:b/>
           <w:lang w:val="ar_AE" w:bidi="ar_AE"/>
         </w:rPr>
@@ -6767,6 +7631,22 @@
       </w:r>
       <w:r>
         <w:rPr>
+          <w:lang w:val="ar_AE" w:bidi="ar_AE"/>
+        </w:rPr>
+        <w:t>אֱלֹהֵי⁠כֶ֖ם</w:t>
+      </w:r>
+    </w:p>
+    <w:p>
+      <w:pPr>
+        <w:bidi/>
+      </w:pPr>
+      <w:r>
+        <w:rPr>
+          <w:lang w:val="ar_AE" w:bidi="ar_AE"/>
+        </w:rPr>
+      </w:r>
+      <w:r>
+        <w:rPr>
           <w:b/>
           <w:lang w:val="ar_AE" w:bidi="ar_AE"/>
         </w:rPr>
@@ -6882,6 +7762,22 @@
       </w:r>
       <w:r>
         <w:rPr>
+          <w:lang w:val="ar_AE" w:bidi="ar_AE"/>
+        </w:rPr>
+        <w:t>קַדְּשׁוּ־צוֹם֙</w:t>
+      </w:r>
+    </w:p>
+    <w:p>
+      <w:pPr>
+        <w:bidi/>
+      </w:pPr>
+      <w:r>
+        <w:rPr>
+          <w:lang w:val="ar_AE" w:bidi="ar_AE"/>
+        </w:rPr>
+      </w:r>
+      <w:r>
+        <w:rPr>
           <w:b/>
           <w:lang w:val="ar_AE" w:bidi="ar_AE"/>
         </w:rPr>
@@ -6984,6 +7880,22 @@
       </w:r>
       <w:r>
         <w:rPr>
+          <w:lang w:val="ar_AE" w:bidi="ar_AE"/>
+        </w:rPr>
+        <w:t>אֱלֹהֵי⁠כֶ֑ם</w:t>
+      </w:r>
+    </w:p>
+    <w:p>
+      <w:pPr>
+        <w:bidi/>
+      </w:pPr>
+      <w:r>
+        <w:rPr>
+          <w:lang w:val="ar_AE" w:bidi="ar_AE"/>
+        </w:rPr>
+      </w:r>
+      <w:r>
+        <w:rPr>
           <w:b/>
           <w:lang w:val="ar_AE" w:bidi="ar_AE"/>
         </w:rPr>
@@ -7099,6 +8011,22 @@
       </w:r>
       <w:r>
         <w:rPr>
+          <w:lang w:val="ar_AE" w:bidi="ar_AE"/>
+        </w:rPr>
+        <w:t>אֲהָ֖הּ לַ⁠יּ֑וֹם</w:t>
+      </w:r>
+    </w:p>
+    <w:p>
+      <w:pPr>
+        <w:bidi/>
+      </w:pPr>
+      <w:r>
+        <w:rPr>
+          <w:lang w:val="ar_AE" w:bidi="ar_AE"/>
+        </w:rPr>
+      </w:r>
+      <w:r>
+        <w:rPr>
           <w:b/>
           <w:lang w:val="ar_AE" w:bidi="ar_AE"/>
         </w:rPr>
@@ -7201,6 +8129,22 @@
       </w:r>
       <w:r>
         <w:rPr>
+          <w:lang w:val="ar_AE" w:bidi="ar_AE"/>
+        </w:rPr>
+        <w:t>אֲהָ֖הּ לַ⁠יּ֑וֹם</w:t>
+      </w:r>
+    </w:p>
+    <w:p>
+      <w:pPr>
+        <w:bidi/>
+      </w:pPr>
+      <w:r>
+        <w:rPr>
+          <w:lang w:val="ar_AE" w:bidi="ar_AE"/>
+        </w:rPr>
+      </w:r>
+      <w:r>
+        <w:rPr>
           <w:b/>
           <w:lang w:val="ar_AE" w:bidi="ar_AE"/>
         </w:rPr>
@@ -7316,6 +8260,22 @@
       </w:r>
       <w:r>
         <w:rPr>
+          <w:lang w:val="ar_AE" w:bidi="ar_AE"/>
+        </w:rPr>
+        <w:t>י֣וֹם יְהוָ֔ה</w:t>
+      </w:r>
+    </w:p>
+    <w:p>
+      <w:pPr>
+        <w:bidi/>
+      </w:pPr>
+      <w:r>
+        <w:rPr>
+          <w:lang w:val="ar_AE" w:bidi="ar_AE"/>
+        </w:rPr>
+      </w:r>
+      <w:r>
+        <w:rPr>
           <w:b/>
           <w:lang w:val="ar_AE" w:bidi="ar_AE"/>
         </w:rPr>
@@ -7431,6 +8391,22 @@
       </w:r>
       <w:r>
         <w:rPr>
+          <w:lang w:val="ar_AE" w:bidi="ar_AE"/>
+        </w:rPr>
+        <w:t>וּ⁠כְ⁠שֹׁ֖ד מִ⁠שַׁדַּ֥י יָבֽוֹא</w:t>
+      </w:r>
+    </w:p>
+    <w:p>
+      <w:pPr>
+        <w:bidi/>
+      </w:pPr>
+      <w:r>
+        <w:rPr>
+          <w:lang w:val="ar_AE" w:bidi="ar_AE"/>
+        </w:rPr>
+      </w:r>
+      <w:r>
+        <w:rPr>
           <w:b/>
           <w:lang w:val="ar_AE" w:bidi="ar_AE"/>
         </w:rPr>
@@ -7546,6 +8522,22 @@
       </w:r>
       <w:r>
         <w:rPr>
+          <w:lang w:val="ar_AE" w:bidi="ar_AE"/>
+        </w:rPr>
+        <w:t>מִ⁠שַׁדַּ֥י</w:t>
+      </w:r>
+    </w:p>
+    <w:p>
+      <w:pPr>
+        <w:bidi/>
+      </w:pPr>
+      <w:r>
+        <w:rPr>
+          <w:lang w:val="ar_AE" w:bidi="ar_AE"/>
+        </w:rPr>
+      </w:r>
+      <w:r>
+        <w:rPr>
           <w:b/>
           <w:lang w:val="ar_AE" w:bidi="ar_AE"/>
         </w:rPr>
@@ -7661,6 +8653,22 @@
       </w:r>
       <w:r>
         <w:rPr>
+          <w:lang w:val="ar_AE" w:bidi="ar_AE"/>
+        </w:rPr>
+        <w:t>הֲ⁠ל֛וֹא נֶ֥גֶד עֵינֵ֖י⁠נוּ אֹ֣כֶל נִכְרָ֑ת מִ⁠בֵּ֥ית אֱלֹהֵ֖י⁠נוּ שִׂמְחָ֥ה וָ⁠גִֽיל</w:t>
+      </w:r>
+    </w:p>
+    <w:p>
+      <w:pPr>
+        <w:bidi/>
+      </w:pPr>
+      <w:r>
+        <w:rPr>
+          <w:lang w:val="ar_AE" w:bidi="ar_AE"/>
+        </w:rPr>
+      </w:r>
+      <w:r>
+        <w:rPr>
           <w:b/>
           <w:lang w:val="ar_AE" w:bidi="ar_AE"/>
         </w:rPr>
@@ -7763,6 +8771,22 @@
       </w:r>
       <w:r>
         <w:rPr>
+          <w:lang w:val="ar_AE" w:bidi="ar_AE"/>
+        </w:rPr>
+        <w:t>הֲ⁠ל֛וֹא נֶ֥גֶד עֵינֵ֖י⁠נוּ אֹ֣כֶל נִכְרָ֑ת</w:t>
+      </w:r>
+    </w:p>
+    <w:p>
+      <w:pPr>
+        <w:bidi/>
+      </w:pPr>
+      <w:r>
+        <w:rPr>
+          <w:lang w:val="ar_AE" w:bidi="ar_AE"/>
+        </w:rPr>
+      </w:r>
+      <w:r>
+        <w:rPr>
           <w:b/>
           <w:lang w:val="ar_AE" w:bidi="ar_AE"/>
         </w:rPr>
@@ -7865,6 +8889,22 @@
       </w:r>
       <w:r>
         <w:rPr>
+          <w:lang w:val="ar_AE" w:bidi="ar_AE"/>
+        </w:rPr>
+        <w:t>נֶ֥גֶד עֵינֵ֖י⁠נוּ</w:t>
+      </w:r>
+    </w:p>
+    <w:p>
+      <w:pPr>
+        <w:bidi/>
+      </w:pPr>
+      <w:r>
+        <w:rPr>
+          <w:lang w:val="ar_AE" w:bidi="ar_AE"/>
+        </w:rPr>
+      </w:r>
+      <w:r>
+        <w:rPr>
           <w:b/>
           <w:lang w:val="ar_AE" w:bidi="ar_AE"/>
         </w:rPr>
@@ -7980,6 +9020,22 @@
       </w:r>
       <w:r>
         <w:rPr>
+          <w:lang w:val="ar_AE" w:bidi="ar_AE"/>
+        </w:rPr>
+        <w:t>מִ⁠בֵּ֥ית אֱלֹהֵ֖י⁠נוּ שִׂמְחָ֥ה וָ⁠גִֽיל</w:t>
+      </w:r>
+    </w:p>
+    <w:p>
+      <w:pPr>
+        <w:bidi/>
+      </w:pPr>
+      <w:r>
+        <w:rPr>
+          <w:lang w:val="ar_AE" w:bidi="ar_AE"/>
+        </w:rPr>
+      </w:r>
+      <w:r>
+        <w:rPr>
           <w:b/>
           <w:lang w:val="ar_AE" w:bidi="ar_AE"/>
         </w:rPr>
@@ -8082,6 +9138,22 @@
       </w:r>
       <w:r>
         <w:rPr>
+          <w:lang w:val="ar_AE" w:bidi="ar_AE"/>
+        </w:rPr>
+        <w:t>שִׂמְחָ֥ה וָ⁠גִֽיל</w:t>
+      </w:r>
+    </w:p>
+    <w:p>
+      <w:pPr>
+        <w:bidi/>
+      </w:pPr>
+      <w:r>
+        <w:rPr>
+          <w:lang w:val="ar_AE" w:bidi="ar_AE"/>
+        </w:rPr>
+      </w:r>
+      <w:r>
+        <w:rPr>
           <w:b/>
           <w:lang w:val="ar_AE" w:bidi="ar_AE"/>
         </w:rPr>
@@ -8197,6 +9269,22 @@
       </w:r>
       <w:r>
         <w:rPr>
+          <w:lang w:val="ar_AE" w:bidi="ar_AE"/>
+        </w:rPr>
+        <w:t>נֶהֶרְס֖וּ מַמְּגֻר֑וֹת</w:t>
+      </w:r>
+    </w:p>
+    <w:p>
+      <w:pPr>
+        <w:bidi/>
+      </w:pPr>
+      <w:r>
+        <w:rPr>
+          <w:lang w:val="ar_AE" w:bidi="ar_AE"/>
+        </w:rPr>
+      </w:r>
+      <w:r>
+        <w:rPr>
           <w:b/>
           <w:lang w:val="ar_AE" w:bidi="ar_AE"/>
         </w:rPr>
@@ -8299,6 +9387,22 @@
       </w:r>
       <w:r>
         <w:rPr>
+          <w:lang w:val="ar_AE" w:bidi="ar_AE"/>
+        </w:rPr>
+        <w:t>הֹבִ֖ישׁ דָּגָֽן</w:t>
+      </w:r>
+    </w:p>
+    <w:p>
+      <w:pPr>
+        <w:bidi/>
+      </w:pPr>
+      <w:r>
+        <w:rPr>
+          <w:lang w:val="ar_AE" w:bidi="ar_AE"/>
+        </w:rPr>
+      </w:r>
+      <w:r>
+        <w:rPr>
           <w:b/>
           <w:lang w:val="ar_AE" w:bidi="ar_AE"/>
         </w:rPr>
@@ -8427,6 +9531,22 @@
       </w:r>
       <w:r>
         <w:rPr>
+          <w:lang w:val="ar_AE" w:bidi="ar_AE"/>
+        </w:rPr>
+        <w:t>מַה־נֶּאֶנְחָ֣ה בְהֵמָ֗ה</w:t>
+      </w:r>
+    </w:p>
+    <w:p>
+      <w:pPr>
+        <w:bidi/>
+      </w:pPr>
+      <w:r>
+        <w:rPr>
+          <w:lang w:val="ar_AE" w:bidi="ar_AE"/>
+        </w:rPr>
+      </w:r>
+      <w:r>
+        <w:rPr>
           <w:b/>
           <w:lang w:val="ar_AE" w:bidi="ar_AE"/>
         </w:rPr>
@@ -8529,6 +9649,22 @@
       </w:r>
       <w:r>
         <w:rPr>
+          <w:lang w:val="ar_AE" w:bidi="ar_AE"/>
+        </w:rPr>
+        <w:t>מַה־נֶּאֶנְחָ֣ה בְהֵמָ֗ה</w:t>
+      </w:r>
+    </w:p>
+    <w:p>
+      <w:pPr>
+        <w:bidi/>
+      </w:pPr>
+      <w:r>
+        <w:rPr>
+          <w:lang w:val="ar_AE" w:bidi="ar_AE"/>
+        </w:rPr>
+      </w:r>
+      <w:r>
+        <w:rPr>
           <w:b/>
           <w:lang w:val="ar_AE" w:bidi="ar_AE"/>
         </w:rPr>
@@ -8644,6 +9780,22 @@
       </w:r>
       <w:r>
         <w:rPr>
+          <w:lang w:val="ar_AE" w:bidi="ar_AE"/>
+        </w:rPr>
+        <w:t>נָבֹ֨כוּ֙ עֶדְרֵ֣י בָקָ֔ר</w:t>
+      </w:r>
+    </w:p>
+    <w:p>
+      <w:pPr>
+        <w:bidi/>
+      </w:pPr>
+      <w:r>
+        <w:rPr>
+          <w:lang w:val="ar_AE" w:bidi="ar_AE"/>
+        </w:rPr>
+      </w:r>
+      <w:r>
+        <w:rPr>
           <w:b/>
           <w:lang w:val="ar_AE" w:bidi="ar_AE"/>
         </w:rPr>
@@ -8746,6 +9898,22 @@
       </w:r>
       <w:r>
         <w:rPr>
+          <w:lang w:val="ar_AE" w:bidi="ar_AE"/>
+        </w:rPr>
+        <w:t>עֶדְרֵ֥י הַ⁠צֹּ֖אן נֶאְשָֽׁמוּ</w:t>
+      </w:r>
+    </w:p>
+    <w:p>
+      <w:pPr>
+        <w:bidi/>
+      </w:pPr>
+      <w:r>
+        <w:rPr>
+          <w:lang w:val="ar_AE" w:bidi="ar_AE"/>
+        </w:rPr>
+      </w:r>
+      <w:r>
+        <w:rPr>
           <w:b/>
           <w:lang w:val="ar_AE" w:bidi="ar_AE"/>
         </w:rPr>
@@ -8848,6 +10016,22 @@
       </w:r>
       <w:r>
         <w:rPr>
+          <w:lang w:val="ar_AE" w:bidi="ar_AE"/>
+        </w:rPr>
+        <w:t>עֶדְרֵ֥י הַ⁠צֹּ֖אן נֶאְשָֽׁמוּ</w:t>
+      </w:r>
+    </w:p>
+    <w:p>
+      <w:pPr>
+        <w:bidi/>
+      </w:pPr>
+      <w:r>
+        <w:rPr>
+          <w:lang w:val="ar_AE" w:bidi="ar_AE"/>
+        </w:rPr>
+      </w:r>
+      <w:r>
+        <w:rPr>
           <w:b/>
           <w:lang w:val="ar_AE" w:bidi="ar_AE"/>
         </w:rPr>
@@ -8950,6 +10134,22 @@
       </w:r>
       <w:r>
         <w:rPr>
+          <w:lang w:val="ar_AE" w:bidi="ar_AE"/>
+        </w:rPr>
+        <w:t>אֵלֶ֥י⁠ךָ יְהוָ֖ה אֶקְרָ֑א</w:t>
+      </w:r>
+    </w:p>
+    <w:p>
+      <w:pPr>
+        <w:bidi/>
+      </w:pPr>
+      <w:r>
+        <w:rPr>
+          <w:lang w:val="ar_AE" w:bidi="ar_AE"/>
+        </w:rPr>
+      </w:r>
+      <w:r>
+        <w:rPr>
           <w:b/>
           <w:lang w:val="ar_AE" w:bidi="ar_AE"/>
         </w:rPr>
@@ -9052,6 +10252,22 @@
       </w:r>
       <w:r>
         <w:rPr>
+          <w:lang w:val="ar_AE" w:bidi="ar_AE"/>
+        </w:rPr>
+        <w:t>כִּ֣י אֵ֗שׁ אָֽכְלָה֙ נְא֣וֹת מִדְבָּ֔ר</w:t>
+      </w:r>
+    </w:p>
+    <w:p>
+      <w:pPr>
+        <w:bidi/>
+      </w:pPr>
+      <w:r>
+        <w:rPr>
+          <w:lang w:val="ar_AE" w:bidi="ar_AE"/>
+        </w:rPr>
+      </w:r>
+      <w:r>
+        <w:rPr>
           <w:b/>
           <w:lang w:val="ar_AE" w:bidi="ar_AE"/>
         </w:rPr>
@@ -9167,6 +10383,22 @@
       </w:r>
       <w:r>
         <w:rPr>
+          <w:lang w:val="ar_AE" w:bidi="ar_AE"/>
+        </w:rPr>
+        <w:t>וְ⁠לֶ֣הָבָ֔ה לִהֲטָ֖ה כָּל־עֲצֵ֥י הַ⁠שָּׂדֶֽה</w:t>
+      </w:r>
+    </w:p>
+    <w:p>
+      <w:pPr>
+        <w:bidi/>
+      </w:pPr>
+      <w:r>
+        <w:rPr>
+          <w:lang w:val="ar_AE" w:bidi="ar_AE"/>
+        </w:rPr>
+      </w:r>
+      <w:r>
+        <w:rPr>
           <w:b/>
           <w:lang w:val="ar_AE" w:bidi="ar_AE"/>
         </w:rPr>
@@ -9295,6 +10527,22 @@
       </w:r>
       <w:r>
         <w:rPr>
+          <w:lang w:val="ar_AE" w:bidi="ar_AE"/>
+        </w:rPr>
+        <w:t>וְ⁠לֶ֣הָבָ֔ה לִהֲטָ֖ה כָּל־עֲצֵ֥י הַ⁠שָּׂדֶֽה</w:t>
+      </w:r>
+    </w:p>
+    <w:p>
+      <w:pPr>
+        <w:bidi/>
+      </w:pPr>
+      <w:r>
+        <w:rPr>
+          <w:lang w:val="ar_AE" w:bidi="ar_AE"/>
+        </w:rPr>
+      </w:r>
+      <w:r>
+        <w:rPr>
           <w:b/>
           <w:lang w:val="ar_AE" w:bidi="ar_AE"/>
         </w:rPr>
@@ -9397,6 +10645,22 @@
         <w:rPr>
           <w:lang w:val="ar_AE" w:bidi="ar_AE"/>
         </w:rPr>
+      </w:r>
+    </w:p>
+    <w:p>
+      <w:pPr>
+        <w:bidi/>
+      </w:pPr>
+      <w:r>
+        <w:rPr>
+          <w:lang w:val="ar_AE" w:bidi="ar_AE"/>
+        </w:rPr>
+      </w:r>
+      <w:r>
+        <w:rPr>
+          <w:lang w:val="ar_AE" w:bidi="ar_AE"/>
+        </w:rPr>
+        <w:t>אֵלֶ֑י⁠ךָ</w:t>
       </w:r>
     </w:p>
     <w:p>
@@ -9645,6 +10909,22 @@
       </w:r>
       <w:r>
         <w:rPr>
+          <w:lang w:val="ar_AE" w:bidi="ar_AE"/>
+        </w:rPr>
+        <w:t>תִּקְע֨וּ שׁוֹפָ֜ר בְּ⁠צִיּ֗וֹן וְ⁠הָרִ֨יעוּ֙ בְּ⁠הַ֣ר קָדְשִׁ֔⁠י</w:t>
+      </w:r>
+    </w:p>
+    <w:p>
+      <w:pPr>
+        <w:bidi/>
+      </w:pPr>
+      <w:r>
+        <w:rPr>
+          <w:lang w:val="ar_AE" w:bidi="ar_AE"/>
+        </w:rPr>
+      </w:r>
+      <w:r>
+        <w:rPr>
           <w:b/>
           <w:lang w:val="ar_AE" w:bidi="ar_AE"/>
         </w:rPr>
@@ -9747,6 +11027,22 @@
       </w:r>
       <w:r>
         <w:rPr>
+          <w:lang w:val="ar_AE" w:bidi="ar_AE"/>
+        </w:rPr>
+        <w:t>שׁוֹפָ֜ר</w:t>
+      </w:r>
+    </w:p>
+    <w:p>
+      <w:pPr>
+        <w:bidi/>
+      </w:pPr>
+      <w:r>
+        <w:rPr>
+          <w:lang w:val="ar_AE" w:bidi="ar_AE"/>
+        </w:rPr>
+      </w:r>
+      <w:r>
+        <w:rPr>
           <w:b/>
           <w:lang w:val="ar_AE" w:bidi="ar_AE"/>
         </w:rPr>
@@ -9862,6 +11158,22 @@
       </w:r>
       <w:r>
         <w:rPr>
+          <w:lang w:val="ar_AE" w:bidi="ar_AE"/>
+        </w:rPr>
+        <w:t>שׁוֹפָ֜ר</w:t>
+      </w:r>
+    </w:p>
+    <w:p>
+      <w:pPr>
+        <w:bidi/>
+      </w:pPr>
+      <w:r>
+        <w:rPr>
+          <w:lang w:val="ar_AE" w:bidi="ar_AE"/>
+        </w:rPr>
+      </w:r>
+      <w:r>
+        <w:rPr>
           <w:b/>
           <w:lang w:val="ar_AE" w:bidi="ar_AE"/>
         </w:rPr>
@@ -9977,6 +11289,22 @@
       </w:r>
       <w:r>
         <w:rPr>
+          <w:lang w:val="ar_AE" w:bidi="ar_AE"/>
+        </w:rPr>
+        <w:t>בְּ⁠הַ֣ר קָדְשִׁ֔⁠י</w:t>
+      </w:r>
+    </w:p>
+    <w:p>
+      <w:pPr>
+        <w:bidi/>
+      </w:pPr>
+      <w:r>
+        <w:rPr>
+          <w:lang w:val="ar_AE" w:bidi="ar_AE"/>
+        </w:rPr>
+      </w:r>
+      <w:r>
+        <w:rPr>
           <w:b/>
           <w:lang w:val="ar_AE" w:bidi="ar_AE"/>
         </w:rPr>
@@ -10079,6 +11407,22 @@
         <w:rPr>
           <w:lang w:val="ar_AE" w:bidi="ar_AE"/>
         </w:rPr>
+      </w:r>
+    </w:p>
+    <w:p>
+      <w:pPr>
+        <w:bidi/>
+      </w:pPr>
+      <w:r>
+        <w:rPr>
+          <w:lang w:val="ar_AE" w:bidi="ar_AE"/>
+        </w:rPr>
+      </w:r>
+      <w:r>
+        <w:rPr>
+          <w:lang w:val="ar_AE" w:bidi="ar_AE"/>
+        </w:rPr>
+        <w:t>יִרְגְּז֕וּ</w:t>
       </w:r>
     </w:p>
     <w:p>
@@ -10327,6 +11671,22 @@
       </w:r>
       <w:r>
         <w:rPr>
+          <w:lang w:val="ar_AE" w:bidi="ar_AE"/>
+        </w:rPr>
+        <w:t>י֧וֹם חֹ֣שֶׁךְ וַ⁠אֲפֵלָ֗ה י֤וֹם עָנָן֙ וַ⁠עֲרָפֶ֔ל</w:t>
+      </w:r>
+    </w:p>
+    <w:p>
+      <w:pPr>
+        <w:bidi/>
+      </w:pPr>
+      <w:r>
+        <w:rPr>
+          <w:lang w:val="ar_AE" w:bidi="ar_AE"/>
+        </w:rPr>
+      </w:r>
+      <w:r>
+        <w:rPr>
           <w:b/>
           <w:lang w:val="ar_AE" w:bidi="ar_AE"/>
         </w:rPr>
@@ -10442,6 +11802,22 @@
       </w:r>
       <w:r>
         <w:rPr>
+          <w:lang w:val="ar_AE" w:bidi="ar_AE"/>
+        </w:rPr>
+        <w:t>חֹ֣שֶׁךְ וַ⁠אֲפֵלָ֗ה</w:t>
+      </w:r>
+    </w:p>
+    <w:p>
+      <w:pPr>
+        <w:bidi/>
+      </w:pPr>
+      <w:r>
+        <w:rPr>
+          <w:lang w:val="ar_AE" w:bidi="ar_AE"/>
+        </w:rPr>
+      </w:r>
+      <w:r>
+        <w:rPr>
           <w:b/>
           <w:lang w:val="ar_AE" w:bidi="ar_AE"/>
         </w:rPr>
@@ -10557,6 +11933,22 @@
       </w:r>
       <w:r>
         <w:rPr>
+          <w:lang w:val="ar_AE" w:bidi="ar_AE"/>
+        </w:rPr>
+        <w:t>עָנָן֙ וַ⁠עֲרָפֶ֔ל</w:t>
+      </w:r>
+    </w:p>
+    <w:p>
+      <w:pPr>
+        <w:bidi/>
+      </w:pPr>
+      <w:r>
+        <w:rPr>
+          <w:lang w:val="ar_AE" w:bidi="ar_AE"/>
+        </w:rPr>
+      </w:r>
+      <w:r>
+        <w:rPr>
           <w:b/>
           <w:lang w:val="ar_AE" w:bidi="ar_AE"/>
         </w:rPr>
@@ -10672,6 +12064,22 @@
       </w:r>
       <w:r>
         <w:rPr>
+          <w:lang w:val="ar_AE" w:bidi="ar_AE"/>
+        </w:rPr>
+        <w:t>כְּ⁠שַׁ֖חַר פָּרֻ֣שׂ עַל־הֶֽ⁠הָרִ֑ים</w:t>
+      </w:r>
+    </w:p>
+    <w:p>
+      <w:pPr>
+        <w:bidi/>
+      </w:pPr>
+      <w:r>
+        <w:rPr>
+          <w:lang w:val="ar_AE" w:bidi="ar_AE"/>
+        </w:rPr>
+      </w:r>
+      <w:r>
+        <w:rPr>
           <w:b/>
           <w:lang w:val="ar_AE" w:bidi="ar_AE"/>
         </w:rPr>
@@ -10774,6 +12182,22 @@
       </w:r>
       <w:r>
         <w:rPr>
+          <w:lang w:val="ar_AE" w:bidi="ar_AE"/>
+        </w:rPr>
+        <w:t>כְּ⁠שַׁ֖חַר פָּרֻ֣שׂ עַל־הֶֽ⁠הָרִ֑ים</w:t>
+      </w:r>
+    </w:p>
+    <w:p>
+      <w:pPr>
+        <w:bidi/>
+      </w:pPr>
+      <w:r>
+        <w:rPr>
+          <w:lang w:val="ar_AE" w:bidi="ar_AE"/>
+        </w:rPr>
+      </w:r>
+      <w:r>
+        <w:rPr>
           <w:b/>
           <w:lang w:val="ar_AE" w:bidi="ar_AE"/>
         </w:rPr>
@@ -10876,6 +12300,22 @@
       </w:r>
       <w:r>
         <w:rPr>
+          <w:lang w:val="ar_AE" w:bidi="ar_AE"/>
+        </w:rPr>
+        <w:t>כְּ⁠שַׁ֖חַר</w:t>
+      </w:r>
+    </w:p>
+    <w:p>
+      <w:pPr>
+        <w:bidi/>
+      </w:pPr>
+      <w:r>
+        <w:rPr>
+          <w:lang w:val="ar_AE" w:bidi="ar_AE"/>
+        </w:rPr>
+      </w:r>
+      <w:r>
+        <w:rPr>
           <w:b/>
           <w:lang w:val="ar_AE" w:bidi="ar_AE"/>
         </w:rPr>
@@ -10991,6 +12431,22 @@
       </w:r>
       <w:r>
         <w:rPr>
+          <w:lang w:val="ar_AE" w:bidi="ar_AE"/>
+        </w:rPr>
+        <w:t>עַ֚ם רַ֣ב וְ⁠עָצ֔וּם</w:t>
+      </w:r>
+    </w:p>
+    <w:p>
+      <w:pPr>
+        <w:bidi/>
+      </w:pPr>
+      <w:r>
+        <w:rPr>
+          <w:lang w:val="ar_AE" w:bidi="ar_AE"/>
+        </w:rPr>
+      </w:r>
+      <w:r>
+        <w:rPr>
           <w:b/>
           <w:lang w:val="ar_AE" w:bidi="ar_AE"/>
         </w:rPr>
@@ -11093,6 +12549,22 @@
       </w:r>
       <w:r>
         <w:rPr>
+          <w:lang w:val="ar_AE" w:bidi="ar_AE"/>
+        </w:rPr>
+        <w:t>עַ֚ם רַ֣ב וְ⁠עָצ֔וּם</w:t>
+      </w:r>
+    </w:p>
+    <w:p>
+      <w:pPr>
+        <w:bidi/>
+      </w:pPr>
+      <w:r>
+        <w:rPr>
+          <w:lang w:val="ar_AE" w:bidi="ar_AE"/>
+        </w:rPr>
+      </w:r>
+      <w:r>
+        <w:rPr>
           <w:b/>
           <w:lang w:val="ar_AE" w:bidi="ar_AE"/>
         </w:rPr>
@@ -11208,6 +12680,22 @@
       </w:r>
       <w:r>
         <w:rPr>
+          <w:lang w:val="ar_AE" w:bidi="ar_AE"/>
+        </w:rPr>
+        <w:t>כָּמֹ֗⁠הוּ לֹ֤א נִֽהְיָה֙ מִן־הָ֣⁠עוֹלָ֔ם וְ⁠אַֽחֲרָי⁠ו֙ לֹ֣א יוֹסֵ֔ף עַד־שְׁנֵ֖י דּ֥וֹר וָ⁠דֽוֹר</w:t>
+      </w:r>
+    </w:p>
+    <w:p>
+      <w:pPr>
+        <w:bidi/>
+      </w:pPr>
+      <w:r>
+        <w:rPr>
+          <w:lang w:val="ar_AE" w:bidi="ar_AE"/>
+        </w:rPr>
+      </w:r>
+      <w:r>
+        <w:rPr>
           <w:b/>
           <w:lang w:val="ar_AE" w:bidi="ar_AE"/>
         </w:rPr>
@@ -11310,6 +12798,22 @@
       </w:r>
       <w:r>
         <w:rPr>
+          <w:lang w:val="ar_AE" w:bidi="ar_AE"/>
+        </w:rPr>
+        <w:t>עַד־שְׁנֵ֖י דּ֥וֹר וָ⁠דֽוֹר</w:t>
+      </w:r>
+    </w:p>
+    <w:p>
+      <w:pPr>
+        <w:bidi/>
+      </w:pPr>
+      <w:r>
+        <w:rPr>
+          <w:lang w:val="ar_AE" w:bidi="ar_AE"/>
+        </w:rPr>
+      </w:r>
+      <w:r>
+        <w:rPr>
           <w:b/>
           <w:lang w:val="ar_AE" w:bidi="ar_AE"/>
         </w:rPr>
@@ -11412,6 +12916,22 @@
       </w:r>
       <w:r>
         <w:rPr>
+          <w:lang w:val="ar_AE" w:bidi="ar_AE"/>
+        </w:rPr>
+        <w:t>לְ⁠פָנָי⁠ו֙ אָ֣כְלָה אֵ֔שׁ וְ⁠אַחֲרָ֖י⁠ו תְּלַהֵ֣ט לֶֽהָבָ֑ה כְּ⁠גַן־עֵ֨דֶן הָ⁠אָ֜רֶץ לְ⁠פָנָ֗י⁠ו וְ⁠אַֽחֲרָי⁠ו֙ מִדְבַּ֣ר שְׁמָמָ֔ה וְ⁠גַם־פְּלֵיטָ֖ה לֹא־הָ֥יְתָה לּֽ⁠וֹ</w:t>
+      </w:r>
+    </w:p>
+    <w:p>
+      <w:pPr>
+        <w:bidi/>
+      </w:pPr>
+      <w:r>
+        <w:rPr>
+          <w:lang w:val="ar_AE" w:bidi="ar_AE"/>
+        </w:rPr>
+      </w:r>
+      <w:r>
+        <w:rPr>
           <w:b/>
           <w:lang w:val="ar_AE" w:bidi="ar_AE"/>
         </w:rPr>
@@ -11540,6 +13060,22 @@
       </w:r>
       <w:r>
         <w:rPr>
+          <w:lang w:val="ar_AE" w:bidi="ar_AE"/>
+        </w:rPr>
+        <w:t>לְ⁠פָנָי⁠ו֙ אָ֣כְלָה אֵ֔שׁ וְ⁠אַחֲרָ֖י⁠ו תְּלַהֵ֣ט לֶֽהָבָ֑ה</w:t>
+      </w:r>
+    </w:p>
+    <w:p>
+      <w:pPr>
+        <w:bidi/>
+      </w:pPr>
+      <w:r>
+        <w:rPr>
+          <w:lang w:val="ar_AE" w:bidi="ar_AE"/>
+        </w:rPr>
+      </w:r>
+      <w:r>
+        <w:rPr>
           <w:b/>
           <w:lang w:val="ar_AE" w:bidi="ar_AE"/>
         </w:rPr>
@@ -11668,6 +13204,22 @@
       </w:r>
       <w:r>
         <w:rPr>
+          <w:lang w:val="ar_AE" w:bidi="ar_AE"/>
+        </w:rPr>
+        <w:t>לְ⁠פָנָי⁠ו֙ אָ֣כְלָה אֵ֔שׁ</w:t>
+      </w:r>
+    </w:p>
+    <w:p>
+      <w:pPr>
+        <w:bidi/>
+      </w:pPr>
+      <w:r>
+        <w:rPr>
+          <w:lang w:val="ar_AE" w:bidi="ar_AE"/>
+        </w:rPr>
+      </w:r>
+      <w:r>
+        <w:rPr>
           <w:b/>
           <w:lang w:val="ar_AE" w:bidi="ar_AE"/>
         </w:rPr>
@@ -11783,6 +13335,22 @@
       </w:r>
       <w:r>
         <w:rPr>
+          <w:lang w:val="ar_AE" w:bidi="ar_AE"/>
+        </w:rPr>
+        <w:t>כְּ⁠גַן־עֵ֨דֶן הָ⁠אָ֜רֶץ לְ⁠פָנָ֗י⁠ו</w:t>
+      </w:r>
+    </w:p>
+    <w:p>
+      <w:pPr>
+        <w:bidi/>
+      </w:pPr>
+      <w:r>
+        <w:rPr>
+          <w:lang w:val="ar_AE" w:bidi="ar_AE"/>
+        </w:rPr>
+      </w:r>
+      <w:r>
+        <w:rPr>
           <w:b/>
           <w:lang w:val="ar_AE" w:bidi="ar_AE"/>
         </w:rPr>
@@ -11885,6 +13453,22 @@
       </w:r>
       <w:r>
         <w:rPr>
+          <w:lang w:val="ar_AE" w:bidi="ar_AE"/>
+        </w:rPr>
+        <w:t>מִדְבַּ֣ר שְׁמָמָ֔ה</w:t>
+      </w:r>
+    </w:p>
+    <w:p>
+      <w:pPr>
+        <w:bidi/>
+      </w:pPr>
+      <w:r>
+        <w:rPr>
+          <w:lang w:val="ar_AE" w:bidi="ar_AE"/>
+        </w:rPr>
+      </w:r>
+      <w:r>
+        <w:rPr>
           <w:b/>
           <w:lang w:val="ar_AE" w:bidi="ar_AE"/>
         </w:rPr>
@@ -12000,6 +13584,22 @@
       </w:r>
       <w:r>
         <w:rPr>
+          <w:lang w:val="ar_AE" w:bidi="ar_AE"/>
+        </w:rPr>
+        <w:t>וְ⁠גַם־פְּלֵיטָ֖ה לֹא־הָ֥יְתָה לּֽ⁠וֹ</w:t>
+      </w:r>
+    </w:p>
+    <w:p>
+      <w:pPr>
+        <w:bidi/>
+      </w:pPr>
+      <w:r>
+        <w:rPr>
+          <w:lang w:val="ar_AE" w:bidi="ar_AE"/>
+        </w:rPr>
+      </w:r>
+      <w:r>
+        <w:rPr>
           <w:b/>
           <w:lang w:val="ar_AE" w:bidi="ar_AE"/>
         </w:rPr>
@@ -12102,6 +13702,22 @@
       </w:r>
       <w:r>
         <w:rPr>
+          <w:lang w:val="ar_AE" w:bidi="ar_AE"/>
+        </w:rPr>
+        <w:t>פְּלֵיטָ֖ה לֹא־הָ֥יְתָה לּֽ⁠וֹ</w:t>
+      </w:r>
+    </w:p>
+    <w:p>
+      <w:pPr>
+        <w:bidi/>
+      </w:pPr>
+      <w:r>
+        <w:rPr>
+          <w:lang w:val="ar_AE" w:bidi="ar_AE"/>
+        </w:rPr>
+      </w:r>
+      <w:r>
+        <w:rPr>
           <w:b/>
           <w:lang w:val="ar_AE" w:bidi="ar_AE"/>
         </w:rPr>
@@ -12217,6 +13833,22 @@
       </w:r>
       <w:r>
         <w:rPr>
+          <w:lang w:val="ar_AE" w:bidi="ar_AE"/>
+        </w:rPr>
+        <w:t>כְּ⁠מַרְאֵ֥ה סוּסִ֖ים מַרְאֵ֑⁠הוּ</w:t>
+      </w:r>
+    </w:p>
+    <w:p>
+      <w:pPr>
+        <w:bidi/>
+      </w:pPr>
+      <w:r>
+        <w:rPr>
+          <w:lang w:val="ar_AE" w:bidi="ar_AE"/>
+        </w:rPr>
+      </w:r>
+      <w:r>
+        <w:rPr>
           <w:b/>
           <w:lang w:val="ar_AE" w:bidi="ar_AE"/>
         </w:rPr>
@@ -12319,6 +13951,22 @@
       </w:r>
       <w:r>
         <w:rPr>
+          <w:lang w:val="ar_AE" w:bidi="ar_AE"/>
+        </w:rPr>
+        <w:t>כְּ⁠מַרְאֵ֥ה &amp; מַרְאֵ֑⁠הוּ</w:t>
+      </w:r>
+    </w:p>
+    <w:p>
+      <w:pPr>
+        <w:bidi/>
+      </w:pPr>
+      <w:r>
+        <w:rPr>
+          <w:lang w:val="ar_AE" w:bidi="ar_AE"/>
+        </w:rPr>
+      </w:r>
+      <w:r>
+        <w:rPr>
           <w:b/>
           <w:lang w:val="ar_AE" w:bidi="ar_AE"/>
         </w:rPr>
@@ -12421,6 +14069,22 @@
       </w:r>
       <w:r>
         <w:rPr>
+          <w:lang w:val="ar_AE" w:bidi="ar_AE"/>
+        </w:rPr>
+        <w:t>וּ⁠כְ⁠פָרָשִׁ֖ים כֵּ֥ן יְרוּצֽוּ⁠ן</w:t>
+      </w:r>
+    </w:p>
+    <w:p>
+      <w:pPr>
+        <w:bidi/>
+      </w:pPr>
+      <w:r>
+        <w:rPr>
+          <w:lang w:val="ar_AE" w:bidi="ar_AE"/>
+        </w:rPr>
+      </w:r>
+      <w:r>
+        <w:rPr>
           <w:b/>
           <w:lang w:val="ar_AE" w:bidi="ar_AE"/>
         </w:rPr>
@@ -12523,6 +14187,22 @@
       </w:r>
       <w:r>
         <w:rPr>
+          <w:lang w:val="ar_AE" w:bidi="ar_AE"/>
+        </w:rPr>
+        <w:t>כְּ⁠ק֣וֹל מַרְכָּב֗וֹת עַל־רָאשֵׁ֤י הֶֽ⁠הָרִים֙ יְרַקֵּד֔וּ⁠ן</w:t>
+      </w:r>
+    </w:p>
+    <w:p>
+      <w:pPr>
+        <w:bidi/>
+      </w:pPr>
+      <w:r>
+        <w:rPr>
+          <w:lang w:val="ar_AE" w:bidi="ar_AE"/>
+        </w:rPr>
+      </w:r>
+      <w:r>
+        <w:rPr>
           <w:b/>
           <w:lang w:val="ar_AE" w:bidi="ar_AE"/>
         </w:rPr>
@@ -12615,6 +14295,22 @@
       </w:r>
       <w:r>
         <w:rPr>
+          <w:lang w:val="ar_AE" w:bidi="ar_AE"/>
+        </w:rPr>
+        <w:t>כְּ⁠קוֹל֙ לַ֣הַב אֵ֔שׁ אֹכְלָ֖ה קָ֑שׁ</w:t>
+      </w:r>
+    </w:p>
+    <w:p>
+      <w:pPr>
+        <w:bidi/>
+      </w:pPr>
+      <w:r>
+        <w:rPr>
+          <w:lang w:val="ar_AE" w:bidi="ar_AE"/>
+        </w:rPr>
+      </w:r>
+      <w:r>
+        <w:rPr>
           <w:b/>
           <w:lang w:val="ar_AE" w:bidi="ar_AE"/>
         </w:rPr>
@@ -12717,6 +14413,22 @@
       </w:r>
       <w:r>
         <w:rPr>
+          <w:lang w:val="ar_AE" w:bidi="ar_AE"/>
+        </w:rPr>
+        <w:t>כְּ⁠עַ֣ם עָצ֔וּם עֱר֖וּךְ מִלְחָמָֽה</w:t>
+      </w:r>
+    </w:p>
+    <w:p>
+      <w:pPr>
+        <w:bidi/>
+      </w:pPr>
+      <w:r>
+        <w:rPr>
+          <w:lang w:val="ar_AE" w:bidi="ar_AE"/>
+        </w:rPr>
+      </w:r>
+      <w:r>
+        <w:rPr>
           <w:b/>
           <w:lang w:val="ar_AE" w:bidi="ar_AE"/>
         </w:rPr>
@@ -12819,6 +14531,22 @@
       </w:r>
       <w:r>
         <w:rPr>
+          <w:lang w:val="ar_AE" w:bidi="ar_AE"/>
+        </w:rPr>
+        <w:t>כְּ⁠עַ֣ם עָצ֔וּם עֱר֖וּךְ מִלְחָמָֽה</w:t>
+      </w:r>
+    </w:p>
+    <w:p>
+      <w:pPr>
+        <w:bidi/>
+      </w:pPr>
+      <w:r>
+        <w:rPr>
+          <w:lang w:val="ar_AE" w:bidi="ar_AE"/>
+        </w:rPr>
+      </w:r>
+      <w:r>
+        <w:rPr>
           <w:b/>
           <w:lang w:val="ar_AE" w:bidi="ar_AE"/>
         </w:rPr>
@@ -12921,6 +14649,22 @@
       </w:r>
       <w:r>
         <w:rPr>
+          <w:lang w:val="ar_AE" w:bidi="ar_AE"/>
+        </w:rPr>
+        <w:t>כְּ⁠עַ֣ם עָצ֔וּם עֱר֖וּךְ מִלְחָמָֽה</w:t>
+      </w:r>
+    </w:p>
+    <w:p>
+      <w:pPr>
+        <w:bidi/>
+      </w:pPr>
+      <w:r>
+        <w:rPr>
+          <w:lang w:val="ar_AE" w:bidi="ar_AE"/>
+        </w:rPr>
+      </w:r>
+      <w:r>
+        <w:rPr>
           <w:b/>
           <w:lang w:val="ar_AE" w:bidi="ar_AE"/>
         </w:rPr>
@@ -13023,6 +14767,22 @@
       </w:r>
       <w:r>
         <w:rPr>
+          <w:lang w:val="ar_AE" w:bidi="ar_AE"/>
+        </w:rPr>
+        <w:t>יָחִ֣ילוּ</w:t>
+      </w:r>
+    </w:p>
+    <w:p>
+      <w:pPr>
+        <w:bidi/>
+      </w:pPr>
+      <w:r>
+        <w:rPr>
+          <w:lang w:val="ar_AE" w:bidi="ar_AE"/>
+        </w:rPr>
+      </w:r>
+      <w:r>
+        <w:rPr>
           <w:b/>
           <w:lang w:val="ar_AE" w:bidi="ar_AE"/>
         </w:rPr>
@@ -13138,6 +14898,22 @@
       </w:r>
       <w:r>
         <w:rPr>
+          <w:lang w:val="ar_AE" w:bidi="ar_AE"/>
+        </w:rPr>
+        <w:t>קִבְּצ֥וּ פָארֽוּר</w:t>
+      </w:r>
+    </w:p>
+    <w:p>
+      <w:pPr>
+        <w:bidi/>
+      </w:pPr>
+      <w:r>
+        <w:rPr>
+          <w:lang w:val="ar_AE" w:bidi="ar_AE"/>
+        </w:rPr>
+      </w:r>
+      <w:r>
+        <w:rPr>
           <w:b/>
           <w:lang w:val="ar_AE" w:bidi="ar_AE"/>
         </w:rPr>
@@ -13253,6 +15029,22 @@
       </w:r>
       <w:r>
         <w:rPr>
+          <w:lang w:val="ar_AE" w:bidi="ar_AE"/>
+        </w:rPr>
+        <w:t>כְּ⁠גִבּוֹרִ֣ים יְרֻצ֔וּ⁠ן</w:t>
+      </w:r>
+    </w:p>
+    <w:p>
+      <w:pPr>
+        <w:bidi/>
+      </w:pPr>
+      <w:r>
+        <w:rPr>
+          <w:lang w:val="ar_AE" w:bidi="ar_AE"/>
+        </w:rPr>
+      </w:r>
+      <w:r>
+        <w:rPr>
           <w:b/>
           <w:lang w:val="ar_AE" w:bidi="ar_AE"/>
         </w:rPr>
@@ -13355,6 +15147,22 @@
       </w:r>
       <w:r>
         <w:rPr>
+          <w:lang w:val="ar_AE" w:bidi="ar_AE"/>
+        </w:rPr>
+        <w:t>כְּ⁠אַנְשֵׁ֥י מִלְחָמָ֖ה יַעֲל֣וּ חוֹמָ֑ה</w:t>
+      </w:r>
+    </w:p>
+    <w:p>
+      <w:pPr>
+        <w:bidi/>
+      </w:pPr>
+      <w:r>
+        <w:rPr>
+          <w:lang w:val="ar_AE" w:bidi="ar_AE"/>
+        </w:rPr>
+      </w:r>
+      <w:r>
+        <w:rPr>
           <w:b/>
           <w:lang w:val="ar_AE" w:bidi="ar_AE"/>
         </w:rPr>
@@ -13457,6 +15265,22 @@
       </w:r>
       <w:r>
         <w:rPr>
+          <w:lang w:val="ar_AE" w:bidi="ar_AE"/>
+        </w:rPr>
+        <w:t>כְּ⁠אַנְשֵׁ֥י מִלְחָמָ֖ה</w:t>
+      </w:r>
+    </w:p>
+    <w:p>
+      <w:pPr>
+        <w:bidi/>
+      </w:pPr>
+      <w:r>
+        <w:rPr>
+          <w:lang w:val="ar_AE" w:bidi="ar_AE"/>
+        </w:rPr>
+      </w:r>
+      <w:r>
+        <w:rPr>
           <w:b/>
           <w:lang w:val="ar_AE" w:bidi="ar_AE"/>
         </w:rPr>
@@ -13585,6 +15409,22 @@
       </w:r>
       <w:r>
         <w:rPr>
+          <w:lang w:val="ar_AE" w:bidi="ar_AE"/>
+        </w:rPr>
+        <w:t>חוֹמָ֑ה</w:t>
+      </w:r>
+    </w:p>
+    <w:p>
+      <w:pPr>
+        <w:bidi/>
+      </w:pPr>
+      <w:r>
+        <w:rPr>
+          <w:lang w:val="ar_AE" w:bidi="ar_AE"/>
+        </w:rPr>
+      </w:r>
+      <w:r>
+        <w:rPr>
           <w:b/>
           <w:lang w:val="ar_AE" w:bidi="ar_AE"/>
         </w:rPr>
@@ -13700,6 +15540,22 @@
       </w:r>
       <w:r>
         <w:rPr>
+          <w:lang w:val="ar_AE" w:bidi="ar_AE"/>
+        </w:rPr>
+        <w:t>וְ⁠אִ֤ישׁ בִּ⁠דְרָכָי⁠ו֙</w:t>
+      </w:r>
+    </w:p>
+    <w:p>
+      <w:pPr>
+        <w:bidi/>
+      </w:pPr>
+      <w:r>
+        <w:rPr>
+          <w:lang w:val="ar_AE" w:bidi="ar_AE"/>
+        </w:rPr>
+      </w:r>
+      <w:r>
+        <w:rPr>
           <w:b/>
           <w:lang w:val="ar_AE" w:bidi="ar_AE"/>
         </w:rPr>
@@ -13815,6 +15671,22 @@
       </w:r>
       <w:r>
         <w:rPr>
+          <w:lang w:val="ar_AE" w:bidi="ar_AE"/>
+        </w:rPr>
+        <w:t>וְ⁠לֹ֥א יְעַבְּט֖וּ⁠ן אֹרְחוֹתָֽ⁠ם</w:t>
+      </w:r>
+    </w:p>
+    <w:p>
+      <w:pPr>
+        <w:bidi/>
+      </w:pPr>
+      <w:r>
+        <w:rPr>
+          <w:lang w:val="ar_AE" w:bidi="ar_AE"/>
+        </w:rPr>
+      </w:r>
+      <w:r>
+        <w:rPr>
           <w:b/>
           <w:lang w:val="ar_AE" w:bidi="ar_AE"/>
         </w:rPr>
@@ -13917,6 +15789,22 @@
       </w:r>
       <w:r>
         <w:rPr>
+          <w:lang w:val="ar_AE" w:bidi="ar_AE"/>
+        </w:rPr>
+        <w:t>וְ⁠לֹ֥א יְעַבְּט֖וּ⁠ן אֹרְחוֹתָֽ⁠ם</w:t>
+      </w:r>
+    </w:p>
+    <w:p>
+      <w:pPr>
+        <w:bidi/>
+      </w:pPr>
+      <w:r>
+        <w:rPr>
+          <w:lang w:val="ar_AE" w:bidi="ar_AE"/>
+        </w:rPr>
+      </w:r>
+      <w:r>
+        <w:rPr>
           <w:b/>
           <w:lang w:val="ar_AE" w:bidi="ar_AE"/>
         </w:rPr>
@@ -14019,6 +15907,22 @@
       </w:r>
       <w:r>
         <w:rPr>
+          <w:lang w:val="ar_AE" w:bidi="ar_AE"/>
+        </w:rPr>
+        <w:t>וְ⁠אִ֤ישׁ אָחִי⁠ו֙ לֹ֣א יִדְחָק֔וּ⁠ן</w:t>
+      </w:r>
+    </w:p>
+    <w:p>
+      <w:pPr>
+        <w:bidi/>
+      </w:pPr>
+      <w:r>
+        <w:rPr>
+          <w:lang w:val="ar_AE" w:bidi="ar_AE"/>
+        </w:rPr>
+      </w:r>
+      <w:r>
+        <w:rPr>
           <w:b/>
           <w:lang w:val="ar_AE" w:bidi="ar_AE"/>
         </w:rPr>
@@ -14147,6 +16051,22 @@
       </w:r>
       <w:r>
         <w:rPr>
+          <w:lang w:val="ar_AE" w:bidi="ar_AE"/>
+        </w:rPr>
+        <w:t>גֶּ֥בֶר בִּ⁠מְסִלָּת֖⁠וֹ יֵֽלֵכ֑וּ⁠ן</w:t>
+      </w:r>
+    </w:p>
+    <w:p>
+      <w:pPr>
+        <w:bidi/>
+      </w:pPr>
+      <w:r>
+        <w:rPr>
+          <w:lang w:val="ar_AE" w:bidi="ar_AE"/>
+        </w:rPr>
+      </w:r>
+      <w:r>
+        <w:rPr>
           <w:b/>
           <w:lang w:val="ar_AE" w:bidi="ar_AE"/>
         </w:rPr>
@@ -14275,6 +16195,22 @@
       </w:r>
       <w:r>
         <w:rPr>
+          <w:lang w:val="ar_AE" w:bidi="ar_AE"/>
+        </w:rPr>
+        <w:t>וּ⁠בְעַ֥ד הַ⁠שֶּׁ֛לַח יִפֹּ֖לוּ לֹ֥א יִבְצָֽעוּ</w:t>
+      </w:r>
+    </w:p>
+    <w:p>
+      <w:pPr>
+        <w:bidi/>
+      </w:pPr>
+      <w:r>
+        <w:rPr>
+          <w:lang w:val="ar_AE" w:bidi="ar_AE"/>
+        </w:rPr>
+      </w:r>
+      <w:r>
+        <w:rPr>
           <w:b/>
           <w:lang w:val="ar_AE" w:bidi="ar_AE"/>
         </w:rPr>
@@ -14377,6 +16313,22 @@
       </w:r>
       <w:r>
         <w:rPr>
+          <w:lang w:val="ar_AE" w:bidi="ar_AE"/>
+        </w:rPr>
+        <w:t>בָּ⁠עִ֣יר יָשֹׁ֗קּוּ בַּֽ⁠חוֹמָה֙ יְרֻצ֔וּ⁠ן בַּ⁠בָּתִּ֖ים יַעֲל֑וּ בְּעַ֧ד הַ⁠חַלּוֹנִ֛ים יָבֹ֖אוּ כַּ⁠גַּנָּֽב</w:t>
+      </w:r>
+    </w:p>
+    <w:p>
+      <w:pPr>
+        <w:bidi/>
+      </w:pPr>
+      <w:r>
+        <w:rPr>
+          <w:lang w:val="ar_AE" w:bidi="ar_AE"/>
+        </w:rPr>
+      </w:r>
+      <w:r>
+        <w:rPr>
           <w:b/>
           <w:lang w:val="ar_AE" w:bidi="ar_AE"/>
         </w:rPr>
@@ -14479,6 +16431,22 @@
       </w:r>
       <w:r>
         <w:rPr>
+          <w:lang w:val="ar_AE" w:bidi="ar_AE"/>
+        </w:rPr>
+        <w:t>בְּעַ֧ד הַ⁠חַלּוֹנִ֛ים יָבֹ֖אוּ כַּ⁠גַּנָּֽב</w:t>
+      </w:r>
+    </w:p>
+    <w:p>
+      <w:pPr>
+        <w:bidi/>
+      </w:pPr>
+      <w:r>
+        <w:rPr>
+          <w:lang w:val="ar_AE" w:bidi="ar_AE"/>
+        </w:rPr>
+      </w:r>
+      <w:r>
+        <w:rPr>
           <w:b/>
           <w:lang w:val="ar_AE" w:bidi="ar_AE"/>
         </w:rPr>
@@ -14581,6 +16549,22 @@
       </w:r>
       <w:r>
         <w:rPr>
+          <w:lang w:val="ar_AE" w:bidi="ar_AE"/>
+        </w:rPr>
+        <w:t>לְ⁠פָנָי⁠ו֙ רָ֣גְזָה אֶ֔רֶץ רָעֲשׁ֖וּ שָׁמָ֑יִם</w:t>
+      </w:r>
+    </w:p>
+    <w:p>
+      <w:pPr>
+        <w:bidi/>
+      </w:pPr>
+      <w:r>
+        <w:rPr>
+          <w:lang w:val="ar_AE" w:bidi="ar_AE"/>
+        </w:rPr>
+      </w:r>
+      <w:r>
+        <w:rPr>
           <w:b/>
           <w:lang w:val="ar_AE" w:bidi="ar_AE"/>
         </w:rPr>
@@ -14722,6 +16706,22 @@
       </w:r>
       <w:r>
         <w:rPr>
+          <w:lang w:val="ar_AE" w:bidi="ar_AE"/>
+        </w:rPr>
+        <w:t>שֶׁ֤מֶשׁ וְ⁠יָרֵ֨חַ֙ קָדָ֔רוּ</w:t>
+      </w:r>
+    </w:p>
+    <w:p>
+      <w:pPr>
+        <w:bidi/>
+      </w:pPr>
+      <w:r>
+        <w:rPr>
+          <w:lang w:val="ar_AE" w:bidi="ar_AE"/>
+        </w:rPr>
+      </w:r>
+      <w:r>
+        <w:rPr>
           <w:b/>
           <w:lang w:val="ar_AE" w:bidi="ar_AE"/>
         </w:rPr>
@@ -14850,6 +16850,22 @@
       </w:r>
       <w:r>
         <w:rPr>
+          <w:lang w:val="ar_AE" w:bidi="ar_AE"/>
+        </w:rPr>
+        <w:t>וְ⁠כוֹכָבִ֖ים אָסְפ֥וּ נָגְהָֽ⁠ם</w:t>
+      </w:r>
+    </w:p>
+    <w:p>
+      <w:pPr>
+        <w:bidi/>
+      </w:pPr>
+      <w:r>
+        <w:rPr>
+          <w:lang w:val="ar_AE" w:bidi="ar_AE"/>
+        </w:rPr>
+      </w:r>
+      <w:r>
+        <w:rPr>
           <w:b/>
           <w:lang w:val="ar_AE" w:bidi="ar_AE"/>
         </w:rPr>
@@ -14978,6 +16994,22 @@
       </w:r>
       <w:r>
         <w:rPr>
+          <w:lang w:val="ar_AE" w:bidi="ar_AE"/>
+        </w:rPr>
+        <w:t>קוֹל⁠וֹ֙</w:t>
+      </w:r>
+    </w:p>
+    <w:p>
+      <w:pPr>
+        <w:bidi/>
+      </w:pPr>
+      <w:r>
+        <w:rPr>
+          <w:lang w:val="ar_AE" w:bidi="ar_AE"/>
+        </w:rPr>
+      </w:r>
+      <w:r>
+        <w:rPr>
           <w:b/>
           <w:lang w:val="ar_AE" w:bidi="ar_AE"/>
         </w:rPr>
@@ -15093,6 +17125,22 @@
       </w:r>
       <w:r>
         <w:rPr>
+          <w:lang w:val="ar_AE" w:bidi="ar_AE"/>
+        </w:rPr>
+        <w:t>מַחֲנֵ֔⁠הוּ</w:t>
+      </w:r>
+    </w:p>
+    <w:p>
+      <w:pPr>
+        <w:bidi/>
+      </w:pPr>
+      <w:r>
+        <w:rPr>
+          <w:lang w:val="ar_AE" w:bidi="ar_AE"/>
+        </w:rPr>
+      </w:r>
+      <w:r>
+        <w:rPr>
           <w:b/>
           <w:lang w:val="ar_AE" w:bidi="ar_AE"/>
         </w:rPr>
@@ -15208,6 +17256,22 @@
       </w:r>
       <w:r>
         <w:rPr>
+          <w:lang w:val="ar_AE" w:bidi="ar_AE"/>
+        </w:rPr>
+        <w:t>דְבָר֑⁠וֹ</w:t>
+      </w:r>
+    </w:p>
+    <w:p>
+      <w:pPr>
+        <w:bidi/>
+      </w:pPr>
+      <w:r>
+        <w:rPr>
+          <w:lang w:val="ar_AE" w:bidi="ar_AE"/>
+        </w:rPr>
+      </w:r>
+      <w:r>
+        <w:rPr>
           <w:b/>
           <w:lang w:val="ar_AE" w:bidi="ar_AE"/>
         </w:rPr>
@@ -15310,6 +17374,22 @@
         <w:rPr>
           <w:lang w:val="ar_AE" w:bidi="ar_AE"/>
         </w:rPr>
+      </w:r>
+    </w:p>
+    <w:p>
+      <w:pPr>
+        <w:bidi/>
+      </w:pPr>
+      <w:r>
+        <w:rPr>
+          <w:lang w:val="ar_AE" w:bidi="ar_AE"/>
+        </w:rPr>
+      </w:r>
+      <w:r>
+        <w:rPr>
+          <w:lang w:val="ar_AE" w:bidi="ar_AE"/>
+        </w:rPr>
+        <w:t>כִּֽי־גָד֧וֹל יוֹם־יְהוָ֛ה וְ⁠נוֹרָ֥א מְאֹ֖ד וּ⁠מִ֥י יְכִילֶֽ⁠נּוּ</w:t>
       </w:r>
     </w:p>
     <w:p>
@@ -15545,6 +17625,22 @@
       </w:r>
       <w:r>
         <w:rPr>
+          <w:lang w:val="ar_AE" w:bidi="ar_AE"/>
+        </w:rPr>
+        <w:t>וְ⁠גַם־עַתָּה֙ נְאֻם־יְהוָ֔ה שֻׁ֥בוּ עָדַ֖⁠י</w:t>
+      </w:r>
+    </w:p>
+    <w:p>
+      <w:pPr>
+        <w:bidi/>
+      </w:pPr>
+      <w:r>
+        <w:rPr>
+          <w:lang w:val="ar_AE" w:bidi="ar_AE"/>
+        </w:rPr>
+      </w:r>
+      <w:r>
+        <w:rPr>
           <w:b/>
           <w:lang w:val="ar_AE" w:bidi="ar_AE"/>
         </w:rPr>
@@ -15660,6 +17756,22 @@
       </w:r>
       <w:r>
         <w:rPr>
+          <w:lang w:val="ar_AE" w:bidi="ar_AE"/>
+        </w:rPr>
+        <w:t>שֻׁ֥בוּ</w:t>
+      </w:r>
+    </w:p>
+    <w:p>
+      <w:pPr>
+        <w:bidi/>
+      </w:pPr>
+      <w:r>
+        <w:rPr>
+          <w:lang w:val="ar_AE" w:bidi="ar_AE"/>
+        </w:rPr>
+      </w:r>
+      <w:r>
+        <w:rPr>
           <w:b/>
           <w:lang w:val="ar_AE" w:bidi="ar_AE"/>
         </w:rPr>
@@ -15788,6 +17900,22 @@
       </w:r>
       <w:r>
         <w:rPr>
+          <w:lang w:val="ar_AE" w:bidi="ar_AE"/>
+        </w:rPr>
+        <w:t>שֻׁ֥בוּ עָדַ֖⁠י בְּ⁠כָל־לְבַבְ⁠כֶ֑ם</w:t>
+      </w:r>
+    </w:p>
+    <w:p>
+      <w:pPr>
+        <w:bidi/>
+      </w:pPr>
+      <w:r>
+        <w:rPr>
+          <w:lang w:val="ar_AE" w:bidi="ar_AE"/>
+        </w:rPr>
+      </w:r>
+      <w:r>
+        <w:rPr>
           <w:b/>
           <w:lang w:val="ar_AE" w:bidi="ar_AE"/>
         </w:rPr>
@@ -15916,6 +18044,22 @@
       </w:r>
       <w:r>
         <w:rPr>
+          <w:lang w:val="ar_AE" w:bidi="ar_AE"/>
+        </w:rPr>
+        <w:t>לְבַבְ⁠כֶ֑ם</w:t>
+      </w:r>
+    </w:p>
+    <w:p>
+      <w:pPr>
+        <w:bidi/>
+      </w:pPr>
+      <w:r>
+        <w:rPr>
+          <w:lang w:val="ar_AE" w:bidi="ar_AE"/>
+        </w:rPr>
+      </w:r>
+      <w:r>
+        <w:rPr>
           <w:b/>
           <w:lang w:val="ar_AE" w:bidi="ar_AE"/>
         </w:rPr>
@@ -16044,6 +18188,22 @@
       </w:r>
       <w:r>
         <w:rPr>
+          <w:lang w:val="ar_AE" w:bidi="ar_AE"/>
+        </w:rPr>
+        <w:t>וְ⁠קִרְע֤וּ לְבַבְ⁠כֶם֙ וְ⁠אַל־בִּגְדֵי⁠כֶ֔ם</w:t>
+      </w:r>
+    </w:p>
+    <w:p>
+      <w:pPr>
+        <w:bidi/>
+      </w:pPr>
+      <w:r>
+        <w:rPr>
+          <w:lang w:val="ar_AE" w:bidi="ar_AE"/>
+        </w:rPr>
+      </w:r>
+      <w:r>
+        <w:rPr>
           <w:b/>
           <w:lang w:val="ar_AE" w:bidi="ar_AE"/>
         </w:rPr>
@@ -16146,6 +18306,22 @@
       </w:r>
       <w:r>
         <w:rPr>
+          <w:lang w:val="ar_AE" w:bidi="ar_AE"/>
+        </w:rPr>
+        <w:t>וְ⁠קִרְע֤וּ לְבַבְ⁠כֶם֙ וְ⁠אַל־בִּגְדֵי⁠כֶ֔ם וְ⁠שׁ֖וּבוּ אֶל־יְהוָ֣ה אֱלֹֽהֵי⁠כֶ֑ם</w:t>
+      </w:r>
+    </w:p>
+    <w:p>
+      <w:pPr>
+        <w:bidi/>
+      </w:pPr>
+      <w:r>
+        <w:rPr>
+          <w:lang w:val="ar_AE" w:bidi="ar_AE"/>
+        </w:rPr>
+      </w:r>
+      <w:r>
+        <w:rPr>
           <w:b/>
           <w:lang w:val="ar_AE" w:bidi="ar_AE"/>
         </w:rPr>
@@ -16248,6 +18424,22 @@
       </w:r>
       <w:r>
         <w:rPr>
+          <w:lang w:val="ar_AE" w:bidi="ar_AE"/>
+        </w:rPr>
+        <w:t>אֶ֤רֶךְ אַפַּ֨יִם֙</w:t>
+      </w:r>
+    </w:p>
+    <w:p>
+      <w:pPr>
+        <w:bidi/>
+      </w:pPr>
+      <w:r>
+        <w:rPr>
+          <w:lang w:val="ar_AE" w:bidi="ar_AE"/>
+        </w:rPr>
+      </w:r>
+      <w:r>
+        <w:rPr>
           <w:b/>
           <w:lang w:val="ar_AE" w:bidi="ar_AE"/>
         </w:rPr>
@@ -16363,6 +18555,22 @@
       </w:r>
       <w:r>
         <w:rPr>
+          <w:lang w:val="ar_AE" w:bidi="ar_AE"/>
+        </w:rPr>
+        <w:t>וְ⁠רַב־חֶ֔סֶד</w:t>
+      </w:r>
+    </w:p>
+    <w:p>
+      <w:pPr>
+        <w:bidi/>
+      </w:pPr>
+      <w:r>
+        <w:rPr>
+          <w:lang w:val="ar_AE" w:bidi="ar_AE"/>
+        </w:rPr>
+      </w:r>
+      <w:r>
+        <w:rPr>
           <w:b/>
           <w:lang w:val="ar_AE" w:bidi="ar_AE"/>
         </w:rPr>
@@ -16478,6 +18686,22 @@
       </w:r>
       <w:r>
         <w:rPr>
+          <w:lang w:val="ar_AE" w:bidi="ar_AE"/>
+        </w:rPr>
+        <w:t>מִ֥י יוֹדֵ֖עַ יָשׁ֣וּב וְ⁠נִחָ֑ם וְ⁠הִשְׁאִ֤יר אַֽחֲרָי⁠ו֙ בְּרָכָ֔ה</w:t>
+      </w:r>
+    </w:p>
+    <w:p>
+      <w:pPr>
+        <w:bidi/>
+      </w:pPr>
+      <w:r>
+        <w:rPr>
+          <w:lang w:val="ar_AE" w:bidi="ar_AE"/>
+        </w:rPr>
+      </w:r>
+      <w:r>
+        <w:rPr>
           <w:b/>
           <w:lang w:val="ar_AE" w:bidi="ar_AE"/>
         </w:rPr>
@@ -16580,6 +18804,22 @@
       </w:r>
       <w:r>
         <w:rPr>
+          <w:lang w:val="ar_AE" w:bidi="ar_AE"/>
+        </w:rPr>
+        <w:t>יָשׁ֣וּב וְ⁠נִחָ֑ם</w:t>
+      </w:r>
+    </w:p>
+    <w:p>
+      <w:pPr>
+        <w:bidi/>
+      </w:pPr>
+      <w:r>
+        <w:rPr>
+          <w:lang w:val="ar_AE" w:bidi="ar_AE"/>
+        </w:rPr>
+      </w:r>
+      <w:r>
+        <w:rPr>
           <w:b/>
           <w:lang w:val="ar_AE" w:bidi="ar_AE"/>
         </w:rPr>
@@ -16695,6 +18935,22 @@
       </w:r>
       <w:r>
         <w:rPr>
+          <w:lang w:val="ar_AE" w:bidi="ar_AE"/>
+        </w:rPr>
+        <w:t>וְ⁠הִשְׁאִ֤יר &amp; בְּרָכָ֔ה</w:t>
+      </w:r>
+    </w:p>
+    <w:p>
+      <w:pPr>
+        <w:bidi/>
+      </w:pPr>
+      <w:r>
+        <w:rPr>
+          <w:lang w:val="ar_AE" w:bidi="ar_AE"/>
+        </w:rPr>
+      </w:r>
+      <w:r>
+        <w:rPr>
           <w:b/>
           <w:lang w:val="ar_AE" w:bidi="ar_AE"/>
         </w:rPr>
@@ -16810,6 +19066,22 @@
       </w:r>
       <w:r>
         <w:rPr>
+          <w:lang w:val="ar_AE" w:bidi="ar_AE"/>
+        </w:rPr>
+        <w:t>אֱלֹהֵי⁠כֶֽם</w:t>
+      </w:r>
+    </w:p>
+    <w:p>
+      <w:pPr>
+        <w:bidi/>
+      </w:pPr>
+      <w:r>
+        <w:rPr>
+          <w:lang w:val="ar_AE" w:bidi="ar_AE"/>
+        </w:rPr>
+      </w:r>
+      <w:r>
+        <w:rPr>
           <w:b/>
           <w:lang w:val="ar_AE" w:bidi="ar_AE"/>
         </w:rPr>
@@ -16925,6 +19197,22 @@
       </w:r>
       <w:r>
         <w:rPr>
+          <w:lang w:val="ar_AE" w:bidi="ar_AE"/>
+        </w:rPr>
+        <w:t>צ֖וֹם</w:t>
+      </w:r>
+    </w:p>
+    <w:p>
+      <w:pPr>
+        <w:bidi/>
+      </w:pPr>
+      <w:r>
+        <w:rPr>
+          <w:lang w:val="ar_AE" w:bidi="ar_AE"/>
+        </w:rPr>
+      </w:r>
+      <w:r>
+        <w:rPr>
           <w:b/>
           <w:lang w:val="ar_AE" w:bidi="ar_AE"/>
         </w:rPr>
@@ -17040,6 +19328,22 @@
       </w:r>
       <w:r>
         <w:rPr>
+          <w:lang w:val="ar_AE" w:bidi="ar_AE"/>
+        </w:rPr>
+        <w:t>קַדְּשׁוּ־צ֖וֹם קִרְא֥וּ עֲצָרָֽה</w:t>
+      </w:r>
+    </w:p>
+    <w:p>
+      <w:pPr>
+        <w:bidi/>
+      </w:pPr>
+      <w:r>
+        <w:rPr>
+          <w:lang w:val="ar_AE" w:bidi="ar_AE"/>
+        </w:rPr>
+      </w:r>
+      <w:r>
+        <w:rPr>
           <w:b/>
           <w:lang w:val="ar_AE" w:bidi="ar_AE"/>
         </w:rPr>
@@ -17142,6 +19446,22 @@
       </w:r>
       <w:r>
         <w:rPr>
+          <w:lang w:val="ar_AE" w:bidi="ar_AE"/>
+        </w:rPr>
+        <w:t>קִבְצ֣וּ זְקֵנִ֔ים אִסְפוּ֙ עֽוֹלָלִ֔ים וְ⁠יֹנְקֵ֖י שָׁדָ֑יִם</w:t>
+      </w:r>
+    </w:p>
+    <w:p>
+      <w:pPr>
+        <w:bidi/>
+      </w:pPr>
+      <w:r>
+        <w:rPr>
+          <w:lang w:val="ar_AE" w:bidi="ar_AE"/>
+        </w:rPr>
+      </w:r>
+      <w:r>
+        <w:rPr>
           <w:b/>
           <w:lang w:val="ar_AE" w:bidi="ar_AE"/>
         </w:rPr>
@@ -17244,6 +19564,22 @@
       </w:r>
       <w:r>
         <w:rPr>
+          <w:lang w:val="ar_AE" w:bidi="ar_AE"/>
+        </w:rPr>
+        <w:t>יֵצֵ֤א חָתָן֙ מֵֽ⁠חֶדְר֔⁠וֹ וְ⁠כַלָּ֖ה מֵ⁠חֻפָּתָֽ⁠הּ</w:t>
+      </w:r>
+    </w:p>
+    <w:p>
+      <w:pPr>
+        <w:bidi/>
+      </w:pPr>
+      <w:r>
+        <w:rPr>
+          <w:lang w:val="ar_AE" w:bidi="ar_AE"/>
+        </w:rPr>
+      </w:r>
+      <w:r>
+        <w:rPr>
           <w:b/>
           <w:lang w:val="ar_AE" w:bidi="ar_AE"/>
         </w:rPr>
@@ -17346,6 +19682,22 @@
       </w:r>
       <w:r>
         <w:rPr>
+          <w:lang w:val="ar_AE" w:bidi="ar_AE"/>
+        </w:rPr>
+        <w:t>בֵּ֤ין הָ⁠אוּלָם֙ וְ⁠לַ⁠מִּזְבֵּ֔חַ</w:t>
+      </w:r>
+    </w:p>
+    <w:p>
+      <w:pPr>
+        <w:bidi/>
+      </w:pPr>
+      <w:r>
+        <w:rPr>
+          <w:lang w:val="ar_AE" w:bidi="ar_AE"/>
+        </w:rPr>
+      </w:r>
+      <w:r>
+        <w:rPr>
           <w:b/>
           <w:lang w:val="ar_AE" w:bidi="ar_AE"/>
         </w:rPr>
@@ -17448,6 +19800,22 @@
       </w:r>
       <w:r>
         <w:rPr>
+          <w:lang w:val="ar_AE" w:bidi="ar_AE"/>
+        </w:rPr>
+        <w:t>וְ⁠אַל־תִּתֵּ֨ן נַחֲלָתְ⁠ךָ֤ לְ⁠חֶרְפָּה֙</w:t>
+      </w:r>
+    </w:p>
+    <w:p>
+      <w:pPr>
+        <w:bidi/>
+      </w:pPr>
+      <w:r>
+        <w:rPr>
+          <w:lang w:val="ar_AE" w:bidi="ar_AE"/>
+        </w:rPr>
+      </w:r>
+      <w:r>
+        <w:rPr>
           <w:b/>
           <w:lang w:val="ar_AE" w:bidi="ar_AE"/>
         </w:rPr>
@@ -17563,6 +19931,22 @@
       </w:r>
       <w:r>
         <w:rPr>
+          <w:lang w:val="ar_AE" w:bidi="ar_AE"/>
+        </w:rPr>
+        <w:t>נַחֲלָתְ⁠ךָ֤</w:t>
+      </w:r>
+    </w:p>
+    <w:p>
+      <w:pPr>
+        <w:bidi/>
+      </w:pPr>
+      <w:r>
+        <w:rPr>
+          <w:lang w:val="ar_AE" w:bidi="ar_AE"/>
+        </w:rPr>
+      </w:r>
+      <w:r>
+        <w:rPr>
           <w:b/>
           <w:lang w:val="ar_AE" w:bidi="ar_AE"/>
         </w:rPr>
@@ -17665,6 +20049,22 @@
       </w:r>
       <w:r>
         <w:rPr>
+          <w:lang w:val="ar_AE" w:bidi="ar_AE"/>
+        </w:rPr>
+        <w:t>לִ⁠מְשָׁל־בָּ֣⁠ם גּוֹיִ֔ם</w:t>
+      </w:r>
+    </w:p>
+    <w:p>
+      <w:pPr>
+        <w:bidi/>
+      </w:pPr>
+      <w:r>
+        <w:rPr>
+          <w:lang w:val="ar_AE" w:bidi="ar_AE"/>
+        </w:rPr>
+      </w:r>
+      <w:r>
+        <w:rPr>
           <w:b/>
           <w:lang w:val="ar_AE" w:bidi="ar_AE"/>
         </w:rPr>
@@ -17767,6 +20167,22 @@
       </w:r>
       <w:r>
         <w:rPr>
+          <w:lang w:val="ar_AE" w:bidi="ar_AE"/>
+        </w:rPr>
+        <w:t>לָ֚⁠מָּה יֹאמְר֣וּ בָֽ⁠עַמִּ֔ים אַיֵּ֖ה אֱלֹהֵי⁠הֶֽם</w:t>
+      </w:r>
+    </w:p>
+    <w:p>
+      <w:pPr>
+        <w:bidi/>
+      </w:pPr>
+      <w:r>
+        <w:rPr>
+          <w:lang w:val="ar_AE" w:bidi="ar_AE"/>
+        </w:rPr>
+      </w:r>
+      <w:r>
+        <w:rPr>
           <w:b/>
           <w:lang w:val="ar_AE" w:bidi="ar_AE"/>
         </w:rPr>
@@ -17869,6 +20285,22 @@
       </w:r>
       <w:r>
         <w:rPr>
+          <w:lang w:val="ar_AE" w:bidi="ar_AE"/>
+        </w:rPr>
+        <w:t>לָ֚⁠מָּה יֹאמְר֣וּ</w:t>
+      </w:r>
+    </w:p>
+    <w:p>
+      <w:pPr>
+        <w:bidi/>
+      </w:pPr>
+      <w:r>
+        <w:rPr>
+          <w:lang w:val="ar_AE" w:bidi="ar_AE"/>
+        </w:rPr>
+      </w:r>
+      <w:r>
+        <w:rPr>
           <w:b/>
           <w:lang w:val="ar_AE" w:bidi="ar_AE"/>
         </w:rPr>
@@ -17984,6 +20416,22 @@
       </w:r>
       <w:r>
         <w:rPr>
+          <w:lang w:val="ar_AE" w:bidi="ar_AE"/>
+        </w:rPr>
+        <w:t>לָ֚⁠מָּה יֹאמְר֣וּ בָֽ⁠עַמִּ֔ים</w:t>
+      </w:r>
+    </w:p>
+    <w:p>
+      <w:pPr>
+        <w:bidi/>
+      </w:pPr>
+      <w:r>
+        <w:rPr>
+          <w:lang w:val="ar_AE" w:bidi="ar_AE"/>
+        </w:rPr>
+      </w:r>
+      <w:r>
+        <w:rPr>
           <w:b/>
           <w:lang w:val="ar_AE" w:bidi="ar_AE"/>
         </w:rPr>
@@ -18086,6 +20534,22 @@
       </w:r>
       <w:r>
         <w:rPr>
+          <w:lang w:val="ar_AE" w:bidi="ar_AE"/>
+        </w:rPr>
+        <w:t>אַיֵּ֖ה אֱלֹהֵי⁠הֶֽם</w:t>
+      </w:r>
+    </w:p>
+    <w:p>
+      <w:pPr>
+        <w:bidi/>
+      </w:pPr>
+      <w:r>
+        <w:rPr>
+          <w:lang w:val="ar_AE" w:bidi="ar_AE"/>
+        </w:rPr>
+      </w:r>
+      <w:r>
+        <w:rPr>
           <w:b/>
           <w:lang w:val="ar_AE" w:bidi="ar_AE"/>
         </w:rPr>
@@ -18188,6 +20652,22 @@
       </w:r>
       <w:r>
         <w:rPr>
+          <w:lang w:val="ar_AE" w:bidi="ar_AE"/>
+        </w:rPr>
+        <w:t>וַ⁠יְקַנֵּ֥א יְהוָ֖ה לְ⁠אַרְצ֑⁠וֹ וַ⁠יַּחְמֹ֖ל עַל־עַמּֽ⁠וֹ</w:t>
+      </w:r>
+    </w:p>
+    <w:p>
+      <w:pPr>
+        <w:bidi/>
+      </w:pPr>
+      <w:r>
+        <w:rPr>
+          <w:lang w:val="ar_AE" w:bidi="ar_AE"/>
+        </w:rPr>
+      </w:r>
+      <w:r>
+        <w:rPr>
           <w:b/>
           <w:lang w:val="ar_AE" w:bidi="ar_AE"/>
         </w:rPr>
@@ -18290,6 +20770,22 @@
       </w:r>
       <w:r>
         <w:rPr>
+          <w:lang w:val="ar_AE" w:bidi="ar_AE"/>
+        </w:rPr>
+        <w:t>לְ⁠אַרְצ֑⁠וֹ</w:t>
+      </w:r>
+    </w:p>
+    <w:p>
+      <w:pPr>
+        <w:bidi/>
+      </w:pPr>
+      <w:r>
+        <w:rPr>
+          <w:lang w:val="ar_AE" w:bidi="ar_AE"/>
+        </w:rPr>
+      </w:r>
+      <w:r>
+        <w:rPr>
           <w:b/>
           <w:lang w:val="ar_AE" w:bidi="ar_AE"/>
         </w:rPr>
@@ -18405,6 +20901,22 @@
       </w:r>
       <w:r>
         <w:rPr>
+          <w:lang w:val="ar_AE" w:bidi="ar_AE"/>
+        </w:rPr>
+        <w:t>וַ⁠יַּ֨עַן יְהוָ֜ה וַ⁠יֹּ֣אמֶר</w:t>
+      </w:r>
+    </w:p>
+    <w:p>
+      <w:pPr>
+        <w:bidi/>
+      </w:pPr>
+      <w:r>
+        <w:rPr>
+          <w:lang w:val="ar_AE" w:bidi="ar_AE"/>
+        </w:rPr>
+      </w:r>
+      <w:r>
+        <w:rPr>
           <w:b/>
           <w:lang w:val="ar_AE" w:bidi="ar_AE"/>
         </w:rPr>
@@ -18507,6 +21019,22 @@
       </w:r>
       <w:r>
         <w:rPr>
+          <w:lang w:val="ar_AE" w:bidi="ar_AE"/>
+        </w:rPr>
+        <w:t>וַ⁠יַּ֨עַן יְהוָ֜ה וַ⁠יֹּ֣אמֶר</w:t>
+      </w:r>
+    </w:p>
+    <w:p>
+      <w:pPr>
+        <w:bidi/>
+      </w:pPr>
+      <w:r>
+        <w:rPr>
+          <w:lang w:val="ar_AE" w:bidi="ar_AE"/>
+        </w:rPr>
+      </w:r>
+      <w:r>
+        <w:rPr>
           <w:b/>
           <w:lang w:val="ar_AE" w:bidi="ar_AE"/>
         </w:rPr>
@@ -18648,6 +21176,22 @@
       </w:r>
       <w:r>
         <w:rPr>
+          <w:lang w:val="ar_AE" w:bidi="ar_AE"/>
+        </w:rPr>
+        <w:t>הִנְ⁠נִ֨י שֹׁלֵ֤חַ לָ⁠כֶם֙ אֶת־הַ⁠דָּגָן֙ וְ⁠הַ⁠תִּיר֣וֹשׁ וְ⁠הַ⁠יִּצְהָ֔ר</w:t>
+      </w:r>
+    </w:p>
+    <w:p>
+      <w:pPr>
+        <w:bidi/>
+      </w:pPr>
+      <w:r>
+        <w:rPr>
+          <w:lang w:val="ar_AE" w:bidi="ar_AE"/>
+        </w:rPr>
+      </w:r>
+      <w:r>
+        <w:rPr>
           <w:b/>
           <w:lang w:val="ar_AE" w:bidi="ar_AE"/>
         </w:rPr>
@@ -18750,6 +21294,22 @@
       </w:r>
       <w:r>
         <w:rPr>
+          <w:lang w:val="ar_AE" w:bidi="ar_AE"/>
+        </w:rPr>
+        <w:t>הִנְ⁠נִ֨י שֹׁלֵ֤חַ</w:t>
+      </w:r>
+    </w:p>
+    <w:p>
+      <w:pPr>
+        <w:bidi/>
+      </w:pPr>
+      <w:r>
+        <w:rPr>
+          <w:lang w:val="ar_AE" w:bidi="ar_AE"/>
+        </w:rPr>
+      </w:r>
+      <w:r>
+        <w:rPr>
           <w:b/>
           <w:lang w:val="ar_AE" w:bidi="ar_AE"/>
         </w:rPr>
@@ -18865,6 +21425,22 @@
       </w:r>
       <w:r>
         <w:rPr>
+          <w:lang w:val="ar_AE" w:bidi="ar_AE"/>
+        </w:rPr>
+        <w:t>אֹת֑⁠וֹ</w:t>
+      </w:r>
+    </w:p>
+    <w:p>
+      <w:pPr>
+        <w:bidi/>
+      </w:pPr>
+      <w:r>
+        <w:rPr>
+          <w:lang w:val="ar_AE" w:bidi="ar_AE"/>
+        </w:rPr>
+      </w:r>
+      <w:r>
+        <w:rPr>
           <w:b/>
           <w:lang w:val="ar_AE" w:bidi="ar_AE"/>
         </w:rPr>
@@ -18993,6 +21569,22 @@
       </w:r>
       <w:r>
         <w:rPr>
+          <w:lang w:val="ar_AE" w:bidi="ar_AE"/>
+        </w:rPr>
+        <w:t>וְ⁠לֹא־אֶתֵּ֨ן אֶתְ⁠כֶ֥ם ע֛וֹד חֶרְפָּ֖ה בַּ⁠גּוֹיִֽם</w:t>
+      </w:r>
+    </w:p>
+    <w:p>
+      <w:pPr>
+        <w:bidi/>
+      </w:pPr>
+      <w:r>
+        <w:rPr>
+          <w:lang w:val="ar_AE" w:bidi="ar_AE"/>
+        </w:rPr>
+      </w:r>
+      <w:r>
+        <w:rPr>
           <w:b/>
           <w:lang w:val="ar_AE" w:bidi="ar_AE"/>
         </w:rPr>
@@ -19108,6 +21700,22 @@
       </w:r>
       <w:r>
         <w:rPr>
+          <w:lang w:val="ar_AE" w:bidi="ar_AE"/>
+        </w:rPr>
+        <w:t>וְֽ⁠אֶת־הַ⁠צְּפוֹנִ֞י</w:t>
+      </w:r>
+    </w:p>
+    <w:p>
+      <w:pPr>
+        <w:bidi/>
+      </w:pPr>
+      <w:r>
+        <w:rPr>
+          <w:lang w:val="ar_AE" w:bidi="ar_AE"/>
+        </w:rPr>
+      </w:r>
+      <w:r>
+        <w:rPr>
           <w:b/>
           <w:lang w:val="ar_AE" w:bidi="ar_AE"/>
         </w:rPr>
@@ -19223,6 +21831,22 @@
       </w:r>
       <w:r>
         <w:rPr>
+          <w:lang w:val="ar_AE" w:bidi="ar_AE"/>
+        </w:rPr>
+        <w:t>אֶ֣רֶץ צִיָּ֣ה וּ⁠שְׁמָמָה֒</w:t>
+      </w:r>
+    </w:p>
+    <w:p>
+      <w:pPr>
+        <w:bidi/>
+      </w:pPr>
+      <w:r>
+        <w:rPr>
+          <w:lang w:val="ar_AE" w:bidi="ar_AE"/>
+        </w:rPr>
+      </w:r>
+      <w:r>
+        <w:rPr>
           <w:b/>
           <w:lang w:val="ar_AE" w:bidi="ar_AE"/>
         </w:rPr>
@@ -19338,6 +21962,22 @@
       </w:r>
       <w:r>
         <w:rPr>
+          <w:lang w:val="ar_AE" w:bidi="ar_AE"/>
+        </w:rPr>
+        <w:t>אֶ֣רֶץ צִיָּ֣ה וּ⁠שְׁמָמָה֒</w:t>
+      </w:r>
+    </w:p>
+    <w:p>
+      <w:pPr>
+        <w:bidi/>
+      </w:pPr>
+      <w:r>
+        <w:rPr>
+          <w:lang w:val="ar_AE" w:bidi="ar_AE"/>
+        </w:rPr>
+      </w:r>
+      <w:r>
+        <w:rPr>
           <w:b/>
           <w:lang w:val="ar_AE" w:bidi="ar_AE"/>
         </w:rPr>
@@ -19453,6 +22093,22 @@
       </w:r>
       <w:r>
         <w:rPr>
+          <w:lang w:val="ar_AE" w:bidi="ar_AE"/>
+        </w:rPr>
+        <w:t>אֶל &amp; אֶת־פָּנָ֗י⁠ו אֶל־הַ⁠יָּם֙ הַ⁠קַּדְמֹנִ֔י וְ⁠סֹפ֖⁠וֹ אֶל־הַ⁠יָּ֣ם הָ⁠אַֽחֲר֑וֹן</w:t>
+      </w:r>
+    </w:p>
+    <w:p>
+      <w:pPr>
+        <w:bidi/>
+      </w:pPr>
+      <w:r>
+        <w:rPr>
+          <w:lang w:val="ar_AE" w:bidi="ar_AE"/>
+        </w:rPr>
+      </w:r>
+      <w:r>
+        <w:rPr>
           <w:b/>
           <w:lang w:val="ar_AE" w:bidi="ar_AE"/>
         </w:rPr>
@@ -19568,6 +22224,22 @@
       </w:r>
       <w:r>
         <w:rPr>
+          <w:lang w:val="ar_AE" w:bidi="ar_AE"/>
+        </w:rPr>
+        <w:t>אֶל &amp; אֶת־פָּנָ֗י⁠ו אֶל־הַ⁠יָּם֙ הַ⁠קַּדְמֹנִ֔י וְ⁠סֹפ֖⁠וֹ אֶל־הַ⁠יָּ֣ם הָ⁠אַֽחֲר֑וֹן</w:t>
+      </w:r>
+    </w:p>
+    <w:p>
+      <w:pPr>
+        <w:bidi/>
+      </w:pPr>
+      <w:r>
+        <w:rPr>
+          <w:lang w:val="ar_AE" w:bidi="ar_AE"/>
+        </w:rPr>
+      </w:r>
+      <w:r>
+        <w:rPr>
           <w:b/>
           <w:lang w:val="ar_AE" w:bidi="ar_AE"/>
         </w:rPr>
@@ -19696,6 +22368,22 @@
       </w:r>
       <w:r>
         <w:rPr>
+          <w:lang w:val="ar_AE" w:bidi="ar_AE"/>
+        </w:rPr>
+        <w:t>וְ⁠עָלָ֣ה בָאְשׁ֗⁠וֹ וְ⁠תַ֨עַל֙ צַחֲנָת֔⁠וֹ</w:t>
+      </w:r>
+    </w:p>
+    <w:p>
+      <w:pPr>
+        <w:bidi/>
+      </w:pPr>
+      <w:r>
+        <w:rPr>
+          <w:lang w:val="ar_AE" w:bidi="ar_AE"/>
+        </w:rPr>
+      </w:r>
+      <w:r>
+        <w:rPr>
           <w:b/>
           <w:lang w:val="ar_AE" w:bidi="ar_AE"/>
         </w:rPr>
@@ -19811,6 +22499,22 @@
       </w:r>
       <w:r>
         <w:rPr>
+          <w:lang w:val="ar_AE" w:bidi="ar_AE"/>
+        </w:rPr>
+        <w:t>הִגְדִּ֖יל לַ⁠עֲשֽׂוֹת</w:t>
+      </w:r>
+    </w:p>
+    <w:p>
+      <w:pPr>
+        <w:bidi/>
+      </w:pPr>
+      <w:r>
+        <w:rPr>
+          <w:lang w:val="ar_AE" w:bidi="ar_AE"/>
+        </w:rPr>
+      </w:r>
+      <w:r>
+        <w:rPr>
           <w:b/>
           <w:lang w:val="ar_AE" w:bidi="ar_AE"/>
         </w:rPr>
@@ -19924,6 +22628,22 @@
       </w:r>
       <w:r>
         <w:rPr>
+          <w:lang w:val="ar_AE" w:bidi="ar_AE"/>
+        </w:rPr>
+        <w:t>כִּ֥י הִגְדִּ֖יל לַ⁠עֲשֽׂוֹת</w:t>
+      </w:r>
+    </w:p>
+    <w:p>
+      <w:pPr>
+        <w:bidi/>
+      </w:pPr>
+      <w:r>
+        <w:rPr>
+          <w:lang w:val="ar_AE" w:bidi="ar_AE"/>
+        </w:rPr>
+      </w:r>
+      <w:r>
+        <w:rPr>
           <w:b/>
           <w:lang w:val="ar_AE" w:bidi="ar_AE"/>
         </w:rPr>
@@ -20026,6 +22746,22 @@
       </w:r>
       <w:r>
         <w:rPr>
+          <w:lang w:val="ar_AE" w:bidi="ar_AE"/>
+        </w:rPr>
+        <w:t>אַל־תִּֽירְאִ֖י אֲדָמָ֑ה גִּ֣ילִי וּ⁠שְׂמָ֔חִי</w:t>
+      </w:r>
+    </w:p>
+    <w:p>
+      <w:pPr>
+        <w:bidi/>
+      </w:pPr>
+      <w:r>
+        <w:rPr>
+          <w:lang w:val="ar_AE" w:bidi="ar_AE"/>
+        </w:rPr>
+      </w:r>
+      <w:r>
+        <w:rPr>
           <w:b/>
           <w:lang w:val="ar_AE" w:bidi="ar_AE"/>
         </w:rPr>
@@ -20151,6 +22887,22 @@
       </w:r>
       <w:r>
         <w:rPr>
+          <w:lang w:val="ar_AE" w:bidi="ar_AE"/>
+        </w:rPr>
+        <w:t>גִּ֣ילִי וּ⁠שְׂמָ֔חִי</w:t>
+      </w:r>
+    </w:p>
+    <w:p>
+      <w:pPr>
+        <w:bidi/>
+      </w:pPr>
+      <w:r>
+        <w:rPr>
+          <w:lang w:val="ar_AE" w:bidi="ar_AE"/>
+        </w:rPr>
+      </w:r>
+      <w:r>
+        <w:rPr>
           <w:b/>
           <w:lang w:val="ar_AE" w:bidi="ar_AE"/>
         </w:rPr>
@@ -20266,6 +23018,22 @@
       </w:r>
       <w:r>
         <w:rPr>
+          <w:lang w:val="ar_AE" w:bidi="ar_AE"/>
+        </w:rPr>
+        <w:t>הִגְדִּ֥יל יְהוָ֖ה לַ⁠עֲשֽׂוֹת</w:t>
+      </w:r>
+    </w:p>
+    <w:p>
+      <w:pPr>
+        <w:bidi/>
+      </w:pPr>
+      <w:r>
+        <w:rPr>
+          <w:lang w:val="ar_AE" w:bidi="ar_AE"/>
+        </w:rPr>
+      </w:r>
+      <w:r>
+        <w:rPr>
           <w:b/>
           <w:lang w:val="ar_AE" w:bidi="ar_AE"/>
         </w:rPr>
@@ -20368,6 +23136,22 @@
       </w:r>
       <w:r>
         <w:rPr>
+          <w:lang w:val="ar_AE" w:bidi="ar_AE"/>
+        </w:rPr>
+        <w:t>הִגְדִּ֥יל יְהוָ֖ה לַ⁠עֲשֽׂוֹת</w:t>
+      </w:r>
+    </w:p>
+    <w:p>
+      <w:pPr>
+        <w:bidi/>
+      </w:pPr>
+      <w:r>
+        <w:rPr>
+          <w:lang w:val="ar_AE" w:bidi="ar_AE"/>
+        </w:rPr>
+      </w:r>
+      <w:r>
+        <w:rPr>
           <w:b/>
           <w:lang w:val="ar_AE" w:bidi="ar_AE"/>
         </w:rPr>
@@ -20470,6 +23254,22 @@
       </w:r>
       <w:r>
         <w:rPr>
+          <w:lang w:val="ar_AE" w:bidi="ar_AE"/>
+        </w:rPr>
+        <w:t>אַל־תִּֽירְאוּ֙ בַּהֲמ֣וֹת שָׂדַ֔י</w:t>
+      </w:r>
+    </w:p>
+    <w:p>
+      <w:pPr>
+        <w:bidi/>
+      </w:pPr>
+      <w:r>
+        <w:rPr>
+          <w:lang w:val="ar_AE" w:bidi="ar_AE"/>
+        </w:rPr>
+      </w:r>
+      <w:r>
+        <w:rPr>
           <w:b/>
           <w:lang w:val="ar_AE" w:bidi="ar_AE"/>
         </w:rPr>
@@ -20585,6 +23385,22 @@
       </w:r>
       <w:r>
         <w:rPr>
+          <w:lang w:val="ar_AE" w:bidi="ar_AE"/>
+        </w:rPr>
+        <w:t>דָשְׁא֖וּ נְא֣וֹת מִדְבָּ֑ר כִּֽי־עֵץ֙ נָשָׂ֣א פִרְי֔⁠וֹ תְּאֵנָ֥ה וָ⁠גֶ֖פֶן נָתְנ֥וּ חֵילָֽ⁠ם</w:t>
+      </w:r>
+    </w:p>
+    <w:p>
+      <w:pPr>
+        <w:bidi/>
+      </w:pPr>
+      <w:r>
+        <w:rPr>
+          <w:lang w:val="ar_AE" w:bidi="ar_AE"/>
+        </w:rPr>
+      </w:r>
+      <w:r>
+        <w:rPr>
           <w:b/>
           <w:lang w:val="ar_AE" w:bidi="ar_AE"/>
         </w:rPr>
@@ -20687,6 +23503,22 @@
       </w:r>
       <w:r>
         <w:rPr>
+          <w:lang w:val="ar_AE" w:bidi="ar_AE"/>
+        </w:rPr>
+        <w:t>עֵץ֙ נָשָׂ֣א פִרְי֔⁠וֹ תְּאֵנָ֥ה וָ⁠גֶ֖פֶן נָתְנ֥וּ חֵילָֽ⁠ם</w:t>
+      </w:r>
+    </w:p>
+    <w:p>
+      <w:pPr>
+        <w:bidi/>
+      </w:pPr>
+      <w:r>
+        <w:rPr>
+          <w:lang w:val="ar_AE" w:bidi="ar_AE"/>
+        </w:rPr>
+      </w:r>
+      <w:r>
+        <w:rPr>
           <w:b/>
           <w:lang w:val="ar_AE" w:bidi="ar_AE"/>
         </w:rPr>
@@ -20828,6 +23660,22 @@
       </w:r>
       <w:r>
         <w:rPr>
+          <w:lang w:val="ar_AE" w:bidi="ar_AE"/>
+        </w:rPr>
+        <w:t>חֵילָֽ⁠ם</w:t>
+      </w:r>
+    </w:p>
+    <w:p>
+      <w:pPr>
+        <w:bidi/>
+      </w:pPr>
+      <w:r>
+        <w:rPr>
+          <w:lang w:val="ar_AE" w:bidi="ar_AE"/>
+        </w:rPr>
+      </w:r>
+      <w:r>
+        <w:rPr>
           <w:b/>
           <w:lang w:val="ar_AE" w:bidi="ar_AE"/>
         </w:rPr>
@@ -20943,6 +23791,22 @@
       </w:r>
       <w:r>
         <w:rPr>
+          <w:lang w:val="ar_AE" w:bidi="ar_AE"/>
+        </w:rPr>
+        <w:t>וּ⁠בְנֵ֣י צִיּ֗וֹן</w:t>
+      </w:r>
+    </w:p>
+    <w:p>
+      <w:pPr>
+        <w:bidi/>
+      </w:pPr>
+      <w:r>
+        <w:rPr>
+          <w:lang w:val="ar_AE" w:bidi="ar_AE"/>
+        </w:rPr>
+      </w:r>
+      <w:r>
+        <w:rPr>
           <w:b/>
           <w:lang w:val="ar_AE" w:bidi="ar_AE"/>
         </w:rPr>
@@ -21058,6 +23922,22 @@
       </w:r>
       <w:r>
         <w:rPr>
+          <w:lang w:val="ar_AE" w:bidi="ar_AE"/>
+        </w:rPr>
+        <w:t>אֱלֹֽהֵי⁠כֶ֔ם</w:t>
+      </w:r>
+    </w:p>
+    <w:p>
+      <w:pPr>
+        <w:bidi/>
+      </w:pPr>
+      <w:r>
+        <w:rPr>
+          <w:lang w:val="ar_AE" w:bidi="ar_AE"/>
+        </w:rPr>
+      </w:r>
+      <w:r>
+        <w:rPr>
           <w:b/>
           <w:lang w:val="ar_AE" w:bidi="ar_AE"/>
         </w:rPr>
@@ -21173,6 +24053,22 @@
       </w:r>
       <w:r>
         <w:rPr>
+          <w:lang w:val="ar_AE" w:bidi="ar_AE"/>
+        </w:rPr>
+        <w:t>נָתַ֥ן לָ⁠כֶ֛ם אֶת־הַ⁠מּוֹרֶ֖ה לִ⁠צְדָקָ֑ה וַ⁠יּ֣וֹרֶד לָ⁠כֶ֗ם גֶּ֛שֶׁם</w:t>
+      </w:r>
+    </w:p>
+    <w:p>
+      <w:pPr>
+        <w:bidi/>
+      </w:pPr>
+      <w:r>
+        <w:rPr>
+          <w:lang w:val="ar_AE" w:bidi="ar_AE"/>
+        </w:rPr>
+      </w:r>
+      <w:r>
+        <w:rPr>
           <w:b/>
           <w:lang w:val="ar_AE" w:bidi="ar_AE"/>
         </w:rPr>
@@ -21275,6 +24171,22 @@
       </w:r>
       <w:r>
         <w:rPr>
+          <w:lang w:val="ar_AE" w:bidi="ar_AE"/>
+        </w:rPr>
+        <w:t>לִ⁠צְדָקָ֑ה</w:t>
+      </w:r>
+    </w:p>
+    <w:p>
+      <w:pPr>
+        <w:bidi/>
+      </w:pPr>
+      <w:r>
+        <w:rPr>
+          <w:lang w:val="ar_AE" w:bidi="ar_AE"/>
+        </w:rPr>
+      </w:r>
+      <w:r>
+        <w:rPr>
           <w:b/>
           <w:lang w:val="ar_AE" w:bidi="ar_AE"/>
         </w:rPr>
@@ -21390,6 +24302,22 @@
       </w:r>
       <w:r>
         <w:rPr>
+          <w:lang w:val="ar_AE" w:bidi="ar_AE"/>
+        </w:rPr>
+        <w:t>גֶּ֛שֶׁם</w:t>
+      </w:r>
+    </w:p>
+    <w:p>
+      <w:pPr>
+        <w:bidi/>
+      </w:pPr>
+      <w:r>
+        <w:rPr>
+          <w:lang w:val="ar_AE" w:bidi="ar_AE"/>
+        </w:rPr>
+      </w:r>
+      <w:r>
+        <w:rPr>
           <w:b/>
           <w:lang w:val="ar_AE" w:bidi="ar_AE"/>
         </w:rPr>
@@ -21505,6 +24433,22 @@
       </w:r>
       <w:r>
         <w:rPr>
+          <w:lang w:val="ar_AE" w:bidi="ar_AE"/>
+        </w:rPr>
+        <w:t>מוֹרֶ֥ה וּ⁠מַלְק֖וֹשׁ</w:t>
+      </w:r>
+    </w:p>
+    <w:p>
+      <w:pPr>
+        <w:bidi/>
+      </w:pPr>
+      <w:r>
+        <w:rPr>
+          <w:lang w:val="ar_AE" w:bidi="ar_AE"/>
+        </w:rPr>
+      </w:r>
+      <w:r>
+        <w:rPr>
           <w:b/>
           <w:lang w:val="ar_AE" w:bidi="ar_AE"/>
         </w:rPr>
@@ -21633,6 +24577,22 @@
       </w:r>
       <w:r>
         <w:rPr>
+          <w:lang w:val="ar_AE" w:bidi="ar_AE"/>
+        </w:rPr>
+        <w:t>בָּ⁠רִאשֽׁוֹן</w:t>
+      </w:r>
+    </w:p>
+    <w:p>
+      <w:pPr>
+        <w:bidi/>
+      </w:pPr>
+      <w:r>
+        <w:rPr>
+          <w:lang w:val="ar_AE" w:bidi="ar_AE"/>
+        </w:rPr>
+      </w:r>
+      <w:r>
+        <w:rPr>
           <w:b/>
           <w:lang w:val="ar_AE" w:bidi="ar_AE"/>
         </w:rPr>
@@ -21748,6 +24708,22 @@
       </w:r>
       <w:r>
         <w:rPr>
+          <w:lang w:val="ar_AE" w:bidi="ar_AE"/>
+        </w:rPr>
+        <w:t>וְ⁠הֵשִׁ֥יקוּ הַ⁠יְקָבִ֖ים תִּיר֥וֹשׁ וְ⁠יִצְהָֽר</w:t>
+      </w:r>
+    </w:p>
+    <w:p>
+      <w:pPr>
+        <w:bidi/>
+      </w:pPr>
+      <w:r>
+        <w:rPr>
+          <w:lang w:val="ar_AE" w:bidi="ar_AE"/>
+        </w:rPr>
+      </w:r>
+      <w:r>
+        <w:rPr>
           <w:b/>
           <w:lang w:val="ar_AE" w:bidi="ar_AE"/>
         </w:rPr>
@@ -21850,6 +24826,22 @@
       </w:r>
       <w:r>
         <w:rPr>
+          <w:lang w:val="ar_AE" w:bidi="ar_AE"/>
+        </w:rPr>
+        <w:t>וְ⁠שִׁלַּמְתִּ֤י לָ⁠כֶם֙ אֶת־הַ⁠שָּׁנִ֔ים</w:t>
+      </w:r>
+    </w:p>
+    <w:p>
+      <w:pPr>
+        <w:bidi/>
+      </w:pPr>
+      <w:r>
+        <w:rPr>
+          <w:lang w:val="ar_AE" w:bidi="ar_AE"/>
+        </w:rPr>
+      </w:r>
+      <w:r>
+        <w:rPr>
           <w:b/>
           <w:lang w:val="ar_AE" w:bidi="ar_AE"/>
         </w:rPr>
@@ -21962,6 +24954,22 @@
       </w:r>
       <w:r>
         <w:rPr>
+          <w:lang w:val="ar_AE" w:bidi="ar_AE"/>
+        </w:rPr>
+        <w:t>אֶת־הַ⁠שָּׁנִ֔ים</w:t>
+      </w:r>
+    </w:p>
+    <w:p>
+      <w:pPr>
+        <w:bidi/>
+      </w:pPr>
+      <w:r>
+        <w:rPr>
+          <w:lang w:val="ar_AE" w:bidi="ar_AE"/>
+        </w:rPr>
+      </w:r>
+      <w:r>
+        <w:rPr>
           <w:b/>
           <w:lang w:val="ar_AE" w:bidi="ar_AE"/>
         </w:rPr>
@@ -22077,6 +25085,22 @@
       </w:r>
       <w:r>
         <w:rPr>
+          <w:lang w:val="ar_AE" w:bidi="ar_AE"/>
+        </w:rPr>
+        <w:t>חֵילִ⁠י֙ הַ⁠גָּד֔וֹל</w:t>
+      </w:r>
+    </w:p>
+    <w:p>
+      <w:pPr>
+        <w:bidi/>
+      </w:pPr>
+      <w:r>
+        <w:rPr>
+          <w:lang w:val="ar_AE" w:bidi="ar_AE"/>
+        </w:rPr>
+      </w:r>
+      <w:r>
+        <w:rPr>
           <w:b/>
           <w:lang w:val="ar_AE" w:bidi="ar_AE"/>
         </w:rPr>
@@ -22192,6 +25216,22 @@
       </w:r>
       <w:r>
         <w:rPr>
+          <w:lang w:val="ar_AE" w:bidi="ar_AE"/>
+        </w:rPr>
+        <w:t>וַ⁠אֲכַלְתֶּ֤ם אָכוֹל֙</w:t>
+      </w:r>
+    </w:p>
+    <w:p>
+      <w:pPr>
+        <w:bidi/>
+      </w:pPr>
+      <w:r>
+        <w:rPr>
+          <w:lang w:val="ar_AE" w:bidi="ar_AE"/>
+        </w:rPr>
+      </w:r>
+      <w:r>
+        <w:rPr>
           <w:b/>
           <w:lang w:val="ar_AE" w:bidi="ar_AE"/>
         </w:rPr>
@@ -22307,6 +25347,22 @@
       </w:r>
       <w:r>
         <w:rPr>
+          <w:lang w:val="ar_AE" w:bidi="ar_AE"/>
+        </w:rPr>
+        <w:t>אֶת־שֵׁ֤ם יְהוָה֙ אֱלֹ֣הֵי⁠כֶ֔ם</w:t>
+      </w:r>
+    </w:p>
+    <w:p>
+      <w:pPr>
+        <w:bidi/>
+      </w:pPr>
+      <w:r>
+        <w:rPr>
+          <w:lang w:val="ar_AE" w:bidi="ar_AE"/>
+        </w:rPr>
+      </w:r>
+      <w:r>
+        <w:rPr>
           <w:b/>
           <w:lang w:val="ar_AE" w:bidi="ar_AE"/>
         </w:rPr>
@@ -22409,6 +25465,22 @@
       </w:r>
       <w:r>
         <w:rPr>
+          <w:lang w:val="ar_AE" w:bidi="ar_AE"/>
+        </w:rPr>
+        <w:t>אֶת־שֵׁ֤ם</w:t>
+      </w:r>
+    </w:p>
+    <w:p>
+      <w:pPr>
+        <w:bidi/>
+      </w:pPr>
+      <w:r>
+        <w:rPr>
+          <w:lang w:val="ar_AE" w:bidi="ar_AE"/>
+        </w:rPr>
+      </w:r>
+      <w:r>
+        <w:rPr>
           <w:b/>
           <w:lang w:val="ar_AE" w:bidi="ar_AE"/>
         </w:rPr>
@@ -22524,6 +25596,22 @@
       </w:r>
       <w:r>
         <w:rPr>
+          <w:lang w:val="ar_AE" w:bidi="ar_AE"/>
+        </w:rPr>
+        <w:t>אֲשֶׁר־עָשָׂ֥ה עִמָּ⁠כֶ֖ם לְ⁠הַפְלִ֑יא</w:t>
+      </w:r>
+    </w:p>
+    <w:p>
+      <w:pPr>
+        <w:bidi/>
+      </w:pPr>
+      <w:r>
+        <w:rPr>
+          <w:lang w:val="ar_AE" w:bidi="ar_AE"/>
+        </w:rPr>
+      </w:r>
+      <w:r>
+        <w:rPr>
           <w:b/>
           <w:lang w:val="ar_AE" w:bidi="ar_AE"/>
         </w:rPr>
@@ -22639,6 +25727,22 @@
       </w:r>
       <w:r>
         <w:rPr>
+          <w:lang w:val="ar_AE" w:bidi="ar_AE"/>
+        </w:rPr>
+        <w:t>וְ⁠לֹא־יֵבֹ֥שׁוּ עַמִּ֖⁠י לְ⁠עוֹלָֽם</w:t>
+      </w:r>
+    </w:p>
+    <w:p>
+      <w:pPr>
+        <w:bidi/>
+      </w:pPr>
+      <w:r>
+        <w:rPr>
+          <w:lang w:val="ar_AE" w:bidi="ar_AE"/>
+        </w:rPr>
+      </w:r>
+      <w:r>
+        <w:rPr>
           <w:b/>
           <w:lang w:val="ar_AE" w:bidi="ar_AE"/>
         </w:rPr>
@@ -22754,6 +25858,22 @@
       </w:r>
       <w:r>
         <w:rPr>
+          <w:lang w:val="ar_AE" w:bidi="ar_AE"/>
+        </w:rPr>
+        <w:t>יִשְׂרָאֵל֙</w:t>
+      </w:r>
+    </w:p>
+    <w:p>
+      <w:pPr>
+        <w:bidi/>
+      </w:pPr>
+      <w:r>
+        <w:rPr>
+          <w:lang w:val="ar_AE" w:bidi="ar_AE"/>
+        </w:rPr>
+      </w:r>
+      <w:r>
+        <w:rPr>
           <w:b/>
           <w:lang w:val="ar_AE" w:bidi="ar_AE"/>
         </w:rPr>
@@ -22869,6 +25989,22 @@
       </w:r>
       <w:r>
         <w:rPr>
+          <w:lang w:val="ar_AE" w:bidi="ar_AE"/>
+        </w:rPr>
+        <w:t>וְ⁠לֹא־יֵבֹ֥שׁוּ עַמִּ֖⁠י לְ⁠עוֹלָֽם</w:t>
+      </w:r>
+    </w:p>
+    <w:p>
+      <w:pPr>
+        <w:bidi/>
+      </w:pPr>
+      <w:r>
+        <w:rPr>
+          <w:lang w:val="ar_AE" w:bidi="ar_AE"/>
+        </w:rPr>
+      </w:r>
+      <w:r>
+        <w:rPr>
           <w:b/>
           <w:lang w:val="ar_AE" w:bidi="ar_AE"/>
         </w:rPr>
@@ -22984,6 +26120,22 @@
       </w:r>
       <w:r>
         <w:rPr>
+          <w:lang w:val="ar_AE" w:bidi="ar_AE"/>
+        </w:rPr>
+        <w:t>וְ⁠הָיָ֣ה אַֽחֲרֵי־כֵ֗ן</w:t>
+      </w:r>
+    </w:p>
+    <w:p>
+      <w:pPr>
+        <w:bidi/>
+      </w:pPr>
+      <w:r>
+        <w:rPr>
+          <w:lang w:val="ar_AE" w:bidi="ar_AE"/>
+        </w:rPr>
+      </w:r>
+      <w:r>
+        <w:rPr>
           <w:b/>
           <w:lang w:val="ar_AE" w:bidi="ar_AE"/>
         </w:rPr>
@@ -23086,6 +26238,22 @@
       </w:r>
       <w:r>
         <w:rPr>
+          <w:lang w:val="ar_AE" w:bidi="ar_AE"/>
+        </w:rPr>
+        <w:t>אֶשְׁפּ֤וֹךְ אֶת־רוּחִ⁠י֙ עַל־כָּל־בָּשָׂ֔ר</w:t>
+      </w:r>
+    </w:p>
+    <w:p>
+      <w:pPr>
+        <w:bidi/>
+      </w:pPr>
+      <w:r>
+        <w:rPr>
+          <w:lang w:val="ar_AE" w:bidi="ar_AE"/>
+        </w:rPr>
+      </w:r>
+      <w:r>
+        <w:rPr>
           <w:b/>
           <w:lang w:val="ar_AE" w:bidi="ar_AE"/>
         </w:rPr>
@@ -23188,6 +26356,22 @@
       </w:r>
       <w:r>
         <w:rPr>
+          <w:lang w:val="ar_AE" w:bidi="ar_AE"/>
+        </w:rPr>
+        <w:t>עַל־כָּל־בָּשָׂ֔ר</w:t>
+      </w:r>
+    </w:p>
+    <w:p>
+      <w:pPr>
+        <w:bidi/>
+      </w:pPr>
+      <w:r>
+        <w:rPr>
+          <w:lang w:val="ar_AE" w:bidi="ar_AE"/>
+        </w:rPr>
+      </w:r>
+      <w:r>
+        <w:rPr>
           <w:b/>
           <w:lang w:val="ar_AE" w:bidi="ar_AE"/>
         </w:rPr>
@@ -23303,6 +26487,22 @@
       </w:r>
       <w:r>
         <w:rPr>
+          <w:lang w:val="ar_AE" w:bidi="ar_AE"/>
+        </w:rPr>
+        <w:t>עַל־כָּל־בָּשָׂ֔ר</w:t>
+      </w:r>
+    </w:p>
+    <w:p>
+      <w:pPr>
+        <w:bidi/>
+      </w:pPr>
+      <w:r>
+        <w:rPr>
+          <w:lang w:val="ar_AE" w:bidi="ar_AE"/>
+        </w:rPr>
+      </w:r>
+      <w:r>
+        <w:rPr>
           <w:b/>
           <w:lang w:val="ar_AE" w:bidi="ar_AE"/>
         </w:rPr>
@@ -23418,6 +26618,22 @@
       </w:r>
       <w:r>
         <w:rPr>
+          <w:lang w:val="ar_AE" w:bidi="ar_AE"/>
+        </w:rPr>
+        <w:t>וְ⁠נִבְּא֖וּ בְּנֵי⁠כֶ֣ם וּ⁠בְנֽוֹתֵי⁠כֶ֑ם</w:t>
+      </w:r>
+    </w:p>
+    <w:p>
+      <w:pPr>
+        <w:bidi/>
+      </w:pPr>
+      <w:r>
+        <w:rPr>
+          <w:lang w:val="ar_AE" w:bidi="ar_AE"/>
+        </w:rPr>
+      </w:r>
+      <w:r>
+        <w:rPr>
           <w:b/>
           <w:lang w:val="ar_AE" w:bidi="ar_AE"/>
         </w:rPr>
@@ -23520,6 +26736,22 @@
       </w:r>
       <w:r>
         <w:rPr>
+          <w:lang w:val="ar_AE" w:bidi="ar_AE"/>
+        </w:rPr>
+        <w:t>זִקְנֵי⁠כֶם֙ חֲלֹמ֣וֹת יַחֲלֹמ֔וּ⁠ן בַּח֣וּרֵי⁠כֶ֔ם חֶזְיֹנ֖וֹת יִרְאֽוּ</w:t>
+      </w:r>
+    </w:p>
+    <w:p>
+      <w:pPr>
+        <w:bidi/>
+      </w:pPr>
+      <w:r>
+        <w:rPr>
+          <w:lang w:val="ar_AE" w:bidi="ar_AE"/>
+        </w:rPr>
+      </w:r>
+      <w:r>
+        <w:rPr>
           <w:b/>
           <w:lang w:val="ar_AE" w:bidi="ar_AE"/>
         </w:rPr>
@@ -23622,6 +26854,22 @@
       </w:r>
       <w:r>
         <w:rPr>
+          <w:lang w:val="ar_AE" w:bidi="ar_AE"/>
+        </w:rPr>
+        <w:t>חֲלֹמ֣וֹת</w:t>
+      </w:r>
+    </w:p>
+    <w:p>
+      <w:pPr>
+        <w:bidi/>
+      </w:pPr>
+      <w:r>
+        <w:rPr>
+          <w:lang w:val="ar_AE" w:bidi="ar_AE"/>
+        </w:rPr>
+      </w:r>
+      <w:r>
+        <w:rPr>
           <w:b/>
           <w:lang w:val="ar_AE" w:bidi="ar_AE"/>
         </w:rPr>
@@ -23737,6 +26985,22 @@
       </w:r>
       <w:r>
         <w:rPr>
+          <w:lang w:val="ar_AE" w:bidi="ar_AE"/>
+        </w:rPr>
+        <w:t>וְ⁠גַ֥ם עַל־הָֽ⁠עֲבָדִ֖ים וְ⁠עַל־הַ⁠שְּׁפָח֑וֹת</w:t>
+      </w:r>
+    </w:p>
+    <w:p>
+      <w:pPr>
+        <w:bidi/>
+      </w:pPr>
+      <w:r>
+        <w:rPr>
+          <w:lang w:val="ar_AE" w:bidi="ar_AE"/>
+        </w:rPr>
+      </w:r>
+      <w:r>
+        <w:rPr>
           <w:b/>
           <w:lang w:val="ar_AE" w:bidi="ar_AE"/>
         </w:rPr>
@@ -23826,6 +27090,22 @@
         <w:rPr>
           <w:lang w:val="ar_AE" w:bidi="ar_AE"/>
         </w:rPr>
+      </w:r>
+    </w:p>
+    <w:p>
+      <w:pPr>
+        <w:bidi/>
+      </w:pPr>
+      <w:r>
+        <w:rPr>
+          <w:lang w:val="ar_AE" w:bidi="ar_AE"/>
+        </w:rPr>
+      </w:r>
+      <w:r>
+        <w:rPr>
+          <w:lang w:val="ar_AE" w:bidi="ar_AE"/>
+        </w:rPr>
+        <w:t>בַּ⁠יָּמִ֣ים הָ⁠הֵ֔מָּה</w:t>
       </w:r>
     </w:p>
     <w:p>
@@ -24189,6 +27469,22 @@
       </w:r>
       <w:r>
         <w:rPr>
+          <w:lang w:val="ar_AE" w:bidi="ar_AE"/>
+        </w:rPr>
+        <w:t>הַ⁠שֶּׁ֨מֶשׁ֙ יֵהָפֵ֣ךְ לְ⁠חֹ֔שֶׁךְ וְ⁠הַ⁠יָּרֵ֖חַ לְ⁠דָ֑ם</w:t>
+      </w:r>
+    </w:p>
+    <w:p>
+      <w:pPr>
+        <w:bidi/>
+      </w:pPr>
+      <w:r>
+        <w:rPr>
+          <w:lang w:val="ar_AE" w:bidi="ar_AE"/>
+        </w:rPr>
+      </w:r>
+      <w:r>
+        <w:rPr>
           <w:b/>
           <w:lang w:val="ar_AE" w:bidi="ar_AE"/>
         </w:rPr>
@@ -24291,6 +27587,22 @@
       </w:r>
       <w:r>
         <w:rPr>
+          <w:lang w:val="ar_AE" w:bidi="ar_AE"/>
+        </w:rPr>
+        <w:t>הַ⁠שֶּׁ֨מֶשׁ֙ יֵהָפֵ֣ךְ לְ⁠חֹ֔שֶׁךְ וְ⁠הַ⁠יָּרֵ֖חַ לְ⁠דָ֑ם</w:t>
+      </w:r>
+    </w:p>
+    <w:p>
+      <w:pPr>
+        <w:bidi/>
+      </w:pPr>
+      <w:r>
+        <w:rPr>
+          <w:lang w:val="ar_AE" w:bidi="ar_AE"/>
+        </w:rPr>
+      </w:r>
+      <w:r>
+        <w:rPr>
           <w:b/>
           <w:lang w:val="ar_AE" w:bidi="ar_AE"/>
         </w:rPr>
@@ -24393,6 +27705,22 @@
       </w:r>
       <w:r>
         <w:rPr>
+          <w:lang w:val="ar_AE" w:bidi="ar_AE"/>
+        </w:rPr>
+        <w:t>וְ⁠הַ⁠יָּרֵ֖חַ לְ⁠דָ֑ם</w:t>
+      </w:r>
+    </w:p>
+    <w:p>
+      <w:pPr>
+        <w:bidi/>
+      </w:pPr>
+      <w:r>
+        <w:rPr>
+          <w:lang w:val="ar_AE" w:bidi="ar_AE"/>
+        </w:rPr>
+      </w:r>
+      <w:r>
+        <w:rPr>
           <w:b/>
           <w:lang w:val="ar_AE" w:bidi="ar_AE"/>
         </w:rPr>
@@ -24495,6 +27823,22 @@
       </w:r>
       <w:r>
         <w:rPr>
+          <w:lang w:val="ar_AE" w:bidi="ar_AE"/>
+        </w:rPr>
+        <w:t>לִ⁠פְנֵ֗י בּ֚וֹא י֣וֹם יְהוָ֔ה הַ⁠גָּד֖וֹל וְ⁠הַ⁠נּוֹרָֽא</w:t>
+      </w:r>
+    </w:p>
+    <w:p>
+      <w:pPr>
+        <w:bidi/>
+      </w:pPr>
+      <w:r>
+        <w:rPr>
+          <w:lang w:val="ar_AE" w:bidi="ar_AE"/>
+        </w:rPr>
+      </w:r>
+      <w:r>
+        <w:rPr>
           <w:b/>
           <w:lang w:val="ar_AE" w:bidi="ar_AE"/>
         </w:rPr>
@@ -24597,6 +27941,22 @@
         <w:rPr>
           <w:lang w:val="ar_AE" w:bidi="ar_AE"/>
         </w:rPr>
+      </w:r>
+    </w:p>
+    <w:p>
+      <w:pPr>
+        <w:bidi/>
+      </w:pPr>
+      <w:r>
+        <w:rPr>
+          <w:lang w:val="ar_AE" w:bidi="ar_AE"/>
+        </w:rPr>
+      </w:r>
+      <w:r>
+        <w:rPr>
+          <w:lang w:val="ar_AE" w:bidi="ar_AE"/>
+        </w:rPr>
+        <w:t>י֣וֹם יְהוָ֔ה הַ⁠גָּד֖וֹל וְ⁠הַ⁠נּוֹרָֽא</w:t>
       </w:r>
     </w:p>
     <w:p>
@@ -24832,6 +28192,22 @@
       </w:r>
       <w:r>
         <w:rPr>
+          <w:lang w:val="ar_AE" w:bidi="ar_AE"/>
+        </w:rPr>
+        <w:t>וְ⁠הָיָ֗ה</w:t>
+      </w:r>
+    </w:p>
+    <w:p>
+      <w:pPr>
+        <w:bidi/>
+      </w:pPr>
+      <w:r>
+        <w:rPr>
+          <w:lang w:val="ar_AE" w:bidi="ar_AE"/>
+        </w:rPr>
+      </w:r>
+      <w:r>
+        <w:rPr>
           <w:b/>
           <w:lang w:val="ar_AE" w:bidi="ar_AE"/>
         </w:rPr>
@@ -24934,6 +28310,22 @@
       </w:r>
       <w:r>
         <w:rPr>
+          <w:lang w:val="ar_AE" w:bidi="ar_AE"/>
+        </w:rPr>
+        <w:t>כֹּ֧ל אֲשֶׁר־יִקְרָ֛א בְּ⁠שֵׁ֥ם יְהוָ֖ה יִמָּלֵ֑ט &amp; יְהוָ֔ה</w:t>
+      </w:r>
+    </w:p>
+    <w:p>
+      <w:pPr>
+        <w:bidi/>
+      </w:pPr>
+      <w:r>
+        <w:rPr>
+          <w:lang w:val="ar_AE" w:bidi="ar_AE"/>
+        </w:rPr>
+      </w:r>
+      <w:r>
+        <w:rPr>
           <w:b/>
           <w:lang w:val="ar_AE" w:bidi="ar_AE"/>
         </w:rPr>
@@ -25036,6 +28428,22 @@
       </w:r>
       <w:r>
         <w:rPr>
+          <w:lang w:val="ar_AE" w:bidi="ar_AE"/>
+        </w:rPr>
+        <w:t>בְּ⁠שֵׁ֥ם יְהוָ֖ה &amp; יְהוָ֔ה</w:t>
+      </w:r>
+    </w:p>
+    <w:p>
+      <w:pPr>
+        <w:bidi/>
+      </w:pPr>
+      <w:r>
+        <w:rPr>
+          <w:lang w:val="ar_AE" w:bidi="ar_AE"/>
+        </w:rPr>
+      </w:r>
+      <w:r>
+        <w:rPr>
           <w:b/>
           <w:lang w:val="ar_AE" w:bidi="ar_AE"/>
         </w:rPr>
@@ -25151,6 +28559,22 @@
       </w:r>
       <w:r>
         <w:rPr>
+          <w:lang w:val="ar_AE" w:bidi="ar_AE"/>
+        </w:rPr>
+        <w:t>בְּ⁠שֵׁ֥ם יְהוָ֖ה &amp; יְהוָ֔ה</w:t>
+      </w:r>
+    </w:p>
+    <w:p>
+      <w:pPr>
+        <w:bidi/>
+      </w:pPr>
+      <w:r>
+        <w:rPr>
+          <w:lang w:val="ar_AE" w:bidi="ar_AE"/>
+        </w:rPr>
+      </w:r>
+      <w:r>
+        <w:rPr>
           <w:b/>
           <w:lang w:val="ar_AE" w:bidi="ar_AE"/>
         </w:rPr>
@@ -25253,6 +28677,22 @@
       </w:r>
       <w:r>
         <w:rPr>
+          <w:lang w:val="ar_AE" w:bidi="ar_AE"/>
+        </w:rPr>
+        <w:t>כִּ֠י בְּ⁠הַר־צִיּ֨וֹן וּ⁠בִ⁠ירוּשָׁלִַ֜ם תִּֽהְיֶ֣ה פְלֵיטָ֗ה</w:t>
+      </w:r>
+    </w:p>
+    <w:p>
+      <w:pPr>
+        <w:bidi/>
+      </w:pPr>
+      <w:r>
+        <w:rPr>
+          <w:lang w:val="ar_AE" w:bidi="ar_AE"/>
+        </w:rPr>
+      </w:r>
+      <w:r>
+        <w:rPr>
           <w:b/>
           <w:lang w:val="ar_AE" w:bidi="ar_AE"/>
         </w:rPr>
@@ -25368,6 +28808,22 @@
       </w:r>
       <w:r>
         <w:rPr>
+          <w:lang w:val="ar_AE" w:bidi="ar_AE"/>
+        </w:rPr>
+        <w:t>בְּ⁠הַר־צִיּ֨וֹן וּ⁠בִ⁠ירוּשָׁלִַ֜ם</w:t>
+      </w:r>
+    </w:p>
+    <w:p>
+      <w:pPr>
+        <w:bidi/>
+      </w:pPr>
+      <w:r>
+        <w:rPr>
+          <w:lang w:val="ar_AE" w:bidi="ar_AE"/>
+        </w:rPr>
+      </w:r>
+      <w:r>
+        <w:rPr>
           <w:b/>
           <w:lang w:val="ar_AE" w:bidi="ar_AE"/>
         </w:rPr>
@@ -25483,6 +28939,22 @@
       </w:r>
       <w:r>
         <w:rPr>
+          <w:lang w:val="ar_AE" w:bidi="ar_AE"/>
+        </w:rPr>
+        <w:t>כַּֽ⁠אֲשֶׁר֙ אָמַ֣ר יְהוָ֔ה</w:t>
+      </w:r>
+    </w:p>
+    <w:p>
+      <w:pPr>
+        <w:bidi/>
+      </w:pPr>
+      <w:r>
+        <w:rPr>
+          <w:lang w:val="ar_AE" w:bidi="ar_AE"/>
+        </w:rPr>
+      </w:r>
+      <w:r>
+        <w:rPr>
           <w:b/>
           <w:lang w:val="ar_AE" w:bidi="ar_AE"/>
         </w:rPr>
@@ -25585,6 +29057,22 @@
       </w:r>
       <w:r>
         <w:rPr>
+          <w:lang w:val="ar_AE" w:bidi="ar_AE"/>
+        </w:rPr>
+        <w:t>יְהוָ֖ה &amp; וּ⁠בַ֨⁠שְּׂרִידִ֔ים אֲשֶׁ֥ר יְהוָ֖ה קֹרֵֽא</w:t>
+      </w:r>
+    </w:p>
+    <w:p>
+      <w:pPr>
+        <w:bidi/>
+      </w:pPr>
+      <w:r>
+        <w:rPr>
+          <w:lang w:val="ar_AE" w:bidi="ar_AE"/>
+        </w:rPr>
+      </w:r>
+      <w:r>
+        <w:rPr>
           <w:b/>
           <w:lang w:val="ar_AE" w:bidi="ar_AE"/>
         </w:rPr>
@@ -25694,6 +29182,22 @@
       </w:r>
       <w:r>
         <w:rPr>
+          <w:lang w:val="ar_AE" w:bidi="ar_AE"/>
+        </w:rPr>
+        <w:t>יְהוָ֖ה &amp; אֲשֶׁ֥ר יְהוָ֖ה קֹרֵֽא</w:t>
+      </w:r>
+    </w:p>
+    <w:p>
+      <w:pPr>
+        <w:bidi/>
+      </w:pPr>
+      <w:r>
+        <w:rPr>
+          <w:lang w:val="ar_AE" w:bidi="ar_AE"/>
+        </w:rPr>
+      </w:r>
+      <w:r>
+        <w:rPr>
           <w:b/>
           <w:lang w:val="ar_AE" w:bidi="ar_AE"/>
         </w:rPr>
@@ -25803,6 +29307,22 @@
       </w:r>
       <w:r>
         <w:rPr>
+          <w:lang w:val="ar_AE" w:bidi="ar_AE"/>
+        </w:rPr>
+        <w:t>כִּ֗י הִנֵּ֛ה בַּ⁠יָּמִ֥ים הָ⁠הֵ֖מָּה וּ⁠בָ⁠עֵ֣ת הַ⁠הִ֑יא</w:t>
+      </w:r>
+    </w:p>
+    <w:p>
+      <w:pPr>
+        <w:bidi/>
+      </w:pPr>
+      <w:r>
+        <w:rPr>
+          <w:lang w:val="ar_AE" w:bidi="ar_AE"/>
+        </w:rPr>
+      </w:r>
+      <w:r>
+        <w:rPr>
           <w:b/>
           <w:lang w:val="ar_AE" w:bidi="ar_AE"/>
         </w:rPr>
@@ -25905,6 +29425,22 @@
       </w:r>
       <w:r>
         <w:rPr>
+          <w:lang w:val="ar_AE" w:bidi="ar_AE"/>
+        </w:rPr>
+        <w:t>כִּ֗י הִנֵּ֛ה</w:t>
+      </w:r>
+    </w:p>
+    <w:p>
+      <w:pPr>
+        <w:bidi/>
+      </w:pPr>
+      <w:r>
+        <w:rPr>
+          <w:lang w:val="ar_AE" w:bidi="ar_AE"/>
+        </w:rPr>
+      </w:r>
+      <w:r>
+        <w:rPr>
           <w:b/>
           <w:lang w:val="ar_AE" w:bidi="ar_AE"/>
         </w:rPr>
@@ -26020,6 +29556,22 @@
       </w:r>
       <w:r>
         <w:rPr>
+          <w:lang w:val="ar_AE" w:bidi="ar_AE"/>
+        </w:rPr>
+        <w:t>בַּ⁠יָּמִ֥ים הָ⁠הֵ֖מָּה וּ⁠בָ⁠עֵ֣ת הַ⁠הִ֑יא</w:t>
+      </w:r>
+    </w:p>
+    <w:p>
+      <w:pPr>
+        <w:bidi/>
+      </w:pPr>
+      <w:r>
+        <w:rPr>
+          <w:lang w:val="ar_AE" w:bidi="ar_AE"/>
+        </w:rPr>
+      </w:r>
+      <w:r>
+        <w:rPr>
           <w:b/>
           <w:lang w:val="ar_AE" w:bidi="ar_AE"/>
         </w:rPr>
@@ -26135,6 +29687,22 @@
       </w:r>
       <w:r>
         <w:rPr>
+          <w:lang w:val="ar_AE" w:bidi="ar_AE"/>
+        </w:rPr>
+        <w:t>אֲשֶׁ֥ר אָשִׁ֛יב אֶת־שְׁב֥וּת יְהוּדָ֖ה וִ⁠ירוּשָׁלִָֽם</w:t>
+      </w:r>
+    </w:p>
+    <w:p>
+      <w:pPr>
+        <w:bidi/>
+      </w:pPr>
+      <w:r>
+        <w:rPr>
+          <w:lang w:val="ar_AE" w:bidi="ar_AE"/>
+        </w:rPr>
+      </w:r>
+      <w:r>
+        <w:rPr>
           <w:b/>
           <w:lang w:val="ar_AE" w:bidi="ar_AE"/>
         </w:rPr>
@@ -26250,6 +29818,22 @@
       </w:r>
       <w:r>
         <w:rPr>
+          <w:lang w:val="ar_AE" w:bidi="ar_AE"/>
+        </w:rPr>
+        <w:t>אֲשֶׁ֥ר אָשִׁ֛יב אֶת־שְׁב֥וּת יְהוּדָ֖ה וִ⁠ירוּשָׁלִָֽם</w:t>
+      </w:r>
+    </w:p>
+    <w:p>
+      <w:pPr>
+        <w:bidi/>
+      </w:pPr>
+      <w:r>
+        <w:rPr>
+          <w:lang w:val="ar_AE" w:bidi="ar_AE"/>
+        </w:rPr>
+      </w:r>
+      <w:r>
+        <w:rPr>
           <w:b/>
           <w:lang w:val="ar_AE" w:bidi="ar_AE"/>
         </w:rPr>
@@ -26352,6 +29936,22 @@
       </w:r>
       <w:r>
         <w:rPr>
+          <w:lang w:val="ar_AE" w:bidi="ar_AE"/>
+        </w:rPr>
+        <w:t>עֵ֖מֶק יְהֽוֹשָׁפָ֑ט</w:t>
+      </w:r>
+    </w:p>
+    <w:p>
+      <w:pPr>
+        <w:bidi/>
+      </w:pPr>
+      <w:r>
+        <w:rPr>
+          <w:lang w:val="ar_AE" w:bidi="ar_AE"/>
+        </w:rPr>
+      </w:r>
+      <w:r>
+        <w:rPr>
           <w:b/>
           <w:lang w:val="ar_AE" w:bidi="ar_AE"/>
         </w:rPr>
@@ -26467,6 +30067,22 @@
       </w:r>
       <w:r>
         <w:rPr>
+          <w:lang w:val="ar_AE" w:bidi="ar_AE"/>
+        </w:rPr>
+        <w:t>עַמִּ֨⁠י וְ⁠נַחֲלָתִ֤⁠י יִשְׂרָאֵל֙</w:t>
+      </w:r>
+    </w:p>
+    <w:p>
+      <w:pPr>
+        <w:bidi/>
+      </w:pPr>
+      <w:r>
+        <w:rPr>
+          <w:lang w:val="ar_AE" w:bidi="ar_AE"/>
+        </w:rPr>
+      </w:r>
+      <w:r>
+        <w:rPr>
           <w:b/>
           <w:lang w:val="ar_AE" w:bidi="ar_AE"/>
         </w:rPr>
@@ -26621,6 +30237,22 @@
       </w:r>
       <w:r>
         <w:rPr>
+          <w:lang w:val="ar_AE" w:bidi="ar_AE"/>
+        </w:rPr>
+        <w:t>וְ⁠אֶת־אַרְצִ֖⁠י חִלֵּֽקוּ</w:t>
+      </w:r>
+    </w:p>
+    <w:p>
+      <w:pPr>
+        <w:bidi/>
+      </w:pPr>
+      <w:r>
+        <w:rPr>
+          <w:lang w:val="ar_AE" w:bidi="ar_AE"/>
+        </w:rPr>
+      </w:r>
+      <w:r>
+        <w:rPr>
           <w:b/>
           <w:lang w:val="ar_AE" w:bidi="ar_AE"/>
         </w:rPr>
@@ -26723,6 +30355,22 @@
       </w:r>
       <w:r>
         <w:rPr>
+          <w:lang w:val="ar_AE" w:bidi="ar_AE"/>
+        </w:rPr>
+        <w:t>גוֹרָ֑ל</w:t>
+      </w:r>
+    </w:p>
+    <w:p>
+      <w:pPr>
+        <w:bidi/>
+      </w:pPr>
+      <w:r>
+        <w:rPr>
+          <w:lang w:val="ar_AE" w:bidi="ar_AE"/>
+        </w:rPr>
+      </w:r>
+      <w:r>
+        <w:rPr>
           <w:b/>
           <w:lang w:val="ar_AE" w:bidi="ar_AE"/>
         </w:rPr>
@@ -26838,6 +30486,22 @@
       </w:r>
       <w:r>
         <w:rPr>
+          <w:lang w:val="ar_AE" w:bidi="ar_AE"/>
+        </w:rPr>
+        <w:t>וַ⁠יִּתְּנ֤וּ הַ⁠יֶּ֨לֶד֙ בַּ⁠זּוֹנָ֔ה וְ⁠הַ⁠יַּלְדָּ֛ה מָכְר֥וּ</w:t>
+      </w:r>
+    </w:p>
+    <w:p>
+      <w:pPr>
+        <w:bidi/>
+      </w:pPr>
+      <w:r>
+        <w:rPr>
+          <w:lang w:val="ar_AE" w:bidi="ar_AE"/>
+        </w:rPr>
+      </w:r>
+      <w:r>
+        <w:rPr>
           <w:b/>
           <w:lang w:val="ar_AE" w:bidi="ar_AE"/>
         </w:rPr>
@@ -26979,6 +30643,22 @@
       </w:r>
       <w:r>
         <w:rPr>
+          <w:lang w:val="ar_AE" w:bidi="ar_AE"/>
+        </w:rPr>
+        <w:t>וְ֠⁠גַם מָה־אַתֶּ֥ם לִ⁠י֙ צֹ֣ר וְ⁠צִיד֔וֹן וְ⁠כֹ֖ל גְּלִיל֣וֹת פְּלָ֑שֶׁת הַ⁠גְּמ֗וּל אַתֶּם֙ מְשַׁלְּמִ֣ים עָלָ֔⁠י &amp; אַתֶּם֙</w:t>
+      </w:r>
+    </w:p>
+    <w:p>
+      <w:pPr>
+        <w:bidi/>
+      </w:pPr>
+      <w:r>
+        <w:rPr>
+          <w:lang w:val="ar_AE" w:bidi="ar_AE"/>
+        </w:rPr>
+      </w:r>
+      <w:r>
+        <w:rPr>
           <w:b/>
           <w:lang w:val="ar_AE" w:bidi="ar_AE"/>
         </w:rPr>
@@ -27081,6 +30761,22 @@
       </w:r>
       <w:r>
         <w:rPr>
+          <w:lang w:val="ar_AE" w:bidi="ar_AE"/>
+        </w:rPr>
+        <w:t>מָה־אַתֶּ֥ם לִ⁠י֙</w:t>
+      </w:r>
+    </w:p>
+    <w:p>
+      <w:pPr>
+        <w:bidi/>
+      </w:pPr>
+      <w:r>
+        <w:rPr>
+          <w:lang w:val="ar_AE" w:bidi="ar_AE"/>
+        </w:rPr>
+      </w:r>
+      <w:r>
+        <w:rPr>
           <w:b/>
           <w:lang w:val="ar_AE" w:bidi="ar_AE"/>
         </w:rPr>
@@ -27183,6 +30879,22 @@
       </w:r>
       <w:r>
         <w:rPr>
+          <w:lang w:val="ar_AE" w:bidi="ar_AE"/>
+        </w:rPr>
+        <w:t>הַ⁠גְּמ֗וּל אַתֶּם֙ מְשַׁלְּמִ֣ים עָלָ֔⁠י וְ⁠אִם־גֹּמְלִ֤ים אַתֶּם֙ עָלַ֔⁠י</w:t>
+      </w:r>
+    </w:p>
+    <w:p>
+      <w:pPr>
+        <w:bidi/>
+      </w:pPr>
+      <w:r>
+        <w:rPr>
+          <w:lang w:val="ar_AE" w:bidi="ar_AE"/>
+        </w:rPr>
+      </w:r>
+      <w:r>
+        <w:rPr>
           <w:b/>
           <w:lang w:val="ar_AE" w:bidi="ar_AE"/>
         </w:rPr>
@@ -27285,6 +30997,22 @@
       </w:r>
       <w:r>
         <w:rPr>
+          <w:lang w:val="ar_AE" w:bidi="ar_AE"/>
+        </w:rPr>
+        <w:t>קַ֣ל מְהֵרָ֔ה</w:t>
+      </w:r>
+    </w:p>
+    <w:p>
+      <w:pPr>
+        <w:bidi/>
+      </w:pPr>
+      <w:r>
+        <w:rPr>
+          <w:lang w:val="ar_AE" w:bidi="ar_AE"/>
+        </w:rPr>
+      </w:r>
+      <w:r>
+        <w:rPr>
           <w:b/>
           <w:lang w:val="ar_AE" w:bidi="ar_AE"/>
         </w:rPr>
@@ -27400,6 +31128,22 @@
       </w:r>
       <w:r>
         <w:rPr>
+          <w:lang w:val="ar_AE" w:bidi="ar_AE"/>
+        </w:rPr>
+        <w:t>אָשִׁ֥יב גְּמֻלְ⁠כֶ֖ם בְּ⁠רֹאשְׁ⁠כֶֽם</w:t>
+      </w:r>
+    </w:p>
+    <w:p>
+      <w:pPr>
+        <w:bidi/>
+      </w:pPr>
+      <w:r>
+        <w:rPr>
+          <w:lang w:val="ar_AE" w:bidi="ar_AE"/>
+        </w:rPr>
+      </w:r>
+      <w:r>
+        <w:rPr>
           <w:b/>
           <w:lang w:val="ar_AE" w:bidi="ar_AE"/>
         </w:rPr>
@@ -27515,6 +31259,22 @@
       </w:r>
       <w:r>
         <w:rPr>
+          <w:lang w:val="ar_AE" w:bidi="ar_AE"/>
+        </w:rPr>
+        <w:t>בְּ⁠רֹאשְׁ⁠כֶֽם</w:t>
+      </w:r>
+    </w:p>
+    <w:p>
+      <w:pPr>
+        <w:bidi/>
+      </w:pPr>
+      <w:r>
+        <w:rPr>
+          <w:lang w:val="ar_AE" w:bidi="ar_AE"/>
+        </w:rPr>
+      </w:r>
+      <w:r>
+        <w:rPr>
           <w:b/>
           <w:lang w:val="ar_AE" w:bidi="ar_AE"/>
         </w:rPr>
@@ -27617,6 +31377,22 @@
         <w:rPr>
           <w:lang w:val="ar_AE" w:bidi="ar_AE"/>
         </w:rPr>
+      </w:r>
+    </w:p>
+    <w:p>
+      <w:pPr>
+        <w:bidi/>
+      </w:pPr>
+      <w:r>
+        <w:rPr>
+          <w:lang w:val="ar_AE" w:bidi="ar_AE"/>
+        </w:rPr>
+      </w:r>
+      <w:r>
+        <w:rPr>
+          <w:lang w:val="ar_AE" w:bidi="ar_AE"/>
+        </w:rPr>
+        <w:t>וּ⁠בְנֵ֤י יְהוּדָה֙ וּ⁠בְנֵ֣י יְרוּשָׁלִַ֔ם</w:t>
       </w:r>
     </w:p>
     <w:p>
@@ -27763,6 +31539,22 @@
       </w:r>
       <w:r>
         <w:rPr>
+          <w:lang w:val="ar_AE" w:bidi="ar_AE"/>
+        </w:rPr>
+        <w:t>לִ⁠בְנֵ֣י הַ⁠יְּוָנִ֑ים</w:t>
+      </w:r>
+    </w:p>
+    <w:p>
+      <w:pPr>
+        <w:bidi/>
+      </w:pPr>
+      <w:r>
+        <w:rPr>
+          <w:lang w:val="ar_AE" w:bidi="ar_AE"/>
+        </w:rPr>
+      </w:r>
+      <w:r>
+        <w:rPr>
           <w:b/>
           <w:lang w:val="ar_AE" w:bidi="ar_AE"/>
         </w:rPr>
@@ -27891,6 +31683,22 @@
       </w:r>
       <w:r>
         <w:rPr>
+          <w:lang w:val="ar_AE" w:bidi="ar_AE"/>
+        </w:rPr>
+        <w:t>הַ⁠יְּוָנִ֑ים</w:t>
+      </w:r>
+    </w:p>
+    <w:p>
+      <w:pPr>
+        <w:bidi/>
+      </w:pPr>
+      <w:r>
+        <w:rPr>
+          <w:lang w:val="ar_AE" w:bidi="ar_AE"/>
+        </w:rPr>
+      </w:r>
+      <w:r>
+        <w:rPr>
           <w:b/>
           <w:lang w:val="ar_AE" w:bidi="ar_AE"/>
         </w:rPr>
@@ -28006,6 +31814,22 @@
       </w:r>
       <w:r>
         <w:rPr>
+          <w:lang w:val="ar_AE" w:bidi="ar_AE"/>
+        </w:rPr>
+        <w:t>לְמַ֥עַן הַרְחִיקָ֖⁠ם מֵ⁠עַ֥ל גְּבוּלָֽ⁠ם</w:t>
+      </w:r>
+    </w:p>
+    <w:p>
+      <w:pPr>
+        <w:bidi/>
+      </w:pPr>
+      <w:r>
+        <w:rPr>
+          <w:lang w:val="ar_AE" w:bidi="ar_AE"/>
+        </w:rPr>
+      </w:r>
+      <w:r>
+        <w:rPr>
           <w:b/>
           <w:lang w:val="ar_AE" w:bidi="ar_AE"/>
         </w:rPr>
@@ -28095,6 +31919,22 @@
         <w:rPr>
           <w:lang w:val="ar_AE" w:bidi="ar_AE"/>
         </w:rPr>
+      </w:r>
+    </w:p>
+    <w:p>
+      <w:pPr>
+        <w:bidi/>
+      </w:pPr>
+      <w:r>
+        <w:rPr>
+          <w:lang w:val="ar_AE" w:bidi="ar_AE"/>
+        </w:rPr>
+      </w:r>
+      <w:r>
+        <w:rPr>
+          <w:lang w:val="ar_AE" w:bidi="ar_AE"/>
+        </w:rPr>
+        <w:t>הִנְ⁠נִ֣י מְעִירָ֔⁠ם</w:t>
       </w:r>
     </w:p>
     <w:p>
@@ -28228,6 +32068,22 @@
       </w:r>
       <w:r>
         <w:rPr>
+          <w:lang w:val="ar_AE" w:bidi="ar_AE"/>
+        </w:rPr>
+        <w:t>אֲשֶׁר־מְכַרְתֶּ֥ם אֹתָ֖⁠ם שָׁ֑מָּ⁠ה</w:t>
+      </w:r>
+    </w:p>
+    <w:p>
+      <w:pPr>
+        <w:bidi/>
+      </w:pPr>
+      <w:r>
+        <w:rPr>
+          <w:lang w:val="ar_AE" w:bidi="ar_AE"/>
+        </w:rPr>
+      </w:r>
+      <w:r>
+        <w:rPr>
           <w:b/>
           <w:lang w:val="ar_AE" w:bidi="ar_AE"/>
         </w:rPr>
@@ -28450,6 +32306,22 @@
       </w:r>
       <w:r>
         <w:rPr>
+          <w:lang w:val="ar_AE" w:bidi="ar_AE"/>
+        </w:rPr>
+        <w:t>בְּ⁠רֹאשְׁ⁠כֶֽם</w:t>
+      </w:r>
+    </w:p>
+    <w:p>
+      <w:pPr>
+        <w:bidi/>
+      </w:pPr>
+      <w:r>
+        <w:rPr>
+          <w:lang w:val="ar_AE" w:bidi="ar_AE"/>
+        </w:rPr>
+      </w:r>
+      <w:r>
+        <w:rPr>
           <w:b/>
           <w:lang w:val="ar_AE" w:bidi="ar_AE"/>
         </w:rPr>
@@ -28552,6 +32424,22 @@
       </w:r>
       <w:r>
         <w:rPr>
+          <w:lang w:val="ar_AE" w:bidi="ar_AE"/>
+        </w:rPr>
+        <w:t>וּ⁠מָכַרְתִּ֞י</w:t>
+      </w:r>
+    </w:p>
+    <w:p>
+      <w:pPr>
+        <w:bidi/>
+      </w:pPr>
+      <w:r>
+        <w:rPr>
+          <w:lang w:val="ar_AE" w:bidi="ar_AE"/>
+        </w:rPr>
+      </w:r>
+      <w:r>
+        <w:rPr>
           <w:b/>
           <w:lang w:val="ar_AE" w:bidi="ar_AE"/>
         </w:rPr>
@@ -28667,6 +32555,22 @@
       </w:r>
       <w:r>
         <w:rPr>
+          <w:lang w:val="ar_AE" w:bidi="ar_AE"/>
+        </w:rPr>
+        <w:t>בְּ⁠יַד֙ בְּנֵ֣י יְהוּדָ֔ה</w:t>
+      </w:r>
+    </w:p>
+    <w:p>
+      <w:pPr>
+        <w:bidi/>
+      </w:pPr>
+      <w:r>
+        <w:rPr>
+          <w:lang w:val="ar_AE" w:bidi="ar_AE"/>
+        </w:rPr>
+      </w:r>
+      <w:r>
+        <w:rPr>
           <w:b/>
           <w:lang w:val="ar_AE" w:bidi="ar_AE"/>
         </w:rPr>
@@ -28769,6 +32673,22 @@
       </w:r>
       <w:r>
         <w:rPr>
+          <w:lang w:val="ar_AE" w:bidi="ar_AE"/>
+        </w:rPr>
+        <w:t>וּ⁠מָכַרְתִּ֞י אֶת־בְּנֵי⁠כֶ֣ם וְ⁠אֶת־בְּנֽוֹתֵי⁠כֶ֗ם בְּ⁠יַד֙ בְּנֵ֣י יְהוּדָ֔ה</w:t>
+      </w:r>
+    </w:p>
+    <w:p>
+      <w:pPr>
+        <w:bidi/>
+      </w:pPr>
+      <w:r>
+        <w:rPr>
+          <w:lang w:val="ar_AE" w:bidi="ar_AE"/>
+        </w:rPr>
+      </w:r>
+      <w:r>
+        <w:rPr>
           <w:b/>
           <w:lang w:val="ar_AE" w:bidi="ar_AE"/>
         </w:rPr>
@@ -28884,6 +32804,22 @@
       </w:r>
       <w:r>
         <w:rPr>
+          <w:lang w:val="ar_AE" w:bidi="ar_AE"/>
+        </w:rPr>
+        <w:t>בְּנֵ֣י יְהוּדָ֔ה</w:t>
+      </w:r>
+    </w:p>
+    <w:p>
+      <w:pPr>
+        <w:bidi/>
+      </w:pPr>
+      <w:r>
+        <w:rPr>
+          <w:lang w:val="ar_AE" w:bidi="ar_AE"/>
+        </w:rPr>
+      </w:r>
+      <w:r>
+        <w:rPr>
           <w:b/>
           <w:lang w:val="ar_AE" w:bidi="ar_AE"/>
         </w:rPr>
@@ -29025,6 +32961,22 @@
       </w:r>
       <w:r>
         <w:rPr>
+          <w:lang w:val="ar_AE" w:bidi="ar_AE"/>
+        </w:rPr>
+        <w:t>לִ⁠שְׁבָאיִ֖ם</w:t>
+      </w:r>
+    </w:p>
+    <w:p>
+      <w:pPr>
+        <w:bidi/>
+      </w:pPr>
+      <w:r>
+        <w:rPr>
+          <w:lang w:val="ar_AE" w:bidi="ar_AE"/>
+        </w:rPr>
+      </w:r>
+      <w:r>
+        <w:rPr>
           <w:b/>
           <w:lang w:val="ar_AE" w:bidi="ar_AE"/>
         </w:rPr>
@@ -29140,6 +33092,22 @@
       </w:r>
       <w:r>
         <w:rPr>
+          <w:lang w:val="ar_AE" w:bidi="ar_AE"/>
+        </w:rPr>
+        <w:t>אֶל־גּ֣וֹי רָח֑וֹק כִּ֥י יְהוָ֖ה דִּבֵּֽר</w:t>
+      </w:r>
+    </w:p>
+    <w:p>
+      <w:pPr>
+        <w:bidi/>
+      </w:pPr>
+      <w:r>
+        <w:rPr>
+          <w:lang w:val="ar_AE" w:bidi="ar_AE"/>
+        </w:rPr>
+      </w:r>
+      <w:r>
+        <w:rPr>
           <w:b/>
           <w:lang w:val="ar_AE" w:bidi="ar_AE"/>
         </w:rPr>
@@ -29255,6 +33223,22 @@
       </w:r>
       <w:r>
         <w:rPr>
+          <w:lang w:val="ar_AE" w:bidi="ar_AE"/>
+        </w:rPr>
+        <w:t>קִרְאוּ</w:t>
+      </w:r>
+    </w:p>
+    <w:p>
+      <w:pPr>
+        <w:bidi/>
+      </w:pPr>
+      <w:r>
+        <w:rPr>
+          <w:lang w:val="ar_AE" w:bidi="ar_AE"/>
+        </w:rPr>
+      </w:r>
+      <w:r>
+        <w:rPr>
           <w:b/>
           <w:lang w:val="ar_AE" w:bidi="ar_AE"/>
         </w:rPr>
@@ -29370,6 +33354,22 @@
       </w:r>
       <w:r>
         <w:rPr>
+          <w:lang w:val="ar_AE" w:bidi="ar_AE"/>
+        </w:rPr>
+        <w:t>קַדְּשׁ֖וּ מִלְחָמָ֑ה</w:t>
+      </w:r>
+    </w:p>
+    <w:p>
+      <w:pPr>
+        <w:bidi/>
+      </w:pPr>
+      <w:r>
+        <w:rPr>
+          <w:lang w:val="ar_AE" w:bidi="ar_AE"/>
+        </w:rPr>
+      </w:r>
+      <w:r>
+        <w:rPr>
           <w:b/>
           <w:lang w:val="ar_AE" w:bidi="ar_AE"/>
         </w:rPr>
@@ -29485,6 +33485,22 @@
       </w:r>
       <w:r>
         <w:rPr>
+          <w:lang w:val="ar_AE" w:bidi="ar_AE"/>
+        </w:rPr>
+        <w:t>אִתֵּי⁠כֶם֙</w:t>
+      </w:r>
+    </w:p>
+    <w:p>
+      <w:pPr>
+        <w:bidi/>
+      </w:pPr>
+      <w:r>
+        <w:rPr>
+          <w:lang w:val="ar_AE" w:bidi="ar_AE"/>
+        </w:rPr>
+      </w:r>
+      <w:r>
+        <w:rPr>
           <w:b/>
           <w:lang w:val="ar_AE" w:bidi="ar_AE"/>
         </w:rPr>
@@ -29600,6 +33616,22 @@
       </w:r>
       <w:r>
         <w:rPr>
+          <w:lang w:val="ar_AE" w:bidi="ar_AE"/>
+        </w:rPr>
+        <w:t>וּ⁠מַזְמְרֹֽתֵי⁠כֶ֖ם</w:t>
+      </w:r>
+    </w:p>
+    <w:p>
+      <w:pPr>
+        <w:bidi/>
+      </w:pPr>
+      <w:r>
+        <w:rPr>
+          <w:lang w:val="ar_AE" w:bidi="ar_AE"/>
+        </w:rPr>
+      </w:r>
+      <w:r>
+        <w:rPr>
           <w:b/>
           <w:lang w:val="ar_AE" w:bidi="ar_AE"/>
         </w:rPr>
@@ -29728,6 +33760,22 @@
       </w:r>
       <w:r>
         <w:rPr>
+          <w:lang w:val="ar_AE" w:bidi="ar_AE"/>
+        </w:rPr>
+        <w:t>הַֽ⁠חַלָּ֔שׁ יֹאמַ֖ר גִּבּ֥וֹר אָֽנִי</w:t>
+      </w:r>
+    </w:p>
+    <w:p>
+      <w:pPr>
+        <w:bidi/>
+      </w:pPr>
+      <w:r>
+        <w:rPr>
+          <w:lang w:val="ar_AE" w:bidi="ar_AE"/>
+        </w:rPr>
+      </w:r>
+      <w:r>
+        <w:rPr>
           <w:b/>
           <w:lang w:val="ar_AE" w:bidi="ar_AE"/>
         </w:rPr>
@@ -29830,6 +33878,22 @@
       </w:r>
       <w:r>
         <w:rPr>
+          <w:lang w:val="ar_AE" w:bidi="ar_AE"/>
+        </w:rPr>
+        <w:t>הַֽ⁠חַלָּ֔שׁ</w:t>
+      </w:r>
+    </w:p>
+    <w:p>
+      <w:pPr>
+        <w:bidi/>
+      </w:pPr>
+      <w:r>
+        <w:rPr>
+          <w:lang w:val="ar_AE" w:bidi="ar_AE"/>
+        </w:rPr>
+      </w:r>
+      <w:r>
+        <w:rPr>
           <w:b/>
           <w:lang w:val="ar_AE" w:bidi="ar_AE"/>
         </w:rPr>
@@ -29945,6 +34009,22 @@
       </w:r>
       <w:r>
         <w:rPr>
+          <w:lang w:val="ar_AE" w:bidi="ar_AE"/>
+        </w:rPr>
+        <w:t>ע֣וּשׁוּ וָ⁠בֹ֧אוּ</w:t>
+      </w:r>
+    </w:p>
+    <w:p>
+      <w:pPr>
+        <w:bidi/>
+      </w:pPr>
+      <w:r>
+        <w:rPr>
+          <w:lang w:val="ar_AE" w:bidi="ar_AE"/>
+        </w:rPr>
+      </w:r>
+      <w:r>
+        <w:rPr>
           <w:b/>
           <w:lang w:val="ar_AE" w:bidi="ar_AE"/>
         </w:rPr>
@@ -30073,6 +34153,22 @@
         <w:rPr>
           <w:lang w:val="ar_AE" w:bidi="ar_AE"/>
         </w:rPr>
+      </w:r>
+    </w:p>
+    <w:p>
+      <w:pPr>
+        <w:bidi/>
+      </w:pPr>
+      <w:r>
+        <w:rPr>
+          <w:lang w:val="ar_AE" w:bidi="ar_AE"/>
+        </w:rPr>
+      </w:r>
+      <w:r>
+        <w:rPr>
+          <w:lang w:val="ar_AE" w:bidi="ar_AE"/>
+        </w:rPr>
+        <w:t>יֵע֨וֹרוּ֙ &amp; הַ⁠גּוֹיִ֔ם</w:t>
       </w:r>
     </w:p>
     <w:p>
@@ -30308,6 +34404,22 @@
       </w:r>
       <w:r>
         <w:rPr>
+          <w:lang w:val="ar_AE" w:bidi="ar_AE"/>
+        </w:rPr>
+        <w:t>אֵשֵׁ֛ב לִ⁠שְׁפֹּ֥ט</w:t>
+      </w:r>
+    </w:p>
+    <w:p>
+      <w:pPr>
+        <w:bidi/>
+      </w:pPr>
+      <w:r>
+        <w:rPr>
+          <w:lang w:val="ar_AE" w:bidi="ar_AE"/>
+        </w:rPr>
+      </w:r>
+      <w:r>
+        <w:rPr>
           <w:b/>
           <w:lang w:val="ar_AE" w:bidi="ar_AE"/>
         </w:rPr>
@@ -30417,6 +34529,22 @@
       </w:r>
       <w:r>
         <w:rPr>
+          <w:lang w:val="ar_AE" w:bidi="ar_AE"/>
+        </w:rPr>
+        <w:t>שִׁלְח֣וּ מַגָּ֔ל כִּ֥י בָשַׁ֖ל קָצִ֑יר &amp; כִּֽי</w:t>
+      </w:r>
+    </w:p>
+    <w:p>
+      <w:pPr>
+        <w:bidi/>
+      </w:pPr>
+      <w:r>
+        <w:rPr>
+          <w:lang w:val="ar_AE" w:bidi="ar_AE"/>
+        </w:rPr>
+      </w:r>
+      <w:r>
+        <w:rPr>
           <w:b/>
           <w:lang w:val="ar_AE" w:bidi="ar_AE"/>
         </w:rPr>
@@ -30519,6 +34647,22 @@
       </w:r>
       <w:r>
         <w:rPr>
+          <w:lang w:val="ar_AE" w:bidi="ar_AE"/>
+        </w:rPr>
+        <w:t>שִׁלְח֣וּ מַגָּ֔ל</w:t>
+      </w:r>
+    </w:p>
+    <w:p>
+      <w:pPr>
+        <w:bidi/>
+      </w:pPr>
+      <w:r>
+        <w:rPr>
+          <w:lang w:val="ar_AE" w:bidi="ar_AE"/>
+        </w:rPr>
+      </w:r>
+      <w:r>
+        <w:rPr>
           <w:b/>
           <w:lang w:val="ar_AE" w:bidi="ar_AE"/>
         </w:rPr>
@@ -30634,6 +34778,22 @@
       </w:r>
       <w:r>
         <w:rPr>
+          <w:lang w:val="ar_AE" w:bidi="ar_AE"/>
+        </w:rPr>
+        <w:t>שִׁלְח֣וּ מַגָּ֔ל</w:t>
+      </w:r>
+    </w:p>
+    <w:p>
+      <w:pPr>
+        <w:bidi/>
+      </w:pPr>
+      <w:r>
+        <w:rPr>
+          <w:lang w:val="ar_AE" w:bidi="ar_AE"/>
+        </w:rPr>
+      </w:r>
+      <w:r>
+        <w:rPr>
           <w:b/>
           <w:lang w:val="ar_AE" w:bidi="ar_AE"/>
         </w:rPr>
@@ -30736,6 +34896,22 @@
         <w:rPr>
           <w:lang w:val="ar_AE" w:bidi="ar_AE"/>
         </w:rPr>
+      </w:r>
+    </w:p>
+    <w:p>
+      <w:pPr>
+        <w:bidi/>
+      </w:pPr>
+      <w:r>
+        <w:rPr>
+          <w:lang w:val="ar_AE" w:bidi="ar_AE"/>
+        </w:rPr>
+      </w:r>
+      <w:r>
+        <w:rPr>
+          <w:lang w:val="ar_AE" w:bidi="ar_AE"/>
+        </w:rPr>
+        <w:t>שִׁלְח֣וּ</w:t>
       </w:r>
     </w:p>
     <w:p>
@@ -30908,6 +35084,22 @@
       </w:r>
       <w:r>
         <w:rPr>
+          <w:lang w:val="ar_AE" w:bidi="ar_AE"/>
+        </w:rPr>
+        <w:t>בֹּ֤אֽוּ רְדוּ֙ כִּֽי־מָ֣לְאָה גַּ֔ת</w:t>
+      </w:r>
+    </w:p>
+    <w:p>
+      <w:pPr>
+        <w:bidi/>
+      </w:pPr>
+      <w:r>
+        <w:rPr>
+          <w:lang w:val="ar_AE" w:bidi="ar_AE"/>
+        </w:rPr>
+      </w:r>
+      <w:r>
+        <w:rPr>
           <w:b/>
           <w:lang w:val="ar_AE" w:bidi="ar_AE"/>
         </w:rPr>
@@ -31010,6 +35202,22 @@
       </w:r>
       <w:r>
         <w:rPr>
+          <w:lang w:val="ar_AE" w:bidi="ar_AE"/>
+        </w:rPr>
+        <w:t>כִּ֥י &amp; כִּ֥י רַבָּ֖ה רָעָתָֽ⁠ם</w:t>
+      </w:r>
+    </w:p>
+    <w:p>
+      <w:pPr>
+        <w:bidi/>
+      </w:pPr>
+      <w:r>
+        <w:rPr>
+          <w:lang w:val="ar_AE" w:bidi="ar_AE"/>
+        </w:rPr>
+      </w:r>
+      <w:r>
+        <w:rPr>
           <w:b/>
           <w:lang w:val="ar_AE" w:bidi="ar_AE"/>
         </w:rPr>
@@ -31125,6 +35333,22 @@
       </w:r>
       <w:r>
         <w:rPr>
+          <w:lang w:val="ar_AE" w:bidi="ar_AE"/>
+        </w:rPr>
+        <w:t>הֲמוֹנִ֣ים הֲמוֹנִ֔ים בְּ⁠עֵ֖מֶק הֶֽ⁠חָר֑וּץ &amp; בְּ⁠עֵ֖מֶק</w:t>
+      </w:r>
+    </w:p>
+    <w:p>
+      <w:pPr>
+        <w:bidi/>
+      </w:pPr>
+      <w:r>
+        <w:rPr>
+          <w:lang w:val="ar_AE" w:bidi="ar_AE"/>
+        </w:rPr>
+      </w:r>
+      <w:r>
+        <w:rPr>
           <w:b/>
           <w:lang w:val="ar_AE" w:bidi="ar_AE"/>
         </w:rPr>
@@ -31240,6 +35464,22 @@
       </w:r>
       <w:r>
         <w:rPr>
+          <w:lang w:val="ar_AE" w:bidi="ar_AE"/>
+        </w:rPr>
+        <w:t>הֲמוֹנִ֣ים הֲמוֹנִ֔ים בְּ⁠עֵ֖מֶק הֶֽ⁠חָר֑וּץ &amp; בְּ⁠עֵ֖מֶק</w:t>
+      </w:r>
+    </w:p>
+    <w:p>
+      <w:pPr>
+        <w:bidi/>
+      </w:pPr>
+      <w:r>
+        <w:rPr>
+          <w:lang w:val="ar_AE" w:bidi="ar_AE"/>
+        </w:rPr>
+      </w:r>
+      <w:r>
+        <w:rPr>
           <w:b/>
           <w:lang w:val="ar_AE" w:bidi="ar_AE"/>
         </w:rPr>
@@ -31342,6 +35582,22 @@
       </w:r>
       <w:r>
         <w:rPr>
+          <w:lang w:val="ar_AE" w:bidi="ar_AE"/>
+        </w:rPr>
+        <w:t>בְּ⁠עֵ֖מֶק הֶֽ⁠חָר֑וּץ &amp; בְּ⁠עֵ֖מֶק</w:t>
+      </w:r>
+    </w:p>
+    <w:p>
+      <w:pPr>
+        <w:bidi/>
+      </w:pPr>
+      <w:r>
+        <w:rPr>
+          <w:lang w:val="ar_AE" w:bidi="ar_AE"/>
+        </w:rPr>
+      </w:r>
+      <w:r>
+        <w:rPr>
           <w:b/>
           <w:lang w:val="ar_AE" w:bidi="ar_AE"/>
         </w:rPr>
@@ -31444,6 +35700,22 @@
         <w:rPr>
           <w:lang w:val="ar_AE" w:bidi="ar_AE"/>
         </w:rPr>
+      </w:r>
+    </w:p>
+    <w:p>
+      <w:pPr>
+        <w:bidi/>
+      </w:pPr>
+      <w:r>
+        <w:rPr>
+          <w:lang w:val="ar_AE" w:bidi="ar_AE"/>
+        </w:rPr>
+      </w:r>
+      <w:r>
+        <w:rPr>
+          <w:lang w:val="ar_AE" w:bidi="ar_AE"/>
+        </w:rPr>
+        <w:t>שֶׁ֥מֶשׁ וְ⁠יָרֵ֖חַ קָדָ֑רוּ וְ⁠כוֹכָבִ֖ים אָסְפ֥וּ נָגְהָֽ⁠ם</w:t>
       </w:r>
     </w:p>
     <w:p>
@@ -31697,6 +35969,22 @@
       </w:r>
       <w:r>
         <w:rPr>
+          <w:lang w:val="ar_AE" w:bidi="ar_AE"/>
+        </w:rPr>
+        <w:t>וַ⁠יהוָ֞ה מִ⁠צִּיּ֣וֹן יִשְׁאָ֗ג</w:t>
+      </w:r>
+    </w:p>
+    <w:p>
+      <w:pPr>
+        <w:bidi/>
+      </w:pPr>
+      <w:r>
+        <w:rPr>
+          <w:lang w:val="ar_AE" w:bidi="ar_AE"/>
+        </w:rPr>
+      </w:r>
+      <w:r>
+        <w:rPr>
           <w:b/>
           <w:lang w:val="ar_AE" w:bidi="ar_AE"/>
         </w:rPr>
@@ -31799,6 +36087,22 @@
       </w:r>
       <w:r>
         <w:rPr>
+          <w:lang w:val="ar_AE" w:bidi="ar_AE"/>
+        </w:rPr>
+        <w:t>וְ⁠רָעֲשׁ֖וּ שָׁמַ֣יִם וָ⁠אָ֑רֶץ</w:t>
+      </w:r>
+    </w:p>
+    <w:p>
+      <w:pPr>
+        <w:bidi/>
+      </w:pPr>
+      <w:r>
+        <w:rPr>
+          <w:lang w:val="ar_AE" w:bidi="ar_AE"/>
+        </w:rPr>
+      </w:r>
+      <w:r>
+        <w:rPr>
           <w:b/>
           <w:lang w:val="ar_AE" w:bidi="ar_AE"/>
         </w:rPr>
@@ -31914,6 +36218,22 @@
       </w:r>
       <w:r>
         <w:rPr>
+          <w:lang w:val="ar_AE" w:bidi="ar_AE"/>
+        </w:rPr>
+        <w:t>וַֽ⁠יהוָה֙ מַֽחֲסֶ֣ה לְ⁠עַמּ֔⁠וֹ וּ⁠מָע֖וֹז לִ⁠בְנֵ֥י יִשְׂרָאֵֽל</w:t>
+      </w:r>
+    </w:p>
+    <w:p>
+      <w:pPr>
+        <w:bidi/>
+      </w:pPr>
+      <w:r>
+        <w:rPr>
+          <w:lang w:val="ar_AE" w:bidi="ar_AE"/>
+        </w:rPr>
+      </w:r>
+      <w:r>
+        <w:rPr>
           <w:b/>
           <w:lang w:val="ar_AE" w:bidi="ar_AE"/>
         </w:rPr>
@@ -32016,6 +36336,22 @@
         <w:rPr>
           <w:lang w:val="ar_AE" w:bidi="ar_AE"/>
         </w:rPr>
+      </w:r>
+    </w:p>
+    <w:p>
+      <w:pPr>
+        <w:bidi/>
+      </w:pPr>
+      <w:r>
+        <w:rPr>
+          <w:lang w:val="ar_AE" w:bidi="ar_AE"/>
+        </w:rPr>
+      </w:r>
+      <w:r>
+        <w:rPr>
+          <w:lang w:val="ar_AE" w:bidi="ar_AE"/>
+        </w:rPr>
+        <w:t>לִ⁠בְנֵ֥י יִשְׂרָאֵֽל</w:t>
       </w:r>
     </w:p>
     <w:p>
@@ -32162,6 +36498,22 @@
       </w:r>
       <w:r>
         <w:rPr>
+          <w:lang w:val="ar_AE" w:bidi="ar_AE"/>
+        </w:rPr>
+        <w:t>וִֽ⁠ידַעְתֶּ֗ם</w:t>
+      </w:r>
+    </w:p>
+    <w:p>
+      <w:pPr>
+        <w:bidi/>
+      </w:pPr>
+      <w:r>
+        <w:rPr>
+          <w:lang w:val="ar_AE" w:bidi="ar_AE"/>
+        </w:rPr>
+      </w:r>
+      <w:r>
+        <w:rPr>
           <w:b/>
           <w:lang w:val="ar_AE" w:bidi="ar_AE"/>
         </w:rPr>
@@ -32264,6 +36616,22 @@
       </w:r>
       <w:r>
         <w:rPr>
+          <w:lang w:val="ar_AE" w:bidi="ar_AE"/>
+        </w:rPr>
+        <w:t>הַר־קָדְשִׁ֑⁠י</w:t>
+      </w:r>
+    </w:p>
+    <w:p>
+      <w:pPr>
+        <w:bidi/>
+      </w:pPr>
+      <w:r>
+        <w:rPr>
+          <w:lang w:val="ar_AE" w:bidi="ar_AE"/>
+        </w:rPr>
+      </w:r>
+      <w:r>
+        <w:rPr>
           <w:b/>
           <w:lang w:val="ar_AE" w:bidi="ar_AE"/>
         </w:rPr>
@@ -32379,6 +36747,22 @@
       </w:r>
       <w:r>
         <w:rPr>
+          <w:lang w:val="ar_AE" w:bidi="ar_AE"/>
+        </w:rPr>
+        <w:t>וְ⁠הָיָה֩ בַ⁠יּ֨וֹם הַ⁠ה֜וּא</w:t>
+      </w:r>
+    </w:p>
+    <w:p>
+      <w:pPr>
+        <w:bidi/>
+      </w:pPr>
+      <w:r>
+        <w:rPr>
+          <w:lang w:val="ar_AE" w:bidi="ar_AE"/>
+        </w:rPr>
+      </w:r>
+      <w:r>
+        <w:rPr>
           <w:b/>
           <w:lang w:val="ar_AE" w:bidi="ar_AE"/>
         </w:rPr>
@@ -32481,6 +36865,22 @@
       </w:r>
       <w:r>
         <w:rPr>
+          <w:lang w:val="ar_AE" w:bidi="ar_AE"/>
+        </w:rPr>
+        <w:t>בַ⁠יּ֨וֹם הַ⁠ה֜וּא</w:t>
+      </w:r>
+    </w:p>
+    <w:p>
+      <w:pPr>
+        <w:bidi/>
+      </w:pPr>
+      <w:r>
+        <w:rPr>
+          <w:lang w:val="ar_AE" w:bidi="ar_AE"/>
+        </w:rPr>
+      </w:r>
+      <w:r>
+        <w:rPr>
           <w:b/>
           <w:lang w:val="ar_AE" w:bidi="ar_AE"/>
         </w:rPr>
@@ -32596,6 +36996,22 @@
       </w:r>
       <w:r>
         <w:rPr>
+          <w:lang w:val="ar_AE" w:bidi="ar_AE"/>
+        </w:rPr>
+        <w:t>יִטְּפ֧וּ הֶ⁠הָרִ֣ים עָסִ֗יס וְ⁠הַ⁠גְּבָעוֹת֙ תֵּלַ֣כְנָה חָלָ֔ב</w:t>
+      </w:r>
+    </w:p>
+    <w:p>
+      <w:pPr>
+        <w:bidi/>
+      </w:pPr>
+      <w:r>
+        <w:rPr>
+          <w:lang w:val="ar_AE" w:bidi="ar_AE"/>
+        </w:rPr>
+      </w:r>
+      <w:r>
+        <w:rPr>
           <w:b/>
           <w:lang w:val="ar_AE" w:bidi="ar_AE"/>
         </w:rPr>
@@ -32737,6 +37153,22 @@
       </w:r>
       <w:r>
         <w:rPr>
+          <w:lang w:val="ar_AE" w:bidi="ar_AE"/>
+        </w:rPr>
+        <w:t>וּ⁠מַעְיָ֗ן &amp; יֵצֵ֔א</w:t>
+      </w:r>
+    </w:p>
+    <w:p>
+      <w:pPr>
+        <w:bidi/>
+      </w:pPr>
+      <w:r>
+        <w:rPr>
+          <w:lang w:val="ar_AE" w:bidi="ar_AE"/>
+        </w:rPr>
+      </w:r>
+      <w:r>
+        <w:rPr>
           <w:b/>
           <w:lang w:val="ar_AE" w:bidi="ar_AE"/>
         </w:rPr>
@@ -32852,6 +37284,22 @@
       </w:r>
       <w:r>
         <w:rPr>
+          <w:lang w:val="ar_AE" w:bidi="ar_AE"/>
+        </w:rPr>
+        <w:t>וּ⁠מַעְיָ֗ן</w:t>
+      </w:r>
+    </w:p>
+    <w:p>
+      <w:pPr>
+        <w:bidi/>
+      </w:pPr>
+      <w:r>
+        <w:rPr>
+          <w:lang w:val="ar_AE" w:bidi="ar_AE"/>
+        </w:rPr>
+      </w:r>
+      <w:r>
+        <w:rPr>
           <w:b/>
           <w:lang w:val="ar_AE" w:bidi="ar_AE"/>
         </w:rPr>
@@ -32954,6 +37402,22 @@
         <w:rPr>
           <w:lang w:val="ar_AE" w:bidi="ar_AE"/>
         </w:rPr>
+      </w:r>
+    </w:p>
+    <w:p>
+      <w:pPr>
+        <w:bidi/>
+      </w:pPr>
+      <w:r>
+        <w:rPr>
+          <w:lang w:val="ar_AE" w:bidi="ar_AE"/>
+        </w:rPr>
+      </w:r>
+      <w:r>
+        <w:rPr>
+          <w:lang w:val="ar_AE" w:bidi="ar_AE"/>
+        </w:rPr>
+        <w:t>מִ⁠בֵּ֤ית יְהוָה֙</w:t>
       </w:r>
     </w:p>
     <w:p>
@@ -33087,6 +37551,22 @@
       </w:r>
       <w:r>
         <w:rPr>
+          <w:lang w:val="ar_AE" w:bidi="ar_AE"/>
+        </w:rPr>
+        <w:t>אֶת־נַ֥חַל הַ⁠שִּׁטִּֽים</w:t>
+      </w:r>
+    </w:p>
+    <w:p>
+      <w:pPr>
+        <w:bidi/>
+      </w:pPr>
+      <w:r>
+        <w:rPr>
+          <w:lang w:val="ar_AE" w:bidi="ar_AE"/>
+        </w:rPr>
+      </w:r>
+      <w:r>
+        <w:rPr>
           <w:b/>
           <w:lang w:val="ar_AE" w:bidi="ar_AE"/>
         </w:rPr>
@@ -33202,6 +37682,22 @@
       </w:r>
       <w:r>
         <w:rPr>
+          <w:lang w:val="ar_AE" w:bidi="ar_AE"/>
+        </w:rPr>
+        <w:t>מִצְרַ֨יִם֙ לִ⁠שְׁמָמָ֣ה תִֽהְיֶ֔ה</w:t>
+      </w:r>
+    </w:p>
+    <w:p>
+      <w:pPr>
+        <w:bidi/>
+      </w:pPr>
+      <w:r>
+        <w:rPr>
+          <w:lang w:val="ar_AE" w:bidi="ar_AE"/>
+        </w:rPr>
+      </w:r>
+      <w:r>
+        <w:rPr>
           <w:b/>
           <w:lang w:val="ar_AE" w:bidi="ar_AE"/>
         </w:rPr>
@@ -33317,6 +37813,22 @@
       </w:r>
       <w:r>
         <w:rPr>
+          <w:lang w:val="ar_AE" w:bidi="ar_AE"/>
+        </w:rPr>
+        <w:t>מֵֽ⁠חֲמַס֙ בְּנֵ֣י יְהוּדָ֔ה</w:t>
+      </w:r>
+    </w:p>
+    <w:p>
+      <w:pPr>
+        <w:bidi/>
+      </w:pPr>
+      <w:r>
+        <w:rPr>
+          <w:lang w:val="ar_AE" w:bidi="ar_AE"/>
+        </w:rPr>
+      </w:r>
+      <w:r>
+        <w:rPr>
           <w:b/>
           <w:lang w:val="ar_AE" w:bidi="ar_AE"/>
         </w:rPr>
@@ -33445,6 +37957,22 @@
       </w:r>
       <w:r>
         <w:rPr>
+          <w:lang w:val="ar_AE" w:bidi="ar_AE"/>
+        </w:rPr>
+        <w:t>שָׁפְכ֥וּ דָם־נָקִ֖יא</w:t>
+      </w:r>
+    </w:p>
+    <w:p>
+      <w:pPr>
+        <w:bidi/>
+      </w:pPr>
+      <w:r>
+        <w:rPr>
+          <w:lang w:val="ar_AE" w:bidi="ar_AE"/>
+        </w:rPr>
+      </w:r>
+      <w:r>
+        <w:rPr>
           <w:b/>
           <w:lang w:val="ar_AE" w:bidi="ar_AE"/>
         </w:rPr>
@@ -33560,6 +38088,22 @@
       </w:r>
       <w:r>
         <w:rPr>
+          <w:lang w:val="ar_AE" w:bidi="ar_AE"/>
+        </w:rPr>
+        <w:t>בְּ⁠אַרְצָֽ⁠ם</w:t>
+      </w:r>
+    </w:p>
+    <w:p>
+      <w:pPr>
+        <w:bidi/>
+      </w:pPr>
+      <w:r>
+        <w:rPr>
+          <w:lang w:val="ar_AE" w:bidi="ar_AE"/>
+        </w:rPr>
+      </w:r>
+      <w:r>
+        <w:rPr>
           <w:b/>
           <w:lang w:val="ar_AE" w:bidi="ar_AE"/>
         </w:rPr>
@@ -33714,6 +38258,22 @@
       </w:r>
       <w:r>
         <w:rPr>
+          <w:lang w:val="ar_AE" w:bidi="ar_AE"/>
+        </w:rPr>
+        <w:t>וִ⁠יהוּדָ֖ה</w:t>
+      </w:r>
+    </w:p>
+    <w:p>
+      <w:pPr>
+        <w:bidi/>
+      </w:pPr>
+      <w:r>
+        <w:rPr>
+          <w:lang w:val="ar_AE" w:bidi="ar_AE"/>
+        </w:rPr>
+      </w:r>
+      <w:r>
+        <w:rPr>
           <w:b/>
           <w:lang w:val="ar_AE" w:bidi="ar_AE"/>
         </w:rPr>
@@ -33829,6 +38389,22 @@
       </w:r>
       <w:r>
         <w:rPr>
+          <w:lang w:val="ar_AE" w:bidi="ar_AE"/>
+        </w:rPr>
+        <w:t>וִ⁠ירוּשָׁלִַ֖ם לְ⁠ד֥וֹר וָ⁠דֽוֹר</w:t>
+      </w:r>
+    </w:p>
+    <w:p>
+      <w:pPr>
+        <w:bidi/>
+      </w:pPr>
+      <w:r>
+        <w:rPr>
+          <w:lang w:val="ar_AE" w:bidi="ar_AE"/>
+        </w:rPr>
+      </w:r>
+      <w:r>
+        <w:rPr>
           <w:b/>
           <w:lang w:val="ar_AE" w:bidi="ar_AE"/>
         </w:rPr>
@@ -33918,6 +38494,22 @@
         <w:rPr>
           <w:lang w:val="ar_AE" w:bidi="ar_AE"/>
         </w:rPr>
+      </w:r>
+    </w:p>
+    <w:p>
+      <w:pPr>
+        <w:bidi/>
+      </w:pPr>
+      <w:r>
+        <w:rPr>
+          <w:lang w:val="ar_AE" w:bidi="ar_AE"/>
+        </w:rPr>
+      </w:r>
+      <w:r>
+        <w:rPr>
+          <w:lang w:val="ar_AE" w:bidi="ar_AE"/>
+        </w:rPr>
+        <w:t>לְ⁠ד֥וֹר וָ⁠דֽוֹר</w:t>
       </w:r>
     </w:p>
     <w:p>
@@ -34051,6 +38643,22 @@
       </w:r>
       <w:r>
         <w:rPr>
+          <w:lang w:val="ar_AE" w:bidi="ar_AE"/>
+        </w:rPr>
+        <w:t>וְ⁠נִקֵּ֖יתִי דָּמָ֣⁠ם לֹֽא־נִקֵּ֑יתִי</w:t>
+      </w:r>
+    </w:p>
+    <w:p>
+      <w:pPr>
+        <w:bidi/>
+      </w:pPr>
+      <w:r>
+        <w:rPr>
+          <w:lang w:val="ar_AE" w:bidi="ar_AE"/>
+        </w:rPr>
+      </w:r>
+      <w:r>
+        <w:rPr>
           <w:b/>
           <w:lang w:val="ar_AE" w:bidi="ar_AE"/>
         </w:rPr>
@@ -34153,6 +38761,22 @@
       </w:r>
       <w:r>
         <w:rPr>
+          <w:lang w:val="ar_AE" w:bidi="ar_AE"/>
+        </w:rPr>
+        <w:t>דָּמָ֣⁠ם</w:t>
+      </w:r>
+    </w:p>
+    <w:p>
+      <w:pPr>
+        <w:bidi/>
+      </w:pPr>
+      <w:r>
+        <w:rPr>
+          <w:lang w:val="ar_AE" w:bidi="ar_AE"/>
+        </w:rPr>
+      </w:r>
+      <w:r>
+        <w:rPr>
           <w:b/>
           <w:lang w:val="ar_AE" w:bidi="ar_AE"/>
         </w:rPr>
@@ -34268,6 +38892,22 @@
       </w:r>
       <w:r>
         <w:rPr>
+          <w:lang w:val="ar_AE" w:bidi="ar_AE"/>
+        </w:rPr>
+        <w:t>וַֽ⁠יהוָ֖ה שֹׁכֵ֥ן בְּ⁠צִיּֽוֹן</w:t>
+      </w:r>
+    </w:p>
+    <w:p>
+      <w:pPr>
+        <w:bidi/>
+      </w:pPr>
+      <w:r>
+        <w:rPr>
+          <w:lang w:val="ar_AE" w:bidi="ar_AE"/>
+        </w:rPr>
+      </w:r>
+      <w:r>
+        <w:rPr>
           <w:b/>
           <w:lang w:val="ar_AE" w:bidi="ar_AE"/>
         </w:rPr>
@@ -34357,6 +38997,22 @@
         <w:rPr>
           <w:lang w:val="ar_AE" w:bidi="ar_AE"/>
         </w:rPr>
+      </w:r>
+    </w:p>
+    <w:p>
+      <w:pPr>
+        <w:bidi/>
+      </w:pPr>
+      <w:r>
+        <w:rPr>
+          <w:lang w:val="ar_AE" w:bidi="ar_AE"/>
+        </w:rPr>
+      </w:r>
+      <w:r>
+        <w:rPr>
+          <w:lang w:val="ar_AE" w:bidi="ar_AE"/>
+        </w:rPr>
+        <w:t>וַֽ⁠יהוָ֖ה שֹׁכֵ֥ן בְּ⁠צִיּֽוֹן</w:t>
       </w:r>
     </w:p>
     <w:p>

--- a/arb/docx/29.content.docx
+++ b/arb/docx/29.content.docx
@@ -32,51 +32,16 @@
     </w:p>
     <w:p>
       <w:pPr>
-        <w:pStyle w:val="Heading2"/>
-        <w:bidi/>
-      </w:pPr>
-      <w:r>
-        <w:rPr>
-          <w:lang w:val="ar_AE" w:bidi="ar_AE"/>
-        </w:rPr>
-        <w:t>License Information</w:t>
-      </w:r>
-      <w:r>
-        <w:rPr>
-          <w:lang w:val="ar_AE" w:bidi="ar_AE"/>
-        </w:rPr>
-      </w:r>
-    </w:p>
-    <w:p>
-      <w:pPr>
-        <w:bidi/>
-      </w:pPr>
-      <w:r>
-        <w:rPr>
-          <w:lang w:val="ar_AE" w:bidi="ar_AE"/>
-        </w:rPr>
-      </w:r>
-      <w:r>
-        <w:rPr>
-          <w:b/>
-          <w:lang w:val="ar_AE" w:bidi="ar_AE"/>
-        </w:rPr>
-        <w:t>ملاحظات الترجمة (كلمة متكشفة)</w:t>
-      </w:r>
-      <w:r>
-        <w:rPr>
-          <w:lang w:val="ar_AE" w:bidi="ar_AE"/>
-        </w:rPr>
-        <w:t xml:space="preserve"> (Arabic) is based on</w:t>
-      </w:r>
-      <w:r>
-        <w:rPr>
-          <w:lang w:val="ar_AE" w:bidi="ar_AE"/>
-        </w:rPr>
-        <w:t xml:space="preserve">: </w:t>
-      </w:r>
-      <w:r>
-        <w:rPr>
+        <w:bidi/>
+      </w:pPr>
+      <w:r>
+        <w:rPr>
+          <w:lang w:val="ar_AE" w:bidi="ar_AE"/>
+        </w:rPr>
+      </w:r>
+      <w:r>
+        <w:rPr>
+          <w:b/>
           <w:lang w:val="ar_AE" w:bidi="ar_AE"/>
         </w:rPr>
         <w:t>unfoldingWord® Translation Notes</w:t>
@@ -85,64 +50,31 @@
         <w:rPr>
           <w:lang w:val="ar_AE" w:bidi="ar_AE"/>
         </w:rPr>
-        <w:t xml:space="preserve">, </w:t>
-      </w:r>
-      <w:hyperlink r:id="rId13">
-        <w:r>
-          <w:rPr>
-            <w:lang w:val="ar_AE" w:bidi="ar_AE"/>
-          </w:rPr>
-          <w:rPr>
-            <w:color w:val="0000EE"/>
-            <w:u w:val="single"/>
-          </w:rPr>
-          <w:t>unfoldingWord</w:t>
-        </w:r>
-      </w:hyperlink>
-      <w:r>
-        <w:rPr>
-          <w:lang w:val="ar_AE" w:bidi="ar_AE"/>
-        </w:rPr>
-        <w:t xml:space="preserve">, 2022, which is licensed under a </w:t>
-      </w:r>
-      <w:hyperlink r:id="rId14">
-        <w:r>
-          <w:rPr>
-            <w:lang w:val="ar_AE" w:bidi="ar_AE"/>
-          </w:rPr>
-          <w:rPr>
-            <w:color w:val="0000EE"/>
-            <w:u w:val="single"/>
-          </w:rPr>
-          <w:t>CC BY-SA 4.0 license</w:t>
-        </w:r>
-      </w:hyperlink>
-      <w:r>
-        <w:rPr>
-          <w:lang w:val="ar_AE" w:bidi="ar_AE"/>
-        </w:rPr>
-        <w:t>.</w:t>
-      </w:r>
-      <w:r>
-        <w:rPr>
-          <w:lang w:val="ar_AE" w:bidi="ar_AE"/>
-        </w:rPr>
-      </w:r>
-    </w:p>
-    <w:p>
-      <w:pPr>
-        <w:bidi/>
-      </w:pPr>
-      <w:r>
-        <w:rPr>
-          <w:lang w:val="ar_AE" w:bidi="ar_AE"/>
-        </w:rPr>
-      </w:r>
-      <w:r>
-        <w:rPr>
-          <w:lang w:val="ar_AE" w:bidi="ar_AE"/>
-        </w:rPr>
-        <w:t>This PDF version is provided under the same license.</w:t>
+        <w:t xml:space="preserve"> © 2022 unfoldingWord. Released under CC BY-SA 4.0 license. </w:t>
+      </w:r>
+      <w:r>
+        <w:rPr>
+          <w:lang w:val="ar_AE" w:bidi="ar_AE"/>
+        </w:rPr>
+        <w:t>unfoldingWord® Translation Notes</w:t>
+      </w:r>
+      <w:r>
+        <w:rPr>
+          <w:lang w:val="ar_AE" w:bidi="ar_AE"/>
+        </w:rPr>
+        <w:t xml:space="preserve"> has been adapted in the following languages: Tok Pisin, Arabic (عربي), French (Français), Hindi (हिंदी), Indonesian (Bahasa Indonesia), Portuguese (Português), Russian (Русский), Spanish (Español), Swahili (Kiswahili), and Simplified Chinese (简体中文) from </w:t>
+      </w:r>
+      <w:r>
+        <w:rPr>
+          <w:lang w:val="ar_AE" w:bidi="ar_AE"/>
+        </w:rPr>
+        <w:t>unfoldingWord® Translation Notes</w:t>
+      </w:r>
+      <w:r>
+        <w:rPr>
+          <w:lang w:val="ar_AE" w:bidi="ar_AE"/>
+        </w:rPr>
+        <w:t xml:space="preserve"> © 2022 unfoldingWord. Released under CC BY-SA 4.0 license by Mission Mutual</w:t>
       </w:r>
       <w:r>
         <w:rPr>
@@ -313,22 +245,6 @@
       </w:r>
       <w:r>
         <w:rPr>
-          <w:lang w:val="ar_AE" w:bidi="ar_AE"/>
-        </w:rPr>
-        <w:t>פְּתוּאֵֽל</w:t>
-      </w:r>
-    </w:p>
-    <w:p>
-      <w:pPr>
-        <w:bidi/>
-      </w:pPr>
-      <w:r>
-        <w:rPr>
-          <w:lang w:val="ar_AE" w:bidi="ar_AE"/>
-        </w:rPr>
-      </w:r>
-      <w:r>
-        <w:rPr>
           <w:b/>
           <w:lang w:val="ar_AE" w:bidi="ar_AE"/>
         </w:rPr>
@@ -569,22 +485,6 @@
       </w:r>
       <w:r>
         <w:rPr>
-          <w:lang w:val="ar_AE" w:bidi="ar_AE"/>
-        </w:rPr>
-        <w:t>דְּבַר־יְהוָה֙ אֲשֶׁ֣ר הָיָ֔ה</w:t>
-      </w:r>
-    </w:p>
-    <w:p>
-      <w:pPr>
-        <w:bidi/>
-      </w:pPr>
-      <w:r>
-        <w:rPr>
-          <w:lang w:val="ar_AE" w:bidi="ar_AE"/>
-        </w:rPr>
-      </w:r>
-      <w:r>
-        <w:rPr>
           <w:b/>
           <w:lang w:val="ar_AE" w:bidi="ar_AE"/>
         </w:rPr>
@@ -697,22 +597,6 @@
       </w:r>
       <w:r>
         <w:rPr>
-          <w:lang w:val="ar_AE" w:bidi="ar_AE"/>
-        </w:rPr>
-        <w:t>שִׁמְעוּ־זֹאת֙ הַ⁠זְּקֵנִ֔ים וְ⁠הַֽאֲזִ֔ינוּ כֹּ֖ל יוֹשְׁבֵ֣י הָ⁠אָ֑רֶץ</w:t>
-      </w:r>
-    </w:p>
-    <w:p>
-      <w:pPr>
-        <w:bidi/>
-      </w:pPr>
-      <w:r>
-        <w:rPr>
-          <w:lang w:val="ar_AE" w:bidi="ar_AE"/>
-        </w:rPr>
-      </w:r>
-      <w:r>
-        <w:rPr>
           <w:b/>
           <w:lang w:val="ar_AE" w:bidi="ar_AE"/>
         </w:rPr>
@@ -825,22 +709,6 @@
       </w:r>
       <w:r>
         <w:rPr>
-          <w:lang w:val="ar_AE" w:bidi="ar_AE"/>
-        </w:rPr>
-        <w:t>הֶ⁠הָ֤יְתָה זֹּאת֙ בִּֽ⁠ימֵי⁠כֶ֔ם וְ⁠אִ֖ם בִּ⁠ימֵ֥י אֲבֹֽתֵי⁠כֶֽם</w:t>
-      </w:r>
-    </w:p>
-    <w:p>
-      <w:pPr>
-        <w:bidi/>
-      </w:pPr>
-      <w:r>
-        <w:rPr>
-          <w:lang w:val="ar_AE" w:bidi="ar_AE"/>
-        </w:rPr>
-      </w:r>
-      <w:r>
-        <w:rPr>
           <w:b/>
           <w:lang w:val="ar_AE" w:bidi="ar_AE"/>
         </w:rPr>
@@ -953,22 +821,6 @@
       </w:r>
       <w:r>
         <w:rPr>
-          <w:lang w:val="ar_AE" w:bidi="ar_AE"/>
-        </w:rPr>
-        <w:t>בִּֽ⁠ימֵי⁠כֶ֔ם וְ⁠אִ֖ם בִּ⁠ימֵ֥י</w:t>
-      </w:r>
-    </w:p>
-    <w:p>
-      <w:pPr>
-        <w:bidi/>
-      </w:pPr>
-      <w:r>
-        <w:rPr>
-          <w:lang w:val="ar_AE" w:bidi="ar_AE"/>
-        </w:rPr>
-      </w:r>
-      <w:r>
-        <w:rPr>
           <w:b/>
           <w:lang w:val="ar_AE" w:bidi="ar_AE"/>
         </w:rPr>
@@ -1084,22 +936,6 @@
       </w:r>
       <w:r>
         <w:rPr>
-          <w:lang w:val="ar_AE" w:bidi="ar_AE"/>
-        </w:rPr>
-        <w:t>אֲבֹֽתֵי⁠כֶֽם</w:t>
-      </w:r>
-    </w:p>
-    <w:p>
-      <w:pPr>
-        <w:bidi/>
-      </w:pPr>
-      <w:r>
-        <w:rPr>
-          <w:lang w:val="ar_AE" w:bidi="ar_AE"/>
-        </w:rPr>
-      </w:r>
-      <w:r>
-        <w:rPr>
           <w:b/>
           <w:lang w:val="ar_AE" w:bidi="ar_AE"/>
         </w:rPr>
@@ -1225,22 +1061,6 @@
       </w:r>
       <w:r>
         <w:rPr>
-          <w:lang w:val="ar_AE" w:bidi="ar_AE"/>
-        </w:rPr>
-        <w:t>וּ⁠בְנֵי⁠כֶם֙ לִ⁠בְנֵי⁠הֶ֔ם וּ⁠בְנֵי⁠הֶ֖ם לְ⁠ד֥וֹר אַחֵֽר</w:t>
-      </w:r>
-    </w:p>
-    <w:p>
-      <w:pPr>
-        <w:bidi/>
-      </w:pPr>
-      <w:r>
-        <w:rPr>
-          <w:lang w:val="ar_AE" w:bidi="ar_AE"/>
-        </w:rPr>
-      </w:r>
-      <w:r>
-        <w:rPr>
           <w:b/>
           <w:lang w:val="ar_AE" w:bidi="ar_AE"/>
         </w:rPr>
@@ -1353,22 +1173,6 @@
       </w:r>
       <w:r>
         <w:rPr>
-          <w:lang w:val="ar_AE" w:bidi="ar_AE"/>
-        </w:rPr>
-        <w:t>לִ⁠בְנֵי⁠כֶ֣ם &amp; וּ⁠בְנֵי⁠כֶם֙ לִ⁠בְנֵי⁠הֶ֔ם וּ⁠בְנֵי⁠הֶ֖ם</w:t>
-      </w:r>
-    </w:p>
-    <w:p>
-      <w:pPr>
-        <w:bidi/>
-      </w:pPr>
-      <w:r>
-        <w:rPr>
-          <w:lang w:val="ar_AE" w:bidi="ar_AE"/>
-        </w:rPr>
-      </w:r>
-      <w:r>
-        <w:rPr>
           <w:b/>
           <w:lang w:val="ar_AE" w:bidi="ar_AE"/>
         </w:rPr>
@@ -1510,22 +1314,6 @@
       </w:r>
       <w:r>
         <w:rPr>
-          <w:lang w:val="ar_AE" w:bidi="ar_AE"/>
-        </w:rPr>
-        <w:t>עָלֶ֖⁠יהָ לִ⁠בְנֵי⁠כֶ֣ם סַפֵּ֑רוּ וּ⁠בְנֵי⁠כֶם֙</w:t>
-      </w:r>
-    </w:p>
-    <w:p>
-      <w:pPr>
-        <w:bidi/>
-      </w:pPr>
-      <w:r>
-        <w:rPr>
-          <w:lang w:val="ar_AE" w:bidi="ar_AE"/>
-        </w:rPr>
-      </w:r>
-      <w:r>
-        <w:rPr>
           <w:b/>
           <w:lang w:val="ar_AE" w:bidi="ar_AE"/>
         </w:rPr>
@@ -1666,22 +1454,6 @@
       </w:r>
       <w:r>
         <w:rPr>
-          <w:lang w:val="ar_AE" w:bidi="ar_AE"/>
-        </w:rPr>
-        <w:t>יֶ֤תֶר הַ⁠גָּזָם֙ אָכַ֣ל הָֽ⁠אַרְבֶּ֔ה וְ⁠יֶ֥תֶר הָ⁠אַרְבֶּ֖ה אָכַ֣ל הַ⁠יָּ֑לֶק וְ⁠יֶ֣תֶר הַ⁠יֶּ֔לֶק אָכַ֖ל הֶ⁠חָסִֽיל</w:t>
-      </w:r>
-    </w:p>
-    <w:p>
-      <w:pPr>
-        <w:bidi/>
-      </w:pPr>
-      <w:r>
-        <w:rPr>
-          <w:lang w:val="ar_AE" w:bidi="ar_AE"/>
-        </w:rPr>
-      </w:r>
-      <w:r>
-        <w:rPr>
           <w:b/>
           <w:lang w:val="ar_AE" w:bidi="ar_AE"/>
         </w:rPr>
@@ -1784,22 +1556,6 @@
       </w:r>
       <w:r>
         <w:rPr>
-          <w:lang w:val="ar_AE" w:bidi="ar_AE"/>
-        </w:rPr>
-        <w:t>יֶ֤תֶר הַ⁠גָּזָם֙ אָכַ֣ל הָֽ⁠אַרְבֶּ֔ה וְ⁠יֶ֥תֶר הָ⁠אַרְבֶּ֖ה אָכַ֣ל הַ⁠יָּ֑לֶק וְ⁠יֶ֣תֶר הַ⁠יֶּ֔לֶק אָכַ֖ל הֶ⁠חָסִֽיל</w:t>
-      </w:r>
-    </w:p>
-    <w:p>
-      <w:pPr>
-        <w:bidi/>
-      </w:pPr>
-      <w:r>
-        <w:rPr>
-          <w:lang w:val="ar_AE" w:bidi="ar_AE"/>
-        </w:rPr>
-      </w:r>
-      <w:r>
-        <w:rPr>
           <w:b/>
           <w:lang w:val="ar_AE" w:bidi="ar_AE"/>
         </w:rPr>
@@ -1902,22 +1658,6 @@
       </w:r>
       <w:r>
         <w:rPr>
-          <w:lang w:val="ar_AE" w:bidi="ar_AE"/>
-        </w:rPr>
-        <w:t>יֶ֤תֶר הַ⁠גָּזָם֙ אָכַ֣ל הָֽ⁠אַרְבֶּ֔ה וְ⁠יֶ֥תֶר הָ⁠אַרְבֶּ֖ה אָכַ֣ל הַ⁠יָּ֑לֶק וְ⁠יֶ֣תֶר הַ⁠יֶּ֔לֶק אָכַ֖ל הֶ⁠חָסִֽיל</w:t>
-      </w:r>
-    </w:p>
-    <w:p>
-      <w:pPr>
-        <w:bidi/>
-      </w:pPr>
-      <w:r>
-        <w:rPr>
-          <w:lang w:val="ar_AE" w:bidi="ar_AE"/>
-        </w:rPr>
-      </w:r>
-      <w:r>
-        <w:rPr>
           <w:b/>
           <w:lang w:val="ar_AE" w:bidi="ar_AE"/>
         </w:rPr>
@@ -2072,22 +1812,6 @@
       </w:r>
       <w:r>
         <w:rPr>
-          <w:lang w:val="ar_AE" w:bidi="ar_AE"/>
-        </w:rPr>
-        <w:t>הָקִ֤יצוּ שִׁכּוֹרִים֙ וּ⁠בְכ֔וּ וְ⁠הֵילִ֖לוּ כָּל־שֹׁ֣תֵי יָ֑יִן עַל־עָסִ֕יס כִּ֥י נִכְרַ֖ת מִ⁠פִּי⁠כֶֽם</w:t>
-      </w:r>
-    </w:p>
-    <w:p>
-      <w:pPr>
-        <w:bidi/>
-      </w:pPr>
-      <w:r>
-        <w:rPr>
-          <w:lang w:val="ar_AE" w:bidi="ar_AE"/>
-        </w:rPr>
-      </w:r>
-      <w:r>
-        <w:rPr>
           <w:b/>
           <w:lang w:val="ar_AE" w:bidi="ar_AE"/>
         </w:rPr>
@@ -2190,22 +1914,6 @@
       </w:r>
       <w:r>
         <w:rPr>
-          <w:lang w:val="ar_AE" w:bidi="ar_AE"/>
-        </w:rPr>
-        <w:t>נִכְרַ֖ת מִ⁠פִּי⁠כֶֽם</w:t>
-      </w:r>
-    </w:p>
-    <w:p>
-      <w:pPr>
-        <w:bidi/>
-      </w:pPr>
-      <w:r>
-        <w:rPr>
-          <w:lang w:val="ar_AE" w:bidi="ar_AE"/>
-        </w:rPr>
-      </w:r>
-      <w:r>
-        <w:rPr>
           <w:b/>
           <w:lang w:val="ar_AE" w:bidi="ar_AE"/>
         </w:rPr>
@@ -2308,22 +2016,6 @@
       </w:r>
       <w:r>
         <w:rPr>
-          <w:lang w:val="ar_AE" w:bidi="ar_AE"/>
-        </w:rPr>
-        <w:t>מִ⁠פִּי⁠כֶֽם</w:t>
-      </w:r>
-    </w:p>
-    <w:p>
-      <w:pPr>
-        <w:bidi/>
-      </w:pPr>
-      <w:r>
-        <w:rPr>
-          <w:lang w:val="ar_AE" w:bidi="ar_AE"/>
-        </w:rPr>
-      </w:r>
-      <w:r>
-        <w:rPr>
           <w:b/>
           <w:lang w:val="ar_AE" w:bidi="ar_AE"/>
         </w:rPr>
@@ -2439,22 +2131,6 @@
       </w:r>
       <w:r>
         <w:rPr>
-          <w:lang w:val="ar_AE" w:bidi="ar_AE"/>
-        </w:rPr>
-        <w:t>נִכְרַ֖ת מִ⁠פִּי⁠כֶֽם</w:t>
-      </w:r>
-    </w:p>
-    <w:p>
-      <w:pPr>
-        <w:bidi/>
-      </w:pPr>
-      <w:r>
-        <w:rPr>
-          <w:lang w:val="ar_AE" w:bidi="ar_AE"/>
-        </w:rPr>
-      </w:r>
-      <w:r>
-        <w:rPr>
           <w:b/>
           <w:lang w:val="ar_AE" w:bidi="ar_AE"/>
         </w:rPr>
@@ -2557,22 +2233,6 @@
       </w:r>
       <w:r>
         <w:rPr>
-          <w:lang w:val="ar_AE" w:bidi="ar_AE"/>
-        </w:rPr>
-        <w:t>כִּֽי</w:t>
-      </w:r>
-    </w:p>
-    <w:p>
-      <w:pPr>
-        <w:bidi/>
-      </w:pPr>
-      <w:r>
-        <w:rPr>
-          <w:lang w:val="ar_AE" w:bidi="ar_AE"/>
-        </w:rPr>
-      </w:r>
-      <w:r>
-        <w:rPr>
           <w:b/>
           <w:lang w:val="ar_AE" w:bidi="ar_AE"/>
         </w:rPr>
@@ -2688,22 +2348,6 @@
       </w:r>
       <w:r>
         <w:rPr>
-          <w:lang w:val="ar_AE" w:bidi="ar_AE"/>
-        </w:rPr>
-        <w:t>גוֹי֙ עָלָ֣ה עַל־אַרְצִ֔⁠י</w:t>
-      </w:r>
-    </w:p>
-    <w:p>
-      <w:pPr>
-        <w:bidi/>
-      </w:pPr>
-      <w:r>
-        <w:rPr>
-          <w:lang w:val="ar_AE" w:bidi="ar_AE"/>
-        </w:rPr>
-      </w:r>
-      <w:r>
-        <w:rPr>
           <w:b/>
           <w:lang w:val="ar_AE" w:bidi="ar_AE"/>
         </w:rPr>
@@ -2806,22 +2450,6 @@
       </w:r>
       <w:r>
         <w:rPr>
-          <w:lang w:val="ar_AE" w:bidi="ar_AE"/>
-        </w:rPr>
-        <w:t>גוֹי֙</w:t>
-      </w:r>
-    </w:p>
-    <w:p>
-      <w:pPr>
-        <w:bidi/>
-      </w:pPr>
-      <w:r>
-        <w:rPr>
-          <w:lang w:val="ar_AE" w:bidi="ar_AE"/>
-        </w:rPr>
-      </w:r>
-      <w:r>
-        <w:rPr>
           <w:b/>
           <w:lang w:val="ar_AE" w:bidi="ar_AE"/>
         </w:rPr>
@@ -2937,22 +2565,6 @@
       </w:r>
       <w:r>
         <w:rPr>
-          <w:lang w:val="ar_AE" w:bidi="ar_AE"/>
-        </w:rPr>
-        <w:t>אַרְצִ֔⁠י</w:t>
-      </w:r>
-    </w:p>
-    <w:p>
-      <w:pPr>
-        <w:bidi/>
-      </w:pPr>
-      <w:r>
-        <w:rPr>
-          <w:lang w:val="ar_AE" w:bidi="ar_AE"/>
-        </w:rPr>
-      </w:r>
-      <w:r>
-        <w:rPr>
           <w:b/>
           <w:lang w:val="ar_AE" w:bidi="ar_AE"/>
         </w:rPr>
@@ -3068,22 +2680,6 @@
       </w:r>
       <w:r>
         <w:rPr>
-          <w:lang w:val="ar_AE" w:bidi="ar_AE"/>
-        </w:rPr>
-        <w:t>וְ⁠אֵ֣ין מִסְפָּ֑ר</w:t>
-      </w:r>
-    </w:p>
-    <w:p>
-      <w:pPr>
-        <w:bidi/>
-      </w:pPr>
-      <w:r>
-        <w:rPr>
-          <w:lang w:val="ar_AE" w:bidi="ar_AE"/>
-        </w:rPr>
-      </w:r>
-      <w:r>
-        <w:rPr>
           <w:b/>
           <w:lang w:val="ar_AE" w:bidi="ar_AE"/>
         </w:rPr>
@@ -3186,22 +2782,6 @@
       </w:r>
       <w:r>
         <w:rPr>
-          <w:lang w:val="ar_AE" w:bidi="ar_AE"/>
-        </w:rPr>
-        <w:t>שִׁנָּי⁠ו֙ שִׁנֵּ֣י אַרְיֵ֔ה וּֽ⁠מְתַלְּע֥וֹת לָבִ֖יא לֽ⁠וֹ</w:t>
-      </w:r>
-    </w:p>
-    <w:p>
-      <w:pPr>
-        <w:bidi/>
-      </w:pPr>
-      <w:r>
-        <w:rPr>
-          <w:lang w:val="ar_AE" w:bidi="ar_AE"/>
-        </w:rPr>
-      </w:r>
-      <w:r>
-        <w:rPr>
           <w:b/>
           <w:lang w:val="ar_AE" w:bidi="ar_AE"/>
         </w:rPr>
@@ -3304,22 +2884,6 @@
       </w:r>
       <w:r>
         <w:rPr>
-          <w:lang w:val="ar_AE" w:bidi="ar_AE"/>
-        </w:rPr>
-        <w:t>שִׁנָּי⁠ו֙ שִׁנֵּ֣י אַרְיֵ֔ה וּֽ⁠מְתַלְּע֥וֹת לָבִ֖יא לֽ⁠וֹ</w:t>
-      </w:r>
-    </w:p>
-    <w:p>
-      <w:pPr>
-        <w:bidi/>
-      </w:pPr>
-      <w:r>
-        <w:rPr>
-          <w:lang w:val="ar_AE" w:bidi="ar_AE"/>
-        </w:rPr>
-      </w:r>
-      <w:r>
-        <w:rPr>
           <w:b/>
           <w:lang w:val="ar_AE" w:bidi="ar_AE"/>
         </w:rPr>
@@ -3435,22 +2999,6 @@
       </w:r>
       <w:r>
         <w:rPr>
-          <w:lang w:val="ar_AE" w:bidi="ar_AE"/>
-        </w:rPr>
-        <w:t>וּֽ⁠מְתַלְּע֥וֹת לָבִ֖יא לֽ⁠וֹ</w:t>
-      </w:r>
-    </w:p>
-    <w:p>
-      <w:pPr>
-        <w:bidi/>
-      </w:pPr>
-      <w:r>
-        <w:rPr>
-          <w:lang w:val="ar_AE" w:bidi="ar_AE"/>
-        </w:rPr>
-      </w:r>
-      <w:r>
-        <w:rPr>
           <w:b/>
           <w:lang w:val="ar_AE" w:bidi="ar_AE"/>
         </w:rPr>
@@ -3553,22 +3101,6 @@
       </w:r>
       <w:r>
         <w:rPr>
-          <w:lang w:val="ar_AE" w:bidi="ar_AE"/>
-        </w:rPr>
-        <w:t>שָׂ֤ם גַּפְנִ⁠י֙ לְ⁠שַׁמָּ֔ה וּ⁠תְאֵנָתִ֖⁠י לִ⁠קְצָפָ֑ה</w:t>
-      </w:r>
-    </w:p>
-    <w:p>
-      <w:pPr>
-        <w:bidi/>
-      </w:pPr>
-      <w:r>
-        <w:rPr>
-          <w:lang w:val="ar_AE" w:bidi="ar_AE"/>
-        </w:rPr>
-      </w:r>
-      <w:r>
-        <w:rPr>
           <w:b/>
           <w:lang w:val="ar_AE" w:bidi="ar_AE"/>
         </w:rPr>
@@ -3684,22 +3216,6 @@
       </w:r>
       <w:r>
         <w:rPr>
-          <w:lang w:val="ar_AE" w:bidi="ar_AE"/>
-        </w:rPr>
-        <w:t>שָׂ֤ם גַּפְנִ⁠י֙ לְ⁠שַׁמָּ֔ה</w:t>
-      </w:r>
-    </w:p>
-    <w:p>
-      <w:pPr>
-        <w:bidi/>
-      </w:pPr>
-      <w:r>
-        <w:rPr>
-          <w:lang w:val="ar_AE" w:bidi="ar_AE"/>
-        </w:rPr>
-      </w:r>
-      <w:r>
-        <w:rPr>
           <w:b/>
           <w:lang w:val="ar_AE" w:bidi="ar_AE"/>
         </w:rPr>
@@ -3815,22 +3331,6 @@
       </w:r>
       <w:r>
         <w:rPr>
-          <w:lang w:val="ar_AE" w:bidi="ar_AE"/>
-        </w:rPr>
-        <w:t>חָשֹׂ֤ף חֲשָׂפָ⁠הּ֙</w:t>
-      </w:r>
-    </w:p>
-    <w:p>
-      <w:pPr>
-        <w:bidi/>
-      </w:pPr>
-      <w:r>
-        <w:rPr>
-          <w:lang w:val="ar_AE" w:bidi="ar_AE"/>
-        </w:rPr>
-      </w:r>
-      <w:r>
-        <w:rPr>
           <w:b/>
           <w:lang w:val="ar_AE" w:bidi="ar_AE"/>
         </w:rPr>
@@ -3946,22 +3446,6 @@
       </w:r>
       <w:r>
         <w:rPr>
-          <w:lang w:val="ar_AE" w:bidi="ar_AE"/>
-        </w:rPr>
-        <w:t>וְ⁠הִשְׁלִ֔יךְ</w:t>
-      </w:r>
-    </w:p>
-    <w:p>
-      <w:pPr>
-        <w:bidi/>
-      </w:pPr>
-      <w:r>
-        <w:rPr>
-          <w:lang w:val="ar_AE" w:bidi="ar_AE"/>
-        </w:rPr>
-      </w:r>
-      <w:r>
-        <w:rPr>
           <w:b/>
           <w:lang w:val="ar_AE" w:bidi="ar_AE"/>
         </w:rPr>
@@ -4077,22 +3561,6 @@
       </w:r>
       <w:r>
         <w:rPr>
-          <w:lang w:val="ar_AE" w:bidi="ar_AE"/>
-        </w:rPr>
-        <w:t>הִלְבִּ֖ינוּ שָׂרִיגֶֽי⁠הָ</w:t>
-      </w:r>
-    </w:p>
-    <w:p>
-      <w:pPr>
-        <w:bidi/>
-      </w:pPr>
-      <w:r>
-        <w:rPr>
-          <w:lang w:val="ar_AE" w:bidi="ar_AE"/>
-        </w:rPr>
-      </w:r>
-      <w:r>
-        <w:rPr>
           <w:b/>
           <w:lang w:val="ar_AE" w:bidi="ar_AE"/>
         </w:rPr>
@@ -4208,22 +3676,6 @@
       </w:r>
       <w:r>
         <w:rPr>
-          <w:lang w:val="ar_AE" w:bidi="ar_AE"/>
-        </w:rPr>
-        <w:t>אֱלִ֕י</w:t>
-      </w:r>
-    </w:p>
-    <w:p>
-      <w:pPr>
-        <w:bidi/>
-      </w:pPr>
-      <w:r>
-        <w:rPr>
-          <w:lang w:val="ar_AE" w:bidi="ar_AE"/>
-        </w:rPr>
-      </w:r>
-      <w:r>
-        <w:rPr>
           <w:b/>
           <w:lang w:val="ar_AE" w:bidi="ar_AE"/>
         </w:rPr>
@@ -4339,22 +3791,6 @@
       </w:r>
       <w:r>
         <w:rPr>
-          <w:lang w:val="ar_AE" w:bidi="ar_AE"/>
-        </w:rPr>
-        <w:t>כִּ⁠בְתוּלָ֥ה חֲגֻֽרַת־שַׂ֖ק עַל־בַּ֥עַל נְעוּרֶֽי⁠הָ</w:t>
-      </w:r>
-    </w:p>
-    <w:p>
-      <w:pPr>
-        <w:bidi/>
-      </w:pPr>
-      <w:r>
-        <w:rPr>
-          <w:lang w:val="ar_AE" w:bidi="ar_AE"/>
-        </w:rPr>
-      </w:r>
-      <w:r>
-        <w:rPr>
           <w:b/>
           <w:lang w:val="ar_AE" w:bidi="ar_AE"/>
         </w:rPr>
@@ -4457,22 +3893,6 @@
       </w:r>
       <w:r>
         <w:rPr>
-          <w:lang w:val="ar_AE" w:bidi="ar_AE"/>
-        </w:rPr>
-        <w:t>כִּ⁠בְתוּלָ֥ה חֲגֻֽרַת־שַׂ֖ק</w:t>
-      </w:r>
-    </w:p>
-    <w:p>
-      <w:pPr>
-        <w:bidi/>
-      </w:pPr>
-      <w:r>
-        <w:rPr>
-          <w:lang w:val="ar_AE" w:bidi="ar_AE"/>
-        </w:rPr>
-      </w:r>
-      <w:r>
-        <w:rPr>
           <w:b/>
           <w:lang w:val="ar_AE" w:bidi="ar_AE"/>
         </w:rPr>
@@ -4588,22 +4008,6 @@
       </w:r>
       <w:r>
         <w:rPr>
-          <w:lang w:val="ar_AE" w:bidi="ar_AE"/>
-        </w:rPr>
-        <w:t>כִּ⁠בְתוּלָ֥ה חֲגֻֽרַת־שַׂ֖ק</w:t>
-      </w:r>
-    </w:p>
-    <w:p>
-      <w:pPr>
-        <w:bidi/>
-      </w:pPr>
-      <w:r>
-        <w:rPr>
-          <w:lang w:val="ar_AE" w:bidi="ar_AE"/>
-        </w:rPr>
-      </w:r>
-      <w:r>
-        <w:rPr>
           <w:b/>
           <w:lang w:val="ar_AE" w:bidi="ar_AE"/>
         </w:rPr>
@@ -4706,22 +4110,6 @@
       </w:r>
       <w:r>
         <w:rPr>
-          <w:lang w:val="ar_AE" w:bidi="ar_AE"/>
-        </w:rPr>
-        <w:t>בַּ֥עַל נְעוּרֶֽי⁠הָ</w:t>
-      </w:r>
-    </w:p>
-    <w:p>
-      <w:pPr>
-        <w:bidi/>
-      </w:pPr>
-      <w:r>
-        <w:rPr>
-          <w:lang w:val="ar_AE" w:bidi="ar_AE"/>
-        </w:rPr>
-      </w:r>
-      <w:r>
-        <w:rPr>
           <w:b/>
           <w:lang w:val="ar_AE" w:bidi="ar_AE"/>
         </w:rPr>
@@ -4978,22 +4366,6 @@
       </w:r>
       <w:r>
         <w:rPr>
-          <w:lang w:val="ar_AE" w:bidi="ar_AE"/>
-        </w:rPr>
-        <w:t>הָכְרַ֥ת מִנְחָ֛ה וָ⁠נֶ֖סֶךְ</w:t>
-      </w:r>
-    </w:p>
-    <w:p>
-      <w:pPr>
-        <w:bidi/>
-      </w:pPr>
-      <w:r>
-        <w:rPr>
-          <w:lang w:val="ar_AE" w:bidi="ar_AE"/>
-        </w:rPr>
-      </w:r>
-      <w:r>
-        <w:rPr>
           <w:b/>
           <w:lang w:val="ar_AE" w:bidi="ar_AE"/>
         </w:rPr>
@@ -5096,22 +4468,6 @@
       </w:r>
       <w:r>
         <w:rPr>
-          <w:lang w:val="ar_AE" w:bidi="ar_AE"/>
-        </w:rPr>
-        <w:t>הָכְרַ֥ת &amp; מִ⁠בֵּ֣ית</w:t>
-      </w:r>
-    </w:p>
-    <w:p>
-      <w:pPr>
-        <w:bidi/>
-      </w:pPr>
-      <w:r>
-        <w:rPr>
-          <w:lang w:val="ar_AE" w:bidi="ar_AE"/>
-        </w:rPr>
-      </w:r>
-      <w:r>
-        <w:rPr>
           <w:b/>
           <w:lang w:val="ar_AE" w:bidi="ar_AE"/>
         </w:rPr>
@@ -5227,22 +4583,6 @@
       </w:r>
       <w:r>
         <w:rPr>
-          <w:lang w:val="ar_AE" w:bidi="ar_AE"/>
-        </w:rPr>
-        <w:t>מִ⁠בֵּ֣ית יְהוָ֑ה</w:t>
-      </w:r>
-    </w:p>
-    <w:p>
-      <w:pPr>
-        <w:bidi/>
-      </w:pPr>
-      <w:r>
-        <w:rPr>
-          <w:lang w:val="ar_AE" w:bidi="ar_AE"/>
-        </w:rPr>
-      </w:r>
-      <w:r>
-        <w:rPr>
           <w:b/>
           <w:lang w:val="ar_AE" w:bidi="ar_AE"/>
         </w:rPr>
@@ -5358,22 +4698,6 @@
       </w:r>
       <w:r>
         <w:rPr>
-          <w:lang w:val="ar_AE" w:bidi="ar_AE"/>
-        </w:rPr>
-        <w:t>שֻׁדַּ֣ד שָׂדֶ֔ה אָבְלָ֖ה אֲדָמָ֑ה כִּ֚י שֻׁדַּ֣ד דָּגָ֔ן</w:t>
-      </w:r>
-    </w:p>
-    <w:p>
-      <w:pPr>
-        <w:bidi/>
-      </w:pPr>
-      <w:r>
-        <w:rPr>
-          <w:lang w:val="ar_AE" w:bidi="ar_AE"/>
-        </w:rPr>
-      </w:r>
-      <w:r>
-        <w:rPr>
           <w:b/>
           <w:lang w:val="ar_AE" w:bidi="ar_AE"/>
         </w:rPr>
@@ -5476,22 +4800,6 @@
       </w:r>
       <w:r>
         <w:rPr>
-          <w:lang w:val="ar_AE" w:bidi="ar_AE"/>
-        </w:rPr>
-        <w:t>שֻׁדַּ֣ד שָׂדֶ֔ה &amp; שֻׁדַּ֣ד</w:t>
-      </w:r>
-    </w:p>
-    <w:p>
-      <w:pPr>
-        <w:bidi/>
-      </w:pPr>
-      <w:r>
-        <w:rPr>
-          <w:lang w:val="ar_AE" w:bidi="ar_AE"/>
-        </w:rPr>
-      </w:r>
-      <w:r>
-        <w:rPr>
           <w:b/>
           <w:lang w:val="ar_AE" w:bidi="ar_AE"/>
         </w:rPr>
@@ -5607,22 +4915,6 @@
       </w:r>
       <w:r>
         <w:rPr>
-          <w:lang w:val="ar_AE" w:bidi="ar_AE"/>
-        </w:rPr>
-        <w:t>אָבְלָ֖ה אֲדָמָ֑ה</w:t>
-      </w:r>
-    </w:p>
-    <w:p>
-      <w:pPr>
-        <w:bidi/>
-      </w:pPr>
-      <w:r>
-        <w:rPr>
-          <w:lang w:val="ar_AE" w:bidi="ar_AE"/>
-        </w:rPr>
-      </w:r>
-      <w:r>
-        <w:rPr>
           <w:b/>
           <w:lang w:val="ar_AE" w:bidi="ar_AE"/>
         </w:rPr>
@@ -5751,22 +5043,6 @@
       </w:r>
       <w:r>
         <w:rPr>
-          <w:lang w:val="ar_AE" w:bidi="ar_AE"/>
-        </w:rPr>
-        <w:t>הוֹבִ֥ישׁ תִּיר֖וֹשׁ</w:t>
-      </w:r>
-    </w:p>
-    <w:p>
-      <w:pPr>
-        <w:bidi/>
-      </w:pPr>
-      <w:r>
-        <w:rPr>
-          <w:lang w:val="ar_AE" w:bidi="ar_AE"/>
-        </w:rPr>
-      </w:r>
-      <w:r>
-        <w:rPr>
           <w:b/>
           <w:lang w:val="ar_AE" w:bidi="ar_AE"/>
         </w:rPr>
@@ -5882,22 +5158,6 @@
       </w:r>
       <w:r>
         <w:rPr>
-          <w:lang w:val="ar_AE" w:bidi="ar_AE"/>
-        </w:rPr>
-        <w:t>אֻמְלַ֥ל יִצְהָֽר</w:t>
-      </w:r>
-    </w:p>
-    <w:p>
-      <w:pPr>
-        <w:bidi/>
-      </w:pPr>
-      <w:r>
-        <w:rPr>
-          <w:lang w:val="ar_AE" w:bidi="ar_AE"/>
-        </w:rPr>
-      </w:r>
-      <w:r>
-        <w:rPr>
           <w:b/>
           <w:lang w:val="ar_AE" w:bidi="ar_AE"/>
         </w:rPr>
@@ -6000,22 +5260,6 @@
       </w:r>
       <w:r>
         <w:rPr>
-          <w:lang w:val="ar_AE" w:bidi="ar_AE"/>
-        </w:rPr>
-        <w:t>אֻמְלַ֥ל יִצְהָֽר</w:t>
-      </w:r>
-    </w:p>
-    <w:p>
-      <w:pPr>
-        <w:bidi/>
-      </w:pPr>
-      <w:r>
-        <w:rPr>
-          <w:lang w:val="ar_AE" w:bidi="ar_AE"/>
-        </w:rPr>
-      </w:r>
-      <w:r>
-        <w:rPr>
           <w:b/>
           <w:lang w:val="ar_AE" w:bidi="ar_AE"/>
         </w:rPr>
@@ -6144,22 +5388,6 @@
       </w:r>
       <w:r>
         <w:rPr>
-          <w:lang w:val="ar_AE" w:bidi="ar_AE"/>
-        </w:rPr>
-        <w:t>שָׂדֶֽה</w:t>
-      </w:r>
-    </w:p>
-    <w:p>
-      <w:pPr>
-        <w:bidi/>
-      </w:pPr>
-      <w:r>
-        <w:rPr>
-          <w:lang w:val="ar_AE" w:bidi="ar_AE"/>
-        </w:rPr>
-      </w:r>
-      <w:r>
-        <w:rPr>
           <w:b/>
           <w:lang w:val="ar_AE" w:bidi="ar_AE"/>
         </w:rPr>
@@ -6275,22 +5503,6 @@
       </w:r>
       <w:r>
         <w:rPr>
-          <w:lang w:val="ar_AE" w:bidi="ar_AE"/>
-        </w:rPr>
-        <w:t>הַ⁠גֶּ֣פֶן הוֹבִ֔ישָׁה וְ⁠הַ⁠תְּאֵנָ֖ה אֻמְלָ֑לָה רִמּ֞וֹן גַּם־תָּמָ֣ר וְ⁠תַפּ֗וּחַ</w:t>
-      </w:r>
-    </w:p>
-    <w:p>
-      <w:pPr>
-        <w:bidi/>
-      </w:pPr>
-      <w:r>
-        <w:rPr>
-          <w:lang w:val="ar_AE" w:bidi="ar_AE"/>
-        </w:rPr>
-      </w:r>
-      <w:r>
-        <w:rPr>
           <w:b/>
           <w:lang w:val="ar_AE" w:bidi="ar_AE"/>
         </w:rPr>
@@ -6458,22 +5670,6 @@
       </w:r>
       <w:r>
         <w:rPr>
-          <w:lang w:val="ar_AE" w:bidi="ar_AE"/>
-        </w:rPr>
-        <w:t>אֻמְלָ֑לָה</w:t>
-      </w:r>
-    </w:p>
-    <w:p>
-      <w:pPr>
-        <w:bidi/>
-      </w:pPr>
-      <w:r>
-        <w:rPr>
-          <w:lang w:val="ar_AE" w:bidi="ar_AE"/>
-        </w:rPr>
-      </w:r>
-      <w:r>
-        <w:rPr>
           <w:b/>
           <w:lang w:val="ar_AE" w:bidi="ar_AE"/>
         </w:rPr>
@@ -6576,22 +5772,6 @@
       </w:r>
       <w:r>
         <w:rPr>
-          <w:lang w:val="ar_AE" w:bidi="ar_AE"/>
-        </w:rPr>
-        <w:t>וְ⁠הַ⁠תְּאֵנָ֖ה אֻמְלָ֑לָה</w:t>
-      </w:r>
-    </w:p>
-    <w:p>
-      <w:pPr>
-        <w:bidi/>
-      </w:pPr>
-      <w:r>
-        <w:rPr>
-          <w:lang w:val="ar_AE" w:bidi="ar_AE"/>
-        </w:rPr>
-      </w:r>
-      <w:r>
-        <w:rPr>
           <w:b/>
           <w:lang w:val="ar_AE" w:bidi="ar_AE"/>
         </w:rPr>
@@ -6720,22 +5900,6 @@
       </w:r>
       <w:r>
         <w:rPr>
-          <w:lang w:val="ar_AE" w:bidi="ar_AE"/>
-        </w:rPr>
-        <w:t>כָּל־עֲצֵ֤י הַ⁠שָּׂדֶה֙ יָבֵ֔שׁוּ</w:t>
-      </w:r>
-    </w:p>
-    <w:p>
-      <w:pPr>
-        <w:bidi/>
-      </w:pPr>
-      <w:r>
-        <w:rPr>
-          <w:lang w:val="ar_AE" w:bidi="ar_AE"/>
-        </w:rPr>
-      </w:r>
-      <w:r>
-        <w:rPr>
           <w:b/>
           <w:lang w:val="ar_AE" w:bidi="ar_AE"/>
         </w:rPr>
@@ -6838,22 +6002,6 @@
       </w:r>
       <w:r>
         <w:rPr>
-          <w:lang w:val="ar_AE" w:bidi="ar_AE"/>
-        </w:rPr>
-        <w:t>הֹבִ֥ישׁ שָׂשׂ֖וֹן מִן־בְּנֵ֥י אָדָֽם</w:t>
-      </w:r>
-    </w:p>
-    <w:p>
-      <w:pPr>
-        <w:bidi/>
-      </w:pPr>
-      <w:r>
-        <w:rPr>
-          <w:lang w:val="ar_AE" w:bidi="ar_AE"/>
-        </w:rPr>
-      </w:r>
-      <w:r>
-        <w:rPr>
           <w:b/>
           <w:lang w:val="ar_AE" w:bidi="ar_AE"/>
         </w:rPr>
@@ -6995,22 +6143,6 @@
       </w:r>
       <w:r>
         <w:rPr>
-          <w:lang w:val="ar_AE" w:bidi="ar_AE"/>
-        </w:rPr>
-        <w:t>בְּנֵ֥י אָדָֽם</w:t>
-      </w:r>
-    </w:p>
-    <w:p>
-      <w:pPr>
-        <w:bidi/>
-      </w:pPr>
-      <w:r>
-        <w:rPr>
-          <w:lang w:val="ar_AE" w:bidi="ar_AE"/>
-        </w:rPr>
-      </w:r>
-      <w:r>
-        <w:rPr>
           <w:b/>
           <w:lang w:val="ar_AE" w:bidi="ar_AE"/>
         </w:rPr>
@@ -7126,22 +6258,6 @@
       </w:r>
       <w:r>
         <w:rPr>
-          <w:lang w:val="ar_AE" w:bidi="ar_AE"/>
-        </w:rPr>
-        <w:t>חִגְר֨וּ</w:t>
-      </w:r>
-    </w:p>
-    <w:p>
-      <w:pPr>
-        <w:bidi/>
-      </w:pPr>
-      <w:r>
-        <w:rPr>
-          <w:lang w:val="ar_AE" w:bidi="ar_AE"/>
-        </w:rPr>
-      </w:r>
-      <w:r>
-        <w:rPr>
           <w:b/>
           <w:lang w:val="ar_AE" w:bidi="ar_AE"/>
         </w:rPr>
@@ -7257,22 +6373,6 @@
       </w:r>
       <w:r>
         <w:rPr>
-          <w:lang w:val="ar_AE" w:bidi="ar_AE"/>
-        </w:rPr>
-        <w:t>לִ֣ינוּ בַ⁠שַּׂקִּ֔ים</w:t>
-      </w:r>
-    </w:p>
-    <w:p>
-      <w:pPr>
-        <w:bidi/>
-      </w:pPr>
-      <w:r>
-        <w:rPr>
-          <w:lang w:val="ar_AE" w:bidi="ar_AE"/>
-        </w:rPr>
-      </w:r>
-      <w:r>
-        <w:rPr>
           <w:b/>
           <w:lang w:val="ar_AE" w:bidi="ar_AE"/>
         </w:rPr>
@@ -7382,22 +6482,6 @@
       </w:r>
       <w:r>
         <w:rPr>
-          <w:lang w:val="ar_AE" w:bidi="ar_AE"/>
-        </w:rPr>
-        <w:t>נִמְנַ֛ע &amp; מִנְחָ֥ה וָ⁠נָֽסֶךְ</w:t>
-      </w:r>
-    </w:p>
-    <w:p>
-      <w:pPr>
-        <w:bidi/>
-      </w:pPr>
-      <w:r>
-        <w:rPr>
-          <w:lang w:val="ar_AE" w:bidi="ar_AE"/>
-        </w:rPr>
-      </w:r>
-      <w:r>
-        <w:rPr>
           <w:b/>
           <w:lang w:val="ar_AE" w:bidi="ar_AE"/>
         </w:rPr>
@@ -7500,22 +6584,6 @@
       </w:r>
       <w:r>
         <w:rPr>
-          <w:lang w:val="ar_AE" w:bidi="ar_AE"/>
-        </w:rPr>
-        <w:t>אֱלֹהָ֑⁠י</w:t>
-      </w:r>
-    </w:p>
-    <w:p>
-      <w:pPr>
-        <w:bidi/>
-      </w:pPr>
-      <w:r>
-        <w:rPr>
-          <w:lang w:val="ar_AE" w:bidi="ar_AE"/>
-        </w:rPr>
-      </w:r>
-      <w:r>
-        <w:rPr>
           <w:b/>
           <w:lang w:val="ar_AE" w:bidi="ar_AE"/>
         </w:rPr>
@@ -7631,22 +6699,6 @@
       </w:r>
       <w:r>
         <w:rPr>
-          <w:lang w:val="ar_AE" w:bidi="ar_AE"/>
-        </w:rPr>
-        <w:t>אֱלֹהֵי⁠כֶ֖ם</w:t>
-      </w:r>
-    </w:p>
-    <w:p>
-      <w:pPr>
-        <w:bidi/>
-      </w:pPr>
-      <w:r>
-        <w:rPr>
-          <w:lang w:val="ar_AE" w:bidi="ar_AE"/>
-        </w:rPr>
-      </w:r>
-      <w:r>
-        <w:rPr>
           <w:b/>
           <w:lang w:val="ar_AE" w:bidi="ar_AE"/>
         </w:rPr>
@@ -7762,22 +6814,6 @@
       </w:r>
       <w:r>
         <w:rPr>
-          <w:lang w:val="ar_AE" w:bidi="ar_AE"/>
-        </w:rPr>
-        <w:t>קַדְּשׁוּ־צוֹם֙</w:t>
-      </w:r>
-    </w:p>
-    <w:p>
-      <w:pPr>
-        <w:bidi/>
-      </w:pPr>
-      <w:r>
-        <w:rPr>
-          <w:lang w:val="ar_AE" w:bidi="ar_AE"/>
-        </w:rPr>
-      </w:r>
-      <w:r>
-        <w:rPr>
           <w:b/>
           <w:lang w:val="ar_AE" w:bidi="ar_AE"/>
         </w:rPr>
@@ -7880,22 +6916,6 @@
       </w:r>
       <w:r>
         <w:rPr>
-          <w:lang w:val="ar_AE" w:bidi="ar_AE"/>
-        </w:rPr>
-        <w:t>אֱלֹהֵי⁠כֶ֑ם</w:t>
-      </w:r>
-    </w:p>
-    <w:p>
-      <w:pPr>
-        <w:bidi/>
-      </w:pPr>
-      <w:r>
-        <w:rPr>
-          <w:lang w:val="ar_AE" w:bidi="ar_AE"/>
-        </w:rPr>
-      </w:r>
-      <w:r>
-        <w:rPr>
           <w:b/>
           <w:lang w:val="ar_AE" w:bidi="ar_AE"/>
         </w:rPr>
@@ -8011,22 +7031,6 @@
       </w:r>
       <w:r>
         <w:rPr>
-          <w:lang w:val="ar_AE" w:bidi="ar_AE"/>
-        </w:rPr>
-        <w:t>אֲהָ֖הּ לַ⁠יּ֑וֹם</w:t>
-      </w:r>
-    </w:p>
-    <w:p>
-      <w:pPr>
-        <w:bidi/>
-      </w:pPr>
-      <w:r>
-        <w:rPr>
-          <w:lang w:val="ar_AE" w:bidi="ar_AE"/>
-        </w:rPr>
-      </w:r>
-      <w:r>
-        <w:rPr>
           <w:b/>
           <w:lang w:val="ar_AE" w:bidi="ar_AE"/>
         </w:rPr>
@@ -8129,22 +7133,6 @@
       </w:r>
       <w:r>
         <w:rPr>
-          <w:lang w:val="ar_AE" w:bidi="ar_AE"/>
-        </w:rPr>
-        <w:t>אֲהָ֖הּ לַ⁠יּ֑וֹם</w:t>
-      </w:r>
-    </w:p>
-    <w:p>
-      <w:pPr>
-        <w:bidi/>
-      </w:pPr>
-      <w:r>
-        <w:rPr>
-          <w:lang w:val="ar_AE" w:bidi="ar_AE"/>
-        </w:rPr>
-      </w:r>
-      <w:r>
-        <w:rPr>
           <w:b/>
           <w:lang w:val="ar_AE" w:bidi="ar_AE"/>
         </w:rPr>
@@ -8260,22 +7248,6 @@
       </w:r>
       <w:r>
         <w:rPr>
-          <w:lang w:val="ar_AE" w:bidi="ar_AE"/>
-        </w:rPr>
-        <w:t>י֣וֹם יְהוָ֔ה</w:t>
-      </w:r>
-    </w:p>
-    <w:p>
-      <w:pPr>
-        <w:bidi/>
-      </w:pPr>
-      <w:r>
-        <w:rPr>
-          <w:lang w:val="ar_AE" w:bidi="ar_AE"/>
-        </w:rPr>
-      </w:r>
-      <w:r>
-        <w:rPr>
           <w:b/>
           <w:lang w:val="ar_AE" w:bidi="ar_AE"/>
         </w:rPr>
@@ -8391,22 +7363,6 @@
       </w:r>
       <w:r>
         <w:rPr>
-          <w:lang w:val="ar_AE" w:bidi="ar_AE"/>
-        </w:rPr>
-        <w:t>וּ⁠כְ⁠שֹׁ֖ד מִ⁠שַׁדַּ֥י יָבֽוֹא</w:t>
-      </w:r>
-    </w:p>
-    <w:p>
-      <w:pPr>
-        <w:bidi/>
-      </w:pPr>
-      <w:r>
-        <w:rPr>
-          <w:lang w:val="ar_AE" w:bidi="ar_AE"/>
-        </w:rPr>
-      </w:r>
-      <w:r>
-        <w:rPr>
           <w:b/>
           <w:lang w:val="ar_AE" w:bidi="ar_AE"/>
         </w:rPr>
@@ -8522,22 +7478,6 @@
       </w:r>
       <w:r>
         <w:rPr>
-          <w:lang w:val="ar_AE" w:bidi="ar_AE"/>
-        </w:rPr>
-        <w:t>מִ⁠שַׁדַּ֥י</w:t>
-      </w:r>
-    </w:p>
-    <w:p>
-      <w:pPr>
-        <w:bidi/>
-      </w:pPr>
-      <w:r>
-        <w:rPr>
-          <w:lang w:val="ar_AE" w:bidi="ar_AE"/>
-        </w:rPr>
-      </w:r>
-      <w:r>
-        <w:rPr>
           <w:b/>
           <w:lang w:val="ar_AE" w:bidi="ar_AE"/>
         </w:rPr>
@@ -8653,22 +7593,6 @@
       </w:r>
       <w:r>
         <w:rPr>
-          <w:lang w:val="ar_AE" w:bidi="ar_AE"/>
-        </w:rPr>
-        <w:t>הֲ⁠ל֛וֹא נֶ֥גֶד עֵינֵ֖י⁠נוּ אֹ֣כֶל נִכְרָ֑ת מִ⁠בֵּ֥ית אֱלֹהֵ֖י⁠נוּ שִׂמְחָ֥ה וָ⁠גִֽיל</w:t>
-      </w:r>
-    </w:p>
-    <w:p>
-      <w:pPr>
-        <w:bidi/>
-      </w:pPr>
-      <w:r>
-        <w:rPr>
-          <w:lang w:val="ar_AE" w:bidi="ar_AE"/>
-        </w:rPr>
-      </w:r>
-      <w:r>
-        <w:rPr>
           <w:b/>
           <w:lang w:val="ar_AE" w:bidi="ar_AE"/>
         </w:rPr>
@@ -8771,22 +7695,6 @@
       </w:r>
       <w:r>
         <w:rPr>
-          <w:lang w:val="ar_AE" w:bidi="ar_AE"/>
-        </w:rPr>
-        <w:t>הֲ⁠ל֛וֹא נֶ֥גֶד עֵינֵ֖י⁠נוּ אֹ֣כֶל נִכְרָ֑ת</w:t>
-      </w:r>
-    </w:p>
-    <w:p>
-      <w:pPr>
-        <w:bidi/>
-      </w:pPr>
-      <w:r>
-        <w:rPr>
-          <w:lang w:val="ar_AE" w:bidi="ar_AE"/>
-        </w:rPr>
-      </w:r>
-      <w:r>
-        <w:rPr>
           <w:b/>
           <w:lang w:val="ar_AE" w:bidi="ar_AE"/>
         </w:rPr>
@@ -8889,22 +7797,6 @@
       </w:r>
       <w:r>
         <w:rPr>
-          <w:lang w:val="ar_AE" w:bidi="ar_AE"/>
-        </w:rPr>
-        <w:t>נֶ֥גֶד עֵינֵ֖י⁠נוּ</w:t>
-      </w:r>
-    </w:p>
-    <w:p>
-      <w:pPr>
-        <w:bidi/>
-      </w:pPr>
-      <w:r>
-        <w:rPr>
-          <w:lang w:val="ar_AE" w:bidi="ar_AE"/>
-        </w:rPr>
-      </w:r>
-      <w:r>
-        <w:rPr>
           <w:b/>
           <w:lang w:val="ar_AE" w:bidi="ar_AE"/>
         </w:rPr>
@@ -9020,22 +7912,6 @@
       </w:r>
       <w:r>
         <w:rPr>
-          <w:lang w:val="ar_AE" w:bidi="ar_AE"/>
-        </w:rPr>
-        <w:t>מִ⁠בֵּ֥ית אֱלֹהֵ֖י⁠נוּ שִׂמְחָ֥ה וָ⁠גִֽיל</w:t>
-      </w:r>
-    </w:p>
-    <w:p>
-      <w:pPr>
-        <w:bidi/>
-      </w:pPr>
-      <w:r>
-        <w:rPr>
-          <w:lang w:val="ar_AE" w:bidi="ar_AE"/>
-        </w:rPr>
-      </w:r>
-      <w:r>
-        <w:rPr>
           <w:b/>
           <w:lang w:val="ar_AE" w:bidi="ar_AE"/>
         </w:rPr>
@@ -9138,22 +8014,6 @@
       </w:r>
       <w:r>
         <w:rPr>
-          <w:lang w:val="ar_AE" w:bidi="ar_AE"/>
-        </w:rPr>
-        <w:t>שִׂמְחָ֥ה וָ⁠גִֽיל</w:t>
-      </w:r>
-    </w:p>
-    <w:p>
-      <w:pPr>
-        <w:bidi/>
-      </w:pPr>
-      <w:r>
-        <w:rPr>
-          <w:lang w:val="ar_AE" w:bidi="ar_AE"/>
-        </w:rPr>
-      </w:r>
-      <w:r>
-        <w:rPr>
           <w:b/>
           <w:lang w:val="ar_AE" w:bidi="ar_AE"/>
         </w:rPr>
@@ -9269,22 +8129,6 @@
       </w:r>
       <w:r>
         <w:rPr>
-          <w:lang w:val="ar_AE" w:bidi="ar_AE"/>
-        </w:rPr>
-        <w:t>נֶהֶרְס֖וּ מַמְּגֻר֑וֹת</w:t>
-      </w:r>
-    </w:p>
-    <w:p>
-      <w:pPr>
-        <w:bidi/>
-      </w:pPr>
-      <w:r>
-        <w:rPr>
-          <w:lang w:val="ar_AE" w:bidi="ar_AE"/>
-        </w:rPr>
-      </w:r>
-      <w:r>
-        <w:rPr>
           <w:b/>
           <w:lang w:val="ar_AE" w:bidi="ar_AE"/>
         </w:rPr>
@@ -9387,22 +8231,6 @@
       </w:r>
       <w:r>
         <w:rPr>
-          <w:lang w:val="ar_AE" w:bidi="ar_AE"/>
-        </w:rPr>
-        <w:t>הֹבִ֖ישׁ דָּגָֽן</w:t>
-      </w:r>
-    </w:p>
-    <w:p>
-      <w:pPr>
-        <w:bidi/>
-      </w:pPr>
-      <w:r>
-        <w:rPr>
-          <w:lang w:val="ar_AE" w:bidi="ar_AE"/>
-        </w:rPr>
-      </w:r>
-      <w:r>
-        <w:rPr>
           <w:b/>
           <w:lang w:val="ar_AE" w:bidi="ar_AE"/>
         </w:rPr>
@@ -9531,22 +8359,6 @@
       </w:r>
       <w:r>
         <w:rPr>
-          <w:lang w:val="ar_AE" w:bidi="ar_AE"/>
-        </w:rPr>
-        <w:t>מַה־נֶּאֶנְחָ֣ה בְהֵמָ֗ה</w:t>
-      </w:r>
-    </w:p>
-    <w:p>
-      <w:pPr>
-        <w:bidi/>
-      </w:pPr>
-      <w:r>
-        <w:rPr>
-          <w:lang w:val="ar_AE" w:bidi="ar_AE"/>
-        </w:rPr>
-      </w:r>
-      <w:r>
-        <w:rPr>
           <w:b/>
           <w:lang w:val="ar_AE" w:bidi="ar_AE"/>
         </w:rPr>
@@ -9649,22 +8461,6 @@
       </w:r>
       <w:r>
         <w:rPr>
-          <w:lang w:val="ar_AE" w:bidi="ar_AE"/>
-        </w:rPr>
-        <w:t>מַה־נֶּאֶנְחָ֣ה בְהֵמָ֗ה</w:t>
-      </w:r>
-    </w:p>
-    <w:p>
-      <w:pPr>
-        <w:bidi/>
-      </w:pPr>
-      <w:r>
-        <w:rPr>
-          <w:lang w:val="ar_AE" w:bidi="ar_AE"/>
-        </w:rPr>
-      </w:r>
-      <w:r>
-        <w:rPr>
           <w:b/>
           <w:lang w:val="ar_AE" w:bidi="ar_AE"/>
         </w:rPr>
@@ -9780,22 +8576,6 @@
       </w:r>
       <w:r>
         <w:rPr>
-          <w:lang w:val="ar_AE" w:bidi="ar_AE"/>
-        </w:rPr>
-        <w:t>נָבֹ֨כוּ֙ עֶדְרֵ֣י בָקָ֔ר</w:t>
-      </w:r>
-    </w:p>
-    <w:p>
-      <w:pPr>
-        <w:bidi/>
-      </w:pPr>
-      <w:r>
-        <w:rPr>
-          <w:lang w:val="ar_AE" w:bidi="ar_AE"/>
-        </w:rPr>
-      </w:r>
-      <w:r>
-        <w:rPr>
           <w:b/>
           <w:lang w:val="ar_AE" w:bidi="ar_AE"/>
         </w:rPr>
@@ -9898,22 +8678,6 @@
       </w:r>
       <w:r>
         <w:rPr>
-          <w:lang w:val="ar_AE" w:bidi="ar_AE"/>
-        </w:rPr>
-        <w:t>עֶדְרֵ֥י הַ⁠צֹּ֖אן נֶאְשָֽׁמוּ</w:t>
-      </w:r>
-    </w:p>
-    <w:p>
-      <w:pPr>
-        <w:bidi/>
-      </w:pPr>
-      <w:r>
-        <w:rPr>
-          <w:lang w:val="ar_AE" w:bidi="ar_AE"/>
-        </w:rPr>
-      </w:r>
-      <w:r>
-        <w:rPr>
           <w:b/>
           <w:lang w:val="ar_AE" w:bidi="ar_AE"/>
         </w:rPr>
@@ -10016,22 +8780,6 @@
       </w:r>
       <w:r>
         <w:rPr>
-          <w:lang w:val="ar_AE" w:bidi="ar_AE"/>
-        </w:rPr>
-        <w:t>עֶדְרֵ֥י הַ⁠צֹּ֖אן נֶאְשָֽׁמוּ</w:t>
-      </w:r>
-    </w:p>
-    <w:p>
-      <w:pPr>
-        <w:bidi/>
-      </w:pPr>
-      <w:r>
-        <w:rPr>
-          <w:lang w:val="ar_AE" w:bidi="ar_AE"/>
-        </w:rPr>
-      </w:r>
-      <w:r>
-        <w:rPr>
           <w:b/>
           <w:lang w:val="ar_AE" w:bidi="ar_AE"/>
         </w:rPr>
@@ -10134,22 +8882,6 @@
       </w:r>
       <w:r>
         <w:rPr>
-          <w:lang w:val="ar_AE" w:bidi="ar_AE"/>
-        </w:rPr>
-        <w:t>אֵלֶ֥י⁠ךָ יְהוָ֖ה אֶקְרָ֑א</w:t>
-      </w:r>
-    </w:p>
-    <w:p>
-      <w:pPr>
-        <w:bidi/>
-      </w:pPr>
-      <w:r>
-        <w:rPr>
-          <w:lang w:val="ar_AE" w:bidi="ar_AE"/>
-        </w:rPr>
-      </w:r>
-      <w:r>
-        <w:rPr>
           <w:b/>
           <w:lang w:val="ar_AE" w:bidi="ar_AE"/>
         </w:rPr>
@@ -10252,22 +8984,6 @@
       </w:r>
       <w:r>
         <w:rPr>
-          <w:lang w:val="ar_AE" w:bidi="ar_AE"/>
-        </w:rPr>
-        <w:t>כִּ֣י אֵ֗שׁ אָֽכְלָה֙ נְא֣וֹת מִדְבָּ֔ר</w:t>
-      </w:r>
-    </w:p>
-    <w:p>
-      <w:pPr>
-        <w:bidi/>
-      </w:pPr>
-      <w:r>
-        <w:rPr>
-          <w:lang w:val="ar_AE" w:bidi="ar_AE"/>
-        </w:rPr>
-      </w:r>
-      <w:r>
-        <w:rPr>
           <w:b/>
           <w:lang w:val="ar_AE" w:bidi="ar_AE"/>
         </w:rPr>
@@ -10383,22 +9099,6 @@
       </w:r>
       <w:r>
         <w:rPr>
-          <w:lang w:val="ar_AE" w:bidi="ar_AE"/>
-        </w:rPr>
-        <w:t>וְ⁠לֶ֣הָבָ֔ה לִהֲטָ֖ה כָּל־עֲצֵ֥י הַ⁠שָּׂדֶֽה</w:t>
-      </w:r>
-    </w:p>
-    <w:p>
-      <w:pPr>
-        <w:bidi/>
-      </w:pPr>
-      <w:r>
-        <w:rPr>
-          <w:lang w:val="ar_AE" w:bidi="ar_AE"/>
-        </w:rPr>
-      </w:r>
-      <w:r>
-        <w:rPr>
           <w:b/>
           <w:lang w:val="ar_AE" w:bidi="ar_AE"/>
         </w:rPr>
@@ -10527,22 +9227,6 @@
       </w:r>
       <w:r>
         <w:rPr>
-          <w:lang w:val="ar_AE" w:bidi="ar_AE"/>
-        </w:rPr>
-        <w:t>וְ⁠לֶ֣הָבָ֔ה לִהֲטָ֖ה כָּל־עֲצֵ֥י הַ⁠שָּׂדֶֽה</w:t>
-      </w:r>
-    </w:p>
-    <w:p>
-      <w:pPr>
-        <w:bidi/>
-      </w:pPr>
-      <w:r>
-        <w:rPr>
-          <w:lang w:val="ar_AE" w:bidi="ar_AE"/>
-        </w:rPr>
-      </w:r>
-      <w:r>
-        <w:rPr>
           <w:b/>
           <w:lang w:val="ar_AE" w:bidi="ar_AE"/>
         </w:rPr>
@@ -10658,22 +9342,6 @@
       </w:r>
       <w:r>
         <w:rPr>
-          <w:lang w:val="ar_AE" w:bidi="ar_AE"/>
-        </w:rPr>
-        <w:t>אֵלֶ֑י⁠ךָ</w:t>
-      </w:r>
-    </w:p>
-    <w:p>
-      <w:pPr>
-        <w:bidi/>
-      </w:pPr>
-      <w:r>
-        <w:rPr>
-          <w:lang w:val="ar_AE" w:bidi="ar_AE"/>
-        </w:rPr>
-      </w:r>
-      <w:r>
-        <w:rPr>
           <w:b/>
           <w:lang w:val="ar_AE" w:bidi="ar_AE"/>
         </w:rPr>
@@ -10810,7 +9478,7 @@
         </w:rPr>
         <w:t xml:space="preserve">انظر كيف ترجمت هذا التعبير المشابه في </w:t>
       </w:r>
-      <w:hyperlink r:id="rId15">
+      <w:hyperlink r:id="rId13">
         <w:r>
           <w:rPr>
             <w:lang w:val="ar_AE" w:bidi="ar_AE"/>
@@ -10909,22 +9577,6 @@
       </w:r>
       <w:r>
         <w:rPr>
-          <w:lang w:val="ar_AE" w:bidi="ar_AE"/>
-        </w:rPr>
-        <w:t>תִּקְע֨וּ שׁוֹפָ֜ר בְּ⁠צִיּ֗וֹן וְ⁠הָרִ֨יעוּ֙ בְּ⁠הַ֣ר קָדְשִׁ֔⁠י</w:t>
-      </w:r>
-    </w:p>
-    <w:p>
-      <w:pPr>
-        <w:bidi/>
-      </w:pPr>
-      <w:r>
-        <w:rPr>
-          <w:lang w:val="ar_AE" w:bidi="ar_AE"/>
-        </w:rPr>
-      </w:r>
-      <w:r>
-        <w:rPr>
           <w:b/>
           <w:lang w:val="ar_AE" w:bidi="ar_AE"/>
         </w:rPr>
@@ -11027,22 +9679,6 @@
       </w:r>
       <w:r>
         <w:rPr>
-          <w:lang w:val="ar_AE" w:bidi="ar_AE"/>
-        </w:rPr>
-        <w:t>שׁוֹפָ֜ר</w:t>
-      </w:r>
-    </w:p>
-    <w:p>
-      <w:pPr>
-        <w:bidi/>
-      </w:pPr>
-      <w:r>
-        <w:rPr>
-          <w:lang w:val="ar_AE" w:bidi="ar_AE"/>
-        </w:rPr>
-      </w:r>
-      <w:r>
-        <w:rPr>
           <w:b/>
           <w:lang w:val="ar_AE" w:bidi="ar_AE"/>
         </w:rPr>
@@ -11158,22 +9794,6 @@
       </w:r>
       <w:r>
         <w:rPr>
-          <w:lang w:val="ar_AE" w:bidi="ar_AE"/>
-        </w:rPr>
-        <w:t>שׁוֹפָ֜ר</w:t>
-      </w:r>
-    </w:p>
-    <w:p>
-      <w:pPr>
-        <w:bidi/>
-      </w:pPr>
-      <w:r>
-        <w:rPr>
-          <w:lang w:val="ar_AE" w:bidi="ar_AE"/>
-        </w:rPr>
-      </w:r>
-      <w:r>
-        <w:rPr>
           <w:b/>
           <w:lang w:val="ar_AE" w:bidi="ar_AE"/>
         </w:rPr>
@@ -11289,22 +9909,6 @@
       </w:r>
       <w:r>
         <w:rPr>
-          <w:lang w:val="ar_AE" w:bidi="ar_AE"/>
-        </w:rPr>
-        <w:t>בְּ⁠הַ֣ר קָדְשִׁ֔⁠י</w:t>
-      </w:r>
-    </w:p>
-    <w:p>
-      <w:pPr>
-        <w:bidi/>
-      </w:pPr>
-      <w:r>
-        <w:rPr>
-          <w:lang w:val="ar_AE" w:bidi="ar_AE"/>
-        </w:rPr>
-      </w:r>
-      <w:r>
-        <w:rPr>
           <w:b/>
           <w:lang w:val="ar_AE" w:bidi="ar_AE"/>
         </w:rPr>
@@ -11420,22 +10024,6 @@
       </w:r>
       <w:r>
         <w:rPr>
-          <w:lang w:val="ar_AE" w:bidi="ar_AE"/>
-        </w:rPr>
-        <w:t>יִרְגְּז֕וּ</w:t>
-      </w:r>
-    </w:p>
-    <w:p>
-      <w:pPr>
-        <w:bidi/>
-      </w:pPr>
-      <w:r>
-        <w:rPr>
-          <w:lang w:val="ar_AE" w:bidi="ar_AE"/>
-        </w:rPr>
-      </w:r>
-      <w:r>
-        <w:rPr>
           <w:b/>
           <w:lang w:val="ar_AE" w:bidi="ar_AE"/>
         </w:rPr>
@@ -11572,7 +10160,7 @@
         </w:rPr>
         <w:t xml:space="preserve">انظر كيف ترجمت نفس التعبير في </w:t>
       </w:r>
-      <w:hyperlink r:id="rId16">
+      <w:hyperlink r:id="rId14">
         <w:r>
           <w:rPr>
             <w:lang w:val="ar_AE" w:bidi="ar_AE"/>
@@ -11671,22 +10259,6 @@
       </w:r>
       <w:r>
         <w:rPr>
-          <w:lang w:val="ar_AE" w:bidi="ar_AE"/>
-        </w:rPr>
-        <w:t>י֧וֹם חֹ֣שֶׁךְ וַ⁠אֲפֵלָ֗ה י֤וֹם עָנָן֙ וַ⁠עֲרָפֶ֔ל</w:t>
-      </w:r>
-    </w:p>
-    <w:p>
-      <w:pPr>
-        <w:bidi/>
-      </w:pPr>
-      <w:r>
-        <w:rPr>
-          <w:lang w:val="ar_AE" w:bidi="ar_AE"/>
-        </w:rPr>
-      </w:r>
-      <w:r>
-        <w:rPr>
           <w:b/>
           <w:lang w:val="ar_AE" w:bidi="ar_AE"/>
         </w:rPr>
@@ -11802,22 +10374,6 @@
       </w:r>
       <w:r>
         <w:rPr>
-          <w:lang w:val="ar_AE" w:bidi="ar_AE"/>
-        </w:rPr>
-        <w:t>חֹ֣שֶׁךְ וַ⁠אֲפֵלָ֗ה</w:t>
-      </w:r>
-    </w:p>
-    <w:p>
-      <w:pPr>
-        <w:bidi/>
-      </w:pPr>
-      <w:r>
-        <w:rPr>
-          <w:lang w:val="ar_AE" w:bidi="ar_AE"/>
-        </w:rPr>
-      </w:r>
-      <w:r>
-        <w:rPr>
           <w:b/>
           <w:lang w:val="ar_AE" w:bidi="ar_AE"/>
         </w:rPr>
@@ -11933,22 +10489,6 @@
       </w:r>
       <w:r>
         <w:rPr>
-          <w:lang w:val="ar_AE" w:bidi="ar_AE"/>
-        </w:rPr>
-        <w:t>עָנָן֙ וַ⁠עֲרָפֶ֔ל</w:t>
-      </w:r>
-    </w:p>
-    <w:p>
-      <w:pPr>
-        <w:bidi/>
-      </w:pPr>
-      <w:r>
-        <w:rPr>
-          <w:lang w:val="ar_AE" w:bidi="ar_AE"/>
-        </w:rPr>
-      </w:r>
-      <w:r>
-        <w:rPr>
           <w:b/>
           <w:lang w:val="ar_AE" w:bidi="ar_AE"/>
         </w:rPr>
@@ -12064,22 +10604,6 @@
       </w:r>
       <w:r>
         <w:rPr>
-          <w:lang w:val="ar_AE" w:bidi="ar_AE"/>
-        </w:rPr>
-        <w:t>כְּ⁠שַׁ֖חַר פָּרֻ֣שׂ עַל־הֶֽ⁠הָרִ֑ים</w:t>
-      </w:r>
-    </w:p>
-    <w:p>
-      <w:pPr>
-        <w:bidi/>
-      </w:pPr>
-      <w:r>
-        <w:rPr>
-          <w:lang w:val="ar_AE" w:bidi="ar_AE"/>
-        </w:rPr>
-      </w:r>
-      <w:r>
-        <w:rPr>
           <w:b/>
           <w:lang w:val="ar_AE" w:bidi="ar_AE"/>
         </w:rPr>
@@ -12182,22 +10706,6 @@
       </w:r>
       <w:r>
         <w:rPr>
-          <w:lang w:val="ar_AE" w:bidi="ar_AE"/>
-        </w:rPr>
-        <w:t>כְּ⁠שַׁ֖חַר פָּרֻ֣שׂ עַל־הֶֽ⁠הָרִ֑ים</w:t>
-      </w:r>
-    </w:p>
-    <w:p>
-      <w:pPr>
-        <w:bidi/>
-      </w:pPr>
-      <w:r>
-        <w:rPr>
-          <w:lang w:val="ar_AE" w:bidi="ar_AE"/>
-        </w:rPr>
-      </w:r>
-      <w:r>
-        <w:rPr>
           <w:b/>
           <w:lang w:val="ar_AE" w:bidi="ar_AE"/>
         </w:rPr>
@@ -12300,22 +10808,6 @@
       </w:r>
       <w:r>
         <w:rPr>
-          <w:lang w:val="ar_AE" w:bidi="ar_AE"/>
-        </w:rPr>
-        <w:t>כְּ⁠שַׁ֖חַר</w:t>
-      </w:r>
-    </w:p>
-    <w:p>
-      <w:pPr>
-        <w:bidi/>
-      </w:pPr>
-      <w:r>
-        <w:rPr>
-          <w:lang w:val="ar_AE" w:bidi="ar_AE"/>
-        </w:rPr>
-      </w:r>
-      <w:r>
-        <w:rPr>
           <w:b/>
           <w:lang w:val="ar_AE" w:bidi="ar_AE"/>
         </w:rPr>
@@ -12431,22 +10923,6 @@
       </w:r>
       <w:r>
         <w:rPr>
-          <w:lang w:val="ar_AE" w:bidi="ar_AE"/>
-        </w:rPr>
-        <w:t>עַ֚ם רַ֣ב וְ⁠עָצ֔וּם</w:t>
-      </w:r>
-    </w:p>
-    <w:p>
-      <w:pPr>
-        <w:bidi/>
-      </w:pPr>
-      <w:r>
-        <w:rPr>
-          <w:lang w:val="ar_AE" w:bidi="ar_AE"/>
-        </w:rPr>
-      </w:r>
-      <w:r>
-        <w:rPr>
           <w:b/>
           <w:lang w:val="ar_AE" w:bidi="ar_AE"/>
         </w:rPr>
@@ -12549,22 +11025,6 @@
       </w:r>
       <w:r>
         <w:rPr>
-          <w:lang w:val="ar_AE" w:bidi="ar_AE"/>
-        </w:rPr>
-        <w:t>עַ֚ם רַ֣ב וְ⁠עָצ֔וּם</w:t>
-      </w:r>
-    </w:p>
-    <w:p>
-      <w:pPr>
-        <w:bidi/>
-      </w:pPr>
-      <w:r>
-        <w:rPr>
-          <w:lang w:val="ar_AE" w:bidi="ar_AE"/>
-        </w:rPr>
-      </w:r>
-      <w:r>
-        <w:rPr>
           <w:b/>
           <w:lang w:val="ar_AE" w:bidi="ar_AE"/>
         </w:rPr>
@@ -12680,22 +11140,6 @@
       </w:r>
       <w:r>
         <w:rPr>
-          <w:lang w:val="ar_AE" w:bidi="ar_AE"/>
-        </w:rPr>
-        <w:t>כָּמֹ֗⁠הוּ לֹ֤א נִֽהְיָה֙ מִן־הָ֣⁠עוֹלָ֔ם וְ⁠אַֽחֲרָי⁠ו֙ לֹ֣א יוֹסֵ֔ף עַד־שְׁנֵ֖י דּ֥וֹר וָ⁠דֽוֹר</w:t>
-      </w:r>
-    </w:p>
-    <w:p>
-      <w:pPr>
-        <w:bidi/>
-      </w:pPr>
-      <w:r>
-        <w:rPr>
-          <w:lang w:val="ar_AE" w:bidi="ar_AE"/>
-        </w:rPr>
-      </w:r>
-      <w:r>
-        <w:rPr>
           <w:b/>
           <w:lang w:val="ar_AE" w:bidi="ar_AE"/>
         </w:rPr>
@@ -12798,22 +11242,6 @@
       </w:r>
       <w:r>
         <w:rPr>
-          <w:lang w:val="ar_AE" w:bidi="ar_AE"/>
-        </w:rPr>
-        <w:t>עַד־שְׁנֵ֖י דּ֥וֹר וָ⁠דֽוֹר</w:t>
-      </w:r>
-    </w:p>
-    <w:p>
-      <w:pPr>
-        <w:bidi/>
-      </w:pPr>
-      <w:r>
-        <w:rPr>
-          <w:lang w:val="ar_AE" w:bidi="ar_AE"/>
-        </w:rPr>
-      </w:r>
-      <w:r>
-        <w:rPr>
           <w:b/>
           <w:lang w:val="ar_AE" w:bidi="ar_AE"/>
         </w:rPr>
@@ -12916,22 +11344,6 @@
       </w:r>
       <w:r>
         <w:rPr>
-          <w:lang w:val="ar_AE" w:bidi="ar_AE"/>
-        </w:rPr>
-        <w:t>לְ⁠פָנָי⁠ו֙ אָ֣כְלָה אֵ֔שׁ וְ⁠אַחֲרָ֖י⁠ו תְּלַהֵ֣ט לֶֽהָבָ֑ה כְּ⁠גַן־עֵ֨דֶן הָ⁠אָ֜רֶץ לְ⁠פָנָ֗י⁠ו וְ⁠אַֽחֲרָי⁠ו֙ מִדְבַּ֣ר שְׁמָמָ֔ה וְ⁠גַם־פְּלֵיטָ֖ה לֹא־הָ֥יְתָה לּֽ⁠וֹ</w:t>
-      </w:r>
-    </w:p>
-    <w:p>
-      <w:pPr>
-        <w:bidi/>
-      </w:pPr>
-      <w:r>
-        <w:rPr>
-          <w:lang w:val="ar_AE" w:bidi="ar_AE"/>
-        </w:rPr>
-      </w:r>
-      <w:r>
-        <w:rPr>
           <w:b/>
           <w:lang w:val="ar_AE" w:bidi="ar_AE"/>
         </w:rPr>
@@ -13060,22 +11472,6 @@
       </w:r>
       <w:r>
         <w:rPr>
-          <w:lang w:val="ar_AE" w:bidi="ar_AE"/>
-        </w:rPr>
-        <w:t>לְ⁠פָנָי⁠ו֙ אָ֣כְלָה אֵ֔שׁ וְ⁠אַחֲרָ֖י⁠ו תְּלַהֵ֣ט לֶֽהָבָ֑ה</w:t>
-      </w:r>
-    </w:p>
-    <w:p>
-      <w:pPr>
-        <w:bidi/>
-      </w:pPr>
-      <w:r>
-        <w:rPr>
-          <w:lang w:val="ar_AE" w:bidi="ar_AE"/>
-        </w:rPr>
-      </w:r>
-      <w:r>
-        <w:rPr>
           <w:b/>
           <w:lang w:val="ar_AE" w:bidi="ar_AE"/>
         </w:rPr>
@@ -13204,22 +11600,6 @@
       </w:r>
       <w:r>
         <w:rPr>
-          <w:lang w:val="ar_AE" w:bidi="ar_AE"/>
-        </w:rPr>
-        <w:t>לְ⁠פָנָי⁠ו֙ אָ֣כְלָה אֵ֔שׁ</w:t>
-      </w:r>
-    </w:p>
-    <w:p>
-      <w:pPr>
-        <w:bidi/>
-      </w:pPr>
-      <w:r>
-        <w:rPr>
-          <w:lang w:val="ar_AE" w:bidi="ar_AE"/>
-        </w:rPr>
-      </w:r>
-      <w:r>
-        <w:rPr>
           <w:b/>
           <w:lang w:val="ar_AE" w:bidi="ar_AE"/>
         </w:rPr>
@@ -13335,22 +11715,6 @@
       </w:r>
       <w:r>
         <w:rPr>
-          <w:lang w:val="ar_AE" w:bidi="ar_AE"/>
-        </w:rPr>
-        <w:t>כְּ⁠גַן־עֵ֨דֶן הָ⁠אָ֜רֶץ לְ⁠פָנָ֗י⁠ו</w:t>
-      </w:r>
-    </w:p>
-    <w:p>
-      <w:pPr>
-        <w:bidi/>
-      </w:pPr>
-      <w:r>
-        <w:rPr>
-          <w:lang w:val="ar_AE" w:bidi="ar_AE"/>
-        </w:rPr>
-      </w:r>
-      <w:r>
-        <w:rPr>
           <w:b/>
           <w:lang w:val="ar_AE" w:bidi="ar_AE"/>
         </w:rPr>
@@ -13453,22 +11817,6 @@
       </w:r>
       <w:r>
         <w:rPr>
-          <w:lang w:val="ar_AE" w:bidi="ar_AE"/>
-        </w:rPr>
-        <w:t>מִדְבַּ֣ר שְׁמָמָ֔ה</w:t>
-      </w:r>
-    </w:p>
-    <w:p>
-      <w:pPr>
-        <w:bidi/>
-      </w:pPr>
-      <w:r>
-        <w:rPr>
-          <w:lang w:val="ar_AE" w:bidi="ar_AE"/>
-        </w:rPr>
-      </w:r>
-      <w:r>
-        <w:rPr>
           <w:b/>
           <w:lang w:val="ar_AE" w:bidi="ar_AE"/>
         </w:rPr>
@@ -13584,22 +11932,6 @@
       </w:r>
       <w:r>
         <w:rPr>
-          <w:lang w:val="ar_AE" w:bidi="ar_AE"/>
-        </w:rPr>
-        <w:t>וְ⁠גַם־פְּלֵיטָ֖ה לֹא־הָ֥יְתָה לּֽ⁠וֹ</w:t>
-      </w:r>
-    </w:p>
-    <w:p>
-      <w:pPr>
-        <w:bidi/>
-      </w:pPr>
-      <w:r>
-        <w:rPr>
-          <w:lang w:val="ar_AE" w:bidi="ar_AE"/>
-        </w:rPr>
-      </w:r>
-      <w:r>
-        <w:rPr>
           <w:b/>
           <w:lang w:val="ar_AE" w:bidi="ar_AE"/>
         </w:rPr>
@@ -13702,22 +12034,6 @@
       </w:r>
       <w:r>
         <w:rPr>
-          <w:lang w:val="ar_AE" w:bidi="ar_AE"/>
-        </w:rPr>
-        <w:t>פְּלֵיטָ֖ה לֹא־הָ֥יְתָה לּֽ⁠וֹ</w:t>
-      </w:r>
-    </w:p>
-    <w:p>
-      <w:pPr>
-        <w:bidi/>
-      </w:pPr>
-      <w:r>
-        <w:rPr>
-          <w:lang w:val="ar_AE" w:bidi="ar_AE"/>
-        </w:rPr>
-      </w:r>
-      <w:r>
-        <w:rPr>
           <w:b/>
           <w:lang w:val="ar_AE" w:bidi="ar_AE"/>
         </w:rPr>
@@ -13833,22 +12149,6 @@
       </w:r>
       <w:r>
         <w:rPr>
-          <w:lang w:val="ar_AE" w:bidi="ar_AE"/>
-        </w:rPr>
-        <w:t>כְּ⁠מַרְאֵ֥ה סוּסִ֖ים מַרְאֵ֑⁠הוּ</w:t>
-      </w:r>
-    </w:p>
-    <w:p>
-      <w:pPr>
-        <w:bidi/>
-      </w:pPr>
-      <w:r>
-        <w:rPr>
-          <w:lang w:val="ar_AE" w:bidi="ar_AE"/>
-        </w:rPr>
-      </w:r>
-      <w:r>
-        <w:rPr>
           <w:b/>
           <w:lang w:val="ar_AE" w:bidi="ar_AE"/>
         </w:rPr>
@@ -13951,22 +12251,6 @@
       </w:r>
       <w:r>
         <w:rPr>
-          <w:lang w:val="ar_AE" w:bidi="ar_AE"/>
-        </w:rPr>
-        <w:t>כְּ⁠מַרְאֵ֥ה &amp; מַרְאֵ֑⁠הוּ</w:t>
-      </w:r>
-    </w:p>
-    <w:p>
-      <w:pPr>
-        <w:bidi/>
-      </w:pPr>
-      <w:r>
-        <w:rPr>
-          <w:lang w:val="ar_AE" w:bidi="ar_AE"/>
-        </w:rPr>
-      </w:r>
-      <w:r>
-        <w:rPr>
           <w:b/>
           <w:lang w:val="ar_AE" w:bidi="ar_AE"/>
         </w:rPr>
@@ -14069,22 +12353,6 @@
       </w:r>
       <w:r>
         <w:rPr>
-          <w:lang w:val="ar_AE" w:bidi="ar_AE"/>
-        </w:rPr>
-        <w:t>וּ⁠כְ⁠פָרָשִׁ֖ים כֵּ֥ן יְרוּצֽוּ⁠ן</w:t>
-      </w:r>
-    </w:p>
-    <w:p>
-      <w:pPr>
-        <w:bidi/>
-      </w:pPr>
-      <w:r>
-        <w:rPr>
-          <w:lang w:val="ar_AE" w:bidi="ar_AE"/>
-        </w:rPr>
-      </w:r>
-      <w:r>
-        <w:rPr>
           <w:b/>
           <w:lang w:val="ar_AE" w:bidi="ar_AE"/>
         </w:rPr>
@@ -14187,22 +12455,6 @@
       </w:r>
       <w:r>
         <w:rPr>
-          <w:lang w:val="ar_AE" w:bidi="ar_AE"/>
-        </w:rPr>
-        <w:t>כְּ⁠ק֣וֹל מַרְכָּב֗וֹת עַל־רָאשֵׁ֤י הֶֽ⁠הָרִים֙ יְרַקֵּד֔וּ⁠ן</w:t>
-      </w:r>
-    </w:p>
-    <w:p>
-      <w:pPr>
-        <w:bidi/>
-      </w:pPr>
-      <w:r>
-        <w:rPr>
-          <w:lang w:val="ar_AE" w:bidi="ar_AE"/>
-        </w:rPr>
-      </w:r>
-      <w:r>
-        <w:rPr>
           <w:b/>
           <w:lang w:val="ar_AE" w:bidi="ar_AE"/>
         </w:rPr>
@@ -14295,22 +12547,6 @@
       </w:r>
       <w:r>
         <w:rPr>
-          <w:lang w:val="ar_AE" w:bidi="ar_AE"/>
-        </w:rPr>
-        <w:t>כְּ⁠קוֹל֙ לַ֣הַב אֵ֔שׁ אֹכְלָ֖ה קָ֑שׁ</w:t>
-      </w:r>
-    </w:p>
-    <w:p>
-      <w:pPr>
-        <w:bidi/>
-      </w:pPr>
-      <w:r>
-        <w:rPr>
-          <w:lang w:val="ar_AE" w:bidi="ar_AE"/>
-        </w:rPr>
-      </w:r>
-      <w:r>
-        <w:rPr>
           <w:b/>
           <w:lang w:val="ar_AE" w:bidi="ar_AE"/>
         </w:rPr>
@@ -14413,22 +12649,6 @@
       </w:r>
       <w:r>
         <w:rPr>
-          <w:lang w:val="ar_AE" w:bidi="ar_AE"/>
-        </w:rPr>
-        <w:t>כְּ⁠עַ֣ם עָצ֔וּם עֱר֖וּךְ מִלְחָמָֽה</w:t>
-      </w:r>
-    </w:p>
-    <w:p>
-      <w:pPr>
-        <w:bidi/>
-      </w:pPr>
-      <w:r>
-        <w:rPr>
-          <w:lang w:val="ar_AE" w:bidi="ar_AE"/>
-        </w:rPr>
-      </w:r>
-      <w:r>
-        <w:rPr>
           <w:b/>
           <w:lang w:val="ar_AE" w:bidi="ar_AE"/>
         </w:rPr>
@@ -14531,22 +12751,6 @@
       </w:r>
       <w:r>
         <w:rPr>
-          <w:lang w:val="ar_AE" w:bidi="ar_AE"/>
-        </w:rPr>
-        <w:t>כְּ⁠עַ֣ם עָצ֔וּם עֱר֖וּךְ מִלְחָמָֽה</w:t>
-      </w:r>
-    </w:p>
-    <w:p>
-      <w:pPr>
-        <w:bidi/>
-      </w:pPr>
-      <w:r>
-        <w:rPr>
-          <w:lang w:val="ar_AE" w:bidi="ar_AE"/>
-        </w:rPr>
-      </w:r>
-      <w:r>
-        <w:rPr>
           <w:b/>
           <w:lang w:val="ar_AE" w:bidi="ar_AE"/>
         </w:rPr>
@@ -14649,22 +12853,6 @@
       </w:r>
       <w:r>
         <w:rPr>
-          <w:lang w:val="ar_AE" w:bidi="ar_AE"/>
-        </w:rPr>
-        <w:t>כְּ⁠עַ֣ם עָצ֔וּם עֱר֖וּךְ מִלְחָמָֽה</w:t>
-      </w:r>
-    </w:p>
-    <w:p>
-      <w:pPr>
-        <w:bidi/>
-      </w:pPr>
-      <w:r>
-        <w:rPr>
-          <w:lang w:val="ar_AE" w:bidi="ar_AE"/>
-        </w:rPr>
-      </w:r>
-      <w:r>
-        <w:rPr>
           <w:b/>
           <w:lang w:val="ar_AE" w:bidi="ar_AE"/>
         </w:rPr>
@@ -14767,22 +12955,6 @@
       </w:r>
       <w:r>
         <w:rPr>
-          <w:lang w:val="ar_AE" w:bidi="ar_AE"/>
-        </w:rPr>
-        <w:t>יָחִ֣ילוּ</w:t>
-      </w:r>
-    </w:p>
-    <w:p>
-      <w:pPr>
-        <w:bidi/>
-      </w:pPr>
-      <w:r>
-        <w:rPr>
-          <w:lang w:val="ar_AE" w:bidi="ar_AE"/>
-        </w:rPr>
-      </w:r>
-      <w:r>
-        <w:rPr>
           <w:b/>
           <w:lang w:val="ar_AE" w:bidi="ar_AE"/>
         </w:rPr>
@@ -14898,22 +13070,6 @@
       </w:r>
       <w:r>
         <w:rPr>
-          <w:lang w:val="ar_AE" w:bidi="ar_AE"/>
-        </w:rPr>
-        <w:t>קִבְּצ֥וּ פָארֽוּר</w:t>
-      </w:r>
-    </w:p>
-    <w:p>
-      <w:pPr>
-        <w:bidi/>
-      </w:pPr>
-      <w:r>
-        <w:rPr>
-          <w:lang w:val="ar_AE" w:bidi="ar_AE"/>
-        </w:rPr>
-      </w:r>
-      <w:r>
-        <w:rPr>
           <w:b/>
           <w:lang w:val="ar_AE" w:bidi="ar_AE"/>
         </w:rPr>
@@ -15029,22 +13185,6 @@
       </w:r>
       <w:r>
         <w:rPr>
-          <w:lang w:val="ar_AE" w:bidi="ar_AE"/>
-        </w:rPr>
-        <w:t>כְּ⁠גִבּוֹרִ֣ים יְרֻצ֔וּ⁠ן</w:t>
-      </w:r>
-    </w:p>
-    <w:p>
-      <w:pPr>
-        <w:bidi/>
-      </w:pPr>
-      <w:r>
-        <w:rPr>
-          <w:lang w:val="ar_AE" w:bidi="ar_AE"/>
-        </w:rPr>
-      </w:r>
-      <w:r>
-        <w:rPr>
           <w:b/>
           <w:lang w:val="ar_AE" w:bidi="ar_AE"/>
         </w:rPr>
@@ -15147,22 +13287,6 @@
       </w:r>
       <w:r>
         <w:rPr>
-          <w:lang w:val="ar_AE" w:bidi="ar_AE"/>
-        </w:rPr>
-        <w:t>כְּ⁠אַנְשֵׁ֥י מִלְחָמָ֖ה יַעֲל֣וּ חוֹמָ֑ה</w:t>
-      </w:r>
-    </w:p>
-    <w:p>
-      <w:pPr>
-        <w:bidi/>
-      </w:pPr>
-      <w:r>
-        <w:rPr>
-          <w:lang w:val="ar_AE" w:bidi="ar_AE"/>
-        </w:rPr>
-      </w:r>
-      <w:r>
-        <w:rPr>
           <w:b/>
           <w:lang w:val="ar_AE" w:bidi="ar_AE"/>
         </w:rPr>
@@ -15265,22 +13389,6 @@
       </w:r>
       <w:r>
         <w:rPr>
-          <w:lang w:val="ar_AE" w:bidi="ar_AE"/>
-        </w:rPr>
-        <w:t>כְּ⁠אַנְשֵׁ֥י מִלְחָמָ֖ה</w:t>
-      </w:r>
-    </w:p>
-    <w:p>
-      <w:pPr>
-        <w:bidi/>
-      </w:pPr>
-      <w:r>
-        <w:rPr>
-          <w:lang w:val="ar_AE" w:bidi="ar_AE"/>
-        </w:rPr>
-      </w:r>
-      <w:r>
-        <w:rPr>
           <w:b/>
           <w:lang w:val="ar_AE" w:bidi="ar_AE"/>
         </w:rPr>
@@ -15409,22 +13517,6 @@
       </w:r>
       <w:r>
         <w:rPr>
-          <w:lang w:val="ar_AE" w:bidi="ar_AE"/>
-        </w:rPr>
-        <w:t>חוֹמָ֑ה</w:t>
-      </w:r>
-    </w:p>
-    <w:p>
-      <w:pPr>
-        <w:bidi/>
-      </w:pPr>
-      <w:r>
-        <w:rPr>
-          <w:lang w:val="ar_AE" w:bidi="ar_AE"/>
-        </w:rPr>
-      </w:r>
-      <w:r>
-        <w:rPr>
           <w:b/>
           <w:lang w:val="ar_AE" w:bidi="ar_AE"/>
         </w:rPr>
@@ -15540,22 +13632,6 @@
       </w:r>
       <w:r>
         <w:rPr>
-          <w:lang w:val="ar_AE" w:bidi="ar_AE"/>
-        </w:rPr>
-        <w:t>וְ⁠אִ֤ישׁ בִּ⁠דְרָכָי⁠ו֙</w:t>
-      </w:r>
-    </w:p>
-    <w:p>
-      <w:pPr>
-        <w:bidi/>
-      </w:pPr>
-      <w:r>
-        <w:rPr>
-          <w:lang w:val="ar_AE" w:bidi="ar_AE"/>
-        </w:rPr>
-      </w:r>
-      <w:r>
-        <w:rPr>
           <w:b/>
           <w:lang w:val="ar_AE" w:bidi="ar_AE"/>
         </w:rPr>
@@ -15671,22 +13747,6 @@
       </w:r>
       <w:r>
         <w:rPr>
-          <w:lang w:val="ar_AE" w:bidi="ar_AE"/>
-        </w:rPr>
-        <w:t>וְ⁠לֹ֥א יְעַבְּט֖וּ⁠ן אֹרְחוֹתָֽ⁠ם</w:t>
-      </w:r>
-    </w:p>
-    <w:p>
-      <w:pPr>
-        <w:bidi/>
-      </w:pPr>
-      <w:r>
-        <w:rPr>
-          <w:lang w:val="ar_AE" w:bidi="ar_AE"/>
-        </w:rPr>
-      </w:r>
-      <w:r>
-        <w:rPr>
           <w:b/>
           <w:lang w:val="ar_AE" w:bidi="ar_AE"/>
         </w:rPr>
@@ -15789,22 +13849,6 @@
       </w:r>
       <w:r>
         <w:rPr>
-          <w:lang w:val="ar_AE" w:bidi="ar_AE"/>
-        </w:rPr>
-        <w:t>וְ⁠לֹ֥א יְעַבְּט֖וּ⁠ן אֹרְחוֹתָֽ⁠ם</w:t>
-      </w:r>
-    </w:p>
-    <w:p>
-      <w:pPr>
-        <w:bidi/>
-      </w:pPr>
-      <w:r>
-        <w:rPr>
-          <w:lang w:val="ar_AE" w:bidi="ar_AE"/>
-        </w:rPr>
-      </w:r>
-      <w:r>
-        <w:rPr>
           <w:b/>
           <w:lang w:val="ar_AE" w:bidi="ar_AE"/>
         </w:rPr>
@@ -15907,22 +13951,6 @@
       </w:r>
       <w:r>
         <w:rPr>
-          <w:lang w:val="ar_AE" w:bidi="ar_AE"/>
-        </w:rPr>
-        <w:t>וְ⁠אִ֤ישׁ אָחִי⁠ו֙ לֹ֣א יִדְחָק֔וּ⁠ן</w:t>
-      </w:r>
-    </w:p>
-    <w:p>
-      <w:pPr>
-        <w:bidi/>
-      </w:pPr>
-      <w:r>
-        <w:rPr>
-          <w:lang w:val="ar_AE" w:bidi="ar_AE"/>
-        </w:rPr>
-      </w:r>
-      <w:r>
-        <w:rPr>
           <w:b/>
           <w:lang w:val="ar_AE" w:bidi="ar_AE"/>
         </w:rPr>
@@ -16051,22 +14079,6 @@
       </w:r>
       <w:r>
         <w:rPr>
-          <w:lang w:val="ar_AE" w:bidi="ar_AE"/>
-        </w:rPr>
-        <w:t>גֶּ֥בֶר בִּ⁠מְסִלָּת֖⁠וֹ יֵֽלֵכ֑וּ⁠ן</w:t>
-      </w:r>
-    </w:p>
-    <w:p>
-      <w:pPr>
-        <w:bidi/>
-      </w:pPr>
-      <w:r>
-        <w:rPr>
-          <w:lang w:val="ar_AE" w:bidi="ar_AE"/>
-        </w:rPr>
-      </w:r>
-      <w:r>
-        <w:rPr>
           <w:b/>
           <w:lang w:val="ar_AE" w:bidi="ar_AE"/>
         </w:rPr>
@@ -16195,22 +14207,6 @@
       </w:r>
       <w:r>
         <w:rPr>
-          <w:lang w:val="ar_AE" w:bidi="ar_AE"/>
-        </w:rPr>
-        <w:t>וּ⁠בְעַ֥ד הַ⁠שֶּׁ֛לַח יִפֹּ֖לוּ לֹ֥א יִבְצָֽעוּ</w:t>
-      </w:r>
-    </w:p>
-    <w:p>
-      <w:pPr>
-        <w:bidi/>
-      </w:pPr>
-      <w:r>
-        <w:rPr>
-          <w:lang w:val="ar_AE" w:bidi="ar_AE"/>
-        </w:rPr>
-      </w:r>
-      <w:r>
-        <w:rPr>
           <w:b/>
           <w:lang w:val="ar_AE" w:bidi="ar_AE"/>
         </w:rPr>
@@ -16313,22 +14309,6 @@
       </w:r>
       <w:r>
         <w:rPr>
-          <w:lang w:val="ar_AE" w:bidi="ar_AE"/>
-        </w:rPr>
-        <w:t>בָּ⁠עִ֣יר יָשֹׁ֗קּוּ בַּֽ⁠חוֹמָה֙ יְרֻצ֔וּ⁠ן בַּ⁠בָּתִּ֖ים יַעֲל֑וּ בְּעַ֧ד הַ⁠חַלּוֹנִ֛ים יָבֹ֖אוּ כַּ⁠גַּנָּֽב</w:t>
-      </w:r>
-    </w:p>
-    <w:p>
-      <w:pPr>
-        <w:bidi/>
-      </w:pPr>
-      <w:r>
-        <w:rPr>
-          <w:lang w:val="ar_AE" w:bidi="ar_AE"/>
-        </w:rPr>
-      </w:r>
-      <w:r>
-        <w:rPr>
           <w:b/>
           <w:lang w:val="ar_AE" w:bidi="ar_AE"/>
         </w:rPr>
@@ -16431,22 +14411,6 @@
       </w:r>
       <w:r>
         <w:rPr>
-          <w:lang w:val="ar_AE" w:bidi="ar_AE"/>
-        </w:rPr>
-        <w:t>בְּעַ֧ד הַ⁠חַלּוֹנִ֛ים יָבֹ֖אוּ כַּ⁠גַּנָּֽב</w:t>
-      </w:r>
-    </w:p>
-    <w:p>
-      <w:pPr>
-        <w:bidi/>
-      </w:pPr>
-      <w:r>
-        <w:rPr>
-          <w:lang w:val="ar_AE" w:bidi="ar_AE"/>
-        </w:rPr>
-      </w:r>
-      <w:r>
-        <w:rPr>
           <w:b/>
           <w:lang w:val="ar_AE" w:bidi="ar_AE"/>
         </w:rPr>
@@ -16549,22 +14513,6 @@
       </w:r>
       <w:r>
         <w:rPr>
-          <w:lang w:val="ar_AE" w:bidi="ar_AE"/>
-        </w:rPr>
-        <w:t>לְ⁠פָנָי⁠ו֙ רָ֣גְזָה אֶ֔רֶץ רָעֲשׁ֖וּ שָׁמָ֑יִם</w:t>
-      </w:r>
-    </w:p>
-    <w:p>
-      <w:pPr>
-        <w:bidi/>
-      </w:pPr>
-      <w:r>
-        <w:rPr>
-          <w:lang w:val="ar_AE" w:bidi="ar_AE"/>
-        </w:rPr>
-      </w:r>
-      <w:r>
-        <w:rPr>
           <w:b/>
           <w:lang w:val="ar_AE" w:bidi="ar_AE"/>
         </w:rPr>
@@ -16706,22 +14654,6 @@
       </w:r>
       <w:r>
         <w:rPr>
-          <w:lang w:val="ar_AE" w:bidi="ar_AE"/>
-        </w:rPr>
-        <w:t>שֶׁ֤מֶשׁ וְ⁠יָרֵ֨חַ֙ קָדָ֔רוּ</w:t>
-      </w:r>
-    </w:p>
-    <w:p>
-      <w:pPr>
-        <w:bidi/>
-      </w:pPr>
-      <w:r>
-        <w:rPr>
-          <w:lang w:val="ar_AE" w:bidi="ar_AE"/>
-        </w:rPr>
-      </w:r>
-      <w:r>
-        <w:rPr>
           <w:b/>
           <w:lang w:val="ar_AE" w:bidi="ar_AE"/>
         </w:rPr>
@@ -16850,22 +14782,6 @@
       </w:r>
       <w:r>
         <w:rPr>
-          <w:lang w:val="ar_AE" w:bidi="ar_AE"/>
-        </w:rPr>
-        <w:t>וְ⁠כוֹכָבִ֖ים אָסְפ֥וּ נָגְהָֽ⁠ם</w:t>
-      </w:r>
-    </w:p>
-    <w:p>
-      <w:pPr>
-        <w:bidi/>
-      </w:pPr>
-      <w:r>
-        <w:rPr>
-          <w:lang w:val="ar_AE" w:bidi="ar_AE"/>
-        </w:rPr>
-      </w:r>
-      <w:r>
-        <w:rPr>
           <w:b/>
           <w:lang w:val="ar_AE" w:bidi="ar_AE"/>
         </w:rPr>
@@ -16994,22 +14910,6 @@
       </w:r>
       <w:r>
         <w:rPr>
-          <w:lang w:val="ar_AE" w:bidi="ar_AE"/>
-        </w:rPr>
-        <w:t>קוֹל⁠וֹ֙</w:t>
-      </w:r>
-    </w:p>
-    <w:p>
-      <w:pPr>
-        <w:bidi/>
-      </w:pPr>
-      <w:r>
-        <w:rPr>
-          <w:lang w:val="ar_AE" w:bidi="ar_AE"/>
-        </w:rPr>
-      </w:r>
-      <w:r>
-        <w:rPr>
           <w:b/>
           <w:lang w:val="ar_AE" w:bidi="ar_AE"/>
         </w:rPr>
@@ -17125,22 +15025,6 @@
       </w:r>
       <w:r>
         <w:rPr>
-          <w:lang w:val="ar_AE" w:bidi="ar_AE"/>
-        </w:rPr>
-        <w:t>מַחֲנֵ֔⁠הוּ</w:t>
-      </w:r>
-    </w:p>
-    <w:p>
-      <w:pPr>
-        <w:bidi/>
-      </w:pPr>
-      <w:r>
-        <w:rPr>
-          <w:lang w:val="ar_AE" w:bidi="ar_AE"/>
-        </w:rPr>
-      </w:r>
-      <w:r>
-        <w:rPr>
           <w:b/>
           <w:lang w:val="ar_AE" w:bidi="ar_AE"/>
         </w:rPr>
@@ -17256,22 +15140,6 @@
       </w:r>
       <w:r>
         <w:rPr>
-          <w:lang w:val="ar_AE" w:bidi="ar_AE"/>
-        </w:rPr>
-        <w:t>דְבָר֑⁠וֹ</w:t>
-      </w:r>
-    </w:p>
-    <w:p>
-      <w:pPr>
-        <w:bidi/>
-      </w:pPr>
-      <w:r>
-        <w:rPr>
-          <w:lang w:val="ar_AE" w:bidi="ar_AE"/>
-        </w:rPr>
-      </w:r>
-      <w:r>
-        <w:rPr>
           <w:b/>
           <w:lang w:val="ar_AE" w:bidi="ar_AE"/>
         </w:rPr>
@@ -17387,22 +15255,6 @@
       </w:r>
       <w:r>
         <w:rPr>
-          <w:lang w:val="ar_AE" w:bidi="ar_AE"/>
-        </w:rPr>
-        <w:t>כִּֽי־גָד֧וֹל יוֹם־יְהוָ֛ה וְ⁠נוֹרָ֥א מְאֹ֖ד וּ⁠מִ֥י יְכִילֶֽ⁠נּוּ</w:t>
-      </w:r>
-    </w:p>
-    <w:p>
-      <w:pPr>
-        <w:bidi/>
-      </w:pPr>
-      <w:r>
-        <w:rPr>
-          <w:lang w:val="ar_AE" w:bidi="ar_AE"/>
-        </w:rPr>
-      </w:r>
-      <w:r>
-        <w:rPr>
           <w:b/>
           <w:lang w:val="ar_AE" w:bidi="ar_AE"/>
         </w:rPr>
@@ -17526,7 +15378,7 @@
         </w:rPr>
         <w:t xml:space="preserve">انظر كيف ترجمت نفس التعبير في </w:t>
       </w:r>
-      <w:hyperlink r:id="rId16">
+      <w:hyperlink r:id="rId14">
         <w:r>
           <w:rPr>
             <w:lang w:val="ar_AE" w:bidi="ar_AE"/>
@@ -17625,22 +15477,6 @@
       </w:r>
       <w:r>
         <w:rPr>
-          <w:lang w:val="ar_AE" w:bidi="ar_AE"/>
-        </w:rPr>
-        <w:t>וְ⁠גַם־עַתָּה֙ נְאֻם־יְהוָ֔ה שֻׁ֥בוּ עָדַ֖⁠י</w:t>
-      </w:r>
-    </w:p>
-    <w:p>
-      <w:pPr>
-        <w:bidi/>
-      </w:pPr>
-      <w:r>
-        <w:rPr>
-          <w:lang w:val="ar_AE" w:bidi="ar_AE"/>
-        </w:rPr>
-      </w:r>
-      <w:r>
-        <w:rPr>
           <w:b/>
           <w:lang w:val="ar_AE" w:bidi="ar_AE"/>
         </w:rPr>
@@ -17756,22 +15592,6 @@
       </w:r>
       <w:r>
         <w:rPr>
-          <w:lang w:val="ar_AE" w:bidi="ar_AE"/>
-        </w:rPr>
-        <w:t>שֻׁ֥בוּ</w:t>
-      </w:r>
-    </w:p>
-    <w:p>
-      <w:pPr>
-        <w:bidi/>
-      </w:pPr>
-      <w:r>
-        <w:rPr>
-          <w:lang w:val="ar_AE" w:bidi="ar_AE"/>
-        </w:rPr>
-      </w:r>
-      <w:r>
-        <w:rPr>
           <w:b/>
           <w:lang w:val="ar_AE" w:bidi="ar_AE"/>
         </w:rPr>
@@ -17900,22 +15720,6 @@
       </w:r>
       <w:r>
         <w:rPr>
-          <w:lang w:val="ar_AE" w:bidi="ar_AE"/>
-        </w:rPr>
-        <w:t>שֻׁ֥בוּ עָדַ֖⁠י בְּ⁠כָל־לְבַבְ⁠כֶ֑ם</w:t>
-      </w:r>
-    </w:p>
-    <w:p>
-      <w:pPr>
-        <w:bidi/>
-      </w:pPr>
-      <w:r>
-        <w:rPr>
-          <w:lang w:val="ar_AE" w:bidi="ar_AE"/>
-        </w:rPr>
-      </w:r>
-      <w:r>
-        <w:rPr>
           <w:b/>
           <w:lang w:val="ar_AE" w:bidi="ar_AE"/>
         </w:rPr>
@@ -18044,22 +15848,6 @@
       </w:r>
       <w:r>
         <w:rPr>
-          <w:lang w:val="ar_AE" w:bidi="ar_AE"/>
-        </w:rPr>
-        <w:t>לְבַבְ⁠כֶ֑ם</w:t>
-      </w:r>
-    </w:p>
-    <w:p>
-      <w:pPr>
-        <w:bidi/>
-      </w:pPr>
-      <w:r>
-        <w:rPr>
-          <w:lang w:val="ar_AE" w:bidi="ar_AE"/>
-        </w:rPr>
-      </w:r>
-      <w:r>
-        <w:rPr>
           <w:b/>
           <w:lang w:val="ar_AE" w:bidi="ar_AE"/>
         </w:rPr>
@@ -18188,22 +15976,6 @@
       </w:r>
       <w:r>
         <w:rPr>
-          <w:lang w:val="ar_AE" w:bidi="ar_AE"/>
-        </w:rPr>
-        <w:t>וְ⁠קִרְע֤וּ לְבַבְ⁠כֶם֙ וְ⁠אַל־בִּגְדֵי⁠כֶ֔ם</w:t>
-      </w:r>
-    </w:p>
-    <w:p>
-      <w:pPr>
-        <w:bidi/>
-      </w:pPr>
-      <w:r>
-        <w:rPr>
-          <w:lang w:val="ar_AE" w:bidi="ar_AE"/>
-        </w:rPr>
-      </w:r>
-      <w:r>
-        <w:rPr>
           <w:b/>
           <w:lang w:val="ar_AE" w:bidi="ar_AE"/>
         </w:rPr>
@@ -18306,22 +16078,6 @@
       </w:r>
       <w:r>
         <w:rPr>
-          <w:lang w:val="ar_AE" w:bidi="ar_AE"/>
-        </w:rPr>
-        <w:t>וְ⁠קִרְע֤וּ לְבַבְ⁠כֶם֙ וְ⁠אַל־בִּגְדֵי⁠כֶ֔ם וְ⁠שׁ֖וּבוּ אֶל־יְהוָ֣ה אֱלֹֽהֵי⁠כֶ֑ם</w:t>
-      </w:r>
-    </w:p>
-    <w:p>
-      <w:pPr>
-        <w:bidi/>
-      </w:pPr>
-      <w:r>
-        <w:rPr>
-          <w:lang w:val="ar_AE" w:bidi="ar_AE"/>
-        </w:rPr>
-      </w:r>
-      <w:r>
-        <w:rPr>
           <w:b/>
           <w:lang w:val="ar_AE" w:bidi="ar_AE"/>
         </w:rPr>
@@ -18424,22 +16180,6 @@
       </w:r>
       <w:r>
         <w:rPr>
-          <w:lang w:val="ar_AE" w:bidi="ar_AE"/>
-        </w:rPr>
-        <w:t>אֶ֤רֶךְ אַפַּ֨יִם֙</w:t>
-      </w:r>
-    </w:p>
-    <w:p>
-      <w:pPr>
-        <w:bidi/>
-      </w:pPr>
-      <w:r>
-        <w:rPr>
-          <w:lang w:val="ar_AE" w:bidi="ar_AE"/>
-        </w:rPr>
-      </w:r>
-      <w:r>
-        <w:rPr>
           <w:b/>
           <w:lang w:val="ar_AE" w:bidi="ar_AE"/>
         </w:rPr>
@@ -18555,22 +16295,6 @@
       </w:r>
       <w:r>
         <w:rPr>
-          <w:lang w:val="ar_AE" w:bidi="ar_AE"/>
-        </w:rPr>
-        <w:t>וְ⁠רַב־חֶ֔סֶד</w:t>
-      </w:r>
-    </w:p>
-    <w:p>
-      <w:pPr>
-        <w:bidi/>
-      </w:pPr>
-      <w:r>
-        <w:rPr>
-          <w:lang w:val="ar_AE" w:bidi="ar_AE"/>
-        </w:rPr>
-      </w:r>
-      <w:r>
-        <w:rPr>
           <w:b/>
           <w:lang w:val="ar_AE" w:bidi="ar_AE"/>
         </w:rPr>
@@ -18686,22 +16410,6 @@
       </w:r>
       <w:r>
         <w:rPr>
-          <w:lang w:val="ar_AE" w:bidi="ar_AE"/>
-        </w:rPr>
-        <w:t>מִ֥י יוֹדֵ֖עַ יָשׁ֣וּב וְ⁠נִחָ֑ם וְ⁠הִשְׁאִ֤יר אַֽחֲרָי⁠ו֙ בְּרָכָ֔ה</w:t>
-      </w:r>
-    </w:p>
-    <w:p>
-      <w:pPr>
-        <w:bidi/>
-      </w:pPr>
-      <w:r>
-        <w:rPr>
-          <w:lang w:val="ar_AE" w:bidi="ar_AE"/>
-        </w:rPr>
-      </w:r>
-      <w:r>
-        <w:rPr>
           <w:b/>
           <w:lang w:val="ar_AE" w:bidi="ar_AE"/>
         </w:rPr>
@@ -18804,22 +16512,6 @@
       </w:r>
       <w:r>
         <w:rPr>
-          <w:lang w:val="ar_AE" w:bidi="ar_AE"/>
-        </w:rPr>
-        <w:t>יָשׁ֣וּב וְ⁠נִחָ֑ם</w:t>
-      </w:r>
-    </w:p>
-    <w:p>
-      <w:pPr>
-        <w:bidi/>
-      </w:pPr>
-      <w:r>
-        <w:rPr>
-          <w:lang w:val="ar_AE" w:bidi="ar_AE"/>
-        </w:rPr>
-      </w:r>
-      <w:r>
-        <w:rPr>
           <w:b/>
           <w:lang w:val="ar_AE" w:bidi="ar_AE"/>
         </w:rPr>
@@ -18935,22 +16627,6 @@
       </w:r>
       <w:r>
         <w:rPr>
-          <w:lang w:val="ar_AE" w:bidi="ar_AE"/>
-        </w:rPr>
-        <w:t>וְ⁠הִשְׁאִ֤יר &amp; בְּרָכָ֔ה</w:t>
-      </w:r>
-    </w:p>
-    <w:p>
-      <w:pPr>
-        <w:bidi/>
-      </w:pPr>
-      <w:r>
-        <w:rPr>
-          <w:lang w:val="ar_AE" w:bidi="ar_AE"/>
-        </w:rPr>
-      </w:r>
-      <w:r>
-        <w:rPr>
           <w:b/>
           <w:lang w:val="ar_AE" w:bidi="ar_AE"/>
         </w:rPr>
@@ -19066,22 +16742,6 @@
       </w:r>
       <w:r>
         <w:rPr>
-          <w:lang w:val="ar_AE" w:bidi="ar_AE"/>
-        </w:rPr>
-        <w:t>אֱלֹהֵי⁠כֶֽם</w:t>
-      </w:r>
-    </w:p>
-    <w:p>
-      <w:pPr>
-        <w:bidi/>
-      </w:pPr>
-      <w:r>
-        <w:rPr>
-          <w:lang w:val="ar_AE" w:bidi="ar_AE"/>
-        </w:rPr>
-      </w:r>
-      <w:r>
-        <w:rPr>
           <w:b/>
           <w:lang w:val="ar_AE" w:bidi="ar_AE"/>
         </w:rPr>
@@ -19197,22 +16857,6 @@
       </w:r>
       <w:r>
         <w:rPr>
-          <w:lang w:val="ar_AE" w:bidi="ar_AE"/>
-        </w:rPr>
-        <w:t>צ֖וֹם</w:t>
-      </w:r>
-    </w:p>
-    <w:p>
-      <w:pPr>
-        <w:bidi/>
-      </w:pPr>
-      <w:r>
-        <w:rPr>
-          <w:lang w:val="ar_AE" w:bidi="ar_AE"/>
-        </w:rPr>
-      </w:r>
-      <w:r>
-        <w:rPr>
           <w:b/>
           <w:lang w:val="ar_AE" w:bidi="ar_AE"/>
         </w:rPr>
@@ -19328,22 +16972,6 @@
       </w:r>
       <w:r>
         <w:rPr>
-          <w:lang w:val="ar_AE" w:bidi="ar_AE"/>
-        </w:rPr>
-        <w:t>קַדְּשׁוּ־צ֖וֹם קִרְא֥וּ עֲצָרָֽה</w:t>
-      </w:r>
-    </w:p>
-    <w:p>
-      <w:pPr>
-        <w:bidi/>
-      </w:pPr>
-      <w:r>
-        <w:rPr>
-          <w:lang w:val="ar_AE" w:bidi="ar_AE"/>
-        </w:rPr>
-      </w:r>
-      <w:r>
-        <w:rPr>
           <w:b/>
           <w:lang w:val="ar_AE" w:bidi="ar_AE"/>
         </w:rPr>
@@ -19446,22 +17074,6 @@
       </w:r>
       <w:r>
         <w:rPr>
-          <w:lang w:val="ar_AE" w:bidi="ar_AE"/>
-        </w:rPr>
-        <w:t>קִבְצ֣וּ זְקֵנִ֔ים אִסְפוּ֙ עֽוֹלָלִ֔ים וְ⁠יֹנְקֵ֖י שָׁדָ֑יִם</w:t>
-      </w:r>
-    </w:p>
-    <w:p>
-      <w:pPr>
-        <w:bidi/>
-      </w:pPr>
-      <w:r>
-        <w:rPr>
-          <w:lang w:val="ar_AE" w:bidi="ar_AE"/>
-        </w:rPr>
-      </w:r>
-      <w:r>
-        <w:rPr>
           <w:b/>
           <w:lang w:val="ar_AE" w:bidi="ar_AE"/>
         </w:rPr>
@@ -19564,22 +17176,6 @@
       </w:r>
       <w:r>
         <w:rPr>
-          <w:lang w:val="ar_AE" w:bidi="ar_AE"/>
-        </w:rPr>
-        <w:t>יֵצֵ֤א חָתָן֙ מֵֽ⁠חֶדְר֔⁠וֹ וְ⁠כַלָּ֖ה מֵ⁠חֻפָּתָֽ⁠הּ</w:t>
-      </w:r>
-    </w:p>
-    <w:p>
-      <w:pPr>
-        <w:bidi/>
-      </w:pPr>
-      <w:r>
-        <w:rPr>
-          <w:lang w:val="ar_AE" w:bidi="ar_AE"/>
-        </w:rPr>
-      </w:r>
-      <w:r>
-        <w:rPr>
           <w:b/>
           <w:lang w:val="ar_AE" w:bidi="ar_AE"/>
         </w:rPr>
@@ -19682,22 +17278,6 @@
       </w:r>
       <w:r>
         <w:rPr>
-          <w:lang w:val="ar_AE" w:bidi="ar_AE"/>
-        </w:rPr>
-        <w:t>בֵּ֤ין הָ⁠אוּלָם֙ וְ⁠לַ⁠מִּזְבֵּ֔חַ</w:t>
-      </w:r>
-    </w:p>
-    <w:p>
-      <w:pPr>
-        <w:bidi/>
-      </w:pPr>
-      <w:r>
-        <w:rPr>
-          <w:lang w:val="ar_AE" w:bidi="ar_AE"/>
-        </w:rPr>
-      </w:r>
-      <w:r>
-        <w:rPr>
           <w:b/>
           <w:lang w:val="ar_AE" w:bidi="ar_AE"/>
         </w:rPr>
@@ -19800,22 +17380,6 @@
       </w:r>
       <w:r>
         <w:rPr>
-          <w:lang w:val="ar_AE" w:bidi="ar_AE"/>
-        </w:rPr>
-        <w:t>וְ⁠אַל־תִּתֵּ֨ן נַחֲלָתְ⁠ךָ֤ לְ⁠חֶרְפָּה֙</w:t>
-      </w:r>
-    </w:p>
-    <w:p>
-      <w:pPr>
-        <w:bidi/>
-      </w:pPr>
-      <w:r>
-        <w:rPr>
-          <w:lang w:val="ar_AE" w:bidi="ar_AE"/>
-        </w:rPr>
-      </w:r>
-      <w:r>
-        <w:rPr>
           <w:b/>
           <w:lang w:val="ar_AE" w:bidi="ar_AE"/>
         </w:rPr>
@@ -19931,22 +17495,6 @@
       </w:r>
       <w:r>
         <w:rPr>
-          <w:lang w:val="ar_AE" w:bidi="ar_AE"/>
-        </w:rPr>
-        <w:t>נַחֲלָתְ⁠ךָ֤</w:t>
-      </w:r>
-    </w:p>
-    <w:p>
-      <w:pPr>
-        <w:bidi/>
-      </w:pPr>
-      <w:r>
-        <w:rPr>
-          <w:lang w:val="ar_AE" w:bidi="ar_AE"/>
-        </w:rPr>
-      </w:r>
-      <w:r>
-        <w:rPr>
           <w:b/>
           <w:lang w:val="ar_AE" w:bidi="ar_AE"/>
         </w:rPr>
@@ -20049,22 +17597,6 @@
       </w:r>
       <w:r>
         <w:rPr>
-          <w:lang w:val="ar_AE" w:bidi="ar_AE"/>
-        </w:rPr>
-        <w:t>לִ⁠מְשָׁל־בָּ֣⁠ם גּוֹיִ֔ם</w:t>
-      </w:r>
-    </w:p>
-    <w:p>
-      <w:pPr>
-        <w:bidi/>
-      </w:pPr>
-      <w:r>
-        <w:rPr>
-          <w:lang w:val="ar_AE" w:bidi="ar_AE"/>
-        </w:rPr>
-      </w:r>
-      <w:r>
-        <w:rPr>
           <w:b/>
           <w:lang w:val="ar_AE" w:bidi="ar_AE"/>
         </w:rPr>
@@ -20167,22 +17699,6 @@
       </w:r>
       <w:r>
         <w:rPr>
-          <w:lang w:val="ar_AE" w:bidi="ar_AE"/>
-        </w:rPr>
-        <w:t>לָ֚⁠מָּה יֹאמְר֣וּ בָֽ⁠עַמִּ֔ים אַיֵּ֖ה אֱלֹהֵי⁠הֶֽם</w:t>
-      </w:r>
-    </w:p>
-    <w:p>
-      <w:pPr>
-        <w:bidi/>
-      </w:pPr>
-      <w:r>
-        <w:rPr>
-          <w:lang w:val="ar_AE" w:bidi="ar_AE"/>
-        </w:rPr>
-      </w:r>
-      <w:r>
-        <w:rPr>
           <w:b/>
           <w:lang w:val="ar_AE" w:bidi="ar_AE"/>
         </w:rPr>
@@ -20285,22 +17801,6 @@
       </w:r>
       <w:r>
         <w:rPr>
-          <w:lang w:val="ar_AE" w:bidi="ar_AE"/>
-        </w:rPr>
-        <w:t>לָ֚⁠מָּה יֹאמְר֣וּ</w:t>
-      </w:r>
-    </w:p>
-    <w:p>
-      <w:pPr>
-        <w:bidi/>
-      </w:pPr>
-      <w:r>
-        <w:rPr>
-          <w:lang w:val="ar_AE" w:bidi="ar_AE"/>
-        </w:rPr>
-      </w:r>
-      <w:r>
-        <w:rPr>
           <w:b/>
           <w:lang w:val="ar_AE" w:bidi="ar_AE"/>
         </w:rPr>
@@ -20416,22 +17916,6 @@
       </w:r>
       <w:r>
         <w:rPr>
-          <w:lang w:val="ar_AE" w:bidi="ar_AE"/>
-        </w:rPr>
-        <w:t>לָ֚⁠מָּה יֹאמְר֣וּ בָֽ⁠עַמִּ֔ים</w:t>
-      </w:r>
-    </w:p>
-    <w:p>
-      <w:pPr>
-        <w:bidi/>
-      </w:pPr>
-      <w:r>
-        <w:rPr>
-          <w:lang w:val="ar_AE" w:bidi="ar_AE"/>
-        </w:rPr>
-      </w:r>
-      <w:r>
-        <w:rPr>
           <w:b/>
           <w:lang w:val="ar_AE" w:bidi="ar_AE"/>
         </w:rPr>
@@ -20534,22 +18018,6 @@
       </w:r>
       <w:r>
         <w:rPr>
-          <w:lang w:val="ar_AE" w:bidi="ar_AE"/>
-        </w:rPr>
-        <w:t>אַיֵּ֖ה אֱלֹהֵי⁠הֶֽם</w:t>
-      </w:r>
-    </w:p>
-    <w:p>
-      <w:pPr>
-        <w:bidi/>
-      </w:pPr>
-      <w:r>
-        <w:rPr>
-          <w:lang w:val="ar_AE" w:bidi="ar_AE"/>
-        </w:rPr>
-      </w:r>
-      <w:r>
-        <w:rPr>
           <w:b/>
           <w:lang w:val="ar_AE" w:bidi="ar_AE"/>
         </w:rPr>
@@ -20652,22 +18120,6 @@
       </w:r>
       <w:r>
         <w:rPr>
-          <w:lang w:val="ar_AE" w:bidi="ar_AE"/>
-        </w:rPr>
-        <w:t>וַ⁠יְקַנֵּ֥א יְהוָ֖ה לְ⁠אַרְצ֑⁠וֹ וַ⁠יַּחְמֹ֖ל עַל־עַמּֽ⁠וֹ</w:t>
-      </w:r>
-    </w:p>
-    <w:p>
-      <w:pPr>
-        <w:bidi/>
-      </w:pPr>
-      <w:r>
-        <w:rPr>
-          <w:lang w:val="ar_AE" w:bidi="ar_AE"/>
-        </w:rPr>
-      </w:r>
-      <w:r>
-        <w:rPr>
           <w:b/>
           <w:lang w:val="ar_AE" w:bidi="ar_AE"/>
         </w:rPr>
@@ -20770,22 +18222,6 @@
       </w:r>
       <w:r>
         <w:rPr>
-          <w:lang w:val="ar_AE" w:bidi="ar_AE"/>
-        </w:rPr>
-        <w:t>לְ⁠אַרְצ֑⁠וֹ</w:t>
-      </w:r>
-    </w:p>
-    <w:p>
-      <w:pPr>
-        <w:bidi/>
-      </w:pPr>
-      <w:r>
-        <w:rPr>
-          <w:lang w:val="ar_AE" w:bidi="ar_AE"/>
-        </w:rPr>
-      </w:r>
-      <w:r>
-        <w:rPr>
           <w:b/>
           <w:lang w:val="ar_AE" w:bidi="ar_AE"/>
         </w:rPr>
@@ -20901,22 +18337,6 @@
       </w:r>
       <w:r>
         <w:rPr>
-          <w:lang w:val="ar_AE" w:bidi="ar_AE"/>
-        </w:rPr>
-        <w:t>וַ⁠יַּ֨עַן יְהוָ֜ה וַ⁠יֹּ֣אמֶר</w:t>
-      </w:r>
-    </w:p>
-    <w:p>
-      <w:pPr>
-        <w:bidi/>
-      </w:pPr>
-      <w:r>
-        <w:rPr>
-          <w:lang w:val="ar_AE" w:bidi="ar_AE"/>
-        </w:rPr>
-      </w:r>
-      <w:r>
-        <w:rPr>
           <w:b/>
           <w:lang w:val="ar_AE" w:bidi="ar_AE"/>
         </w:rPr>
@@ -21019,22 +18439,6 @@
       </w:r>
       <w:r>
         <w:rPr>
-          <w:lang w:val="ar_AE" w:bidi="ar_AE"/>
-        </w:rPr>
-        <w:t>וַ⁠יַּ֨עַן יְהוָ֜ה וַ⁠יֹּ֣אמֶר</w:t>
-      </w:r>
-    </w:p>
-    <w:p>
-      <w:pPr>
-        <w:bidi/>
-      </w:pPr>
-      <w:r>
-        <w:rPr>
-          <w:lang w:val="ar_AE" w:bidi="ar_AE"/>
-        </w:rPr>
-      </w:r>
-      <w:r>
-        <w:rPr>
           <w:b/>
           <w:lang w:val="ar_AE" w:bidi="ar_AE"/>
         </w:rPr>
@@ -21176,22 +18580,6 @@
       </w:r>
       <w:r>
         <w:rPr>
-          <w:lang w:val="ar_AE" w:bidi="ar_AE"/>
-        </w:rPr>
-        <w:t>הִנְ⁠נִ֨י שֹׁלֵ֤חַ לָ⁠כֶם֙ אֶת־הַ⁠דָּגָן֙ וְ⁠הַ⁠תִּיר֣וֹשׁ וְ⁠הַ⁠יִּצְהָ֔ר</w:t>
-      </w:r>
-    </w:p>
-    <w:p>
-      <w:pPr>
-        <w:bidi/>
-      </w:pPr>
-      <w:r>
-        <w:rPr>
-          <w:lang w:val="ar_AE" w:bidi="ar_AE"/>
-        </w:rPr>
-      </w:r>
-      <w:r>
-        <w:rPr>
           <w:b/>
           <w:lang w:val="ar_AE" w:bidi="ar_AE"/>
         </w:rPr>
@@ -21294,22 +18682,6 @@
       </w:r>
       <w:r>
         <w:rPr>
-          <w:lang w:val="ar_AE" w:bidi="ar_AE"/>
-        </w:rPr>
-        <w:t>הִנְ⁠נִ֨י שֹׁלֵ֤חַ</w:t>
-      </w:r>
-    </w:p>
-    <w:p>
-      <w:pPr>
-        <w:bidi/>
-      </w:pPr>
-      <w:r>
-        <w:rPr>
-          <w:lang w:val="ar_AE" w:bidi="ar_AE"/>
-        </w:rPr>
-      </w:r>
-      <w:r>
-        <w:rPr>
           <w:b/>
           <w:lang w:val="ar_AE" w:bidi="ar_AE"/>
         </w:rPr>
@@ -21425,22 +18797,6 @@
       </w:r>
       <w:r>
         <w:rPr>
-          <w:lang w:val="ar_AE" w:bidi="ar_AE"/>
-        </w:rPr>
-        <w:t>אֹת֑⁠וֹ</w:t>
-      </w:r>
-    </w:p>
-    <w:p>
-      <w:pPr>
-        <w:bidi/>
-      </w:pPr>
-      <w:r>
-        <w:rPr>
-          <w:lang w:val="ar_AE" w:bidi="ar_AE"/>
-        </w:rPr>
-      </w:r>
-      <w:r>
-        <w:rPr>
           <w:b/>
           <w:lang w:val="ar_AE" w:bidi="ar_AE"/>
         </w:rPr>
@@ -21569,22 +18925,6 @@
       </w:r>
       <w:r>
         <w:rPr>
-          <w:lang w:val="ar_AE" w:bidi="ar_AE"/>
-        </w:rPr>
-        <w:t>וְ⁠לֹא־אֶתֵּ֨ן אֶתְ⁠כֶ֥ם ע֛וֹד חֶרְפָּ֖ה בַּ⁠גּוֹיִֽם</w:t>
-      </w:r>
-    </w:p>
-    <w:p>
-      <w:pPr>
-        <w:bidi/>
-      </w:pPr>
-      <w:r>
-        <w:rPr>
-          <w:lang w:val="ar_AE" w:bidi="ar_AE"/>
-        </w:rPr>
-      </w:r>
-      <w:r>
-        <w:rPr>
           <w:b/>
           <w:lang w:val="ar_AE" w:bidi="ar_AE"/>
         </w:rPr>
@@ -21700,22 +19040,6 @@
       </w:r>
       <w:r>
         <w:rPr>
-          <w:lang w:val="ar_AE" w:bidi="ar_AE"/>
-        </w:rPr>
-        <w:t>וְֽ⁠אֶת־הַ⁠צְּפוֹנִ֞י</w:t>
-      </w:r>
-    </w:p>
-    <w:p>
-      <w:pPr>
-        <w:bidi/>
-      </w:pPr>
-      <w:r>
-        <w:rPr>
-          <w:lang w:val="ar_AE" w:bidi="ar_AE"/>
-        </w:rPr>
-      </w:r>
-      <w:r>
-        <w:rPr>
           <w:b/>
           <w:lang w:val="ar_AE" w:bidi="ar_AE"/>
         </w:rPr>
@@ -21831,22 +19155,6 @@
       </w:r>
       <w:r>
         <w:rPr>
-          <w:lang w:val="ar_AE" w:bidi="ar_AE"/>
-        </w:rPr>
-        <w:t>אֶ֣רֶץ צִיָּ֣ה וּ⁠שְׁמָמָה֒</w:t>
-      </w:r>
-    </w:p>
-    <w:p>
-      <w:pPr>
-        <w:bidi/>
-      </w:pPr>
-      <w:r>
-        <w:rPr>
-          <w:lang w:val="ar_AE" w:bidi="ar_AE"/>
-        </w:rPr>
-      </w:r>
-      <w:r>
-        <w:rPr>
           <w:b/>
           <w:lang w:val="ar_AE" w:bidi="ar_AE"/>
         </w:rPr>
@@ -21962,22 +19270,6 @@
       </w:r>
       <w:r>
         <w:rPr>
-          <w:lang w:val="ar_AE" w:bidi="ar_AE"/>
-        </w:rPr>
-        <w:t>אֶ֣רֶץ צִיָּ֣ה וּ⁠שְׁמָמָה֒</w:t>
-      </w:r>
-    </w:p>
-    <w:p>
-      <w:pPr>
-        <w:bidi/>
-      </w:pPr>
-      <w:r>
-        <w:rPr>
-          <w:lang w:val="ar_AE" w:bidi="ar_AE"/>
-        </w:rPr>
-      </w:r>
-      <w:r>
-        <w:rPr>
           <w:b/>
           <w:lang w:val="ar_AE" w:bidi="ar_AE"/>
         </w:rPr>
@@ -22093,22 +19385,6 @@
       </w:r>
       <w:r>
         <w:rPr>
-          <w:lang w:val="ar_AE" w:bidi="ar_AE"/>
-        </w:rPr>
-        <w:t>אֶל &amp; אֶת־פָּנָ֗י⁠ו אֶל־הַ⁠יָּם֙ הַ⁠קַּדְמֹנִ֔י וְ⁠סֹפ֖⁠וֹ אֶל־הַ⁠יָּ֣ם הָ⁠אַֽחֲר֑וֹן</w:t>
-      </w:r>
-    </w:p>
-    <w:p>
-      <w:pPr>
-        <w:bidi/>
-      </w:pPr>
-      <w:r>
-        <w:rPr>
-          <w:lang w:val="ar_AE" w:bidi="ar_AE"/>
-        </w:rPr>
-      </w:r>
-      <w:r>
-        <w:rPr>
           <w:b/>
           <w:lang w:val="ar_AE" w:bidi="ar_AE"/>
         </w:rPr>
@@ -22224,22 +19500,6 @@
       </w:r>
       <w:r>
         <w:rPr>
-          <w:lang w:val="ar_AE" w:bidi="ar_AE"/>
-        </w:rPr>
-        <w:t>אֶל &amp; אֶת־פָּנָ֗י⁠ו אֶל־הַ⁠יָּם֙ הַ⁠קַּדְמֹנִ֔י וְ⁠סֹפ֖⁠וֹ אֶל־הַ⁠יָּ֣ם הָ⁠אַֽחֲר֑וֹן</w:t>
-      </w:r>
-    </w:p>
-    <w:p>
-      <w:pPr>
-        <w:bidi/>
-      </w:pPr>
-      <w:r>
-        <w:rPr>
-          <w:lang w:val="ar_AE" w:bidi="ar_AE"/>
-        </w:rPr>
-      </w:r>
-      <w:r>
-        <w:rPr>
           <w:b/>
           <w:lang w:val="ar_AE" w:bidi="ar_AE"/>
         </w:rPr>
@@ -22368,22 +19628,6 @@
       </w:r>
       <w:r>
         <w:rPr>
-          <w:lang w:val="ar_AE" w:bidi="ar_AE"/>
-        </w:rPr>
-        <w:t>וְ⁠עָלָ֣ה בָאְשׁ֗⁠וֹ וְ⁠תַ֨עַל֙ צַחֲנָת֔⁠וֹ</w:t>
-      </w:r>
-    </w:p>
-    <w:p>
-      <w:pPr>
-        <w:bidi/>
-      </w:pPr>
-      <w:r>
-        <w:rPr>
-          <w:lang w:val="ar_AE" w:bidi="ar_AE"/>
-        </w:rPr>
-      </w:r>
-      <w:r>
-        <w:rPr>
           <w:b/>
           <w:lang w:val="ar_AE" w:bidi="ar_AE"/>
         </w:rPr>
@@ -22499,22 +19743,6 @@
       </w:r>
       <w:r>
         <w:rPr>
-          <w:lang w:val="ar_AE" w:bidi="ar_AE"/>
-        </w:rPr>
-        <w:t>הִגְדִּ֖יל לַ⁠עֲשֽׂוֹת</w:t>
-      </w:r>
-    </w:p>
-    <w:p>
-      <w:pPr>
-        <w:bidi/>
-      </w:pPr>
-      <w:r>
-        <w:rPr>
-          <w:lang w:val="ar_AE" w:bidi="ar_AE"/>
-        </w:rPr>
-      </w:r>
-      <w:r>
-        <w:rPr>
           <w:b/>
           <w:lang w:val="ar_AE" w:bidi="ar_AE"/>
         </w:rPr>
@@ -22628,22 +19856,6 @@
       </w:r>
       <w:r>
         <w:rPr>
-          <w:lang w:val="ar_AE" w:bidi="ar_AE"/>
-        </w:rPr>
-        <w:t>כִּ֥י הִגְדִּ֖יל לַ⁠עֲשֽׂוֹת</w:t>
-      </w:r>
-    </w:p>
-    <w:p>
-      <w:pPr>
-        <w:bidi/>
-      </w:pPr>
-      <w:r>
-        <w:rPr>
-          <w:lang w:val="ar_AE" w:bidi="ar_AE"/>
-        </w:rPr>
-      </w:r>
-      <w:r>
-        <w:rPr>
           <w:b/>
           <w:lang w:val="ar_AE" w:bidi="ar_AE"/>
         </w:rPr>
@@ -22746,22 +19958,6 @@
       </w:r>
       <w:r>
         <w:rPr>
-          <w:lang w:val="ar_AE" w:bidi="ar_AE"/>
-        </w:rPr>
-        <w:t>אַל־תִּֽירְאִ֖י אֲדָמָ֑ה גִּ֣ילִי וּ⁠שְׂמָ֔חִי</w:t>
-      </w:r>
-    </w:p>
-    <w:p>
-      <w:pPr>
-        <w:bidi/>
-      </w:pPr>
-      <w:r>
-        <w:rPr>
-          <w:lang w:val="ar_AE" w:bidi="ar_AE"/>
-        </w:rPr>
-      </w:r>
-      <w:r>
-        <w:rPr>
           <w:b/>
           <w:lang w:val="ar_AE" w:bidi="ar_AE"/>
         </w:rPr>
@@ -22887,22 +20083,6 @@
       </w:r>
       <w:r>
         <w:rPr>
-          <w:lang w:val="ar_AE" w:bidi="ar_AE"/>
-        </w:rPr>
-        <w:t>גִּ֣ילִי וּ⁠שְׂמָ֔חִי</w:t>
-      </w:r>
-    </w:p>
-    <w:p>
-      <w:pPr>
-        <w:bidi/>
-      </w:pPr>
-      <w:r>
-        <w:rPr>
-          <w:lang w:val="ar_AE" w:bidi="ar_AE"/>
-        </w:rPr>
-      </w:r>
-      <w:r>
-        <w:rPr>
           <w:b/>
           <w:lang w:val="ar_AE" w:bidi="ar_AE"/>
         </w:rPr>
@@ -23018,22 +20198,6 @@
       </w:r>
       <w:r>
         <w:rPr>
-          <w:lang w:val="ar_AE" w:bidi="ar_AE"/>
-        </w:rPr>
-        <w:t>הִגְדִּ֥יל יְהוָ֖ה לַ⁠עֲשֽׂוֹת</w:t>
-      </w:r>
-    </w:p>
-    <w:p>
-      <w:pPr>
-        <w:bidi/>
-      </w:pPr>
-      <w:r>
-        <w:rPr>
-          <w:lang w:val="ar_AE" w:bidi="ar_AE"/>
-        </w:rPr>
-      </w:r>
-      <w:r>
-        <w:rPr>
           <w:b/>
           <w:lang w:val="ar_AE" w:bidi="ar_AE"/>
         </w:rPr>
@@ -23136,22 +20300,6 @@
       </w:r>
       <w:r>
         <w:rPr>
-          <w:lang w:val="ar_AE" w:bidi="ar_AE"/>
-        </w:rPr>
-        <w:t>הִגְדִּ֥יל יְהוָ֖ה לַ⁠עֲשֽׂוֹת</w:t>
-      </w:r>
-    </w:p>
-    <w:p>
-      <w:pPr>
-        <w:bidi/>
-      </w:pPr>
-      <w:r>
-        <w:rPr>
-          <w:lang w:val="ar_AE" w:bidi="ar_AE"/>
-        </w:rPr>
-      </w:r>
-      <w:r>
-        <w:rPr>
           <w:b/>
           <w:lang w:val="ar_AE" w:bidi="ar_AE"/>
         </w:rPr>
@@ -23254,22 +20402,6 @@
       </w:r>
       <w:r>
         <w:rPr>
-          <w:lang w:val="ar_AE" w:bidi="ar_AE"/>
-        </w:rPr>
-        <w:t>אַל־תִּֽירְאוּ֙ בַּהֲמ֣וֹת שָׂדַ֔י</w:t>
-      </w:r>
-    </w:p>
-    <w:p>
-      <w:pPr>
-        <w:bidi/>
-      </w:pPr>
-      <w:r>
-        <w:rPr>
-          <w:lang w:val="ar_AE" w:bidi="ar_AE"/>
-        </w:rPr>
-      </w:r>
-      <w:r>
-        <w:rPr>
           <w:b/>
           <w:lang w:val="ar_AE" w:bidi="ar_AE"/>
         </w:rPr>
@@ -23385,22 +20517,6 @@
       </w:r>
       <w:r>
         <w:rPr>
-          <w:lang w:val="ar_AE" w:bidi="ar_AE"/>
-        </w:rPr>
-        <w:t>דָשְׁא֖וּ נְא֣וֹת מִדְבָּ֑ר כִּֽי־עֵץ֙ נָשָׂ֣א פִרְי֔⁠וֹ תְּאֵנָ֥ה וָ⁠גֶ֖פֶן נָתְנ֥וּ חֵילָֽ⁠ם</w:t>
-      </w:r>
-    </w:p>
-    <w:p>
-      <w:pPr>
-        <w:bidi/>
-      </w:pPr>
-      <w:r>
-        <w:rPr>
-          <w:lang w:val="ar_AE" w:bidi="ar_AE"/>
-        </w:rPr>
-      </w:r>
-      <w:r>
-        <w:rPr>
           <w:b/>
           <w:lang w:val="ar_AE" w:bidi="ar_AE"/>
         </w:rPr>
@@ -23503,22 +20619,6 @@
       </w:r>
       <w:r>
         <w:rPr>
-          <w:lang w:val="ar_AE" w:bidi="ar_AE"/>
-        </w:rPr>
-        <w:t>עֵץ֙ נָשָׂ֣א פִרְי֔⁠וֹ תְּאֵנָ֥ה וָ⁠גֶ֖פֶן נָתְנ֥וּ חֵילָֽ⁠ם</w:t>
-      </w:r>
-    </w:p>
-    <w:p>
-      <w:pPr>
-        <w:bidi/>
-      </w:pPr>
-      <w:r>
-        <w:rPr>
-          <w:lang w:val="ar_AE" w:bidi="ar_AE"/>
-        </w:rPr>
-      </w:r>
-      <w:r>
-        <w:rPr>
           <w:b/>
           <w:lang w:val="ar_AE" w:bidi="ar_AE"/>
         </w:rPr>
@@ -23660,22 +20760,6 @@
       </w:r>
       <w:r>
         <w:rPr>
-          <w:lang w:val="ar_AE" w:bidi="ar_AE"/>
-        </w:rPr>
-        <w:t>חֵילָֽ⁠ם</w:t>
-      </w:r>
-    </w:p>
-    <w:p>
-      <w:pPr>
-        <w:bidi/>
-      </w:pPr>
-      <w:r>
-        <w:rPr>
-          <w:lang w:val="ar_AE" w:bidi="ar_AE"/>
-        </w:rPr>
-      </w:r>
-      <w:r>
-        <w:rPr>
           <w:b/>
           <w:lang w:val="ar_AE" w:bidi="ar_AE"/>
         </w:rPr>
@@ -23791,22 +20875,6 @@
       </w:r>
       <w:r>
         <w:rPr>
-          <w:lang w:val="ar_AE" w:bidi="ar_AE"/>
-        </w:rPr>
-        <w:t>וּ⁠בְנֵ֣י צִיּ֗וֹן</w:t>
-      </w:r>
-    </w:p>
-    <w:p>
-      <w:pPr>
-        <w:bidi/>
-      </w:pPr>
-      <w:r>
-        <w:rPr>
-          <w:lang w:val="ar_AE" w:bidi="ar_AE"/>
-        </w:rPr>
-      </w:r>
-      <w:r>
-        <w:rPr>
           <w:b/>
           <w:lang w:val="ar_AE" w:bidi="ar_AE"/>
         </w:rPr>
@@ -23922,22 +20990,6 @@
       </w:r>
       <w:r>
         <w:rPr>
-          <w:lang w:val="ar_AE" w:bidi="ar_AE"/>
-        </w:rPr>
-        <w:t>אֱלֹֽהֵי⁠כֶ֔ם</w:t>
-      </w:r>
-    </w:p>
-    <w:p>
-      <w:pPr>
-        <w:bidi/>
-      </w:pPr>
-      <w:r>
-        <w:rPr>
-          <w:lang w:val="ar_AE" w:bidi="ar_AE"/>
-        </w:rPr>
-      </w:r>
-      <w:r>
-        <w:rPr>
           <w:b/>
           <w:lang w:val="ar_AE" w:bidi="ar_AE"/>
         </w:rPr>
@@ -24053,22 +21105,6 @@
       </w:r>
       <w:r>
         <w:rPr>
-          <w:lang w:val="ar_AE" w:bidi="ar_AE"/>
-        </w:rPr>
-        <w:t>נָתַ֥ן לָ⁠כֶ֛ם אֶת־הַ⁠מּוֹרֶ֖ה לִ⁠צְדָקָ֑ה וַ⁠יּ֣וֹרֶד לָ⁠כֶ֗ם גֶּ֛שֶׁם</w:t>
-      </w:r>
-    </w:p>
-    <w:p>
-      <w:pPr>
-        <w:bidi/>
-      </w:pPr>
-      <w:r>
-        <w:rPr>
-          <w:lang w:val="ar_AE" w:bidi="ar_AE"/>
-        </w:rPr>
-      </w:r>
-      <w:r>
-        <w:rPr>
           <w:b/>
           <w:lang w:val="ar_AE" w:bidi="ar_AE"/>
         </w:rPr>
@@ -24171,22 +21207,6 @@
       </w:r>
       <w:r>
         <w:rPr>
-          <w:lang w:val="ar_AE" w:bidi="ar_AE"/>
-        </w:rPr>
-        <w:t>לִ⁠צְדָקָ֑ה</w:t>
-      </w:r>
-    </w:p>
-    <w:p>
-      <w:pPr>
-        <w:bidi/>
-      </w:pPr>
-      <w:r>
-        <w:rPr>
-          <w:lang w:val="ar_AE" w:bidi="ar_AE"/>
-        </w:rPr>
-      </w:r>
-      <w:r>
-        <w:rPr>
           <w:b/>
           <w:lang w:val="ar_AE" w:bidi="ar_AE"/>
         </w:rPr>
@@ -24302,22 +21322,6 @@
       </w:r>
       <w:r>
         <w:rPr>
-          <w:lang w:val="ar_AE" w:bidi="ar_AE"/>
-        </w:rPr>
-        <w:t>גֶּ֛שֶׁם</w:t>
-      </w:r>
-    </w:p>
-    <w:p>
-      <w:pPr>
-        <w:bidi/>
-      </w:pPr>
-      <w:r>
-        <w:rPr>
-          <w:lang w:val="ar_AE" w:bidi="ar_AE"/>
-        </w:rPr>
-      </w:r>
-      <w:r>
-        <w:rPr>
           <w:b/>
           <w:lang w:val="ar_AE" w:bidi="ar_AE"/>
         </w:rPr>
@@ -24433,22 +21437,6 @@
       </w:r>
       <w:r>
         <w:rPr>
-          <w:lang w:val="ar_AE" w:bidi="ar_AE"/>
-        </w:rPr>
-        <w:t>מוֹרֶ֥ה וּ⁠מַלְק֖וֹשׁ</w:t>
-      </w:r>
-    </w:p>
-    <w:p>
-      <w:pPr>
-        <w:bidi/>
-      </w:pPr>
-      <w:r>
-        <w:rPr>
-          <w:lang w:val="ar_AE" w:bidi="ar_AE"/>
-        </w:rPr>
-      </w:r>
-      <w:r>
-        <w:rPr>
           <w:b/>
           <w:lang w:val="ar_AE" w:bidi="ar_AE"/>
         </w:rPr>
@@ -24577,22 +21565,6 @@
       </w:r>
       <w:r>
         <w:rPr>
-          <w:lang w:val="ar_AE" w:bidi="ar_AE"/>
-        </w:rPr>
-        <w:t>בָּ⁠רִאשֽׁוֹן</w:t>
-      </w:r>
-    </w:p>
-    <w:p>
-      <w:pPr>
-        <w:bidi/>
-      </w:pPr>
-      <w:r>
-        <w:rPr>
-          <w:lang w:val="ar_AE" w:bidi="ar_AE"/>
-        </w:rPr>
-      </w:r>
-      <w:r>
-        <w:rPr>
           <w:b/>
           <w:lang w:val="ar_AE" w:bidi="ar_AE"/>
         </w:rPr>
@@ -24708,22 +21680,6 @@
       </w:r>
       <w:r>
         <w:rPr>
-          <w:lang w:val="ar_AE" w:bidi="ar_AE"/>
-        </w:rPr>
-        <w:t>וְ⁠הֵשִׁ֥יקוּ הַ⁠יְקָבִ֖ים תִּיר֥וֹשׁ וְ⁠יִצְהָֽר</w:t>
-      </w:r>
-    </w:p>
-    <w:p>
-      <w:pPr>
-        <w:bidi/>
-      </w:pPr>
-      <w:r>
-        <w:rPr>
-          <w:lang w:val="ar_AE" w:bidi="ar_AE"/>
-        </w:rPr>
-      </w:r>
-      <w:r>
-        <w:rPr>
           <w:b/>
           <w:lang w:val="ar_AE" w:bidi="ar_AE"/>
         </w:rPr>
@@ -24826,22 +21782,6 @@
       </w:r>
       <w:r>
         <w:rPr>
-          <w:lang w:val="ar_AE" w:bidi="ar_AE"/>
-        </w:rPr>
-        <w:t>וְ⁠שִׁלַּמְתִּ֤י לָ⁠כֶם֙ אֶת־הַ⁠שָּׁנִ֔ים</w:t>
-      </w:r>
-    </w:p>
-    <w:p>
-      <w:pPr>
-        <w:bidi/>
-      </w:pPr>
-      <w:r>
-        <w:rPr>
-          <w:lang w:val="ar_AE" w:bidi="ar_AE"/>
-        </w:rPr>
-      </w:r>
-      <w:r>
-        <w:rPr>
           <w:b/>
           <w:lang w:val="ar_AE" w:bidi="ar_AE"/>
         </w:rPr>
@@ -24954,22 +21894,6 @@
       </w:r>
       <w:r>
         <w:rPr>
-          <w:lang w:val="ar_AE" w:bidi="ar_AE"/>
-        </w:rPr>
-        <w:t>אֶת־הַ⁠שָּׁנִ֔ים</w:t>
-      </w:r>
-    </w:p>
-    <w:p>
-      <w:pPr>
-        <w:bidi/>
-      </w:pPr>
-      <w:r>
-        <w:rPr>
-          <w:lang w:val="ar_AE" w:bidi="ar_AE"/>
-        </w:rPr>
-      </w:r>
-      <w:r>
-        <w:rPr>
           <w:b/>
           <w:lang w:val="ar_AE" w:bidi="ar_AE"/>
         </w:rPr>
@@ -25085,22 +22009,6 @@
       </w:r>
       <w:r>
         <w:rPr>
-          <w:lang w:val="ar_AE" w:bidi="ar_AE"/>
-        </w:rPr>
-        <w:t>חֵילִ⁠י֙ הַ⁠גָּד֔וֹל</w:t>
-      </w:r>
-    </w:p>
-    <w:p>
-      <w:pPr>
-        <w:bidi/>
-      </w:pPr>
-      <w:r>
-        <w:rPr>
-          <w:lang w:val="ar_AE" w:bidi="ar_AE"/>
-        </w:rPr>
-      </w:r>
-      <w:r>
-        <w:rPr>
           <w:b/>
           <w:lang w:val="ar_AE" w:bidi="ar_AE"/>
         </w:rPr>
@@ -25216,22 +22124,6 @@
       </w:r>
       <w:r>
         <w:rPr>
-          <w:lang w:val="ar_AE" w:bidi="ar_AE"/>
-        </w:rPr>
-        <w:t>וַ⁠אֲכַלְתֶּ֤ם אָכוֹל֙</w:t>
-      </w:r>
-    </w:p>
-    <w:p>
-      <w:pPr>
-        <w:bidi/>
-      </w:pPr>
-      <w:r>
-        <w:rPr>
-          <w:lang w:val="ar_AE" w:bidi="ar_AE"/>
-        </w:rPr>
-      </w:r>
-      <w:r>
-        <w:rPr>
           <w:b/>
           <w:lang w:val="ar_AE" w:bidi="ar_AE"/>
         </w:rPr>
@@ -25347,22 +22239,6 @@
       </w:r>
       <w:r>
         <w:rPr>
-          <w:lang w:val="ar_AE" w:bidi="ar_AE"/>
-        </w:rPr>
-        <w:t>אֶת־שֵׁ֤ם יְהוָה֙ אֱלֹ֣הֵי⁠כֶ֔ם</w:t>
-      </w:r>
-    </w:p>
-    <w:p>
-      <w:pPr>
-        <w:bidi/>
-      </w:pPr>
-      <w:r>
-        <w:rPr>
-          <w:lang w:val="ar_AE" w:bidi="ar_AE"/>
-        </w:rPr>
-      </w:r>
-      <w:r>
-        <w:rPr>
           <w:b/>
           <w:lang w:val="ar_AE" w:bidi="ar_AE"/>
         </w:rPr>
@@ -25465,22 +22341,6 @@
       </w:r>
       <w:r>
         <w:rPr>
-          <w:lang w:val="ar_AE" w:bidi="ar_AE"/>
-        </w:rPr>
-        <w:t>אֶת־שֵׁ֤ם</w:t>
-      </w:r>
-    </w:p>
-    <w:p>
-      <w:pPr>
-        <w:bidi/>
-      </w:pPr>
-      <w:r>
-        <w:rPr>
-          <w:lang w:val="ar_AE" w:bidi="ar_AE"/>
-        </w:rPr>
-      </w:r>
-      <w:r>
-        <w:rPr>
           <w:b/>
           <w:lang w:val="ar_AE" w:bidi="ar_AE"/>
         </w:rPr>
@@ -25596,22 +22456,6 @@
       </w:r>
       <w:r>
         <w:rPr>
-          <w:lang w:val="ar_AE" w:bidi="ar_AE"/>
-        </w:rPr>
-        <w:t>אֲשֶׁר־עָשָׂ֥ה עִמָּ⁠כֶ֖ם לְ⁠הַפְלִ֑יא</w:t>
-      </w:r>
-    </w:p>
-    <w:p>
-      <w:pPr>
-        <w:bidi/>
-      </w:pPr>
-      <w:r>
-        <w:rPr>
-          <w:lang w:val="ar_AE" w:bidi="ar_AE"/>
-        </w:rPr>
-      </w:r>
-      <w:r>
-        <w:rPr>
           <w:b/>
           <w:lang w:val="ar_AE" w:bidi="ar_AE"/>
         </w:rPr>
@@ -25727,22 +22571,6 @@
       </w:r>
       <w:r>
         <w:rPr>
-          <w:lang w:val="ar_AE" w:bidi="ar_AE"/>
-        </w:rPr>
-        <w:t>וְ⁠לֹא־יֵבֹ֥שׁוּ עַמִּ֖⁠י לְ⁠עוֹלָֽם</w:t>
-      </w:r>
-    </w:p>
-    <w:p>
-      <w:pPr>
-        <w:bidi/>
-      </w:pPr>
-      <w:r>
-        <w:rPr>
-          <w:lang w:val="ar_AE" w:bidi="ar_AE"/>
-        </w:rPr>
-      </w:r>
-      <w:r>
-        <w:rPr>
           <w:b/>
           <w:lang w:val="ar_AE" w:bidi="ar_AE"/>
         </w:rPr>
@@ -25858,22 +22686,6 @@
       </w:r>
       <w:r>
         <w:rPr>
-          <w:lang w:val="ar_AE" w:bidi="ar_AE"/>
-        </w:rPr>
-        <w:t>יִשְׂרָאֵל֙</w:t>
-      </w:r>
-    </w:p>
-    <w:p>
-      <w:pPr>
-        <w:bidi/>
-      </w:pPr>
-      <w:r>
-        <w:rPr>
-          <w:lang w:val="ar_AE" w:bidi="ar_AE"/>
-        </w:rPr>
-      </w:r>
-      <w:r>
-        <w:rPr>
           <w:b/>
           <w:lang w:val="ar_AE" w:bidi="ar_AE"/>
         </w:rPr>
@@ -25989,22 +22801,6 @@
       </w:r>
       <w:r>
         <w:rPr>
-          <w:lang w:val="ar_AE" w:bidi="ar_AE"/>
-        </w:rPr>
-        <w:t>וְ⁠לֹא־יֵבֹ֥שׁוּ עַמִּ֖⁠י לְ⁠עוֹלָֽם</w:t>
-      </w:r>
-    </w:p>
-    <w:p>
-      <w:pPr>
-        <w:bidi/>
-      </w:pPr>
-      <w:r>
-        <w:rPr>
-          <w:lang w:val="ar_AE" w:bidi="ar_AE"/>
-        </w:rPr>
-      </w:r>
-      <w:r>
-        <w:rPr>
           <w:b/>
           <w:lang w:val="ar_AE" w:bidi="ar_AE"/>
         </w:rPr>
@@ -26120,22 +22916,6 @@
       </w:r>
       <w:r>
         <w:rPr>
-          <w:lang w:val="ar_AE" w:bidi="ar_AE"/>
-        </w:rPr>
-        <w:t>וְ⁠הָיָ֣ה אַֽחֲרֵי־כֵ֗ן</w:t>
-      </w:r>
-    </w:p>
-    <w:p>
-      <w:pPr>
-        <w:bidi/>
-      </w:pPr>
-      <w:r>
-        <w:rPr>
-          <w:lang w:val="ar_AE" w:bidi="ar_AE"/>
-        </w:rPr>
-      </w:r>
-      <w:r>
-        <w:rPr>
           <w:b/>
           <w:lang w:val="ar_AE" w:bidi="ar_AE"/>
         </w:rPr>
@@ -26238,22 +23018,6 @@
       </w:r>
       <w:r>
         <w:rPr>
-          <w:lang w:val="ar_AE" w:bidi="ar_AE"/>
-        </w:rPr>
-        <w:t>אֶשְׁפּ֤וֹךְ אֶת־רוּחִ⁠י֙ עַל־כָּל־בָּשָׂ֔ר</w:t>
-      </w:r>
-    </w:p>
-    <w:p>
-      <w:pPr>
-        <w:bidi/>
-      </w:pPr>
-      <w:r>
-        <w:rPr>
-          <w:lang w:val="ar_AE" w:bidi="ar_AE"/>
-        </w:rPr>
-      </w:r>
-      <w:r>
-        <w:rPr>
           <w:b/>
           <w:lang w:val="ar_AE" w:bidi="ar_AE"/>
         </w:rPr>
@@ -26356,22 +23120,6 @@
       </w:r>
       <w:r>
         <w:rPr>
-          <w:lang w:val="ar_AE" w:bidi="ar_AE"/>
-        </w:rPr>
-        <w:t>עַל־כָּל־בָּשָׂ֔ר</w:t>
-      </w:r>
-    </w:p>
-    <w:p>
-      <w:pPr>
-        <w:bidi/>
-      </w:pPr>
-      <w:r>
-        <w:rPr>
-          <w:lang w:val="ar_AE" w:bidi="ar_AE"/>
-        </w:rPr>
-      </w:r>
-      <w:r>
-        <w:rPr>
           <w:b/>
           <w:lang w:val="ar_AE" w:bidi="ar_AE"/>
         </w:rPr>
@@ -26487,22 +23235,6 @@
       </w:r>
       <w:r>
         <w:rPr>
-          <w:lang w:val="ar_AE" w:bidi="ar_AE"/>
-        </w:rPr>
-        <w:t>עַל־כָּל־בָּשָׂ֔ר</w:t>
-      </w:r>
-    </w:p>
-    <w:p>
-      <w:pPr>
-        <w:bidi/>
-      </w:pPr>
-      <w:r>
-        <w:rPr>
-          <w:lang w:val="ar_AE" w:bidi="ar_AE"/>
-        </w:rPr>
-      </w:r>
-      <w:r>
-        <w:rPr>
           <w:b/>
           <w:lang w:val="ar_AE" w:bidi="ar_AE"/>
         </w:rPr>
@@ -26618,22 +23350,6 @@
       </w:r>
       <w:r>
         <w:rPr>
-          <w:lang w:val="ar_AE" w:bidi="ar_AE"/>
-        </w:rPr>
-        <w:t>וְ⁠נִבְּא֖וּ בְּנֵי⁠כֶ֣ם וּ⁠בְנֽוֹתֵי⁠כֶ֑ם</w:t>
-      </w:r>
-    </w:p>
-    <w:p>
-      <w:pPr>
-        <w:bidi/>
-      </w:pPr>
-      <w:r>
-        <w:rPr>
-          <w:lang w:val="ar_AE" w:bidi="ar_AE"/>
-        </w:rPr>
-      </w:r>
-      <w:r>
-        <w:rPr>
           <w:b/>
           <w:lang w:val="ar_AE" w:bidi="ar_AE"/>
         </w:rPr>
@@ -26736,22 +23452,6 @@
       </w:r>
       <w:r>
         <w:rPr>
-          <w:lang w:val="ar_AE" w:bidi="ar_AE"/>
-        </w:rPr>
-        <w:t>זִקְנֵי⁠כֶם֙ חֲלֹמ֣וֹת יַחֲלֹמ֔וּ⁠ן בַּח֣וּרֵי⁠כֶ֔ם חֶזְיֹנ֖וֹת יִרְאֽוּ</w:t>
-      </w:r>
-    </w:p>
-    <w:p>
-      <w:pPr>
-        <w:bidi/>
-      </w:pPr>
-      <w:r>
-        <w:rPr>
-          <w:lang w:val="ar_AE" w:bidi="ar_AE"/>
-        </w:rPr>
-      </w:r>
-      <w:r>
-        <w:rPr>
           <w:b/>
           <w:lang w:val="ar_AE" w:bidi="ar_AE"/>
         </w:rPr>
@@ -26854,22 +23554,6 @@
       </w:r>
       <w:r>
         <w:rPr>
-          <w:lang w:val="ar_AE" w:bidi="ar_AE"/>
-        </w:rPr>
-        <w:t>חֲלֹמ֣וֹת</w:t>
-      </w:r>
-    </w:p>
-    <w:p>
-      <w:pPr>
-        <w:bidi/>
-      </w:pPr>
-      <w:r>
-        <w:rPr>
-          <w:lang w:val="ar_AE" w:bidi="ar_AE"/>
-        </w:rPr>
-      </w:r>
-      <w:r>
-        <w:rPr>
           <w:b/>
           <w:lang w:val="ar_AE" w:bidi="ar_AE"/>
         </w:rPr>
@@ -26985,22 +23669,6 @@
       </w:r>
       <w:r>
         <w:rPr>
-          <w:lang w:val="ar_AE" w:bidi="ar_AE"/>
-        </w:rPr>
-        <w:t>וְ⁠גַ֥ם עַל־הָֽ⁠עֲבָדִ֖ים וְ⁠עַל־הַ⁠שְּׁפָח֑וֹת</w:t>
-      </w:r>
-    </w:p>
-    <w:p>
-      <w:pPr>
-        <w:bidi/>
-      </w:pPr>
-      <w:r>
-        <w:rPr>
-          <w:lang w:val="ar_AE" w:bidi="ar_AE"/>
-        </w:rPr>
-      </w:r>
-      <w:r>
-        <w:rPr>
           <w:b/>
           <w:lang w:val="ar_AE" w:bidi="ar_AE"/>
         </w:rPr>
@@ -27103,22 +23771,6 @@
       </w:r>
       <w:r>
         <w:rPr>
-          <w:lang w:val="ar_AE" w:bidi="ar_AE"/>
-        </w:rPr>
-        <w:t>בַּ⁠יָּמִ֣ים הָ⁠הֵ֔מָּה</w:t>
-      </w:r>
-    </w:p>
-    <w:p>
-      <w:pPr>
-        <w:bidi/>
-      </w:pPr>
-      <w:r>
-        <w:rPr>
-          <w:lang w:val="ar_AE" w:bidi="ar_AE"/>
-        </w:rPr>
-      </w:r>
-      <w:r>
-        <w:rPr>
           <w:b/>
           <w:lang w:val="ar_AE" w:bidi="ar_AE"/>
         </w:rPr>
@@ -27255,7 +23907,7 @@
         </w:rPr>
         <w:t xml:space="preserve">انظر كيف ترجمت هذا في </w:t>
       </w:r>
-      <w:hyperlink r:id="rId17">
+      <w:hyperlink r:id="rId15">
         <w:r>
           <w:rPr>
             <w:lang w:val="ar_AE" w:bidi="ar_AE"/>
@@ -27469,22 +24121,6 @@
       </w:r>
       <w:r>
         <w:rPr>
-          <w:lang w:val="ar_AE" w:bidi="ar_AE"/>
-        </w:rPr>
-        <w:t>הַ⁠שֶּׁ֨מֶשׁ֙ יֵהָפֵ֣ךְ לְ⁠חֹ֔שֶׁךְ וְ⁠הַ⁠יָּרֵ֖חַ לְ⁠דָ֑ם</w:t>
-      </w:r>
-    </w:p>
-    <w:p>
-      <w:pPr>
-        <w:bidi/>
-      </w:pPr>
-      <w:r>
-        <w:rPr>
-          <w:lang w:val="ar_AE" w:bidi="ar_AE"/>
-        </w:rPr>
-      </w:r>
-      <w:r>
-        <w:rPr>
           <w:b/>
           <w:lang w:val="ar_AE" w:bidi="ar_AE"/>
         </w:rPr>
@@ -27587,22 +24223,6 @@
       </w:r>
       <w:r>
         <w:rPr>
-          <w:lang w:val="ar_AE" w:bidi="ar_AE"/>
-        </w:rPr>
-        <w:t>הַ⁠שֶּׁ֨מֶשׁ֙ יֵהָפֵ֣ךְ לְ⁠חֹ֔שֶׁךְ וְ⁠הַ⁠יָּרֵ֖חַ לְ⁠דָ֑ם</w:t>
-      </w:r>
-    </w:p>
-    <w:p>
-      <w:pPr>
-        <w:bidi/>
-      </w:pPr>
-      <w:r>
-        <w:rPr>
-          <w:lang w:val="ar_AE" w:bidi="ar_AE"/>
-        </w:rPr>
-      </w:r>
-      <w:r>
-        <w:rPr>
           <w:b/>
           <w:lang w:val="ar_AE" w:bidi="ar_AE"/>
         </w:rPr>
@@ -27705,22 +24325,6 @@
       </w:r>
       <w:r>
         <w:rPr>
-          <w:lang w:val="ar_AE" w:bidi="ar_AE"/>
-        </w:rPr>
-        <w:t>וְ⁠הַ⁠יָּרֵ֖חַ לְ⁠דָ֑ם</w:t>
-      </w:r>
-    </w:p>
-    <w:p>
-      <w:pPr>
-        <w:bidi/>
-      </w:pPr>
-      <w:r>
-        <w:rPr>
-          <w:lang w:val="ar_AE" w:bidi="ar_AE"/>
-        </w:rPr>
-      </w:r>
-      <w:r>
-        <w:rPr>
           <w:b/>
           <w:lang w:val="ar_AE" w:bidi="ar_AE"/>
         </w:rPr>
@@ -27823,22 +24427,6 @@
       </w:r>
       <w:r>
         <w:rPr>
-          <w:lang w:val="ar_AE" w:bidi="ar_AE"/>
-        </w:rPr>
-        <w:t>לִ⁠פְנֵ֗י בּ֚וֹא י֣וֹם יְהוָ֔ה הַ⁠גָּד֖וֹל וְ⁠הַ⁠נּוֹרָֽא</w:t>
-      </w:r>
-    </w:p>
-    <w:p>
-      <w:pPr>
-        <w:bidi/>
-      </w:pPr>
-      <w:r>
-        <w:rPr>
-          <w:lang w:val="ar_AE" w:bidi="ar_AE"/>
-        </w:rPr>
-      </w:r>
-      <w:r>
-        <w:rPr>
           <w:b/>
           <w:lang w:val="ar_AE" w:bidi="ar_AE"/>
         </w:rPr>
@@ -27954,22 +24542,6 @@
       </w:r>
       <w:r>
         <w:rPr>
-          <w:lang w:val="ar_AE" w:bidi="ar_AE"/>
-        </w:rPr>
-        <w:t>י֣וֹם יְהוָ֔ה הַ⁠גָּד֖וֹל וְ⁠הַ⁠נּוֹרָֽא</w:t>
-      </w:r>
-    </w:p>
-    <w:p>
-      <w:pPr>
-        <w:bidi/>
-      </w:pPr>
-      <w:r>
-        <w:rPr>
-          <w:lang w:val="ar_AE" w:bidi="ar_AE"/>
-        </w:rPr>
-      </w:r>
-      <w:r>
-        <w:rPr>
           <w:b/>
           <w:lang w:val="ar_AE" w:bidi="ar_AE"/>
         </w:rPr>
@@ -28093,7 +24665,7 @@
         </w:rPr>
         <w:t xml:space="preserve">انظر كيف ترجمت التعبير المشابه في </w:t>
       </w:r>
-      <w:hyperlink r:id="rId16">
+      <w:hyperlink r:id="rId14">
         <w:r>
           <w:rPr>
             <w:lang w:val="ar_AE" w:bidi="ar_AE"/>
@@ -28192,22 +24764,6 @@
       </w:r>
       <w:r>
         <w:rPr>
-          <w:lang w:val="ar_AE" w:bidi="ar_AE"/>
-        </w:rPr>
-        <w:t>וְ⁠הָיָ֗ה</w:t>
-      </w:r>
-    </w:p>
-    <w:p>
-      <w:pPr>
-        <w:bidi/>
-      </w:pPr>
-      <w:r>
-        <w:rPr>
-          <w:lang w:val="ar_AE" w:bidi="ar_AE"/>
-        </w:rPr>
-      </w:r>
-      <w:r>
-        <w:rPr>
           <w:b/>
           <w:lang w:val="ar_AE" w:bidi="ar_AE"/>
         </w:rPr>
@@ -28310,22 +24866,6 @@
       </w:r>
       <w:r>
         <w:rPr>
-          <w:lang w:val="ar_AE" w:bidi="ar_AE"/>
-        </w:rPr>
-        <w:t>כֹּ֧ל אֲשֶׁר־יִקְרָ֛א בְּ⁠שֵׁ֥ם יְהוָ֖ה יִמָּלֵ֑ט &amp; יְהוָ֔ה</w:t>
-      </w:r>
-    </w:p>
-    <w:p>
-      <w:pPr>
-        <w:bidi/>
-      </w:pPr>
-      <w:r>
-        <w:rPr>
-          <w:lang w:val="ar_AE" w:bidi="ar_AE"/>
-        </w:rPr>
-      </w:r>
-      <w:r>
-        <w:rPr>
           <w:b/>
           <w:lang w:val="ar_AE" w:bidi="ar_AE"/>
         </w:rPr>
@@ -28428,22 +24968,6 @@
       </w:r>
       <w:r>
         <w:rPr>
-          <w:lang w:val="ar_AE" w:bidi="ar_AE"/>
-        </w:rPr>
-        <w:t>בְּ⁠שֵׁ֥ם יְהוָ֖ה &amp; יְהוָ֔ה</w:t>
-      </w:r>
-    </w:p>
-    <w:p>
-      <w:pPr>
-        <w:bidi/>
-      </w:pPr>
-      <w:r>
-        <w:rPr>
-          <w:lang w:val="ar_AE" w:bidi="ar_AE"/>
-        </w:rPr>
-      </w:r>
-      <w:r>
-        <w:rPr>
           <w:b/>
           <w:lang w:val="ar_AE" w:bidi="ar_AE"/>
         </w:rPr>
@@ -28559,22 +25083,6 @@
       </w:r>
       <w:r>
         <w:rPr>
-          <w:lang w:val="ar_AE" w:bidi="ar_AE"/>
-        </w:rPr>
-        <w:t>בְּ⁠שֵׁ֥ם יְהוָ֖ה &amp; יְהוָ֔ה</w:t>
-      </w:r>
-    </w:p>
-    <w:p>
-      <w:pPr>
-        <w:bidi/>
-      </w:pPr>
-      <w:r>
-        <w:rPr>
-          <w:lang w:val="ar_AE" w:bidi="ar_AE"/>
-        </w:rPr>
-      </w:r>
-      <w:r>
-        <w:rPr>
           <w:b/>
           <w:lang w:val="ar_AE" w:bidi="ar_AE"/>
         </w:rPr>
@@ -28677,22 +25185,6 @@
       </w:r>
       <w:r>
         <w:rPr>
-          <w:lang w:val="ar_AE" w:bidi="ar_AE"/>
-        </w:rPr>
-        <w:t>כִּ֠י בְּ⁠הַר־צִיּ֨וֹן וּ⁠בִ⁠ירוּשָׁלִַ֜ם תִּֽהְיֶ֣ה פְלֵיטָ֗ה</w:t>
-      </w:r>
-    </w:p>
-    <w:p>
-      <w:pPr>
-        <w:bidi/>
-      </w:pPr>
-      <w:r>
-        <w:rPr>
-          <w:lang w:val="ar_AE" w:bidi="ar_AE"/>
-        </w:rPr>
-      </w:r>
-      <w:r>
-        <w:rPr>
           <w:b/>
           <w:lang w:val="ar_AE" w:bidi="ar_AE"/>
         </w:rPr>
@@ -28808,22 +25300,6 @@
       </w:r>
       <w:r>
         <w:rPr>
-          <w:lang w:val="ar_AE" w:bidi="ar_AE"/>
-        </w:rPr>
-        <w:t>בְּ⁠הַר־צִיּ֨וֹן וּ⁠בִ⁠ירוּשָׁלִַ֜ם</w:t>
-      </w:r>
-    </w:p>
-    <w:p>
-      <w:pPr>
-        <w:bidi/>
-      </w:pPr>
-      <w:r>
-        <w:rPr>
-          <w:lang w:val="ar_AE" w:bidi="ar_AE"/>
-        </w:rPr>
-      </w:r>
-      <w:r>
-        <w:rPr>
           <w:b/>
           <w:lang w:val="ar_AE" w:bidi="ar_AE"/>
         </w:rPr>
@@ -28939,22 +25415,6 @@
       </w:r>
       <w:r>
         <w:rPr>
-          <w:lang w:val="ar_AE" w:bidi="ar_AE"/>
-        </w:rPr>
-        <w:t>כַּֽ⁠אֲשֶׁר֙ אָמַ֣ר יְהוָ֔ה</w:t>
-      </w:r>
-    </w:p>
-    <w:p>
-      <w:pPr>
-        <w:bidi/>
-      </w:pPr>
-      <w:r>
-        <w:rPr>
-          <w:lang w:val="ar_AE" w:bidi="ar_AE"/>
-        </w:rPr>
-      </w:r>
-      <w:r>
-        <w:rPr>
           <w:b/>
           <w:lang w:val="ar_AE" w:bidi="ar_AE"/>
         </w:rPr>
@@ -29057,22 +25517,6 @@
       </w:r>
       <w:r>
         <w:rPr>
-          <w:lang w:val="ar_AE" w:bidi="ar_AE"/>
-        </w:rPr>
-        <w:t>יְהוָ֖ה &amp; וּ⁠בַ֨⁠שְּׂרִידִ֔ים אֲשֶׁ֥ר יְהוָ֖ה קֹרֵֽא</w:t>
-      </w:r>
-    </w:p>
-    <w:p>
-      <w:pPr>
-        <w:bidi/>
-      </w:pPr>
-      <w:r>
-        <w:rPr>
-          <w:lang w:val="ar_AE" w:bidi="ar_AE"/>
-        </w:rPr>
-      </w:r>
-      <w:r>
-        <w:rPr>
           <w:b/>
           <w:lang w:val="ar_AE" w:bidi="ar_AE"/>
         </w:rPr>
@@ -29182,22 +25626,6 @@
       </w:r>
       <w:r>
         <w:rPr>
-          <w:lang w:val="ar_AE" w:bidi="ar_AE"/>
-        </w:rPr>
-        <w:t>יְהוָ֖ה &amp; אֲשֶׁ֥ר יְהוָ֖ה קֹרֵֽא</w:t>
-      </w:r>
-    </w:p>
-    <w:p>
-      <w:pPr>
-        <w:bidi/>
-      </w:pPr>
-      <w:r>
-        <w:rPr>
-          <w:lang w:val="ar_AE" w:bidi="ar_AE"/>
-        </w:rPr>
-      </w:r>
-      <w:r>
-        <w:rPr>
           <w:b/>
           <w:lang w:val="ar_AE" w:bidi="ar_AE"/>
         </w:rPr>
@@ -29307,22 +25735,6 @@
       </w:r>
       <w:r>
         <w:rPr>
-          <w:lang w:val="ar_AE" w:bidi="ar_AE"/>
-        </w:rPr>
-        <w:t>כִּ֗י הִנֵּ֛ה בַּ⁠יָּמִ֥ים הָ⁠הֵ֖מָּה וּ⁠בָ⁠עֵ֣ת הַ⁠הִ֑יא</w:t>
-      </w:r>
-    </w:p>
-    <w:p>
-      <w:pPr>
-        <w:bidi/>
-      </w:pPr>
-      <w:r>
-        <w:rPr>
-          <w:lang w:val="ar_AE" w:bidi="ar_AE"/>
-        </w:rPr>
-      </w:r>
-      <w:r>
-        <w:rPr>
           <w:b/>
           <w:lang w:val="ar_AE" w:bidi="ar_AE"/>
         </w:rPr>
@@ -29425,22 +25837,6 @@
       </w:r>
       <w:r>
         <w:rPr>
-          <w:lang w:val="ar_AE" w:bidi="ar_AE"/>
-        </w:rPr>
-        <w:t>כִּ֗י הִנֵּ֛ה</w:t>
-      </w:r>
-    </w:p>
-    <w:p>
-      <w:pPr>
-        <w:bidi/>
-      </w:pPr>
-      <w:r>
-        <w:rPr>
-          <w:lang w:val="ar_AE" w:bidi="ar_AE"/>
-        </w:rPr>
-      </w:r>
-      <w:r>
-        <w:rPr>
           <w:b/>
           <w:lang w:val="ar_AE" w:bidi="ar_AE"/>
         </w:rPr>
@@ -29556,22 +25952,6 @@
       </w:r>
       <w:r>
         <w:rPr>
-          <w:lang w:val="ar_AE" w:bidi="ar_AE"/>
-        </w:rPr>
-        <w:t>בַּ⁠יָּמִ֥ים הָ⁠הֵ֖מָּה וּ⁠בָ⁠עֵ֣ת הַ⁠הִ֑יא</w:t>
-      </w:r>
-    </w:p>
-    <w:p>
-      <w:pPr>
-        <w:bidi/>
-      </w:pPr>
-      <w:r>
-        <w:rPr>
-          <w:lang w:val="ar_AE" w:bidi="ar_AE"/>
-        </w:rPr>
-      </w:r>
-      <w:r>
-        <w:rPr>
           <w:b/>
           <w:lang w:val="ar_AE" w:bidi="ar_AE"/>
         </w:rPr>
@@ -29687,22 +26067,6 @@
       </w:r>
       <w:r>
         <w:rPr>
-          <w:lang w:val="ar_AE" w:bidi="ar_AE"/>
-        </w:rPr>
-        <w:t>אֲשֶׁ֥ר אָשִׁ֛יב אֶת־שְׁב֥וּת יְהוּדָ֖ה וִ⁠ירוּשָׁלִָֽם</w:t>
-      </w:r>
-    </w:p>
-    <w:p>
-      <w:pPr>
-        <w:bidi/>
-      </w:pPr>
-      <w:r>
-        <w:rPr>
-          <w:lang w:val="ar_AE" w:bidi="ar_AE"/>
-        </w:rPr>
-      </w:r>
-      <w:r>
-        <w:rPr>
           <w:b/>
           <w:lang w:val="ar_AE" w:bidi="ar_AE"/>
         </w:rPr>
@@ -29818,22 +26182,6 @@
       </w:r>
       <w:r>
         <w:rPr>
-          <w:lang w:val="ar_AE" w:bidi="ar_AE"/>
-        </w:rPr>
-        <w:t>אֲשֶׁ֥ר אָשִׁ֛יב אֶת־שְׁב֥וּת יְהוּדָ֖ה וִ⁠ירוּשָׁלִָֽם</w:t>
-      </w:r>
-    </w:p>
-    <w:p>
-      <w:pPr>
-        <w:bidi/>
-      </w:pPr>
-      <w:r>
-        <w:rPr>
-          <w:lang w:val="ar_AE" w:bidi="ar_AE"/>
-        </w:rPr>
-      </w:r>
-      <w:r>
-        <w:rPr>
           <w:b/>
           <w:lang w:val="ar_AE" w:bidi="ar_AE"/>
         </w:rPr>
@@ -29936,22 +26284,6 @@
       </w:r>
       <w:r>
         <w:rPr>
-          <w:lang w:val="ar_AE" w:bidi="ar_AE"/>
-        </w:rPr>
-        <w:t>עֵ֖מֶק יְהֽוֹשָׁפָ֑ט</w:t>
-      </w:r>
-    </w:p>
-    <w:p>
-      <w:pPr>
-        <w:bidi/>
-      </w:pPr>
-      <w:r>
-        <w:rPr>
-          <w:lang w:val="ar_AE" w:bidi="ar_AE"/>
-        </w:rPr>
-      </w:r>
-      <w:r>
-        <w:rPr>
           <w:b/>
           <w:lang w:val="ar_AE" w:bidi="ar_AE"/>
         </w:rPr>
@@ -30067,22 +26399,6 @@
       </w:r>
       <w:r>
         <w:rPr>
-          <w:lang w:val="ar_AE" w:bidi="ar_AE"/>
-        </w:rPr>
-        <w:t>עַמִּ֨⁠י וְ⁠נַחֲלָתִ֤⁠י יִשְׂרָאֵל֙</w:t>
-      </w:r>
-    </w:p>
-    <w:p>
-      <w:pPr>
-        <w:bidi/>
-      </w:pPr>
-      <w:r>
-        <w:rPr>
-          <w:lang w:val="ar_AE" w:bidi="ar_AE"/>
-        </w:rPr>
-      </w:r>
-      <w:r>
-        <w:rPr>
           <w:b/>
           <w:lang w:val="ar_AE" w:bidi="ar_AE"/>
         </w:rPr>
@@ -30237,22 +26553,6 @@
       </w:r>
       <w:r>
         <w:rPr>
-          <w:lang w:val="ar_AE" w:bidi="ar_AE"/>
-        </w:rPr>
-        <w:t>וְ⁠אֶת־אַרְצִ֖⁠י חִלֵּֽקוּ</w:t>
-      </w:r>
-    </w:p>
-    <w:p>
-      <w:pPr>
-        <w:bidi/>
-      </w:pPr>
-      <w:r>
-        <w:rPr>
-          <w:lang w:val="ar_AE" w:bidi="ar_AE"/>
-        </w:rPr>
-      </w:r>
-      <w:r>
-        <w:rPr>
           <w:b/>
           <w:lang w:val="ar_AE" w:bidi="ar_AE"/>
         </w:rPr>
@@ -30355,22 +26655,6 @@
       </w:r>
       <w:r>
         <w:rPr>
-          <w:lang w:val="ar_AE" w:bidi="ar_AE"/>
-        </w:rPr>
-        <w:t>גוֹרָ֑ל</w:t>
-      </w:r>
-    </w:p>
-    <w:p>
-      <w:pPr>
-        <w:bidi/>
-      </w:pPr>
-      <w:r>
-        <w:rPr>
-          <w:lang w:val="ar_AE" w:bidi="ar_AE"/>
-        </w:rPr>
-      </w:r>
-      <w:r>
-        <w:rPr>
           <w:b/>
           <w:lang w:val="ar_AE" w:bidi="ar_AE"/>
         </w:rPr>
@@ -30486,22 +26770,6 @@
       </w:r>
       <w:r>
         <w:rPr>
-          <w:lang w:val="ar_AE" w:bidi="ar_AE"/>
-        </w:rPr>
-        <w:t>וַ⁠יִּתְּנ֤וּ הַ⁠יֶּ֨לֶד֙ בַּ⁠זּוֹנָ֔ה וְ⁠הַ⁠יַּלְדָּ֛ה מָכְר֥וּ</w:t>
-      </w:r>
-    </w:p>
-    <w:p>
-      <w:pPr>
-        <w:bidi/>
-      </w:pPr>
-      <w:r>
-        <w:rPr>
-          <w:lang w:val="ar_AE" w:bidi="ar_AE"/>
-        </w:rPr>
-      </w:r>
-      <w:r>
-        <w:rPr>
           <w:b/>
           <w:lang w:val="ar_AE" w:bidi="ar_AE"/>
         </w:rPr>
@@ -30643,22 +26911,6 @@
       </w:r>
       <w:r>
         <w:rPr>
-          <w:lang w:val="ar_AE" w:bidi="ar_AE"/>
-        </w:rPr>
-        <w:t>וְ֠⁠גַם מָה־אַתֶּ֥ם לִ⁠י֙ צֹ֣ר וְ⁠צִיד֔וֹן וְ⁠כֹ֖ל גְּלִיל֣וֹת פְּלָ֑שֶׁת הַ⁠גְּמ֗וּל אַתֶּם֙ מְשַׁלְּמִ֣ים עָלָ֔⁠י &amp; אַתֶּם֙</w:t>
-      </w:r>
-    </w:p>
-    <w:p>
-      <w:pPr>
-        <w:bidi/>
-      </w:pPr>
-      <w:r>
-        <w:rPr>
-          <w:lang w:val="ar_AE" w:bidi="ar_AE"/>
-        </w:rPr>
-      </w:r>
-      <w:r>
-        <w:rPr>
           <w:b/>
           <w:lang w:val="ar_AE" w:bidi="ar_AE"/>
         </w:rPr>
@@ -30761,22 +27013,6 @@
       </w:r>
       <w:r>
         <w:rPr>
-          <w:lang w:val="ar_AE" w:bidi="ar_AE"/>
-        </w:rPr>
-        <w:t>מָה־אַתֶּ֥ם לִ⁠י֙</w:t>
-      </w:r>
-    </w:p>
-    <w:p>
-      <w:pPr>
-        <w:bidi/>
-      </w:pPr>
-      <w:r>
-        <w:rPr>
-          <w:lang w:val="ar_AE" w:bidi="ar_AE"/>
-        </w:rPr>
-      </w:r>
-      <w:r>
-        <w:rPr>
           <w:b/>
           <w:lang w:val="ar_AE" w:bidi="ar_AE"/>
         </w:rPr>
@@ -30879,22 +27115,6 @@
       </w:r>
       <w:r>
         <w:rPr>
-          <w:lang w:val="ar_AE" w:bidi="ar_AE"/>
-        </w:rPr>
-        <w:t>הַ⁠גְּמ֗וּל אַתֶּם֙ מְשַׁלְּמִ֣ים עָלָ֔⁠י וְ⁠אִם־גֹּמְלִ֤ים אַתֶּם֙ עָלַ֔⁠י</w:t>
-      </w:r>
-    </w:p>
-    <w:p>
-      <w:pPr>
-        <w:bidi/>
-      </w:pPr>
-      <w:r>
-        <w:rPr>
-          <w:lang w:val="ar_AE" w:bidi="ar_AE"/>
-        </w:rPr>
-      </w:r>
-      <w:r>
-        <w:rPr>
           <w:b/>
           <w:lang w:val="ar_AE" w:bidi="ar_AE"/>
         </w:rPr>
@@ -30997,22 +27217,6 @@
       </w:r>
       <w:r>
         <w:rPr>
-          <w:lang w:val="ar_AE" w:bidi="ar_AE"/>
-        </w:rPr>
-        <w:t>קַ֣ל מְהֵרָ֔ה</w:t>
-      </w:r>
-    </w:p>
-    <w:p>
-      <w:pPr>
-        <w:bidi/>
-      </w:pPr>
-      <w:r>
-        <w:rPr>
-          <w:lang w:val="ar_AE" w:bidi="ar_AE"/>
-        </w:rPr>
-      </w:r>
-      <w:r>
-        <w:rPr>
           <w:b/>
           <w:lang w:val="ar_AE" w:bidi="ar_AE"/>
         </w:rPr>
@@ -31128,22 +27332,6 @@
       </w:r>
       <w:r>
         <w:rPr>
-          <w:lang w:val="ar_AE" w:bidi="ar_AE"/>
-        </w:rPr>
-        <w:t>אָשִׁ֥יב גְּמֻלְ⁠כֶ֖ם בְּ⁠רֹאשְׁ⁠כֶֽם</w:t>
-      </w:r>
-    </w:p>
-    <w:p>
-      <w:pPr>
-        <w:bidi/>
-      </w:pPr>
-      <w:r>
-        <w:rPr>
-          <w:lang w:val="ar_AE" w:bidi="ar_AE"/>
-        </w:rPr>
-      </w:r>
-      <w:r>
-        <w:rPr>
           <w:b/>
           <w:lang w:val="ar_AE" w:bidi="ar_AE"/>
         </w:rPr>
@@ -31259,22 +27447,6 @@
       </w:r>
       <w:r>
         <w:rPr>
-          <w:lang w:val="ar_AE" w:bidi="ar_AE"/>
-        </w:rPr>
-        <w:t>בְּ⁠רֹאשְׁ⁠כֶֽם</w:t>
-      </w:r>
-    </w:p>
-    <w:p>
-      <w:pPr>
-        <w:bidi/>
-      </w:pPr>
-      <w:r>
-        <w:rPr>
-          <w:lang w:val="ar_AE" w:bidi="ar_AE"/>
-        </w:rPr>
-      </w:r>
-      <w:r>
-        <w:rPr>
           <w:b/>
           <w:lang w:val="ar_AE" w:bidi="ar_AE"/>
         </w:rPr>
@@ -31390,22 +27562,6 @@
       </w:r>
       <w:r>
         <w:rPr>
-          <w:lang w:val="ar_AE" w:bidi="ar_AE"/>
-        </w:rPr>
-        <w:t>וּ⁠בְנֵ֤י יְהוּדָה֙ וּ⁠בְנֵ֣י יְרוּשָׁלִַ֔ם</w:t>
-      </w:r>
-    </w:p>
-    <w:p>
-      <w:pPr>
-        <w:bidi/>
-      </w:pPr>
-      <w:r>
-        <w:rPr>
-          <w:lang w:val="ar_AE" w:bidi="ar_AE"/>
-        </w:rPr>
-      </w:r>
-      <w:r>
-        <w:rPr>
           <w:b/>
           <w:lang w:val="ar_AE" w:bidi="ar_AE"/>
         </w:rPr>
@@ -31440,7 +27596,7 @@
         </w:rPr>
         <w:t xml:space="preserve"> في </w:t>
       </w:r>
-      <w:hyperlink r:id="rId18">
+      <w:hyperlink r:id="rId16">
         <w:r>
           <w:rPr>
             <w:lang w:val="ar_AE" w:bidi="ar_AE"/>
@@ -31539,22 +27695,6 @@
       </w:r>
       <w:r>
         <w:rPr>
-          <w:lang w:val="ar_AE" w:bidi="ar_AE"/>
-        </w:rPr>
-        <w:t>לִ⁠בְנֵ֣י הַ⁠יְּוָנִ֑ים</w:t>
-      </w:r>
-    </w:p>
-    <w:p>
-      <w:pPr>
-        <w:bidi/>
-      </w:pPr>
-      <w:r>
-        <w:rPr>
-          <w:lang w:val="ar_AE" w:bidi="ar_AE"/>
-        </w:rPr>
-      </w:r>
-      <w:r>
-        <w:rPr>
           <w:b/>
           <w:lang w:val="ar_AE" w:bidi="ar_AE"/>
         </w:rPr>
@@ -31683,22 +27823,6 @@
       </w:r>
       <w:r>
         <w:rPr>
-          <w:lang w:val="ar_AE" w:bidi="ar_AE"/>
-        </w:rPr>
-        <w:t>הַ⁠יְּוָנִ֑ים</w:t>
-      </w:r>
-    </w:p>
-    <w:p>
-      <w:pPr>
-        <w:bidi/>
-      </w:pPr>
-      <w:r>
-        <w:rPr>
-          <w:lang w:val="ar_AE" w:bidi="ar_AE"/>
-        </w:rPr>
-      </w:r>
-      <w:r>
-        <w:rPr>
           <w:b/>
           <w:lang w:val="ar_AE" w:bidi="ar_AE"/>
         </w:rPr>
@@ -31814,22 +27938,6 @@
       </w:r>
       <w:r>
         <w:rPr>
-          <w:lang w:val="ar_AE" w:bidi="ar_AE"/>
-        </w:rPr>
-        <w:t>לְמַ֥עַן הַרְחִיקָ֖⁠ם מֵ⁠עַ֥ל גְּבוּלָֽ⁠ם</w:t>
-      </w:r>
-    </w:p>
-    <w:p>
-      <w:pPr>
-        <w:bidi/>
-      </w:pPr>
-      <w:r>
-        <w:rPr>
-          <w:lang w:val="ar_AE" w:bidi="ar_AE"/>
-        </w:rPr>
-      </w:r>
-      <w:r>
-        <w:rPr>
           <w:b/>
           <w:lang w:val="ar_AE" w:bidi="ar_AE"/>
         </w:rPr>
@@ -31932,22 +28040,6 @@
       </w:r>
       <w:r>
         <w:rPr>
-          <w:lang w:val="ar_AE" w:bidi="ar_AE"/>
-        </w:rPr>
-        <w:t>הִנְ⁠נִ֣י מְעִירָ֔⁠ם</w:t>
-      </w:r>
-    </w:p>
-    <w:p>
-      <w:pPr>
-        <w:bidi/>
-      </w:pPr>
-      <w:r>
-        <w:rPr>
-          <w:lang w:val="ar_AE" w:bidi="ar_AE"/>
-        </w:rPr>
-      </w:r>
-      <w:r>
-        <w:rPr>
           <w:b/>
           <w:lang w:val="ar_AE" w:bidi="ar_AE"/>
         </w:rPr>
@@ -31969,7 +28061,7 @@
         </w:rPr>
         <w:t xml:space="preserve">كما في </w:t>
       </w:r>
-      <w:hyperlink r:id="rId19">
+      <w:hyperlink r:id="rId17">
         <w:r>
           <w:rPr>
             <w:lang w:val="ar_AE" w:bidi="ar_AE"/>
@@ -32068,22 +28160,6 @@
       </w:r>
       <w:r>
         <w:rPr>
-          <w:lang w:val="ar_AE" w:bidi="ar_AE"/>
-        </w:rPr>
-        <w:t>אֲשֶׁר־מְכַרְתֶּ֥ם אֹתָ֖⁠ם שָׁ֑מָּ⁠ה</w:t>
-      </w:r>
-    </w:p>
-    <w:p>
-      <w:pPr>
-        <w:bidi/>
-      </w:pPr>
-      <w:r>
-        <w:rPr>
-          <w:lang w:val="ar_AE" w:bidi="ar_AE"/>
-        </w:rPr>
-      </w:r>
-      <w:r>
-        <w:rPr>
           <w:b/>
           <w:lang w:val="ar_AE" w:bidi="ar_AE"/>
         </w:rPr>
@@ -32207,7 +28283,7 @@
         </w:rPr>
         <w:t xml:space="preserve">انظر كيف ترجمت نفس التعبير في </w:t>
       </w:r>
-      <w:hyperlink r:id="rId20">
+      <w:hyperlink r:id="rId18">
         <w:r>
           <w:rPr>
             <w:lang w:val="ar_AE" w:bidi="ar_AE"/>
@@ -32306,22 +28382,6 @@
       </w:r>
       <w:r>
         <w:rPr>
-          <w:lang w:val="ar_AE" w:bidi="ar_AE"/>
-        </w:rPr>
-        <w:t>בְּ⁠רֹאשְׁ⁠כֶֽם</w:t>
-      </w:r>
-    </w:p>
-    <w:p>
-      <w:pPr>
-        <w:bidi/>
-      </w:pPr>
-      <w:r>
-        <w:rPr>
-          <w:lang w:val="ar_AE" w:bidi="ar_AE"/>
-        </w:rPr>
-      </w:r>
-      <w:r>
-        <w:rPr>
           <w:b/>
           <w:lang w:val="ar_AE" w:bidi="ar_AE"/>
         </w:rPr>
@@ -32424,22 +28484,6 @@
       </w:r>
       <w:r>
         <w:rPr>
-          <w:lang w:val="ar_AE" w:bidi="ar_AE"/>
-        </w:rPr>
-        <w:t>וּ⁠מָכַרְתִּ֞י</w:t>
-      </w:r>
-    </w:p>
-    <w:p>
-      <w:pPr>
-        <w:bidi/>
-      </w:pPr>
-      <w:r>
-        <w:rPr>
-          <w:lang w:val="ar_AE" w:bidi="ar_AE"/>
-        </w:rPr>
-      </w:r>
-      <w:r>
-        <w:rPr>
           <w:b/>
           <w:lang w:val="ar_AE" w:bidi="ar_AE"/>
         </w:rPr>
@@ -32555,22 +28599,6 @@
       </w:r>
       <w:r>
         <w:rPr>
-          <w:lang w:val="ar_AE" w:bidi="ar_AE"/>
-        </w:rPr>
-        <w:t>בְּ⁠יַד֙ בְּנֵ֣י יְהוּדָ֔ה</w:t>
-      </w:r>
-    </w:p>
-    <w:p>
-      <w:pPr>
-        <w:bidi/>
-      </w:pPr>
-      <w:r>
-        <w:rPr>
-          <w:lang w:val="ar_AE" w:bidi="ar_AE"/>
-        </w:rPr>
-      </w:r>
-      <w:r>
-        <w:rPr>
           <w:b/>
           <w:lang w:val="ar_AE" w:bidi="ar_AE"/>
         </w:rPr>
@@ -32673,22 +28701,6 @@
       </w:r>
       <w:r>
         <w:rPr>
-          <w:lang w:val="ar_AE" w:bidi="ar_AE"/>
-        </w:rPr>
-        <w:t>וּ⁠מָכַרְתִּ֞י אֶת־בְּנֵי⁠כֶ֣ם וְ⁠אֶת־בְּנֽוֹתֵי⁠כֶ֗ם בְּ⁠יַד֙ בְּנֵ֣י יְהוּדָ֔ה</w:t>
-      </w:r>
-    </w:p>
-    <w:p>
-      <w:pPr>
-        <w:bidi/>
-      </w:pPr>
-      <w:r>
-        <w:rPr>
-          <w:lang w:val="ar_AE" w:bidi="ar_AE"/>
-        </w:rPr>
-      </w:r>
-      <w:r>
-        <w:rPr>
           <w:b/>
           <w:lang w:val="ar_AE" w:bidi="ar_AE"/>
         </w:rPr>
@@ -32804,22 +28816,6 @@
       </w:r>
       <w:r>
         <w:rPr>
-          <w:lang w:val="ar_AE" w:bidi="ar_AE"/>
-        </w:rPr>
-        <w:t>בְּנֵ֣י יְהוּדָ֔ה</w:t>
-      </w:r>
-    </w:p>
-    <w:p>
-      <w:pPr>
-        <w:bidi/>
-      </w:pPr>
-      <w:r>
-        <w:rPr>
-          <w:lang w:val="ar_AE" w:bidi="ar_AE"/>
-        </w:rPr>
-      </w:r>
-      <w:r>
-        <w:rPr>
           <w:b/>
           <w:lang w:val="ar_AE" w:bidi="ar_AE"/>
         </w:rPr>
@@ -32961,22 +28957,6 @@
       </w:r>
       <w:r>
         <w:rPr>
-          <w:lang w:val="ar_AE" w:bidi="ar_AE"/>
-        </w:rPr>
-        <w:t>לִ⁠שְׁבָאיִ֖ם</w:t>
-      </w:r>
-    </w:p>
-    <w:p>
-      <w:pPr>
-        <w:bidi/>
-      </w:pPr>
-      <w:r>
-        <w:rPr>
-          <w:lang w:val="ar_AE" w:bidi="ar_AE"/>
-        </w:rPr>
-      </w:r>
-      <w:r>
-        <w:rPr>
           <w:b/>
           <w:lang w:val="ar_AE" w:bidi="ar_AE"/>
         </w:rPr>
@@ -33092,22 +29072,6 @@
       </w:r>
       <w:r>
         <w:rPr>
-          <w:lang w:val="ar_AE" w:bidi="ar_AE"/>
-        </w:rPr>
-        <w:t>אֶל־גּ֣וֹי רָח֑וֹק כִּ֥י יְהוָ֖ה דִּבֵּֽר</w:t>
-      </w:r>
-    </w:p>
-    <w:p>
-      <w:pPr>
-        <w:bidi/>
-      </w:pPr>
-      <w:r>
-        <w:rPr>
-          <w:lang w:val="ar_AE" w:bidi="ar_AE"/>
-        </w:rPr>
-      </w:r>
-      <w:r>
-        <w:rPr>
           <w:b/>
           <w:lang w:val="ar_AE" w:bidi="ar_AE"/>
         </w:rPr>
@@ -33223,22 +29187,6 @@
       </w:r>
       <w:r>
         <w:rPr>
-          <w:lang w:val="ar_AE" w:bidi="ar_AE"/>
-        </w:rPr>
-        <w:t>קִרְאוּ</w:t>
-      </w:r>
-    </w:p>
-    <w:p>
-      <w:pPr>
-        <w:bidi/>
-      </w:pPr>
-      <w:r>
-        <w:rPr>
-          <w:lang w:val="ar_AE" w:bidi="ar_AE"/>
-        </w:rPr>
-      </w:r>
-      <w:r>
-        <w:rPr>
           <w:b/>
           <w:lang w:val="ar_AE" w:bidi="ar_AE"/>
         </w:rPr>
@@ -33354,22 +29302,6 @@
       </w:r>
       <w:r>
         <w:rPr>
-          <w:lang w:val="ar_AE" w:bidi="ar_AE"/>
-        </w:rPr>
-        <w:t>קַדְּשׁ֖וּ מִלְחָמָ֑ה</w:t>
-      </w:r>
-    </w:p>
-    <w:p>
-      <w:pPr>
-        <w:bidi/>
-      </w:pPr>
-      <w:r>
-        <w:rPr>
-          <w:lang w:val="ar_AE" w:bidi="ar_AE"/>
-        </w:rPr>
-      </w:r>
-      <w:r>
-        <w:rPr>
           <w:b/>
           <w:lang w:val="ar_AE" w:bidi="ar_AE"/>
         </w:rPr>
@@ -33485,22 +29417,6 @@
       </w:r>
       <w:r>
         <w:rPr>
-          <w:lang w:val="ar_AE" w:bidi="ar_AE"/>
-        </w:rPr>
-        <w:t>אִתֵּי⁠כֶם֙</w:t>
-      </w:r>
-    </w:p>
-    <w:p>
-      <w:pPr>
-        <w:bidi/>
-      </w:pPr>
-      <w:r>
-        <w:rPr>
-          <w:lang w:val="ar_AE" w:bidi="ar_AE"/>
-        </w:rPr>
-      </w:r>
-      <w:r>
-        <w:rPr>
           <w:b/>
           <w:lang w:val="ar_AE" w:bidi="ar_AE"/>
         </w:rPr>
@@ -33616,22 +29532,6 @@
       </w:r>
       <w:r>
         <w:rPr>
-          <w:lang w:val="ar_AE" w:bidi="ar_AE"/>
-        </w:rPr>
-        <w:t>וּ⁠מַזְמְרֹֽתֵי⁠כֶ֖ם</w:t>
-      </w:r>
-    </w:p>
-    <w:p>
-      <w:pPr>
-        <w:bidi/>
-      </w:pPr>
-      <w:r>
-        <w:rPr>
-          <w:lang w:val="ar_AE" w:bidi="ar_AE"/>
-        </w:rPr>
-      </w:r>
-      <w:r>
-        <w:rPr>
           <w:b/>
           <w:lang w:val="ar_AE" w:bidi="ar_AE"/>
         </w:rPr>
@@ -33760,22 +29660,6 @@
       </w:r>
       <w:r>
         <w:rPr>
-          <w:lang w:val="ar_AE" w:bidi="ar_AE"/>
-        </w:rPr>
-        <w:t>הַֽ⁠חַלָּ֔שׁ יֹאמַ֖ר גִּבּ֥וֹר אָֽנִי</w:t>
-      </w:r>
-    </w:p>
-    <w:p>
-      <w:pPr>
-        <w:bidi/>
-      </w:pPr>
-      <w:r>
-        <w:rPr>
-          <w:lang w:val="ar_AE" w:bidi="ar_AE"/>
-        </w:rPr>
-      </w:r>
-      <w:r>
-        <w:rPr>
           <w:b/>
           <w:lang w:val="ar_AE" w:bidi="ar_AE"/>
         </w:rPr>
@@ -33878,22 +29762,6 @@
       </w:r>
       <w:r>
         <w:rPr>
-          <w:lang w:val="ar_AE" w:bidi="ar_AE"/>
-        </w:rPr>
-        <w:t>הַֽ⁠חַלָּ֔שׁ</w:t>
-      </w:r>
-    </w:p>
-    <w:p>
-      <w:pPr>
-        <w:bidi/>
-      </w:pPr>
-      <w:r>
-        <w:rPr>
-          <w:lang w:val="ar_AE" w:bidi="ar_AE"/>
-        </w:rPr>
-      </w:r>
-      <w:r>
-        <w:rPr>
           <w:b/>
           <w:lang w:val="ar_AE" w:bidi="ar_AE"/>
         </w:rPr>
@@ -34009,22 +29877,6 @@
       </w:r>
       <w:r>
         <w:rPr>
-          <w:lang w:val="ar_AE" w:bidi="ar_AE"/>
-        </w:rPr>
-        <w:t>ע֣וּשׁוּ וָ⁠בֹ֧אוּ</w:t>
-      </w:r>
-    </w:p>
-    <w:p>
-      <w:pPr>
-        <w:bidi/>
-      </w:pPr>
-      <w:r>
-        <w:rPr>
-          <w:lang w:val="ar_AE" w:bidi="ar_AE"/>
-        </w:rPr>
-      </w:r>
-      <w:r>
-        <w:rPr>
           <w:b/>
           <w:lang w:val="ar_AE" w:bidi="ar_AE"/>
         </w:rPr>
@@ -34166,22 +30018,6 @@
       </w:r>
       <w:r>
         <w:rPr>
-          <w:lang w:val="ar_AE" w:bidi="ar_AE"/>
-        </w:rPr>
-        <w:t>יֵע֨וֹרוּ֙ &amp; הַ⁠גּוֹיִ֔ם</w:t>
-      </w:r>
-    </w:p>
-    <w:p>
-      <w:pPr>
-        <w:bidi/>
-      </w:pPr>
-      <w:r>
-        <w:rPr>
-          <w:lang w:val="ar_AE" w:bidi="ar_AE"/>
-        </w:rPr>
-      </w:r>
-      <w:r>
-        <w:rPr>
           <w:b/>
           <w:lang w:val="ar_AE" w:bidi="ar_AE"/>
         </w:rPr>
@@ -34305,7 +30141,7 @@
         </w:rPr>
         <w:t xml:space="preserve">انظر كيف ترجمت هذا الاسم في </w:t>
       </w:r>
-      <w:hyperlink r:id="rId21">
+      <w:hyperlink r:id="rId19">
         <w:r>
           <w:rPr>
             <w:lang w:val="ar_AE" w:bidi="ar_AE"/>
@@ -34404,22 +30240,6 @@
       </w:r>
       <w:r>
         <w:rPr>
-          <w:lang w:val="ar_AE" w:bidi="ar_AE"/>
-        </w:rPr>
-        <w:t>אֵשֵׁ֛ב לִ⁠שְׁפֹּ֥ט</w:t>
-      </w:r>
-    </w:p>
-    <w:p>
-      <w:pPr>
-        <w:bidi/>
-      </w:pPr>
-      <w:r>
-        <w:rPr>
-          <w:lang w:val="ar_AE" w:bidi="ar_AE"/>
-        </w:rPr>
-      </w:r>
-      <w:r>
-        <w:rPr>
           <w:b/>
           <w:lang w:val="ar_AE" w:bidi="ar_AE"/>
         </w:rPr>
@@ -34529,22 +30349,6 @@
       </w:r>
       <w:r>
         <w:rPr>
-          <w:lang w:val="ar_AE" w:bidi="ar_AE"/>
-        </w:rPr>
-        <w:t>שִׁלְח֣וּ מַגָּ֔ל כִּ֥י בָשַׁ֖ל קָצִ֑יר &amp; כִּֽי</w:t>
-      </w:r>
-    </w:p>
-    <w:p>
-      <w:pPr>
-        <w:bidi/>
-      </w:pPr>
-      <w:r>
-        <w:rPr>
-          <w:lang w:val="ar_AE" w:bidi="ar_AE"/>
-        </w:rPr>
-      </w:r>
-      <w:r>
-        <w:rPr>
           <w:b/>
           <w:lang w:val="ar_AE" w:bidi="ar_AE"/>
         </w:rPr>
@@ -34647,22 +30451,6 @@
       </w:r>
       <w:r>
         <w:rPr>
-          <w:lang w:val="ar_AE" w:bidi="ar_AE"/>
-        </w:rPr>
-        <w:t>שִׁלְח֣וּ מַגָּ֔ל</w:t>
-      </w:r>
-    </w:p>
-    <w:p>
-      <w:pPr>
-        <w:bidi/>
-      </w:pPr>
-      <w:r>
-        <w:rPr>
-          <w:lang w:val="ar_AE" w:bidi="ar_AE"/>
-        </w:rPr>
-      </w:r>
-      <w:r>
-        <w:rPr>
           <w:b/>
           <w:lang w:val="ar_AE" w:bidi="ar_AE"/>
         </w:rPr>
@@ -34778,22 +30566,6 @@
       </w:r>
       <w:r>
         <w:rPr>
-          <w:lang w:val="ar_AE" w:bidi="ar_AE"/>
-        </w:rPr>
-        <w:t>שִׁלְח֣וּ מַגָּ֔ל</w:t>
-      </w:r>
-    </w:p>
-    <w:p>
-      <w:pPr>
-        <w:bidi/>
-      </w:pPr>
-      <w:r>
-        <w:rPr>
-          <w:lang w:val="ar_AE" w:bidi="ar_AE"/>
-        </w:rPr>
-      </w:r>
-      <w:r>
-        <w:rPr>
           <w:b/>
           <w:lang w:val="ar_AE" w:bidi="ar_AE"/>
         </w:rPr>
@@ -34909,22 +30681,6 @@
       </w:r>
       <w:r>
         <w:rPr>
-          <w:lang w:val="ar_AE" w:bidi="ar_AE"/>
-        </w:rPr>
-        <w:t>שִׁלְח֣וּ</w:t>
-      </w:r>
-    </w:p>
-    <w:p>
-      <w:pPr>
-        <w:bidi/>
-      </w:pPr>
-      <w:r>
-        <w:rPr>
-          <w:lang w:val="ar_AE" w:bidi="ar_AE"/>
-        </w:rPr>
-      </w:r>
-      <w:r>
-        <w:rPr>
           <w:b/>
           <w:lang w:val="ar_AE" w:bidi="ar_AE"/>
         </w:rPr>
@@ -34985,7 +30741,7 @@
         </w:rPr>
         <w:t xml:space="preserve"> هي بصيغة الجمع هنا، لذا استخدم صيغة الجمع في ترجمتك إذا كانت لغتك تميز ذلك. هذه الأوامر تبدو موجهة إلى "المحاربين" المذكورين في </w:t>
       </w:r>
-      <w:hyperlink r:id="rId22">
+      <w:hyperlink r:id="rId20">
         <w:r>
           <w:rPr>
             <w:lang w:val="ar_AE" w:bidi="ar_AE"/>
@@ -35084,22 +30840,6 @@
       </w:r>
       <w:r>
         <w:rPr>
-          <w:lang w:val="ar_AE" w:bidi="ar_AE"/>
-        </w:rPr>
-        <w:t>בֹּ֤אֽוּ רְדוּ֙ כִּֽי־מָ֣לְאָה גַּ֔ת</w:t>
-      </w:r>
-    </w:p>
-    <w:p>
-      <w:pPr>
-        <w:bidi/>
-      </w:pPr>
-      <w:r>
-        <w:rPr>
-          <w:lang w:val="ar_AE" w:bidi="ar_AE"/>
-        </w:rPr>
-      </w:r>
-      <w:r>
-        <w:rPr>
           <w:b/>
           <w:lang w:val="ar_AE" w:bidi="ar_AE"/>
         </w:rPr>
@@ -35202,22 +30942,6 @@
       </w:r>
       <w:r>
         <w:rPr>
-          <w:lang w:val="ar_AE" w:bidi="ar_AE"/>
-        </w:rPr>
-        <w:t>כִּ֥י &amp; כִּ֥י רַבָּ֖ה רָעָתָֽ⁠ם</w:t>
-      </w:r>
-    </w:p>
-    <w:p>
-      <w:pPr>
-        <w:bidi/>
-      </w:pPr>
-      <w:r>
-        <w:rPr>
-          <w:lang w:val="ar_AE" w:bidi="ar_AE"/>
-        </w:rPr>
-      </w:r>
-      <w:r>
-        <w:rPr>
           <w:b/>
           <w:lang w:val="ar_AE" w:bidi="ar_AE"/>
         </w:rPr>
@@ -35333,22 +31057,6 @@
       </w:r>
       <w:r>
         <w:rPr>
-          <w:lang w:val="ar_AE" w:bidi="ar_AE"/>
-        </w:rPr>
-        <w:t>הֲמוֹנִ֣ים הֲמוֹנִ֔ים בְּ⁠עֵ֖מֶק הֶֽ⁠חָר֑וּץ &amp; בְּ⁠עֵ֖מֶק</w:t>
-      </w:r>
-    </w:p>
-    <w:p>
-      <w:pPr>
-        <w:bidi/>
-      </w:pPr>
-      <w:r>
-        <w:rPr>
-          <w:lang w:val="ar_AE" w:bidi="ar_AE"/>
-        </w:rPr>
-      </w:r>
-      <w:r>
-        <w:rPr>
           <w:b/>
           <w:lang w:val="ar_AE" w:bidi="ar_AE"/>
         </w:rPr>
@@ -35464,22 +31172,6 @@
       </w:r>
       <w:r>
         <w:rPr>
-          <w:lang w:val="ar_AE" w:bidi="ar_AE"/>
-        </w:rPr>
-        <w:t>הֲמוֹנִ֣ים הֲמוֹנִ֔ים בְּ⁠עֵ֖מֶק הֶֽ⁠חָר֑וּץ &amp; בְּ⁠עֵ֖מֶק</w:t>
-      </w:r>
-    </w:p>
-    <w:p>
-      <w:pPr>
-        <w:bidi/>
-      </w:pPr>
-      <w:r>
-        <w:rPr>
-          <w:lang w:val="ar_AE" w:bidi="ar_AE"/>
-        </w:rPr>
-      </w:r>
-      <w:r>
-        <w:rPr>
           <w:b/>
           <w:lang w:val="ar_AE" w:bidi="ar_AE"/>
         </w:rPr>
@@ -35582,22 +31274,6 @@
       </w:r>
       <w:r>
         <w:rPr>
-          <w:lang w:val="ar_AE" w:bidi="ar_AE"/>
-        </w:rPr>
-        <w:t>בְּ⁠עֵ֖מֶק הֶֽ⁠חָר֑וּץ &amp; בְּ⁠עֵ֖מֶק</w:t>
-      </w:r>
-    </w:p>
-    <w:p>
-      <w:pPr>
-        <w:bidi/>
-      </w:pPr>
-      <w:r>
-        <w:rPr>
-          <w:lang w:val="ar_AE" w:bidi="ar_AE"/>
-        </w:rPr>
-      </w:r>
-      <w:r>
-        <w:rPr>
           <w:b/>
           <w:lang w:val="ar_AE" w:bidi="ar_AE"/>
         </w:rPr>
@@ -35713,22 +31389,6 @@
       </w:r>
       <w:r>
         <w:rPr>
-          <w:lang w:val="ar_AE" w:bidi="ar_AE"/>
-        </w:rPr>
-        <w:t>שֶׁ֥מֶשׁ וְ⁠יָרֵ֖חַ קָדָ֑רוּ וְ⁠כוֹכָבִ֖ים אָסְפ֥וּ נָגְהָֽ⁠ם</w:t>
-      </w:r>
-    </w:p>
-    <w:p>
-      <w:pPr>
-        <w:bidi/>
-      </w:pPr>
-      <w:r>
-        <w:rPr>
-          <w:lang w:val="ar_AE" w:bidi="ar_AE"/>
-        </w:rPr>
-      </w:r>
-      <w:r>
-        <w:rPr>
           <w:b/>
           <w:lang w:val="ar_AE" w:bidi="ar_AE"/>
         </w:rPr>
@@ -35750,7 +31410,7 @@
         </w:rPr>
         <w:t xml:space="preserve">هذه هي نفس العبارات كما في </w:t>
       </w:r>
-      <w:hyperlink r:id="rId23">
+      <w:hyperlink r:id="rId21">
         <w:r>
           <w:rPr>
             <w:lang w:val="ar_AE" w:bidi="ar_AE"/>
@@ -35870,7 +31530,7 @@
         </w:rPr>
         <w:t xml:space="preserve">انظر كيف ترجمت نفس التعبير في </w:t>
       </w:r>
-      <w:hyperlink r:id="rId23">
+      <w:hyperlink r:id="rId21">
         <w:r>
           <w:rPr>
             <w:lang w:val="ar_AE" w:bidi="ar_AE"/>
@@ -35969,22 +31629,6 @@
       </w:r>
       <w:r>
         <w:rPr>
-          <w:lang w:val="ar_AE" w:bidi="ar_AE"/>
-        </w:rPr>
-        <w:t>וַ⁠יהוָ֞ה מִ⁠צִּיּ֣וֹן יִשְׁאָ֗ג</w:t>
-      </w:r>
-    </w:p>
-    <w:p>
-      <w:pPr>
-        <w:bidi/>
-      </w:pPr>
-      <w:r>
-        <w:rPr>
-          <w:lang w:val="ar_AE" w:bidi="ar_AE"/>
-        </w:rPr>
-      </w:r>
-      <w:r>
-        <w:rPr>
           <w:b/>
           <w:lang w:val="ar_AE" w:bidi="ar_AE"/>
         </w:rPr>
@@ -36087,22 +31731,6 @@
       </w:r>
       <w:r>
         <w:rPr>
-          <w:lang w:val="ar_AE" w:bidi="ar_AE"/>
-        </w:rPr>
-        <w:t>וְ⁠רָעֲשׁ֖וּ שָׁמַ֣יִם וָ⁠אָ֑רֶץ</w:t>
-      </w:r>
-    </w:p>
-    <w:p>
-      <w:pPr>
-        <w:bidi/>
-      </w:pPr>
-      <w:r>
-        <w:rPr>
-          <w:lang w:val="ar_AE" w:bidi="ar_AE"/>
-        </w:rPr>
-      </w:r>
-      <w:r>
-        <w:rPr>
           <w:b/>
           <w:lang w:val="ar_AE" w:bidi="ar_AE"/>
         </w:rPr>
@@ -36218,22 +31846,6 @@
       </w:r>
       <w:r>
         <w:rPr>
-          <w:lang w:val="ar_AE" w:bidi="ar_AE"/>
-        </w:rPr>
-        <w:t>וַֽ⁠יהוָה֙ מַֽחֲסֶ֣ה לְ⁠עַמּ֔⁠וֹ וּ⁠מָע֖וֹז לִ⁠בְנֵ֥י יִשְׂרָאֵֽל</w:t>
-      </w:r>
-    </w:p>
-    <w:p>
-      <w:pPr>
-        <w:bidi/>
-      </w:pPr>
-      <w:r>
-        <w:rPr>
-          <w:lang w:val="ar_AE" w:bidi="ar_AE"/>
-        </w:rPr>
-      </w:r>
-      <w:r>
-        <w:rPr>
           <w:b/>
           <w:lang w:val="ar_AE" w:bidi="ar_AE"/>
         </w:rPr>
@@ -36349,22 +31961,6 @@
       </w:r>
       <w:r>
         <w:rPr>
-          <w:lang w:val="ar_AE" w:bidi="ar_AE"/>
-        </w:rPr>
-        <w:t>לִ⁠בְנֵ֥י יִשְׂרָאֵֽל</w:t>
-      </w:r>
-    </w:p>
-    <w:p>
-      <w:pPr>
-        <w:bidi/>
-      </w:pPr>
-      <w:r>
-        <w:rPr>
-          <w:lang w:val="ar_AE" w:bidi="ar_AE"/>
-        </w:rPr>
-      </w:r>
-      <w:r>
-        <w:rPr>
           <w:b/>
           <w:lang w:val="ar_AE" w:bidi="ar_AE"/>
         </w:rPr>
@@ -36399,7 +31995,7 @@
         </w:rPr>
         <w:t xml:space="preserve"> في </w:t>
       </w:r>
-      <w:hyperlink r:id="rId18">
+      <w:hyperlink r:id="rId16">
         <w:r>
           <w:rPr>
             <w:lang w:val="ar_AE" w:bidi="ar_AE"/>
@@ -36498,22 +32094,6 @@
       </w:r>
       <w:r>
         <w:rPr>
-          <w:lang w:val="ar_AE" w:bidi="ar_AE"/>
-        </w:rPr>
-        <w:t>וִֽ⁠ידַעְתֶּ֗ם</w:t>
-      </w:r>
-    </w:p>
-    <w:p>
-      <w:pPr>
-        <w:bidi/>
-      </w:pPr>
-      <w:r>
-        <w:rPr>
-          <w:lang w:val="ar_AE" w:bidi="ar_AE"/>
-        </w:rPr>
-      </w:r>
-      <w:r>
-        <w:rPr>
           <w:b/>
           <w:lang w:val="ar_AE" w:bidi="ar_AE"/>
         </w:rPr>
@@ -36616,22 +32196,6 @@
       </w:r>
       <w:r>
         <w:rPr>
-          <w:lang w:val="ar_AE" w:bidi="ar_AE"/>
-        </w:rPr>
-        <w:t>הַר־קָדְשִׁ֑⁠י</w:t>
-      </w:r>
-    </w:p>
-    <w:p>
-      <w:pPr>
-        <w:bidi/>
-      </w:pPr>
-      <w:r>
-        <w:rPr>
-          <w:lang w:val="ar_AE" w:bidi="ar_AE"/>
-        </w:rPr>
-      </w:r>
-      <w:r>
-        <w:rPr>
           <w:b/>
           <w:lang w:val="ar_AE" w:bidi="ar_AE"/>
         </w:rPr>
@@ -36747,22 +32311,6 @@
       </w:r>
       <w:r>
         <w:rPr>
-          <w:lang w:val="ar_AE" w:bidi="ar_AE"/>
-        </w:rPr>
-        <w:t>וְ⁠הָיָה֩ בַ⁠יּ֨וֹם הַ⁠ה֜וּא</w:t>
-      </w:r>
-    </w:p>
-    <w:p>
-      <w:pPr>
-        <w:bidi/>
-      </w:pPr>
-      <w:r>
-        <w:rPr>
-          <w:lang w:val="ar_AE" w:bidi="ar_AE"/>
-        </w:rPr>
-      </w:r>
-      <w:r>
-        <w:rPr>
           <w:b/>
           <w:lang w:val="ar_AE" w:bidi="ar_AE"/>
         </w:rPr>
@@ -36865,22 +32413,6 @@
       </w:r>
       <w:r>
         <w:rPr>
-          <w:lang w:val="ar_AE" w:bidi="ar_AE"/>
-        </w:rPr>
-        <w:t>בַ⁠יּ֨וֹם הַ⁠ה֜וּא</w:t>
-      </w:r>
-    </w:p>
-    <w:p>
-      <w:pPr>
-        <w:bidi/>
-      </w:pPr>
-      <w:r>
-        <w:rPr>
-          <w:lang w:val="ar_AE" w:bidi="ar_AE"/>
-        </w:rPr>
-      </w:r>
-      <w:r>
-        <w:rPr>
           <w:b/>
           <w:lang w:val="ar_AE" w:bidi="ar_AE"/>
         </w:rPr>
@@ -36996,22 +32528,6 @@
       </w:r>
       <w:r>
         <w:rPr>
-          <w:lang w:val="ar_AE" w:bidi="ar_AE"/>
-        </w:rPr>
-        <w:t>יִטְּפ֧וּ הֶ⁠הָרִ֣ים עָסִ֗יס וְ⁠הַ⁠גְּבָעוֹת֙ תֵּלַ֣כְנָה חָלָ֔ב</w:t>
-      </w:r>
-    </w:p>
-    <w:p>
-      <w:pPr>
-        <w:bidi/>
-      </w:pPr>
-      <w:r>
-        <w:rPr>
-          <w:lang w:val="ar_AE" w:bidi="ar_AE"/>
-        </w:rPr>
-      </w:r>
-      <w:r>
-        <w:rPr>
           <w:b/>
           <w:lang w:val="ar_AE" w:bidi="ar_AE"/>
         </w:rPr>
@@ -37153,22 +32669,6 @@
       </w:r>
       <w:r>
         <w:rPr>
-          <w:lang w:val="ar_AE" w:bidi="ar_AE"/>
-        </w:rPr>
-        <w:t>וּ⁠מַעְיָ֗ן &amp; יֵצֵ֔א</w:t>
-      </w:r>
-    </w:p>
-    <w:p>
-      <w:pPr>
-        <w:bidi/>
-      </w:pPr>
-      <w:r>
-        <w:rPr>
-          <w:lang w:val="ar_AE" w:bidi="ar_AE"/>
-        </w:rPr>
-      </w:r>
-      <w:r>
-        <w:rPr>
           <w:b/>
           <w:lang w:val="ar_AE" w:bidi="ar_AE"/>
         </w:rPr>
@@ -37284,22 +32784,6 @@
       </w:r>
       <w:r>
         <w:rPr>
-          <w:lang w:val="ar_AE" w:bidi="ar_AE"/>
-        </w:rPr>
-        <w:t>וּ⁠מַעְיָ֗ן</w:t>
-      </w:r>
-    </w:p>
-    <w:p>
-      <w:pPr>
-        <w:bidi/>
-      </w:pPr>
-      <w:r>
-        <w:rPr>
-          <w:lang w:val="ar_AE" w:bidi="ar_AE"/>
-        </w:rPr>
-      </w:r>
-      <w:r>
-        <w:rPr>
           <w:b/>
           <w:lang w:val="ar_AE" w:bidi="ar_AE"/>
         </w:rPr>
@@ -37415,22 +32899,6 @@
       </w:r>
       <w:r>
         <w:rPr>
-          <w:lang w:val="ar_AE" w:bidi="ar_AE"/>
-        </w:rPr>
-        <w:t>מִ⁠בֵּ֤ית יְהוָה֙</w:t>
-      </w:r>
-    </w:p>
-    <w:p>
-      <w:pPr>
-        <w:bidi/>
-      </w:pPr>
-      <w:r>
-        <w:rPr>
-          <w:lang w:val="ar_AE" w:bidi="ar_AE"/>
-        </w:rPr>
-      </w:r>
-      <w:r>
-        <w:rPr>
           <w:b/>
           <w:lang w:val="ar_AE" w:bidi="ar_AE"/>
         </w:rPr>
@@ -37452,7 +32920,7 @@
         </w:rPr>
         <w:t xml:space="preserve">انظر كيف ترجمت نفس التعبير في </w:t>
       </w:r>
-      <w:hyperlink r:id="rId24">
+      <w:hyperlink r:id="rId22">
         <w:r>
           <w:rPr>
             <w:lang w:val="ar_AE" w:bidi="ar_AE"/>
@@ -37551,22 +33019,6 @@
       </w:r>
       <w:r>
         <w:rPr>
-          <w:lang w:val="ar_AE" w:bidi="ar_AE"/>
-        </w:rPr>
-        <w:t>אֶת־נַ֥חַל הַ⁠שִּׁטִּֽים</w:t>
-      </w:r>
-    </w:p>
-    <w:p>
-      <w:pPr>
-        <w:bidi/>
-      </w:pPr>
-      <w:r>
-        <w:rPr>
-          <w:lang w:val="ar_AE" w:bidi="ar_AE"/>
-        </w:rPr>
-      </w:r>
-      <w:r>
-        <w:rPr>
           <w:b/>
           <w:lang w:val="ar_AE" w:bidi="ar_AE"/>
         </w:rPr>
@@ -37682,22 +33134,6 @@
       </w:r>
       <w:r>
         <w:rPr>
-          <w:lang w:val="ar_AE" w:bidi="ar_AE"/>
-        </w:rPr>
-        <w:t>מִצְרַ֨יִם֙ לִ⁠שְׁמָמָ֣ה תִֽהְיֶ֔ה</w:t>
-      </w:r>
-    </w:p>
-    <w:p>
-      <w:pPr>
-        <w:bidi/>
-      </w:pPr>
-      <w:r>
-        <w:rPr>
-          <w:lang w:val="ar_AE" w:bidi="ar_AE"/>
-        </w:rPr>
-      </w:r>
-      <w:r>
-        <w:rPr>
           <w:b/>
           <w:lang w:val="ar_AE" w:bidi="ar_AE"/>
         </w:rPr>
@@ -37813,22 +33249,6 @@
       </w:r>
       <w:r>
         <w:rPr>
-          <w:lang w:val="ar_AE" w:bidi="ar_AE"/>
-        </w:rPr>
-        <w:t>מֵֽ⁠חֲמַס֙ בְּנֵ֣י יְהוּדָ֔ה</w:t>
-      </w:r>
-    </w:p>
-    <w:p>
-      <w:pPr>
-        <w:bidi/>
-      </w:pPr>
-      <w:r>
-        <w:rPr>
-          <w:lang w:val="ar_AE" w:bidi="ar_AE"/>
-        </w:rPr>
-      </w:r>
-      <w:r>
-        <w:rPr>
           <w:b/>
           <w:lang w:val="ar_AE" w:bidi="ar_AE"/>
         </w:rPr>
@@ -37957,22 +33377,6 @@
       </w:r>
       <w:r>
         <w:rPr>
-          <w:lang w:val="ar_AE" w:bidi="ar_AE"/>
-        </w:rPr>
-        <w:t>שָׁפְכ֥וּ דָם־נָקִ֖יא</w:t>
-      </w:r>
-    </w:p>
-    <w:p>
-      <w:pPr>
-        <w:bidi/>
-      </w:pPr>
-      <w:r>
-        <w:rPr>
-          <w:lang w:val="ar_AE" w:bidi="ar_AE"/>
-        </w:rPr>
-      </w:r>
-      <w:r>
-        <w:rPr>
           <w:b/>
           <w:lang w:val="ar_AE" w:bidi="ar_AE"/>
         </w:rPr>
@@ -38088,22 +33492,6 @@
       </w:r>
       <w:r>
         <w:rPr>
-          <w:lang w:val="ar_AE" w:bidi="ar_AE"/>
-        </w:rPr>
-        <w:t>בְּ⁠אַרְצָֽ⁠ם</w:t>
-      </w:r>
-    </w:p>
-    <w:p>
-      <w:pPr>
-        <w:bidi/>
-      </w:pPr>
-      <w:r>
-        <w:rPr>
-          <w:lang w:val="ar_AE" w:bidi="ar_AE"/>
-        </w:rPr>
-      </w:r>
-      <w:r>
-        <w:rPr>
           <w:b/>
           <w:lang w:val="ar_AE" w:bidi="ar_AE"/>
         </w:rPr>
@@ -38258,22 +33646,6 @@
       </w:r>
       <w:r>
         <w:rPr>
-          <w:lang w:val="ar_AE" w:bidi="ar_AE"/>
-        </w:rPr>
-        <w:t>וִ⁠יהוּדָ֖ה</w:t>
-      </w:r>
-    </w:p>
-    <w:p>
-      <w:pPr>
-        <w:bidi/>
-      </w:pPr>
-      <w:r>
-        <w:rPr>
-          <w:lang w:val="ar_AE" w:bidi="ar_AE"/>
-        </w:rPr>
-      </w:r>
-      <w:r>
-        <w:rPr>
           <w:b/>
           <w:lang w:val="ar_AE" w:bidi="ar_AE"/>
         </w:rPr>
@@ -38389,22 +33761,6 @@
       </w:r>
       <w:r>
         <w:rPr>
-          <w:lang w:val="ar_AE" w:bidi="ar_AE"/>
-        </w:rPr>
-        <w:t>וִ⁠ירוּשָׁלִַ֖ם לְ⁠ד֥וֹר וָ⁠דֽוֹר</w:t>
-      </w:r>
-    </w:p>
-    <w:p>
-      <w:pPr>
-        <w:bidi/>
-      </w:pPr>
-      <w:r>
-        <w:rPr>
-          <w:lang w:val="ar_AE" w:bidi="ar_AE"/>
-        </w:rPr>
-      </w:r>
-      <w:r>
-        <w:rPr>
           <w:b/>
           <w:lang w:val="ar_AE" w:bidi="ar_AE"/>
         </w:rPr>
@@ -38507,22 +33863,6 @@
       </w:r>
       <w:r>
         <w:rPr>
-          <w:lang w:val="ar_AE" w:bidi="ar_AE"/>
-        </w:rPr>
-        <w:t>לְ⁠ד֥וֹר וָ⁠דֽוֹר</w:t>
-      </w:r>
-    </w:p>
-    <w:p>
-      <w:pPr>
-        <w:bidi/>
-      </w:pPr>
-      <w:r>
-        <w:rPr>
-          <w:lang w:val="ar_AE" w:bidi="ar_AE"/>
-        </w:rPr>
-      </w:r>
-      <w:r>
-        <w:rPr>
           <w:b/>
           <w:lang w:val="ar_AE" w:bidi="ar_AE"/>
         </w:rPr>
@@ -38544,7 +33884,7 @@
         </w:rPr>
         <w:t xml:space="preserve">مثل التعبير في </w:t>
       </w:r>
-      <w:hyperlink r:id="rId25">
+      <w:hyperlink r:id="rId23">
         <w:r>
           <w:rPr>
             <w:lang w:val="ar_AE" w:bidi="ar_AE"/>
@@ -38643,22 +33983,6 @@
       </w:r>
       <w:r>
         <w:rPr>
-          <w:lang w:val="ar_AE" w:bidi="ar_AE"/>
-        </w:rPr>
-        <w:t>וְ⁠נִקֵּ֖יתִי דָּמָ֣⁠ם לֹֽא־נִקֵּ֑יתִי</w:t>
-      </w:r>
-    </w:p>
-    <w:p>
-      <w:pPr>
-        <w:bidi/>
-      </w:pPr>
-      <w:r>
-        <w:rPr>
-          <w:lang w:val="ar_AE" w:bidi="ar_AE"/>
-        </w:rPr>
-      </w:r>
-      <w:r>
-        <w:rPr>
           <w:b/>
           <w:lang w:val="ar_AE" w:bidi="ar_AE"/>
         </w:rPr>
@@ -38761,22 +34085,6 @@
       </w:r>
       <w:r>
         <w:rPr>
-          <w:lang w:val="ar_AE" w:bidi="ar_AE"/>
-        </w:rPr>
-        <w:t>דָּמָ֣⁠ם</w:t>
-      </w:r>
-    </w:p>
-    <w:p>
-      <w:pPr>
-        <w:bidi/>
-      </w:pPr>
-      <w:r>
-        <w:rPr>
-          <w:lang w:val="ar_AE" w:bidi="ar_AE"/>
-        </w:rPr>
-      </w:r>
-      <w:r>
-        <w:rPr>
           <w:b/>
           <w:lang w:val="ar_AE" w:bidi="ar_AE"/>
         </w:rPr>
@@ -38892,22 +34200,6 @@
       </w:r>
       <w:r>
         <w:rPr>
-          <w:lang w:val="ar_AE" w:bidi="ar_AE"/>
-        </w:rPr>
-        <w:t>וַֽ⁠יהוָ֖ה שֹׁכֵ֥ן בְּ⁠צִיּֽוֹן</w:t>
-      </w:r>
-    </w:p>
-    <w:p>
-      <w:pPr>
-        <w:bidi/>
-      </w:pPr>
-      <w:r>
-        <w:rPr>
-          <w:lang w:val="ar_AE" w:bidi="ar_AE"/>
-        </w:rPr>
-      </w:r>
-      <w:r>
-        <w:rPr>
           <w:b/>
           <w:lang w:val="ar_AE" w:bidi="ar_AE"/>
         </w:rPr>
@@ -38997,22 +34289,6 @@
         <w:rPr>
           <w:lang w:val="ar_AE" w:bidi="ar_AE"/>
         </w:rPr>
-      </w:r>
-    </w:p>
-    <w:p>
-      <w:pPr>
-        <w:bidi/>
-      </w:pPr>
-      <w:r>
-        <w:rPr>
-          <w:lang w:val="ar_AE" w:bidi="ar_AE"/>
-        </w:rPr>
-      </w:r>
-      <w:r>
-        <w:rPr>
-          <w:lang w:val="ar_AE" w:bidi="ar_AE"/>
-        </w:rPr>
-        <w:t>וַֽ⁠יהוָ֖ה שֹׁכֵ֥ן בְּ⁠צִיּֽוֹן</w:t>
       </w:r>
     </w:p>
     <w:p>

--- a/arb/docx/29.content.docx
+++ b/arb/docx/29.content.docx
@@ -32,16 +32,51 @@
     </w:p>
     <w:p>
       <w:pPr>
-        <w:bidi/>
-      </w:pPr>
-      <w:r>
-        <w:rPr>
-          <w:lang w:val="ar_AE" w:bidi="ar_AE"/>
-        </w:rPr>
-      </w:r>
-      <w:r>
-        <w:rPr>
-          <w:b/>
+        <w:pStyle w:val="Heading2"/>
+        <w:bidi/>
+      </w:pPr>
+      <w:r>
+        <w:rPr>
+          <w:lang w:val="ar_AE" w:bidi="ar_AE"/>
+        </w:rPr>
+        <w:t>License Information</w:t>
+      </w:r>
+      <w:r>
+        <w:rPr>
+          <w:lang w:val="ar_AE" w:bidi="ar_AE"/>
+        </w:rPr>
+      </w:r>
+    </w:p>
+    <w:p>
+      <w:pPr>
+        <w:bidi/>
+      </w:pPr>
+      <w:r>
+        <w:rPr>
+          <w:lang w:val="ar_AE" w:bidi="ar_AE"/>
+        </w:rPr>
+      </w:r>
+      <w:r>
+        <w:rPr>
+          <w:b/>
+          <w:lang w:val="ar_AE" w:bidi="ar_AE"/>
+        </w:rPr>
+        <w:t>ملاحظات الترجمة (كلمة متكشفة)</w:t>
+      </w:r>
+      <w:r>
+        <w:rPr>
+          <w:lang w:val="ar_AE" w:bidi="ar_AE"/>
+        </w:rPr>
+        <w:t xml:space="preserve"> (Arabic) is based on</w:t>
+      </w:r>
+      <w:r>
+        <w:rPr>
+          <w:lang w:val="ar_AE" w:bidi="ar_AE"/>
+        </w:rPr>
+        <w:t xml:space="preserve">: </w:t>
+      </w:r>
+      <w:r>
+        <w:rPr>
           <w:lang w:val="ar_AE" w:bidi="ar_AE"/>
         </w:rPr>
         <w:t>unfoldingWord® Translation Notes</w:t>
@@ -50,31 +85,64 @@
         <w:rPr>
           <w:lang w:val="ar_AE" w:bidi="ar_AE"/>
         </w:rPr>
-        <w:t xml:space="preserve"> © 2022 unfoldingWord. Released under CC BY-SA 4.0 license. </w:t>
-      </w:r>
-      <w:r>
-        <w:rPr>
-          <w:lang w:val="ar_AE" w:bidi="ar_AE"/>
-        </w:rPr>
-        <w:t>unfoldingWord® Translation Notes</w:t>
-      </w:r>
-      <w:r>
-        <w:rPr>
-          <w:lang w:val="ar_AE" w:bidi="ar_AE"/>
-        </w:rPr>
-        <w:t xml:space="preserve"> has been adapted in the following languages: Tok Pisin, Arabic (عربي), French (Français), Hindi (हिंदी), Indonesian (Bahasa Indonesia), Portuguese (Português), Russian (Русский), Spanish (Español), Swahili (Kiswahili), and Simplified Chinese (简体中文) from </w:t>
-      </w:r>
-      <w:r>
-        <w:rPr>
-          <w:lang w:val="ar_AE" w:bidi="ar_AE"/>
-        </w:rPr>
-        <w:t>unfoldingWord® Translation Notes</w:t>
-      </w:r>
-      <w:r>
-        <w:rPr>
-          <w:lang w:val="ar_AE" w:bidi="ar_AE"/>
-        </w:rPr>
-        <w:t xml:space="preserve"> © 2022 unfoldingWord. Released under CC BY-SA 4.0 license by Mission Mutual</w:t>
+        <w:t xml:space="preserve">, </w:t>
+      </w:r>
+      <w:hyperlink r:id="rId13">
+        <w:r>
+          <w:rPr>
+            <w:lang w:val="ar_AE" w:bidi="ar_AE"/>
+          </w:rPr>
+          <w:rPr>
+            <w:color w:val="0000EE"/>
+            <w:u w:val="single"/>
+          </w:rPr>
+          <w:t>unfoldingWord</w:t>
+        </w:r>
+      </w:hyperlink>
+      <w:r>
+        <w:rPr>
+          <w:lang w:val="ar_AE" w:bidi="ar_AE"/>
+        </w:rPr>
+        <w:t xml:space="preserve">, 2022, which is licensed under a </w:t>
+      </w:r>
+      <w:hyperlink r:id="rId14">
+        <w:r>
+          <w:rPr>
+            <w:lang w:val="ar_AE" w:bidi="ar_AE"/>
+          </w:rPr>
+          <w:rPr>
+            <w:color w:val="0000EE"/>
+            <w:u w:val="single"/>
+          </w:rPr>
+          <w:t>CC BY-SA 4.0 license</w:t>
+        </w:r>
+      </w:hyperlink>
+      <w:r>
+        <w:rPr>
+          <w:lang w:val="ar_AE" w:bidi="ar_AE"/>
+        </w:rPr>
+        <w:t>.</w:t>
+      </w:r>
+      <w:r>
+        <w:rPr>
+          <w:lang w:val="ar_AE" w:bidi="ar_AE"/>
+        </w:rPr>
+      </w:r>
+    </w:p>
+    <w:p>
+      <w:pPr>
+        <w:bidi/>
+      </w:pPr>
+      <w:r>
+        <w:rPr>
+          <w:lang w:val="ar_AE" w:bidi="ar_AE"/>
+        </w:rPr>
+      </w:r>
+      <w:r>
+        <w:rPr>
+          <w:lang w:val="ar_AE" w:bidi="ar_AE"/>
+        </w:rPr>
+        <w:t>This PDF version is provided under the same license.</w:t>
       </w:r>
       <w:r>
         <w:rPr>
@@ -245,6 +313,22 @@
       </w:r>
       <w:r>
         <w:rPr>
+          <w:lang w:val="ar_AE" w:bidi="ar_AE"/>
+        </w:rPr>
+        <w:t>פְּתוּאֵֽל</w:t>
+      </w:r>
+    </w:p>
+    <w:p>
+      <w:pPr>
+        <w:bidi/>
+      </w:pPr>
+      <w:r>
+        <w:rPr>
+          <w:lang w:val="ar_AE" w:bidi="ar_AE"/>
+        </w:rPr>
+      </w:r>
+      <w:r>
+        <w:rPr>
           <w:b/>
           <w:lang w:val="ar_AE" w:bidi="ar_AE"/>
         </w:rPr>
@@ -485,6 +569,22 @@
       </w:r>
       <w:r>
         <w:rPr>
+          <w:lang w:val="ar_AE" w:bidi="ar_AE"/>
+        </w:rPr>
+        <w:t>דְּבַר־יְהוָה֙ אֲשֶׁ֣ר הָיָ֔ה</w:t>
+      </w:r>
+    </w:p>
+    <w:p>
+      <w:pPr>
+        <w:bidi/>
+      </w:pPr>
+      <w:r>
+        <w:rPr>
+          <w:lang w:val="ar_AE" w:bidi="ar_AE"/>
+        </w:rPr>
+      </w:r>
+      <w:r>
+        <w:rPr>
           <w:b/>
           <w:lang w:val="ar_AE" w:bidi="ar_AE"/>
         </w:rPr>
@@ -597,6 +697,22 @@
       </w:r>
       <w:r>
         <w:rPr>
+          <w:lang w:val="ar_AE" w:bidi="ar_AE"/>
+        </w:rPr>
+        <w:t>שִׁמְעוּ־זֹאת֙ הַ⁠זְּקֵנִ֔ים וְ⁠הַֽאֲזִ֔ינוּ כֹּ֖ל יוֹשְׁבֵ֣י הָ⁠אָ֑רֶץ</w:t>
+      </w:r>
+    </w:p>
+    <w:p>
+      <w:pPr>
+        <w:bidi/>
+      </w:pPr>
+      <w:r>
+        <w:rPr>
+          <w:lang w:val="ar_AE" w:bidi="ar_AE"/>
+        </w:rPr>
+      </w:r>
+      <w:r>
+        <w:rPr>
           <w:b/>
           <w:lang w:val="ar_AE" w:bidi="ar_AE"/>
         </w:rPr>
@@ -709,6 +825,22 @@
       </w:r>
       <w:r>
         <w:rPr>
+          <w:lang w:val="ar_AE" w:bidi="ar_AE"/>
+        </w:rPr>
+        <w:t>הֶ⁠הָ֤יְתָה זֹּאת֙ בִּֽ⁠ימֵי⁠כֶ֔ם וְ⁠אִ֖ם בִּ⁠ימֵ֥י אֲבֹֽתֵי⁠כֶֽם</w:t>
+      </w:r>
+    </w:p>
+    <w:p>
+      <w:pPr>
+        <w:bidi/>
+      </w:pPr>
+      <w:r>
+        <w:rPr>
+          <w:lang w:val="ar_AE" w:bidi="ar_AE"/>
+        </w:rPr>
+      </w:r>
+      <w:r>
+        <w:rPr>
           <w:b/>
           <w:lang w:val="ar_AE" w:bidi="ar_AE"/>
         </w:rPr>
@@ -821,6 +953,22 @@
       </w:r>
       <w:r>
         <w:rPr>
+          <w:lang w:val="ar_AE" w:bidi="ar_AE"/>
+        </w:rPr>
+        <w:t>בִּֽ⁠ימֵי⁠כֶ֔ם וְ⁠אִ֖ם בִּ⁠ימֵ֥י</w:t>
+      </w:r>
+    </w:p>
+    <w:p>
+      <w:pPr>
+        <w:bidi/>
+      </w:pPr>
+      <w:r>
+        <w:rPr>
+          <w:lang w:val="ar_AE" w:bidi="ar_AE"/>
+        </w:rPr>
+      </w:r>
+      <w:r>
+        <w:rPr>
           <w:b/>
           <w:lang w:val="ar_AE" w:bidi="ar_AE"/>
         </w:rPr>
@@ -936,6 +1084,22 @@
       </w:r>
       <w:r>
         <w:rPr>
+          <w:lang w:val="ar_AE" w:bidi="ar_AE"/>
+        </w:rPr>
+        <w:t>אֲבֹֽתֵי⁠כֶֽם</w:t>
+      </w:r>
+    </w:p>
+    <w:p>
+      <w:pPr>
+        <w:bidi/>
+      </w:pPr>
+      <w:r>
+        <w:rPr>
+          <w:lang w:val="ar_AE" w:bidi="ar_AE"/>
+        </w:rPr>
+      </w:r>
+      <w:r>
+        <w:rPr>
           <w:b/>
           <w:lang w:val="ar_AE" w:bidi="ar_AE"/>
         </w:rPr>
@@ -1061,6 +1225,22 @@
       </w:r>
       <w:r>
         <w:rPr>
+          <w:lang w:val="ar_AE" w:bidi="ar_AE"/>
+        </w:rPr>
+        <w:t>וּ⁠בְנֵי⁠כֶם֙ לִ⁠בְנֵי⁠הֶ֔ם וּ⁠בְנֵי⁠הֶ֖ם לְ⁠ד֥וֹר אַחֵֽר</w:t>
+      </w:r>
+    </w:p>
+    <w:p>
+      <w:pPr>
+        <w:bidi/>
+      </w:pPr>
+      <w:r>
+        <w:rPr>
+          <w:lang w:val="ar_AE" w:bidi="ar_AE"/>
+        </w:rPr>
+      </w:r>
+      <w:r>
+        <w:rPr>
           <w:b/>
           <w:lang w:val="ar_AE" w:bidi="ar_AE"/>
         </w:rPr>
@@ -1173,6 +1353,22 @@
       </w:r>
       <w:r>
         <w:rPr>
+          <w:lang w:val="ar_AE" w:bidi="ar_AE"/>
+        </w:rPr>
+        <w:t>לִ⁠בְנֵי⁠כֶ֣ם &amp; וּ⁠בְנֵי⁠כֶם֙ לִ⁠בְנֵי⁠הֶ֔ם וּ⁠בְנֵי⁠הֶ֖ם</w:t>
+      </w:r>
+    </w:p>
+    <w:p>
+      <w:pPr>
+        <w:bidi/>
+      </w:pPr>
+      <w:r>
+        <w:rPr>
+          <w:lang w:val="ar_AE" w:bidi="ar_AE"/>
+        </w:rPr>
+      </w:r>
+      <w:r>
+        <w:rPr>
           <w:b/>
           <w:lang w:val="ar_AE" w:bidi="ar_AE"/>
         </w:rPr>
@@ -1314,6 +1510,22 @@
       </w:r>
       <w:r>
         <w:rPr>
+          <w:lang w:val="ar_AE" w:bidi="ar_AE"/>
+        </w:rPr>
+        <w:t>עָלֶ֖⁠יהָ לִ⁠בְנֵי⁠כֶ֣ם סַפֵּ֑רוּ וּ⁠בְנֵי⁠כֶם֙</w:t>
+      </w:r>
+    </w:p>
+    <w:p>
+      <w:pPr>
+        <w:bidi/>
+      </w:pPr>
+      <w:r>
+        <w:rPr>
+          <w:lang w:val="ar_AE" w:bidi="ar_AE"/>
+        </w:rPr>
+      </w:r>
+      <w:r>
+        <w:rPr>
           <w:b/>
           <w:lang w:val="ar_AE" w:bidi="ar_AE"/>
         </w:rPr>
@@ -1454,6 +1666,22 @@
       </w:r>
       <w:r>
         <w:rPr>
+          <w:lang w:val="ar_AE" w:bidi="ar_AE"/>
+        </w:rPr>
+        <w:t>יֶ֤תֶר הַ⁠גָּזָם֙ אָכַ֣ל הָֽ⁠אַרְבֶּ֔ה וְ⁠יֶ֥תֶר הָ⁠אַרְבֶּ֖ה אָכַ֣ל הַ⁠יָּ֑לֶק וְ⁠יֶ֣תֶר הַ⁠יֶּ֔לֶק אָכַ֖ל הֶ⁠חָסִֽיל</w:t>
+      </w:r>
+    </w:p>
+    <w:p>
+      <w:pPr>
+        <w:bidi/>
+      </w:pPr>
+      <w:r>
+        <w:rPr>
+          <w:lang w:val="ar_AE" w:bidi="ar_AE"/>
+        </w:rPr>
+      </w:r>
+      <w:r>
+        <w:rPr>
           <w:b/>
           <w:lang w:val="ar_AE" w:bidi="ar_AE"/>
         </w:rPr>
@@ -1556,6 +1784,22 @@
       </w:r>
       <w:r>
         <w:rPr>
+          <w:lang w:val="ar_AE" w:bidi="ar_AE"/>
+        </w:rPr>
+        <w:t>יֶ֤תֶר הַ⁠גָּזָם֙ אָכַ֣ל הָֽ⁠אַרְבֶּ֔ה וְ⁠יֶ֥תֶר הָ⁠אַרְבֶּ֖ה אָכַ֣ל הַ⁠יָּ֑לֶק וְ⁠יֶ֣תֶר הַ⁠יֶּ֔לֶק אָכַ֖ל הֶ⁠חָסִֽיל</w:t>
+      </w:r>
+    </w:p>
+    <w:p>
+      <w:pPr>
+        <w:bidi/>
+      </w:pPr>
+      <w:r>
+        <w:rPr>
+          <w:lang w:val="ar_AE" w:bidi="ar_AE"/>
+        </w:rPr>
+      </w:r>
+      <w:r>
+        <w:rPr>
           <w:b/>
           <w:lang w:val="ar_AE" w:bidi="ar_AE"/>
         </w:rPr>
@@ -1658,6 +1902,22 @@
       </w:r>
       <w:r>
         <w:rPr>
+          <w:lang w:val="ar_AE" w:bidi="ar_AE"/>
+        </w:rPr>
+        <w:t>יֶ֤תֶר הַ⁠גָּזָם֙ אָכַ֣ל הָֽ⁠אַרְבֶּ֔ה וְ⁠יֶ֥תֶר הָ⁠אַרְבֶּ֖ה אָכַ֣ל הַ⁠יָּ֑לֶק וְ⁠יֶ֣תֶר הַ⁠יֶּ֔לֶק אָכַ֖ל הֶ⁠חָסִֽיל</w:t>
+      </w:r>
+    </w:p>
+    <w:p>
+      <w:pPr>
+        <w:bidi/>
+      </w:pPr>
+      <w:r>
+        <w:rPr>
+          <w:lang w:val="ar_AE" w:bidi="ar_AE"/>
+        </w:rPr>
+      </w:r>
+      <w:r>
+        <w:rPr>
           <w:b/>
           <w:lang w:val="ar_AE" w:bidi="ar_AE"/>
         </w:rPr>
@@ -1812,6 +2072,22 @@
       </w:r>
       <w:r>
         <w:rPr>
+          <w:lang w:val="ar_AE" w:bidi="ar_AE"/>
+        </w:rPr>
+        <w:t>הָקִ֤יצוּ שִׁכּוֹרִים֙ וּ⁠בְכ֔וּ וְ⁠הֵילִ֖לוּ כָּל־שֹׁ֣תֵי יָ֑יִן עַל־עָסִ֕יס כִּ֥י נִכְרַ֖ת מִ⁠פִּי⁠כֶֽם</w:t>
+      </w:r>
+    </w:p>
+    <w:p>
+      <w:pPr>
+        <w:bidi/>
+      </w:pPr>
+      <w:r>
+        <w:rPr>
+          <w:lang w:val="ar_AE" w:bidi="ar_AE"/>
+        </w:rPr>
+      </w:r>
+      <w:r>
+        <w:rPr>
           <w:b/>
           <w:lang w:val="ar_AE" w:bidi="ar_AE"/>
         </w:rPr>
@@ -1914,6 +2190,22 @@
       </w:r>
       <w:r>
         <w:rPr>
+          <w:lang w:val="ar_AE" w:bidi="ar_AE"/>
+        </w:rPr>
+        <w:t>נִכְרַ֖ת מִ⁠פִּי⁠כֶֽם</w:t>
+      </w:r>
+    </w:p>
+    <w:p>
+      <w:pPr>
+        <w:bidi/>
+      </w:pPr>
+      <w:r>
+        <w:rPr>
+          <w:lang w:val="ar_AE" w:bidi="ar_AE"/>
+        </w:rPr>
+      </w:r>
+      <w:r>
+        <w:rPr>
           <w:b/>
           <w:lang w:val="ar_AE" w:bidi="ar_AE"/>
         </w:rPr>
@@ -2016,6 +2308,22 @@
       </w:r>
       <w:r>
         <w:rPr>
+          <w:lang w:val="ar_AE" w:bidi="ar_AE"/>
+        </w:rPr>
+        <w:t>מִ⁠פִּי⁠כֶֽם</w:t>
+      </w:r>
+    </w:p>
+    <w:p>
+      <w:pPr>
+        <w:bidi/>
+      </w:pPr>
+      <w:r>
+        <w:rPr>
+          <w:lang w:val="ar_AE" w:bidi="ar_AE"/>
+        </w:rPr>
+      </w:r>
+      <w:r>
+        <w:rPr>
           <w:b/>
           <w:lang w:val="ar_AE" w:bidi="ar_AE"/>
         </w:rPr>
@@ -2131,6 +2439,22 @@
       </w:r>
       <w:r>
         <w:rPr>
+          <w:lang w:val="ar_AE" w:bidi="ar_AE"/>
+        </w:rPr>
+        <w:t>נִכְרַ֖ת מִ⁠פִּי⁠כֶֽם</w:t>
+      </w:r>
+    </w:p>
+    <w:p>
+      <w:pPr>
+        <w:bidi/>
+      </w:pPr>
+      <w:r>
+        <w:rPr>
+          <w:lang w:val="ar_AE" w:bidi="ar_AE"/>
+        </w:rPr>
+      </w:r>
+      <w:r>
+        <w:rPr>
           <w:b/>
           <w:lang w:val="ar_AE" w:bidi="ar_AE"/>
         </w:rPr>
@@ -2233,6 +2557,22 @@
       </w:r>
       <w:r>
         <w:rPr>
+          <w:lang w:val="ar_AE" w:bidi="ar_AE"/>
+        </w:rPr>
+        <w:t>כִּֽי</w:t>
+      </w:r>
+    </w:p>
+    <w:p>
+      <w:pPr>
+        <w:bidi/>
+      </w:pPr>
+      <w:r>
+        <w:rPr>
+          <w:lang w:val="ar_AE" w:bidi="ar_AE"/>
+        </w:rPr>
+      </w:r>
+      <w:r>
+        <w:rPr>
           <w:b/>
           <w:lang w:val="ar_AE" w:bidi="ar_AE"/>
         </w:rPr>
@@ -2348,6 +2688,22 @@
       </w:r>
       <w:r>
         <w:rPr>
+          <w:lang w:val="ar_AE" w:bidi="ar_AE"/>
+        </w:rPr>
+        <w:t>גוֹי֙ עָלָ֣ה עַל־אַרְצִ֔⁠י</w:t>
+      </w:r>
+    </w:p>
+    <w:p>
+      <w:pPr>
+        <w:bidi/>
+      </w:pPr>
+      <w:r>
+        <w:rPr>
+          <w:lang w:val="ar_AE" w:bidi="ar_AE"/>
+        </w:rPr>
+      </w:r>
+      <w:r>
+        <w:rPr>
           <w:b/>
           <w:lang w:val="ar_AE" w:bidi="ar_AE"/>
         </w:rPr>
@@ -2450,6 +2806,22 @@
       </w:r>
       <w:r>
         <w:rPr>
+          <w:lang w:val="ar_AE" w:bidi="ar_AE"/>
+        </w:rPr>
+        <w:t>גוֹי֙</w:t>
+      </w:r>
+    </w:p>
+    <w:p>
+      <w:pPr>
+        <w:bidi/>
+      </w:pPr>
+      <w:r>
+        <w:rPr>
+          <w:lang w:val="ar_AE" w:bidi="ar_AE"/>
+        </w:rPr>
+      </w:r>
+      <w:r>
+        <w:rPr>
           <w:b/>
           <w:lang w:val="ar_AE" w:bidi="ar_AE"/>
         </w:rPr>
@@ -2565,6 +2937,22 @@
       </w:r>
       <w:r>
         <w:rPr>
+          <w:lang w:val="ar_AE" w:bidi="ar_AE"/>
+        </w:rPr>
+        <w:t>אַרְצִ֔⁠י</w:t>
+      </w:r>
+    </w:p>
+    <w:p>
+      <w:pPr>
+        <w:bidi/>
+      </w:pPr>
+      <w:r>
+        <w:rPr>
+          <w:lang w:val="ar_AE" w:bidi="ar_AE"/>
+        </w:rPr>
+      </w:r>
+      <w:r>
+        <w:rPr>
           <w:b/>
           <w:lang w:val="ar_AE" w:bidi="ar_AE"/>
         </w:rPr>
@@ -2680,6 +3068,22 @@
       </w:r>
       <w:r>
         <w:rPr>
+          <w:lang w:val="ar_AE" w:bidi="ar_AE"/>
+        </w:rPr>
+        <w:t>וְ⁠אֵ֣ין מִסְפָּ֑ר</w:t>
+      </w:r>
+    </w:p>
+    <w:p>
+      <w:pPr>
+        <w:bidi/>
+      </w:pPr>
+      <w:r>
+        <w:rPr>
+          <w:lang w:val="ar_AE" w:bidi="ar_AE"/>
+        </w:rPr>
+      </w:r>
+      <w:r>
+        <w:rPr>
           <w:b/>
           <w:lang w:val="ar_AE" w:bidi="ar_AE"/>
         </w:rPr>
@@ -2782,6 +3186,22 @@
       </w:r>
       <w:r>
         <w:rPr>
+          <w:lang w:val="ar_AE" w:bidi="ar_AE"/>
+        </w:rPr>
+        <w:t>שִׁנָּי⁠ו֙ שִׁנֵּ֣י אַרְיֵ֔ה וּֽ⁠מְתַלְּע֥וֹת לָבִ֖יא לֽ⁠וֹ</w:t>
+      </w:r>
+    </w:p>
+    <w:p>
+      <w:pPr>
+        <w:bidi/>
+      </w:pPr>
+      <w:r>
+        <w:rPr>
+          <w:lang w:val="ar_AE" w:bidi="ar_AE"/>
+        </w:rPr>
+      </w:r>
+      <w:r>
+        <w:rPr>
           <w:b/>
           <w:lang w:val="ar_AE" w:bidi="ar_AE"/>
         </w:rPr>
@@ -2884,6 +3304,22 @@
       </w:r>
       <w:r>
         <w:rPr>
+          <w:lang w:val="ar_AE" w:bidi="ar_AE"/>
+        </w:rPr>
+        <w:t>שִׁנָּי⁠ו֙ שִׁנֵּ֣י אַרְיֵ֔ה וּֽ⁠מְתַלְּע֥וֹת לָבִ֖יא לֽ⁠וֹ</w:t>
+      </w:r>
+    </w:p>
+    <w:p>
+      <w:pPr>
+        <w:bidi/>
+      </w:pPr>
+      <w:r>
+        <w:rPr>
+          <w:lang w:val="ar_AE" w:bidi="ar_AE"/>
+        </w:rPr>
+      </w:r>
+      <w:r>
+        <w:rPr>
           <w:b/>
           <w:lang w:val="ar_AE" w:bidi="ar_AE"/>
         </w:rPr>
@@ -2999,6 +3435,22 @@
       </w:r>
       <w:r>
         <w:rPr>
+          <w:lang w:val="ar_AE" w:bidi="ar_AE"/>
+        </w:rPr>
+        <w:t>וּֽ⁠מְתַלְּע֥וֹת לָבִ֖יא לֽ⁠וֹ</w:t>
+      </w:r>
+    </w:p>
+    <w:p>
+      <w:pPr>
+        <w:bidi/>
+      </w:pPr>
+      <w:r>
+        <w:rPr>
+          <w:lang w:val="ar_AE" w:bidi="ar_AE"/>
+        </w:rPr>
+      </w:r>
+      <w:r>
+        <w:rPr>
           <w:b/>
           <w:lang w:val="ar_AE" w:bidi="ar_AE"/>
         </w:rPr>
@@ -3101,6 +3553,22 @@
       </w:r>
       <w:r>
         <w:rPr>
+          <w:lang w:val="ar_AE" w:bidi="ar_AE"/>
+        </w:rPr>
+        <w:t>שָׂ֤ם גַּפְנִ⁠י֙ לְ⁠שַׁמָּ֔ה וּ⁠תְאֵנָתִ֖⁠י לִ⁠קְצָפָ֑ה</w:t>
+      </w:r>
+    </w:p>
+    <w:p>
+      <w:pPr>
+        <w:bidi/>
+      </w:pPr>
+      <w:r>
+        <w:rPr>
+          <w:lang w:val="ar_AE" w:bidi="ar_AE"/>
+        </w:rPr>
+      </w:r>
+      <w:r>
+        <w:rPr>
           <w:b/>
           <w:lang w:val="ar_AE" w:bidi="ar_AE"/>
         </w:rPr>
@@ -3216,6 +3684,22 @@
       </w:r>
       <w:r>
         <w:rPr>
+          <w:lang w:val="ar_AE" w:bidi="ar_AE"/>
+        </w:rPr>
+        <w:t>שָׂ֤ם גַּפְנִ⁠י֙ לְ⁠שַׁמָּ֔ה</w:t>
+      </w:r>
+    </w:p>
+    <w:p>
+      <w:pPr>
+        <w:bidi/>
+      </w:pPr>
+      <w:r>
+        <w:rPr>
+          <w:lang w:val="ar_AE" w:bidi="ar_AE"/>
+        </w:rPr>
+      </w:r>
+      <w:r>
+        <w:rPr>
           <w:b/>
           <w:lang w:val="ar_AE" w:bidi="ar_AE"/>
         </w:rPr>
@@ -3331,6 +3815,22 @@
       </w:r>
       <w:r>
         <w:rPr>
+          <w:lang w:val="ar_AE" w:bidi="ar_AE"/>
+        </w:rPr>
+        <w:t>חָשֹׂ֤ף חֲשָׂפָ⁠הּ֙</w:t>
+      </w:r>
+    </w:p>
+    <w:p>
+      <w:pPr>
+        <w:bidi/>
+      </w:pPr>
+      <w:r>
+        <w:rPr>
+          <w:lang w:val="ar_AE" w:bidi="ar_AE"/>
+        </w:rPr>
+      </w:r>
+      <w:r>
+        <w:rPr>
           <w:b/>
           <w:lang w:val="ar_AE" w:bidi="ar_AE"/>
         </w:rPr>
@@ -3446,6 +3946,22 @@
       </w:r>
       <w:r>
         <w:rPr>
+          <w:lang w:val="ar_AE" w:bidi="ar_AE"/>
+        </w:rPr>
+        <w:t>וְ⁠הִשְׁלִ֔יךְ</w:t>
+      </w:r>
+    </w:p>
+    <w:p>
+      <w:pPr>
+        <w:bidi/>
+      </w:pPr>
+      <w:r>
+        <w:rPr>
+          <w:lang w:val="ar_AE" w:bidi="ar_AE"/>
+        </w:rPr>
+      </w:r>
+      <w:r>
+        <w:rPr>
           <w:b/>
           <w:lang w:val="ar_AE" w:bidi="ar_AE"/>
         </w:rPr>
@@ -3561,6 +4077,22 @@
       </w:r>
       <w:r>
         <w:rPr>
+          <w:lang w:val="ar_AE" w:bidi="ar_AE"/>
+        </w:rPr>
+        <w:t>הִלְבִּ֖ינוּ שָׂרִיגֶֽי⁠הָ</w:t>
+      </w:r>
+    </w:p>
+    <w:p>
+      <w:pPr>
+        <w:bidi/>
+      </w:pPr>
+      <w:r>
+        <w:rPr>
+          <w:lang w:val="ar_AE" w:bidi="ar_AE"/>
+        </w:rPr>
+      </w:r>
+      <w:r>
+        <w:rPr>
           <w:b/>
           <w:lang w:val="ar_AE" w:bidi="ar_AE"/>
         </w:rPr>
@@ -3676,6 +4208,22 @@
       </w:r>
       <w:r>
         <w:rPr>
+          <w:lang w:val="ar_AE" w:bidi="ar_AE"/>
+        </w:rPr>
+        <w:t>אֱלִ֕י</w:t>
+      </w:r>
+    </w:p>
+    <w:p>
+      <w:pPr>
+        <w:bidi/>
+      </w:pPr>
+      <w:r>
+        <w:rPr>
+          <w:lang w:val="ar_AE" w:bidi="ar_AE"/>
+        </w:rPr>
+      </w:r>
+      <w:r>
+        <w:rPr>
           <w:b/>
           <w:lang w:val="ar_AE" w:bidi="ar_AE"/>
         </w:rPr>
@@ -3791,6 +4339,22 @@
       </w:r>
       <w:r>
         <w:rPr>
+          <w:lang w:val="ar_AE" w:bidi="ar_AE"/>
+        </w:rPr>
+        <w:t>כִּ⁠בְתוּלָ֥ה חֲגֻֽרַת־שַׂ֖ק עַל־בַּ֥עַל נְעוּרֶֽי⁠הָ</w:t>
+      </w:r>
+    </w:p>
+    <w:p>
+      <w:pPr>
+        <w:bidi/>
+      </w:pPr>
+      <w:r>
+        <w:rPr>
+          <w:lang w:val="ar_AE" w:bidi="ar_AE"/>
+        </w:rPr>
+      </w:r>
+      <w:r>
+        <w:rPr>
           <w:b/>
           <w:lang w:val="ar_AE" w:bidi="ar_AE"/>
         </w:rPr>
@@ -3893,6 +4457,22 @@
       </w:r>
       <w:r>
         <w:rPr>
+          <w:lang w:val="ar_AE" w:bidi="ar_AE"/>
+        </w:rPr>
+        <w:t>כִּ⁠בְתוּלָ֥ה חֲגֻֽרַת־שַׂ֖ק</w:t>
+      </w:r>
+    </w:p>
+    <w:p>
+      <w:pPr>
+        <w:bidi/>
+      </w:pPr>
+      <w:r>
+        <w:rPr>
+          <w:lang w:val="ar_AE" w:bidi="ar_AE"/>
+        </w:rPr>
+      </w:r>
+      <w:r>
+        <w:rPr>
           <w:b/>
           <w:lang w:val="ar_AE" w:bidi="ar_AE"/>
         </w:rPr>
@@ -4008,6 +4588,22 @@
       </w:r>
       <w:r>
         <w:rPr>
+          <w:lang w:val="ar_AE" w:bidi="ar_AE"/>
+        </w:rPr>
+        <w:t>כִּ⁠בְתוּלָ֥ה חֲגֻֽרַת־שַׂ֖ק</w:t>
+      </w:r>
+    </w:p>
+    <w:p>
+      <w:pPr>
+        <w:bidi/>
+      </w:pPr>
+      <w:r>
+        <w:rPr>
+          <w:lang w:val="ar_AE" w:bidi="ar_AE"/>
+        </w:rPr>
+      </w:r>
+      <w:r>
+        <w:rPr>
           <w:b/>
           <w:lang w:val="ar_AE" w:bidi="ar_AE"/>
         </w:rPr>
@@ -4110,6 +4706,22 @@
       </w:r>
       <w:r>
         <w:rPr>
+          <w:lang w:val="ar_AE" w:bidi="ar_AE"/>
+        </w:rPr>
+        <w:t>בַּ֥עַל נְעוּרֶֽי⁠הָ</w:t>
+      </w:r>
+    </w:p>
+    <w:p>
+      <w:pPr>
+        <w:bidi/>
+      </w:pPr>
+      <w:r>
+        <w:rPr>
+          <w:lang w:val="ar_AE" w:bidi="ar_AE"/>
+        </w:rPr>
+      </w:r>
+      <w:r>
+        <w:rPr>
           <w:b/>
           <w:lang w:val="ar_AE" w:bidi="ar_AE"/>
         </w:rPr>
@@ -4366,6 +4978,22 @@
       </w:r>
       <w:r>
         <w:rPr>
+          <w:lang w:val="ar_AE" w:bidi="ar_AE"/>
+        </w:rPr>
+        <w:t>הָכְרַ֥ת מִנְחָ֛ה וָ⁠נֶ֖סֶךְ</w:t>
+      </w:r>
+    </w:p>
+    <w:p>
+      <w:pPr>
+        <w:bidi/>
+      </w:pPr>
+      <w:r>
+        <w:rPr>
+          <w:lang w:val="ar_AE" w:bidi="ar_AE"/>
+        </w:rPr>
+      </w:r>
+      <w:r>
+        <w:rPr>
           <w:b/>
           <w:lang w:val="ar_AE" w:bidi="ar_AE"/>
         </w:rPr>
@@ -4468,6 +5096,22 @@
       </w:r>
       <w:r>
         <w:rPr>
+          <w:lang w:val="ar_AE" w:bidi="ar_AE"/>
+        </w:rPr>
+        <w:t>הָכְרַ֥ת &amp; מִ⁠בֵּ֣ית</w:t>
+      </w:r>
+    </w:p>
+    <w:p>
+      <w:pPr>
+        <w:bidi/>
+      </w:pPr>
+      <w:r>
+        <w:rPr>
+          <w:lang w:val="ar_AE" w:bidi="ar_AE"/>
+        </w:rPr>
+      </w:r>
+      <w:r>
+        <w:rPr>
           <w:b/>
           <w:lang w:val="ar_AE" w:bidi="ar_AE"/>
         </w:rPr>
@@ -4583,6 +5227,22 @@
       </w:r>
       <w:r>
         <w:rPr>
+          <w:lang w:val="ar_AE" w:bidi="ar_AE"/>
+        </w:rPr>
+        <w:t>מִ⁠בֵּ֣ית יְהוָ֑ה</w:t>
+      </w:r>
+    </w:p>
+    <w:p>
+      <w:pPr>
+        <w:bidi/>
+      </w:pPr>
+      <w:r>
+        <w:rPr>
+          <w:lang w:val="ar_AE" w:bidi="ar_AE"/>
+        </w:rPr>
+      </w:r>
+      <w:r>
+        <w:rPr>
           <w:b/>
           <w:lang w:val="ar_AE" w:bidi="ar_AE"/>
         </w:rPr>
@@ -4698,6 +5358,22 @@
       </w:r>
       <w:r>
         <w:rPr>
+          <w:lang w:val="ar_AE" w:bidi="ar_AE"/>
+        </w:rPr>
+        <w:t>שֻׁדַּ֣ד שָׂדֶ֔ה אָבְלָ֖ה אֲדָמָ֑ה כִּ֚י שֻׁדַּ֣ד דָּגָ֔ן</w:t>
+      </w:r>
+    </w:p>
+    <w:p>
+      <w:pPr>
+        <w:bidi/>
+      </w:pPr>
+      <w:r>
+        <w:rPr>
+          <w:lang w:val="ar_AE" w:bidi="ar_AE"/>
+        </w:rPr>
+      </w:r>
+      <w:r>
+        <w:rPr>
           <w:b/>
           <w:lang w:val="ar_AE" w:bidi="ar_AE"/>
         </w:rPr>
@@ -4800,6 +5476,22 @@
       </w:r>
       <w:r>
         <w:rPr>
+          <w:lang w:val="ar_AE" w:bidi="ar_AE"/>
+        </w:rPr>
+        <w:t>שֻׁדַּ֣ד שָׂדֶ֔ה &amp; שֻׁדַּ֣ד</w:t>
+      </w:r>
+    </w:p>
+    <w:p>
+      <w:pPr>
+        <w:bidi/>
+      </w:pPr>
+      <w:r>
+        <w:rPr>
+          <w:lang w:val="ar_AE" w:bidi="ar_AE"/>
+        </w:rPr>
+      </w:r>
+      <w:r>
+        <w:rPr>
           <w:b/>
           <w:lang w:val="ar_AE" w:bidi="ar_AE"/>
         </w:rPr>
@@ -4915,6 +5607,22 @@
       </w:r>
       <w:r>
         <w:rPr>
+          <w:lang w:val="ar_AE" w:bidi="ar_AE"/>
+        </w:rPr>
+        <w:t>אָבְלָ֖ה אֲדָמָ֑ה</w:t>
+      </w:r>
+    </w:p>
+    <w:p>
+      <w:pPr>
+        <w:bidi/>
+      </w:pPr>
+      <w:r>
+        <w:rPr>
+          <w:lang w:val="ar_AE" w:bidi="ar_AE"/>
+        </w:rPr>
+      </w:r>
+      <w:r>
+        <w:rPr>
           <w:b/>
           <w:lang w:val="ar_AE" w:bidi="ar_AE"/>
         </w:rPr>
@@ -5043,6 +5751,22 @@
       </w:r>
       <w:r>
         <w:rPr>
+          <w:lang w:val="ar_AE" w:bidi="ar_AE"/>
+        </w:rPr>
+        <w:t>הוֹבִ֥ישׁ תִּיר֖וֹשׁ</w:t>
+      </w:r>
+    </w:p>
+    <w:p>
+      <w:pPr>
+        <w:bidi/>
+      </w:pPr>
+      <w:r>
+        <w:rPr>
+          <w:lang w:val="ar_AE" w:bidi="ar_AE"/>
+        </w:rPr>
+      </w:r>
+      <w:r>
+        <w:rPr>
           <w:b/>
           <w:lang w:val="ar_AE" w:bidi="ar_AE"/>
         </w:rPr>
@@ -5158,6 +5882,22 @@
       </w:r>
       <w:r>
         <w:rPr>
+          <w:lang w:val="ar_AE" w:bidi="ar_AE"/>
+        </w:rPr>
+        <w:t>אֻמְלַ֥ל יִצְהָֽר</w:t>
+      </w:r>
+    </w:p>
+    <w:p>
+      <w:pPr>
+        <w:bidi/>
+      </w:pPr>
+      <w:r>
+        <w:rPr>
+          <w:lang w:val="ar_AE" w:bidi="ar_AE"/>
+        </w:rPr>
+      </w:r>
+      <w:r>
+        <w:rPr>
           <w:b/>
           <w:lang w:val="ar_AE" w:bidi="ar_AE"/>
         </w:rPr>
@@ -5260,6 +6000,22 @@
       </w:r>
       <w:r>
         <w:rPr>
+          <w:lang w:val="ar_AE" w:bidi="ar_AE"/>
+        </w:rPr>
+        <w:t>אֻמְלַ֥ל יִצְהָֽר</w:t>
+      </w:r>
+    </w:p>
+    <w:p>
+      <w:pPr>
+        <w:bidi/>
+      </w:pPr>
+      <w:r>
+        <w:rPr>
+          <w:lang w:val="ar_AE" w:bidi="ar_AE"/>
+        </w:rPr>
+      </w:r>
+      <w:r>
+        <w:rPr>
           <w:b/>
           <w:lang w:val="ar_AE" w:bidi="ar_AE"/>
         </w:rPr>
@@ -5388,6 +6144,22 @@
       </w:r>
       <w:r>
         <w:rPr>
+          <w:lang w:val="ar_AE" w:bidi="ar_AE"/>
+        </w:rPr>
+        <w:t>שָׂדֶֽה</w:t>
+      </w:r>
+    </w:p>
+    <w:p>
+      <w:pPr>
+        <w:bidi/>
+      </w:pPr>
+      <w:r>
+        <w:rPr>
+          <w:lang w:val="ar_AE" w:bidi="ar_AE"/>
+        </w:rPr>
+      </w:r>
+      <w:r>
+        <w:rPr>
           <w:b/>
           <w:lang w:val="ar_AE" w:bidi="ar_AE"/>
         </w:rPr>
@@ -5503,6 +6275,22 @@
       </w:r>
       <w:r>
         <w:rPr>
+          <w:lang w:val="ar_AE" w:bidi="ar_AE"/>
+        </w:rPr>
+        <w:t>הַ⁠גֶּ֣פֶן הוֹבִ֔ישָׁה וְ⁠הַ⁠תְּאֵנָ֖ה אֻמְלָ֑לָה רִמּ֞וֹן גַּם־תָּמָ֣ר וְ⁠תַפּ֗וּחַ</w:t>
+      </w:r>
+    </w:p>
+    <w:p>
+      <w:pPr>
+        <w:bidi/>
+      </w:pPr>
+      <w:r>
+        <w:rPr>
+          <w:lang w:val="ar_AE" w:bidi="ar_AE"/>
+        </w:rPr>
+      </w:r>
+      <w:r>
+        <w:rPr>
           <w:b/>
           <w:lang w:val="ar_AE" w:bidi="ar_AE"/>
         </w:rPr>
@@ -5670,6 +6458,22 @@
       </w:r>
       <w:r>
         <w:rPr>
+          <w:lang w:val="ar_AE" w:bidi="ar_AE"/>
+        </w:rPr>
+        <w:t>אֻמְלָ֑לָה</w:t>
+      </w:r>
+    </w:p>
+    <w:p>
+      <w:pPr>
+        <w:bidi/>
+      </w:pPr>
+      <w:r>
+        <w:rPr>
+          <w:lang w:val="ar_AE" w:bidi="ar_AE"/>
+        </w:rPr>
+      </w:r>
+      <w:r>
+        <w:rPr>
           <w:b/>
           <w:lang w:val="ar_AE" w:bidi="ar_AE"/>
         </w:rPr>
@@ -5772,6 +6576,22 @@
       </w:r>
       <w:r>
         <w:rPr>
+          <w:lang w:val="ar_AE" w:bidi="ar_AE"/>
+        </w:rPr>
+        <w:t>וְ⁠הַ⁠תְּאֵנָ֖ה אֻמְלָ֑לָה</w:t>
+      </w:r>
+    </w:p>
+    <w:p>
+      <w:pPr>
+        <w:bidi/>
+      </w:pPr>
+      <w:r>
+        <w:rPr>
+          <w:lang w:val="ar_AE" w:bidi="ar_AE"/>
+        </w:rPr>
+      </w:r>
+      <w:r>
+        <w:rPr>
           <w:b/>
           <w:lang w:val="ar_AE" w:bidi="ar_AE"/>
         </w:rPr>
@@ -5900,6 +6720,22 @@
       </w:r>
       <w:r>
         <w:rPr>
+          <w:lang w:val="ar_AE" w:bidi="ar_AE"/>
+        </w:rPr>
+        <w:t>כָּל־עֲצֵ֤י הַ⁠שָּׂדֶה֙ יָבֵ֔שׁוּ</w:t>
+      </w:r>
+    </w:p>
+    <w:p>
+      <w:pPr>
+        <w:bidi/>
+      </w:pPr>
+      <w:r>
+        <w:rPr>
+          <w:lang w:val="ar_AE" w:bidi="ar_AE"/>
+        </w:rPr>
+      </w:r>
+      <w:r>
+        <w:rPr>
           <w:b/>
           <w:lang w:val="ar_AE" w:bidi="ar_AE"/>
         </w:rPr>
@@ -6002,6 +6838,22 @@
       </w:r>
       <w:r>
         <w:rPr>
+          <w:lang w:val="ar_AE" w:bidi="ar_AE"/>
+        </w:rPr>
+        <w:t>הֹבִ֥ישׁ שָׂשׂ֖וֹן מִן־בְּנֵ֥י אָדָֽם</w:t>
+      </w:r>
+    </w:p>
+    <w:p>
+      <w:pPr>
+        <w:bidi/>
+      </w:pPr>
+      <w:r>
+        <w:rPr>
+          <w:lang w:val="ar_AE" w:bidi="ar_AE"/>
+        </w:rPr>
+      </w:r>
+      <w:r>
+        <w:rPr>
           <w:b/>
           <w:lang w:val="ar_AE" w:bidi="ar_AE"/>
         </w:rPr>
@@ -6143,6 +6995,22 @@
       </w:r>
       <w:r>
         <w:rPr>
+          <w:lang w:val="ar_AE" w:bidi="ar_AE"/>
+        </w:rPr>
+        <w:t>בְּנֵ֥י אָדָֽם</w:t>
+      </w:r>
+    </w:p>
+    <w:p>
+      <w:pPr>
+        <w:bidi/>
+      </w:pPr>
+      <w:r>
+        <w:rPr>
+          <w:lang w:val="ar_AE" w:bidi="ar_AE"/>
+        </w:rPr>
+      </w:r>
+      <w:r>
+        <w:rPr>
           <w:b/>
           <w:lang w:val="ar_AE" w:bidi="ar_AE"/>
         </w:rPr>
@@ -6258,6 +7126,22 @@
       </w:r>
       <w:r>
         <w:rPr>
+          <w:lang w:val="ar_AE" w:bidi="ar_AE"/>
+        </w:rPr>
+        <w:t>חִגְר֨וּ</w:t>
+      </w:r>
+    </w:p>
+    <w:p>
+      <w:pPr>
+        <w:bidi/>
+      </w:pPr>
+      <w:r>
+        <w:rPr>
+          <w:lang w:val="ar_AE" w:bidi="ar_AE"/>
+        </w:rPr>
+      </w:r>
+      <w:r>
+        <w:rPr>
           <w:b/>
           <w:lang w:val="ar_AE" w:bidi="ar_AE"/>
         </w:rPr>
@@ -6373,6 +7257,22 @@
       </w:r>
       <w:r>
         <w:rPr>
+          <w:lang w:val="ar_AE" w:bidi="ar_AE"/>
+        </w:rPr>
+        <w:t>לִ֣ינוּ בַ⁠שַּׂקִּ֔ים</w:t>
+      </w:r>
+    </w:p>
+    <w:p>
+      <w:pPr>
+        <w:bidi/>
+      </w:pPr>
+      <w:r>
+        <w:rPr>
+          <w:lang w:val="ar_AE" w:bidi="ar_AE"/>
+        </w:rPr>
+      </w:r>
+      <w:r>
+        <w:rPr>
           <w:b/>
           <w:lang w:val="ar_AE" w:bidi="ar_AE"/>
         </w:rPr>
@@ -6482,6 +7382,22 @@
       </w:r>
       <w:r>
         <w:rPr>
+          <w:lang w:val="ar_AE" w:bidi="ar_AE"/>
+        </w:rPr>
+        <w:t>נִמְנַ֛ע &amp; מִנְחָ֥ה וָ⁠נָֽסֶךְ</w:t>
+      </w:r>
+    </w:p>
+    <w:p>
+      <w:pPr>
+        <w:bidi/>
+      </w:pPr>
+      <w:r>
+        <w:rPr>
+          <w:lang w:val="ar_AE" w:bidi="ar_AE"/>
+        </w:rPr>
+      </w:r>
+      <w:r>
+        <w:rPr>
           <w:b/>
           <w:lang w:val="ar_AE" w:bidi="ar_AE"/>
         </w:rPr>
@@ -6584,6 +7500,22 @@
       </w:r>
       <w:r>
         <w:rPr>
+          <w:lang w:val="ar_AE" w:bidi="ar_AE"/>
+        </w:rPr>
+        <w:t>אֱלֹהָ֑⁠י</w:t>
+      </w:r>
+    </w:p>
+    <w:p>
+      <w:pPr>
+        <w:bidi/>
+      </w:pPr>
+      <w:r>
+        <w:rPr>
+          <w:lang w:val="ar_AE" w:bidi="ar_AE"/>
+        </w:rPr>
+      </w:r>
+      <w:r>
+        <w:rPr>
           <w:b/>
           <w:lang w:val="ar_AE" w:bidi="ar_AE"/>
         </w:rPr>
@@ -6699,6 +7631,22 @@
       </w:r>
       <w:r>
         <w:rPr>
+          <w:lang w:val="ar_AE" w:bidi="ar_AE"/>
+        </w:rPr>
+        <w:t>אֱלֹהֵי⁠כֶ֖ם</w:t>
+      </w:r>
+    </w:p>
+    <w:p>
+      <w:pPr>
+        <w:bidi/>
+      </w:pPr>
+      <w:r>
+        <w:rPr>
+          <w:lang w:val="ar_AE" w:bidi="ar_AE"/>
+        </w:rPr>
+      </w:r>
+      <w:r>
+        <w:rPr>
           <w:b/>
           <w:lang w:val="ar_AE" w:bidi="ar_AE"/>
         </w:rPr>
@@ -6814,6 +7762,22 @@
       </w:r>
       <w:r>
         <w:rPr>
+          <w:lang w:val="ar_AE" w:bidi="ar_AE"/>
+        </w:rPr>
+        <w:t>קַדְּשׁוּ־צוֹם֙</w:t>
+      </w:r>
+    </w:p>
+    <w:p>
+      <w:pPr>
+        <w:bidi/>
+      </w:pPr>
+      <w:r>
+        <w:rPr>
+          <w:lang w:val="ar_AE" w:bidi="ar_AE"/>
+        </w:rPr>
+      </w:r>
+      <w:r>
+        <w:rPr>
           <w:b/>
           <w:lang w:val="ar_AE" w:bidi="ar_AE"/>
         </w:rPr>
@@ -6916,6 +7880,22 @@
       </w:r>
       <w:r>
         <w:rPr>
+          <w:lang w:val="ar_AE" w:bidi="ar_AE"/>
+        </w:rPr>
+        <w:t>אֱלֹהֵי⁠כֶ֑ם</w:t>
+      </w:r>
+    </w:p>
+    <w:p>
+      <w:pPr>
+        <w:bidi/>
+      </w:pPr>
+      <w:r>
+        <w:rPr>
+          <w:lang w:val="ar_AE" w:bidi="ar_AE"/>
+        </w:rPr>
+      </w:r>
+      <w:r>
+        <w:rPr>
           <w:b/>
           <w:lang w:val="ar_AE" w:bidi="ar_AE"/>
         </w:rPr>
@@ -7031,6 +8011,22 @@
       </w:r>
       <w:r>
         <w:rPr>
+          <w:lang w:val="ar_AE" w:bidi="ar_AE"/>
+        </w:rPr>
+        <w:t>אֲהָ֖הּ לַ⁠יּ֑וֹם</w:t>
+      </w:r>
+    </w:p>
+    <w:p>
+      <w:pPr>
+        <w:bidi/>
+      </w:pPr>
+      <w:r>
+        <w:rPr>
+          <w:lang w:val="ar_AE" w:bidi="ar_AE"/>
+        </w:rPr>
+      </w:r>
+      <w:r>
+        <w:rPr>
           <w:b/>
           <w:lang w:val="ar_AE" w:bidi="ar_AE"/>
         </w:rPr>
@@ -7133,6 +8129,22 @@
       </w:r>
       <w:r>
         <w:rPr>
+          <w:lang w:val="ar_AE" w:bidi="ar_AE"/>
+        </w:rPr>
+        <w:t>אֲהָ֖הּ לַ⁠יּ֑וֹם</w:t>
+      </w:r>
+    </w:p>
+    <w:p>
+      <w:pPr>
+        <w:bidi/>
+      </w:pPr>
+      <w:r>
+        <w:rPr>
+          <w:lang w:val="ar_AE" w:bidi="ar_AE"/>
+        </w:rPr>
+      </w:r>
+      <w:r>
+        <w:rPr>
           <w:b/>
           <w:lang w:val="ar_AE" w:bidi="ar_AE"/>
         </w:rPr>
@@ -7248,6 +8260,22 @@
       </w:r>
       <w:r>
         <w:rPr>
+          <w:lang w:val="ar_AE" w:bidi="ar_AE"/>
+        </w:rPr>
+        <w:t>י֣וֹם יְהוָ֔ה</w:t>
+      </w:r>
+    </w:p>
+    <w:p>
+      <w:pPr>
+        <w:bidi/>
+      </w:pPr>
+      <w:r>
+        <w:rPr>
+          <w:lang w:val="ar_AE" w:bidi="ar_AE"/>
+        </w:rPr>
+      </w:r>
+      <w:r>
+        <w:rPr>
           <w:b/>
           <w:lang w:val="ar_AE" w:bidi="ar_AE"/>
         </w:rPr>
@@ -7363,6 +8391,22 @@
       </w:r>
       <w:r>
         <w:rPr>
+          <w:lang w:val="ar_AE" w:bidi="ar_AE"/>
+        </w:rPr>
+        <w:t>וּ⁠כְ⁠שֹׁ֖ד מִ⁠שַׁדַּ֥י יָבֽוֹא</w:t>
+      </w:r>
+    </w:p>
+    <w:p>
+      <w:pPr>
+        <w:bidi/>
+      </w:pPr>
+      <w:r>
+        <w:rPr>
+          <w:lang w:val="ar_AE" w:bidi="ar_AE"/>
+        </w:rPr>
+      </w:r>
+      <w:r>
+        <w:rPr>
           <w:b/>
           <w:lang w:val="ar_AE" w:bidi="ar_AE"/>
         </w:rPr>
@@ -7478,6 +8522,22 @@
       </w:r>
       <w:r>
         <w:rPr>
+          <w:lang w:val="ar_AE" w:bidi="ar_AE"/>
+        </w:rPr>
+        <w:t>מִ⁠שַׁדַּ֥י</w:t>
+      </w:r>
+    </w:p>
+    <w:p>
+      <w:pPr>
+        <w:bidi/>
+      </w:pPr>
+      <w:r>
+        <w:rPr>
+          <w:lang w:val="ar_AE" w:bidi="ar_AE"/>
+        </w:rPr>
+      </w:r>
+      <w:r>
+        <w:rPr>
           <w:b/>
           <w:lang w:val="ar_AE" w:bidi="ar_AE"/>
         </w:rPr>
@@ -7593,6 +8653,22 @@
       </w:r>
       <w:r>
         <w:rPr>
+          <w:lang w:val="ar_AE" w:bidi="ar_AE"/>
+        </w:rPr>
+        <w:t>הֲ⁠ל֛וֹא נֶ֥גֶד עֵינֵ֖י⁠נוּ אֹ֣כֶל נִכְרָ֑ת מִ⁠בֵּ֥ית אֱלֹהֵ֖י⁠נוּ שִׂמְחָ֥ה וָ⁠גִֽיל</w:t>
+      </w:r>
+    </w:p>
+    <w:p>
+      <w:pPr>
+        <w:bidi/>
+      </w:pPr>
+      <w:r>
+        <w:rPr>
+          <w:lang w:val="ar_AE" w:bidi="ar_AE"/>
+        </w:rPr>
+      </w:r>
+      <w:r>
+        <w:rPr>
           <w:b/>
           <w:lang w:val="ar_AE" w:bidi="ar_AE"/>
         </w:rPr>
@@ -7695,6 +8771,22 @@
       </w:r>
       <w:r>
         <w:rPr>
+          <w:lang w:val="ar_AE" w:bidi="ar_AE"/>
+        </w:rPr>
+        <w:t>הֲ⁠ל֛וֹא נֶ֥גֶד עֵינֵ֖י⁠נוּ אֹ֣כֶל נִכְרָ֑ת</w:t>
+      </w:r>
+    </w:p>
+    <w:p>
+      <w:pPr>
+        <w:bidi/>
+      </w:pPr>
+      <w:r>
+        <w:rPr>
+          <w:lang w:val="ar_AE" w:bidi="ar_AE"/>
+        </w:rPr>
+      </w:r>
+      <w:r>
+        <w:rPr>
           <w:b/>
           <w:lang w:val="ar_AE" w:bidi="ar_AE"/>
         </w:rPr>
@@ -7797,6 +8889,22 @@
       </w:r>
       <w:r>
         <w:rPr>
+          <w:lang w:val="ar_AE" w:bidi="ar_AE"/>
+        </w:rPr>
+        <w:t>נֶ֥גֶד עֵינֵ֖י⁠נוּ</w:t>
+      </w:r>
+    </w:p>
+    <w:p>
+      <w:pPr>
+        <w:bidi/>
+      </w:pPr>
+      <w:r>
+        <w:rPr>
+          <w:lang w:val="ar_AE" w:bidi="ar_AE"/>
+        </w:rPr>
+      </w:r>
+      <w:r>
+        <w:rPr>
           <w:b/>
           <w:lang w:val="ar_AE" w:bidi="ar_AE"/>
         </w:rPr>
@@ -7912,6 +9020,22 @@
       </w:r>
       <w:r>
         <w:rPr>
+          <w:lang w:val="ar_AE" w:bidi="ar_AE"/>
+        </w:rPr>
+        <w:t>מִ⁠בֵּ֥ית אֱלֹהֵ֖י⁠נוּ שִׂמְחָ֥ה וָ⁠גִֽיל</w:t>
+      </w:r>
+    </w:p>
+    <w:p>
+      <w:pPr>
+        <w:bidi/>
+      </w:pPr>
+      <w:r>
+        <w:rPr>
+          <w:lang w:val="ar_AE" w:bidi="ar_AE"/>
+        </w:rPr>
+      </w:r>
+      <w:r>
+        <w:rPr>
           <w:b/>
           <w:lang w:val="ar_AE" w:bidi="ar_AE"/>
         </w:rPr>
@@ -8014,6 +9138,22 @@
       </w:r>
       <w:r>
         <w:rPr>
+          <w:lang w:val="ar_AE" w:bidi="ar_AE"/>
+        </w:rPr>
+        <w:t>שִׂמְחָ֥ה וָ⁠גִֽיל</w:t>
+      </w:r>
+    </w:p>
+    <w:p>
+      <w:pPr>
+        <w:bidi/>
+      </w:pPr>
+      <w:r>
+        <w:rPr>
+          <w:lang w:val="ar_AE" w:bidi="ar_AE"/>
+        </w:rPr>
+      </w:r>
+      <w:r>
+        <w:rPr>
           <w:b/>
           <w:lang w:val="ar_AE" w:bidi="ar_AE"/>
         </w:rPr>
@@ -8129,6 +9269,22 @@
       </w:r>
       <w:r>
         <w:rPr>
+          <w:lang w:val="ar_AE" w:bidi="ar_AE"/>
+        </w:rPr>
+        <w:t>נֶהֶרְס֖וּ מַמְּגֻר֑וֹת</w:t>
+      </w:r>
+    </w:p>
+    <w:p>
+      <w:pPr>
+        <w:bidi/>
+      </w:pPr>
+      <w:r>
+        <w:rPr>
+          <w:lang w:val="ar_AE" w:bidi="ar_AE"/>
+        </w:rPr>
+      </w:r>
+      <w:r>
+        <w:rPr>
           <w:b/>
           <w:lang w:val="ar_AE" w:bidi="ar_AE"/>
         </w:rPr>
@@ -8231,6 +9387,22 @@
       </w:r>
       <w:r>
         <w:rPr>
+          <w:lang w:val="ar_AE" w:bidi="ar_AE"/>
+        </w:rPr>
+        <w:t>הֹבִ֖ישׁ דָּגָֽן</w:t>
+      </w:r>
+    </w:p>
+    <w:p>
+      <w:pPr>
+        <w:bidi/>
+      </w:pPr>
+      <w:r>
+        <w:rPr>
+          <w:lang w:val="ar_AE" w:bidi="ar_AE"/>
+        </w:rPr>
+      </w:r>
+      <w:r>
+        <w:rPr>
           <w:b/>
           <w:lang w:val="ar_AE" w:bidi="ar_AE"/>
         </w:rPr>
@@ -8359,6 +9531,22 @@
       </w:r>
       <w:r>
         <w:rPr>
+          <w:lang w:val="ar_AE" w:bidi="ar_AE"/>
+        </w:rPr>
+        <w:t>מַה־נֶּאֶנְחָ֣ה בְהֵמָ֗ה</w:t>
+      </w:r>
+    </w:p>
+    <w:p>
+      <w:pPr>
+        <w:bidi/>
+      </w:pPr>
+      <w:r>
+        <w:rPr>
+          <w:lang w:val="ar_AE" w:bidi="ar_AE"/>
+        </w:rPr>
+      </w:r>
+      <w:r>
+        <w:rPr>
           <w:b/>
           <w:lang w:val="ar_AE" w:bidi="ar_AE"/>
         </w:rPr>
@@ -8461,6 +9649,22 @@
       </w:r>
       <w:r>
         <w:rPr>
+          <w:lang w:val="ar_AE" w:bidi="ar_AE"/>
+        </w:rPr>
+        <w:t>מַה־נֶּאֶנְחָ֣ה בְהֵמָ֗ה</w:t>
+      </w:r>
+    </w:p>
+    <w:p>
+      <w:pPr>
+        <w:bidi/>
+      </w:pPr>
+      <w:r>
+        <w:rPr>
+          <w:lang w:val="ar_AE" w:bidi="ar_AE"/>
+        </w:rPr>
+      </w:r>
+      <w:r>
+        <w:rPr>
           <w:b/>
           <w:lang w:val="ar_AE" w:bidi="ar_AE"/>
         </w:rPr>
@@ -8576,6 +9780,22 @@
       </w:r>
       <w:r>
         <w:rPr>
+          <w:lang w:val="ar_AE" w:bidi="ar_AE"/>
+        </w:rPr>
+        <w:t>נָבֹ֨כוּ֙ עֶדְרֵ֣י בָקָ֔ר</w:t>
+      </w:r>
+    </w:p>
+    <w:p>
+      <w:pPr>
+        <w:bidi/>
+      </w:pPr>
+      <w:r>
+        <w:rPr>
+          <w:lang w:val="ar_AE" w:bidi="ar_AE"/>
+        </w:rPr>
+      </w:r>
+      <w:r>
+        <w:rPr>
           <w:b/>
           <w:lang w:val="ar_AE" w:bidi="ar_AE"/>
         </w:rPr>
@@ -8678,6 +9898,22 @@
       </w:r>
       <w:r>
         <w:rPr>
+          <w:lang w:val="ar_AE" w:bidi="ar_AE"/>
+        </w:rPr>
+        <w:t>עֶדְרֵ֥י הַ⁠צֹּ֖אן נֶאְשָֽׁמוּ</w:t>
+      </w:r>
+    </w:p>
+    <w:p>
+      <w:pPr>
+        <w:bidi/>
+      </w:pPr>
+      <w:r>
+        <w:rPr>
+          <w:lang w:val="ar_AE" w:bidi="ar_AE"/>
+        </w:rPr>
+      </w:r>
+      <w:r>
+        <w:rPr>
           <w:b/>
           <w:lang w:val="ar_AE" w:bidi="ar_AE"/>
         </w:rPr>
@@ -8780,6 +10016,22 @@
       </w:r>
       <w:r>
         <w:rPr>
+          <w:lang w:val="ar_AE" w:bidi="ar_AE"/>
+        </w:rPr>
+        <w:t>עֶדְרֵ֥י הַ⁠צֹּ֖אן נֶאְשָֽׁמוּ</w:t>
+      </w:r>
+    </w:p>
+    <w:p>
+      <w:pPr>
+        <w:bidi/>
+      </w:pPr>
+      <w:r>
+        <w:rPr>
+          <w:lang w:val="ar_AE" w:bidi="ar_AE"/>
+        </w:rPr>
+      </w:r>
+      <w:r>
+        <w:rPr>
           <w:b/>
           <w:lang w:val="ar_AE" w:bidi="ar_AE"/>
         </w:rPr>
@@ -8882,6 +10134,22 @@
       </w:r>
       <w:r>
         <w:rPr>
+          <w:lang w:val="ar_AE" w:bidi="ar_AE"/>
+        </w:rPr>
+        <w:t>אֵלֶ֥י⁠ךָ יְהוָ֖ה אֶקְרָ֑א</w:t>
+      </w:r>
+    </w:p>
+    <w:p>
+      <w:pPr>
+        <w:bidi/>
+      </w:pPr>
+      <w:r>
+        <w:rPr>
+          <w:lang w:val="ar_AE" w:bidi="ar_AE"/>
+        </w:rPr>
+      </w:r>
+      <w:r>
+        <w:rPr>
           <w:b/>
           <w:lang w:val="ar_AE" w:bidi="ar_AE"/>
         </w:rPr>
@@ -8984,6 +10252,22 @@
       </w:r>
       <w:r>
         <w:rPr>
+          <w:lang w:val="ar_AE" w:bidi="ar_AE"/>
+        </w:rPr>
+        <w:t>כִּ֣י אֵ֗שׁ אָֽכְלָה֙ נְא֣וֹת מִדְבָּ֔ר</w:t>
+      </w:r>
+    </w:p>
+    <w:p>
+      <w:pPr>
+        <w:bidi/>
+      </w:pPr>
+      <w:r>
+        <w:rPr>
+          <w:lang w:val="ar_AE" w:bidi="ar_AE"/>
+        </w:rPr>
+      </w:r>
+      <w:r>
+        <w:rPr>
           <w:b/>
           <w:lang w:val="ar_AE" w:bidi="ar_AE"/>
         </w:rPr>
@@ -9099,6 +10383,22 @@
       </w:r>
       <w:r>
         <w:rPr>
+          <w:lang w:val="ar_AE" w:bidi="ar_AE"/>
+        </w:rPr>
+        <w:t>וְ⁠לֶ֣הָבָ֔ה לִהֲטָ֖ה כָּל־עֲצֵ֥י הַ⁠שָּׂדֶֽה</w:t>
+      </w:r>
+    </w:p>
+    <w:p>
+      <w:pPr>
+        <w:bidi/>
+      </w:pPr>
+      <w:r>
+        <w:rPr>
+          <w:lang w:val="ar_AE" w:bidi="ar_AE"/>
+        </w:rPr>
+      </w:r>
+      <w:r>
+        <w:rPr>
           <w:b/>
           <w:lang w:val="ar_AE" w:bidi="ar_AE"/>
         </w:rPr>
@@ -9227,6 +10527,22 @@
       </w:r>
       <w:r>
         <w:rPr>
+          <w:lang w:val="ar_AE" w:bidi="ar_AE"/>
+        </w:rPr>
+        <w:t>וְ⁠לֶ֣הָבָ֔ה לִהֲטָ֖ה כָּל־עֲצֵ֥י הַ⁠שָּׂדֶֽה</w:t>
+      </w:r>
+    </w:p>
+    <w:p>
+      <w:pPr>
+        <w:bidi/>
+      </w:pPr>
+      <w:r>
+        <w:rPr>
+          <w:lang w:val="ar_AE" w:bidi="ar_AE"/>
+        </w:rPr>
+      </w:r>
+      <w:r>
+        <w:rPr>
           <w:b/>
           <w:lang w:val="ar_AE" w:bidi="ar_AE"/>
         </w:rPr>
@@ -9342,6 +10658,22 @@
       </w:r>
       <w:r>
         <w:rPr>
+          <w:lang w:val="ar_AE" w:bidi="ar_AE"/>
+        </w:rPr>
+        <w:t>אֵלֶ֑י⁠ךָ</w:t>
+      </w:r>
+    </w:p>
+    <w:p>
+      <w:pPr>
+        <w:bidi/>
+      </w:pPr>
+      <w:r>
+        <w:rPr>
+          <w:lang w:val="ar_AE" w:bidi="ar_AE"/>
+        </w:rPr>
+      </w:r>
+      <w:r>
+        <w:rPr>
           <w:b/>
           <w:lang w:val="ar_AE" w:bidi="ar_AE"/>
         </w:rPr>
@@ -9478,7 +10810,7 @@
         </w:rPr>
         <w:t xml:space="preserve">انظر كيف ترجمت هذا التعبير المشابه في </w:t>
       </w:r>
-      <w:hyperlink r:id="rId13">
+      <w:hyperlink r:id="rId15">
         <w:r>
           <w:rPr>
             <w:lang w:val="ar_AE" w:bidi="ar_AE"/>
@@ -9577,6 +10909,22 @@
       </w:r>
       <w:r>
         <w:rPr>
+          <w:lang w:val="ar_AE" w:bidi="ar_AE"/>
+        </w:rPr>
+        <w:t>תִּקְע֨וּ שׁוֹפָ֜ר בְּ⁠צִיּ֗וֹן וְ⁠הָרִ֨יעוּ֙ בְּ⁠הַ֣ר קָדְשִׁ֔⁠י</w:t>
+      </w:r>
+    </w:p>
+    <w:p>
+      <w:pPr>
+        <w:bidi/>
+      </w:pPr>
+      <w:r>
+        <w:rPr>
+          <w:lang w:val="ar_AE" w:bidi="ar_AE"/>
+        </w:rPr>
+      </w:r>
+      <w:r>
+        <w:rPr>
           <w:b/>
           <w:lang w:val="ar_AE" w:bidi="ar_AE"/>
         </w:rPr>
@@ -9679,6 +11027,22 @@
       </w:r>
       <w:r>
         <w:rPr>
+          <w:lang w:val="ar_AE" w:bidi="ar_AE"/>
+        </w:rPr>
+        <w:t>שׁוֹפָ֜ר</w:t>
+      </w:r>
+    </w:p>
+    <w:p>
+      <w:pPr>
+        <w:bidi/>
+      </w:pPr>
+      <w:r>
+        <w:rPr>
+          <w:lang w:val="ar_AE" w:bidi="ar_AE"/>
+        </w:rPr>
+      </w:r>
+      <w:r>
+        <w:rPr>
           <w:b/>
           <w:lang w:val="ar_AE" w:bidi="ar_AE"/>
         </w:rPr>
@@ -9794,6 +11158,22 @@
       </w:r>
       <w:r>
         <w:rPr>
+          <w:lang w:val="ar_AE" w:bidi="ar_AE"/>
+        </w:rPr>
+        <w:t>שׁוֹפָ֜ר</w:t>
+      </w:r>
+    </w:p>
+    <w:p>
+      <w:pPr>
+        <w:bidi/>
+      </w:pPr>
+      <w:r>
+        <w:rPr>
+          <w:lang w:val="ar_AE" w:bidi="ar_AE"/>
+        </w:rPr>
+      </w:r>
+      <w:r>
+        <w:rPr>
           <w:b/>
           <w:lang w:val="ar_AE" w:bidi="ar_AE"/>
         </w:rPr>
@@ -9909,6 +11289,22 @@
       </w:r>
       <w:r>
         <w:rPr>
+          <w:lang w:val="ar_AE" w:bidi="ar_AE"/>
+        </w:rPr>
+        <w:t>בְּ⁠הַ֣ר קָדְשִׁ֔⁠י</w:t>
+      </w:r>
+    </w:p>
+    <w:p>
+      <w:pPr>
+        <w:bidi/>
+      </w:pPr>
+      <w:r>
+        <w:rPr>
+          <w:lang w:val="ar_AE" w:bidi="ar_AE"/>
+        </w:rPr>
+      </w:r>
+      <w:r>
+        <w:rPr>
           <w:b/>
           <w:lang w:val="ar_AE" w:bidi="ar_AE"/>
         </w:rPr>
@@ -10024,6 +11420,22 @@
       </w:r>
       <w:r>
         <w:rPr>
+          <w:lang w:val="ar_AE" w:bidi="ar_AE"/>
+        </w:rPr>
+        <w:t>יִרְגְּז֕וּ</w:t>
+      </w:r>
+    </w:p>
+    <w:p>
+      <w:pPr>
+        <w:bidi/>
+      </w:pPr>
+      <w:r>
+        <w:rPr>
+          <w:lang w:val="ar_AE" w:bidi="ar_AE"/>
+        </w:rPr>
+      </w:r>
+      <w:r>
+        <w:rPr>
           <w:b/>
           <w:lang w:val="ar_AE" w:bidi="ar_AE"/>
         </w:rPr>
@@ -10160,7 +11572,7 @@
         </w:rPr>
         <w:t xml:space="preserve">انظر كيف ترجمت نفس التعبير في </w:t>
       </w:r>
-      <w:hyperlink r:id="rId14">
+      <w:hyperlink r:id="rId16">
         <w:r>
           <w:rPr>
             <w:lang w:val="ar_AE" w:bidi="ar_AE"/>
@@ -10259,6 +11671,22 @@
       </w:r>
       <w:r>
         <w:rPr>
+          <w:lang w:val="ar_AE" w:bidi="ar_AE"/>
+        </w:rPr>
+        <w:t>י֧וֹם חֹ֣שֶׁךְ וַ⁠אֲפֵלָ֗ה י֤וֹם עָנָן֙ וַ⁠עֲרָפֶ֔ל</w:t>
+      </w:r>
+    </w:p>
+    <w:p>
+      <w:pPr>
+        <w:bidi/>
+      </w:pPr>
+      <w:r>
+        <w:rPr>
+          <w:lang w:val="ar_AE" w:bidi="ar_AE"/>
+        </w:rPr>
+      </w:r>
+      <w:r>
+        <w:rPr>
           <w:b/>
           <w:lang w:val="ar_AE" w:bidi="ar_AE"/>
         </w:rPr>
@@ -10374,6 +11802,22 @@
       </w:r>
       <w:r>
         <w:rPr>
+          <w:lang w:val="ar_AE" w:bidi="ar_AE"/>
+        </w:rPr>
+        <w:t>חֹ֣שֶׁךְ וַ⁠אֲפֵלָ֗ה</w:t>
+      </w:r>
+    </w:p>
+    <w:p>
+      <w:pPr>
+        <w:bidi/>
+      </w:pPr>
+      <w:r>
+        <w:rPr>
+          <w:lang w:val="ar_AE" w:bidi="ar_AE"/>
+        </w:rPr>
+      </w:r>
+      <w:r>
+        <w:rPr>
           <w:b/>
           <w:lang w:val="ar_AE" w:bidi="ar_AE"/>
         </w:rPr>
@@ -10489,6 +11933,22 @@
       </w:r>
       <w:r>
         <w:rPr>
+          <w:lang w:val="ar_AE" w:bidi="ar_AE"/>
+        </w:rPr>
+        <w:t>עָנָן֙ וַ⁠עֲרָפֶ֔ל</w:t>
+      </w:r>
+    </w:p>
+    <w:p>
+      <w:pPr>
+        <w:bidi/>
+      </w:pPr>
+      <w:r>
+        <w:rPr>
+          <w:lang w:val="ar_AE" w:bidi="ar_AE"/>
+        </w:rPr>
+      </w:r>
+      <w:r>
+        <w:rPr>
           <w:b/>
           <w:lang w:val="ar_AE" w:bidi="ar_AE"/>
         </w:rPr>
@@ -10604,6 +12064,22 @@
       </w:r>
       <w:r>
         <w:rPr>
+          <w:lang w:val="ar_AE" w:bidi="ar_AE"/>
+        </w:rPr>
+        <w:t>כְּ⁠שַׁ֖חַר פָּרֻ֣שׂ עַל־הֶֽ⁠הָרִ֑ים</w:t>
+      </w:r>
+    </w:p>
+    <w:p>
+      <w:pPr>
+        <w:bidi/>
+      </w:pPr>
+      <w:r>
+        <w:rPr>
+          <w:lang w:val="ar_AE" w:bidi="ar_AE"/>
+        </w:rPr>
+      </w:r>
+      <w:r>
+        <w:rPr>
           <w:b/>
           <w:lang w:val="ar_AE" w:bidi="ar_AE"/>
         </w:rPr>
@@ -10706,6 +12182,22 @@
       </w:r>
       <w:r>
         <w:rPr>
+          <w:lang w:val="ar_AE" w:bidi="ar_AE"/>
+        </w:rPr>
+        <w:t>כְּ⁠שַׁ֖חַר פָּרֻ֣שׂ עַל־הֶֽ⁠הָרִ֑ים</w:t>
+      </w:r>
+    </w:p>
+    <w:p>
+      <w:pPr>
+        <w:bidi/>
+      </w:pPr>
+      <w:r>
+        <w:rPr>
+          <w:lang w:val="ar_AE" w:bidi="ar_AE"/>
+        </w:rPr>
+      </w:r>
+      <w:r>
+        <w:rPr>
           <w:b/>
           <w:lang w:val="ar_AE" w:bidi="ar_AE"/>
         </w:rPr>
@@ -10808,6 +12300,22 @@
       </w:r>
       <w:r>
         <w:rPr>
+          <w:lang w:val="ar_AE" w:bidi="ar_AE"/>
+        </w:rPr>
+        <w:t>כְּ⁠שַׁ֖חַר</w:t>
+      </w:r>
+    </w:p>
+    <w:p>
+      <w:pPr>
+        <w:bidi/>
+      </w:pPr>
+      <w:r>
+        <w:rPr>
+          <w:lang w:val="ar_AE" w:bidi="ar_AE"/>
+        </w:rPr>
+      </w:r>
+      <w:r>
+        <w:rPr>
           <w:b/>
           <w:lang w:val="ar_AE" w:bidi="ar_AE"/>
         </w:rPr>
@@ -10923,6 +12431,22 @@
       </w:r>
       <w:r>
         <w:rPr>
+          <w:lang w:val="ar_AE" w:bidi="ar_AE"/>
+        </w:rPr>
+        <w:t>עַ֚ם רַ֣ב וְ⁠עָצ֔וּם</w:t>
+      </w:r>
+    </w:p>
+    <w:p>
+      <w:pPr>
+        <w:bidi/>
+      </w:pPr>
+      <w:r>
+        <w:rPr>
+          <w:lang w:val="ar_AE" w:bidi="ar_AE"/>
+        </w:rPr>
+      </w:r>
+      <w:r>
+        <w:rPr>
           <w:b/>
           <w:lang w:val="ar_AE" w:bidi="ar_AE"/>
         </w:rPr>
@@ -11025,6 +12549,22 @@
       </w:r>
       <w:r>
         <w:rPr>
+          <w:lang w:val="ar_AE" w:bidi="ar_AE"/>
+        </w:rPr>
+        <w:t>עַ֚ם רַ֣ב וְ⁠עָצ֔וּם</w:t>
+      </w:r>
+    </w:p>
+    <w:p>
+      <w:pPr>
+        <w:bidi/>
+      </w:pPr>
+      <w:r>
+        <w:rPr>
+          <w:lang w:val="ar_AE" w:bidi="ar_AE"/>
+        </w:rPr>
+      </w:r>
+      <w:r>
+        <w:rPr>
           <w:b/>
           <w:lang w:val="ar_AE" w:bidi="ar_AE"/>
         </w:rPr>
@@ -11140,6 +12680,22 @@
       </w:r>
       <w:r>
         <w:rPr>
+          <w:lang w:val="ar_AE" w:bidi="ar_AE"/>
+        </w:rPr>
+        <w:t>כָּמֹ֗⁠הוּ לֹ֤א נִֽהְיָה֙ מִן־הָ֣⁠עוֹלָ֔ם וְ⁠אַֽחֲרָי⁠ו֙ לֹ֣א יוֹסֵ֔ף עַד־שְׁנֵ֖י דּ֥וֹר וָ⁠דֽוֹר</w:t>
+      </w:r>
+    </w:p>
+    <w:p>
+      <w:pPr>
+        <w:bidi/>
+      </w:pPr>
+      <w:r>
+        <w:rPr>
+          <w:lang w:val="ar_AE" w:bidi="ar_AE"/>
+        </w:rPr>
+      </w:r>
+      <w:r>
+        <w:rPr>
           <w:b/>
           <w:lang w:val="ar_AE" w:bidi="ar_AE"/>
         </w:rPr>
@@ -11242,6 +12798,22 @@
       </w:r>
       <w:r>
         <w:rPr>
+          <w:lang w:val="ar_AE" w:bidi="ar_AE"/>
+        </w:rPr>
+        <w:t>עַד־שְׁנֵ֖י דּ֥וֹר וָ⁠דֽוֹר</w:t>
+      </w:r>
+    </w:p>
+    <w:p>
+      <w:pPr>
+        <w:bidi/>
+      </w:pPr>
+      <w:r>
+        <w:rPr>
+          <w:lang w:val="ar_AE" w:bidi="ar_AE"/>
+        </w:rPr>
+      </w:r>
+      <w:r>
+        <w:rPr>
           <w:b/>
           <w:lang w:val="ar_AE" w:bidi="ar_AE"/>
         </w:rPr>
@@ -11344,6 +12916,22 @@
       </w:r>
       <w:r>
         <w:rPr>
+          <w:lang w:val="ar_AE" w:bidi="ar_AE"/>
+        </w:rPr>
+        <w:t>לְ⁠פָנָי⁠ו֙ אָ֣כְלָה אֵ֔שׁ וְ⁠אַחֲרָ֖י⁠ו תְּלַהֵ֣ט לֶֽהָבָ֑ה כְּ⁠גַן־עֵ֨דֶן הָ⁠אָ֜רֶץ לְ⁠פָנָ֗י⁠ו וְ⁠אַֽחֲרָי⁠ו֙ מִדְבַּ֣ר שְׁמָמָ֔ה וְ⁠גַם־פְּלֵיטָ֖ה לֹא־הָ֥יְתָה לּֽ⁠וֹ</w:t>
+      </w:r>
+    </w:p>
+    <w:p>
+      <w:pPr>
+        <w:bidi/>
+      </w:pPr>
+      <w:r>
+        <w:rPr>
+          <w:lang w:val="ar_AE" w:bidi="ar_AE"/>
+        </w:rPr>
+      </w:r>
+      <w:r>
+        <w:rPr>
           <w:b/>
           <w:lang w:val="ar_AE" w:bidi="ar_AE"/>
         </w:rPr>
@@ -11472,6 +13060,22 @@
       </w:r>
       <w:r>
         <w:rPr>
+          <w:lang w:val="ar_AE" w:bidi="ar_AE"/>
+        </w:rPr>
+        <w:t>לְ⁠פָנָי⁠ו֙ אָ֣כְלָה אֵ֔שׁ וְ⁠אַחֲרָ֖י⁠ו תְּלַהֵ֣ט לֶֽהָבָ֑ה</w:t>
+      </w:r>
+    </w:p>
+    <w:p>
+      <w:pPr>
+        <w:bidi/>
+      </w:pPr>
+      <w:r>
+        <w:rPr>
+          <w:lang w:val="ar_AE" w:bidi="ar_AE"/>
+        </w:rPr>
+      </w:r>
+      <w:r>
+        <w:rPr>
           <w:b/>
           <w:lang w:val="ar_AE" w:bidi="ar_AE"/>
         </w:rPr>
@@ -11600,6 +13204,22 @@
       </w:r>
       <w:r>
         <w:rPr>
+          <w:lang w:val="ar_AE" w:bidi="ar_AE"/>
+        </w:rPr>
+        <w:t>לְ⁠פָנָי⁠ו֙ אָ֣כְלָה אֵ֔שׁ</w:t>
+      </w:r>
+    </w:p>
+    <w:p>
+      <w:pPr>
+        <w:bidi/>
+      </w:pPr>
+      <w:r>
+        <w:rPr>
+          <w:lang w:val="ar_AE" w:bidi="ar_AE"/>
+        </w:rPr>
+      </w:r>
+      <w:r>
+        <w:rPr>
           <w:b/>
           <w:lang w:val="ar_AE" w:bidi="ar_AE"/>
         </w:rPr>
@@ -11715,6 +13335,22 @@
       </w:r>
       <w:r>
         <w:rPr>
+          <w:lang w:val="ar_AE" w:bidi="ar_AE"/>
+        </w:rPr>
+        <w:t>כְּ⁠גַן־עֵ֨דֶן הָ⁠אָ֜רֶץ לְ⁠פָנָ֗י⁠ו</w:t>
+      </w:r>
+    </w:p>
+    <w:p>
+      <w:pPr>
+        <w:bidi/>
+      </w:pPr>
+      <w:r>
+        <w:rPr>
+          <w:lang w:val="ar_AE" w:bidi="ar_AE"/>
+        </w:rPr>
+      </w:r>
+      <w:r>
+        <w:rPr>
           <w:b/>
           <w:lang w:val="ar_AE" w:bidi="ar_AE"/>
         </w:rPr>
@@ -11817,6 +13453,22 @@
       </w:r>
       <w:r>
         <w:rPr>
+          <w:lang w:val="ar_AE" w:bidi="ar_AE"/>
+        </w:rPr>
+        <w:t>מִדְבַּ֣ר שְׁמָמָ֔ה</w:t>
+      </w:r>
+    </w:p>
+    <w:p>
+      <w:pPr>
+        <w:bidi/>
+      </w:pPr>
+      <w:r>
+        <w:rPr>
+          <w:lang w:val="ar_AE" w:bidi="ar_AE"/>
+        </w:rPr>
+      </w:r>
+      <w:r>
+        <w:rPr>
           <w:b/>
           <w:lang w:val="ar_AE" w:bidi="ar_AE"/>
         </w:rPr>
@@ -11932,6 +13584,22 @@
       </w:r>
       <w:r>
         <w:rPr>
+          <w:lang w:val="ar_AE" w:bidi="ar_AE"/>
+        </w:rPr>
+        <w:t>וְ⁠גַם־פְּלֵיטָ֖ה לֹא־הָ֥יְתָה לּֽ⁠וֹ</w:t>
+      </w:r>
+    </w:p>
+    <w:p>
+      <w:pPr>
+        <w:bidi/>
+      </w:pPr>
+      <w:r>
+        <w:rPr>
+          <w:lang w:val="ar_AE" w:bidi="ar_AE"/>
+        </w:rPr>
+      </w:r>
+      <w:r>
+        <w:rPr>
           <w:b/>
           <w:lang w:val="ar_AE" w:bidi="ar_AE"/>
         </w:rPr>
@@ -12034,6 +13702,22 @@
       </w:r>
       <w:r>
         <w:rPr>
+          <w:lang w:val="ar_AE" w:bidi="ar_AE"/>
+        </w:rPr>
+        <w:t>פְּלֵיטָ֖ה לֹא־הָ֥יְתָה לּֽ⁠וֹ</w:t>
+      </w:r>
+    </w:p>
+    <w:p>
+      <w:pPr>
+        <w:bidi/>
+      </w:pPr>
+      <w:r>
+        <w:rPr>
+          <w:lang w:val="ar_AE" w:bidi="ar_AE"/>
+        </w:rPr>
+      </w:r>
+      <w:r>
+        <w:rPr>
           <w:b/>
           <w:lang w:val="ar_AE" w:bidi="ar_AE"/>
         </w:rPr>
@@ -12149,6 +13833,22 @@
       </w:r>
       <w:r>
         <w:rPr>
+          <w:lang w:val="ar_AE" w:bidi="ar_AE"/>
+        </w:rPr>
+        <w:t>כְּ⁠מַרְאֵ֥ה סוּסִ֖ים מַרְאֵ֑⁠הוּ</w:t>
+      </w:r>
+    </w:p>
+    <w:p>
+      <w:pPr>
+        <w:bidi/>
+      </w:pPr>
+      <w:r>
+        <w:rPr>
+          <w:lang w:val="ar_AE" w:bidi="ar_AE"/>
+        </w:rPr>
+      </w:r>
+      <w:r>
+        <w:rPr>
           <w:b/>
           <w:lang w:val="ar_AE" w:bidi="ar_AE"/>
         </w:rPr>
@@ -12251,6 +13951,22 @@
       </w:r>
       <w:r>
         <w:rPr>
+          <w:lang w:val="ar_AE" w:bidi="ar_AE"/>
+        </w:rPr>
+        <w:t>כְּ⁠מַרְאֵ֥ה &amp; מַרְאֵ֑⁠הוּ</w:t>
+      </w:r>
+    </w:p>
+    <w:p>
+      <w:pPr>
+        <w:bidi/>
+      </w:pPr>
+      <w:r>
+        <w:rPr>
+          <w:lang w:val="ar_AE" w:bidi="ar_AE"/>
+        </w:rPr>
+      </w:r>
+      <w:r>
+        <w:rPr>
           <w:b/>
           <w:lang w:val="ar_AE" w:bidi="ar_AE"/>
         </w:rPr>
@@ -12353,6 +14069,22 @@
       </w:r>
       <w:r>
         <w:rPr>
+          <w:lang w:val="ar_AE" w:bidi="ar_AE"/>
+        </w:rPr>
+        <w:t>וּ⁠כְ⁠פָרָשִׁ֖ים כֵּ֥ן יְרוּצֽוּ⁠ן</w:t>
+      </w:r>
+    </w:p>
+    <w:p>
+      <w:pPr>
+        <w:bidi/>
+      </w:pPr>
+      <w:r>
+        <w:rPr>
+          <w:lang w:val="ar_AE" w:bidi="ar_AE"/>
+        </w:rPr>
+      </w:r>
+      <w:r>
+        <w:rPr>
           <w:b/>
           <w:lang w:val="ar_AE" w:bidi="ar_AE"/>
         </w:rPr>
@@ -12455,6 +14187,22 @@
       </w:r>
       <w:r>
         <w:rPr>
+          <w:lang w:val="ar_AE" w:bidi="ar_AE"/>
+        </w:rPr>
+        <w:t>כְּ⁠ק֣וֹל מַרְכָּב֗וֹת עַל־רָאשֵׁ֤י הֶֽ⁠הָרִים֙ יְרַקֵּד֔וּ⁠ן</w:t>
+      </w:r>
+    </w:p>
+    <w:p>
+      <w:pPr>
+        <w:bidi/>
+      </w:pPr>
+      <w:r>
+        <w:rPr>
+          <w:lang w:val="ar_AE" w:bidi="ar_AE"/>
+        </w:rPr>
+      </w:r>
+      <w:r>
+        <w:rPr>
           <w:b/>
           <w:lang w:val="ar_AE" w:bidi="ar_AE"/>
         </w:rPr>
@@ -12547,6 +14295,22 @@
       </w:r>
       <w:r>
         <w:rPr>
+          <w:lang w:val="ar_AE" w:bidi="ar_AE"/>
+        </w:rPr>
+        <w:t>כְּ⁠קוֹל֙ לַ֣הַב אֵ֔שׁ אֹכְלָ֖ה קָ֑שׁ</w:t>
+      </w:r>
+    </w:p>
+    <w:p>
+      <w:pPr>
+        <w:bidi/>
+      </w:pPr>
+      <w:r>
+        <w:rPr>
+          <w:lang w:val="ar_AE" w:bidi="ar_AE"/>
+        </w:rPr>
+      </w:r>
+      <w:r>
+        <w:rPr>
           <w:b/>
           <w:lang w:val="ar_AE" w:bidi="ar_AE"/>
         </w:rPr>
@@ -12649,6 +14413,22 @@
       </w:r>
       <w:r>
         <w:rPr>
+          <w:lang w:val="ar_AE" w:bidi="ar_AE"/>
+        </w:rPr>
+        <w:t>כְּ⁠עַ֣ם עָצ֔וּם עֱר֖וּךְ מִלְחָמָֽה</w:t>
+      </w:r>
+    </w:p>
+    <w:p>
+      <w:pPr>
+        <w:bidi/>
+      </w:pPr>
+      <w:r>
+        <w:rPr>
+          <w:lang w:val="ar_AE" w:bidi="ar_AE"/>
+        </w:rPr>
+      </w:r>
+      <w:r>
+        <w:rPr>
           <w:b/>
           <w:lang w:val="ar_AE" w:bidi="ar_AE"/>
         </w:rPr>
@@ -12751,6 +14531,22 @@
       </w:r>
       <w:r>
         <w:rPr>
+          <w:lang w:val="ar_AE" w:bidi="ar_AE"/>
+        </w:rPr>
+        <w:t>כְּ⁠עַ֣ם עָצ֔וּם עֱר֖וּךְ מִלְחָמָֽה</w:t>
+      </w:r>
+    </w:p>
+    <w:p>
+      <w:pPr>
+        <w:bidi/>
+      </w:pPr>
+      <w:r>
+        <w:rPr>
+          <w:lang w:val="ar_AE" w:bidi="ar_AE"/>
+        </w:rPr>
+      </w:r>
+      <w:r>
+        <w:rPr>
           <w:b/>
           <w:lang w:val="ar_AE" w:bidi="ar_AE"/>
         </w:rPr>
@@ -12853,6 +14649,22 @@
       </w:r>
       <w:r>
         <w:rPr>
+          <w:lang w:val="ar_AE" w:bidi="ar_AE"/>
+        </w:rPr>
+        <w:t>כְּ⁠עַ֣ם עָצ֔וּם עֱר֖וּךְ מִלְחָמָֽה</w:t>
+      </w:r>
+    </w:p>
+    <w:p>
+      <w:pPr>
+        <w:bidi/>
+      </w:pPr>
+      <w:r>
+        <w:rPr>
+          <w:lang w:val="ar_AE" w:bidi="ar_AE"/>
+        </w:rPr>
+      </w:r>
+      <w:r>
+        <w:rPr>
           <w:b/>
           <w:lang w:val="ar_AE" w:bidi="ar_AE"/>
         </w:rPr>
@@ -12955,6 +14767,22 @@
       </w:r>
       <w:r>
         <w:rPr>
+          <w:lang w:val="ar_AE" w:bidi="ar_AE"/>
+        </w:rPr>
+        <w:t>יָחִ֣ילוּ</w:t>
+      </w:r>
+    </w:p>
+    <w:p>
+      <w:pPr>
+        <w:bidi/>
+      </w:pPr>
+      <w:r>
+        <w:rPr>
+          <w:lang w:val="ar_AE" w:bidi="ar_AE"/>
+        </w:rPr>
+      </w:r>
+      <w:r>
+        <w:rPr>
           <w:b/>
           <w:lang w:val="ar_AE" w:bidi="ar_AE"/>
         </w:rPr>
@@ -13070,6 +14898,22 @@
       </w:r>
       <w:r>
         <w:rPr>
+          <w:lang w:val="ar_AE" w:bidi="ar_AE"/>
+        </w:rPr>
+        <w:t>קִבְּצ֥וּ פָארֽוּר</w:t>
+      </w:r>
+    </w:p>
+    <w:p>
+      <w:pPr>
+        <w:bidi/>
+      </w:pPr>
+      <w:r>
+        <w:rPr>
+          <w:lang w:val="ar_AE" w:bidi="ar_AE"/>
+        </w:rPr>
+      </w:r>
+      <w:r>
+        <w:rPr>
           <w:b/>
           <w:lang w:val="ar_AE" w:bidi="ar_AE"/>
         </w:rPr>
@@ -13185,6 +15029,22 @@
       </w:r>
       <w:r>
         <w:rPr>
+          <w:lang w:val="ar_AE" w:bidi="ar_AE"/>
+        </w:rPr>
+        <w:t>כְּ⁠גִבּוֹרִ֣ים יְרֻצ֔וּ⁠ן</w:t>
+      </w:r>
+    </w:p>
+    <w:p>
+      <w:pPr>
+        <w:bidi/>
+      </w:pPr>
+      <w:r>
+        <w:rPr>
+          <w:lang w:val="ar_AE" w:bidi="ar_AE"/>
+        </w:rPr>
+      </w:r>
+      <w:r>
+        <w:rPr>
           <w:b/>
           <w:lang w:val="ar_AE" w:bidi="ar_AE"/>
         </w:rPr>
@@ -13287,6 +15147,22 @@
       </w:r>
       <w:r>
         <w:rPr>
+          <w:lang w:val="ar_AE" w:bidi="ar_AE"/>
+        </w:rPr>
+        <w:t>כְּ⁠אַנְשֵׁ֥י מִלְחָמָ֖ה יַעֲל֣וּ חוֹמָ֑ה</w:t>
+      </w:r>
+    </w:p>
+    <w:p>
+      <w:pPr>
+        <w:bidi/>
+      </w:pPr>
+      <w:r>
+        <w:rPr>
+          <w:lang w:val="ar_AE" w:bidi="ar_AE"/>
+        </w:rPr>
+      </w:r>
+      <w:r>
+        <w:rPr>
           <w:b/>
           <w:lang w:val="ar_AE" w:bidi="ar_AE"/>
         </w:rPr>
@@ -13389,6 +15265,22 @@
       </w:r>
       <w:r>
         <w:rPr>
+          <w:lang w:val="ar_AE" w:bidi="ar_AE"/>
+        </w:rPr>
+        <w:t>כְּ⁠אַנְשֵׁ֥י מִלְחָמָ֖ה</w:t>
+      </w:r>
+    </w:p>
+    <w:p>
+      <w:pPr>
+        <w:bidi/>
+      </w:pPr>
+      <w:r>
+        <w:rPr>
+          <w:lang w:val="ar_AE" w:bidi="ar_AE"/>
+        </w:rPr>
+      </w:r>
+      <w:r>
+        <w:rPr>
           <w:b/>
           <w:lang w:val="ar_AE" w:bidi="ar_AE"/>
         </w:rPr>
@@ -13517,6 +15409,22 @@
       </w:r>
       <w:r>
         <w:rPr>
+          <w:lang w:val="ar_AE" w:bidi="ar_AE"/>
+        </w:rPr>
+        <w:t>חוֹמָ֑ה</w:t>
+      </w:r>
+    </w:p>
+    <w:p>
+      <w:pPr>
+        <w:bidi/>
+      </w:pPr>
+      <w:r>
+        <w:rPr>
+          <w:lang w:val="ar_AE" w:bidi="ar_AE"/>
+        </w:rPr>
+      </w:r>
+      <w:r>
+        <w:rPr>
           <w:b/>
           <w:lang w:val="ar_AE" w:bidi="ar_AE"/>
         </w:rPr>
@@ -13632,6 +15540,22 @@
       </w:r>
       <w:r>
         <w:rPr>
+          <w:lang w:val="ar_AE" w:bidi="ar_AE"/>
+        </w:rPr>
+        <w:t>וְ⁠אִ֤ישׁ בִּ⁠דְרָכָי⁠ו֙</w:t>
+      </w:r>
+    </w:p>
+    <w:p>
+      <w:pPr>
+        <w:bidi/>
+      </w:pPr>
+      <w:r>
+        <w:rPr>
+          <w:lang w:val="ar_AE" w:bidi="ar_AE"/>
+        </w:rPr>
+      </w:r>
+      <w:r>
+        <w:rPr>
           <w:b/>
           <w:lang w:val="ar_AE" w:bidi="ar_AE"/>
         </w:rPr>
@@ -13747,6 +15671,22 @@
       </w:r>
       <w:r>
         <w:rPr>
+          <w:lang w:val="ar_AE" w:bidi="ar_AE"/>
+        </w:rPr>
+        <w:t>וְ⁠לֹ֥א יְעַבְּט֖וּ⁠ן אֹרְחוֹתָֽ⁠ם</w:t>
+      </w:r>
+    </w:p>
+    <w:p>
+      <w:pPr>
+        <w:bidi/>
+      </w:pPr>
+      <w:r>
+        <w:rPr>
+          <w:lang w:val="ar_AE" w:bidi="ar_AE"/>
+        </w:rPr>
+      </w:r>
+      <w:r>
+        <w:rPr>
           <w:b/>
           <w:lang w:val="ar_AE" w:bidi="ar_AE"/>
         </w:rPr>
@@ -13849,6 +15789,22 @@
       </w:r>
       <w:r>
         <w:rPr>
+          <w:lang w:val="ar_AE" w:bidi="ar_AE"/>
+        </w:rPr>
+        <w:t>וְ⁠לֹ֥א יְעַבְּט֖וּ⁠ן אֹרְחוֹתָֽ⁠ם</w:t>
+      </w:r>
+    </w:p>
+    <w:p>
+      <w:pPr>
+        <w:bidi/>
+      </w:pPr>
+      <w:r>
+        <w:rPr>
+          <w:lang w:val="ar_AE" w:bidi="ar_AE"/>
+        </w:rPr>
+      </w:r>
+      <w:r>
+        <w:rPr>
           <w:b/>
           <w:lang w:val="ar_AE" w:bidi="ar_AE"/>
         </w:rPr>
@@ -13951,6 +15907,22 @@
       </w:r>
       <w:r>
         <w:rPr>
+          <w:lang w:val="ar_AE" w:bidi="ar_AE"/>
+        </w:rPr>
+        <w:t>וְ⁠אִ֤ישׁ אָחִי⁠ו֙ לֹ֣א יִדְחָק֔וּ⁠ן</w:t>
+      </w:r>
+    </w:p>
+    <w:p>
+      <w:pPr>
+        <w:bidi/>
+      </w:pPr>
+      <w:r>
+        <w:rPr>
+          <w:lang w:val="ar_AE" w:bidi="ar_AE"/>
+        </w:rPr>
+      </w:r>
+      <w:r>
+        <w:rPr>
           <w:b/>
           <w:lang w:val="ar_AE" w:bidi="ar_AE"/>
         </w:rPr>
@@ -14079,6 +16051,22 @@
       </w:r>
       <w:r>
         <w:rPr>
+          <w:lang w:val="ar_AE" w:bidi="ar_AE"/>
+        </w:rPr>
+        <w:t>גֶּ֥בֶר בִּ⁠מְסִלָּת֖⁠וֹ יֵֽלֵכ֑וּ⁠ן</w:t>
+      </w:r>
+    </w:p>
+    <w:p>
+      <w:pPr>
+        <w:bidi/>
+      </w:pPr>
+      <w:r>
+        <w:rPr>
+          <w:lang w:val="ar_AE" w:bidi="ar_AE"/>
+        </w:rPr>
+      </w:r>
+      <w:r>
+        <w:rPr>
           <w:b/>
           <w:lang w:val="ar_AE" w:bidi="ar_AE"/>
         </w:rPr>
@@ -14207,6 +16195,22 @@
       </w:r>
       <w:r>
         <w:rPr>
+          <w:lang w:val="ar_AE" w:bidi="ar_AE"/>
+        </w:rPr>
+        <w:t>וּ⁠בְעַ֥ד הַ⁠שֶּׁ֛לַח יִפֹּ֖לוּ לֹ֥א יִבְצָֽעוּ</w:t>
+      </w:r>
+    </w:p>
+    <w:p>
+      <w:pPr>
+        <w:bidi/>
+      </w:pPr>
+      <w:r>
+        <w:rPr>
+          <w:lang w:val="ar_AE" w:bidi="ar_AE"/>
+        </w:rPr>
+      </w:r>
+      <w:r>
+        <w:rPr>
           <w:b/>
           <w:lang w:val="ar_AE" w:bidi="ar_AE"/>
         </w:rPr>
@@ -14309,6 +16313,22 @@
       </w:r>
       <w:r>
         <w:rPr>
+          <w:lang w:val="ar_AE" w:bidi="ar_AE"/>
+        </w:rPr>
+        <w:t>בָּ⁠עִ֣יר יָשֹׁ֗קּוּ בַּֽ⁠חוֹמָה֙ יְרֻצ֔וּ⁠ן בַּ⁠בָּתִּ֖ים יַעֲל֑וּ בְּעַ֧ד הַ⁠חַלּוֹנִ֛ים יָבֹ֖אוּ כַּ⁠גַּנָּֽב</w:t>
+      </w:r>
+    </w:p>
+    <w:p>
+      <w:pPr>
+        <w:bidi/>
+      </w:pPr>
+      <w:r>
+        <w:rPr>
+          <w:lang w:val="ar_AE" w:bidi="ar_AE"/>
+        </w:rPr>
+      </w:r>
+      <w:r>
+        <w:rPr>
           <w:b/>
           <w:lang w:val="ar_AE" w:bidi="ar_AE"/>
         </w:rPr>
@@ -14411,6 +16431,22 @@
       </w:r>
       <w:r>
         <w:rPr>
+          <w:lang w:val="ar_AE" w:bidi="ar_AE"/>
+        </w:rPr>
+        <w:t>בְּעַ֧ד הַ⁠חַלּוֹנִ֛ים יָבֹ֖אוּ כַּ⁠גַּנָּֽב</w:t>
+      </w:r>
+    </w:p>
+    <w:p>
+      <w:pPr>
+        <w:bidi/>
+      </w:pPr>
+      <w:r>
+        <w:rPr>
+          <w:lang w:val="ar_AE" w:bidi="ar_AE"/>
+        </w:rPr>
+      </w:r>
+      <w:r>
+        <w:rPr>
           <w:b/>
           <w:lang w:val="ar_AE" w:bidi="ar_AE"/>
         </w:rPr>
@@ -14513,6 +16549,22 @@
       </w:r>
       <w:r>
         <w:rPr>
+          <w:lang w:val="ar_AE" w:bidi="ar_AE"/>
+        </w:rPr>
+        <w:t>לְ⁠פָנָי⁠ו֙ רָ֣גְזָה אֶ֔רֶץ רָעֲשׁ֖וּ שָׁמָ֑יִם</w:t>
+      </w:r>
+    </w:p>
+    <w:p>
+      <w:pPr>
+        <w:bidi/>
+      </w:pPr>
+      <w:r>
+        <w:rPr>
+          <w:lang w:val="ar_AE" w:bidi="ar_AE"/>
+        </w:rPr>
+      </w:r>
+      <w:r>
+        <w:rPr>
           <w:b/>
           <w:lang w:val="ar_AE" w:bidi="ar_AE"/>
         </w:rPr>
@@ -14654,6 +16706,22 @@
       </w:r>
       <w:r>
         <w:rPr>
+          <w:lang w:val="ar_AE" w:bidi="ar_AE"/>
+        </w:rPr>
+        <w:t>שֶׁ֤מֶשׁ וְ⁠יָרֵ֨חַ֙ קָדָ֔רוּ</w:t>
+      </w:r>
+    </w:p>
+    <w:p>
+      <w:pPr>
+        <w:bidi/>
+      </w:pPr>
+      <w:r>
+        <w:rPr>
+          <w:lang w:val="ar_AE" w:bidi="ar_AE"/>
+        </w:rPr>
+      </w:r>
+      <w:r>
+        <w:rPr>
           <w:b/>
           <w:lang w:val="ar_AE" w:bidi="ar_AE"/>
         </w:rPr>
@@ -14782,6 +16850,22 @@
       </w:r>
       <w:r>
         <w:rPr>
+          <w:lang w:val="ar_AE" w:bidi="ar_AE"/>
+        </w:rPr>
+        <w:t>וְ⁠כוֹכָבִ֖ים אָסְפ֥וּ נָגְהָֽ⁠ם</w:t>
+      </w:r>
+    </w:p>
+    <w:p>
+      <w:pPr>
+        <w:bidi/>
+      </w:pPr>
+      <w:r>
+        <w:rPr>
+          <w:lang w:val="ar_AE" w:bidi="ar_AE"/>
+        </w:rPr>
+      </w:r>
+      <w:r>
+        <w:rPr>
           <w:b/>
           <w:lang w:val="ar_AE" w:bidi="ar_AE"/>
         </w:rPr>
@@ -14910,6 +16994,22 @@
       </w:r>
       <w:r>
         <w:rPr>
+          <w:lang w:val="ar_AE" w:bidi="ar_AE"/>
+        </w:rPr>
+        <w:t>קוֹל⁠וֹ֙</w:t>
+      </w:r>
+    </w:p>
+    <w:p>
+      <w:pPr>
+        <w:bidi/>
+      </w:pPr>
+      <w:r>
+        <w:rPr>
+          <w:lang w:val="ar_AE" w:bidi="ar_AE"/>
+        </w:rPr>
+      </w:r>
+      <w:r>
+        <w:rPr>
           <w:b/>
           <w:lang w:val="ar_AE" w:bidi="ar_AE"/>
         </w:rPr>
@@ -15025,6 +17125,22 @@
       </w:r>
       <w:r>
         <w:rPr>
+          <w:lang w:val="ar_AE" w:bidi="ar_AE"/>
+        </w:rPr>
+        <w:t>מַחֲנֵ֔⁠הוּ</w:t>
+      </w:r>
+    </w:p>
+    <w:p>
+      <w:pPr>
+        <w:bidi/>
+      </w:pPr>
+      <w:r>
+        <w:rPr>
+          <w:lang w:val="ar_AE" w:bidi="ar_AE"/>
+        </w:rPr>
+      </w:r>
+      <w:r>
+        <w:rPr>
           <w:b/>
           <w:lang w:val="ar_AE" w:bidi="ar_AE"/>
         </w:rPr>
@@ -15140,6 +17256,22 @@
       </w:r>
       <w:r>
         <w:rPr>
+          <w:lang w:val="ar_AE" w:bidi="ar_AE"/>
+        </w:rPr>
+        <w:t>דְבָר֑⁠וֹ</w:t>
+      </w:r>
+    </w:p>
+    <w:p>
+      <w:pPr>
+        <w:bidi/>
+      </w:pPr>
+      <w:r>
+        <w:rPr>
+          <w:lang w:val="ar_AE" w:bidi="ar_AE"/>
+        </w:rPr>
+      </w:r>
+      <w:r>
+        <w:rPr>
           <w:b/>
           <w:lang w:val="ar_AE" w:bidi="ar_AE"/>
         </w:rPr>
@@ -15255,6 +17387,22 @@
       </w:r>
       <w:r>
         <w:rPr>
+          <w:lang w:val="ar_AE" w:bidi="ar_AE"/>
+        </w:rPr>
+        <w:t>כִּֽי־גָד֧וֹל יוֹם־יְהוָ֛ה וְ⁠נוֹרָ֥א מְאֹ֖ד וּ⁠מִ֥י יְכִילֶֽ⁠נּוּ</w:t>
+      </w:r>
+    </w:p>
+    <w:p>
+      <w:pPr>
+        <w:bidi/>
+      </w:pPr>
+      <w:r>
+        <w:rPr>
+          <w:lang w:val="ar_AE" w:bidi="ar_AE"/>
+        </w:rPr>
+      </w:r>
+      <w:r>
+        <w:rPr>
           <w:b/>
           <w:lang w:val="ar_AE" w:bidi="ar_AE"/>
         </w:rPr>
@@ -15378,7 +17526,7 @@
         </w:rPr>
         <w:t xml:space="preserve">انظر كيف ترجمت نفس التعبير في </w:t>
       </w:r>
-      <w:hyperlink r:id="rId14">
+      <w:hyperlink r:id="rId16">
         <w:r>
           <w:rPr>
             <w:lang w:val="ar_AE" w:bidi="ar_AE"/>
@@ -15477,6 +17625,22 @@
       </w:r>
       <w:r>
         <w:rPr>
+          <w:lang w:val="ar_AE" w:bidi="ar_AE"/>
+        </w:rPr>
+        <w:t>וְ⁠גַם־עַתָּה֙ נְאֻם־יְהוָ֔ה שֻׁ֥בוּ עָדַ֖⁠י</w:t>
+      </w:r>
+    </w:p>
+    <w:p>
+      <w:pPr>
+        <w:bidi/>
+      </w:pPr>
+      <w:r>
+        <w:rPr>
+          <w:lang w:val="ar_AE" w:bidi="ar_AE"/>
+        </w:rPr>
+      </w:r>
+      <w:r>
+        <w:rPr>
           <w:b/>
           <w:lang w:val="ar_AE" w:bidi="ar_AE"/>
         </w:rPr>
@@ -15592,6 +17756,22 @@
       </w:r>
       <w:r>
         <w:rPr>
+          <w:lang w:val="ar_AE" w:bidi="ar_AE"/>
+        </w:rPr>
+        <w:t>שֻׁ֥בוּ</w:t>
+      </w:r>
+    </w:p>
+    <w:p>
+      <w:pPr>
+        <w:bidi/>
+      </w:pPr>
+      <w:r>
+        <w:rPr>
+          <w:lang w:val="ar_AE" w:bidi="ar_AE"/>
+        </w:rPr>
+      </w:r>
+      <w:r>
+        <w:rPr>
           <w:b/>
           <w:lang w:val="ar_AE" w:bidi="ar_AE"/>
         </w:rPr>
@@ -15720,6 +17900,22 @@
       </w:r>
       <w:r>
         <w:rPr>
+          <w:lang w:val="ar_AE" w:bidi="ar_AE"/>
+        </w:rPr>
+        <w:t>שֻׁ֥בוּ עָדַ֖⁠י בְּ⁠כָל־לְבַבְ⁠כֶ֑ם</w:t>
+      </w:r>
+    </w:p>
+    <w:p>
+      <w:pPr>
+        <w:bidi/>
+      </w:pPr>
+      <w:r>
+        <w:rPr>
+          <w:lang w:val="ar_AE" w:bidi="ar_AE"/>
+        </w:rPr>
+      </w:r>
+      <w:r>
+        <w:rPr>
           <w:b/>
           <w:lang w:val="ar_AE" w:bidi="ar_AE"/>
         </w:rPr>
@@ -15848,6 +18044,22 @@
       </w:r>
       <w:r>
         <w:rPr>
+          <w:lang w:val="ar_AE" w:bidi="ar_AE"/>
+        </w:rPr>
+        <w:t>לְבַבְ⁠כֶ֑ם</w:t>
+      </w:r>
+    </w:p>
+    <w:p>
+      <w:pPr>
+        <w:bidi/>
+      </w:pPr>
+      <w:r>
+        <w:rPr>
+          <w:lang w:val="ar_AE" w:bidi="ar_AE"/>
+        </w:rPr>
+      </w:r>
+      <w:r>
+        <w:rPr>
           <w:b/>
           <w:lang w:val="ar_AE" w:bidi="ar_AE"/>
         </w:rPr>
@@ -15976,6 +18188,22 @@
       </w:r>
       <w:r>
         <w:rPr>
+          <w:lang w:val="ar_AE" w:bidi="ar_AE"/>
+        </w:rPr>
+        <w:t>וְ⁠קִרְע֤וּ לְבַבְ⁠כֶם֙ וְ⁠אַל־בִּגְדֵי⁠כֶ֔ם</w:t>
+      </w:r>
+    </w:p>
+    <w:p>
+      <w:pPr>
+        <w:bidi/>
+      </w:pPr>
+      <w:r>
+        <w:rPr>
+          <w:lang w:val="ar_AE" w:bidi="ar_AE"/>
+        </w:rPr>
+      </w:r>
+      <w:r>
+        <w:rPr>
           <w:b/>
           <w:lang w:val="ar_AE" w:bidi="ar_AE"/>
         </w:rPr>
@@ -16078,6 +18306,22 @@
       </w:r>
       <w:r>
         <w:rPr>
+          <w:lang w:val="ar_AE" w:bidi="ar_AE"/>
+        </w:rPr>
+        <w:t>וְ⁠קִרְע֤וּ לְבַבְ⁠כֶם֙ וְ⁠אַל־בִּגְדֵי⁠כֶ֔ם וְ⁠שׁ֖וּבוּ אֶל־יְהוָ֣ה אֱלֹֽהֵי⁠כֶ֑ם</w:t>
+      </w:r>
+    </w:p>
+    <w:p>
+      <w:pPr>
+        <w:bidi/>
+      </w:pPr>
+      <w:r>
+        <w:rPr>
+          <w:lang w:val="ar_AE" w:bidi="ar_AE"/>
+        </w:rPr>
+      </w:r>
+      <w:r>
+        <w:rPr>
           <w:b/>
           <w:lang w:val="ar_AE" w:bidi="ar_AE"/>
         </w:rPr>
@@ -16180,6 +18424,22 @@
       </w:r>
       <w:r>
         <w:rPr>
+          <w:lang w:val="ar_AE" w:bidi="ar_AE"/>
+        </w:rPr>
+        <w:t>אֶ֤רֶךְ אַפַּ֨יִם֙</w:t>
+      </w:r>
+    </w:p>
+    <w:p>
+      <w:pPr>
+        <w:bidi/>
+      </w:pPr>
+      <w:r>
+        <w:rPr>
+          <w:lang w:val="ar_AE" w:bidi="ar_AE"/>
+        </w:rPr>
+      </w:r>
+      <w:r>
+        <w:rPr>
           <w:b/>
           <w:lang w:val="ar_AE" w:bidi="ar_AE"/>
         </w:rPr>
@@ -16295,6 +18555,22 @@
       </w:r>
       <w:r>
         <w:rPr>
+          <w:lang w:val="ar_AE" w:bidi="ar_AE"/>
+        </w:rPr>
+        <w:t>וְ⁠רַב־חֶ֔סֶד</w:t>
+      </w:r>
+    </w:p>
+    <w:p>
+      <w:pPr>
+        <w:bidi/>
+      </w:pPr>
+      <w:r>
+        <w:rPr>
+          <w:lang w:val="ar_AE" w:bidi="ar_AE"/>
+        </w:rPr>
+      </w:r>
+      <w:r>
+        <w:rPr>
           <w:b/>
           <w:lang w:val="ar_AE" w:bidi="ar_AE"/>
         </w:rPr>
@@ -16410,6 +18686,22 @@
       </w:r>
       <w:r>
         <w:rPr>
+          <w:lang w:val="ar_AE" w:bidi="ar_AE"/>
+        </w:rPr>
+        <w:t>מִ֥י יוֹדֵ֖עַ יָשׁ֣וּב וְ⁠נִחָ֑ם וְ⁠הִשְׁאִ֤יר אַֽחֲרָי⁠ו֙ בְּרָכָ֔ה</w:t>
+      </w:r>
+    </w:p>
+    <w:p>
+      <w:pPr>
+        <w:bidi/>
+      </w:pPr>
+      <w:r>
+        <w:rPr>
+          <w:lang w:val="ar_AE" w:bidi="ar_AE"/>
+        </w:rPr>
+      </w:r>
+      <w:r>
+        <w:rPr>
           <w:b/>
           <w:lang w:val="ar_AE" w:bidi="ar_AE"/>
         </w:rPr>
@@ -16512,6 +18804,22 @@
       </w:r>
       <w:r>
         <w:rPr>
+          <w:lang w:val="ar_AE" w:bidi="ar_AE"/>
+        </w:rPr>
+        <w:t>יָשׁ֣וּב וְ⁠נִחָ֑ם</w:t>
+      </w:r>
+    </w:p>
+    <w:p>
+      <w:pPr>
+        <w:bidi/>
+      </w:pPr>
+      <w:r>
+        <w:rPr>
+          <w:lang w:val="ar_AE" w:bidi="ar_AE"/>
+        </w:rPr>
+      </w:r>
+      <w:r>
+        <w:rPr>
           <w:b/>
           <w:lang w:val="ar_AE" w:bidi="ar_AE"/>
         </w:rPr>
@@ -16627,6 +18935,22 @@
       </w:r>
       <w:r>
         <w:rPr>
+          <w:lang w:val="ar_AE" w:bidi="ar_AE"/>
+        </w:rPr>
+        <w:t>וְ⁠הִשְׁאִ֤יר &amp; בְּרָכָ֔ה</w:t>
+      </w:r>
+    </w:p>
+    <w:p>
+      <w:pPr>
+        <w:bidi/>
+      </w:pPr>
+      <w:r>
+        <w:rPr>
+          <w:lang w:val="ar_AE" w:bidi="ar_AE"/>
+        </w:rPr>
+      </w:r>
+      <w:r>
+        <w:rPr>
           <w:b/>
           <w:lang w:val="ar_AE" w:bidi="ar_AE"/>
         </w:rPr>
@@ -16742,6 +19066,22 @@
       </w:r>
       <w:r>
         <w:rPr>
+          <w:lang w:val="ar_AE" w:bidi="ar_AE"/>
+        </w:rPr>
+        <w:t>אֱלֹהֵי⁠כֶֽם</w:t>
+      </w:r>
+    </w:p>
+    <w:p>
+      <w:pPr>
+        <w:bidi/>
+      </w:pPr>
+      <w:r>
+        <w:rPr>
+          <w:lang w:val="ar_AE" w:bidi="ar_AE"/>
+        </w:rPr>
+      </w:r>
+      <w:r>
+        <w:rPr>
           <w:b/>
           <w:lang w:val="ar_AE" w:bidi="ar_AE"/>
         </w:rPr>
@@ -16857,6 +19197,22 @@
       </w:r>
       <w:r>
         <w:rPr>
+          <w:lang w:val="ar_AE" w:bidi="ar_AE"/>
+        </w:rPr>
+        <w:t>צ֖וֹם</w:t>
+      </w:r>
+    </w:p>
+    <w:p>
+      <w:pPr>
+        <w:bidi/>
+      </w:pPr>
+      <w:r>
+        <w:rPr>
+          <w:lang w:val="ar_AE" w:bidi="ar_AE"/>
+        </w:rPr>
+      </w:r>
+      <w:r>
+        <w:rPr>
           <w:b/>
           <w:lang w:val="ar_AE" w:bidi="ar_AE"/>
         </w:rPr>
@@ -16972,6 +19328,22 @@
       </w:r>
       <w:r>
         <w:rPr>
+          <w:lang w:val="ar_AE" w:bidi="ar_AE"/>
+        </w:rPr>
+        <w:t>קַדְּשׁוּ־צ֖וֹם קִרְא֥וּ עֲצָרָֽה</w:t>
+      </w:r>
+    </w:p>
+    <w:p>
+      <w:pPr>
+        <w:bidi/>
+      </w:pPr>
+      <w:r>
+        <w:rPr>
+          <w:lang w:val="ar_AE" w:bidi="ar_AE"/>
+        </w:rPr>
+      </w:r>
+      <w:r>
+        <w:rPr>
           <w:b/>
           <w:lang w:val="ar_AE" w:bidi="ar_AE"/>
         </w:rPr>
@@ -17074,6 +19446,22 @@
       </w:r>
       <w:r>
         <w:rPr>
+          <w:lang w:val="ar_AE" w:bidi="ar_AE"/>
+        </w:rPr>
+        <w:t>קִבְצ֣וּ זְקֵנִ֔ים אִסְפוּ֙ עֽוֹלָלִ֔ים וְ⁠יֹנְקֵ֖י שָׁדָ֑יִם</w:t>
+      </w:r>
+    </w:p>
+    <w:p>
+      <w:pPr>
+        <w:bidi/>
+      </w:pPr>
+      <w:r>
+        <w:rPr>
+          <w:lang w:val="ar_AE" w:bidi="ar_AE"/>
+        </w:rPr>
+      </w:r>
+      <w:r>
+        <w:rPr>
           <w:b/>
           <w:lang w:val="ar_AE" w:bidi="ar_AE"/>
         </w:rPr>
@@ -17176,6 +19564,22 @@
       </w:r>
       <w:r>
         <w:rPr>
+          <w:lang w:val="ar_AE" w:bidi="ar_AE"/>
+        </w:rPr>
+        <w:t>יֵצֵ֤א חָתָן֙ מֵֽ⁠חֶדְר֔⁠וֹ וְ⁠כַלָּ֖ה מֵ⁠חֻפָּתָֽ⁠הּ</w:t>
+      </w:r>
+    </w:p>
+    <w:p>
+      <w:pPr>
+        <w:bidi/>
+      </w:pPr>
+      <w:r>
+        <w:rPr>
+          <w:lang w:val="ar_AE" w:bidi="ar_AE"/>
+        </w:rPr>
+      </w:r>
+      <w:r>
+        <w:rPr>
           <w:b/>
           <w:lang w:val="ar_AE" w:bidi="ar_AE"/>
         </w:rPr>
@@ -17278,6 +19682,22 @@
       </w:r>
       <w:r>
         <w:rPr>
+          <w:lang w:val="ar_AE" w:bidi="ar_AE"/>
+        </w:rPr>
+        <w:t>בֵּ֤ין הָ⁠אוּלָם֙ וְ⁠לַ⁠מִּזְבֵּ֔חַ</w:t>
+      </w:r>
+    </w:p>
+    <w:p>
+      <w:pPr>
+        <w:bidi/>
+      </w:pPr>
+      <w:r>
+        <w:rPr>
+          <w:lang w:val="ar_AE" w:bidi="ar_AE"/>
+        </w:rPr>
+      </w:r>
+      <w:r>
+        <w:rPr>
           <w:b/>
           <w:lang w:val="ar_AE" w:bidi="ar_AE"/>
         </w:rPr>
@@ -17380,6 +19800,22 @@
       </w:r>
       <w:r>
         <w:rPr>
+          <w:lang w:val="ar_AE" w:bidi="ar_AE"/>
+        </w:rPr>
+        <w:t>וְ⁠אַל־תִּתֵּ֨ן נַחֲלָתְ⁠ךָ֤ לְ⁠חֶרְפָּה֙</w:t>
+      </w:r>
+    </w:p>
+    <w:p>
+      <w:pPr>
+        <w:bidi/>
+      </w:pPr>
+      <w:r>
+        <w:rPr>
+          <w:lang w:val="ar_AE" w:bidi="ar_AE"/>
+        </w:rPr>
+      </w:r>
+      <w:r>
+        <w:rPr>
           <w:b/>
           <w:lang w:val="ar_AE" w:bidi="ar_AE"/>
         </w:rPr>
@@ -17495,6 +19931,22 @@
       </w:r>
       <w:r>
         <w:rPr>
+          <w:lang w:val="ar_AE" w:bidi="ar_AE"/>
+        </w:rPr>
+        <w:t>נַחֲלָתְ⁠ךָ֤</w:t>
+      </w:r>
+    </w:p>
+    <w:p>
+      <w:pPr>
+        <w:bidi/>
+      </w:pPr>
+      <w:r>
+        <w:rPr>
+          <w:lang w:val="ar_AE" w:bidi="ar_AE"/>
+        </w:rPr>
+      </w:r>
+      <w:r>
+        <w:rPr>
           <w:b/>
           <w:lang w:val="ar_AE" w:bidi="ar_AE"/>
         </w:rPr>
@@ -17597,6 +20049,22 @@
       </w:r>
       <w:r>
         <w:rPr>
+          <w:lang w:val="ar_AE" w:bidi="ar_AE"/>
+        </w:rPr>
+        <w:t>לִ⁠מְשָׁל־בָּ֣⁠ם גּוֹיִ֔ם</w:t>
+      </w:r>
+    </w:p>
+    <w:p>
+      <w:pPr>
+        <w:bidi/>
+      </w:pPr>
+      <w:r>
+        <w:rPr>
+          <w:lang w:val="ar_AE" w:bidi="ar_AE"/>
+        </w:rPr>
+      </w:r>
+      <w:r>
+        <w:rPr>
           <w:b/>
           <w:lang w:val="ar_AE" w:bidi="ar_AE"/>
         </w:rPr>
@@ -17699,6 +20167,22 @@
       </w:r>
       <w:r>
         <w:rPr>
+          <w:lang w:val="ar_AE" w:bidi="ar_AE"/>
+        </w:rPr>
+        <w:t>לָ֚⁠מָּה יֹאמְר֣וּ בָֽ⁠עַמִּ֔ים אַיֵּ֖ה אֱלֹהֵי⁠הֶֽם</w:t>
+      </w:r>
+    </w:p>
+    <w:p>
+      <w:pPr>
+        <w:bidi/>
+      </w:pPr>
+      <w:r>
+        <w:rPr>
+          <w:lang w:val="ar_AE" w:bidi="ar_AE"/>
+        </w:rPr>
+      </w:r>
+      <w:r>
+        <w:rPr>
           <w:b/>
           <w:lang w:val="ar_AE" w:bidi="ar_AE"/>
         </w:rPr>
@@ -17801,6 +20285,22 @@
       </w:r>
       <w:r>
         <w:rPr>
+          <w:lang w:val="ar_AE" w:bidi="ar_AE"/>
+        </w:rPr>
+        <w:t>לָ֚⁠מָּה יֹאמְר֣וּ</w:t>
+      </w:r>
+    </w:p>
+    <w:p>
+      <w:pPr>
+        <w:bidi/>
+      </w:pPr>
+      <w:r>
+        <w:rPr>
+          <w:lang w:val="ar_AE" w:bidi="ar_AE"/>
+        </w:rPr>
+      </w:r>
+      <w:r>
+        <w:rPr>
           <w:b/>
           <w:lang w:val="ar_AE" w:bidi="ar_AE"/>
         </w:rPr>
@@ -17916,6 +20416,22 @@
       </w:r>
       <w:r>
         <w:rPr>
+          <w:lang w:val="ar_AE" w:bidi="ar_AE"/>
+        </w:rPr>
+        <w:t>לָ֚⁠מָּה יֹאמְר֣וּ בָֽ⁠עַמִּ֔ים</w:t>
+      </w:r>
+    </w:p>
+    <w:p>
+      <w:pPr>
+        <w:bidi/>
+      </w:pPr>
+      <w:r>
+        <w:rPr>
+          <w:lang w:val="ar_AE" w:bidi="ar_AE"/>
+        </w:rPr>
+      </w:r>
+      <w:r>
+        <w:rPr>
           <w:b/>
           <w:lang w:val="ar_AE" w:bidi="ar_AE"/>
         </w:rPr>
@@ -18018,6 +20534,22 @@
       </w:r>
       <w:r>
         <w:rPr>
+          <w:lang w:val="ar_AE" w:bidi="ar_AE"/>
+        </w:rPr>
+        <w:t>אַיֵּ֖ה אֱלֹהֵי⁠הֶֽם</w:t>
+      </w:r>
+    </w:p>
+    <w:p>
+      <w:pPr>
+        <w:bidi/>
+      </w:pPr>
+      <w:r>
+        <w:rPr>
+          <w:lang w:val="ar_AE" w:bidi="ar_AE"/>
+        </w:rPr>
+      </w:r>
+      <w:r>
+        <w:rPr>
           <w:b/>
           <w:lang w:val="ar_AE" w:bidi="ar_AE"/>
         </w:rPr>
@@ -18120,6 +20652,22 @@
       </w:r>
       <w:r>
         <w:rPr>
+          <w:lang w:val="ar_AE" w:bidi="ar_AE"/>
+        </w:rPr>
+        <w:t>וַ⁠יְקַנֵּ֥א יְהוָ֖ה לְ⁠אַרְצ֑⁠וֹ וַ⁠יַּחְמֹ֖ל עַל־עַמּֽ⁠וֹ</w:t>
+      </w:r>
+    </w:p>
+    <w:p>
+      <w:pPr>
+        <w:bidi/>
+      </w:pPr>
+      <w:r>
+        <w:rPr>
+          <w:lang w:val="ar_AE" w:bidi="ar_AE"/>
+        </w:rPr>
+      </w:r>
+      <w:r>
+        <w:rPr>
           <w:b/>
           <w:lang w:val="ar_AE" w:bidi="ar_AE"/>
         </w:rPr>
@@ -18222,6 +20770,22 @@
       </w:r>
       <w:r>
         <w:rPr>
+          <w:lang w:val="ar_AE" w:bidi="ar_AE"/>
+        </w:rPr>
+        <w:t>לְ⁠אַרְצ֑⁠וֹ</w:t>
+      </w:r>
+    </w:p>
+    <w:p>
+      <w:pPr>
+        <w:bidi/>
+      </w:pPr>
+      <w:r>
+        <w:rPr>
+          <w:lang w:val="ar_AE" w:bidi="ar_AE"/>
+        </w:rPr>
+      </w:r>
+      <w:r>
+        <w:rPr>
           <w:b/>
           <w:lang w:val="ar_AE" w:bidi="ar_AE"/>
         </w:rPr>
@@ -18337,6 +20901,22 @@
       </w:r>
       <w:r>
         <w:rPr>
+          <w:lang w:val="ar_AE" w:bidi="ar_AE"/>
+        </w:rPr>
+        <w:t>וַ⁠יַּ֨עַן יְהוָ֜ה וַ⁠יֹּ֣אמֶר</w:t>
+      </w:r>
+    </w:p>
+    <w:p>
+      <w:pPr>
+        <w:bidi/>
+      </w:pPr>
+      <w:r>
+        <w:rPr>
+          <w:lang w:val="ar_AE" w:bidi="ar_AE"/>
+        </w:rPr>
+      </w:r>
+      <w:r>
+        <w:rPr>
           <w:b/>
           <w:lang w:val="ar_AE" w:bidi="ar_AE"/>
         </w:rPr>
@@ -18439,6 +21019,22 @@
       </w:r>
       <w:r>
         <w:rPr>
+          <w:lang w:val="ar_AE" w:bidi="ar_AE"/>
+        </w:rPr>
+        <w:t>וַ⁠יַּ֨עַן יְהוָ֜ה וַ⁠יֹּ֣אמֶר</w:t>
+      </w:r>
+    </w:p>
+    <w:p>
+      <w:pPr>
+        <w:bidi/>
+      </w:pPr>
+      <w:r>
+        <w:rPr>
+          <w:lang w:val="ar_AE" w:bidi="ar_AE"/>
+        </w:rPr>
+      </w:r>
+      <w:r>
+        <w:rPr>
           <w:b/>
           <w:lang w:val="ar_AE" w:bidi="ar_AE"/>
         </w:rPr>
@@ -18580,6 +21176,22 @@
       </w:r>
       <w:r>
         <w:rPr>
+          <w:lang w:val="ar_AE" w:bidi="ar_AE"/>
+        </w:rPr>
+        <w:t>הִנְ⁠נִ֨י שֹׁלֵ֤חַ לָ⁠כֶם֙ אֶת־הַ⁠דָּגָן֙ וְ⁠הַ⁠תִּיר֣וֹשׁ וְ⁠הַ⁠יִּצְהָ֔ר</w:t>
+      </w:r>
+    </w:p>
+    <w:p>
+      <w:pPr>
+        <w:bidi/>
+      </w:pPr>
+      <w:r>
+        <w:rPr>
+          <w:lang w:val="ar_AE" w:bidi="ar_AE"/>
+        </w:rPr>
+      </w:r>
+      <w:r>
+        <w:rPr>
           <w:b/>
           <w:lang w:val="ar_AE" w:bidi="ar_AE"/>
         </w:rPr>
@@ -18682,6 +21294,22 @@
       </w:r>
       <w:r>
         <w:rPr>
+          <w:lang w:val="ar_AE" w:bidi="ar_AE"/>
+        </w:rPr>
+        <w:t>הִנְ⁠נִ֨י שֹׁלֵ֤חַ</w:t>
+      </w:r>
+    </w:p>
+    <w:p>
+      <w:pPr>
+        <w:bidi/>
+      </w:pPr>
+      <w:r>
+        <w:rPr>
+          <w:lang w:val="ar_AE" w:bidi="ar_AE"/>
+        </w:rPr>
+      </w:r>
+      <w:r>
+        <w:rPr>
           <w:b/>
           <w:lang w:val="ar_AE" w:bidi="ar_AE"/>
         </w:rPr>
@@ -18797,6 +21425,22 @@
       </w:r>
       <w:r>
         <w:rPr>
+          <w:lang w:val="ar_AE" w:bidi="ar_AE"/>
+        </w:rPr>
+        <w:t>אֹת֑⁠וֹ</w:t>
+      </w:r>
+    </w:p>
+    <w:p>
+      <w:pPr>
+        <w:bidi/>
+      </w:pPr>
+      <w:r>
+        <w:rPr>
+          <w:lang w:val="ar_AE" w:bidi="ar_AE"/>
+        </w:rPr>
+      </w:r>
+      <w:r>
+        <w:rPr>
           <w:b/>
           <w:lang w:val="ar_AE" w:bidi="ar_AE"/>
         </w:rPr>
@@ -18925,6 +21569,22 @@
       </w:r>
       <w:r>
         <w:rPr>
+          <w:lang w:val="ar_AE" w:bidi="ar_AE"/>
+        </w:rPr>
+        <w:t>וְ⁠לֹא־אֶתֵּ֨ן אֶתְ⁠כֶ֥ם ע֛וֹד חֶרְפָּ֖ה בַּ⁠גּוֹיִֽם</w:t>
+      </w:r>
+    </w:p>
+    <w:p>
+      <w:pPr>
+        <w:bidi/>
+      </w:pPr>
+      <w:r>
+        <w:rPr>
+          <w:lang w:val="ar_AE" w:bidi="ar_AE"/>
+        </w:rPr>
+      </w:r>
+      <w:r>
+        <w:rPr>
           <w:b/>
           <w:lang w:val="ar_AE" w:bidi="ar_AE"/>
         </w:rPr>
@@ -19040,6 +21700,22 @@
       </w:r>
       <w:r>
         <w:rPr>
+          <w:lang w:val="ar_AE" w:bidi="ar_AE"/>
+        </w:rPr>
+        <w:t>וְֽ⁠אֶת־הַ⁠צְּפוֹנִ֞י</w:t>
+      </w:r>
+    </w:p>
+    <w:p>
+      <w:pPr>
+        <w:bidi/>
+      </w:pPr>
+      <w:r>
+        <w:rPr>
+          <w:lang w:val="ar_AE" w:bidi="ar_AE"/>
+        </w:rPr>
+      </w:r>
+      <w:r>
+        <w:rPr>
           <w:b/>
           <w:lang w:val="ar_AE" w:bidi="ar_AE"/>
         </w:rPr>
@@ -19155,6 +21831,22 @@
       </w:r>
       <w:r>
         <w:rPr>
+          <w:lang w:val="ar_AE" w:bidi="ar_AE"/>
+        </w:rPr>
+        <w:t>אֶ֣רֶץ צִיָּ֣ה וּ⁠שְׁמָמָה֒</w:t>
+      </w:r>
+    </w:p>
+    <w:p>
+      <w:pPr>
+        <w:bidi/>
+      </w:pPr>
+      <w:r>
+        <w:rPr>
+          <w:lang w:val="ar_AE" w:bidi="ar_AE"/>
+        </w:rPr>
+      </w:r>
+      <w:r>
+        <w:rPr>
           <w:b/>
           <w:lang w:val="ar_AE" w:bidi="ar_AE"/>
         </w:rPr>
@@ -19270,6 +21962,22 @@
       </w:r>
       <w:r>
         <w:rPr>
+          <w:lang w:val="ar_AE" w:bidi="ar_AE"/>
+        </w:rPr>
+        <w:t>אֶ֣רֶץ צִיָּ֣ה וּ⁠שְׁמָמָה֒</w:t>
+      </w:r>
+    </w:p>
+    <w:p>
+      <w:pPr>
+        <w:bidi/>
+      </w:pPr>
+      <w:r>
+        <w:rPr>
+          <w:lang w:val="ar_AE" w:bidi="ar_AE"/>
+        </w:rPr>
+      </w:r>
+      <w:r>
+        <w:rPr>
           <w:b/>
           <w:lang w:val="ar_AE" w:bidi="ar_AE"/>
         </w:rPr>
@@ -19385,6 +22093,22 @@
       </w:r>
       <w:r>
         <w:rPr>
+          <w:lang w:val="ar_AE" w:bidi="ar_AE"/>
+        </w:rPr>
+        <w:t>אֶל &amp; אֶת־פָּנָ֗י⁠ו אֶל־הַ⁠יָּם֙ הַ⁠קַּדְמֹנִ֔י וְ⁠סֹפ֖⁠וֹ אֶל־הַ⁠יָּ֣ם הָ⁠אַֽחֲר֑וֹן</w:t>
+      </w:r>
+    </w:p>
+    <w:p>
+      <w:pPr>
+        <w:bidi/>
+      </w:pPr>
+      <w:r>
+        <w:rPr>
+          <w:lang w:val="ar_AE" w:bidi="ar_AE"/>
+        </w:rPr>
+      </w:r>
+      <w:r>
+        <w:rPr>
           <w:b/>
           <w:lang w:val="ar_AE" w:bidi="ar_AE"/>
         </w:rPr>
@@ -19500,6 +22224,22 @@
       </w:r>
       <w:r>
         <w:rPr>
+          <w:lang w:val="ar_AE" w:bidi="ar_AE"/>
+        </w:rPr>
+        <w:t>אֶל &amp; אֶת־פָּנָ֗י⁠ו אֶל־הַ⁠יָּם֙ הַ⁠קַּדְמֹנִ֔י וְ⁠סֹפ֖⁠וֹ אֶל־הַ⁠יָּ֣ם הָ⁠אַֽחֲר֑וֹן</w:t>
+      </w:r>
+    </w:p>
+    <w:p>
+      <w:pPr>
+        <w:bidi/>
+      </w:pPr>
+      <w:r>
+        <w:rPr>
+          <w:lang w:val="ar_AE" w:bidi="ar_AE"/>
+        </w:rPr>
+      </w:r>
+      <w:r>
+        <w:rPr>
           <w:b/>
           <w:lang w:val="ar_AE" w:bidi="ar_AE"/>
         </w:rPr>
@@ -19628,6 +22368,22 @@
       </w:r>
       <w:r>
         <w:rPr>
+          <w:lang w:val="ar_AE" w:bidi="ar_AE"/>
+        </w:rPr>
+        <w:t>וְ⁠עָלָ֣ה בָאְשׁ֗⁠וֹ וְ⁠תַ֨עַל֙ צַחֲנָת֔⁠וֹ</w:t>
+      </w:r>
+    </w:p>
+    <w:p>
+      <w:pPr>
+        <w:bidi/>
+      </w:pPr>
+      <w:r>
+        <w:rPr>
+          <w:lang w:val="ar_AE" w:bidi="ar_AE"/>
+        </w:rPr>
+      </w:r>
+      <w:r>
+        <w:rPr>
           <w:b/>
           <w:lang w:val="ar_AE" w:bidi="ar_AE"/>
         </w:rPr>
@@ -19743,6 +22499,22 @@
       </w:r>
       <w:r>
         <w:rPr>
+          <w:lang w:val="ar_AE" w:bidi="ar_AE"/>
+        </w:rPr>
+        <w:t>הִגְדִּ֖יל לַ⁠עֲשֽׂוֹת</w:t>
+      </w:r>
+    </w:p>
+    <w:p>
+      <w:pPr>
+        <w:bidi/>
+      </w:pPr>
+      <w:r>
+        <w:rPr>
+          <w:lang w:val="ar_AE" w:bidi="ar_AE"/>
+        </w:rPr>
+      </w:r>
+      <w:r>
+        <w:rPr>
           <w:b/>
           <w:lang w:val="ar_AE" w:bidi="ar_AE"/>
         </w:rPr>
@@ -19856,6 +22628,22 @@
       </w:r>
       <w:r>
         <w:rPr>
+          <w:lang w:val="ar_AE" w:bidi="ar_AE"/>
+        </w:rPr>
+        <w:t>כִּ֥י הִגְדִּ֖יל לַ⁠עֲשֽׂוֹת</w:t>
+      </w:r>
+    </w:p>
+    <w:p>
+      <w:pPr>
+        <w:bidi/>
+      </w:pPr>
+      <w:r>
+        <w:rPr>
+          <w:lang w:val="ar_AE" w:bidi="ar_AE"/>
+        </w:rPr>
+      </w:r>
+      <w:r>
+        <w:rPr>
           <w:b/>
           <w:lang w:val="ar_AE" w:bidi="ar_AE"/>
         </w:rPr>
@@ -19958,6 +22746,22 @@
       </w:r>
       <w:r>
         <w:rPr>
+          <w:lang w:val="ar_AE" w:bidi="ar_AE"/>
+        </w:rPr>
+        <w:t>אַל־תִּֽירְאִ֖י אֲדָמָ֑ה גִּ֣ילִי וּ⁠שְׂמָ֔חִי</w:t>
+      </w:r>
+    </w:p>
+    <w:p>
+      <w:pPr>
+        <w:bidi/>
+      </w:pPr>
+      <w:r>
+        <w:rPr>
+          <w:lang w:val="ar_AE" w:bidi="ar_AE"/>
+        </w:rPr>
+      </w:r>
+      <w:r>
+        <w:rPr>
           <w:b/>
           <w:lang w:val="ar_AE" w:bidi="ar_AE"/>
         </w:rPr>
@@ -20083,6 +22887,22 @@
       </w:r>
       <w:r>
         <w:rPr>
+          <w:lang w:val="ar_AE" w:bidi="ar_AE"/>
+        </w:rPr>
+        <w:t>גִּ֣ילִי וּ⁠שְׂמָ֔חִי</w:t>
+      </w:r>
+    </w:p>
+    <w:p>
+      <w:pPr>
+        <w:bidi/>
+      </w:pPr>
+      <w:r>
+        <w:rPr>
+          <w:lang w:val="ar_AE" w:bidi="ar_AE"/>
+        </w:rPr>
+      </w:r>
+      <w:r>
+        <w:rPr>
           <w:b/>
           <w:lang w:val="ar_AE" w:bidi="ar_AE"/>
         </w:rPr>
@@ -20198,6 +23018,22 @@
       </w:r>
       <w:r>
         <w:rPr>
+          <w:lang w:val="ar_AE" w:bidi="ar_AE"/>
+        </w:rPr>
+        <w:t>הִגְדִּ֥יל יְהוָ֖ה לַ⁠עֲשֽׂוֹת</w:t>
+      </w:r>
+    </w:p>
+    <w:p>
+      <w:pPr>
+        <w:bidi/>
+      </w:pPr>
+      <w:r>
+        <w:rPr>
+          <w:lang w:val="ar_AE" w:bidi="ar_AE"/>
+        </w:rPr>
+      </w:r>
+      <w:r>
+        <w:rPr>
           <w:b/>
           <w:lang w:val="ar_AE" w:bidi="ar_AE"/>
         </w:rPr>
@@ -20300,6 +23136,22 @@
       </w:r>
       <w:r>
         <w:rPr>
+          <w:lang w:val="ar_AE" w:bidi="ar_AE"/>
+        </w:rPr>
+        <w:t>הִגְדִּ֥יל יְהוָ֖ה לַ⁠עֲשֽׂוֹת</w:t>
+      </w:r>
+    </w:p>
+    <w:p>
+      <w:pPr>
+        <w:bidi/>
+      </w:pPr>
+      <w:r>
+        <w:rPr>
+          <w:lang w:val="ar_AE" w:bidi="ar_AE"/>
+        </w:rPr>
+      </w:r>
+      <w:r>
+        <w:rPr>
           <w:b/>
           <w:lang w:val="ar_AE" w:bidi="ar_AE"/>
         </w:rPr>
@@ -20402,6 +23254,22 @@
       </w:r>
       <w:r>
         <w:rPr>
+          <w:lang w:val="ar_AE" w:bidi="ar_AE"/>
+        </w:rPr>
+        <w:t>אַל־תִּֽירְאוּ֙ בַּהֲמ֣וֹת שָׂדַ֔י</w:t>
+      </w:r>
+    </w:p>
+    <w:p>
+      <w:pPr>
+        <w:bidi/>
+      </w:pPr>
+      <w:r>
+        <w:rPr>
+          <w:lang w:val="ar_AE" w:bidi="ar_AE"/>
+        </w:rPr>
+      </w:r>
+      <w:r>
+        <w:rPr>
           <w:b/>
           <w:lang w:val="ar_AE" w:bidi="ar_AE"/>
         </w:rPr>
@@ -20517,6 +23385,22 @@
       </w:r>
       <w:r>
         <w:rPr>
+          <w:lang w:val="ar_AE" w:bidi="ar_AE"/>
+        </w:rPr>
+        <w:t>דָשְׁא֖וּ נְא֣וֹת מִדְבָּ֑ר כִּֽי־עֵץ֙ נָשָׂ֣א פִרְי֔⁠וֹ תְּאֵנָ֥ה וָ⁠גֶ֖פֶן נָתְנ֥וּ חֵילָֽ⁠ם</w:t>
+      </w:r>
+    </w:p>
+    <w:p>
+      <w:pPr>
+        <w:bidi/>
+      </w:pPr>
+      <w:r>
+        <w:rPr>
+          <w:lang w:val="ar_AE" w:bidi="ar_AE"/>
+        </w:rPr>
+      </w:r>
+      <w:r>
+        <w:rPr>
           <w:b/>
           <w:lang w:val="ar_AE" w:bidi="ar_AE"/>
         </w:rPr>
@@ -20619,6 +23503,22 @@
       </w:r>
       <w:r>
         <w:rPr>
+          <w:lang w:val="ar_AE" w:bidi="ar_AE"/>
+        </w:rPr>
+        <w:t>עֵץ֙ נָשָׂ֣א פִרְי֔⁠וֹ תְּאֵנָ֥ה וָ⁠גֶ֖פֶן נָתְנ֥וּ חֵילָֽ⁠ם</w:t>
+      </w:r>
+    </w:p>
+    <w:p>
+      <w:pPr>
+        <w:bidi/>
+      </w:pPr>
+      <w:r>
+        <w:rPr>
+          <w:lang w:val="ar_AE" w:bidi="ar_AE"/>
+        </w:rPr>
+      </w:r>
+      <w:r>
+        <w:rPr>
           <w:b/>
           <w:lang w:val="ar_AE" w:bidi="ar_AE"/>
         </w:rPr>
@@ -20760,6 +23660,22 @@
       </w:r>
       <w:r>
         <w:rPr>
+          <w:lang w:val="ar_AE" w:bidi="ar_AE"/>
+        </w:rPr>
+        <w:t>חֵילָֽ⁠ם</w:t>
+      </w:r>
+    </w:p>
+    <w:p>
+      <w:pPr>
+        <w:bidi/>
+      </w:pPr>
+      <w:r>
+        <w:rPr>
+          <w:lang w:val="ar_AE" w:bidi="ar_AE"/>
+        </w:rPr>
+      </w:r>
+      <w:r>
+        <w:rPr>
           <w:b/>
           <w:lang w:val="ar_AE" w:bidi="ar_AE"/>
         </w:rPr>
@@ -20875,6 +23791,22 @@
       </w:r>
       <w:r>
         <w:rPr>
+          <w:lang w:val="ar_AE" w:bidi="ar_AE"/>
+        </w:rPr>
+        <w:t>וּ⁠בְנֵ֣י צִיּ֗וֹן</w:t>
+      </w:r>
+    </w:p>
+    <w:p>
+      <w:pPr>
+        <w:bidi/>
+      </w:pPr>
+      <w:r>
+        <w:rPr>
+          <w:lang w:val="ar_AE" w:bidi="ar_AE"/>
+        </w:rPr>
+      </w:r>
+      <w:r>
+        <w:rPr>
           <w:b/>
           <w:lang w:val="ar_AE" w:bidi="ar_AE"/>
         </w:rPr>
@@ -20990,6 +23922,22 @@
       </w:r>
       <w:r>
         <w:rPr>
+          <w:lang w:val="ar_AE" w:bidi="ar_AE"/>
+        </w:rPr>
+        <w:t>אֱלֹֽהֵי⁠כֶ֔ם</w:t>
+      </w:r>
+    </w:p>
+    <w:p>
+      <w:pPr>
+        <w:bidi/>
+      </w:pPr>
+      <w:r>
+        <w:rPr>
+          <w:lang w:val="ar_AE" w:bidi="ar_AE"/>
+        </w:rPr>
+      </w:r>
+      <w:r>
+        <w:rPr>
           <w:b/>
           <w:lang w:val="ar_AE" w:bidi="ar_AE"/>
         </w:rPr>
@@ -21105,6 +24053,22 @@
       </w:r>
       <w:r>
         <w:rPr>
+          <w:lang w:val="ar_AE" w:bidi="ar_AE"/>
+        </w:rPr>
+        <w:t>נָתַ֥ן לָ⁠כֶ֛ם אֶת־הַ⁠מּוֹרֶ֖ה לִ⁠צְדָקָ֑ה וַ⁠יּ֣וֹרֶד לָ⁠כֶ֗ם גֶּ֛שֶׁם</w:t>
+      </w:r>
+    </w:p>
+    <w:p>
+      <w:pPr>
+        <w:bidi/>
+      </w:pPr>
+      <w:r>
+        <w:rPr>
+          <w:lang w:val="ar_AE" w:bidi="ar_AE"/>
+        </w:rPr>
+      </w:r>
+      <w:r>
+        <w:rPr>
           <w:b/>
           <w:lang w:val="ar_AE" w:bidi="ar_AE"/>
         </w:rPr>
@@ -21207,6 +24171,22 @@
       </w:r>
       <w:r>
         <w:rPr>
+          <w:lang w:val="ar_AE" w:bidi="ar_AE"/>
+        </w:rPr>
+        <w:t>לִ⁠צְדָקָ֑ה</w:t>
+      </w:r>
+    </w:p>
+    <w:p>
+      <w:pPr>
+        <w:bidi/>
+      </w:pPr>
+      <w:r>
+        <w:rPr>
+          <w:lang w:val="ar_AE" w:bidi="ar_AE"/>
+        </w:rPr>
+      </w:r>
+      <w:r>
+        <w:rPr>
           <w:b/>
           <w:lang w:val="ar_AE" w:bidi="ar_AE"/>
         </w:rPr>
@@ -21322,6 +24302,22 @@
       </w:r>
       <w:r>
         <w:rPr>
+          <w:lang w:val="ar_AE" w:bidi="ar_AE"/>
+        </w:rPr>
+        <w:t>גֶּ֛שֶׁם</w:t>
+      </w:r>
+    </w:p>
+    <w:p>
+      <w:pPr>
+        <w:bidi/>
+      </w:pPr>
+      <w:r>
+        <w:rPr>
+          <w:lang w:val="ar_AE" w:bidi="ar_AE"/>
+        </w:rPr>
+      </w:r>
+      <w:r>
+        <w:rPr>
           <w:b/>
           <w:lang w:val="ar_AE" w:bidi="ar_AE"/>
         </w:rPr>
@@ -21437,6 +24433,22 @@
       </w:r>
       <w:r>
         <w:rPr>
+          <w:lang w:val="ar_AE" w:bidi="ar_AE"/>
+        </w:rPr>
+        <w:t>מוֹרֶ֥ה וּ⁠מַלְק֖וֹשׁ</w:t>
+      </w:r>
+    </w:p>
+    <w:p>
+      <w:pPr>
+        <w:bidi/>
+      </w:pPr>
+      <w:r>
+        <w:rPr>
+          <w:lang w:val="ar_AE" w:bidi="ar_AE"/>
+        </w:rPr>
+      </w:r>
+      <w:r>
+        <w:rPr>
           <w:b/>
           <w:lang w:val="ar_AE" w:bidi="ar_AE"/>
         </w:rPr>
@@ -21565,6 +24577,22 @@
       </w:r>
       <w:r>
         <w:rPr>
+          <w:lang w:val="ar_AE" w:bidi="ar_AE"/>
+        </w:rPr>
+        <w:t>בָּ⁠רִאשֽׁוֹן</w:t>
+      </w:r>
+    </w:p>
+    <w:p>
+      <w:pPr>
+        <w:bidi/>
+      </w:pPr>
+      <w:r>
+        <w:rPr>
+          <w:lang w:val="ar_AE" w:bidi="ar_AE"/>
+        </w:rPr>
+      </w:r>
+      <w:r>
+        <w:rPr>
           <w:b/>
           <w:lang w:val="ar_AE" w:bidi="ar_AE"/>
         </w:rPr>
@@ -21680,6 +24708,22 @@
       </w:r>
       <w:r>
         <w:rPr>
+          <w:lang w:val="ar_AE" w:bidi="ar_AE"/>
+        </w:rPr>
+        <w:t>וְ⁠הֵשִׁ֥יקוּ הַ⁠יְקָבִ֖ים תִּיר֥וֹשׁ וְ⁠יִצְהָֽר</w:t>
+      </w:r>
+    </w:p>
+    <w:p>
+      <w:pPr>
+        <w:bidi/>
+      </w:pPr>
+      <w:r>
+        <w:rPr>
+          <w:lang w:val="ar_AE" w:bidi="ar_AE"/>
+        </w:rPr>
+      </w:r>
+      <w:r>
+        <w:rPr>
           <w:b/>
           <w:lang w:val="ar_AE" w:bidi="ar_AE"/>
         </w:rPr>
@@ -21782,6 +24826,22 @@
       </w:r>
       <w:r>
         <w:rPr>
+          <w:lang w:val="ar_AE" w:bidi="ar_AE"/>
+        </w:rPr>
+        <w:t>וְ⁠שִׁלַּמְתִּ֤י לָ⁠כֶם֙ אֶת־הַ⁠שָּׁנִ֔ים</w:t>
+      </w:r>
+    </w:p>
+    <w:p>
+      <w:pPr>
+        <w:bidi/>
+      </w:pPr>
+      <w:r>
+        <w:rPr>
+          <w:lang w:val="ar_AE" w:bidi="ar_AE"/>
+        </w:rPr>
+      </w:r>
+      <w:r>
+        <w:rPr>
           <w:b/>
           <w:lang w:val="ar_AE" w:bidi="ar_AE"/>
         </w:rPr>
@@ -21894,6 +24954,22 @@
       </w:r>
       <w:r>
         <w:rPr>
+          <w:lang w:val="ar_AE" w:bidi="ar_AE"/>
+        </w:rPr>
+        <w:t>אֶת־הַ⁠שָּׁנִ֔ים</w:t>
+      </w:r>
+    </w:p>
+    <w:p>
+      <w:pPr>
+        <w:bidi/>
+      </w:pPr>
+      <w:r>
+        <w:rPr>
+          <w:lang w:val="ar_AE" w:bidi="ar_AE"/>
+        </w:rPr>
+      </w:r>
+      <w:r>
+        <w:rPr>
           <w:b/>
           <w:lang w:val="ar_AE" w:bidi="ar_AE"/>
         </w:rPr>
@@ -22009,6 +25085,22 @@
       </w:r>
       <w:r>
         <w:rPr>
+          <w:lang w:val="ar_AE" w:bidi="ar_AE"/>
+        </w:rPr>
+        <w:t>חֵילִ⁠י֙ הַ⁠גָּד֔וֹל</w:t>
+      </w:r>
+    </w:p>
+    <w:p>
+      <w:pPr>
+        <w:bidi/>
+      </w:pPr>
+      <w:r>
+        <w:rPr>
+          <w:lang w:val="ar_AE" w:bidi="ar_AE"/>
+        </w:rPr>
+      </w:r>
+      <w:r>
+        <w:rPr>
           <w:b/>
           <w:lang w:val="ar_AE" w:bidi="ar_AE"/>
         </w:rPr>
@@ -22124,6 +25216,22 @@
       </w:r>
       <w:r>
         <w:rPr>
+          <w:lang w:val="ar_AE" w:bidi="ar_AE"/>
+        </w:rPr>
+        <w:t>וַ⁠אֲכַלְתֶּ֤ם אָכוֹל֙</w:t>
+      </w:r>
+    </w:p>
+    <w:p>
+      <w:pPr>
+        <w:bidi/>
+      </w:pPr>
+      <w:r>
+        <w:rPr>
+          <w:lang w:val="ar_AE" w:bidi="ar_AE"/>
+        </w:rPr>
+      </w:r>
+      <w:r>
+        <w:rPr>
           <w:b/>
           <w:lang w:val="ar_AE" w:bidi="ar_AE"/>
         </w:rPr>
@@ -22239,6 +25347,22 @@
       </w:r>
       <w:r>
         <w:rPr>
+          <w:lang w:val="ar_AE" w:bidi="ar_AE"/>
+        </w:rPr>
+        <w:t>אֶת־שֵׁ֤ם יְהוָה֙ אֱלֹ֣הֵי⁠כֶ֔ם</w:t>
+      </w:r>
+    </w:p>
+    <w:p>
+      <w:pPr>
+        <w:bidi/>
+      </w:pPr>
+      <w:r>
+        <w:rPr>
+          <w:lang w:val="ar_AE" w:bidi="ar_AE"/>
+        </w:rPr>
+      </w:r>
+      <w:r>
+        <w:rPr>
           <w:b/>
           <w:lang w:val="ar_AE" w:bidi="ar_AE"/>
         </w:rPr>
@@ -22341,6 +25465,22 @@
       </w:r>
       <w:r>
         <w:rPr>
+          <w:lang w:val="ar_AE" w:bidi="ar_AE"/>
+        </w:rPr>
+        <w:t>אֶת־שֵׁ֤ם</w:t>
+      </w:r>
+    </w:p>
+    <w:p>
+      <w:pPr>
+        <w:bidi/>
+      </w:pPr>
+      <w:r>
+        <w:rPr>
+          <w:lang w:val="ar_AE" w:bidi="ar_AE"/>
+        </w:rPr>
+      </w:r>
+      <w:r>
+        <w:rPr>
           <w:b/>
           <w:lang w:val="ar_AE" w:bidi="ar_AE"/>
         </w:rPr>
@@ -22456,6 +25596,22 @@
       </w:r>
       <w:r>
         <w:rPr>
+          <w:lang w:val="ar_AE" w:bidi="ar_AE"/>
+        </w:rPr>
+        <w:t>אֲשֶׁר־עָשָׂ֥ה עִמָּ⁠כֶ֖ם לְ⁠הַפְלִ֑יא</w:t>
+      </w:r>
+    </w:p>
+    <w:p>
+      <w:pPr>
+        <w:bidi/>
+      </w:pPr>
+      <w:r>
+        <w:rPr>
+          <w:lang w:val="ar_AE" w:bidi="ar_AE"/>
+        </w:rPr>
+      </w:r>
+      <w:r>
+        <w:rPr>
           <w:b/>
           <w:lang w:val="ar_AE" w:bidi="ar_AE"/>
         </w:rPr>
@@ -22571,6 +25727,22 @@
       </w:r>
       <w:r>
         <w:rPr>
+          <w:lang w:val="ar_AE" w:bidi="ar_AE"/>
+        </w:rPr>
+        <w:t>וְ⁠לֹא־יֵבֹ֥שׁוּ עַמִּ֖⁠י לְ⁠עוֹלָֽם</w:t>
+      </w:r>
+    </w:p>
+    <w:p>
+      <w:pPr>
+        <w:bidi/>
+      </w:pPr>
+      <w:r>
+        <w:rPr>
+          <w:lang w:val="ar_AE" w:bidi="ar_AE"/>
+        </w:rPr>
+      </w:r>
+      <w:r>
+        <w:rPr>
           <w:b/>
           <w:lang w:val="ar_AE" w:bidi="ar_AE"/>
         </w:rPr>
@@ -22686,6 +25858,22 @@
       </w:r>
       <w:r>
         <w:rPr>
+          <w:lang w:val="ar_AE" w:bidi="ar_AE"/>
+        </w:rPr>
+        <w:t>יִשְׂרָאֵל֙</w:t>
+      </w:r>
+    </w:p>
+    <w:p>
+      <w:pPr>
+        <w:bidi/>
+      </w:pPr>
+      <w:r>
+        <w:rPr>
+          <w:lang w:val="ar_AE" w:bidi="ar_AE"/>
+        </w:rPr>
+      </w:r>
+      <w:r>
+        <w:rPr>
           <w:b/>
           <w:lang w:val="ar_AE" w:bidi="ar_AE"/>
         </w:rPr>
@@ -22801,6 +25989,22 @@
       </w:r>
       <w:r>
         <w:rPr>
+          <w:lang w:val="ar_AE" w:bidi="ar_AE"/>
+        </w:rPr>
+        <w:t>וְ⁠לֹא־יֵבֹ֥שׁוּ עַמִּ֖⁠י לְ⁠עוֹלָֽם</w:t>
+      </w:r>
+    </w:p>
+    <w:p>
+      <w:pPr>
+        <w:bidi/>
+      </w:pPr>
+      <w:r>
+        <w:rPr>
+          <w:lang w:val="ar_AE" w:bidi="ar_AE"/>
+        </w:rPr>
+      </w:r>
+      <w:r>
+        <w:rPr>
           <w:b/>
           <w:lang w:val="ar_AE" w:bidi="ar_AE"/>
         </w:rPr>
@@ -22916,6 +26120,22 @@
       </w:r>
       <w:r>
         <w:rPr>
+          <w:lang w:val="ar_AE" w:bidi="ar_AE"/>
+        </w:rPr>
+        <w:t>וְ⁠הָיָ֣ה אַֽחֲרֵי־כֵ֗ן</w:t>
+      </w:r>
+    </w:p>
+    <w:p>
+      <w:pPr>
+        <w:bidi/>
+      </w:pPr>
+      <w:r>
+        <w:rPr>
+          <w:lang w:val="ar_AE" w:bidi="ar_AE"/>
+        </w:rPr>
+      </w:r>
+      <w:r>
+        <w:rPr>
           <w:b/>
           <w:lang w:val="ar_AE" w:bidi="ar_AE"/>
         </w:rPr>
@@ -23018,6 +26238,22 @@
       </w:r>
       <w:r>
         <w:rPr>
+          <w:lang w:val="ar_AE" w:bidi="ar_AE"/>
+        </w:rPr>
+        <w:t>אֶשְׁפּ֤וֹךְ אֶת־רוּחִ⁠י֙ עַל־כָּל־בָּשָׂ֔ר</w:t>
+      </w:r>
+    </w:p>
+    <w:p>
+      <w:pPr>
+        <w:bidi/>
+      </w:pPr>
+      <w:r>
+        <w:rPr>
+          <w:lang w:val="ar_AE" w:bidi="ar_AE"/>
+        </w:rPr>
+      </w:r>
+      <w:r>
+        <w:rPr>
           <w:b/>
           <w:lang w:val="ar_AE" w:bidi="ar_AE"/>
         </w:rPr>
@@ -23120,6 +26356,22 @@
       </w:r>
       <w:r>
         <w:rPr>
+          <w:lang w:val="ar_AE" w:bidi="ar_AE"/>
+        </w:rPr>
+        <w:t>עַל־כָּל־בָּשָׂ֔ר</w:t>
+      </w:r>
+    </w:p>
+    <w:p>
+      <w:pPr>
+        <w:bidi/>
+      </w:pPr>
+      <w:r>
+        <w:rPr>
+          <w:lang w:val="ar_AE" w:bidi="ar_AE"/>
+        </w:rPr>
+      </w:r>
+      <w:r>
+        <w:rPr>
           <w:b/>
           <w:lang w:val="ar_AE" w:bidi="ar_AE"/>
         </w:rPr>
@@ -23235,6 +26487,22 @@
       </w:r>
       <w:r>
         <w:rPr>
+          <w:lang w:val="ar_AE" w:bidi="ar_AE"/>
+        </w:rPr>
+        <w:t>עַל־כָּל־בָּשָׂ֔ר</w:t>
+      </w:r>
+    </w:p>
+    <w:p>
+      <w:pPr>
+        <w:bidi/>
+      </w:pPr>
+      <w:r>
+        <w:rPr>
+          <w:lang w:val="ar_AE" w:bidi="ar_AE"/>
+        </w:rPr>
+      </w:r>
+      <w:r>
+        <w:rPr>
           <w:b/>
           <w:lang w:val="ar_AE" w:bidi="ar_AE"/>
         </w:rPr>
@@ -23350,6 +26618,22 @@
       </w:r>
       <w:r>
         <w:rPr>
+          <w:lang w:val="ar_AE" w:bidi="ar_AE"/>
+        </w:rPr>
+        <w:t>וְ⁠נִבְּא֖וּ בְּנֵי⁠כֶ֣ם וּ⁠בְנֽוֹתֵי⁠כֶ֑ם</w:t>
+      </w:r>
+    </w:p>
+    <w:p>
+      <w:pPr>
+        <w:bidi/>
+      </w:pPr>
+      <w:r>
+        <w:rPr>
+          <w:lang w:val="ar_AE" w:bidi="ar_AE"/>
+        </w:rPr>
+      </w:r>
+      <w:r>
+        <w:rPr>
           <w:b/>
           <w:lang w:val="ar_AE" w:bidi="ar_AE"/>
         </w:rPr>
@@ -23452,6 +26736,22 @@
       </w:r>
       <w:r>
         <w:rPr>
+          <w:lang w:val="ar_AE" w:bidi="ar_AE"/>
+        </w:rPr>
+        <w:t>זִקְנֵי⁠כֶם֙ חֲלֹמ֣וֹת יַחֲלֹמ֔וּ⁠ן בַּח֣וּרֵי⁠כֶ֔ם חֶזְיֹנ֖וֹת יִרְאֽוּ</w:t>
+      </w:r>
+    </w:p>
+    <w:p>
+      <w:pPr>
+        <w:bidi/>
+      </w:pPr>
+      <w:r>
+        <w:rPr>
+          <w:lang w:val="ar_AE" w:bidi="ar_AE"/>
+        </w:rPr>
+      </w:r>
+      <w:r>
+        <w:rPr>
           <w:b/>
           <w:lang w:val="ar_AE" w:bidi="ar_AE"/>
         </w:rPr>
@@ -23554,6 +26854,22 @@
       </w:r>
       <w:r>
         <w:rPr>
+          <w:lang w:val="ar_AE" w:bidi="ar_AE"/>
+        </w:rPr>
+        <w:t>חֲלֹמ֣וֹת</w:t>
+      </w:r>
+    </w:p>
+    <w:p>
+      <w:pPr>
+        <w:bidi/>
+      </w:pPr>
+      <w:r>
+        <w:rPr>
+          <w:lang w:val="ar_AE" w:bidi="ar_AE"/>
+        </w:rPr>
+      </w:r>
+      <w:r>
+        <w:rPr>
           <w:b/>
           <w:lang w:val="ar_AE" w:bidi="ar_AE"/>
         </w:rPr>
@@ -23669,6 +26985,22 @@
       </w:r>
       <w:r>
         <w:rPr>
+          <w:lang w:val="ar_AE" w:bidi="ar_AE"/>
+        </w:rPr>
+        <w:t>וְ⁠גַ֥ם עַל־הָֽ⁠עֲבָדִ֖ים וְ⁠עַל־הַ⁠שְּׁפָח֑וֹת</w:t>
+      </w:r>
+    </w:p>
+    <w:p>
+      <w:pPr>
+        <w:bidi/>
+      </w:pPr>
+      <w:r>
+        <w:rPr>
+          <w:lang w:val="ar_AE" w:bidi="ar_AE"/>
+        </w:rPr>
+      </w:r>
+      <w:r>
+        <w:rPr>
           <w:b/>
           <w:lang w:val="ar_AE" w:bidi="ar_AE"/>
         </w:rPr>
@@ -23771,6 +27103,22 @@
       </w:r>
       <w:r>
         <w:rPr>
+          <w:lang w:val="ar_AE" w:bidi="ar_AE"/>
+        </w:rPr>
+        <w:t>בַּ⁠יָּמִ֣ים הָ⁠הֵ֔מָּה</w:t>
+      </w:r>
+    </w:p>
+    <w:p>
+      <w:pPr>
+        <w:bidi/>
+      </w:pPr>
+      <w:r>
+        <w:rPr>
+          <w:lang w:val="ar_AE" w:bidi="ar_AE"/>
+        </w:rPr>
+      </w:r>
+      <w:r>
+        <w:rPr>
           <w:b/>
           <w:lang w:val="ar_AE" w:bidi="ar_AE"/>
         </w:rPr>
@@ -23907,7 +27255,7 @@
         </w:rPr>
         <w:t xml:space="preserve">انظر كيف ترجمت هذا في </w:t>
       </w:r>
-      <w:hyperlink r:id="rId15">
+      <w:hyperlink r:id="rId17">
         <w:r>
           <w:rPr>
             <w:lang w:val="ar_AE" w:bidi="ar_AE"/>
@@ -24121,6 +27469,22 @@
       </w:r>
       <w:r>
         <w:rPr>
+          <w:lang w:val="ar_AE" w:bidi="ar_AE"/>
+        </w:rPr>
+        <w:t>הַ⁠שֶּׁ֨מֶשׁ֙ יֵהָפֵ֣ךְ לְ⁠חֹ֔שֶׁךְ וְ⁠הַ⁠יָּרֵ֖חַ לְ⁠דָ֑ם</w:t>
+      </w:r>
+    </w:p>
+    <w:p>
+      <w:pPr>
+        <w:bidi/>
+      </w:pPr>
+      <w:r>
+        <w:rPr>
+          <w:lang w:val="ar_AE" w:bidi="ar_AE"/>
+        </w:rPr>
+      </w:r>
+      <w:r>
+        <w:rPr>
           <w:b/>
           <w:lang w:val="ar_AE" w:bidi="ar_AE"/>
         </w:rPr>
@@ -24223,6 +27587,22 @@
       </w:r>
       <w:r>
         <w:rPr>
+          <w:lang w:val="ar_AE" w:bidi="ar_AE"/>
+        </w:rPr>
+        <w:t>הַ⁠שֶּׁ֨מֶשׁ֙ יֵהָפֵ֣ךְ לְ⁠חֹ֔שֶׁךְ וְ⁠הַ⁠יָּרֵ֖חַ לְ⁠דָ֑ם</w:t>
+      </w:r>
+    </w:p>
+    <w:p>
+      <w:pPr>
+        <w:bidi/>
+      </w:pPr>
+      <w:r>
+        <w:rPr>
+          <w:lang w:val="ar_AE" w:bidi="ar_AE"/>
+        </w:rPr>
+      </w:r>
+      <w:r>
+        <w:rPr>
           <w:b/>
           <w:lang w:val="ar_AE" w:bidi="ar_AE"/>
         </w:rPr>
@@ -24325,6 +27705,22 @@
       </w:r>
       <w:r>
         <w:rPr>
+          <w:lang w:val="ar_AE" w:bidi="ar_AE"/>
+        </w:rPr>
+        <w:t>וְ⁠הַ⁠יָּרֵ֖חַ לְ⁠דָ֑ם</w:t>
+      </w:r>
+    </w:p>
+    <w:p>
+      <w:pPr>
+        <w:bidi/>
+      </w:pPr>
+      <w:r>
+        <w:rPr>
+          <w:lang w:val="ar_AE" w:bidi="ar_AE"/>
+        </w:rPr>
+      </w:r>
+      <w:r>
+        <w:rPr>
           <w:b/>
           <w:lang w:val="ar_AE" w:bidi="ar_AE"/>
         </w:rPr>
@@ -24427,6 +27823,22 @@
       </w:r>
       <w:r>
         <w:rPr>
+          <w:lang w:val="ar_AE" w:bidi="ar_AE"/>
+        </w:rPr>
+        <w:t>לִ⁠פְנֵ֗י בּ֚וֹא י֣וֹם יְהוָ֔ה הַ⁠גָּד֖וֹל וְ⁠הַ⁠נּוֹרָֽא</w:t>
+      </w:r>
+    </w:p>
+    <w:p>
+      <w:pPr>
+        <w:bidi/>
+      </w:pPr>
+      <w:r>
+        <w:rPr>
+          <w:lang w:val="ar_AE" w:bidi="ar_AE"/>
+        </w:rPr>
+      </w:r>
+      <w:r>
+        <w:rPr>
           <w:b/>
           <w:lang w:val="ar_AE" w:bidi="ar_AE"/>
         </w:rPr>
@@ -24542,6 +27954,22 @@
       </w:r>
       <w:r>
         <w:rPr>
+          <w:lang w:val="ar_AE" w:bidi="ar_AE"/>
+        </w:rPr>
+        <w:t>י֣וֹם יְהוָ֔ה הַ⁠גָּד֖וֹל וְ⁠הַ⁠נּוֹרָֽא</w:t>
+      </w:r>
+    </w:p>
+    <w:p>
+      <w:pPr>
+        <w:bidi/>
+      </w:pPr>
+      <w:r>
+        <w:rPr>
+          <w:lang w:val="ar_AE" w:bidi="ar_AE"/>
+        </w:rPr>
+      </w:r>
+      <w:r>
+        <w:rPr>
           <w:b/>
           <w:lang w:val="ar_AE" w:bidi="ar_AE"/>
         </w:rPr>
@@ -24665,7 +28093,7 @@
         </w:rPr>
         <w:t xml:space="preserve">انظر كيف ترجمت التعبير المشابه في </w:t>
       </w:r>
-      <w:hyperlink r:id="rId14">
+      <w:hyperlink r:id="rId16">
         <w:r>
           <w:rPr>
             <w:lang w:val="ar_AE" w:bidi="ar_AE"/>
@@ -24764,6 +28192,22 @@
       </w:r>
       <w:r>
         <w:rPr>
+          <w:lang w:val="ar_AE" w:bidi="ar_AE"/>
+        </w:rPr>
+        <w:t>וְ⁠הָיָ֗ה</w:t>
+      </w:r>
+    </w:p>
+    <w:p>
+      <w:pPr>
+        <w:bidi/>
+      </w:pPr>
+      <w:r>
+        <w:rPr>
+          <w:lang w:val="ar_AE" w:bidi="ar_AE"/>
+        </w:rPr>
+      </w:r>
+      <w:r>
+        <w:rPr>
           <w:b/>
           <w:lang w:val="ar_AE" w:bidi="ar_AE"/>
         </w:rPr>
@@ -24866,6 +28310,22 @@
       </w:r>
       <w:r>
         <w:rPr>
+          <w:lang w:val="ar_AE" w:bidi="ar_AE"/>
+        </w:rPr>
+        <w:t>כֹּ֧ל אֲשֶׁר־יִקְרָ֛א בְּ⁠שֵׁ֥ם יְהוָ֖ה יִמָּלֵ֑ט &amp; יְהוָ֔ה</w:t>
+      </w:r>
+    </w:p>
+    <w:p>
+      <w:pPr>
+        <w:bidi/>
+      </w:pPr>
+      <w:r>
+        <w:rPr>
+          <w:lang w:val="ar_AE" w:bidi="ar_AE"/>
+        </w:rPr>
+      </w:r>
+      <w:r>
+        <w:rPr>
           <w:b/>
           <w:lang w:val="ar_AE" w:bidi="ar_AE"/>
         </w:rPr>
@@ -24968,6 +28428,22 @@
       </w:r>
       <w:r>
         <w:rPr>
+          <w:lang w:val="ar_AE" w:bidi="ar_AE"/>
+        </w:rPr>
+        <w:t>בְּ⁠שֵׁ֥ם יְהוָ֖ה &amp; יְהוָ֔ה</w:t>
+      </w:r>
+    </w:p>
+    <w:p>
+      <w:pPr>
+        <w:bidi/>
+      </w:pPr>
+      <w:r>
+        <w:rPr>
+          <w:lang w:val="ar_AE" w:bidi="ar_AE"/>
+        </w:rPr>
+      </w:r>
+      <w:r>
+        <w:rPr>
           <w:b/>
           <w:lang w:val="ar_AE" w:bidi="ar_AE"/>
         </w:rPr>
@@ -25083,6 +28559,22 @@
       </w:r>
       <w:r>
         <w:rPr>
+          <w:lang w:val="ar_AE" w:bidi="ar_AE"/>
+        </w:rPr>
+        <w:t>בְּ⁠שֵׁ֥ם יְהוָ֖ה &amp; יְהוָ֔ה</w:t>
+      </w:r>
+    </w:p>
+    <w:p>
+      <w:pPr>
+        <w:bidi/>
+      </w:pPr>
+      <w:r>
+        <w:rPr>
+          <w:lang w:val="ar_AE" w:bidi="ar_AE"/>
+        </w:rPr>
+      </w:r>
+      <w:r>
+        <w:rPr>
           <w:b/>
           <w:lang w:val="ar_AE" w:bidi="ar_AE"/>
         </w:rPr>
@@ -25185,6 +28677,22 @@
       </w:r>
       <w:r>
         <w:rPr>
+          <w:lang w:val="ar_AE" w:bidi="ar_AE"/>
+        </w:rPr>
+        <w:t>כִּ֠י בְּ⁠הַר־צִיּ֨וֹן וּ⁠בִ⁠ירוּשָׁלִַ֜ם תִּֽהְיֶ֣ה פְלֵיטָ֗ה</w:t>
+      </w:r>
+    </w:p>
+    <w:p>
+      <w:pPr>
+        <w:bidi/>
+      </w:pPr>
+      <w:r>
+        <w:rPr>
+          <w:lang w:val="ar_AE" w:bidi="ar_AE"/>
+        </w:rPr>
+      </w:r>
+      <w:r>
+        <w:rPr>
           <w:b/>
           <w:lang w:val="ar_AE" w:bidi="ar_AE"/>
         </w:rPr>
@@ -25300,6 +28808,22 @@
       </w:r>
       <w:r>
         <w:rPr>
+          <w:lang w:val="ar_AE" w:bidi="ar_AE"/>
+        </w:rPr>
+        <w:t>בְּ⁠הַר־צִיּ֨וֹן וּ⁠בִ⁠ירוּשָׁלִַ֜ם</w:t>
+      </w:r>
+    </w:p>
+    <w:p>
+      <w:pPr>
+        <w:bidi/>
+      </w:pPr>
+      <w:r>
+        <w:rPr>
+          <w:lang w:val="ar_AE" w:bidi="ar_AE"/>
+        </w:rPr>
+      </w:r>
+      <w:r>
+        <w:rPr>
           <w:b/>
           <w:lang w:val="ar_AE" w:bidi="ar_AE"/>
         </w:rPr>
@@ -25415,6 +28939,22 @@
       </w:r>
       <w:r>
         <w:rPr>
+          <w:lang w:val="ar_AE" w:bidi="ar_AE"/>
+        </w:rPr>
+        <w:t>כַּֽ⁠אֲשֶׁר֙ אָמַ֣ר יְהוָ֔ה</w:t>
+      </w:r>
+    </w:p>
+    <w:p>
+      <w:pPr>
+        <w:bidi/>
+      </w:pPr>
+      <w:r>
+        <w:rPr>
+          <w:lang w:val="ar_AE" w:bidi="ar_AE"/>
+        </w:rPr>
+      </w:r>
+      <w:r>
+        <w:rPr>
           <w:b/>
           <w:lang w:val="ar_AE" w:bidi="ar_AE"/>
         </w:rPr>
@@ -25517,6 +29057,22 @@
       </w:r>
       <w:r>
         <w:rPr>
+          <w:lang w:val="ar_AE" w:bidi="ar_AE"/>
+        </w:rPr>
+        <w:t>יְהוָ֖ה &amp; וּ⁠בַ֨⁠שְּׂרִידִ֔ים אֲשֶׁ֥ר יְהוָ֖ה קֹרֵֽא</w:t>
+      </w:r>
+    </w:p>
+    <w:p>
+      <w:pPr>
+        <w:bidi/>
+      </w:pPr>
+      <w:r>
+        <w:rPr>
+          <w:lang w:val="ar_AE" w:bidi="ar_AE"/>
+        </w:rPr>
+      </w:r>
+      <w:r>
+        <w:rPr>
           <w:b/>
           <w:lang w:val="ar_AE" w:bidi="ar_AE"/>
         </w:rPr>
@@ -25626,6 +29182,22 @@
       </w:r>
       <w:r>
         <w:rPr>
+          <w:lang w:val="ar_AE" w:bidi="ar_AE"/>
+        </w:rPr>
+        <w:t>יְהוָ֖ה &amp; אֲשֶׁ֥ר יְהוָ֖ה קֹרֵֽא</w:t>
+      </w:r>
+    </w:p>
+    <w:p>
+      <w:pPr>
+        <w:bidi/>
+      </w:pPr>
+      <w:r>
+        <w:rPr>
+          <w:lang w:val="ar_AE" w:bidi="ar_AE"/>
+        </w:rPr>
+      </w:r>
+      <w:r>
+        <w:rPr>
           <w:b/>
           <w:lang w:val="ar_AE" w:bidi="ar_AE"/>
         </w:rPr>
@@ -25735,6 +29307,22 @@
       </w:r>
       <w:r>
         <w:rPr>
+          <w:lang w:val="ar_AE" w:bidi="ar_AE"/>
+        </w:rPr>
+        <w:t>כִּ֗י הִנֵּ֛ה בַּ⁠יָּמִ֥ים הָ⁠הֵ֖מָּה וּ⁠בָ⁠עֵ֣ת הַ⁠הִ֑יא</w:t>
+      </w:r>
+    </w:p>
+    <w:p>
+      <w:pPr>
+        <w:bidi/>
+      </w:pPr>
+      <w:r>
+        <w:rPr>
+          <w:lang w:val="ar_AE" w:bidi="ar_AE"/>
+        </w:rPr>
+      </w:r>
+      <w:r>
+        <w:rPr>
           <w:b/>
           <w:lang w:val="ar_AE" w:bidi="ar_AE"/>
         </w:rPr>
@@ -25837,6 +29425,22 @@
       </w:r>
       <w:r>
         <w:rPr>
+          <w:lang w:val="ar_AE" w:bidi="ar_AE"/>
+        </w:rPr>
+        <w:t>כִּ֗י הִנֵּ֛ה</w:t>
+      </w:r>
+    </w:p>
+    <w:p>
+      <w:pPr>
+        <w:bidi/>
+      </w:pPr>
+      <w:r>
+        <w:rPr>
+          <w:lang w:val="ar_AE" w:bidi="ar_AE"/>
+        </w:rPr>
+      </w:r>
+      <w:r>
+        <w:rPr>
           <w:b/>
           <w:lang w:val="ar_AE" w:bidi="ar_AE"/>
         </w:rPr>
@@ -25952,6 +29556,22 @@
       </w:r>
       <w:r>
         <w:rPr>
+          <w:lang w:val="ar_AE" w:bidi="ar_AE"/>
+        </w:rPr>
+        <w:t>בַּ⁠יָּמִ֥ים הָ⁠הֵ֖מָּה וּ⁠בָ⁠עֵ֣ת הַ⁠הִ֑יא</w:t>
+      </w:r>
+    </w:p>
+    <w:p>
+      <w:pPr>
+        <w:bidi/>
+      </w:pPr>
+      <w:r>
+        <w:rPr>
+          <w:lang w:val="ar_AE" w:bidi="ar_AE"/>
+        </w:rPr>
+      </w:r>
+      <w:r>
+        <w:rPr>
           <w:b/>
           <w:lang w:val="ar_AE" w:bidi="ar_AE"/>
         </w:rPr>
@@ -26067,6 +29687,22 @@
       </w:r>
       <w:r>
         <w:rPr>
+          <w:lang w:val="ar_AE" w:bidi="ar_AE"/>
+        </w:rPr>
+        <w:t>אֲשֶׁ֥ר אָשִׁ֛יב אֶת־שְׁב֥וּת יְהוּדָ֖ה וִ⁠ירוּשָׁלִָֽם</w:t>
+      </w:r>
+    </w:p>
+    <w:p>
+      <w:pPr>
+        <w:bidi/>
+      </w:pPr>
+      <w:r>
+        <w:rPr>
+          <w:lang w:val="ar_AE" w:bidi="ar_AE"/>
+        </w:rPr>
+      </w:r>
+      <w:r>
+        <w:rPr>
           <w:b/>
           <w:lang w:val="ar_AE" w:bidi="ar_AE"/>
         </w:rPr>
@@ -26182,6 +29818,22 @@
       </w:r>
       <w:r>
         <w:rPr>
+          <w:lang w:val="ar_AE" w:bidi="ar_AE"/>
+        </w:rPr>
+        <w:t>אֲשֶׁ֥ר אָשִׁ֛יב אֶת־שְׁב֥וּת יְהוּדָ֖ה וִ⁠ירוּשָׁלִָֽם</w:t>
+      </w:r>
+    </w:p>
+    <w:p>
+      <w:pPr>
+        <w:bidi/>
+      </w:pPr>
+      <w:r>
+        <w:rPr>
+          <w:lang w:val="ar_AE" w:bidi="ar_AE"/>
+        </w:rPr>
+      </w:r>
+      <w:r>
+        <w:rPr>
           <w:b/>
           <w:lang w:val="ar_AE" w:bidi="ar_AE"/>
         </w:rPr>
@@ -26284,6 +29936,22 @@
       </w:r>
       <w:r>
         <w:rPr>
+          <w:lang w:val="ar_AE" w:bidi="ar_AE"/>
+        </w:rPr>
+        <w:t>עֵ֖מֶק יְהֽוֹשָׁפָ֑ט</w:t>
+      </w:r>
+    </w:p>
+    <w:p>
+      <w:pPr>
+        <w:bidi/>
+      </w:pPr>
+      <w:r>
+        <w:rPr>
+          <w:lang w:val="ar_AE" w:bidi="ar_AE"/>
+        </w:rPr>
+      </w:r>
+      <w:r>
+        <w:rPr>
           <w:b/>
           <w:lang w:val="ar_AE" w:bidi="ar_AE"/>
         </w:rPr>
@@ -26399,6 +30067,22 @@
       </w:r>
       <w:r>
         <w:rPr>
+          <w:lang w:val="ar_AE" w:bidi="ar_AE"/>
+        </w:rPr>
+        <w:t>עַמִּ֨⁠י וְ⁠נַחֲלָתִ֤⁠י יִשְׂרָאֵל֙</w:t>
+      </w:r>
+    </w:p>
+    <w:p>
+      <w:pPr>
+        <w:bidi/>
+      </w:pPr>
+      <w:r>
+        <w:rPr>
+          <w:lang w:val="ar_AE" w:bidi="ar_AE"/>
+        </w:rPr>
+      </w:r>
+      <w:r>
+        <w:rPr>
           <w:b/>
           <w:lang w:val="ar_AE" w:bidi="ar_AE"/>
         </w:rPr>
@@ -26553,6 +30237,22 @@
       </w:r>
       <w:r>
         <w:rPr>
+          <w:lang w:val="ar_AE" w:bidi="ar_AE"/>
+        </w:rPr>
+        <w:t>וְ⁠אֶת־אַרְצִ֖⁠י חִלֵּֽקוּ</w:t>
+      </w:r>
+    </w:p>
+    <w:p>
+      <w:pPr>
+        <w:bidi/>
+      </w:pPr>
+      <w:r>
+        <w:rPr>
+          <w:lang w:val="ar_AE" w:bidi="ar_AE"/>
+        </w:rPr>
+      </w:r>
+      <w:r>
+        <w:rPr>
           <w:b/>
           <w:lang w:val="ar_AE" w:bidi="ar_AE"/>
         </w:rPr>
@@ -26655,6 +30355,22 @@
       </w:r>
       <w:r>
         <w:rPr>
+          <w:lang w:val="ar_AE" w:bidi="ar_AE"/>
+        </w:rPr>
+        <w:t>גוֹרָ֑ל</w:t>
+      </w:r>
+    </w:p>
+    <w:p>
+      <w:pPr>
+        <w:bidi/>
+      </w:pPr>
+      <w:r>
+        <w:rPr>
+          <w:lang w:val="ar_AE" w:bidi="ar_AE"/>
+        </w:rPr>
+      </w:r>
+      <w:r>
+        <w:rPr>
           <w:b/>
           <w:lang w:val="ar_AE" w:bidi="ar_AE"/>
         </w:rPr>
@@ -26770,6 +30486,22 @@
       </w:r>
       <w:r>
         <w:rPr>
+          <w:lang w:val="ar_AE" w:bidi="ar_AE"/>
+        </w:rPr>
+        <w:t>וַ⁠יִּתְּנ֤וּ הַ⁠יֶּ֨לֶד֙ בַּ⁠זּוֹנָ֔ה וְ⁠הַ⁠יַּלְדָּ֛ה מָכְר֥וּ</w:t>
+      </w:r>
+    </w:p>
+    <w:p>
+      <w:pPr>
+        <w:bidi/>
+      </w:pPr>
+      <w:r>
+        <w:rPr>
+          <w:lang w:val="ar_AE" w:bidi="ar_AE"/>
+        </w:rPr>
+      </w:r>
+      <w:r>
+        <w:rPr>
           <w:b/>
           <w:lang w:val="ar_AE" w:bidi="ar_AE"/>
         </w:rPr>
@@ -26911,6 +30643,22 @@
       </w:r>
       <w:r>
         <w:rPr>
+          <w:lang w:val="ar_AE" w:bidi="ar_AE"/>
+        </w:rPr>
+        <w:t>וְ֠⁠גַם מָה־אַתֶּ֥ם לִ⁠י֙ צֹ֣ר וְ⁠צִיד֔וֹן וְ⁠כֹ֖ל גְּלִיל֣וֹת פְּלָ֑שֶׁת הַ⁠גְּמ֗וּל אַתֶּם֙ מְשַׁלְּמִ֣ים עָלָ֔⁠י &amp; אַתֶּם֙</w:t>
+      </w:r>
+    </w:p>
+    <w:p>
+      <w:pPr>
+        <w:bidi/>
+      </w:pPr>
+      <w:r>
+        <w:rPr>
+          <w:lang w:val="ar_AE" w:bidi="ar_AE"/>
+        </w:rPr>
+      </w:r>
+      <w:r>
+        <w:rPr>
           <w:b/>
           <w:lang w:val="ar_AE" w:bidi="ar_AE"/>
         </w:rPr>
@@ -27013,6 +30761,22 @@
       </w:r>
       <w:r>
         <w:rPr>
+          <w:lang w:val="ar_AE" w:bidi="ar_AE"/>
+        </w:rPr>
+        <w:t>מָה־אַתֶּ֥ם לִ⁠י֙</w:t>
+      </w:r>
+    </w:p>
+    <w:p>
+      <w:pPr>
+        <w:bidi/>
+      </w:pPr>
+      <w:r>
+        <w:rPr>
+          <w:lang w:val="ar_AE" w:bidi="ar_AE"/>
+        </w:rPr>
+      </w:r>
+      <w:r>
+        <w:rPr>
           <w:b/>
           <w:lang w:val="ar_AE" w:bidi="ar_AE"/>
         </w:rPr>
@@ -27115,6 +30879,22 @@
       </w:r>
       <w:r>
         <w:rPr>
+          <w:lang w:val="ar_AE" w:bidi="ar_AE"/>
+        </w:rPr>
+        <w:t>הַ⁠גְּמ֗וּל אַתֶּם֙ מְשַׁלְּמִ֣ים עָלָ֔⁠י וְ⁠אִם־גֹּמְלִ֤ים אַתֶּם֙ עָלַ֔⁠י</w:t>
+      </w:r>
+    </w:p>
+    <w:p>
+      <w:pPr>
+        <w:bidi/>
+      </w:pPr>
+      <w:r>
+        <w:rPr>
+          <w:lang w:val="ar_AE" w:bidi="ar_AE"/>
+        </w:rPr>
+      </w:r>
+      <w:r>
+        <w:rPr>
           <w:b/>
           <w:lang w:val="ar_AE" w:bidi="ar_AE"/>
         </w:rPr>
@@ -27217,6 +30997,22 @@
       </w:r>
       <w:r>
         <w:rPr>
+          <w:lang w:val="ar_AE" w:bidi="ar_AE"/>
+        </w:rPr>
+        <w:t>קַ֣ל מְהֵרָ֔ה</w:t>
+      </w:r>
+    </w:p>
+    <w:p>
+      <w:pPr>
+        <w:bidi/>
+      </w:pPr>
+      <w:r>
+        <w:rPr>
+          <w:lang w:val="ar_AE" w:bidi="ar_AE"/>
+        </w:rPr>
+      </w:r>
+      <w:r>
+        <w:rPr>
           <w:b/>
           <w:lang w:val="ar_AE" w:bidi="ar_AE"/>
         </w:rPr>
@@ -27332,6 +31128,22 @@
       </w:r>
       <w:r>
         <w:rPr>
+          <w:lang w:val="ar_AE" w:bidi="ar_AE"/>
+        </w:rPr>
+        <w:t>אָשִׁ֥יב גְּמֻלְ⁠כֶ֖ם בְּ⁠רֹאשְׁ⁠כֶֽם</w:t>
+      </w:r>
+    </w:p>
+    <w:p>
+      <w:pPr>
+        <w:bidi/>
+      </w:pPr>
+      <w:r>
+        <w:rPr>
+          <w:lang w:val="ar_AE" w:bidi="ar_AE"/>
+        </w:rPr>
+      </w:r>
+      <w:r>
+        <w:rPr>
           <w:b/>
           <w:lang w:val="ar_AE" w:bidi="ar_AE"/>
         </w:rPr>
@@ -27447,6 +31259,22 @@
       </w:r>
       <w:r>
         <w:rPr>
+          <w:lang w:val="ar_AE" w:bidi="ar_AE"/>
+        </w:rPr>
+        <w:t>בְּ⁠רֹאשְׁ⁠כֶֽם</w:t>
+      </w:r>
+    </w:p>
+    <w:p>
+      <w:pPr>
+        <w:bidi/>
+      </w:pPr>
+      <w:r>
+        <w:rPr>
+          <w:lang w:val="ar_AE" w:bidi="ar_AE"/>
+        </w:rPr>
+      </w:r>
+      <w:r>
+        <w:rPr>
           <w:b/>
           <w:lang w:val="ar_AE" w:bidi="ar_AE"/>
         </w:rPr>
@@ -27562,6 +31390,22 @@
       </w:r>
       <w:r>
         <w:rPr>
+          <w:lang w:val="ar_AE" w:bidi="ar_AE"/>
+        </w:rPr>
+        <w:t>וּ⁠בְנֵ֤י יְהוּדָה֙ וּ⁠בְנֵ֣י יְרוּשָׁלִַ֔ם</w:t>
+      </w:r>
+    </w:p>
+    <w:p>
+      <w:pPr>
+        <w:bidi/>
+      </w:pPr>
+      <w:r>
+        <w:rPr>
+          <w:lang w:val="ar_AE" w:bidi="ar_AE"/>
+        </w:rPr>
+      </w:r>
+      <w:r>
+        <w:rPr>
           <w:b/>
           <w:lang w:val="ar_AE" w:bidi="ar_AE"/>
         </w:rPr>
@@ -27596,7 +31440,7 @@
         </w:rPr>
         <w:t xml:space="preserve"> في </w:t>
       </w:r>
-      <w:hyperlink r:id="rId16">
+      <w:hyperlink r:id="rId18">
         <w:r>
           <w:rPr>
             <w:lang w:val="ar_AE" w:bidi="ar_AE"/>
@@ -27695,6 +31539,22 @@
       </w:r>
       <w:r>
         <w:rPr>
+          <w:lang w:val="ar_AE" w:bidi="ar_AE"/>
+        </w:rPr>
+        <w:t>לִ⁠בְנֵ֣י הַ⁠יְּוָנִ֑ים</w:t>
+      </w:r>
+    </w:p>
+    <w:p>
+      <w:pPr>
+        <w:bidi/>
+      </w:pPr>
+      <w:r>
+        <w:rPr>
+          <w:lang w:val="ar_AE" w:bidi="ar_AE"/>
+        </w:rPr>
+      </w:r>
+      <w:r>
+        <w:rPr>
           <w:b/>
           <w:lang w:val="ar_AE" w:bidi="ar_AE"/>
         </w:rPr>
@@ -27823,6 +31683,22 @@
       </w:r>
       <w:r>
         <w:rPr>
+          <w:lang w:val="ar_AE" w:bidi="ar_AE"/>
+        </w:rPr>
+        <w:t>הַ⁠יְּוָנִ֑ים</w:t>
+      </w:r>
+    </w:p>
+    <w:p>
+      <w:pPr>
+        <w:bidi/>
+      </w:pPr>
+      <w:r>
+        <w:rPr>
+          <w:lang w:val="ar_AE" w:bidi="ar_AE"/>
+        </w:rPr>
+      </w:r>
+      <w:r>
+        <w:rPr>
           <w:b/>
           <w:lang w:val="ar_AE" w:bidi="ar_AE"/>
         </w:rPr>
@@ -27938,6 +31814,22 @@
       </w:r>
       <w:r>
         <w:rPr>
+          <w:lang w:val="ar_AE" w:bidi="ar_AE"/>
+        </w:rPr>
+        <w:t>לְמַ֥עַן הַרְחִיקָ֖⁠ם מֵ⁠עַ֥ל גְּבוּלָֽ⁠ם</w:t>
+      </w:r>
+    </w:p>
+    <w:p>
+      <w:pPr>
+        <w:bidi/>
+      </w:pPr>
+      <w:r>
+        <w:rPr>
+          <w:lang w:val="ar_AE" w:bidi="ar_AE"/>
+        </w:rPr>
+      </w:r>
+      <w:r>
+        <w:rPr>
           <w:b/>
           <w:lang w:val="ar_AE" w:bidi="ar_AE"/>
         </w:rPr>
@@ -28040,6 +31932,22 @@
       </w:r>
       <w:r>
         <w:rPr>
+          <w:lang w:val="ar_AE" w:bidi="ar_AE"/>
+        </w:rPr>
+        <w:t>הִנְ⁠נִ֣י מְעִירָ֔⁠ם</w:t>
+      </w:r>
+    </w:p>
+    <w:p>
+      <w:pPr>
+        <w:bidi/>
+      </w:pPr>
+      <w:r>
+        <w:rPr>
+          <w:lang w:val="ar_AE" w:bidi="ar_AE"/>
+        </w:rPr>
+      </w:r>
+      <w:r>
+        <w:rPr>
           <w:b/>
           <w:lang w:val="ar_AE" w:bidi="ar_AE"/>
         </w:rPr>
@@ -28061,7 +31969,7 @@
         </w:rPr>
         <w:t xml:space="preserve">كما في </w:t>
       </w:r>
-      <w:hyperlink r:id="rId17">
+      <w:hyperlink r:id="rId19">
         <w:r>
           <w:rPr>
             <w:lang w:val="ar_AE" w:bidi="ar_AE"/>
@@ -28160,6 +32068,22 @@
       </w:r>
       <w:r>
         <w:rPr>
+          <w:lang w:val="ar_AE" w:bidi="ar_AE"/>
+        </w:rPr>
+        <w:t>אֲשֶׁר־מְכַרְתֶּ֥ם אֹתָ֖⁠ם שָׁ֑מָּ⁠ה</w:t>
+      </w:r>
+    </w:p>
+    <w:p>
+      <w:pPr>
+        <w:bidi/>
+      </w:pPr>
+      <w:r>
+        <w:rPr>
+          <w:lang w:val="ar_AE" w:bidi="ar_AE"/>
+        </w:rPr>
+      </w:r>
+      <w:r>
+        <w:rPr>
           <w:b/>
           <w:lang w:val="ar_AE" w:bidi="ar_AE"/>
         </w:rPr>
@@ -28283,7 +32207,7 @@
         </w:rPr>
         <w:t xml:space="preserve">انظر كيف ترجمت نفس التعبير في </w:t>
       </w:r>
-      <w:hyperlink r:id="rId18">
+      <w:hyperlink r:id="rId20">
         <w:r>
           <w:rPr>
             <w:lang w:val="ar_AE" w:bidi="ar_AE"/>
@@ -28382,6 +32306,22 @@
       </w:r>
       <w:r>
         <w:rPr>
+          <w:lang w:val="ar_AE" w:bidi="ar_AE"/>
+        </w:rPr>
+        <w:t>בְּ⁠רֹאשְׁ⁠כֶֽם</w:t>
+      </w:r>
+    </w:p>
+    <w:p>
+      <w:pPr>
+        <w:bidi/>
+      </w:pPr>
+      <w:r>
+        <w:rPr>
+          <w:lang w:val="ar_AE" w:bidi="ar_AE"/>
+        </w:rPr>
+      </w:r>
+      <w:r>
+        <w:rPr>
           <w:b/>
           <w:lang w:val="ar_AE" w:bidi="ar_AE"/>
         </w:rPr>
@@ -28484,6 +32424,22 @@
       </w:r>
       <w:r>
         <w:rPr>
+          <w:lang w:val="ar_AE" w:bidi="ar_AE"/>
+        </w:rPr>
+        <w:t>וּ⁠מָכַרְתִּ֞י</w:t>
+      </w:r>
+    </w:p>
+    <w:p>
+      <w:pPr>
+        <w:bidi/>
+      </w:pPr>
+      <w:r>
+        <w:rPr>
+          <w:lang w:val="ar_AE" w:bidi="ar_AE"/>
+        </w:rPr>
+      </w:r>
+      <w:r>
+        <w:rPr>
           <w:b/>
           <w:lang w:val="ar_AE" w:bidi="ar_AE"/>
         </w:rPr>
@@ -28599,6 +32555,22 @@
       </w:r>
       <w:r>
         <w:rPr>
+          <w:lang w:val="ar_AE" w:bidi="ar_AE"/>
+        </w:rPr>
+        <w:t>בְּ⁠יַד֙ בְּנֵ֣י יְהוּדָ֔ה</w:t>
+      </w:r>
+    </w:p>
+    <w:p>
+      <w:pPr>
+        <w:bidi/>
+      </w:pPr>
+      <w:r>
+        <w:rPr>
+          <w:lang w:val="ar_AE" w:bidi="ar_AE"/>
+        </w:rPr>
+      </w:r>
+      <w:r>
+        <w:rPr>
           <w:b/>
           <w:lang w:val="ar_AE" w:bidi="ar_AE"/>
         </w:rPr>
@@ -28701,6 +32673,22 @@
       </w:r>
       <w:r>
         <w:rPr>
+          <w:lang w:val="ar_AE" w:bidi="ar_AE"/>
+        </w:rPr>
+        <w:t>וּ⁠מָכַרְתִּ֞י אֶת־בְּנֵי⁠כֶ֣ם וְ⁠אֶת־בְּנֽוֹתֵי⁠כֶ֗ם בְּ⁠יַד֙ בְּנֵ֣י יְהוּדָ֔ה</w:t>
+      </w:r>
+    </w:p>
+    <w:p>
+      <w:pPr>
+        <w:bidi/>
+      </w:pPr>
+      <w:r>
+        <w:rPr>
+          <w:lang w:val="ar_AE" w:bidi="ar_AE"/>
+        </w:rPr>
+      </w:r>
+      <w:r>
+        <w:rPr>
           <w:b/>
           <w:lang w:val="ar_AE" w:bidi="ar_AE"/>
         </w:rPr>
@@ -28816,6 +32804,22 @@
       </w:r>
       <w:r>
         <w:rPr>
+          <w:lang w:val="ar_AE" w:bidi="ar_AE"/>
+        </w:rPr>
+        <w:t>בְּנֵ֣י יְהוּדָ֔ה</w:t>
+      </w:r>
+    </w:p>
+    <w:p>
+      <w:pPr>
+        <w:bidi/>
+      </w:pPr>
+      <w:r>
+        <w:rPr>
+          <w:lang w:val="ar_AE" w:bidi="ar_AE"/>
+        </w:rPr>
+      </w:r>
+      <w:r>
+        <w:rPr>
           <w:b/>
           <w:lang w:val="ar_AE" w:bidi="ar_AE"/>
         </w:rPr>
@@ -28957,6 +32961,22 @@
       </w:r>
       <w:r>
         <w:rPr>
+          <w:lang w:val="ar_AE" w:bidi="ar_AE"/>
+        </w:rPr>
+        <w:t>לִ⁠שְׁבָאיִ֖ם</w:t>
+      </w:r>
+    </w:p>
+    <w:p>
+      <w:pPr>
+        <w:bidi/>
+      </w:pPr>
+      <w:r>
+        <w:rPr>
+          <w:lang w:val="ar_AE" w:bidi="ar_AE"/>
+        </w:rPr>
+      </w:r>
+      <w:r>
+        <w:rPr>
           <w:b/>
           <w:lang w:val="ar_AE" w:bidi="ar_AE"/>
         </w:rPr>
@@ -29072,6 +33092,22 @@
       </w:r>
       <w:r>
         <w:rPr>
+          <w:lang w:val="ar_AE" w:bidi="ar_AE"/>
+        </w:rPr>
+        <w:t>אֶל־גּ֣וֹי רָח֑וֹק כִּ֥י יְהוָ֖ה דִּבֵּֽר</w:t>
+      </w:r>
+    </w:p>
+    <w:p>
+      <w:pPr>
+        <w:bidi/>
+      </w:pPr>
+      <w:r>
+        <w:rPr>
+          <w:lang w:val="ar_AE" w:bidi="ar_AE"/>
+        </w:rPr>
+      </w:r>
+      <w:r>
+        <w:rPr>
           <w:b/>
           <w:lang w:val="ar_AE" w:bidi="ar_AE"/>
         </w:rPr>
@@ -29187,6 +33223,22 @@
       </w:r>
       <w:r>
         <w:rPr>
+          <w:lang w:val="ar_AE" w:bidi="ar_AE"/>
+        </w:rPr>
+        <w:t>קִרְאוּ</w:t>
+      </w:r>
+    </w:p>
+    <w:p>
+      <w:pPr>
+        <w:bidi/>
+      </w:pPr>
+      <w:r>
+        <w:rPr>
+          <w:lang w:val="ar_AE" w:bidi="ar_AE"/>
+        </w:rPr>
+      </w:r>
+      <w:r>
+        <w:rPr>
           <w:b/>
           <w:lang w:val="ar_AE" w:bidi="ar_AE"/>
         </w:rPr>
@@ -29302,6 +33354,22 @@
       </w:r>
       <w:r>
         <w:rPr>
+          <w:lang w:val="ar_AE" w:bidi="ar_AE"/>
+        </w:rPr>
+        <w:t>קַדְּשׁ֖וּ מִלְחָמָ֑ה</w:t>
+      </w:r>
+    </w:p>
+    <w:p>
+      <w:pPr>
+        <w:bidi/>
+      </w:pPr>
+      <w:r>
+        <w:rPr>
+          <w:lang w:val="ar_AE" w:bidi="ar_AE"/>
+        </w:rPr>
+      </w:r>
+      <w:r>
+        <w:rPr>
           <w:b/>
           <w:lang w:val="ar_AE" w:bidi="ar_AE"/>
         </w:rPr>
@@ -29417,6 +33485,22 @@
       </w:r>
       <w:r>
         <w:rPr>
+          <w:lang w:val="ar_AE" w:bidi="ar_AE"/>
+        </w:rPr>
+        <w:t>אִתֵּי⁠כֶם֙</w:t>
+      </w:r>
+    </w:p>
+    <w:p>
+      <w:pPr>
+        <w:bidi/>
+      </w:pPr>
+      <w:r>
+        <w:rPr>
+          <w:lang w:val="ar_AE" w:bidi="ar_AE"/>
+        </w:rPr>
+      </w:r>
+      <w:r>
+        <w:rPr>
           <w:b/>
           <w:lang w:val="ar_AE" w:bidi="ar_AE"/>
         </w:rPr>
@@ -29532,6 +33616,22 @@
       </w:r>
       <w:r>
         <w:rPr>
+          <w:lang w:val="ar_AE" w:bidi="ar_AE"/>
+        </w:rPr>
+        <w:t>וּ⁠מַזְמְרֹֽתֵי⁠כֶ֖ם</w:t>
+      </w:r>
+    </w:p>
+    <w:p>
+      <w:pPr>
+        <w:bidi/>
+      </w:pPr>
+      <w:r>
+        <w:rPr>
+          <w:lang w:val="ar_AE" w:bidi="ar_AE"/>
+        </w:rPr>
+      </w:r>
+      <w:r>
+        <w:rPr>
           <w:b/>
           <w:lang w:val="ar_AE" w:bidi="ar_AE"/>
         </w:rPr>
@@ -29660,6 +33760,22 @@
       </w:r>
       <w:r>
         <w:rPr>
+          <w:lang w:val="ar_AE" w:bidi="ar_AE"/>
+        </w:rPr>
+        <w:t>הַֽ⁠חַלָּ֔שׁ יֹאמַ֖ר גִּבּ֥וֹר אָֽנִי</w:t>
+      </w:r>
+    </w:p>
+    <w:p>
+      <w:pPr>
+        <w:bidi/>
+      </w:pPr>
+      <w:r>
+        <w:rPr>
+          <w:lang w:val="ar_AE" w:bidi="ar_AE"/>
+        </w:rPr>
+      </w:r>
+      <w:r>
+        <w:rPr>
           <w:b/>
           <w:lang w:val="ar_AE" w:bidi="ar_AE"/>
         </w:rPr>
@@ -29762,6 +33878,22 @@
       </w:r>
       <w:r>
         <w:rPr>
+          <w:lang w:val="ar_AE" w:bidi="ar_AE"/>
+        </w:rPr>
+        <w:t>הַֽ⁠חַלָּ֔שׁ</w:t>
+      </w:r>
+    </w:p>
+    <w:p>
+      <w:pPr>
+        <w:bidi/>
+      </w:pPr>
+      <w:r>
+        <w:rPr>
+          <w:lang w:val="ar_AE" w:bidi="ar_AE"/>
+        </w:rPr>
+      </w:r>
+      <w:r>
+        <w:rPr>
           <w:b/>
           <w:lang w:val="ar_AE" w:bidi="ar_AE"/>
         </w:rPr>
@@ -29877,6 +34009,22 @@
       </w:r>
       <w:r>
         <w:rPr>
+          <w:lang w:val="ar_AE" w:bidi="ar_AE"/>
+        </w:rPr>
+        <w:t>ע֣וּשׁוּ וָ⁠בֹ֧אוּ</w:t>
+      </w:r>
+    </w:p>
+    <w:p>
+      <w:pPr>
+        <w:bidi/>
+      </w:pPr>
+      <w:r>
+        <w:rPr>
+          <w:lang w:val="ar_AE" w:bidi="ar_AE"/>
+        </w:rPr>
+      </w:r>
+      <w:r>
+        <w:rPr>
           <w:b/>
           <w:lang w:val="ar_AE" w:bidi="ar_AE"/>
         </w:rPr>
@@ -30018,6 +34166,22 @@
       </w:r>
       <w:r>
         <w:rPr>
+          <w:lang w:val="ar_AE" w:bidi="ar_AE"/>
+        </w:rPr>
+        <w:t>יֵע֨וֹרוּ֙ &amp; הַ⁠גּוֹיִ֔ם</w:t>
+      </w:r>
+    </w:p>
+    <w:p>
+      <w:pPr>
+        <w:bidi/>
+      </w:pPr>
+      <w:r>
+        <w:rPr>
+          <w:lang w:val="ar_AE" w:bidi="ar_AE"/>
+        </w:rPr>
+      </w:r>
+      <w:r>
+        <w:rPr>
           <w:b/>
           <w:lang w:val="ar_AE" w:bidi="ar_AE"/>
         </w:rPr>
@@ -30141,7 +34305,7 @@
         </w:rPr>
         <w:t xml:space="preserve">انظر كيف ترجمت هذا الاسم في </w:t>
       </w:r>
-      <w:hyperlink r:id="rId19">
+      <w:hyperlink r:id="rId21">
         <w:r>
           <w:rPr>
             <w:lang w:val="ar_AE" w:bidi="ar_AE"/>
@@ -30240,6 +34404,22 @@
       </w:r>
       <w:r>
         <w:rPr>
+          <w:lang w:val="ar_AE" w:bidi="ar_AE"/>
+        </w:rPr>
+        <w:t>אֵשֵׁ֛ב לִ⁠שְׁפֹּ֥ט</w:t>
+      </w:r>
+    </w:p>
+    <w:p>
+      <w:pPr>
+        <w:bidi/>
+      </w:pPr>
+      <w:r>
+        <w:rPr>
+          <w:lang w:val="ar_AE" w:bidi="ar_AE"/>
+        </w:rPr>
+      </w:r>
+      <w:r>
+        <w:rPr>
           <w:b/>
           <w:lang w:val="ar_AE" w:bidi="ar_AE"/>
         </w:rPr>
@@ -30349,6 +34529,22 @@
       </w:r>
       <w:r>
         <w:rPr>
+          <w:lang w:val="ar_AE" w:bidi="ar_AE"/>
+        </w:rPr>
+        <w:t>שִׁלְח֣וּ מַגָּ֔ל כִּ֥י בָשַׁ֖ל קָצִ֑יר &amp; כִּֽי</w:t>
+      </w:r>
+    </w:p>
+    <w:p>
+      <w:pPr>
+        <w:bidi/>
+      </w:pPr>
+      <w:r>
+        <w:rPr>
+          <w:lang w:val="ar_AE" w:bidi="ar_AE"/>
+        </w:rPr>
+      </w:r>
+      <w:r>
+        <w:rPr>
           <w:b/>
           <w:lang w:val="ar_AE" w:bidi="ar_AE"/>
         </w:rPr>
@@ -30451,6 +34647,22 @@
       </w:r>
       <w:r>
         <w:rPr>
+          <w:lang w:val="ar_AE" w:bidi="ar_AE"/>
+        </w:rPr>
+        <w:t>שִׁלְח֣וּ מַגָּ֔ל</w:t>
+      </w:r>
+    </w:p>
+    <w:p>
+      <w:pPr>
+        <w:bidi/>
+      </w:pPr>
+      <w:r>
+        <w:rPr>
+          <w:lang w:val="ar_AE" w:bidi="ar_AE"/>
+        </w:rPr>
+      </w:r>
+      <w:r>
+        <w:rPr>
           <w:b/>
           <w:lang w:val="ar_AE" w:bidi="ar_AE"/>
         </w:rPr>
@@ -30566,6 +34778,22 @@
       </w:r>
       <w:r>
         <w:rPr>
+          <w:lang w:val="ar_AE" w:bidi="ar_AE"/>
+        </w:rPr>
+        <w:t>שִׁלְח֣וּ מַגָּ֔ל</w:t>
+      </w:r>
+    </w:p>
+    <w:p>
+      <w:pPr>
+        <w:bidi/>
+      </w:pPr>
+      <w:r>
+        <w:rPr>
+          <w:lang w:val="ar_AE" w:bidi="ar_AE"/>
+        </w:rPr>
+      </w:r>
+      <w:r>
+        <w:rPr>
           <w:b/>
           <w:lang w:val="ar_AE" w:bidi="ar_AE"/>
         </w:rPr>
@@ -30681,6 +34909,22 @@
       </w:r>
       <w:r>
         <w:rPr>
+          <w:lang w:val="ar_AE" w:bidi="ar_AE"/>
+        </w:rPr>
+        <w:t>שִׁלְח֣וּ</w:t>
+      </w:r>
+    </w:p>
+    <w:p>
+      <w:pPr>
+        <w:bidi/>
+      </w:pPr>
+      <w:r>
+        <w:rPr>
+          <w:lang w:val="ar_AE" w:bidi="ar_AE"/>
+        </w:rPr>
+      </w:r>
+      <w:r>
+        <w:rPr>
           <w:b/>
           <w:lang w:val="ar_AE" w:bidi="ar_AE"/>
         </w:rPr>
@@ -30741,7 +34985,7 @@
         </w:rPr>
         <w:t xml:space="preserve"> هي بصيغة الجمع هنا، لذا استخدم صيغة الجمع في ترجمتك إذا كانت لغتك تميز ذلك. هذه الأوامر تبدو موجهة إلى "المحاربين" المذكورين في </w:t>
       </w:r>
-      <w:hyperlink r:id="rId20">
+      <w:hyperlink r:id="rId22">
         <w:r>
           <w:rPr>
             <w:lang w:val="ar_AE" w:bidi="ar_AE"/>
@@ -30840,6 +35084,22 @@
       </w:r>
       <w:r>
         <w:rPr>
+          <w:lang w:val="ar_AE" w:bidi="ar_AE"/>
+        </w:rPr>
+        <w:t>בֹּ֤אֽוּ רְדוּ֙ כִּֽי־מָ֣לְאָה גַּ֔ת</w:t>
+      </w:r>
+    </w:p>
+    <w:p>
+      <w:pPr>
+        <w:bidi/>
+      </w:pPr>
+      <w:r>
+        <w:rPr>
+          <w:lang w:val="ar_AE" w:bidi="ar_AE"/>
+        </w:rPr>
+      </w:r>
+      <w:r>
+        <w:rPr>
           <w:b/>
           <w:lang w:val="ar_AE" w:bidi="ar_AE"/>
         </w:rPr>
@@ -30942,6 +35202,22 @@
       </w:r>
       <w:r>
         <w:rPr>
+          <w:lang w:val="ar_AE" w:bidi="ar_AE"/>
+        </w:rPr>
+        <w:t>כִּ֥י &amp; כִּ֥י רַבָּ֖ה רָעָתָֽ⁠ם</w:t>
+      </w:r>
+    </w:p>
+    <w:p>
+      <w:pPr>
+        <w:bidi/>
+      </w:pPr>
+      <w:r>
+        <w:rPr>
+          <w:lang w:val="ar_AE" w:bidi="ar_AE"/>
+        </w:rPr>
+      </w:r>
+      <w:r>
+        <w:rPr>
           <w:b/>
           <w:lang w:val="ar_AE" w:bidi="ar_AE"/>
         </w:rPr>
@@ -31057,6 +35333,22 @@
       </w:r>
       <w:r>
         <w:rPr>
+          <w:lang w:val="ar_AE" w:bidi="ar_AE"/>
+        </w:rPr>
+        <w:t>הֲמוֹנִ֣ים הֲמוֹנִ֔ים בְּ⁠עֵ֖מֶק הֶֽ⁠חָר֑וּץ &amp; בְּ⁠עֵ֖מֶק</w:t>
+      </w:r>
+    </w:p>
+    <w:p>
+      <w:pPr>
+        <w:bidi/>
+      </w:pPr>
+      <w:r>
+        <w:rPr>
+          <w:lang w:val="ar_AE" w:bidi="ar_AE"/>
+        </w:rPr>
+      </w:r>
+      <w:r>
+        <w:rPr>
           <w:b/>
           <w:lang w:val="ar_AE" w:bidi="ar_AE"/>
         </w:rPr>
@@ -31172,6 +35464,22 @@
       </w:r>
       <w:r>
         <w:rPr>
+          <w:lang w:val="ar_AE" w:bidi="ar_AE"/>
+        </w:rPr>
+        <w:t>הֲמוֹנִ֣ים הֲמוֹנִ֔ים בְּ⁠עֵ֖מֶק הֶֽ⁠חָר֑וּץ &amp; בְּ⁠עֵ֖מֶק</w:t>
+      </w:r>
+    </w:p>
+    <w:p>
+      <w:pPr>
+        <w:bidi/>
+      </w:pPr>
+      <w:r>
+        <w:rPr>
+          <w:lang w:val="ar_AE" w:bidi="ar_AE"/>
+        </w:rPr>
+      </w:r>
+      <w:r>
+        <w:rPr>
           <w:b/>
           <w:lang w:val="ar_AE" w:bidi="ar_AE"/>
         </w:rPr>
@@ -31274,6 +35582,22 @@
       </w:r>
       <w:r>
         <w:rPr>
+          <w:lang w:val="ar_AE" w:bidi="ar_AE"/>
+        </w:rPr>
+        <w:t>בְּ⁠עֵ֖מֶק הֶֽ⁠חָר֑וּץ &amp; בְּ⁠עֵ֖מֶק</w:t>
+      </w:r>
+    </w:p>
+    <w:p>
+      <w:pPr>
+        <w:bidi/>
+      </w:pPr>
+      <w:r>
+        <w:rPr>
+          <w:lang w:val="ar_AE" w:bidi="ar_AE"/>
+        </w:rPr>
+      </w:r>
+      <w:r>
+        <w:rPr>
           <w:b/>
           <w:lang w:val="ar_AE" w:bidi="ar_AE"/>
         </w:rPr>
@@ -31389,6 +35713,22 @@
       </w:r>
       <w:r>
         <w:rPr>
+          <w:lang w:val="ar_AE" w:bidi="ar_AE"/>
+        </w:rPr>
+        <w:t>שֶׁ֥מֶשׁ וְ⁠יָרֵ֖חַ קָדָ֑רוּ וְ⁠כוֹכָבִ֖ים אָסְפ֥וּ נָגְהָֽ⁠ם</w:t>
+      </w:r>
+    </w:p>
+    <w:p>
+      <w:pPr>
+        <w:bidi/>
+      </w:pPr>
+      <w:r>
+        <w:rPr>
+          <w:lang w:val="ar_AE" w:bidi="ar_AE"/>
+        </w:rPr>
+      </w:r>
+      <w:r>
+        <w:rPr>
           <w:b/>
           <w:lang w:val="ar_AE" w:bidi="ar_AE"/>
         </w:rPr>
@@ -31410,7 +35750,7 @@
         </w:rPr>
         <w:t xml:space="preserve">هذه هي نفس العبارات كما في </w:t>
       </w:r>
-      <w:hyperlink r:id="rId21">
+      <w:hyperlink r:id="rId23">
         <w:r>
           <w:rPr>
             <w:lang w:val="ar_AE" w:bidi="ar_AE"/>
@@ -31530,7 +35870,7 @@
         </w:rPr>
         <w:t xml:space="preserve">انظر كيف ترجمت نفس التعبير في </w:t>
       </w:r>
-      <w:hyperlink r:id="rId21">
+      <w:hyperlink r:id="rId23">
         <w:r>
           <w:rPr>
             <w:lang w:val="ar_AE" w:bidi="ar_AE"/>
@@ -31629,6 +35969,22 @@
       </w:r>
       <w:r>
         <w:rPr>
+          <w:lang w:val="ar_AE" w:bidi="ar_AE"/>
+        </w:rPr>
+        <w:t>וַ⁠יהוָ֞ה מִ⁠צִּיּ֣וֹן יִשְׁאָ֗ג</w:t>
+      </w:r>
+    </w:p>
+    <w:p>
+      <w:pPr>
+        <w:bidi/>
+      </w:pPr>
+      <w:r>
+        <w:rPr>
+          <w:lang w:val="ar_AE" w:bidi="ar_AE"/>
+        </w:rPr>
+      </w:r>
+      <w:r>
+        <w:rPr>
           <w:b/>
           <w:lang w:val="ar_AE" w:bidi="ar_AE"/>
         </w:rPr>
@@ -31731,6 +36087,22 @@
       </w:r>
       <w:r>
         <w:rPr>
+          <w:lang w:val="ar_AE" w:bidi="ar_AE"/>
+        </w:rPr>
+        <w:t>וְ⁠רָעֲשׁ֖וּ שָׁמַ֣יִם וָ⁠אָ֑רֶץ</w:t>
+      </w:r>
+    </w:p>
+    <w:p>
+      <w:pPr>
+        <w:bidi/>
+      </w:pPr>
+      <w:r>
+        <w:rPr>
+          <w:lang w:val="ar_AE" w:bidi="ar_AE"/>
+        </w:rPr>
+      </w:r>
+      <w:r>
+        <w:rPr>
           <w:b/>
           <w:lang w:val="ar_AE" w:bidi="ar_AE"/>
         </w:rPr>
@@ -31846,6 +36218,22 @@
       </w:r>
       <w:r>
         <w:rPr>
+          <w:lang w:val="ar_AE" w:bidi="ar_AE"/>
+        </w:rPr>
+        <w:t>וַֽ⁠יהוָה֙ מַֽחֲסֶ֣ה לְ⁠עַמּ֔⁠וֹ וּ⁠מָע֖וֹז לִ⁠בְנֵ֥י יִשְׂרָאֵֽל</w:t>
+      </w:r>
+    </w:p>
+    <w:p>
+      <w:pPr>
+        <w:bidi/>
+      </w:pPr>
+      <w:r>
+        <w:rPr>
+          <w:lang w:val="ar_AE" w:bidi="ar_AE"/>
+        </w:rPr>
+      </w:r>
+      <w:r>
+        <w:rPr>
           <w:b/>
           <w:lang w:val="ar_AE" w:bidi="ar_AE"/>
         </w:rPr>
@@ -31961,6 +36349,22 @@
       </w:r>
       <w:r>
         <w:rPr>
+          <w:lang w:val="ar_AE" w:bidi="ar_AE"/>
+        </w:rPr>
+        <w:t>לִ⁠בְנֵ֥י יִשְׂרָאֵֽל</w:t>
+      </w:r>
+    </w:p>
+    <w:p>
+      <w:pPr>
+        <w:bidi/>
+      </w:pPr>
+      <w:r>
+        <w:rPr>
+          <w:lang w:val="ar_AE" w:bidi="ar_AE"/>
+        </w:rPr>
+      </w:r>
+      <w:r>
+        <w:rPr>
           <w:b/>
           <w:lang w:val="ar_AE" w:bidi="ar_AE"/>
         </w:rPr>
@@ -31995,7 +36399,7 @@
         </w:rPr>
         <w:t xml:space="preserve"> في </w:t>
       </w:r>
-      <w:hyperlink r:id="rId16">
+      <w:hyperlink r:id="rId18">
         <w:r>
           <w:rPr>
             <w:lang w:val="ar_AE" w:bidi="ar_AE"/>
@@ -32094,6 +36498,22 @@
       </w:r>
       <w:r>
         <w:rPr>
+          <w:lang w:val="ar_AE" w:bidi="ar_AE"/>
+        </w:rPr>
+        <w:t>וִֽ⁠ידַעְתֶּ֗ם</w:t>
+      </w:r>
+    </w:p>
+    <w:p>
+      <w:pPr>
+        <w:bidi/>
+      </w:pPr>
+      <w:r>
+        <w:rPr>
+          <w:lang w:val="ar_AE" w:bidi="ar_AE"/>
+        </w:rPr>
+      </w:r>
+      <w:r>
+        <w:rPr>
           <w:b/>
           <w:lang w:val="ar_AE" w:bidi="ar_AE"/>
         </w:rPr>
@@ -32196,6 +36616,22 @@
       </w:r>
       <w:r>
         <w:rPr>
+          <w:lang w:val="ar_AE" w:bidi="ar_AE"/>
+        </w:rPr>
+        <w:t>הַר־קָדְשִׁ֑⁠י</w:t>
+      </w:r>
+    </w:p>
+    <w:p>
+      <w:pPr>
+        <w:bidi/>
+      </w:pPr>
+      <w:r>
+        <w:rPr>
+          <w:lang w:val="ar_AE" w:bidi="ar_AE"/>
+        </w:rPr>
+      </w:r>
+      <w:r>
+        <w:rPr>
           <w:b/>
           <w:lang w:val="ar_AE" w:bidi="ar_AE"/>
         </w:rPr>
@@ -32311,6 +36747,22 @@
       </w:r>
       <w:r>
         <w:rPr>
+          <w:lang w:val="ar_AE" w:bidi="ar_AE"/>
+        </w:rPr>
+        <w:t>וְ⁠הָיָה֩ בַ⁠יּ֨וֹם הַ⁠ה֜וּא</w:t>
+      </w:r>
+    </w:p>
+    <w:p>
+      <w:pPr>
+        <w:bidi/>
+      </w:pPr>
+      <w:r>
+        <w:rPr>
+          <w:lang w:val="ar_AE" w:bidi="ar_AE"/>
+        </w:rPr>
+      </w:r>
+      <w:r>
+        <w:rPr>
           <w:b/>
           <w:lang w:val="ar_AE" w:bidi="ar_AE"/>
         </w:rPr>
@@ -32413,6 +36865,22 @@
       </w:r>
       <w:r>
         <w:rPr>
+          <w:lang w:val="ar_AE" w:bidi="ar_AE"/>
+        </w:rPr>
+        <w:t>בַ⁠יּ֨וֹם הַ⁠ה֜וּא</w:t>
+      </w:r>
+    </w:p>
+    <w:p>
+      <w:pPr>
+        <w:bidi/>
+      </w:pPr>
+      <w:r>
+        <w:rPr>
+          <w:lang w:val="ar_AE" w:bidi="ar_AE"/>
+        </w:rPr>
+      </w:r>
+      <w:r>
+        <w:rPr>
           <w:b/>
           <w:lang w:val="ar_AE" w:bidi="ar_AE"/>
         </w:rPr>
@@ -32528,6 +36996,22 @@
       </w:r>
       <w:r>
         <w:rPr>
+          <w:lang w:val="ar_AE" w:bidi="ar_AE"/>
+        </w:rPr>
+        <w:t>יִטְּפ֧וּ הֶ⁠הָרִ֣ים עָסִ֗יס וְ⁠הַ⁠גְּבָעוֹת֙ תֵּלַ֣כְנָה חָלָ֔ב</w:t>
+      </w:r>
+    </w:p>
+    <w:p>
+      <w:pPr>
+        <w:bidi/>
+      </w:pPr>
+      <w:r>
+        <w:rPr>
+          <w:lang w:val="ar_AE" w:bidi="ar_AE"/>
+        </w:rPr>
+      </w:r>
+      <w:r>
+        <w:rPr>
           <w:b/>
           <w:lang w:val="ar_AE" w:bidi="ar_AE"/>
         </w:rPr>
@@ -32669,6 +37153,22 @@
       </w:r>
       <w:r>
         <w:rPr>
+          <w:lang w:val="ar_AE" w:bidi="ar_AE"/>
+        </w:rPr>
+        <w:t>וּ⁠מַעְיָ֗ן &amp; יֵצֵ֔א</w:t>
+      </w:r>
+    </w:p>
+    <w:p>
+      <w:pPr>
+        <w:bidi/>
+      </w:pPr>
+      <w:r>
+        <w:rPr>
+          <w:lang w:val="ar_AE" w:bidi="ar_AE"/>
+        </w:rPr>
+      </w:r>
+      <w:r>
+        <w:rPr>
           <w:b/>
           <w:lang w:val="ar_AE" w:bidi="ar_AE"/>
         </w:rPr>
@@ -32784,6 +37284,22 @@
       </w:r>
       <w:r>
         <w:rPr>
+          <w:lang w:val="ar_AE" w:bidi="ar_AE"/>
+        </w:rPr>
+        <w:t>וּ⁠מַעְיָ֗ן</w:t>
+      </w:r>
+    </w:p>
+    <w:p>
+      <w:pPr>
+        <w:bidi/>
+      </w:pPr>
+      <w:r>
+        <w:rPr>
+          <w:lang w:val="ar_AE" w:bidi="ar_AE"/>
+        </w:rPr>
+      </w:r>
+      <w:r>
+        <w:rPr>
           <w:b/>
           <w:lang w:val="ar_AE" w:bidi="ar_AE"/>
         </w:rPr>
@@ -32899,6 +37415,22 @@
       </w:r>
       <w:r>
         <w:rPr>
+          <w:lang w:val="ar_AE" w:bidi="ar_AE"/>
+        </w:rPr>
+        <w:t>מִ⁠בֵּ֤ית יְהוָה֙</w:t>
+      </w:r>
+    </w:p>
+    <w:p>
+      <w:pPr>
+        <w:bidi/>
+      </w:pPr>
+      <w:r>
+        <w:rPr>
+          <w:lang w:val="ar_AE" w:bidi="ar_AE"/>
+        </w:rPr>
+      </w:r>
+      <w:r>
+        <w:rPr>
           <w:b/>
           <w:lang w:val="ar_AE" w:bidi="ar_AE"/>
         </w:rPr>
@@ -32920,7 +37452,7 @@
         </w:rPr>
         <w:t xml:space="preserve">انظر كيف ترجمت نفس التعبير في </w:t>
       </w:r>
-      <w:hyperlink r:id="rId22">
+      <w:hyperlink r:id="rId24">
         <w:r>
           <w:rPr>
             <w:lang w:val="ar_AE" w:bidi="ar_AE"/>
@@ -33019,6 +37551,22 @@
       </w:r>
       <w:r>
         <w:rPr>
+          <w:lang w:val="ar_AE" w:bidi="ar_AE"/>
+        </w:rPr>
+        <w:t>אֶת־נַ֥חַל הַ⁠שִּׁטִּֽים</w:t>
+      </w:r>
+    </w:p>
+    <w:p>
+      <w:pPr>
+        <w:bidi/>
+      </w:pPr>
+      <w:r>
+        <w:rPr>
+          <w:lang w:val="ar_AE" w:bidi="ar_AE"/>
+        </w:rPr>
+      </w:r>
+      <w:r>
+        <w:rPr>
           <w:b/>
           <w:lang w:val="ar_AE" w:bidi="ar_AE"/>
         </w:rPr>
@@ -33134,6 +37682,22 @@
       </w:r>
       <w:r>
         <w:rPr>
+          <w:lang w:val="ar_AE" w:bidi="ar_AE"/>
+        </w:rPr>
+        <w:t>מִצְרַ֨יִם֙ לִ⁠שְׁמָמָ֣ה תִֽהְיֶ֔ה</w:t>
+      </w:r>
+    </w:p>
+    <w:p>
+      <w:pPr>
+        <w:bidi/>
+      </w:pPr>
+      <w:r>
+        <w:rPr>
+          <w:lang w:val="ar_AE" w:bidi="ar_AE"/>
+        </w:rPr>
+      </w:r>
+      <w:r>
+        <w:rPr>
           <w:b/>
           <w:lang w:val="ar_AE" w:bidi="ar_AE"/>
         </w:rPr>
@@ -33249,6 +37813,22 @@
       </w:r>
       <w:r>
         <w:rPr>
+          <w:lang w:val="ar_AE" w:bidi="ar_AE"/>
+        </w:rPr>
+        <w:t>מֵֽ⁠חֲמַס֙ בְּנֵ֣י יְהוּדָ֔ה</w:t>
+      </w:r>
+    </w:p>
+    <w:p>
+      <w:pPr>
+        <w:bidi/>
+      </w:pPr>
+      <w:r>
+        <w:rPr>
+          <w:lang w:val="ar_AE" w:bidi="ar_AE"/>
+        </w:rPr>
+      </w:r>
+      <w:r>
+        <w:rPr>
           <w:b/>
           <w:lang w:val="ar_AE" w:bidi="ar_AE"/>
         </w:rPr>
@@ -33377,6 +37957,22 @@
       </w:r>
       <w:r>
         <w:rPr>
+          <w:lang w:val="ar_AE" w:bidi="ar_AE"/>
+        </w:rPr>
+        <w:t>שָׁפְכ֥וּ דָם־נָקִ֖יא</w:t>
+      </w:r>
+    </w:p>
+    <w:p>
+      <w:pPr>
+        <w:bidi/>
+      </w:pPr>
+      <w:r>
+        <w:rPr>
+          <w:lang w:val="ar_AE" w:bidi="ar_AE"/>
+        </w:rPr>
+      </w:r>
+      <w:r>
+        <w:rPr>
           <w:b/>
           <w:lang w:val="ar_AE" w:bidi="ar_AE"/>
         </w:rPr>
@@ -33492,6 +38088,22 @@
       </w:r>
       <w:r>
         <w:rPr>
+          <w:lang w:val="ar_AE" w:bidi="ar_AE"/>
+        </w:rPr>
+        <w:t>בְּ⁠אַרְצָֽ⁠ם</w:t>
+      </w:r>
+    </w:p>
+    <w:p>
+      <w:pPr>
+        <w:bidi/>
+      </w:pPr>
+      <w:r>
+        <w:rPr>
+          <w:lang w:val="ar_AE" w:bidi="ar_AE"/>
+        </w:rPr>
+      </w:r>
+      <w:r>
+        <w:rPr>
           <w:b/>
           <w:lang w:val="ar_AE" w:bidi="ar_AE"/>
         </w:rPr>
@@ -33646,6 +38258,22 @@
       </w:r>
       <w:r>
         <w:rPr>
+          <w:lang w:val="ar_AE" w:bidi="ar_AE"/>
+        </w:rPr>
+        <w:t>וִ⁠יהוּדָ֖ה</w:t>
+      </w:r>
+    </w:p>
+    <w:p>
+      <w:pPr>
+        <w:bidi/>
+      </w:pPr>
+      <w:r>
+        <w:rPr>
+          <w:lang w:val="ar_AE" w:bidi="ar_AE"/>
+        </w:rPr>
+      </w:r>
+      <w:r>
+        <w:rPr>
           <w:b/>
           <w:lang w:val="ar_AE" w:bidi="ar_AE"/>
         </w:rPr>
@@ -33761,6 +38389,22 @@
       </w:r>
       <w:r>
         <w:rPr>
+          <w:lang w:val="ar_AE" w:bidi="ar_AE"/>
+        </w:rPr>
+        <w:t>וִ⁠ירוּשָׁלִַ֖ם לְ⁠ד֥וֹר וָ⁠דֽוֹר</w:t>
+      </w:r>
+    </w:p>
+    <w:p>
+      <w:pPr>
+        <w:bidi/>
+      </w:pPr>
+      <w:r>
+        <w:rPr>
+          <w:lang w:val="ar_AE" w:bidi="ar_AE"/>
+        </w:rPr>
+      </w:r>
+      <w:r>
+        <w:rPr>
           <w:b/>
           <w:lang w:val="ar_AE" w:bidi="ar_AE"/>
         </w:rPr>
@@ -33863,6 +38507,22 @@
       </w:r>
       <w:r>
         <w:rPr>
+          <w:lang w:val="ar_AE" w:bidi="ar_AE"/>
+        </w:rPr>
+        <w:t>לְ⁠ד֥וֹר וָ⁠דֽוֹר</w:t>
+      </w:r>
+    </w:p>
+    <w:p>
+      <w:pPr>
+        <w:bidi/>
+      </w:pPr>
+      <w:r>
+        <w:rPr>
+          <w:lang w:val="ar_AE" w:bidi="ar_AE"/>
+        </w:rPr>
+      </w:r>
+      <w:r>
+        <w:rPr>
           <w:b/>
           <w:lang w:val="ar_AE" w:bidi="ar_AE"/>
         </w:rPr>
@@ -33884,7 +38544,7 @@
         </w:rPr>
         <w:t xml:space="preserve">مثل التعبير في </w:t>
       </w:r>
-      <w:hyperlink r:id="rId23">
+      <w:hyperlink r:id="rId25">
         <w:r>
           <w:rPr>
             <w:lang w:val="ar_AE" w:bidi="ar_AE"/>
@@ -33983,6 +38643,22 @@
       </w:r>
       <w:r>
         <w:rPr>
+          <w:lang w:val="ar_AE" w:bidi="ar_AE"/>
+        </w:rPr>
+        <w:t>וְ⁠נִקֵּ֖יתִי דָּמָ֣⁠ם לֹֽא־נִקֵּ֑יתִי</w:t>
+      </w:r>
+    </w:p>
+    <w:p>
+      <w:pPr>
+        <w:bidi/>
+      </w:pPr>
+      <w:r>
+        <w:rPr>
+          <w:lang w:val="ar_AE" w:bidi="ar_AE"/>
+        </w:rPr>
+      </w:r>
+      <w:r>
+        <w:rPr>
           <w:b/>
           <w:lang w:val="ar_AE" w:bidi="ar_AE"/>
         </w:rPr>
@@ -34085,6 +38761,22 @@
       </w:r>
       <w:r>
         <w:rPr>
+          <w:lang w:val="ar_AE" w:bidi="ar_AE"/>
+        </w:rPr>
+        <w:t>דָּמָ֣⁠ם</w:t>
+      </w:r>
+    </w:p>
+    <w:p>
+      <w:pPr>
+        <w:bidi/>
+      </w:pPr>
+      <w:r>
+        <w:rPr>
+          <w:lang w:val="ar_AE" w:bidi="ar_AE"/>
+        </w:rPr>
+      </w:r>
+      <w:r>
+        <w:rPr>
           <w:b/>
           <w:lang w:val="ar_AE" w:bidi="ar_AE"/>
         </w:rPr>
@@ -34200,6 +38892,22 @@
       </w:r>
       <w:r>
         <w:rPr>
+          <w:lang w:val="ar_AE" w:bidi="ar_AE"/>
+        </w:rPr>
+        <w:t>וַֽ⁠יהוָ֖ה שֹׁכֵ֥ן בְּ⁠צִיּֽוֹן</w:t>
+      </w:r>
+    </w:p>
+    <w:p>
+      <w:pPr>
+        <w:bidi/>
+      </w:pPr>
+      <w:r>
+        <w:rPr>
+          <w:lang w:val="ar_AE" w:bidi="ar_AE"/>
+        </w:rPr>
+      </w:r>
+      <w:r>
+        <w:rPr>
           <w:b/>
           <w:lang w:val="ar_AE" w:bidi="ar_AE"/>
         </w:rPr>
@@ -34289,6 +38997,22 @@
         <w:rPr>
           <w:lang w:val="ar_AE" w:bidi="ar_AE"/>
         </w:rPr>
+      </w:r>
+    </w:p>
+    <w:p>
+      <w:pPr>
+        <w:bidi/>
+      </w:pPr>
+      <w:r>
+        <w:rPr>
+          <w:lang w:val="ar_AE" w:bidi="ar_AE"/>
+        </w:rPr>
+      </w:r>
+      <w:r>
+        <w:rPr>
+          <w:lang w:val="ar_AE" w:bidi="ar_AE"/>
+        </w:rPr>
+        <w:t>וַֽ⁠יהוָ֖ה שֹׁכֵ֥ן בְּ⁠צִיּֽוֹן</w:t>
       </w:r>
     </w:p>
     <w:p>

--- a/arb/docx/29.content.docx
+++ b/arb/docx/29.content.docx
@@ -245,6 +245,22 @@
       </w:r>
       <w:r>
         <w:rPr>
+          <w:lang w:val="ar_AE" w:bidi="ar_AE"/>
+        </w:rPr>
+        <w:t>פְּתוּאֵֽל</w:t>
+      </w:r>
+    </w:p>
+    <w:p>
+      <w:pPr>
+        <w:bidi/>
+      </w:pPr>
+      <w:r>
+        <w:rPr>
+          <w:lang w:val="ar_AE" w:bidi="ar_AE"/>
+        </w:rPr>
+      </w:r>
+      <w:r>
+        <w:rPr>
           <w:b/>
           <w:lang w:val="ar_AE" w:bidi="ar_AE"/>
         </w:rPr>
@@ -485,6 +501,22 @@
       </w:r>
       <w:r>
         <w:rPr>
+          <w:lang w:val="ar_AE" w:bidi="ar_AE"/>
+        </w:rPr>
+        <w:t>דְּבַר־יְהוָה֙ אֲשֶׁ֣ר הָיָ֔ה</w:t>
+      </w:r>
+    </w:p>
+    <w:p>
+      <w:pPr>
+        <w:bidi/>
+      </w:pPr>
+      <w:r>
+        <w:rPr>
+          <w:lang w:val="ar_AE" w:bidi="ar_AE"/>
+        </w:rPr>
+      </w:r>
+      <w:r>
+        <w:rPr>
           <w:b/>
           <w:lang w:val="ar_AE" w:bidi="ar_AE"/>
         </w:rPr>
@@ -597,6 +629,22 @@
       </w:r>
       <w:r>
         <w:rPr>
+          <w:lang w:val="ar_AE" w:bidi="ar_AE"/>
+        </w:rPr>
+        <w:t>שִׁמְעוּ־זֹאת֙ הַ⁠זְּקֵנִ֔ים וְ⁠הַֽאֲזִ֔ינוּ כֹּ֖ל יוֹשְׁבֵ֣י הָ⁠אָ֑רֶץ</w:t>
+      </w:r>
+    </w:p>
+    <w:p>
+      <w:pPr>
+        <w:bidi/>
+      </w:pPr>
+      <w:r>
+        <w:rPr>
+          <w:lang w:val="ar_AE" w:bidi="ar_AE"/>
+        </w:rPr>
+      </w:r>
+      <w:r>
+        <w:rPr>
           <w:b/>
           <w:lang w:val="ar_AE" w:bidi="ar_AE"/>
         </w:rPr>
@@ -709,6 +757,22 @@
       </w:r>
       <w:r>
         <w:rPr>
+          <w:lang w:val="ar_AE" w:bidi="ar_AE"/>
+        </w:rPr>
+        <w:t>הֶ⁠הָ֤יְתָה זֹּאת֙ בִּֽ⁠ימֵי⁠כֶ֔ם וְ⁠אִ֖ם בִּ⁠ימֵ֥י אֲבֹֽתֵי⁠כֶֽם</w:t>
+      </w:r>
+    </w:p>
+    <w:p>
+      <w:pPr>
+        <w:bidi/>
+      </w:pPr>
+      <w:r>
+        <w:rPr>
+          <w:lang w:val="ar_AE" w:bidi="ar_AE"/>
+        </w:rPr>
+      </w:r>
+      <w:r>
+        <w:rPr>
           <w:b/>
           <w:lang w:val="ar_AE" w:bidi="ar_AE"/>
         </w:rPr>
@@ -821,6 +885,22 @@
       </w:r>
       <w:r>
         <w:rPr>
+          <w:lang w:val="ar_AE" w:bidi="ar_AE"/>
+        </w:rPr>
+        <w:t>בִּֽ⁠ימֵי⁠כֶ֔ם וְ⁠אִ֖ם בִּ⁠ימֵ֥י</w:t>
+      </w:r>
+    </w:p>
+    <w:p>
+      <w:pPr>
+        <w:bidi/>
+      </w:pPr>
+      <w:r>
+        <w:rPr>
+          <w:lang w:val="ar_AE" w:bidi="ar_AE"/>
+        </w:rPr>
+      </w:r>
+      <w:r>
+        <w:rPr>
           <w:b/>
           <w:lang w:val="ar_AE" w:bidi="ar_AE"/>
         </w:rPr>
@@ -936,6 +1016,22 @@
       </w:r>
       <w:r>
         <w:rPr>
+          <w:lang w:val="ar_AE" w:bidi="ar_AE"/>
+        </w:rPr>
+        <w:t>אֲבֹֽתֵי⁠כֶֽם</w:t>
+      </w:r>
+    </w:p>
+    <w:p>
+      <w:pPr>
+        <w:bidi/>
+      </w:pPr>
+      <w:r>
+        <w:rPr>
+          <w:lang w:val="ar_AE" w:bidi="ar_AE"/>
+        </w:rPr>
+      </w:r>
+      <w:r>
+        <w:rPr>
           <w:b/>
           <w:lang w:val="ar_AE" w:bidi="ar_AE"/>
         </w:rPr>
@@ -1061,6 +1157,22 @@
       </w:r>
       <w:r>
         <w:rPr>
+          <w:lang w:val="ar_AE" w:bidi="ar_AE"/>
+        </w:rPr>
+        <w:t>וּ⁠בְנֵי⁠כֶם֙ לִ⁠בְנֵי⁠הֶ֔ם וּ⁠בְנֵי⁠הֶ֖ם לְ⁠ד֥וֹר אַחֵֽר</w:t>
+      </w:r>
+    </w:p>
+    <w:p>
+      <w:pPr>
+        <w:bidi/>
+      </w:pPr>
+      <w:r>
+        <w:rPr>
+          <w:lang w:val="ar_AE" w:bidi="ar_AE"/>
+        </w:rPr>
+      </w:r>
+      <w:r>
+        <w:rPr>
           <w:b/>
           <w:lang w:val="ar_AE" w:bidi="ar_AE"/>
         </w:rPr>
@@ -1173,6 +1285,22 @@
       </w:r>
       <w:r>
         <w:rPr>
+          <w:lang w:val="ar_AE" w:bidi="ar_AE"/>
+        </w:rPr>
+        <w:t>לִ⁠בְנֵי⁠כֶ֣ם &amp; וּ⁠בְנֵי⁠כֶם֙ לִ⁠בְנֵי⁠הֶ֔ם וּ⁠בְנֵי⁠הֶ֖ם</w:t>
+      </w:r>
+    </w:p>
+    <w:p>
+      <w:pPr>
+        <w:bidi/>
+      </w:pPr>
+      <w:r>
+        <w:rPr>
+          <w:lang w:val="ar_AE" w:bidi="ar_AE"/>
+        </w:rPr>
+      </w:r>
+      <w:r>
+        <w:rPr>
           <w:b/>
           <w:lang w:val="ar_AE" w:bidi="ar_AE"/>
         </w:rPr>
@@ -1314,6 +1442,22 @@
       </w:r>
       <w:r>
         <w:rPr>
+          <w:lang w:val="ar_AE" w:bidi="ar_AE"/>
+        </w:rPr>
+        <w:t>עָלֶ֖⁠יהָ לִ⁠בְנֵי⁠כֶ֣ם סַפֵּ֑רוּ וּ⁠בְנֵי⁠כֶם֙</w:t>
+      </w:r>
+    </w:p>
+    <w:p>
+      <w:pPr>
+        <w:bidi/>
+      </w:pPr>
+      <w:r>
+        <w:rPr>
+          <w:lang w:val="ar_AE" w:bidi="ar_AE"/>
+        </w:rPr>
+      </w:r>
+      <w:r>
+        <w:rPr>
           <w:b/>
           <w:lang w:val="ar_AE" w:bidi="ar_AE"/>
         </w:rPr>
@@ -1454,6 +1598,22 @@
       </w:r>
       <w:r>
         <w:rPr>
+          <w:lang w:val="ar_AE" w:bidi="ar_AE"/>
+        </w:rPr>
+        <w:t>יֶ֤תֶר הַ⁠גָּזָם֙ אָכַ֣ל הָֽ⁠אַרְבֶּ֔ה וְ⁠יֶ֥תֶר הָ⁠אַרְבֶּ֖ה אָכַ֣ל הַ⁠יָּ֑לֶק וְ⁠יֶ֣תֶר הַ⁠יֶּ֔לֶק אָכַ֖ל הֶ⁠חָסִֽיל</w:t>
+      </w:r>
+    </w:p>
+    <w:p>
+      <w:pPr>
+        <w:bidi/>
+      </w:pPr>
+      <w:r>
+        <w:rPr>
+          <w:lang w:val="ar_AE" w:bidi="ar_AE"/>
+        </w:rPr>
+      </w:r>
+      <w:r>
+        <w:rPr>
           <w:b/>
           <w:lang w:val="ar_AE" w:bidi="ar_AE"/>
         </w:rPr>
@@ -1556,6 +1716,22 @@
       </w:r>
       <w:r>
         <w:rPr>
+          <w:lang w:val="ar_AE" w:bidi="ar_AE"/>
+        </w:rPr>
+        <w:t>יֶ֤תֶר הַ⁠גָּזָם֙ אָכַ֣ל הָֽ⁠אַרְבֶּ֔ה וְ⁠יֶ֥תֶר הָ⁠אַרְבֶּ֖ה אָכַ֣ל הַ⁠יָּ֑לֶק וְ⁠יֶ֣תֶר הַ⁠יֶּ֔לֶק אָכַ֖ל הֶ⁠חָסִֽיל</w:t>
+      </w:r>
+    </w:p>
+    <w:p>
+      <w:pPr>
+        <w:bidi/>
+      </w:pPr>
+      <w:r>
+        <w:rPr>
+          <w:lang w:val="ar_AE" w:bidi="ar_AE"/>
+        </w:rPr>
+      </w:r>
+      <w:r>
+        <w:rPr>
           <w:b/>
           <w:lang w:val="ar_AE" w:bidi="ar_AE"/>
         </w:rPr>
@@ -1658,6 +1834,22 @@
       </w:r>
       <w:r>
         <w:rPr>
+          <w:lang w:val="ar_AE" w:bidi="ar_AE"/>
+        </w:rPr>
+        <w:t>יֶ֤תֶר הַ⁠גָּזָם֙ אָכַ֣ל הָֽ⁠אַרְבֶּ֔ה וְ⁠יֶ֥תֶר הָ⁠אַרְבֶּ֖ה אָכַ֣ל הַ⁠יָּ֑לֶק וְ⁠יֶ֣תֶר הַ⁠יֶּ֔לֶק אָכַ֖ל הֶ⁠חָסִֽיל</w:t>
+      </w:r>
+    </w:p>
+    <w:p>
+      <w:pPr>
+        <w:bidi/>
+      </w:pPr>
+      <w:r>
+        <w:rPr>
+          <w:lang w:val="ar_AE" w:bidi="ar_AE"/>
+        </w:rPr>
+      </w:r>
+      <w:r>
+        <w:rPr>
           <w:b/>
           <w:lang w:val="ar_AE" w:bidi="ar_AE"/>
         </w:rPr>
@@ -1812,6 +2004,22 @@
       </w:r>
       <w:r>
         <w:rPr>
+          <w:lang w:val="ar_AE" w:bidi="ar_AE"/>
+        </w:rPr>
+        <w:t>הָקִ֤יצוּ שִׁכּוֹרִים֙ וּ⁠בְכ֔וּ וְ⁠הֵילִ֖לוּ כָּל־שֹׁ֣תֵי יָ֑יִן עַל־עָסִ֕יס כִּ֥י נִכְרַ֖ת מִ⁠פִּי⁠כֶֽם</w:t>
+      </w:r>
+    </w:p>
+    <w:p>
+      <w:pPr>
+        <w:bidi/>
+      </w:pPr>
+      <w:r>
+        <w:rPr>
+          <w:lang w:val="ar_AE" w:bidi="ar_AE"/>
+        </w:rPr>
+      </w:r>
+      <w:r>
+        <w:rPr>
           <w:b/>
           <w:lang w:val="ar_AE" w:bidi="ar_AE"/>
         </w:rPr>
@@ -1914,6 +2122,22 @@
       </w:r>
       <w:r>
         <w:rPr>
+          <w:lang w:val="ar_AE" w:bidi="ar_AE"/>
+        </w:rPr>
+        <w:t>נִכְרַ֖ת מִ⁠פִּי⁠כֶֽם</w:t>
+      </w:r>
+    </w:p>
+    <w:p>
+      <w:pPr>
+        <w:bidi/>
+      </w:pPr>
+      <w:r>
+        <w:rPr>
+          <w:lang w:val="ar_AE" w:bidi="ar_AE"/>
+        </w:rPr>
+      </w:r>
+      <w:r>
+        <w:rPr>
           <w:b/>
           <w:lang w:val="ar_AE" w:bidi="ar_AE"/>
         </w:rPr>
@@ -2016,6 +2240,22 @@
       </w:r>
       <w:r>
         <w:rPr>
+          <w:lang w:val="ar_AE" w:bidi="ar_AE"/>
+        </w:rPr>
+        <w:t>מִ⁠פִּי⁠כֶֽם</w:t>
+      </w:r>
+    </w:p>
+    <w:p>
+      <w:pPr>
+        <w:bidi/>
+      </w:pPr>
+      <w:r>
+        <w:rPr>
+          <w:lang w:val="ar_AE" w:bidi="ar_AE"/>
+        </w:rPr>
+      </w:r>
+      <w:r>
+        <w:rPr>
           <w:b/>
           <w:lang w:val="ar_AE" w:bidi="ar_AE"/>
         </w:rPr>
@@ -2131,6 +2371,22 @@
       </w:r>
       <w:r>
         <w:rPr>
+          <w:lang w:val="ar_AE" w:bidi="ar_AE"/>
+        </w:rPr>
+        <w:t>נִכְרַ֖ת מִ⁠פִּי⁠כֶֽם</w:t>
+      </w:r>
+    </w:p>
+    <w:p>
+      <w:pPr>
+        <w:bidi/>
+      </w:pPr>
+      <w:r>
+        <w:rPr>
+          <w:lang w:val="ar_AE" w:bidi="ar_AE"/>
+        </w:rPr>
+      </w:r>
+      <w:r>
+        <w:rPr>
           <w:b/>
           <w:lang w:val="ar_AE" w:bidi="ar_AE"/>
         </w:rPr>
@@ -2233,6 +2489,22 @@
       </w:r>
       <w:r>
         <w:rPr>
+          <w:lang w:val="ar_AE" w:bidi="ar_AE"/>
+        </w:rPr>
+        <w:t>כִּֽי</w:t>
+      </w:r>
+    </w:p>
+    <w:p>
+      <w:pPr>
+        <w:bidi/>
+      </w:pPr>
+      <w:r>
+        <w:rPr>
+          <w:lang w:val="ar_AE" w:bidi="ar_AE"/>
+        </w:rPr>
+      </w:r>
+      <w:r>
+        <w:rPr>
           <w:b/>
           <w:lang w:val="ar_AE" w:bidi="ar_AE"/>
         </w:rPr>
@@ -2348,6 +2620,22 @@
       </w:r>
       <w:r>
         <w:rPr>
+          <w:lang w:val="ar_AE" w:bidi="ar_AE"/>
+        </w:rPr>
+        <w:t>גוֹי֙ עָלָ֣ה עַל־אַרְצִ֔⁠י</w:t>
+      </w:r>
+    </w:p>
+    <w:p>
+      <w:pPr>
+        <w:bidi/>
+      </w:pPr>
+      <w:r>
+        <w:rPr>
+          <w:lang w:val="ar_AE" w:bidi="ar_AE"/>
+        </w:rPr>
+      </w:r>
+      <w:r>
+        <w:rPr>
           <w:b/>
           <w:lang w:val="ar_AE" w:bidi="ar_AE"/>
         </w:rPr>
@@ -2450,6 +2738,22 @@
       </w:r>
       <w:r>
         <w:rPr>
+          <w:lang w:val="ar_AE" w:bidi="ar_AE"/>
+        </w:rPr>
+        <w:t>גוֹי֙</w:t>
+      </w:r>
+    </w:p>
+    <w:p>
+      <w:pPr>
+        <w:bidi/>
+      </w:pPr>
+      <w:r>
+        <w:rPr>
+          <w:lang w:val="ar_AE" w:bidi="ar_AE"/>
+        </w:rPr>
+      </w:r>
+      <w:r>
+        <w:rPr>
           <w:b/>
           <w:lang w:val="ar_AE" w:bidi="ar_AE"/>
         </w:rPr>
@@ -2565,6 +2869,22 @@
       </w:r>
       <w:r>
         <w:rPr>
+          <w:lang w:val="ar_AE" w:bidi="ar_AE"/>
+        </w:rPr>
+        <w:t>אַרְצִ֔⁠י</w:t>
+      </w:r>
+    </w:p>
+    <w:p>
+      <w:pPr>
+        <w:bidi/>
+      </w:pPr>
+      <w:r>
+        <w:rPr>
+          <w:lang w:val="ar_AE" w:bidi="ar_AE"/>
+        </w:rPr>
+      </w:r>
+      <w:r>
+        <w:rPr>
           <w:b/>
           <w:lang w:val="ar_AE" w:bidi="ar_AE"/>
         </w:rPr>
@@ -2680,6 +3000,22 @@
       </w:r>
       <w:r>
         <w:rPr>
+          <w:lang w:val="ar_AE" w:bidi="ar_AE"/>
+        </w:rPr>
+        <w:t>וְ⁠אֵ֣ין מִסְפָּ֑ר</w:t>
+      </w:r>
+    </w:p>
+    <w:p>
+      <w:pPr>
+        <w:bidi/>
+      </w:pPr>
+      <w:r>
+        <w:rPr>
+          <w:lang w:val="ar_AE" w:bidi="ar_AE"/>
+        </w:rPr>
+      </w:r>
+      <w:r>
+        <w:rPr>
           <w:b/>
           <w:lang w:val="ar_AE" w:bidi="ar_AE"/>
         </w:rPr>
@@ -2782,6 +3118,22 @@
       </w:r>
       <w:r>
         <w:rPr>
+          <w:lang w:val="ar_AE" w:bidi="ar_AE"/>
+        </w:rPr>
+        <w:t>שִׁנָּי⁠ו֙ שִׁנֵּ֣י אַרְיֵ֔ה וּֽ⁠מְתַלְּע֥וֹת לָבִ֖יא לֽ⁠וֹ</w:t>
+      </w:r>
+    </w:p>
+    <w:p>
+      <w:pPr>
+        <w:bidi/>
+      </w:pPr>
+      <w:r>
+        <w:rPr>
+          <w:lang w:val="ar_AE" w:bidi="ar_AE"/>
+        </w:rPr>
+      </w:r>
+      <w:r>
+        <w:rPr>
           <w:b/>
           <w:lang w:val="ar_AE" w:bidi="ar_AE"/>
         </w:rPr>
@@ -2884,6 +3236,22 @@
       </w:r>
       <w:r>
         <w:rPr>
+          <w:lang w:val="ar_AE" w:bidi="ar_AE"/>
+        </w:rPr>
+        <w:t>שִׁנָּי⁠ו֙ שִׁנֵּ֣י אַרְיֵ֔ה וּֽ⁠מְתַלְּע֥וֹת לָבִ֖יא לֽ⁠וֹ</w:t>
+      </w:r>
+    </w:p>
+    <w:p>
+      <w:pPr>
+        <w:bidi/>
+      </w:pPr>
+      <w:r>
+        <w:rPr>
+          <w:lang w:val="ar_AE" w:bidi="ar_AE"/>
+        </w:rPr>
+      </w:r>
+      <w:r>
+        <w:rPr>
           <w:b/>
           <w:lang w:val="ar_AE" w:bidi="ar_AE"/>
         </w:rPr>
@@ -2999,6 +3367,22 @@
       </w:r>
       <w:r>
         <w:rPr>
+          <w:lang w:val="ar_AE" w:bidi="ar_AE"/>
+        </w:rPr>
+        <w:t>וּֽ⁠מְתַלְּע֥וֹת לָבִ֖יא לֽ⁠וֹ</w:t>
+      </w:r>
+    </w:p>
+    <w:p>
+      <w:pPr>
+        <w:bidi/>
+      </w:pPr>
+      <w:r>
+        <w:rPr>
+          <w:lang w:val="ar_AE" w:bidi="ar_AE"/>
+        </w:rPr>
+      </w:r>
+      <w:r>
+        <w:rPr>
           <w:b/>
           <w:lang w:val="ar_AE" w:bidi="ar_AE"/>
         </w:rPr>
@@ -3101,6 +3485,22 @@
       </w:r>
       <w:r>
         <w:rPr>
+          <w:lang w:val="ar_AE" w:bidi="ar_AE"/>
+        </w:rPr>
+        <w:t>שָׂ֤ם גַּפְנִ⁠י֙ לְ⁠שַׁמָּ֔ה וּ⁠תְאֵנָתִ֖⁠י לִ⁠קְצָפָ֑ה</w:t>
+      </w:r>
+    </w:p>
+    <w:p>
+      <w:pPr>
+        <w:bidi/>
+      </w:pPr>
+      <w:r>
+        <w:rPr>
+          <w:lang w:val="ar_AE" w:bidi="ar_AE"/>
+        </w:rPr>
+      </w:r>
+      <w:r>
+        <w:rPr>
           <w:b/>
           <w:lang w:val="ar_AE" w:bidi="ar_AE"/>
         </w:rPr>
@@ -3216,6 +3616,22 @@
       </w:r>
       <w:r>
         <w:rPr>
+          <w:lang w:val="ar_AE" w:bidi="ar_AE"/>
+        </w:rPr>
+        <w:t>שָׂ֤ם גַּפְנִ⁠י֙ לְ⁠שַׁמָּ֔ה</w:t>
+      </w:r>
+    </w:p>
+    <w:p>
+      <w:pPr>
+        <w:bidi/>
+      </w:pPr>
+      <w:r>
+        <w:rPr>
+          <w:lang w:val="ar_AE" w:bidi="ar_AE"/>
+        </w:rPr>
+      </w:r>
+      <w:r>
+        <w:rPr>
           <w:b/>
           <w:lang w:val="ar_AE" w:bidi="ar_AE"/>
         </w:rPr>
@@ -3331,6 +3747,22 @@
       </w:r>
       <w:r>
         <w:rPr>
+          <w:lang w:val="ar_AE" w:bidi="ar_AE"/>
+        </w:rPr>
+        <w:t>חָשֹׂ֤ף חֲשָׂפָ⁠הּ֙</w:t>
+      </w:r>
+    </w:p>
+    <w:p>
+      <w:pPr>
+        <w:bidi/>
+      </w:pPr>
+      <w:r>
+        <w:rPr>
+          <w:lang w:val="ar_AE" w:bidi="ar_AE"/>
+        </w:rPr>
+      </w:r>
+      <w:r>
+        <w:rPr>
           <w:b/>
           <w:lang w:val="ar_AE" w:bidi="ar_AE"/>
         </w:rPr>
@@ -3446,6 +3878,22 @@
       </w:r>
       <w:r>
         <w:rPr>
+          <w:lang w:val="ar_AE" w:bidi="ar_AE"/>
+        </w:rPr>
+        <w:t>וְ⁠הִשְׁלִ֔יךְ</w:t>
+      </w:r>
+    </w:p>
+    <w:p>
+      <w:pPr>
+        <w:bidi/>
+      </w:pPr>
+      <w:r>
+        <w:rPr>
+          <w:lang w:val="ar_AE" w:bidi="ar_AE"/>
+        </w:rPr>
+      </w:r>
+      <w:r>
+        <w:rPr>
           <w:b/>
           <w:lang w:val="ar_AE" w:bidi="ar_AE"/>
         </w:rPr>
@@ -3561,6 +4009,22 @@
       </w:r>
       <w:r>
         <w:rPr>
+          <w:lang w:val="ar_AE" w:bidi="ar_AE"/>
+        </w:rPr>
+        <w:t>הִלְבִּ֖ינוּ שָׂרִיגֶֽי⁠הָ</w:t>
+      </w:r>
+    </w:p>
+    <w:p>
+      <w:pPr>
+        <w:bidi/>
+      </w:pPr>
+      <w:r>
+        <w:rPr>
+          <w:lang w:val="ar_AE" w:bidi="ar_AE"/>
+        </w:rPr>
+      </w:r>
+      <w:r>
+        <w:rPr>
           <w:b/>
           <w:lang w:val="ar_AE" w:bidi="ar_AE"/>
         </w:rPr>
@@ -3676,6 +4140,22 @@
       </w:r>
       <w:r>
         <w:rPr>
+          <w:lang w:val="ar_AE" w:bidi="ar_AE"/>
+        </w:rPr>
+        <w:t>אֱלִ֕י</w:t>
+      </w:r>
+    </w:p>
+    <w:p>
+      <w:pPr>
+        <w:bidi/>
+      </w:pPr>
+      <w:r>
+        <w:rPr>
+          <w:lang w:val="ar_AE" w:bidi="ar_AE"/>
+        </w:rPr>
+      </w:r>
+      <w:r>
+        <w:rPr>
           <w:b/>
           <w:lang w:val="ar_AE" w:bidi="ar_AE"/>
         </w:rPr>
@@ -3791,6 +4271,22 @@
       </w:r>
       <w:r>
         <w:rPr>
+          <w:lang w:val="ar_AE" w:bidi="ar_AE"/>
+        </w:rPr>
+        <w:t>כִּ⁠בְתוּלָ֥ה חֲגֻֽרַת־שַׂ֖ק עַל־בַּ֥עַל נְעוּרֶֽי⁠הָ</w:t>
+      </w:r>
+    </w:p>
+    <w:p>
+      <w:pPr>
+        <w:bidi/>
+      </w:pPr>
+      <w:r>
+        <w:rPr>
+          <w:lang w:val="ar_AE" w:bidi="ar_AE"/>
+        </w:rPr>
+      </w:r>
+      <w:r>
+        <w:rPr>
           <w:b/>
           <w:lang w:val="ar_AE" w:bidi="ar_AE"/>
         </w:rPr>
@@ -3893,6 +4389,22 @@
       </w:r>
       <w:r>
         <w:rPr>
+          <w:lang w:val="ar_AE" w:bidi="ar_AE"/>
+        </w:rPr>
+        <w:t>כִּ⁠בְתוּלָ֥ה חֲגֻֽרַת־שַׂ֖ק</w:t>
+      </w:r>
+    </w:p>
+    <w:p>
+      <w:pPr>
+        <w:bidi/>
+      </w:pPr>
+      <w:r>
+        <w:rPr>
+          <w:lang w:val="ar_AE" w:bidi="ar_AE"/>
+        </w:rPr>
+      </w:r>
+      <w:r>
+        <w:rPr>
           <w:b/>
           <w:lang w:val="ar_AE" w:bidi="ar_AE"/>
         </w:rPr>
@@ -4008,6 +4520,22 @@
       </w:r>
       <w:r>
         <w:rPr>
+          <w:lang w:val="ar_AE" w:bidi="ar_AE"/>
+        </w:rPr>
+        <w:t>כִּ⁠בְתוּלָ֥ה חֲגֻֽרַת־שַׂ֖ק</w:t>
+      </w:r>
+    </w:p>
+    <w:p>
+      <w:pPr>
+        <w:bidi/>
+      </w:pPr>
+      <w:r>
+        <w:rPr>
+          <w:lang w:val="ar_AE" w:bidi="ar_AE"/>
+        </w:rPr>
+      </w:r>
+      <w:r>
+        <w:rPr>
           <w:b/>
           <w:lang w:val="ar_AE" w:bidi="ar_AE"/>
         </w:rPr>
@@ -4110,6 +4638,22 @@
       </w:r>
       <w:r>
         <w:rPr>
+          <w:lang w:val="ar_AE" w:bidi="ar_AE"/>
+        </w:rPr>
+        <w:t>בַּ֥עַל נְעוּרֶֽי⁠הָ</w:t>
+      </w:r>
+    </w:p>
+    <w:p>
+      <w:pPr>
+        <w:bidi/>
+      </w:pPr>
+      <w:r>
+        <w:rPr>
+          <w:lang w:val="ar_AE" w:bidi="ar_AE"/>
+        </w:rPr>
+      </w:r>
+      <w:r>
+        <w:rPr>
           <w:b/>
           <w:lang w:val="ar_AE" w:bidi="ar_AE"/>
         </w:rPr>
@@ -4366,6 +4910,22 @@
       </w:r>
       <w:r>
         <w:rPr>
+          <w:lang w:val="ar_AE" w:bidi="ar_AE"/>
+        </w:rPr>
+        <w:t>הָכְרַ֥ת מִנְחָ֛ה וָ⁠נֶ֖סֶךְ</w:t>
+      </w:r>
+    </w:p>
+    <w:p>
+      <w:pPr>
+        <w:bidi/>
+      </w:pPr>
+      <w:r>
+        <w:rPr>
+          <w:lang w:val="ar_AE" w:bidi="ar_AE"/>
+        </w:rPr>
+      </w:r>
+      <w:r>
+        <w:rPr>
           <w:b/>
           <w:lang w:val="ar_AE" w:bidi="ar_AE"/>
         </w:rPr>
@@ -4468,6 +5028,22 @@
       </w:r>
       <w:r>
         <w:rPr>
+          <w:lang w:val="ar_AE" w:bidi="ar_AE"/>
+        </w:rPr>
+        <w:t>הָכְרַ֥ת &amp; מִ⁠בֵּ֣ית</w:t>
+      </w:r>
+    </w:p>
+    <w:p>
+      <w:pPr>
+        <w:bidi/>
+      </w:pPr>
+      <w:r>
+        <w:rPr>
+          <w:lang w:val="ar_AE" w:bidi="ar_AE"/>
+        </w:rPr>
+      </w:r>
+      <w:r>
+        <w:rPr>
           <w:b/>
           <w:lang w:val="ar_AE" w:bidi="ar_AE"/>
         </w:rPr>
@@ -4583,6 +5159,22 @@
       </w:r>
       <w:r>
         <w:rPr>
+          <w:lang w:val="ar_AE" w:bidi="ar_AE"/>
+        </w:rPr>
+        <w:t>מִ⁠בֵּ֣ית יְהוָ֑ה</w:t>
+      </w:r>
+    </w:p>
+    <w:p>
+      <w:pPr>
+        <w:bidi/>
+      </w:pPr>
+      <w:r>
+        <w:rPr>
+          <w:lang w:val="ar_AE" w:bidi="ar_AE"/>
+        </w:rPr>
+      </w:r>
+      <w:r>
+        <w:rPr>
           <w:b/>
           <w:lang w:val="ar_AE" w:bidi="ar_AE"/>
         </w:rPr>
@@ -4698,6 +5290,22 @@
       </w:r>
       <w:r>
         <w:rPr>
+          <w:lang w:val="ar_AE" w:bidi="ar_AE"/>
+        </w:rPr>
+        <w:t>שֻׁדַּ֣ד שָׂדֶ֔ה אָבְלָ֖ה אֲדָמָ֑ה כִּ֚י שֻׁדַּ֣ד דָּגָ֔ן</w:t>
+      </w:r>
+    </w:p>
+    <w:p>
+      <w:pPr>
+        <w:bidi/>
+      </w:pPr>
+      <w:r>
+        <w:rPr>
+          <w:lang w:val="ar_AE" w:bidi="ar_AE"/>
+        </w:rPr>
+      </w:r>
+      <w:r>
+        <w:rPr>
           <w:b/>
           <w:lang w:val="ar_AE" w:bidi="ar_AE"/>
         </w:rPr>
@@ -4800,6 +5408,22 @@
       </w:r>
       <w:r>
         <w:rPr>
+          <w:lang w:val="ar_AE" w:bidi="ar_AE"/>
+        </w:rPr>
+        <w:t>שֻׁדַּ֣ד שָׂדֶ֔ה &amp; שֻׁדַּ֣ד</w:t>
+      </w:r>
+    </w:p>
+    <w:p>
+      <w:pPr>
+        <w:bidi/>
+      </w:pPr>
+      <w:r>
+        <w:rPr>
+          <w:lang w:val="ar_AE" w:bidi="ar_AE"/>
+        </w:rPr>
+      </w:r>
+      <w:r>
+        <w:rPr>
           <w:b/>
           <w:lang w:val="ar_AE" w:bidi="ar_AE"/>
         </w:rPr>
@@ -4915,6 +5539,22 @@
       </w:r>
       <w:r>
         <w:rPr>
+          <w:lang w:val="ar_AE" w:bidi="ar_AE"/>
+        </w:rPr>
+        <w:t>אָבְלָ֖ה אֲדָמָ֑ה</w:t>
+      </w:r>
+    </w:p>
+    <w:p>
+      <w:pPr>
+        <w:bidi/>
+      </w:pPr>
+      <w:r>
+        <w:rPr>
+          <w:lang w:val="ar_AE" w:bidi="ar_AE"/>
+        </w:rPr>
+      </w:r>
+      <w:r>
+        <w:rPr>
           <w:b/>
           <w:lang w:val="ar_AE" w:bidi="ar_AE"/>
         </w:rPr>
@@ -5043,6 +5683,22 @@
       </w:r>
       <w:r>
         <w:rPr>
+          <w:lang w:val="ar_AE" w:bidi="ar_AE"/>
+        </w:rPr>
+        <w:t>הוֹבִ֥ישׁ תִּיר֖וֹשׁ</w:t>
+      </w:r>
+    </w:p>
+    <w:p>
+      <w:pPr>
+        <w:bidi/>
+      </w:pPr>
+      <w:r>
+        <w:rPr>
+          <w:lang w:val="ar_AE" w:bidi="ar_AE"/>
+        </w:rPr>
+      </w:r>
+      <w:r>
+        <w:rPr>
           <w:b/>
           <w:lang w:val="ar_AE" w:bidi="ar_AE"/>
         </w:rPr>
@@ -5158,6 +5814,22 @@
       </w:r>
       <w:r>
         <w:rPr>
+          <w:lang w:val="ar_AE" w:bidi="ar_AE"/>
+        </w:rPr>
+        <w:t>אֻמְלַ֥ל יִצְהָֽר</w:t>
+      </w:r>
+    </w:p>
+    <w:p>
+      <w:pPr>
+        <w:bidi/>
+      </w:pPr>
+      <w:r>
+        <w:rPr>
+          <w:lang w:val="ar_AE" w:bidi="ar_AE"/>
+        </w:rPr>
+      </w:r>
+      <w:r>
+        <w:rPr>
           <w:b/>
           <w:lang w:val="ar_AE" w:bidi="ar_AE"/>
         </w:rPr>
@@ -5260,6 +5932,22 @@
       </w:r>
       <w:r>
         <w:rPr>
+          <w:lang w:val="ar_AE" w:bidi="ar_AE"/>
+        </w:rPr>
+        <w:t>אֻמְלַ֥ל יִצְהָֽר</w:t>
+      </w:r>
+    </w:p>
+    <w:p>
+      <w:pPr>
+        <w:bidi/>
+      </w:pPr>
+      <w:r>
+        <w:rPr>
+          <w:lang w:val="ar_AE" w:bidi="ar_AE"/>
+        </w:rPr>
+      </w:r>
+      <w:r>
+        <w:rPr>
           <w:b/>
           <w:lang w:val="ar_AE" w:bidi="ar_AE"/>
         </w:rPr>
@@ -5388,6 +6076,22 @@
       </w:r>
       <w:r>
         <w:rPr>
+          <w:lang w:val="ar_AE" w:bidi="ar_AE"/>
+        </w:rPr>
+        <w:t>שָׂדֶֽה</w:t>
+      </w:r>
+    </w:p>
+    <w:p>
+      <w:pPr>
+        <w:bidi/>
+      </w:pPr>
+      <w:r>
+        <w:rPr>
+          <w:lang w:val="ar_AE" w:bidi="ar_AE"/>
+        </w:rPr>
+      </w:r>
+      <w:r>
+        <w:rPr>
           <w:b/>
           <w:lang w:val="ar_AE" w:bidi="ar_AE"/>
         </w:rPr>
@@ -5503,6 +6207,22 @@
       </w:r>
       <w:r>
         <w:rPr>
+          <w:lang w:val="ar_AE" w:bidi="ar_AE"/>
+        </w:rPr>
+        <w:t>הַ⁠גֶּ֣פֶן הוֹבִ֔ישָׁה וְ⁠הַ⁠תְּאֵנָ֖ה אֻמְלָ֑לָה רִמּ֞וֹן גַּם־תָּמָ֣ר וְ⁠תַפּ֗וּחַ</w:t>
+      </w:r>
+    </w:p>
+    <w:p>
+      <w:pPr>
+        <w:bidi/>
+      </w:pPr>
+      <w:r>
+        <w:rPr>
+          <w:lang w:val="ar_AE" w:bidi="ar_AE"/>
+        </w:rPr>
+      </w:r>
+      <w:r>
+        <w:rPr>
           <w:b/>
           <w:lang w:val="ar_AE" w:bidi="ar_AE"/>
         </w:rPr>
@@ -5670,6 +6390,22 @@
       </w:r>
       <w:r>
         <w:rPr>
+          <w:lang w:val="ar_AE" w:bidi="ar_AE"/>
+        </w:rPr>
+        <w:t>אֻמְלָ֑לָה</w:t>
+      </w:r>
+    </w:p>
+    <w:p>
+      <w:pPr>
+        <w:bidi/>
+      </w:pPr>
+      <w:r>
+        <w:rPr>
+          <w:lang w:val="ar_AE" w:bidi="ar_AE"/>
+        </w:rPr>
+      </w:r>
+      <w:r>
+        <w:rPr>
           <w:b/>
           <w:lang w:val="ar_AE" w:bidi="ar_AE"/>
         </w:rPr>
@@ -5772,6 +6508,22 @@
       </w:r>
       <w:r>
         <w:rPr>
+          <w:lang w:val="ar_AE" w:bidi="ar_AE"/>
+        </w:rPr>
+        <w:t>וְ⁠הַ⁠תְּאֵנָ֖ה אֻמְלָ֑לָה</w:t>
+      </w:r>
+    </w:p>
+    <w:p>
+      <w:pPr>
+        <w:bidi/>
+      </w:pPr>
+      <w:r>
+        <w:rPr>
+          <w:lang w:val="ar_AE" w:bidi="ar_AE"/>
+        </w:rPr>
+      </w:r>
+      <w:r>
+        <w:rPr>
           <w:b/>
           <w:lang w:val="ar_AE" w:bidi="ar_AE"/>
         </w:rPr>
@@ -5900,6 +6652,22 @@
       </w:r>
       <w:r>
         <w:rPr>
+          <w:lang w:val="ar_AE" w:bidi="ar_AE"/>
+        </w:rPr>
+        <w:t>כָּל־עֲצֵ֤י הַ⁠שָּׂדֶה֙ יָבֵ֔שׁוּ</w:t>
+      </w:r>
+    </w:p>
+    <w:p>
+      <w:pPr>
+        <w:bidi/>
+      </w:pPr>
+      <w:r>
+        <w:rPr>
+          <w:lang w:val="ar_AE" w:bidi="ar_AE"/>
+        </w:rPr>
+      </w:r>
+      <w:r>
+        <w:rPr>
           <w:b/>
           <w:lang w:val="ar_AE" w:bidi="ar_AE"/>
         </w:rPr>
@@ -6002,6 +6770,22 @@
       </w:r>
       <w:r>
         <w:rPr>
+          <w:lang w:val="ar_AE" w:bidi="ar_AE"/>
+        </w:rPr>
+        <w:t>הֹבִ֥ישׁ שָׂשׂ֖וֹן מִן־בְּנֵ֥י אָדָֽם</w:t>
+      </w:r>
+    </w:p>
+    <w:p>
+      <w:pPr>
+        <w:bidi/>
+      </w:pPr>
+      <w:r>
+        <w:rPr>
+          <w:lang w:val="ar_AE" w:bidi="ar_AE"/>
+        </w:rPr>
+      </w:r>
+      <w:r>
+        <w:rPr>
           <w:b/>
           <w:lang w:val="ar_AE" w:bidi="ar_AE"/>
         </w:rPr>
@@ -6143,6 +6927,22 @@
       </w:r>
       <w:r>
         <w:rPr>
+          <w:lang w:val="ar_AE" w:bidi="ar_AE"/>
+        </w:rPr>
+        <w:t>בְּנֵ֥י אָדָֽם</w:t>
+      </w:r>
+    </w:p>
+    <w:p>
+      <w:pPr>
+        <w:bidi/>
+      </w:pPr>
+      <w:r>
+        <w:rPr>
+          <w:lang w:val="ar_AE" w:bidi="ar_AE"/>
+        </w:rPr>
+      </w:r>
+      <w:r>
+        <w:rPr>
           <w:b/>
           <w:lang w:val="ar_AE" w:bidi="ar_AE"/>
         </w:rPr>
@@ -6258,6 +7058,22 @@
       </w:r>
       <w:r>
         <w:rPr>
+          <w:lang w:val="ar_AE" w:bidi="ar_AE"/>
+        </w:rPr>
+        <w:t>חִגְר֨וּ</w:t>
+      </w:r>
+    </w:p>
+    <w:p>
+      <w:pPr>
+        <w:bidi/>
+      </w:pPr>
+      <w:r>
+        <w:rPr>
+          <w:lang w:val="ar_AE" w:bidi="ar_AE"/>
+        </w:rPr>
+      </w:r>
+      <w:r>
+        <w:rPr>
           <w:b/>
           <w:lang w:val="ar_AE" w:bidi="ar_AE"/>
         </w:rPr>
@@ -6373,6 +7189,22 @@
       </w:r>
       <w:r>
         <w:rPr>
+          <w:lang w:val="ar_AE" w:bidi="ar_AE"/>
+        </w:rPr>
+        <w:t>לִ֣ינוּ בַ⁠שַּׂקִּ֔ים</w:t>
+      </w:r>
+    </w:p>
+    <w:p>
+      <w:pPr>
+        <w:bidi/>
+      </w:pPr>
+      <w:r>
+        <w:rPr>
+          <w:lang w:val="ar_AE" w:bidi="ar_AE"/>
+        </w:rPr>
+      </w:r>
+      <w:r>
+        <w:rPr>
           <w:b/>
           <w:lang w:val="ar_AE" w:bidi="ar_AE"/>
         </w:rPr>
@@ -6482,6 +7314,22 @@
       </w:r>
       <w:r>
         <w:rPr>
+          <w:lang w:val="ar_AE" w:bidi="ar_AE"/>
+        </w:rPr>
+        <w:t>נִמְנַ֛ע &amp; מִנְחָ֥ה וָ⁠נָֽסֶךְ</w:t>
+      </w:r>
+    </w:p>
+    <w:p>
+      <w:pPr>
+        <w:bidi/>
+      </w:pPr>
+      <w:r>
+        <w:rPr>
+          <w:lang w:val="ar_AE" w:bidi="ar_AE"/>
+        </w:rPr>
+      </w:r>
+      <w:r>
+        <w:rPr>
           <w:b/>
           <w:lang w:val="ar_AE" w:bidi="ar_AE"/>
         </w:rPr>
@@ -6584,6 +7432,22 @@
       </w:r>
       <w:r>
         <w:rPr>
+          <w:lang w:val="ar_AE" w:bidi="ar_AE"/>
+        </w:rPr>
+        <w:t>אֱלֹהָ֑⁠י</w:t>
+      </w:r>
+    </w:p>
+    <w:p>
+      <w:pPr>
+        <w:bidi/>
+      </w:pPr>
+      <w:r>
+        <w:rPr>
+          <w:lang w:val="ar_AE" w:bidi="ar_AE"/>
+        </w:rPr>
+      </w:r>
+      <w:r>
+        <w:rPr>
           <w:b/>
           <w:lang w:val="ar_AE" w:bidi="ar_AE"/>
         </w:rPr>
@@ -6699,6 +7563,22 @@
       </w:r>
       <w:r>
         <w:rPr>
+          <w:lang w:val="ar_AE" w:bidi="ar_AE"/>
+        </w:rPr>
+        <w:t>אֱלֹהֵי⁠כֶ֖ם</w:t>
+      </w:r>
+    </w:p>
+    <w:p>
+      <w:pPr>
+        <w:bidi/>
+      </w:pPr>
+      <w:r>
+        <w:rPr>
+          <w:lang w:val="ar_AE" w:bidi="ar_AE"/>
+        </w:rPr>
+      </w:r>
+      <w:r>
+        <w:rPr>
           <w:b/>
           <w:lang w:val="ar_AE" w:bidi="ar_AE"/>
         </w:rPr>
@@ -6814,6 +7694,22 @@
       </w:r>
       <w:r>
         <w:rPr>
+          <w:lang w:val="ar_AE" w:bidi="ar_AE"/>
+        </w:rPr>
+        <w:t>קַדְּשׁוּ־צוֹם֙</w:t>
+      </w:r>
+    </w:p>
+    <w:p>
+      <w:pPr>
+        <w:bidi/>
+      </w:pPr>
+      <w:r>
+        <w:rPr>
+          <w:lang w:val="ar_AE" w:bidi="ar_AE"/>
+        </w:rPr>
+      </w:r>
+      <w:r>
+        <w:rPr>
           <w:b/>
           <w:lang w:val="ar_AE" w:bidi="ar_AE"/>
         </w:rPr>
@@ -6916,6 +7812,22 @@
       </w:r>
       <w:r>
         <w:rPr>
+          <w:lang w:val="ar_AE" w:bidi="ar_AE"/>
+        </w:rPr>
+        <w:t>אֱלֹהֵי⁠כֶ֑ם</w:t>
+      </w:r>
+    </w:p>
+    <w:p>
+      <w:pPr>
+        <w:bidi/>
+      </w:pPr>
+      <w:r>
+        <w:rPr>
+          <w:lang w:val="ar_AE" w:bidi="ar_AE"/>
+        </w:rPr>
+      </w:r>
+      <w:r>
+        <w:rPr>
           <w:b/>
           <w:lang w:val="ar_AE" w:bidi="ar_AE"/>
         </w:rPr>
@@ -7031,6 +7943,22 @@
       </w:r>
       <w:r>
         <w:rPr>
+          <w:lang w:val="ar_AE" w:bidi="ar_AE"/>
+        </w:rPr>
+        <w:t>אֲהָ֖הּ לַ⁠יּ֑וֹם</w:t>
+      </w:r>
+    </w:p>
+    <w:p>
+      <w:pPr>
+        <w:bidi/>
+      </w:pPr>
+      <w:r>
+        <w:rPr>
+          <w:lang w:val="ar_AE" w:bidi="ar_AE"/>
+        </w:rPr>
+      </w:r>
+      <w:r>
+        <w:rPr>
           <w:b/>
           <w:lang w:val="ar_AE" w:bidi="ar_AE"/>
         </w:rPr>
@@ -7133,6 +8061,22 @@
       </w:r>
       <w:r>
         <w:rPr>
+          <w:lang w:val="ar_AE" w:bidi="ar_AE"/>
+        </w:rPr>
+        <w:t>אֲהָ֖הּ לַ⁠יּ֑וֹם</w:t>
+      </w:r>
+    </w:p>
+    <w:p>
+      <w:pPr>
+        <w:bidi/>
+      </w:pPr>
+      <w:r>
+        <w:rPr>
+          <w:lang w:val="ar_AE" w:bidi="ar_AE"/>
+        </w:rPr>
+      </w:r>
+      <w:r>
+        <w:rPr>
           <w:b/>
           <w:lang w:val="ar_AE" w:bidi="ar_AE"/>
         </w:rPr>
@@ -7248,6 +8192,22 @@
       </w:r>
       <w:r>
         <w:rPr>
+          <w:lang w:val="ar_AE" w:bidi="ar_AE"/>
+        </w:rPr>
+        <w:t>י֣וֹם יְהוָ֔ה</w:t>
+      </w:r>
+    </w:p>
+    <w:p>
+      <w:pPr>
+        <w:bidi/>
+      </w:pPr>
+      <w:r>
+        <w:rPr>
+          <w:lang w:val="ar_AE" w:bidi="ar_AE"/>
+        </w:rPr>
+      </w:r>
+      <w:r>
+        <w:rPr>
           <w:b/>
           <w:lang w:val="ar_AE" w:bidi="ar_AE"/>
         </w:rPr>
@@ -7363,6 +8323,22 @@
       </w:r>
       <w:r>
         <w:rPr>
+          <w:lang w:val="ar_AE" w:bidi="ar_AE"/>
+        </w:rPr>
+        <w:t>וּ⁠כְ⁠שֹׁ֖ד מִ⁠שַׁדַּ֥י יָבֽוֹא</w:t>
+      </w:r>
+    </w:p>
+    <w:p>
+      <w:pPr>
+        <w:bidi/>
+      </w:pPr>
+      <w:r>
+        <w:rPr>
+          <w:lang w:val="ar_AE" w:bidi="ar_AE"/>
+        </w:rPr>
+      </w:r>
+      <w:r>
+        <w:rPr>
           <w:b/>
           <w:lang w:val="ar_AE" w:bidi="ar_AE"/>
         </w:rPr>
@@ -7478,6 +8454,22 @@
       </w:r>
       <w:r>
         <w:rPr>
+          <w:lang w:val="ar_AE" w:bidi="ar_AE"/>
+        </w:rPr>
+        <w:t>מִ⁠שַׁדַּ֥י</w:t>
+      </w:r>
+    </w:p>
+    <w:p>
+      <w:pPr>
+        <w:bidi/>
+      </w:pPr>
+      <w:r>
+        <w:rPr>
+          <w:lang w:val="ar_AE" w:bidi="ar_AE"/>
+        </w:rPr>
+      </w:r>
+      <w:r>
+        <w:rPr>
           <w:b/>
           <w:lang w:val="ar_AE" w:bidi="ar_AE"/>
         </w:rPr>
@@ -7593,6 +8585,22 @@
       </w:r>
       <w:r>
         <w:rPr>
+          <w:lang w:val="ar_AE" w:bidi="ar_AE"/>
+        </w:rPr>
+        <w:t>הֲ⁠ל֛וֹא נֶ֥גֶד עֵינֵ֖י⁠נוּ אֹ֣כֶל נִכְרָ֑ת מִ⁠בֵּ֥ית אֱלֹהֵ֖י⁠נוּ שִׂמְחָ֥ה וָ⁠גִֽיל</w:t>
+      </w:r>
+    </w:p>
+    <w:p>
+      <w:pPr>
+        <w:bidi/>
+      </w:pPr>
+      <w:r>
+        <w:rPr>
+          <w:lang w:val="ar_AE" w:bidi="ar_AE"/>
+        </w:rPr>
+      </w:r>
+      <w:r>
+        <w:rPr>
           <w:b/>
           <w:lang w:val="ar_AE" w:bidi="ar_AE"/>
         </w:rPr>
@@ -7695,6 +8703,22 @@
       </w:r>
       <w:r>
         <w:rPr>
+          <w:lang w:val="ar_AE" w:bidi="ar_AE"/>
+        </w:rPr>
+        <w:t>הֲ⁠ל֛וֹא נֶ֥גֶד עֵינֵ֖י⁠נוּ אֹ֣כֶל נִכְרָ֑ת</w:t>
+      </w:r>
+    </w:p>
+    <w:p>
+      <w:pPr>
+        <w:bidi/>
+      </w:pPr>
+      <w:r>
+        <w:rPr>
+          <w:lang w:val="ar_AE" w:bidi="ar_AE"/>
+        </w:rPr>
+      </w:r>
+      <w:r>
+        <w:rPr>
           <w:b/>
           <w:lang w:val="ar_AE" w:bidi="ar_AE"/>
         </w:rPr>
@@ -7797,6 +8821,22 @@
       </w:r>
       <w:r>
         <w:rPr>
+          <w:lang w:val="ar_AE" w:bidi="ar_AE"/>
+        </w:rPr>
+        <w:t>נֶ֥גֶד עֵינֵ֖י⁠נוּ</w:t>
+      </w:r>
+    </w:p>
+    <w:p>
+      <w:pPr>
+        <w:bidi/>
+      </w:pPr>
+      <w:r>
+        <w:rPr>
+          <w:lang w:val="ar_AE" w:bidi="ar_AE"/>
+        </w:rPr>
+      </w:r>
+      <w:r>
+        <w:rPr>
           <w:b/>
           <w:lang w:val="ar_AE" w:bidi="ar_AE"/>
         </w:rPr>
@@ -7912,6 +8952,22 @@
       </w:r>
       <w:r>
         <w:rPr>
+          <w:lang w:val="ar_AE" w:bidi="ar_AE"/>
+        </w:rPr>
+        <w:t>מִ⁠בֵּ֥ית אֱלֹהֵ֖י⁠נוּ שִׂמְחָ֥ה וָ⁠גִֽיל</w:t>
+      </w:r>
+    </w:p>
+    <w:p>
+      <w:pPr>
+        <w:bidi/>
+      </w:pPr>
+      <w:r>
+        <w:rPr>
+          <w:lang w:val="ar_AE" w:bidi="ar_AE"/>
+        </w:rPr>
+      </w:r>
+      <w:r>
+        <w:rPr>
           <w:b/>
           <w:lang w:val="ar_AE" w:bidi="ar_AE"/>
         </w:rPr>
@@ -8014,6 +9070,22 @@
       </w:r>
       <w:r>
         <w:rPr>
+          <w:lang w:val="ar_AE" w:bidi="ar_AE"/>
+        </w:rPr>
+        <w:t>שִׂמְחָ֥ה וָ⁠גִֽיל</w:t>
+      </w:r>
+    </w:p>
+    <w:p>
+      <w:pPr>
+        <w:bidi/>
+      </w:pPr>
+      <w:r>
+        <w:rPr>
+          <w:lang w:val="ar_AE" w:bidi="ar_AE"/>
+        </w:rPr>
+      </w:r>
+      <w:r>
+        <w:rPr>
           <w:b/>
           <w:lang w:val="ar_AE" w:bidi="ar_AE"/>
         </w:rPr>
@@ -8129,6 +9201,22 @@
       </w:r>
       <w:r>
         <w:rPr>
+          <w:lang w:val="ar_AE" w:bidi="ar_AE"/>
+        </w:rPr>
+        <w:t>נֶהֶרְס֖וּ מַמְּגֻר֑וֹת</w:t>
+      </w:r>
+    </w:p>
+    <w:p>
+      <w:pPr>
+        <w:bidi/>
+      </w:pPr>
+      <w:r>
+        <w:rPr>
+          <w:lang w:val="ar_AE" w:bidi="ar_AE"/>
+        </w:rPr>
+      </w:r>
+      <w:r>
+        <w:rPr>
           <w:b/>
           <w:lang w:val="ar_AE" w:bidi="ar_AE"/>
         </w:rPr>
@@ -8231,6 +9319,22 @@
       </w:r>
       <w:r>
         <w:rPr>
+          <w:lang w:val="ar_AE" w:bidi="ar_AE"/>
+        </w:rPr>
+        <w:t>הֹבִ֖ישׁ דָּגָֽן</w:t>
+      </w:r>
+    </w:p>
+    <w:p>
+      <w:pPr>
+        <w:bidi/>
+      </w:pPr>
+      <w:r>
+        <w:rPr>
+          <w:lang w:val="ar_AE" w:bidi="ar_AE"/>
+        </w:rPr>
+      </w:r>
+      <w:r>
+        <w:rPr>
           <w:b/>
           <w:lang w:val="ar_AE" w:bidi="ar_AE"/>
         </w:rPr>
@@ -8359,6 +9463,22 @@
       </w:r>
       <w:r>
         <w:rPr>
+          <w:lang w:val="ar_AE" w:bidi="ar_AE"/>
+        </w:rPr>
+        <w:t>מַה־נֶּאֶנְחָ֣ה בְהֵמָ֗ה</w:t>
+      </w:r>
+    </w:p>
+    <w:p>
+      <w:pPr>
+        <w:bidi/>
+      </w:pPr>
+      <w:r>
+        <w:rPr>
+          <w:lang w:val="ar_AE" w:bidi="ar_AE"/>
+        </w:rPr>
+      </w:r>
+      <w:r>
+        <w:rPr>
           <w:b/>
           <w:lang w:val="ar_AE" w:bidi="ar_AE"/>
         </w:rPr>
@@ -8461,6 +9581,22 @@
       </w:r>
       <w:r>
         <w:rPr>
+          <w:lang w:val="ar_AE" w:bidi="ar_AE"/>
+        </w:rPr>
+        <w:t>מַה־נֶּאֶנְחָ֣ה בְהֵמָ֗ה</w:t>
+      </w:r>
+    </w:p>
+    <w:p>
+      <w:pPr>
+        <w:bidi/>
+      </w:pPr>
+      <w:r>
+        <w:rPr>
+          <w:lang w:val="ar_AE" w:bidi="ar_AE"/>
+        </w:rPr>
+      </w:r>
+      <w:r>
+        <w:rPr>
           <w:b/>
           <w:lang w:val="ar_AE" w:bidi="ar_AE"/>
         </w:rPr>
@@ -8576,6 +9712,22 @@
       </w:r>
       <w:r>
         <w:rPr>
+          <w:lang w:val="ar_AE" w:bidi="ar_AE"/>
+        </w:rPr>
+        <w:t>נָבֹ֨כוּ֙ עֶדְרֵ֣י בָקָ֔ר</w:t>
+      </w:r>
+    </w:p>
+    <w:p>
+      <w:pPr>
+        <w:bidi/>
+      </w:pPr>
+      <w:r>
+        <w:rPr>
+          <w:lang w:val="ar_AE" w:bidi="ar_AE"/>
+        </w:rPr>
+      </w:r>
+      <w:r>
+        <w:rPr>
           <w:b/>
           <w:lang w:val="ar_AE" w:bidi="ar_AE"/>
         </w:rPr>
@@ -8678,6 +9830,22 @@
       </w:r>
       <w:r>
         <w:rPr>
+          <w:lang w:val="ar_AE" w:bidi="ar_AE"/>
+        </w:rPr>
+        <w:t>עֶדְרֵ֥י הַ⁠צֹּ֖אן נֶאְשָֽׁמוּ</w:t>
+      </w:r>
+    </w:p>
+    <w:p>
+      <w:pPr>
+        <w:bidi/>
+      </w:pPr>
+      <w:r>
+        <w:rPr>
+          <w:lang w:val="ar_AE" w:bidi="ar_AE"/>
+        </w:rPr>
+      </w:r>
+      <w:r>
+        <w:rPr>
           <w:b/>
           <w:lang w:val="ar_AE" w:bidi="ar_AE"/>
         </w:rPr>
@@ -8780,6 +9948,22 @@
       </w:r>
       <w:r>
         <w:rPr>
+          <w:lang w:val="ar_AE" w:bidi="ar_AE"/>
+        </w:rPr>
+        <w:t>עֶדְרֵ֥י הַ⁠צֹּ֖אן נֶאְשָֽׁמוּ</w:t>
+      </w:r>
+    </w:p>
+    <w:p>
+      <w:pPr>
+        <w:bidi/>
+      </w:pPr>
+      <w:r>
+        <w:rPr>
+          <w:lang w:val="ar_AE" w:bidi="ar_AE"/>
+        </w:rPr>
+      </w:r>
+      <w:r>
+        <w:rPr>
           <w:b/>
           <w:lang w:val="ar_AE" w:bidi="ar_AE"/>
         </w:rPr>
@@ -8882,6 +10066,22 @@
       </w:r>
       <w:r>
         <w:rPr>
+          <w:lang w:val="ar_AE" w:bidi="ar_AE"/>
+        </w:rPr>
+        <w:t>אֵלֶ֥י⁠ךָ יְהוָ֖ה אֶקְרָ֑א</w:t>
+      </w:r>
+    </w:p>
+    <w:p>
+      <w:pPr>
+        <w:bidi/>
+      </w:pPr>
+      <w:r>
+        <w:rPr>
+          <w:lang w:val="ar_AE" w:bidi="ar_AE"/>
+        </w:rPr>
+      </w:r>
+      <w:r>
+        <w:rPr>
           <w:b/>
           <w:lang w:val="ar_AE" w:bidi="ar_AE"/>
         </w:rPr>
@@ -8984,6 +10184,22 @@
       </w:r>
       <w:r>
         <w:rPr>
+          <w:lang w:val="ar_AE" w:bidi="ar_AE"/>
+        </w:rPr>
+        <w:t>כִּ֣י אֵ֗שׁ אָֽכְלָה֙ נְא֣וֹת מִדְבָּ֔ר</w:t>
+      </w:r>
+    </w:p>
+    <w:p>
+      <w:pPr>
+        <w:bidi/>
+      </w:pPr>
+      <w:r>
+        <w:rPr>
+          <w:lang w:val="ar_AE" w:bidi="ar_AE"/>
+        </w:rPr>
+      </w:r>
+      <w:r>
+        <w:rPr>
           <w:b/>
           <w:lang w:val="ar_AE" w:bidi="ar_AE"/>
         </w:rPr>
@@ -9099,6 +10315,22 @@
       </w:r>
       <w:r>
         <w:rPr>
+          <w:lang w:val="ar_AE" w:bidi="ar_AE"/>
+        </w:rPr>
+        <w:t>וְ⁠לֶ֣הָבָ֔ה לִהֲטָ֖ה כָּל־עֲצֵ֥י הַ⁠שָּׂדֶֽה</w:t>
+      </w:r>
+    </w:p>
+    <w:p>
+      <w:pPr>
+        <w:bidi/>
+      </w:pPr>
+      <w:r>
+        <w:rPr>
+          <w:lang w:val="ar_AE" w:bidi="ar_AE"/>
+        </w:rPr>
+      </w:r>
+      <w:r>
+        <w:rPr>
           <w:b/>
           <w:lang w:val="ar_AE" w:bidi="ar_AE"/>
         </w:rPr>
@@ -9227,6 +10459,22 @@
       </w:r>
       <w:r>
         <w:rPr>
+          <w:lang w:val="ar_AE" w:bidi="ar_AE"/>
+        </w:rPr>
+        <w:t>וְ⁠לֶ֣הָבָ֔ה לִהֲטָ֖ה כָּל־עֲצֵ֥י הַ⁠שָּׂדֶֽה</w:t>
+      </w:r>
+    </w:p>
+    <w:p>
+      <w:pPr>
+        <w:bidi/>
+      </w:pPr>
+      <w:r>
+        <w:rPr>
+          <w:lang w:val="ar_AE" w:bidi="ar_AE"/>
+        </w:rPr>
+      </w:r>
+      <w:r>
+        <w:rPr>
           <w:b/>
           <w:lang w:val="ar_AE" w:bidi="ar_AE"/>
         </w:rPr>
@@ -9329,6 +10577,22 @@
         <w:rPr>
           <w:lang w:val="ar_AE" w:bidi="ar_AE"/>
         </w:rPr>
+      </w:r>
+    </w:p>
+    <w:p>
+      <w:pPr>
+        <w:bidi/>
+      </w:pPr>
+      <w:r>
+        <w:rPr>
+          <w:lang w:val="ar_AE" w:bidi="ar_AE"/>
+        </w:rPr>
+      </w:r>
+      <w:r>
+        <w:rPr>
+          <w:lang w:val="ar_AE" w:bidi="ar_AE"/>
+        </w:rPr>
+        <w:t>אֵלֶ֑י⁠ךָ</w:t>
       </w:r>
     </w:p>
     <w:p>
@@ -9577,6 +10841,22 @@
       </w:r>
       <w:r>
         <w:rPr>
+          <w:lang w:val="ar_AE" w:bidi="ar_AE"/>
+        </w:rPr>
+        <w:t>תִּקְע֨וּ שׁוֹפָ֜ר בְּ⁠צִיּ֗וֹן וְ⁠הָרִ֨יעוּ֙ בְּ⁠הַ֣ר קָדְשִׁ֔⁠י</w:t>
+      </w:r>
+    </w:p>
+    <w:p>
+      <w:pPr>
+        <w:bidi/>
+      </w:pPr>
+      <w:r>
+        <w:rPr>
+          <w:lang w:val="ar_AE" w:bidi="ar_AE"/>
+        </w:rPr>
+      </w:r>
+      <w:r>
+        <w:rPr>
           <w:b/>
           <w:lang w:val="ar_AE" w:bidi="ar_AE"/>
         </w:rPr>
@@ -9679,6 +10959,22 @@
       </w:r>
       <w:r>
         <w:rPr>
+          <w:lang w:val="ar_AE" w:bidi="ar_AE"/>
+        </w:rPr>
+        <w:t>שׁוֹפָ֜ר</w:t>
+      </w:r>
+    </w:p>
+    <w:p>
+      <w:pPr>
+        <w:bidi/>
+      </w:pPr>
+      <w:r>
+        <w:rPr>
+          <w:lang w:val="ar_AE" w:bidi="ar_AE"/>
+        </w:rPr>
+      </w:r>
+      <w:r>
+        <w:rPr>
           <w:b/>
           <w:lang w:val="ar_AE" w:bidi="ar_AE"/>
         </w:rPr>
@@ -9794,6 +11090,22 @@
       </w:r>
       <w:r>
         <w:rPr>
+          <w:lang w:val="ar_AE" w:bidi="ar_AE"/>
+        </w:rPr>
+        <w:t>שׁוֹפָ֜ר</w:t>
+      </w:r>
+    </w:p>
+    <w:p>
+      <w:pPr>
+        <w:bidi/>
+      </w:pPr>
+      <w:r>
+        <w:rPr>
+          <w:lang w:val="ar_AE" w:bidi="ar_AE"/>
+        </w:rPr>
+      </w:r>
+      <w:r>
+        <w:rPr>
           <w:b/>
           <w:lang w:val="ar_AE" w:bidi="ar_AE"/>
         </w:rPr>
@@ -9909,6 +11221,22 @@
       </w:r>
       <w:r>
         <w:rPr>
+          <w:lang w:val="ar_AE" w:bidi="ar_AE"/>
+        </w:rPr>
+        <w:t>בְּ⁠הַ֣ר קָדְשִׁ֔⁠י</w:t>
+      </w:r>
+    </w:p>
+    <w:p>
+      <w:pPr>
+        <w:bidi/>
+      </w:pPr>
+      <w:r>
+        <w:rPr>
+          <w:lang w:val="ar_AE" w:bidi="ar_AE"/>
+        </w:rPr>
+      </w:r>
+      <w:r>
+        <w:rPr>
           <w:b/>
           <w:lang w:val="ar_AE" w:bidi="ar_AE"/>
         </w:rPr>
@@ -10011,6 +11339,22 @@
         <w:rPr>
           <w:lang w:val="ar_AE" w:bidi="ar_AE"/>
         </w:rPr>
+      </w:r>
+    </w:p>
+    <w:p>
+      <w:pPr>
+        <w:bidi/>
+      </w:pPr>
+      <w:r>
+        <w:rPr>
+          <w:lang w:val="ar_AE" w:bidi="ar_AE"/>
+        </w:rPr>
+      </w:r>
+      <w:r>
+        <w:rPr>
+          <w:lang w:val="ar_AE" w:bidi="ar_AE"/>
+        </w:rPr>
+        <w:t>יִרְגְּז֕וּ</w:t>
       </w:r>
     </w:p>
     <w:p>
@@ -10259,6 +11603,22 @@
       </w:r>
       <w:r>
         <w:rPr>
+          <w:lang w:val="ar_AE" w:bidi="ar_AE"/>
+        </w:rPr>
+        <w:t>י֧וֹם חֹ֣שֶׁךְ וַ⁠אֲפֵלָ֗ה י֤וֹם עָנָן֙ וַ⁠עֲרָפֶ֔ל</w:t>
+      </w:r>
+    </w:p>
+    <w:p>
+      <w:pPr>
+        <w:bidi/>
+      </w:pPr>
+      <w:r>
+        <w:rPr>
+          <w:lang w:val="ar_AE" w:bidi="ar_AE"/>
+        </w:rPr>
+      </w:r>
+      <w:r>
+        <w:rPr>
           <w:b/>
           <w:lang w:val="ar_AE" w:bidi="ar_AE"/>
         </w:rPr>
@@ -10374,6 +11734,22 @@
       </w:r>
       <w:r>
         <w:rPr>
+          <w:lang w:val="ar_AE" w:bidi="ar_AE"/>
+        </w:rPr>
+        <w:t>חֹ֣שֶׁךְ וַ⁠אֲפֵלָ֗ה</w:t>
+      </w:r>
+    </w:p>
+    <w:p>
+      <w:pPr>
+        <w:bidi/>
+      </w:pPr>
+      <w:r>
+        <w:rPr>
+          <w:lang w:val="ar_AE" w:bidi="ar_AE"/>
+        </w:rPr>
+      </w:r>
+      <w:r>
+        <w:rPr>
           <w:b/>
           <w:lang w:val="ar_AE" w:bidi="ar_AE"/>
         </w:rPr>
@@ -10489,6 +11865,22 @@
       </w:r>
       <w:r>
         <w:rPr>
+          <w:lang w:val="ar_AE" w:bidi="ar_AE"/>
+        </w:rPr>
+        <w:t>עָנָן֙ וַ⁠עֲרָפֶ֔ל</w:t>
+      </w:r>
+    </w:p>
+    <w:p>
+      <w:pPr>
+        <w:bidi/>
+      </w:pPr>
+      <w:r>
+        <w:rPr>
+          <w:lang w:val="ar_AE" w:bidi="ar_AE"/>
+        </w:rPr>
+      </w:r>
+      <w:r>
+        <w:rPr>
           <w:b/>
           <w:lang w:val="ar_AE" w:bidi="ar_AE"/>
         </w:rPr>
@@ -10604,6 +11996,22 @@
       </w:r>
       <w:r>
         <w:rPr>
+          <w:lang w:val="ar_AE" w:bidi="ar_AE"/>
+        </w:rPr>
+        <w:t>כְּ⁠שַׁ֖חַר פָּרֻ֣שׂ עַל־הֶֽ⁠הָרִ֑ים</w:t>
+      </w:r>
+    </w:p>
+    <w:p>
+      <w:pPr>
+        <w:bidi/>
+      </w:pPr>
+      <w:r>
+        <w:rPr>
+          <w:lang w:val="ar_AE" w:bidi="ar_AE"/>
+        </w:rPr>
+      </w:r>
+      <w:r>
+        <w:rPr>
           <w:b/>
           <w:lang w:val="ar_AE" w:bidi="ar_AE"/>
         </w:rPr>
@@ -10706,6 +12114,22 @@
       </w:r>
       <w:r>
         <w:rPr>
+          <w:lang w:val="ar_AE" w:bidi="ar_AE"/>
+        </w:rPr>
+        <w:t>כְּ⁠שַׁ֖חַר פָּרֻ֣שׂ עַל־הֶֽ⁠הָרִ֑ים</w:t>
+      </w:r>
+    </w:p>
+    <w:p>
+      <w:pPr>
+        <w:bidi/>
+      </w:pPr>
+      <w:r>
+        <w:rPr>
+          <w:lang w:val="ar_AE" w:bidi="ar_AE"/>
+        </w:rPr>
+      </w:r>
+      <w:r>
+        <w:rPr>
           <w:b/>
           <w:lang w:val="ar_AE" w:bidi="ar_AE"/>
         </w:rPr>
@@ -10808,6 +12232,22 @@
       </w:r>
       <w:r>
         <w:rPr>
+          <w:lang w:val="ar_AE" w:bidi="ar_AE"/>
+        </w:rPr>
+        <w:t>כְּ⁠שַׁ֖חַר</w:t>
+      </w:r>
+    </w:p>
+    <w:p>
+      <w:pPr>
+        <w:bidi/>
+      </w:pPr>
+      <w:r>
+        <w:rPr>
+          <w:lang w:val="ar_AE" w:bidi="ar_AE"/>
+        </w:rPr>
+      </w:r>
+      <w:r>
+        <w:rPr>
           <w:b/>
           <w:lang w:val="ar_AE" w:bidi="ar_AE"/>
         </w:rPr>
@@ -10923,6 +12363,22 @@
       </w:r>
       <w:r>
         <w:rPr>
+          <w:lang w:val="ar_AE" w:bidi="ar_AE"/>
+        </w:rPr>
+        <w:t>עַ֚ם רַ֣ב וְ⁠עָצ֔וּם</w:t>
+      </w:r>
+    </w:p>
+    <w:p>
+      <w:pPr>
+        <w:bidi/>
+      </w:pPr>
+      <w:r>
+        <w:rPr>
+          <w:lang w:val="ar_AE" w:bidi="ar_AE"/>
+        </w:rPr>
+      </w:r>
+      <w:r>
+        <w:rPr>
           <w:b/>
           <w:lang w:val="ar_AE" w:bidi="ar_AE"/>
         </w:rPr>
@@ -11025,6 +12481,22 @@
       </w:r>
       <w:r>
         <w:rPr>
+          <w:lang w:val="ar_AE" w:bidi="ar_AE"/>
+        </w:rPr>
+        <w:t>עַ֚ם רַ֣ב וְ⁠עָצ֔וּם</w:t>
+      </w:r>
+    </w:p>
+    <w:p>
+      <w:pPr>
+        <w:bidi/>
+      </w:pPr>
+      <w:r>
+        <w:rPr>
+          <w:lang w:val="ar_AE" w:bidi="ar_AE"/>
+        </w:rPr>
+      </w:r>
+      <w:r>
+        <w:rPr>
           <w:b/>
           <w:lang w:val="ar_AE" w:bidi="ar_AE"/>
         </w:rPr>
@@ -11140,6 +12612,22 @@
       </w:r>
       <w:r>
         <w:rPr>
+          <w:lang w:val="ar_AE" w:bidi="ar_AE"/>
+        </w:rPr>
+        <w:t>כָּמֹ֗⁠הוּ לֹ֤א נִֽהְיָה֙ מִן־הָ֣⁠עוֹלָ֔ם וְ⁠אַֽחֲרָי⁠ו֙ לֹ֣א יוֹסֵ֔ף עַד־שְׁנֵ֖י דּ֥וֹר וָ⁠דֽוֹר</w:t>
+      </w:r>
+    </w:p>
+    <w:p>
+      <w:pPr>
+        <w:bidi/>
+      </w:pPr>
+      <w:r>
+        <w:rPr>
+          <w:lang w:val="ar_AE" w:bidi="ar_AE"/>
+        </w:rPr>
+      </w:r>
+      <w:r>
+        <w:rPr>
           <w:b/>
           <w:lang w:val="ar_AE" w:bidi="ar_AE"/>
         </w:rPr>
@@ -11242,6 +12730,22 @@
       </w:r>
       <w:r>
         <w:rPr>
+          <w:lang w:val="ar_AE" w:bidi="ar_AE"/>
+        </w:rPr>
+        <w:t>עַד־שְׁנֵ֖י דּ֥וֹר וָ⁠דֽוֹר</w:t>
+      </w:r>
+    </w:p>
+    <w:p>
+      <w:pPr>
+        <w:bidi/>
+      </w:pPr>
+      <w:r>
+        <w:rPr>
+          <w:lang w:val="ar_AE" w:bidi="ar_AE"/>
+        </w:rPr>
+      </w:r>
+      <w:r>
+        <w:rPr>
           <w:b/>
           <w:lang w:val="ar_AE" w:bidi="ar_AE"/>
         </w:rPr>
@@ -11344,6 +12848,22 @@
       </w:r>
       <w:r>
         <w:rPr>
+          <w:lang w:val="ar_AE" w:bidi="ar_AE"/>
+        </w:rPr>
+        <w:t>לְ⁠פָנָי⁠ו֙ אָ֣כְלָה אֵ֔שׁ וְ⁠אַחֲרָ֖י⁠ו תְּלַהֵ֣ט לֶֽהָבָ֑ה כְּ⁠גַן־עֵ֨דֶן הָ⁠אָ֜רֶץ לְ⁠פָנָ֗י⁠ו וְ⁠אַֽחֲרָי⁠ו֙ מִדְבַּ֣ר שְׁמָמָ֔ה וְ⁠גַם־פְּלֵיטָ֖ה לֹא־הָ֥יְתָה לּֽ⁠וֹ</w:t>
+      </w:r>
+    </w:p>
+    <w:p>
+      <w:pPr>
+        <w:bidi/>
+      </w:pPr>
+      <w:r>
+        <w:rPr>
+          <w:lang w:val="ar_AE" w:bidi="ar_AE"/>
+        </w:rPr>
+      </w:r>
+      <w:r>
+        <w:rPr>
           <w:b/>
           <w:lang w:val="ar_AE" w:bidi="ar_AE"/>
         </w:rPr>
@@ -11472,6 +12992,22 @@
       </w:r>
       <w:r>
         <w:rPr>
+          <w:lang w:val="ar_AE" w:bidi="ar_AE"/>
+        </w:rPr>
+        <w:t>לְ⁠פָנָי⁠ו֙ אָ֣כְלָה אֵ֔שׁ וְ⁠אַחֲרָ֖י⁠ו תְּלַהֵ֣ט לֶֽהָבָ֑ה</w:t>
+      </w:r>
+    </w:p>
+    <w:p>
+      <w:pPr>
+        <w:bidi/>
+      </w:pPr>
+      <w:r>
+        <w:rPr>
+          <w:lang w:val="ar_AE" w:bidi="ar_AE"/>
+        </w:rPr>
+      </w:r>
+      <w:r>
+        <w:rPr>
           <w:b/>
           <w:lang w:val="ar_AE" w:bidi="ar_AE"/>
         </w:rPr>
@@ -11600,6 +13136,22 @@
       </w:r>
       <w:r>
         <w:rPr>
+          <w:lang w:val="ar_AE" w:bidi="ar_AE"/>
+        </w:rPr>
+        <w:t>לְ⁠פָנָי⁠ו֙ אָ֣כְלָה אֵ֔שׁ</w:t>
+      </w:r>
+    </w:p>
+    <w:p>
+      <w:pPr>
+        <w:bidi/>
+      </w:pPr>
+      <w:r>
+        <w:rPr>
+          <w:lang w:val="ar_AE" w:bidi="ar_AE"/>
+        </w:rPr>
+      </w:r>
+      <w:r>
+        <w:rPr>
           <w:b/>
           <w:lang w:val="ar_AE" w:bidi="ar_AE"/>
         </w:rPr>
@@ -11715,6 +13267,22 @@
       </w:r>
       <w:r>
         <w:rPr>
+          <w:lang w:val="ar_AE" w:bidi="ar_AE"/>
+        </w:rPr>
+        <w:t>כְּ⁠גַן־עֵ֨דֶן הָ⁠אָ֜רֶץ לְ⁠פָנָ֗י⁠ו</w:t>
+      </w:r>
+    </w:p>
+    <w:p>
+      <w:pPr>
+        <w:bidi/>
+      </w:pPr>
+      <w:r>
+        <w:rPr>
+          <w:lang w:val="ar_AE" w:bidi="ar_AE"/>
+        </w:rPr>
+      </w:r>
+      <w:r>
+        <w:rPr>
           <w:b/>
           <w:lang w:val="ar_AE" w:bidi="ar_AE"/>
         </w:rPr>
@@ -11817,6 +13385,22 @@
       </w:r>
       <w:r>
         <w:rPr>
+          <w:lang w:val="ar_AE" w:bidi="ar_AE"/>
+        </w:rPr>
+        <w:t>מִדְבַּ֣ר שְׁמָמָ֔ה</w:t>
+      </w:r>
+    </w:p>
+    <w:p>
+      <w:pPr>
+        <w:bidi/>
+      </w:pPr>
+      <w:r>
+        <w:rPr>
+          <w:lang w:val="ar_AE" w:bidi="ar_AE"/>
+        </w:rPr>
+      </w:r>
+      <w:r>
+        <w:rPr>
           <w:b/>
           <w:lang w:val="ar_AE" w:bidi="ar_AE"/>
         </w:rPr>
@@ -11932,6 +13516,22 @@
       </w:r>
       <w:r>
         <w:rPr>
+          <w:lang w:val="ar_AE" w:bidi="ar_AE"/>
+        </w:rPr>
+        <w:t>וְ⁠גַם־פְּלֵיטָ֖ה לֹא־הָ֥יְתָה לּֽ⁠וֹ</w:t>
+      </w:r>
+    </w:p>
+    <w:p>
+      <w:pPr>
+        <w:bidi/>
+      </w:pPr>
+      <w:r>
+        <w:rPr>
+          <w:lang w:val="ar_AE" w:bidi="ar_AE"/>
+        </w:rPr>
+      </w:r>
+      <w:r>
+        <w:rPr>
           <w:b/>
           <w:lang w:val="ar_AE" w:bidi="ar_AE"/>
         </w:rPr>
@@ -12034,6 +13634,22 @@
       </w:r>
       <w:r>
         <w:rPr>
+          <w:lang w:val="ar_AE" w:bidi="ar_AE"/>
+        </w:rPr>
+        <w:t>פְּלֵיטָ֖ה לֹא־הָ֥יְתָה לּֽ⁠וֹ</w:t>
+      </w:r>
+    </w:p>
+    <w:p>
+      <w:pPr>
+        <w:bidi/>
+      </w:pPr>
+      <w:r>
+        <w:rPr>
+          <w:lang w:val="ar_AE" w:bidi="ar_AE"/>
+        </w:rPr>
+      </w:r>
+      <w:r>
+        <w:rPr>
           <w:b/>
           <w:lang w:val="ar_AE" w:bidi="ar_AE"/>
         </w:rPr>
@@ -12149,6 +13765,22 @@
       </w:r>
       <w:r>
         <w:rPr>
+          <w:lang w:val="ar_AE" w:bidi="ar_AE"/>
+        </w:rPr>
+        <w:t>כְּ⁠מַרְאֵ֥ה סוּסִ֖ים מַרְאֵ֑⁠הוּ</w:t>
+      </w:r>
+    </w:p>
+    <w:p>
+      <w:pPr>
+        <w:bidi/>
+      </w:pPr>
+      <w:r>
+        <w:rPr>
+          <w:lang w:val="ar_AE" w:bidi="ar_AE"/>
+        </w:rPr>
+      </w:r>
+      <w:r>
+        <w:rPr>
           <w:b/>
           <w:lang w:val="ar_AE" w:bidi="ar_AE"/>
         </w:rPr>
@@ -12251,6 +13883,22 @@
       </w:r>
       <w:r>
         <w:rPr>
+          <w:lang w:val="ar_AE" w:bidi="ar_AE"/>
+        </w:rPr>
+        <w:t>כְּ⁠מַרְאֵ֥ה &amp; מַרְאֵ֑⁠הוּ</w:t>
+      </w:r>
+    </w:p>
+    <w:p>
+      <w:pPr>
+        <w:bidi/>
+      </w:pPr>
+      <w:r>
+        <w:rPr>
+          <w:lang w:val="ar_AE" w:bidi="ar_AE"/>
+        </w:rPr>
+      </w:r>
+      <w:r>
+        <w:rPr>
           <w:b/>
           <w:lang w:val="ar_AE" w:bidi="ar_AE"/>
         </w:rPr>
@@ -12353,6 +14001,22 @@
       </w:r>
       <w:r>
         <w:rPr>
+          <w:lang w:val="ar_AE" w:bidi="ar_AE"/>
+        </w:rPr>
+        <w:t>וּ⁠כְ⁠פָרָשִׁ֖ים כֵּ֥ן יְרוּצֽוּ⁠ן</w:t>
+      </w:r>
+    </w:p>
+    <w:p>
+      <w:pPr>
+        <w:bidi/>
+      </w:pPr>
+      <w:r>
+        <w:rPr>
+          <w:lang w:val="ar_AE" w:bidi="ar_AE"/>
+        </w:rPr>
+      </w:r>
+      <w:r>
+        <w:rPr>
           <w:b/>
           <w:lang w:val="ar_AE" w:bidi="ar_AE"/>
         </w:rPr>
@@ -12455,6 +14119,22 @@
       </w:r>
       <w:r>
         <w:rPr>
+          <w:lang w:val="ar_AE" w:bidi="ar_AE"/>
+        </w:rPr>
+        <w:t>כְּ⁠ק֣וֹל מַרְכָּב֗וֹת עַל־רָאשֵׁ֤י הֶֽ⁠הָרִים֙ יְרַקֵּד֔וּ⁠ן</w:t>
+      </w:r>
+    </w:p>
+    <w:p>
+      <w:pPr>
+        <w:bidi/>
+      </w:pPr>
+      <w:r>
+        <w:rPr>
+          <w:lang w:val="ar_AE" w:bidi="ar_AE"/>
+        </w:rPr>
+      </w:r>
+      <w:r>
+        <w:rPr>
           <w:b/>
           <w:lang w:val="ar_AE" w:bidi="ar_AE"/>
         </w:rPr>
@@ -12547,6 +14227,22 @@
       </w:r>
       <w:r>
         <w:rPr>
+          <w:lang w:val="ar_AE" w:bidi="ar_AE"/>
+        </w:rPr>
+        <w:t>כְּ⁠קוֹל֙ לַ֣הַב אֵ֔שׁ אֹכְלָ֖ה קָ֑שׁ</w:t>
+      </w:r>
+    </w:p>
+    <w:p>
+      <w:pPr>
+        <w:bidi/>
+      </w:pPr>
+      <w:r>
+        <w:rPr>
+          <w:lang w:val="ar_AE" w:bidi="ar_AE"/>
+        </w:rPr>
+      </w:r>
+      <w:r>
+        <w:rPr>
           <w:b/>
           <w:lang w:val="ar_AE" w:bidi="ar_AE"/>
         </w:rPr>
@@ -12649,6 +14345,22 @@
       </w:r>
       <w:r>
         <w:rPr>
+          <w:lang w:val="ar_AE" w:bidi="ar_AE"/>
+        </w:rPr>
+        <w:t>כְּ⁠עַ֣ם עָצ֔וּם עֱר֖וּךְ מִלְחָמָֽה</w:t>
+      </w:r>
+    </w:p>
+    <w:p>
+      <w:pPr>
+        <w:bidi/>
+      </w:pPr>
+      <w:r>
+        <w:rPr>
+          <w:lang w:val="ar_AE" w:bidi="ar_AE"/>
+        </w:rPr>
+      </w:r>
+      <w:r>
+        <w:rPr>
           <w:b/>
           <w:lang w:val="ar_AE" w:bidi="ar_AE"/>
         </w:rPr>
@@ -12751,6 +14463,22 @@
       </w:r>
       <w:r>
         <w:rPr>
+          <w:lang w:val="ar_AE" w:bidi="ar_AE"/>
+        </w:rPr>
+        <w:t>כְּ⁠עַ֣ם עָצ֔וּם עֱר֖וּךְ מִלְחָמָֽה</w:t>
+      </w:r>
+    </w:p>
+    <w:p>
+      <w:pPr>
+        <w:bidi/>
+      </w:pPr>
+      <w:r>
+        <w:rPr>
+          <w:lang w:val="ar_AE" w:bidi="ar_AE"/>
+        </w:rPr>
+      </w:r>
+      <w:r>
+        <w:rPr>
           <w:b/>
           <w:lang w:val="ar_AE" w:bidi="ar_AE"/>
         </w:rPr>
@@ -12853,6 +14581,22 @@
       </w:r>
       <w:r>
         <w:rPr>
+          <w:lang w:val="ar_AE" w:bidi="ar_AE"/>
+        </w:rPr>
+        <w:t>כְּ⁠עַ֣ם עָצ֔וּם עֱר֖וּךְ מִלְחָמָֽה</w:t>
+      </w:r>
+    </w:p>
+    <w:p>
+      <w:pPr>
+        <w:bidi/>
+      </w:pPr>
+      <w:r>
+        <w:rPr>
+          <w:lang w:val="ar_AE" w:bidi="ar_AE"/>
+        </w:rPr>
+      </w:r>
+      <w:r>
+        <w:rPr>
           <w:b/>
           <w:lang w:val="ar_AE" w:bidi="ar_AE"/>
         </w:rPr>
@@ -12955,6 +14699,22 @@
       </w:r>
       <w:r>
         <w:rPr>
+          <w:lang w:val="ar_AE" w:bidi="ar_AE"/>
+        </w:rPr>
+        <w:t>יָחִ֣ילוּ</w:t>
+      </w:r>
+    </w:p>
+    <w:p>
+      <w:pPr>
+        <w:bidi/>
+      </w:pPr>
+      <w:r>
+        <w:rPr>
+          <w:lang w:val="ar_AE" w:bidi="ar_AE"/>
+        </w:rPr>
+      </w:r>
+      <w:r>
+        <w:rPr>
           <w:b/>
           <w:lang w:val="ar_AE" w:bidi="ar_AE"/>
         </w:rPr>
@@ -13070,6 +14830,22 @@
       </w:r>
       <w:r>
         <w:rPr>
+          <w:lang w:val="ar_AE" w:bidi="ar_AE"/>
+        </w:rPr>
+        <w:t>קִבְּצ֥וּ פָארֽוּר</w:t>
+      </w:r>
+    </w:p>
+    <w:p>
+      <w:pPr>
+        <w:bidi/>
+      </w:pPr>
+      <w:r>
+        <w:rPr>
+          <w:lang w:val="ar_AE" w:bidi="ar_AE"/>
+        </w:rPr>
+      </w:r>
+      <w:r>
+        <w:rPr>
           <w:b/>
           <w:lang w:val="ar_AE" w:bidi="ar_AE"/>
         </w:rPr>
@@ -13185,6 +14961,22 @@
       </w:r>
       <w:r>
         <w:rPr>
+          <w:lang w:val="ar_AE" w:bidi="ar_AE"/>
+        </w:rPr>
+        <w:t>כְּ⁠גִבּוֹרִ֣ים יְרֻצ֔וּ⁠ן</w:t>
+      </w:r>
+    </w:p>
+    <w:p>
+      <w:pPr>
+        <w:bidi/>
+      </w:pPr>
+      <w:r>
+        <w:rPr>
+          <w:lang w:val="ar_AE" w:bidi="ar_AE"/>
+        </w:rPr>
+      </w:r>
+      <w:r>
+        <w:rPr>
           <w:b/>
           <w:lang w:val="ar_AE" w:bidi="ar_AE"/>
         </w:rPr>
@@ -13287,6 +15079,22 @@
       </w:r>
       <w:r>
         <w:rPr>
+          <w:lang w:val="ar_AE" w:bidi="ar_AE"/>
+        </w:rPr>
+        <w:t>כְּ⁠אַנְשֵׁ֥י מִלְחָמָ֖ה יַעֲל֣וּ חוֹמָ֑ה</w:t>
+      </w:r>
+    </w:p>
+    <w:p>
+      <w:pPr>
+        <w:bidi/>
+      </w:pPr>
+      <w:r>
+        <w:rPr>
+          <w:lang w:val="ar_AE" w:bidi="ar_AE"/>
+        </w:rPr>
+      </w:r>
+      <w:r>
+        <w:rPr>
           <w:b/>
           <w:lang w:val="ar_AE" w:bidi="ar_AE"/>
         </w:rPr>
@@ -13389,6 +15197,22 @@
       </w:r>
       <w:r>
         <w:rPr>
+          <w:lang w:val="ar_AE" w:bidi="ar_AE"/>
+        </w:rPr>
+        <w:t>כְּ⁠אַנְשֵׁ֥י מִלְחָמָ֖ה</w:t>
+      </w:r>
+    </w:p>
+    <w:p>
+      <w:pPr>
+        <w:bidi/>
+      </w:pPr>
+      <w:r>
+        <w:rPr>
+          <w:lang w:val="ar_AE" w:bidi="ar_AE"/>
+        </w:rPr>
+      </w:r>
+      <w:r>
+        <w:rPr>
           <w:b/>
           <w:lang w:val="ar_AE" w:bidi="ar_AE"/>
         </w:rPr>
@@ -13517,6 +15341,22 @@
       </w:r>
       <w:r>
         <w:rPr>
+          <w:lang w:val="ar_AE" w:bidi="ar_AE"/>
+        </w:rPr>
+        <w:t>חוֹמָ֑ה</w:t>
+      </w:r>
+    </w:p>
+    <w:p>
+      <w:pPr>
+        <w:bidi/>
+      </w:pPr>
+      <w:r>
+        <w:rPr>
+          <w:lang w:val="ar_AE" w:bidi="ar_AE"/>
+        </w:rPr>
+      </w:r>
+      <w:r>
+        <w:rPr>
           <w:b/>
           <w:lang w:val="ar_AE" w:bidi="ar_AE"/>
         </w:rPr>
@@ -13632,6 +15472,22 @@
       </w:r>
       <w:r>
         <w:rPr>
+          <w:lang w:val="ar_AE" w:bidi="ar_AE"/>
+        </w:rPr>
+        <w:t>וְ⁠אִ֤ישׁ בִּ⁠דְרָכָי⁠ו֙</w:t>
+      </w:r>
+    </w:p>
+    <w:p>
+      <w:pPr>
+        <w:bidi/>
+      </w:pPr>
+      <w:r>
+        <w:rPr>
+          <w:lang w:val="ar_AE" w:bidi="ar_AE"/>
+        </w:rPr>
+      </w:r>
+      <w:r>
+        <w:rPr>
           <w:b/>
           <w:lang w:val="ar_AE" w:bidi="ar_AE"/>
         </w:rPr>
@@ -13747,6 +15603,22 @@
       </w:r>
       <w:r>
         <w:rPr>
+          <w:lang w:val="ar_AE" w:bidi="ar_AE"/>
+        </w:rPr>
+        <w:t>וְ⁠לֹ֥א יְעַבְּט֖וּ⁠ן אֹרְחוֹתָֽ⁠ם</w:t>
+      </w:r>
+    </w:p>
+    <w:p>
+      <w:pPr>
+        <w:bidi/>
+      </w:pPr>
+      <w:r>
+        <w:rPr>
+          <w:lang w:val="ar_AE" w:bidi="ar_AE"/>
+        </w:rPr>
+      </w:r>
+      <w:r>
+        <w:rPr>
           <w:b/>
           <w:lang w:val="ar_AE" w:bidi="ar_AE"/>
         </w:rPr>
@@ -13849,6 +15721,22 @@
       </w:r>
       <w:r>
         <w:rPr>
+          <w:lang w:val="ar_AE" w:bidi="ar_AE"/>
+        </w:rPr>
+        <w:t>וְ⁠לֹ֥א יְעַבְּט֖וּ⁠ן אֹרְחוֹתָֽ⁠ם</w:t>
+      </w:r>
+    </w:p>
+    <w:p>
+      <w:pPr>
+        <w:bidi/>
+      </w:pPr>
+      <w:r>
+        <w:rPr>
+          <w:lang w:val="ar_AE" w:bidi="ar_AE"/>
+        </w:rPr>
+      </w:r>
+      <w:r>
+        <w:rPr>
           <w:b/>
           <w:lang w:val="ar_AE" w:bidi="ar_AE"/>
         </w:rPr>
@@ -13951,6 +15839,22 @@
       </w:r>
       <w:r>
         <w:rPr>
+          <w:lang w:val="ar_AE" w:bidi="ar_AE"/>
+        </w:rPr>
+        <w:t>וְ⁠אִ֤ישׁ אָחִי⁠ו֙ לֹ֣א יִדְחָק֔וּ⁠ן</w:t>
+      </w:r>
+    </w:p>
+    <w:p>
+      <w:pPr>
+        <w:bidi/>
+      </w:pPr>
+      <w:r>
+        <w:rPr>
+          <w:lang w:val="ar_AE" w:bidi="ar_AE"/>
+        </w:rPr>
+      </w:r>
+      <w:r>
+        <w:rPr>
           <w:b/>
           <w:lang w:val="ar_AE" w:bidi="ar_AE"/>
         </w:rPr>
@@ -14079,6 +15983,22 @@
       </w:r>
       <w:r>
         <w:rPr>
+          <w:lang w:val="ar_AE" w:bidi="ar_AE"/>
+        </w:rPr>
+        <w:t>גֶּ֥בֶר בִּ⁠מְסִלָּת֖⁠וֹ יֵֽלֵכ֑וּ⁠ן</w:t>
+      </w:r>
+    </w:p>
+    <w:p>
+      <w:pPr>
+        <w:bidi/>
+      </w:pPr>
+      <w:r>
+        <w:rPr>
+          <w:lang w:val="ar_AE" w:bidi="ar_AE"/>
+        </w:rPr>
+      </w:r>
+      <w:r>
+        <w:rPr>
           <w:b/>
           <w:lang w:val="ar_AE" w:bidi="ar_AE"/>
         </w:rPr>
@@ -14207,6 +16127,22 @@
       </w:r>
       <w:r>
         <w:rPr>
+          <w:lang w:val="ar_AE" w:bidi="ar_AE"/>
+        </w:rPr>
+        <w:t>וּ⁠בְעַ֥ד הַ⁠שֶּׁ֛לַח יִפֹּ֖לוּ לֹ֥א יִבְצָֽעוּ</w:t>
+      </w:r>
+    </w:p>
+    <w:p>
+      <w:pPr>
+        <w:bidi/>
+      </w:pPr>
+      <w:r>
+        <w:rPr>
+          <w:lang w:val="ar_AE" w:bidi="ar_AE"/>
+        </w:rPr>
+      </w:r>
+      <w:r>
+        <w:rPr>
           <w:b/>
           <w:lang w:val="ar_AE" w:bidi="ar_AE"/>
         </w:rPr>
@@ -14309,6 +16245,22 @@
       </w:r>
       <w:r>
         <w:rPr>
+          <w:lang w:val="ar_AE" w:bidi="ar_AE"/>
+        </w:rPr>
+        <w:t>בָּ⁠עִ֣יר יָשֹׁ֗קּוּ בַּֽ⁠חוֹמָה֙ יְרֻצ֔וּ⁠ן בַּ⁠בָּתִּ֖ים יַעֲל֑וּ בְּעַ֧ד הַ⁠חַלּוֹנִ֛ים יָבֹ֖אוּ כַּ⁠גַּנָּֽב</w:t>
+      </w:r>
+    </w:p>
+    <w:p>
+      <w:pPr>
+        <w:bidi/>
+      </w:pPr>
+      <w:r>
+        <w:rPr>
+          <w:lang w:val="ar_AE" w:bidi="ar_AE"/>
+        </w:rPr>
+      </w:r>
+      <w:r>
+        <w:rPr>
           <w:b/>
           <w:lang w:val="ar_AE" w:bidi="ar_AE"/>
         </w:rPr>
@@ -14411,6 +16363,22 @@
       </w:r>
       <w:r>
         <w:rPr>
+          <w:lang w:val="ar_AE" w:bidi="ar_AE"/>
+        </w:rPr>
+        <w:t>בְּעַ֧ד הַ⁠חַלּוֹנִ֛ים יָבֹ֖אוּ כַּ⁠גַּנָּֽב</w:t>
+      </w:r>
+    </w:p>
+    <w:p>
+      <w:pPr>
+        <w:bidi/>
+      </w:pPr>
+      <w:r>
+        <w:rPr>
+          <w:lang w:val="ar_AE" w:bidi="ar_AE"/>
+        </w:rPr>
+      </w:r>
+      <w:r>
+        <w:rPr>
           <w:b/>
           <w:lang w:val="ar_AE" w:bidi="ar_AE"/>
         </w:rPr>
@@ -14513,6 +16481,22 @@
       </w:r>
       <w:r>
         <w:rPr>
+          <w:lang w:val="ar_AE" w:bidi="ar_AE"/>
+        </w:rPr>
+        <w:t>לְ⁠פָנָי⁠ו֙ רָ֣גְזָה אֶ֔רֶץ רָעֲשׁ֖וּ שָׁמָ֑יִם</w:t>
+      </w:r>
+    </w:p>
+    <w:p>
+      <w:pPr>
+        <w:bidi/>
+      </w:pPr>
+      <w:r>
+        <w:rPr>
+          <w:lang w:val="ar_AE" w:bidi="ar_AE"/>
+        </w:rPr>
+      </w:r>
+      <w:r>
+        <w:rPr>
           <w:b/>
           <w:lang w:val="ar_AE" w:bidi="ar_AE"/>
         </w:rPr>
@@ -14654,6 +16638,22 @@
       </w:r>
       <w:r>
         <w:rPr>
+          <w:lang w:val="ar_AE" w:bidi="ar_AE"/>
+        </w:rPr>
+        <w:t>שֶׁ֤מֶשׁ וְ⁠יָרֵ֨חַ֙ קָדָ֔רוּ</w:t>
+      </w:r>
+    </w:p>
+    <w:p>
+      <w:pPr>
+        <w:bidi/>
+      </w:pPr>
+      <w:r>
+        <w:rPr>
+          <w:lang w:val="ar_AE" w:bidi="ar_AE"/>
+        </w:rPr>
+      </w:r>
+      <w:r>
+        <w:rPr>
           <w:b/>
           <w:lang w:val="ar_AE" w:bidi="ar_AE"/>
         </w:rPr>
@@ -14782,6 +16782,22 @@
       </w:r>
       <w:r>
         <w:rPr>
+          <w:lang w:val="ar_AE" w:bidi="ar_AE"/>
+        </w:rPr>
+        <w:t>וְ⁠כוֹכָבִ֖ים אָסְפ֥וּ נָגְהָֽ⁠ם</w:t>
+      </w:r>
+    </w:p>
+    <w:p>
+      <w:pPr>
+        <w:bidi/>
+      </w:pPr>
+      <w:r>
+        <w:rPr>
+          <w:lang w:val="ar_AE" w:bidi="ar_AE"/>
+        </w:rPr>
+      </w:r>
+      <w:r>
+        <w:rPr>
           <w:b/>
           <w:lang w:val="ar_AE" w:bidi="ar_AE"/>
         </w:rPr>
@@ -14910,6 +16926,22 @@
       </w:r>
       <w:r>
         <w:rPr>
+          <w:lang w:val="ar_AE" w:bidi="ar_AE"/>
+        </w:rPr>
+        <w:t>קוֹל⁠וֹ֙</w:t>
+      </w:r>
+    </w:p>
+    <w:p>
+      <w:pPr>
+        <w:bidi/>
+      </w:pPr>
+      <w:r>
+        <w:rPr>
+          <w:lang w:val="ar_AE" w:bidi="ar_AE"/>
+        </w:rPr>
+      </w:r>
+      <w:r>
+        <w:rPr>
           <w:b/>
           <w:lang w:val="ar_AE" w:bidi="ar_AE"/>
         </w:rPr>
@@ -15025,6 +17057,22 @@
       </w:r>
       <w:r>
         <w:rPr>
+          <w:lang w:val="ar_AE" w:bidi="ar_AE"/>
+        </w:rPr>
+        <w:t>מַחֲנֵ֔⁠הוּ</w:t>
+      </w:r>
+    </w:p>
+    <w:p>
+      <w:pPr>
+        <w:bidi/>
+      </w:pPr>
+      <w:r>
+        <w:rPr>
+          <w:lang w:val="ar_AE" w:bidi="ar_AE"/>
+        </w:rPr>
+      </w:r>
+      <w:r>
+        <w:rPr>
           <w:b/>
           <w:lang w:val="ar_AE" w:bidi="ar_AE"/>
         </w:rPr>
@@ -15140,6 +17188,22 @@
       </w:r>
       <w:r>
         <w:rPr>
+          <w:lang w:val="ar_AE" w:bidi="ar_AE"/>
+        </w:rPr>
+        <w:t>דְבָר֑⁠וֹ</w:t>
+      </w:r>
+    </w:p>
+    <w:p>
+      <w:pPr>
+        <w:bidi/>
+      </w:pPr>
+      <w:r>
+        <w:rPr>
+          <w:lang w:val="ar_AE" w:bidi="ar_AE"/>
+        </w:rPr>
+      </w:r>
+      <w:r>
+        <w:rPr>
           <w:b/>
           <w:lang w:val="ar_AE" w:bidi="ar_AE"/>
         </w:rPr>
@@ -15242,6 +17306,22 @@
         <w:rPr>
           <w:lang w:val="ar_AE" w:bidi="ar_AE"/>
         </w:rPr>
+      </w:r>
+    </w:p>
+    <w:p>
+      <w:pPr>
+        <w:bidi/>
+      </w:pPr>
+      <w:r>
+        <w:rPr>
+          <w:lang w:val="ar_AE" w:bidi="ar_AE"/>
+        </w:rPr>
+      </w:r>
+      <w:r>
+        <w:rPr>
+          <w:lang w:val="ar_AE" w:bidi="ar_AE"/>
+        </w:rPr>
+        <w:t>כִּֽי־גָד֧וֹל יוֹם־יְהוָ֛ה וְ⁠נוֹרָ֥א מְאֹ֖ד וּ⁠מִ֥י יְכִילֶֽ⁠נּוּ</w:t>
       </w:r>
     </w:p>
     <w:p>
@@ -15477,6 +17557,22 @@
       </w:r>
       <w:r>
         <w:rPr>
+          <w:lang w:val="ar_AE" w:bidi="ar_AE"/>
+        </w:rPr>
+        <w:t>וְ⁠גַם־עַתָּה֙ נְאֻם־יְהוָ֔ה שֻׁ֥בוּ עָדַ֖⁠י</w:t>
+      </w:r>
+    </w:p>
+    <w:p>
+      <w:pPr>
+        <w:bidi/>
+      </w:pPr>
+      <w:r>
+        <w:rPr>
+          <w:lang w:val="ar_AE" w:bidi="ar_AE"/>
+        </w:rPr>
+      </w:r>
+      <w:r>
+        <w:rPr>
           <w:b/>
           <w:lang w:val="ar_AE" w:bidi="ar_AE"/>
         </w:rPr>
@@ -15592,6 +17688,22 @@
       </w:r>
       <w:r>
         <w:rPr>
+          <w:lang w:val="ar_AE" w:bidi="ar_AE"/>
+        </w:rPr>
+        <w:t>שֻׁ֥בוּ</w:t>
+      </w:r>
+    </w:p>
+    <w:p>
+      <w:pPr>
+        <w:bidi/>
+      </w:pPr>
+      <w:r>
+        <w:rPr>
+          <w:lang w:val="ar_AE" w:bidi="ar_AE"/>
+        </w:rPr>
+      </w:r>
+      <w:r>
+        <w:rPr>
           <w:b/>
           <w:lang w:val="ar_AE" w:bidi="ar_AE"/>
         </w:rPr>
@@ -15720,6 +17832,22 @@
       </w:r>
       <w:r>
         <w:rPr>
+          <w:lang w:val="ar_AE" w:bidi="ar_AE"/>
+        </w:rPr>
+        <w:t>שֻׁ֥בוּ עָדַ֖⁠י בְּ⁠כָל־לְבַבְ⁠כֶ֑ם</w:t>
+      </w:r>
+    </w:p>
+    <w:p>
+      <w:pPr>
+        <w:bidi/>
+      </w:pPr>
+      <w:r>
+        <w:rPr>
+          <w:lang w:val="ar_AE" w:bidi="ar_AE"/>
+        </w:rPr>
+      </w:r>
+      <w:r>
+        <w:rPr>
           <w:b/>
           <w:lang w:val="ar_AE" w:bidi="ar_AE"/>
         </w:rPr>
@@ -15848,6 +17976,22 @@
       </w:r>
       <w:r>
         <w:rPr>
+          <w:lang w:val="ar_AE" w:bidi="ar_AE"/>
+        </w:rPr>
+        <w:t>לְבַבְ⁠כֶ֑ם</w:t>
+      </w:r>
+    </w:p>
+    <w:p>
+      <w:pPr>
+        <w:bidi/>
+      </w:pPr>
+      <w:r>
+        <w:rPr>
+          <w:lang w:val="ar_AE" w:bidi="ar_AE"/>
+        </w:rPr>
+      </w:r>
+      <w:r>
+        <w:rPr>
           <w:b/>
           <w:lang w:val="ar_AE" w:bidi="ar_AE"/>
         </w:rPr>
@@ -15976,6 +18120,22 @@
       </w:r>
       <w:r>
         <w:rPr>
+          <w:lang w:val="ar_AE" w:bidi="ar_AE"/>
+        </w:rPr>
+        <w:t>וְ⁠קִרְע֤וּ לְבַבְ⁠כֶם֙ וְ⁠אַל־בִּגְדֵי⁠כֶ֔ם</w:t>
+      </w:r>
+    </w:p>
+    <w:p>
+      <w:pPr>
+        <w:bidi/>
+      </w:pPr>
+      <w:r>
+        <w:rPr>
+          <w:lang w:val="ar_AE" w:bidi="ar_AE"/>
+        </w:rPr>
+      </w:r>
+      <w:r>
+        <w:rPr>
           <w:b/>
           <w:lang w:val="ar_AE" w:bidi="ar_AE"/>
         </w:rPr>
@@ -16078,6 +18238,22 @@
       </w:r>
       <w:r>
         <w:rPr>
+          <w:lang w:val="ar_AE" w:bidi="ar_AE"/>
+        </w:rPr>
+        <w:t>וְ⁠קִרְע֤וּ לְבַבְ⁠כֶם֙ וְ⁠אַל־בִּגְדֵי⁠כֶ֔ם וְ⁠שׁ֖וּבוּ אֶל־יְהוָ֣ה אֱלֹֽהֵי⁠כֶ֑ם</w:t>
+      </w:r>
+    </w:p>
+    <w:p>
+      <w:pPr>
+        <w:bidi/>
+      </w:pPr>
+      <w:r>
+        <w:rPr>
+          <w:lang w:val="ar_AE" w:bidi="ar_AE"/>
+        </w:rPr>
+      </w:r>
+      <w:r>
+        <w:rPr>
           <w:b/>
           <w:lang w:val="ar_AE" w:bidi="ar_AE"/>
         </w:rPr>
@@ -16180,6 +18356,22 @@
       </w:r>
       <w:r>
         <w:rPr>
+          <w:lang w:val="ar_AE" w:bidi="ar_AE"/>
+        </w:rPr>
+        <w:t>אֶ֤רֶךְ אַפַּ֨יִם֙</w:t>
+      </w:r>
+    </w:p>
+    <w:p>
+      <w:pPr>
+        <w:bidi/>
+      </w:pPr>
+      <w:r>
+        <w:rPr>
+          <w:lang w:val="ar_AE" w:bidi="ar_AE"/>
+        </w:rPr>
+      </w:r>
+      <w:r>
+        <w:rPr>
           <w:b/>
           <w:lang w:val="ar_AE" w:bidi="ar_AE"/>
         </w:rPr>
@@ -16295,6 +18487,22 @@
       </w:r>
       <w:r>
         <w:rPr>
+          <w:lang w:val="ar_AE" w:bidi="ar_AE"/>
+        </w:rPr>
+        <w:t>וְ⁠רַב־חֶ֔סֶד</w:t>
+      </w:r>
+    </w:p>
+    <w:p>
+      <w:pPr>
+        <w:bidi/>
+      </w:pPr>
+      <w:r>
+        <w:rPr>
+          <w:lang w:val="ar_AE" w:bidi="ar_AE"/>
+        </w:rPr>
+      </w:r>
+      <w:r>
+        <w:rPr>
           <w:b/>
           <w:lang w:val="ar_AE" w:bidi="ar_AE"/>
         </w:rPr>
@@ -16410,6 +18618,22 @@
       </w:r>
       <w:r>
         <w:rPr>
+          <w:lang w:val="ar_AE" w:bidi="ar_AE"/>
+        </w:rPr>
+        <w:t>מִ֥י יוֹדֵ֖עַ יָשׁ֣וּב וְ⁠נִחָ֑ם וְ⁠הִשְׁאִ֤יר אַֽחֲרָי⁠ו֙ בְּרָכָ֔ה</w:t>
+      </w:r>
+    </w:p>
+    <w:p>
+      <w:pPr>
+        <w:bidi/>
+      </w:pPr>
+      <w:r>
+        <w:rPr>
+          <w:lang w:val="ar_AE" w:bidi="ar_AE"/>
+        </w:rPr>
+      </w:r>
+      <w:r>
+        <w:rPr>
           <w:b/>
           <w:lang w:val="ar_AE" w:bidi="ar_AE"/>
         </w:rPr>
@@ -16512,6 +18736,22 @@
       </w:r>
       <w:r>
         <w:rPr>
+          <w:lang w:val="ar_AE" w:bidi="ar_AE"/>
+        </w:rPr>
+        <w:t>יָשׁ֣וּב וְ⁠נִחָ֑ם</w:t>
+      </w:r>
+    </w:p>
+    <w:p>
+      <w:pPr>
+        <w:bidi/>
+      </w:pPr>
+      <w:r>
+        <w:rPr>
+          <w:lang w:val="ar_AE" w:bidi="ar_AE"/>
+        </w:rPr>
+      </w:r>
+      <w:r>
+        <w:rPr>
           <w:b/>
           <w:lang w:val="ar_AE" w:bidi="ar_AE"/>
         </w:rPr>
@@ -16627,6 +18867,22 @@
       </w:r>
       <w:r>
         <w:rPr>
+          <w:lang w:val="ar_AE" w:bidi="ar_AE"/>
+        </w:rPr>
+        <w:t>וְ⁠הִשְׁאִ֤יר &amp; בְּרָכָ֔ה</w:t>
+      </w:r>
+    </w:p>
+    <w:p>
+      <w:pPr>
+        <w:bidi/>
+      </w:pPr>
+      <w:r>
+        <w:rPr>
+          <w:lang w:val="ar_AE" w:bidi="ar_AE"/>
+        </w:rPr>
+      </w:r>
+      <w:r>
+        <w:rPr>
           <w:b/>
           <w:lang w:val="ar_AE" w:bidi="ar_AE"/>
         </w:rPr>
@@ -16742,6 +18998,22 @@
       </w:r>
       <w:r>
         <w:rPr>
+          <w:lang w:val="ar_AE" w:bidi="ar_AE"/>
+        </w:rPr>
+        <w:t>אֱלֹהֵי⁠כֶֽם</w:t>
+      </w:r>
+    </w:p>
+    <w:p>
+      <w:pPr>
+        <w:bidi/>
+      </w:pPr>
+      <w:r>
+        <w:rPr>
+          <w:lang w:val="ar_AE" w:bidi="ar_AE"/>
+        </w:rPr>
+      </w:r>
+      <w:r>
+        <w:rPr>
           <w:b/>
           <w:lang w:val="ar_AE" w:bidi="ar_AE"/>
         </w:rPr>
@@ -16857,6 +19129,22 @@
       </w:r>
       <w:r>
         <w:rPr>
+          <w:lang w:val="ar_AE" w:bidi="ar_AE"/>
+        </w:rPr>
+        <w:t>צ֖וֹם</w:t>
+      </w:r>
+    </w:p>
+    <w:p>
+      <w:pPr>
+        <w:bidi/>
+      </w:pPr>
+      <w:r>
+        <w:rPr>
+          <w:lang w:val="ar_AE" w:bidi="ar_AE"/>
+        </w:rPr>
+      </w:r>
+      <w:r>
+        <w:rPr>
           <w:b/>
           <w:lang w:val="ar_AE" w:bidi="ar_AE"/>
         </w:rPr>
@@ -16972,6 +19260,22 @@
       </w:r>
       <w:r>
         <w:rPr>
+          <w:lang w:val="ar_AE" w:bidi="ar_AE"/>
+        </w:rPr>
+        <w:t>קַדְּשׁוּ־צ֖וֹם קִרְא֥וּ עֲצָרָֽה</w:t>
+      </w:r>
+    </w:p>
+    <w:p>
+      <w:pPr>
+        <w:bidi/>
+      </w:pPr>
+      <w:r>
+        <w:rPr>
+          <w:lang w:val="ar_AE" w:bidi="ar_AE"/>
+        </w:rPr>
+      </w:r>
+      <w:r>
+        <w:rPr>
           <w:b/>
           <w:lang w:val="ar_AE" w:bidi="ar_AE"/>
         </w:rPr>
@@ -17074,6 +19378,22 @@
       </w:r>
       <w:r>
         <w:rPr>
+          <w:lang w:val="ar_AE" w:bidi="ar_AE"/>
+        </w:rPr>
+        <w:t>קִבְצ֣וּ זְקֵנִ֔ים אִסְפוּ֙ עֽוֹלָלִ֔ים וְ⁠יֹנְקֵ֖י שָׁדָ֑יִם</w:t>
+      </w:r>
+    </w:p>
+    <w:p>
+      <w:pPr>
+        <w:bidi/>
+      </w:pPr>
+      <w:r>
+        <w:rPr>
+          <w:lang w:val="ar_AE" w:bidi="ar_AE"/>
+        </w:rPr>
+      </w:r>
+      <w:r>
+        <w:rPr>
           <w:b/>
           <w:lang w:val="ar_AE" w:bidi="ar_AE"/>
         </w:rPr>
@@ -17176,6 +19496,22 @@
       </w:r>
       <w:r>
         <w:rPr>
+          <w:lang w:val="ar_AE" w:bidi="ar_AE"/>
+        </w:rPr>
+        <w:t>יֵצֵ֤א חָתָן֙ מֵֽ⁠חֶדְר֔⁠וֹ וְ⁠כַלָּ֖ה מֵ⁠חֻפָּתָֽ⁠הּ</w:t>
+      </w:r>
+    </w:p>
+    <w:p>
+      <w:pPr>
+        <w:bidi/>
+      </w:pPr>
+      <w:r>
+        <w:rPr>
+          <w:lang w:val="ar_AE" w:bidi="ar_AE"/>
+        </w:rPr>
+      </w:r>
+      <w:r>
+        <w:rPr>
           <w:b/>
           <w:lang w:val="ar_AE" w:bidi="ar_AE"/>
         </w:rPr>
@@ -17278,6 +19614,22 @@
       </w:r>
       <w:r>
         <w:rPr>
+          <w:lang w:val="ar_AE" w:bidi="ar_AE"/>
+        </w:rPr>
+        <w:t>בֵּ֤ין הָ⁠אוּלָם֙ וְ⁠לַ⁠מִּזְבֵּ֔חַ</w:t>
+      </w:r>
+    </w:p>
+    <w:p>
+      <w:pPr>
+        <w:bidi/>
+      </w:pPr>
+      <w:r>
+        <w:rPr>
+          <w:lang w:val="ar_AE" w:bidi="ar_AE"/>
+        </w:rPr>
+      </w:r>
+      <w:r>
+        <w:rPr>
           <w:b/>
           <w:lang w:val="ar_AE" w:bidi="ar_AE"/>
         </w:rPr>
@@ -17380,6 +19732,22 @@
       </w:r>
       <w:r>
         <w:rPr>
+          <w:lang w:val="ar_AE" w:bidi="ar_AE"/>
+        </w:rPr>
+        <w:t>וְ⁠אַל־תִּתֵּ֨ן נַחֲלָתְ⁠ךָ֤ לְ⁠חֶרְפָּה֙</w:t>
+      </w:r>
+    </w:p>
+    <w:p>
+      <w:pPr>
+        <w:bidi/>
+      </w:pPr>
+      <w:r>
+        <w:rPr>
+          <w:lang w:val="ar_AE" w:bidi="ar_AE"/>
+        </w:rPr>
+      </w:r>
+      <w:r>
+        <w:rPr>
           <w:b/>
           <w:lang w:val="ar_AE" w:bidi="ar_AE"/>
         </w:rPr>
@@ -17495,6 +19863,22 @@
       </w:r>
       <w:r>
         <w:rPr>
+          <w:lang w:val="ar_AE" w:bidi="ar_AE"/>
+        </w:rPr>
+        <w:t>נַחֲלָתְ⁠ךָ֤</w:t>
+      </w:r>
+    </w:p>
+    <w:p>
+      <w:pPr>
+        <w:bidi/>
+      </w:pPr>
+      <w:r>
+        <w:rPr>
+          <w:lang w:val="ar_AE" w:bidi="ar_AE"/>
+        </w:rPr>
+      </w:r>
+      <w:r>
+        <w:rPr>
           <w:b/>
           <w:lang w:val="ar_AE" w:bidi="ar_AE"/>
         </w:rPr>
@@ -17597,6 +19981,22 @@
       </w:r>
       <w:r>
         <w:rPr>
+          <w:lang w:val="ar_AE" w:bidi="ar_AE"/>
+        </w:rPr>
+        <w:t>לִ⁠מְשָׁל־בָּ֣⁠ם גּוֹיִ֔ם</w:t>
+      </w:r>
+    </w:p>
+    <w:p>
+      <w:pPr>
+        <w:bidi/>
+      </w:pPr>
+      <w:r>
+        <w:rPr>
+          <w:lang w:val="ar_AE" w:bidi="ar_AE"/>
+        </w:rPr>
+      </w:r>
+      <w:r>
+        <w:rPr>
           <w:b/>
           <w:lang w:val="ar_AE" w:bidi="ar_AE"/>
         </w:rPr>
@@ -17699,6 +20099,22 @@
       </w:r>
       <w:r>
         <w:rPr>
+          <w:lang w:val="ar_AE" w:bidi="ar_AE"/>
+        </w:rPr>
+        <w:t>לָ֚⁠מָּה יֹאמְר֣וּ בָֽ⁠עַמִּ֔ים אַיֵּ֖ה אֱלֹהֵי⁠הֶֽם</w:t>
+      </w:r>
+    </w:p>
+    <w:p>
+      <w:pPr>
+        <w:bidi/>
+      </w:pPr>
+      <w:r>
+        <w:rPr>
+          <w:lang w:val="ar_AE" w:bidi="ar_AE"/>
+        </w:rPr>
+      </w:r>
+      <w:r>
+        <w:rPr>
           <w:b/>
           <w:lang w:val="ar_AE" w:bidi="ar_AE"/>
         </w:rPr>
@@ -17801,6 +20217,22 @@
       </w:r>
       <w:r>
         <w:rPr>
+          <w:lang w:val="ar_AE" w:bidi="ar_AE"/>
+        </w:rPr>
+        <w:t>לָ֚⁠מָּה יֹאמְר֣וּ</w:t>
+      </w:r>
+    </w:p>
+    <w:p>
+      <w:pPr>
+        <w:bidi/>
+      </w:pPr>
+      <w:r>
+        <w:rPr>
+          <w:lang w:val="ar_AE" w:bidi="ar_AE"/>
+        </w:rPr>
+      </w:r>
+      <w:r>
+        <w:rPr>
           <w:b/>
           <w:lang w:val="ar_AE" w:bidi="ar_AE"/>
         </w:rPr>
@@ -17916,6 +20348,22 @@
       </w:r>
       <w:r>
         <w:rPr>
+          <w:lang w:val="ar_AE" w:bidi="ar_AE"/>
+        </w:rPr>
+        <w:t>לָ֚⁠מָּה יֹאמְר֣וּ בָֽ⁠עַמִּ֔ים</w:t>
+      </w:r>
+    </w:p>
+    <w:p>
+      <w:pPr>
+        <w:bidi/>
+      </w:pPr>
+      <w:r>
+        <w:rPr>
+          <w:lang w:val="ar_AE" w:bidi="ar_AE"/>
+        </w:rPr>
+      </w:r>
+      <w:r>
+        <w:rPr>
           <w:b/>
           <w:lang w:val="ar_AE" w:bidi="ar_AE"/>
         </w:rPr>
@@ -18018,6 +20466,22 @@
       </w:r>
       <w:r>
         <w:rPr>
+          <w:lang w:val="ar_AE" w:bidi="ar_AE"/>
+        </w:rPr>
+        <w:t>אַיֵּ֖ה אֱלֹהֵי⁠הֶֽם</w:t>
+      </w:r>
+    </w:p>
+    <w:p>
+      <w:pPr>
+        <w:bidi/>
+      </w:pPr>
+      <w:r>
+        <w:rPr>
+          <w:lang w:val="ar_AE" w:bidi="ar_AE"/>
+        </w:rPr>
+      </w:r>
+      <w:r>
+        <w:rPr>
           <w:b/>
           <w:lang w:val="ar_AE" w:bidi="ar_AE"/>
         </w:rPr>
@@ -18120,6 +20584,22 @@
       </w:r>
       <w:r>
         <w:rPr>
+          <w:lang w:val="ar_AE" w:bidi="ar_AE"/>
+        </w:rPr>
+        <w:t>וַ⁠יְקַנֵּ֥א יְהוָ֖ה לְ⁠אַרְצ֑⁠וֹ וַ⁠יַּחְמֹ֖ל עַל־עַמּֽ⁠וֹ</w:t>
+      </w:r>
+    </w:p>
+    <w:p>
+      <w:pPr>
+        <w:bidi/>
+      </w:pPr>
+      <w:r>
+        <w:rPr>
+          <w:lang w:val="ar_AE" w:bidi="ar_AE"/>
+        </w:rPr>
+      </w:r>
+      <w:r>
+        <w:rPr>
           <w:b/>
           <w:lang w:val="ar_AE" w:bidi="ar_AE"/>
         </w:rPr>
@@ -18222,6 +20702,22 @@
       </w:r>
       <w:r>
         <w:rPr>
+          <w:lang w:val="ar_AE" w:bidi="ar_AE"/>
+        </w:rPr>
+        <w:t>לְ⁠אַרְצ֑⁠וֹ</w:t>
+      </w:r>
+    </w:p>
+    <w:p>
+      <w:pPr>
+        <w:bidi/>
+      </w:pPr>
+      <w:r>
+        <w:rPr>
+          <w:lang w:val="ar_AE" w:bidi="ar_AE"/>
+        </w:rPr>
+      </w:r>
+      <w:r>
+        <w:rPr>
           <w:b/>
           <w:lang w:val="ar_AE" w:bidi="ar_AE"/>
         </w:rPr>
@@ -18337,6 +20833,22 @@
       </w:r>
       <w:r>
         <w:rPr>
+          <w:lang w:val="ar_AE" w:bidi="ar_AE"/>
+        </w:rPr>
+        <w:t>וַ⁠יַּ֨עַן יְהוָ֜ה וַ⁠יֹּ֣אמֶר</w:t>
+      </w:r>
+    </w:p>
+    <w:p>
+      <w:pPr>
+        <w:bidi/>
+      </w:pPr>
+      <w:r>
+        <w:rPr>
+          <w:lang w:val="ar_AE" w:bidi="ar_AE"/>
+        </w:rPr>
+      </w:r>
+      <w:r>
+        <w:rPr>
           <w:b/>
           <w:lang w:val="ar_AE" w:bidi="ar_AE"/>
         </w:rPr>
@@ -18439,6 +20951,22 @@
       </w:r>
       <w:r>
         <w:rPr>
+          <w:lang w:val="ar_AE" w:bidi="ar_AE"/>
+        </w:rPr>
+        <w:t>וַ⁠יַּ֨עַן יְהוָ֜ה וַ⁠יֹּ֣אמֶר</w:t>
+      </w:r>
+    </w:p>
+    <w:p>
+      <w:pPr>
+        <w:bidi/>
+      </w:pPr>
+      <w:r>
+        <w:rPr>
+          <w:lang w:val="ar_AE" w:bidi="ar_AE"/>
+        </w:rPr>
+      </w:r>
+      <w:r>
+        <w:rPr>
           <w:b/>
           <w:lang w:val="ar_AE" w:bidi="ar_AE"/>
         </w:rPr>
@@ -18580,6 +21108,22 @@
       </w:r>
       <w:r>
         <w:rPr>
+          <w:lang w:val="ar_AE" w:bidi="ar_AE"/>
+        </w:rPr>
+        <w:t>הִנְ⁠נִ֨י שֹׁלֵ֤חַ לָ⁠כֶם֙ אֶת־הַ⁠דָּגָן֙ וְ⁠הַ⁠תִּיר֣וֹשׁ וְ⁠הַ⁠יִּצְהָ֔ר</w:t>
+      </w:r>
+    </w:p>
+    <w:p>
+      <w:pPr>
+        <w:bidi/>
+      </w:pPr>
+      <w:r>
+        <w:rPr>
+          <w:lang w:val="ar_AE" w:bidi="ar_AE"/>
+        </w:rPr>
+      </w:r>
+      <w:r>
+        <w:rPr>
           <w:b/>
           <w:lang w:val="ar_AE" w:bidi="ar_AE"/>
         </w:rPr>
@@ -18682,6 +21226,22 @@
       </w:r>
       <w:r>
         <w:rPr>
+          <w:lang w:val="ar_AE" w:bidi="ar_AE"/>
+        </w:rPr>
+        <w:t>הִנְ⁠נִ֨י שֹׁלֵ֤חַ</w:t>
+      </w:r>
+    </w:p>
+    <w:p>
+      <w:pPr>
+        <w:bidi/>
+      </w:pPr>
+      <w:r>
+        <w:rPr>
+          <w:lang w:val="ar_AE" w:bidi="ar_AE"/>
+        </w:rPr>
+      </w:r>
+      <w:r>
+        <w:rPr>
           <w:b/>
           <w:lang w:val="ar_AE" w:bidi="ar_AE"/>
         </w:rPr>
@@ -18797,6 +21357,22 @@
       </w:r>
       <w:r>
         <w:rPr>
+          <w:lang w:val="ar_AE" w:bidi="ar_AE"/>
+        </w:rPr>
+        <w:t>אֹת֑⁠וֹ</w:t>
+      </w:r>
+    </w:p>
+    <w:p>
+      <w:pPr>
+        <w:bidi/>
+      </w:pPr>
+      <w:r>
+        <w:rPr>
+          <w:lang w:val="ar_AE" w:bidi="ar_AE"/>
+        </w:rPr>
+      </w:r>
+      <w:r>
+        <w:rPr>
           <w:b/>
           <w:lang w:val="ar_AE" w:bidi="ar_AE"/>
         </w:rPr>
@@ -18925,6 +21501,22 @@
       </w:r>
       <w:r>
         <w:rPr>
+          <w:lang w:val="ar_AE" w:bidi="ar_AE"/>
+        </w:rPr>
+        <w:t>וְ⁠לֹא־אֶתֵּ֨ן אֶתְ⁠כֶ֥ם ע֛וֹד חֶרְפָּ֖ה בַּ⁠גּוֹיִֽם</w:t>
+      </w:r>
+    </w:p>
+    <w:p>
+      <w:pPr>
+        <w:bidi/>
+      </w:pPr>
+      <w:r>
+        <w:rPr>
+          <w:lang w:val="ar_AE" w:bidi="ar_AE"/>
+        </w:rPr>
+      </w:r>
+      <w:r>
+        <w:rPr>
           <w:b/>
           <w:lang w:val="ar_AE" w:bidi="ar_AE"/>
         </w:rPr>
@@ -19040,6 +21632,22 @@
       </w:r>
       <w:r>
         <w:rPr>
+          <w:lang w:val="ar_AE" w:bidi="ar_AE"/>
+        </w:rPr>
+        <w:t>וְֽ⁠אֶת־הַ⁠צְּפוֹנִ֞י</w:t>
+      </w:r>
+    </w:p>
+    <w:p>
+      <w:pPr>
+        <w:bidi/>
+      </w:pPr>
+      <w:r>
+        <w:rPr>
+          <w:lang w:val="ar_AE" w:bidi="ar_AE"/>
+        </w:rPr>
+      </w:r>
+      <w:r>
+        <w:rPr>
           <w:b/>
           <w:lang w:val="ar_AE" w:bidi="ar_AE"/>
         </w:rPr>
@@ -19155,6 +21763,22 @@
       </w:r>
       <w:r>
         <w:rPr>
+          <w:lang w:val="ar_AE" w:bidi="ar_AE"/>
+        </w:rPr>
+        <w:t>אֶ֣רֶץ צִיָּ֣ה וּ⁠שְׁמָמָה֒</w:t>
+      </w:r>
+    </w:p>
+    <w:p>
+      <w:pPr>
+        <w:bidi/>
+      </w:pPr>
+      <w:r>
+        <w:rPr>
+          <w:lang w:val="ar_AE" w:bidi="ar_AE"/>
+        </w:rPr>
+      </w:r>
+      <w:r>
+        <w:rPr>
           <w:b/>
           <w:lang w:val="ar_AE" w:bidi="ar_AE"/>
         </w:rPr>
@@ -19270,6 +21894,22 @@
       </w:r>
       <w:r>
         <w:rPr>
+          <w:lang w:val="ar_AE" w:bidi="ar_AE"/>
+        </w:rPr>
+        <w:t>אֶ֣רֶץ צִיָּ֣ה וּ⁠שְׁמָמָה֒</w:t>
+      </w:r>
+    </w:p>
+    <w:p>
+      <w:pPr>
+        <w:bidi/>
+      </w:pPr>
+      <w:r>
+        <w:rPr>
+          <w:lang w:val="ar_AE" w:bidi="ar_AE"/>
+        </w:rPr>
+      </w:r>
+      <w:r>
+        <w:rPr>
           <w:b/>
           <w:lang w:val="ar_AE" w:bidi="ar_AE"/>
         </w:rPr>
@@ -19385,6 +22025,22 @@
       </w:r>
       <w:r>
         <w:rPr>
+          <w:lang w:val="ar_AE" w:bidi="ar_AE"/>
+        </w:rPr>
+        <w:t>אֶל &amp; אֶת־פָּנָ֗י⁠ו אֶל־הַ⁠יָּם֙ הַ⁠קַּדְמֹנִ֔י וְ⁠סֹפ֖⁠וֹ אֶל־הַ⁠יָּ֣ם הָ⁠אַֽחֲר֑וֹן</w:t>
+      </w:r>
+    </w:p>
+    <w:p>
+      <w:pPr>
+        <w:bidi/>
+      </w:pPr>
+      <w:r>
+        <w:rPr>
+          <w:lang w:val="ar_AE" w:bidi="ar_AE"/>
+        </w:rPr>
+      </w:r>
+      <w:r>
+        <w:rPr>
           <w:b/>
           <w:lang w:val="ar_AE" w:bidi="ar_AE"/>
         </w:rPr>
@@ -19500,6 +22156,22 @@
       </w:r>
       <w:r>
         <w:rPr>
+          <w:lang w:val="ar_AE" w:bidi="ar_AE"/>
+        </w:rPr>
+        <w:t>אֶל &amp; אֶת־פָּנָ֗י⁠ו אֶל־הַ⁠יָּם֙ הַ⁠קַּדְמֹנִ֔י וְ⁠סֹפ֖⁠וֹ אֶל־הַ⁠יָּ֣ם הָ⁠אַֽחֲר֑וֹן</w:t>
+      </w:r>
+    </w:p>
+    <w:p>
+      <w:pPr>
+        <w:bidi/>
+      </w:pPr>
+      <w:r>
+        <w:rPr>
+          <w:lang w:val="ar_AE" w:bidi="ar_AE"/>
+        </w:rPr>
+      </w:r>
+      <w:r>
+        <w:rPr>
           <w:b/>
           <w:lang w:val="ar_AE" w:bidi="ar_AE"/>
         </w:rPr>
@@ -19628,6 +22300,22 @@
       </w:r>
       <w:r>
         <w:rPr>
+          <w:lang w:val="ar_AE" w:bidi="ar_AE"/>
+        </w:rPr>
+        <w:t>וְ⁠עָלָ֣ה בָאְשׁ֗⁠וֹ וְ⁠תַ֨עַל֙ צַחֲנָת֔⁠וֹ</w:t>
+      </w:r>
+    </w:p>
+    <w:p>
+      <w:pPr>
+        <w:bidi/>
+      </w:pPr>
+      <w:r>
+        <w:rPr>
+          <w:lang w:val="ar_AE" w:bidi="ar_AE"/>
+        </w:rPr>
+      </w:r>
+      <w:r>
+        <w:rPr>
           <w:b/>
           <w:lang w:val="ar_AE" w:bidi="ar_AE"/>
         </w:rPr>
@@ -19743,6 +22431,22 @@
       </w:r>
       <w:r>
         <w:rPr>
+          <w:lang w:val="ar_AE" w:bidi="ar_AE"/>
+        </w:rPr>
+        <w:t>הִגְדִּ֖יל לַ⁠עֲשֽׂוֹת</w:t>
+      </w:r>
+    </w:p>
+    <w:p>
+      <w:pPr>
+        <w:bidi/>
+      </w:pPr>
+      <w:r>
+        <w:rPr>
+          <w:lang w:val="ar_AE" w:bidi="ar_AE"/>
+        </w:rPr>
+      </w:r>
+      <w:r>
+        <w:rPr>
           <w:b/>
           <w:lang w:val="ar_AE" w:bidi="ar_AE"/>
         </w:rPr>
@@ -19856,6 +22560,22 @@
       </w:r>
       <w:r>
         <w:rPr>
+          <w:lang w:val="ar_AE" w:bidi="ar_AE"/>
+        </w:rPr>
+        <w:t>כִּ֥י הִגְדִּ֖יל לַ⁠עֲשֽׂוֹת</w:t>
+      </w:r>
+    </w:p>
+    <w:p>
+      <w:pPr>
+        <w:bidi/>
+      </w:pPr>
+      <w:r>
+        <w:rPr>
+          <w:lang w:val="ar_AE" w:bidi="ar_AE"/>
+        </w:rPr>
+      </w:r>
+      <w:r>
+        <w:rPr>
           <w:b/>
           <w:lang w:val="ar_AE" w:bidi="ar_AE"/>
         </w:rPr>
@@ -19958,6 +22678,22 @@
       </w:r>
       <w:r>
         <w:rPr>
+          <w:lang w:val="ar_AE" w:bidi="ar_AE"/>
+        </w:rPr>
+        <w:t>אַל־תִּֽירְאִ֖י אֲדָמָ֑ה גִּ֣ילִי וּ⁠שְׂמָ֔חִי</w:t>
+      </w:r>
+    </w:p>
+    <w:p>
+      <w:pPr>
+        <w:bidi/>
+      </w:pPr>
+      <w:r>
+        <w:rPr>
+          <w:lang w:val="ar_AE" w:bidi="ar_AE"/>
+        </w:rPr>
+      </w:r>
+      <w:r>
+        <w:rPr>
           <w:b/>
           <w:lang w:val="ar_AE" w:bidi="ar_AE"/>
         </w:rPr>
@@ -20083,6 +22819,22 @@
       </w:r>
       <w:r>
         <w:rPr>
+          <w:lang w:val="ar_AE" w:bidi="ar_AE"/>
+        </w:rPr>
+        <w:t>גִּ֣ילִי וּ⁠שְׂמָ֔חִי</w:t>
+      </w:r>
+    </w:p>
+    <w:p>
+      <w:pPr>
+        <w:bidi/>
+      </w:pPr>
+      <w:r>
+        <w:rPr>
+          <w:lang w:val="ar_AE" w:bidi="ar_AE"/>
+        </w:rPr>
+      </w:r>
+      <w:r>
+        <w:rPr>
           <w:b/>
           <w:lang w:val="ar_AE" w:bidi="ar_AE"/>
         </w:rPr>
@@ -20198,6 +22950,22 @@
       </w:r>
       <w:r>
         <w:rPr>
+          <w:lang w:val="ar_AE" w:bidi="ar_AE"/>
+        </w:rPr>
+        <w:t>הִגְדִּ֥יל יְהוָ֖ה לַ⁠עֲשֽׂוֹת</w:t>
+      </w:r>
+    </w:p>
+    <w:p>
+      <w:pPr>
+        <w:bidi/>
+      </w:pPr>
+      <w:r>
+        <w:rPr>
+          <w:lang w:val="ar_AE" w:bidi="ar_AE"/>
+        </w:rPr>
+      </w:r>
+      <w:r>
+        <w:rPr>
           <w:b/>
           <w:lang w:val="ar_AE" w:bidi="ar_AE"/>
         </w:rPr>
@@ -20300,6 +23068,22 @@
       </w:r>
       <w:r>
         <w:rPr>
+          <w:lang w:val="ar_AE" w:bidi="ar_AE"/>
+        </w:rPr>
+        <w:t>הִגְדִּ֥יל יְהוָ֖ה לַ⁠עֲשֽׂוֹת</w:t>
+      </w:r>
+    </w:p>
+    <w:p>
+      <w:pPr>
+        <w:bidi/>
+      </w:pPr>
+      <w:r>
+        <w:rPr>
+          <w:lang w:val="ar_AE" w:bidi="ar_AE"/>
+        </w:rPr>
+      </w:r>
+      <w:r>
+        <w:rPr>
           <w:b/>
           <w:lang w:val="ar_AE" w:bidi="ar_AE"/>
         </w:rPr>
@@ -20402,6 +23186,22 @@
       </w:r>
       <w:r>
         <w:rPr>
+          <w:lang w:val="ar_AE" w:bidi="ar_AE"/>
+        </w:rPr>
+        <w:t>אַל־תִּֽירְאוּ֙ בַּהֲמ֣וֹת שָׂדַ֔י</w:t>
+      </w:r>
+    </w:p>
+    <w:p>
+      <w:pPr>
+        <w:bidi/>
+      </w:pPr>
+      <w:r>
+        <w:rPr>
+          <w:lang w:val="ar_AE" w:bidi="ar_AE"/>
+        </w:rPr>
+      </w:r>
+      <w:r>
+        <w:rPr>
           <w:b/>
           <w:lang w:val="ar_AE" w:bidi="ar_AE"/>
         </w:rPr>
@@ -20517,6 +23317,22 @@
       </w:r>
       <w:r>
         <w:rPr>
+          <w:lang w:val="ar_AE" w:bidi="ar_AE"/>
+        </w:rPr>
+        <w:t>דָשְׁא֖וּ נְא֣וֹת מִדְבָּ֑ר כִּֽי־עֵץ֙ נָשָׂ֣א פִרְי֔⁠וֹ תְּאֵנָ֥ה וָ⁠גֶ֖פֶן נָתְנ֥וּ חֵילָֽ⁠ם</w:t>
+      </w:r>
+    </w:p>
+    <w:p>
+      <w:pPr>
+        <w:bidi/>
+      </w:pPr>
+      <w:r>
+        <w:rPr>
+          <w:lang w:val="ar_AE" w:bidi="ar_AE"/>
+        </w:rPr>
+      </w:r>
+      <w:r>
+        <w:rPr>
           <w:b/>
           <w:lang w:val="ar_AE" w:bidi="ar_AE"/>
         </w:rPr>
@@ -20619,6 +23435,22 @@
       </w:r>
       <w:r>
         <w:rPr>
+          <w:lang w:val="ar_AE" w:bidi="ar_AE"/>
+        </w:rPr>
+        <w:t>עֵץ֙ נָשָׂ֣א פִרְי֔⁠וֹ תְּאֵנָ֥ה וָ⁠גֶ֖פֶן נָתְנ֥וּ חֵילָֽ⁠ם</w:t>
+      </w:r>
+    </w:p>
+    <w:p>
+      <w:pPr>
+        <w:bidi/>
+      </w:pPr>
+      <w:r>
+        <w:rPr>
+          <w:lang w:val="ar_AE" w:bidi="ar_AE"/>
+        </w:rPr>
+      </w:r>
+      <w:r>
+        <w:rPr>
           <w:b/>
           <w:lang w:val="ar_AE" w:bidi="ar_AE"/>
         </w:rPr>
@@ -20760,6 +23592,22 @@
       </w:r>
       <w:r>
         <w:rPr>
+          <w:lang w:val="ar_AE" w:bidi="ar_AE"/>
+        </w:rPr>
+        <w:t>חֵילָֽ⁠ם</w:t>
+      </w:r>
+    </w:p>
+    <w:p>
+      <w:pPr>
+        <w:bidi/>
+      </w:pPr>
+      <w:r>
+        <w:rPr>
+          <w:lang w:val="ar_AE" w:bidi="ar_AE"/>
+        </w:rPr>
+      </w:r>
+      <w:r>
+        <w:rPr>
           <w:b/>
           <w:lang w:val="ar_AE" w:bidi="ar_AE"/>
         </w:rPr>
@@ -20875,6 +23723,22 @@
       </w:r>
       <w:r>
         <w:rPr>
+          <w:lang w:val="ar_AE" w:bidi="ar_AE"/>
+        </w:rPr>
+        <w:t>וּ⁠בְנֵ֣י צִיּ֗וֹן</w:t>
+      </w:r>
+    </w:p>
+    <w:p>
+      <w:pPr>
+        <w:bidi/>
+      </w:pPr>
+      <w:r>
+        <w:rPr>
+          <w:lang w:val="ar_AE" w:bidi="ar_AE"/>
+        </w:rPr>
+      </w:r>
+      <w:r>
+        <w:rPr>
           <w:b/>
           <w:lang w:val="ar_AE" w:bidi="ar_AE"/>
         </w:rPr>
@@ -20990,6 +23854,22 @@
       </w:r>
       <w:r>
         <w:rPr>
+          <w:lang w:val="ar_AE" w:bidi="ar_AE"/>
+        </w:rPr>
+        <w:t>אֱלֹֽהֵי⁠כֶ֔ם</w:t>
+      </w:r>
+    </w:p>
+    <w:p>
+      <w:pPr>
+        <w:bidi/>
+      </w:pPr>
+      <w:r>
+        <w:rPr>
+          <w:lang w:val="ar_AE" w:bidi="ar_AE"/>
+        </w:rPr>
+      </w:r>
+      <w:r>
+        <w:rPr>
           <w:b/>
           <w:lang w:val="ar_AE" w:bidi="ar_AE"/>
         </w:rPr>
@@ -21105,6 +23985,22 @@
       </w:r>
       <w:r>
         <w:rPr>
+          <w:lang w:val="ar_AE" w:bidi="ar_AE"/>
+        </w:rPr>
+        <w:t>נָתַ֥ן לָ⁠כֶ֛ם אֶת־הַ⁠מּוֹרֶ֖ה לִ⁠צְדָקָ֑ה וַ⁠יּ֣וֹרֶד לָ⁠כֶ֗ם גֶּ֛שֶׁם</w:t>
+      </w:r>
+    </w:p>
+    <w:p>
+      <w:pPr>
+        <w:bidi/>
+      </w:pPr>
+      <w:r>
+        <w:rPr>
+          <w:lang w:val="ar_AE" w:bidi="ar_AE"/>
+        </w:rPr>
+      </w:r>
+      <w:r>
+        <w:rPr>
           <w:b/>
           <w:lang w:val="ar_AE" w:bidi="ar_AE"/>
         </w:rPr>
@@ -21207,6 +24103,22 @@
       </w:r>
       <w:r>
         <w:rPr>
+          <w:lang w:val="ar_AE" w:bidi="ar_AE"/>
+        </w:rPr>
+        <w:t>לִ⁠צְדָקָ֑ה</w:t>
+      </w:r>
+    </w:p>
+    <w:p>
+      <w:pPr>
+        <w:bidi/>
+      </w:pPr>
+      <w:r>
+        <w:rPr>
+          <w:lang w:val="ar_AE" w:bidi="ar_AE"/>
+        </w:rPr>
+      </w:r>
+      <w:r>
+        <w:rPr>
           <w:b/>
           <w:lang w:val="ar_AE" w:bidi="ar_AE"/>
         </w:rPr>
@@ -21322,6 +24234,22 @@
       </w:r>
       <w:r>
         <w:rPr>
+          <w:lang w:val="ar_AE" w:bidi="ar_AE"/>
+        </w:rPr>
+        <w:t>גֶּ֛שֶׁם</w:t>
+      </w:r>
+    </w:p>
+    <w:p>
+      <w:pPr>
+        <w:bidi/>
+      </w:pPr>
+      <w:r>
+        <w:rPr>
+          <w:lang w:val="ar_AE" w:bidi="ar_AE"/>
+        </w:rPr>
+      </w:r>
+      <w:r>
+        <w:rPr>
           <w:b/>
           <w:lang w:val="ar_AE" w:bidi="ar_AE"/>
         </w:rPr>
@@ -21437,6 +24365,22 @@
       </w:r>
       <w:r>
         <w:rPr>
+          <w:lang w:val="ar_AE" w:bidi="ar_AE"/>
+        </w:rPr>
+        <w:t>מוֹרֶ֥ה וּ⁠מַלְק֖וֹשׁ</w:t>
+      </w:r>
+    </w:p>
+    <w:p>
+      <w:pPr>
+        <w:bidi/>
+      </w:pPr>
+      <w:r>
+        <w:rPr>
+          <w:lang w:val="ar_AE" w:bidi="ar_AE"/>
+        </w:rPr>
+      </w:r>
+      <w:r>
+        <w:rPr>
           <w:b/>
           <w:lang w:val="ar_AE" w:bidi="ar_AE"/>
         </w:rPr>
@@ -21565,6 +24509,22 @@
       </w:r>
       <w:r>
         <w:rPr>
+          <w:lang w:val="ar_AE" w:bidi="ar_AE"/>
+        </w:rPr>
+        <w:t>בָּ⁠רִאשֽׁוֹן</w:t>
+      </w:r>
+    </w:p>
+    <w:p>
+      <w:pPr>
+        <w:bidi/>
+      </w:pPr>
+      <w:r>
+        <w:rPr>
+          <w:lang w:val="ar_AE" w:bidi="ar_AE"/>
+        </w:rPr>
+      </w:r>
+      <w:r>
+        <w:rPr>
           <w:b/>
           <w:lang w:val="ar_AE" w:bidi="ar_AE"/>
         </w:rPr>
@@ -21680,6 +24640,22 @@
       </w:r>
       <w:r>
         <w:rPr>
+          <w:lang w:val="ar_AE" w:bidi="ar_AE"/>
+        </w:rPr>
+        <w:t>וְ⁠הֵשִׁ֥יקוּ הַ⁠יְקָבִ֖ים תִּיר֥וֹשׁ וְ⁠יִצְהָֽר</w:t>
+      </w:r>
+    </w:p>
+    <w:p>
+      <w:pPr>
+        <w:bidi/>
+      </w:pPr>
+      <w:r>
+        <w:rPr>
+          <w:lang w:val="ar_AE" w:bidi="ar_AE"/>
+        </w:rPr>
+      </w:r>
+      <w:r>
+        <w:rPr>
           <w:b/>
           <w:lang w:val="ar_AE" w:bidi="ar_AE"/>
         </w:rPr>
@@ -21782,6 +24758,22 @@
       </w:r>
       <w:r>
         <w:rPr>
+          <w:lang w:val="ar_AE" w:bidi="ar_AE"/>
+        </w:rPr>
+        <w:t>וְ⁠שִׁלַּמְתִּ֤י לָ⁠כֶם֙ אֶת־הַ⁠שָּׁנִ֔ים</w:t>
+      </w:r>
+    </w:p>
+    <w:p>
+      <w:pPr>
+        <w:bidi/>
+      </w:pPr>
+      <w:r>
+        <w:rPr>
+          <w:lang w:val="ar_AE" w:bidi="ar_AE"/>
+        </w:rPr>
+      </w:r>
+      <w:r>
+        <w:rPr>
           <w:b/>
           <w:lang w:val="ar_AE" w:bidi="ar_AE"/>
         </w:rPr>
@@ -21894,6 +24886,22 @@
       </w:r>
       <w:r>
         <w:rPr>
+          <w:lang w:val="ar_AE" w:bidi="ar_AE"/>
+        </w:rPr>
+        <w:t>אֶת־הַ⁠שָּׁנִ֔ים</w:t>
+      </w:r>
+    </w:p>
+    <w:p>
+      <w:pPr>
+        <w:bidi/>
+      </w:pPr>
+      <w:r>
+        <w:rPr>
+          <w:lang w:val="ar_AE" w:bidi="ar_AE"/>
+        </w:rPr>
+      </w:r>
+      <w:r>
+        <w:rPr>
           <w:b/>
           <w:lang w:val="ar_AE" w:bidi="ar_AE"/>
         </w:rPr>
@@ -22009,6 +25017,22 @@
       </w:r>
       <w:r>
         <w:rPr>
+          <w:lang w:val="ar_AE" w:bidi="ar_AE"/>
+        </w:rPr>
+        <w:t>חֵילִ⁠י֙ הַ⁠גָּד֔וֹל</w:t>
+      </w:r>
+    </w:p>
+    <w:p>
+      <w:pPr>
+        <w:bidi/>
+      </w:pPr>
+      <w:r>
+        <w:rPr>
+          <w:lang w:val="ar_AE" w:bidi="ar_AE"/>
+        </w:rPr>
+      </w:r>
+      <w:r>
+        <w:rPr>
           <w:b/>
           <w:lang w:val="ar_AE" w:bidi="ar_AE"/>
         </w:rPr>
@@ -22124,6 +25148,22 @@
       </w:r>
       <w:r>
         <w:rPr>
+          <w:lang w:val="ar_AE" w:bidi="ar_AE"/>
+        </w:rPr>
+        <w:t>וַ⁠אֲכַלְתֶּ֤ם אָכוֹל֙</w:t>
+      </w:r>
+    </w:p>
+    <w:p>
+      <w:pPr>
+        <w:bidi/>
+      </w:pPr>
+      <w:r>
+        <w:rPr>
+          <w:lang w:val="ar_AE" w:bidi="ar_AE"/>
+        </w:rPr>
+      </w:r>
+      <w:r>
+        <w:rPr>
           <w:b/>
           <w:lang w:val="ar_AE" w:bidi="ar_AE"/>
         </w:rPr>
@@ -22239,6 +25279,22 @@
       </w:r>
       <w:r>
         <w:rPr>
+          <w:lang w:val="ar_AE" w:bidi="ar_AE"/>
+        </w:rPr>
+        <w:t>אֶת־שֵׁ֤ם יְהוָה֙ אֱלֹ֣הֵי⁠כֶ֔ם</w:t>
+      </w:r>
+    </w:p>
+    <w:p>
+      <w:pPr>
+        <w:bidi/>
+      </w:pPr>
+      <w:r>
+        <w:rPr>
+          <w:lang w:val="ar_AE" w:bidi="ar_AE"/>
+        </w:rPr>
+      </w:r>
+      <w:r>
+        <w:rPr>
           <w:b/>
           <w:lang w:val="ar_AE" w:bidi="ar_AE"/>
         </w:rPr>
@@ -22341,6 +25397,22 @@
       </w:r>
       <w:r>
         <w:rPr>
+          <w:lang w:val="ar_AE" w:bidi="ar_AE"/>
+        </w:rPr>
+        <w:t>אֶת־שֵׁ֤ם</w:t>
+      </w:r>
+    </w:p>
+    <w:p>
+      <w:pPr>
+        <w:bidi/>
+      </w:pPr>
+      <w:r>
+        <w:rPr>
+          <w:lang w:val="ar_AE" w:bidi="ar_AE"/>
+        </w:rPr>
+      </w:r>
+      <w:r>
+        <w:rPr>
           <w:b/>
           <w:lang w:val="ar_AE" w:bidi="ar_AE"/>
         </w:rPr>
@@ -22456,6 +25528,22 @@
       </w:r>
       <w:r>
         <w:rPr>
+          <w:lang w:val="ar_AE" w:bidi="ar_AE"/>
+        </w:rPr>
+        <w:t>אֲשֶׁר־עָשָׂ֥ה עִמָּ⁠כֶ֖ם לְ⁠הַפְלִ֑יא</w:t>
+      </w:r>
+    </w:p>
+    <w:p>
+      <w:pPr>
+        <w:bidi/>
+      </w:pPr>
+      <w:r>
+        <w:rPr>
+          <w:lang w:val="ar_AE" w:bidi="ar_AE"/>
+        </w:rPr>
+      </w:r>
+      <w:r>
+        <w:rPr>
           <w:b/>
           <w:lang w:val="ar_AE" w:bidi="ar_AE"/>
         </w:rPr>
@@ -22571,6 +25659,22 @@
       </w:r>
       <w:r>
         <w:rPr>
+          <w:lang w:val="ar_AE" w:bidi="ar_AE"/>
+        </w:rPr>
+        <w:t>וְ⁠לֹא־יֵבֹ֥שׁוּ עַמִּ֖⁠י לְ⁠עוֹלָֽם</w:t>
+      </w:r>
+    </w:p>
+    <w:p>
+      <w:pPr>
+        <w:bidi/>
+      </w:pPr>
+      <w:r>
+        <w:rPr>
+          <w:lang w:val="ar_AE" w:bidi="ar_AE"/>
+        </w:rPr>
+      </w:r>
+      <w:r>
+        <w:rPr>
           <w:b/>
           <w:lang w:val="ar_AE" w:bidi="ar_AE"/>
         </w:rPr>
@@ -22686,6 +25790,22 @@
       </w:r>
       <w:r>
         <w:rPr>
+          <w:lang w:val="ar_AE" w:bidi="ar_AE"/>
+        </w:rPr>
+        <w:t>יִשְׂרָאֵל֙</w:t>
+      </w:r>
+    </w:p>
+    <w:p>
+      <w:pPr>
+        <w:bidi/>
+      </w:pPr>
+      <w:r>
+        <w:rPr>
+          <w:lang w:val="ar_AE" w:bidi="ar_AE"/>
+        </w:rPr>
+      </w:r>
+      <w:r>
+        <w:rPr>
           <w:b/>
           <w:lang w:val="ar_AE" w:bidi="ar_AE"/>
         </w:rPr>
@@ -22801,6 +25921,22 @@
       </w:r>
       <w:r>
         <w:rPr>
+          <w:lang w:val="ar_AE" w:bidi="ar_AE"/>
+        </w:rPr>
+        <w:t>וְ⁠לֹא־יֵבֹ֥שׁוּ עַמִּ֖⁠י לְ⁠עוֹלָֽם</w:t>
+      </w:r>
+    </w:p>
+    <w:p>
+      <w:pPr>
+        <w:bidi/>
+      </w:pPr>
+      <w:r>
+        <w:rPr>
+          <w:lang w:val="ar_AE" w:bidi="ar_AE"/>
+        </w:rPr>
+      </w:r>
+      <w:r>
+        <w:rPr>
           <w:b/>
           <w:lang w:val="ar_AE" w:bidi="ar_AE"/>
         </w:rPr>
@@ -22916,6 +26052,22 @@
       </w:r>
       <w:r>
         <w:rPr>
+          <w:lang w:val="ar_AE" w:bidi="ar_AE"/>
+        </w:rPr>
+        <w:t>וְ⁠הָיָ֣ה אַֽחֲרֵי־כֵ֗ן</w:t>
+      </w:r>
+    </w:p>
+    <w:p>
+      <w:pPr>
+        <w:bidi/>
+      </w:pPr>
+      <w:r>
+        <w:rPr>
+          <w:lang w:val="ar_AE" w:bidi="ar_AE"/>
+        </w:rPr>
+      </w:r>
+      <w:r>
+        <w:rPr>
           <w:b/>
           <w:lang w:val="ar_AE" w:bidi="ar_AE"/>
         </w:rPr>
@@ -23018,6 +26170,22 @@
       </w:r>
       <w:r>
         <w:rPr>
+          <w:lang w:val="ar_AE" w:bidi="ar_AE"/>
+        </w:rPr>
+        <w:t>אֶשְׁפּ֤וֹךְ אֶת־רוּחִ⁠י֙ עַל־כָּל־בָּשָׂ֔ר</w:t>
+      </w:r>
+    </w:p>
+    <w:p>
+      <w:pPr>
+        <w:bidi/>
+      </w:pPr>
+      <w:r>
+        <w:rPr>
+          <w:lang w:val="ar_AE" w:bidi="ar_AE"/>
+        </w:rPr>
+      </w:r>
+      <w:r>
+        <w:rPr>
           <w:b/>
           <w:lang w:val="ar_AE" w:bidi="ar_AE"/>
         </w:rPr>
@@ -23120,6 +26288,22 @@
       </w:r>
       <w:r>
         <w:rPr>
+          <w:lang w:val="ar_AE" w:bidi="ar_AE"/>
+        </w:rPr>
+        <w:t>עַל־כָּל־בָּשָׂ֔ר</w:t>
+      </w:r>
+    </w:p>
+    <w:p>
+      <w:pPr>
+        <w:bidi/>
+      </w:pPr>
+      <w:r>
+        <w:rPr>
+          <w:lang w:val="ar_AE" w:bidi="ar_AE"/>
+        </w:rPr>
+      </w:r>
+      <w:r>
+        <w:rPr>
           <w:b/>
           <w:lang w:val="ar_AE" w:bidi="ar_AE"/>
         </w:rPr>
@@ -23235,6 +26419,22 @@
       </w:r>
       <w:r>
         <w:rPr>
+          <w:lang w:val="ar_AE" w:bidi="ar_AE"/>
+        </w:rPr>
+        <w:t>עַל־כָּל־בָּשָׂ֔ר</w:t>
+      </w:r>
+    </w:p>
+    <w:p>
+      <w:pPr>
+        <w:bidi/>
+      </w:pPr>
+      <w:r>
+        <w:rPr>
+          <w:lang w:val="ar_AE" w:bidi="ar_AE"/>
+        </w:rPr>
+      </w:r>
+      <w:r>
+        <w:rPr>
           <w:b/>
           <w:lang w:val="ar_AE" w:bidi="ar_AE"/>
         </w:rPr>
@@ -23350,6 +26550,22 @@
       </w:r>
       <w:r>
         <w:rPr>
+          <w:lang w:val="ar_AE" w:bidi="ar_AE"/>
+        </w:rPr>
+        <w:t>וְ⁠נִבְּא֖וּ בְּנֵי⁠כֶ֣ם וּ⁠בְנֽוֹתֵי⁠כֶ֑ם</w:t>
+      </w:r>
+    </w:p>
+    <w:p>
+      <w:pPr>
+        <w:bidi/>
+      </w:pPr>
+      <w:r>
+        <w:rPr>
+          <w:lang w:val="ar_AE" w:bidi="ar_AE"/>
+        </w:rPr>
+      </w:r>
+      <w:r>
+        <w:rPr>
           <w:b/>
           <w:lang w:val="ar_AE" w:bidi="ar_AE"/>
         </w:rPr>
@@ -23452,6 +26668,22 @@
       </w:r>
       <w:r>
         <w:rPr>
+          <w:lang w:val="ar_AE" w:bidi="ar_AE"/>
+        </w:rPr>
+        <w:t>זִקְנֵי⁠כֶם֙ חֲלֹמ֣וֹת יַחֲלֹמ֔וּ⁠ן בַּח֣וּרֵי⁠כֶ֔ם חֶזְיֹנ֖וֹת יִרְאֽוּ</w:t>
+      </w:r>
+    </w:p>
+    <w:p>
+      <w:pPr>
+        <w:bidi/>
+      </w:pPr>
+      <w:r>
+        <w:rPr>
+          <w:lang w:val="ar_AE" w:bidi="ar_AE"/>
+        </w:rPr>
+      </w:r>
+      <w:r>
+        <w:rPr>
           <w:b/>
           <w:lang w:val="ar_AE" w:bidi="ar_AE"/>
         </w:rPr>
@@ -23554,6 +26786,22 @@
       </w:r>
       <w:r>
         <w:rPr>
+          <w:lang w:val="ar_AE" w:bidi="ar_AE"/>
+        </w:rPr>
+        <w:t>חֲלֹמ֣וֹת</w:t>
+      </w:r>
+    </w:p>
+    <w:p>
+      <w:pPr>
+        <w:bidi/>
+      </w:pPr>
+      <w:r>
+        <w:rPr>
+          <w:lang w:val="ar_AE" w:bidi="ar_AE"/>
+        </w:rPr>
+      </w:r>
+      <w:r>
+        <w:rPr>
           <w:b/>
           <w:lang w:val="ar_AE" w:bidi="ar_AE"/>
         </w:rPr>
@@ -23669,6 +26917,22 @@
       </w:r>
       <w:r>
         <w:rPr>
+          <w:lang w:val="ar_AE" w:bidi="ar_AE"/>
+        </w:rPr>
+        <w:t>וְ⁠גַ֥ם עַל־הָֽ⁠עֲבָדִ֖ים וְ⁠עַל־הַ⁠שְּׁפָח֑וֹת</w:t>
+      </w:r>
+    </w:p>
+    <w:p>
+      <w:pPr>
+        <w:bidi/>
+      </w:pPr>
+      <w:r>
+        <w:rPr>
+          <w:lang w:val="ar_AE" w:bidi="ar_AE"/>
+        </w:rPr>
+      </w:r>
+      <w:r>
+        <w:rPr>
           <w:b/>
           <w:lang w:val="ar_AE" w:bidi="ar_AE"/>
         </w:rPr>
@@ -23758,6 +27022,22 @@
         <w:rPr>
           <w:lang w:val="ar_AE" w:bidi="ar_AE"/>
         </w:rPr>
+      </w:r>
+    </w:p>
+    <w:p>
+      <w:pPr>
+        <w:bidi/>
+      </w:pPr>
+      <w:r>
+        <w:rPr>
+          <w:lang w:val="ar_AE" w:bidi="ar_AE"/>
+        </w:rPr>
+      </w:r>
+      <w:r>
+        <w:rPr>
+          <w:lang w:val="ar_AE" w:bidi="ar_AE"/>
+        </w:rPr>
+        <w:t>בַּ⁠יָּמִ֣ים הָ⁠הֵ֔מָּה</w:t>
       </w:r>
     </w:p>
     <w:p>
@@ -24121,6 +27401,22 @@
       </w:r>
       <w:r>
         <w:rPr>
+          <w:lang w:val="ar_AE" w:bidi="ar_AE"/>
+        </w:rPr>
+        <w:t>הַ⁠שֶּׁ֨מֶשׁ֙ יֵהָפֵ֣ךְ לְ⁠חֹ֔שֶׁךְ וְ⁠הַ⁠יָּרֵ֖חַ לְ⁠דָ֑ם</w:t>
+      </w:r>
+    </w:p>
+    <w:p>
+      <w:pPr>
+        <w:bidi/>
+      </w:pPr>
+      <w:r>
+        <w:rPr>
+          <w:lang w:val="ar_AE" w:bidi="ar_AE"/>
+        </w:rPr>
+      </w:r>
+      <w:r>
+        <w:rPr>
           <w:b/>
           <w:lang w:val="ar_AE" w:bidi="ar_AE"/>
         </w:rPr>
@@ -24223,6 +27519,22 @@
       </w:r>
       <w:r>
         <w:rPr>
+          <w:lang w:val="ar_AE" w:bidi="ar_AE"/>
+        </w:rPr>
+        <w:t>הַ⁠שֶּׁ֨מֶשׁ֙ יֵהָפֵ֣ךְ לְ⁠חֹ֔שֶׁךְ וְ⁠הַ⁠יָּרֵ֖חַ לְ⁠דָ֑ם</w:t>
+      </w:r>
+    </w:p>
+    <w:p>
+      <w:pPr>
+        <w:bidi/>
+      </w:pPr>
+      <w:r>
+        <w:rPr>
+          <w:lang w:val="ar_AE" w:bidi="ar_AE"/>
+        </w:rPr>
+      </w:r>
+      <w:r>
+        <w:rPr>
           <w:b/>
           <w:lang w:val="ar_AE" w:bidi="ar_AE"/>
         </w:rPr>
@@ -24325,6 +27637,22 @@
       </w:r>
       <w:r>
         <w:rPr>
+          <w:lang w:val="ar_AE" w:bidi="ar_AE"/>
+        </w:rPr>
+        <w:t>וְ⁠הַ⁠יָּרֵ֖חַ לְ⁠דָ֑ם</w:t>
+      </w:r>
+    </w:p>
+    <w:p>
+      <w:pPr>
+        <w:bidi/>
+      </w:pPr>
+      <w:r>
+        <w:rPr>
+          <w:lang w:val="ar_AE" w:bidi="ar_AE"/>
+        </w:rPr>
+      </w:r>
+      <w:r>
+        <w:rPr>
           <w:b/>
           <w:lang w:val="ar_AE" w:bidi="ar_AE"/>
         </w:rPr>
@@ -24427,6 +27755,22 @@
       </w:r>
       <w:r>
         <w:rPr>
+          <w:lang w:val="ar_AE" w:bidi="ar_AE"/>
+        </w:rPr>
+        <w:t>לִ⁠פְנֵ֗י בּ֚וֹא י֣וֹם יְהוָ֔ה הַ⁠גָּד֖וֹל וְ⁠הַ⁠נּוֹרָֽא</w:t>
+      </w:r>
+    </w:p>
+    <w:p>
+      <w:pPr>
+        <w:bidi/>
+      </w:pPr>
+      <w:r>
+        <w:rPr>
+          <w:lang w:val="ar_AE" w:bidi="ar_AE"/>
+        </w:rPr>
+      </w:r>
+      <w:r>
+        <w:rPr>
           <w:b/>
           <w:lang w:val="ar_AE" w:bidi="ar_AE"/>
         </w:rPr>
@@ -24529,6 +27873,22 @@
         <w:rPr>
           <w:lang w:val="ar_AE" w:bidi="ar_AE"/>
         </w:rPr>
+      </w:r>
+    </w:p>
+    <w:p>
+      <w:pPr>
+        <w:bidi/>
+      </w:pPr>
+      <w:r>
+        <w:rPr>
+          <w:lang w:val="ar_AE" w:bidi="ar_AE"/>
+        </w:rPr>
+      </w:r>
+      <w:r>
+        <w:rPr>
+          <w:lang w:val="ar_AE" w:bidi="ar_AE"/>
+        </w:rPr>
+        <w:t>י֣וֹם יְהוָ֔ה הַ⁠גָּד֖וֹל וְ⁠הַ⁠נּוֹרָֽא</w:t>
       </w:r>
     </w:p>
     <w:p>
@@ -24764,6 +28124,22 @@
       </w:r>
       <w:r>
         <w:rPr>
+          <w:lang w:val="ar_AE" w:bidi="ar_AE"/>
+        </w:rPr>
+        <w:t>וְ⁠הָיָ֗ה</w:t>
+      </w:r>
+    </w:p>
+    <w:p>
+      <w:pPr>
+        <w:bidi/>
+      </w:pPr>
+      <w:r>
+        <w:rPr>
+          <w:lang w:val="ar_AE" w:bidi="ar_AE"/>
+        </w:rPr>
+      </w:r>
+      <w:r>
+        <w:rPr>
           <w:b/>
           <w:lang w:val="ar_AE" w:bidi="ar_AE"/>
         </w:rPr>
@@ -24866,6 +28242,22 @@
       </w:r>
       <w:r>
         <w:rPr>
+          <w:lang w:val="ar_AE" w:bidi="ar_AE"/>
+        </w:rPr>
+        <w:t>כֹּ֧ל אֲשֶׁר־יִקְרָ֛א בְּ⁠שֵׁ֥ם יְהוָ֖ה יִמָּלֵ֑ט &amp; יְהוָ֔ה</w:t>
+      </w:r>
+    </w:p>
+    <w:p>
+      <w:pPr>
+        <w:bidi/>
+      </w:pPr>
+      <w:r>
+        <w:rPr>
+          <w:lang w:val="ar_AE" w:bidi="ar_AE"/>
+        </w:rPr>
+      </w:r>
+      <w:r>
+        <w:rPr>
           <w:b/>
           <w:lang w:val="ar_AE" w:bidi="ar_AE"/>
         </w:rPr>
@@ -24968,6 +28360,22 @@
       </w:r>
       <w:r>
         <w:rPr>
+          <w:lang w:val="ar_AE" w:bidi="ar_AE"/>
+        </w:rPr>
+        <w:t>בְּ⁠שֵׁ֥ם יְהוָ֖ה &amp; יְהוָ֔ה</w:t>
+      </w:r>
+    </w:p>
+    <w:p>
+      <w:pPr>
+        <w:bidi/>
+      </w:pPr>
+      <w:r>
+        <w:rPr>
+          <w:lang w:val="ar_AE" w:bidi="ar_AE"/>
+        </w:rPr>
+      </w:r>
+      <w:r>
+        <w:rPr>
           <w:b/>
           <w:lang w:val="ar_AE" w:bidi="ar_AE"/>
         </w:rPr>
@@ -25083,6 +28491,22 @@
       </w:r>
       <w:r>
         <w:rPr>
+          <w:lang w:val="ar_AE" w:bidi="ar_AE"/>
+        </w:rPr>
+        <w:t>בְּ⁠שֵׁ֥ם יְהוָ֖ה &amp; יְהוָ֔ה</w:t>
+      </w:r>
+    </w:p>
+    <w:p>
+      <w:pPr>
+        <w:bidi/>
+      </w:pPr>
+      <w:r>
+        <w:rPr>
+          <w:lang w:val="ar_AE" w:bidi="ar_AE"/>
+        </w:rPr>
+      </w:r>
+      <w:r>
+        <w:rPr>
           <w:b/>
           <w:lang w:val="ar_AE" w:bidi="ar_AE"/>
         </w:rPr>
@@ -25185,6 +28609,22 @@
       </w:r>
       <w:r>
         <w:rPr>
+          <w:lang w:val="ar_AE" w:bidi="ar_AE"/>
+        </w:rPr>
+        <w:t>כִּ֠י בְּ⁠הַר־צִיּ֨וֹן וּ⁠בִ⁠ירוּשָׁלִַ֜ם תִּֽהְיֶ֣ה פְלֵיטָ֗ה</w:t>
+      </w:r>
+    </w:p>
+    <w:p>
+      <w:pPr>
+        <w:bidi/>
+      </w:pPr>
+      <w:r>
+        <w:rPr>
+          <w:lang w:val="ar_AE" w:bidi="ar_AE"/>
+        </w:rPr>
+      </w:r>
+      <w:r>
+        <w:rPr>
           <w:b/>
           <w:lang w:val="ar_AE" w:bidi="ar_AE"/>
         </w:rPr>
@@ -25300,6 +28740,22 @@
       </w:r>
       <w:r>
         <w:rPr>
+          <w:lang w:val="ar_AE" w:bidi="ar_AE"/>
+        </w:rPr>
+        <w:t>בְּ⁠הַר־צִיּ֨וֹן וּ⁠בִ⁠ירוּשָׁלִַ֜ם</w:t>
+      </w:r>
+    </w:p>
+    <w:p>
+      <w:pPr>
+        <w:bidi/>
+      </w:pPr>
+      <w:r>
+        <w:rPr>
+          <w:lang w:val="ar_AE" w:bidi="ar_AE"/>
+        </w:rPr>
+      </w:r>
+      <w:r>
+        <w:rPr>
           <w:b/>
           <w:lang w:val="ar_AE" w:bidi="ar_AE"/>
         </w:rPr>
@@ -25415,6 +28871,22 @@
       </w:r>
       <w:r>
         <w:rPr>
+          <w:lang w:val="ar_AE" w:bidi="ar_AE"/>
+        </w:rPr>
+        <w:t>כַּֽ⁠אֲשֶׁר֙ אָמַ֣ר יְהוָ֔ה</w:t>
+      </w:r>
+    </w:p>
+    <w:p>
+      <w:pPr>
+        <w:bidi/>
+      </w:pPr>
+      <w:r>
+        <w:rPr>
+          <w:lang w:val="ar_AE" w:bidi="ar_AE"/>
+        </w:rPr>
+      </w:r>
+      <w:r>
+        <w:rPr>
           <w:b/>
           <w:lang w:val="ar_AE" w:bidi="ar_AE"/>
         </w:rPr>
@@ -25517,6 +28989,22 @@
       </w:r>
       <w:r>
         <w:rPr>
+          <w:lang w:val="ar_AE" w:bidi="ar_AE"/>
+        </w:rPr>
+        <w:t>יְהוָ֖ה &amp; וּ⁠בַ֨⁠שְּׂרִידִ֔ים אֲשֶׁ֥ר יְהוָ֖ה קֹרֵֽא</w:t>
+      </w:r>
+    </w:p>
+    <w:p>
+      <w:pPr>
+        <w:bidi/>
+      </w:pPr>
+      <w:r>
+        <w:rPr>
+          <w:lang w:val="ar_AE" w:bidi="ar_AE"/>
+        </w:rPr>
+      </w:r>
+      <w:r>
+        <w:rPr>
           <w:b/>
           <w:lang w:val="ar_AE" w:bidi="ar_AE"/>
         </w:rPr>
@@ -25626,6 +29114,22 @@
       </w:r>
       <w:r>
         <w:rPr>
+          <w:lang w:val="ar_AE" w:bidi="ar_AE"/>
+        </w:rPr>
+        <w:t>יְהוָ֖ה &amp; אֲשֶׁ֥ר יְהוָ֖ה קֹרֵֽא</w:t>
+      </w:r>
+    </w:p>
+    <w:p>
+      <w:pPr>
+        <w:bidi/>
+      </w:pPr>
+      <w:r>
+        <w:rPr>
+          <w:lang w:val="ar_AE" w:bidi="ar_AE"/>
+        </w:rPr>
+      </w:r>
+      <w:r>
+        <w:rPr>
           <w:b/>
           <w:lang w:val="ar_AE" w:bidi="ar_AE"/>
         </w:rPr>
@@ -25735,6 +29239,22 @@
       </w:r>
       <w:r>
         <w:rPr>
+          <w:lang w:val="ar_AE" w:bidi="ar_AE"/>
+        </w:rPr>
+        <w:t>כִּ֗י הִנֵּ֛ה בַּ⁠יָּמִ֥ים הָ⁠הֵ֖מָּה וּ⁠בָ⁠עֵ֣ת הַ⁠הִ֑יא</w:t>
+      </w:r>
+    </w:p>
+    <w:p>
+      <w:pPr>
+        <w:bidi/>
+      </w:pPr>
+      <w:r>
+        <w:rPr>
+          <w:lang w:val="ar_AE" w:bidi="ar_AE"/>
+        </w:rPr>
+      </w:r>
+      <w:r>
+        <w:rPr>
           <w:b/>
           <w:lang w:val="ar_AE" w:bidi="ar_AE"/>
         </w:rPr>
@@ -25837,6 +29357,22 @@
       </w:r>
       <w:r>
         <w:rPr>
+          <w:lang w:val="ar_AE" w:bidi="ar_AE"/>
+        </w:rPr>
+        <w:t>כִּ֗י הִנֵּ֛ה</w:t>
+      </w:r>
+    </w:p>
+    <w:p>
+      <w:pPr>
+        <w:bidi/>
+      </w:pPr>
+      <w:r>
+        <w:rPr>
+          <w:lang w:val="ar_AE" w:bidi="ar_AE"/>
+        </w:rPr>
+      </w:r>
+      <w:r>
+        <w:rPr>
           <w:b/>
           <w:lang w:val="ar_AE" w:bidi="ar_AE"/>
         </w:rPr>
@@ -25952,6 +29488,22 @@
       </w:r>
       <w:r>
         <w:rPr>
+          <w:lang w:val="ar_AE" w:bidi="ar_AE"/>
+        </w:rPr>
+        <w:t>בַּ⁠יָּמִ֥ים הָ⁠הֵ֖מָּה וּ⁠בָ⁠עֵ֣ת הַ⁠הִ֑יא</w:t>
+      </w:r>
+    </w:p>
+    <w:p>
+      <w:pPr>
+        <w:bidi/>
+      </w:pPr>
+      <w:r>
+        <w:rPr>
+          <w:lang w:val="ar_AE" w:bidi="ar_AE"/>
+        </w:rPr>
+      </w:r>
+      <w:r>
+        <w:rPr>
           <w:b/>
           <w:lang w:val="ar_AE" w:bidi="ar_AE"/>
         </w:rPr>
@@ -26067,6 +29619,22 @@
       </w:r>
       <w:r>
         <w:rPr>
+          <w:lang w:val="ar_AE" w:bidi="ar_AE"/>
+        </w:rPr>
+        <w:t>אֲשֶׁ֥ר אָשִׁ֛יב אֶת־שְׁב֥וּת יְהוּדָ֖ה וִ⁠ירוּשָׁלִָֽם</w:t>
+      </w:r>
+    </w:p>
+    <w:p>
+      <w:pPr>
+        <w:bidi/>
+      </w:pPr>
+      <w:r>
+        <w:rPr>
+          <w:lang w:val="ar_AE" w:bidi="ar_AE"/>
+        </w:rPr>
+      </w:r>
+      <w:r>
+        <w:rPr>
           <w:b/>
           <w:lang w:val="ar_AE" w:bidi="ar_AE"/>
         </w:rPr>
@@ -26182,6 +29750,22 @@
       </w:r>
       <w:r>
         <w:rPr>
+          <w:lang w:val="ar_AE" w:bidi="ar_AE"/>
+        </w:rPr>
+        <w:t>אֲשֶׁ֥ר אָשִׁ֛יב אֶת־שְׁב֥וּת יְהוּדָ֖ה וִ⁠ירוּשָׁלִָֽם</w:t>
+      </w:r>
+    </w:p>
+    <w:p>
+      <w:pPr>
+        <w:bidi/>
+      </w:pPr>
+      <w:r>
+        <w:rPr>
+          <w:lang w:val="ar_AE" w:bidi="ar_AE"/>
+        </w:rPr>
+      </w:r>
+      <w:r>
+        <w:rPr>
           <w:b/>
           <w:lang w:val="ar_AE" w:bidi="ar_AE"/>
         </w:rPr>
@@ -26284,6 +29868,22 @@
       </w:r>
       <w:r>
         <w:rPr>
+          <w:lang w:val="ar_AE" w:bidi="ar_AE"/>
+        </w:rPr>
+        <w:t>עֵ֖מֶק יְהֽוֹשָׁפָ֑ט</w:t>
+      </w:r>
+    </w:p>
+    <w:p>
+      <w:pPr>
+        <w:bidi/>
+      </w:pPr>
+      <w:r>
+        <w:rPr>
+          <w:lang w:val="ar_AE" w:bidi="ar_AE"/>
+        </w:rPr>
+      </w:r>
+      <w:r>
+        <w:rPr>
           <w:b/>
           <w:lang w:val="ar_AE" w:bidi="ar_AE"/>
         </w:rPr>
@@ -26399,6 +29999,22 @@
       </w:r>
       <w:r>
         <w:rPr>
+          <w:lang w:val="ar_AE" w:bidi="ar_AE"/>
+        </w:rPr>
+        <w:t>עַמִּ֨⁠י וְ⁠נַחֲלָתִ֤⁠י יִשְׂרָאֵל֙</w:t>
+      </w:r>
+    </w:p>
+    <w:p>
+      <w:pPr>
+        <w:bidi/>
+      </w:pPr>
+      <w:r>
+        <w:rPr>
+          <w:lang w:val="ar_AE" w:bidi="ar_AE"/>
+        </w:rPr>
+      </w:r>
+      <w:r>
+        <w:rPr>
           <w:b/>
           <w:lang w:val="ar_AE" w:bidi="ar_AE"/>
         </w:rPr>
@@ -26553,6 +30169,22 @@
       </w:r>
       <w:r>
         <w:rPr>
+          <w:lang w:val="ar_AE" w:bidi="ar_AE"/>
+        </w:rPr>
+        <w:t>וְ⁠אֶת־אַרְצִ֖⁠י חִלֵּֽקוּ</w:t>
+      </w:r>
+    </w:p>
+    <w:p>
+      <w:pPr>
+        <w:bidi/>
+      </w:pPr>
+      <w:r>
+        <w:rPr>
+          <w:lang w:val="ar_AE" w:bidi="ar_AE"/>
+        </w:rPr>
+      </w:r>
+      <w:r>
+        <w:rPr>
           <w:b/>
           <w:lang w:val="ar_AE" w:bidi="ar_AE"/>
         </w:rPr>
@@ -26655,6 +30287,22 @@
       </w:r>
       <w:r>
         <w:rPr>
+          <w:lang w:val="ar_AE" w:bidi="ar_AE"/>
+        </w:rPr>
+        <w:t>גוֹרָ֑ל</w:t>
+      </w:r>
+    </w:p>
+    <w:p>
+      <w:pPr>
+        <w:bidi/>
+      </w:pPr>
+      <w:r>
+        <w:rPr>
+          <w:lang w:val="ar_AE" w:bidi="ar_AE"/>
+        </w:rPr>
+      </w:r>
+      <w:r>
+        <w:rPr>
           <w:b/>
           <w:lang w:val="ar_AE" w:bidi="ar_AE"/>
         </w:rPr>
@@ -26770,6 +30418,22 @@
       </w:r>
       <w:r>
         <w:rPr>
+          <w:lang w:val="ar_AE" w:bidi="ar_AE"/>
+        </w:rPr>
+        <w:t>וַ⁠יִּתְּנ֤וּ הַ⁠יֶּ֨לֶד֙ בַּ⁠זּוֹנָ֔ה וְ⁠הַ⁠יַּלְדָּ֛ה מָכְר֥וּ</w:t>
+      </w:r>
+    </w:p>
+    <w:p>
+      <w:pPr>
+        <w:bidi/>
+      </w:pPr>
+      <w:r>
+        <w:rPr>
+          <w:lang w:val="ar_AE" w:bidi="ar_AE"/>
+        </w:rPr>
+      </w:r>
+      <w:r>
+        <w:rPr>
           <w:b/>
           <w:lang w:val="ar_AE" w:bidi="ar_AE"/>
         </w:rPr>
@@ -26911,6 +30575,22 @@
       </w:r>
       <w:r>
         <w:rPr>
+          <w:lang w:val="ar_AE" w:bidi="ar_AE"/>
+        </w:rPr>
+        <w:t>וְ֠⁠גַם מָה־אַתֶּ֥ם לִ⁠י֙ צֹ֣ר וְ⁠צִיד֔וֹן וְ⁠כֹ֖ל גְּלִיל֣וֹת פְּלָ֑שֶׁת הַ⁠גְּמ֗וּל אַתֶּם֙ מְשַׁלְּמִ֣ים עָלָ֔⁠י &amp; אַתֶּם֙</w:t>
+      </w:r>
+    </w:p>
+    <w:p>
+      <w:pPr>
+        <w:bidi/>
+      </w:pPr>
+      <w:r>
+        <w:rPr>
+          <w:lang w:val="ar_AE" w:bidi="ar_AE"/>
+        </w:rPr>
+      </w:r>
+      <w:r>
+        <w:rPr>
           <w:b/>
           <w:lang w:val="ar_AE" w:bidi="ar_AE"/>
         </w:rPr>
@@ -27013,6 +30693,22 @@
       </w:r>
       <w:r>
         <w:rPr>
+          <w:lang w:val="ar_AE" w:bidi="ar_AE"/>
+        </w:rPr>
+        <w:t>מָה־אַתֶּ֥ם לִ⁠י֙</w:t>
+      </w:r>
+    </w:p>
+    <w:p>
+      <w:pPr>
+        <w:bidi/>
+      </w:pPr>
+      <w:r>
+        <w:rPr>
+          <w:lang w:val="ar_AE" w:bidi="ar_AE"/>
+        </w:rPr>
+      </w:r>
+      <w:r>
+        <w:rPr>
           <w:b/>
           <w:lang w:val="ar_AE" w:bidi="ar_AE"/>
         </w:rPr>
@@ -27115,6 +30811,22 @@
       </w:r>
       <w:r>
         <w:rPr>
+          <w:lang w:val="ar_AE" w:bidi="ar_AE"/>
+        </w:rPr>
+        <w:t>הַ⁠גְּמ֗וּל אַתֶּם֙ מְשַׁלְּמִ֣ים עָלָ֔⁠י וְ⁠אִם־גֹּמְלִ֤ים אַתֶּם֙ עָלַ֔⁠י</w:t>
+      </w:r>
+    </w:p>
+    <w:p>
+      <w:pPr>
+        <w:bidi/>
+      </w:pPr>
+      <w:r>
+        <w:rPr>
+          <w:lang w:val="ar_AE" w:bidi="ar_AE"/>
+        </w:rPr>
+      </w:r>
+      <w:r>
+        <w:rPr>
           <w:b/>
           <w:lang w:val="ar_AE" w:bidi="ar_AE"/>
         </w:rPr>
@@ -27217,6 +30929,22 @@
       </w:r>
       <w:r>
         <w:rPr>
+          <w:lang w:val="ar_AE" w:bidi="ar_AE"/>
+        </w:rPr>
+        <w:t>קַ֣ל מְהֵרָ֔ה</w:t>
+      </w:r>
+    </w:p>
+    <w:p>
+      <w:pPr>
+        <w:bidi/>
+      </w:pPr>
+      <w:r>
+        <w:rPr>
+          <w:lang w:val="ar_AE" w:bidi="ar_AE"/>
+        </w:rPr>
+      </w:r>
+      <w:r>
+        <w:rPr>
           <w:b/>
           <w:lang w:val="ar_AE" w:bidi="ar_AE"/>
         </w:rPr>
@@ -27332,6 +31060,22 @@
       </w:r>
       <w:r>
         <w:rPr>
+          <w:lang w:val="ar_AE" w:bidi="ar_AE"/>
+        </w:rPr>
+        <w:t>אָשִׁ֥יב גְּמֻלְ⁠כֶ֖ם בְּ⁠רֹאשְׁ⁠כֶֽם</w:t>
+      </w:r>
+    </w:p>
+    <w:p>
+      <w:pPr>
+        <w:bidi/>
+      </w:pPr>
+      <w:r>
+        <w:rPr>
+          <w:lang w:val="ar_AE" w:bidi="ar_AE"/>
+        </w:rPr>
+      </w:r>
+      <w:r>
+        <w:rPr>
           <w:b/>
           <w:lang w:val="ar_AE" w:bidi="ar_AE"/>
         </w:rPr>
@@ -27447,6 +31191,22 @@
       </w:r>
       <w:r>
         <w:rPr>
+          <w:lang w:val="ar_AE" w:bidi="ar_AE"/>
+        </w:rPr>
+        <w:t>בְּ⁠רֹאשְׁ⁠כֶֽם</w:t>
+      </w:r>
+    </w:p>
+    <w:p>
+      <w:pPr>
+        <w:bidi/>
+      </w:pPr>
+      <w:r>
+        <w:rPr>
+          <w:lang w:val="ar_AE" w:bidi="ar_AE"/>
+        </w:rPr>
+      </w:r>
+      <w:r>
+        <w:rPr>
           <w:b/>
           <w:lang w:val="ar_AE" w:bidi="ar_AE"/>
         </w:rPr>
@@ -27549,6 +31309,22 @@
         <w:rPr>
           <w:lang w:val="ar_AE" w:bidi="ar_AE"/>
         </w:rPr>
+      </w:r>
+    </w:p>
+    <w:p>
+      <w:pPr>
+        <w:bidi/>
+      </w:pPr>
+      <w:r>
+        <w:rPr>
+          <w:lang w:val="ar_AE" w:bidi="ar_AE"/>
+        </w:rPr>
+      </w:r>
+      <w:r>
+        <w:rPr>
+          <w:lang w:val="ar_AE" w:bidi="ar_AE"/>
+        </w:rPr>
+        <w:t>וּ⁠בְנֵ֤י יְהוּדָה֙ וּ⁠בְנֵ֣י יְרוּשָׁלִַ֔ם</w:t>
       </w:r>
     </w:p>
     <w:p>
@@ -27695,6 +31471,22 @@
       </w:r>
       <w:r>
         <w:rPr>
+          <w:lang w:val="ar_AE" w:bidi="ar_AE"/>
+        </w:rPr>
+        <w:t>לִ⁠בְנֵ֣י הַ⁠יְּוָנִ֑ים</w:t>
+      </w:r>
+    </w:p>
+    <w:p>
+      <w:pPr>
+        <w:bidi/>
+      </w:pPr>
+      <w:r>
+        <w:rPr>
+          <w:lang w:val="ar_AE" w:bidi="ar_AE"/>
+        </w:rPr>
+      </w:r>
+      <w:r>
+        <w:rPr>
           <w:b/>
           <w:lang w:val="ar_AE" w:bidi="ar_AE"/>
         </w:rPr>
@@ -27823,6 +31615,22 @@
       </w:r>
       <w:r>
         <w:rPr>
+          <w:lang w:val="ar_AE" w:bidi="ar_AE"/>
+        </w:rPr>
+        <w:t>הַ⁠יְּוָנִ֑ים</w:t>
+      </w:r>
+    </w:p>
+    <w:p>
+      <w:pPr>
+        <w:bidi/>
+      </w:pPr>
+      <w:r>
+        <w:rPr>
+          <w:lang w:val="ar_AE" w:bidi="ar_AE"/>
+        </w:rPr>
+      </w:r>
+      <w:r>
+        <w:rPr>
           <w:b/>
           <w:lang w:val="ar_AE" w:bidi="ar_AE"/>
         </w:rPr>
@@ -27938,6 +31746,22 @@
       </w:r>
       <w:r>
         <w:rPr>
+          <w:lang w:val="ar_AE" w:bidi="ar_AE"/>
+        </w:rPr>
+        <w:t>לְמַ֥עַן הַרְחִיקָ֖⁠ם מֵ⁠עַ֥ל גְּבוּלָֽ⁠ם</w:t>
+      </w:r>
+    </w:p>
+    <w:p>
+      <w:pPr>
+        <w:bidi/>
+      </w:pPr>
+      <w:r>
+        <w:rPr>
+          <w:lang w:val="ar_AE" w:bidi="ar_AE"/>
+        </w:rPr>
+      </w:r>
+      <w:r>
+        <w:rPr>
           <w:b/>
           <w:lang w:val="ar_AE" w:bidi="ar_AE"/>
         </w:rPr>
@@ -28027,6 +31851,22 @@
         <w:rPr>
           <w:lang w:val="ar_AE" w:bidi="ar_AE"/>
         </w:rPr>
+      </w:r>
+    </w:p>
+    <w:p>
+      <w:pPr>
+        <w:bidi/>
+      </w:pPr>
+      <w:r>
+        <w:rPr>
+          <w:lang w:val="ar_AE" w:bidi="ar_AE"/>
+        </w:rPr>
+      </w:r>
+      <w:r>
+        <w:rPr>
+          <w:lang w:val="ar_AE" w:bidi="ar_AE"/>
+        </w:rPr>
+        <w:t>הִנְ⁠נִ֣י מְעִירָ֔⁠ם</w:t>
       </w:r>
     </w:p>
     <w:p>
@@ -28160,6 +32000,22 @@
       </w:r>
       <w:r>
         <w:rPr>
+          <w:lang w:val="ar_AE" w:bidi="ar_AE"/>
+        </w:rPr>
+        <w:t>אֲשֶׁר־מְכַרְתֶּ֥ם אֹתָ֖⁠ם שָׁ֑מָּ⁠ה</w:t>
+      </w:r>
+    </w:p>
+    <w:p>
+      <w:pPr>
+        <w:bidi/>
+      </w:pPr>
+      <w:r>
+        <w:rPr>
+          <w:lang w:val="ar_AE" w:bidi="ar_AE"/>
+        </w:rPr>
+      </w:r>
+      <w:r>
+        <w:rPr>
           <w:b/>
           <w:lang w:val="ar_AE" w:bidi="ar_AE"/>
         </w:rPr>
@@ -28382,6 +32238,22 @@
       </w:r>
       <w:r>
         <w:rPr>
+          <w:lang w:val="ar_AE" w:bidi="ar_AE"/>
+        </w:rPr>
+        <w:t>בְּ⁠רֹאשְׁ⁠כֶֽם</w:t>
+      </w:r>
+    </w:p>
+    <w:p>
+      <w:pPr>
+        <w:bidi/>
+      </w:pPr>
+      <w:r>
+        <w:rPr>
+          <w:lang w:val="ar_AE" w:bidi="ar_AE"/>
+        </w:rPr>
+      </w:r>
+      <w:r>
+        <w:rPr>
           <w:b/>
           <w:lang w:val="ar_AE" w:bidi="ar_AE"/>
         </w:rPr>
@@ -28484,6 +32356,22 @@
       </w:r>
       <w:r>
         <w:rPr>
+          <w:lang w:val="ar_AE" w:bidi="ar_AE"/>
+        </w:rPr>
+        <w:t>וּ⁠מָכַרְתִּ֞י</w:t>
+      </w:r>
+    </w:p>
+    <w:p>
+      <w:pPr>
+        <w:bidi/>
+      </w:pPr>
+      <w:r>
+        <w:rPr>
+          <w:lang w:val="ar_AE" w:bidi="ar_AE"/>
+        </w:rPr>
+      </w:r>
+      <w:r>
+        <w:rPr>
           <w:b/>
           <w:lang w:val="ar_AE" w:bidi="ar_AE"/>
         </w:rPr>
@@ -28599,6 +32487,22 @@
       </w:r>
       <w:r>
         <w:rPr>
+          <w:lang w:val="ar_AE" w:bidi="ar_AE"/>
+        </w:rPr>
+        <w:t>בְּ⁠יַד֙ בְּנֵ֣י יְהוּדָ֔ה</w:t>
+      </w:r>
+    </w:p>
+    <w:p>
+      <w:pPr>
+        <w:bidi/>
+      </w:pPr>
+      <w:r>
+        <w:rPr>
+          <w:lang w:val="ar_AE" w:bidi="ar_AE"/>
+        </w:rPr>
+      </w:r>
+      <w:r>
+        <w:rPr>
           <w:b/>
           <w:lang w:val="ar_AE" w:bidi="ar_AE"/>
         </w:rPr>
@@ -28701,6 +32605,22 @@
       </w:r>
       <w:r>
         <w:rPr>
+          <w:lang w:val="ar_AE" w:bidi="ar_AE"/>
+        </w:rPr>
+        <w:t>וּ⁠מָכַרְתִּ֞י אֶת־בְּנֵי⁠כֶ֣ם וְ⁠אֶת־בְּנֽוֹתֵי⁠כֶ֗ם בְּ⁠יַד֙ בְּנֵ֣י יְהוּדָ֔ה</w:t>
+      </w:r>
+    </w:p>
+    <w:p>
+      <w:pPr>
+        <w:bidi/>
+      </w:pPr>
+      <w:r>
+        <w:rPr>
+          <w:lang w:val="ar_AE" w:bidi="ar_AE"/>
+        </w:rPr>
+      </w:r>
+      <w:r>
+        <w:rPr>
           <w:b/>
           <w:lang w:val="ar_AE" w:bidi="ar_AE"/>
         </w:rPr>
@@ -28816,6 +32736,22 @@
       </w:r>
       <w:r>
         <w:rPr>
+          <w:lang w:val="ar_AE" w:bidi="ar_AE"/>
+        </w:rPr>
+        <w:t>בְּנֵ֣י יְהוּדָ֔ה</w:t>
+      </w:r>
+    </w:p>
+    <w:p>
+      <w:pPr>
+        <w:bidi/>
+      </w:pPr>
+      <w:r>
+        <w:rPr>
+          <w:lang w:val="ar_AE" w:bidi="ar_AE"/>
+        </w:rPr>
+      </w:r>
+      <w:r>
+        <w:rPr>
           <w:b/>
           <w:lang w:val="ar_AE" w:bidi="ar_AE"/>
         </w:rPr>
@@ -28957,6 +32893,22 @@
       </w:r>
       <w:r>
         <w:rPr>
+          <w:lang w:val="ar_AE" w:bidi="ar_AE"/>
+        </w:rPr>
+        <w:t>לִ⁠שְׁבָאיִ֖ם</w:t>
+      </w:r>
+    </w:p>
+    <w:p>
+      <w:pPr>
+        <w:bidi/>
+      </w:pPr>
+      <w:r>
+        <w:rPr>
+          <w:lang w:val="ar_AE" w:bidi="ar_AE"/>
+        </w:rPr>
+      </w:r>
+      <w:r>
+        <w:rPr>
           <w:b/>
           <w:lang w:val="ar_AE" w:bidi="ar_AE"/>
         </w:rPr>
@@ -29072,6 +33024,22 @@
       </w:r>
       <w:r>
         <w:rPr>
+          <w:lang w:val="ar_AE" w:bidi="ar_AE"/>
+        </w:rPr>
+        <w:t>אֶל־גּ֣וֹי רָח֑וֹק כִּ֥י יְהוָ֖ה דִּבֵּֽר</w:t>
+      </w:r>
+    </w:p>
+    <w:p>
+      <w:pPr>
+        <w:bidi/>
+      </w:pPr>
+      <w:r>
+        <w:rPr>
+          <w:lang w:val="ar_AE" w:bidi="ar_AE"/>
+        </w:rPr>
+      </w:r>
+      <w:r>
+        <w:rPr>
           <w:b/>
           <w:lang w:val="ar_AE" w:bidi="ar_AE"/>
         </w:rPr>
@@ -29187,6 +33155,22 @@
       </w:r>
       <w:r>
         <w:rPr>
+          <w:lang w:val="ar_AE" w:bidi="ar_AE"/>
+        </w:rPr>
+        <w:t>קִרְאוּ</w:t>
+      </w:r>
+    </w:p>
+    <w:p>
+      <w:pPr>
+        <w:bidi/>
+      </w:pPr>
+      <w:r>
+        <w:rPr>
+          <w:lang w:val="ar_AE" w:bidi="ar_AE"/>
+        </w:rPr>
+      </w:r>
+      <w:r>
+        <w:rPr>
           <w:b/>
           <w:lang w:val="ar_AE" w:bidi="ar_AE"/>
         </w:rPr>
@@ -29302,6 +33286,22 @@
       </w:r>
       <w:r>
         <w:rPr>
+          <w:lang w:val="ar_AE" w:bidi="ar_AE"/>
+        </w:rPr>
+        <w:t>קַדְּשׁ֖וּ מִלְחָמָ֑ה</w:t>
+      </w:r>
+    </w:p>
+    <w:p>
+      <w:pPr>
+        <w:bidi/>
+      </w:pPr>
+      <w:r>
+        <w:rPr>
+          <w:lang w:val="ar_AE" w:bidi="ar_AE"/>
+        </w:rPr>
+      </w:r>
+      <w:r>
+        <w:rPr>
           <w:b/>
           <w:lang w:val="ar_AE" w:bidi="ar_AE"/>
         </w:rPr>
@@ -29417,6 +33417,22 @@
       </w:r>
       <w:r>
         <w:rPr>
+          <w:lang w:val="ar_AE" w:bidi="ar_AE"/>
+        </w:rPr>
+        <w:t>אִתֵּי⁠כֶם֙</w:t>
+      </w:r>
+    </w:p>
+    <w:p>
+      <w:pPr>
+        <w:bidi/>
+      </w:pPr>
+      <w:r>
+        <w:rPr>
+          <w:lang w:val="ar_AE" w:bidi="ar_AE"/>
+        </w:rPr>
+      </w:r>
+      <w:r>
+        <w:rPr>
           <w:b/>
           <w:lang w:val="ar_AE" w:bidi="ar_AE"/>
         </w:rPr>
@@ -29532,6 +33548,22 @@
       </w:r>
       <w:r>
         <w:rPr>
+          <w:lang w:val="ar_AE" w:bidi="ar_AE"/>
+        </w:rPr>
+        <w:t>וּ⁠מַזְמְרֹֽתֵי⁠כֶ֖ם</w:t>
+      </w:r>
+    </w:p>
+    <w:p>
+      <w:pPr>
+        <w:bidi/>
+      </w:pPr>
+      <w:r>
+        <w:rPr>
+          <w:lang w:val="ar_AE" w:bidi="ar_AE"/>
+        </w:rPr>
+      </w:r>
+      <w:r>
+        <w:rPr>
           <w:b/>
           <w:lang w:val="ar_AE" w:bidi="ar_AE"/>
         </w:rPr>
@@ -29660,6 +33692,22 @@
       </w:r>
       <w:r>
         <w:rPr>
+          <w:lang w:val="ar_AE" w:bidi="ar_AE"/>
+        </w:rPr>
+        <w:t>הַֽ⁠חַלָּ֔שׁ יֹאמַ֖ר גִּבּ֥וֹר אָֽנִי</w:t>
+      </w:r>
+    </w:p>
+    <w:p>
+      <w:pPr>
+        <w:bidi/>
+      </w:pPr>
+      <w:r>
+        <w:rPr>
+          <w:lang w:val="ar_AE" w:bidi="ar_AE"/>
+        </w:rPr>
+      </w:r>
+      <w:r>
+        <w:rPr>
           <w:b/>
           <w:lang w:val="ar_AE" w:bidi="ar_AE"/>
         </w:rPr>
@@ -29762,6 +33810,22 @@
       </w:r>
       <w:r>
         <w:rPr>
+          <w:lang w:val="ar_AE" w:bidi="ar_AE"/>
+        </w:rPr>
+        <w:t>הַֽ⁠חַלָּ֔שׁ</w:t>
+      </w:r>
+    </w:p>
+    <w:p>
+      <w:pPr>
+        <w:bidi/>
+      </w:pPr>
+      <w:r>
+        <w:rPr>
+          <w:lang w:val="ar_AE" w:bidi="ar_AE"/>
+        </w:rPr>
+      </w:r>
+      <w:r>
+        <w:rPr>
           <w:b/>
           <w:lang w:val="ar_AE" w:bidi="ar_AE"/>
         </w:rPr>
@@ -29877,6 +33941,22 @@
       </w:r>
       <w:r>
         <w:rPr>
+          <w:lang w:val="ar_AE" w:bidi="ar_AE"/>
+        </w:rPr>
+        <w:t>ע֣וּשׁוּ וָ⁠בֹ֧אוּ</w:t>
+      </w:r>
+    </w:p>
+    <w:p>
+      <w:pPr>
+        <w:bidi/>
+      </w:pPr>
+      <w:r>
+        <w:rPr>
+          <w:lang w:val="ar_AE" w:bidi="ar_AE"/>
+        </w:rPr>
+      </w:r>
+      <w:r>
+        <w:rPr>
           <w:b/>
           <w:lang w:val="ar_AE" w:bidi="ar_AE"/>
         </w:rPr>
@@ -30005,6 +34085,22 @@
         <w:rPr>
           <w:lang w:val="ar_AE" w:bidi="ar_AE"/>
         </w:rPr>
+      </w:r>
+    </w:p>
+    <w:p>
+      <w:pPr>
+        <w:bidi/>
+      </w:pPr>
+      <w:r>
+        <w:rPr>
+          <w:lang w:val="ar_AE" w:bidi="ar_AE"/>
+        </w:rPr>
+      </w:r>
+      <w:r>
+        <w:rPr>
+          <w:lang w:val="ar_AE" w:bidi="ar_AE"/>
+        </w:rPr>
+        <w:t>יֵע֨וֹרוּ֙ &amp; הַ⁠גּוֹיִ֔ם</w:t>
       </w:r>
     </w:p>
     <w:p>
@@ -30240,6 +34336,22 @@
       </w:r>
       <w:r>
         <w:rPr>
+          <w:lang w:val="ar_AE" w:bidi="ar_AE"/>
+        </w:rPr>
+        <w:t>אֵשֵׁ֛ב לִ⁠שְׁפֹּ֥ט</w:t>
+      </w:r>
+    </w:p>
+    <w:p>
+      <w:pPr>
+        <w:bidi/>
+      </w:pPr>
+      <w:r>
+        <w:rPr>
+          <w:lang w:val="ar_AE" w:bidi="ar_AE"/>
+        </w:rPr>
+      </w:r>
+      <w:r>
+        <w:rPr>
           <w:b/>
           <w:lang w:val="ar_AE" w:bidi="ar_AE"/>
         </w:rPr>
@@ -30349,6 +34461,22 @@
       </w:r>
       <w:r>
         <w:rPr>
+          <w:lang w:val="ar_AE" w:bidi="ar_AE"/>
+        </w:rPr>
+        <w:t>שִׁלְח֣וּ מַגָּ֔ל כִּ֥י בָשַׁ֖ל קָצִ֑יר &amp; כִּֽי</w:t>
+      </w:r>
+    </w:p>
+    <w:p>
+      <w:pPr>
+        <w:bidi/>
+      </w:pPr>
+      <w:r>
+        <w:rPr>
+          <w:lang w:val="ar_AE" w:bidi="ar_AE"/>
+        </w:rPr>
+      </w:r>
+      <w:r>
+        <w:rPr>
           <w:b/>
           <w:lang w:val="ar_AE" w:bidi="ar_AE"/>
         </w:rPr>
@@ -30451,6 +34579,22 @@
       </w:r>
       <w:r>
         <w:rPr>
+          <w:lang w:val="ar_AE" w:bidi="ar_AE"/>
+        </w:rPr>
+        <w:t>שִׁלְח֣וּ מַגָּ֔ל</w:t>
+      </w:r>
+    </w:p>
+    <w:p>
+      <w:pPr>
+        <w:bidi/>
+      </w:pPr>
+      <w:r>
+        <w:rPr>
+          <w:lang w:val="ar_AE" w:bidi="ar_AE"/>
+        </w:rPr>
+      </w:r>
+      <w:r>
+        <w:rPr>
           <w:b/>
           <w:lang w:val="ar_AE" w:bidi="ar_AE"/>
         </w:rPr>
@@ -30566,6 +34710,22 @@
       </w:r>
       <w:r>
         <w:rPr>
+          <w:lang w:val="ar_AE" w:bidi="ar_AE"/>
+        </w:rPr>
+        <w:t>שִׁלְח֣וּ מַגָּ֔ל</w:t>
+      </w:r>
+    </w:p>
+    <w:p>
+      <w:pPr>
+        <w:bidi/>
+      </w:pPr>
+      <w:r>
+        <w:rPr>
+          <w:lang w:val="ar_AE" w:bidi="ar_AE"/>
+        </w:rPr>
+      </w:r>
+      <w:r>
+        <w:rPr>
           <w:b/>
           <w:lang w:val="ar_AE" w:bidi="ar_AE"/>
         </w:rPr>
@@ -30668,6 +34828,22 @@
         <w:rPr>
           <w:lang w:val="ar_AE" w:bidi="ar_AE"/>
         </w:rPr>
+      </w:r>
+    </w:p>
+    <w:p>
+      <w:pPr>
+        <w:bidi/>
+      </w:pPr>
+      <w:r>
+        <w:rPr>
+          <w:lang w:val="ar_AE" w:bidi="ar_AE"/>
+        </w:rPr>
+      </w:r>
+      <w:r>
+        <w:rPr>
+          <w:lang w:val="ar_AE" w:bidi="ar_AE"/>
+        </w:rPr>
+        <w:t>שִׁלְח֣וּ</w:t>
       </w:r>
     </w:p>
     <w:p>
@@ -30840,6 +35016,22 @@
       </w:r>
       <w:r>
         <w:rPr>
+          <w:lang w:val="ar_AE" w:bidi="ar_AE"/>
+        </w:rPr>
+        <w:t>בֹּ֤אֽוּ רְדוּ֙ כִּֽי־מָ֣לְאָה גַּ֔ת</w:t>
+      </w:r>
+    </w:p>
+    <w:p>
+      <w:pPr>
+        <w:bidi/>
+      </w:pPr>
+      <w:r>
+        <w:rPr>
+          <w:lang w:val="ar_AE" w:bidi="ar_AE"/>
+        </w:rPr>
+      </w:r>
+      <w:r>
+        <w:rPr>
           <w:b/>
           <w:lang w:val="ar_AE" w:bidi="ar_AE"/>
         </w:rPr>
@@ -30942,6 +35134,22 @@
       </w:r>
       <w:r>
         <w:rPr>
+          <w:lang w:val="ar_AE" w:bidi="ar_AE"/>
+        </w:rPr>
+        <w:t>כִּ֥י &amp; כִּ֥י רַבָּ֖ה רָעָתָֽ⁠ם</w:t>
+      </w:r>
+    </w:p>
+    <w:p>
+      <w:pPr>
+        <w:bidi/>
+      </w:pPr>
+      <w:r>
+        <w:rPr>
+          <w:lang w:val="ar_AE" w:bidi="ar_AE"/>
+        </w:rPr>
+      </w:r>
+      <w:r>
+        <w:rPr>
           <w:b/>
           <w:lang w:val="ar_AE" w:bidi="ar_AE"/>
         </w:rPr>
@@ -31057,6 +35265,22 @@
       </w:r>
       <w:r>
         <w:rPr>
+          <w:lang w:val="ar_AE" w:bidi="ar_AE"/>
+        </w:rPr>
+        <w:t>הֲמוֹנִ֣ים הֲמוֹנִ֔ים בְּ⁠עֵ֖מֶק הֶֽ⁠חָר֑וּץ &amp; בְּ⁠עֵ֖מֶק</w:t>
+      </w:r>
+    </w:p>
+    <w:p>
+      <w:pPr>
+        <w:bidi/>
+      </w:pPr>
+      <w:r>
+        <w:rPr>
+          <w:lang w:val="ar_AE" w:bidi="ar_AE"/>
+        </w:rPr>
+      </w:r>
+      <w:r>
+        <w:rPr>
           <w:b/>
           <w:lang w:val="ar_AE" w:bidi="ar_AE"/>
         </w:rPr>
@@ -31172,6 +35396,22 @@
       </w:r>
       <w:r>
         <w:rPr>
+          <w:lang w:val="ar_AE" w:bidi="ar_AE"/>
+        </w:rPr>
+        <w:t>הֲמוֹנִ֣ים הֲמוֹנִ֔ים בְּ⁠עֵ֖מֶק הֶֽ⁠חָר֑וּץ &amp; בְּ⁠עֵ֖מֶק</w:t>
+      </w:r>
+    </w:p>
+    <w:p>
+      <w:pPr>
+        <w:bidi/>
+      </w:pPr>
+      <w:r>
+        <w:rPr>
+          <w:lang w:val="ar_AE" w:bidi="ar_AE"/>
+        </w:rPr>
+      </w:r>
+      <w:r>
+        <w:rPr>
           <w:b/>
           <w:lang w:val="ar_AE" w:bidi="ar_AE"/>
         </w:rPr>
@@ -31274,6 +35514,22 @@
       </w:r>
       <w:r>
         <w:rPr>
+          <w:lang w:val="ar_AE" w:bidi="ar_AE"/>
+        </w:rPr>
+        <w:t>בְּ⁠עֵ֖מֶק הֶֽ⁠חָר֑וּץ &amp; בְּ⁠עֵ֖מֶק</w:t>
+      </w:r>
+    </w:p>
+    <w:p>
+      <w:pPr>
+        <w:bidi/>
+      </w:pPr>
+      <w:r>
+        <w:rPr>
+          <w:lang w:val="ar_AE" w:bidi="ar_AE"/>
+        </w:rPr>
+      </w:r>
+      <w:r>
+        <w:rPr>
           <w:b/>
           <w:lang w:val="ar_AE" w:bidi="ar_AE"/>
         </w:rPr>
@@ -31376,6 +35632,22 @@
         <w:rPr>
           <w:lang w:val="ar_AE" w:bidi="ar_AE"/>
         </w:rPr>
+      </w:r>
+    </w:p>
+    <w:p>
+      <w:pPr>
+        <w:bidi/>
+      </w:pPr>
+      <w:r>
+        <w:rPr>
+          <w:lang w:val="ar_AE" w:bidi="ar_AE"/>
+        </w:rPr>
+      </w:r>
+      <w:r>
+        <w:rPr>
+          <w:lang w:val="ar_AE" w:bidi="ar_AE"/>
+        </w:rPr>
+        <w:t>שֶׁ֥מֶשׁ וְ⁠יָרֵ֖חַ קָדָ֑רוּ וְ⁠כוֹכָבִ֖ים אָסְפ֥וּ נָגְהָֽ⁠ם</w:t>
       </w:r>
     </w:p>
     <w:p>
@@ -31629,6 +35901,22 @@
       </w:r>
       <w:r>
         <w:rPr>
+          <w:lang w:val="ar_AE" w:bidi="ar_AE"/>
+        </w:rPr>
+        <w:t>וַ⁠יהוָ֞ה מִ⁠צִּיּ֣וֹן יִשְׁאָ֗ג</w:t>
+      </w:r>
+    </w:p>
+    <w:p>
+      <w:pPr>
+        <w:bidi/>
+      </w:pPr>
+      <w:r>
+        <w:rPr>
+          <w:lang w:val="ar_AE" w:bidi="ar_AE"/>
+        </w:rPr>
+      </w:r>
+      <w:r>
+        <w:rPr>
           <w:b/>
           <w:lang w:val="ar_AE" w:bidi="ar_AE"/>
         </w:rPr>
@@ -31731,6 +36019,22 @@
       </w:r>
       <w:r>
         <w:rPr>
+          <w:lang w:val="ar_AE" w:bidi="ar_AE"/>
+        </w:rPr>
+        <w:t>וְ⁠רָעֲשׁ֖וּ שָׁמַ֣יִם וָ⁠אָ֑רֶץ</w:t>
+      </w:r>
+    </w:p>
+    <w:p>
+      <w:pPr>
+        <w:bidi/>
+      </w:pPr>
+      <w:r>
+        <w:rPr>
+          <w:lang w:val="ar_AE" w:bidi="ar_AE"/>
+        </w:rPr>
+      </w:r>
+      <w:r>
+        <w:rPr>
           <w:b/>
           <w:lang w:val="ar_AE" w:bidi="ar_AE"/>
         </w:rPr>
@@ -31846,6 +36150,22 @@
       </w:r>
       <w:r>
         <w:rPr>
+          <w:lang w:val="ar_AE" w:bidi="ar_AE"/>
+        </w:rPr>
+        <w:t>וַֽ⁠יהוָה֙ מַֽחֲסֶ֣ה לְ⁠עַמּ֔⁠וֹ וּ⁠מָע֖וֹז לִ⁠בְנֵ֥י יִשְׂרָאֵֽל</w:t>
+      </w:r>
+    </w:p>
+    <w:p>
+      <w:pPr>
+        <w:bidi/>
+      </w:pPr>
+      <w:r>
+        <w:rPr>
+          <w:lang w:val="ar_AE" w:bidi="ar_AE"/>
+        </w:rPr>
+      </w:r>
+      <w:r>
+        <w:rPr>
           <w:b/>
           <w:lang w:val="ar_AE" w:bidi="ar_AE"/>
         </w:rPr>
@@ -31948,6 +36268,22 @@
         <w:rPr>
           <w:lang w:val="ar_AE" w:bidi="ar_AE"/>
         </w:rPr>
+      </w:r>
+    </w:p>
+    <w:p>
+      <w:pPr>
+        <w:bidi/>
+      </w:pPr>
+      <w:r>
+        <w:rPr>
+          <w:lang w:val="ar_AE" w:bidi="ar_AE"/>
+        </w:rPr>
+      </w:r>
+      <w:r>
+        <w:rPr>
+          <w:lang w:val="ar_AE" w:bidi="ar_AE"/>
+        </w:rPr>
+        <w:t>לִ⁠בְנֵ֥י יִשְׂרָאֵֽל</w:t>
       </w:r>
     </w:p>
     <w:p>
@@ -32094,6 +36430,22 @@
       </w:r>
       <w:r>
         <w:rPr>
+          <w:lang w:val="ar_AE" w:bidi="ar_AE"/>
+        </w:rPr>
+        <w:t>וִֽ⁠ידַעְתֶּ֗ם</w:t>
+      </w:r>
+    </w:p>
+    <w:p>
+      <w:pPr>
+        <w:bidi/>
+      </w:pPr>
+      <w:r>
+        <w:rPr>
+          <w:lang w:val="ar_AE" w:bidi="ar_AE"/>
+        </w:rPr>
+      </w:r>
+      <w:r>
+        <w:rPr>
           <w:b/>
           <w:lang w:val="ar_AE" w:bidi="ar_AE"/>
         </w:rPr>
@@ -32196,6 +36548,22 @@
       </w:r>
       <w:r>
         <w:rPr>
+          <w:lang w:val="ar_AE" w:bidi="ar_AE"/>
+        </w:rPr>
+        <w:t>הַר־קָדְשִׁ֑⁠י</w:t>
+      </w:r>
+    </w:p>
+    <w:p>
+      <w:pPr>
+        <w:bidi/>
+      </w:pPr>
+      <w:r>
+        <w:rPr>
+          <w:lang w:val="ar_AE" w:bidi="ar_AE"/>
+        </w:rPr>
+      </w:r>
+      <w:r>
+        <w:rPr>
           <w:b/>
           <w:lang w:val="ar_AE" w:bidi="ar_AE"/>
         </w:rPr>
@@ -32311,6 +36679,22 @@
       </w:r>
       <w:r>
         <w:rPr>
+          <w:lang w:val="ar_AE" w:bidi="ar_AE"/>
+        </w:rPr>
+        <w:t>וְ⁠הָיָה֩ בַ⁠יּ֨וֹם הַ⁠ה֜וּא</w:t>
+      </w:r>
+    </w:p>
+    <w:p>
+      <w:pPr>
+        <w:bidi/>
+      </w:pPr>
+      <w:r>
+        <w:rPr>
+          <w:lang w:val="ar_AE" w:bidi="ar_AE"/>
+        </w:rPr>
+      </w:r>
+      <w:r>
+        <w:rPr>
           <w:b/>
           <w:lang w:val="ar_AE" w:bidi="ar_AE"/>
         </w:rPr>
@@ -32413,6 +36797,22 @@
       </w:r>
       <w:r>
         <w:rPr>
+          <w:lang w:val="ar_AE" w:bidi="ar_AE"/>
+        </w:rPr>
+        <w:t>בַ⁠יּ֨וֹם הַ⁠ה֜וּא</w:t>
+      </w:r>
+    </w:p>
+    <w:p>
+      <w:pPr>
+        <w:bidi/>
+      </w:pPr>
+      <w:r>
+        <w:rPr>
+          <w:lang w:val="ar_AE" w:bidi="ar_AE"/>
+        </w:rPr>
+      </w:r>
+      <w:r>
+        <w:rPr>
           <w:b/>
           <w:lang w:val="ar_AE" w:bidi="ar_AE"/>
         </w:rPr>
@@ -32528,6 +36928,22 @@
       </w:r>
       <w:r>
         <w:rPr>
+          <w:lang w:val="ar_AE" w:bidi="ar_AE"/>
+        </w:rPr>
+        <w:t>יִטְּפ֧וּ הֶ⁠הָרִ֣ים עָסִ֗יס וְ⁠הַ⁠גְּבָעוֹת֙ תֵּלַ֣כְנָה חָלָ֔ב</w:t>
+      </w:r>
+    </w:p>
+    <w:p>
+      <w:pPr>
+        <w:bidi/>
+      </w:pPr>
+      <w:r>
+        <w:rPr>
+          <w:lang w:val="ar_AE" w:bidi="ar_AE"/>
+        </w:rPr>
+      </w:r>
+      <w:r>
+        <w:rPr>
           <w:b/>
           <w:lang w:val="ar_AE" w:bidi="ar_AE"/>
         </w:rPr>
@@ -32669,6 +37085,22 @@
       </w:r>
       <w:r>
         <w:rPr>
+          <w:lang w:val="ar_AE" w:bidi="ar_AE"/>
+        </w:rPr>
+        <w:t>וּ⁠מַעְיָ֗ן &amp; יֵצֵ֔א</w:t>
+      </w:r>
+    </w:p>
+    <w:p>
+      <w:pPr>
+        <w:bidi/>
+      </w:pPr>
+      <w:r>
+        <w:rPr>
+          <w:lang w:val="ar_AE" w:bidi="ar_AE"/>
+        </w:rPr>
+      </w:r>
+      <w:r>
+        <w:rPr>
           <w:b/>
           <w:lang w:val="ar_AE" w:bidi="ar_AE"/>
         </w:rPr>
@@ -32784,6 +37216,22 @@
       </w:r>
       <w:r>
         <w:rPr>
+          <w:lang w:val="ar_AE" w:bidi="ar_AE"/>
+        </w:rPr>
+        <w:t>וּ⁠מַעְיָ֗ן</w:t>
+      </w:r>
+    </w:p>
+    <w:p>
+      <w:pPr>
+        <w:bidi/>
+      </w:pPr>
+      <w:r>
+        <w:rPr>
+          <w:lang w:val="ar_AE" w:bidi="ar_AE"/>
+        </w:rPr>
+      </w:r>
+      <w:r>
+        <w:rPr>
           <w:b/>
           <w:lang w:val="ar_AE" w:bidi="ar_AE"/>
         </w:rPr>
@@ -32886,6 +37334,22 @@
         <w:rPr>
           <w:lang w:val="ar_AE" w:bidi="ar_AE"/>
         </w:rPr>
+      </w:r>
+    </w:p>
+    <w:p>
+      <w:pPr>
+        <w:bidi/>
+      </w:pPr>
+      <w:r>
+        <w:rPr>
+          <w:lang w:val="ar_AE" w:bidi="ar_AE"/>
+        </w:rPr>
+      </w:r>
+      <w:r>
+        <w:rPr>
+          <w:lang w:val="ar_AE" w:bidi="ar_AE"/>
+        </w:rPr>
+        <w:t>מִ⁠בֵּ֤ית יְהוָה֙</w:t>
       </w:r>
     </w:p>
     <w:p>
@@ -33019,6 +37483,22 @@
       </w:r>
       <w:r>
         <w:rPr>
+          <w:lang w:val="ar_AE" w:bidi="ar_AE"/>
+        </w:rPr>
+        <w:t>אֶת־נַ֥חַל הַ⁠שִּׁטִּֽים</w:t>
+      </w:r>
+    </w:p>
+    <w:p>
+      <w:pPr>
+        <w:bidi/>
+      </w:pPr>
+      <w:r>
+        <w:rPr>
+          <w:lang w:val="ar_AE" w:bidi="ar_AE"/>
+        </w:rPr>
+      </w:r>
+      <w:r>
+        <w:rPr>
           <w:b/>
           <w:lang w:val="ar_AE" w:bidi="ar_AE"/>
         </w:rPr>
@@ -33134,6 +37614,22 @@
       </w:r>
       <w:r>
         <w:rPr>
+          <w:lang w:val="ar_AE" w:bidi="ar_AE"/>
+        </w:rPr>
+        <w:t>מִצְרַ֨יִם֙ לִ⁠שְׁמָמָ֣ה תִֽהְיֶ֔ה</w:t>
+      </w:r>
+    </w:p>
+    <w:p>
+      <w:pPr>
+        <w:bidi/>
+      </w:pPr>
+      <w:r>
+        <w:rPr>
+          <w:lang w:val="ar_AE" w:bidi="ar_AE"/>
+        </w:rPr>
+      </w:r>
+      <w:r>
+        <w:rPr>
           <w:b/>
           <w:lang w:val="ar_AE" w:bidi="ar_AE"/>
         </w:rPr>
@@ -33249,6 +37745,22 @@
       </w:r>
       <w:r>
         <w:rPr>
+          <w:lang w:val="ar_AE" w:bidi="ar_AE"/>
+        </w:rPr>
+        <w:t>מֵֽ⁠חֲמַס֙ בְּנֵ֣י יְהוּדָ֔ה</w:t>
+      </w:r>
+    </w:p>
+    <w:p>
+      <w:pPr>
+        <w:bidi/>
+      </w:pPr>
+      <w:r>
+        <w:rPr>
+          <w:lang w:val="ar_AE" w:bidi="ar_AE"/>
+        </w:rPr>
+      </w:r>
+      <w:r>
+        <w:rPr>
           <w:b/>
           <w:lang w:val="ar_AE" w:bidi="ar_AE"/>
         </w:rPr>
@@ -33377,6 +37889,22 @@
       </w:r>
       <w:r>
         <w:rPr>
+          <w:lang w:val="ar_AE" w:bidi="ar_AE"/>
+        </w:rPr>
+        <w:t>שָׁפְכ֥וּ דָם־נָקִ֖יא</w:t>
+      </w:r>
+    </w:p>
+    <w:p>
+      <w:pPr>
+        <w:bidi/>
+      </w:pPr>
+      <w:r>
+        <w:rPr>
+          <w:lang w:val="ar_AE" w:bidi="ar_AE"/>
+        </w:rPr>
+      </w:r>
+      <w:r>
+        <w:rPr>
           <w:b/>
           <w:lang w:val="ar_AE" w:bidi="ar_AE"/>
         </w:rPr>
@@ -33492,6 +38020,22 @@
       </w:r>
       <w:r>
         <w:rPr>
+          <w:lang w:val="ar_AE" w:bidi="ar_AE"/>
+        </w:rPr>
+        <w:t>בְּ⁠אַרְצָֽ⁠ם</w:t>
+      </w:r>
+    </w:p>
+    <w:p>
+      <w:pPr>
+        <w:bidi/>
+      </w:pPr>
+      <w:r>
+        <w:rPr>
+          <w:lang w:val="ar_AE" w:bidi="ar_AE"/>
+        </w:rPr>
+      </w:r>
+      <w:r>
+        <w:rPr>
           <w:b/>
           <w:lang w:val="ar_AE" w:bidi="ar_AE"/>
         </w:rPr>
@@ -33646,6 +38190,22 @@
       </w:r>
       <w:r>
         <w:rPr>
+          <w:lang w:val="ar_AE" w:bidi="ar_AE"/>
+        </w:rPr>
+        <w:t>וִ⁠יהוּדָ֖ה</w:t>
+      </w:r>
+    </w:p>
+    <w:p>
+      <w:pPr>
+        <w:bidi/>
+      </w:pPr>
+      <w:r>
+        <w:rPr>
+          <w:lang w:val="ar_AE" w:bidi="ar_AE"/>
+        </w:rPr>
+      </w:r>
+      <w:r>
+        <w:rPr>
           <w:b/>
           <w:lang w:val="ar_AE" w:bidi="ar_AE"/>
         </w:rPr>
@@ -33761,6 +38321,22 @@
       </w:r>
       <w:r>
         <w:rPr>
+          <w:lang w:val="ar_AE" w:bidi="ar_AE"/>
+        </w:rPr>
+        <w:t>וִ⁠ירוּשָׁלִַ֖ם לְ⁠ד֥וֹר וָ⁠דֽוֹר</w:t>
+      </w:r>
+    </w:p>
+    <w:p>
+      <w:pPr>
+        <w:bidi/>
+      </w:pPr>
+      <w:r>
+        <w:rPr>
+          <w:lang w:val="ar_AE" w:bidi="ar_AE"/>
+        </w:rPr>
+      </w:r>
+      <w:r>
+        <w:rPr>
           <w:b/>
           <w:lang w:val="ar_AE" w:bidi="ar_AE"/>
         </w:rPr>
@@ -33850,6 +38426,22 @@
         <w:rPr>
           <w:lang w:val="ar_AE" w:bidi="ar_AE"/>
         </w:rPr>
+      </w:r>
+    </w:p>
+    <w:p>
+      <w:pPr>
+        <w:bidi/>
+      </w:pPr>
+      <w:r>
+        <w:rPr>
+          <w:lang w:val="ar_AE" w:bidi="ar_AE"/>
+        </w:rPr>
+      </w:r>
+      <w:r>
+        <w:rPr>
+          <w:lang w:val="ar_AE" w:bidi="ar_AE"/>
+        </w:rPr>
+        <w:t>לְ⁠ד֥וֹר וָ⁠דֽוֹר</w:t>
       </w:r>
     </w:p>
     <w:p>
@@ -33983,6 +38575,22 @@
       </w:r>
       <w:r>
         <w:rPr>
+          <w:lang w:val="ar_AE" w:bidi="ar_AE"/>
+        </w:rPr>
+        <w:t>וְ⁠נִקֵּ֖יתִי דָּמָ֣⁠ם לֹֽא־נִקֵּ֑יתִי</w:t>
+      </w:r>
+    </w:p>
+    <w:p>
+      <w:pPr>
+        <w:bidi/>
+      </w:pPr>
+      <w:r>
+        <w:rPr>
+          <w:lang w:val="ar_AE" w:bidi="ar_AE"/>
+        </w:rPr>
+      </w:r>
+      <w:r>
+        <w:rPr>
           <w:b/>
           <w:lang w:val="ar_AE" w:bidi="ar_AE"/>
         </w:rPr>
@@ -34085,6 +38693,22 @@
       </w:r>
       <w:r>
         <w:rPr>
+          <w:lang w:val="ar_AE" w:bidi="ar_AE"/>
+        </w:rPr>
+        <w:t>דָּמָ֣⁠ם</w:t>
+      </w:r>
+    </w:p>
+    <w:p>
+      <w:pPr>
+        <w:bidi/>
+      </w:pPr>
+      <w:r>
+        <w:rPr>
+          <w:lang w:val="ar_AE" w:bidi="ar_AE"/>
+        </w:rPr>
+      </w:r>
+      <w:r>
+        <w:rPr>
           <w:b/>
           <w:lang w:val="ar_AE" w:bidi="ar_AE"/>
         </w:rPr>
@@ -34200,6 +38824,22 @@
       </w:r>
       <w:r>
         <w:rPr>
+          <w:lang w:val="ar_AE" w:bidi="ar_AE"/>
+        </w:rPr>
+        <w:t>וַֽ⁠יהוָ֖ה שֹׁכֵ֥ן בְּ⁠צִיּֽוֹן</w:t>
+      </w:r>
+    </w:p>
+    <w:p>
+      <w:pPr>
+        <w:bidi/>
+      </w:pPr>
+      <w:r>
+        <w:rPr>
+          <w:lang w:val="ar_AE" w:bidi="ar_AE"/>
+        </w:rPr>
+      </w:r>
+      <w:r>
+        <w:rPr>
           <w:b/>
           <w:lang w:val="ar_AE" w:bidi="ar_AE"/>
         </w:rPr>
@@ -34289,6 +38929,22 @@
         <w:rPr>
           <w:lang w:val="ar_AE" w:bidi="ar_AE"/>
         </w:rPr>
+      </w:r>
+    </w:p>
+    <w:p>
+      <w:pPr>
+        <w:bidi/>
+      </w:pPr>
+      <w:r>
+        <w:rPr>
+          <w:lang w:val="ar_AE" w:bidi="ar_AE"/>
+        </w:rPr>
+      </w:r>
+      <w:r>
+        <w:rPr>
+          <w:lang w:val="ar_AE" w:bidi="ar_AE"/>
+        </w:rPr>
+        <w:t>וַֽ⁠יהוָ֖ה שֹׁכֵ֥ן בְּ⁠צִיּֽוֹן</w:t>
       </w:r>
     </w:p>
     <w:p>

--- a/arb/docx/29.content.docx
+++ b/arb/docx/29.content.docx
@@ -32,51 +32,16 @@
     </w:p>
     <w:p>
       <w:pPr>
-        <w:pStyle w:val="Heading2"/>
-        <w:bidi/>
-      </w:pPr>
-      <w:r>
-        <w:rPr>
-          <w:lang w:val="ar_AE" w:bidi="ar_AE"/>
-        </w:rPr>
-        <w:t>License Information</w:t>
-      </w:r>
-      <w:r>
-        <w:rPr>
-          <w:lang w:val="ar_AE" w:bidi="ar_AE"/>
-        </w:rPr>
-      </w:r>
-    </w:p>
-    <w:p>
-      <w:pPr>
-        <w:bidi/>
-      </w:pPr>
-      <w:r>
-        <w:rPr>
-          <w:lang w:val="ar_AE" w:bidi="ar_AE"/>
-        </w:rPr>
-      </w:r>
-      <w:r>
-        <w:rPr>
-          <w:b/>
-          <w:lang w:val="ar_AE" w:bidi="ar_AE"/>
-        </w:rPr>
-        <w:t>ملاحظات الترجمة (كلمة متكشفة)</w:t>
-      </w:r>
-      <w:r>
-        <w:rPr>
-          <w:lang w:val="ar_AE" w:bidi="ar_AE"/>
-        </w:rPr>
-        <w:t xml:space="preserve"> (Arabic) is based on</w:t>
-      </w:r>
-      <w:r>
-        <w:rPr>
-          <w:lang w:val="ar_AE" w:bidi="ar_AE"/>
-        </w:rPr>
-        <w:t xml:space="preserve">: </w:t>
-      </w:r>
-      <w:r>
-        <w:rPr>
+        <w:bidi/>
+      </w:pPr>
+      <w:r>
+        <w:rPr>
+          <w:lang w:val="ar_AE" w:bidi="ar_AE"/>
+        </w:rPr>
+      </w:r>
+      <w:r>
+        <w:rPr>
+          <w:b/>
           <w:lang w:val="ar_AE" w:bidi="ar_AE"/>
         </w:rPr>
         <w:t>unfoldingWord® Translation Notes</w:t>
@@ -85,64 +50,31 @@
         <w:rPr>
           <w:lang w:val="ar_AE" w:bidi="ar_AE"/>
         </w:rPr>
-        <w:t xml:space="preserve">, </w:t>
-      </w:r>
-      <w:hyperlink r:id="rId13">
-        <w:r>
-          <w:rPr>
-            <w:lang w:val="ar_AE" w:bidi="ar_AE"/>
-          </w:rPr>
-          <w:rPr>
-            <w:color w:val="0000EE"/>
-            <w:u w:val="single"/>
-          </w:rPr>
-          <w:t>unfoldingWord</w:t>
-        </w:r>
-      </w:hyperlink>
-      <w:r>
-        <w:rPr>
-          <w:lang w:val="ar_AE" w:bidi="ar_AE"/>
-        </w:rPr>
-        <w:t xml:space="preserve">, 2022, which is licensed under a </w:t>
-      </w:r>
-      <w:hyperlink r:id="rId14">
-        <w:r>
-          <w:rPr>
-            <w:lang w:val="ar_AE" w:bidi="ar_AE"/>
-          </w:rPr>
-          <w:rPr>
-            <w:color w:val="0000EE"/>
-            <w:u w:val="single"/>
-          </w:rPr>
-          <w:t>CC BY-SA 4.0 license</w:t>
-        </w:r>
-      </w:hyperlink>
-      <w:r>
-        <w:rPr>
-          <w:lang w:val="ar_AE" w:bidi="ar_AE"/>
-        </w:rPr>
-        <w:t>.</w:t>
-      </w:r>
-      <w:r>
-        <w:rPr>
-          <w:lang w:val="ar_AE" w:bidi="ar_AE"/>
-        </w:rPr>
-      </w:r>
-    </w:p>
-    <w:p>
-      <w:pPr>
-        <w:bidi/>
-      </w:pPr>
-      <w:r>
-        <w:rPr>
-          <w:lang w:val="ar_AE" w:bidi="ar_AE"/>
-        </w:rPr>
-      </w:r>
-      <w:r>
-        <w:rPr>
-          <w:lang w:val="ar_AE" w:bidi="ar_AE"/>
-        </w:rPr>
-        <w:t>This PDF version is provided under the same license.</w:t>
+        <w:t xml:space="preserve"> © 2022 unfoldingWord. Released under CC BY-SA 4.0 license. </w:t>
+      </w:r>
+      <w:r>
+        <w:rPr>
+          <w:lang w:val="ar_AE" w:bidi="ar_AE"/>
+        </w:rPr>
+        <w:t>unfoldingWord® Translation Notes</w:t>
+      </w:r>
+      <w:r>
+        <w:rPr>
+          <w:lang w:val="ar_AE" w:bidi="ar_AE"/>
+        </w:rPr>
+        <w:t xml:space="preserve"> has been adapted in the following languages: Tok Pisin, Arabic (عربي), French (Français), Hindi (हिंदी), Indonesian (Bahasa Indonesia), Portuguese (Português), Russian (Русский), Spanish (Español), Swahili (Kiswahili), and Simplified Chinese (简体中文) from </w:t>
+      </w:r>
+      <w:r>
+        <w:rPr>
+          <w:lang w:val="ar_AE" w:bidi="ar_AE"/>
+        </w:rPr>
+        <w:t>unfoldingWord® Translation Notes</w:t>
+      </w:r>
+      <w:r>
+        <w:rPr>
+          <w:lang w:val="ar_AE" w:bidi="ar_AE"/>
+        </w:rPr>
+        <w:t xml:space="preserve"> © 2022 unfoldingWord. Released under CC BY-SA 4.0 license by Mission Mutual</w:t>
       </w:r>
       <w:r>
         <w:rPr>
@@ -10810,7 +10742,7 @@
         </w:rPr>
         <w:t xml:space="preserve">انظر كيف ترجمت هذا التعبير المشابه في </w:t>
       </w:r>
-      <w:hyperlink r:id="rId15">
+      <w:hyperlink r:id="rId13">
         <w:r>
           <w:rPr>
             <w:lang w:val="ar_AE" w:bidi="ar_AE"/>
@@ -11572,7 +11504,7 @@
         </w:rPr>
         <w:t xml:space="preserve">انظر كيف ترجمت نفس التعبير في </w:t>
       </w:r>
-      <w:hyperlink r:id="rId16">
+      <w:hyperlink r:id="rId14">
         <w:r>
           <w:rPr>
             <w:lang w:val="ar_AE" w:bidi="ar_AE"/>
@@ -17526,7 +17458,7 @@
         </w:rPr>
         <w:t xml:space="preserve">انظر كيف ترجمت نفس التعبير في </w:t>
       </w:r>
-      <w:hyperlink r:id="rId16">
+      <w:hyperlink r:id="rId14">
         <w:r>
           <w:rPr>
             <w:lang w:val="ar_AE" w:bidi="ar_AE"/>
@@ -27255,7 +27187,7 @@
         </w:rPr>
         <w:t xml:space="preserve">انظر كيف ترجمت هذا في </w:t>
       </w:r>
-      <w:hyperlink r:id="rId17">
+      <w:hyperlink r:id="rId15">
         <w:r>
           <w:rPr>
             <w:lang w:val="ar_AE" w:bidi="ar_AE"/>
@@ -28093,7 +28025,7 @@
         </w:rPr>
         <w:t xml:space="preserve">انظر كيف ترجمت التعبير المشابه في </w:t>
       </w:r>
-      <w:hyperlink r:id="rId16">
+      <w:hyperlink r:id="rId14">
         <w:r>
           <w:rPr>
             <w:lang w:val="ar_AE" w:bidi="ar_AE"/>
@@ -31440,7 +31372,7 @@
         </w:rPr>
         <w:t xml:space="preserve"> في </w:t>
       </w:r>
-      <w:hyperlink r:id="rId18">
+      <w:hyperlink r:id="rId16">
         <w:r>
           <w:rPr>
             <w:lang w:val="ar_AE" w:bidi="ar_AE"/>
@@ -31969,7 +31901,7 @@
         </w:rPr>
         <w:t xml:space="preserve">كما في </w:t>
       </w:r>
-      <w:hyperlink r:id="rId19">
+      <w:hyperlink r:id="rId17">
         <w:r>
           <w:rPr>
             <w:lang w:val="ar_AE" w:bidi="ar_AE"/>
@@ -32207,7 +32139,7 @@
         </w:rPr>
         <w:t xml:space="preserve">انظر كيف ترجمت نفس التعبير في </w:t>
       </w:r>
-      <w:hyperlink r:id="rId20">
+      <w:hyperlink r:id="rId18">
         <w:r>
           <w:rPr>
             <w:lang w:val="ar_AE" w:bidi="ar_AE"/>
@@ -34305,7 +34237,7 @@
         </w:rPr>
         <w:t xml:space="preserve">انظر كيف ترجمت هذا الاسم في </w:t>
       </w:r>
-      <w:hyperlink r:id="rId21">
+      <w:hyperlink r:id="rId19">
         <w:r>
           <w:rPr>
             <w:lang w:val="ar_AE" w:bidi="ar_AE"/>
@@ -34985,7 +34917,7 @@
         </w:rPr>
         <w:t xml:space="preserve"> هي بصيغة الجمع هنا، لذا استخدم صيغة الجمع في ترجمتك إذا كانت لغتك تميز ذلك. هذه الأوامر تبدو موجهة إلى "المحاربين" المذكورين في </w:t>
       </w:r>
-      <w:hyperlink r:id="rId22">
+      <w:hyperlink r:id="rId20">
         <w:r>
           <w:rPr>
             <w:lang w:val="ar_AE" w:bidi="ar_AE"/>
@@ -35750,7 +35682,7 @@
         </w:rPr>
         <w:t xml:space="preserve">هذه هي نفس العبارات كما في </w:t>
       </w:r>
-      <w:hyperlink r:id="rId23">
+      <w:hyperlink r:id="rId21">
         <w:r>
           <w:rPr>
             <w:lang w:val="ar_AE" w:bidi="ar_AE"/>
@@ -35870,7 +35802,7 @@
         </w:rPr>
         <w:t xml:space="preserve">انظر كيف ترجمت نفس التعبير في </w:t>
       </w:r>
-      <w:hyperlink r:id="rId23">
+      <w:hyperlink r:id="rId21">
         <w:r>
           <w:rPr>
             <w:lang w:val="ar_AE" w:bidi="ar_AE"/>
@@ -36399,7 +36331,7 @@
         </w:rPr>
         <w:t xml:space="preserve"> في </w:t>
       </w:r>
-      <w:hyperlink r:id="rId18">
+      <w:hyperlink r:id="rId16">
         <w:r>
           <w:rPr>
             <w:lang w:val="ar_AE" w:bidi="ar_AE"/>
@@ -37452,7 +37384,7 @@
         </w:rPr>
         <w:t xml:space="preserve">انظر كيف ترجمت نفس التعبير في </w:t>
       </w:r>
-      <w:hyperlink r:id="rId24">
+      <w:hyperlink r:id="rId22">
         <w:r>
           <w:rPr>
             <w:lang w:val="ar_AE" w:bidi="ar_AE"/>
@@ -38544,7 +38476,7 @@
         </w:rPr>
         <w:t xml:space="preserve">مثل التعبير في </w:t>
       </w:r>
-      <w:hyperlink r:id="rId25">
+      <w:hyperlink r:id="rId23">
         <w:r>
           <w:rPr>
             <w:lang w:val="ar_AE" w:bidi="ar_AE"/>

--- a/arb/docx/29.content.docx
+++ b/arb/docx/29.content.docx
@@ -152,13 +152,6 @@
         <w:rPr>
           <w:lang w:val="ar_AE" w:bidi="ar_AE"/>
         </w:rPr>
-      </w:r>
-      <w:r>
-        <w:rPr>
-          <w:i/>
-          <w:lang w:val="ar_AE" w:bidi="ar_AE"/>
-        </w:rPr>
-        <w:t>يوئيل 1: 1 (#1), يوئيل 1: 1 (#2), يوئيل 1: 1 (#3), يوئيل 1: 2 (#1), يوئيل 1: 2 (#2), يوئيل 1: 2 (#3), يوئيل 1: 2 (#4), يوئيل 1: 3 (#1), يوئيل 1: 3 (#2), يوئيل 1:3 (#3), يوئيل 1: 4 (#1), يوئيل 1: 4 (#2), يوئيل 1: 4 (#3), يوئيل 1: 5 (#1), يوئيل 1: 5 (#2), يوئيل 1: 5 (#3), يوئيل 1: 5 (#4), يوئيل 1: 6 (#1), يوئيل 1: 6 (#2), يوئيل 1: 6 (#3), يوئيل 1: 6 (#4), يوئيل 1: 6 (#5), يوئيل 1: 6 (#6), يوئيل 1: 6 (#7), يوئيل 1: 6 (#8), يوئيل 1: 7 (#1), يوئيل 1: 7 (#2), يوئيل 1: 7 (#3), يوئيل 1: 7 (#4), يوئيل 1: 7 (#5), يوئيل 1: 8 (#1), يوئيل 1: 8 (#2), يوئيل 1: 8 (#3), يوئيل 1: 8 (#4), يوئيل 1: 8 (#5), يوئيل 1: 8 (#6), يوئيل 1: 9 (#1), يوئيل 1: 9 (#2), يوئيل 1: 9 (#3), يوئيل 1: 10 (#1), يوئيل 1: 10 (#2), يوئيل 1: 10 (#3), يوئيل 1: 10 (#4), يوئيل 1: 10 (#5), يوئيل 1: 10 (#6), يوئيل 1: 11 (#1), يوئيل 1: 12 (#1), يوئيل 1: 12 (#2), يوئيل 1: 12 (#3), يوئيل 1: 12 (#4), يوئيل 1: 12 (#5), يوئيل 1: 12 (#6), يوئيل 1: 13 (#1), يوئيل 1: 13 (#2), يوئيل 1: 13 (#3), يوئيل 1: 13 (#4), يوئيل 1: 13 (#5), يوئيل 1: 14 (#1), يوئيل 1: 14 (#2), يوئيل 1: 15 (#1), يوئيل 1: 15 (#2), يوئيل 1: 15 (#3), يوئيل 1: 15 (#4), يوئيل 1: 15 (#5), يوئيل 1: 16 (#1), يوئيل 1: 16 (#2), يوئيل 1: 16 (#3), يوئيل 1: 16 (#4), يوئيل 1: 16 (#5), يوئيل 1: 17 (#1), يوئيل 1: 17 (#2), يوئيل 1: 18 (#1), يوئيل 1: 18 (#2), يوئيل 1: 18 (#3), يوئيل 1: 18 (#4), يوئيل 1: 18 (#5), يوئيل 1: 19 (#1), يوئيل 1: 19 (#2), يوئيل 1: 19 (#3), يوئيل 1: 19 (#4), يوئيل 1: 20 (#1), يوئيل 1: 20 (#2), يوئيل 2: 1 (#1), يوئيل 2: 1 (#2), يوئيل 2: 1 (#3), يوئيل 2: 1 (#4), يوئيل 2: 1 (#5), يوئيل 2: 1 (#6), يوئيل 2: 2 (#1), يوئيل 2:2 (#2), يوئيل ٢:٢ (#٣), يوئيل 2:2 (#4), يوئيل 2:2 (#5), يوئيل 2:2 (#6), يوئيل 2:2 (#7), يوئيل 2:2 (#8), يوئيل 2:2 (#9), يوئيل 2:2 (#10), يوئيل 2: 3 (#1), يوئيل 2: 3 (#2), يوئيل 2: 3 (#3), يوئيل 2: 3 (#4), يوئيل 2: 3 (#5), يوئيل 2: 3 (#6), يوئيل 2: 3 (#7), يوئيل 2: 4 (#1), يوئيل 2: 4 (#2), يوئيل 2: 4 (#3), يوئيل 2: 5 (#1), يوئيل 2: 5 (#2), يوئيل 2: 5 (#3), يوئيل 2: 5 (#4), يوئيل 2: 5 (#5), يوئيل 2: 6 (#1), يوئيل 2: 6 (#2), يوئيل 2: 7 (#1), يوئيل 2: 7 (#2), يوئيل 2: 7 (#3), يوئيل 2: 7 (#4), يوئيل 2: 7 (#5), يوئيل 2: 7 (#6), يوئيل 2: 7 (#7), يوئيل 2: 8 (#1), يوئيل 2: 8 (#2), يوئيل 2: 8 (#3), يوئيل 2: 9 (#1), يوئيل 2: 9 (#2), يوئيل 2: 10 (#1), يوئيل 2: 10 (#2), يوئيل 2: 10 (#3), يوئيل 2: 11 (#1), يوئيل 2: 11 (#2), يوئيل 2: 11 (#3), يوئيل 2: 11 (#4), يوئيل 2: 11 (#5), يوئيل 2: 12 (#1), يوئيل 2: 12 (#2), يوئيل 2: 12 (#1), يوئيل 2: 12 (#2), يوئيل 2: 13 (#1), يوئيل 2: 13 (#1), يوئيل 2: 13 (#2), يوئيل 2: 13 (#3), يوئيل 2: 14 (#1), يوئيل 2: 14 (#2), يوئيل 2: 14 (#3), يوئيل 2: 14 (#4), جويل 2: 15 (#1), يوئيل 2: 15 (#2), يوئيل 2: 16 (#1), يوئيل 2: 16 (#1), يوئيل 2: 17 (#1), يوئيل 2: 17 (#2), يوئيل 2: 17 (#3), يوئيل 2: 17 (#4), يوئيل 2: 17 (#5), يوئيل 2: 17 (#6), يوئيل 2: 17 (#7), يوئيل 2: 17 (#8), يوئيل 2: 18 (#1), يوئيل 2: 18 (#2), يوئيل 2: 19 (#1), يوئيل 2: 19 (#2), يوئيل 2: 19 (#3), يوئيل 2: 19 (#4), يوئيل 2: 19 (#5), يوئيل 2: 19 (#6), يوئيل 2: 20 (#1), يوئيل 2: 20 (#2), يوئيل 2: 20 (#3), يوئيل 2: 20 (#4), يوئيل 2: 20 (#5), يوئيل 2: 20 (#6), يوئيل 2: 20 (#7), يوئيل 2: 20 (#8), يوئيل 2: 21 (#1), يوئيل 2: 21 (#2), يوئيل 2: 21 (#3), يوئيل 2: 21 (#4), يوئيل 2: 22 (#1), يوئيل 2: 22 (#2), يوئيل 2: 22 (#3), يوئيل 2: 22 (#4), يوئيل 2: 23 (#1), يوئيل 2: 23 (#2), يوئيل 2: 23 (#3), يوئيل 2: 23 (#4), يوئيل 2: 23 (#5), يوئيل 2: 23 (#6), يوئيل 2: 23 (#7), يوئيل 2: 24 (#1), يوئيل 2: 25 (#1), يوئيل 2: 25 (#2), يوئيل 2: 25 (#3), يوئيل 2: 26 (#1), يوئيل 2: 26 (#2), يوئيل 2: 26 (#3), يوئيل 2: 26 (#4), يوئيل 2: 26 (#5), يوئيل 2: 27 (#1), يوئيل 2: 27 (#2), يوئيل 2: 28 (#1), يوئيل 2: 28 (#2), يوئيل 2: 28 (#3), يوئيل 2: 28 (#4), يوئيل 2: 28 (#5), يوئيل 2: 28 (#6), جويل 2: 28 (#7), يوئيل 2: 29 (#1), يوئيل 2: 29 (#2), يوئيل 2: 29 (#3), يوئيل 2: 30 (#1), يوئيل 2: 31 (#1), يوئيل 2: 31 (#2), يوئيل 2: 31 (#3), يوئيل 2: 31 (#4), يوئيل 2: 31 (#5), يوئيل 2: 31 (#6), يوئيل 2: 32 (#1), يوئيل 2: 32 (#2), يوئيل 2: 32 (#3), يوئيل 2: 32 (#4), يوئيل 2: 32 (#5), يوئيل 2: 32 (#6), يوئيل 2: 32 (#7), يوئيل 2: 32 (#8), يوئيل 2: 32 (#9), يوئيل 3: 1 (#1), يوئيل 3: 1 (#2), يوئيل 3: 1 (#3), يوئيل 3: 1 (#4), يوئيل 3: 1 (#5), يوئيل 3: 2 (#1), يوئيل 3: 2 (#2), يوئيل 3: 2 (#3), يوئيل 3:3 (#1), يوئيل 3:3 (#2), يوئيل 3: 4 (#1), يوئيل 3: 4 (#2), يوئيل 3: 4 (#3), يوئيل 3: 4 (#4), يوئيل 3: 4 (#5), يوئيل 3: 4 (#6), يوئيل 3: 6 (#1), يوئيل 3 :6 (#2), يوئيل 3: 6 (#3), يوئيل 3: 6 (#4), يوئيل 3: 7 (#1), يوئيل 3: 7 (#2), يوئيل 3: 7 (#3), يوئيل 3: 7 (#4), يوئيل 3: 8 (#1), يوئيل 3: 8 (#2), يوئيل 3: 8 (#3), يوئيل 3: 8 (#4), يوئيل 3: 8 (#5), يوئيل 3: 8 (#6), يوئيل 3: 9 (#1), يوئيل 3: 9 (#2), يوئيل 3: 10 (#1), يوئيل 3: 10 (#2), يوئيل 3: 10 (#3), يوئيل 3: 10 (#4), يوئيل 3: 11 (#1), يوئيل 3: 12 (#1), يوئيل 3: 12 (#2), يوئيل 3: 12 (#3), يوئيل 3: 13 (#1), يوئيل 3: 13 (#2), يوئيل 3: 13 (#3), يوئيل 3: 13 (#4), يوئيل 3: 13 (#5), يوئيل 3: 13 (#6), يوئيل 3: 14 (#1), يوئيل 3: 14 (#2), يوئيل 3: 14 (#3), يوئيل 3: 15 (#1), يوئيل 3: 15 (#2), يوئيل 3: 16 (#1), يوئيل 3: 16 (#2), يوئيل 3: 16 (#3), يوئيل 3: 16 (#4), يوئيل 3: 17 (#1), يوئيل 3: 17 (#2), يوئيل 3: 18 (#1), يوئيل 3: 18 (#2), يوئيل 3: 18 (#3), يوئيل 3: 18 (#4), يوئيل 3: 18 (#5), يوئيل 3: 18 (#6), يوئيل 3: 18 (#7), يوئيل 3: 19 (#1), يوئيل 3: 19 (#2), يوئيل 3: 19 (#3), يوئيل 3: 19 (#4), يوئيل 3: 20 (#1), يوئيل 3: 20 (#2), يوئيل 3: 20 (#3), يوئيل 3: 21 (#1), يوئيل 3: 21 (#2), يوئيل 3: 21 (#3), يوئيل 3: 21 (#4)</w:t>
       </w:r>
       <w:r>
         <w:rPr>

--- a/arb/docx/29.content.docx
+++ b/arb/docx/29.content.docx
@@ -157,21 +157,6 @@
         <w:rPr>
           <w:lang w:val="ar_AE" w:bidi="ar_AE"/>
         </w:rPr>
-      </w:r>
-    </w:p>
-    <w:p>
-      <w:pPr>
-        <w:bidi/>
-      </w:pPr>
-      <w:r>
-        <w:rPr>
-          <w:lang w:val="ar_AE" w:bidi="ar_AE"/>
-        </w:rPr>
-      </w:r>
-      <w:r>
-        <w:rPr>
-          <w:lang w:val="ar_AE" w:bidi="ar_AE"/>
-        </w:rPr>
         <w:t xml:space="preserve"> </w:t>
       </w:r>
       <w:r>
@@ -238,22 +223,6 @@
       </w:r>
       <w:r>
         <w:rPr>
-          <w:lang w:val="ar_AE" w:bidi="ar_AE"/>
-        </w:rPr>
-        <w:t>פְּתוּאֵֽל</w:t>
-      </w:r>
-    </w:p>
-    <w:p>
-      <w:pPr>
-        <w:bidi/>
-      </w:pPr>
-      <w:r>
-        <w:rPr>
-          <w:lang w:val="ar_AE" w:bidi="ar_AE"/>
-        </w:rPr>
-      </w:r>
-      <w:r>
-        <w:rPr>
           <w:b/>
           <w:lang w:val="ar_AE" w:bidi="ar_AE"/>
         </w:rPr>
@@ -494,22 +463,6 @@
       </w:r>
       <w:r>
         <w:rPr>
-          <w:lang w:val="ar_AE" w:bidi="ar_AE"/>
-        </w:rPr>
-        <w:t>דְּבַר־יְהוָה֙ אֲשֶׁ֣ר הָיָ֔ה</w:t>
-      </w:r>
-    </w:p>
-    <w:p>
-      <w:pPr>
-        <w:bidi/>
-      </w:pPr>
-      <w:r>
-        <w:rPr>
-          <w:lang w:val="ar_AE" w:bidi="ar_AE"/>
-        </w:rPr>
-      </w:r>
-      <w:r>
-        <w:rPr>
           <w:b/>
           <w:lang w:val="ar_AE" w:bidi="ar_AE"/>
         </w:rPr>
@@ -622,22 +575,6 @@
       </w:r>
       <w:r>
         <w:rPr>
-          <w:lang w:val="ar_AE" w:bidi="ar_AE"/>
-        </w:rPr>
-        <w:t>שִׁמְעוּ־זֹאת֙ הַ⁠זְּקֵנִ֔ים וְ⁠הַֽאֲזִ֔ינוּ כֹּ֖ל יוֹשְׁבֵ֣י הָ⁠אָ֑רֶץ</w:t>
-      </w:r>
-    </w:p>
-    <w:p>
-      <w:pPr>
-        <w:bidi/>
-      </w:pPr>
-      <w:r>
-        <w:rPr>
-          <w:lang w:val="ar_AE" w:bidi="ar_AE"/>
-        </w:rPr>
-      </w:r>
-      <w:r>
-        <w:rPr>
           <w:b/>
           <w:lang w:val="ar_AE" w:bidi="ar_AE"/>
         </w:rPr>
@@ -750,22 +687,6 @@
       </w:r>
       <w:r>
         <w:rPr>
-          <w:lang w:val="ar_AE" w:bidi="ar_AE"/>
-        </w:rPr>
-        <w:t>הֶ⁠הָ֤יְתָה זֹּאת֙ בִּֽ⁠ימֵי⁠כֶ֔ם וְ⁠אִ֖ם בִּ⁠ימֵ֥י אֲבֹֽתֵי⁠כֶֽם</w:t>
-      </w:r>
-    </w:p>
-    <w:p>
-      <w:pPr>
-        <w:bidi/>
-      </w:pPr>
-      <w:r>
-        <w:rPr>
-          <w:lang w:val="ar_AE" w:bidi="ar_AE"/>
-        </w:rPr>
-      </w:r>
-      <w:r>
-        <w:rPr>
           <w:b/>
           <w:lang w:val="ar_AE" w:bidi="ar_AE"/>
         </w:rPr>
@@ -878,22 +799,6 @@
       </w:r>
       <w:r>
         <w:rPr>
-          <w:lang w:val="ar_AE" w:bidi="ar_AE"/>
-        </w:rPr>
-        <w:t>בִּֽ⁠ימֵי⁠כֶ֔ם וְ⁠אִ֖ם בִּ⁠ימֵ֥י</w:t>
-      </w:r>
-    </w:p>
-    <w:p>
-      <w:pPr>
-        <w:bidi/>
-      </w:pPr>
-      <w:r>
-        <w:rPr>
-          <w:lang w:val="ar_AE" w:bidi="ar_AE"/>
-        </w:rPr>
-      </w:r>
-      <w:r>
-        <w:rPr>
           <w:b/>
           <w:lang w:val="ar_AE" w:bidi="ar_AE"/>
         </w:rPr>
@@ -1009,22 +914,6 @@
       </w:r>
       <w:r>
         <w:rPr>
-          <w:lang w:val="ar_AE" w:bidi="ar_AE"/>
-        </w:rPr>
-        <w:t>אֲבֹֽתֵי⁠כֶֽם</w:t>
-      </w:r>
-    </w:p>
-    <w:p>
-      <w:pPr>
-        <w:bidi/>
-      </w:pPr>
-      <w:r>
-        <w:rPr>
-          <w:lang w:val="ar_AE" w:bidi="ar_AE"/>
-        </w:rPr>
-      </w:r>
-      <w:r>
-        <w:rPr>
           <w:b/>
           <w:lang w:val="ar_AE" w:bidi="ar_AE"/>
         </w:rPr>
@@ -1150,22 +1039,6 @@
       </w:r>
       <w:r>
         <w:rPr>
-          <w:lang w:val="ar_AE" w:bidi="ar_AE"/>
-        </w:rPr>
-        <w:t>וּ⁠בְנֵי⁠כֶם֙ לִ⁠בְנֵי⁠הֶ֔ם וּ⁠בְנֵי⁠הֶ֖ם לְ⁠ד֥וֹר אַחֵֽר</w:t>
-      </w:r>
-    </w:p>
-    <w:p>
-      <w:pPr>
-        <w:bidi/>
-      </w:pPr>
-      <w:r>
-        <w:rPr>
-          <w:lang w:val="ar_AE" w:bidi="ar_AE"/>
-        </w:rPr>
-      </w:r>
-      <w:r>
-        <w:rPr>
           <w:b/>
           <w:lang w:val="ar_AE" w:bidi="ar_AE"/>
         </w:rPr>
@@ -1278,22 +1151,6 @@
       </w:r>
       <w:r>
         <w:rPr>
-          <w:lang w:val="ar_AE" w:bidi="ar_AE"/>
-        </w:rPr>
-        <w:t>לִ⁠בְנֵי⁠כֶ֣ם &amp; וּ⁠בְנֵי⁠כֶם֙ לִ⁠בְנֵי⁠הֶ֔ם וּ⁠בְנֵי⁠הֶ֖ם</w:t>
-      </w:r>
-    </w:p>
-    <w:p>
-      <w:pPr>
-        <w:bidi/>
-      </w:pPr>
-      <w:r>
-        <w:rPr>
-          <w:lang w:val="ar_AE" w:bidi="ar_AE"/>
-        </w:rPr>
-      </w:r>
-      <w:r>
-        <w:rPr>
           <w:b/>
           <w:lang w:val="ar_AE" w:bidi="ar_AE"/>
         </w:rPr>
@@ -1435,22 +1292,6 @@
       </w:r>
       <w:r>
         <w:rPr>
-          <w:lang w:val="ar_AE" w:bidi="ar_AE"/>
-        </w:rPr>
-        <w:t>עָלֶ֖⁠יהָ לִ⁠בְנֵי⁠כֶ֣ם סַפֵּ֑רוּ וּ⁠בְנֵי⁠כֶם֙</w:t>
-      </w:r>
-    </w:p>
-    <w:p>
-      <w:pPr>
-        <w:bidi/>
-      </w:pPr>
-      <w:r>
-        <w:rPr>
-          <w:lang w:val="ar_AE" w:bidi="ar_AE"/>
-        </w:rPr>
-      </w:r>
-      <w:r>
-        <w:rPr>
           <w:b/>
           <w:lang w:val="ar_AE" w:bidi="ar_AE"/>
         </w:rPr>
@@ -1591,22 +1432,6 @@
       </w:r>
       <w:r>
         <w:rPr>
-          <w:lang w:val="ar_AE" w:bidi="ar_AE"/>
-        </w:rPr>
-        <w:t>יֶ֤תֶר הַ⁠גָּזָם֙ אָכַ֣ל הָֽ⁠אַרְבֶּ֔ה וְ⁠יֶ֥תֶר הָ⁠אַרְבֶּ֖ה אָכַ֣ל הַ⁠יָּ֑לֶק וְ⁠יֶ֣תֶר הַ⁠יֶּ֔לֶק אָכַ֖ל הֶ⁠חָסִֽיל</w:t>
-      </w:r>
-    </w:p>
-    <w:p>
-      <w:pPr>
-        <w:bidi/>
-      </w:pPr>
-      <w:r>
-        <w:rPr>
-          <w:lang w:val="ar_AE" w:bidi="ar_AE"/>
-        </w:rPr>
-      </w:r>
-      <w:r>
-        <w:rPr>
           <w:b/>
           <w:lang w:val="ar_AE" w:bidi="ar_AE"/>
         </w:rPr>
@@ -1709,22 +1534,6 @@
       </w:r>
       <w:r>
         <w:rPr>
-          <w:lang w:val="ar_AE" w:bidi="ar_AE"/>
-        </w:rPr>
-        <w:t>יֶ֤תֶר הַ⁠גָּזָם֙ אָכַ֣ל הָֽ⁠אַרְבֶּ֔ה וְ⁠יֶ֥תֶר הָ⁠אַרְבֶּ֖ה אָכַ֣ל הַ⁠יָּ֑לֶק וְ⁠יֶ֣תֶר הַ⁠יֶּ֔לֶק אָכַ֖ל הֶ⁠חָסִֽיל</w:t>
-      </w:r>
-    </w:p>
-    <w:p>
-      <w:pPr>
-        <w:bidi/>
-      </w:pPr>
-      <w:r>
-        <w:rPr>
-          <w:lang w:val="ar_AE" w:bidi="ar_AE"/>
-        </w:rPr>
-      </w:r>
-      <w:r>
-        <w:rPr>
           <w:b/>
           <w:lang w:val="ar_AE" w:bidi="ar_AE"/>
         </w:rPr>
@@ -1827,22 +1636,6 @@
       </w:r>
       <w:r>
         <w:rPr>
-          <w:lang w:val="ar_AE" w:bidi="ar_AE"/>
-        </w:rPr>
-        <w:t>יֶ֤תֶר הַ⁠גָּזָם֙ אָכַ֣ל הָֽ⁠אַרְבֶּ֔ה וְ⁠יֶ֥תֶר הָ⁠אַרְבֶּ֖ה אָכַ֣ל הַ⁠יָּ֑לֶק וְ⁠יֶ֣תֶר הַ⁠יֶּ֔לֶק אָכַ֖ל הֶ⁠חָסִֽיל</w:t>
-      </w:r>
-    </w:p>
-    <w:p>
-      <w:pPr>
-        <w:bidi/>
-      </w:pPr>
-      <w:r>
-        <w:rPr>
-          <w:lang w:val="ar_AE" w:bidi="ar_AE"/>
-        </w:rPr>
-      </w:r>
-      <w:r>
-        <w:rPr>
           <w:b/>
           <w:lang w:val="ar_AE" w:bidi="ar_AE"/>
         </w:rPr>
@@ -1997,22 +1790,6 @@
       </w:r>
       <w:r>
         <w:rPr>
-          <w:lang w:val="ar_AE" w:bidi="ar_AE"/>
-        </w:rPr>
-        <w:t>הָקִ֤יצוּ שִׁכּוֹרִים֙ וּ⁠בְכ֔וּ וְ⁠הֵילִ֖לוּ כָּל־שֹׁ֣תֵי יָ֑יִן עַל־עָסִ֕יס כִּ֥י נִכְרַ֖ת מִ⁠פִּי⁠כֶֽם</w:t>
-      </w:r>
-    </w:p>
-    <w:p>
-      <w:pPr>
-        <w:bidi/>
-      </w:pPr>
-      <w:r>
-        <w:rPr>
-          <w:lang w:val="ar_AE" w:bidi="ar_AE"/>
-        </w:rPr>
-      </w:r>
-      <w:r>
-        <w:rPr>
           <w:b/>
           <w:lang w:val="ar_AE" w:bidi="ar_AE"/>
         </w:rPr>
@@ -2115,22 +1892,6 @@
       </w:r>
       <w:r>
         <w:rPr>
-          <w:lang w:val="ar_AE" w:bidi="ar_AE"/>
-        </w:rPr>
-        <w:t>נִכְרַ֖ת מִ⁠פִּי⁠כֶֽם</w:t>
-      </w:r>
-    </w:p>
-    <w:p>
-      <w:pPr>
-        <w:bidi/>
-      </w:pPr>
-      <w:r>
-        <w:rPr>
-          <w:lang w:val="ar_AE" w:bidi="ar_AE"/>
-        </w:rPr>
-      </w:r>
-      <w:r>
-        <w:rPr>
           <w:b/>
           <w:lang w:val="ar_AE" w:bidi="ar_AE"/>
         </w:rPr>
@@ -2233,22 +1994,6 @@
       </w:r>
       <w:r>
         <w:rPr>
-          <w:lang w:val="ar_AE" w:bidi="ar_AE"/>
-        </w:rPr>
-        <w:t>מִ⁠פִּי⁠כֶֽם</w:t>
-      </w:r>
-    </w:p>
-    <w:p>
-      <w:pPr>
-        <w:bidi/>
-      </w:pPr>
-      <w:r>
-        <w:rPr>
-          <w:lang w:val="ar_AE" w:bidi="ar_AE"/>
-        </w:rPr>
-      </w:r>
-      <w:r>
-        <w:rPr>
           <w:b/>
           <w:lang w:val="ar_AE" w:bidi="ar_AE"/>
         </w:rPr>
@@ -2364,22 +2109,6 @@
       </w:r>
       <w:r>
         <w:rPr>
-          <w:lang w:val="ar_AE" w:bidi="ar_AE"/>
-        </w:rPr>
-        <w:t>נִכְרַ֖ת מִ⁠פִּי⁠כֶֽם</w:t>
-      </w:r>
-    </w:p>
-    <w:p>
-      <w:pPr>
-        <w:bidi/>
-      </w:pPr>
-      <w:r>
-        <w:rPr>
-          <w:lang w:val="ar_AE" w:bidi="ar_AE"/>
-        </w:rPr>
-      </w:r>
-      <w:r>
-        <w:rPr>
           <w:b/>
           <w:lang w:val="ar_AE" w:bidi="ar_AE"/>
         </w:rPr>
@@ -2482,22 +2211,6 @@
       </w:r>
       <w:r>
         <w:rPr>
-          <w:lang w:val="ar_AE" w:bidi="ar_AE"/>
-        </w:rPr>
-        <w:t>כִּֽי</w:t>
-      </w:r>
-    </w:p>
-    <w:p>
-      <w:pPr>
-        <w:bidi/>
-      </w:pPr>
-      <w:r>
-        <w:rPr>
-          <w:lang w:val="ar_AE" w:bidi="ar_AE"/>
-        </w:rPr>
-      </w:r>
-      <w:r>
-        <w:rPr>
           <w:b/>
           <w:lang w:val="ar_AE" w:bidi="ar_AE"/>
         </w:rPr>
@@ -2613,22 +2326,6 @@
       </w:r>
       <w:r>
         <w:rPr>
-          <w:lang w:val="ar_AE" w:bidi="ar_AE"/>
-        </w:rPr>
-        <w:t>גוֹי֙ עָלָ֣ה עַל־אַרְצִ֔⁠י</w:t>
-      </w:r>
-    </w:p>
-    <w:p>
-      <w:pPr>
-        <w:bidi/>
-      </w:pPr>
-      <w:r>
-        <w:rPr>
-          <w:lang w:val="ar_AE" w:bidi="ar_AE"/>
-        </w:rPr>
-      </w:r>
-      <w:r>
-        <w:rPr>
           <w:b/>
           <w:lang w:val="ar_AE" w:bidi="ar_AE"/>
         </w:rPr>
@@ -2731,22 +2428,6 @@
       </w:r>
       <w:r>
         <w:rPr>
-          <w:lang w:val="ar_AE" w:bidi="ar_AE"/>
-        </w:rPr>
-        <w:t>גוֹי֙</w:t>
-      </w:r>
-    </w:p>
-    <w:p>
-      <w:pPr>
-        <w:bidi/>
-      </w:pPr>
-      <w:r>
-        <w:rPr>
-          <w:lang w:val="ar_AE" w:bidi="ar_AE"/>
-        </w:rPr>
-      </w:r>
-      <w:r>
-        <w:rPr>
           <w:b/>
           <w:lang w:val="ar_AE" w:bidi="ar_AE"/>
         </w:rPr>
@@ -2862,22 +2543,6 @@
       </w:r>
       <w:r>
         <w:rPr>
-          <w:lang w:val="ar_AE" w:bidi="ar_AE"/>
-        </w:rPr>
-        <w:t>אַרְצִ֔⁠י</w:t>
-      </w:r>
-    </w:p>
-    <w:p>
-      <w:pPr>
-        <w:bidi/>
-      </w:pPr>
-      <w:r>
-        <w:rPr>
-          <w:lang w:val="ar_AE" w:bidi="ar_AE"/>
-        </w:rPr>
-      </w:r>
-      <w:r>
-        <w:rPr>
           <w:b/>
           <w:lang w:val="ar_AE" w:bidi="ar_AE"/>
         </w:rPr>
@@ -2993,22 +2658,6 @@
       </w:r>
       <w:r>
         <w:rPr>
-          <w:lang w:val="ar_AE" w:bidi="ar_AE"/>
-        </w:rPr>
-        <w:t>וְ⁠אֵ֣ין מִסְפָּ֑ר</w:t>
-      </w:r>
-    </w:p>
-    <w:p>
-      <w:pPr>
-        <w:bidi/>
-      </w:pPr>
-      <w:r>
-        <w:rPr>
-          <w:lang w:val="ar_AE" w:bidi="ar_AE"/>
-        </w:rPr>
-      </w:r>
-      <w:r>
-        <w:rPr>
           <w:b/>
           <w:lang w:val="ar_AE" w:bidi="ar_AE"/>
         </w:rPr>
@@ -3111,22 +2760,6 @@
       </w:r>
       <w:r>
         <w:rPr>
-          <w:lang w:val="ar_AE" w:bidi="ar_AE"/>
-        </w:rPr>
-        <w:t>שִׁנָּי⁠ו֙ שִׁנֵּ֣י אַרְיֵ֔ה וּֽ⁠מְתַלְּע֥וֹת לָבִ֖יא לֽ⁠וֹ</w:t>
-      </w:r>
-    </w:p>
-    <w:p>
-      <w:pPr>
-        <w:bidi/>
-      </w:pPr>
-      <w:r>
-        <w:rPr>
-          <w:lang w:val="ar_AE" w:bidi="ar_AE"/>
-        </w:rPr>
-      </w:r>
-      <w:r>
-        <w:rPr>
           <w:b/>
           <w:lang w:val="ar_AE" w:bidi="ar_AE"/>
         </w:rPr>
@@ -3229,22 +2862,6 @@
       </w:r>
       <w:r>
         <w:rPr>
-          <w:lang w:val="ar_AE" w:bidi="ar_AE"/>
-        </w:rPr>
-        <w:t>שִׁנָּי⁠ו֙ שִׁנֵּ֣י אַרְיֵ֔ה וּֽ⁠מְתַלְּע֥וֹת לָבִ֖יא לֽ⁠וֹ</w:t>
-      </w:r>
-    </w:p>
-    <w:p>
-      <w:pPr>
-        <w:bidi/>
-      </w:pPr>
-      <w:r>
-        <w:rPr>
-          <w:lang w:val="ar_AE" w:bidi="ar_AE"/>
-        </w:rPr>
-      </w:r>
-      <w:r>
-        <w:rPr>
           <w:b/>
           <w:lang w:val="ar_AE" w:bidi="ar_AE"/>
         </w:rPr>
@@ -3360,22 +2977,6 @@
       </w:r>
       <w:r>
         <w:rPr>
-          <w:lang w:val="ar_AE" w:bidi="ar_AE"/>
-        </w:rPr>
-        <w:t>וּֽ⁠מְתַלְּע֥וֹת לָבִ֖יא לֽ⁠וֹ</w:t>
-      </w:r>
-    </w:p>
-    <w:p>
-      <w:pPr>
-        <w:bidi/>
-      </w:pPr>
-      <w:r>
-        <w:rPr>
-          <w:lang w:val="ar_AE" w:bidi="ar_AE"/>
-        </w:rPr>
-      </w:r>
-      <w:r>
-        <w:rPr>
           <w:b/>
           <w:lang w:val="ar_AE" w:bidi="ar_AE"/>
         </w:rPr>
@@ -3478,22 +3079,6 @@
       </w:r>
       <w:r>
         <w:rPr>
-          <w:lang w:val="ar_AE" w:bidi="ar_AE"/>
-        </w:rPr>
-        <w:t>שָׂ֤ם גַּפְנִ⁠י֙ לְ⁠שַׁמָּ֔ה וּ⁠תְאֵנָתִ֖⁠י לִ⁠קְצָפָ֑ה</w:t>
-      </w:r>
-    </w:p>
-    <w:p>
-      <w:pPr>
-        <w:bidi/>
-      </w:pPr>
-      <w:r>
-        <w:rPr>
-          <w:lang w:val="ar_AE" w:bidi="ar_AE"/>
-        </w:rPr>
-      </w:r>
-      <w:r>
-        <w:rPr>
           <w:b/>
           <w:lang w:val="ar_AE" w:bidi="ar_AE"/>
         </w:rPr>
@@ -3609,22 +3194,6 @@
       </w:r>
       <w:r>
         <w:rPr>
-          <w:lang w:val="ar_AE" w:bidi="ar_AE"/>
-        </w:rPr>
-        <w:t>שָׂ֤ם גַּפְנִ⁠י֙ לְ⁠שַׁמָּ֔ה</w:t>
-      </w:r>
-    </w:p>
-    <w:p>
-      <w:pPr>
-        <w:bidi/>
-      </w:pPr>
-      <w:r>
-        <w:rPr>
-          <w:lang w:val="ar_AE" w:bidi="ar_AE"/>
-        </w:rPr>
-      </w:r>
-      <w:r>
-        <w:rPr>
           <w:b/>
           <w:lang w:val="ar_AE" w:bidi="ar_AE"/>
         </w:rPr>
@@ -3740,22 +3309,6 @@
       </w:r>
       <w:r>
         <w:rPr>
-          <w:lang w:val="ar_AE" w:bidi="ar_AE"/>
-        </w:rPr>
-        <w:t>חָשֹׂ֤ף חֲשָׂפָ⁠הּ֙</w:t>
-      </w:r>
-    </w:p>
-    <w:p>
-      <w:pPr>
-        <w:bidi/>
-      </w:pPr>
-      <w:r>
-        <w:rPr>
-          <w:lang w:val="ar_AE" w:bidi="ar_AE"/>
-        </w:rPr>
-      </w:r>
-      <w:r>
-        <w:rPr>
           <w:b/>
           <w:lang w:val="ar_AE" w:bidi="ar_AE"/>
         </w:rPr>
@@ -3871,22 +3424,6 @@
       </w:r>
       <w:r>
         <w:rPr>
-          <w:lang w:val="ar_AE" w:bidi="ar_AE"/>
-        </w:rPr>
-        <w:t>וְ⁠הִשְׁלִ֔יךְ</w:t>
-      </w:r>
-    </w:p>
-    <w:p>
-      <w:pPr>
-        <w:bidi/>
-      </w:pPr>
-      <w:r>
-        <w:rPr>
-          <w:lang w:val="ar_AE" w:bidi="ar_AE"/>
-        </w:rPr>
-      </w:r>
-      <w:r>
-        <w:rPr>
           <w:b/>
           <w:lang w:val="ar_AE" w:bidi="ar_AE"/>
         </w:rPr>
@@ -4002,22 +3539,6 @@
       </w:r>
       <w:r>
         <w:rPr>
-          <w:lang w:val="ar_AE" w:bidi="ar_AE"/>
-        </w:rPr>
-        <w:t>הִלְבִּ֖ינוּ שָׂרִיגֶֽי⁠הָ</w:t>
-      </w:r>
-    </w:p>
-    <w:p>
-      <w:pPr>
-        <w:bidi/>
-      </w:pPr>
-      <w:r>
-        <w:rPr>
-          <w:lang w:val="ar_AE" w:bidi="ar_AE"/>
-        </w:rPr>
-      </w:r>
-      <w:r>
-        <w:rPr>
           <w:b/>
           <w:lang w:val="ar_AE" w:bidi="ar_AE"/>
         </w:rPr>
@@ -4133,22 +3654,6 @@
       </w:r>
       <w:r>
         <w:rPr>
-          <w:lang w:val="ar_AE" w:bidi="ar_AE"/>
-        </w:rPr>
-        <w:t>אֱלִ֕י</w:t>
-      </w:r>
-    </w:p>
-    <w:p>
-      <w:pPr>
-        <w:bidi/>
-      </w:pPr>
-      <w:r>
-        <w:rPr>
-          <w:lang w:val="ar_AE" w:bidi="ar_AE"/>
-        </w:rPr>
-      </w:r>
-      <w:r>
-        <w:rPr>
           <w:b/>
           <w:lang w:val="ar_AE" w:bidi="ar_AE"/>
         </w:rPr>
@@ -4264,22 +3769,6 @@
       </w:r>
       <w:r>
         <w:rPr>
-          <w:lang w:val="ar_AE" w:bidi="ar_AE"/>
-        </w:rPr>
-        <w:t>כִּ⁠בְתוּלָ֥ה חֲגֻֽרַת־שַׂ֖ק עַל־בַּ֥עַל נְעוּרֶֽי⁠הָ</w:t>
-      </w:r>
-    </w:p>
-    <w:p>
-      <w:pPr>
-        <w:bidi/>
-      </w:pPr>
-      <w:r>
-        <w:rPr>
-          <w:lang w:val="ar_AE" w:bidi="ar_AE"/>
-        </w:rPr>
-      </w:r>
-      <w:r>
-        <w:rPr>
           <w:b/>
           <w:lang w:val="ar_AE" w:bidi="ar_AE"/>
         </w:rPr>
@@ -4382,22 +3871,6 @@
       </w:r>
       <w:r>
         <w:rPr>
-          <w:lang w:val="ar_AE" w:bidi="ar_AE"/>
-        </w:rPr>
-        <w:t>כִּ⁠בְתוּלָ֥ה חֲגֻֽרַת־שַׂ֖ק</w:t>
-      </w:r>
-    </w:p>
-    <w:p>
-      <w:pPr>
-        <w:bidi/>
-      </w:pPr>
-      <w:r>
-        <w:rPr>
-          <w:lang w:val="ar_AE" w:bidi="ar_AE"/>
-        </w:rPr>
-      </w:r>
-      <w:r>
-        <w:rPr>
           <w:b/>
           <w:lang w:val="ar_AE" w:bidi="ar_AE"/>
         </w:rPr>
@@ -4513,22 +3986,6 @@
       </w:r>
       <w:r>
         <w:rPr>
-          <w:lang w:val="ar_AE" w:bidi="ar_AE"/>
-        </w:rPr>
-        <w:t>כִּ⁠בְתוּלָ֥ה חֲגֻֽרַת־שַׂ֖ק</w:t>
-      </w:r>
-    </w:p>
-    <w:p>
-      <w:pPr>
-        <w:bidi/>
-      </w:pPr>
-      <w:r>
-        <w:rPr>
-          <w:lang w:val="ar_AE" w:bidi="ar_AE"/>
-        </w:rPr>
-      </w:r>
-      <w:r>
-        <w:rPr>
           <w:b/>
           <w:lang w:val="ar_AE" w:bidi="ar_AE"/>
         </w:rPr>
@@ -4631,22 +4088,6 @@
       </w:r>
       <w:r>
         <w:rPr>
-          <w:lang w:val="ar_AE" w:bidi="ar_AE"/>
-        </w:rPr>
-        <w:t>בַּ֥עַל נְעוּרֶֽי⁠הָ</w:t>
-      </w:r>
-    </w:p>
-    <w:p>
-      <w:pPr>
-        <w:bidi/>
-      </w:pPr>
-      <w:r>
-        <w:rPr>
-          <w:lang w:val="ar_AE" w:bidi="ar_AE"/>
-        </w:rPr>
-      </w:r>
-      <w:r>
-        <w:rPr>
           <w:b/>
           <w:lang w:val="ar_AE" w:bidi="ar_AE"/>
         </w:rPr>
@@ -4903,22 +4344,6 @@
       </w:r>
       <w:r>
         <w:rPr>
-          <w:lang w:val="ar_AE" w:bidi="ar_AE"/>
-        </w:rPr>
-        <w:t>הָכְרַ֥ת מִנְחָ֛ה וָ⁠נֶ֖סֶךְ</w:t>
-      </w:r>
-    </w:p>
-    <w:p>
-      <w:pPr>
-        <w:bidi/>
-      </w:pPr>
-      <w:r>
-        <w:rPr>
-          <w:lang w:val="ar_AE" w:bidi="ar_AE"/>
-        </w:rPr>
-      </w:r>
-      <w:r>
-        <w:rPr>
           <w:b/>
           <w:lang w:val="ar_AE" w:bidi="ar_AE"/>
         </w:rPr>
@@ -5021,22 +4446,6 @@
       </w:r>
       <w:r>
         <w:rPr>
-          <w:lang w:val="ar_AE" w:bidi="ar_AE"/>
-        </w:rPr>
-        <w:t>הָכְרַ֥ת &amp; מִ⁠בֵּ֣ית</w:t>
-      </w:r>
-    </w:p>
-    <w:p>
-      <w:pPr>
-        <w:bidi/>
-      </w:pPr>
-      <w:r>
-        <w:rPr>
-          <w:lang w:val="ar_AE" w:bidi="ar_AE"/>
-        </w:rPr>
-      </w:r>
-      <w:r>
-        <w:rPr>
           <w:b/>
           <w:lang w:val="ar_AE" w:bidi="ar_AE"/>
         </w:rPr>
@@ -5152,22 +4561,6 @@
       </w:r>
       <w:r>
         <w:rPr>
-          <w:lang w:val="ar_AE" w:bidi="ar_AE"/>
-        </w:rPr>
-        <w:t>מִ⁠בֵּ֣ית יְהוָ֑ה</w:t>
-      </w:r>
-    </w:p>
-    <w:p>
-      <w:pPr>
-        <w:bidi/>
-      </w:pPr>
-      <w:r>
-        <w:rPr>
-          <w:lang w:val="ar_AE" w:bidi="ar_AE"/>
-        </w:rPr>
-      </w:r>
-      <w:r>
-        <w:rPr>
           <w:b/>
           <w:lang w:val="ar_AE" w:bidi="ar_AE"/>
         </w:rPr>
@@ -5283,22 +4676,6 @@
       </w:r>
       <w:r>
         <w:rPr>
-          <w:lang w:val="ar_AE" w:bidi="ar_AE"/>
-        </w:rPr>
-        <w:t>שֻׁדַּ֣ד שָׂדֶ֔ה אָבְלָ֖ה אֲדָמָ֑ה כִּ֚י שֻׁדַּ֣ד דָּגָ֔ן</w:t>
-      </w:r>
-    </w:p>
-    <w:p>
-      <w:pPr>
-        <w:bidi/>
-      </w:pPr>
-      <w:r>
-        <w:rPr>
-          <w:lang w:val="ar_AE" w:bidi="ar_AE"/>
-        </w:rPr>
-      </w:r>
-      <w:r>
-        <w:rPr>
           <w:b/>
           <w:lang w:val="ar_AE" w:bidi="ar_AE"/>
         </w:rPr>
@@ -5401,22 +4778,6 @@
       </w:r>
       <w:r>
         <w:rPr>
-          <w:lang w:val="ar_AE" w:bidi="ar_AE"/>
-        </w:rPr>
-        <w:t>שֻׁדַּ֣ד שָׂדֶ֔ה &amp; שֻׁדַּ֣ד</w:t>
-      </w:r>
-    </w:p>
-    <w:p>
-      <w:pPr>
-        <w:bidi/>
-      </w:pPr>
-      <w:r>
-        <w:rPr>
-          <w:lang w:val="ar_AE" w:bidi="ar_AE"/>
-        </w:rPr>
-      </w:r>
-      <w:r>
-        <w:rPr>
           <w:b/>
           <w:lang w:val="ar_AE" w:bidi="ar_AE"/>
         </w:rPr>
@@ -5532,22 +4893,6 @@
       </w:r>
       <w:r>
         <w:rPr>
-          <w:lang w:val="ar_AE" w:bidi="ar_AE"/>
-        </w:rPr>
-        <w:t>אָבְלָ֖ה אֲדָמָ֑ה</w:t>
-      </w:r>
-    </w:p>
-    <w:p>
-      <w:pPr>
-        <w:bidi/>
-      </w:pPr>
-      <w:r>
-        <w:rPr>
-          <w:lang w:val="ar_AE" w:bidi="ar_AE"/>
-        </w:rPr>
-      </w:r>
-      <w:r>
-        <w:rPr>
           <w:b/>
           <w:lang w:val="ar_AE" w:bidi="ar_AE"/>
         </w:rPr>
@@ -5676,22 +5021,6 @@
       </w:r>
       <w:r>
         <w:rPr>
-          <w:lang w:val="ar_AE" w:bidi="ar_AE"/>
-        </w:rPr>
-        <w:t>הוֹבִ֥ישׁ תִּיר֖וֹשׁ</w:t>
-      </w:r>
-    </w:p>
-    <w:p>
-      <w:pPr>
-        <w:bidi/>
-      </w:pPr>
-      <w:r>
-        <w:rPr>
-          <w:lang w:val="ar_AE" w:bidi="ar_AE"/>
-        </w:rPr>
-      </w:r>
-      <w:r>
-        <w:rPr>
           <w:b/>
           <w:lang w:val="ar_AE" w:bidi="ar_AE"/>
         </w:rPr>
@@ -5807,22 +5136,6 @@
       </w:r>
       <w:r>
         <w:rPr>
-          <w:lang w:val="ar_AE" w:bidi="ar_AE"/>
-        </w:rPr>
-        <w:t>אֻמְלַ֥ל יִצְהָֽר</w:t>
-      </w:r>
-    </w:p>
-    <w:p>
-      <w:pPr>
-        <w:bidi/>
-      </w:pPr>
-      <w:r>
-        <w:rPr>
-          <w:lang w:val="ar_AE" w:bidi="ar_AE"/>
-        </w:rPr>
-      </w:r>
-      <w:r>
-        <w:rPr>
           <w:b/>
           <w:lang w:val="ar_AE" w:bidi="ar_AE"/>
         </w:rPr>
@@ -5925,22 +5238,6 @@
       </w:r>
       <w:r>
         <w:rPr>
-          <w:lang w:val="ar_AE" w:bidi="ar_AE"/>
-        </w:rPr>
-        <w:t>אֻמְלַ֥ל יִצְהָֽר</w:t>
-      </w:r>
-    </w:p>
-    <w:p>
-      <w:pPr>
-        <w:bidi/>
-      </w:pPr>
-      <w:r>
-        <w:rPr>
-          <w:lang w:val="ar_AE" w:bidi="ar_AE"/>
-        </w:rPr>
-      </w:r>
-      <w:r>
-        <w:rPr>
           <w:b/>
           <w:lang w:val="ar_AE" w:bidi="ar_AE"/>
         </w:rPr>
@@ -6069,22 +5366,6 @@
       </w:r>
       <w:r>
         <w:rPr>
-          <w:lang w:val="ar_AE" w:bidi="ar_AE"/>
-        </w:rPr>
-        <w:t>שָׂדֶֽה</w:t>
-      </w:r>
-    </w:p>
-    <w:p>
-      <w:pPr>
-        <w:bidi/>
-      </w:pPr>
-      <w:r>
-        <w:rPr>
-          <w:lang w:val="ar_AE" w:bidi="ar_AE"/>
-        </w:rPr>
-      </w:r>
-      <w:r>
-        <w:rPr>
           <w:b/>
           <w:lang w:val="ar_AE" w:bidi="ar_AE"/>
         </w:rPr>
@@ -6200,22 +5481,6 @@
       </w:r>
       <w:r>
         <w:rPr>
-          <w:lang w:val="ar_AE" w:bidi="ar_AE"/>
-        </w:rPr>
-        <w:t>הַ⁠גֶּ֣פֶן הוֹבִ֔ישָׁה וְ⁠הַ⁠תְּאֵנָ֖ה אֻמְלָ֑לָה רִמּ֞וֹן גַּם־תָּמָ֣ר וְ⁠תַפּ֗וּחַ</w:t>
-      </w:r>
-    </w:p>
-    <w:p>
-      <w:pPr>
-        <w:bidi/>
-      </w:pPr>
-      <w:r>
-        <w:rPr>
-          <w:lang w:val="ar_AE" w:bidi="ar_AE"/>
-        </w:rPr>
-      </w:r>
-      <w:r>
-        <w:rPr>
           <w:b/>
           <w:lang w:val="ar_AE" w:bidi="ar_AE"/>
         </w:rPr>
@@ -6383,22 +5648,6 @@
       </w:r>
       <w:r>
         <w:rPr>
-          <w:lang w:val="ar_AE" w:bidi="ar_AE"/>
-        </w:rPr>
-        <w:t>אֻמְלָ֑לָה</w:t>
-      </w:r>
-    </w:p>
-    <w:p>
-      <w:pPr>
-        <w:bidi/>
-      </w:pPr>
-      <w:r>
-        <w:rPr>
-          <w:lang w:val="ar_AE" w:bidi="ar_AE"/>
-        </w:rPr>
-      </w:r>
-      <w:r>
-        <w:rPr>
           <w:b/>
           <w:lang w:val="ar_AE" w:bidi="ar_AE"/>
         </w:rPr>
@@ -6501,22 +5750,6 @@
       </w:r>
       <w:r>
         <w:rPr>
-          <w:lang w:val="ar_AE" w:bidi="ar_AE"/>
-        </w:rPr>
-        <w:t>וְ⁠הַ⁠תְּאֵנָ֖ה אֻמְלָ֑לָה</w:t>
-      </w:r>
-    </w:p>
-    <w:p>
-      <w:pPr>
-        <w:bidi/>
-      </w:pPr>
-      <w:r>
-        <w:rPr>
-          <w:lang w:val="ar_AE" w:bidi="ar_AE"/>
-        </w:rPr>
-      </w:r>
-      <w:r>
-        <w:rPr>
           <w:b/>
           <w:lang w:val="ar_AE" w:bidi="ar_AE"/>
         </w:rPr>
@@ -6645,22 +5878,6 @@
       </w:r>
       <w:r>
         <w:rPr>
-          <w:lang w:val="ar_AE" w:bidi="ar_AE"/>
-        </w:rPr>
-        <w:t>כָּל־עֲצֵ֤י הַ⁠שָּׂדֶה֙ יָבֵ֔שׁוּ</w:t>
-      </w:r>
-    </w:p>
-    <w:p>
-      <w:pPr>
-        <w:bidi/>
-      </w:pPr>
-      <w:r>
-        <w:rPr>
-          <w:lang w:val="ar_AE" w:bidi="ar_AE"/>
-        </w:rPr>
-      </w:r>
-      <w:r>
-        <w:rPr>
           <w:b/>
           <w:lang w:val="ar_AE" w:bidi="ar_AE"/>
         </w:rPr>
@@ -6763,22 +5980,6 @@
       </w:r>
       <w:r>
         <w:rPr>
-          <w:lang w:val="ar_AE" w:bidi="ar_AE"/>
-        </w:rPr>
-        <w:t>הֹבִ֥ישׁ שָׂשׂ֖וֹן מִן־בְּנֵ֥י אָדָֽם</w:t>
-      </w:r>
-    </w:p>
-    <w:p>
-      <w:pPr>
-        <w:bidi/>
-      </w:pPr>
-      <w:r>
-        <w:rPr>
-          <w:lang w:val="ar_AE" w:bidi="ar_AE"/>
-        </w:rPr>
-      </w:r>
-      <w:r>
-        <w:rPr>
           <w:b/>
           <w:lang w:val="ar_AE" w:bidi="ar_AE"/>
         </w:rPr>
@@ -6920,22 +6121,6 @@
       </w:r>
       <w:r>
         <w:rPr>
-          <w:lang w:val="ar_AE" w:bidi="ar_AE"/>
-        </w:rPr>
-        <w:t>בְּנֵ֥י אָדָֽם</w:t>
-      </w:r>
-    </w:p>
-    <w:p>
-      <w:pPr>
-        <w:bidi/>
-      </w:pPr>
-      <w:r>
-        <w:rPr>
-          <w:lang w:val="ar_AE" w:bidi="ar_AE"/>
-        </w:rPr>
-      </w:r>
-      <w:r>
-        <w:rPr>
           <w:b/>
           <w:lang w:val="ar_AE" w:bidi="ar_AE"/>
         </w:rPr>
@@ -7051,22 +6236,6 @@
       </w:r>
       <w:r>
         <w:rPr>
-          <w:lang w:val="ar_AE" w:bidi="ar_AE"/>
-        </w:rPr>
-        <w:t>חִגְר֨וּ</w:t>
-      </w:r>
-    </w:p>
-    <w:p>
-      <w:pPr>
-        <w:bidi/>
-      </w:pPr>
-      <w:r>
-        <w:rPr>
-          <w:lang w:val="ar_AE" w:bidi="ar_AE"/>
-        </w:rPr>
-      </w:r>
-      <w:r>
-        <w:rPr>
           <w:b/>
           <w:lang w:val="ar_AE" w:bidi="ar_AE"/>
         </w:rPr>
@@ -7182,22 +6351,6 @@
       </w:r>
       <w:r>
         <w:rPr>
-          <w:lang w:val="ar_AE" w:bidi="ar_AE"/>
-        </w:rPr>
-        <w:t>לִ֣ינוּ בַ⁠שַּׂקִּ֔ים</w:t>
-      </w:r>
-    </w:p>
-    <w:p>
-      <w:pPr>
-        <w:bidi/>
-      </w:pPr>
-      <w:r>
-        <w:rPr>
-          <w:lang w:val="ar_AE" w:bidi="ar_AE"/>
-        </w:rPr>
-      </w:r>
-      <w:r>
-        <w:rPr>
           <w:b/>
           <w:lang w:val="ar_AE" w:bidi="ar_AE"/>
         </w:rPr>
@@ -7307,22 +6460,6 @@
       </w:r>
       <w:r>
         <w:rPr>
-          <w:lang w:val="ar_AE" w:bidi="ar_AE"/>
-        </w:rPr>
-        <w:t>נִמְנַ֛ע &amp; מִנְחָ֥ה וָ⁠נָֽסֶךְ</w:t>
-      </w:r>
-    </w:p>
-    <w:p>
-      <w:pPr>
-        <w:bidi/>
-      </w:pPr>
-      <w:r>
-        <w:rPr>
-          <w:lang w:val="ar_AE" w:bidi="ar_AE"/>
-        </w:rPr>
-      </w:r>
-      <w:r>
-        <w:rPr>
           <w:b/>
           <w:lang w:val="ar_AE" w:bidi="ar_AE"/>
         </w:rPr>
@@ -7425,22 +6562,6 @@
       </w:r>
       <w:r>
         <w:rPr>
-          <w:lang w:val="ar_AE" w:bidi="ar_AE"/>
-        </w:rPr>
-        <w:t>אֱלֹהָ֑⁠י</w:t>
-      </w:r>
-    </w:p>
-    <w:p>
-      <w:pPr>
-        <w:bidi/>
-      </w:pPr>
-      <w:r>
-        <w:rPr>
-          <w:lang w:val="ar_AE" w:bidi="ar_AE"/>
-        </w:rPr>
-      </w:r>
-      <w:r>
-        <w:rPr>
           <w:b/>
           <w:lang w:val="ar_AE" w:bidi="ar_AE"/>
         </w:rPr>
@@ -7556,22 +6677,6 @@
       </w:r>
       <w:r>
         <w:rPr>
-          <w:lang w:val="ar_AE" w:bidi="ar_AE"/>
-        </w:rPr>
-        <w:t>אֱלֹהֵי⁠כֶ֖ם</w:t>
-      </w:r>
-    </w:p>
-    <w:p>
-      <w:pPr>
-        <w:bidi/>
-      </w:pPr>
-      <w:r>
-        <w:rPr>
-          <w:lang w:val="ar_AE" w:bidi="ar_AE"/>
-        </w:rPr>
-      </w:r>
-      <w:r>
-        <w:rPr>
           <w:b/>
           <w:lang w:val="ar_AE" w:bidi="ar_AE"/>
         </w:rPr>
@@ -7687,22 +6792,6 @@
       </w:r>
       <w:r>
         <w:rPr>
-          <w:lang w:val="ar_AE" w:bidi="ar_AE"/>
-        </w:rPr>
-        <w:t>קַדְּשׁוּ־צוֹם֙</w:t>
-      </w:r>
-    </w:p>
-    <w:p>
-      <w:pPr>
-        <w:bidi/>
-      </w:pPr>
-      <w:r>
-        <w:rPr>
-          <w:lang w:val="ar_AE" w:bidi="ar_AE"/>
-        </w:rPr>
-      </w:r>
-      <w:r>
-        <w:rPr>
           <w:b/>
           <w:lang w:val="ar_AE" w:bidi="ar_AE"/>
         </w:rPr>
@@ -7805,22 +6894,6 @@
       </w:r>
       <w:r>
         <w:rPr>
-          <w:lang w:val="ar_AE" w:bidi="ar_AE"/>
-        </w:rPr>
-        <w:t>אֱלֹהֵי⁠כֶ֑ם</w:t>
-      </w:r>
-    </w:p>
-    <w:p>
-      <w:pPr>
-        <w:bidi/>
-      </w:pPr>
-      <w:r>
-        <w:rPr>
-          <w:lang w:val="ar_AE" w:bidi="ar_AE"/>
-        </w:rPr>
-      </w:r>
-      <w:r>
-        <w:rPr>
           <w:b/>
           <w:lang w:val="ar_AE" w:bidi="ar_AE"/>
         </w:rPr>
@@ -7936,22 +7009,6 @@
       </w:r>
       <w:r>
         <w:rPr>
-          <w:lang w:val="ar_AE" w:bidi="ar_AE"/>
-        </w:rPr>
-        <w:t>אֲהָ֖הּ לַ⁠יּ֑וֹם</w:t>
-      </w:r>
-    </w:p>
-    <w:p>
-      <w:pPr>
-        <w:bidi/>
-      </w:pPr>
-      <w:r>
-        <w:rPr>
-          <w:lang w:val="ar_AE" w:bidi="ar_AE"/>
-        </w:rPr>
-      </w:r>
-      <w:r>
-        <w:rPr>
           <w:b/>
           <w:lang w:val="ar_AE" w:bidi="ar_AE"/>
         </w:rPr>
@@ -8054,22 +7111,6 @@
       </w:r>
       <w:r>
         <w:rPr>
-          <w:lang w:val="ar_AE" w:bidi="ar_AE"/>
-        </w:rPr>
-        <w:t>אֲהָ֖הּ לַ⁠יּ֑וֹם</w:t>
-      </w:r>
-    </w:p>
-    <w:p>
-      <w:pPr>
-        <w:bidi/>
-      </w:pPr>
-      <w:r>
-        <w:rPr>
-          <w:lang w:val="ar_AE" w:bidi="ar_AE"/>
-        </w:rPr>
-      </w:r>
-      <w:r>
-        <w:rPr>
           <w:b/>
           <w:lang w:val="ar_AE" w:bidi="ar_AE"/>
         </w:rPr>
@@ -8185,22 +7226,6 @@
       </w:r>
       <w:r>
         <w:rPr>
-          <w:lang w:val="ar_AE" w:bidi="ar_AE"/>
-        </w:rPr>
-        <w:t>י֣וֹם יְהוָ֔ה</w:t>
-      </w:r>
-    </w:p>
-    <w:p>
-      <w:pPr>
-        <w:bidi/>
-      </w:pPr>
-      <w:r>
-        <w:rPr>
-          <w:lang w:val="ar_AE" w:bidi="ar_AE"/>
-        </w:rPr>
-      </w:r>
-      <w:r>
-        <w:rPr>
           <w:b/>
           <w:lang w:val="ar_AE" w:bidi="ar_AE"/>
         </w:rPr>
@@ -8316,22 +7341,6 @@
       </w:r>
       <w:r>
         <w:rPr>
-          <w:lang w:val="ar_AE" w:bidi="ar_AE"/>
-        </w:rPr>
-        <w:t>וּ⁠כְ⁠שֹׁ֖ד מִ⁠שַׁדַּ֥י יָבֽוֹא</w:t>
-      </w:r>
-    </w:p>
-    <w:p>
-      <w:pPr>
-        <w:bidi/>
-      </w:pPr>
-      <w:r>
-        <w:rPr>
-          <w:lang w:val="ar_AE" w:bidi="ar_AE"/>
-        </w:rPr>
-      </w:r>
-      <w:r>
-        <w:rPr>
           <w:b/>
           <w:lang w:val="ar_AE" w:bidi="ar_AE"/>
         </w:rPr>
@@ -8447,22 +7456,6 @@
       </w:r>
       <w:r>
         <w:rPr>
-          <w:lang w:val="ar_AE" w:bidi="ar_AE"/>
-        </w:rPr>
-        <w:t>מִ⁠שַׁדַּ֥י</w:t>
-      </w:r>
-    </w:p>
-    <w:p>
-      <w:pPr>
-        <w:bidi/>
-      </w:pPr>
-      <w:r>
-        <w:rPr>
-          <w:lang w:val="ar_AE" w:bidi="ar_AE"/>
-        </w:rPr>
-      </w:r>
-      <w:r>
-        <w:rPr>
           <w:b/>
           <w:lang w:val="ar_AE" w:bidi="ar_AE"/>
         </w:rPr>
@@ -8578,22 +7571,6 @@
       </w:r>
       <w:r>
         <w:rPr>
-          <w:lang w:val="ar_AE" w:bidi="ar_AE"/>
-        </w:rPr>
-        <w:t>הֲ⁠ל֛וֹא נֶ֥גֶד עֵינֵ֖י⁠נוּ אֹ֣כֶל נִכְרָ֑ת מִ⁠בֵּ֥ית אֱלֹהֵ֖י⁠נוּ שִׂמְחָ֥ה וָ⁠גִֽיל</w:t>
-      </w:r>
-    </w:p>
-    <w:p>
-      <w:pPr>
-        <w:bidi/>
-      </w:pPr>
-      <w:r>
-        <w:rPr>
-          <w:lang w:val="ar_AE" w:bidi="ar_AE"/>
-        </w:rPr>
-      </w:r>
-      <w:r>
-        <w:rPr>
           <w:b/>
           <w:lang w:val="ar_AE" w:bidi="ar_AE"/>
         </w:rPr>
@@ -8696,22 +7673,6 @@
       </w:r>
       <w:r>
         <w:rPr>
-          <w:lang w:val="ar_AE" w:bidi="ar_AE"/>
-        </w:rPr>
-        <w:t>הֲ⁠ל֛וֹא נֶ֥גֶד עֵינֵ֖י⁠נוּ אֹ֣כֶל נִכְרָ֑ת</w:t>
-      </w:r>
-    </w:p>
-    <w:p>
-      <w:pPr>
-        <w:bidi/>
-      </w:pPr>
-      <w:r>
-        <w:rPr>
-          <w:lang w:val="ar_AE" w:bidi="ar_AE"/>
-        </w:rPr>
-      </w:r>
-      <w:r>
-        <w:rPr>
           <w:b/>
           <w:lang w:val="ar_AE" w:bidi="ar_AE"/>
         </w:rPr>
@@ -8814,22 +7775,6 @@
       </w:r>
       <w:r>
         <w:rPr>
-          <w:lang w:val="ar_AE" w:bidi="ar_AE"/>
-        </w:rPr>
-        <w:t>נֶ֥גֶד עֵינֵ֖י⁠נוּ</w:t>
-      </w:r>
-    </w:p>
-    <w:p>
-      <w:pPr>
-        <w:bidi/>
-      </w:pPr>
-      <w:r>
-        <w:rPr>
-          <w:lang w:val="ar_AE" w:bidi="ar_AE"/>
-        </w:rPr>
-      </w:r>
-      <w:r>
-        <w:rPr>
           <w:b/>
           <w:lang w:val="ar_AE" w:bidi="ar_AE"/>
         </w:rPr>
@@ -8945,22 +7890,6 @@
       </w:r>
       <w:r>
         <w:rPr>
-          <w:lang w:val="ar_AE" w:bidi="ar_AE"/>
-        </w:rPr>
-        <w:t>מִ⁠בֵּ֥ית אֱלֹהֵ֖י⁠נוּ שִׂמְחָ֥ה וָ⁠גִֽיל</w:t>
-      </w:r>
-    </w:p>
-    <w:p>
-      <w:pPr>
-        <w:bidi/>
-      </w:pPr>
-      <w:r>
-        <w:rPr>
-          <w:lang w:val="ar_AE" w:bidi="ar_AE"/>
-        </w:rPr>
-      </w:r>
-      <w:r>
-        <w:rPr>
           <w:b/>
           <w:lang w:val="ar_AE" w:bidi="ar_AE"/>
         </w:rPr>
@@ -9063,22 +7992,6 @@
       </w:r>
       <w:r>
         <w:rPr>
-          <w:lang w:val="ar_AE" w:bidi="ar_AE"/>
-        </w:rPr>
-        <w:t>שִׂמְחָ֥ה וָ⁠גִֽיל</w:t>
-      </w:r>
-    </w:p>
-    <w:p>
-      <w:pPr>
-        <w:bidi/>
-      </w:pPr>
-      <w:r>
-        <w:rPr>
-          <w:lang w:val="ar_AE" w:bidi="ar_AE"/>
-        </w:rPr>
-      </w:r>
-      <w:r>
-        <w:rPr>
           <w:b/>
           <w:lang w:val="ar_AE" w:bidi="ar_AE"/>
         </w:rPr>
@@ -9194,22 +8107,6 @@
       </w:r>
       <w:r>
         <w:rPr>
-          <w:lang w:val="ar_AE" w:bidi="ar_AE"/>
-        </w:rPr>
-        <w:t>נֶהֶרְס֖וּ מַמְּגֻר֑וֹת</w:t>
-      </w:r>
-    </w:p>
-    <w:p>
-      <w:pPr>
-        <w:bidi/>
-      </w:pPr>
-      <w:r>
-        <w:rPr>
-          <w:lang w:val="ar_AE" w:bidi="ar_AE"/>
-        </w:rPr>
-      </w:r>
-      <w:r>
-        <w:rPr>
           <w:b/>
           <w:lang w:val="ar_AE" w:bidi="ar_AE"/>
         </w:rPr>
@@ -9312,22 +8209,6 @@
       </w:r>
       <w:r>
         <w:rPr>
-          <w:lang w:val="ar_AE" w:bidi="ar_AE"/>
-        </w:rPr>
-        <w:t>הֹבִ֖ישׁ דָּגָֽן</w:t>
-      </w:r>
-    </w:p>
-    <w:p>
-      <w:pPr>
-        <w:bidi/>
-      </w:pPr>
-      <w:r>
-        <w:rPr>
-          <w:lang w:val="ar_AE" w:bidi="ar_AE"/>
-        </w:rPr>
-      </w:r>
-      <w:r>
-        <w:rPr>
           <w:b/>
           <w:lang w:val="ar_AE" w:bidi="ar_AE"/>
         </w:rPr>
@@ -9456,22 +8337,6 @@
       </w:r>
       <w:r>
         <w:rPr>
-          <w:lang w:val="ar_AE" w:bidi="ar_AE"/>
-        </w:rPr>
-        <w:t>מַה־נֶּאֶנְחָ֣ה בְהֵמָ֗ה</w:t>
-      </w:r>
-    </w:p>
-    <w:p>
-      <w:pPr>
-        <w:bidi/>
-      </w:pPr>
-      <w:r>
-        <w:rPr>
-          <w:lang w:val="ar_AE" w:bidi="ar_AE"/>
-        </w:rPr>
-      </w:r>
-      <w:r>
-        <w:rPr>
           <w:b/>
           <w:lang w:val="ar_AE" w:bidi="ar_AE"/>
         </w:rPr>
@@ -9574,22 +8439,6 @@
       </w:r>
       <w:r>
         <w:rPr>
-          <w:lang w:val="ar_AE" w:bidi="ar_AE"/>
-        </w:rPr>
-        <w:t>מַה־נֶּאֶנְחָ֣ה בְהֵמָ֗ה</w:t>
-      </w:r>
-    </w:p>
-    <w:p>
-      <w:pPr>
-        <w:bidi/>
-      </w:pPr>
-      <w:r>
-        <w:rPr>
-          <w:lang w:val="ar_AE" w:bidi="ar_AE"/>
-        </w:rPr>
-      </w:r>
-      <w:r>
-        <w:rPr>
           <w:b/>
           <w:lang w:val="ar_AE" w:bidi="ar_AE"/>
         </w:rPr>
@@ -9705,22 +8554,6 @@
       </w:r>
       <w:r>
         <w:rPr>
-          <w:lang w:val="ar_AE" w:bidi="ar_AE"/>
-        </w:rPr>
-        <w:t>נָבֹ֨כוּ֙ עֶדְרֵ֣י בָקָ֔ר</w:t>
-      </w:r>
-    </w:p>
-    <w:p>
-      <w:pPr>
-        <w:bidi/>
-      </w:pPr>
-      <w:r>
-        <w:rPr>
-          <w:lang w:val="ar_AE" w:bidi="ar_AE"/>
-        </w:rPr>
-      </w:r>
-      <w:r>
-        <w:rPr>
           <w:b/>
           <w:lang w:val="ar_AE" w:bidi="ar_AE"/>
         </w:rPr>
@@ -9823,22 +8656,6 @@
       </w:r>
       <w:r>
         <w:rPr>
-          <w:lang w:val="ar_AE" w:bidi="ar_AE"/>
-        </w:rPr>
-        <w:t>עֶדְרֵ֥י הַ⁠צֹּ֖אן נֶאְשָֽׁמוּ</w:t>
-      </w:r>
-    </w:p>
-    <w:p>
-      <w:pPr>
-        <w:bidi/>
-      </w:pPr>
-      <w:r>
-        <w:rPr>
-          <w:lang w:val="ar_AE" w:bidi="ar_AE"/>
-        </w:rPr>
-      </w:r>
-      <w:r>
-        <w:rPr>
           <w:b/>
           <w:lang w:val="ar_AE" w:bidi="ar_AE"/>
         </w:rPr>
@@ -9941,22 +8758,6 @@
       </w:r>
       <w:r>
         <w:rPr>
-          <w:lang w:val="ar_AE" w:bidi="ar_AE"/>
-        </w:rPr>
-        <w:t>עֶדְרֵ֥י הַ⁠צֹּ֖אן נֶאְשָֽׁמוּ</w:t>
-      </w:r>
-    </w:p>
-    <w:p>
-      <w:pPr>
-        <w:bidi/>
-      </w:pPr>
-      <w:r>
-        <w:rPr>
-          <w:lang w:val="ar_AE" w:bidi="ar_AE"/>
-        </w:rPr>
-      </w:r>
-      <w:r>
-        <w:rPr>
           <w:b/>
           <w:lang w:val="ar_AE" w:bidi="ar_AE"/>
         </w:rPr>
@@ -10059,22 +8860,6 @@
       </w:r>
       <w:r>
         <w:rPr>
-          <w:lang w:val="ar_AE" w:bidi="ar_AE"/>
-        </w:rPr>
-        <w:t>אֵלֶ֥י⁠ךָ יְהוָ֖ה אֶקְרָ֑א</w:t>
-      </w:r>
-    </w:p>
-    <w:p>
-      <w:pPr>
-        <w:bidi/>
-      </w:pPr>
-      <w:r>
-        <w:rPr>
-          <w:lang w:val="ar_AE" w:bidi="ar_AE"/>
-        </w:rPr>
-      </w:r>
-      <w:r>
-        <w:rPr>
           <w:b/>
           <w:lang w:val="ar_AE" w:bidi="ar_AE"/>
         </w:rPr>
@@ -10177,22 +8962,6 @@
       </w:r>
       <w:r>
         <w:rPr>
-          <w:lang w:val="ar_AE" w:bidi="ar_AE"/>
-        </w:rPr>
-        <w:t>כִּ֣י אֵ֗שׁ אָֽכְלָה֙ נְא֣וֹת מִדְבָּ֔ר</w:t>
-      </w:r>
-    </w:p>
-    <w:p>
-      <w:pPr>
-        <w:bidi/>
-      </w:pPr>
-      <w:r>
-        <w:rPr>
-          <w:lang w:val="ar_AE" w:bidi="ar_AE"/>
-        </w:rPr>
-      </w:r>
-      <w:r>
-        <w:rPr>
           <w:b/>
           <w:lang w:val="ar_AE" w:bidi="ar_AE"/>
         </w:rPr>
@@ -10308,22 +9077,6 @@
       </w:r>
       <w:r>
         <w:rPr>
-          <w:lang w:val="ar_AE" w:bidi="ar_AE"/>
-        </w:rPr>
-        <w:t>וְ⁠לֶ֣הָבָ֔ה לִהֲטָ֖ה כָּל־עֲצֵ֥י הַ⁠שָּׂדֶֽה</w:t>
-      </w:r>
-    </w:p>
-    <w:p>
-      <w:pPr>
-        <w:bidi/>
-      </w:pPr>
-      <w:r>
-        <w:rPr>
-          <w:lang w:val="ar_AE" w:bidi="ar_AE"/>
-        </w:rPr>
-      </w:r>
-      <w:r>
-        <w:rPr>
           <w:b/>
           <w:lang w:val="ar_AE" w:bidi="ar_AE"/>
         </w:rPr>
@@ -10452,22 +9205,6 @@
       </w:r>
       <w:r>
         <w:rPr>
-          <w:lang w:val="ar_AE" w:bidi="ar_AE"/>
-        </w:rPr>
-        <w:t>וְ⁠לֶ֣הָבָ֔ה לִהֲטָ֖ה כָּל־עֲצֵ֥י הַ⁠שָּׂדֶֽה</w:t>
-      </w:r>
-    </w:p>
-    <w:p>
-      <w:pPr>
-        <w:bidi/>
-      </w:pPr>
-      <w:r>
-        <w:rPr>
-          <w:lang w:val="ar_AE" w:bidi="ar_AE"/>
-        </w:rPr>
-      </w:r>
-      <w:r>
-        <w:rPr>
           <w:b/>
           <w:lang w:val="ar_AE" w:bidi="ar_AE"/>
         </w:rPr>
@@ -10570,22 +9307,6 @@
         <w:rPr>
           <w:lang w:val="ar_AE" w:bidi="ar_AE"/>
         </w:rPr>
-      </w:r>
-    </w:p>
-    <w:p>
-      <w:pPr>
-        <w:bidi/>
-      </w:pPr>
-      <w:r>
-        <w:rPr>
-          <w:lang w:val="ar_AE" w:bidi="ar_AE"/>
-        </w:rPr>
-      </w:r>
-      <w:r>
-        <w:rPr>
-          <w:lang w:val="ar_AE" w:bidi="ar_AE"/>
-        </w:rPr>
-        <w:t>אֵלֶ֑י⁠ךָ</w:t>
       </w:r>
     </w:p>
     <w:p>
@@ -10834,22 +9555,6 @@
       </w:r>
       <w:r>
         <w:rPr>
-          <w:lang w:val="ar_AE" w:bidi="ar_AE"/>
-        </w:rPr>
-        <w:t>תִּקְע֨וּ שׁוֹפָ֜ר בְּ⁠צִיּ֗וֹן וְ⁠הָרִ֨יעוּ֙ בְּ⁠הַ֣ר קָדְשִׁ֔⁠י</w:t>
-      </w:r>
-    </w:p>
-    <w:p>
-      <w:pPr>
-        <w:bidi/>
-      </w:pPr>
-      <w:r>
-        <w:rPr>
-          <w:lang w:val="ar_AE" w:bidi="ar_AE"/>
-        </w:rPr>
-      </w:r>
-      <w:r>
-        <w:rPr>
           <w:b/>
           <w:lang w:val="ar_AE" w:bidi="ar_AE"/>
         </w:rPr>
@@ -10952,22 +9657,6 @@
       </w:r>
       <w:r>
         <w:rPr>
-          <w:lang w:val="ar_AE" w:bidi="ar_AE"/>
-        </w:rPr>
-        <w:t>שׁוֹפָ֜ר</w:t>
-      </w:r>
-    </w:p>
-    <w:p>
-      <w:pPr>
-        <w:bidi/>
-      </w:pPr>
-      <w:r>
-        <w:rPr>
-          <w:lang w:val="ar_AE" w:bidi="ar_AE"/>
-        </w:rPr>
-      </w:r>
-      <w:r>
-        <w:rPr>
           <w:b/>
           <w:lang w:val="ar_AE" w:bidi="ar_AE"/>
         </w:rPr>
@@ -11083,22 +9772,6 @@
       </w:r>
       <w:r>
         <w:rPr>
-          <w:lang w:val="ar_AE" w:bidi="ar_AE"/>
-        </w:rPr>
-        <w:t>שׁוֹפָ֜ר</w:t>
-      </w:r>
-    </w:p>
-    <w:p>
-      <w:pPr>
-        <w:bidi/>
-      </w:pPr>
-      <w:r>
-        <w:rPr>
-          <w:lang w:val="ar_AE" w:bidi="ar_AE"/>
-        </w:rPr>
-      </w:r>
-      <w:r>
-        <w:rPr>
           <w:b/>
           <w:lang w:val="ar_AE" w:bidi="ar_AE"/>
         </w:rPr>
@@ -11214,22 +9887,6 @@
       </w:r>
       <w:r>
         <w:rPr>
-          <w:lang w:val="ar_AE" w:bidi="ar_AE"/>
-        </w:rPr>
-        <w:t>בְּ⁠הַ֣ר קָדְשִׁ֔⁠י</w:t>
-      </w:r>
-    </w:p>
-    <w:p>
-      <w:pPr>
-        <w:bidi/>
-      </w:pPr>
-      <w:r>
-        <w:rPr>
-          <w:lang w:val="ar_AE" w:bidi="ar_AE"/>
-        </w:rPr>
-      </w:r>
-      <w:r>
-        <w:rPr>
           <w:b/>
           <w:lang w:val="ar_AE" w:bidi="ar_AE"/>
         </w:rPr>
@@ -11332,22 +9989,6 @@
         <w:rPr>
           <w:lang w:val="ar_AE" w:bidi="ar_AE"/>
         </w:rPr>
-      </w:r>
-    </w:p>
-    <w:p>
-      <w:pPr>
-        <w:bidi/>
-      </w:pPr>
-      <w:r>
-        <w:rPr>
-          <w:lang w:val="ar_AE" w:bidi="ar_AE"/>
-        </w:rPr>
-      </w:r>
-      <w:r>
-        <w:rPr>
-          <w:lang w:val="ar_AE" w:bidi="ar_AE"/>
-        </w:rPr>
-        <w:t>יִרְגְּז֕וּ</w:t>
       </w:r>
     </w:p>
     <w:p>
@@ -11596,22 +10237,6 @@
       </w:r>
       <w:r>
         <w:rPr>
-          <w:lang w:val="ar_AE" w:bidi="ar_AE"/>
-        </w:rPr>
-        <w:t>י֧וֹם חֹ֣שֶׁךְ וַ⁠אֲפֵלָ֗ה י֤וֹם עָנָן֙ וַ⁠עֲרָפֶ֔ל</w:t>
-      </w:r>
-    </w:p>
-    <w:p>
-      <w:pPr>
-        <w:bidi/>
-      </w:pPr>
-      <w:r>
-        <w:rPr>
-          <w:lang w:val="ar_AE" w:bidi="ar_AE"/>
-        </w:rPr>
-      </w:r>
-      <w:r>
-        <w:rPr>
           <w:b/>
           <w:lang w:val="ar_AE" w:bidi="ar_AE"/>
         </w:rPr>
@@ -11727,22 +10352,6 @@
       </w:r>
       <w:r>
         <w:rPr>
-          <w:lang w:val="ar_AE" w:bidi="ar_AE"/>
-        </w:rPr>
-        <w:t>חֹ֣שֶׁךְ וַ⁠אֲפֵלָ֗ה</w:t>
-      </w:r>
-    </w:p>
-    <w:p>
-      <w:pPr>
-        <w:bidi/>
-      </w:pPr>
-      <w:r>
-        <w:rPr>
-          <w:lang w:val="ar_AE" w:bidi="ar_AE"/>
-        </w:rPr>
-      </w:r>
-      <w:r>
-        <w:rPr>
           <w:b/>
           <w:lang w:val="ar_AE" w:bidi="ar_AE"/>
         </w:rPr>
@@ -11858,22 +10467,6 @@
       </w:r>
       <w:r>
         <w:rPr>
-          <w:lang w:val="ar_AE" w:bidi="ar_AE"/>
-        </w:rPr>
-        <w:t>עָנָן֙ וַ⁠עֲרָפֶ֔ל</w:t>
-      </w:r>
-    </w:p>
-    <w:p>
-      <w:pPr>
-        <w:bidi/>
-      </w:pPr>
-      <w:r>
-        <w:rPr>
-          <w:lang w:val="ar_AE" w:bidi="ar_AE"/>
-        </w:rPr>
-      </w:r>
-      <w:r>
-        <w:rPr>
           <w:b/>
           <w:lang w:val="ar_AE" w:bidi="ar_AE"/>
         </w:rPr>
@@ -11989,22 +10582,6 @@
       </w:r>
       <w:r>
         <w:rPr>
-          <w:lang w:val="ar_AE" w:bidi="ar_AE"/>
-        </w:rPr>
-        <w:t>כְּ⁠שַׁ֖חַר פָּרֻ֣שׂ עַל־הֶֽ⁠הָרִ֑ים</w:t>
-      </w:r>
-    </w:p>
-    <w:p>
-      <w:pPr>
-        <w:bidi/>
-      </w:pPr>
-      <w:r>
-        <w:rPr>
-          <w:lang w:val="ar_AE" w:bidi="ar_AE"/>
-        </w:rPr>
-      </w:r>
-      <w:r>
-        <w:rPr>
           <w:b/>
           <w:lang w:val="ar_AE" w:bidi="ar_AE"/>
         </w:rPr>
@@ -12107,22 +10684,6 @@
       </w:r>
       <w:r>
         <w:rPr>
-          <w:lang w:val="ar_AE" w:bidi="ar_AE"/>
-        </w:rPr>
-        <w:t>כְּ⁠שַׁ֖חַר פָּרֻ֣שׂ עַל־הֶֽ⁠הָרִ֑ים</w:t>
-      </w:r>
-    </w:p>
-    <w:p>
-      <w:pPr>
-        <w:bidi/>
-      </w:pPr>
-      <w:r>
-        <w:rPr>
-          <w:lang w:val="ar_AE" w:bidi="ar_AE"/>
-        </w:rPr>
-      </w:r>
-      <w:r>
-        <w:rPr>
           <w:b/>
           <w:lang w:val="ar_AE" w:bidi="ar_AE"/>
         </w:rPr>
@@ -12225,22 +10786,6 @@
       </w:r>
       <w:r>
         <w:rPr>
-          <w:lang w:val="ar_AE" w:bidi="ar_AE"/>
-        </w:rPr>
-        <w:t>כְּ⁠שַׁ֖חַר</w:t>
-      </w:r>
-    </w:p>
-    <w:p>
-      <w:pPr>
-        <w:bidi/>
-      </w:pPr>
-      <w:r>
-        <w:rPr>
-          <w:lang w:val="ar_AE" w:bidi="ar_AE"/>
-        </w:rPr>
-      </w:r>
-      <w:r>
-        <w:rPr>
           <w:b/>
           <w:lang w:val="ar_AE" w:bidi="ar_AE"/>
         </w:rPr>
@@ -12356,22 +10901,6 @@
       </w:r>
       <w:r>
         <w:rPr>
-          <w:lang w:val="ar_AE" w:bidi="ar_AE"/>
-        </w:rPr>
-        <w:t>עַ֚ם רַ֣ב וְ⁠עָצ֔וּם</w:t>
-      </w:r>
-    </w:p>
-    <w:p>
-      <w:pPr>
-        <w:bidi/>
-      </w:pPr>
-      <w:r>
-        <w:rPr>
-          <w:lang w:val="ar_AE" w:bidi="ar_AE"/>
-        </w:rPr>
-      </w:r>
-      <w:r>
-        <w:rPr>
           <w:b/>
           <w:lang w:val="ar_AE" w:bidi="ar_AE"/>
         </w:rPr>
@@ -12474,22 +11003,6 @@
       </w:r>
       <w:r>
         <w:rPr>
-          <w:lang w:val="ar_AE" w:bidi="ar_AE"/>
-        </w:rPr>
-        <w:t>עַ֚ם רַ֣ב וְ⁠עָצ֔וּם</w:t>
-      </w:r>
-    </w:p>
-    <w:p>
-      <w:pPr>
-        <w:bidi/>
-      </w:pPr>
-      <w:r>
-        <w:rPr>
-          <w:lang w:val="ar_AE" w:bidi="ar_AE"/>
-        </w:rPr>
-      </w:r>
-      <w:r>
-        <w:rPr>
           <w:b/>
           <w:lang w:val="ar_AE" w:bidi="ar_AE"/>
         </w:rPr>
@@ -12605,22 +11118,6 @@
       </w:r>
       <w:r>
         <w:rPr>
-          <w:lang w:val="ar_AE" w:bidi="ar_AE"/>
-        </w:rPr>
-        <w:t>כָּמֹ֗⁠הוּ לֹ֤א נִֽהְיָה֙ מִן־הָ֣⁠עוֹלָ֔ם וְ⁠אַֽחֲרָי⁠ו֙ לֹ֣א יוֹסֵ֔ף עַד־שְׁנֵ֖י דּ֥וֹר וָ⁠דֽוֹר</w:t>
-      </w:r>
-    </w:p>
-    <w:p>
-      <w:pPr>
-        <w:bidi/>
-      </w:pPr>
-      <w:r>
-        <w:rPr>
-          <w:lang w:val="ar_AE" w:bidi="ar_AE"/>
-        </w:rPr>
-      </w:r>
-      <w:r>
-        <w:rPr>
           <w:b/>
           <w:lang w:val="ar_AE" w:bidi="ar_AE"/>
         </w:rPr>
@@ -12723,22 +11220,6 @@
       </w:r>
       <w:r>
         <w:rPr>
-          <w:lang w:val="ar_AE" w:bidi="ar_AE"/>
-        </w:rPr>
-        <w:t>עַד־שְׁנֵ֖י דּ֥וֹר וָ⁠דֽוֹר</w:t>
-      </w:r>
-    </w:p>
-    <w:p>
-      <w:pPr>
-        <w:bidi/>
-      </w:pPr>
-      <w:r>
-        <w:rPr>
-          <w:lang w:val="ar_AE" w:bidi="ar_AE"/>
-        </w:rPr>
-      </w:r>
-      <w:r>
-        <w:rPr>
           <w:b/>
           <w:lang w:val="ar_AE" w:bidi="ar_AE"/>
         </w:rPr>
@@ -12841,22 +11322,6 @@
       </w:r>
       <w:r>
         <w:rPr>
-          <w:lang w:val="ar_AE" w:bidi="ar_AE"/>
-        </w:rPr>
-        <w:t>לְ⁠פָנָי⁠ו֙ אָ֣כְלָה אֵ֔שׁ וְ⁠אַחֲרָ֖י⁠ו תְּלַהֵ֣ט לֶֽהָבָ֑ה כְּ⁠גַן־עֵ֨דֶן הָ⁠אָ֜רֶץ לְ⁠פָנָ֗י⁠ו וְ⁠אַֽחֲרָי⁠ו֙ מִדְבַּ֣ר שְׁמָמָ֔ה וְ⁠גַם־פְּלֵיטָ֖ה לֹא־הָ֥יְתָה לּֽ⁠וֹ</w:t>
-      </w:r>
-    </w:p>
-    <w:p>
-      <w:pPr>
-        <w:bidi/>
-      </w:pPr>
-      <w:r>
-        <w:rPr>
-          <w:lang w:val="ar_AE" w:bidi="ar_AE"/>
-        </w:rPr>
-      </w:r>
-      <w:r>
-        <w:rPr>
           <w:b/>
           <w:lang w:val="ar_AE" w:bidi="ar_AE"/>
         </w:rPr>
@@ -12985,22 +11450,6 @@
       </w:r>
       <w:r>
         <w:rPr>
-          <w:lang w:val="ar_AE" w:bidi="ar_AE"/>
-        </w:rPr>
-        <w:t>לְ⁠פָנָי⁠ו֙ אָ֣כְלָה אֵ֔שׁ וְ⁠אַחֲרָ֖י⁠ו תְּלַהֵ֣ט לֶֽהָבָ֑ה</w:t>
-      </w:r>
-    </w:p>
-    <w:p>
-      <w:pPr>
-        <w:bidi/>
-      </w:pPr>
-      <w:r>
-        <w:rPr>
-          <w:lang w:val="ar_AE" w:bidi="ar_AE"/>
-        </w:rPr>
-      </w:r>
-      <w:r>
-        <w:rPr>
           <w:b/>
           <w:lang w:val="ar_AE" w:bidi="ar_AE"/>
         </w:rPr>
@@ -13129,22 +11578,6 @@
       </w:r>
       <w:r>
         <w:rPr>
-          <w:lang w:val="ar_AE" w:bidi="ar_AE"/>
-        </w:rPr>
-        <w:t>לְ⁠פָנָי⁠ו֙ אָ֣כְלָה אֵ֔שׁ</w:t>
-      </w:r>
-    </w:p>
-    <w:p>
-      <w:pPr>
-        <w:bidi/>
-      </w:pPr>
-      <w:r>
-        <w:rPr>
-          <w:lang w:val="ar_AE" w:bidi="ar_AE"/>
-        </w:rPr>
-      </w:r>
-      <w:r>
-        <w:rPr>
           <w:b/>
           <w:lang w:val="ar_AE" w:bidi="ar_AE"/>
         </w:rPr>
@@ -13260,22 +11693,6 @@
       </w:r>
       <w:r>
         <w:rPr>
-          <w:lang w:val="ar_AE" w:bidi="ar_AE"/>
-        </w:rPr>
-        <w:t>כְּ⁠גַן־עֵ֨דֶן הָ⁠אָ֜רֶץ לְ⁠פָנָ֗י⁠ו</w:t>
-      </w:r>
-    </w:p>
-    <w:p>
-      <w:pPr>
-        <w:bidi/>
-      </w:pPr>
-      <w:r>
-        <w:rPr>
-          <w:lang w:val="ar_AE" w:bidi="ar_AE"/>
-        </w:rPr>
-      </w:r>
-      <w:r>
-        <w:rPr>
           <w:b/>
           <w:lang w:val="ar_AE" w:bidi="ar_AE"/>
         </w:rPr>
@@ -13378,22 +11795,6 @@
       </w:r>
       <w:r>
         <w:rPr>
-          <w:lang w:val="ar_AE" w:bidi="ar_AE"/>
-        </w:rPr>
-        <w:t>מִדְבַּ֣ר שְׁמָמָ֔ה</w:t>
-      </w:r>
-    </w:p>
-    <w:p>
-      <w:pPr>
-        <w:bidi/>
-      </w:pPr>
-      <w:r>
-        <w:rPr>
-          <w:lang w:val="ar_AE" w:bidi="ar_AE"/>
-        </w:rPr>
-      </w:r>
-      <w:r>
-        <w:rPr>
           <w:b/>
           <w:lang w:val="ar_AE" w:bidi="ar_AE"/>
         </w:rPr>
@@ -13509,22 +11910,6 @@
       </w:r>
       <w:r>
         <w:rPr>
-          <w:lang w:val="ar_AE" w:bidi="ar_AE"/>
-        </w:rPr>
-        <w:t>וְ⁠גַם־פְּלֵיטָ֖ה לֹא־הָ֥יְתָה לּֽ⁠וֹ</w:t>
-      </w:r>
-    </w:p>
-    <w:p>
-      <w:pPr>
-        <w:bidi/>
-      </w:pPr>
-      <w:r>
-        <w:rPr>
-          <w:lang w:val="ar_AE" w:bidi="ar_AE"/>
-        </w:rPr>
-      </w:r>
-      <w:r>
-        <w:rPr>
           <w:b/>
           <w:lang w:val="ar_AE" w:bidi="ar_AE"/>
         </w:rPr>
@@ -13627,22 +12012,6 @@
       </w:r>
       <w:r>
         <w:rPr>
-          <w:lang w:val="ar_AE" w:bidi="ar_AE"/>
-        </w:rPr>
-        <w:t>פְּלֵיטָ֖ה לֹא־הָ֥יְתָה לּֽ⁠וֹ</w:t>
-      </w:r>
-    </w:p>
-    <w:p>
-      <w:pPr>
-        <w:bidi/>
-      </w:pPr>
-      <w:r>
-        <w:rPr>
-          <w:lang w:val="ar_AE" w:bidi="ar_AE"/>
-        </w:rPr>
-      </w:r>
-      <w:r>
-        <w:rPr>
           <w:b/>
           <w:lang w:val="ar_AE" w:bidi="ar_AE"/>
         </w:rPr>
@@ -13758,22 +12127,6 @@
       </w:r>
       <w:r>
         <w:rPr>
-          <w:lang w:val="ar_AE" w:bidi="ar_AE"/>
-        </w:rPr>
-        <w:t>כְּ⁠מַרְאֵ֥ה סוּסִ֖ים מַרְאֵ֑⁠הוּ</w:t>
-      </w:r>
-    </w:p>
-    <w:p>
-      <w:pPr>
-        <w:bidi/>
-      </w:pPr>
-      <w:r>
-        <w:rPr>
-          <w:lang w:val="ar_AE" w:bidi="ar_AE"/>
-        </w:rPr>
-      </w:r>
-      <w:r>
-        <w:rPr>
           <w:b/>
           <w:lang w:val="ar_AE" w:bidi="ar_AE"/>
         </w:rPr>
@@ -13876,22 +12229,6 @@
       </w:r>
       <w:r>
         <w:rPr>
-          <w:lang w:val="ar_AE" w:bidi="ar_AE"/>
-        </w:rPr>
-        <w:t>כְּ⁠מַרְאֵ֥ה &amp; מַרְאֵ֑⁠הוּ</w:t>
-      </w:r>
-    </w:p>
-    <w:p>
-      <w:pPr>
-        <w:bidi/>
-      </w:pPr>
-      <w:r>
-        <w:rPr>
-          <w:lang w:val="ar_AE" w:bidi="ar_AE"/>
-        </w:rPr>
-      </w:r>
-      <w:r>
-        <w:rPr>
           <w:b/>
           <w:lang w:val="ar_AE" w:bidi="ar_AE"/>
         </w:rPr>
@@ -13994,22 +12331,6 @@
       </w:r>
       <w:r>
         <w:rPr>
-          <w:lang w:val="ar_AE" w:bidi="ar_AE"/>
-        </w:rPr>
-        <w:t>וּ⁠כְ⁠פָרָשִׁ֖ים כֵּ֥ן יְרוּצֽוּ⁠ן</w:t>
-      </w:r>
-    </w:p>
-    <w:p>
-      <w:pPr>
-        <w:bidi/>
-      </w:pPr>
-      <w:r>
-        <w:rPr>
-          <w:lang w:val="ar_AE" w:bidi="ar_AE"/>
-        </w:rPr>
-      </w:r>
-      <w:r>
-        <w:rPr>
           <w:b/>
           <w:lang w:val="ar_AE" w:bidi="ar_AE"/>
         </w:rPr>
@@ -14112,22 +12433,6 @@
       </w:r>
       <w:r>
         <w:rPr>
-          <w:lang w:val="ar_AE" w:bidi="ar_AE"/>
-        </w:rPr>
-        <w:t>כְּ⁠ק֣וֹל מַרְכָּב֗וֹת עַל־רָאשֵׁ֤י הֶֽ⁠הָרִים֙ יְרַקֵּד֔וּ⁠ן</w:t>
-      </w:r>
-    </w:p>
-    <w:p>
-      <w:pPr>
-        <w:bidi/>
-      </w:pPr>
-      <w:r>
-        <w:rPr>
-          <w:lang w:val="ar_AE" w:bidi="ar_AE"/>
-        </w:rPr>
-      </w:r>
-      <w:r>
-        <w:rPr>
           <w:b/>
           <w:lang w:val="ar_AE" w:bidi="ar_AE"/>
         </w:rPr>
@@ -14220,22 +12525,6 @@
       </w:r>
       <w:r>
         <w:rPr>
-          <w:lang w:val="ar_AE" w:bidi="ar_AE"/>
-        </w:rPr>
-        <w:t>כְּ⁠קוֹל֙ לַ֣הַב אֵ֔שׁ אֹכְלָ֖ה קָ֑שׁ</w:t>
-      </w:r>
-    </w:p>
-    <w:p>
-      <w:pPr>
-        <w:bidi/>
-      </w:pPr>
-      <w:r>
-        <w:rPr>
-          <w:lang w:val="ar_AE" w:bidi="ar_AE"/>
-        </w:rPr>
-      </w:r>
-      <w:r>
-        <w:rPr>
           <w:b/>
           <w:lang w:val="ar_AE" w:bidi="ar_AE"/>
         </w:rPr>
@@ -14338,22 +12627,6 @@
       </w:r>
       <w:r>
         <w:rPr>
-          <w:lang w:val="ar_AE" w:bidi="ar_AE"/>
-        </w:rPr>
-        <w:t>כְּ⁠עַ֣ם עָצ֔וּם עֱר֖וּךְ מִלְחָמָֽה</w:t>
-      </w:r>
-    </w:p>
-    <w:p>
-      <w:pPr>
-        <w:bidi/>
-      </w:pPr>
-      <w:r>
-        <w:rPr>
-          <w:lang w:val="ar_AE" w:bidi="ar_AE"/>
-        </w:rPr>
-      </w:r>
-      <w:r>
-        <w:rPr>
           <w:b/>
           <w:lang w:val="ar_AE" w:bidi="ar_AE"/>
         </w:rPr>
@@ -14456,22 +12729,6 @@
       </w:r>
       <w:r>
         <w:rPr>
-          <w:lang w:val="ar_AE" w:bidi="ar_AE"/>
-        </w:rPr>
-        <w:t>כְּ⁠עַ֣ם עָצ֔וּם עֱר֖וּךְ מִלְחָמָֽה</w:t>
-      </w:r>
-    </w:p>
-    <w:p>
-      <w:pPr>
-        <w:bidi/>
-      </w:pPr>
-      <w:r>
-        <w:rPr>
-          <w:lang w:val="ar_AE" w:bidi="ar_AE"/>
-        </w:rPr>
-      </w:r>
-      <w:r>
-        <w:rPr>
           <w:b/>
           <w:lang w:val="ar_AE" w:bidi="ar_AE"/>
         </w:rPr>
@@ -14574,22 +12831,6 @@
       </w:r>
       <w:r>
         <w:rPr>
-          <w:lang w:val="ar_AE" w:bidi="ar_AE"/>
-        </w:rPr>
-        <w:t>כְּ⁠עַ֣ם עָצ֔וּם עֱר֖וּךְ מִלְחָמָֽה</w:t>
-      </w:r>
-    </w:p>
-    <w:p>
-      <w:pPr>
-        <w:bidi/>
-      </w:pPr>
-      <w:r>
-        <w:rPr>
-          <w:lang w:val="ar_AE" w:bidi="ar_AE"/>
-        </w:rPr>
-      </w:r>
-      <w:r>
-        <w:rPr>
           <w:b/>
           <w:lang w:val="ar_AE" w:bidi="ar_AE"/>
         </w:rPr>
@@ -14692,22 +12933,6 @@
       </w:r>
       <w:r>
         <w:rPr>
-          <w:lang w:val="ar_AE" w:bidi="ar_AE"/>
-        </w:rPr>
-        <w:t>יָחִ֣ילוּ</w:t>
-      </w:r>
-    </w:p>
-    <w:p>
-      <w:pPr>
-        <w:bidi/>
-      </w:pPr>
-      <w:r>
-        <w:rPr>
-          <w:lang w:val="ar_AE" w:bidi="ar_AE"/>
-        </w:rPr>
-      </w:r>
-      <w:r>
-        <w:rPr>
           <w:b/>
           <w:lang w:val="ar_AE" w:bidi="ar_AE"/>
         </w:rPr>
@@ -14823,22 +13048,6 @@
       </w:r>
       <w:r>
         <w:rPr>
-          <w:lang w:val="ar_AE" w:bidi="ar_AE"/>
-        </w:rPr>
-        <w:t>קִבְּצ֥וּ פָארֽוּר</w:t>
-      </w:r>
-    </w:p>
-    <w:p>
-      <w:pPr>
-        <w:bidi/>
-      </w:pPr>
-      <w:r>
-        <w:rPr>
-          <w:lang w:val="ar_AE" w:bidi="ar_AE"/>
-        </w:rPr>
-      </w:r>
-      <w:r>
-        <w:rPr>
           <w:b/>
           <w:lang w:val="ar_AE" w:bidi="ar_AE"/>
         </w:rPr>
@@ -14954,22 +13163,6 @@
       </w:r>
       <w:r>
         <w:rPr>
-          <w:lang w:val="ar_AE" w:bidi="ar_AE"/>
-        </w:rPr>
-        <w:t>כְּ⁠גִבּוֹרִ֣ים יְרֻצ֔וּ⁠ן</w:t>
-      </w:r>
-    </w:p>
-    <w:p>
-      <w:pPr>
-        <w:bidi/>
-      </w:pPr>
-      <w:r>
-        <w:rPr>
-          <w:lang w:val="ar_AE" w:bidi="ar_AE"/>
-        </w:rPr>
-      </w:r>
-      <w:r>
-        <w:rPr>
           <w:b/>
           <w:lang w:val="ar_AE" w:bidi="ar_AE"/>
         </w:rPr>
@@ -15072,22 +13265,6 @@
       </w:r>
       <w:r>
         <w:rPr>
-          <w:lang w:val="ar_AE" w:bidi="ar_AE"/>
-        </w:rPr>
-        <w:t>כְּ⁠אַנְשֵׁ֥י מִלְחָמָ֖ה יַעֲל֣וּ חוֹמָ֑ה</w:t>
-      </w:r>
-    </w:p>
-    <w:p>
-      <w:pPr>
-        <w:bidi/>
-      </w:pPr>
-      <w:r>
-        <w:rPr>
-          <w:lang w:val="ar_AE" w:bidi="ar_AE"/>
-        </w:rPr>
-      </w:r>
-      <w:r>
-        <w:rPr>
           <w:b/>
           <w:lang w:val="ar_AE" w:bidi="ar_AE"/>
         </w:rPr>
@@ -15190,22 +13367,6 @@
       </w:r>
       <w:r>
         <w:rPr>
-          <w:lang w:val="ar_AE" w:bidi="ar_AE"/>
-        </w:rPr>
-        <w:t>כְּ⁠אַנְשֵׁ֥י מִלְחָמָ֖ה</w:t>
-      </w:r>
-    </w:p>
-    <w:p>
-      <w:pPr>
-        <w:bidi/>
-      </w:pPr>
-      <w:r>
-        <w:rPr>
-          <w:lang w:val="ar_AE" w:bidi="ar_AE"/>
-        </w:rPr>
-      </w:r>
-      <w:r>
-        <w:rPr>
           <w:b/>
           <w:lang w:val="ar_AE" w:bidi="ar_AE"/>
         </w:rPr>
@@ -15334,22 +13495,6 @@
       </w:r>
       <w:r>
         <w:rPr>
-          <w:lang w:val="ar_AE" w:bidi="ar_AE"/>
-        </w:rPr>
-        <w:t>חוֹמָ֑ה</w:t>
-      </w:r>
-    </w:p>
-    <w:p>
-      <w:pPr>
-        <w:bidi/>
-      </w:pPr>
-      <w:r>
-        <w:rPr>
-          <w:lang w:val="ar_AE" w:bidi="ar_AE"/>
-        </w:rPr>
-      </w:r>
-      <w:r>
-        <w:rPr>
           <w:b/>
           <w:lang w:val="ar_AE" w:bidi="ar_AE"/>
         </w:rPr>
@@ -15465,22 +13610,6 @@
       </w:r>
       <w:r>
         <w:rPr>
-          <w:lang w:val="ar_AE" w:bidi="ar_AE"/>
-        </w:rPr>
-        <w:t>וְ⁠אִ֤ישׁ בִּ⁠דְרָכָי⁠ו֙</w:t>
-      </w:r>
-    </w:p>
-    <w:p>
-      <w:pPr>
-        <w:bidi/>
-      </w:pPr>
-      <w:r>
-        <w:rPr>
-          <w:lang w:val="ar_AE" w:bidi="ar_AE"/>
-        </w:rPr>
-      </w:r>
-      <w:r>
-        <w:rPr>
           <w:b/>
           <w:lang w:val="ar_AE" w:bidi="ar_AE"/>
         </w:rPr>
@@ -15596,22 +13725,6 @@
       </w:r>
       <w:r>
         <w:rPr>
-          <w:lang w:val="ar_AE" w:bidi="ar_AE"/>
-        </w:rPr>
-        <w:t>וְ⁠לֹ֥א יְעַבְּט֖וּ⁠ן אֹרְחוֹתָֽ⁠ם</w:t>
-      </w:r>
-    </w:p>
-    <w:p>
-      <w:pPr>
-        <w:bidi/>
-      </w:pPr>
-      <w:r>
-        <w:rPr>
-          <w:lang w:val="ar_AE" w:bidi="ar_AE"/>
-        </w:rPr>
-      </w:r>
-      <w:r>
-        <w:rPr>
           <w:b/>
           <w:lang w:val="ar_AE" w:bidi="ar_AE"/>
         </w:rPr>
@@ -15714,22 +13827,6 @@
       </w:r>
       <w:r>
         <w:rPr>
-          <w:lang w:val="ar_AE" w:bidi="ar_AE"/>
-        </w:rPr>
-        <w:t>וְ⁠לֹ֥א יְעַבְּט֖וּ⁠ן אֹרְחוֹתָֽ⁠ם</w:t>
-      </w:r>
-    </w:p>
-    <w:p>
-      <w:pPr>
-        <w:bidi/>
-      </w:pPr>
-      <w:r>
-        <w:rPr>
-          <w:lang w:val="ar_AE" w:bidi="ar_AE"/>
-        </w:rPr>
-      </w:r>
-      <w:r>
-        <w:rPr>
           <w:b/>
           <w:lang w:val="ar_AE" w:bidi="ar_AE"/>
         </w:rPr>
@@ -15832,22 +13929,6 @@
       </w:r>
       <w:r>
         <w:rPr>
-          <w:lang w:val="ar_AE" w:bidi="ar_AE"/>
-        </w:rPr>
-        <w:t>וְ⁠אִ֤ישׁ אָחִי⁠ו֙ לֹ֣א יִדְחָק֔וּ⁠ן</w:t>
-      </w:r>
-    </w:p>
-    <w:p>
-      <w:pPr>
-        <w:bidi/>
-      </w:pPr>
-      <w:r>
-        <w:rPr>
-          <w:lang w:val="ar_AE" w:bidi="ar_AE"/>
-        </w:rPr>
-      </w:r>
-      <w:r>
-        <w:rPr>
           <w:b/>
           <w:lang w:val="ar_AE" w:bidi="ar_AE"/>
         </w:rPr>
@@ -15976,22 +14057,6 @@
       </w:r>
       <w:r>
         <w:rPr>
-          <w:lang w:val="ar_AE" w:bidi="ar_AE"/>
-        </w:rPr>
-        <w:t>גֶּ֥בֶר בִּ⁠מְסִלָּת֖⁠וֹ יֵֽלֵכ֑וּ⁠ן</w:t>
-      </w:r>
-    </w:p>
-    <w:p>
-      <w:pPr>
-        <w:bidi/>
-      </w:pPr>
-      <w:r>
-        <w:rPr>
-          <w:lang w:val="ar_AE" w:bidi="ar_AE"/>
-        </w:rPr>
-      </w:r>
-      <w:r>
-        <w:rPr>
           <w:b/>
           <w:lang w:val="ar_AE" w:bidi="ar_AE"/>
         </w:rPr>
@@ -16120,22 +14185,6 @@
       </w:r>
       <w:r>
         <w:rPr>
-          <w:lang w:val="ar_AE" w:bidi="ar_AE"/>
-        </w:rPr>
-        <w:t>וּ⁠בְעַ֥ד הַ⁠שֶּׁ֛לַח יִפֹּ֖לוּ לֹ֥א יִבְצָֽעוּ</w:t>
-      </w:r>
-    </w:p>
-    <w:p>
-      <w:pPr>
-        <w:bidi/>
-      </w:pPr>
-      <w:r>
-        <w:rPr>
-          <w:lang w:val="ar_AE" w:bidi="ar_AE"/>
-        </w:rPr>
-      </w:r>
-      <w:r>
-        <w:rPr>
           <w:b/>
           <w:lang w:val="ar_AE" w:bidi="ar_AE"/>
         </w:rPr>
@@ -16238,22 +14287,6 @@
       </w:r>
       <w:r>
         <w:rPr>
-          <w:lang w:val="ar_AE" w:bidi="ar_AE"/>
-        </w:rPr>
-        <w:t>בָּ⁠עִ֣יר יָשֹׁ֗קּוּ בַּֽ⁠חוֹמָה֙ יְרֻצ֔וּ⁠ן בַּ⁠בָּתִּ֖ים יַעֲל֑וּ בְּעַ֧ד הַ⁠חַלּוֹנִ֛ים יָבֹ֖אוּ כַּ⁠גַּנָּֽב</w:t>
-      </w:r>
-    </w:p>
-    <w:p>
-      <w:pPr>
-        <w:bidi/>
-      </w:pPr>
-      <w:r>
-        <w:rPr>
-          <w:lang w:val="ar_AE" w:bidi="ar_AE"/>
-        </w:rPr>
-      </w:r>
-      <w:r>
-        <w:rPr>
           <w:b/>
           <w:lang w:val="ar_AE" w:bidi="ar_AE"/>
         </w:rPr>
@@ -16356,22 +14389,6 @@
       </w:r>
       <w:r>
         <w:rPr>
-          <w:lang w:val="ar_AE" w:bidi="ar_AE"/>
-        </w:rPr>
-        <w:t>בְּעַ֧ד הַ⁠חַלּוֹנִ֛ים יָבֹ֖אוּ כַּ⁠גַּנָּֽב</w:t>
-      </w:r>
-    </w:p>
-    <w:p>
-      <w:pPr>
-        <w:bidi/>
-      </w:pPr>
-      <w:r>
-        <w:rPr>
-          <w:lang w:val="ar_AE" w:bidi="ar_AE"/>
-        </w:rPr>
-      </w:r>
-      <w:r>
-        <w:rPr>
           <w:b/>
           <w:lang w:val="ar_AE" w:bidi="ar_AE"/>
         </w:rPr>
@@ -16474,22 +14491,6 @@
       </w:r>
       <w:r>
         <w:rPr>
-          <w:lang w:val="ar_AE" w:bidi="ar_AE"/>
-        </w:rPr>
-        <w:t>לְ⁠פָנָי⁠ו֙ רָ֣גְזָה אֶ֔רֶץ רָעֲשׁ֖וּ שָׁמָ֑יִם</w:t>
-      </w:r>
-    </w:p>
-    <w:p>
-      <w:pPr>
-        <w:bidi/>
-      </w:pPr>
-      <w:r>
-        <w:rPr>
-          <w:lang w:val="ar_AE" w:bidi="ar_AE"/>
-        </w:rPr>
-      </w:r>
-      <w:r>
-        <w:rPr>
           <w:b/>
           <w:lang w:val="ar_AE" w:bidi="ar_AE"/>
         </w:rPr>
@@ -16631,22 +14632,6 @@
       </w:r>
       <w:r>
         <w:rPr>
-          <w:lang w:val="ar_AE" w:bidi="ar_AE"/>
-        </w:rPr>
-        <w:t>שֶׁ֤מֶשׁ וְ⁠יָרֵ֨חַ֙ קָדָ֔רוּ</w:t>
-      </w:r>
-    </w:p>
-    <w:p>
-      <w:pPr>
-        <w:bidi/>
-      </w:pPr>
-      <w:r>
-        <w:rPr>
-          <w:lang w:val="ar_AE" w:bidi="ar_AE"/>
-        </w:rPr>
-      </w:r>
-      <w:r>
-        <w:rPr>
           <w:b/>
           <w:lang w:val="ar_AE" w:bidi="ar_AE"/>
         </w:rPr>
@@ -16775,22 +14760,6 @@
       </w:r>
       <w:r>
         <w:rPr>
-          <w:lang w:val="ar_AE" w:bidi="ar_AE"/>
-        </w:rPr>
-        <w:t>וְ⁠כוֹכָבִ֖ים אָסְפ֥וּ נָגְהָֽ⁠ם</w:t>
-      </w:r>
-    </w:p>
-    <w:p>
-      <w:pPr>
-        <w:bidi/>
-      </w:pPr>
-      <w:r>
-        <w:rPr>
-          <w:lang w:val="ar_AE" w:bidi="ar_AE"/>
-        </w:rPr>
-      </w:r>
-      <w:r>
-        <w:rPr>
           <w:b/>
           <w:lang w:val="ar_AE" w:bidi="ar_AE"/>
         </w:rPr>
@@ -16919,22 +14888,6 @@
       </w:r>
       <w:r>
         <w:rPr>
-          <w:lang w:val="ar_AE" w:bidi="ar_AE"/>
-        </w:rPr>
-        <w:t>קוֹל⁠וֹ֙</w:t>
-      </w:r>
-    </w:p>
-    <w:p>
-      <w:pPr>
-        <w:bidi/>
-      </w:pPr>
-      <w:r>
-        <w:rPr>
-          <w:lang w:val="ar_AE" w:bidi="ar_AE"/>
-        </w:rPr>
-      </w:r>
-      <w:r>
-        <w:rPr>
           <w:b/>
           <w:lang w:val="ar_AE" w:bidi="ar_AE"/>
         </w:rPr>
@@ -17050,22 +15003,6 @@
       </w:r>
       <w:r>
         <w:rPr>
-          <w:lang w:val="ar_AE" w:bidi="ar_AE"/>
-        </w:rPr>
-        <w:t>מַחֲנֵ֔⁠הוּ</w:t>
-      </w:r>
-    </w:p>
-    <w:p>
-      <w:pPr>
-        <w:bidi/>
-      </w:pPr>
-      <w:r>
-        <w:rPr>
-          <w:lang w:val="ar_AE" w:bidi="ar_AE"/>
-        </w:rPr>
-      </w:r>
-      <w:r>
-        <w:rPr>
           <w:b/>
           <w:lang w:val="ar_AE" w:bidi="ar_AE"/>
         </w:rPr>
@@ -17181,22 +15118,6 @@
       </w:r>
       <w:r>
         <w:rPr>
-          <w:lang w:val="ar_AE" w:bidi="ar_AE"/>
-        </w:rPr>
-        <w:t>דְבָר֑⁠וֹ</w:t>
-      </w:r>
-    </w:p>
-    <w:p>
-      <w:pPr>
-        <w:bidi/>
-      </w:pPr>
-      <w:r>
-        <w:rPr>
-          <w:lang w:val="ar_AE" w:bidi="ar_AE"/>
-        </w:rPr>
-      </w:r>
-      <w:r>
-        <w:rPr>
           <w:b/>
           <w:lang w:val="ar_AE" w:bidi="ar_AE"/>
         </w:rPr>
@@ -17299,22 +15220,6 @@
         <w:rPr>
           <w:lang w:val="ar_AE" w:bidi="ar_AE"/>
         </w:rPr>
-      </w:r>
-    </w:p>
-    <w:p>
-      <w:pPr>
-        <w:bidi/>
-      </w:pPr>
-      <w:r>
-        <w:rPr>
-          <w:lang w:val="ar_AE" w:bidi="ar_AE"/>
-        </w:rPr>
-      </w:r>
-      <w:r>
-        <w:rPr>
-          <w:lang w:val="ar_AE" w:bidi="ar_AE"/>
-        </w:rPr>
-        <w:t>כִּֽי־גָד֧וֹל יוֹם־יְהוָ֛ה וְ⁠נוֹרָ֥א מְאֹ֖ד וּ⁠מִ֥י יְכִילֶֽ⁠נּוּ</w:t>
       </w:r>
     </w:p>
     <w:p>
@@ -17550,22 +15455,6 @@
       </w:r>
       <w:r>
         <w:rPr>
-          <w:lang w:val="ar_AE" w:bidi="ar_AE"/>
-        </w:rPr>
-        <w:t>וְ⁠גַם־עַתָּה֙ נְאֻם־יְהוָ֔ה שֻׁ֥בוּ עָדַ֖⁠י</w:t>
-      </w:r>
-    </w:p>
-    <w:p>
-      <w:pPr>
-        <w:bidi/>
-      </w:pPr>
-      <w:r>
-        <w:rPr>
-          <w:lang w:val="ar_AE" w:bidi="ar_AE"/>
-        </w:rPr>
-      </w:r>
-      <w:r>
-        <w:rPr>
           <w:b/>
           <w:lang w:val="ar_AE" w:bidi="ar_AE"/>
         </w:rPr>
@@ -17681,22 +15570,6 @@
       </w:r>
       <w:r>
         <w:rPr>
-          <w:lang w:val="ar_AE" w:bidi="ar_AE"/>
-        </w:rPr>
-        <w:t>שֻׁ֥בוּ</w:t>
-      </w:r>
-    </w:p>
-    <w:p>
-      <w:pPr>
-        <w:bidi/>
-      </w:pPr>
-      <w:r>
-        <w:rPr>
-          <w:lang w:val="ar_AE" w:bidi="ar_AE"/>
-        </w:rPr>
-      </w:r>
-      <w:r>
-        <w:rPr>
           <w:b/>
           <w:lang w:val="ar_AE" w:bidi="ar_AE"/>
         </w:rPr>
@@ -17825,22 +15698,6 @@
       </w:r>
       <w:r>
         <w:rPr>
-          <w:lang w:val="ar_AE" w:bidi="ar_AE"/>
-        </w:rPr>
-        <w:t>שֻׁ֥בוּ עָדַ֖⁠י בְּ⁠כָל־לְבַבְ⁠כֶ֑ם</w:t>
-      </w:r>
-    </w:p>
-    <w:p>
-      <w:pPr>
-        <w:bidi/>
-      </w:pPr>
-      <w:r>
-        <w:rPr>
-          <w:lang w:val="ar_AE" w:bidi="ar_AE"/>
-        </w:rPr>
-      </w:r>
-      <w:r>
-        <w:rPr>
           <w:b/>
           <w:lang w:val="ar_AE" w:bidi="ar_AE"/>
         </w:rPr>
@@ -17969,22 +15826,6 @@
       </w:r>
       <w:r>
         <w:rPr>
-          <w:lang w:val="ar_AE" w:bidi="ar_AE"/>
-        </w:rPr>
-        <w:t>לְבַבְ⁠כֶ֑ם</w:t>
-      </w:r>
-    </w:p>
-    <w:p>
-      <w:pPr>
-        <w:bidi/>
-      </w:pPr>
-      <w:r>
-        <w:rPr>
-          <w:lang w:val="ar_AE" w:bidi="ar_AE"/>
-        </w:rPr>
-      </w:r>
-      <w:r>
-        <w:rPr>
           <w:b/>
           <w:lang w:val="ar_AE" w:bidi="ar_AE"/>
         </w:rPr>
@@ -18113,22 +15954,6 @@
       </w:r>
       <w:r>
         <w:rPr>
-          <w:lang w:val="ar_AE" w:bidi="ar_AE"/>
-        </w:rPr>
-        <w:t>וְ⁠קִרְע֤וּ לְבַבְ⁠כֶם֙ וְ⁠אַל־בִּגְדֵי⁠כֶ֔ם</w:t>
-      </w:r>
-    </w:p>
-    <w:p>
-      <w:pPr>
-        <w:bidi/>
-      </w:pPr>
-      <w:r>
-        <w:rPr>
-          <w:lang w:val="ar_AE" w:bidi="ar_AE"/>
-        </w:rPr>
-      </w:r>
-      <w:r>
-        <w:rPr>
           <w:b/>
           <w:lang w:val="ar_AE" w:bidi="ar_AE"/>
         </w:rPr>
@@ -18231,22 +16056,6 @@
       </w:r>
       <w:r>
         <w:rPr>
-          <w:lang w:val="ar_AE" w:bidi="ar_AE"/>
-        </w:rPr>
-        <w:t>וְ⁠קִרְע֤וּ לְבַבְ⁠כֶם֙ וְ⁠אַל־בִּגְדֵי⁠כֶ֔ם וְ⁠שׁ֖וּבוּ אֶל־יְהוָ֣ה אֱלֹֽהֵי⁠כֶ֑ם</w:t>
-      </w:r>
-    </w:p>
-    <w:p>
-      <w:pPr>
-        <w:bidi/>
-      </w:pPr>
-      <w:r>
-        <w:rPr>
-          <w:lang w:val="ar_AE" w:bidi="ar_AE"/>
-        </w:rPr>
-      </w:r>
-      <w:r>
-        <w:rPr>
           <w:b/>
           <w:lang w:val="ar_AE" w:bidi="ar_AE"/>
         </w:rPr>
@@ -18349,22 +16158,6 @@
       </w:r>
       <w:r>
         <w:rPr>
-          <w:lang w:val="ar_AE" w:bidi="ar_AE"/>
-        </w:rPr>
-        <w:t>אֶ֤רֶךְ אַפַּ֨יִם֙</w:t>
-      </w:r>
-    </w:p>
-    <w:p>
-      <w:pPr>
-        <w:bidi/>
-      </w:pPr>
-      <w:r>
-        <w:rPr>
-          <w:lang w:val="ar_AE" w:bidi="ar_AE"/>
-        </w:rPr>
-      </w:r>
-      <w:r>
-        <w:rPr>
           <w:b/>
           <w:lang w:val="ar_AE" w:bidi="ar_AE"/>
         </w:rPr>
@@ -18480,22 +16273,6 @@
       </w:r>
       <w:r>
         <w:rPr>
-          <w:lang w:val="ar_AE" w:bidi="ar_AE"/>
-        </w:rPr>
-        <w:t>וְ⁠רַב־חֶ֔סֶד</w:t>
-      </w:r>
-    </w:p>
-    <w:p>
-      <w:pPr>
-        <w:bidi/>
-      </w:pPr>
-      <w:r>
-        <w:rPr>
-          <w:lang w:val="ar_AE" w:bidi="ar_AE"/>
-        </w:rPr>
-      </w:r>
-      <w:r>
-        <w:rPr>
           <w:b/>
           <w:lang w:val="ar_AE" w:bidi="ar_AE"/>
         </w:rPr>
@@ -18611,22 +16388,6 @@
       </w:r>
       <w:r>
         <w:rPr>
-          <w:lang w:val="ar_AE" w:bidi="ar_AE"/>
-        </w:rPr>
-        <w:t>מִ֥י יוֹדֵ֖עַ יָשׁ֣וּב וְ⁠נִחָ֑ם וְ⁠הִשְׁאִ֤יר אַֽחֲרָי⁠ו֙ בְּרָכָ֔ה</w:t>
-      </w:r>
-    </w:p>
-    <w:p>
-      <w:pPr>
-        <w:bidi/>
-      </w:pPr>
-      <w:r>
-        <w:rPr>
-          <w:lang w:val="ar_AE" w:bidi="ar_AE"/>
-        </w:rPr>
-      </w:r>
-      <w:r>
-        <w:rPr>
           <w:b/>
           <w:lang w:val="ar_AE" w:bidi="ar_AE"/>
         </w:rPr>
@@ -18729,22 +16490,6 @@
       </w:r>
       <w:r>
         <w:rPr>
-          <w:lang w:val="ar_AE" w:bidi="ar_AE"/>
-        </w:rPr>
-        <w:t>יָשׁ֣וּב וְ⁠נִחָ֑ם</w:t>
-      </w:r>
-    </w:p>
-    <w:p>
-      <w:pPr>
-        <w:bidi/>
-      </w:pPr>
-      <w:r>
-        <w:rPr>
-          <w:lang w:val="ar_AE" w:bidi="ar_AE"/>
-        </w:rPr>
-      </w:r>
-      <w:r>
-        <w:rPr>
           <w:b/>
           <w:lang w:val="ar_AE" w:bidi="ar_AE"/>
         </w:rPr>
@@ -18860,22 +16605,6 @@
       </w:r>
       <w:r>
         <w:rPr>
-          <w:lang w:val="ar_AE" w:bidi="ar_AE"/>
-        </w:rPr>
-        <w:t>וְ⁠הִשְׁאִ֤יר &amp; בְּרָכָ֔ה</w:t>
-      </w:r>
-    </w:p>
-    <w:p>
-      <w:pPr>
-        <w:bidi/>
-      </w:pPr>
-      <w:r>
-        <w:rPr>
-          <w:lang w:val="ar_AE" w:bidi="ar_AE"/>
-        </w:rPr>
-      </w:r>
-      <w:r>
-        <w:rPr>
           <w:b/>
           <w:lang w:val="ar_AE" w:bidi="ar_AE"/>
         </w:rPr>
@@ -18991,22 +16720,6 @@
       </w:r>
       <w:r>
         <w:rPr>
-          <w:lang w:val="ar_AE" w:bidi="ar_AE"/>
-        </w:rPr>
-        <w:t>אֱלֹהֵי⁠כֶֽם</w:t>
-      </w:r>
-    </w:p>
-    <w:p>
-      <w:pPr>
-        <w:bidi/>
-      </w:pPr>
-      <w:r>
-        <w:rPr>
-          <w:lang w:val="ar_AE" w:bidi="ar_AE"/>
-        </w:rPr>
-      </w:r>
-      <w:r>
-        <w:rPr>
           <w:b/>
           <w:lang w:val="ar_AE" w:bidi="ar_AE"/>
         </w:rPr>
@@ -19122,22 +16835,6 @@
       </w:r>
       <w:r>
         <w:rPr>
-          <w:lang w:val="ar_AE" w:bidi="ar_AE"/>
-        </w:rPr>
-        <w:t>צ֖וֹם</w:t>
-      </w:r>
-    </w:p>
-    <w:p>
-      <w:pPr>
-        <w:bidi/>
-      </w:pPr>
-      <w:r>
-        <w:rPr>
-          <w:lang w:val="ar_AE" w:bidi="ar_AE"/>
-        </w:rPr>
-      </w:r>
-      <w:r>
-        <w:rPr>
           <w:b/>
           <w:lang w:val="ar_AE" w:bidi="ar_AE"/>
         </w:rPr>
@@ -19253,22 +16950,6 @@
       </w:r>
       <w:r>
         <w:rPr>
-          <w:lang w:val="ar_AE" w:bidi="ar_AE"/>
-        </w:rPr>
-        <w:t>קַדְּשׁוּ־צ֖וֹם קִרְא֥וּ עֲצָרָֽה</w:t>
-      </w:r>
-    </w:p>
-    <w:p>
-      <w:pPr>
-        <w:bidi/>
-      </w:pPr>
-      <w:r>
-        <w:rPr>
-          <w:lang w:val="ar_AE" w:bidi="ar_AE"/>
-        </w:rPr>
-      </w:r>
-      <w:r>
-        <w:rPr>
           <w:b/>
           <w:lang w:val="ar_AE" w:bidi="ar_AE"/>
         </w:rPr>
@@ -19371,22 +17052,6 @@
       </w:r>
       <w:r>
         <w:rPr>
-          <w:lang w:val="ar_AE" w:bidi="ar_AE"/>
-        </w:rPr>
-        <w:t>קִבְצ֣וּ זְקֵנִ֔ים אִסְפוּ֙ עֽוֹלָלִ֔ים וְ⁠יֹנְקֵ֖י שָׁדָ֑יִם</w:t>
-      </w:r>
-    </w:p>
-    <w:p>
-      <w:pPr>
-        <w:bidi/>
-      </w:pPr>
-      <w:r>
-        <w:rPr>
-          <w:lang w:val="ar_AE" w:bidi="ar_AE"/>
-        </w:rPr>
-      </w:r>
-      <w:r>
-        <w:rPr>
           <w:b/>
           <w:lang w:val="ar_AE" w:bidi="ar_AE"/>
         </w:rPr>
@@ -19489,22 +17154,6 @@
       </w:r>
       <w:r>
         <w:rPr>
-          <w:lang w:val="ar_AE" w:bidi="ar_AE"/>
-        </w:rPr>
-        <w:t>יֵצֵ֤א חָתָן֙ מֵֽ⁠חֶדְר֔⁠וֹ וְ⁠כַלָּ֖ה מֵ⁠חֻפָּתָֽ⁠הּ</w:t>
-      </w:r>
-    </w:p>
-    <w:p>
-      <w:pPr>
-        <w:bidi/>
-      </w:pPr>
-      <w:r>
-        <w:rPr>
-          <w:lang w:val="ar_AE" w:bidi="ar_AE"/>
-        </w:rPr>
-      </w:r>
-      <w:r>
-        <w:rPr>
           <w:b/>
           <w:lang w:val="ar_AE" w:bidi="ar_AE"/>
         </w:rPr>
@@ -19607,22 +17256,6 @@
       </w:r>
       <w:r>
         <w:rPr>
-          <w:lang w:val="ar_AE" w:bidi="ar_AE"/>
-        </w:rPr>
-        <w:t>בֵּ֤ין הָ⁠אוּלָם֙ וְ⁠לַ⁠מִּזְבֵּ֔חַ</w:t>
-      </w:r>
-    </w:p>
-    <w:p>
-      <w:pPr>
-        <w:bidi/>
-      </w:pPr>
-      <w:r>
-        <w:rPr>
-          <w:lang w:val="ar_AE" w:bidi="ar_AE"/>
-        </w:rPr>
-      </w:r>
-      <w:r>
-        <w:rPr>
           <w:b/>
           <w:lang w:val="ar_AE" w:bidi="ar_AE"/>
         </w:rPr>
@@ -19725,22 +17358,6 @@
       </w:r>
       <w:r>
         <w:rPr>
-          <w:lang w:val="ar_AE" w:bidi="ar_AE"/>
-        </w:rPr>
-        <w:t>וְ⁠אַל־תִּתֵּ֨ן נַחֲלָתְ⁠ךָ֤ לְ⁠חֶרְפָּה֙</w:t>
-      </w:r>
-    </w:p>
-    <w:p>
-      <w:pPr>
-        <w:bidi/>
-      </w:pPr>
-      <w:r>
-        <w:rPr>
-          <w:lang w:val="ar_AE" w:bidi="ar_AE"/>
-        </w:rPr>
-      </w:r>
-      <w:r>
-        <w:rPr>
           <w:b/>
           <w:lang w:val="ar_AE" w:bidi="ar_AE"/>
         </w:rPr>
@@ -19856,22 +17473,6 @@
       </w:r>
       <w:r>
         <w:rPr>
-          <w:lang w:val="ar_AE" w:bidi="ar_AE"/>
-        </w:rPr>
-        <w:t>נַחֲלָתְ⁠ךָ֤</w:t>
-      </w:r>
-    </w:p>
-    <w:p>
-      <w:pPr>
-        <w:bidi/>
-      </w:pPr>
-      <w:r>
-        <w:rPr>
-          <w:lang w:val="ar_AE" w:bidi="ar_AE"/>
-        </w:rPr>
-      </w:r>
-      <w:r>
-        <w:rPr>
           <w:b/>
           <w:lang w:val="ar_AE" w:bidi="ar_AE"/>
         </w:rPr>
@@ -19974,22 +17575,6 @@
       </w:r>
       <w:r>
         <w:rPr>
-          <w:lang w:val="ar_AE" w:bidi="ar_AE"/>
-        </w:rPr>
-        <w:t>לִ⁠מְשָׁל־בָּ֣⁠ם גּוֹיִ֔ם</w:t>
-      </w:r>
-    </w:p>
-    <w:p>
-      <w:pPr>
-        <w:bidi/>
-      </w:pPr>
-      <w:r>
-        <w:rPr>
-          <w:lang w:val="ar_AE" w:bidi="ar_AE"/>
-        </w:rPr>
-      </w:r>
-      <w:r>
-        <w:rPr>
           <w:b/>
           <w:lang w:val="ar_AE" w:bidi="ar_AE"/>
         </w:rPr>
@@ -20092,22 +17677,6 @@
       </w:r>
       <w:r>
         <w:rPr>
-          <w:lang w:val="ar_AE" w:bidi="ar_AE"/>
-        </w:rPr>
-        <w:t>לָ֚⁠מָּה יֹאמְר֣וּ בָֽ⁠עַמִּ֔ים אַיֵּ֖ה אֱלֹהֵי⁠הֶֽם</w:t>
-      </w:r>
-    </w:p>
-    <w:p>
-      <w:pPr>
-        <w:bidi/>
-      </w:pPr>
-      <w:r>
-        <w:rPr>
-          <w:lang w:val="ar_AE" w:bidi="ar_AE"/>
-        </w:rPr>
-      </w:r>
-      <w:r>
-        <w:rPr>
           <w:b/>
           <w:lang w:val="ar_AE" w:bidi="ar_AE"/>
         </w:rPr>
@@ -20210,22 +17779,6 @@
       </w:r>
       <w:r>
         <w:rPr>
-          <w:lang w:val="ar_AE" w:bidi="ar_AE"/>
-        </w:rPr>
-        <w:t>לָ֚⁠מָּה יֹאמְר֣וּ</w:t>
-      </w:r>
-    </w:p>
-    <w:p>
-      <w:pPr>
-        <w:bidi/>
-      </w:pPr>
-      <w:r>
-        <w:rPr>
-          <w:lang w:val="ar_AE" w:bidi="ar_AE"/>
-        </w:rPr>
-      </w:r>
-      <w:r>
-        <w:rPr>
           <w:b/>
           <w:lang w:val="ar_AE" w:bidi="ar_AE"/>
         </w:rPr>
@@ -20341,22 +17894,6 @@
       </w:r>
       <w:r>
         <w:rPr>
-          <w:lang w:val="ar_AE" w:bidi="ar_AE"/>
-        </w:rPr>
-        <w:t>לָ֚⁠מָּה יֹאמְר֣וּ בָֽ⁠עַמִּ֔ים</w:t>
-      </w:r>
-    </w:p>
-    <w:p>
-      <w:pPr>
-        <w:bidi/>
-      </w:pPr>
-      <w:r>
-        <w:rPr>
-          <w:lang w:val="ar_AE" w:bidi="ar_AE"/>
-        </w:rPr>
-      </w:r>
-      <w:r>
-        <w:rPr>
           <w:b/>
           <w:lang w:val="ar_AE" w:bidi="ar_AE"/>
         </w:rPr>
@@ -20459,22 +17996,6 @@
       </w:r>
       <w:r>
         <w:rPr>
-          <w:lang w:val="ar_AE" w:bidi="ar_AE"/>
-        </w:rPr>
-        <w:t>אַיֵּ֖ה אֱלֹהֵי⁠הֶֽם</w:t>
-      </w:r>
-    </w:p>
-    <w:p>
-      <w:pPr>
-        <w:bidi/>
-      </w:pPr>
-      <w:r>
-        <w:rPr>
-          <w:lang w:val="ar_AE" w:bidi="ar_AE"/>
-        </w:rPr>
-      </w:r>
-      <w:r>
-        <w:rPr>
           <w:b/>
           <w:lang w:val="ar_AE" w:bidi="ar_AE"/>
         </w:rPr>
@@ -20577,22 +18098,6 @@
       </w:r>
       <w:r>
         <w:rPr>
-          <w:lang w:val="ar_AE" w:bidi="ar_AE"/>
-        </w:rPr>
-        <w:t>וַ⁠יְקַנֵּ֥א יְהוָ֖ה לְ⁠אַרְצ֑⁠וֹ וַ⁠יַּחְמֹ֖ל עַל־עַמּֽ⁠וֹ</w:t>
-      </w:r>
-    </w:p>
-    <w:p>
-      <w:pPr>
-        <w:bidi/>
-      </w:pPr>
-      <w:r>
-        <w:rPr>
-          <w:lang w:val="ar_AE" w:bidi="ar_AE"/>
-        </w:rPr>
-      </w:r>
-      <w:r>
-        <w:rPr>
           <w:b/>
           <w:lang w:val="ar_AE" w:bidi="ar_AE"/>
         </w:rPr>
@@ -20695,22 +18200,6 @@
       </w:r>
       <w:r>
         <w:rPr>
-          <w:lang w:val="ar_AE" w:bidi="ar_AE"/>
-        </w:rPr>
-        <w:t>לְ⁠אַרְצ֑⁠וֹ</w:t>
-      </w:r>
-    </w:p>
-    <w:p>
-      <w:pPr>
-        <w:bidi/>
-      </w:pPr>
-      <w:r>
-        <w:rPr>
-          <w:lang w:val="ar_AE" w:bidi="ar_AE"/>
-        </w:rPr>
-      </w:r>
-      <w:r>
-        <w:rPr>
           <w:b/>
           <w:lang w:val="ar_AE" w:bidi="ar_AE"/>
         </w:rPr>
@@ -20826,22 +18315,6 @@
       </w:r>
       <w:r>
         <w:rPr>
-          <w:lang w:val="ar_AE" w:bidi="ar_AE"/>
-        </w:rPr>
-        <w:t>וַ⁠יַּ֨עַן יְהוָ֜ה וַ⁠יֹּ֣אמֶר</w:t>
-      </w:r>
-    </w:p>
-    <w:p>
-      <w:pPr>
-        <w:bidi/>
-      </w:pPr>
-      <w:r>
-        <w:rPr>
-          <w:lang w:val="ar_AE" w:bidi="ar_AE"/>
-        </w:rPr>
-      </w:r>
-      <w:r>
-        <w:rPr>
           <w:b/>
           <w:lang w:val="ar_AE" w:bidi="ar_AE"/>
         </w:rPr>
@@ -20944,22 +18417,6 @@
       </w:r>
       <w:r>
         <w:rPr>
-          <w:lang w:val="ar_AE" w:bidi="ar_AE"/>
-        </w:rPr>
-        <w:t>וַ⁠יַּ֨עַן יְהוָ֜ה וַ⁠יֹּ֣אמֶר</w:t>
-      </w:r>
-    </w:p>
-    <w:p>
-      <w:pPr>
-        <w:bidi/>
-      </w:pPr>
-      <w:r>
-        <w:rPr>
-          <w:lang w:val="ar_AE" w:bidi="ar_AE"/>
-        </w:rPr>
-      </w:r>
-      <w:r>
-        <w:rPr>
           <w:b/>
           <w:lang w:val="ar_AE" w:bidi="ar_AE"/>
         </w:rPr>
@@ -21101,22 +18558,6 @@
       </w:r>
       <w:r>
         <w:rPr>
-          <w:lang w:val="ar_AE" w:bidi="ar_AE"/>
-        </w:rPr>
-        <w:t>הִנְ⁠נִ֨י שֹׁלֵ֤חַ לָ⁠כֶם֙ אֶת־הַ⁠דָּגָן֙ וְ⁠הַ⁠תִּיר֣וֹשׁ וְ⁠הַ⁠יִּצְהָ֔ר</w:t>
-      </w:r>
-    </w:p>
-    <w:p>
-      <w:pPr>
-        <w:bidi/>
-      </w:pPr>
-      <w:r>
-        <w:rPr>
-          <w:lang w:val="ar_AE" w:bidi="ar_AE"/>
-        </w:rPr>
-      </w:r>
-      <w:r>
-        <w:rPr>
           <w:b/>
           <w:lang w:val="ar_AE" w:bidi="ar_AE"/>
         </w:rPr>
@@ -21219,22 +18660,6 @@
       </w:r>
       <w:r>
         <w:rPr>
-          <w:lang w:val="ar_AE" w:bidi="ar_AE"/>
-        </w:rPr>
-        <w:t>הִנְ⁠נִ֨י שֹׁלֵ֤חַ</w:t>
-      </w:r>
-    </w:p>
-    <w:p>
-      <w:pPr>
-        <w:bidi/>
-      </w:pPr>
-      <w:r>
-        <w:rPr>
-          <w:lang w:val="ar_AE" w:bidi="ar_AE"/>
-        </w:rPr>
-      </w:r>
-      <w:r>
-        <w:rPr>
           <w:b/>
           <w:lang w:val="ar_AE" w:bidi="ar_AE"/>
         </w:rPr>
@@ -21350,22 +18775,6 @@
       </w:r>
       <w:r>
         <w:rPr>
-          <w:lang w:val="ar_AE" w:bidi="ar_AE"/>
-        </w:rPr>
-        <w:t>אֹת֑⁠וֹ</w:t>
-      </w:r>
-    </w:p>
-    <w:p>
-      <w:pPr>
-        <w:bidi/>
-      </w:pPr>
-      <w:r>
-        <w:rPr>
-          <w:lang w:val="ar_AE" w:bidi="ar_AE"/>
-        </w:rPr>
-      </w:r>
-      <w:r>
-        <w:rPr>
           <w:b/>
           <w:lang w:val="ar_AE" w:bidi="ar_AE"/>
         </w:rPr>
@@ -21494,22 +18903,6 @@
       </w:r>
       <w:r>
         <w:rPr>
-          <w:lang w:val="ar_AE" w:bidi="ar_AE"/>
-        </w:rPr>
-        <w:t>וְ⁠לֹא־אֶתֵּ֨ן אֶתְ⁠כֶ֥ם ע֛וֹד חֶרְפָּ֖ה בַּ⁠גּוֹיִֽם</w:t>
-      </w:r>
-    </w:p>
-    <w:p>
-      <w:pPr>
-        <w:bidi/>
-      </w:pPr>
-      <w:r>
-        <w:rPr>
-          <w:lang w:val="ar_AE" w:bidi="ar_AE"/>
-        </w:rPr>
-      </w:r>
-      <w:r>
-        <w:rPr>
           <w:b/>
           <w:lang w:val="ar_AE" w:bidi="ar_AE"/>
         </w:rPr>
@@ -21625,22 +19018,6 @@
       </w:r>
       <w:r>
         <w:rPr>
-          <w:lang w:val="ar_AE" w:bidi="ar_AE"/>
-        </w:rPr>
-        <w:t>וְֽ⁠אֶת־הַ⁠צְּפוֹנִ֞י</w:t>
-      </w:r>
-    </w:p>
-    <w:p>
-      <w:pPr>
-        <w:bidi/>
-      </w:pPr>
-      <w:r>
-        <w:rPr>
-          <w:lang w:val="ar_AE" w:bidi="ar_AE"/>
-        </w:rPr>
-      </w:r>
-      <w:r>
-        <w:rPr>
           <w:b/>
           <w:lang w:val="ar_AE" w:bidi="ar_AE"/>
         </w:rPr>
@@ -21756,22 +19133,6 @@
       </w:r>
       <w:r>
         <w:rPr>
-          <w:lang w:val="ar_AE" w:bidi="ar_AE"/>
-        </w:rPr>
-        <w:t>אֶ֣רֶץ צִיָּ֣ה וּ⁠שְׁמָמָה֒</w:t>
-      </w:r>
-    </w:p>
-    <w:p>
-      <w:pPr>
-        <w:bidi/>
-      </w:pPr>
-      <w:r>
-        <w:rPr>
-          <w:lang w:val="ar_AE" w:bidi="ar_AE"/>
-        </w:rPr>
-      </w:r>
-      <w:r>
-        <w:rPr>
           <w:b/>
           <w:lang w:val="ar_AE" w:bidi="ar_AE"/>
         </w:rPr>
@@ -21887,22 +19248,6 @@
       </w:r>
       <w:r>
         <w:rPr>
-          <w:lang w:val="ar_AE" w:bidi="ar_AE"/>
-        </w:rPr>
-        <w:t>אֶ֣רֶץ צִיָּ֣ה וּ⁠שְׁמָמָה֒</w:t>
-      </w:r>
-    </w:p>
-    <w:p>
-      <w:pPr>
-        <w:bidi/>
-      </w:pPr>
-      <w:r>
-        <w:rPr>
-          <w:lang w:val="ar_AE" w:bidi="ar_AE"/>
-        </w:rPr>
-      </w:r>
-      <w:r>
-        <w:rPr>
           <w:b/>
           <w:lang w:val="ar_AE" w:bidi="ar_AE"/>
         </w:rPr>
@@ -22018,22 +19363,6 @@
       </w:r>
       <w:r>
         <w:rPr>
-          <w:lang w:val="ar_AE" w:bidi="ar_AE"/>
-        </w:rPr>
-        <w:t>אֶל &amp; אֶת־פָּנָ֗י⁠ו אֶל־הַ⁠יָּם֙ הַ⁠קַּדְמֹנִ֔י וְ⁠סֹפ֖⁠וֹ אֶל־הַ⁠יָּ֣ם הָ⁠אַֽחֲר֑וֹן</w:t>
-      </w:r>
-    </w:p>
-    <w:p>
-      <w:pPr>
-        <w:bidi/>
-      </w:pPr>
-      <w:r>
-        <w:rPr>
-          <w:lang w:val="ar_AE" w:bidi="ar_AE"/>
-        </w:rPr>
-      </w:r>
-      <w:r>
-        <w:rPr>
           <w:b/>
           <w:lang w:val="ar_AE" w:bidi="ar_AE"/>
         </w:rPr>
@@ -22149,22 +19478,6 @@
       </w:r>
       <w:r>
         <w:rPr>
-          <w:lang w:val="ar_AE" w:bidi="ar_AE"/>
-        </w:rPr>
-        <w:t>אֶל &amp; אֶת־פָּנָ֗י⁠ו אֶל־הַ⁠יָּם֙ הַ⁠קַּדְמֹנִ֔י וְ⁠סֹפ֖⁠וֹ אֶל־הַ⁠יָּ֣ם הָ⁠אַֽחֲר֑וֹן</w:t>
-      </w:r>
-    </w:p>
-    <w:p>
-      <w:pPr>
-        <w:bidi/>
-      </w:pPr>
-      <w:r>
-        <w:rPr>
-          <w:lang w:val="ar_AE" w:bidi="ar_AE"/>
-        </w:rPr>
-      </w:r>
-      <w:r>
-        <w:rPr>
           <w:b/>
           <w:lang w:val="ar_AE" w:bidi="ar_AE"/>
         </w:rPr>
@@ -22293,22 +19606,6 @@
       </w:r>
       <w:r>
         <w:rPr>
-          <w:lang w:val="ar_AE" w:bidi="ar_AE"/>
-        </w:rPr>
-        <w:t>וְ⁠עָלָ֣ה בָאְשׁ֗⁠וֹ וְ⁠תַ֨עַל֙ צַחֲנָת֔⁠וֹ</w:t>
-      </w:r>
-    </w:p>
-    <w:p>
-      <w:pPr>
-        <w:bidi/>
-      </w:pPr>
-      <w:r>
-        <w:rPr>
-          <w:lang w:val="ar_AE" w:bidi="ar_AE"/>
-        </w:rPr>
-      </w:r>
-      <w:r>
-        <w:rPr>
           <w:b/>
           <w:lang w:val="ar_AE" w:bidi="ar_AE"/>
         </w:rPr>
@@ -22424,22 +19721,6 @@
       </w:r>
       <w:r>
         <w:rPr>
-          <w:lang w:val="ar_AE" w:bidi="ar_AE"/>
-        </w:rPr>
-        <w:t>הִגְדִּ֖יל לַ⁠עֲשֽׂוֹת</w:t>
-      </w:r>
-    </w:p>
-    <w:p>
-      <w:pPr>
-        <w:bidi/>
-      </w:pPr>
-      <w:r>
-        <w:rPr>
-          <w:lang w:val="ar_AE" w:bidi="ar_AE"/>
-        </w:rPr>
-      </w:r>
-      <w:r>
-        <w:rPr>
           <w:b/>
           <w:lang w:val="ar_AE" w:bidi="ar_AE"/>
         </w:rPr>
@@ -22553,22 +19834,6 @@
       </w:r>
       <w:r>
         <w:rPr>
-          <w:lang w:val="ar_AE" w:bidi="ar_AE"/>
-        </w:rPr>
-        <w:t>כִּ֥י הִגְדִּ֖יל לַ⁠עֲשֽׂוֹת</w:t>
-      </w:r>
-    </w:p>
-    <w:p>
-      <w:pPr>
-        <w:bidi/>
-      </w:pPr>
-      <w:r>
-        <w:rPr>
-          <w:lang w:val="ar_AE" w:bidi="ar_AE"/>
-        </w:rPr>
-      </w:r>
-      <w:r>
-        <w:rPr>
           <w:b/>
           <w:lang w:val="ar_AE" w:bidi="ar_AE"/>
         </w:rPr>
@@ -22671,22 +19936,6 @@
       </w:r>
       <w:r>
         <w:rPr>
-          <w:lang w:val="ar_AE" w:bidi="ar_AE"/>
-        </w:rPr>
-        <w:t>אַל־תִּֽירְאִ֖י אֲדָמָ֑ה גִּ֣ילִי וּ⁠שְׂמָ֔חִי</w:t>
-      </w:r>
-    </w:p>
-    <w:p>
-      <w:pPr>
-        <w:bidi/>
-      </w:pPr>
-      <w:r>
-        <w:rPr>
-          <w:lang w:val="ar_AE" w:bidi="ar_AE"/>
-        </w:rPr>
-      </w:r>
-      <w:r>
-        <w:rPr>
           <w:b/>
           <w:lang w:val="ar_AE" w:bidi="ar_AE"/>
         </w:rPr>
@@ -22812,22 +20061,6 @@
       </w:r>
       <w:r>
         <w:rPr>
-          <w:lang w:val="ar_AE" w:bidi="ar_AE"/>
-        </w:rPr>
-        <w:t>גִּ֣ילִי וּ⁠שְׂמָ֔חִי</w:t>
-      </w:r>
-    </w:p>
-    <w:p>
-      <w:pPr>
-        <w:bidi/>
-      </w:pPr>
-      <w:r>
-        <w:rPr>
-          <w:lang w:val="ar_AE" w:bidi="ar_AE"/>
-        </w:rPr>
-      </w:r>
-      <w:r>
-        <w:rPr>
           <w:b/>
           <w:lang w:val="ar_AE" w:bidi="ar_AE"/>
         </w:rPr>
@@ -22943,22 +20176,6 @@
       </w:r>
       <w:r>
         <w:rPr>
-          <w:lang w:val="ar_AE" w:bidi="ar_AE"/>
-        </w:rPr>
-        <w:t>הִגְדִּ֥יל יְהוָ֖ה לַ⁠עֲשֽׂוֹת</w:t>
-      </w:r>
-    </w:p>
-    <w:p>
-      <w:pPr>
-        <w:bidi/>
-      </w:pPr>
-      <w:r>
-        <w:rPr>
-          <w:lang w:val="ar_AE" w:bidi="ar_AE"/>
-        </w:rPr>
-      </w:r>
-      <w:r>
-        <w:rPr>
           <w:b/>
           <w:lang w:val="ar_AE" w:bidi="ar_AE"/>
         </w:rPr>
@@ -23061,22 +20278,6 @@
       </w:r>
       <w:r>
         <w:rPr>
-          <w:lang w:val="ar_AE" w:bidi="ar_AE"/>
-        </w:rPr>
-        <w:t>הִגְדִּ֥יל יְהוָ֖ה לַ⁠עֲשֽׂוֹת</w:t>
-      </w:r>
-    </w:p>
-    <w:p>
-      <w:pPr>
-        <w:bidi/>
-      </w:pPr>
-      <w:r>
-        <w:rPr>
-          <w:lang w:val="ar_AE" w:bidi="ar_AE"/>
-        </w:rPr>
-      </w:r>
-      <w:r>
-        <w:rPr>
           <w:b/>
           <w:lang w:val="ar_AE" w:bidi="ar_AE"/>
         </w:rPr>
@@ -23179,22 +20380,6 @@
       </w:r>
       <w:r>
         <w:rPr>
-          <w:lang w:val="ar_AE" w:bidi="ar_AE"/>
-        </w:rPr>
-        <w:t>אַל־תִּֽירְאוּ֙ בַּהֲמ֣וֹת שָׂדַ֔י</w:t>
-      </w:r>
-    </w:p>
-    <w:p>
-      <w:pPr>
-        <w:bidi/>
-      </w:pPr>
-      <w:r>
-        <w:rPr>
-          <w:lang w:val="ar_AE" w:bidi="ar_AE"/>
-        </w:rPr>
-      </w:r>
-      <w:r>
-        <w:rPr>
           <w:b/>
           <w:lang w:val="ar_AE" w:bidi="ar_AE"/>
         </w:rPr>
@@ -23310,22 +20495,6 @@
       </w:r>
       <w:r>
         <w:rPr>
-          <w:lang w:val="ar_AE" w:bidi="ar_AE"/>
-        </w:rPr>
-        <w:t>דָשְׁא֖וּ נְא֣וֹת מִדְבָּ֑ר כִּֽי־עֵץ֙ נָשָׂ֣א פִרְי֔⁠וֹ תְּאֵנָ֥ה וָ⁠גֶ֖פֶן נָתְנ֥וּ חֵילָֽ⁠ם</w:t>
-      </w:r>
-    </w:p>
-    <w:p>
-      <w:pPr>
-        <w:bidi/>
-      </w:pPr>
-      <w:r>
-        <w:rPr>
-          <w:lang w:val="ar_AE" w:bidi="ar_AE"/>
-        </w:rPr>
-      </w:r>
-      <w:r>
-        <w:rPr>
           <w:b/>
           <w:lang w:val="ar_AE" w:bidi="ar_AE"/>
         </w:rPr>
@@ -23428,22 +20597,6 @@
       </w:r>
       <w:r>
         <w:rPr>
-          <w:lang w:val="ar_AE" w:bidi="ar_AE"/>
-        </w:rPr>
-        <w:t>עֵץ֙ נָשָׂ֣א פִרְי֔⁠וֹ תְּאֵנָ֥ה וָ⁠גֶ֖פֶן נָתְנ֥וּ חֵילָֽ⁠ם</w:t>
-      </w:r>
-    </w:p>
-    <w:p>
-      <w:pPr>
-        <w:bidi/>
-      </w:pPr>
-      <w:r>
-        <w:rPr>
-          <w:lang w:val="ar_AE" w:bidi="ar_AE"/>
-        </w:rPr>
-      </w:r>
-      <w:r>
-        <w:rPr>
           <w:b/>
           <w:lang w:val="ar_AE" w:bidi="ar_AE"/>
         </w:rPr>
@@ -23585,22 +20738,6 @@
       </w:r>
       <w:r>
         <w:rPr>
-          <w:lang w:val="ar_AE" w:bidi="ar_AE"/>
-        </w:rPr>
-        <w:t>חֵילָֽ⁠ם</w:t>
-      </w:r>
-    </w:p>
-    <w:p>
-      <w:pPr>
-        <w:bidi/>
-      </w:pPr>
-      <w:r>
-        <w:rPr>
-          <w:lang w:val="ar_AE" w:bidi="ar_AE"/>
-        </w:rPr>
-      </w:r>
-      <w:r>
-        <w:rPr>
           <w:b/>
           <w:lang w:val="ar_AE" w:bidi="ar_AE"/>
         </w:rPr>
@@ -23716,22 +20853,6 @@
       </w:r>
       <w:r>
         <w:rPr>
-          <w:lang w:val="ar_AE" w:bidi="ar_AE"/>
-        </w:rPr>
-        <w:t>וּ⁠בְנֵ֣י צִיּ֗וֹן</w:t>
-      </w:r>
-    </w:p>
-    <w:p>
-      <w:pPr>
-        <w:bidi/>
-      </w:pPr>
-      <w:r>
-        <w:rPr>
-          <w:lang w:val="ar_AE" w:bidi="ar_AE"/>
-        </w:rPr>
-      </w:r>
-      <w:r>
-        <w:rPr>
           <w:b/>
           <w:lang w:val="ar_AE" w:bidi="ar_AE"/>
         </w:rPr>
@@ -23847,22 +20968,6 @@
       </w:r>
       <w:r>
         <w:rPr>
-          <w:lang w:val="ar_AE" w:bidi="ar_AE"/>
-        </w:rPr>
-        <w:t>אֱלֹֽהֵי⁠כֶ֔ם</w:t>
-      </w:r>
-    </w:p>
-    <w:p>
-      <w:pPr>
-        <w:bidi/>
-      </w:pPr>
-      <w:r>
-        <w:rPr>
-          <w:lang w:val="ar_AE" w:bidi="ar_AE"/>
-        </w:rPr>
-      </w:r>
-      <w:r>
-        <w:rPr>
           <w:b/>
           <w:lang w:val="ar_AE" w:bidi="ar_AE"/>
         </w:rPr>
@@ -23978,22 +21083,6 @@
       </w:r>
       <w:r>
         <w:rPr>
-          <w:lang w:val="ar_AE" w:bidi="ar_AE"/>
-        </w:rPr>
-        <w:t>נָתַ֥ן לָ⁠כֶ֛ם אֶת־הַ⁠מּוֹרֶ֖ה לִ⁠צְדָקָ֑ה וַ⁠יּ֣וֹרֶד לָ⁠כֶ֗ם גֶּ֛שֶׁם</w:t>
-      </w:r>
-    </w:p>
-    <w:p>
-      <w:pPr>
-        <w:bidi/>
-      </w:pPr>
-      <w:r>
-        <w:rPr>
-          <w:lang w:val="ar_AE" w:bidi="ar_AE"/>
-        </w:rPr>
-      </w:r>
-      <w:r>
-        <w:rPr>
           <w:b/>
           <w:lang w:val="ar_AE" w:bidi="ar_AE"/>
         </w:rPr>
@@ -24096,22 +21185,6 @@
       </w:r>
       <w:r>
         <w:rPr>
-          <w:lang w:val="ar_AE" w:bidi="ar_AE"/>
-        </w:rPr>
-        <w:t>לִ⁠צְדָקָ֑ה</w:t>
-      </w:r>
-    </w:p>
-    <w:p>
-      <w:pPr>
-        <w:bidi/>
-      </w:pPr>
-      <w:r>
-        <w:rPr>
-          <w:lang w:val="ar_AE" w:bidi="ar_AE"/>
-        </w:rPr>
-      </w:r>
-      <w:r>
-        <w:rPr>
           <w:b/>
           <w:lang w:val="ar_AE" w:bidi="ar_AE"/>
         </w:rPr>
@@ -24227,22 +21300,6 @@
       </w:r>
       <w:r>
         <w:rPr>
-          <w:lang w:val="ar_AE" w:bidi="ar_AE"/>
-        </w:rPr>
-        <w:t>גֶּ֛שֶׁם</w:t>
-      </w:r>
-    </w:p>
-    <w:p>
-      <w:pPr>
-        <w:bidi/>
-      </w:pPr>
-      <w:r>
-        <w:rPr>
-          <w:lang w:val="ar_AE" w:bidi="ar_AE"/>
-        </w:rPr>
-      </w:r>
-      <w:r>
-        <w:rPr>
           <w:b/>
           <w:lang w:val="ar_AE" w:bidi="ar_AE"/>
         </w:rPr>
@@ -24358,22 +21415,6 @@
       </w:r>
       <w:r>
         <w:rPr>
-          <w:lang w:val="ar_AE" w:bidi="ar_AE"/>
-        </w:rPr>
-        <w:t>מוֹרֶ֥ה וּ⁠מַלְק֖וֹשׁ</w:t>
-      </w:r>
-    </w:p>
-    <w:p>
-      <w:pPr>
-        <w:bidi/>
-      </w:pPr>
-      <w:r>
-        <w:rPr>
-          <w:lang w:val="ar_AE" w:bidi="ar_AE"/>
-        </w:rPr>
-      </w:r>
-      <w:r>
-        <w:rPr>
           <w:b/>
           <w:lang w:val="ar_AE" w:bidi="ar_AE"/>
         </w:rPr>
@@ -24502,22 +21543,6 @@
       </w:r>
       <w:r>
         <w:rPr>
-          <w:lang w:val="ar_AE" w:bidi="ar_AE"/>
-        </w:rPr>
-        <w:t>בָּ⁠רִאשֽׁוֹן</w:t>
-      </w:r>
-    </w:p>
-    <w:p>
-      <w:pPr>
-        <w:bidi/>
-      </w:pPr>
-      <w:r>
-        <w:rPr>
-          <w:lang w:val="ar_AE" w:bidi="ar_AE"/>
-        </w:rPr>
-      </w:r>
-      <w:r>
-        <w:rPr>
           <w:b/>
           <w:lang w:val="ar_AE" w:bidi="ar_AE"/>
         </w:rPr>
@@ -24633,22 +21658,6 @@
       </w:r>
       <w:r>
         <w:rPr>
-          <w:lang w:val="ar_AE" w:bidi="ar_AE"/>
-        </w:rPr>
-        <w:t>וְ⁠הֵשִׁ֥יקוּ הַ⁠יְקָבִ֖ים תִּיר֥וֹשׁ וְ⁠יִצְהָֽר</w:t>
-      </w:r>
-    </w:p>
-    <w:p>
-      <w:pPr>
-        <w:bidi/>
-      </w:pPr>
-      <w:r>
-        <w:rPr>
-          <w:lang w:val="ar_AE" w:bidi="ar_AE"/>
-        </w:rPr>
-      </w:r>
-      <w:r>
-        <w:rPr>
           <w:b/>
           <w:lang w:val="ar_AE" w:bidi="ar_AE"/>
         </w:rPr>
@@ -24751,22 +21760,6 @@
       </w:r>
       <w:r>
         <w:rPr>
-          <w:lang w:val="ar_AE" w:bidi="ar_AE"/>
-        </w:rPr>
-        <w:t>וְ⁠שִׁלַּמְתִּ֤י לָ⁠כֶם֙ אֶת־הַ⁠שָּׁנִ֔ים</w:t>
-      </w:r>
-    </w:p>
-    <w:p>
-      <w:pPr>
-        <w:bidi/>
-      </w:pPr>
-      <w:r>
-        <w:rPr>
-          <w:lang w:val="ar_AE" w:bidi="ar_AE"/>
-        </w:rPr>
-      </w:r>
-      <w:r>
-        <w:rPr>
           <w:b/>
           <w:lang w:val="ar_AE" w:bidi="ar_AE"/>
         </w:rPr>
@@ -24879,22 +21872,6 @@
       </w:r>
       <w:r>
         <w:rPr>
-          <w:lang w:val="ar_AE" w:bidi="ar_AE"/>
-        </w:rPr>
-        <w:t>אֶת־הַ⁠שָּׁנִ֔ים</w:t>
-      </w:r>
-    </w:p>
-    <w:p>
-      <w:pPr>
-        <w:bidi/>
-      </w:pPr>
-      <w:r>
-        <w:rPr>
-          <w:lang w:val="ar_AE" w:bidi="ar_AE"/>
-        </w:rPr>
-      </w:r>
-      <w:r>
-        <w:rPr>
           <w:b/>
           <w:lang w:val="ar_AE" w:bidi="ar_AE"/>
         </w:rPr>
@@ -25010,22 +21987,6 @@
       </w:r>
       <w:r>
         <w:rPr>
-          <w:lang w:val="ar_AE" w:bidi="ar_AE"/>
-        </w:rPr>
-        <w:t>חֵילִ⁠י֙ הַ⁠גָּד֔וֹל</w:t>
-      </w:r>
-    </w:p>
-    <w:p>
-      <w:pPr>
-        <w:bidi/>
-      </w:pPr>
-      <w:r>
-        <w:rPr>
-          <w:lang w:val="ar_AE" w:bidi="ar_AE"/>
-        </w:rPr>
-      </w:r>
-      <w:r>
-        <w:rPr>
           <w:b/>
           <w:lang w:val="ar_AE" w:bidi="ar_AE"/>
         </w:rPr>
@@ -25141,22 +22102,6 @@
       </w:r>
       <w:r>
         <w:rPr>
-          <w:lang w:val="ar_AE" w:bidi="ar_AE"/>
-        </w:rPr>
-        <w:t>וַ⁠אֲכַלְתֶּ֤ם אָכוֹל֙</w:t>
-      </w:r>
-    </w:p>
-    <w:p>
-      <w:pPr>
-        <w:bidi/>
-      </w:pPr>
-      <w:r>
-        <w:rPr>
-          <w:lang w:val="ar_AE" w:bidi="ar_AE"/>
-        </w:rPr>
-      </w:r>
-      <w:r>
-        <w:rPr>
           <w:b/>
           <w:lang w:val="ar_AE" w:bidi="ar_AE"/>
         </w:rPr>
@@ -25272,22 +22217,6 @@
       </w:r>
       <w:r>
         <w:rPr>
-          <w:lang w:val="ar_AE" w:bidi="ar_AE"/>
-        </w:rPr>
-        <w:t>אֶת־שֵׁ֤ם יְהוָה֙ אֱלֹ֣הֵי⁠כֶ֔ם</w:t>
-      </w:r>
-    </w:p>
-    <w:p>
-      <w:pPr>
-        <w:bidi/>
-      </w:pPr>
-      <w:r>
-        <w:rPr>
-          <w:lang w:val="ar_AE" w:bidi="ar_AE"/>
-        </w:rPr>
-      </w:r>
-      <w:r>
-        <w:rPr>
           <w:b/>
           <w:lang w:val="ar_AE" w:bidi="ar_AE"/>
         </w:rPr>
@@ -25390,22 +22319,6 @@
       </w:r>
       <w:r>
         <w:rPr>
-          <w:lang w:val="ar_AE" w:bidi="ar_AE"/>
-        </w:rPr>
-        <w:t>אֶת־שֵׁ֤ם</w:t>
-      </w:r>
-    </w:p>
-    <w:p>
-      <w:pPr>
-        <w:bidi/>
-      </w:pPr>
-      <w:r>
-        <w:rPr>
-          <w:lang w:val="ar_AE" w:bidi="ar_AE"/>
-        </w:rPr>
-      </w:r>
-      <w:r>
-        <w:rPr>
           <w:b/>
           <w:lang w:val="ar_AE" w:bidi="ar_AE"/>
         </w:rPr>
@@ -25521,22 +22434,6 @@
       </w:r>
       <w:r>
         <w:rPr>
-          <w:lang w:val="ar_AE" w:bidi="ar_AE"/>
-        </w:rPr>
-        <w:t>אֲשֶׁר־עָשָׂ֥ה עִמָּ⁠כֶ֖ם לְ⁠הַפְלִ֑יא</w:t>
-      </w:r>
-    </w:p>
-    <w:p>
-      <w:pPr>
-        <w:bidi/>
-      </w:pPr>
-      <w:r>
-        <w:rPr>
-          <w:lang w:val="ar_AE" w:bidi="ar_AE"/>
-        </w:rPr>
-      </w:r>
-      <w:r>
-        <w:rPr>
           <w:b/>
           <w:lang w:val="ar_AE" w:bidi="ar_AE"/>
         </w:rPr>
@@ -25652,22 +22549,6 @@
       </w:r>
       <w:r>
         <w:rPr>
-          <w:lang w:val="ar_AE" w:bidi="ar_AE"/>
-        </w:rPr>
-        <w:t>וְ⁠לֹא־יֵבֹ֥שׁוּ עַמִּ֖⁠י לְ⁠עוֹלָֽם</w:t>
-      </w:r>
-    </w:p>
-    <w:p>
-      <w:pPr>
-        <w:bidi/>
-      </w:pPr>
-      <w:r>
-        <w:rPr>
-          <w:lang w:val="ar_AE" w:bidi="ar_AE"/>
-        </w:rPr>
-      </w:r>
-      <w:r>
-        <w:rPr>
           <w:b/>
           <w:lang w:val="ar_AE" w:bidi="ar_AE"/>
         </w:rPr>
@@ -25783,22 +22664,6 @@
       </w:r>
       <w:r>
         <w:rPr>
-          <w:lang w:val="ar_AE" w:bidi="ar_AE"/>
-        </w:rPr>
-        <w:t>יִשְׂרָאֵל֙</w:t>
-      </w:r>
-    </w:p>
-    <w:p>
-      <w:pPr>
-        <w:bidi/>
-      </w:pPr>
-      <w:r>
-        <w:rPr>
-          <w:lang w:val="ar_AE" w:bidi="ar_AE"/>
-        </w:rPr>
-      </w:r>
-      <w:r>
-        <w:rPr>
           <w:b/>
           <w:lang w:val="ar_AE" w:bidi="ar_AE"/>
         </w:rPr>
@@ -25914,22 +22779,6 @@
       </w:r>
       <w:r>
         <w:rPr>
-          <w:lang w:val="ar_AE" w:bidi="ar_AE"/>
-        </w:rPr>
-        <w:t>וְ⁠לֹא־יֵבֹ֥שׁוּ עַמִּ֖⁠י לְ⁠עוֹלָֽם</w:t>
-      </w:r>
-    </w:p>
-    <w:p>
-      <w:pPr>
-        <w:bidi/>
-      </w:pPr>
-      <w:r>
-        <w:rPr>
-          <w:lang w:val="ar_AE" w:bidi="ar_AE"/>
-        </w:rPr>
-      </w:r>
-      <w:r>
-        <w:rPr>
           <w:b/>
           <w:lang w:val="ar_AE" w:bidi="ar_AE"/>
         </w:rPr>
@@ -26045,22 +22894,6 @@
       </w:r>
       <w:r>
         <w:rPr>
-          <w:lang w:val="ar_AE" w:bidi="ar_AE"/>
-        </w:rPr>
-        <w:t>וְ⁠הָיָ֣ה אַֽחֲרֵי־כֵ֗ן</w:t>
-      </w:r>
-    </w:p>
-    <w:p>
-      <w:pPr>
-        <w:bidi/>
-      </w:pPr>
-      <w:r>
-        <w:rPr>
-          <w:lang w:val="ar_AE" w:bidi="ar_AE"/>
-        </w:rPr>
-      </w:r>
-      <w:r>
-        <w:rPr>
           <w:b/>
           <w:lang w:val="ar_AE" w:bidi="ar_AE"/>
         </w:rPr>
@@ -26163,22 +22996,6 @@
       </w:r>
       <w:r>
         <w:rPr>
-          <w:lang w:val="ar_AE" w:bidi="ar_AE"/>
-        </w:rPr>
-        <w:t>אֶשְׁפּ֤וֹךְ אֶת־רוּחִ⁠י֙ עַל־כָּל־בָּשָׂ֔ר</w:t>
-      </w:r>
-    </w:p>
-    <w:p>
-      <w:pPr>
-        <w:bidi/>
-      </w:pPr>
-      <w:r>
-        <w:rPr>
-          <w:lang w:val="ar_AE" w:bidi="ar_AE"/>
-        </w:rPr>
-      </w:r>
-      <w:r>
-        <w:rPr>
           <w:b/>
           <w:lang w:val="ar_AE" w:bidi="ar_AE"/>
         </w:rPr>
@@ -26281,22 +23098,6 @@
       </w:r>
       <w:r>
         <w:rPr>
-          <w:lang w:val="ar_AE" w:bidi="ar_AE"/>
-        </w:rPr>
-        <w:t>עַל־כָּל־בָּשָׂ֔ר</w:t>
-      </w:r>
-    </w:p>
-    <w:p>
-      <w:pPr>
-        <w:bidi/>
-      </w:pPr>
-      <w:r>
-        <w:rPr>
-          <w:lang w:val="ar_AE" w:bidi="ar_AE"/>
-        </w:rPr>
-      </w:r>
-      <w:r>
-        <w:rPr>
           <w:b/>
           <w:lang w:val="ar_AE" w:bidi="ar_AE"/>
         </w:rPr>
@@ -26412,22 +23213,6 @@
       </w:r>
       <w:r>
         <w:rPr>
-          <w:lang w:val="ar_AE" w:bidi="ar_AE"/>
-        </w:rPr>
-        <w:t>עַל־כָּל־בָּשָׂ֔ר</w:t>
-      </w:r>
-    </w:p>
-    <w:p>
-      <w:pPr>
-        <w:bidi/>
-      </w:pPr>
-      <w:r>
-        <w:rPr>
-          <w:lang w:val="ar_AE" w:bidi="ar_AE"/>
-        </w:rPr>
-      </w:r>
-      <w:r>
-        <w:rPr>
           <w:b/>
           <w:lang w:val="ar_AE" w:bidi="ar_AE"/>
         </w:rPr>
@@ -26543,22 +23328,6 @@
       </w:r>
       <w:r>
         <w:rPr>
-          <w:lang w:val="ar_AE" w:bidi="ar_AE"/>
-        </w:rPr>
-        <w:t>וְ⁠נִבְּא֖וּ בְּנֵי⁠כֶ֣ם וּ⁠בְנֽוֹתֵי⁠כֶ֑ם</w:t>
-      </w:r>
-    </w:p>
-    <w:p>
-      <w:pPr>
-        <w:bidi/>
-      </w:pPr>
-      <w:r>
-        <w:rPr>
-          <w:lang w:val="ar_AE" w:bidi="ar_AE"/>
-        </w:rPr>
-      </w:r>
-      <w:r>
-        <w:rPr>
           <w:b/>
           <w:lang w:val="ar_AE" w:bidi="ar_AE"/>
         </w:rPr>
@@ -26661,22 +23430,6 @@
       </w:r>
       <w:r>
         <w:rPr>
-          <w:lang w:val="ar_AE" w:bidi="ar_AE"/>
-        </w:rPr>
-        <w:t>זִקְנֵי⁠כֶם֙ חֲלֹמ֣וֹת יַחֲלֹמ֔וּ⁠ן בַּח֣וּרֵי⁠כֶ֔ם חֶזְיֹנ֖וֹת יִרְאֽוּ</w:t>
-      </w:r>
-    </w:p>
-    <w:p>
-      <w:pPr>
-        <w:bidi/>
-      </w:pPr>
-      <w:r>
-        <w:rPr>
-          <w:lang w:val="ar_AE" w:bidi="ar_AE"/>
-        </w:rPr>
-      </w:r>
-      <w:r>
-        <w:rPr>
           <w:b/>
           <w:lang w:val="ar_AE" w:bidi="ar_AE"/>
         </w:rPr>
@@ -26779,22 +23532,6 @@
       </w:r>
       <w:r>
         <w:rPr>
-          <w:lang w:val="ar_AE" w:bidi="ar_AE"/>
-        </w:rPr>
-        <w:t>חֲלֹמ֣וֹת</w:t>
-      </w:r>
-    </w:p>
-    <w:p>
-      <w:pPr>
-        <w:bidi/>
-      </w:pPr>
-      <w:r>
-        <w:rPr>
-          <w:lang w:val="ar_AE" w:bidi="ar_AE"/>
-        </w:rPr>
-      </w:r>
-      <w:r>
-        <w:rPr>
           <w:b/>
           <w:lang w:val="ar_AE" w:bidi="ar_AE"/>
         </w:rPr>
@@ -26910,22 +23647,6 @@
       </w:r>
       <w:r>
         <w:rPr>
-          <w:lang w:val="ar_AE" w:bidi="ar_AE"/>
-        </w:rPr>
-        <w:t>וְ⁠גַ֥ם עַל־הָֽ⁠עֲבָדִ֖ים וְ⁠עַל־הַ⁠שְּׁפָח֑וֹת</w:t>
-      </w:r>
-    </w:p>
-    <w:p>
-      <w:pPr>
-        <w:bidi/>
-      </w:pPr>
-      <w:r>
-        <w:rPr>
-          <w:lang w:val="ar_AE" w:bidi="ar_AE"/>
-        </w:rPr>
-      </w:r>
-      <w:r>
-        <w:rPr>
           <w:b/>
           <w:lang w:val="ar_AE" w:bidi="ar_AE"/>
         </w:rPr>
@@ -27015,22 +23736,6 @@
         <w:rPr>
           <w:lang w:val="ar_AE" w:bidi="ar_AE"/>
         </w:rPr>
-      </w:r>
-    </w:p>
-    <w:p>
-      <w:pPr>
-        <w:bidi/>
-      </w:pPr>
-      <w:r>
-        <w:rPr>
-          <w:lang w:val="ar_AE" w:bidi="ar_AE"/>
-        </w:rPr>
-      </w:r>
-      <w:r>
-        <w:rPr>
-          <w:lang w:val="ar_AE" w:bidi="ar_AE"/>
-        </w:rPr>
-        <w:t>בַּ⁠יָּמִ֣ים הָ⁠הֵ֔מָּה</w:t>
       </w:r>
     </w:p>
     <w:p>
@@ -27394,22 +24099,6 @@
       </w:r>
       <w:r>
         <w:rPr>
-          <w:lang w:val="ar_AE" w:bidi="ar_AE"/>
-        </w:rPr>
-        <w:t>הַ⁠שֶּׁ֨מֶשׁ֙ יֵהָפֵ֣ךְ לְ⁠חֹ֔שֶׁךְ וְ⁠הַ⁠יָּרֵ֖חַ לְ⁠דָ֑ם</w:t>
-      </w:r>
-    </w:p>
-    <w:p>
-      <w:pPr>
-        <w:bidi/>
-      </w:pPr>
-      <w:r>
-        <w:rPr>
-          <w:lang w:val="ar_AE" w:bidi="ar_AE"/>
-        </w:rPr>
-      </w:r>
-      <w:r>
-        <w:rPr>
           <w:b/>
           <w:lang w:val="ar_AE" w:bidi="ar_AE"/>
         </w:rPr>
@@ -27512,22 +24201,6 @@
       </w:r>
       <w:r>
         <w:rPr>
-          <w:lang w:val="ar_AE" w:bidi="ar_AE"/>
-        </w:rPr>
-        <w:t>הַ⁠שֶּׁ֨מֶשׁ֙ יֵהָפֵ֣ךְ לְ⁠חֹ֔שֶׁךְ וְ⁠הַ⁠יָּרֵ֖חַ לְ⁠דָ֑ם</w:t>
-      </w:r>
-    </w:p>
-    <w:p>
-      <w:pPr>
-        <w:bidi/>
-      </w:pPr>
-      <w:r>
-        <w:rPr>
-          <w:lang w:val="ar_AE" w:bidi="ar_AE"/>
-        </w:rPr>
-      </w:r>
-      <w:r>
-        <w:rPr>
           <w:b/>
           <w:lang w:val="ar_AE" w:bidi="ar_AE"/>
         </w:rPr>
@@ -27630,22 +24303,6 @@
       </w:r>
       <w:r>
         <w:rPr>
-          <w:lang w:val="ar_AE" w:bidi="ar_AE"/>
-        </w:rPr>
-        <w:t>וְ⁠הַ⁠יָּרֵ֖חַ לְ⁠דָ֑ם</w:t>
-      </w:r>
-    </w:p>
-    <w:p>
-      <w:pPr>
-        <w:bidi/>
-      </w:pPr>
-      <w:r>
-        <w:rPr>
-          <w:lang w:val="ar_AE" w:bidi="ar_AE"/>
-        </w:rPr>
-      </w:r>
-      <w:r>
-        <w:rPr>
           <w:b/>
           <w:lang w:val="ar_AE" w:bidi="ar_AE"/>
         </w:rPr>
@@ -27748,22 +24405,6 @@
       </w:r>
       <w:r>
         <w:rPr>
-          <w:lang w:val="ar_AE" w:bidi="ar_AE"/>
-        </w:rPr>
-        <w:t>לִ⁠פְנֵ֗י בּ֚וֹא י֣וֹם יְהוָ֔ה הַ⁠גָּד֖וֹל וְ⁠הַ⁠נּוֹרָֽא</w:t>
-      </w:r>
-    </w:p>
-    <w:p>
-      <w:pPr>
-        <w:bidi/>
-      </w:pPr>
-      <w:r>
-        <w:rPr>
-          <w:lang w:val="ar_AE" w:bidi="ar_AE"/>
-        </w:rPr>
-      </w:r>
-      <w:r>
-        <w:rPr>
           <w:b/>
           <w:lang w:val="ar_AE" w:bidi="ar_AE"/>
         </w:rPr>
@@ -27866,22 +24507,6 @@
         <w:rPr>
           <w:lang w:val="ar_AE" w:bidi="ar_AE"/>
         </w:rPr>
-      </w:r>
-    </w:p>
-    <w:p>
-      <w:pPr>
-        <w:bidi/>
-      </w:pPr>
-      <w:r>
-        <w:rPr>
-          <w:lang w:val="ar_AE" w:bidi="ar_AE"/>
-        </w:rPr>
-      </w:r>
-      <w:r>
-        <w:rPr>
-          <w:lang w:val="ar_AE" w:bidi="ar_AE"/>
-        </w:rPr>
-        <w:t>י֣וֹם יְהוָ֔ה הַ⁠גָּד֖וֹל וְ⁠הַ⁠נּוֹרָֽא</w:t>
       </w:r>
     </w:p>
     <w:p>
@@ -28117,22 +24742,6 @@
       </w:r>
       <w:r>
         <w:rPr>
-          <w:lang w:val="ar_AE" w:bidi="ar_AE"/>
-        </w:rPr>
-        <w:t>וְ⁠הָיָ֗ה</w:t>
-      </w:r>
-    </w:p>
-    <w:p>
-      <w:pPr>
-        <w:bidi/>
-      </w:pPr>
-      <w:r>
-        <w:rPr>
-          <w:lang w:val="ar_AE" w:bidi="ar_AE"/>
-        </w:rPr>
-      </w:r>
-      <w:r>
-        <w:rPr>
           <w:b/>
           <w:lang w:val="ar_AE" w:bidi="ar_AE"/>
         </w:rPr>
@@ -28235,22 +24844,6 @@
       </w:r>
       <w:r>
         <w:rPr>
-          <w:lang w:val="ar_AE" w:bidi="ar_AE"/>
-        </w:rPr>
-        <w:t>כֹּ֧ל אֲשֶׁר־יִקְרָ֛א בְּ⁠שֵׁ֥ם יְהוָ֖ה יִמָּלֵ֑ט &amp; יְהוָ֔ה</w:t>
-      </w:r>
-    </w:p>
-    <w:p>
-      <w:pPr>
-        <w:bidi/>
-      </w:pPr>
-      <w:r>
-        <w:rPr>
-          <w:lang w:val="ar_AE" w:bidi="ar_AE"/>
-        </w:rPr>
-      </w:r>
-      <w:r>
-        <w:rPr>
           <w:b/>
           <w:lang w:val="ar_AE" w:bidi="ar_AE"/>
         </w:rPr>
@@ -28353,22 +24946,6 @@
       </w:r>
       <w:r>
         <w:rPr>
-          <w:lang w:val="ar_AE" w:bidi="ar_AE"/>
-        </w:rPr>
-        <w:t>בְּ⁠שֵׁ֥ם יְהוָ֖ה &amp; יְהוָ֔ה</w:t>
-      </w:r>
-    </w:p>
-    <w:p>
-      <w:pPr>
-        <w:bidi/>
-      </w:pPr>
-      <w:r>
-        <w:rPr>
-          <w:lang w:val="ar_AE" w:bidi="ar_AE"/>
-        </w:rPr>
-      </w:r>
-      <w:r>
-        <w:rPr>
           <w:b/>
           <w:lang w:val="ar_AE" w:bidi="ar_AE"/>
         </w:rPr>
@@ -28484,22 +25061,6 @@
       </w:r>
       <w:r>
         <w:rPr>
-          <w:lang w:val="ar_AE" w:bidi="ar_AE"/>
-        </w:rPr>
-        <w:t>בְּ⁠שֵׁ֥ם יְהוָ֖ה &amp; יְהוָ֔ה</w:t>
-      </w:r>
-    </w:p>
-    <w:p>
-      <w:pPr>
-        <w:bidi/>
-      </w:pPr>
-      <w:r>
-        <w:rPr>
-          <w:lang w:val="ar_AE" w:bidi="ar_AE"/>
-        </w:rPr>
-      </w:r>
-      <w:r>
-        <w:rPr>
           <w:b/>
           <w:lang w:val="ar_AE" w:bidi="ar_AE"/>
         </w:rPr>
@@ -28602,22 +25163,6 @@
       </w:r>
       <w:r>
         <w:rPr>
-          <w:lang w:val="ar_AE" w:bidi="ar_AE"/>
-        </w:rPr>
-        <w:t>כִּ֠י בְּ⁠הַר־צִיּ֨וֹן וּ⁠בִ⁠ירוּשָׁלִַ֜ם תִּֽהְיֶ֣ה פְלֵיטָ֗ה</w:t>
-      </w:r>
-    </w:p>
-    <w:p>
-      <w:pPr>
-        <w:bidi/>
-      </w:pPr>
-      <w:r>
-        <w:rPr>
-          <w:lang w:val="ar_AE" w:bidi="ar_AE"/>
-        </w:rPr>
-      </w:r>
-      <w:r>
-        <w:rPr>
           <w:b/>
           <w:lang w:val="ar_AE" w:bidi="ar_AE"/>
         </w:rPr>
@@ -28733,22 +25278,6 @@
       </w:r>
       <w:r>
         <w:rPr>
-          <w:lang w:val="ar_AE" w:bidi="ar_AE"/>
-        </w:rPr>
-        <w:t>בְּ⁠הַר־צִיּ֨וֹן וּ⁠בִ⁠ירוּשָׁלִַ֜ם</w:t>
-      </w:r>
-    </w:p>
-    <w:p>
-      <w:pPr>
-        <w:bidi/>
-      </w:pPr>
-      <w:r>
-        <w:rPr>
-          <w:lang w:val="ar_AE" w:bidi="ar_AE"/>
-        </w:rPr>
-      </w:r>
-      <w:r>
-        <w:rPr>
           <w:b/>
           <w:lang w:val="ar_AE" w:bidi="ar_AE"/>
         </w:rPr>
@@ -28864,22 +25393,6 @@
       </w:r>
       <w:r>
         <w:rPr>
-          <w:lang w:val="ar_AE" w:bidi="ar_AE"/>
-        </w:rPr>
-        <w:t>כַּֽ⁠אֲשֶׁר֙ אָמַ֣ר יְהוָ֔ה</w:t>
-      </w:r>
-    </w:p>
-    <w:p>
-      <w:pPr>
-        <w:bidi/>
-      </w:pPr>
-      <w:r>
-        <w:rPr>
-          <w:lang w:val="ar_AE" w:bidi="ar_AE"/>
-        </w:rPr>
-      </w:r>
-      <w:r>
-        <w:rPr>
           <w:b/>
           <w:lang w:val="ar_AE" w:bidi="ar_AE"/>
         </w:rPr>
@@ -28982,22 +25495,6 @@
       </w:r>
       <w:r>
         <w:rPr>
-          <w:lang w:val="ar_AE" w:bidi="ar_AE"/>
-        </w:rPr>
-        <w:t>יְהוָ֖ה &amp; וּ⁠בַ֨⁠שְּׂרִידִ֔ים אֲשֶׁ֥ר יְהוָ֖ה קֹרֵֽא</w:t>
-      </w:r>
-    </w:p>
-    <w:p>
-      <w:pPr>
-        <w:bidi/>
-      </w:pPr>
-      <w:r>
-        <w:rPr>
-          <w:lang w:val="ar_AE" w:bidi="ar_AE"/>
-        </w:rPr>
-      </w:r>
-      <w:r>
-        <w:rPr>
           <w:b/>
           <w:lang w:val="ar_AE" w:bidi="ar_AE"/>
         </w:rPr>
@@ -29107,22 +25604,6 @@
       </w:r>
       <w:r>
         <w:rPr>
-          <w:lang w:val="ar_AE" w:bidi="ar_AE"/>
-        </w:rPr>
-        <w:t>יְהוָ֖ה &amp; אֲשֶׁ֥ר יְהוָ֖ה קֹרֵֽא</w:t>
-      </w:r>
-    </w:p>
-    <w:p>
-      <w:pPr>
-        <w:bidi/>
-      </w:pPr>
-      <w:r>
-        <w:rPr>
-          <w:lang w:val="ar_AE" w:bidi="ar_AE"/>
-        </w:rPr>
-      </w:r>
-      <w:r>
-        <w:rPr>
           <w:b/>
           <w:lang w:val="ar_AE" w:bidi="ar_AE"/>
         </w:rPr>
@@ -29232,22 +25713,6 @@
       </w:r>
       <w:r>
         <w:rPr>
-          <w:lang w:val="ar_AE" w:bidi="ar_AE"/>
-        </w:rPr>
-        <w:t>כִּ֗י הִנֵּ֛ה בַּ⁠יָּמִ֥ים הָ⁠הֵ֖מָּה וּ⁠בָ⁠עֵ֣ת הַ⁠הִ֑יא</w:t>
-      </w:r>
-    </w:p>
-    <w:p>
-      <w:pPr>
-        <w:bidi/>
-      </w:pPr>
-      <w:r>
-        <w:rPr>
-          <w:lang w:val="ar_AE" w:bidi="ar_AE"/>
-        </w:rPr>
-      </w:r>
-      <w:r>
-        <w:rPr>
           <w:b/>
           <w:lang w:val="ar_AE" w:bidi="ar_AE"/>
         </w:rPr>
@@ -29350,22 +25815,6 @@
       </w:r>
       <w:r>
         <w:rPr>
-          <w:lang w:val="ar_AE" w:bidi="ar_AE"/>
-        </w:rPr>
-        <w:t>כִּ֗י הִנֵּ֛ה</w:t>
-      </w:r>
-    </w:p>
-    <w:p>
-      <w:pPr>
-        <w:bidi/>
-      </w:pPr>
-      <w:r>
-        <w:rPr>
-          <w:lang w:val="ar_AE" w:bidi="ar_AE"/>
-        </w:rPr>
-      </w:r>
-      <w:r>
-        <w:rPr>
           <w:b/>
           <w:lang w:val="ar_AE" w:bidi="ar_AE"/>
         </w:rPr>
@@ -29481,22 +25930,6 @@
       </w:r>
       <w:r>
         <w:rPr>
-          <w:lang w:val="ar_AE" w:bidi="ar_AE"/>
-        </w:rPr>
-        <w:t>בַּ⁠יָּמִ֥ים הָ⁠הֵ֖מָּה וּ⁠בָ⁠עֵ֣ת הַ⁠הִ֑יא</w:t>
-      </w:r>
-    </w:p>
-    <w:p>
-      <w:pPr>
-        <w:bidi/>
-      </w:pPr>
-      <w:r>
-        <w:rPr>
-          <w:lang w:val="ar_AE" w:bidi="ar_AE"/>
-        </w:rPr>
-      </w:r>
-      <w:r>
-        <w:rPr>
           <w:b/>
           <w:lang w:val="ar_AE" w:bidi="ar_AE"/>
         </w:rPr>
@@ -29612,22 +26045,6 @@
       </w:r>
       <w:r>
         <w:rPr>
-          <w:lang w:val="ar_AE" w:bidi="ar_AE"/>
-        </w:rPr>
-        <w:t>אֲשֶׁ֥ר אָשִׁ֛יב אֶת־שְׁב֥וּת יְהוּדָ֖ה וִ⁠ירוּשָׁלִָֽם</w:t>
-      </w:r>
-    </w:p>
-    <w:p>
-      <w:pPr>
-        <w:bidi/>
-      </w:pPr>
-      <w:r>
-        <w:rPr>
-          <w:lang w:val="ar_AE" w:bidi="ar_AE"/>
-        </w:rPr>
-      </w:r>
-      <w:r>
-        <w:rPr>
           <w:b/>
           <w:lang w:val="ar_AE" w:bidi="ar_AE"/>
         </w:rPr>
@@ -29743,22 +26160,6 @@
       </w:r>
       <w:r>
         <w:rPr>
-          <w:lang w:val="ar_AE" w:bidi="ar_AE"/>
-        </w:rPr>
-        <w:t>אֲשֶׁ֥ר אָשִׁ֛יב אֶת־שְׁב֥וּת יְהוּדָ֖ה וִ⁠ירוּשָׁלִָֽם</w:t>
-      </w:r>
-    </w:p>
-    <w:p>
-      <w:pPr>
-        <w:bidi/>
-      </w:pPr>
-      <w:r>
-        <w:rPr>
-          <w:lang w:val="ar_AE" w:bidi="ar_AE"/>
-        </w:rPr>
-      </w:r>
-      <w:r>
-        <w:rPr>
           <w:b/>
           <w:lang w:val="ar_AE" w:bidi="ar_AE"/>
         </w:rPr>
@@ -29861,22 +26262,6 @@
       </w:r>
       <w:r>
         <w:rPr>
-          <w:lang w:val="ar_AE" w:bidi="ar_AE"/>
-        </w:rPr>
-        <w:t>עֵ֖מֶק יְהֽוֹשָׁפָ֑ט</w:t>
-      </w:r>
-    </w:p>
-    <w:p>
-      <w:pPr>
-        <w:bidi/>
-      </w:pPr>
-      <w:r>
-        <w:rPr>
-          <w:lang w:val="ar_AE" w:bidi="ar_AE"/>
-        </w:rPr>
-      </w:r>
-      <w:r>
-        <w:rPr>
           <w:b/>
           <w:lang w:val="ar_AE" w:bidi="ar_AE"/>
         </w:rPr>
@@ -29992,22 +26377,6 @@
       </w:r>
       <w:r>
         <w:rPr>
-          <w:lang w:val="ar_AE" w:bidi="ar_AE"/>
-        </w:rPr>
-        <w:t>עַמִּ֨⁠י וְ⁠נַחֲלָתִ֤⁠י יִשְׂרָאֵל֙</w:t>
-      </w:r>
-    </w:p>
-    <w:p>
-      <w:pPr>
-        <w:bidi/>
-      </w:pPr>
-      <w:r>
-        <w:rPr>
-          <w:lang w:val="ar_AE" w:bidi="ar_AE"/>
-        </w:rPr>
-      </w:r>
-      <w:r>
-        <w:rPr>
           <w:b/>
           <w:lang w:val="ar_AE" w:bidi="ar_AE"/>
         </w:rPr>
@@ -30162,22 +26531,6 @@
       </w:r>
       <w:r>
         <w:rPr>
-          <w:lang w:val="ar_AE" w:bidi="ar_AE"/>
-        </w:rPr>
-        <w:t>וְ⁠אֶת־אַרְצִ֖⁠י חִלֵּֽקוּ</w:t>
-      </w:r>
-    </w:p>
-    <w:p>
-      <w:pPr>
-        <w:bidi/>
-      </w:pPr>
-      <w:r>
-        <w:rPr>
-          <w:lang w:val="ar_AE" w:bidi="ar_AE"/>
-        </w:rPr>
-      </w:r>
-      <w:r>
-        <w:rPr>
           <w:b/>
           <w:lang w:val="ar_AE" w:bidi="ar_AE"/>
         </w:rPr>
@@ -30280,22 +26633,6 @@
       </w:r>
       <w:r>
         <w:rPr>
-          <w:lang w:val="ar_AE" w:bidi="ar_AE"/>
-        </w:rPr>
-        <w:t>גוֹרָ֑ל</w:t>
-      </w:r>
-    </w:p>
-    <w:p>
-      <w:pPr>
-        <w:bidi/>
-      </w:pPr>
-      <w:r>
-        <w:rPr>
-          <w:lang w:val="ar_AE" w:bidi="ar_AE"/>
-        </w:rPr>
-      </w:r>
-      <w:r>
-        <w:rPr>
           <w:b/>
           <w:lang w:val="ar_AE" w:bidi="ar_AE"/>
         </w:rPr>
@@ -30411,22 +26748,6 @@
       </w:r>
       <w:r>
         <w:rPr>
-          <w:lang w:val="ar_AE" w:bidi="ar_AE"/>
-        </w:rPr>
-        <w:t>וַ⁠יִּתְּנ֤וּ הַ⁠יֶּ֨לֶד֙ בַּ⁠זּוֹנָ֔ה וְ⁠הַ⁠יַּלְדָּ֛ה מָכְר֥וּ</w:t>
-      </w:r>
-    </w:p>
-    <w:p>
-      <w:pPr>
-        <w:bidi/>
-      </w:pPr>
-      <w:r>
-        <w:rPr>
-          <w:lang w:val="ar_AE" w:bidi="ar_AE"/>
-        </w:rPr>
-      </w:r>
-      <w:r>
-        <w:rPr>
           <w:b/>
           <w:lang w:val="ar_AE" w:bidi="ar_AE"/>
         </w:rPr>
@@ -30568,22 +26889,6 @@
       </w:r>
       <w:r>
         <w:rPr>
-          <w:lang w:val="ar_AE" w:bidi="ar_AE"/>
-        </w:rPr>
-        <w:t>וְ֠⁠גַם מָה־אַתֶּ֥ם לִ⁠י֙ צֹ֣ר וְ⁠צִיד֔וֹן וְ⁠כֹ֖ל גְּלִיל֣וֹת פְּלָ֑שֶׁת הַ⁠גְּמ֗וּל אַתֶּם֙ מְשַׁלְּמִ֣ים עָלָ֔⁠י &amp; אַתֶּם֙</w:t>
-      </w:r>
-    </w:p>
-    <w:p>
-      <w:pPr>
-        <w:bidi/>
-      </w:pPr>
-      <w:r>
-        <w:rPr>
-          <w:lang w:val="ar_AE" w:bidi="ar_AE"/>
-        </w:rPr>
-      </w:r>
-      <w:r>
-        <w:rPr>
           <w:b/>
           <w:lang w:val="ar_AE" w:bidi="ar_AE"/>
         </w:rPr>
@@ -30686,22 +26991,6 @@
       </w:r>
       <w:r>
         <w:rPr>
-          <w:lang w:val="ar_AE" w:bidi="ar_AE"/>
-        </w:rPr>
-        <w:t>מָה־אַתֶּ֥ם לִ⁠י֙</w:t>
-      </w:r>
-    </w:p>
-    <w:p>
-      <w:pPr>
-        <w:bidi/>
-      </w:pPr>
-      <w:r>
-        <w:rPr>
-          <w:lang w:val="ar_AE" w:bidi="ar_AE"/>
-        </w:rPr>
-      </w:r>
-      <w:r>
-        <w:rPr>
           <w:b/>
           <w:lang w:val="ar_AE" w:bidi="ar_AE"/>
         </w:rPr>
@@ -30804,22 +27093,6 @@
       </w:r>
       <w:r>
         <w:rPr>
-          <w:lang w:val="ar_AE" w:bidi="ar_AE"/>
-        </w:rPr>
-        <w:t>הַ⁠גְּמ֗וּל אַתֶּם֙ מְשַׁלְּמִ֣ים עָלָ֔⁠י וְ⁠אִם־גֹּמְלִ֤ים אַתֶּם֙ עָלַ֔⁠י</w:t>
-      </w:r>
-    </w:p>
-    <w:p>
-      <w:pPr>
-        <w:bidi/>
-      </w:pPr>
-      <w:r>
-        <w:rPr>
-          <w:lang w:val="ar_AE" w:bidi="ar_AE"/>
-        </w:rPr>
-      </w:r>
-      <w:r>
-        <w:rPr>
           <w:b/>
           <w:lang w:val="ar_AE" w:bidi="ar_AE"/>
         </w:rPr>
@@ -30922,22 +27195,6 @@
       </w:r>
       <w:r>
         <w:rPr>
-          <w:lang w:val="ar_AE" w:bidi="ar_AE"/>
-        </w:rPr>
-        <w:t>קַ֣ל מְהֵרָ֔ה</w:t>
-      </w:r>
-    </w:p>
-    <w:p>
-      <w:pPr>
-        <w:bidi/>
-      </w:pPr>
-      <w:r>
-        <w:rPr>
-          <w:lang w:val="ar_AE" w:bidi="ar_AE"/>
-        </w:rPr>
-      </w:r>
-      <w:r>
-        <w:rPr>
           <w:b/>
           <w:lang w:val="ar_AE" w:bidi="ar_AE"/>
         </w:rPr>
@@ -31053,22 +27310,6 @@
       </w:r>
       <w:r>
         <w:rPr>
-          <w:lang w:val="ar_AE" w:bidi="ar_AE"/>
-        </w:rPr>
-        <w:t>אָשִׁ֥יב גְּמֻלְ⁠כֶ֖ם בְּ⁠רֹאשְׁ⁠כֶֽם</w:t>
-      </w:r>
-    </w:p>
-    <w:p>
-      <w:pPr>
-        <w:bidi/>
-      </w:pPr>
-      <w:r>
-        <w:rPr>
-          <w:lang w:val="ar_AE" w:bidi="ar_AE"/>
-        </w:rPr>
-      </w:r>
-      <w:r>
-        <w:rPr>
           <w:b/>
           <w:lang w:val="ar_AE" w:bidi="ar_AE"/>
         </w:rPr>
@@ -31184,22 +27425,6 @@
       </w:r>
       <w:r>
         <w:rPr>
-          <w:lang w:val="ar_AE" w:bidi="ar_AE"/>
-        </w:rPr>
-        <w:t>בְּ⁠רֹאשְׁ⁠כֶֽם</w:t>
-      </w:r>
-    </w:p>
-    <w:p>
-      <w:pPr>
-        <w:bidi/>
-      </w:pPr>
-      <w:r>
-        <w:rPr>
-          <w:lang w:val="ar_AE" w:bidi="ar_AE"/>
-        </w:rPr>
-      </w:r>
-      <w:r>
-        <w:rPr>
           <w:b/>
           <w:lang w:val="ar_AE" w:bidi="ar_AE"/>
         </w:rPr>
@@ -31302,22 +27527,6 @@
         <w:rPr>
           <w:lang w:val="ar_AE" w:bidi="ar_AE"/>
         </w:rPr>
-      </w:r>
-    </w:p>
-    <w:p>
-      <w:pPr>
-        <w:bidi/>
-      </w:pPr>
-      <w:r>
-        <w:rPr>
-          <w:lang w:val="ar_AE" w:bidi="ar_AE"/>
-        </w:rPr>
-      </w:r>
-      <w:r>
-        <w:rPr>
-          <w:lang w:val="ar_AE" w:bidi="ar_AE"/>
-        </w:rPr>
-        <w:t>וּ⁠בְנֵ֤י יְהוּדָה֙ וּ⁠בְנֵ֣י יְרוּשָׁלִַ֔ם</w:t>
       </w:r>
     </w:p>
     <w:p>
@@ -31464,22 +27673,6 @@
       </w:r>
       <w:r>
         <w:rPr>
-          <w:lang w:val="ar_AE" w:bidi="ar_AE"/>
-        </w:rPr>
-        <w:t>לִ⁠בְנֵ֣י הַ⁠יְּוָנִ֑ים</w:t>
-      </w:r>
-    </w:p>
-    <w:p>
-      <w:pPr>
-        <w:bidi/>
-      </w:pPr>
-      <w:r>
-        <w:rPr>
-          <w:lang w:val="ar_AE" w:bidi="ar_AE"/>
-        </w:rPr>
-      </w:r>
-      <w:r>
-        <w:rPr>
           <w:b/>
           <w:lang w:val="ar_AE" w:bidi="ar_AE"/>
         </w:rPr>
@@ -31608,22 +27801,6 @@
       </w:r>
       <w:r>
         <w:rPr>
-          <w:lang w:val="ar_AE" w:bidi="ar_AE"/>
-        </w:rPr>
-        <w:t>הַ⁠יְּוָנִ֑ים</w:t>
-      </w:r>
-    </w:p>
-    <w:p>
-      <w:pPr>
-        <w:bidi/>
-      </w:pPr>
-      <w:r>
-        <w:rPr>
-          <w:lang w:val="ar_AE" w:bidi="ar_AE"/>
-        </w:rPr>
-      </w:r>
-      <w:r>
-        <w:rPr>
           <w:b/>
           <w:lang w:val="ar_AE" w:bidi="ar_AE"/>
         </w:rPr>
@@ -31739,22 +27916,6 @@
       </w:r>
       <w:r>
         <w:rPr>
-          <w:lang w:val="ar_AE" w:bidi="ar_AE"/>
-        </w:rPr>
-        <w:t>לְמַ֥עַן הַרְחִיקָ֖⁠ם מֵ⁠עַ֥ל גְּבוּלָֽ⁠ם</w:t>
-      </w:r>
-    </w:p>
-    <w:p>
-      <w:pPr>
-        <w:bidi/>
-      </w:pPr>
-      <w:r>
-        <w:rPr>
-          <w:lang w:val="ar_AE" w:bidi="ar_AE"/>
-        </w:rPr>
-      </w:r>
-      <w:r>
-        <w:rPr>
           <w:b/>
           <w:lang w:val="ar_AE" w:bidi="ar_AE"/>
         </w:rPr>
@@ -31844,22 +28005,6 @@
         <w:rPr>
           <w:lang w:val="ar_AE" w:bidi="ar_AE"/>
         </w:rPr>
-      </w:r>
-    </w:p>
-    <w:p>
-      <w:pPr>
-        <w:bidi/>
-      </w:pPr>
-      <w:r>
-        <w:rPr>
-          <w:lang w:val="ar_AE" w:bidi="ar_AE"/>
-        </w:rPr>
-      </w:r>
-      <w:r>
-        <w:rPr>
-          <w:lang w:val="ar_AE" w:bidi="ar_AE"/>
-        </w:rPr>
-        <w:t>הִנְ⁠נִ֣י מְעִירָ֔⁠ם</w:t>
       </w:r>
     </w:p>
     <w:p>
@@ -31993,22 +28138,6 @@
       </w:r>
       <w:r>
         <w:rPr>
-          <w:lang w:val="ar_AE" w:bidi="ar_AE"/>
-        </w:rPr>
-        <w:t>אֲשֶׁר־מְכַרְתֶּ֥ם אֹתָ֖⁠ם שָׁ֑מָּ⁠ה</w:t>
-      </w:r>
-    </w:p>
-    <w:p>
-      <w:pPr>
-        <w:bidi/>
-      </w:pPr>
-      <w:r>
-        <w:rPr>
-          <w:lang w:val="ar_AE" w:bidi="ar_AE"/>
-        </w:rPr>
-      </w:r>
-      <w:r>
-        <w:rPr>
           <w:b/>
           <w:lang w:val="ar_AE" w:bidi="ar_AE"/>
         </w:rPr>
@@ -32231,22 +28360,6 @@
       </w:r>
       <w:r>
         <w:rPr>
-          <w:lang w:val="ar_AE" w:bidi="ar_AE"/>
-        </w:rPr>
-        <w:t>בְּ⁠רֹאשְׁ⁠כֶֽם</w:t>
-      </w:r>
-    </w:p>
-    <w:p>
-      <w:pPr>
-        <w:bidi/>
-      </w:pPr>
-      <w:r>
-        <w:rPr>
-          <w:lang w:val="ar_AE" w:bidi="ar_AE"/>
-        </w:rPr>
-      </w:r>
-      <w:r>
-        <w:rPr>
           <w:b/>
           <w:lang w:val="ar_AE" w:bidi="ar_AE"/>
         </w:rPr>
@@ -32349,22 +28462,6 @@
       </w:r>
       <w:r>
         <w:rPr>
-          <w:lang w:val="ar_AE" w:bidi="ar_AE"/>
-        </w:rPr>
-        <w:t>וּ⁠מָכַרְתִּ֞י</w:t>
-      </w:r>
-    </w:p>
-    <w:p>
-      <w:pPr>
-        <w:bidi/>
-      </w:pPr>
-      <w:r>
-        <w:rPr>
-          <w:lang w:val="ar_AE" w:bidi="ar_AE"/>
-        </w:rPr>
-      </w:r>
-      <w:r>
-        <w:rPr>
           <w:b/>
           <w:lang w:val="ar_AE" w:bidi="ar_AE"/>
         </w:rPr>
@@ -32480,22 +28577,6 @@
       </w:r>
       <w:r>
         <w:rPr>
-          <w:lang w:val="ar_AE" w:bidi="ar_AE"/>
-        </w:rPr>
-        <w:t>בְּ⁠יַד֙ בְּנֵ֣י יְהוּדָ֔ה</w:t>
-      </w:r>
-    </w:p>
-    <w:p>
-      <w:pPr>
-        <w:bidi/>
-      </w:pPr>
-      <w:r>
-        <w:rPr>
-          <w:lang w:val="ar_AE" w:bidi="ar_AE"/>
-        </w:rPr>
-      </w:r>
-      <w:r>
-        <w:rPr>
           <w:b/>
           <w:lang w:val="ar_AE" w:bidi="ar_AE"/>
         </w:rPr>
@@ -32598,22 +28679,6 @@
       </w:r>
       <w:r>
         <w:rPr>
-          <w:lang w:val="ar_AE" w:bidi="ar_AE"/>
-        </w:rPr>
-        <w:t>וּ⁠מָכַרְתִּ֞י אֶת־בְּנֵי⁠כֶ֣ם וְ⁠אֶת־בְּנֽוֹתֵי⁠כֶ֗ם בְּ⁠יַד֙ בְּנֵ֣י יְהוּדָ֔ה</w:t>
-      </w:r>
-    </w:p>
-    <w:p>
-      <w:pPr>
-        <w:bidi/>
-      </w:pPr>
-      <w:r>
-        <w:rPr>
-          <w:lang w:val="ar_AE" w:bidi="ar_AE"/>
-        </w:rPr>
-      </w:r>
-      <w:r>
-        <w:rPr>
           <w:b/>
           <w:lang w:val="ar_AE" w:bidi="ar_AE"/>
         </w:rPr>
@@ -32729,22 +28794,6 @@
       </w:r>
       <w:r>
         <w:rPr>
-          <w:lang w:val="ar_AE" w:bidi="ar_AE"/>
-        </w:rPr>
-        <w:t>בְּנֵ֣י יְהוּדָ֔ה</w:t>
-      </w:r>
-    </w:p>
-    <w:p>
-      <w:pPr>
-        <w:bidi/>
-      </w:pPr>
-      <w:r>
-        <w:rPr>
-          <w:lang w:val="ar_AE" w:bidi="ar_AE"/>
-        </w:rPr>
-      </w:r>
-      <w:r>
-        <w:rPr>
           <w:b/>
           <w:lang w:val="ar_AE" w:bidi="ar_AE"/>
         </w:rPr>
@@ -32886,22 +28935,6 @@
       </w:r>
       <w:r>
         <w:rPr>
-          <w:lang w:val="ar_AE" w:bidi="ar_AE"/>
-        </w:rPr>
-        <w:t>לִ⁠שְׁבָאיִ֖ם</w:t>
-      </w:r>
-    </w:p>
-    <w:p>
-      <w:pPr>
-        <w:bidi/>
-      </w:pPr>
-      <w:r>
-        <w:rPr>
-          <w:lang w:val="ar_AE" w:bidi="ar_AE"/>
-        </w:rPr>
-      </w:r>
-      <w:r>
-        <w:rPr>
           <w:b/>
           <w:lang w:val="ar_AE" w:bidi="ar_AE"/>
         </w:rPr>
@@ -33017,22 +29050,6 @@
       </w:r>
       <w:r>
         <w:rPr>
-          <w:lang w:val="ar_AE" w:bidi="ar_AE"/>
-        </w:rPr>
-        <w:t>אֶל־גּ֣וֹי רָח֑וֹק כִּ֥י יְהוָ֖ה דִּבֵּֽר</w:t>
-      </w:r>
-    </w:p>
-    <w:p>
-      <w:pPr>
-        <w:bidi/>
-      </w:pPr>
-      <w:r>
-        <w:rPr>
-          <w:lang w:val="ar_AE" w:bidi="ar_AE"/>
-        </w:rPr>
-      </w:r>
-      <w:r>
-        <w:rPr>
           <w:b/>
           <w:lang w:val="ar_AE" w:bidi="ar_AE"/>
         </w:rPr>
@@ -33148,22 +29165,6 @@
       </w:r>
       <w:r>
         <w:rPr>
-          <w:lang w:val="ar_AE" w:bidi="ar_AE"/>
-        </w:rPr>
-        <w:t>קִרְאוּ</w:t>
-      </w:r>
-    </w:p>
-    <w:p>
-      <w:pPr>
-        <w:bidi/>
-      </w:pPr>
-      <w:r>
-        <w:rPr>
-          <w:lang w:val="ar_AE" w:bidi="ar_AE"/>
-        </w:rPr>
-      </w:r>
-      <w:r>
-        <w:rPr>
           <w:b/>
           <w:lang w:val="ar_AE" w:bidi="ar_AE"/>
         </w:rPr>
@@ -33279,22 +29280,6 @@
       </w:r>
       <w:r>
         <w:rPr>
-          <w:lang w:val="ar_AE" w:bidi="ar_AE"/>
-        </w:rPr>
-        <w:t>קַדְּשׁ֖וּ מִלְחָמָ֑ה</w:t>
-      </w:r>
-    </w:p>
-    <w:p>
-      <w:pPr>
-        <w:bidi/>
-      </w:pPr>
-      <w:r>
-        <w:rPr>
-          <w:lang w:val="ar_AE" w:bidi="ar_AE"/>
-        </w:rPr>
-      </w:r>
-      <w:r>
-        <w:rPr>
           <w:b/>
           <w:lang w:val="ar_AE" w:bidi="ar_AE"/>
         </w:rPr>
@@ -33410,22 +29395,6 @@
       </w:r>
       <w:r>
         <w:rPr>
-          <w:lang w:val="ar_AE" w:bidi="ar_AE"/>
-        </w:rPr>
-        <w:t>אִתֵּי⁠כֶם֙</w:t>
-      </w:r>
-    </w:p>
-    <w:p>
-      <w:pPr>
-        <w:bidi/>
-      </w:pPr>
-      <w:r>
-        <w:rPr>
-          <w:lang w:val="ar_AE" w:bidi="ar_AE"/>
-        </w:rPr>
-      </w:r>
-      <w:r>
-        <w:rPr>
           <w:b/>
           <w:lang w:val="ar_AE" w:bidi="ar_AE"/>
         </w:rPr>
@@ -33541,22 +29510,6 @@
       </w:r>
       <w:r>
         <w:rPr>
-          <w:lang w:val="ar_AE" w:bidi="ar_AE"/>
-        </w:rPr>
-        <w:t>וּ⁠מַזְמְרֹֽתֵי⁠כֶ֖ם</w:t>
-      </w:r>
-    </w:p>
-    <w:p>
-      <w:pPr>
-        <w:bidi/>
-      </w:pPr>
-      <w:r>
-        <w:rPr>
-          <w:lang w:val="ar_AE" w:bidi="ar_AE"/>
-        </w:rPr>
-      </w:r>
-      <w:r>
-        <w:rPr>
           <w:b/>
           <w:lang w:val="ar_AE" w:bidi="ar_AE"/>
         </w:rPr>
@@ -33685,22 +29638,6 @@
       </w:r>
       <w:r>
         <w:rPr>
-          <w:lang w:val="ar_AE" w:bidi="ar_AE"/>
-        </w:rPr>
-        <w:t>הַֽ⁠חַלָּ֔שׁ יֹאמַ֖ר גִּבּ֥וֹר אָֽנִי</w:t>
-      </w:r>
-    </w:p>
-    <w:p>
-      <w:pPr>
-        <w:bidi/>
-      </w:pPr>
-      <w:r>
-        <w:rPr>
-          <w:lang w:val="ar_AE" w:bidi="ar_AE"/>
-        </w:rPr>
-      </w:r>
-      <w:r>
-        <w:rPr>
           <w:b/>
           <w:lang w:val="ar_AE" w:bidi="ar_AE"/>
         </w:rPr>
@@ -33803,22 +29740,6 @@
       </w:r>
       <w:r>
         <w:rPr>
-          <w:lang w:val="ar_AE" w:bidi="ar_AE"/>
-        </w:rPr>
-        <w:t>הַֽ⁠חַלָּ֔שׁ</w:t>
-      </w:r>
-    </w:p>
-    <w:p>
-      <w:pPr>
-        <w:bidi/>
-      </w:pPr>
-      <w:r>
-        <w:rPr>
-          <w:lang w:val="ar_AE" w:bidi="ar_AE"/>
-        </w:rPr>
-      </w:r>
-      <w:r>
-        <w:rPr>
           <w:b/>
           <w:lang w:val="ar_AE" w:bidi="ar_AE"/>
         </w:rPr>
@@ -33934,22 +29855,6 @@
       </w:r>
       <w:r>
         <w:rPr>
-          <w:lang w:val="ar_AE" w:bidi="ar_AE"/>
-        </w:rPr>
-        <w:t>ע֣וּשׁוּ וָ⁠בֹ֧אוּ</w:t>
-      </w:r>
-    </w:p>
-    <w:p>
-      <w:pPr>
-        <w:bidi/>
-      </w:pPr>
-      <w:r>
-        <w:rPr>
-          <w:lang w:val="ar_AE" w:bidi="ar_AE"/>
-        </w:rPr>
-      </w:r>
-      <w:r>
-        <w:rPr>
           <w:b/>
           <w:lang w:val="ar_AE" w:bidi="ar_AE"/>
         </w:rPr>
@@ -34078,22 +29983,6 @@
         <w:rPr>
           <w:lang w:val="ar_AE" w:bidi="ar_AE"/>
         </w:rPr>
-      </w:r>
-    </w:p>
-    <w:p>
-      <w:pPr>
-        <w:bidi/>
-      </w:pPr>
-      <w:r>
-        <w:rPr>
-          <w:lang w:val="ar_AE" w:bidi="ar_AE"/>
-        </w:rPr>
-      </w:r>
-      <w:r>
-        <w:rPr>
-          <w:lang w:val="ar_AE" w:bidi="ar_AE"/>
-        </w:rPr>
-        <w:t>יֵע֨וֹרוּ֙ &amp; הַ⁠גּוֹיִ֔ם</w:t>
       </w:r>
     </w:p>
     <w:p>
@@ -34329,22 +30218,6 @@
       </w:r>
       <w:r>
         <w:rPr>
-          <w:lang w:val="ar_AE" w:bidi="ar_AE"/>
-        </w:rPr>
-        <w:t>אֵשֵׁ֛ב לִ⁠שְׁפֹּ֥ט</w:t>
-      </w:r>
-    </w:p>
-    <w:p>
-      <w:pPr>
-        <w:bidi/>
-      </w:pPr>
-      <w:r>
-        <w:rPr>
-          <w:lang w:val="ar_AE" w:bidi="ar_AE"/>
-        </w:rPr>
-      </w:r>
-      <w:r>
-        <w:rPr>
           <w:b/>
           <w:lang w:val="ar_AE" w:bidi="ar_AE"/>
         </w:rPr>
@@ -34454,22 +30327,6 @@
       </w:r>
       <w:r>
         <w:rPr>
-          <w:lang w:val="ar_AE" w:bidi="ar_AE"/>
-        </w:rPr>
-        <w:t>שִׁלְח֣וּ מַגָּ֔ל כִּ֥י בָשַׁ֖ל קָצִ֑יר &amp; כִּֽי</w:t>
-      </w:r>
-    </w:p>
-    <w:p>
-      <w:pPr>
-        <w:bidi/>
-      </w:pPr>
-      <w:r>
-        <w:rPr>
-          <w:lang w:val="ar_AE" w:bidi="ar_AE"/>
-        </w:rPr>
-      </w:r>
-      <w:r>
-        <w:rPr>
           <w:b/>
           <w:lang w:val="ar_AE" w:bidi="ar_AE"/>
         </w:rPr>
@@ -34572,22 +30429,6 @@
       </w:r>
       <w:r>
         <w:rPr>
-          <w:lang w:val="ar_AE" w:bidi="ar_AE"/>
-        </w:rPr>
-        <w:t>שִׁלְח֣וּ מַגָּ֔ל</w:t>
-      </w:r>
-    </w:p>
-    <w:p>
-      <w:pPr>
-        <w:bidi/>
-      </w:pPr>
-      <w:r>
-        <w:rPr>
-          <w:lang w:val="ar_AE" w:bidi="ar_AE"/>
-        </w:rPr>
-      </w:r>
-      <w:r>
-        <w:rPr>
           <w:b/>
           <w:lang w:val="ar_AE" w:bidi="ar_AE"/>
         </w:rPr>
@@ -34703,22 +30544,6 @@
       </w:r>
       <w:r>
         <w:rPr>
-          <w:lang w:val="ar_AE" w:bidi="ar_AE"/>
-        </w:rPr>
-        <w:t>שִׁלְח֣וּ מַגָּ֔ל</w:t>
-      </w:r>
-    </w:p>
-    <w:p>
-      <w:pPr>
-        <w:bidi/>
-      </w:pPr>
-      <w:r>
-        <w:rPr>
-          <w:lang w:val="ar_AE" w:bidi="ar_AE"/>
-        </w:rPr>
-      </w:r>
-      <w:r>
-        <w:rPr>
           <w:b/>
           <w:lang w:val="ar_AE" w:bidi="ar_AE"/>
         </w:rPr>
@@ -34821,22 +30646,6 @@
         <w:rPr>
           <w:lang w:val="ar_AE" w:bidi="ar_AE"/>
         </w:rPr>
-      </w:r>
-    </w:p>
-    <w:p>
-      <w:pPr>
-        <w:bidi/>
-      </w:pPr>
-      <w:r>
-        <w:rPr>
-          <w:lang w:val="ar_AE" w:bidi="ar_AE"/>
-        </w:rPr>
-      </w:r>
-      <w:r>
-        <w:rPr>
-          <w:lang w:val="ar_AE" w:bidi="ar_AE"/>
-        </w:rPr>
-        <w:t>שִׁלְח֣וּ</w:t>
       </w:r>
     </w:p>
     <w:p>
@@ -35009,22 +30818,6 @@
       </w:r>
       <w:r>
         <w:rPr>
-          <w:lang w:val="ar_AE" w:bidi="ar_AE"/>
-        </w:rPr>
-        <w:t>בֹּ֤אֽוּ רְדוּ֙ כִּֽי־מָ֣לְאָה גַּ֔ת</w:t>
-      </w:r>
-    </w:p>
-    <w:p>
-      <w:pPr>
-        <w:bidi/>
-      </w:pPr>
-      <w:r>
-        <w:rPr>
-          <w:lang w:val="ar_AE" w:bidi="ar_AE"/>
-        </w:rPr>
-      </w:r>
-      <w:r>
-        <w:rPr>
           <w:b/>
           <w:lang w:val="ar_AE" w:bidi="ar_AE"/>
         </w:rPr>
@@ -35127,22 +30920,6 @@
       </w:r>
       <w:r>
         <w:rPr>
-          <w:lang w:val="ar_AE" w:bidi="ar_AE"/>
-        </w:rPr>
-        <w:t>כִּ֥י &amp; כִּ֥י רַבָּ֖ה רָעָתָֽ⁠ם</w:t>
-      </w:r>
-    </w:p>
-    <w:p>
-      <w:pPr>
-        <w:bidi/>
-      </w:pPr>
-      <w:r>
-        <w:rPr>
-          <w:lang w:val="ar_AE" w:bidi="ar_AE"/>
-        </w:rPr>
-      </w:r>
-      <w:r>
-        <w:rPr>
           <w:b/>
           <w:lang w:val="ar_AE" w:bidi="ar_AE"/>
         </w:rPr>
@@ -35258,22 +31035,6 @@
       </w:r>
       <w:r>
         <w:rPr>
-          <w:lang w:val="ar_AE" w:bidi="ar_AE"/>
-        </w:rPr>
-        <w:t>הֲמוֹנִ֣ים הֲמוֹנִ֔ים בְּ⁠עֵ֖מֶק הֶֽ⁠חָר֑וּץ &amp; בְּ⁠עֵ֖מֶק</w:t>
-      </w:r>
-    </w:p>
-    <w:p>
-      <w:pPr>
-        <w:bidi/>
-      </w:pPr>
-      <w:r>
-        <w:rPr>
-          <w:lang w:val="ar_AE" w:bidi="ar_AE"/>
-        </w:rPr>
-      </w:r>
-      <w:r>
-        <w:rPr>
           <w:b/>
           <w:lang w:val="ar_AE" w:bidi="ar_AE"/>
         </w:rPr>
@@ -35389,22 +31150,6 @@
       </w:r>
       <w:r>
         <w:rPr>
-          <w:lang w:val="ar_AE" w:bidi="ar_AE"/>
-        </w:rPr>
-        <w:t>הֲמוֹנִ֣ים הֲמוֹנִ֔ים בְּ⁠עֵ֖מֶק הֶֽ⁠חָר֑וּץ &amp; בְּ⁠עֵ֖מֶק</w:t>
-      </w:r>
-    </w:p>
-    <w:p>
-      <w:pPr>
-        <w:bidi/>
-      </w:pPr>
-      <w:r>
-        <w:rPr>
-          <w:lang w:val="ar_AE" w:bidi="ar_AE"/>
-        </w:rPr>
-      </w:r>
-      <w:r>
-        <w:rPr>
           <w:b/>
           <w:lang w:val="ar_AE" w:bidi="ar_AE"/>
         </w:rPr>
@@ -35507,22 +31252,6 @@
       </w:r>
       <w:r>
         <w:rPr>
-          <w:lang w:val="ar_AE" w:bidi="ar_AE"/>
-        </w:rPr>
-        <w:t>בְּ⁠עֵ֖מֶק הֶֽ⁠חָר֑וּץ &amp; בְּ⁠עֵ֖מֶק</w:t>
-      </w:r>
-    </w:p>
-    <w:p>
-      <w:pPr>
-        <w:bidi/>
-      </w:pPr>
-      <w:r>
-        <w:rPr>
-          <w:lang w:val="ar_AE" w:bidi="ar_AE"/>
-        </w:rPr>
-      </w:r>
-      <w:r>
-        <w:rPr>
           <w:b/>
           <w:lang w:val="ar_AE" w:bidi="ar_AE"/>
         </w:rPr>
@@ -35625,22 +31354,6 @@
         <w:rPr>
           <w:lang w:val="ar_AE" w:bidi="ar_AE"/>
         </w:rPr>
-      </w:r>
-    </w:p>
-    <w:p>
-      <w:pPr>
-        <w:bidi/>
-      </w:pPr>
-      <w:r>
-        <w:rPr>
-          <w:lang w:val="ar_AE" w:bidi="ar_AE"/>
-        </w:rPr>
-      </w:r>
-      <w:r>
-        <w:rPr>
-          <w:lang w:val="ar_AE" w:bidi="ar_AE"/>
-        </w:rPr>
-        <w:t>שֶׁ֥מֶשׁ וְ⁠יָרֵ֖חַ קָדָ֑רוּ וְ⁠כוֹכָבִ֖ים אָסְפ֥וּ נָגְהָֽ⁠ם</w:t>
       </w:r>
     </w:p>
     <w:p>
@@ -35894,22 +31607,6 @@
       </w:r>
       <w:r>
         <w:rPr>
-          <w:lang w:val="ar_AE" w:bidi="ar_AE"/>
-        </w:rPr>
-        <w:t>וַ⁠יהוָ֞ה מִ⁠צִּיּ֣וֹן יִשְׁאָ֗ג</w:t>
-      </w:r>
-    </w:p>
-    <w:p>
-      <w:pPr>
-        <w:bidi/>
-      </w:pPr>
-      <w:r>
-        <w:rPr>
-          <w:lang w:val="ar_AE" w:bidi="ar_AE"/>
-        </w:rPr>
-      </w:r>
-      <w:r>
-        <w:rPr>
           <w:b/>
           <w:lang w:val="ar_AE" w:bidi="ar_AE"/>
         </w:rPr>
@@ -36012,22 +31709,6 @@
       </w:r>
       <w:r>
         <w:rPr>
-          <w:lang w:val="ar_AE" w:bidi="ar_AE"/>
-        </w:rPr>
-        <w:t>וְ⁠רָעֲשׁ֖וּ שָׁמַ֣יִם וָ⁠אָ֑רֶץ</w:t>
-      </w:r>
-    </w:p>
-    <w:p>
-      <w:pPr>
-        <w:bidi/>
-      </w:pPr>
-      <w:r>
-        <w:rPr>
-          <w:lang w:val="ar_AE" w:bidi="ar_AE"/>
-        </w:rPr>
-      </w:r>
-      <w:r>
-        <w:rPr>
           <w:b/>
           <w:lang w:val="ar_AE" w:bidi="ar_AE"/>
         </w:rPr>
@@ -36143,22 +31824,6 @@
       </w:r>
       <w:r>
         <w:rPr>
-          <w:lang w:val="ar_AE" w:bidi="ar_AE"/>
-        </w:rPr>
-        <w:t>וַֽ⁠יהוָה֙ מַֽחֲסֶ֣ה לְ⁠עַמּ֔⁠וֹ וּ⁠מָע֖וֹז לִ⁠בְנֵ֥י יִשְׂרָאֵֽל</w:t>
-      </w:r>
-    </w:p>
-    <w:p>
-      <w:pPr>
-        <w:bidi/>
-      </w:pPr>
-      <w:r>
-        <w:rPr>
-          <w:lang w:val="ar_AE" w:bidi="ar_AE"/>
-        </w:rPr>
-      </w:r>
-      <w:r>
-        <w:rPr>
           <w:b/>
           <w:lang w:val="ar_AE" w:bidi="ar_AE"/>
         </w:rPr>
@@ -36261,22 +31926,6 @@
         <w:rPr>
           <w:lang w:val="ar_AE" w:bidi="ar_AE"/>
         </w:rPr>
-      </w:r>
-    </w:p>
-    <w:p>
-      <w:pPr>
-        <w:bidi/>
-      </w:pPr>
-      <w:r>
-        <w:rPr>
-          <w:lang w:val="ar_AE" w:bidi="ar_AE"/>
-        </w:rPr>
-      </w:r>
-      <w:r>
-        <w:rPr>
-          <w:lang w:val="ar_AE" w:bidi="ar_AE"/>
-        </w:rPr>
-        <w:t>לִ⁠בְנֵ֥י יִשְׂרָאֵֽל</w:t>
       </w:r>
     </w:p>
     <w:p>
@@ -36423,22 +32072,6 @@
       </w:r>
       <w:r>
         <w:rPr>
-          <w:lang w:val="ar_AE" w:bidi="ar_AE"/>
-        </w:rPr>
-        <w:t>וִֽ⁠ידַעְתֶּ֗ם</w:t>
-      </w:r>
-    </w:p>
-    <w:p>
-      <w:pPr>
-        <w:bidi/>
-      </w:pPr>
-      <w:r>
-        <w:rPr>
-          <w:lang w:val="ar_AE" w:bidi="ar_AE"/>
-        </w:rPr>
-      </w:r>
-      <w:r>
-        <w:rPr>
           <w:b/>
           <w:lang w:val="ar_AE" w:bidi="ar_AE"/>
         </w:rPr>
@@ -36541,22 +32174,6 @@
       </w:r>
       <w:r>
         <w:rPr>
-          <w:lang w:val="ar_AE" w:bidi="ar_AE"/>
-        </w:rPr>
-        <w:t>הַר־קָדְשִׁ֑⁠י</w:t>
-      </w:r>
-    </w:p>
-    <w:p>
-      <w:pPr>
-        <w:bidi/>
-      </w:pPr>
-      <w:r>
-        <w:rPr>
-          <w:lang w:val="ar_AE" w:bidi="ar_AE"/>
-        </w:rPr>
-      </w:r>
-      <w:r>
-        <w:rPr>
           <w:b/>
           <w:lang w:val="ar_AE" w:bidi="ar_AE"/>
         </w:rPr>
@@ -36672,22 +32289,6 @@
       </w:r>
       <w:r>
         <w:rPr>
-          <w:lang w:val="ar_AE" w:bidi="ar_AE"/>
-        </w:rPr>
-        <w:t>וְ⁠הָיָה֩ בַ⁠יּ֨וֹם הַ⁠ה֜וּא</w:t>
-      </w:r>
-    </w:p>
-    <w:p>
-      <w:pPr>
-        <w:bidi/>
-      </w:pPr>
-      <w:r>
-        <w:rPr>
-          <w:lang w:val="ar_AE" w:bidi="ar_AE"/>
-        </w:rPr>
-      </w:r>
-      <w:r>
-        <w:rPr>
           <w:b/>
           <w:lang w:val="ar_AE" w:bidi="ar_AE"/>
         </w:rPr>
@@ -36790,22 +32391,6 @@
       </w:r>
       <w:r>
         <w:rPr>
-          <w:lang w:val="ar_AE" w:bidi="ar_AE"/>
-        </w:rPr>
-        <w:t>בַ⁠יּ֨וֹם הַ⁠ה֜וּא</w:t>
-      </w:r>
-    </w:p>
-    <w:p>
-      <w:pPr>
-        <w:bidi/>
-      </w:pPr>
-      <w:r>
-        <w:rPr>
-          <w:lang w:val="ar_AE" w:bidi="ar_AE"/>
-        </w:rPr>
-      </w:r>
-      <w:r>
-        <w:rPr>
           <w:b/>
           <w:lang w:val="ar_AE" w:bidi="ar_AE"/>
         </w:rPr>
@@ -36921,22 +32506,6 @@
       </w:r>
       <w:r>
         <w:rPr>
-          <w:lang w:val="ar_AE" w:bidi="ar_AE"/>
-        </w:rPr>
-        <w:t>יִטְּפ֧וּ הֶ⁠הָרִ֣ים עָסִ֗יס וְ⁠הַ⁠גְּבָעוֹת֙ תֵּלַ֣כְנָה חָלָ֔ב</w:t>
-      </w:r>
-    </w:p>
-    <w:p>
-      <w:pPr>
-        <w:bidi/>
-      </w:pPr>
-      <w:r>
-        <w:rPr>
-          <w:lang w:val="ar_AE" w:bidi="ar_AE"/>
-        </w:rPr>
-      </w:r>
-      <w:r>
-        <w:rPr>
           <w:b/>
           <w:lang w:val="ar_AE" w:bidi="ar_AE"/>
         </w:rPr>
@@ -37078,22 +32647,6 @@
       </w:r>
       <w:r>
         <w:rPr>
-          <w:lang w:val="ar_AE" w:bidi="ar_AE"/>
-        </w:rPr>
-        <w:t>וּ⁠מַעְיָ֗ן &amp; יֵצֵ֔א</w:t>
-      </w:r>
-    </w:p>
-    <w:p>
-      <w:pPr>
-        <w:bidi/>
-      </w:pPr>
-      <w:r>
-        <w:rPr>
-          <w:lang w:val="ar_AE" w:bidi="ar_AE"/>
-        </w:rPr>
-      </w:r>
-      <w:r>
-        <w:rPr>
           <w:b/>
           <w:lang w:val="ar_AE" w:bidi="ar_AE"/>
         </w:rPr>
@@ -37209,22 +32762,6 @@
       </w:r>
       <w:r>
         <w:rPr>
-          <w:lang w:val="ar_AE" w:bidi="ar_AE"/>
-        </w:rPr>
-        <w:t>וּ⁠מַעְיָ֗ן</w:t>
-      </w:r>
-    </w:p>
-    <w:p>
-      <w:pPr>
-        <w:bidi/>
-      </w:pPr>
-      <w:r>
-        <w:rPr>
-          <w:lang w:val="ar_AE" w:bidi="ar_AE"/>
-        </w:rPr>
-      </w:r>
-      <w:r>
-        <w:rPr>
           <w:b/>
           <w:lang w:val="ar_AE" w:bidi="ar_AE"/>
         </w:rPr>
@@ -37327,22 +32864,6 @@
         <w:rPr>
           <w:lang w:val="ar_AE" w:bidi="ar_AE"/>
         </w:rPr>
-      </w:r>
-    </w:p>
-    <w:p>
-      <w:pPr>
-        <w:bidi/>
-      </w:pPr>
-      <w:r>
-        <w:rPr>
-          <w:lang w:val="ar_AE" w:bidi="ar_AE"/>
-        </w:rPr>
-      </w:r>
-      <w:r>
-        <w:rPr>
-          <w:lang w:val="ar_AE" w:bidi="ar_AE"/>
-        </w:rPr>
-        <w:t>מִ⁠בֵּ֤ית יְהוָה֙</w:t>
       </w:r>
     </w:p>
     <w:p>
@@ -37476,22 +32997,6 @@
       </w:r>
       <w:r>
         <w:rPr>
-          <w:lang w:val="ar_AE" w:bidi="ar_AE"/>
-        </w:rPr>
-        <w:t>אֶת־נַ֥חַל הַ⁠שִּׁטִּֽים</w:t>
-      </w:r>
-    </w:p>
-    <w:p>
-      <w:pPr>
-        <w:bidi/>
-      </w:pPr>
-      <w:r>
-        <w:rPr>
-          <w:lang w:val="ar_AE" w:bidi="ar_AE"/>
-        </w:rPr>
-      </w:r>
-      <w:r>
-        <w:rPr>
           <w:b/>
           <w:lang w:val="ar_AE" w:bidi="ar_AE"/>
         </w:rPr>
@@ -37607,22 +33112,6 @@
       </w:r>
       <w:r>
         <w:rPr>
-          <w:lang w:val="ar_AE" w:bidi="ar_AE"/>
-        </w:rPr>
-        <w:t>מִצְרַ֨יִם֙ לִ⁠שְׁמָמָ֣ה תִֽהְיֶ֔ה</w:t>
-      </w:r>
-    </w:p>
-    <w:p>
-      <w:pPr>
-        <w:bidi/>
-      </w:pPr>
-      <w:r>
-        <w:rPr>
-          <w:lang w:val="ar_AE" w:bidi="ar_AE"/>
-        </w:rPr>
-      </w:r>
-      <w:r>
-        <w:rPr>
           <w:b/>
           <w:lang w:val="ar_AE" w:bidi="ar_AE"/>
         </w:rPr>
@@ -37738,22 +33227,6 @@
       </w:r>
       <w:r>
         <w:rPr>
-          <w:lang w:val="ar_AE" w:bidi="ar_AE"/>
-        </w:rPr>
-        <w:t>מֵֽ⁠חֲמַס֙ בְּנֵ֣י יְהוּדָ֔ה</w:t>
-      </w:r>
-    </w:p>
-    <w:p>
-      <w:pPr>
-        <w:bidi/>
-      </w:pPr>
-      <w:r>
-        <w:rPr>
-          <w:lang w:val="ar_AE" w:bidi="ar_AE"/>
-        </w:rPr>
-      </w:r>
-      <w:r>
-        <w:rPr>
           <w:b/>
           <w:lang w:val="ar_AE" w:bidi="ar_AE"/>
         </w:rPr>
@@ -37882,22 +33355,6 @@
       </w:r>
       <w:r>
         <w:rPr>
-          <w:lang w:val="ar_AE" w:bidi="ar_AE"/>
-        </w:rPr>
-        <w:t>שָׁפְכ֥וּ דָם־נָקִ֖יא</w:t>
-      </w:r>
-    </w:p>
-    <w:p>
-      <w:pPr>
-        <w:bidi/>
-      </w:pPr>
-      <w:r>
-        <w:rPr>
-          <w:lang w:val="ar_AE" w:bidi="ar_AE"/>
-        </w:rPr>
-      </w:r>
-      <w:r>
-        <w:rPr>
           <w:b/>
           <w:lang w:val="ar_AE" w:bidi="ar_AE"/>
         </w:rPr>
@@ -38013,22 +33470,6 @@
       </w:r>
       <w:r>
         <w:rPr>
-          <w:lang w:val="ar_AE" w:bidi="ar_AE"/>
-        </w:rPr>
-        <w:t>בְּ⁠אַרְצָֽ⁠ם</w:t>
-      </w:r>
-    </w:p>
-    <w:p>
-      <w:pPr>
-        <w:bidi/>
-      </w:pPr>
-      <w:r>
-        <w:rPr>
-          <w:lang w:val="ar_AE" w:bidi="ar_AE"/>
-        </w:rPr>
-      </w:r>
-      <w:r>
-        <w:rPr>
           <w:b/>
           <w:lang w:val="ar_AE" w:bidi="ar_AE"/>
         </w:rPr>
@@ -38183,22 +33624,6 @@
       </w:r>
       <w:r>
         <w:rPr>
-          <w:lang w:val="ar_AE" w:bidi="ar_AE"/>
-        </w:rPr>
-        <w:t>וִ⁠יהוּדָ֖ה</w:t>
-      </w:r>
-    </w:p>
-    <w:p>
-      <w:pPr>
-        <w:bidi/>
-      </w:pPr>
-      <w:r>
-        <w:rPr>
-          <w:lang w:val="ar_AE" w:bidi="ar_AE"/>
-        </w:rPr>
-      </w:r>
-      <w:r>
-        <w:rPr>
           <w:b/>
           <w:lang w:val="ar_AE" w:bidi="ar_AE"/>
         </w:rPr>
@@ -38314,22 +33739,6 @@
       </w:r>
       <w:r>
         <w:rPr>
-          <w:lang w:val="ar_AE" w:bidi="ar_AE"/>
-        </w:rPr>
-        <w:t>וִ⁠ירוּשָׁלִַ֖ם לְ⁠ד֥וֹר וָ⁠דֽוֹר</w:t>
-      </w:r>
-    </w:p>
-    <w:p>
-      <w:pPr>
-        <w:bidi/>
-      </w:pPr>
-      <w:r>
-        <w:rPr>
-          <w:lang w:val="ar_AE" w:bidi="ar_AE"/>
-        </w:rPr>
-      </w:r>
-      <w:r>
-        <w:rPr>
           <w:b/>
           <w:lang w:val="ar_AE" w:bidi="ar_AE"/>
         </w:rPr>
@@ -38419,22 +33828,6 @@
         <w:rPr>
           <w:lang w:val="ar_AE" w:bidi="ar_AE"/>
         </w:rPr>
-      </w:r>
-    </w:p>
-    <w:p>
-      <w:pPr>
-        <w:bidi/>
-      </w:pPr>
-      <w:r>
-        <w:rPr>
-          <w:lang w:val="ar_AE" w:bidi="ar_AE"/>
-        </w:rPr>
-      </w:r>
-      <w:r>
-        <w:rPr>
-          <w:lang w:val="ar_AE" w:bidi="ar_AE"/>
-        </w:rPr>
-        <w:t>לְ⁠ד֥וֹר וָ⁠דֽוֹר</w:t>
       </w:r>
     </w:p>
     <w:p>
@@ -38568,22 +33961,6 @@
       </w:r>
       <w:r>
         <w:rPr>
-          <w:lang w:val="ar_AE" w:bidi="ar_AE"/>
-        </w:rPr>
-        <w:t>וְ⁠נִקֵּ֖יתִי דָּמָ֣⁠ם לֹֽא־נִקֵּ֑יתִי</w:t>
-      </w:r>
-    </w:p>
-    <w:p>
-      <w:pPr>
-        <w:bidi/>
-      </w:pPr>
-      <w:r>
-        <w:rPr>
-          <w:lang w:val="ar_AE" w:bidi="ar_AE"/>
-        </w:rPr>
-      </w:r>
-      <w:r>
-        <w:rPr>
           <w:b/>
           <w:lang w:val="ar_AE" w:bidi="ar_AE"/>
         </w:rPr>
@@ -38686,22 +34063,6 @@
       </w:r>
       <w:r>
         <w:rPr>
-          <w:lang w:val="ar_AE" w:bidi="ar_AE"/>
-        </w:rPr>
-        <w:t>דָּמָ֣⁠ם</w:t>
-      </w:r>
-    </w:p>
-    <w:p>
-      <w:pPr>
-        <w:bidi/>
-      </w:pPr>
-      <w:r>
-        <w:rPr>
-          <w:lang w:val="ar_AE" w:bidi="ar_AE"/>
-        </w:rPr>
-      </w:r>
-      <w:r>
-        <w:rPr>
           <w:b/>
           <w:lang w:val="ar_AE" w:bidi="ar_AE"/>
         </w:rPr>
@@ -38817,22 +34178,6 @@
       </w:r>
       <w:r>
         <w:rPr>
-          <w:lang w:val="ar_AE" w:bidi="ar_AE"/>
-        </w:rPr>
-        <w:t>וַֽ⁠יהוָ֖ה שֹׁכֵ֥ן בְּ⁠צִיּֽוֹן</w:t>
-      </w:r>
-    </w:p>
-    <w:p>
-      <w:pPr>
-        <w:bidi/>
-      </w:pPr>
-      <w:r>
-        <w:rPr>
-          <w:lang w:val="ar_AE" w:bidi="ar_AE"/>
-        </w:rPr>
-      </w:r>
-      <w:r>
-        <w:rPr>
           <w:b/>
           <w:lang w:val="ar_AE" w:bidi="ar_AE"/>
         </w:rPr>
@@ -38922,22 +34267,6 @@
         <w:rPr>
           <w:lang w:val="ar_AE" w:bidi="ar_AE"/>
         </w:rPr>
-      </w:r>
-    </w:p>
-    <w:p>
-      <w:pPr>
-        <w:bidi/>
-      </w:pPr>
-      <w:r>
-        <w:rPr>
-          <w:lang w:val="ar_AE" w:bidi="ar_AE"/>
-        </w:rPr>
-      </w:r>
-      <w:r>
-        <w:rPr>
-          <w:lang w:val="ar_AE" w:bidi="ar_AE"/>
-        </w:rPr>
-        <w:t>וַֽ⁠יהוָ֖ה שֹׁכֵ֥ן בְּ⁠צִיּֽוֹן</w:t>
       </w:r>
     </w:p>
     <w:p>

--- a/arb/docx/29.content.docx
+++ b/arb/docx/29.content.docx
@@ -22,7 +22,7 @@
         <w:rPr>
           <w:lang w:val="ar_AE" w:bidi="ar_AE"/>
         </w:rPr>
-        <w:t>Resource: ملاحظات الترجمة (كلمة متكشفة)</w:t>
+        <w:t>Resource: unfoldingWord® Translation Notes</w:t>
       </w:r>
       <w:r>
         <w:rPr>
@@ -96,7 +96,7 @@
         <w:rPr>
           <w:lang w:val="ar_AE" w:bidi="ar_AE"/>
         </w:rPr>
-        <w:t>ملاحظات الترجمة (كلمة متكشفة)</w:t>
+        <w:t>unfoldingWord® Translation Notes</w:t>
       </w:r>
     </w:p>
     <w:p>

--- a/arb/docx/29.content.docx
+++ b/arb/docx/29.content.docx
@@ -223,6 +223,22 @@
       </w:r>
       <w:r>
         <w:rPr>
+          <w:lang w:val="ar_AE" w:bidi="ar_AE"/>
+        </w:rPr>
+        <w:t>פְּתוּאֵֽל</w:t>
+      </w:r>
+    </w:p>
+    <w:p>
+      <w:pPr>
+        <w:bidi/>
+      </w:pPr>
+      <w:r>
+        <w:rPr>
+          <w:lang w:val="ar_AE" w:bidi="ar_AE"/>
+        </w:rPr>
+      </w:r>
+      <w:r>
+        <w:rPr>
           <w:b/>
           <w:lang w:val="ar_AE" w:bidi="ar_AE"/>
         </w:rPr>
@@ -463,6 +479,22 @@
       </w:r>
       <w:r>
         <w:rPr>
+          <w:lang w:val="ar_AE" w:bidi="ar_AE"/>
+        </w:rPr>
+        <w:t>דְּבַר־יְהוָה֙ אֲשֶׁ֣ר הָיָ֔ה</w:t>
+      </w:r>
+    </w:p>
+    <w:p>
+      <w:pPr>
+        <w:bidi/>
+      </w:pPr>
+      <w:r>
+        <w:rPr>
+          <w:lang w:val="ar_AE" w:bidi="ar_AE"/>
+        </w:rPr>
+      </w:r>
+      <w:r>
+        <w:rPr>
           <w:b/>
           <w:lang w:val="ar_AE" w:bidi="ar_AE"/>
         </w:rPr>
@@ -575,6 +607,22 @@
       </w:r>
       <w:r>
         <w:rPr>
+          <w:lang w:val="ar_AE" w:bidi="ar_AE"/>
+        </w:rPr>
+        <w:t>שִׁמְעוּ־זֹאת֙ הַ⁠זְּקֵנִ֔ים וְ⁠הַֽאֲזִ֔ינוּ כֹּ֖ל יוֹשְׁבֵ֣י הָ⁠אָ֑רֶץ</w:t>
+      </w:r>
+    </w:p>
+    <w:p>
+      <w:pPr>
+        <w:bidi/>
+      </w:pPr>
+      <w:r>
+        <w:rPr>
+          <w:lang w:val="ar_AE" w:bidi="ar_AE"/>
+        </w:rPr>
+      </w:r>
+      <w:r>
+        <w:rPr>
           <w:b/>
           <w:lang w:val="ar_AE" w:bidi="ar_AE"/>
         </w:rPr>
@@ -687,6 +735,22 @@
       </w:r>
       <w:r>
         <w:rPr>
+          <w:lang w:val="ar_AE" w:bidi="ar_AE"/>
+        </w:rPr>
+        <w:t>הֶ⁠הָ֤יְתָה זֹּאת֙ בִּֽ⁠ימֵי⁠כֶ֔ם וְ⁠אִ֖ם בִּ⁠ימֵ֥י אֲבֹֽתֵי⁠כֶֽם</w:t>
+      </w:r>
+    </w:p>
+    <w:p>
+      <w:pPr>
+        <w:bidi/>
+      </w:pPr>
+      <w:r>
+        <w:rPr>
+          <w:lang w:val="ar_AE" w:bidi="ar_AE"/>
+        </w:rPr>
+      </w:r>
+      <w:r>
+        <w:rPr>
           <w:b/>
           <w:lang w:val="ar_AE" w:bidi="ar_AE"/>
         </w:rPr>
@@ -799,6 +863,22 @@
       </w:r>
       <w:r>
         <w:rPr>
+          <w:lang w:val="ar_AE" w:bidi="ar_AE"/>
+        </w:rPr>
+        <w:t>בִּֽ⁠ימֵי⁠כֶ֔ם וְ⁠אִ֖ם בִּ⁠ימֵ֥י</w:t>
+      </w:r>
+    </w:p>
+    <w:p>
+      <w:pPr>
+        <w:bidi/>
+      </w:pPr>
+      <w:r>
+        <w:rPr>
+          <w:lang w:val="ar_AE" w:bidi="ar_AE"/>
+        </w:rPr>
+      </w:r>
+      <w:r>
+        <w:rPr>
           <w:b/>
           <w:lang w:val="ar_AE" w:bidi="ar_AE"/>
         </w:rPr>
@@ -914,6 +994,22 @@
       </w:r>
       <w:r>
         <w:rPr>
+          <w:lang w:val="ar_AE" w:bidi="ar_AE"/>
+        </w:rPr>
+        <w:t>אֲבֹֽתֵי⁠כֶֽם</w:t>
+      </w:r>
+    </w:p>
+    <w:p>
+      <w:pPr>
+        <w:bidi/>
+      </w:pPr>
+      <w:r>
+        <w:rPr>
+          <w:lang w:val="ar_AE" w:bidi="ar_AE"/>
+        </w:rPr>
+      </w:r>
+      <w:r>
+        <w:rPr>
           <w:b/>
           <w:lang w:val="ar_AE" w:bidi="ar_AE"/>
         </w:rPr>
@@ -1039,6 +1135,22 @@
       </w:r>
       <w:r>
         <w:rPr>
+          <w:lang w:val="ar_AE" w:bidi="ar_AE"/>
+        </w:rPr>
+        <w:t>וּ⁠בְנֵי⁠כֶם֙ לִ⁠בְנֵי⁠הֶ֔ם וּ⁠בְנֵי⁠הֶ֖ם לְ⁠ד֥וֹר אַחֵֽר</w:t>
+      </w:r>
+    </w:p>
+    <w:p>
+      <w:pPr>
+        <w:bidi/>
+      </w:pPr>
+      <w:r>
+        <w:rPr>
+          <w:lang w:val="ar_AE" w:bidi="ar_AE"/>
+        </w:rPr>
+      </w:r>
+      <w:r>
+        <w:rPr>
           <w:b/>
           <w:lang w:val="ar_AE" w:bidi="ar_AE"/>
         </w:rPr>
@@ -1151,6 +1263,22 @@
       </w:r>
       <w:r>
         <w:rPr>
+          <w:lang w:val="ar_AE" w:bidi="ar_AE"/>
+        </w:rPr>
+        <w:t>לִ⁠בְנֵי⁠כֶ֣ם &amp; וּ⁠בְנֵי⁠כֶם֙ לִ⁠בְנֵי⁠הֶ֔ם וּ⁠בְנֵי⁠הֶ֖ם</w:t>
+      </w:r>
+    </w:p>
+    <w:p>
+      <w:pPr>
+        <w:bidi/>
+      </w:pPr>
+      <w:r>
+        <w:rPr>
+          <w:lang w:val="ar_AE" w:bidi="ar_AE"/>
+        </w:rPr>
+      </w:r>
+      <w:r>
+        <w:rPr>
           <w:b/>
           <w:lang w:val="ar_AE" w:bidi="ar_AE"/>
         </w:rPr>
@@ -1292,6 +1420,22 @@
       </w:r>
       <w:r>
         <w:rPr>
+          <w:lang w:val="ar_AE" w:bidi="ar_AE"/>
+        </w:rPr>
+        <w:t>עָלֶ֖⁠יהָ לִ⁠בְנֵי⁠כֶ֣ם סַפֵּ֑רוּ וּ⁠בְנֵי⁠כֶם֙</w:t>
+      </w:r>
+    </w:p>
+    <w:p>
+      <w:pPr>
+        <w:bidi/>
+      </w:pPr>
+      <w:r>
+        <w:rPr>
+          <w:lang w:val="ar_AE" w:bidi="ar_AE"/>
+        </w:rPr>
+      </w:r>
+      <w:r>
+        <w:rPr>
           <w:b/>
           <w:lang w:val="ar_AE" w:bidi="ar_AE"/>
         </w:rPr>
@@ -1432,6 +1576,22 @@
       </w:r>
       <w:r>
         <w:rPr>
+          <w:lang w:val="ar_AE" w:bidi="ar_AE"/>
+        </w:rPr>
+        <w:t>יֶ֤תֶר הַ⁠גָּזָם֙ אָכַ֣ל הָֽ⁠אַרְבֶּ֔ה וְ⁠יֶ֥תֶר הָ⁠אַרְבֶּ֖ה אָכַ֣ל הַ⁠יָּ֑לֶק וְ⁠יֶ֣תֶר הַ⁠יֶּ֔לֶק אָכַ֖ל הֶ⁠חָסִֽיל</w:t>
+      </w:r>
+    </w:p>
+    <w:p>
+      <w:pPr>
+        <w:bidi/>
+      </w:pPr>
+      <w:r>
+        <w:rPr>
+          <w:lang w:val="ar_AE" w:bidi="ar_AE"/>
+        </w:rPr>
+      </w:r>
+      <w:r>
+        <w:rPr>
           <w:b/>
           <w:lang w:val="ar_AE" w:bidi="ar_AE"/>
         </w:rPr>
@@ -1534,6 +1694,22 @@
       </w:r>
       <w:r>
         <w:rPr>
+          <w:lang w:val="ar_AE" w:bidi="ar_AE"/>
+        </w:rPr>
+        <w:t>יֶ֤תֶר הַ⁠גָּזָם֙ אָכַ֣ל הָֽ⁠אַרְבֶּ֔ה וְ⁠יֶ֥תֶר הָ⁠אַרְבֶּ֖ה אָכַ֣ל הַ⁠יָּ֑לֶק וְ⁠יֶ֣תֶר הַ⁠יֶּ֔לֶק אָכַ֖ל הֶ⁠חָסִֽיל</w:t>
+      </w:r>
+    </w:p>
+    <w:p>
+      <w:pPr>
+        <w:bidi/>
+      </w:pPr>
+      <w:r>
+        <w:rPr>
+          <w:lang w:val="ar_AE" w:bidi="ar_AE"/>
+        </w:rPr>
+      </w:r>
+      <w:r>
+        <w:rPr>
           <w:b/>
           <w:lang w:val="ar_AE" w:bidi="ar_AE"/>
         </w:rPr>
@@ -1636,6 +1812,22 @@
       </w:r>
       <w:r>
         <w:rPr>
+          <w:lang w:val="ar_AE" w:bidi="ar_AE"/>
+        </w:rPr>
+        <w:t>יֶ֤תֶר הַ⁠גָּזָם֙ אָכַ֣ל הָֽ⁠אַרְבֶּ֔ה וְ⁠יֶ֥תֶר הָ⁠אַרְבֶּ֖ה אָכַ֣ל הַ⁠יָּ֑לֶק וְ⁠יֶ֣תֶר הַ⁠יֶּ֔לֶק אָכַ֖ל הֶ⁠חָסִֽיל</w:t>
+      </w:r>
+    </w:p>
+    <w:p>
+      <w:pPr>
+        <w:bidi/>
+      </w:pPr>
+      <w:r>
+        <w:rPr>
+          <w:lang w:val="ar_AE" w:bidi="ar_AE"/>
+        </w:rPr>
+      </w:r>
+      <w:r>
+        <w:rPr>
           <w:b/>
           <w:lang w:val="ar_AE" w:bidi="ar_AE"/>
         </w:rPr>
@@ -1790,6 +1982,22 @@
       </w:r>
       <w:r>
         <w:rPr>
+          <w:lang w:val="ar_AE" w:bidi="ar_AE"/>
+        </w:rPr>
+        <w:t>הָקִ֤יצוּ שִׁכּוֹרִים֙ וּ⁠בְכ֔וּ וְ⁠הֵילִ֖לוּ כָּל־שֹׁ֣תֵי יָ֑יִן עַל־עָסִ֕יס כִּ֥י נִכְרַ֖ת מִ⁠פִּי⁠כֶֽם</w:t>
+      </w:r>
+    </w:p>
+    <w:p>
+      <w:pPr>
+        <w:bidi/>
+      </w:pPr>
+      <w:r>
+        <w:rPr>
+          <w:lang w:val="ar_AE" w:bidi="ar_AE"/>
+        </w:rPr>
+      </w:r>
+      <w:r>
+        <w:rPr>
           <w:b/>
           <w:lang w:val="ar_AE" w:bidi="ar_AE"/>
         </w:rPr>
@@ -1892,6 +2100,22 @@
       </w:r>
       <w:r>
         <w:rPr>
+          <w:lang w:val="ar_AE" w:bidi="ar_AE"/>
+        </w:rPr>
+        <w:t>נִכְרַ֖ת מִ⁠פִּי⁠כֶֽם</w:t>
+      </w:r>
+    </w:p>
+    <w:p>
+      <w:pPr>
+        <w:bidi/>
+      </w:pPr>
+      <w:r>
+        <w:rPr>
+          <w:lang w:val="ar_AE" w:bidi="ar_AE"/>
+        </w:rPr>
+      </w:r>
+      <w:r>
+        <w:rPr>
           <w:b/>
           <w:lang w:val="ar_AE" w:bidi="ar_AE"/>
         </w:rPr>
@@ -1994,6 +2218,22 @@
       </w:r>
       <w:r>
         <w:rPr>
+          <w:lang w:val="ar_AE" w:bidi="ar_AE"/>
+        </w:rPr>
+        <w:t>מִ⁠פִּי⁠כֶֽם</w:t>
+      </w:r>
+    </w:p>
+    <w:p>
+      <w:pPr>
+        <w:bidi/>
+      </w:pPr>
+      <w:r>
+        <w:rPr>
+          <w:lang w:val="ar_AE" w:bidi="ar_AE"/>
+        </w:rPr>
+      </w:r>
+      <w:r>
+        <w:rPr>
           <w:b/>
           <w:lang w:val="ar_AE" w:bidi="ar_AE"/>
         </w:rPr>
@@ -2109,6 +2349,22 @@
       </w:r>
       <w:r>
         <w:rPr>
+          <w:lang w:val="ar_AE" w:bidi="ar_AE"/>
+        </w:rPr>
+        <w:t>נִכְרַ֖ת מִ⁠פִּי⁠כֶֽם</w:t>
+      </w:r>
+    </w:p>
+    <w:p>
+      <w:pPr>
+        <w:bidi/>
+      </w:pPr>
+      <w:r>
+        <w:rPr>
+          <w:lang w:val="ar_AE" w:bidi="ar_AE"/>
+        </w:rPr>
+      </w:r>
+      <w:r>
+        <w:rPr>
           <w:b/>
           <w:lang w:val="ar_AE" w:bidi="ar_AE"/>
         </w:rPr>
@@ -2211,6 +2467,22 @@
       </w:r>
       <w:r>
         <w:rPr>
+          <w:lang w:val="ar_AE" w:bidi="ar_AE"/>
+        </w:rPr>
+        <w:t>כִּֽי</w:t>
+      </w:r>
+    </w:p>
+    <w:p>
+      <w:pPr>
+        <w:bidi/>
+      </w:pPr>
+      <w:r>
+        <w:rPr>
+          <w:lang w:val="ar_AE" w:bidi="ar_AE"/>
+        </w:rPr>
+      </w:r>
+      <w:r>
+        <w:rPr>
           <w:b/>
           <w:lang w:val="ar_AE" w:bidi="ar_AE"/>
         </w:rPr>
@@ -2326,6 +2598,22 @@
       </w:r>
       <w:r>
         <w:rPr>
+          <w:lang w:val="ar_AE" w:bidi="ar_AE"/>
+        </w:rPr>
+        <w:t>גוֹי֙ עָלָ֣ה עַל־אַרְצִ֔⁠י</w:t>
+      </w:r>
+    </w:p>
+    <w:p>
+      <w:pPr>
+        <w:bidi/>
+      </w:pPr>
+      <w:r>
+        <w:rPr>
+          <w:lang w:val="ar_AE" w:bidi="ar_AE"/>
+        </w:rPr>
+      </w:r>
+      <w:r>
+        <w:rPr>
           <w:b/>
           <w:lang w:val="ar_AE" w:bidi="ar_AE"/>
         </w:rPr>
@@ -2428,6 +2716,22 @@
       </w:r>
       <w:r>
         <w:rPr>
+          <w:lang w:val="ar_AE" w:bidi="ar_AE"/>
+        </w:rPr>
+        <w:t>גוֹי֙</w:t>
+      </w:r>
+    </w:p>
+    <w:p>
+      <w:pPr>
+        <w:bidi/>
+      </w:pPr>
+      <w:r>
+        <w:rPr>
+          <w:lang w:val="ar_AE" w:bidi="ar_AE"/>
+        </w:rPr>
+      </w:r>
+      <w:r>
+        <w:rPr>
           <w:b/>
           <w:lang w:val="ar_AE" w:bidi="ar_AE"/>
         </w:rPr>
@@ -2543,6 +2847,22 @@
       </w:r>
       <w:r>
         <w:rPr>
+          <w:lang w:val="ar_AE" w:bidi="ar_AE"/>
+        </w:rPr>
+        <w:t>אַרְצִ֔⁠י</w:t>
+      </w:r>
+    </w:p>
+    <w:p>
+      <w:pPr>
+        <w:bidi/>
+      </w:pPr>
+      <w:r>
+        <w:rPr>
+          <w:lang w:val="ar_AE" w:bidi="ar_AE"/>
+        </w:rPr>
+      </w:r>
+      <w:r>
+        <w:rPr>
           <w:b/>
           <w:lang w:val="ar_AE" w:bidi="ar_AE"/>
         </w:rPr>
@@ -2658,6 +2978,22 @@
       </w:r>
       <w:r>
         <w:rPr>
+          <w:lang w:val="ar_AE" w:bidi="ar_AE"/>
+        </w:rPr>
+        <w:t>וְ⁠אֵ֣ין מִסְפָּ֑ר</w:t>
+      </w:r>
+    </w:p>
+    <w:p>
+      <w:pPr>
+        <w:bidi/>
+      </w:pPr>
+      <w:r>
+        <w:rPr>
+          <w:lang w:val="ar_AE" w:bidi="ar_AE"/>
+        </w:rPr>
+      </w:r>
+      <w:r>
+        <w:rPr>
           <w:b/>
           <w:lang w:val="ar_AE" w:bidi="ar_AE"/>
         </w:rPr>
@@ -2760,6 +3096,22 @@
       </w:r>
       <w:r>
         <w:rPr>
+          <w:lang w:val="ar_AE" w:bidi="ar_AE"/>
+        </w:rPr>
+        <w:t>שִׁנָּי⁠ו֙ שִׁנֵּ֣י אַרְיֵ֔ה וּֽ⁠מְתַלְּע֥וֹת לָבִ֖יא לֽ⁠וֹ</w:t>
+      </w:r>
+    </w:p>
+    <w:p>
+      <w:pPr>
+        <w:bidi/>
+      </w:pPr>
+      <w:r>
+        <w:rPr>
+          <w:lang w:val="ar_AE" w:bidi="ar_AE"/>
+        </w:rPr>
+      </w:r>
+      <w:r>
+        <w:rPr>
           <w:b/>
           <w:lang w:val="ar_AE" w:bidi="ar_AE"/>
         </w:rPr>
@@ -2862,6 +3214,22 @@
       </w:r>
       <w:r>
         <w:rPr>
+          <w:lang w:val="ar_AE" w:bidi="ar_AE"/>
+        </w:rPr>
+        <w:t>שִׁנָּי⁠ו֙ שִׁנֵּ֣י אַרְיֵ֔ה וּֽ⁠מְתַלְּע֥וֹת לָבִ֖יא לֽ⁠וֹ</w:t>
+      </w:r>
+    </w:p>
+    <w:p>
+      <w:pPr>
+        <w:bidi/>
+      </w:pPr>
+      <w:r>
+        <w:rPr>
+          <w:lang w:val="ar_AE" w:bidi="ar_AE"/>
+        </w:rPr>
+      </w:r>
+      <w:r>
+        <w:rPr>
           <w:b/>
           <w:lang w:val="ar_AE" w:bidi="ar_AE"/>
         </w:rPr>
@@ -2977,6 +3345,22 @@
       </w:r>
       <w:r>
         <w:rPr>
+          <w:lang w:val="ar_AE" w:bidi="ar_AE"/>
+        </w:rPr>
+        <w:t>וּֽ⁠מְתַלְּע֥וֹת לָבִ֖יא לֽ⁠וֹ</w:t>
+      </w:r>
+    </w:p>
+    <w:p>
+      <w:pPr>
+        <w:bidi/>
+      </w:pPr>
+      <w:r>
+        <w:rPr>
+          <w:lang w:val="ar_AE" w:bidi="ar_AE"/>
+        </w:rPr>
+      </w:r>
+      <w:r>
+        <w:rPr>
           <w:b/>
           <w:lang w:val="ar_AE" w:bidi="ar_AE"/>
         </w:rPr>
@@ -3079,6 +3463,22 @@
       </w:r>
       <w:r>
         <w:rPr>
+          <w:lang w:val="ar_AE" w:bidi="ar_AE"/>
+        </w:rPr>
+        <w:t>שָׂ֤ם גַּפְנִ⁠י֙ לְ⁠שַׁמָּ֔ה וּ⁠תְאֵנָתִ֖⁠י לִ⁠קְצָפָ֑ה</w:t>
+      </w:r>
+    </w:p>
+    <w:p>
+      <w:pPr>
+        <w:bidi/>
+      </w:pPr>
+      <w:r>
+        <w:rPr>
+          <w:lang w:val="ar_AE" w:bidi="ar_AE"/>
+        </w:rPr>
+      </w:r>
+      <w:r>
+        <w:rPr>
           <w:b/>
           <w:lang w:val="ar_AE" w:bidi="ar_AE"/>
         </w:rPr>
@@ -3194,6 +3594,22 @@
       </w:r>
       <w:r>
         <w:rPr>
+          <w:lang w:val="ar_AE" w:bidi="ar_AE"/>
+        </w:rPr>
+        <w:t>שָׂ֤ם גַּפְנִ⁠י֙ לְ⁠שַׁמָּ֔ה</w:t>
+      </w:r>
+    </w:p>
+    <w:p>
+      <w:pPr>
+        <w:bidi/>
+      </w:pPr>
+      <w:r>
+        <w:rPr>
+          <w:lang w:val="ar_AE" w:bidi="ar_AE"/>
+        </w:rPr>
+      </w:r>
+      <w:r>
+        <w:rPr>
           <w:b/>
           <w:lang w:val="ar_AE" w:bidi="ar_AE"/>
         </w:rPr>
@@ -3309,6 +3725,22 @@
       </w:r>
       <w:r>
         <w:rPr>
+          <w:lang w:val="ar_AE" w:bidi="ar_AE"/>
+        </w:rPr>
+        <w:t>חָשֹׂ֤ף חֲשָׂפָ⁠הּ֙</w:t>
+      </w:r>
+    </w:p>
+    <w:p>
+      <w:pPr>
+        <w:bidi/>
+      </w:pPr>
+      <w:r>
+        <w:rPr>
+          <w:lang w:val="ar_AE" w:bidi="ar_AE"/>
+        </w:rPr>
+      </w:r>
+      <w:r>
+        <w:rPr>
           <w:b/>
           <w:lang w:val="ar_AE" w:bidi="ar_AE"/>
         </w:rPr>
@@ -3424,6 +3856,22 @@
       </w:r>
       <w:r>
         <w:rPr>
+          <w:lang w:val="ar_AE" w:bidi="ar_AE"/>
+        </w:rPr>
+        <w:t>וְ⁠הִשְׁלִ֔יךְ</w:t>
+      </w:r>
+    </w:p>
+    <w:p>
+      <w:pPr>
+        <w:bidi/>
+      </w:pPr>
+      <w:r>
+        <w:rPr>
+          <w:lang w:val="ar_AE" w:bidi="ar_AE"/>
+        </w:rPr>
+      </w:r>
+      <w:r>
+        <w:rPr>
           <w:b/>
           <w:lang w:val="ar_AE" w:bidi="ar_AE"/>
         </w:rPr>
@@ -3539,6 +3987,22 @@
       </w:r>
       <w:r>
         <w:rPr>
+          <w:lang w:val="ar_AE" w:bidi="ar_AE"/>
+        </w:rPr>
+        <w:t>הִלְבִּ֖ינוּ שָׂרִיגֶֽי⁠הָ</w:t>
+      </w:r>
+    </w:p>
+    <w:p>
+      <w:pPr>
+        <w:bidi/>
+      </w:pPr>
+      <w:r>
+        <w:rPr>
+          <w:lang w:val="ar_AE" w:bidi="ar_AE"/>
+        </w:rPr>
+      </w:r>
+      <w:r>
+        <w:rPr>
           <w:b/>
           <w:lang w:val="ar_AE" w:bidi="ar_AE"/>
         </w:rPr>
@@ -3654,6 +4118,22 @@
       </w:r>
       <w:r>
         <w:rPr>
+          <w:lang w:val="ar_AE" w:bidi="ar_AE"/>
+        </w:rPr>
+        <w:t>אֱלִ֕י</w:t>
+      </w:r>
+    </w:p>
+    <w:p>
+      <w:pPr>
+        <w:bidi/>
+      </w:pPr>
+      <w:r>
+        <w:rPr>
+          <w:lang w:val="ar_AE" w:bidi="ar_AE"/>
+        </w:rPr>
+      </w:r>
+      <w:r>
+        <w:rPr>
           <w:b/>
           <w:lang w:val="ar_AE" w:bidi="ar_AE"/>
         </w:rPr>
@@ -3769,6 +4249,22 @@
       </w:r>
       <w:r>
         <w:rPr>
+          <w:lang w:val="ar_AE" w:bidi="ar_AE"/>
+        </w:rPr>
+        <w:t>כִּ⁠בְתוּלָ֥ה חֲגֻֽרַת־שַׂ֖ק עַל־בַּ֥עַל נְעוּרֶֽי⁠הָ</w:t>
+      </w:r>
+    </w:p>
+    <w:p>
+      <w:pPr>
+        <w:bidi/>
+      </w:pPr>
+      <w:r>
+        <w:rPr>
+          <w:lang w:val="ar_AE" w:bidi="ar_AE"/>
+        </w:rPr>
+      </w:r>
+      <w:r>
+        <w:rPr>
           <w:b/>
           <w:lang w:val="ar_AE" w:bidi="ar_AE"/>
         </w:rPr>
@@ -3871,6 +4367,22 @@
       </w:r>
       <w:r>
         <w:rPr>
+          <w:lang w:val="ar_AE" w:bidi="ar_AE"/>
+        </w:rPr>
+        <w:t>כִּ⁠בְתוּלָ֥ה חֲגֻֽרַת־שַׂ֖ק</w:t>
+      </w:r>
+    </w:p>
+    <w:p>
+      <w:pPr>
+        <w:bidi/>
+      </w:pPr>
+      <w:r>
+        <w:rPr>
+          <w:lang w:val="ar_AE" w:bidi="ar_AE"/>
+        </w:rPr>
+      </w:r>
+      <w:r>
+        <w:rPr>
           <w:b/>
           <w:lang w:val="ar_AE" w:bidi="ar_AE"/>
         </w:rPr>
@@ -3986,6 +4498,22 @@
       </w:r>
       <w:r>
         <w:rPr>
+          <w:lang w:val="ar_AE" w:bidi="ar_AE"/>
+        </w:rPr>
+        <w:t>כִּ⁠בְתוּלָ֥ה חֲגֻֽרַת־שַׂ֖ק</w:t>
+      </w:r>
+    </w:p>
+    <w:p>
+      <w:pPr>
+        <w:bidi/>
+      </w:pPr>
+      <w:r>
+        <w:rPr>
+          <w:lang w:val="ar_AE" w:bidi="ar_AE"/>
+        </w:rPr>
+      </w:r>
+      <w:r>
+        <w:rPr>
           <w:b/>
           <w:lang w:val="ar_AE" w:bidi="ar_AE"/>
         </w:rPr>
@@ -4088,6 +4616,22 @@
       </w:r>
       <w:r>
         <w:rPr>
+          <w:lang w:val="ar_AE" w:bidi="ar_AE"/>
+        </w:rPr>
+        <w:t>בַּ֥עַל נְעוּרֶֽי⁠הָ</w:t>
+      </w:r>
+    </w:p>
+    <w:p>
+      <w:pPr>
+        <w:bidi/>
+      </w:pPr>
+      <w:r>
+        <w:rPr>
+          <w:lang w:val="ar_AE" w:bidi="ar_AE"/>
+        </w:rPr>
+      </w:r>
+      <w:r>
+        <w:rPr>
           <w:b/>
           <w:lang w:val="ar_AE" w:bidi="ar_AE"/>
         </w:rPr>
@@ -4344,6 +4888,22 @@
       </w:r>
       <w:r>
         <w:rPr>
+          <w:lang w:val="ar_AE" w:bidi="ar_AE"/>
+        </w:rPr>
+        <w:t>הָכְרַ֥ת מִנְחָ֛ה וָ⁠נֶ֖סֶךְ</w:t>
+      </w:r>
+    </w:p>
+    <w:p>
+      <w:pPr>
+        <w:bidi/>
+      </w:pPr>
+      <w:r>
+        <w:rPr>
+          <w:lang w:val="ar_AE" w:bidi="ar_AE"/>
+        </w:rPr>
+      </w:r>
+      <w:r>
+        <w:rPr>
           <w:b/>
           <w:lang w:val="ar_AE" w:bidi="ar_AE"/>
         </w:rPr>
@@ -4446,6 +5006,22 @@
       </w:r>
       <w:r>
         <w:rPr>
+          <w:lang w:val="ar_AE" w:bidi="ar_AE"/>
+        </w:rPr>
+        <w:t>הָכְרַ֥ת &amp; מִ⁠בֵּ֣ית</w:t>
+      </w:r>
+    </w:p>
+    <w:p>
+      <w:pPr>
+        <w:bidi/>
+      </w:pPr>
+      <w:r>
+        <w:rPr>
+          <w:lang w:val="ar_AE" w:bidi="ar_AE"/>
+        </w:rPr>
+      </w:r>
+      <w:r>
+        <w:rPr>
           <w:b/>
           <w:lang w:val="ar_AE" w:bidi="ar_AE"/>
         </w:rPr>
@@ -4561,6 +5137,22 @@
       </w:r>
       <w:r>
         <w:rPr>
+          <w:lang w:val="ar_AE" w:bidi="ar_AE"/>
+        </w:rPr>
+        <w:t>מִ⁠בֵּ֣ית יְהוָ֑ה</w:t>
+      </w:r>
+    </w:p>
+    <w:p>
+      <w:pPr>
+        <w:bidi/>
+      </w:pPr>
+      <w:r>
+        <w:rPr>
+          <w:lang w:val="ar_AE" w:bidi="ar_AE"/>
+        </w:rPr>
+      </w:r>
+      <w:r>
+        <w:rPr>
           <w:b/>
           <w:lang w:val="ar_AE" w:bidi="ar_AE"/>
         </w:rPr>
@@ -4676,6 +5268,22 @@
       </w:r>
       <w:r>
         <w:rPr>
+          <w:lang w:val="ar_AE" w:bidi="ar_AE"/>
+        </w:rPr>
+        <w:t>שֻׁדַּ֣ד שָׂדֶ֔ה אָבְלָ֖ה אֲדָמָ֑ה כִּ֚י שֻׁדַּ֣ד דָּגָ֔ן</w:t>
+      </w:r>
+    </w:p>
+    <w:p>
+      <w:pPr>
+        <w:bidi/>
+      </w:pPr>
+      <w:r>
+        <w:rPr>
+          <w:lang w:val="ar_AE" w:bidi="ar_AE"/>
+        </w:rPr>
+      </w:r>
+      <w:r>
+        <w:rPr>
           <w:b/>
           <w:lang w:val="ar_AE" w:bidi="ar_AE"/>
         </w:rPr>
@@ -4778,6 +5386,22 @@
       </w:r>
       <w:r>
         <w:rPr>
+          <w:lang w:val="ar_AE" w:bidi="ar_AE"/>
+        </w:rPr>
+        <w:t>שֻׁדַּ֣ד שָׂדֶ֔ה &amp; שֻׁדַּ֣ד</w:t>
+      </w:r>
+    </w:p>
+    <w:p>
+      <w:pPr>
+        <w:bidi/>
+      </w:pPr>
+      <w:r>
+        <w:rPr>
+          <w:lang w:val="ar_AE" w:bidi="ar_AE"/>
+        </w:rPr>
+      </w:r>
+      <w:r>
+        <w:rPr>
           <w:b/>
           <w:lang w:val="ar_AE" w:bidi="ar_AE"/>
         </w:rPr>
@@ -4893,6 +5517,22 @@
       </w:r>
       <w:r>
         <w:rPr>
+          <w:lang w:val="ar_AE" w:bidi="ar_AE"/>
+        </w:rPr>
+        <w:t>אָבְלָ֖ה אֲדָמָ֑ה</w:t>
+      </w:r>
+    </w:p>
+    <w:p>
+      <w:pPr>
+        <w:bidi/>
+      </w:pPr>
+      <w:r>
+        <w:rPr>
+          <w:lang w:val="ar_AE" w:bidi="ar_AE"/>
+        </w:rPr>
+      </w:r>
+      <w:r>
+        <w:rPr>
           <w:b/>
           <w:lang w:val="ar_AE" w:bidi="ar_AE"/>
         </w:rPr>
@@ -5021,6 +5661,22 @@
       </w:r>
       <w:r>
         <w:rPr>
+          <w:lang w:val="ar_AE" w:bidi="ar_AE"/>
+        </w:rPr>
+        <w:t>הוֹבִ֥ישׁ תִּיר֖וֹשׁ</w:t>
+      </w:r>
+    </w:p>
+    <w:p>
+      <w:pPr>
+        <w:bidi/>
+      </w:pPr>
+      <w:r>
+        <w:rPr>
+          <w:lang w:val="ar_AE" w:bidi="ar_AE"/>
+        </w:rPr>
+      </w:r>
+      <w:r>
+        <w:rPr>
           <w:b/>
           <w:lang w:val="ar_AE" w:bidi="ar_AE"/>
         </w:rPr>
@@ -5136,6 +5792,22 @@
       </w:r>
       <w:r>
         <w:rPr>
+          <w:lang w:val="ar_AE" w:bidi="ar_AE"/>
+        </w:rPr>
+        <w:t>אֻמְלַ֥ל יִצְהָֽר</w:t>
+      </w:r>
+    </w:p>
+    <w:p>
+      <w:pPr>
+        <w:bidi/>
+      </w:pPr>
+      <w:r>
+        <w:rPr>
+          <w:lang w:val="ar_AE" w:bidi="ar_AE"/>
+        </w:rPr>
+      </w:r>
+      <w:r>
+        <w:rPr>
           <w:b/>
           <w:lang w:val="ar_AE" w:bidi="ar_AE"/>
         </w:rPr>
@@ -5238,6 +5910,22 @@
       </w:r>
       <w:r>
         <w:rPr>
+          <w:lang w:val="ar_AE" w:bidi="ar_AE"/>
+        </w:rPr>
+        <w:t>אֻמְלַ֥ל יִצְהָֽר</w:t>
+      </w:r>
+    </w:p>
+    <w:p>
+      <w:pPr>
+        <w:bidi/>
+      </w:pPr>
+      <w:r>
+        <w:rPr>
+          <w:lang w:val="ar_AE" w:bidi="ar_AE"/>
+        </w:rPr>
+      </w:r>
+      <w:r>
+        <w:rPr>
           <w:b/>
           <w:lang w:val="ar_AE" w:bidi="ar_AE"/>
         </w:rPr>
@@ -5366,6 +6054,22 @@
       </w:r>
       <w:r>
         <w:rPr>
+          <w:lang w:val="ar_AE" w:bidi="ar_AE"/>
+        </w:rPr>
+        <w:t>שָׂדֶֽה</w:t>
+      </w:r>
+    </w:p>
+    <w:p>
+      <w:pPr>
+        <w:bidi/>
+      </w:pPr>
+      <w:r>
+        <w:rPr>
+          <w:lang w:val="ar_AE" w:bidi="ar_AE"/>
+        </w:rPr>
+      </w:r>
+      <w:r>
+        <w:rPr>
           <w:b/>
           <w:lang w:val="ar_AE" w:bidi="ar_AE"/>
         </w:rPr>
@@ -5481,6 +6185,22 @@
       </w:r>
       <w:r>
         <w:rPr>
+          <w:lang w:val="ar_AE" w:bidi="ar_AE"/>
+        </w:rPr>
+        <w:t>הַ⁠גֶּ֣פֶן הוֹבִ֔ישָׁה וְ⁠הַ⁠תְּאֵנָ֖ה אֻמְלָ֑לָה רִמּ֞וֹן גַּם־תָּמָ֣ר וְ⁠תַפּ֗וּחַ</w:t>
+      </w:r>
+    </w:p>
+    <w:p>
+      <w:pPr>
+        <w:bidi/>
+      </w:pPr>
+      <w:r>
+        <w:rPr>
+          <w:lang w:val="ar_AE" w:bidi="ar_AE"/>
+        </w:rPr>
+      </w:r>
+      <w:r>
+        <w:rPr>
           <w:b/>
           <w:lang w:val="ar_AE" w:bidi="ar_AE"/>
         </w:rPr>
@@ -5648,6 +6368,22 @@
       </w:r>
       <w:r>
         <w:rPr>
+          <w:lang w:val="ar_AE" w:bidi="ar_AE"/>
+        </w:rPr>
+        <w:t>אֻמְלָ֑לָה</w:t>
+      </w:r>
+    </w:p>
+    <w:p>
+      <w:pPr>
+        <w:bidi/>
+      </w:pPr>
+      <w:r>
+        <w:rPr>
+          <w:lang w:val="ar_AE" w:bidi="ar_AE"/>
+        </w:rPr>
+      </w:r>
+      <w:r>
+        <w:rPr>
           <w:b/>
           <w:lang w:val="ar_AE" w:bidi="ar_AE"/>
         </w:rPr>
@@ -5750,6 +6486,22 @@
       </w:r>
       <w:r>
         <w:rPr>
+          <w:lang w:val="ar_AE" w:bidi="ar_AE"/>
+        </w:rPr>
+        <w:t>וְ⁠הַ⁠תְּאֵנָ֖ה אֻמְלָ֑לָה</w:t>
+      </w:r>
+    </w:p>
+    <w:p>
+      <w:pPr>
+        <w:bidi/>
+      </w:pPr>
+      <w:r>
+        <w:rPr>
+          <w:lang w:val="ar_AE" w:bidi="ar_AE"/>
+        </w:rPr>
+      </w:r>
+      <w:r>
+        <w:rPr>
           <w:b/>
           <w:lang w:val="ar_AE" w:bidi="ar_AE"/>
         </w:rPr>
@@ -5878,6 +6630,22 @@
       </w:r>
       <w:r>
         <w:rPr>
+          <w:lang w:val="ar_AE" w:bidi="ar_AE"/>
+        </w:rPr>
+        <w:t>כָּל־עֲצֵ֤י הַ⁠שָּׂדֶה֙ יָבֵ֔שׁוּ</w:t>
+      </w:r>
+    </w:p>
+    <w:p>
+      <w:pPr>
+        <w:bidi/>
+      </w:pPr>
+      <w:r>
+        <w:rPr>
+          <w:lang w:val="ar_AE" w:bidi="ar_AE"/>
+        </w:rPr>
+      </w:r>
+      <w:r>
+        <w:rPr>
           <w:b/>
           <w:lang w:val="ar_AE" w:bidi="ar_AE"/>
         </w:rPr>
@@ -5980,6 +6748,22 @@
       </w:r>
       <w:r>
         <w:rPr>
+          <w:lang w:val="ar_AE" w:bidi="ar_AE"/>
+        </w:rPr>
+        <w:t>הֹבִ֥ישׁ שָׂשׂ֖וֹן מִן־בְּנֵ֥י אָדָֽם</w:t>
+      </w:r>
+    </w:p>
+    <w:p>
+      <w:pPr>
+        <w:bidi/>
+      </w:pPr>
+      <w:r>
+        <w:rPr>
+          <w:lang w:val="ar_AE" w:bidi="ar_AE"/>
+        </w:rPr>
+      </w:r>
+      <w:r>
+        <w:rPr>
           <w:b/>
           <w:lang w:val="ar_AE" w:bidi="ar_AE"/>
         </w:rPr>
@@ -6121,6 +6905,22 @@
       </w:r>
       <w:r>
         <w:rPr>
+          <w:lang w:val="ar_AE" w:bidi="ar_AE"/>
+        </w:rPr>
+        <w:t>בְּנֵ֥י אָדָֽם</w:t>
+      </w:r>
+    </w:p>
+    <w:p>
+      <w:pPr>
+        <w:bidi/>
+      </w:pPr>
+      <w:r>
+        <w:rPr>
+          <w:lang w:val="ar_AE" w:bidi="ar_AE"/>
+        </w:rPr>
+      </w:r>
+      <w:r>
+        <w:rPr>
           <w:b/>
           <w:lang w:val="ar_AE" w:bidi="ar_AE"/>
         </w:rPr>
@@ -6236,6 +7036,22 @@
       </w:r>
       <w:r>
         <w:rPr>
+          <w:lang w:val="ar_AE" w:bidi="ar_AE"/>
+        </w:rPr>
+        <w:t>חִגְר֨וּ</w:t>
+      </w:r>
+    </w:p>
+    <w:p>
+      <w:pPr>
+        <w:bidi/>
+      </w:pPr>
+      <w:r>
+        <w:rPr>
+          <w:lang w:val="ar_AE" w:bidi="ar_AE"/>
+        </w:rPr>
+      </w:r>
+      <w:r>
+        <w:rPr>
           <w:b/>
           <w:lang w:val="ar_AE" w:bidi="ar_AE"/>
         </w:rPr>
@@ -6351,6 +7167,22 @@
       </w:r>
       <w:r>
         <w:rPr>
+          <w:lang w:val="ar_AE" w:bidi="ar_AE"/>
+        </w:rPr>
+        <w:t>לִ֣ינוּ בַ⁠שַּׂקִּ֔ים</w:t>
+      </w:r>
+    </w:p>
+    <w:p>
+      <w:pPr>
+        <w:bidi/>
+      </w:pPr>
+      <w:r>
+        <w:rPr>
+          <w:lang w:val="ar_AE" w:bidi="ar_AE"/>
+        </w:rPr>
+      </w:r>
+      <w:r>
+        <w:rPr>
           <w:b/>
           <w:lang w:val="ar_AE" w:bidi="ar_AE"/>
         </w:rPr>
@@ -6460,6 +7292,22 @@
       </w:r>
       <w:r>
         <w:rPr>
+          <w:lang w:val="ar_AE" w:bidi="ar_AE"/>
+        </w:rPr>
+        <w:t>נִמְנַ֛ע &amp; מִנְחָ֥ה וָ⁠נָֽסֶךְ</w:t>
+      </w:r>
+    </w:p>
+    <w:p>
+      <w:pPr>
+        <w:bidi/>
+      </w:pPr>
+      <w:r>
+        <w:rPr>
+          <w:lang w:val="ar_AE" w:bidi="ar_AE"/>
+        </w:rPr>
+      </w:r>
+      <w:r>
+        <w:rPr>
           <w:b/>
           <w:lang w:val="ar_AE" w:bidi="ar_AE"/>
         </w:rPr>
@@ -6562,6 +7410,22 @@
       </w:r>
       <w:r>
         <w:rPr>
+          <w:lang w:val="ar_AE" w:bidi="ar_AE"/>
+        </w:rPr>
+        <w:t>אֱלֹהָ֑⁠י</w:t>
+      </w:r>
+    </w:p>
+    <w:p>
+      <w:pPr>
+        <w:bidi/>
+      </w:pPr>
+      <w:r>
+        <w:rPr>
+          <w:lang w:val="ar_AE" w:bidi="ar_AE"/>
+        </w:rPr>
+      </w:r>
+      <w:r>
+        <w:rPr>
           <w:b/>
           <w:lang w:val="ar_AE" w:bidi="ar_AE"/>
         </w:rPr>
@@ -6677,6 +7541,22 @@
       </w:r>
       <w:r>
         <w:rPr>
+          <w:lang w:val="ar_AE" w:bidi="ar_AE"/>
+        </w:rPr>
+        <w:t>אֱלֹהֵי⁠כֶ֖ם</w:t>
+      </w:r>
+    </w:p>
+    <w:p>
+      <w:pPr>
+        <w:bidi/>
+      </w:pPr>
+      <w:r>
+        <w:rPr>
+          <w:lang w:val="ar_AE" w:bidi="ar_AE"/>
+        </w:rPr>
+      </w:r>
+      <w:r>
+        <w:rPr>
           <w:b/>
           <w:lang w:val="ar_AE" w:bidi="ar_AE"/>
         </w:rPr>
@@ -6792,6 +7672,22 @@
       </w:r>
       <w:r>
         <w:rPr>
+          <w:lang w:val="ar_AE" w:bidi="ar_AE"/>
+        </w:rPr>
+        <w:t>קַדְּשׁוּ־צוֹם֙</w:t>
+      </w:r>
+    </w:p>
+    <w:p>
+      <w:pPr>
+        <w:bidi/>
+      </w:pPr>
+      <w:r>
+        <w:rPr>
+          <w:lang w:val="ar_AE" w:bidi="ar_AE"/>
+        </w:rPr>
+      </w:r>
+      <w:r>
+        <w:rPr>
           <w:b/>
           <w:lang w:val="ar_AE" w:bidi="ar_AE"/>
         </w:rPr>
@@ -6894,6 +7790,22 @@
       </w:r>
       <w:r>
         <w:rPr>
+          <w:lang w:val="ar_AE" w:bidi="ar_AE"/>
+        </w:rPr>
+        <w:t>אֱלֹהֵי⁠כֶ֑ם</w:t>
+      </w:r>
+    </w:p>
+    <w:p>
+      <w:pPr>
+        <w:bidi/>
+      </w:pPr>
+      <w:r>
+        <w:rPr>
+          <w:lang w:val="ar_AE" w:bidi="ar_AE"/>
+        </w:rPr>
+      </w:r>
+      <w:r>
+        <w:rPr>
           <w:b/>
           <w:lang w:val="ar_AE" w:bidi="ar_AE"/>
         </w:rPr>
@@ -7009,6 +7921,22 @@
       </w:r>
       <w:r>
         <w:rPr>
+          <w:lang w:val="ar_AE" w:bidi="ar_AE"/>
+        </w:rPr>
+        <w:t>אֲהָ֖הּ לַ⁠יּ֑וֹם</w:t>
+      </w:r>
+    </w:p>
+    <w:p>
+      <w:pPr>
+        <w:bidi/>
+      </w:pPr>
+      <w:r>
+        <w:rPr>
+          <w:lang w:val="ar_AE" w:bidi="ar_AE"/>
+        </w:rPr>
+      </w:r>
+      <w:r>
+        <w:rPr>
           <w:b/>
           <w:lang w:val="ar_AE" w:bidi="ar_AE"/>
         </w:rPr>
@@ -7111,6 +8039,22 @@
       </w:r>
       <w:r>
         <w:rPr>
+          <w:lang w:val="ar_AE" w:bidi="ar_AE"/>
+        </w:rPr>
+        <w:t>אֲהָ֖הּ לַ⁠יּ֑וֹם</w:t>
+      </w:r>
+    </w:p>
+    <w:p>
+      <w:pPr>
+        <w:bidi/>
+      </w:pPr>
+      <w:r>
+        <w:rPr>
+          <w:lang w:val="ar_AE" w:bidi="ar_AE"/>
+        </w:rPr>
+      </w:r>
+      <w:r>
+        <w:rPr>
           <w:b/>
           <w:lang w:val="ar_AE" w:bidi="ar_AE"/>
         </w:rPr>
@@ -7226,6 +8170,22 @@
       </w:r>
       <w:r>
         <w:rPr>
+          <w:lang w:val="ar_AE" w:bidi="ar_AE"/>
+        </w:rPr>
+        <w:t>י֣וֹם יְהוָ֔ה</w:t>
+      </w:r>
+    </w:p>
+    <w:p>
+      <w:pPr>
+        <w:bidi/>
+      </w:pPr>
+      <w:r>
+        <w:rPr>
+          <w:lang w:val="ar_AE" w:bidi="ar_AE"/>
+        </w:rPr>
+      </w:r>
+      <w:r>
+        <w:rPr>
           <w:b/>
           <w:lang w:val="ar_AE" w:bidi="ar_AE"/>
         </w:rPr>
@@ -7341,6 +8301,22 @@
       </w:r>
       <w:r>
         <w:rPr>
+          <w:lang w:val="ar_AE" w:bidi="ar_AE"/>
+        </w:rPr>
+        <w:t>וּ⁠כְ⁠שֹׁ֖ד מִ⁠שַׁדַּ֥י יָבֽוֹא</w:t>
+      </w:r>
+    </w:p>
+    <w:p>
+      <w:pPr>
+        <w:bidi/>
+      </w:pPr>
+      <w:r>
+        <w:rPr>
+          <w:lang w:val="ar_AE" w:bidi="ar_AE"/>
+        </w:rPr>
+      </w:r>
+      <w:r>
+        <w:rPr>
           <w:b/>
           <w:lang w:val="ar_AE" w:bidi="ar_AE"/>
         </w:rPr>
@@ -7456,6 +8432,22 @@
       </w:r>
       <w:r>
         <w:rPr>
+          <w:lang w:val="ar_AE" w:bidi="ar_AE"/>
+        </w:rPr>
+        <w:t>מִ⁠שַׁדַּ֥י</w:t>
+      </w:r>
+    </w:p>
+    <w:p>
+      <w:pPr>
+        <w:bidi/>
+      </w:pPr>
+      <w:r>
+        <w:rPr>
+          <w:lang w:val="ar_AE" w:bidi="ar_AE"/>
+        </w:rPr>
+      </w:r>
+      <w:r>
+        <w:rPr>
           <w:b/>
           <w:lang w:val="ar_AE" w:bidi="ar_AE"/>
         </w:rPr>
@@ -7571,6 +8563,22 @@
       </w:r>
       <w:r>
         <w:rPr>
+          <w:lang w:val="ar_AE" w:bidi="ar_AE"/>
+        </w:rPr>
+        <w:t>הֲ⁠ל֛וֹא נֶ֥גֶד עֵינֵ֖י⁠נוּ אֹ֣כֶל נִכְרָ֑ת מִ⁠בֵּ֥ית אֱלֹהֵ֖י⁠נוּ שִׂמְחָ֥ה וָ⁠גִֽיל</w:t>
+      </w:r>
+    </w:p>
+    <w:p>
+      <w:pPr>
+        <w:bidi/>
+      </w:pPr>
+      <w:r>
+        <w:rPr>
+          <w:lang w:val="ar_AE" w:bidi="ar_AE"/>
+        </w:rPr>
+      </w:r>
+      <w:r>
+        <w:rPr>
           <w:b/>
           <w:lang w:val="ar_AE" w:bidi="ar_AE"/>
         </w:rPr>
@@ -7673,6 +8681,22 @@
       </w:r>
       <w:r>
         <w:rPr>
+          <w:lang w:val="ar_AE" w:bidi="ar_AE"/>
+        </w:rPr>
+        <w:t>הֲ⁠ל֛וֹא נֶ֥גֶד עֵינֵ֖י⁠נוּ אֹ֣כֶל נִכְרָ֑ת</w:t>
+      </w:r>
+    </w:p>
+    <w:p>
+      <w:pPr>
+        <w:bidi/>
+      </w:pPr>
+      <w:r>
+        <w:rPr>
+          <w:lang w:val="ar_AE" w:bidi="ar_AE"/>
+        </w:rPr>
+      </w:r>
+      <w:r>
+        <w:rPr>
           <w:b/>
           <w:lang w:val="ar_AE" w:bidi="ar_AE"/>
         </w:rPr>
@@ -7775,6 +8799,22 @@
       </w:r>
       <w:r>
         <w:rPr>
+          <w:lang w:val="ar_AE" w:bidi="ar_AE"/>
+        </w:rPr>
+        <w:t>נֶ֥גֶד עֵינֵ֖י⁠נוּ</w:t>
+      </w:r>
+    </w:p>
+    <w:p>
+      <w:pPr>
+        <w:bidi/>
+      </w:pPr>
+      <w:r>
+        <w:rPr>
+          <w:lang w:val="ar_AE" w:bidi="ar_AE"/>
+        </w:rPr>
+      </w:r>
+      <w:r>
+        <w:rPr>
           <w:b/>
           <w:lang w:val="ar_AE" w:bidi="ar_AE"/>
         </w:rPr>
@@ -7890,6 +8930,22 @@
       </w:r>
       <w:r>
         <w:rPr>
+          <w:lang w:val="ar_AE" w:bidi="ar_AE"/>
+        </w:rPr>
+        <w:t>מִ⁠בֵּ֥ית אֱלֹהֵ֖י⁠נוּ שִׂמְחָ֥ה וָ⁠גִֽיל</w:t>
+      </w:r>
+    </w:p>
+    <w:p>
+      <w:pPr>
+        <w:bidi/>
+      </w:pPr>
+      <w:r>
+        <w:rPr>
+          <w:lang w:val="ar_AE" w:bidi="ar_AE"/>
+        </w:rPr>
+      </w:r>
+      <w:r>
+        <w:rPr>
           <w:b/>
           <w:lang w:val="ar_AE" w:bidi="ar_AE"/>
         </w:rPr>
@@ -7992,6 +9048,22 @@
       </w:r>
       <w:r>
         <w:rPr>
+          <w:lang w:val="ar_AE" w:bidi="ar_AE"/>
+        </w:rPr>
+        <w:t>שִׂמְחָ֥ה וָ⁠גִֽיל</w:t>
+      </w:r>
+    </w:p>
+    <w:p>
+      <w:pPr>
+        <w:bidi/>
+      </w:pPr>
+      <w:r>
+        <w:rPr>
+          <w:lang w:val="ar_AE" w:bidi="ar_AE"/>
+        </w:rPr>
+      </w:r>
+      <w:r>
+        <w:rPr>
           <w:b/>
           <w:lang w:val="ar_AE" w:bidi="ar_AE"/>
         </w:rPr>
@@ -8107,6 +9179,22 @@
       </w:r>
       <w:r>
         <w:rPr>
+          <w:lang w:val="ar_AE" w:bidi="ar_AE"/>
+        </w:rPr>
+        <w:t>נֶהֶרְס֖וּ מַמְּגֻר֑וֹת</w:t>
+      </w:r>
+    </w:p>
+    <w:p>
+      <w:pPr>
+        <w:bidi/>
+      </w:pPr>
+      <w:r>
+        <w:rPr>
+          <w:lang w:val="ar_AE" w:bidi="ar_AE"/>
+        </w:rPr>
+      </w:r>
+      <w:r>
+        <w:rPr>
           <w:b/>
           <w:lang w:val="ar_AE" w:bidi="ar_AE"/>
         </w:rPr>
@@ -8209,6 +9297,22 @@
       </w:r>
       <w:r>
         <w:rPr>
+          <w:lang w:val="ar_AE" w:bidi="ar_AE"/>
+        </w:rPr>
+        <w:t>הֹבִ֖ישׁ דָּגָֽן</w:t>
+      </w:r>
+    </w:p>
+    <w:p>
+      <w:pPr>
+        <w:bidi/>
+      </w:pPr>
+      <w:r>
+        <w:rPr>
+          <w:lang w:val="ar_AE" w:bidi="ar_AE"/>
+        </w:rPr>
+      </w:r>
+      <w:r>
+        <w:rPr>
           <w:b/>
           <w:lang w:val="ar_AE" w:bidi="ar_AE"/>
         </w:rPr>
@@ -8337,6 +9441,22 @@
       </w:r>
       <w:r>
         <w:rPr>
+          <w:lang w:val="ar_AE" w:bidi="ar_AE"/>
+        </w:rPr>
+        <w:t>מַה־נֶּאֶנְחָ֣ה בְהֵמָ֗ה</w:t>
+      </w:r>
+    </w:p>
+    <w:p>
+      <w:pPr>
+        <w:bidi/>
+      </w:pPr>
+      <w:r>
+        <w:rPr>
+          <w:lang w:val="ar_AE" w:bidi="ar_AE"/>
+        </w:rPr>
+      </w:r>
+      <w:r>
+        <w:rPr>
           <w:b/>
           <w:lang w:val="ar_AE" w:bidi="ar_AE"/>
         </w:rPr>
@@ -8439,6 +9559,22 @@
       </w:r>
       <w:r>
         <w:rPr>
+          <w:lang w:val="ar_AE" w:bidi="ar_AE"/>
+        </w:rPr>
+        <w:t>מַה־נֶּאֶנְחָ֣ה בְהֵמָ֗ה</w:t>
+      </w:r>
+    </w:p>
+    <w:p>
+      <w:pPr>
+        <w:bidi/>
+      </w:pPr>
+      <w:r>
+        <w:rPr>
+          <w:lang w:val="ar_AE" w:bidi="ar_AE"/>
+        </w:rPr>
+      </w:r>
+      <w:r>
+        <w:rPr>
           <w:b/>
           <w:lang w:val="ar_AE" w:bidi="ar_AE"/>
         </w:rPr>
@@ -8554,6 +9690,22 @@
       </w:r>
       <w:r>
         <w:rPr>
+          <w:lang w:val="ar_AE" w:bidi="ar_AE"/>
+        </w:rPr>
+        <w:t>נָבֹ֨כוּ֙ עֶדְרֵ֣י בָקָ֔ר</w:t>
+      </w:r>
+    </w:p>
+    <w:p>
+      <w:pPr>
+        <w:bidi/>
+      </w:pPr>
+      <w:r>
+        <w:rPr>
+          <w:lang w:val="ar_AE" w:bidi="ar_AE"/>
+        </w:rPr>
+      </w:r>
+      <w:r>
+        <w:rPr>
           <w:b/>
           <w:lang w:val="ar_AE" w:bidi="ar_AE"/>
         </w:rPr>
@@ -8656,6 +9808,22 @@
       </w:r>
       <w:r>
         <w:rPr>
+          <w:lang w:val="ar_AE" w:bidi="ar_AE"/>
+        </w:rPr>
+        <w:t>עֶדְרֵ֥י הַ⁠צֹּ֖אן נֶאְשָֽׁמוּ</w:t>
+      </w:r>
+    </w:p>
+    <w:p>
+      <w:pPr>
+        <w:bidi/>
+      </w:pPr>
+      <w:r>
+        <w:rPr>
+          <w:lang w:val="ar_AE" w:bidi="ar_AE"/>
+        </w:rPr>
+      </w:r>
+      <w:r>
+        <w:rPr>
           <w:b/>
           <w:lang w:val="ar_AE" w:bidi="ar_AE"/>
         </w:rPr>
@@ -8758,6 +9926,22 @@
       </w:r>
       <w:r>
         <w:rPr>
+          <w:lang w:val="ar_AE" w:bidi="ar_AE"/>
+        </w:rPr>
+        <w:t>עֶדְרֵ֥י הַ⁠צֹּ֖אן נֶאְשָֽׁמוּ</w:t>
+      </w:r>
+    </w:p>
+    <w:p>
+      <w:pPr>
+        <w:bidi/>
+      </w:pPr>
+      <w:r>
+        <w:rPr>
+          <w:lang w:val="ar_AE" w:bidi="ar_AE"/>
+        </w:rPr>
+      </w:r>
+      <w:r>
+        <w:rPr>
           <w:b/>
           <w:lang w:val="ar_AE" w:bidi="ar_AE"/>
         </w:rPr>
@@ -8860,6 +10044,22 @@
       </w:r>
       <w:r>
         <w:rPr>
+          <w:lang w:val="ar_AE" w:bidi="ar_AE"/>
+        </w:rPr>
+        <w:t>אֵלֶ֥י⁠ךָ יְהוָ֖ה אֶקְרָ֑א</w:t>
+      </w:r>
+    </w:p>
+    <w:p>
+      <w:pPr>
+        <w:bidi/>
+      </w:pPr>
+      <w:r>
+        <w:rPr>
+          <w:lang w:val="ar_AE" w:bidi="ar_AE"/>
+        </w:rPr>
+      </w:r>
+      <w:r>
+        <w:rPr>
           <w:b/>
           <w:lang w:val="ar_AE" w:bidi="ar_AE"/>
         </w:rPr>
@@ -8962,6 +10162,22 @@
       </w:r>
       <w:r>
         <w:rPr>
+          <w:lang w:val="ar_AE" w:bidi="ar_AE"/>
+        </w:rPr>
+        <w:t>כִּ֣י אֵ֗שׁ אָֽכְלָה֙ נְא֣וֹת מִדְבָּ֔ר</w:t>
+      </w:r>
+    </w:p>
+    <w:p>
+      <w:pPr>
+        <w:bidi/>
+      </w:pPr>
+      <w:r>
+        <w:rPr>
+          <w:lang w:val="ar_AE" w:bidi="ar_AE"/>
+        </w:rPr>
+      </w:r>
+      <w:r>
+        <w:rPr>
           <w:b/>
           <w:lang w:val="ar_AE" w:bidi="ar_AE"/>
         </w:rPr>
@@ -9077,6 +10293,22 @@
       </w:r>
       <w:r>
         <w:rPr>
+          <w:lang w:val="ar_AE" w:bidi="ar_AE"/>
+        </w:rPr>
+        <w:t>וְ⁠לֶ֣הָבָ֔ה לִהֲטָ֖ה כָּל־עֲצֵ֥י הַ⁠שָּׂדֶֽה</w:t>
+      </w:r>
+    </w:p>
+    <w:p>
+      <w:pPr>
+        <w:bidi/>
+      </w:pPr>
+      <w:r>
+        <w:rPr>
+          <w:lang w:val="ar_AE" w:bidi="ar_AE"/>
+        </w:rPr>
+      </w:r>
+      <w:r>
+        <w:rPr>
           <w:b/>
           <w:lang w:val="ar_AE" w:bidi="ar_AE"/>
         </w:rPr>
@@ -9205,6 +10437,22 @@
       </w:r>
       <w:r>
         <w:rPr>
+          <w:lang w:val="ar_AE" w:bidi="ar_AE"/>
+        </w:rPr>
+        <w:t>וְ⁠לֶ֣הָבָ֔ה לִהֲטָ֖ה כָּל־עֲצֵ֥י הַ⁠שָּׂדֶֽה</w:t>
+      </w:r>
+    </w:p>
+    <w:p>
+      <w:pPr>
+        <w:bidi/>
+      </w:pPr>
+      <w:r>
+        <w:rPr>
+          <w:lang w:val="ar_AE" w:bidi="ar_AE"/>
+        </w:rPr>
+      </w:r>
+      <w:r>
+        <w:rPr>
           <w:b/>
           <w:lang w:val="ar_AE" w:bidi="ar_AE"/>
         </w:rPr>
@@ -9307,6 +10555,22 @@
         <w:rPr>
           <w:lang w:val="ar_AE" w:bidi="ar_AE"/>
         </w:rPr>
+      </w:r>
+    </w:p>
+    <w:p>
+      <w:pPr>
+        <w:bidi/>
+      </w:pPr>
+      <w:r>
+        <w:rPr>
+          <w:lang w:val="ar_AE" w:bidi="ar_AE"/>
+        </w:rPr>
+      </w:r>
+      <w:r>
+        <w:rPr>
+          <w:lang w:val="ar_AE" w:bidi="ar_AE"/>
+        </w:rPr>
+        <w:t>אֵלֶ֑י⁠ךָ</w:t>
       </w:r>
     </w:p>
     <w:p>
@@ -9555,6 +10819,22 @@
       </w:r>
       <w:r>
         <w:rPr>
+          <w:lang w:val="ar_AE" w:bidi="ar_AE"/>
+        </w:rPr>
+        <w:t>תִּקְע֨וּ שׁוֹפָ֜ר בְּ⁠צִיּ֗וֹן וְ⁠הָרִ֨יעוּ֙ בְּ⁠הַ֣ר קָדְשִׁ֔⁠י</w:t>
+      </w:r>
+    </w:p>
+    <w:p>
+      <w:pPr>
+        <w:bidi/>
+      </w:pPr>
+      <w:r>
+        <w:rPr>
+          <w:lang w:val="ar_AE" w:bidi="ar_AE"/>
+        </w:rPr>
+      </w:r>
+      <w:r>
+        <w:rPr>
           <w:b/>
           <w:lang w:val="ar_AE" w:bidi="ar_AE"/>
         </w:rPr>
@@ -9657,6 +10937,22 @@
       </w:r>
       <w:r>
         <w:rPr>
+          <w:lang w:val="ar_AE" w:bidi="ar_AE"/>
+        </w:rPr>
+        <w:t>שׁוֹפָ֜ר</w:t>
+      </w:r>
+    </w:p>
+    <w:p>
+      <w:pPr>
+        <w:bidi/>
+      </w:pPr>
+      <w:r>
+        <w:rPr>
+          <w:lang w:val="ar_AE" w:bidi="ar_AE"/>
+        </w:rPr>
+      </w:r>
+      <w:r>
+        <w:rPr>
           <w:b/>
           <w:lang w:val="ar_AE" w:bidi="ar_AE"/>
         </w:rPr>
@@ -9772,6 +11068,22 @@
       </w:r>
       <w:r>
         <w:rPr>
+          <w:lang w:val="ar_AE" w:bidi="ar_AE"/>
+        </w:rPr>
+        <w:t>שׁוֹפָ֜ר</w:t>
+      </w:r>
+    </w:p>
+    <w:p>
+      <w:pPr>
+        <w:bidi/>
+      </w:pPr>
+      <w:r>
+        <w:rPr>
+          <w:lang w:val="ar_AE" w:bidi="ar_AE"/>
+        </w:rPr>
+      </w:r>
+      <w:r>
+        <w:rPr>
           <w:b/>
           <w:lang w:val="ar_AE" w:bidi="ar_AE"/>
         </w:rPr>
@@ -9887,6 +11199,22 @@
       </w:r>
       <w:r>
         <w:rPr>
+          <w:lang w:val="ar_AE" w:bidi="ar_AE"/>
+        </w:rPr>
+        <w:t>בְּ⁠הַ֣ר קָדְשִׁ֔⁠י</w:t>
+      </w:r>
+    </w:p>
+    <w:p>
+      <w:pPr>
+        <w:bidi/>
+      </w:pPr>
+      <w:r>
+        <w:rPr>
+          <w:lang w:val="ar_AE" w:bidi="ar_AE"/>
+        </w:rPr>
+      </w:r>
+      <w:r>
+        <w:rPr>
           <w:b/>
           <w:lang w:val="ar_AE" w:bidi="ar_AE"/>
         </w:rPr>
@@ -9989,6 +11317,22 @@
         <w:rPr>
           <w:lang w:val="ar_AE" w:bidi="ar_AE"/>
         </w:rPr>
+      </w:r>
+    </w:p>
+    <w:p>
+      <w:pPr>
+        <w:bidi/>
+      </w:pPr>
+      <w:r>
+        <w:rPr>
+          <w:lang w:val="ar_AE" w:bidi="ar_AE"/>
+        </w:rPr>
+      </w:r>
+      <w:r>
+        <w:rPr>
+          <w:lang w:val="ar_AE" w:bidi="ar_AE"/>
+        </w:rPr>
+        <w:t>יִרְגְּז֕וּ</w:t>
       </w:r>
     </w:p>
     <w:p>
@@ -10237,6 +11581,22 @@
       </w:r>
       <w:r>
         <w:rPr>
+          <w:lang w:val="ar_AE" w:bidi="ar_AE"/>
+        </w:rPr>
+        <w:t>י֧וֹם חֹ֣שֶׁךְ וַ⁠אֲפֵלָ֗ה י֤וֹם עָנָן֙ וַ⁠עֲרָפֶ֔ל</w:t>
+      </w:r>
+    </w:p>
+    <w:p>
+      <w:pPr>
+        <w:bidi/>
+      </w:pPr>
+      <w:r>
+        <w:rPr>
+          <w:lang w:val="ar_AE" w:bidi="ar_AE"/>
+        </w:rPr>
+      </w:r>
+      <w:r>
+        <w:rPr>
           <w:b/>
           <w:lang w:val="ar_AE" w:bidi="ar_AE"/>
         </w:rPr>
@@ -10352,6 +11712,22 @@
       </w:r>
       <w:r>
         <w:rPr>
+          <w:lang w:val="ar_AE" w:bidi="ar_AE"/>
+        </w:rPr>
+        <w:t>חֹ֣שֶׁךְ וַ⁠אֲפֵלָ֗ה</w:t>
+      </w:r>
+    </w:p>
+    <w:p>
+      <w:pPr>
+        <w:bidi/>
+      </w:pPr>
+      <w:r>
+        <w:rPr>
+          <w:lang w:val="ar_AE" w:bidi="ar_AE"/>
+        </w:rPr>
+      </w:r>
+      <w:r>
+        <w:rPr>
           <w:b/>
           <w:lang w:val="ar_AE" w:bidi="ar_AE"/>
         </w:rPr>
@@ -10467,6 +11843,22 @@
       </w:r>
       <w:r>
         <w:rPr>
+          <w:lang w:val="ar_AE" w:bidi="ar_AE"/>
+        </w:rPr>
+        <w:t>עָנָן֙ וַ⁠עֲרָפֶ֔ל</w:t>
+      </w:r>
+    </w:p>
+    <w:p>
+      <w:pPr>
+        <w:bidi/>
+      </w:pPr>
+      <w:r>
+        <w:rPr>
+          <w:lang w:val="ar_AE" w:bidi="ar_AE"/>
+        </w:rPr>
+      </w:r>
+      <w:r>
+        <w:rPr>
           <w:b/>
           <w:lang w:val="ar_AE" w:bidi="ar_AE"/>
         </w:rPr>
@@ -10582,6 +11974,22 @@
       </w:r>
       <w:r>
         <w:rPr>
+          <w:lang w:val="ar_AE" w:bidi="ar_AE"/>
+        </w:rPr>
+        <w:t>כְּ⁠שַׁ֖חַר פָּרֻ֣שׂ עַל־הֶֽ⁠הָרִ֑ים</w:t>
+      </w:r>
+    </w:p>
+    <w:p>
+      <w:pPr>
+        <w:bidi/>
+      </w:pPr>
+      <w:r>
+        <w:rPr>
+          <w:lang w:val="ar_AE" w:bidi="ar_AE"/>
+        </w:rPr>
+      </w:r>
+      <w:r>
+        <w:rPr>
           <w:b/>
           <w:lang w:val="ar_AE" w:bidi="ar_AE"/>
         </w:rPr>
@@ -10684,6 +12092,22 @@
       </w:r>
       <w:r>
         <w:rPr>
+          <w:lang w:val="ar_AE" w:bidi="ar_AE"/>
+        </w:rPr>
+        <w:t>כְּ⁠שַׁ֖חַר פָּרֻ֣שׂ עַל־הֶֽ⁠הָרִ֑ים</w:t>
+      </w:r>
+    </w:p>
+    <w:p>
+      <w:pPr>
+        <w:bidi/>
+      </w:pPr>
+      <w:r>
+        <w:rPr>
+          <w:lang w:val="ar_AE" w:bidi="ar_AE"/>
+        </w:rPr>
+      </w:r>
+      <w:r>
+        <w:rPr>
           <w:b/>
           <w:lang w:val="ar_AE" w:bidi="ar_AE"/>
         </w:rPr>
@@ -10786,6 +12210,22 @@
       </w:r>
       <w:r>
         <w:rPr>
+          <w:lang w:val="ar_AE" w:bidi="ar_AE"/>
+        </w:rPr>
+        <w:t>כְּ⁠שַׁ֖חַר</w:t>
+      </w:r>
+    </w:p>
+    <w:p>
+      <w:pPr>
+        <w:bidi/>
+      </w:pPr>
+      <w:r>
+        <w:rPr>
+          <w:lang w:val="ar_AE" w:bidi="ar_AE"/>
+        </w:rPr>
+      </w:r>
+      <w:r>
+        <w:rPr>
           <w:b/>
           <w:lang w:val="ar_AE" w:bidi="ar_AE"/>
         </w:rPr>
@@ -10901,6 +12341,22 @@
       </w:r>
       <w:r>
         <w:rPr>
+          <w:lang w:val="ar_AE" w:bidi="ar_AE"/>
+        </w:rPr>
+        <w:t>עַ֚ם רַ֣ב וְ⁠עָצ֔וּם</w:t>
+      </w:r>
+    </w:p>
+    <w:p>
+      <w:pPr>
+        <w:bidi/>
+      </w:pPr>
+      <w:r>
+        <w:rPr>
+          <w:lang w:val="ar_AE" w:bidi="ar_AE"/>
+        </w:rPr>
+      </w:r>
+      <w:r>
+        <w:rPr>
           <w:b/>
           <w:lang w:val="ar_AE" w:bidi="ar_AE"/>
         </w:rPr>
@@ -11003,6 +12459,22 @@
       </w:r>
       <w:r>
         <w:rPr>
+          <w:lang w:val="ar_AE" w:bidi="ar_AE"/>
+        </w:rPr>
+        <w:t>עַ֚ם רַ֣ב וְ⁠עָצ֔וּם</w:t>
+      </w:r>
+    </w:p>
+    <w:p>
+      <w:pPr>
+        <w:bidi/>
+      </w:pPr>
+      <w:r>
+        <w:rPr>
+          <w:lang w:val="ar_AE" w:bidi="ar_AE"/>
+        </w:rPr>
+      </w:r>
+      <w:r>
+        <w:rPr>
           <w:b/>
           <w:lang w:val="ar_AE" w:bidi="ar_AE"/>
         </w:rPr>
@@ -11118,6 +12590,22 @@
       </w:r>
       <w:r>
         <w:rPr>
+          <w:lang w:val="ar_AE" w:bidi="ar_AE"/>
+        </w:rPr>
+        <w:t>כָּמֹ֗⁠הוּ לֹ֤א נִֽהְיָה֙ מִן־הָ֣⁠עוֹלָ֔ם וְ⁠אַֽחֲרָי⁠ו֙ לֹ֣א יוֹסֵ֔ף עַד־שְׁנֵ֖י דּ֥וֹר וָ⁠דֽוֹר</w:t>
+      </w:r>
+    </w:p>
+    <w:p>
+      <w:pPr>
+        <w:bidi/>
+      </w:pPr>
+      <w:r>
+        <w:rPr>
+          <w:lang w:val="ar_AE" w:bidi="ar_AE"/>
+        </w:rPr>
+      </w:r>
+      <w:r>
+        <w:rPr>
           <w:b/>
           <w:lang w:val="ar_AE" w:bidi="ar_AE"/>
         </w:rPr>
@@ -11220,6 +12708,22 @@
       </w:r>
       <w:r>
         <w:rPr>
+          <w:lang w:val="ar_AE" w:bidi="ar_AE"/>
+        </w:rPr>
+        <w:t>עַד־שְׁנֵ֖י דּ֥וֹר וָ⁠דֽוֹר</w:t>
+      </w:r>
+    </w:p>
+    <w:p>
+      <w:pPr>
+        <w:bidi/>
+      </w:pPr>
+      <w:r>
+        <w:rPr>
+          <w:lang w:val="ar_AE" w:bidi="ar_AE"/>
+        </w:rPr>
+      </w:r>
+      <w:r>
+        <w:rPr>
           <w:b/>
           <w:lang w:val="ar_AE" w:bidi="ar_AE"/>
         </w:rPr>
@@ -11322,6 +12826,22 @@
       </w:r>
       <w:r>
         <w:rPr>
+          <w:lang w:val="ar_AE" w:bidi="ar_AE"/>
+        </w:rPr>
+        <w:t>לְ⁠פָנָי⁠ו֙ אָ֣כְלָה אֵ֔שׁ וְ⁠אַחֲרָ֖י⁠ו תְּלַהֵ֣ט לֶֽהָבָ֑ה כְּ⁠גַן־עֵ֨דֶן הָ⁠אָ֜רֶץ לְ⁠פָנָ֗י⁠ו וְ⁠אַֽחֲרָי⁠ו֙ מִדְבַּ֣ר שְׁמָמָ֔ה וְ⁠גַם־פְּלֵיטָ֖ה לֹא־הָ֥יְתָה לּֽ⁠וֹ</w:t>
+      </w:r>
+    </w:p>
+    <w:p>
+      <w:pPr>
+        <w:bidi/>
+      </w:pPr>
+      <w:r>
+        <w:rPr>
+          <w:lang w:val="ar_AE" w:bidi="ar_AE"/>
+        </w:rPr>
+      </w:r>
+      <w:r>
+        <w:rPr>
           <w:b/>
           <w:lang w:val="ar_AE" w:bidi="ar_AE"/>
         </w:rPr>
@@ -11450,6 +12970,22 @@
       </w:r>
       <w:r>
         <w:rPr>
+          <w:lang w:val="ar_AE" w:bidi="ar_AE"/>
+        </w:rPr>
+        <w:t>לְ⁠פָנָי⁠ו֙ אָ֣כְלָה אֵ֔שׁ וְ⁠אַחֲרָ֖י⁠ו תְּלַהֵ֣ט לֶֽהָבָ֑ה</w:t>
+      </w:r>
+    </w:p>
+    <w:p>
+      <w:pPr>
+        <w:bidi/>
+      </w:pPr>
+      <w:r>
+        <w:rPr>
+          <w:lang w:val="ar_AE" w:bidi="ar_AE"/>
+        </w:rPr>
+      </w:r>
+      <w:r>
+        <w:rPr>
           <w:b/>
           <w:lang w:val="ar_AE" w:bidi="ar_AE"/>
         </w:rPr>
@@ -11578,6 +13114,22 @@
       </w:r>
       <w:r>
         <w:rPr>
+          <w:lang w:val="ar_AE" w:bidi="ar_AE"/>
+        </w:rPr>
+        <w:t>לְ⁠פָנָי⁠ו֙ אָ֣כְלָה אֵ֔שׁ</w:t>
+      </w:r>
+    </w:p>
+    <w:p>
+      <w:pPr>
+        <w:bidi/>
+      </w:pPr>
+      <w:r>
+        <w:rPr>
+          <w:lang w:val="ar_AE" w:bidi="ar_AE"/>
+        </w:rPr>
+      </w:r>
+      <w:r>
+        <w:rPr>
           <w:b/>
           <w:lang w:val="ar_AE" w:bidi="ar_AE"/>
         </w:rPr>
@@ -11693,6 +13245,22 @@
       </w:r>
       <w:r>
         <w:rPr>
+          <w:lang w:val="ar_AE" w:bidi="ar_AE"/>
+        </w:rPr>
+        <w:t>כְּ⁠גַן־עֵ֨דֶן הָ⁠אָ֜רֶץ לְ⁠פָנָ֗י⁠ו</w:t>
+      </w:r>
+    </w:p>
+    <w:p>
+      <w:pPr>
+        <w:bidi/>
+      </w:pPr>
+      <w:r>
+        <w:rPr>
+          <w:lang w:val="ar_AE" w:bidi="ar_AE"/>
+        </w:rPr>
+      </w:r>
+      <w:r>
+        <w:rPr>
           <w:b/>
           <w:lang w:val="ar_AE" w:bidi="ar_AE"/>
         </w:rPr>
@@ -11795,6 +13363,22 @@
       </w:r>
       <w:r>
         <w:rPr>
+          <w:lang w:val="ar_AE" w:bidi="ar_AE"/>
+        </w:rPr>
+        <w:t>מִדְבַּ֣ר שְׁמָמָ֔ה</w:t>
+      </w:r>
+    </w:p>
+    <w:p>
+      <w:pPr>
+        <w:bidi/>
+      </w:pPr>
+      <w:r>
+        <w:rPr>
+          <w:lang w:val="ar_AE" w:bidi="ar_AE"/>
+        </w:rPr>
+      </w:r>
+      <w:r>
+        <w:rPr>
           <w:b/>
           <w:lang w:val="ar_AE" w:bidi="ar_AE"/>
         </w:rPr>
@@ -11910,6 +13494,22 @@
       </w:r>
       <w:r>
         <w:rPr>
+          <w:lang w:val="ar_AE" w:bidi="ar_AE"/>
+        </w:rPr>
+        <w:t>וְ⁠גַם־פְּלֵיטָ֖ה לֹא־הָ֥יְתָה לּֽ⁠וֹ</w:t>
+      </w:r>
+    </w:p>
+    <w:p>
+      <w:pPr>
+        <w:bidi/>
+      </w:pPr>
+      <w:r>
+        <w:rPr>
+          <w:lang w:val="ar_AE" w:bidi="ar_AE"/>
+        </w:rPr>
+      </w:r>
+      <w:r>
+        <w:rPr>
           <w:b/>
           <w:lang w:val="ar_AE" w:bidi="ar_AE"/>
         </w:rPr>
@@ -12012,6 +13612,22 @@
       </w:r>
       <w:r>
         <w:rPr>
+          <w:lang w:val="ar_AE" w:bidi="ar_AE"/>
+        </w:rPr>
+        <w:t>פְּלֵיטָ֖ה לֹא־הָ֥יְתָה לּֽ⁠וֹ</w:t>
+      </w:r>
+    </w:p>
+    <w:p>
+      <w:pPr>
+        <w:bidi/>
+      </w:pPr>
+      <w:r>
+        <w:rPr>
+          <w:lang w:val="ar_AE" w:bidi="ar_AE"/>
+        </w:rPr>
+      </w:r>
+      <w:r>
+        <w:rPr>
           <w:b/>
           <w:lang w:val="ar_AE" w:bidi="ar_AE"/>
         </w:rPr>
@@ -12127,6 +13743,22 @@
       </w:r>
       <w:r>
         <w:rPr>
+          <w:lang w:val="ar_AE" w:bidi="ar_AE"/>
+        </w:rPr>
+        <w:t>כְּ⁠מַרְאֵ֥ה סוּסִ֖ים מַרְאֵ֑⁠הוּ</w:t>
+      </w:r>
+    </w:p>
+    <w:p>
+      <w:pPr>
+        <w:bidi/>
+      </w:pPr>
+      <w:r>
+        <w:rPr>
+          <w:lang w:val="ar_AE" w:bidi="ar_AE"/>
+        </w:rPr>
+      </w:r>
+      <w:r>
+        <w:rPr>
           <w:b/>
           <w:lang w:val="ar_AE" w:bidi="ar_AE"/>
         </w:rPr>
@@ -12229,6 +13861,22 @@
       </w:r>
       <w:r>
         <w:rPr>
+          <w:lang w:val="ar_AE" w:bidi="ar_AE"/>
+        </w:rPr>
+        <w:t>כְּ⁠מַרְאֵ֥ה &amp; מַרְאֵ֑⁠הוּ</w:t>
+      </w:r>
+    </w:p>
+    <w:p>
+      <w:pPr>
+        <w:bidi/>
+      </w:pPr>
+      <w:r>
+        <w:rPr>
+          <w:lang w:val="ar_AE" w:bidi="ar_AE"/>
+        </w:rPr>
+      </w:r>
+      <w:r>
+        <w:rPr>
           <w:b/>
           <w:lang w:val="ar_AE" w:bidi="ar_AE"/>
         </w:rPr>
@@ -12331,6 +13979,22 @@
       </w:r>
       <w:r>
         <w:rPr>
+          <w:lang w:val="ar_AE" w:bidi="ar_AE"/>
+        </w:rPr>
+        <w:t>וּ⁠כְ⁠פָרָשִׁ֖ים כֵּ֥ן יְרוּצֽוּ⁠ן</w:t>
+      </w:r>
+    </w:p>
+    <w:p>
+      <w:pPr>
+        <w:bidi/>
+      </w:pPr>
+      <w:r>
+        <w:rPr>
+          <w:lang w:val="ar_AE" w:bidi="ar_AE"/>
+        </w:rPr>
+      </w:r>
+      <w:r>
+        <w:rPr>
           <w:b/>
           <w:lang w:val="ar_AE" w:bidi="ar_AE"/>
         </w:rPr>
@@ -12433,6 +14097,22 @@
       </w:r>
       <w:r>
         <w:rPr>
+          <w:lang w:val="ar_AE" w:bidi="ar_AE"/>
+        </w:rPr>
+        <w:t>כְּ⁠ק֣וֹל מַרְכָּב֗וֹת עַל־רָאשֵׁ֤י הֶֽ⁠הָרִים֙ יְרַקֵּד֔וּ⁠ן</w:t>
+      </w:r>
+    </w:p>
+    <w:p>
+      <w:pPr>
+        <w:bidi/>
+      </w:pPr>
+      <w:r>
+        <w:rPr>
+          <w:lang w:val="ar_AE" w:bidi="ar_AE"/>
+        </w:rPr>
+      </w:r>
+      <w:r>
+        <w:rPr>
           <w:b/>
           <w:lang w:val="ar_AE" w:bidi="ar_AE"/>
         </w:rPr>
@@ -12525,6 +14205,22 @@
       </w:r>
       <w:r>
         <w:rPr>
+          <w:lang w:val="ar_AE" w:bidi="ar_AE"/>
+        </w:rPr>
+        <w:t>כְּ⁠קוֹל֙ לַ֣הַב אֵ֔שׁ אֹכְלָ֖ה קָ֑שׁ</w:t>
+      </w:r>
+    </w:p>
+    <w:p>
+      <w:pPr>
+        <w:bidi/>
+      </w:pPr>
+      <w:r>
+        <w:rPr>
+          <w:lang w:val="ar_AE" w:bidi="ar_AE"/>
+        </w:rPr>
+      </w:r>
+      <w:r>
+        <w:rPr>
           <w:b/>
           <w:lang w:val="ar_AE" w:bidi="ar_AE"/>
         </w:rPr>
@@ -12627,6 +14323,22 @@
       </w:r>
       <w:r>
         <w:rPr>
+          <w:lang w:val="ar_AE" w:bidi="ar_AE"/>
+        </w:rPr>
+        <w:t>כְּ⁠עַ֣ם עָצ֔וּם עֱר֖וּךְ מִלְחָמָֽה</w:t>
+      </w:r>
+    </w:p>
+    <w:p>
+      <w:pPr>
+        <w:bidi/>
+      </w:pPr>
+      <w:r>
+        <w:rPr>
+          <w:lang w:val="ar_AE" w:bidi="ar_AE"/>
+        </w:rPr>
+      </w:r>
+      <w:r>
+        <w:rPr>
           <w:b/>
           <w:lang w:val="ar_AE" w:bidi="ar_AE"/>
         </w:rPr>
@@ -12729,6 +14441,22 @@
       </w:r>
       <w:r>
         <w:rPr>
+          <w:lang w:val="ar_AE" w:bidi="ar_AE"/>
+        </w:rPr>
+        <w:t>כְּ⁠עַ֣ם עָצ֔וּם עֱר֖וּךְ מִלְחָמָֽה</w:t>
+      </w:r>
+    </w:p>
+    <w:p>
+      <w:pPr>
+        <w:bidi/>
+      </w:pPr>
+      <w:r>
+        <w:rPr>
+          <w:lang w:val="ar_AE" w:bidi="ar_AE"/>
+        </w:rPr>
+      </w:r>
+      <w:r>
+        <w:rPr>
           <w:b/>
           <w:lang w:val="ar_AE" w:bidi="ar_AE"/>
         </w:rPr>
@@ -12831,6 +14559,22 @@
       </w:r>
       <w:r>
         <w:rPr>
+          <w:lang w:val="ar_AE" w:bidi="ar_AE"/>
+        </w:rPr>
+        <w:t>כְּ⁠עַ֣ם עָצ֔וּם עֱר֖וּךְ מִלְחָמָֽה</w:t>
+      </w:r>
+    </w:p>
+    <w:p>
+      <w:pPr>
+        <w:bidi/>
+      </w:pPr>
+      <w:r>
+        <w:rPr>
+          <w:lang w:val="ar_AE" w:bidi="ar_AE"/>
+        </w:rPr>
+      </w:r>
+      <w:r>
+        <w:rPr>
           <w:b/>
           <w:lang w:val="ar_AE" w:bidi="ar_AE"/>
         </w:rPr>
@@ -12933,6 +14677,22 @@
       </w:r>
       <w:r>
         <w:rPr>
+          <w:lang w:val="ar_AE" w:bidi="ar_AE"/>
+        </w:rPr>
+        <w:t>יָחִ֣ילוּ</w:t>
+      </w:r>
+    </w:p>
+    <w:p>
+      <w:pPr>
+        <w:bidi/>
+      </w:pPr>
+      <w:r>
+        <w:rPr>
+          <w:lang w:val="ar_AE" w:bidi="ar_AE"/>
+        </w:rPr>
+      </w:r>
+      <w:r>
+        <w:rPr>
           <w:b/>
           <w:lang w:val="ar_AE" w:bidi="ar_AE"/>
         </w:rPr>
@@ -13048,6 +14808,22 @@
       </w:r>
       <w:r>
         <w:rPr>
+          <w:lang w:val="ar_AE" w:bidi="ar_AE"/>
+        </w:rPr>
+        <w:t>קִבְּצ֥וּ פָארֽוּר</w:t>
+      </w:r>
+    </w:p>
+    <w:p>
+      <w:pPr>
+        <w:bidi/>
+      </w:pPr>
+      <w:r>
+        <w:rPr>
+          <w:lang w:val="ar_AE" w:bidi="ar_AE"/>
+        </w:rPr>
+      </w:r>
+      <w:r>
+        <w:rPr>
           <w:b/>
           <w:lang w:val="ar_AE" w:bidi="ar_AE"/>
         </w:rPr>
@@ -13163,6 +14939,22 @@
       </w:r>
       <w:r>
         <w:rPr>
+          <w:lang w:val="ar_AE" w:bidi="ar_AE"/>
+        </w:rPr>
+        <w:t>כְּ⁠גִבּוֹרִ֣ים יְרֻצ֔וּ⁠ן</w:t>
+      </w:r>
+    </w:p>
+    <w:p>
+      <w:pPr>
+        <w:bidi/>
+      </w:pPr>
+      <w:r>
+        <w:rPr>
+          <w:lang w:val="ar_AE" w:bidi="ar_AE"/>
+        </w:rPr>
+      </w:r>
+      <w:r>
+        <w:rPr>
           <w:b/>
           <w:lang w:val="ar_AE" w:bidi="ar_AE"/>
         </w:rPr>
@@ -13265,6 +15057,22 @@
       </w:r>
       <w:r>
         <w:rPr>
+          <w:lang w:val="ar_AE" w:bidi="ar_AE"/>
+        </w:rPr>
+        <w:t>כְּ⁠אַנְשֵׁ֥י מִלְחָמָ֖ה יַעֲל֣וּ חוֹמָ֑ה</w:t>
+      </w:r>
+    </w:p>
+    <w:p>
+      <w:pPr>
+        <w:bidi/>
+      </w:pPr>
+      <w:r>
+        <w:rPr>
+          <w:lang w:val="ar_AE" w:bidi="ar_AE"/>
+        </w:rPr>
+      </w:r>
+      <w:r>
+        <w:rPr>
           <w:b/>
           <w:lang w:val="ar_AE" w:bidi="ar_AE"/>
         </w:rPr>
@@ -13367,6 +15175,22 @@
       </w:r>
       <w:r>
         <w:rPr>
+          <w:lang w:val="ar_AE" w:bidi="ar_AE"/>
+        </w:rPr>
+        <w:t>כְּ⁠אַנְשֵׁ֥י מִלְחָמָ֖ה</w:t>
+      </w:r>
+    </w:p>
+    <w:p>
+      <w:pPr>
+        <w:bidi/>
+      </w:pPr>
+      <w:r>
+        <w:rPr>
+          <w:lang w:val="ar_AE" w:bidi="ar_AE"/>
+        </w:rPr>
+      </w:r>
+      <w:r>
+        <w:rPr>
           <w:b/>
           <w:lang w:val="ar_AE" w:bidi="ar_AE"/>
         </w:rPr>
@@ -13495,6 +15319,22 @@
       </w:r>
       <w:r>
         <w:rPr>
+          <w:lang w:val="ar_AE" w:bidi="ar_AE"/>
+        </w:rPr>
+        <w:t>חוֹמָ֑ה</w:t>
+      </w:r>
+    </w:p>
+    <w:p>
+      <w:pPr>
+        <w:bidi/>
+      </w:pPr>
+      <w:r>
+        <w:rPr>
+          <w:lang w:val="ar_AE" w:bidi="ar_AE"/>
+        </w:rPr>
+      </w:r>
+      <w:r>
+        <w:rPr>
           <w:b/>
           <w:lang w:val="ar_AE" w:bidi="ar_AE"/>
         </w:rPr>
@@ -13610,6 +15450,22 @@
       </w:r>
       <w:r>
         <w:rPr>
+          <w:lang w:val="ar_AE" w:bidi="ar_AE"/>
+        </w:rPr>
+        <w:t>וְ⁠אִ֤ישׁ בִּ⁠דְרָכָי⁠ו֙</w:t>
+      </w:r>
+    </w:p>
+    <w:p>
+      <w:pPr>
+        <w:bidi/>
+      </w:pPr>
+      <w:r>
+        <w:rPr>
+          <w:lang w:val="ar_AE" w:bidi="ar_AE"/>
+        </w:rPr>
+      </w:r>
+      <w:r>
+        <w:rPr>
           <w:b/>
           <w:lang w:val="ar_AE" w:bidi="ar_AE"/>
         </w:rPr>
@@ -13725,6 +15581,22 @@
       </w:r>
       <w:r>
         <w:rPr>
+          <w:lang w:val="ar_AE" w:bidi="ar_AE"/>
+        </w:rPr>
+        <w:t>וְ⁠לֹ֥א יְעַבְּט֖וּ⁠ן אֹרְחוֹתָֽ⁠ם</w:t>
+      </w:r>
+    </w:p>
+    <w:p>
+      <w:pPr>
+        <w:bidi/>
+      </w:pPr>
+      <w:r>
+        <w:rPr>
+          <w:lang w:val="ar_AE" w:bidi="ar_AE"/>
+        </w:rPr>
+      </w:r>
+      <w:r>
+        <w:rPr>
           <w:b/>
           <w:lang w:val="ar_AE" w:bidi="ar_AE"/>
         </w:rPr>
@@ -13827,6 +15699,22 @@
       </w:r>
       <w:r>
         <w:rPr>
+          <w:lang w:val="ar_AE" w:bidi="ar_AE"/>
+        </w:rPr>
+        <w:t>וְ⁠לֹ֥א יְעַבְּט֖וּ⁠ן אֹרְחוֹתָֽ⁠ם</w:t>
+      </w:r>
+    </w:p>
+    <w:p>
+      <w:pPr>
+        <w:bidi/>
+      </w:pPr>
+      <w:r>
+        <w:rPr>
+          <w:lang w:val="ar_AE" w:bidi="ar_AE"/>
+        </w:rPr>
+      </w:r>
+      <w:r>
+        <w:rPr>
           <w:b/>
           <w:lang w:val="ar_AE" w:bidi="ar_AE"/>
         </w:rPr>
@@ -13929,6 +15817,22 @@
       </w:r>
       <w:r>
         <w:rPr>
+          <w:lang w:val="ar_AE" w:bidi="ar_AE"/>
+        </w:rPr>
+        <w:t>וְ⁠אִ֤ישׁ אָחִי⁠ו֙ לֹ֣א יִדְחָק֔וּ⁠ן</w:t>
+      </w:r>
+    </w:p>
+    <w:p>
+      <w:pPr>
+        <w:bidi/>
+      </w:pPr>
+      <w:r>
+        <w:rPr>
+          <w:lang w:val="ar_AE" w:bidi="ar_AE"/>
+        </w:rPr>
+      </w:r>
+      <w:r>
+        <w:rPr>
           <w:b/>
           <w:lang w:val="ar_AE" w:bidi="ar_AE"/>
         </w:rPr>
@@ -14057,6 +15961,22 @@
       </w:r>
       <w:r>
         <w:rPr>
+          <w:lang w:val="ar_AE" w:bidi="ar_AE"/>
+        </w:rPr>
+        <w:t>גֶּ֥בֶר בִּ⁠מְסִלָּת֖⁠וֹ יֵֽלֵכ֑וּ⁠ן</w:t>
+      </w:r>
+    </w:p>
+    <w:p>
+      <w:pPr>
+        <w:bidi/>
+      </w:pPr>
+      <w:r>
+        <w:rPr>
+          <w:lang w:val="ar_AE" w:bidi="ar_AE"/>
+        </w:rPr>
+      </w:r>
+      <w:r>
+        <w:rPr>
           <w:b/>
           <w:lang w:val="ar_AE" w:bidi="ar_AE"/>
         </w:rPr>
@@ -14185,6 +16105,22 @@
       </w:r>
       <w:r>
         <w:rPr>
+          <w:lang w:val="ar_AE" w:bidi="ar_AE"/>
+        </w:rPr>
+        <w:t>וּ⁠בְעַ֥ד הַ⁠שֶּׁ֛לַח יִפֹּ֖לוּ לֹ֥א יִבְצָֽעוּ</w:t>
+      </w:r>
+    </w:p>
+    <w:p>
+      <w:pPr>
+        <w:bidi/>
+      </w:pPr>
+      <w:r>
+        <w:rPr>
+          <w:lang w:val="ar_AE" w:bidi="ar_AE"/>
+        </w:rPr>
+      </w:r>
+      <w:r>
+        <w:rPr>
           <w:b/>
           <w:lang w:val="ar_AE" w:bidi="ar_AE"/>
         </w:rPr>
@@ -14287,6 +16223,22 @@
       </w:r>
       <w:r>
         <w:rPr>
+          <w:lang w:val="ar_AE" w:bidi="ar_AE"/>
+        </w:rPr>
+        <w:t>בָּ⁠עִ֣יר יָשֹׁ֗קּוּ בַּֽ⁠חוֹמָה֙ יְרֻצ֔וּ⁠ן בַּ⁠בָּתִּ֖ים יַעֲל֑וּ בְּעַ֧ד הַ⁠חַלּוֹנִ֛ים יָבֹ֖אוּ כַּ⁠גַּנָּֽב</w:t>
+      </w:r>
+    </w:p>
+    <w:p>
+      <w:pPr>
+        <w:bidi/>
+      </w:pPr>
+      <w:r>
+        <w:rPr>
+          <w:lang w:val="ar_AE" w:bidi="ar_AE"/>
+        </w:rPr>
+      </w:r>
+      <w:r>
+        <w:rPr>
           <w:b/>
           <w:lang w:val="ar_AE" w:bidi="ar_AE"/>
         </w:rPr>
@@ -14389,6 +16341,22 @@
       </w:r>
       <w:r>
         <w:rPr>
+          <w:lang w:val="ar_AE" w:bidi="ar_AE"/>
+        </w:rPr>
+        <w:t>בְּעַ֧ד הַ⁠חַלּוֹנִ֛ים יָבֹ֖אוּ כַּ⁠גַּנָּֽב</w:t>
+      </w:r>
+    </w:p>
+    <w:p>
+      <w:pPr>
+        <w:bidi/>
+      </w:pPr>
+      <w:r>
+        <w:rPr>
+          <w:lang w:val="ar_AE" w:bidi="ar_AE"/>
+        </w:rPr>
+      </w:r>
+      <w:r>
+        <w:rPr>
           <w:b/>
           <w:lang w:val="ar_AE" w:bidi="ar_AE"/>
         </w:rPr>
@@ -14491,6 +16459,22 @@
       </w:r>
       <w:r>
         <w:rPr>
+          <w:lang w:val="ar_AE" w:bidi="ar_AE"/>
+        </w:rPr>
+        <w:t>לְ⁠פָנָי⁠ו֙ רָ֣גְזָה אֶ֔רֶץ רָעֲשׁ֖וּ שָׁמָ֑יִם</w:t>
+      </w:r>
+    </w:p>
+    <w:p>
+      <w:pPr>
+        <w:bidi/>
+      </w:pPr>
+      <w:r>
+        <w:rPr>
+          <w:lang w:val="ar_AE" w:bidi="ar_AE"/>
+        </w:rPr>
+      </w:r>
+      <w:r>
+        <w:rPr>
           <w:b/>
           <w:lang w:val="ar_AE" w:bidi="ar_AE"/>
         </w:rPr>
@@ -14632,6 +16616,22 @@
       </w:r>
       <w:r>
         <w:rPr>
+          <w:lang w:val="ar_AE" w:bidi="ar_AE"/>
+        </w:rPr>
+        <w:t>שֶׁ֤מֶשׁ וְ⁠יָרֵ֨חַ֙ קָדָ֔רוּ</w:t>
+      </w:r>
+    </w:p>
+    <w:p>
+      <w:pPr>
+        <w:bidi/>
+      </w:pPr>
+      <w:r>
+        <w:rPr>
+          <w:lang w:val="ar_AE" w:bidi="ar_AE"/>
+        </w:rPr>
+      </w:r>
+      <w:r>
+        <w:rPr>
           <w:b/>
           <w:lang w:val="ar_AE" w:bidi="ar_AE"/>
         </w:rPr>
@@ -14760,6 +16760,22 @@
       </w:r>
       <w:r>
         <w:rPr>
+          <w:lang w:val="ar_AE" w:bidi="ar_AE"/>
+        </w:rPr>
+        <w:t>וְ⁠כוֹכָבִ֖ים אָסְפ֥וּ נָגְהָֽ⁠ם</w:t>
+      </w:r>
+    </w:p>
+    <w:p>
+      <w:pPr>
+        <w:bidi/>
+      </w:pPr>
+      <w:r>
+        <w:rPr>
+          <w:lang w:val="ar_AE" w:bidi="ar_AE"/>
+        </w:rPr>
+      </w:r>
+      <w:r>
+        <w:rPr>
           <w:b/>
           <w:lang w:val="ar_AE" w:bidi="ar_AE"/>
         </w:rPr>
@@ -14888,6 +16904,22 @@
       </w:r>
       <w:r>
         <w:rPr>
+          <w:lang w:val="ar_AE" w:bidi="ar_AE"/>
+        </w:rPr>
+        <w:t>קוֹל⁠וֹ֙</w:t>
+      </w:r>
+    </w:p>
+    <w:p>
+      <w:pPr>
+        <w:bidi/>
+      </w:pPr>
+      <w:r>
+        <w:rPr>
+          <w:lang w:val="ar_AE" w:bidi="ar_AE"/>
+        </w:rPr>
+      </w:r>
+      <w:r>
+        <w:rPr>
           <w:b/>
           <w:lang w:val="ar_AE" w:bidi="ar_AE"/>
         </w:rPr>
@@ -15003,6 +17035,22 @@
       </w:r>
       <w:r>
         <w:rPr>
+          <w:lang w:val="ar_AE" w:bidi="ar_AE"/>
+        </w:rPr>
+        <w:t>מַחֲנֵ֔⁠הוּ</w:t>
+      </w:r>
+    </w:p>
+    <w:p>
+      <w:pPr>
+        <w:bidi/>
+      </w:pPr>
+      <w:r>
+        <w:rPr>
+          <w:lang w:val="ar_AE" w:bidi="ar_AE"/>
+        </w:rPr>
+      </w:r>
+      <w:r>
+        <w:rPr>
           <w:b/>
           <w:lang w:val="ar_AE" w:bidi="ar_AE"/>
         </w:rPr>
@@ -15118,6 +17166,22 @@
       </w:r>
       <w:r>
         <w:rPr>
+          <w:lang w:val="ar_AE" w:bidi="ar_AE"/>
+        </w:rPr>
+        <w:t>דְבָר֑⁠וֹ</w:t>
+      </w:r>
+    </w:p>
+    <w:p>
+      <w:pPr>
+        <w:bidi/>
+      </w:pPr>
+      <w:r>
+        <w:rPr>
+          <w:lang w:val="ar_AE" w:bidi="ar_AE"/>
+        </w:rPr>
+      </w:r>
+      <w:r>
+        <w:rPr>
           <w:b/>
           <w:lang w:val="ar_AE" w:bidi="ar_AE"/>
         </w:rPr>
@@ -15220,6 +17284,22 @@
         <w:rPr>
           <w:lang w:val="ar_AE" w:bidi="ar_AE"/>
         </w:rPr>
+      </w:r>
+    </w:p>
+    <w:p>
+      <w:pPr>
+        <w:bidi/>
+      </w:pPr>
+      <w:r>
+        <w:rPr>
+          <w:lang w:val="ar_AE" w:bidi="ar_AE"/>
+        </w:rPr>
+      </w:r>
+      <w:r>
+        <w:rPr>
+          <w:lang w:val="ar_AE" w:bidi="ar_AE"/>
+        </w:rPr>
+        <w:t>כִּֽי־גָד֧וֹל יוֹם־יְהוָ֛ה וְ⁠נוֹרָ֥א מְאֹ֖ד וּ⁠מִ֥י יְכִילֶֽ⁠נּוּ</w:t>
       </w:r>
     </w:p>
     <w:p>
@@ -15455,6 +17535,22 @@
       </w:r>
       <w:r>
         <w:rPr>
+          <w:lang w:val="ar_AE" w:bidi="ar_AE"/>
+        </w:rPr>
+        <w:t>וְ⁠גַם־עַתָּה֙ נְאֻם־יְהוָ֔ה שֻׁ֥בוּ עָדַ֖⁠י</w:t>
+      </w:r>
+    </w:p>
+    <w:p>
+      <w:pPr>
+        <w:bidi/>
+      </w:pPr>
+      <w:r>
+        <w:rPr>
+          <w:lang w:val="ar_AE" w:bidi="ar_AE"/>
+        </w:rPr>
+      </w:r>
+      <w:r>
+        <w:rPr>
           <w:b/>
           <w:lang w:val="ar_AE" w:bidi="ar_AE"/>
         </w:rPr>
@@ -15570,6 +17666,22 @@
       </w:r>
       <w:r>
         <w:rPr>
+          <w:lang w:val="ar_AE" w:bidi="ar_AE"/>
+        </w:rPr>
+        <w:t>שֻׁ֥בוּ</w:t>
+      </w:r>
+    </w:p>
+    <w:p>
+      <w:pPr>
+        <w:bidi/>
+      </w:pPr>
+      <w:r>
+        <w:rPr>
+          <w:lang w:val="ar_AE" w:bidi="ar_AE"/>
+        </w:rPr>
+      </w:r>
+      <w:r>
+        <w:rPr>
           <w:b/>
           <w:lang w:val="ar_AE" w:bidi="ar_AE"/>
         </w:rPr>
@@ -15698,6 +17810,22 @@
       </w:r>
       <w:r>
         <w:rPr>
+          <w:lang w:val="ar_AE" w:bidi="ar_AE"/>
+        </w:rPr>
+        <w:t>שֻׁ֥בוּ עָדַ֖⁠י בְּ⁠כָל־לְבַבְ⁠כֶ֑ם</w:t>
+      </w:r>
+    </w:p>
+    <w:p>
+      <w:pPr>
+        <w:bidi/>
+      </w:pPr>
+      <w:r>
+        <w:rPr>
+          <w:lang w:val="ar_AE" w:bidi="ar_AE"/>
+        </w:rPr>
+      </w:r>
+      <w:r>
+        <w:rPr>
           <w:b/>
           <w:lang w:val="ar_AE" w:bidi="ar_AE"/>
         </w:rPr>
@@ -15826,6 +17954,22 @@
       </w:r>
       <w:r>
         <w:rPr>
+          <w:lang w:val="ar_AE" w:bidi="ar_AE"/>
+        </w:rPr>
+        <w:t>לְבַבְ⁠כֶ֑ם</w:t>
+      </w:r>
+    </w:p>
+    <w:p>
+      <w:pPr>
+        <w:bidi/>
+      </w:pPr>
+      <w:r>
+        <w:rPr>
+          <w:lang w:val="ar_AE" w:bidi="ar_AE"/>
+        </w:rPr>
+      </w:r>
+      <w:r>
+        <w:rPr>
           <w:b/>
           <w:lang w:val="ar_AE" w:bidi="ar_AE"/>
         </w:rPr>
@@ -15954,6 +18098,22 @@
       </w:r>
       <w:r>
         <w:rPr>
+          <w:lang w:val="ar_AE" w:bidi="ar_AE"/>
+        </w:rPr>
+        <w:t>וְ⁠קִרְע֤וּ לְבַבְ⁠כֶם֙ וְ⁠אַל־בִּגְדֵי⁠כֶ֔ם</w:t>
+      </w:r>
+    </w:p>
+    <w:p>
+      <w:pPr>
+        <w:bidi/>
+      </w:pPr>
+      <w:r>
+        <w:rPr>
+          <w:lang w:val="ar_AE" w:bidi="ar_AE"/>
+        </w:rPr>
+      </w:r>
+      <w:r>
+        <w:rPr>
           <w:b/>
           <w:lang w:val="ar_AE" w:bidi="ar_AE"/>
         </w:rPr>
@@ -16056,6 +18216,22 @@
       </w:r>
       <w:r>
         <w:rPr>
+          <w:lang w:val="ar_AE" w:bidi="ar_AE"/>
+        </w:rPr>
+        <w:t>וְ⁠קִרְע֤וּ לְבַבְ⁠כֶם֙ וְ⁠אַל־בִּגְדֵי⁠כֶ֔ם וְ⁠שׁ֖וּבוּ אֶל־יְהוָ֣ה אֱלֹֽהֵי⁠כֶ֑ם</w:t>
+      </w:r>
+    </w:p>
+    <w:p>
+      <w:pPr>
+        <w:bidi/>
+      </w:pPr>
+      <w:r>
+        <w:rPr>
+          <w:lang w:val="ar_AE" w:bidi="ar_AE"/>
+        </w:rPr>
+      </w:r>
+      <w:r>
+        <w:rPr>
           <w:b/>
           <w:lang w:val="ar_AE" w:bidi="ar_AE"/>
         </w:rPr>
@@ -16158,6 +18334,22 @@
       </w:r>
       <w:r>
         <w:rPr>
+          <w:lang w:val="ar_AE" w:bidi="ar_AE"/>
+        </w:rPr>
+        <w:t>אֶ֤רֶךְ אַפַּ֨יִם֙</w:t>
+      </w:r>
+    </w:p>
+    <w:p>
+      <w:pPr>
+        <w:bidi/>
+      </w:pPr>
+      <w:r>
+        <w:rPr>
+          <w:lang w:val="ar_AE" w:bidi="ar_AE"/>
+        </w:rPr>
+      </w:r>
+      <w:r>
+        <w:rPr>
           <w:b/>
           <w:lang w:val="ar_AE" w:bidi="ar_AE"/>
         </w:rPr>
@@ -16273,6 +18465,22 @@
       </w:r>
       <w:r>
         <w:rPr>
+          <w:lang w:val="ar_AE" w:bidi="ar_AE"/>
+        </w:rPr>
+        <w:t>וְ⁠רַב־חֶ֔סֶד</w:t>
+      </w:r>
+    </w:p>
+    <w:p>
+      <w:pPr>
+        <w:bidi/>
+      </w:pPr>
+      <w:r>
+        <w:rPr>
+          <w:lang w:val="ar_AE" w:bidi="ar_AE"/>
+        </w:rPr>
+      </w:r>
+      <w:r>
+        <w:rPr>
           <w:b/>
           <w:lang w:val="ar_AE" w:bidi="ar_AE"/>
         </w:rPr>
@@ -16388,6 +18596,22 @@
       </w:r>
       <w:r>
         <w:rPr>
+          <w:lang w:val="ar_AE" w:bidi="ar_AE"/>
+        </w:rPr>
+        <w:t>מִ֥י יוֹדֵ֖עַ יָשׁ֣וּב וְ⁠נִחָ֑ם וְ⁠הִשְׁאִ֤יר אַֽחֲרָי⁠ו֙ בְּרָכָ֔ה</w:t>
+      </w:r>
+    </w:p>
+    <w:p>
+      <w:pPr>
+        <w:bidi/>
+      </w:pPr>
+      <w:r>
+        <w:rPr>
+          <w:lang w:val="ar_AE" w:bidi="ar_AE"/>
+        </w:rPr>
+      </w:r>
+      <w:r>
+        <w:rPr>
           <w:b/>
           <w:lang w:val="ar_AE" w:bidi="ar_AE"/>
         </w:rPr>
@@ -16490,6 +18714,22 @@
       </w:r>
       <w:r>
         <w:rPr>
+          <w:lang w:val="ar_AE" w:bidi="ar_AE"/>
+        </w:rPr>
+        <w:t>יָשׁ֣וּב וְ⁠נִחָ֑ם</w:t>
+      </w:r>
+    </w:p>
+    <w:p>
+      <w:pPr>
+        <w:bidi/>
+      </w:pPr>
+      <w:r>
+        <w:rPr>
+          <w:lang w:val="ar_AE" w:bidi="ar_AE"/>
+        </w:rPr>
+      </w:r>
+      <w:r>
+        <w:rPr>
           <w:b/>
           <w:lang w:val="ar_AE" w:bidi="ar_AE"/>
         </w:rPr>
@@ -16605,6 +18845,22 @@
       </w:r>
       <w:r>
         <w:rPr>
+          <w:lang w:val="ar_AE" w:bidi="ar_AE"/>
+        </w:rPr>
+        <w:t>וְ⁠הִשְׁאִ֤יר &amp; בְּרָכָ֔ה</w:t>
+      </w:r>
+    </w:p>
+    <w:p>
+      <w:pPr>
+        <w:bidi/>
+      </w:pPr>
+      <w:r>
+        <w:rPr>
+          <w:lang w:val="ar_AE" w:bidi="ar_AE"/>
+        </w:rPr>
+      </w:r>
+      <w:r>
+        <w:rPr>
           <w:b/>
           <w:lang w:val="ar_AE" w:bidi="ar_AE"/>
         </w:rPr>
@@ -16720,6 +18976,22 @@
       </w:r>
       <w:r>
         <w:rPr>
+          <w:lang w:val="ar_AE" w:bidi="ar_AE"/>
+        </w:rPr>
+        <w:t>אֱלֹהֵי⁠כֶֽם</w:t>
+      </w:r>
+    </w:p>
+    <w:p>
+      <w:pPr>
+        <w:bidi/>
+      </w:pPr>
+      <w:r>
+        <w:rPr>
+          <w:lang w:val="ar_AE" w:bidi="ar_AE"/>
+        </w:rPr>
+      </w:r>
+      <w:r>
+        <w:rPr>
           <w:b/>
           <w:lang w:val="ar_AE" w:bidi="ar_AE"/>
         </w:rPr>
@@ -16835,6 +19107,22 @@
       </w:r>
       <w:r>
         <w:rPr>
+          <w:lang w:val="ar_AE" w:bidi="ar_AE"/>
+        </w:rPr>
+        <w:t>צ֖וֹם</w:t>
+      </w:r>
+    </w:p>
+    <w:p>
+      <w:pPr>
+        <w:bidi/>
+      </w:pPr>
+      <w:r>
+        <w:rPr>
+          <w:lang w:val="ar_AE" w:bidi="ar_AE"/>
+        </w:rPr>
+      </w:r>
+      <w:r>
+        <w:rPr>
           <w:b/>
           <w:lang w:val="ar_AE" w:bidi="ar_AE"/>
         </w:rPr>
@@ -16950,6 +19238,22 @@
       </w:r>
       <w:r>
         <w:rPr>
+          <w:lang w:val="ar_AE" w:bidi="ar_AE"/>
+        </w:rPr>
+        <w:t>קַדְּשׁוּ־צ֖וֹם קִרְא֥וּ עֲצָרָֽה</w:t>
+      </w:r>
+    </w:p>
+    <w:p>
+      <w:pPr>
+        <w:bidi/>
+      </w:pPr>
+      <w:r>
+        <w:rPr>
+          <w:lang w:val="ar_AE" w:bidi="ar_AE"/>
+        </w:rPr>
+      </w:r>
+      <w:r>
+        <w:rPr>
           <w:b/>
           <w:lang w:val="ar_AE" w:bidi="ar_AE"/>
         </w:rPr>
@@ -17052,6 +19356,22 @@
       </w:r>
       <w:r>
         <w:rPr>
+          <w:lang w:val="ar_AE" w:bidi="ar_AE"/>
+        </w:rPr>
+        <w:t>קִבְצ֣וּ זְקֵנִ֔ים אִסְפוּ֙ עֽוֹלָלִ֔ים וְ⁠יֹנְקֵ֖י שָׁדָ֑יִם</w:t>
+      </w:r>
+    </w:p>
+    <w:p>
+      <w:pPr>
+        <w:bidi/>
+      </w:pPr>
+      <w:r>
+        <w:rPr>
+          <w:lang w:val="ar_AE" w:bidi="ar_AE"/>
+        </w:rPr>
+      </w:r>
+      <w:r>
+        <w:rPr>
           <w:b/>
           <w:lang w:val="ar_AE" w:bidi="ar_AE"/>
         </w:rPr>
@@ -17154,6 +19474,22 @@
       </w:r>
       <w:r>
         <w:rPr>
+          <w:lang w:val="ar_AE" w:bidi="ar_AE"/>
+        </w:rPr>
+        <w:t>יֵצֵ֤א חָתָן֙ מֵֽ⁠חֶדְר֔⁠וֹ וְ⁠כַלָּ֖ה מֵ⁠חֻפָּתָֽ⁠הּ</w:t>
+      </w:r>
+    </w:p>
+    <w:p>
+      <w:pPr>
+        <w:bidi/>
+      </w:pPr>
+      <w:r>
+        <w:rPr>
+          <w:lang w:val="ar_AE" w:bidi="ar_AE"/>
+        </w:rPr>
+      </w:r>
+      <w:r>
+        <w:rPr>
           <w:b/>
           <w:lang w:val="ar_AE" w:bidi="ar_AE"/>
         </w:rPr>
@@ -17256,6 +19592,22 @@
       </w:r>
       <w:r>
         <w:rPr>
+          <w:lang w:val="ar_AE" w:bidi="ar_AE"/>
+        </w:rPr>
+        <w:t>בֵּ֤ין הָ⁠אוּלָם֙ וְ⁠לַ⁠מִּזְבֵּ֔חַ</w:t>
+      </w:r>
+    </w:p>
+    <w:p>
+      <w:pPr>
+        <w:bidi/>
+      </w:pPr>
+      <w:r>
+        <w:rPr>
+          <w:lang w:val="ar_AE" w:bidi="ar_AE"/>
+        </w:rPr>
+      </w:r>
+      <w:r>
+        <w:rPr>
           <w:b/>
           <w:lang w:val="ar_AE" w:bidi="ar_AE"/>
         </w:rPr>
@@ -17358,6 +19710,22 @@
       </w:r>
       <w:r>
         <w:rPr>
+          <w:lang w:val="ar_AE" w:bidi="ar_AE"/>
+        </w:rPr>
+        <w:t>וְ⁠אַל־תִּתֵּ֨ן נַחֲלָתְ⁠ךָ֤ לְ⁠חֶרְפָּה֙</w:t>
+      </w:r>
+    </w:p>
+    <w:p>
+      <w:pPr>
+        <w:bidi/>
+      </w:pPr>
+      <w:r>
+        <w:rPr>
+          <w:lang w:val="ar_AE" w:bidi="ar_AE"/>
+        </w:rPr>
+      </w:r>
+      <w:r>
+        <w:rPr>
           <w:b/>
           <w:lang w:val="ar_AE" w:bidi="ar_AE"/>
         </w:rPr>
@@ -17473,6 +19841,22 @@
       </w:r>
       <w:r>
         <w:rPr>
+          <w:lang w:val="ar_AE" w:bidi="ar_AE"/>
+        </w:rPr>
+        <w:t>נַחֲלָתְ⁠ךָ֤</w:t>
+      </w:r>
+    </w:p>
+    <w:p>
+      <w:pPr>
+        <w:bidi/>
+      </w:pPr>
+      <w:r>
+        <w:rPr>
+          <w:lang w:val="ar_AE" w:bidi="ar_AE"/>
+        </w:rPr>
+      </w:r>
+      <w:r>
+        <w:rPr>
           <w:b/>
           <w:lang w:val="ar_AE" w:bidi="ar_AE"/>
         </w:rPr>
@@ -17575,6 +19959,22 @@
       </w:r>
       <w:r>
         <w:rPr>
+          <w:lang w:val="ar_AE" w:bidi="ar_AE"/>
+        </w:rPr>
+        <w:t>לִ⁠מְשָׁל־בָּ֣⁠ם גּוֹיִ֔ם</w:t>
+      </w:r>
+    </w:p>
+    <w:p>
+      <w:pPr>
+        <w:bidi/>
+      </w:pPr>
+      <w:r>
+        <w:rPr>
+          <w:lang w:val="ar_AE" w:bidi="ar_AE"/>
+        </w:rPr>
+      </w:r>
+      <w:r>
+        <w:rPr>
           <w:b/>
           <w:lang w:val="ar_AE" w:bidi="ar_AE"/>
         </w:rPr>
@@ -17677,6 +20077,22 @@
       </w:r>
       <w:r>
         <w:rPr>
+          <w:lang w:val="ar_AE" w:bidi="ar_AE"/>
+        </w:rPr>
+        <w:t>לָ֚⁠מָּה יֹאמְר֣וּ בָֽ⁠עַמִּ֔ים אַיֵּ֖ה אֱלֹהֵי⁠הֶֽם</w:t>
+      </w:r>
+    </w:p>
+    <w:p>
+      <w:pPr>
+        <w:bidi/>
+      </w:pPr>
+      <w:r>
+        <w:rPr>
+          <w:lang w:val="ar_AE" w:bidi="ar_AE"/>
+        </w:rPr>
+      </w:r>
+      <w:r>
+        <w:rPr>
           <w:b/>
           <w:lang w:val="ar_AE" w:bidi="ar_AE"/>
         </w:rPr>
@@ -17779,6 +20195,22 @@
       </w:r>
       <w:r>
         <w:rPr>
+          <w:lang w:val="ar_AE" w:bidi="ar_AE"/>
+        </w:rPr>
+        <w:t>לָ֚⁠מָּה יֹאמְר֣וּ</w:t>
+      </w:r>
+    </w:p>
+    <w:p>
+      <w:pPr>
+        <w:bidi/>
+      </w:pPr>
+      <w:r>
+        <w:rPr>
+          <w:lang w:val="ar_AE" w:bidi="ar_AE"/>
+        </w:rPr>
+      </w:r>
+      <w:r>
+        <w:rPr>
           <w:b/>
           <w:lang w:val="ar_AE" w:bidi="ar_AE"/>
         </w:rPr>
@@ -17894,6 +20326,22 @@
       </w:r>
       <w:r>
         <w:rPr>
+          <w:lang w:val="ar_AE" w:bidi="ar_AE"/>
+        </w:rPr>
+        <w:t>לָ֚⁠מָּה יֹאמְר֣וּ בָֽ⁠עַמִּ֔ים</w:t>
+      </w:r>
+    </w:p>
+    <w:p>
+      <w:pPr>
+        <w:bidi/>
+      </w:pPr>
+      <w:r>
+        <w:rPr>
+          <w:lang w:val="ar_AE" w:bidi="ar_AE"/>
+        </w:rPr>
+      </w:r>
+      <w:r>
+        <w:rPr>
           <w:b/>
           <w:lang w:val="ar_AE" w:bidi="ar_AE"/>
         </w:rPr>
@@ -17996,6 +20444,22 @@
       </w:r>
       <w:r>
         <w:rPr>
+          <w:lang w:val="ar_AE" w:bidi="ar_AE"/>
+        </w:rPr>
+        <w:t>אַיֵּ֖ה אֱלֹהֵי⁠הֶֽם</w:t>
+      </w:r>
+    </w:p>
+    <w:p>
+      <w:pPr>
+        <w:bidi/>
+      </w:pPr>
+      <w:r>
+        <w:rPr>
+          <w:lang w:val="ar_AE" w:bidi="ar_AE"/>
+        </w:rPr>
+      </w:r>
+      <w:r>
+        <w:rPr>
           <w:b/>
           <w:lang w:val="ar_AE" w:bidi="ar_AE"/>
         </w:rPr>
@@ -18098,6 +20562,22 @@
       </w:r>
       <w:r>
         <w:rPr>
+          <w:lang w:val="ar_AE" w:bidi="ar_AE"/>
+        </w:rPr>
+        <w:t>וַ⁠יְקַנֵּ֥א יְהוָ֖ה לְ⁠אַרְצ֑⁠וֹ וַ⁠יַּחְמֹ֖ל עַל־עַמּֽ⁠וֹ</w:t>
+      </w:r>
+    </w:p>
+    <w:p>
+      <w:pPr>
+        <w:bidi/>
+      </w:pPr>
+      <w:r>
+        <w:rPr>
+          <w:lang w:val="ar_AE" w:bidi="ar_AE"/>
+        </w:rPr>
+      </w:r>
+      <w:r>
+        <w:rPr>
           <w:b/>
           <w:lang w:val="ar_AE" w:bidi="ar_AE"/>
         </w:rPr>
@@ -18200,6 +20680,22 @@
       </w:r>
       <w:r>
         <w:rPr>
+          <w:lang w:val="ar_AE" w:bidi="ar_AE"/>
+        </w:rPr>
+        <w:t>לְ⁠אַרְצ֑⁠וֹ</w:t>
+      </w:r>
+    </w:p>
+    <w:p>
+      <w:pPr>
+        <w:bidi/>
+      </w:pPr>
+      <w:r>
+        <w:rPr>
+          <w:lang w:val="ar_AE" w:bidi="ar_AE"/>
+        </w:rPr>
+      </w:r>
+      <w:r>
+        <w:rPr>
           <w:b/>
           <w:lang w:val="ar_AE" w:bidi="ar_AE"/>
         </w:rPr>
@@ -18315,6 +20811,22 @@
       </w:r>
       <w:r>
         <w:rPr>
+          <w:lang w:val="ar_AE" w:bidi="ar_AE"/>
+        </w:rPr>
+        <w:t>וַ⁠יַּ֨עַן יְהוָ֜ה וַ⁠יֹּ֣אמֶר</w:t>
+      </w:r>
+    </w:p>
+    <w:p>
+      <w:pPr>
+        <w:bidi/>
+      </w:pPr>
+      <w:r>
+        <w:rPr>
+          <w:lang w:val="ar_AE" w:bidi="ar_AE"/>
+        </w:rPr>
+      </w:r>
+      <w:r>
+        <w:rPr>
           <w:b/>
           <w:lang w:val="ar_AE" w:bidi="ar_AE"/>
         </w:rPr>
@@ -18417,6 +20929,22 @@
       </w:r>
       <w:r>
         <w:rPr>
+          <w:lang w:val="ar_AE" w:bidi="ar_AE"/>
+        </w:rPr>
+        <w:t>וַ⁠יַּ֨עַן יְהוָ֜ה וַ⁠יֹּ֣אמֶר</w:t>
+      </w:r>
+    </w:p>
+    <w:p>
+      <w:pPr>
+        <w:bidi/>
+      </w:pPr>
+      <w:r>
+        <w:rPr>
+          <w:lang w:val="ar_AE" w:bidi="ar_AE"/>
+        </w:rPr>
+      </w:r>
+      <w:r>
+        <w:rPr>
           <w:b/>
           <w:lang w:val="ar_AE" w:bidi="ar_AE"/>
         </w:rPr>
@@ -18558,6 +21086,22 @@
       </w:r>
       <w:r>
         <w:rPr>
+          <w:lang w:val="ar_AE" w:bidi="ar_AE"/>
+        </w:rPr>
+        <w:t>הִנְ⁠נִ֨י שֹׁלֵ֤חַ לָ⁠כֶם֙ אֶת־הַ⁠דָּגָן֙ וְ⁠הַ⁠תִּיר֣וֹשׁ וְ⁠הַ⁠יִּצְהָ֔ר</w:t>
+      </w:r>
+    </w:p>
+    <w:p>
+      <w:pPr>
+        <w:bidi/>
+      </w:pPr>
+      <w:r>
+        <w:rPr>
+          <w:lang w:val="ar_AE" w:bidi="ar_AE"/>
+        </w:rPr>
+      </w:r>
+      <w:r>
+        <w:rPr>
           <w:b/>
           <w:lang w:val="ar_AE" w:bidi="ar_AE"/>
         </w:rPr>
@@ -18660,6 +21204,22 @@
       </w:r>
       <w:r>
         <w:rPr>
+          <w:lang w:val="ar_AE" w:bidi="ar_AE"/>
+        </w:rPr>
+        <w:t>הִנְ⁠נִ֨י שֹׁלֵ֤חַ</w:t>
+      </w:r>
+    </w:p>
+    <w:p>
+      <w:pPr>
+        <w:bidi/>
+      </w:pPr>
+      <w:r>
+        <w:rPr>
+          <w:lang w:val="ar_AE" w:bidi="ar_AE"/>
+        </w:rPr>
+      </w:r>
+      <w:r>
+        <w:rPr>
           <w:b/>
           <w:lang w:val="ar_AE" w:bidi="ar_AE"/>
         </w:rPr>
@@ -18775,6 +21335,22 @@
       </w:r>
       <w:r>
         <w:rPr>
+          <w:lang w:val="ar_AE" w:bidi="ar_AE"/>
+        </w:rPr>
+        <w:t>אֹת֑⁠וֹ</w:t>
+      </w:r>
+    </w:p>
+    <w:p>
+      <w:pPr>
+        <w:bidi/>
+      </w:pPr>
+      <w:r>
+        <w:rPr>
+          <w:lang w:val="ar_AE" w:bidi="ar_AE"/>
+        </w:rPr>
+      </w:r>
+      <w:r>
+        <w:rPr>
           <w:b/>
           <w:lang w:val="ar_AE" w:bidi="ar_AE"/>
         </w:rPr>
@@ -18903,6 +21479,22 @@
       </w:r>
       <w:r>
         <w:rPr>
+          <w:lang w:val="ar_AE" w:bidi="ar_AE"/>
+        </w:rPr>
+        <w:t>וְ⁠לֹא־אֶתֵּ֨ן אֶתְ⁠כֶ֥ם ע֛וֹד חֶרְפָּ֖ה בַּ⁠גּוֹיִֽם</w:t>
+      </w:r>
+    </w:p>
+    <w:p>
+      <w:pPr>
+        <w:bidi/>
+      </w:pPr>
+      <w:r>
+        <w:rPr>
+          <w:lang w:val="ar_AE" w:bidi="ar_AE"/>
+        </w:rPr>
+      </w:r>
+      <w:r>
+        <w:rPr>
           <w:b/>
           <w:lang w:val="ar_AE" w:bidi="ar_AE"/>
         </w:rPr>
@@ -19018,6 +21610,22 @@
       </w:r>
       <w:r>
         <w:rPr>
+          <w:lang w:val="ar_AE" w:bidi="ar_AE"/>
+        </w:rPr>
+        <w:t>וְֽ⁠אֶת־הַ⁠צְּפוֹנִ֞י</w:t>
+      </w:r>
+    </w:p>
+    <w:p>
+      <w:pPr>
+        <w:bidi/>
+      </w:pPr>
+      <w:r>
+        <w:rPr>
+          <w:lang w:val="ar_AE" w:bidi="ar_AE"/>
+        </w:rPr>
+      </w:r>
+      <w:r>
+        <w:rPr>
           <w:b/>
           <w:lang w:val="ar_AE" w:bidi="ar_AE"/>
         </w:rPr>
@@ -19133,6 +21741,22 @@
       </w:r>
       <w:r>
         <w:rPr>
+          <w:lang w:val="ar_AE" w:bidi="ar_AE"/>
+        </w:rPr>
+        <w:t>אֶ֣רֶץ צִיָּ֣ה וּ⁠שְׁמָמָה֒</w:t>
+      </w:r>
+    </w:p>
+    <w:p>
+      <w:pPr>
+        <w:bidi/>
+      </w:pPr>
+      <w:r>
+        <w:rPr>
+          <w:lang w:val="ar_AE" w:bidi="ar_AE"/>
+        </w:rPr>
+      </w:r>
+      <w:r>
+        <w:rPr>
           <w:b/>
           <w:lang w:val="ar_AE" w:bidi="ar_AE"/>
         </w:rPr>
@@ -19248,6 +21872,22 @@
       </w:r>
       <w:r>
         <w:rPr>
+          <w:lang w:val="ar_AE" w:bidi="ar_AE"/>
+        </w:rPr>
+        <w:t>אֶ֣רֶץ צִיָּ֣ה וּ⁠שְׁמָמָה֒</w:t>
+      </w:r>
+    </w:p>
+    <w:p>
+      <w:pPr>
+        <w:bidi/>
+      </w:pPr>
+      <w:r>
+        <w:rPr>
+          <w:lang w:val="ar_AE" w:bidi="ar_AE"/>
+        </w:rPr>
+      </w:r>
+      <w:r>
+        <w:rPr>
           <w:b/>
           <w:lang w:val="ar_AE" w:bidi="ar_AE"/>
         </w:rPr>
@@ -19363,6 +22003,22 @@
       </w:r>
       <w:r>
         <w:rPr>
+          <w:lang w:val="ar_AE" w:bidi="ar_AE"/>
+        </w:rPr>
+        <w:t>אֶל &amp; אֶת־פָּנָ֗י⁠ו אֶל־הַ⁠יָּם֙ הַ⁠קַּדְמֹנִ֔י וְ⁠סֹפ֖⁠וֹ אֶל־הַ⁠יָּ֣ם הָ⁠אַֽחֲר֑וֹן</w:t>
+      </w:r>
+    </w:p>
+    <w:p>
+      <w:pPr>
+        <w:bidi/>
+      </w:pPr>
+      <w:r>
+        <w:rPr>
+          <w:lang w:val="ar_AE" w:bidi="ar_AE"/>
+        </w:rPr>
+      </w:r>
+      <w:r>
+        <w:rPr>
           <w:b/>
           <w:lang w:val="ar_AE" w:bidi="ar_AE"/>
         </w:rPr>
@@ -19478,6 +22134,22 @@
       </w:r>
       <w:r>
         <w:rPr>
+          <w:lang w:val="ar_AE" w:bidi="ar_AE"/>
+        </w:rPr>
+        <w:t>אֶל &amp; אֶת־פָּנָ֗י⁠ו אֶל־הַ⁠יָּם֙ הַ⁠קַּדְמֹנִ֔י וְ⁠סֹפ֖⁠וֹ אֶל־הַ⁠יָּ֣ם הָ⁠אַֽחֲר֑וֹן</w:t>
+      </w:r>
+    </w:p>
+    <w:p>
+      <w:pPr>
+        <w:bidi/>
+      </w:pPr>
+      <w:r>
+        <w:rPr>
+          <w:lang w:val="ar_AE" w:bidi="ar_AE"/>
+        </w:rPr>
+      </w:r>
+      <w:r>
+        <w:rPr>
           <w:b/>
           <w:lang w:val="ar_AE" w:bidi="ar_AE"/>
         </w:rPr>
@@ -19606,6 +22278,22 @@
       </w:r>
       <w:r>
         <w:rPr>
+          <w:lang w:val="ar_AE" w:bidi="ar_AE"/>
+        </w:rPr>
+        <w:t>וְ⁠עָלָ֣ה בָאְשׁ֗⁠וֹ וְ⁠תַ֨עַל֙ צַחֲנָת֔⁠וֹ</w:t>
+      </w:r>
+    </w:p>
+    <w:p>
+      <w:pPr>
+        <w:bidi/>
+      </w:pPr>
+      <w:r>
+        <w:rPr>
+          <w:lang w:val="ar_AE" w:bidi="ar_AE"/>
+        </w:rPr>
+      </w:r>
+      <w:r>
+        <w:rPr>
           <w:b/>
           <w:lang w:val="ar_AE" w:bidi="ar_AE"/>
         </w:rPr>
@@ -19721,6 +22409,22 @@
       </w:r>
       <w:r>
         <w:rPr>
+          <w:lang w:val="ar_AE" w:bidi="ar_AE"/>
+        </w:rPr>
+        <w:t>הִגְדִּ֖יל לַ⁠עֲשֽׂוֹת</w:t>
+      </w:r>
+    </w:p>
+    <w:p>
+      <w:pPr>
+        <w:bidi/>
+      </w:pPr>
+      <w:r>
+        <w:rPr>
+          <w:lang w:val="ar_AE" w:bidi="ar_AE"/>
+        </w:rPr>
+      </w:r>
+      <w:r>
+        <w:rPr>
           <w:b/>
           <w:lang w:val="ar_AE" w:bidi="ar_AE"/>
         </w:rPr>
@@ -19834,6 +22538,22 @@
       </w:r>
       <w:r>
         <w:rPr>
+          <w:lang w:val="ar_AE" w:bidi="ar_AE"/>
+        </w:rPr>
+        <w:t>כִּ֥י הִגְדִּ֖יל לַ⁠עֲשֽׂוֹת</w:t>
+      </w:r>
+    </w:p>
+    <w:p>
+      <w:pPr>
+        <w:bidi/>
+      </w:pPr>
+      <w:r>
+        <w:rPr>
+          <w:lang w:val="ar_AE" w:bidi="ar_AE"/>
+        </w:rPr>
+      </w:r>
+      <w:r>
+        <w:rPr>
           <w:b/>
           <w:lang w:val="ar_AE" w:bidi="ar_AE"/>
         </w:rPr>
@@ -19936,6 +22656,22 @@
       </w:r>
       <w:r>
         <w:rPr>
+          <w:lang w:val="ar_AE" w:bidi="ar_AE"/>
+        </w:rPr>
+        <w:t>אַל־תִּֽירְאִ֖י אֲדָמָ֑ה גִּ֣ילִי וּ⁠שְׂמָ֔חִי</w:t>
+      </w:r>
+    </w:p>
+    <w:p>
+      <w:pPr>
+        <w:bidi/>
+      </w:pPr>
+      <w:r>
+        <w:rPr>
+          <w:lang w:val="ar_AE" w:bidi="ar_AE"/>
+        </w:rPr>
+      </w:r>
+      <w:r>
+        <w:rPr>
           <w:b/>
           <w:lang w:val="ar_AE" w:bidi="ar_AE"/>
         </w:rPr>
@@ -20061,6 +22797,22 @@
       </w:r>
       <w:r>
         <w:rPr>
+          <w:lang w:val="ar_AE" w:bidi="ar_AE"/>
+        </w:rPr>
+        <w:t>גִּ֣ילִי וּ⁠שְׂמָ֔חִי</w:t>
+      </w:r>
+    </w:p>
+    <w:p>
+      <w:pPr>
+        <w:bidi/>
+      </w:pPr>
+      <w:r>
+        <w:rPr>
+          <w:lang w:val="ar_AE" w:bidi="ar_AE"/>
+        </w:rPr>
+      </w:r>
+      <w:r>
+        <w:rPr>
           <w:b/>
           <w:lang w:val="ar_AE" w:bidi="ar_AE"/>
         </w:rPr>
@@ -20176,6 +22928,22 @@
       </w:r>
       <w:r>
         <w:rPr>
+          <w:lang w:val="ar_AE" w:bidi="ar_AE"/>
+        </w:rPr>
+        <w:t>הִגְדִּ֥יל יְהוָ֖ה לַ⁠עֲשֽׂוֹת</w:t>
+      </w:r>
+    </w:p>
+    <w:p>
+      <w:pPr>
+        <w:bidi/>
+      </w:pPr>
+      <w:r>
+        <w:rPr>
+          <w:lang w:val="ar_AE" w:bidi="ar_AE"/>
+        </w:rPr>
+      </w:r>
+      <w:r>
+        <w:rPr>
           <w:b/>
           <w:lang w:val="ar_AE" w:bidi="ar_AE"/>
         </w:rPr>
@@ -20278,6 +23046,22 @@
       </w:r>
       <w:r>
         <w:rPr>
+          <w:lang w:val="ar_AE" w:bidi="ar_AE"/>
+        </w:rPr>
+        <w:t>הִגְדִּ֥יל יְהוָ֖ה לַ⁠עֲשֽׂוֹת</w:t>
+      </w:r>
+    </w:p>
+    <w:p>
+      <w:pPr>
+        <w:bidi/>
+      </w:pPr>
+      <w:r>
+        <w:rPr>
+          <w:lang w:val="ar_AE" w:bidi="ar_AE"/>
+        </w:rPr>
+      </w:r>
+      <w:r>
+        <w:rPr>
           <w:b/>
           <w:lang w:val="ar_AE" w:bidi="ar_AE"/>
         </w:rPr>
@@ -20380,6 +23164,22 @@
       </w:r>
       <w:r>
         <w:rPr>
+          <w:lang w:val="ar_AE" w:bidi="ar_AE"/>
+        </w:rPr>
+        <w:t>אַל־תִּֽירְאוּ֙ בַּהֲמ֣וֹת שָׂדַ֔י</w:t>
+      </w:r>
+    </w:p>
+    <w:p>
+      <w:pPr>
+        <w:bidi/>
+      </w:pPr>
+      <w:r>
+        <w:rPr>
+          <w:lang w:val="ar_AE" w:bidi="ar_AE"/>
+        </w:rPr>
+      </w:r>
+      <w:r>
+        <w:rPr>
           <w:b/>
           <w:lang w:val="ar_AE" w:bidi="ar_AE"/>
         </w:rPr>
@@ -20495,6 +23295,22 @@
       </w:r>
       <w:r>
         <w:rPr>
+          <w:lang w:val="ar_AE" w:bidi="ar_AE"/>
+        </w:rPr>
+        <w:t>דָשְׁא֖וּ נְא֣וֹת מִדְבָּ֑ר כִּֽי־עֵץ֙ נָשָׂ֣א פִרְי֔⁠וֹ תְּאֵנָ֥ה וָ⁠גֶ֖פֶן נָתְנ֥וּ חֵילָֽ⁠ם</w:t>
+      </w:r>
+    </w:p>
+    <w:p>
+      <w:pPr>
+        <w:bidi/>
+      </w:pPr>
+      <w:r>
+        <w:rPr>
+          <w:lang w:val="ar_AE" w:bidi="ar_AE"/>
+        </w:rPr>
+      </w:r>
+      <w:r>
+        <w:rPr>
           <w:b/>
           <w:lang w:val="ar_AE" w:bidi="ar_AE"/>
         </w:rPr>
@@ -20597,6 +23413,22 @@
       </w:r>
       <w:r>
         <w:rPr>
+          <w:lang w:val="ar_AE" w:bidi="ar_AE"/>
+        </w:rPr>
+        <w:t>עֵץ֙ נָשָׂ֣א פִרְי֔⁠וֹ תְּאֵנָ֥ה וָ⁠גֶ֖פֶן נָתְנ֥וּ חֵילָֽ⁠ם</w:t>
+      </w:r>
+    </w:p>
+    <w:p>
+      <w:pPr>
+        <w:bidi/>
+      </w:pPr>
+      <w:r>
+        <w:rPr>
+          <w:lang w:val="ar_AE" w:bidi="ar_AE"/>
+        </w:rPr>
+      </w:r>
+      <w:r>
+        <w:rPr>
           <w:b/>
           <w:lang w:val="ar_AE" w:bidi="ar_AE"/>
         </w:rPr>
@@ -20738,6 +23570,22 @@
       </w:r>
       <w:r>
         <w:rPr>
+          <w:lang w:val="ar_AE" w:bidi="ar_AE"/>
+        </w:rPr>
+        <w:t>חֵילָֽ⁠ם</w:t>
+      </w:r>
+    </w:p>
+    <w:p>
+      <w:pPr>
+        <w:bidi/>
+      </w:pPr>
+      <w:r>
+        <w:rPr>
+          <w:lang w:val="ar_AE" w:bidi="ar_AE"/>
+        </w:rPr>
+      </w:r>
+      <w:r>
+        <w:rPr>
           <w:b/>
           <w:lang w:val="ar_AE" w:bidi="ar_AE"/>
         </w:rPr>
@@ -20853,6 +23701,22 @@
       </w:r>
       <w:r>
         <w:rPr>
+          <w:lang w:val="ar_AE" w:bidi="ar_AE"/>
+        </w:rPr>
+        <w:t>וּ⁠בְנֵ֣י צִיּ֗וֹן</w:t>
+      </w:r>
+    </w:p>
+    <w:p>
+      <w:pPr>
+        <w:bidi/>
+      </w:pPr>
+      <w:r>
+        <w:rPr>
+          <w:lang w:val="ar_AE" w:bidi="ar_AE"/>
+        </w:rPr>
+      </w:r>
+      <w:r>
+        <w:rPr>
           <w:b/>
           <w:lang w:val="ar_AE" w:bidi="ar_AE"/>
         </w:rPr>
@@ -20968,6 +23832,22 @@
       </w:r>
       <w:r>
         <w:rPr>
+          <w:lang w:val="ar_AE" w:bidi="ar_AE"/>
+        </w:rPr>
+        <w:t>אֱלֹֽהֵי⁠כֶ֔ם</w:t>
+      </w:r>
+    </w:p>
+    <w:p>
+      <w:pPr>
+        <w:bidi/>
+      </w:pPr>
+      <w:r>
+        <w:rPr>
+          <w:lang w:val="ar_AE" w:bidi="ar_AE"/>
+        </w:rPr>
+      </w:r>
+      <w:r>
+        <w:rPr>
           <w:b/>
           <w:lang w:val="ar_AE" w:bidi="ar_AE"/>
         </w:rPr>
@@ -21083,6 +23963,22 @@
       </w:r>
       <w:r>
         <w:rPr>
+          <w:lang w:val="ar_AE" w:bidi="ar_AE"/>
+        </w:rPr>
+        <w:t>נָתַ֥ן לָ⁠כֶ֛ם אֶת־הַ⁠מּוֹרֶ֖ה לִ⁠צְדָקָ֑ה וַ⁠יּ֣וֹרֶד לָ⁠כֶ֗ם גֶּ֛שֶׁם</w:t>
+      </w:r>
+    </w:p>
+    <w:p>
+      <w:pPr>
+        <w:bidi/>
+      </w:pPr>
+      <w:r>
+        <w:rPr>
+          <w:lang w:val="ar_AE" w:bidi="ar_AE"/>
+        </w:rPr>
+      </w:r>
+      <w:r>
+        <w:rPr>
           <w:b/>
           <w:lang w:val="ar_AE" w:bidi="ar_AE"/>
         </w:rPr>
@@ -21185,6 +24081,22 @@
       </w:r>
       <w:r>
         <w:rPr>
+          <w:lang w:val="ar_AE" w:bidi="ar_AE"/>
+        </w:rPr>
+        <w:t>לִ⁠צְדָקָ֑ה</w:t>
+      </w:r>
+    </w:p>
+    <w:p>
+      <w:pPr>
+        <w:bidi/>
+      </w:pPr>
+      <w:r>
+        <w:rPr>
+          <w:lang w:val="ar_AE" w:bidi="ar_AE"/>
+        </w:rPr>
+      </w:r>
+      <w:r>
+        <w:rPr>
           <w:b/>
           <w:lang w:val="ar_AE" w:bidi="ar_AE"/>
         </w:rPr>
@@ -21300,6 +24212,22 @@
       </w:r>
       <w:r>
         <w:rPr>
+          <w:lang w:val="ar_AE" w:bidi="ar_AE"/>
+        </w:rPr>
+        <w:t>גֶּ֛שֶׁם</w:t>
+      </w:r>
+    </w:p>
+    <w:p>
+      <w:pPr>
+        <w:bidi/>
+      </w:pPr>
+      <w:r>
+        <w:rPr>
+          <w:lang w:val="ar_AE" w:bidi="ar_AE"/>
+        </w:rPr>
+      </w:r>
+      <w:r>
+        <w:rPr>
           <w:b/>
           <w:lang w:val="ar_AE" w:bidi="ar_AE"/>
         </w:rPr>
@@ -21415,6 +24343,22 @@
       </w:r>
       <w:r>
         <w:rPr>
+          <w:lang w:val="ar_AE" w:bidi="ar_AE"/>
+        </w:rPr>
+        <w:t>מוֹרֶ֥ה וּ⁠מַלְק֖וֹשׁ</w:t>
+      </w:r>
+    </w:p>
+    <w:p>
+      <w:pPr>
+        <w:bidi/>
+      </w:pPr>
+      <w:r>
+        <w:rPr>
+          <w:lang w:val="ar_AE" w:bidi="ar_AE"/>
+        </w:rPr>
+      </w:r>
+      <w:r>
+        <w:rPr>
           <w:b/>
           <w:lang w:val="ar_AE" w:bidi="ar_AE"/>
         </w:rPr>
@@ -21543,6 +24487,22 @@
       </w:r>
       <w:r>
         <w:rPr>
+          <w:lang w:val="ar_AE" w:bidi="ar_AE"/>
+        </w:rPr>
+        <w:t>בָּ⁠רִאשֽׁוֹן</w:t>
+      </w:r>
+    </w:p>
+    <w:p>
+      <w:pPr>
+        <w:bidi/>
+      </w:pPr>
+      <w:r>
+        <w:rPr>
+          <w:lang w:val="ar_AE" w:bidi="ar_AE"/>
+        </w:rPr>
+      </w:r>
+      <w:r>
+        <w:rPr>
           <w:b/>
           <w:lang w:val="ar_AE" w:bidi="ar_AE"/>
         </w:rPr>
@@ -21658,6 +24618,22 @@
       </w:r>
       <w:r>
         <w:rPr>
+          <w:lang w:val="ar_AE" w:bidi="ar_AE"/>
+        </w:rPr>
+        <w:t>וְ⁠הֵשִׁ֥יקוּ הַ⁠יְקָבִ֖ים תִּיר֥וֹשׁ וְ⁠יִצְהָֽר</w:t>
+      </w:r>
+    </w:p>
+    <w:p>
+      <w:pPr>
+        <w:bidi/>
+      </w:pPr>
+      <w:r>
+        <w:rPr>
+          <w:lang w:val="ar_AE" w:bidi="ar_AE"/>
+        </w:rPr>
+      </w:r>
+      <w:r>
+        <w:rPr>
           <w:b/>
           <w:lang w:val="ar_AE" w:bidi="ar_AE"/>
         </w:rPr>
@@ -21760,6 +24736,22 @@
       </w:r>
       <w:r>
         <w:rPr>
+          <w:lang w:val="ar_AE" w:bidi="ar_AE"/>
+        </w:rPr>
+        <w:t>וְ⁠שִׁלַּמְתִּ֤י לָ⁠כֶם֙ אֶת־הַ⁠שָּׁנִ֔ים</w:t>
+      </w:r>
+    </w:p>
+    <w:p>
+      <w:pPr>
+        <w:bidi/>
+      </w:pPr>
+      <w:r>
+        <w:rPr>
+          <w:lang w:val="ar_AE" w:bidi="ar_AE"/>
+        </w:rPr>
+      </w:r>
+      <w:r>
+        <w:rPr>
           <w:b/>
           <w:lang w:val="ar_AE" w:bidi="ar_AE"/>
         </w:rPr>
@@ -21872,6 +24864,22 @@
       </w:r>
       <w:r>
         <w:rPr>
+          <w:lang w:val="ar_AE" w:bidi="ar_AE"/>
+        </w:rPr>
+        <w:t>אֶת־הַ⁠שָּׁנִ֔ים</w:t>
+      </w:r>
+    </w:p>
+    <w:p>
+      <w:pPr>
+        <w:bidi/>
+      </w:pPr>
+      <w:r>
+        <w:rPr>
+          <w:lang w:val="ar_AE" w:bidi="ar_AE"/>
+        </w:rPr>
+      </w:r>
+      <w:r>
+        <w:rPr>
           <w:b/>
           <w:lang w:val="ar_AE" w:bidi="ar_AE"/>
         </w:rPr>
@@ -21987,6 +24995,22 @@
       </w:r>
       <w:r>
         <w:rPr>
+          <w:lang w:val="ar_AE" w:bidi="ar_AE"/>
+        </w:rPr>
+        <w:t>חֵילִ⁠י֙ הַ⁠גָּד֔וֹל</w:t>
+      </w:r>
+    </w:p>
+    <w:p>
+      <w:pPr>
+        <w:bidi/>
+      </w:pPr>
+      <w:r>
+        <w:rPr>
+          <w:lang w:val="ar_AE" w:bidi="ar_AE"/>
+        </w:rPr>
+      </w:r>
+      <w:r>
+        <w:rPr>
           <w:b/>
           <w:lang w:val="ar_AE" w:bidi="ar_AE"/>
         </w:rPr>
@@ -22102,6 +25126,22 @@
       </w:r>
       <w:r>
         <w:rPr>
+          <w:lang w:val="ar_AE" w:bidi="ar_AE"/>
+        </w:rPr>
+        <w:t>וַ⁠אֲכַלְתֶּ֤ם אָכוֹל֙</w:t>
+      </w:r>
+    </w:p>
+    <w:p>
+      <w:pPr>
+        <w:bidi/>
+      </w:pPr>
+      <w:r>
+        <w:rPr>
+          <w:lang w:val="ar_AE" w:bidi="ar_AE"/>
+        </w:rPr>
+      </w:r>
+      <w:r>
+        <w:rPr>
           <w:b/>
           <w:lang w:val="ar_AE" w:bidi="ar_AE"/>
         </w:rPr>
@@ -22217,6 +25257,22 @@
       </w:r>
       <w:r>
         <w:rPr>
+          <w:lang w:val="ar_AE" w:bidi="ar_AE"/>
+        </w:rPr>
+        <w:t>אֶת־שֵׁ֤ם יְהוָה֙ אֱלֹ֣הֵי⁠כֶ֔ם</w:t>
+      </w:r>
+    </w:p>
+    <w:p>
+      <w:pPr>
+        <w:bidi/>
+      </w:pPr>
+      <w:r>
+        <w:rPr>
+          <w:lang w:val="ar_AE" w:bidi="ar_AE"/>
+        </w:rPr>
+      </w:r>
+      <w:r>
+        <w:rPr>
           <w:b/>
           <w:lang w:val="ar_AE" w:bidi="ar_AE"/>
         </w:rPr>
@@ -22319,6 +25375,22 @@
       </w:r>
       <w:r>
         <w:rPr>
+          <w:lang w:val="ar_AE" w:bidi="ar_AE"/>
+        </w:rPr>
+        <w:t>אֶת־שֵׁ֤ם</w:t>
+      </w:r>
+    </w:p>
+    <w:p>
+      <w:pPr>
+        <w:bidi/>
+      </w:pPr>
+      <w:r>
+        <w:rPr>
+          <w:lang w:val="ar_AE" w:bidi="ar_AE"/>
+        </w:rPr>
+      </w:r>
+      <w:r>
+        <w:rPr>
           <w:b/>
           <w:lang w:val="ar_AE" w:bidi="ar_AE"/>
         </w:rPr>
@@ -22434,6 +25506,22 @@
       </w:r>
       <w:r>
         <w:rPr>
+          <w:lang w:val="ar_AE" w:bidi="ar_AE"/>
+        </w:rPr>
+        <w:t>אֲשֶׁר־עָשָׂ֥ה עִמָּ⁠כֶ֖ם לְ⁠הַפְלִ֑יא</w:t>
+      </w:r>
+    </w:p>
+    <w:p>
+      <w:pPr>
+        <w:bidi/>
+      </w:pPr>
+      <w:r>
+        <w:rPr>
+          <w:lang w:val="ar_AE" w:bidi="ar_AE"/>
+        </w:rPr>
+      </w:r>
+      <w:r>
+        <w:rPr>
           <w:b/>
           <w:lang w:val="ar_AE" w:bidi="ar_AE"/>
         </w:rPr>
@@ -22549,6 +25637,22 @@
       </w:r>
       <w:r>
         <w:rPr>
+          <w:lang w:val="ar_AE" w:bidi="ar_AE"/>
+        </w:rPr>
+        <w:t>וְ⁠לֹא־יֵבֹ֥שׁוּ עַמִּ֖⁠י לְ⁠עוֹלָֽם</w:t>
+      </w:r>
+    </w:p>
+    <w:p>
+      <w:pPr>
+        <w:bidi/>
+      </w:pPr>
+      <w:r>
+        <w:rPr>
+          <w:lang w:val="ar_AE" w:bidi="ar_AE"/>
+        </w:rPr>
+      </w:r>
+      <w:r>
+        <w:rPr>
           <w:b/>
           <w:lang w:val="ar_AE" w:bidi="ar_AE"/>
         </w:rPr>
@@ -22664,6 +25768,22 @@
       </w:r>
       <w:r>
         <w:rPr>
+          <w:lang w:val="ar_AE" w:bidi="ar_AE"/>
+        </w:rPr>
+        <w:t>יִשְׂרָאֵל֙</w:t>
+      </w:r>
+    </w:p>
+    <w:p>
+      <w:pPr>
+        <w:bidi/>
+      </w:pPr>
+      <w:r>
+        <w:rPr>
+          <w:lang w:val="ar_AE" w:bidi="ar_AE"/>
+        </w:rPr>
+      </w:r>
+      <w:r>
+        <w:rPr>
           <w:b/>
           <w:lang w:val="ar_AE" w:bidi="ar_AE"/>
         </w:rPr>
@@ -22779,6 +25899,22 @@
       </w:r>
       <w:r>
         <w:rPr>
+          <w:lang w:val="ar_AE" w:bidi="ar_AE"/>
+        </w:rPr>
+        <w:t>וְ⁠לֹא־יֵבֹ֥שׁוּ עַמִּ֖⁠י לְ⁠עוֹלָֽם</w:t>
+      </w:r>
+    </w:p>
+    <w:p>
+      <w:pPr>
+        <w:bidi/>
+      </w:pPr>
+      <w:r>
+        <w:rPr>
+          <w:lang w:val="ar_AE" w:bidi="ar_AE"/>
+        </w:rPr>
+      </w:r>
+      <w:r>
+        <w:rPr>
           <w:b/>
           <w:lang w:val="ar_AE" w:bidi="ar_AE"/>
         </w:rPr>
@@ -22894,6 +26030,22 @@
       </w:r>
       <w:r>
         <w:rPr>
+          <w:lang w:val="ar_AE" w:bidi="ar_AE"/>
+        </w:rPr>
+        <w:t>וְ⁠הָיָ֣ה אַֽחֲרֵי־כֵ֗ן</w:t>
+      </w:r>
+    </w:p>
+    <w:p>
+      <w:pPr>
+        <w:bidi/>
+      </w:pPr>
+      <w:r>
+        <w:rPr>
+          <w:lang w:val="ar_AE" w:bidi="ar_AE"/>
+        </w:rPr>
+      </w:r>
+      <w:r>
+        <w:rPr>
           <w:b/>
           <w:lang w:val="ar_AE" w:bidi="ar_AE"/>
         </w:rPr>
@@ -22996,6 +26148,22 @@
       </w:r>
       <w:r>
         <w:rPr>
+          <w:lang w:val="ar_AE" w:bidi="ar_AE"/>
+        </w:rPr>
+        <w:t>אֶשְׁפּ֤וֹךְ אֶת־רוּחִ⁠י֙ עַל־כָּל־בָּשָׂ֔ר</w:t>
+      </w:r>
+    </w:p>
+    <w:p>
+      <w:pPr>
+        <w:bidi/>
+      </w:pPr>
+      <w:r>
+        <w:rPr>
+          <w:lang w:val="ar_AE" w:bidi="ar_AE"/>
+        </w:rPr>
+      </w:r>
+      <w:r>
+        <w:rPr>
           <w:b/>
           <w:lang w:val="ar_AE" w:bidi="ar_AE"/>
         </w:rPr>
@@ -23098,6 +26266,22 @@
       </w:r>
       <w:r>
         <w:rPr>
+          <w:lang w:val="ar_AE" w:bidi="ar_AE"/>
+        </w:rPr>
+        <w:t>עַל־כָּל־בָּשָׂ֔ר</w:t>
+      </w:r>
+    </w:p>
+    <w:p>
+      <w:pPr>
+        <w:bidi/>
+      </w:pPr>
+      <w:r>
+        <w:rPr>
+          <w:lang w:val="ar_AE" w:bidi="ar_AE"/>
+        </w:rPr>
+      </w:r>
+      <w:r>
+        <w:rPr>
           <w:b/>
           <w:lang w:val="ar_AE" w:bidi="ar_AE"/>
         </w:rPr>
@@ -23213,6 +26397,22 @@
       </w:r>
       <w:r>
         <w:rPr>
+          <w:lang w:val="ar_AE" w:bidi="ar_AE"/>
+        </w:rPr>
+        <w:t>עַל־כָּל־בָּשָׂ֔ר</w:t>
+      </w:r>
+    </w:p>
+    <w:p>
+      <w:pPr>
+        <w:bidi/>
+      </w:pPr>
+      <w:r>
+        <w:rPr>
+          <w:lang w:val="ar_AE" w:bidi="ar_AE"/>
+        </w:rPr>
+      </w:r>
+      <w:r>
+        <w:rPr>
           <w:b/>
           <w:lang w:val="ar_AE" w:bidi="ar_AE"/>
         </w:rPr>
@@ -23328,6 +26528,22 @@
       </w:r>
       <w:r>
         <w:rPr>
+          <w:lang w:val="ar_AE" w:bidi="ar_AE"/>
+        </w:rPr>
+        <w:t>וְ⁠נִבְּא֖וּ בְּנֵי⁠כֶ֣ם וּ⁠בְנֽוֹתֵי⁠כֶ֑ם</w:t>
+      </w:r>
+    </w:p>
+    <w:p>
+      <w:pPr>
+        <w:bidi/>
+      </w:pPr>
+      <w:r>
+        <w:rPr>
+          <w:lang w:val="ar_AE" w:bidi="ar_AE"/>
+        </w:rPr>
+      </w:r>
+      <w:r>
+        <w:rPr>
           <w:b/>
           <w:lang w:val="ar_AE" w:bidi="ar_AE"/>
         </w:rPr>
@@ -23430,6 +26646,22 @@
       </w:r>
       <w:r>
         <w:rPr>
+          <w:lang w:val="ar_AE" w:bidi="ar_AE"/>
+        </w:rPr>
+        <w:t>זִקְנֵי⁠כֶם֙ חֲלֹמ֣וֹת יַחֲלֹמ֔וּ⁠ן בַּח֣וּרֵי⁠כֶ֔ם חֶזְיֹנ֖וֹת יִרְאֽוּ</w:t>
+      </w:r>
+    </w:p>
+    <w:p>
+      <w:pPr>
+        <w:bidi/>
+      </w:pPr>
+      <w:r>
+        <w:rPr>
+          <w:lang w:val="ar_AE" w:bidi="ar_AE"/>
+        </w:rPr>
+      </w:r>
+      <w:r>
+        <w:rPr>
           <w:b/>
           <w:lang w:val="ar_AE" w:bidi="ar_AE"/>
         </w:rPr>
@@ -23532,6 +26764,22 @@
       </w:r>
       <w:r>
         <w:rPr>
+          <w:lang w:val="ar_AE" w:bidi="ar_AE"/>
+        </w:rPr>
+        <w:t>חֲלֹמ֣וֹת</w:t>
+      </w:r>
+    </w:p>
+    <w:p>
+      <w:pPr>
+        <w:bidi/>
+      </w:pPr>
+      <w:r>
+        <w:rPr>
+          <w:lang w:val="ar_AE" w:bidi="ar_AE"/>
+        </w:rPr>
+      </w:r>
+      <w:r>
+        <w:rPr>
           <w:b/>
           <w:lang w:val="ar_AE" w:bidi="ar_AE"/>
         </w:rPr>
@@ -23647,6 +26895,22 @@
       </w:r>
       <w:r>
         <w:rPr>
+          <w:lang w:val="ar_AE" w:bidi="ar_AE"/>
+        </w:rPr>
+        <w:t>וְ⁠גַ֥ם עַל־הָֽ⁠עֲבָדִ֖ים וְ⁠עַל־הַ⁠שְּׁפָח֑וֹת</w:t>
+      </w:r>
+    </w:p>
+    <w:p>
+      <w:pPr>
+        <w:bidi/>
+      </w:pPr>
+      <w:r>
+        <w:rPr>
+          <w:lang w:val="ar_AE" w:bidi="ar_AE"/>
+        </w:rPr>
+      </w:r>
+      <w:r>
+        <w:rPr>
           <w:b/>
           <w:lang w:val="ar_AE" w:bidi="ar_AE"/>
         </w:rPr>
@@ -23736,6 +27000,22 @@
         <w:rPr>
           <w:lang w:val="ar_AE" w:bidi="ar_AE"/>
         </w:rPr>
+      </w:r>
+    </w:p>
+    <w:p>
+      <w:pPr>
+        <w:bidi/>
+      </w:pPr>
+      <w:r>
+        <w:rPr>
+          <w:lang w:val="ar_AE" w:bidi="ar_AE"/>
+        </w:rPr>
+      </w:r>
+      <w:r>
+        <w:rPr>
+          <w:lang w:val="ar_AE" w:bidi="ar_AE"/>
+        </w:rPr>
+        <w:t>בַּ⁠יָּמִ֣ים הָ⁠הֵ֔מָּה</w:t>
       </w:r>
     </w:p>
     <w:p>
@@ -24099,6 +27379,22 @@
       </w:r>
       <w:r>
         <w:rPr>
+          <w:lang w:val="ar_AE" w:bidi="ar_AE"/>
+        </w:rPr>
+        <w:t>הַ⁠שֶּׁ֨מֶשׁ֙ יֵהָפֵ֣ךְ לְ⁠חֹ֔שֶׁךְ וְ⁠הַ⁠יָּרֵ֖חַ לְ⁠דָ֑ם</w:t>
+      </w:r>
+    </w:p>
+    <w:p>
+      <w:pPr>
+        <w:bidi/>
+      </w:pPr>
+      <w:r>
+        <w:rPr>
+          <w:lang w:val="ar_AE" w:bidi="ar_AE"/>
+        </w:rPr>
+      </w:r>
+      <w:r>
+        <w:rPr>
           <w:b/>
           <w:lang w:val="ar_AE" w:bidi="ar_AE"/>
         </w:rPr>
@@ -24201,6 +27497,22 @@
       </w:r>
       <w:r>
         <w:rPr>
+          <w:lang w:val="ar_AE" w:bidi="ar_AE"/>
+        </w:rPr>
+        <w:t>הַ⁠שֶּׁ֨מֶשׁ֙ יֵהָפֵ֣ךְ לְ⁠חֹ֔שֶׁךְ וְ⁠הַ⁠יָּרֵ֖חַ לְ⁠דָ֑ם</w:t>
+      </w:r>
+    </w:p>
+    <w:p>
+      <w:pPr>
+        <w:bidi/>
+      </w:pPr>
+      <w:r>
+        <w:rPr>
+          <w:lang w:val="ar_AE" w:bidi="ar_AE"/>
+        </w:rPr>
+      </w:r>
+      <w:r>
+        <w:rPr>
           <w:b/>
           <w:lang w:val="ar_AE" w:bidi="ar_AE"/>
         </w:rPr>
@@ -24303,6 +27615,22 @@
       </w:r>
       <w:r>
         <w:rPr>
+          <w:lang w:val="ar_AE" w:bidi="ar_AE"/>
+        </w:rPr>
+        <w:t>וְ⁠הַ⁠יָּרֵ֖חַ לְ⁠דָ֑ם</w:t>
+      </w:r>
+    </w:p>
+    <w:p>
+      <w:pPr>
+        <w:bidi/>
+      </w:pPr>
+      <w:r>
+        <w:rPr>
+          <w:lang w:val="ar_AE" w:bidi="ar_AE"/>
+        </w:rPr>
+      </w:r>
+      <w:r>
+        <w:rPr>
           <w:b/>
           <w:lang w:val="ar_AE" w:bidi="ar_AE"/>
         </w:rPr>
@@ -24405,6 +27733,22 @@
       </w:r>
       <w:r>
         <w:rPr>
+          <w:lang w:val="ar_AE" w:bidi="ar_AE"/>
+        </w:rPr>
+        <w:t>לִ⁠פְנֵ֗י בּ֚וֹא י֣וֹם יְהוָ֔ה הַ⁠גָּד֖וֹל וְ⁠הַ⁠נּוֹרָֽא</w:t>
+      </w:r>
+    </w:p>
+    <w:p>
+      <w:pPr>
+        <w:bidi/>
+      </w:pPr>
+      <w:r>
+        <w:rPr>
+          <w:lang w:val="ar_AE" w:bidi="ar_AE"/>
+        </w:rPr>
+      </w:r>
+      <w:r>
+        <w:rPr>
           <w:b/>
           <w:lang w:val="ar_AE" w:bidi="ar_AE"/>
         </w:rPr>
@@ -24507,6 +27851,22 @@
         <w:rPr>
           <w:lang w:val="ar_AE" w:bidi="ar_AE"/>
         </w:rPr>
+      </w:r>
+    </w:p>
+    <w:p>
+      <w:pPr>
+        <w:bidi/>
+      </w:pPr>
+      <w:r>
+        <w:rPr>
+          <w:lang w:val="ar_AE" w:bidi="ar_AE"/>
+        </w:rPr>
+      </w:r>
+      <w:r>
+        <w:rPr>
+          <w:lang w:val="ar_AE" w:bidi="ar_AE"/>
+        </w:rPr>
+        <w:t>י֣וֹם יְהוָ֔ה הַ⁠גָּד֖וֹל וְ⁠הַ⁠נּוֹרָֽא</w:t>
       </w:r>
     </w:p>
     <w:p>
@@ -24742,6 +28102,22 @@
       </w:r>
       <w:r>
         <w:rPr>
+          <w:lang w:val="ar_AE" w:bidi="ar_AE"/>
+        </w:rPr>
+        <w:t>וְ⁠הָיָ֗ה</w:t>
+      </w:r>
+    </w:p>
+    <w:p>
+      <w:pPr>
+        <w:bidi/>
+      </w:pPr>
+      <w:r>
+        <w:rPr>
+          <w:lang w:val="ar_AE" w:bidi="ar_AE"/>
+        </w:rPr>
+      </w:r>
+      <w:r>
+        <w:rPr>
           <w:b/>
           <w:lang w:val="ar_AE" w:bidi="ar_AE"/>
         </w:rPr>
@@ -24844,6 +28220,22 @@
       </w:r>
       <w:r>
         <w:rPr>
+          <w:lang w:val="ar_AE" w:bidi="ar_AE"/>
+        </w:rPr>
+        <w:t>כֹּ֧ל אֲשֶׁר־יִקְרָ֛א בְּ⁠שֵׁ֥ם יְהוָ֖ה יִמָּלֵ֑ט &amp; יְהוָ֔ה</w:t>
+      </w:r>
+    </w:p>
+    <w:p>
+      <w:pPr>
+        <w:bidi/>
+      </w:pPr>
+      <w:r>
+        <w:rPr>
+          <w:lang w:val="ar_AE" w:bidi="ar_AE"/>
+        </w:rPr>
+      </w:r>
+      <w:r>
+        <w:rPr>
           <w:b/>
           <w:lang w:val="ar_AE" w:bidi="ar_AE"/>
         </w:rPr>
@@ -24946,6 +28338,22 @@
       </w:r>
       <w:r>
         <w:rPr>
+          <w:lang w:val="ar_AE" w:bidi="ar_AE"/>
+        </w:rPr>
+        <w:t>בְּ⁠שֵׁ֥ם יְהוָ֖ה &amp; יְהוָ֔ה</w:t>
+      </w:r>
+    </w:p>
+    <w:p>
+      <w:pPr>
+        <w:bidi/>
+      </w:pPr>
+      <w:r>
+        <w:rPr>
+          <w:lang w:val="ar_AE" w:bidi="ar_AE"/>
+        </w:rPr>
+      </w:r>
+      <w:r>
+        <w:rPr>
           <w:b/>
           <w:lang w:val="ar_AE" w:bidi="ar_AE"/>
         </w:rPr>
@@ -25061,6 +28469,22 @@
       </w:r>
       <w:r>
         <w:rPr>
+          <w:lang w:val="ar_AE" w:bidi="ar_AE"/>
+        </w:rPr>
+        <w:t>בְּ⁠שֵׁ֥ם יְהוָ֖ה &amp; יְהוָ֔ה</w:t>
+      </w:r>
+    </w:p>
+    <w:p>
+      <w:pPr>
+        <w:bidi/>
+      </w:pPr>
+      <w:r>
+        <w:rPr>
+          <w:lang w:val="ar_AE" w:bidi="ar_AE"/>
+        </w:rPr>
+      </w:r>
+      <w:r>
+        <w:rPr>
           <w:b/>
           <w:lang w:val="ar_AE" w:bidi="ar_AE"/>
         </w:rPr>
@@ -25163,6 +28587,22 @@
       </w:r>
       <w:r>
         <w:rPr>
+          <w:lang w:val="ar_AE" w:bidi="ar_AE"/>
+        </w:rPr>
+        <w:t>כִּ֠י בְּ⁠הַר־צִיּ֨וֹן וּ⁠בִ⁠ירוּשָׁלִַ֜ם תִּֽהְיֶ֣ה פְלֵיטָ֗ה</w:t>
+      </w:r>
+    </w:p>
+    <w:p>
+      <w:pPr>
+        <w:bidi/>
+      </w:pPr>
+      <w:r>
+        <w:rPr>
+          <w:lang w:val="ar_AE" w:bidi="ar_AE"/>
+        </w:rPr>
+      </w:r>
+      <w:r>
+        <w:rPr>
           <w:b/>
           <w:lang w:val="ar_AE" w:bidi="ar_AE"/>
         </w:rPr>
@@ -25278,6 +28718,22 @@
       </w:r>
       <w:r>
         <w:rPr>
+          <w:lang w:val="ar_AE" w:bidi="ar_AE"/>
+        </w:rPr>
+        <w:t>בְּ⁠הַר־צִיּ֨וֹן וּ⁠בִ⁠ירוּשָׁלִַ֜ם</w:t>
+      </w:r>
+    </w:p>
+    <w:p>
+      <w:pPr>
+        <w:bidi/>
+      </w:pPr>
+      <w:r>
+        <w:rPr>
+          <w:lang w:val="ar_AE" w:bidi="ar_AE"/>
+        </w:rPr>
+      </w:r>
+      <w:r>
+        <w:rPr>
           <w:b/>
           <w:lang w:val="ar_AE" w:bidi="ar_AE"/>
         </w:rPr>
@@ -25393,6 +28849,22 @@
       </w:r>
       <w:r>
         <w:rPr>
+          <w:lang w:val="ar_AE" w:bidi="ar_AE"/>
+        </w:rPr>
+        <w:t>כַּֽ⁠אֲשֶׁר֙ אָמַ֣ר יְהוָ֔ה</w:t>
+      </w:r>
+    </w:p>
+    <w:p>
+      <w:pPr>
+        <w:bidi/>
+      </w:pPr>
+      <w:r>
+        <w:rPr>
+          <w:lang w:val="ar_AE" w:bidi="ar_AE"/>
+        </w:rPr>
+      </w:r>
+      <w:r>
+        <w:rPr>
           <w:b/>
           <w:lang w:val="ar_AE" w:bidi="ar_AE"/>
         </w:rPr>
@@ -25495,6 +28967,22 @@
       </w:r>
       <w:r>
         <w:rPr>
+          <w:lang w:val="ar_AE" w:bidi="ar_AE"/>
+        </w:rPr>
+        <w:t>יְהוָ֖ה &amp; וּ⁠בַ֨⁠שְּׂרִידִ֔ים אֲשֶׁ֥ר יְהוָ֖ה קֹרֵֽא</w:t>
+      </w:r>
+    </w:p>
+    <w:p>
+      <w:pPr>
+        <w:bidi/>
+      </w:pPr>
+      <w:r>
+        <w:rPr>
+          <w:lang w:val="ar_AE" w:bidi="ar_AE"/>
+        </w:rPr>
+      </w:r>
+      <w:r>
+        <w:rPr>
           <w:b/>
           <w:lang w:val="ar_AE" w:bidi="ar_AE"/>
         </w:rPr>
@@ -25604,6 +29092,22 @@
       </w:r>
       <w:r>
         <w:rPr>
+          <w:lang w:val="ar_AE" w:bidi="ar_AE"/>
+        </w:rPr>
+        <w:t>יְהוָ֖ה &amp; אֲשֶׁ֥ר יְהוָ֖ה קֹרֵֽא</w:t>
+      </w:r>
+    </w:p>
+    <w:p>
+      <w:pPr>
+        <w:bidi/>
+      </w:pPr>
+      <w:r>
+        <w:rPr>
+          <w:lang w:val="ar_AE" w:bidi="ar_AE"/>
+        </w:rPr>
+      </w:r>
+      <w:r>
+        <w:rPr>
           <w:b/>
           <w:lang w:val="ar_AE" w:bidi="ar_AE"/>
         </w:rPr>
@@ -25713,6 +29217,22 @@
       </w:r>
       <w:r>
         <w:rPr>
+          <w:lang w:val="ar_AE" w:bidi="ar_AE"/>
+        </w:rPr>
+        <w:t>כִּ֗י הִנֵּ֛ה בַּ⁠יָּמִ֥ים הָ⁠הֵ֖מָּה וּ⁠בָ⁠עֵ֣ת הַ⁠הִ֑יא</w:t>
+      </w:r>
+    </w:p>
+    <w:p>
+      <w:pPr>
+        <w:bidi/>
+      </w:pPr>
+      <w:r>
+        <w:rPr>
+          <w:lang w:val="ar_AE" w:bidi="ar_AE"/>
+        </w:rPr>
+      </w:r>
+      <w:r>
+        <w:rPr>
           <w:b/>
           <w:lang w:val="ar_AE" w:bidi="ar_AE"/>
         </w:rPr>
@@ -25815,6 +29335,22 @@
       </w:r>
       <w:r>
         <w:rPr>
+          <w:lang w:val="ar_AE" w:bidi="ar_AE"/>
+        </w:rPr>
+        <w:t>כִּ֗י הִנֵּ֛ה</w:t>
+      </w:r>
+    </w:p>
+    <w:p>
+      <w:pPr>
+        <w:bidi/>
+      </w:pPr>
+      <w:r>
+        <w:rPr>
+          <w:lang w:val="ar_AE" w:bidi="ar_AE"/>
+        </w:rPr>
+      </w:r>
+      <w:r>
+        <w:rPr>
           <w:b/>
           <w:lang w:val="ar_AE" w:bidi="ar_AE"/>
         </w:rPr>
@@ -25930,6 +29466,22 @@
       </w:r>
       <w:r>
         <w:rPr>
+          <w:lang w:val="ar_AE" w:bidi="ar_AE"/>
+        </w:rPr>
+        <w:t>בַּ⁠יָּמִ֥ים הָ⁠הֵ֖מָּה וּ⁠בָ⁠עֵ֣ת הַ⁠הִ֑יא</w:t>
+      </w:r>
+    </w:p>
+    <w:p>
+      <w:pPr>
+        <w:bidi/>
+      </w:pPr>
+      <w:r>
+        <w:rPr>
+          <w:lang w:val="ar_AE" w:bidi="ar_AE"/>
+        </w:rPr>
+      </w:r>
+      <w:r>
+        <w:rPr>
           <w:b/>
           <w:lang w:val="ar_AE" w:bidi="ar_AE"/>
         </w:rPr>
@@ -26045,6 +29597,22 @@
       </w:r>
       <w:r>
         <w:rPr>
+          <w:lang w:val="ar_AE" w:bidi="ar_AE"/>
+        </w:rPr>
+        <w:t>אֲשֶׁ֥ר אָשִׁ֛יב אֶת־שְׁב֥וּת יְהוּדָ֖ה וִ⁠ירוּשָׁלִָֽם</w:t>
+      </w:r>
+    </w:p>
+    <w:p>
+      <w:pPr>
+        <w:bidi/>
+      </w:pPr>
+      <w:r>
+        <w:rPr>
+          <w:lang w:val="ar_AE" w:bidi="ar_AE"/>
+        </w:rPr>
+      </w:r>
+      <w:r>
+        <w:rPr>
           <w:b/>
           <w:lang w:val="ar_AE" w:bidi="ar_AE"/>
         </w:rPr>
@@ -26160,6 +29728,22 @@
       </w:r>
       <w:r>
         <w:rPr>
+          <w:lang w:val="ar_AE" w:bidi="ar_AE"/>
+        </w:rPr>
+        <w:t>אֲשֶׁ֥ר אָשִׁ֛יב אֶת־שְׁב֥וּת יְהוּדָ֖ה וִ⁠ירוּשָׁלִָֽם</w:t>
+      </w:r>
+    </w:p>
+    <w:p>
+      <w:pPr>
+        <w:bidi/>
+      </w:pPr>
+      <w:r>
+        <w:rPr>
+          <w:lang w:val="ar_AE" w:bidi="ar_AE"/>
+        </w:rPr>
+      </w:r>
+      <w:r>
+        <w:rPr>
           <w:b/>
           <w:lang w:val="ar_AE" w:bidi="ar_AE"/>
         </w:rPr>
@@ -26262,6 +29846,22 @@
       </w:r>
       <w:r>
         <w:rPr>
+          <w:lang w:val="ar_AE" w:bidi="ar_AE"/>
+        </w:rPr>
+        <w:t>עֵ֖מֶק יְהֽוֹשָׁפָ֑ט</w:t>
+      </w:r>
+    </w:p>
+    <w:p>
+      <w:pPr>
+        <w:bidi/>
+      </w:pPr>
+      <w:r>
+        <w:rPr>
+          <w:lang w:val="ar_AE" w:bidi="ar_AE"/>
+        </w:rPr>
+      </w:r>
+      <w:r>
+        <w:rPr>
           <w:b/>
           <w:lang w:val="ar_AE" w:bidi="ar_AE"/>
         </w:rPr>
@@ -26377,6 +29977,22 @@
       </w:r>
       <w:r>
         <w:rPr>
+          <w:lang w:val="ar_AE" w:bidi="ar_AE"/>
+        </w:rPr>
+        <w:t>עַמִּ֨⁠י וְ⁠נַחֲלָתִ֤⁠י יִשְׂרָאֵל֙</w:t>
+      </w:r>
+    </w:p>
+    <w:p>
+      <w:pPr>
+        <w:bidi/>
+      </w:pPr>
+      <w:r>
+        <w:rPr>
+          <w:lang w:val="ar_AE" w:bidi="ar_AE"/>
+        </w:rPr>
+      </w:r>
+      <w:r>
+        <w:rPr>
           <w:b/>
           <w:lang w:val="ar_AE" w:bidi="ar_AE"/>
         </w:rPr>
@@ -26531,6 +30147,22 @@
       </w:r>
       <w:r>
         <w:rPr>
+          <w:lang w:val="ar_AE" w:bidi="ar_AE"/>
+        </w:rPr>
+        <w:t>וְ⁠אֶת־אַרְצִ֖⁠י חִלֵּֽקוּ</w:t>
+      </w:r>
+    </w:p>
+    <w:p>
+      <w:pPr>
+        <w:bidi/>
+      </w:pPr>
+      <w:r>
+        <w:rPr>
+          <w:lang w:val="ar_AE" w:bidi="ar_AE"/>
+        </w:rPr>
+      </w:r>
+      <w:r>
+        <w:rPr>
           <w:b/>
           <w:lang w:val="ar_AE" w:bidi="ar_AE"/>
         </w:rPr>
@@ -26633,6 +30265,22 @@
       </w:r>
       <w:r>
         <w:rPr>
+          <w:lang w:val="ar_AE" w:bidi="ar_AE"/>
+        </w:rPr>
+        <w:t>גוֹרָ֑ל</w:t>
+      </w:r>
+    </w:p>
+    <w:p>
+      <w:pPr>
+        <w:bidi/>
+      </w:pPr>
+      <w:r>
+        <w:rPr>
+          <w:lang w:val="ar_AE" w:bidi="ar_AE"/>
+        </w:rPr>
+      </w:r>
+      <w:r>
+        <w:rPr>
           <w:b/>
           <w:lang w:val="ar_AE" w:bidi="ar_AE"/>
         </w:rPr>
@@ -26748,6 +30396,22 @@
       </w:r>
       <w:r>
         <w:rPr>
+          <w:lang w:val="ar_AE" w:bidi="ar_AE"/>
+        </w:rPr>
+        <w:t>וַ⁠יִּתְּנ֤וּ הַ⁠יֶּ֨לֶד֙ בַּ⁠זּוֹנָ֔ה וְ⁠הַ⁠יַּלְדָּ֛ה מָכְר֥וּ</w:t>
+      </w:r>
+    </w:p>
+    <w:p>
+      <w:pPr>
+        <w:bidi/>
+      </w:pPr>
+      <w:r>
+        <w:rPr>
+          <w:lang w:val="ar_AE" w:bidi="ar_AE"/>
+        </w:rPr>
+      </w:r>
+      <w:r>
+        <w:rPr>
           <w:b/>
           <w:lang w:val="ar_AE" w:bidi="ar_AE"/>
         </w:rPr>
@@ -26889,6 +30553,22 @@
       </w:r>
       <w:r>
         <w:rPr>
+          <w:lang w:val="ar_AE" w:bidi="ar_AE"/>
+        </w:rPr>
+        <w:t>וְ֠⁠גַם מָה־אַתֶּ֥ם לִ⁠י֙ צֹ֣ר וְ⁠צִיד֔וֹן וְ⁠כֹ֖ל גְּלִיל֣וֹת פְּלָ֑שֶׁת הַ⁠גְּמ֗וּל אַתֶּם֙ מְשַׁלְּמִ֣ים עָלָ֔⁠י &amp; אַתֶּם֙</w:t>
+      </w:r>
+    </w:p>
+    <w:p>
+      <w:pPr>
+        <w:bidi/>
+      </w:pPr>
+      <w:r>
+        <w:rPr>
+          <w:lang w:val="ar_AE" w:bidi="ar_AE"/>
+        </w:rPr>
+      </w:r>
+      <w:r>
+        <w:rPr>
           <w:b/>
           <w:lang w:val="ar_AE" w:bidi="ar_AE"/>
         </w:rPr>
@@ -26991,6 +30671,22 @@
       </w:r>
       <w:r>
         <w:rPr>
+          <w:lang w:val="ar_AE" w:bidi="ar_AE"/>
+        </w:rPr>
+        <w:t>מָה־אַתֶּ֥ם לִ⁠י֙</w:t>
+      </w:r>
+    </w:p>
+    <w:p>
+      <w:pPr>
+        <w:bidi/>
+      </w:pPr>
+      <w:r>
+        <w:rPr>
+          <w:lang w:val="ar_AE" w:bidi="ar_AE"/>
+        </w:rPr>
+      </w:r>
+      <w:r>
+        <w:rPr>
           <w:b/>
           <w:lang w:val="ar_AE" w:bidi="ar_AE"/>
         </w:rPr>
@@ -27093,6 +30789,22 @@
       </w:r>
       <w:r>
         <w:rPr>
+          <w:lang w:val="ar_AE" w:bidi="ar_AE"/>
+        </w:rPr>
+        <w:t>הַ⁠גְּמ֗וּל אַתֶּם֙ מְשַׁלְּמִ֣ים עָלָ֔⁠י וְ⁠אִם־גֹּמְלִ֤ים אַתֶּם֙ עָלַ֔⁠י</w:t>
+      </w:r>
+    </w:p>
+    <w:p>
+      <w:pPr>
+        <w:bidi/>
+      </w:pPr>
+      <w:r>
+        <w:rPr>
+          <w:lang w:val="ar_AE" w:bidi="ar_AE"/>
+        </w:rPr>
+      </w:r>
+      <w:r>
+        <w:rPr>
           <w:b/>
           <w:lang w:val="ar_AE" w:bidi="ar_AE"/>
         </w:rPr>
@@ -27195,6 +30907,22 @@
       </w:r>
       <w:r>
         <w:rPr>
+          <w:lang w:val="ar_AE" w:bidi="ar_AE"/>
+        </w:rPr>
+        <w:t>קַ֣ל מְהֵרָ֔ה</w:t>
+      </w:r>
+    </w:p>
+    <w:p>
+      <w:pPr>
+        <w:bidi/>
+      </w:pPr>
+      <w:r>
+        <w:rPr>
+          <w:lang w:val="ar_AE" w:bidi="ar_AE"/>
+        </w:rPr>
+      </w:r>
+      <w:r>
+        <w:rPr>
           <w:b/>
           <w:lang w:val="ar_AE" w:bidi="ar_AE"/>
         </w:rPr>
@@ -27310,6 +31038,22 @@
       </w:r>
       <w:r>
         <w:rPr>
+          <w:lang w:val="ar_AE" w:bidi="ar_AE"/>
+        </w:rPr>
+        <w:t>אָשִׁ֥יב גְּמֻלְ⁠כֶ֖ם בְּ⁠רֹאשְׁ⁠כֶֽם</w:t>
+      </w:r>
+    </w:p>
+    <w:p>
+      <w:pPr>
+        <w:bidi/>
+      </w:pPr>
+      <w:r>
+        <w:rPr>
+          <w:lang w:val="ar_AE" w:bidi="ar_AE"/>
+        </w:rPr>
+      </w:r>
+      <w:r>
+        <w:rPr>
           <w:b/>
           <w:lang w:val="ar_AE" w:bidi="ar_AE"/>
         </w:rPr>
@@ -27425,6 +31169,22 @@
       </w:r>
       <w:r>
         <w:rPr>
+          <w:lang w:val="ar_AE" w:bidi="ar_AE"/>
+        </w:rPr>
+        <w:t>בְּ⁠רֹאשְׁ⁠כֶֽם</w:t>
+      </w:r>
+    </w:p>
+    <w:p>
+      <w:pPr>
+        <w:bidi/>
+      </w:pPr>
+      <w:r>
+        <w:rPr>
+          <w:lang w:val="ar_AE" w:bidi="ar_AE"/>
+        </w:rPr>
+      </w:r>
+      <w:r>
+        <w:rPr>
           <w:b/>
           <w:lang w:val="ar_AE" w:bidi="ar_AE"/>
         </w:rPr>
@@ -27527,6 +31287,22 @@
         <w:rPr>
           <w:lang w:val="ar_AE" w:bidi="ar_AE"/>
         </w:rPr>
+      </w:r>
+    </w:p>
+    <w:p>
+      <w:pPr>
+        <w:bidi/>
+      </w:pPr>
+      <w:r>
+        <w:rPr>
+          <w:lang w:val="ar_AE" w:bidi="ar_AE"/>
+        </w:rPr>
+      </w:r>
+      <w:r>
+        <w:rPr>
+          <w:lang w:val="ar_AE" w:bidi="ar_AE"/>
+        </w:rPr>
+        <w:t>וּ⁠בְנֵ֤י יְהוּדָה֙ וּ⁠בְנֵ֣י יְרוּשָׁלִַ֔ם</w:t>
       </w:r>
     </w:p>
     <w:p>
@@ -27673,6 +31449,22 @@
       </w:r>
       <w:r>
         <w:rPr>
+          <w:lang w:val="ar_AE" w:bidi="ar_AE"/>
+        </w:rPr>
+        <w:t>לִ⁠בְנֵ֣י הַ⁠יְּוָנִ֑ים</w:t>
+      </w:r>
+    </w:p>
+    <w:p>
+      <w:pPr>
+        <w:bidi/>
+      </w:pPr>
+      <w:r>
+        <w:rPr>
+          <w:lang w:val="ar_AE" w:bidi="ar_AE"/>
+        </w:rPr>
+      </w:r>
+      <w:r>
+        <w:rPr>
           <w:b/>
           <w:lang w:val="ar_AE" w:bidi="ar_AE"/>
         </w:rPr>
@@ -27801,6 +31593,22 @@
       </w:r>
       <w:r>
         <w:rPr>
+          <w:lang w:val="ar_AE" w:bidi="ar_AE"/>
+        </w:rPr>
+        <w:t>הַ⁠יְּוָנִ֑ים</w:t>
+      </w:r>
+    </w:p>
+    <w:p>
+      <w:pPr>
+        <w:bidi/>
+      </w:pPr>
+      <w:r>
+        <w:rPr>
+          <w:lang w:val="ar_AE" w:bidi="ar_AE"/>
+        </w:rPr>
+      </w:r>
+      <w:r>
+        <w:rPr>
           <w:b/>
           <w:lang w:val="ar_AE" w:bidi="ar_AE"/>
         </w:rPr>
@@ -27916,6 +31724,22 @@
       </w:r>
       <w:r>
         <w:rPr>
+          <w:lang w:val="ar_AE" w:bidi="ar_AE"/>
+        </w:rPr>
+        <w:t>לְמַ֥עַן הַרְחִיקָ֖⁠ם מֵ⁠עַ֥ל גְּבוּלָֽ⁠ם</w:t>
+      </w:r>
+    </w:p>
+    <w:p>
+      <w:pPr>
+        <w:bidi/>
+      </w:pPr>
+      <w:r>
+        <w:rPr>
+          <w:lang w:val="ar_AE" w:bidi="ar_AE"/>
+        </w:rPr>
+      </w:r>
+      <w:r>
+        <w:rPr>
           <w:b/>
           <w:lang w:val="ar_AE" w:bidi="ar_AE"/>
         </w:rPr>
@@ -28005,6 +31829,22 @@
         <w:rPr>
           <w:lang w:val="ar_AE" w:bidi="ar_AE"/>
         </w:rPr>
+      </w:r>
+    </w:p>
+    <w:p>
+      <w:pPr>
+        <w:bidi/>
+      </w:pPr>
+      <w:r>
+        <w:rPr>
+          <w:lang w:val="ar_AE" w:bidi="ar_AE"/>
+        </w:rPr>
+      </w:r>
+      <w:r>
+        <w:rPr>
+          <w:lang w:val="ar_AE" w:bidi="ar_AE"/>
+        </w:rPr>
+        <w:t>הִנְ⁠נִ֣י מְעִירָ֔⁠ם</w:t>
       </w:r>
     </w:p>
     <w:p>
@@ -28138,6 +31978,22 @@
       </w:r>
       <w:r>
         <w:rPr>
+          <w:lang w:val="ar_AE" w:bidi="ar_AE"/>
+        </w:rPr>
+        <w:t>אֲשֶׁר־מְכַרְתֶּ֥ם אֹתָ֖⁠ם שָׁ֑מָּ⁠ה</w:t>
+      </w:r>
+    </w:p>
+    <w:p>
+      <w:pPr>
+        <w:bidi/>
+      </w:pPr>
+      <w:r>
+        <w:rPr>
+          <w:lang w:val="ar_AE" w:bidi="ar_AE"/>
+        </w:rPr>
+      </w:r>
+      <w:r>
+        <w:rPr>
           <w:b/>
           <w:lang w:val="ar_AE" w:bidi="ar_AE"/>
         </w:rPr>
@@ -28360,6 +32216,22 @@
       </w:r>
       <w:r>
         <w:rPr>
+          <w:lang w:val="ar_AE" w:bidi="ar_AE"/>
+        </w:rPr>
+        <w:t>בְּ⁠רֹאשְׁ⁠כֶֽם</w:t>
+      </w:r>
+    </w:p>
+    <w:p>
+      <w:pPr>
+        <w:bidi/>
+      </w:pPr>
+      <w:r>
+        <w:rPr>
+          <w:lang w:val="ar_AE" w:bidi="ar_AE"/>
+        </w:rPr>
+      </w:r>
+      <w:r>
+        <w:rPr>
           <w:b/>
           <w:lang w:val="ar_AE" w:bidi="ar_AE"/>
         </w:rPr>
@@ -28462,6 +32334,22 @@
       </w:r>
       <w:r>
         <w:rPr>
+          <w:lang w:val="ar_AE" w:bidi="ar_AE"/>
+        </w:rPr>
+        <w:t>וּ⁠מָכַרְתִּ֞י</w:t>
+      </w:r>
+    </w:p>
+    <w:p>
+      <w:pPr>
+        <w:bidi/>
+      </w:pPr>
+      <w:r>
+        <w:rPr>
+          <w:lang w:val="ar_AE" w:bidi="ar_AE"/>
+        </w:rPr>
+      </w:r>
+      <w:r>
+        <w:rPr>
           <w:b/>
           <w:lang w:val="ar_AE" w:bidi="ar_AE"/>
         </w:rPr>
@@ -28577,6 +32465,22 @@
       </w:r>
       <w:r>
         <w:rPr>
+          <w:lang w:val="ar_AE" w:bidi="ar_AE"/>
+        </w:rPr>
+        <w:t>בְּ⁠יַד֙ בְּנֵ֣י יְהוּדָ֔ה</w:t>
+      </w:r>
+    </w:p>
+    <w:p>
+      <w:pPr>
+        <w:bidi/>
+      </w:pPr>
+      <w:r>
+        <w:rPr>
+          <w:lang w:val="ar_AE" w:bidi="ar_AE"/>
+        </w:rPr>
+      </w:r>
+      <w:r>
+        <w:rPr>
           <w:b/>
           <w:lang w:val="ar_AE" w:bidi="ar_AE"/>
         </w:rPr>
@@ -28679,6 +32583,22 @@
       </w:r>
       <w:r>
         <w:rPr>
+          <w:lang w:val="ar_AE" w:bidi="ar_AE"/>
+        </w:rPr>
+        <w:t>וּ⁠מָכַרְתִּ֞י אֶת־בְּנֵי⁠כֶ֣ם וְ⁠אֶת־בְּנֽוֹתֵי⁠כֶ֗ם בְּ⁠יַד֙ בְּנֵ֣י יְהוּדָ֔ה</w:t>
+      </w:r>
+    </w:p>
+    <w:p>
+      <w:pPr>
+        <w:bidi/>
+      </w:pPr>
+      <w:r>
+        <w:rPr>
+          <w:lang w:val="ar_AE" w:bidi="ar_AE"/>
+        </w:rPr>
+      </w:r>
+      <w:r>
+        <w:rPr>
           <w:b/>
           <w:lang w:val="ar_AE" w:bidi="ar_AE"/>
         </w:rPr>
@@ -28794,6 +32714,22 @@
       </w:r>
       <w:r>
         <w:rPr>
+          <w:lang w:val="ar_AE" w:bidi="ar_AE"/>
+        </w:rPr>
+        <w:t>בְּנֵ֣י יְהוּדָ֔ה</w:t>
+      </w:r>
+    </w:p>
+    <w:p>
+      <w:pPr>
+        <w:bidi/>
+      </w:pPr>
+      <w:r>
+        <w:rPr>
+          <w:lang w:val="ar_AE" w:bidi="ar_AE"/>
+        </w:rPr>
+      </w:r>
+      <w:r>
+        <w:rPr>
           <w:b/>
           <w:lang w:val="ar_AE" w:bidi="ar_AE"/>
         </w:rPr>
@@ -28935,6 +32871,22 @@
       </w:r>
       <w:r>
         <w:rPr>
+          <w:lang w:val="ar_AE" w:bidi="ar_AE"/>
+        </w:rPr>
+        <w:t>לִ⁠שְׁבָאיִ֖ם</w:t>
+      </w:r>
+    </w:p>
+    <w:p>
+      <w:pPr>
+        <w:bidi/>
+      </w:pPr>
+      <w:r>
+        <w:rPr>
+          <w:lang w:val="ar_AE" w:bidi="ar_AE"/>
+        </w:rPr>
+      </w:r>
+      <w:r>
+        <w:rPr>
           <w:b/>
           <w:lang w:val="ar_AE" w:bidi="ar_AE"/>
         </w:rPr>
@@ -29050,6 +33002,22 @@
       </w:r>
       <w:r>
         <w:rPr>
+          <w:lang w:val="ar_AE" w:bidi="ar_AE"/>
+        </w:rPr>
+        <w:t>אֶל־גּ֣וֹי רָח֑וֹק כִּ֥י יְהוָ֖ה דִּבֵּֽר</w:t>
+      </w:r>
+    </w:p>
+    <w:p>
+      <w:pPr>
+        <w:bidi/>
+      </w:pPr>
+      <w:r>
+        <w:rPr>
+          <w:lang w:val="ar_AE" w:bidi="ar_AE"/>
+        </w:rPr>
+      </w:r>
+      <w:r>
+        <w:rPr>
           <w:b/>
           <w:lang w:val="ar_AE" w:bidi="ar_AE"/>
         </w:rPr>
@@ -29165,6 +33133,22 @@
       </w:r>
       <w:r>
         <w:rPr>
+          <w:lang w:val="ar_AE" w:bidi="ar_AE"/>
+        </w:rPr>
+        <w:t>קִרְאוּ</w:t>
+      </w:r>
+    </w:p>
+    <w:p>
+      <w:pPr>
+        <w:bidi/>
+      </w:pPr>
+      <w:r>
+        <w:rPr>
+          <w:lang w:val="ar_AE" w:bidi="ar_AE"/>
+        </w:rPr>
+      </w:r>
+      <w:r>
+        <w:rPr>
           <w:b/>
           <w:lang w:val="ar_AE" w:bidi="ar_AE"/>
         </w:rPr>
@@ -29280,6 +33264,22 @@
       </w:r>
       <w:r>
         <w:rPr>
+          <w:lang w:val="ar_AE" w:bidi="ar_AE"/>
+        </w:rPr>
+        <w:t>קַדְּשׁ֖וּ מִלְחָמָ֑ה</w:t>
+      </w:r>
+    </w:p>
+    <w:p>
+      <w:pPr>
+        <w:bidi/>
+      </w:pPr>
+      <w:r>
+        <w:rPr>
+          <w:lang w:val="ar_AE" w:bidi="ar_AE"/>
+        </w:rPr>
+      </w:r>
+      <w:r>
+        <w:rPr>
           <w:b/>
           <w:lang w:val="ar_AE" w:bidi="ar_AE"/>
         </w:rPr>
@@ -29395,6 +33395,22 @@
       </w:r>
       <w:r>
         <w:rPr>
+          <w:lang w:val="ar_AE" w:bidi="ar_AE"/>
+        </w:rPr>
+        <w:t>אִתֵּי⁠כֶם֙</w:t>
+      </w:r>
+    </w:p>
+    <w:p>
+      <w:pPr>
+        <w:bidi/>
+      </w:pPr>
+      <w:r>
+        <w:rPr>
+          <w:lang w:val="ar_AE" w:bidi="ar_AE"/>
+        </w:rPr>
+      </w:r>
+      <w:r>
+        <w:rPr>
           <w:b/>
           <w:lang w:val="ar_AE" w:bidi="ar_AE"/>
         </w:rPr>
@@ -29510,6 +33526,22 @@
       </w:r>
       <w:r>
         <w:rPr>
+          <w:lang w:val="ar_AE" w:bidi="ar_AE"/>
+        </w:rPr>
+        <w:t>וּ⁠מַזְמְרֹֽתֵי⁠כֶ֖ם</w:t>
+      </w:r>
+    </w:p>
+    <w:p>
+      <w:pPr>
+        <w:bidi/>
+      </w:pPr>
+      <w:r>
+        <w:rPr>
+          <w:lang w:val="ar_AE" w:bidi="ar_AE"/>
+        </w:rPr>
+      </w:r>
+      <w:r>
+        <w:rPr>
           <w:b/>
           <w:lang w:val="ar_AE" w:bidi="ar_AE"/>
         </w:rPr>
@@ -29638,6 +33670,22 @@
       </w:r>
       <w:r>
         <w:rPr>
+          <w:lang w:val="ar_AE" w:bidi="ar_AE"/>
+        </w:rPr>
+        <w:t>הַֽ⁠חַלָּ֔שׁ יֹאמַ֖ר גִּבּ֥וֹר אָֽנִי</w:t>
+      </w:r>
+    </w:p>
+    <w:p>
+      <w:pPr>
+        <w:bidi/>
+      </w:pPr>
+      <w:r>
+        <w:rPr>
+          <w:lang w:val="ar_AE" w:bidi="ar_AE"/>
+        </w:rPr>
+      </w:r>
+      <w:r>
+        <w:rPr>
           <w:b/>
           <w:lang w:val="ar_AE" w:bidi="ar_AE"/>
         </w:rPr>
@@ -29740,6 +33788,22 @@
       </w:r>
       <w:r>
         <w:rPr>
+          <w:lang w:val="ar_AE" w:bidi="ar_AE"/>
+        </w:rPr>
+        <w:t>הַֽ⁠חַלָּ֔שׁ</w:t>
+      </w:r>
+    </w:p>
+    <w:p>
+      <w:pPr>
+        <w:bidi/>
+      </w:pPr>
+      <w:r>
+        <w:rPr>
+          <w:lang w:val="ar_AE" w:bidi="ar_AE"/>
+        </w:rPr>
+      </w:r>
+      <w:r>
+        <w:rPr>
           <w:b/>
           <w:lang w:val="ar_AE" w:bidi="ar_AE"/>
         </w:rPr>
@@ -29855,6 +33919,22 @@
       </w:r>
       <w:r>
         <w:rPr>
+          <w:lang w:val="ar_AE" w:bidi="ar_AE"/>
+        </w:rPr>
+        <w:t>ע֣וּשׁוּ וָ⁠בֹ֧אוּ</w:t>
+      </w:r>
+    </w:p>
+    <w:p>
+      <w:pPr>
+        <w:bidi/>
+      </w:pPr>
+      <w:r>
+        <w:rPr>
+          <w:lang w:val="ar_AE" w:bidi="ar_AE"/>
+        </w:rPr>
+      </w:r>
+      <w:r>
+        <w:rPr>
           <w:b/>
           <w:lang w:val="ar_AE" w:bidi="ar_AE"/>
         </w:rPr>
@@ -29983,6 +34063,22 @@
         <w:rPr>
           <w:lang w:val="ar_AE" w:bidi="ar_AE"/>
         </w:rPr>
+      </w:r>
+    </w:p>
+    <w:p>
+      <w:pPr>
+        <w:bidi/>
+      </w:pPr>
+      <w:r>
+        <w:rPr>
+          <w:lang w:val="ar_AE" w:bidi="ar_AE"/>
+        </w:rPr>
+      </w:r>
+      <w:r>
+        <w:rPr>
+          <w:lang w:val="ar_AE" w:bidi="ar_AE"/>
+        </w:rPr>
+        <w:t>יֵע֨וֹרוּ֙ &amp; הַ⁠גּוֹיִ֔ם</w:t>
       </w:r>
     </w:p>
     <w:p>
@@ -30218,6 +34314,22 @@
       </w:r>
       <w:r>
         <w:rPr>
+          <w:lang w:val="ar_AE" w:bidi="ar_AE"/>
+        </w:rPr>
+        <w:t>אֵשֵׁ֛ב לִ⁠שְׁפֹּ֥ט</w:t>
+      </w:r>
+    </w:p>
+    <w:p>
+      <w:pPr>
+        <w:bidi/>
+      </w:pPr>
+      <w:r>
+        <w:rPr>
+          <w:lang w:val="ar_AE" w:bidi="ar_AE"/>
+        </w:rPr>
+      </w:r>
+      <w:r>
+        <w:rPr>
           <w:b/>
           <w:lang w:val="ar_AE" w:bidi="ar_AE"/>
         </w:rPr>
@@ -30327,6 +34439,22 @@
       </w:r>
       <w:r>
         <w:rPr>
+          <w:lang w:val="ar_AE" w:bidi="ar_AE"/>
+        </w:rPr>
+        <w:t>שִׁלְח֣וּ מַגָּ֔ל כִּ֥י בָשַׁ֖ל קָצִ֑יר &amp; כִּֽי</w:t>
+      </w:r>
+    </w:p>
+    <w:p>
+      <w:pPr>
+        <w:bidi/>
+      </w:pPr>
+      <w:r>
+        <w:rPr>
+          <w:lang w:val="ar_AE" w:bidi="ar_AE"/>
+        </w:rPr>
+      </w:r>
+      <w:r>
+        <w:rPr>
           <w:b/>
           <w:lang w:val="ar_AE" w:bidi="ar_AE"/>
         </w:rPr>
@@ -30429,6 +34557,22 @@
       </w:r>
       <w:r>
         <w:rPr>
+          <w:lang w:val="ar_AE" w:bidi="ar_AE"/>
+        </w:rPr>
+        <w:t>שִׁלְח֣וּ מַגָּ֔ל</w:t>
+      </w:r>
+    </w:p>
+    <w:p>
+      <w:pPr>
+        <w:bidi/>
+      </w:pPr>
+      <w:r>
+        <w:rPr>
+          <w:lang w:val="ar_AE" w:bidi="ar_AE"/>
+        </w:rPr>
+      </w:r>
+      <w:r>
+        <w:rPr>
           <w:b/>
           <w:lang w:val="ar_AE" w:bidi="ar_AE"/>
         </w:rPr>
@@ -30544,6 +34688,22 @@
       </w:r>
       <w:r>
         <w:rPr>
+          <w:lang w:val="ar_AE" w:bidi="ar_AE"/>
+        </w:rPr>
+        <w:t>שִׁלְח֣וּ מַגָּ֔ל</w:t>
+      </w:r>
+    </w:p>
+    <w:p>
+      <w:pPr>
+        <w:bidi/>
+      </w:pPr>
+      <w:r>
+        <w:rPr>
+          <w:lang w:val="ar_AE" w:bidi="ar_AE"/>
+        </w:rPr>
+      </w:r>
+      <w:r>
+        <w:rPr>
           <w:b/>
           <w:lang w:val="ar_AE" w:bidi="ar_AE"/>
         </w:rPr>
@@ -30646,6 +34806,22 @@
         <w:rPr>
           <w:lang w:val="ar_AE" w:bidi="ar_AE"/>
         </w:rPr>
+      </w:r>
+    </w:p>
+    <w:p>
+      <w:pPr>
+        <w:bidi/>
+      </w:pPr>
+      <w:r>
+        <w:rPr>
+          <w:lang w:val="ar_AE" w:bidi="ar_AE"/>
+        </w:rPr>
+      </w:r>
+      <w:r>
+        <w:rPr>
+          <w:lang w:val="ar_AE" w:bidi="ar_AE"/>
+        </w:rPr>
+        <w:t>שִׁלְח֣וּ</w:t>
       </w:r>
     </w:p>
     <w:p>
@@ -30818,6 +34994,22 @@
       </w:r>
       <w:r>
         <w:rPr>
+          <w:lang w:val="ar_AE" w:bidi="ar_AE"/>
+        </w:rPr>
+        <w:t>בֹּ֤אֽוּ רְדוּ֙ כִּֽי־מָ֣לְאָה גַּ֔ת</w:t>
+      </w:r>
+    </w:p>
+    <w:p>
+      <w:pPr>
+        <w:bidi/>
+      </w:pPr>
+      <w:r>
+        <w:rPr>
+          <w:lang w:val="ar_AE" w:bidi="ar_AE"/>
+        </w:rPr>
+      </w:r>
+      <w:r>
+        <w:rPr>
           <w:b/>
           <w:lang w:val="ar_AE" w:bidi="ar_AE"/>
         </w:rPr>
@@ -30920,6 +35112,22 @@
       </w:r>
       <w:r>
         <w:rPr>
+          <w:lang w:val="ar_AE" w:bidi="ar_AE"/>
+        </w:rPr>
+        <w:t>כִּ֥י &amp; כִּ֥י רַבָּ֖ה רָעָתָֽ⁠ם</w:t>
+      </w:r>
+    </w:p>
+    <w:p>
+      <w:pPr>
+        <w:bidi/>
+      </w:pPr>
+      <w:r>
+        <w:rPr>
+          <w:lang w:val="ar_AE" w:bidi="ar_AE"/>
+        </w:rPr>
+      </w:r>
+      <w:r>
+        <w:rPr>
           <w:b/>
           <w:lang w:val="ar_AE" w:bidi="ar_AE"/>
         </w:rPr>
@@ -31035,6 +35243,22 @@
       </w:r>
       <w:r>
         <w:rPr>
+          <w:lang w:val="ar_AE" w:bidi="ar_AE"/>
+        </w:rPr>
+        <w:t>הֲמוֹנִ֣ים הֲמוֹנִ֔ים בְּ⁠עֵ֖מֶק הֶֽ⁠חָר֑וּץ &amp; בְּ⁠עֵ֖מֶק</w:t>
+      </w:r>
+    </w:p>
+    <w:p>
+      <w:pPr>
+        <w:bidi/>
+      </w:pPr>
+      <w:r>
+        <w:rPr>
+          <w:lang w:val="ar_AE" w:bidi="ar_AE"/>
+        </w:rPr>
+      </w:r>
+      <w:r>
+        <w:rPr>
           <w:b/>
           <w:lang w:val="ar_AE" w:bidi="ar_AE"/>
         </w:rPr>
@@ -31150,6 +35374,22 @@
       </w:r>
       <w:r>
         <w:rPr>
+          <w:lang w:val="ar_AE" w:bidi="ar_AE"/>
+        </w:rPr>
+        <w:t>הֲמוֹנִ֣ים הֲמוֹנִ֔ים בְּ⁠עֵ֖מֶק הֶֽ⁠חָר֑וּץ &amp; בְּ⁠עֵ֖מֶק</w:t>
+      </w:r>
+    </w:p>
+    <w:p>
+      <w:pPr>
+        <w:bidi/>
+      </w:pPr>
+      <w:r>
+        <w:rPr>
+          <w:lang w:val="ar_AE" w:bidi="ar_AE"/>
+        </w:rPr>
+      </w:r>
+      <w:r>
+        <w:rPr>
           <w:b/>
           <w:lang w:val="ar_AE" w:bidi="ar_AE"/>
         </w:rPr>
@@ -31252,6 +35492,22 @@
       </w:r>
       <w:r>
         <w:rPr>
+          <w:lang w:val="ar_AE" w:bidi="ar_AE"/>
+        </w:rPr>
+        <w:t>בְּ⁠עֵ֖מֶק הֶֽ⁠חָר֑וּץ &amp; בְּ⁠עֵ֖מֶק</w:t>
+      </w:r>
+    </w:p>
+    <w:p>
+      <w:pPr>
+        <w:bidi/>
+      </w:pPr>
+      <w:r>
+        <w:rPr>
+          <w:lang w:val="ar_AE" w:bidi="ar_AE"/>
+        </w:rPr>
+      </w:r>
+      <w:r>
+        <w:rPr>
           <w:b/>
           <w:lang w:val="ar_AE" w:bidi="ar_AE"/>
         </w:rPr>
@@ -31354,6 +35610,22 @@
         <w:rPr>
           <w:lang w:val="ar_AE" w:bidi="ar_AE"/>
         </w:rPr>
+      </w:r>
+    </w:p>
+    <w:p>
+      <w:pPr>
+        <w:bidi/>
+      </w:pPr>
+      <w:r>
+        <w:rPr>
+          <w:lang w:val="ar_AE" w:bidi="ar_AE"/>
+        </w:rPr>
+      </w:r>
+      <w:r>
+        <w:rPr>
+          <w:lang w:val="ar_AE" w:bidi="ar_AE"/>
+        </w:rPr>
+        <w:t>שֶׁ֥מֶשׁ וְ⁠יָרֵ֖חַ קָדָ֑רוּ וְ⁠כוֹכָבִ֖ים אָסְפ֥וּ נָגְהָֽ⁠ם</w:t>
       </w:r>
     </w:p>
     <w:p>
@@ -31607,6 +35879,22 @@
       </w:r>
       <w:r>
         <w:rPr>
+          <w:lang w:val="ar_AE" w:bidi="ar_AE"/>
+        </w:rPr>
+        <w:t>וַ⁠יהוָ֞ה מִ⁠צִּיּ֣וֹן יִשְׁאָ֗ג</w:t>
+      </w:r>
+    </w:p>
+    <w:p>
+      <w:pPr>
+        <w:bidi/>
+      </w:pPr>
+      <w:r>
+        <w:rPr>
+          <w:lang w:val="ar_AE" w:bidi="ar_AE"/>
+        </w:rPr>
+      </w:r>
+      <w:r>
+        <w:rPr>
           <w:b/>
           <w:lang w:val="ar_AE" w:bidi="ar_AE"/>
         </w:rPr>
@@ -31709,6 +35997,22 @@
       </w:r>
       <w:r>
         <w:rPr>
+          <w:lang w:val="ar_AE" w:bidi="ar_AE"/>
+        </w:rPr>
+        <w:t>וְ⁠רָעֲשׁ֖וּ שָׁמַ֣יִם וָ⁠אָ֑רֶץ</w:t>
+      </w:r>
+    </w:p>
+    <w:p>
+      <w:pPr>
+        <w:bidi/>
+      </w:pPr>
+      <w:r>
+        <w:rPr>
+          <w:lang w:val="ar_AE" w:bidi="ar_AE"/>
+        </w:rPr>
+      </w:r>
+      <w:r>
+        <w:rPr>
           <w:b/>
           <w:lang w:val="ar_AE" w:bidi="ar_AE"/>
         </w:rPr>
@@ -31824,6 +36128,22 @@
       </w:r>
       <w:r>
         <w:rPr>
+          <w:lang w:val="ar_AE" w:bidi="ar_AE"/>
+        </w:rPr>
+        <w:t>וַֽ⁠יהוָה֙ מַֽחֲסֶ֣ה לְ⁠עַמּ֔⁠וֹ וּ⁠מָע֖וֹז לִ⁠בְנֵ֥י יִשְׂרָאֵֽל</w:t>
+      </w:r>
+    </w:p>
+    <w:p>
+      <w:pPr>
+        <w:bidi/>
+      </w:pPr>
+      <w:r>
+        <w:rPr>
+          <w:lang w:val="ar_AE" w:bidi="ar_AE"/>
+        </w:rPr>
+      </w:r>
+      <w:r>
+        <w:rPr>
           <w:b/>
           <w:lang w:val="ar_AE" w:bidi="ar_AE"/>
         </w:rPr>
@@ -31926,6 +36246,22 @@
         <w:rPr>
           <w:lang w:val="ar_AE" w:bidi="ar_AE"/>
         </w:rPr>
+      </w:r>
+    </w:p>
+    <w:p>
+      <w:pPr>
+        <w:bidi/>
+      </w:pPr>
+      <w:r>
+        <w:rPr>
+          <w:lang w:val="ar_AE" w:bidi="ar_AE"/>
+        </w:rPr>
+      </w:r>
+      <w:r>
+        <w:rPr>
+          <w:lang w:val="ar_AE" w:bidi="ar_AE"/>
+        </w:rPr>
+        <w:t>לִ⁠בְנֵ֥י יִשְׂרָאֵֽל</w:t>
       </w:r>
     </w:p>
     <w:p>
@@ -32072,6 +36408,22 @@
       </w:r>
       <w:r>
         <w:rPr>
+          <w:lang w:val="ar_AE" w:bidi="ar_AE"/>
+        </w:rPr>
+        <w:t>וִֽ⁠ידַעְתֶּ֗ם</w:t>
+      </w:r>
+    </w:p>
+    <w:p>
+      <w:pPr>
+        <w:bidi/>
+      </w:pPr>
+      <w:r>
+        <w:rPr>
+          <w:lang w:val="ar_AE" w:bidi="ar_AE"/>
+        </w:rPr>
+      </w:r>
+      <w:r>
+        <w:rPr>
           <w:b/>
           <w:lang w:val="ar_AE" w:bidi="ar_AE"/>
         </w:rPr>
@@ -32174,6 +36526,22 @@
       </w:r>
       <w:r>
         <w:rPr>
+          <w:lang w:val="ar_AE" w:bidi="ar_AE"/>
+        </w:rPr>
+        <w:t>הַר־קָדְשִׁ֑⁠י</w:t>
+      </w:r>
+    </w:p>
+    <w:p>
+      <w:pPr>
+        <w:bidi/>
+      </w:pPr>
+      <w:r>
+        <w:rPr>
+          <w:lang w:val="ar_AE" w:bidi="ar_AE"/>
+        </w:rPr>
+      </w:r>
+      <w:r>
+        <w:rPr>
           <w:b/>
           <w:lang w:val="ar_AE" w:bidi="ar_AE"/>
         </w:rPr>
@@ -32289,6 +36657,22 @@
       </w:r>
       <w:r>
         <w:rPr>
+          <w:lang w:val="ar_AE" w:bidi="ar_AE"/>
+        </w:rPr>
+        <w:t>וְ⁠הָיָה֩ בַ⁠יּ֨וֹם הַ⁠ה֜וּא</w:t>
+      </w:r>
+    </w:p>
+    <w:p>
+      <w:pPr>
+        <w:bidi/>
+      </w:pPr>
+      <w:r>
+        <w:rPr>
+          <w:lang w:val="ar_AE" w:bidi="ar_AE"/>
+        </w:rPr>
+      </w:r>
+      <w:r>
+        <w:rPr>
           <w:b/>
           <w:lang w:val="ar_AE" w:bidi="ar_AE"/>
         </w:rPr>
@@ -32391,6 +36775,22 @@
       </w:r>
       <w:r>
         <w:rPr>
+          <w:lang w:val="ar_AE" w:bidi="ar_AE"/>
+        </w:rPr>
+        <w:t>בַ⁠יּ֨וֹם הַ⁠ה֜וּא</w:t>
+      </w:r>
+    </w:p>
+    <w:p>
+      <w:pPr>
+        <w:bidi/>
+      </w:pPr>
+      <w:r>
+        <w:rPr>
+          <w:lang w:val="ar_AE" w:bidi="ar_AE"/>
+        </w:rPr>
+      </w:r>
+      <w:r>
+        <w:rPr>
           <w:b/>
           <w:lang w:val="ar_AE" w:bidi="ar_AE"/>
         </w:rPr>
@@ -32506,6 +36906,22 @@
       </w:r>
       <w:r>
         <w:rPr>
+          <w:lang w:val="ar_AE" w:bidi="ar_AE"/>
+        </w:rPr>
+        <w:t>יִטְּפ֧וּ הֶ⁠הָרִ֣ים עָסִ֗יס וְ⁠הַ⁠גְּבָעוֹת֙ תֵּלַ֣כְנָה חָלָ֔ב</w:t>
+      </w:r>
+    </w:p>
+    <w:p>
+      <w:pPr>
+        <w:bidi/>
+      </w:pPr>
+      <w:r>
+        <w:rPr>
+          <w:lang w:val="ar_AE" w:bidi="ar_AE"/>
+        </w:rPr>
+      </w:r>
+      <w:r>
+        <w:rPr>
           <w:b/>
           <w:lang w:val="ar_AE" w:bidi="ar_AE"/>
         </w:rPr>
@@ -32647,6 +37063,22 @@
       </w:r>
       <w:r>
         <w:rPr>
+          <w:lang w:val="ar_AE" w:bidi="ar_AE"/>
+        </w:rPr>
+        <w:t>וּ⁠מַעְיָ֗ן &amp; יֵצֵ֔א</w:t>
+      </w:r>
+    </w:p>
+    <w:p>
+      <w:pPr>
+        <w:bidi/>
+      </w:pPr>
+      <w:r>
+        <w:rPr>
+          <w:lang w:val="ar_AE" w:bidi="ar_AE"/>
+        </w:rPr>
+      </w:r>
+      <w:r>
+        <w:rPr>
           <w:b/>
           <w:lang w:val="ar_AE" w:bidi="ar_AE"/>
         </w:rPr>
@@ -32762,6 +37194,22 @@
       </w:r>
       <w:r>
         <w:rPr>
+          <w:lang w:val="ar_AE" w:bidi="ar_AE"/>
+        </w:rPr>
+        <w:t>וּ⁠מַעְיָ֗ן</w:t>
+      </w:r>
+    </w:p>
+    <w:p>
+      <w:pPr>
+        <w:bidi/>
+      </w:pPr>
+      <w:r>
+        <w:rPr>
+          <w:lang w:val="ar_AE" w:bidi="ar_AE"/>
+        </w:rPr>
+      </w:r>
+      <w:r>
+        <w:rPr>
           <w:b/>
           <w:lang w:val="ar_AE" w:bidi="ar_AE"/>
         </w:rPr>
@@ -32864,6 +37312,22 @@
         <w:rPr>
           <w:lang w:val="ar_AE" w:bidi="ar_AE"/>
         </w:rPr>
+      </w:r>
+    </w:p>
+    <w:p>
+      <w:pPr>
+        <w:bidi/>
+      </w:pPr>
+      <w:r>
+        <w:rPr>
+          <w:lang w:val="ar_AE" w:bidi="ar_AE"/>
+        </w:rPr>
+      </w:r>
+      <w:r>
+        <w:rPr>
+          <w:lang w:val="ar_AE" w:bidi="ar_AE"/>
+        </w:rPr>
+        <w:t>מִ⁠בֵּ֤ית יְהוָה֙</w:t>
       </w:r>
     </w:p>
     <w:p>
@@ -32997,6 +37461,22 @@
       </w:r>
       <w:r>
         <w:rPr>
+          <w:lang w:val="ar_AE" w:bidi="ar_AE"/>
+        </w:rPr>
+        <w:t>אֶת־נַ֥חַל הַ⁠שִּׁטִּֽים</w:t>
+      </w:r>
+    </w:p>
+    <w:p>
+      <w:pPr>
+        <w:bidi/>
+      </w:pPr>
+      <w:r>
+        <w:rPr>
+          <w:lang w:val="ar_AE" w:bidi="ar_AE"/>
+        </w:rPr>
+      </w:r>
+      <w:r>
+        <w:rPr>
           <w:b/>
           <w:lang w:val="ar_AE" w:bidi="ar_AE"/>
         </w:rPr>
@@ -33112,6 +37592,22 @@
       </w:r>
       <w:r>
         <w:rPr>
+          <w:lang w:val="ar_AE" w:bidi="ar_AE"/>
+        </w:rPr>
+        <w:t>מִצְרַ֨יִם֙ לִ⁠שְׁמָמָ֣ה תִֽהְיֶ֔ה</w:t>
+      </w:r>
+    </w:p>
+    <w:p>
+      <w:pPr>
+        <w:bidi/>
+      </w:pPr>
+      <w:r>
+        <w:rPr>
+          <w:lang w:val="ar_AE" w:bidi="ar_AE"/>
+        </w:rPr>
+      </w:r>
+      <w:r>
+        <w:rPr>
           <w:b/>
           <w:lang w:val="ar_AE" w:bidi="ar_AE"/>
         </w:rPr>
@@ -33227,6 +37723,22 @@
       </w:r>
       <w:r>
         <w:rPr>
+          <w:lang w:val="ar_AE" w:bidi="ar_AE"/>
+        </w:rPr>
+        <w:t>מֵֽ⁠חֲמַס֙ בְּנֵ֣י יְהוּדָ֔ה</w:t>
+      </w:r>
+    </w:p>
+    <w:p>
+      <w:pPr>
+        <w:bidi/>
+      </w:pPr>
+      <w:r>
+        <w:rPr>
+          <w:lang w:val="ar_AE" w:bidi="ar_AE"/>
+        </w:rPr>
+      </w:r>
+      <w:r>
+        <w:rPr>
           <w:b/>
           <w:lang w:val="ar_AE" w:bidi="ar_AE"/>
         </w:rPr>
@@ -33355,6 +37867,22 @@
       </w:r>
       <w:r>
         <w:rPr>
+          <w:lang w:val="ar_AE" w:bidi="ar_AE"/>
+        </w:rPr>
+        <w:t>שָׁפְכ֥וּ דָם־נָקִ֖יא</w:t>
+      </w:r>
+    </w:p>
+    <w:p>
+      <w:pPr>
+        <w:bidi/>
+      </w:pPr>
+      <w:r>
+        <w:rPr>
+          <w:lang w:val="ar_AE" w:bidi="ar_AE"/>
+        </w:rPr>
+      </w:r>
+      <w:r>
+        <w:rPr>
           <w:b/>
           <w:lang w:val="ar_AE" w:bidi="ar_AE"/>
         </w:rPr>
@@ -33470,6 +37998,22 @@
       </w:r>
       <w:r>
         <w:rPr>
+          <w:lang w:val="ar_AE" w:bidi="ar_AE"/>
+        </w:rPr>
+        <w:t>בְּ⁠אַרְצָֽ⁠ם</w:t>
+      </w:r>
+    </w:p>
+    <w:p>
+      <w:pPr>
+        <w:bidi/>
+      </w:pPr>
+      <w:r>
+        <w:rPr>
+          <w:lang w:val="ar_AE" w:bidi="ar_AE"/>
+        </w:rPr>
+      </w:r>
+      <w:r>
+        <w:rPr>
           <w:b/>
           <w:lang w:val="ar_AE" w:bidi="ar_AE"/>
         </w:rPr>
@@ -33624,6 +38168,22 @@
       </w:r>
       <w:r>
         <w:rPr>
+          <w:lang w:val="ar_AE" w:bidi="ar_AE"/>
+        </w:rPr>
+        <w:t>וִ⁠יהוּדָ֖ה</w:t>
+      </w:r>
+    </w:p>
+    <w:p>
+      <w:pPr>
+        <w:bidi/>
+      </w:pPr>
+      <w:r>
+        <w:rPr>
+          <w:lang w:val="ar_AE" w:bidi="ar_AE"/>
+        </w:rPr>
+      </w:r>
+      <w:r>
+        <w:rPr>
           <w:b/>
           <w:lang w:val="ar_AE" w:bidi="ar_AE"/>
         </w:rPr>
@@ -33739,6 +38299,22 @@
       </w:r>
       <w:r>
         <w:rPr>
+          <w:lang w:val="ar_AE" w:bidi="ar_AE"/>
+        </w:rPr>
+        <w:t>וִ⁠ירוּשָׁלִַ֖ם לְ⁠ד֥וֹר וָ⁠דֽוֹר</w:t>
+      </w:r>
+    </w:p>
+    <w:p>
+      <w:pPr>
+        <w:bidi/>
+      </w:pPr>
+      <w:r>
+        <w:rPr>
+          <w:lang w:val="ar_AE" w:bidi="ar_AE"/>
+        </w:rPr>
+      </w:r>
+      <w:r>
+        <w:rPr>
           <w:b/>
           <w:lang w:val="ar_AE" w:bidi="ar_AE"/>
         </w:rPr>
@@ -33828,6 +38404,22 @@
         <w:rPr>
           <w:lang w:val="ar_AE" w:bidi="ar_AE"/>
         </w:rPr>
+      </w:r>
+    </w:p>
+    <w:p>
+      <w:pPr>
+        <w:bidi/>
+      </w:pPr>
+      <w:r>
+        <w:rPr>
+          <w:lang w:val="ar_AE" w:bidi="ar_AE"/>
+        </w:rPr>
+      </w:r>
+      <w:r>
+        <w:rPr>
+          <w:lang w:val="ar_AE" w:bidi="ar_AE"/>
+        </w:rPr>
+        <w:t>לְ⁠ד֥וֹר וָ⁠דֽוֹר</w:t>
       </w:r>
     </w:p>
     <w:p>
@@ -33961,6 +38553,22 @@
       </w:r>
       <w:r>
         <w:rPr>
+          <w:lang w:val="ar_AE" w:bidi="ar_AE"/>
+        </w:rPr>
+        <w:t>וְ⁠נִקֵּ֖יתִי דָּמָ֣⁠ם לֹֽא־נִקֵּ֑יתִי</w:t>
+      </w:r>
+    </w:p>
+    <w:p>
+      <w:pPr>
+        <w:bidi/>
+      </w:pPr>
+      <w:r>
+        <w:rPr>
+          <w:lang w:val="ar_AE" w:bidi="ar_AE"/>
+        </w:rPr>
+      </w:r>
+      <w:r>
+        <w:rPr>
           <w:b/>
           <w:lang w:val="ar_AE" w:bidi="ar_AE"/>
         </w:rPr>
@@ -34063,6 +38671,22 @@
       </w:r>
       <w:r>
         <w:rPr>
+          <w:lang w:val="ar_AE" w:bidi="ar_AE"/>
+        </w:rPr>
+        <w:t>דָּמָ֣⁠ם</w:t>
+      </w:r>
+    </w:p>
+    <w:p>
+      <w:pPr>
+        <w:bidi/>
+      </w:pPr>
+      <w:r>
+        <w:rPr>
+          <w:lang w:val="ar_AE" w:bidi="ar_AE"/>
+        </w:rPr>
+      </w:r>
+      <w:r>
+        <w:rPr>
           <w:b/>
           <w:lang w:val="ar_AE" w:bidi="ar_AE"/>
         </w:rPr>
@@ -34178,6 +38802,22 @@
       </w:r>
       <w:r>
         <w:rPr>
+          <w:lang w:val="ar_AE" w:bidi="ar_AE"/>
+        </w:rPr>
+        <w:t>וַֽ⁠יהוָ֖ה שֹׁכֵ֥ן בְּ⁠צִיּֽוֹן</w:t>
+      </w:r>
+    </w:p>
+    <w:p>
+      <w:pPr>
+        <w:bidi/>
+      </w:pPr>
+      <w:r>
+        <w:rPr>
+          <w:lang w:val="ar_AE" w:bidi="ar_AE"/>
+        </w:rPr>
+      </w:r>
+      <w:r>
+        <w:rPr>
           <w:b/>
           <w:lang w:val="ar_AE" w:bidi="ar_AE"/>
         </w:rPr>
@@ -34267,6 +38907,22 @@
         <w:rPr>
           <w:lang w:val="ar_AE" w:bidi="ar_AE"/>
         </w:rPr>
+      </w:r>
+    </w:p>
+    <w:p>
+      <w:pPr>
+        <w:bidi/>
+      </w:pPr>
+      <w:r>
+        <w:rPr>
+          <w:lang w:val="ar_AE" w:bidi="ar_AE"/>
+        </w:rPr>
+      </w:r>
+      <w:r>
+        <w:rPr>
+          <w:lang w:val="ar_AE" w:bidi="ar_AE"/>
+        </w:rPr>
+        <w:t>וַֽ⁠יהוָ֖ה שֹׁכֵ֥ן בְּ⁠צִיּֽוֹן</w:t>
       </w:r>
     </w:p>
     <w:p>

--- a/arb/docx/29.content.docx
+++ b/arb/docx/29.content.docx
@@ -225,7 +225,7 @@
         <w:rPr>
           <w:lang w:val="ar_AE" w:bidi="ar_AE"/>
         </w:rPr>
-        <w:t>פְּתוּאֵֽל</w:t>
+        <w:t>פְּתוּאֵֽל</w:t>
       </w:r>
     </w:p>
     <w:p>
@@ -481,7 +481,7 @@
         <w:rPr>
           <w:lang w:val="ar_AE" w:bidi="ar_AE"/>
         </w:rPr>
-        <w:t>דְּבַר־יְהוָה֙ אֲשֶׁ֣ר הָיָ֔ה</w:t>
+        <w:t>דְּבַר־יְהוָה֙ אֲשֶׁ֣ר הָיָ֔ה</w:t>
       </w:r>
     </w:p>
     <w:p>
@@ -609,7 +609,7 @@
         <w:rPr>
           <w:lang w:val="ar_AE" w:bidi="ar_AE"/>
         </w:rPr>
-        <w:t>שִׁמְעוּ־זֹאת֙ הַ⁠זְּקֵנִ֔ים וְ⁠הַֽאֲזִ֔ינוּ כֹּ֖ל יוֹשְׁבֵ֣י הָ⁠אָ֑רֶץ</w:t>
+        <w:t>שִׁמְעוּ־זֹאת֙ הַ⁠זְּקֵנִ֔ים וְ⁠הַֽאֲזִ֔ינוּ כֹּ֖ל יוֹשְׁבֵ֣י הָ⁠אָ֑רֶץ</w:t>
       </w:r>
     </w:p>
     <w:p>
@@ -737,7 +737,7 @@
         <w:rPr>
           <w:lang w:val="ar_AE" w:bidi="ar_AE"/>
         </w:rPr>
-        <w:t>הֶ⁠הָ֤יְתָה זֹּאת֙ בִּֽ⁠ימֵי⁠כֶ֔ם וְ⁠אִ֖ם בִּ⁠ימֵ֥י אֲבֹֽתֵי⁠כֶֽם</w:t>
+        <w:t>הֶ⁠הָ֤יְתָה זֹּאת֙ בִּֽ⁠ימֵי⁠כֶ֔ם וְ⁠אִ֖ם בִּ⁠ימֵ֥י אֲבֹֽתֵי⁠כֶֽם</w:t>
       </w:r>
     </w:p>
     <w:p>
@@ -865,7 +865,7 @@
         <w:rPr>
           <w:lang w:val="ar_AE" w:bidi="ar_AE"/>
         </w:rPr>
-        <w:t>בִּֽ⁠ימֵי⁠כֶ֔ם וְ⁠אִ֖ם בִּ⁠ימֵ֥י</w:t>
+        <w:t>בִּֽ⁠ימֵי⁠כֶ֔ם וְ⁠אִ֖ם בִּ⁠ימֵ֥י</w:t>
       </w:r>
     </w:p>
     <w:p>
@@ -1422,7 +1422,7 @@
         <w:rPr>
           <w:lang w:val="ar_AE" w:bidi="ar_AE"/>
         </w:rPr>
-        <w:t>עָלֶ֖⁠יהָ לִ⁠בְנֵי⁠כֶ֣ם סַפֵּ֑רוּ וּ⁠בְנֵי⁠כֶם֙</w:t>
+        <w:t>עָלֶ֖⁠יהָ לִ⁠בְנֵי⁠כֶ֣ם סַפֵּ֑רוּ וּ⁠בְנֵי⁠כֶם֙</w:t>
       </w:r>
     </w:p>
     <w:p>
@@ -1578,7 +1578,7 @@
         <w:rPr>
           <w:lang w:val="ar_AE" w:bidi="ar_AE"/>
         </w:rPr>
-        <w:t>יֶ֤תֶר הַ⁠גָּזָם֙ אָכַ֣ל הָֽ⁠אַרְבֶּ֔ה וְ⁠יֶ֥תֶר הָ⁠אַרְבֶּ֖ה אָכַ֣ל הַ⁠יָּ֑לֶק וְ⁠יֶ֣תֶר הַ⁠יֶּ֔לֶק אָכַ֖ל הֶ⁠חָסִֽיל</w:t>
+        <w:t>יֶ֤תֶר הַ⁠גָּזָם֙ אָכַ֣ל הָֽ⁠אַרְבֶּ֔ה וְ⁠יֶ֥תֶר הָ⁠אַרְבֶּ֖ה אָכַ֣ל הַ⁠יָּ֑לֶק וְ⁠יֶ֣תֶר הַ⁠יֶּ֔לֶק אָכַ֖ל הֶ⁠חָסִֽיל</w:t>
       </w:r>
     </w:p>
     <w:p>
@@ -1696,7 +1696,7 @@
         <w:rPr>
           <w:lang w:val="ar_AE" w:bidi="ar_AE"/>
         </w:rPr>
-        <w:t>יֶ֤תֶר הַ⁠גָּזָם֙ אָכַ֣ל הָֽ⁠אַרְבֶּ֔ה וְ⁠יֶ֥תֶר הָ⁠אַרְבֶּ֖ה אָכַ֣ל הַ⁠יָּ֑לֶק וְ⁠יֶ֣תֶר הַ⁠יֶּ֔לֶק אָכַ֖ל הֶ⁠חָסִֽיל</w:t>
+        <w:t>יֶ֤תֶר הַ⁠גָּזָם֙ אָכַ֣ל הָֽ⁠אַרְבֶּ֔ה וְ⁠יֶ֥תֶר הָ⁠אַרְבֶּ֖ה אָכַ֣ל הַ⁠יָּ֑לֶק וְ⁠יֶ֣תֶר הַ⁠יֶּ֔לֶק אָכַ֖ל הֶ⁠חָסִֽיל</w:t>
       </w:r>
     </w:p>
     <w:p>
@@ -1814,7 +1814,7 @@
         <w:rPr>
           <w:lang w:val="ar_AE" w:bidi="ar_AE"/>
         </w:rPr>
-        <w:t>יֶ֤תֶר הַ⁠גָּזָם֙ אָכַ֣ל הָֽ⁠אַרְבֶּ֔ה וְ⁠יֶ֥תֶר הָ⁠אַרְבֶּ֖ה אָכַ֣ל הַ⁠יָּ֑לֶק וְ⁠יֶ֣תֶר הַ⁠יֶּ֔לֶק אָכַ֖ל הֶ⁠חָסִֽיל</w:t>
+        <w:t>יֶ֤תֶר הַ⁠גָּזָם֙ אָכַ֣ל הָֽ⁠אַרְבֶּ֔ה וְ⁠יֶ֥תֶר הָ⁠אַרְבֶּ֖ה אָכַ֣ל הַ⁠יָּ֑לֶק וְ⁠יֶ֣תֶר הַ⁠יֶּ֔לֶק אָכַ֖ל הֶ⁠חָסִֽיל</w:t>
       </w:r>
     </w:p>
     <w:p>
@@ -1984,7 +1984,7 @@
         <w:rPr>
           <w:lang w:val="ar_AE" w:bidi="ar_AE"/>
         </w:rPr>
-        <w:t>הָקִ֤יצוּ שִׁכּוֹרִים֙ וּ⁠בְכ֔וּ וְ⁠הֵילִ֖לוּ כָּל־שֹׁ֣תֵי יָ֑יִן עַל־עָסִ֕יס כִּ֥י נִכְרַ֖ת מִ⁠פִּי⁠כֶֽם</w:t>
+        <w:t>הָקִ֤יצוּ שִׁכּוֹרִים֙ וּ⁠בְכ֔וּ וְ⁠הֵילִ֖לוּ כָּל־שֹׁ֣תֵי יָ֑יִן עַל־עָסִ֕יס כִּ֥י נִכְרַ֖ת מִ⁠פִּי⁠כֶֽם</w:t>
       </w:r>
     </w:p>
     <w:p>
@@ -2102,7 +2102,7 @@
         <w:rPr>
           <w:lang w:val="ar_AE" w:bidi="ar_AE"/>
         </w:rPr>
-        <w:t>נִכְרַ֖ת מִ⁠פִּי⁠כֶֽם</w:t>
+        <w:t>נִכְרַ֖ת מִ⁠פִּי⁠כֶֽם</w:t>
       </w:r>
     </w:p>
     <w:p>
@@ -2220,7 +2220,7 @@
         <w:rPr>
           <w:lang w:val="ar_AE" w:bidi="ar_AE"/>
         </w:rPr>
-        <w:t>מִ⁠פִּי⁠כֶֽם</w:t>
+        <w:t>מִ⁠פִּי⁠כֶֽם</w:t>
       </w:r>
     </w:p>
     <w:p>
@@ -2351,7 +2351,7 @@
         <w:rPr>
           <w:lang w:val="ar_AE" w:bidi="ar_AE"/>
         </w:rPr>
-        <w:t>נִכְרַ֖ת מִ⁠פִּי⁠כֶֽם</w:t>
+        <w:t>נִכְרַ֖ת מִ⁠פִּי⁠כֶֽם</w:t>
       </w:r>
     </w:p>
     <w:p>
@@ -2469,7 +2469,7 @@
         <w:rPr>
           <w:lang w:val="ar_AE" w:bidi="ar_AE"/>
         </w:rPr>
-        <w:t>כִּֽי</w:t>
+        <w:t>כִּֽי</w:t>
       </w:r>
     </w:p>
     <w:p>
@@ -2980,7 +2980,7 @@
         <w:rPr>
           <w:lang w:val="ar_AE" w:bidi="ar_AE"/>
         </w:rPr>
-        <w:t>וְ⁠אֵ֣ין מִסְפָּ֑ר</w:t>
+        <w:t>וְ⁠אֵ֣ין מִסְפָּ֑ר</w:t>
       </w:r>
     </w:p>
     <w:p>
@@ -3098,7 +3098,7 @@
         <w:rPr>
           <w:lang w:val="ar_AE" w:bidi="ar_AE"/>
         </w:rPr>
-        <w:t>שִׁנָּי⁠ו֙ שִׁנֵּ֣י אַרְיֵ֔ה וּֽ⁠מְתַלְּע֥וֹת לָבִ֖יא לֽ⁠וֹ</w:t>
+        <w:t>שִׁנָּי⁠ו֙ שִׁנֵּ֣י אַרְיֵ֔ה וּֽ⁠מְתַלְּע֥וֹת לָבִ֖יא לֽ⁠וֹ</w:t>
       </w:r>
     </w:p>
     <w:p>
@@ -3216,7 +3216,7 @@
         <w:rPr>
           <w:lang w:val="ar_AE" w:bidi="ar_AE"/>
         </w:rPr>
-        <w:t>שִׁנָּי⁠ו֙ שִׁנֵּ֣י אַרְיֵ֔ה וּֽ⁠מְתַלְּע֥וֹת לָבִ֖יא לֽ⁠וֹ</w:t>
+        <w:t>שִׁנָּי⁠ו֙ שִׁנֵּ֣י אַרְיֵ֔ה וּֽ⁠מְתַלְּע֥וֹת לָבִ֖יא לֽ⁠וֹ</w:t>
       </w:r>
     </w:p>
     <w:p>
@@ -3347,7 +3347,7 @@
         <w:rPr>
           <w:lang w:val="ar_AE" w:bidi="ar_AE"/>
         </w:rPr>
-        <w:t>וּֽ⁠מְתַלְּע֥וֹת לָבִ֖יא לֽ⁠וֹ</w:t>
+        <w:t>וּֽ⁠מְתַלְּע֥וֹת לָבִ֖יא לֽ⁠וֹ</w:t>
       </w:r>
     </w:p>
     <w:p>
@@ -3465,7 +3465,7 @@
         <w:rPr>
           <w:lang w:val="ar_AE" w:bidi="ar_AE"/>
         </w:rPr>
-        <w:t>שָׂ֤ם גַּפְנִ⁠י֙ לְ⁠שַׁמָּ֔ה וּ⁠תְאֵנָתִ֖⁠י לִ⁠קְצָפָ֑ה</w:t>
+        <w:t>שָׂ֤ם גַּפְנִ⁠י֙ לְ⁠שַׁמָּ֔ה וּ⁠תְאֵנָתִ֖⁠י לִ⁠קְצָפָ֑ה</w:t>
       </w:r>
     </w:p>
     <w:p>
@@ -3596,7 +3596,7 @@
         <w:rPr>
           <w:lang w:val="ar_AE" w:bidi="ar_AE"/>
         </w:rPr>
-        <w:t>שָׂ֤ם גַּפְנִ⁠י֙ לְ⁠שַׁמָּ֔ה</w:t>
+        <w:t>שָׂ֤ם גַּפְנִ⁠י֙ לְ⁠שַׁמָּ֔ה</w:t>
       </w:r>
     </w:p>
     <w:p>
@@ -3727,7 +3727,7 @@
         <w:rPr>
           <w:lang w:val="ar_AE" w:bidi="ar_AE"/>
         </w:rPr>
-        <w:t>חָשֹׂ֤ף חֲשָׂפָ⁠הּ֙</w:t>
+        <w:t>חָשֹׂ֤ף חֲשָׂפָ⁠הּ֙</w:t>
       </w:r>
     </w:p>
     <w:p>
@@ -3858,7 +3858,7 @@
         <w:rPr>
           <w:lang w:val="ar_AE" w:bidi="ar_AE"/>
         </w:rPr>
-        <w:t>וְ⁠הִשְׁלִ֔יךְ</w:t>
+        <w:t>וְ⁠הִשְׁלִ֔יךְ</w:t>
       </w:r>
     </w:p>
     <w:p>
@@ -3989,7 +3989,7 @@
         <w:rPr>
           <w:lang w:val="ar_AE" w:bidi="ar_AE"/>
         </w:rPr>
-        <w:t>הִלְבִּ֖ינוּ שָׂרִיגֶֽי⁠הָ</w:t>
+        <w:t>הִלְבִּ֖ינוּ שָׂרִיגֶֽי⁠הָ</w:t>
       </w:r>
     </w:p>
     <w:p>
@@ -4251,7 +4251,7 @@
         <w:rPr>
           <w:lang w:val="ar_AE" w:bidi="ar_AE"/>
         </w:rPr>
-        <w:t>כִּ⁠בְתוּלָ֥ה חֲגֻֽרַת־שַׂ֖ק עַל־בַּ֥עַל נְעוּרֶֽי⁠הָ</w:t>
+        <w:t>כִּ⁠בְתוּלָ֥ה חֲגֻֽרַת־שַׂ֖ק עַל־בַּ֥עַל נְעוּרֶֽי⁠הָ</w:t>
       </w:r>
     </w:p>
     <w:p>
@@ -4369,7 +4369,7 @@
         <w:rPr>
           <w:lang w:val="ar_AE" w:bidi="ar_AE"/>
         </w:rPr>
-        <w:t>כִּ⁠בְתוּלָ֥ה חֲגֻֽרַת־שַׂ֖ק</w:t>
+        <w:t>כִּ⁠בְתוּלָ֥ה חֲגֻֽרַת־שַׂ֖ק</w:t>
       </w:r>
     </w:p>
     <w:p>
@@ -4500,7 +4500,7 @@
         <w:rPr>
           <w:lang w:val="ar_AE" w:bidi="ar_AE"/>
         </w:rPr>
-        <w:t>כִּ⁠בְתוּלָ֥ה חֲגֻֽרַת־שַׂ֖ק</w:t>
+        <w:t>כִּ⁠בְתוּלָ֥ה חֲגֻֽרַת־שַׂ֖ק</w:t>
       </w:r>
     </w:p>
     <w:p>
@@ -4618,7 +4618,7 @@
         <w:rPr>
           <w:lang w:val="ar_AE" w:bidi="ar_AE"/>
         </w:rPr>
-        <w:t>בַּ֥עַל נְעוּרֶֽי⁠הָ</w:t>
+        <w:t>בַּ֥עַל נְעוּרֶֽי⁠הָ</w:t>
       </w:r>
     </w:p>
     <w:p>
@@ -5008,7 +5008,7 @@
         <w:rPr>
           <w:lang w:val="ar_AE" w:bidi="ar_AE"/>
         </w:rPr>
-        <w:t>הָכְרַ֥ת &amp; מִ⁠בֵּ֣ית</w:t>
+        <w:t>הָכְרַ֥ת &amp; מִ⁠בֵּ֣ית</w:t>
       </w:r>
     </w:p>
     <w:p>
@@ -5139,7 +5139,7 @@
         <w:rPr>
           <w:lang w:val="ar_AE" w:bidi="ar_AE"/>
         </w:rPr>
-        <w:t>מִ⁠בֵּ֣ית יְהוָ֑ה</w:t>
+        <w:t>מִ⁠בֵּ֣ית יְהוָ֑ה</w:t>
       </w:r>
     </w:p>
     <w:p>
@@ -5270,7 +5270,7 @@
         <w:rPr>
           <w:lang w:val="ar_AE" w:bidi="ar_AE"/>
         </w:rPr>
-        <w:t>שֻׁדַּ֣ד שָׂדֶ֔ה אָבְלָ֖ה אֲדָמָ֑ה כִּ֚י שֻׁדַּ֣ד דָּגָ֔ן</w:t>
+        <w:t>שֻׁדַּ֣ד שָׂדֶ֔ה אָבְלָ֖ה אֲדָמָ֑ה כִּ֚י שֻׁדַּ֣ד דָּגָ֔ן</w:t>
       </w:r>
     </w:p>
     <w:p>
@@ -5388,7 +5388,7 @@
         <w:rPr>
           <w:lang w:val="ar_AE" w:bidi="ar_AE"/>
         </w:rPr>
-        <w:t>שֻׁדַּ֣ד שָׂדֶ֔ה &amp; שֻׁדַּ֣ד</w:t>
+        <w:t>שֻׁדַּ֣ד שָׂדֶ֔ה &amp; שֻׁדַּ֣ד</w:t>
       </w:r>
     </w:p>
     <w:p>
@@ -5663,7 +5663,7 @@
         <w:rPr>
           <w:lang w:val="ar_AE" w:bidi="ar_AE"/>
         </w:rPr>
-        <w:t>הוֹבִ֥ישׁ תִּיר֖וֹשׁ</w:t>
+        <w:t>הוֹבִ֥ישׁ תִּיר֖וֹשׁ</w:t>
       </w:r>
     </w:p>
     <w:p>
@@ -6056,7 +6056,7 @@
         <w:rPr>
           <w:lang w:val="ar_AE" w:bidi="ar_AE"/>
         </w:rPr>
-        <w:t>שָׂדֶֽה</w:t>
+        <w:t>שָׂדֶֽה</w:t>
       </w:r>
     </w:p>
     <w:p>
@@ -6187,7 +6187,7 @@
         <w:rPr>
           <w:lang w:val="ar_AE" w:bidi="ar_AE"/>
         </w:rPr>
-        <w:t>הַ⁠גֶּ֣פֶן הוֹבִ֔ישָׁה וְ⁠הַ⁠תְּאֵנָ֖ה אֻמְלָ֑לָה רִמּ֞וֹן גַּם־תָּמָ֣ר וְ⁠תַפּ֗וּחַ</w:t>
+        <w:t>הַ⁠גֶּ֣פֶן הוֹבִ֔ישָׁה וְ⁠הַ⁠תְּאֵנָ֖ה אֻמְלָ֑לָה רִמּ֞וֹן גַּם־תָּמָ֣ר וְ⁠תַפּ֗וּחַ</w:t>
       </w:r>
     </w:p>
     <w:p>
@@ -6488,7 +6488,7 @@
         <w:rPr>
           <w:lang w:val="ar_AE" w:bidi="ar_AE"/>
         </w:rPr>
-        <w:t>וְ⁠הַ⁠תְּאֵנָ֖ה אֻמְלָ֑לָה</w:t>
+        <w:t>וְ⁠הַ⁠תְּאֵנָ֖ה אֻמְלָ֑לָה</w:t>
       </w:r>
     </w:p>
     <w:p>
@@ -6632,7 +6632,7 @@
         <w:rPr>
           <w:lang w:val="ar_AE" w:bidi="ar_AE"/>
         </w:rPr>
-        <w:t>כָּל־עֲצֵ֤י הַ⁠שָּׂדֶה֙ יָבֵ֔שׁוּ</w:t>
+        <w:t>כָּל־עֲצֵ֤י הַ⁠שָּׂדֶה֙ יָבֵ֔שׁוּ</w:t>
       </w:r>
     </w:p>
     <w:p>
@@ -6750,7 +6750,7 @@
         <w:rPr>
           <w:lang w:val="ar_AE" w:bidi="ar_AE"/>
         </w:rPr>
-        <w:t>הֹבִ֥ישׁ שָׂשׂ֖וֹן מִן־בְּנֵ֥י אָדָֽם</w:t>
+        <w:t>הֹבִ֥ישׁ שָׂשׂ֖וֹן מִן־בְּנֵ֥י אָדָֽם</w:t>
       </w:r>
     </w:p>
     <w:p>
@@ -6907,7 +6907,7 @@
         <w:rPr>
           <w:lang w:val="ar_AE" w:bidi="ar_AE"/>
         </w:rPr>
-        <w:t>בְּנֵ֥י אָדָֽם</w:t>
+        <w:t>בְּנֵ֥י אָדָֽם</w:t>
       </w:r>
     </w:p>
     <w:p>
@@ -7169,7 +7169,7 @@
         <w:rPr>
           <w:lang w:val="ar_AE" w:bidi="ar_AE"/>
         </w:rPr>
-        <w:t>לִ֣ינוּ בַ⁠שַּׂקִּ֔ים</w:t>
+        <w:t>לִ֣ינוּ בַ⁠שַּׂקִּ֔ים</w:t>
       </w:r>
     </w:p>
     <w:p>
@@ -7674,7 +7674,7 @@
         <w:rPr>
           <w:lang w:val="ar_AE" w:bidi="ar_AE"/>
         </w:rPr>
-        <w:t>קַדְּשׁוּ־צוֹם֙</w:t>
+        <w:t>קַדְּשׁוּ־צוֹם֙</w:t>
       </w:r>
     </w:p>
     <w:p>
@@ -8303,7 +8303,7 @@
         <w:rPr>
           <w:lang w:val="ar_AE" w:bidi="ar_AE"/>
         </w:rPr>
-        <w:t>וּ⁠כְ⁠שֹׁ֖ד מִ⁠שַׁדַּ֥י יָבֽוֹא</w:t>
+        <w:t>וּ⁠כְ⁠שֹׁ֖ד מִ⁠שַׁדַּ֥י יָבֽוֹא</w:t>
       </w:r>
     </w:p>
     <w:p>
@@ -8434,7 +8434,7 @@
         <w:rPr>
           <w:lang w:val="ar_AE" w:bidi="ar_AE"/>
         </w:rPr>
-        <w:t>מִ⁠שַׁדַּ֥י</w:t>
+        <w:t>מִ⁠שַׁדַּ֥י</w:t>
       </w:r>
     </w:p>
     <w:p>
@@ -8565,7 +8565,7 @@
         <w:rPr>
           <w:lang w:val="ar_AE" w:bidi="ar_AE"/>
         </w:rPr>
-        <w:t>הֲ⁠ל֛וֹא נֶ֥גֶד עֵינֵ֖י⁠נוּ אֹ֣כֶל נִכְרָ֑ת מִ⁠בֵּ֥ית אֱלֹהֵ֖י⁠נוּ שִׂמְחָ֥ה וָ⁠גִֽיל</w:t>
+        <w:t>הֲ⁠ל֛וֹא נֶ֥גֶד עֵינֵ֖י⁠נוּ אֹ֣כֶל נִכְרָ֑ת מִ⁠בֵּ֥ית אֱלֹהֵ֖י⁠נוּ שִׂמְחָ֥ה וָ⁠גִֽיל</w:t>
       </w:r>
     </w:p>
     <w:p>
@@ -8932,7 +8932,7 @@
         <w:rPr>
           <w:lang w:val="ar_AE" w:bidi="ar_AE"/>
         </w:rPr>
-        <w:t>מִ⁠בֵּ֥ית אֱלֹהֵ֖י⁠נוּ שִׂמְחָ֥ה וָ⁠גִֽיל</w:t>
+        <w:t>מִ⁠בֵּ֥ית אֱלֹהֵ֖י⁠נוּ שִׂמְחָ֥ה וָ⁠גִֽיל</w:t>
       </w:r>
     </w:p>
     <w:p>
@@ -9050,7 +9050,7 @@
         <w:rPr>
           <w:lang w:val="ar_AE" w:bidi="ar_AE"/>
         </w:rPr>
-        <w:t>שִׂמְחָ֥ה וָ⁠גִֽיל</w:t>
+        <w:t>שִׂמְחָ֥ה וָ⁠גִֽיל</w:t>
       </w:r>
     </w:p>
     <w:p>
@@ -9181,7 +9181,7 @@
         <w:rPr>
           <w:lang w:val="ar_AE" w:bidi="ar_AE"/>
         </w:rPr>
-        <w:t>נֶהֶרְס֖וּ מַמְּגֻר֑וֹת</w:t>
+        <w:t>נֶהֶרְס֖וּ מַמְּגֻר֑וֹת</w:t>
       </w:r>
     </w:p>
     <w:p>
@@ -9299,7 +9299,7 @@
         <w:rPr>
           <w:lang w:val="ar_AE" w:bidi="ar_AE"/>
         </w:rPr>
-        <w:t>הֹבִ֖ישׁ דָּגָֽן</w:t>
+        <w:t>הֹבִ֖ישׁ דָּגָֽן</w:t>
       </w:r>
     </w:p>
     <w:p>
@@ -9443,7 +9443,7 @@
         <w:rPr>
           <w:lang w:val="ar_AE" w:bidi="ar_AE"/>
         </w:rPr>
-        <w:t>מַה־נֶּאֶנְחָ֣ה בְהֵמָ֗ה</w:t>
+        <w:t>מַה־נֶּאֶנְחָ֣ה בְהֵמָ֗ה</w:t>
       </w:r>
     </w:p>
     <w:p>
@@ -9561,7 +9561,7 @@
         <w:rPr>
           <w:lang w:val="ar_AE" w:bidi="ar_AE"/>
         </w:rPr>
-        <w:t>מַה־נֶּאֶנְחָ֣ה בְהֵמָ֗ה</w:t>
+        <w:t>מַה־נֶּאֶנְחָ֣ה בְהֵמָ֗ה</w:t>
       </w:r>
     </w:p>
     <w:p>
@@ -9810,7 +9810,7 @@
         <w:rPr>
           <w:lang w:val="ar_AE" w:bidi="ar_AE"/>
         </w:rPr>
-        <w:t>עֶדְרֵ֥י הַ⁠צֹּ֖אן נֶאְשָֽׁמוּ</w:t>
+        <w:t>עֶדְרֵ֥י הַ⁠צֹּ֖אן נֶאְשָֽׁמוּ</w:t>
       </w:r>
     </w:p>
     <w:p>
@@ -9928,7 +9928,7 @@
         <w:rPr>
           <w:lang w:val="ar_AE" w:bidi="ar_AE"/>
         </w:rPr>
-        <w:t>עֶדְרֵ֥י הַ⁠צֹּ֖אן נֶאְשָֽׁמוּ</w:t>
+        <w:t>עֶדְרֵ֥י הַ⁠צֹּ֖אן נֶאְשָֽׁמוּ</w:t>
       </w:r>
     </w:p>
     <w:p>
@@ -10164,7 +10164,7 @@
         <w:rPr>
           <w:lang w:val="ar_AE" w:bidi="ar_AE"/>
         </w:rPr>
-        <w:t>כִּ֣י אֵ֗שׁ אָֽכְלָה֙ נְא֣וֹת מִדְבָּ֔ר</w:t>
+        <w:t>כִּ֣י אֵ֗שׁ אָֽכְלָה֙ נְא֣וֹת מִדְבָּ֔ר</w:t>
       </w:r>
     </w:p>
     <w:p>
@@ -10295,7 +10295,7 @@
         <w:rPr>
           <w:lang w:val="ar_AE" w:bidi="ar_AE"/>
         </w:rPr>
-        <w:t>וְ⁠לֶ֣הָבָ֔ה לִהֲטָ֖ה כָּל־עֲצֵ֥י הַ⁠שָּׂדֶֽה</w:t>
+        <w:t>וְ⁠לֶ֣הָבָ֔ה לִהֲטָ֖ה כָּל־עֲצֵ֥י הַ⁠שָּׂדֶֽה</w:t>
       </w:r>
     </w:p>
     <w:p>
@@ -10439,7 +10439,7 @@
         <w:rPr>
           <w:lang w:val="ar_AE" w:bidi="ar_AE"/>
         </w:rPr>
-        <w:t>וְ⁠לֶ֣הָבָ֔ה לִהֲטָ֖ה כָּל־עֲצֵ֥י הַ⁠שָּׂדֶֽה</w:t>
+        <w:t>וְ⁠לֶ֣הָבָ֔ה לִהֲטָ֖ה כָּל־עֲצֵ֥י הַ⁠שָּׂדֶֽה</w:t>
       </w:r>
     </w:p>
     <w:p>
@@ -10821,7 +10821,7 @@
         <w:rPr>
           <w:lang w:val="ar_AE" w:bidi="ar_AE"/>
         </w:rPr>
-        <w:t>תִּקְע֨וּ שׁוֹפָ֜ר בְּ⁠צִיּ֗וֹן וְ⁠הָרִ֨יעוּ֙ בְּ⁠הַ֣ר קָדְשִׁ֔⁠י</w:t>
+        <w:t>תִּקְע֨וּ שׁוֹפָ֜ר בְּ⁠צִיּ֗וֹן וְ⁠הָרִ֨יעוּ֙ בְּ⁠הַ֣ר קָדְשִׁ֔⁠י</w:t>
       </w:r>
     </w:p>
     <w:p>
@@ -11201,7 +11201,7 @@
         <w:rPr>
           <w:lang w:val="ar_AE" w:bidi="ar_AE"/>
         </w:rPr>
-        <w:t>בְּ⁠הַ֣ר קָדְשִׁ֔⁠י</w:t>
+        <w:t>בְּ⁠הַ֣ר קָדְשִׁ֔⁠י</w:t>
       </w:r>
     </w:p>
     <w:p>
@@ -11332,7 +11332,7 @@
         <w:rPr>
           <w:lang w:val="ar_AE" w:bidi="ar_AE"/>
         </w:rPr>
-        <w:t>יִרְגְּז֕וּ</w:t>
+        <w:t>יִרְגְּז֕וּ</w:t>
       </w:r>
     </w:p>
     <w:p>
@@ -11583,7 +11583,7 @@
         <w:rPr>
           <w:lang w:val="ar_AE" w:bidi="ar_AE"/>
         </w:rPr>
-        <w:t>י֧וֹם חֹ֣שֶׁךְ וַ⁠אֲפֵלָ֗ה י֤וֹם עָנָן֙ וַ⁠עֲרָפֶ֔ל</w:t>
+        <w:t>י֧וֹם חֹ֣שֶׁךְ וַ⁠אֲפֵלָ֗ה י֤וֹם עָנָן֙ וַ⁠עֲרָפֶ֔ל</w:t>
       </w:r>
     </w:p>
     <w:p>
@@ -11714,7 +11714,7 @@
         <w:rPr>
           <w:lang w:val="ar_AE" w:bidi="ar_AE"/>
         </w:rPr>
-        <w:t>חֹ֣שֶׁךְ וַ⁠אֲפֵלָ֗ה</w:t>
+        <w:t>חֹ֣שֶׁךְ וַ⁠אֲפֵלָ֗ה</w:t>
       </w:r>
     </w:p>
     <w:p>
@@ -11976,7 +11976,7 @@
         <w:rPr>
           <w:lang w:val="ar_AE" w:bidi="ar_AE"/>
         </w:rPr>
-        <w:t>כְּ⁠שַׁ֖חַר פָּרֻ֣שׂ עַל־הֶֽ⁠הָרִ֑ים</w:t>
+        <w:t>כְּ⁠שַׁ֖חַר פָּרֻ֣שׂ עַל־הֶֽ⁠הָרִ֑ים</w:t>
       </w:r>
     </w:p>
     <w:p>
@@ -12094,7 +12094,7 @@
         <w:rPr>
           <w:lang w:val="ar_AE" w:bidi="ar_AE"/>
         </w:rPr>
-        <w:t>כְּ⁠שַׁ֖חַר פָּרֻ֣שׂ עַל־הֶֽ⁠הָרִ֑ים</w:t>
+        <w:t>כְּ⁠שַׁ֖חַר פָּרֻ֣שׂ עַל־הֶֽ⁠הָרִ֑ים</w:t>
       </w:r>
     </w:p>
     <w:p>
@@ -12212,7 +12212,7 @@
         <w:rPr>
           <w:lang w:val="ar_AE" w:bidi="ar_AE"/>
         </w:rPr>
-        <w:t>כְּ⁠שַׁ֖חַר</w:t>
+        <w:t>כְּ⁠שַׁ֖חַר</w:t>
       </w:r>
     </w:p>
     <w:p>
@@ -12592,7 +12592,7 @@
         <w:rPr>
           <w:lang w:val="ar_AE" w:bidi="ar_AE"/>
         </w:rPr>
-        <w:t>כָּמֹ֗⁠הוּ לֹ֤א נִֽהְיָה֙ מִן־הָ֣⁠עוֹלָ֔ם וְ⁠אַֽחֲרָי⁠ו֙ לֹ֣א יוֹסֵ֔ף עַד־שְׁנֵ֖י דּ֥וֹר וָ⁠דֽוֹר</w:t>
+        <w:t>כָּמֹ֗⁠הוּ לֹ֤א נִֽהְיָה֙ מִן־הָ֣⁠עוֹלָ֔ם וְ⁠אַֽחֲרָי⁠ו֙ לֹ֣א יוֹסֵ֔ף עַד־שְׁנֵ֖י דּ֥וֹר וָ⁠דֽוֹר</w:t>
       </w:r>
     </w:p>
     <w:p>
@@ -12710,7 +12710,7 @@
         <w:rPr>
           <w:lang w:val="ar_AE" w:bidi="ar_AE"/>
         </w:rPr>
-        <w:t>עַד־שְׁנֵ֖י דּ֥וֹר וָ⁠דֽוֹר</w:t>
+        <w:t>עַד־שְׁנֵ֖י דּ֥וֹר וָ⁠דֽוֹר</w:t>
       </w:r>
     </w:p>
     <w:p>
@@ -12828,7 +12828,7 @@
         <w:rPr>
           <w:lang w:val="ar_AE" w:bidi="ar_AE"/>
         </w:rPr>
-        <w:t>לְ⁠פָנָי⁠ו֙ אָ֣כְלָה אֵ֔שׁ וְ⁠אַחֲרָ֖י⁠ו תְּלַהֵ֣ט לֶֽהָבָ֑ה כְּ⁠גַן־עֵ֨דֶן הָ⁠אָ֜רֶץ לְ⁠פָנָ֗י⁠ו וְ⁠אַֽחֲרָי⁠ו֙ מִדְבַּ֣ר שְׁמָמָ֔ה וְ⁠גַם־פְּלֵיטָ֖ה לֹא־הָ֥יְתָה לּֽ⁠וֹ</w:t>
+        <w:t>לְ⁠פָנָי⁠ו֙ אָ֣כְלָה אֵ֔שׁ וְ⁠אַחֲרָ֖י⁠ו תְּלַהֵ֣ט לֶֽהָבָ֑ה כְּ⁠גַן־עֵ֨דֶן הָ⁠אָ֜רֶץ לְ⁠פָנָ֗י⁠ו וְ⁠אַֽחֲרָי⁠ו֙ מִדְבַּ֣ר שְׁמָמָ֔ה וְ⁠גַם־פְּלֵיטָ֖ה לֹא־הָ֥יְתָה לּֽ⁠וֹ</w:t>
       </w:r>
     </w:p>
     <w:p>
@@ -12972,7 +12972,7 @@
         <w:rPr>
           <w:lang w:val="ar_AE" w:bidi="ar_AE"/>
         </w:rPr>
-        <w:t>לְ⁠פָנָי⁠ו֙ אָ֣כְלָה אֵ֔שׁ וְ⁠אַחֲרָ֖י⁠ו תְּלַהֵ֣ט לֶֽהָבָ֑ה</w:t>
+        <w:t>לְ⁠פָנָי⁠ו֙ אָ֣כְלָה אֵ֔שׁ וְ⁠אַחֲרָ֖י⁠ו תְּלַהֵ֣ט לֶֽהָבָ֑ה</w:t>
       </w:r>
     </w:p>
     <w:p>
@@ -13247,7 +13247,7 @@
         <w:rPr>
           <w:lang w:val="ar_AE" w:bidi="ar_AE"/>
         </w:rPr>
-        <w:t>כְּ⁠גַן־עֵ֨דֶן הָ⁠אָ֜רֶץ לְ⁠פָנָ֗י⁠ו</w:t>
+        <w:t>כְּ⁠גַן־עֵ֨דֶן הָ⁠אָ֜רֶץ לְ⁠פָנָ֗י⁠ו</w:t>
       </w:r>
     </w:p>
     <w:p>
@@ -13365,7 +13365,7 @@
         <w:rPr>
           <w:lang w:val="ar_AE" w:bidi="ar_AE"/>
         </w:rPr>
-        <w:t>מִדְבַּ֣ר שְׁמָמָ֔ה</w:t>
+        <w:t>מִדְבַּ֣ר שְׁמָמָ֔ה</w:t>
       </w:r>
     </w:p>
     <w:p>
@@ -13496,7 +13496,7 @@
         <w:rPr>
           <w:lang w:val="ar_AE" w:bidi="ar_AE"/>
         </w:rPr>
-        <w:t>וְ⁠גַם־פְּלֵיטָ֖ה לֹא־הָ֥יְתָה לּֽ⁠וֹ</w:t>
+        <w:t>וְ⁠גַם־פְּלֵיטָ֖ה לֹא־הָ֥יְתָה לּֽ⁠וֹ</w:t>
       </w:r>
     </w:p>
     <w:p>
@@ -13614,7 +13614,7 @@
         <w:rPr>
           <w:lang w:val="ar_AE" w:bidi="ar_AE"/>
         </w:rPr>
-        <w:t>פְּלֵיטָ֖ה לֹא־הָ֥יְתָה לּֽ⁠וֹ</w:t>
+        <w:t>פְּלֵיטָ֖ה לֹא־הָ֥יְתָה לּֽ⁠וֹ</w:t>
       </w:r>
     </w:p>
     <w:p>
@@ -13745,7 +13745,7 @@
         <w:rPr>
           <w:lang w:val="ar_AE" w:bidi="ar_AE"/>
         </w:rPr>
-        <w:t>כְּ⁠מַרְאֵ֥ה סוּסִ֖ים מַרְאֵ֑⁠הוּ</w:t>
+        <w:t>כְּ⁠מַרְאֵ֥ה סוּסִ֖ים מַרְאֵ֑⁠הוּ</w:t>
       </w:r>
     </w:p>
     <w:p>
@@ -13863,7 +13863,7 @@
         <w:rPr>
           <w:lang w:val="ar_AE" w:bidi="ar_AE"/>
         </w:rPr>
-        <w:t>כְּ⁠מַרְאֵ֥ה &amp; מַרְאֵ֑⁠הוּ</w:t>
+        <w:t>כְּ⁠מַרְאֵ֥ה &amp; מַרְאֵ֑⁠הוּ</w:t>
       </w:r>
     </w:p>
     <w:p>
@@ -13981,7 +13981,7 @@
         <w:rPr>
           <w:lang w:val="ar_AE" w:bidi="ar_AE"/>
         </w:rPr>
-        <w:t>וּ⁠כְ⁠פָרָשִׁ֖ים כֵּ֥ן יְרוּצֽוּ⁠ן</w:t>
+        <w:t>וּ⁠כְ⁠פָרָשִׁ֖ים כֵּ֥ן יְרוּצֽוּ⁠ן</w:t>
       </w:r>
     </w:p>
     <w:p>
@@ -14099,7 +14099,7 @@
         <w:rPr>
           <w:lang w:val="ar_AE" w:bidi="ar_AE"/>
         </w:rPr>
-        <w:t>כְּ⁠ק֣וֹל מַרְכָּב֗וֹת עַל־רָאשֵׁ֤י הֶֽ⁠הָרִים֙ יְרַקֵּד֔וּ⁠ן</w:t>
+        <w:t>כְּ⁠ק֣וֹל מַרְכָּב֗וֹת עַל־רָאשֵׁ֤י הֶֽ⁠הָרִים֙ יְרַקֵּד֔וּ⁠ן</w:t>
       </w:r>
     </w:p>
     <w:p>
@@ -14207,7 +14207,7 @@
         <w:rPr>
           <w:lang w:val="ar_AE" w:bidi="ar_AE"/>
         </w:rPr>
-        <w:t>כְּ⁠קוֹל֙ לַ֣הַב אֵ֔שׁ אֹכְלָ֖ה קָ֑שׁ</w:t>
+        <w:t>כְּ⁠קוֹל֙ לַ֣הַב אֵ֔שׁ אֹכְלָ֖ה קָ֑שׁ</w:t>
       </w:r>
     </w:p>
     <w:p>
@@ -14325,7 +14325,7 @@
         <w:rPr>
           <w:lang w:val="ar_AE" w:bidi="ar_AE"/>
         </w:rPr>
-        <w:t>כְּ⁠עַ֣ם עָצ֔וּם עֱר֖וּךְ מִלְחָמָֽה</w:t>
+        <w:t>כְּ⁠עַ֣ם עָצ֔וּם עֱר֖וּךְ מִלְחָמָֽה</w:t>
       </w:r>
     </w:p>
     <w:p>
@@ -14443,7 +14443,7 @@
         <w:rPr>
           <w:lang w:val="ar_AE" w:bidi="ar_AE"/>
         </w:rPr>
-        <w:t>כְּ⁠עַ֣ם עָצ֔וּם עֱר֖וּךְ מִלְחָמָֽה</w:t>
+        <w:t>כְּ⁠עַ֣ם עָצ֔וּם עֱר֖וּךְ מִלְחָמָֽה</w:t>
       </w:r>
     </w:p>
     <w:p>
@@ -14561,7 +14561,7 @@
         <w:rPr>
           <w:lang w:val="ar_AE" w:bidi="ar_AE"/>
         </w:rPr>
-        <w:t>כְּ⁠עַ֣ם עָצ֔וּם עֱר֖וּךְ מִלְחָמָֽה</w:t>
+        <w:t>כְּ⁠עַ֣ם עָצ֔וּם עֱר֖וּךְ מִלְחָמָֽה</w:t>
       </w:r>
     </w:p>
     <w:p>
@@ -14810,7 +14810,7 @@
         <w:rPr>
           <w:lang w:val="ar_AE" w:bidi="ar_AE"/>
         </w:rPr>
-        <w:t>קִבְּצ֥וּ פָארֽוּר</w:t>
+        <w:t>קִבְּצ֥וּ פָארֽוּר</w:t>
       </w:r>
     </w:p>
     <w:p>
@@ -14941,7 +14941,7 @@
         <w:rPr>
           <w:lang w:val="ar_AE" w:bidi="ar_AE"/>
         </w:rPr>
-        <w:t>כְּ⁠גִבּוֹרִ֣ים יְרֻצ֔וּ⁠ן</w:t>
+        <w:t>כְּ⁠גִבּוֹרִ֣ים יְרֻצ֔וּ⁠ן</w:t>
       </w:r>
     </w:p>
     <w:p>
@@ -15059,7 +15059,7 @@
         <w:rPr>
           <w:lang w:val="ar_AE" w:bidi="ar_AE"/>
         </w:rPr>
-        <w:t>כְּ⁠אַנְשֵׁ֥י מִלְחָמָ֖ה יַעֲל֣וּ חוֹמָ֑ה</w:t>
+        <w:t>כְּ⁠אַנְשֵׁ֥י מִלְחָמָ֖ה יַעֲל֣וּ חוֹמָ֑ה</w:t>
       </w:r>
     </w:p>
     <w:p>
@@ -15177,7 +15177,7 @@
         <w:rPr>
           <w:lang w:val="ar_AE" w:bidi="ar_AE"/>
         </w:rPr>
-        <w:t>כְּ⁠אַנְשֵׁ֥י מִלְחָמָ֖ה</w:t>
+        <w:t>כְּ⁠אַנְשֵׁ֥י מִלְחָמָ֖ה</w:t>
       </w:r>
     </w:p>
     <w:p>
@@ -15452,7 +15452,7 @@
         <w:rPr>
           <w:lang w:val="ar_AE" w:bidi="ar_AE"/>
         </w:rPr>
-        <w:t>וְ⁠אִ֤ישׁ בִּ⁠דְרָכָי⁠ו֙</w:t>
+        <w:t>וְ⁠אִ֤ישׁ בִּ⁠דְרָכָי⁠ו֙</w:t>
       </w:r>
     </w:p>
     <w:p>
@@ -15583,7 +15583,7 @@
         <w:rPr>
           <w:lang w:val="ar_AE" w:bidi="ar_AE"/>
         </w:rPr>
-        <w:t>וְ⁠לֹ֥א יְעַבְּט֖וּ⁠ן אֹרְחוֹתָֽ⁠ם</w:t>
+        <w:t>וְ⁠לֹ֥א יְעַבְּט֖וּ⁠ן אֹרְחוֹתָֽ⁠ם</w:t>
       </w:r>
     </w:p>
     <w:p>
@@ -15701,7 +15701,7 @@
         <w:rPr>
           <w:lang w:val="ar_AE" w:bidi="ar_AE"/>
         </w:rPr>
-        <w:t>וְ⁠לֹ֥א יְעַבְּט֖וּ⁠ן אֹרְחוֹתָֽ⁠ם</w:t>
+        <w:t>וְ⁠לֹ֥א יְעַבְּט֖וּ⁠ן אֹרְחוֹתָֽ⁠ם</w:t>
       </w:r>
     </w:p>
     <w:p>
@@ -15963,7 +15963,7 @@
         <w:rPr>
           <w:lang w:val="ar_AE" w:bidi="ar_AE"/>
         </w:rPr>
-        <w:t>גֶּ֥בֶר בִּ⁠מְסִלָּת֖⁠וֹ יֵֽלֵכ֑וּ⁠ן</w:t>
+        <w:t>גֶּ֥בֶר בִּ⁠מְסִלָּת֖⁠וֹ יֵֽלֵכ֑וּ⁠ן</w:t>
       </w:r>
     </w:p>
     <w:p>
@@ -16107,7 +16107,7 @@
         <w:rPr>
           <w:lang w:val="ar_AE" w:bidi="ar_AE"/>
         </w:rPr>
-        <w:t>וּ⁠בְעַ֥ד הַ⁠שֶּׁ֛לַח יִפֹּ֖לוּ לֹ֥א יִבְצָֽעוּ</w:t>
+        <w:t>וּ⁠בְעַ֥ד הַ⁠שֶּׁ֛לַח יִפֹּ֖לוּ לֹ֥א יִבְצָֽעוּ</w:t>
       </w:r>
     </w:p>
     <w:p>
@@ -16225,7 +16225,7 @@
         <w:rPr>
           <w:lang w:val="ar_AE" w:bidi="ar_AE"/>
         </w:rPr>
-        <w:t>בָּ⁠עִ֣יר יָשֹׁ֗קּוּ בַּֽ⁠חוֹמָה֙ יְרֻצ֔וּ⁠ן בַּ⁠בָּתִּ֖ים יַעֲל֑וּ בְּעַ֧ד הַ⁠חַלּוֹנִ֛ים יָבֹ֖אוּ כַּ⁠גַּנָּֽב</w:t>
+        <w:t>בָּ⁠עִ֣יר יָשֹׁ֗קּוּ בַּֽ⁠חוֹמָה֙ יְרֻצ֔וּ⁠ן בַּ⁠בָּתִּ֖ים יַעֲל֑וּ בְּעַ֧ד הַ⁠חַלּוֹנִ֛ים יָבֹ֖אוּ כַּ⁠גַּנָּֽב</w:t>
       </w:r>
     </w:p>
     <w:p>
@@ -16343,7 +16343,7 @@
         <w:rPr>
           <w:lang w:val="ar_AE" w:bidi="ar_AE"/>
         </w:rPr>
-        <w:t>בְּעַ֧ד הַ⁠חַלּוֹנִ֛ים יָבֹ֖אוּ כַּ⁠גַּנָּֽב</w:t>
+        <w:t>בְּעַ֧ד הַ⁠חַלּוֹנִ֛ים יָבֹ֖אוּ כַּ⁠גַּנָּֽב</w:t>
       </w:r>
     </w:p>
     <w:p>
@@ -16461,7 +16461,7 @@
         <w:rPr>
           <w:lang w:val="ar_AE" w:bidi="ar_AE"/>
         </w:rPr>
-        <w:t>לְ⁠פָנָי⁠ו֙ רָ֣גְזָה אֶ֔רֶץ רָעֲשׁ֖וּ שָׁמָ֑יִם</w:t>
+        <w:t>לְ⁠פָנָי⁠ו֙ רָ֣גְזָה אֶ֔רֶץ רָעֲשׁ֖וּ שָׁמָ֑יִם</w:t>
       </w:r>
     </w:p>
     <w:p>
@@ -16618,7 +16618,7 @@
         <w:rPr>
           <w:lang w:val="ar_AE" w:bidi="ar_AE"/>
         </w:rPr>
-        <w:t>שֶׁ֤מֶשׁ וְ⁠יָרֵ֨חַ֙ קָדָ֔רוּ</w:t>
+        <w:t>שֶׁ֤מֶשׁ וְ⁠יָרֵ֨חַ֙ קָדָ֔רוּ</w:t>
       </w:r>
     </w:p>
     <w:p>
@@ -17299,7 +17299,7 @@
         <w:rPr>
           <w:lang w:val="ar_AE" w:bidi="ar_AE"/>
         </w:rPr>
-        <w:t>כִּֽי־גָד֧וֹל יוֹם־יְהוָ֛ה וְ⁠נוֹרָ֥א מְאֹ֖ד וּ⁠מִ֥י יְכִילֶֽ⁠נּוּ</w:t>
+        <w:t>כִּֽי־גָד֧וֹל יוֹם־יְהוָ֛ה וְ⁠נוֹרָ֥א מְאֹ֖ד וּ⁠מִ֥י יְכִילֶֽ⁠נּוּ</w:t>
       </w:r>
     </w:p>
     <w:p>
@@ -17537,7 +17537,7 @@
         <w:rPr>
           <w:lang w:val="ar_AE" w:bidi="ar_AE"/>
         </w:rPr>
-        <w:t>וְ⁠גַם־עַתָּה֙ נְאֻם־יְהוָ֔ה שֻׁ֥בוּ עָדַ֖⁠י</w:t>
+        <w:t>וְ⁠גַם־עַתָּה֙ נְאֻם־יְהוָ֔ה שֻׁ֥בוּ עָדַ֖⁠י</w:t>
       </w:r>
     </w:p>
     <w:p>
@@ -17668,7 +17668,7 @@
         <w:rPr>
           <w:lang w:val="ar_AE" w:bidi="ar_AE"/>
         </w:rPr>
-        <w:t>שֻׁ֥בוּ</w:t>
+        <w:t>שֻׁ֥בוּ</w:t>
       </w:r>
     </w:p>
     <w:p>
@@ -17812,7 +17812,7 @@
         <w:rPr>
           <w:lang w:val="ar_AE" w:bidi="ar_AE"/>
         </w:rPr>
-        <w:t>שֻׁ֥בוּ עָדַ֖⁠י בְּ⁠כָל־לְבַבְ⁠כֶ֑ם</w:t>
+        <w:t>שֻׁ֥בוּ עָדַ֖⁠י בְּ⁠כָל־לְבַבְ⁠כֶ֑ם</w:t>
       </w:r>
     </w:p>
     <w:p>
@@ -18100,7 +18100,7 @@
         <w:rPr>
           <w:lang w:val="ar_AE" w:bidi="ar_AE"/>
         </w:rPr>
-        <w:t>וְ⁠קִרְע֤וּ לְבַבְ⁠כֶם֙ וְ⁠אַל־בִּגְדֵי⁠כֶ֔ם</w:t>
+        <w:t>וְ⁠קִרְע֤וּ לְבַבְ⁠כֶם֙ וְ⁠אַל־בִּגְדֵי⁠כֶ֔ם</w:t>
       </w:r>
     </w:p>
     <w:p>
@@ -18218,7 +18218,7 @@
         <w:rPr>
           <w:lang w:val="ar_AE" w:bidi="ar_AE"/>
         </w:rPr>
-        <w:t>וְ⁠קִרְע֤וּ לְבַבְ⁠כֶם֙ וְ⁠אַל־בִּגְדֵי⁠כֶ֔ם וְ⁠שׁ֖וּבוּ אֶל־יְהוָ֣ה אֱלֹֽהֵי⁠כֶ֑ם</w:t>
+        <w:t>וְ⁠קִרְע֤וּ לְבַבְ⁠כֶם֙ וְ⁠אַל־בִּגְדֵי⁠כֶ֔ם וְ⁠שׁ֖וּבוּ אֶל־יְהוָ֣ה אֱלֹֽהֵי⁠כֶ֑ם</w:t>
       </w:r>
     </w:p>
     <w:p>
@@ -18336,7 +18336,7 @@
         <w:rPr>
           <w:lang w:val="ar_AE" w:bidi="ar_AE"/>
         </w:rPr>
-        <w:t>אֶ֤רֶךְ אַפַּ֨יִם֙</w:t>
+        <w:t>אֶ֤רֶךְ אַפַּ֨יִם֙</w:t>
       </w:r>
     </w:p>
     <w:p>
@@ -18598,7 +18598,7 @@
         <w:rPr>
           <w:lang w:val="ar_AE" w:bidi="ar_AE"/>
         </w:rPr>
-        <w:t>מִ֥י יוֹדֵ֖עַ יָשׁ֣וּב וְ⁠נִחָ֑ם וְ⁠הִשְׁאִ֤יר אַֽחֲרָי⁠ו֙ בְּרָכָ֔ה</w:t>
+        <w:t>מִ֥י יוֹדֵ֖עַ יָשׁ֣וּב וְ⁠נִחָ֑ם וְ⁠הִשְׁאִ֤יר אַֽחֲרָי⁠ו֙ בְּרָכָ֔ה</w:t>
       </w:r>
     </w:p>
     <w:p>
@@ -18847,7 +18847,7 @@
         <w:rPr>
           <w:lang w:val="ar_AE" w:bidi="ar_AE"/>
         </w:rPr>
-        <w:t>וְ⁠הִשְׁאִ֤יר &amp; בְּרָכָ֔ה</w:t>
+        <w:t>וְ⁠הִשְׁאִ֤יר &amp; בְּרָכָ֔ה</w:t>
       </w:r>
     </w:p>
     <w:p>
@@ -19240,7 +19240,7 @@
         <w:rPr>
           <w:lang w:val="ar_AE" w:bidi="ar_AE"/>
         </w:rPr>
-        <w:t>קַדְּשׁוּ־צ֖וֹם קִרְא֥וּ עֲצָרָֽה</w:t>
+        <w:t>קַדְּשׁוּ־צ֖וֹם קִרְא֥וּ עֲצָרָֽה</w:t>
       </w:r>
     </w:p>
     <w:p>
@@ -19358,7 +19358,7 @@
         <w:rPr>
           <w:lang w:val="ar_AE" w:bidi="ar_AE"/>
         </w:rPr>
-        <w:t>קִבְצ֣וּ זְקֵנִ֔ים אִסְפוּ֙ עֽוֹלָלִ֔ים וְ⁠יֹנְקֵ֖י שָׁדָ֑יִם</w:t>
+        <w:t>קִבְצ֣וּ זְקֵנִ֔ים אִסְפוּ֙ עֽוֹלָלִ֔ים וְ⁠יֹנְקֵ֖י שָׁדָ֑יִם</w:t>
       </w:r>
     </w:p>
     <w:p>
@@ -19476,7 +19476,7 @@
         <w:rPr>
           <w:lang w:val="ar_AE" w:bidi="ar_AE"/>
         </w:rPr>
-        <w:t>יֵצֵ֤א חָתָן֙ מֵֽ⁠חֶדְר֔⁠וֹ וְ⁠כַלָּ֖ה מֵ⁠חֻפָּתָֽ⁠הּ</w:t>
+        <w:t>יֵצֵ֤א חָתָן֙ מֵֽ⁠חֶדְר֔⁠וֹ וְ⁠כַלָּ֖ה מֵ⁠חֻפָּתָֽ⁠הּ</w:t>
       </w:r>
     </w:p>
     <w:p>
@@ -19594,7 +19594,7 @@
         <w:rPr>
           <w:lang w:val="ar_AE" w:bidi="ar_AE"/>
         </w:rPr>
-        <w:t>בֵּ֤ין הָ⁠אוּלָם֙ וְ⁠לַ⁠מִּזְבֵּ֔חַ</w:t>
+        <w:t>בֵּ֤ין הָ⁠אוּלָם֙ וְ⁠לַ⁠מִּזְבֵּ֔חַ</w:t>
       </w:r>
     </w:p>
     <w:p>
@@ -19712,7 +19712,7 @@
         <w:rPr>
           <w:lang w:val="ar_AE" w:bidi="ar_AE"/>
         </w:rPr>
-        <w:t>וְ⁠אַל־תִּתֵּ֨ן נַחֲלָתְ⁠ךָ֤ לְ⁠חֶרְפָּה֙</w:t>
+        <w:t>וְ⁠אַל־תִּתֵּ֨ן נַחֲלָתְ⁠ךָ֤ לְ⁠חֶרְפָּה֙</w:t>
       </w:r>
     </w:p>
     <w:p>
@@ -19961,7 +19961,7 @@
         <w:rPr>
           <w:lang w:val="ar_AE" w:bidi="ar_AE"/>
         </w:rPr>
-        <w:t>לִ⁠מְשָׁל־בָּ֣⁠ם גּוֹיִ֔ם</w:t>
+        <w:t>לִ⁠מְשָׁל־בָּ֣⁠ם גּוֹיִ֔ם</w:t>
       </w:r>
     </w:p>
     <w:p>
@@ -20079,7 +20079,7 @@
         <w:rPr>
           <w:lang w:val="ar_AE" w:bidi="ar_AE"/>
         </w:rPr>
-        <w:t>לָ֚⁠מָּה יֹאמְר֣וּ בָֽ⁠עַמִּ֔ים אַיֵּ֖ה אֱלֹהֵי⁠הֶֽם</w:t>
+        <w:t>לָ֚⁠מָּה יֹאמְר֣וּ בָֽ⁠עַמִּ֔ים אַיֵּ֖ה אֱלֹהֵי⁠הֶֽם</w:t>
       </w:r>
     </w:p>
     <w:p>
@@ -20197,7 +20197,7 @@
         <w:rPr>
           <w:lang w:val="ar_AE" w:bidi="ar_AE"/>
         </w:rPr>
-        <w:t>לָ֚⁠מָּה יֹאמְר֣וּ</w:t>
+        <w:t>לָ֚⁠מָּה יֹאמְר֣וּ</w:t>
       </w:r>
     </w:p>
     <w:p>
@@ -20328,7 +20328,7 @@
         <w:rPr>
           <w:lang w:val="ar_AE" w:bidi="ar_AE"/>
         </w:rPr>
-        <w:t>לָ֚⁠מָּה יֹאמְר֣וּ בָֽ⁠עַמִּ֔ים</w:t>
+        <w:t>לָ֚⁠מָּה יֹאמְר֣וּ בָֽ⁠עַמִּ֔ים</w:t>
       </w:r>
     </w:p>
     <w:p>
@@ -20446,7 +20446,7 @@
         <w:rPr>
           <w:lang w:val="ar_AE" w:bidi="ar_AE"/>
         </w:rPr>
-        <w:t>אַיֵּ֖ה אֱלֹהֵי⁠הֶֽם</w:t>
+        <w:t>אַיֵּ֖ה אֱלֹהֵי⁠הֶֽם</w:t>
       </w:r>
     </w:p>
     <w:p>
@@ -20564,7 +20564,7 @@
         <w:rPr>
           <w:lang w:val="ar_AE" w:bidi="ar_AE"/>
         </w:rPr>
-        <w:t>וַ⁠יְקַנֵּ֥א יְהוָ֖ה לְ⁠אַרְצ֑⁠וֹ וַ⁠יַּחְמֹ֖ל עַל־עַמּֽ⁠וֹ</w:t>
+        <w:t>וַ⁠יְקַנֵּ֥א יְהוָ֖ה לְ⁠אַרְצ֑⁠וֹ וַ⁠יַּחְמֹ֖ל עַל־עַמּֽ⁠וֹ</w:t>
       </w:r>
     </w:p>
     <w:p>
@@ -20813,7 +20813,7 @@
         <w:rPr>
           <w:lang w:val="ar_AE" w:bidi="ar_AE"/>
         </w:rPr>
-        <w:t>וַ⁠יַּ֨עַן יְהוָ֜ה וַ⁠יֹּ֣אמֶר</w:t>
+        <w:t>וַ⁠יַּ֨עַן יְהוָ֜ה וַ⁠יֹּ֣אמֶר</w:t>
       </w:r>
     </w:p>
     <w:p>
@@ -20931,7 +20931,7 @@
         <w:rPr>
           <w:lang w:val="ar_AE" w:bidi="ar_AE"/>
         </w:rPr>
-        <w:t>וַ⁠יַּ֨עַן יְהוָ֜ה וַ⁠יֹּ֣אמֶר</w:t>
+        <w:t>וַ⁠יַּ֨עַן יְהוָ֜ה וַ⁠יֹּ֣אמֶר</w:t>
       </w:r>
     </w:p>
     <w:p>
@@ -21088,7 +21088,7 @@
         <w:rPr>
           <w:lang w:val="ar_AE" w:bidi="ar_AE"/>
         </w:rPr>
-        <w:t>הִנְ⁠נִ֨י שֹׁלֵ֤חַ לָ⁠כֶם֙ אֶת־הַ⁠דָּגָן֙ וְ⁠הַ⁠תִּיר֣וֹשׁ וְ⁠הַ⁠יִּצְהָ֔ר</w:t>
+        <w:t>הִנְ⁠נִ֨י שֹׁלֵ֤חַ לָ⁠כֶם֙ אֶת־הַ⁠דָּגָן֙ וְ⁠הַ⁠תִּיר֣וֹשׁ וְ⁠הַ⁠יִּצְהָ֔ר</w:t>
       </w:r>
     </w:p>
     <w:p>
@@ -21206,7 +21206,7 @@
         <w:rPr>
           <w:lang w:val="ar_AE" w:bidi="ar_AE"/>
         </w:rPr>
-        <w:t>הִנְ⁠נִ֨י שֹׁלֵ֤חַ</w:t>
+        <w:t>הִנְ⁠נִ֨י שֹׁלֵ֤חַ</w:t>
       </w:r>
     </w:p>
     <w:p>
@@ -21481,7 +21481,7 @@
         <w:rPr>
           <w:lang w:val="ar_AE" w:bidi="ar_AE"/>
         </w:rPr>
-        <w:t>וְ⁠לֹא־אֶתֵּ֨ן אֶתְ⁠כֶ֥ם ע֛וֹד חֶרְפָּ֖ה בַּ⁠גּוֹיִֽם</w:t>
+        <w:t>וְ⁠לֹא־אֶתֵּ֨ן אֶתְ⁠כֶ֥ם ע֛וֹד חֶרְפָּ֖ה בַּ⁠גּוֹיִֽם</w:t>
       </w:r>
     </w:p>
     <w:p>
@@ -21612,7 +21612,7 @@
         <w:rPr>
           <w:lang w:val="ar_AE" w:bidi="ar_AE"/>
         </w:rPr>
-        <w:t>וְֽ⁠אֶת־הַ⁠צְּפוֹנִ֞י</w:t>
+        <w:t>וְֽ⁠אֶת־הַ⁠צְּפוֹנִ֞י</w:t>
       </w:r>
     </w:p>
     <w:p>
@@ -21743,7 +21743,7 @@
         <w:rPr>
           <w:lang w:val="ar_AE" w:bidi="ar_AE"/>
         </w:rPr>
-        <w:t>אֶ֣רֶץ צִיָּ֣ה וּ⁠שְׁמָמָה֒</w:t>
+        <w:t>אֶ֣רֶץ צִיָּ֣ה וּ⁠שְׁמָמָה֒</w:t>
       </w:r>
     </w:p>
     <w:p>
@@ -21874,7 +21874,7 @@
         <w:rPr>
           <w:lang w:val="ar_AE" w:bidi="ar_AE"/>
         </w:rPr>
-        <w:t>אֶ֣רֶץ צִיָּ֣ה וּ⁠שְׁמָמָה֒</w:t>
+        <w:t>אֶ֣רֶץ צִיָּ֣ה וּ⁠שְׁמָמָה֒</w:t>
       </w:r>
     </w:p>
     <w:p>
@@ -22005,7 +22005,7 @@
         <w:rPr>
           <w:lang w:val="ar_AE" w:bidi="ar_AE"/>
         </w:rPr>
-        <w:t>אֶל &amp; אֶת־פָּנָ֗י⁠ו אֶל־הַ⁠יָּם֙ הַ⁠קַּדְמֹנִ֔י וְ⁠סֹפ֖⁠וֹ אֶל־הַ⁠יָּ֣ם הָ⁠אַֽחֲר֑וֹן</w:t>
+        <w:t>אֶל &amp; אֶת־פָּנָ֗י⁠ו אֶל־הַ⁠יָּם֙ הַ⁠קַּדְמֹנִ֔י וְ⁠סֹפ֖⁠וֹ אֶל־הַ⁠יָּ֣ם הָ⁠אַֽחֲר֑וֹן</w:t>
       </w:r>
     </w:p>
     <w:p>
@@ -22136,7 +22136,7 @@
         <w:rPr>
           <w:lang w:val="ar_AE" w:bidi="ar_AE"/>
         </w:rPr>
-        <w:t>אֶל &amp; אֶת־פָּנָ֗י⁠ו אֶל־הַ⁠יָּם֙ הַ⁠קַּדְמֹנִ֔י וְ⁠סֹפ֖⁠וֹ אֶל־הַ⁠יָּ֣ם הָ⁠אַֽחֲר֑וֹן</w:t>
+        <w:t>אֶל &amp; אֶת־פָּנָ֗י⁠ו אֶל־הַ⁠יָּם֙ הַ⁠קַּדְמֹנִ֔י וְ⁠סֹפ֖⁠וֹ אֶל־הַ⁠יָּ֣ם הָ⁠אַֽחֲר֑וֹן</w:t>
       </w:r>
     </w:p>
     <w:p>
@@ -22411,7 +22411,7 @@
         <w:rPr>
           <w:lang w:val="ar_AE" w:bidi="ar_AE"/>
         </w:rPr>
-        <w:t>הִגְדִּ֖יל לַ⁠עֲשֽׂוֹת</w:t>
+        <w:t>הִגְדִּ֖יל לַ⁠עֲשֽׂוֹת</w:t>
       </w:r>
     </w:p>
     <w:p>
@@ -22540,7 +22540,7 @@
         <w:rPr>
           <w:lang w:val="ar_AE" w:bidi="ar_AE"/>
         </w:rPr>
-        <w:t>כִּ֥י הִגְדִּ֖יל לַ⁠עֲשֽׂוֹת</w:t>
+        <w:t>כִּ֥י הִגְדִּ֖יל לַ⁠עֲשֽׂוֹת</w:t>
       </w:r>
     </w:p>
     <w:p>
@@ -22658,7 +22658,7 @@
         <w:rPr>
           <w:lang w:val="ar_AE" w:bidi="ar_AE"/>
         </w:rPr>
-        <w:t>אַל־תִּֽירְאִ֖י אֲדָמָ֑ה גִּ֣ילִי וּ⁠שְׂמָ֔חִי</w:t>
+        <w:t>אַל־תִּֽירְאִ֖י אֲדָמָ֑ה גִּ֣ילִי וּ⁠שְׂמָ֔חִי</w:t>
       </w:r>
     </w:p>
     <w:p>
@@ -22799,7 +22799,7 @@
         <w:rPr>
           <w:lang w:val="ar_AE" w:bidi="ar_AE"/>
         </w:rPr>
-        <w:t>גִּ֣ילִי וּ⁠שְׂמָ֔חִי</w:t>
+        <w:t>גִּ֣ילִי וּ⁠שְׂמָ֔חִי</w:t>
       </w:r>
     </w:p>
     <w:p>
@@ -22930,7 +22930,7 @@
         <w:rPr>
           <w:lang w:val="ar_AE" w:bidi="ar_AE"/>
         </w:rPr>
-        <w:t>הִגְדִּ֥יל יְהוָ֖ה לַ⁠עֲשֽׂוֹת</w:t>
+        <w:t>הִגְדִּ֥יל יְהוָ֖ה לַ⁠עֲשֽׂוֹת</w:t>
       </w:r>
     </w:p>
     <w:p>
@@ -23048,7 +23048,7 @@
         <w:rPr>
           <w:lang w:val="ar_AE" w:bidi="ar_AE"/>
         </w:rPr>
-        <w:t>הִגְדִּ֥יל יְהוָ֖ה לַ⁠עֲשֽׂוֹת</w:t>
+        <w:t>הִגְדִּ֥יל יְהוָ֖ה לַ⁠עֲשֽׂוֹת</w:t>
       </w:r>
     </w:p>
     <w:p>
@@ -23166,7 +23166,7 @@
         <w:rPr>
           <w:lang w:val="ar_AE" w:bidi="ar_AE"/>
         </w:rPr>
-        <w:t>אַל־תִּֽירְאוּ֙ בַּהֲמ֣וֹת שָׂדַ֔י</w:t>
+        <w:t>אַל־תִּֽירְאוּ֙ בַּהֲמ֣וֹת שָׂדַ֔י</w:t>
       </w:r>
     </w:p>
     <w:p>
@@ -23297,7 +23297,7 @@
         <w:rPr>
           <w:lang w:val="ar_AE" w:bidi="ar_AE"/>
         </w:rPr>
-        <w:t>דָשְׁא֖וּ נְא֣וֹת מִדְבָּ֑ר כִּֽי־עֵץ֙ נָשָׂ֣א פִרְי֔⁠וֹ תְּאֵנָ֥ה וָ⁠גֶ֖פֶן נָתְנ֥וּ חֵילָֽ⁠ם</w:t>
+        <w:t>דָשְׁא֖וּ נְא֣וֹת מִדְבָּ֑ר כִּֽי־עֵץ֙ נָשָׂ֣א פִרְי֔⁠וֹ תְּאֵנָ֥ה וָ⁠גֶ֖פֶן נָתְנ֥וּ חֵילָֽ⁠ם</w:t>
       </w:r>
     </w:p>
     <w:p>
@@ -23415,7 +23415,7 @@
         <w:rPr>
           <w:lang w:val="ar_AE" w:bidi="ar_AE"/>
         </w:rPr>
-        <w:t>עֵץ֙ נָשָׂ֣א פִרְי֔⁠וֹ תְּאֵנָ֥ה וָ⁠גֶ֖פֶן נָתְנ֥וּ חֵילָֽ⁠ם</w:t>
+        <w:t>עֵץ֙ נָשָׂ֣א פִרְי֔⁠וֹ תְּאֵנָ֥ה וָ⁠גֶ֖פֶן נָתְנ֥וּ חֵילָֽ⁠ם</w:t>
       </w:r>
     </w:p>
     <w:p>
@@ -23965,7 +23965,7 @@
         <w:rPr>
           <w:lang w:val="ar_AE" w:bidi="ar_AE"/>
         </w:rPr>
-        <w:t>נָתַ֥ן לָ⁠כֶ֛ם אֶת־הַ⁠מּוֹרֶ֖ה לִ⁠צְדָקָ֑ה וַ⁠יּ֣וֹרֶד לָ⁠כֶ֗ם גֶּ֛שֶׁם</w:t>
+        <w:t>נָתַ֥ן לָ⁠כֶ֛ם אֶת־הַ⁠מּוֹרֶ֖ה לִ⁠צְדָקָ֑ה וַ⁠יּ֣וֹרֶד לָ⁠כֶ֗ם גֶּ֛שֶׁם</w:t>
       </w:r>
     </w:p>
     <w:p>
@@ -24214,7 +24214,7 @@
         <w:rPr>
           <w:lang w:val="ar_AE" w:bidi="ar_AE"/>
         </w:rPr>
-        <w:t>גֶּ֛שֶׁם</w:t>
+        <w:t>גֶּ֛שֶׁם</w:t>
       </w:r>
     </w:p>
     <w:p>
@@ -24489,7 +24489,7 @@
         <w:rPr>
           <w:lang w:val="ar_AE" w:bidi="ar_AE"/>
         </w:rPr>
-        <w:t>בָּ⁠רִאשֽׁוֹן</w:t>
+        <w:t>בָּ⁠רִאשֽׁוֹן</w:t>
       </w:r>
     </w:p>
     <w:p>
@@ -24620,7 +24620,7 @@
         <w:rPr>
           <w:lang w:val="ar_AE" w:bidi="ar_AE"/>
         </w:rPr>
-        <w:t>וְ⁠הֵשִׁ֥יקוּ הַ⁠יְקָבִ֖ים תִּיר֥וֹשׁ וְ⁠יִצְהָֽר</w:t>
+        <w:t>וְ⁠הֵשִׁ֥יקוּ הַ⁠יְקָבִ֖ים תִּיר֥וֹשׁ וְ⁠יִצְהָֽר</w:t>
       </w:r>
     </w:p>
     <w:p>
@@ -24738,7 +24738,7 @@
         <w:rPr>
           <w:lang w:val="ar_AE" w:bidi="ar_AE"/>
         </w:rPr>
-        <w:t>וְ⁠שִׁלַּמְתִּ֤י לָ⁠כֶם֙ אֶת־הַ⁠שָּׁנִ֔ים</w:t>
+        <w:t>וְ⁠שִׁלַּמְתִּ֤י לָ⁠כֶם֙ אֶת־הַ⁠שָּׁנִ֔ים</w:t>
       </w:r>
     </w:p>
     <w:p>
@@ -24866,7 +24866,7 @@
         <w:rPr>
           <w:lang w:val="ar_AE" w:bidi="ar_AE"/>
         </w:rPr>
-        <w:t>אֶת־הַ⁠שָּׁנִ֔ים</w:t>
+        <w:t>אֶת־הַ⁠שָּׁנִ֔ים</w:t>
       </w:r>
     </w:p>
     <w:p>
@@ -24997,7 +24997,7 @@
         <w:rPr>
           <w:lang w:val="ar_AE" w:bidi="ar_AE"/>
         </w:rPr>
-        <w:t>חֵילִ⁠י֙ הַ⁠גָּד֔וֹל</w:t>
+        <w:t>חֵילִ⁠י֙ הַ⁠גָּד֔וֹל</w:t>
       </w:r>
     </w:p>
     <w:p>
@@ -25128,7 +25128,7 @@
         <w:rPr>
           <w:lang w:val="ar_AE" w:bidi="ar_AE"/>
         </w:rPr>
-        <w:t>וַ⁠אֲכַלְתֶּ֤ם אָכוֹל֙</w:t>
+        <w:t>וַ⁠אֲכַלְתֶּ֤ם אָכוֹל֙</w:t>
       </w:r>
     </w:p>
     <w:p>
@@ -25259,7 +25259,7 @@
         <w:rPr>
           <w:lang w:val="ar_AE" w:bidi="ar_AE"/>
         </w:rPr>
-        <w:t>אֶת־שֵׁ֤ם יְהוָה֙ אֱלֹ֣הֵי⁠כֶ֔ם</w:t>
+        <w:t>אֶת־שֵׁ֤ם יְהוָה֙ אֱלֹ֣הֵי⁠כֶ֔ם</w:t>
       </w:r>
     </w:p>
     <w:p>
@@ -25377,7 +25377,7 @@
         <w:rPr>
           <w:lang w:val="ar_AE" w:bidi="ar_AE"/>
         </w:rPr>
-        <w:t>אֶת־שֵׁ֤ם</w:t>
+        <w:t>אֶת־שֵׁ֤ם</w:t>
       </w:r>
     </w:p>
     <w:p>
@@ -25508,7 +25508,7 @@
         <w:rPr>
           <w:lang w:val="ar_AE" w:bidi="ar_AE"/>
         </w:rPr>
-        <w:t>אֲשֶׁר־עָשָׂ֥ה עִמָּ⁠כֶ֖ם לְ⁠הַפְלִ֑יא</w:t>
+        <w:t>אֲשֶׁר־עָשָׂ֥ה עִמָּ⁠כֶ֖ם לְ⁠הַפְלִ֑יא</w:t>
       </w:r>
     </w:p>
     <w:p>
@@ -25639,7 +25639,7 @@
         <w:rPr>
           <w:lang w:val="ar_AE" w:bidi="ar_AE"/>
         </w:rPr>
-        <w:t>וְ⁠לֹא־יֵבֹ֥שׁוּ עַמִּ֖⁠י לְ⁠עוֹלָֽם</w:t>
+        <w:t>וְ⁠לֹא־יֵבֹ֥שׁוּ עַמִּ֖⁠י לְ⁠עוֹלָֽם</w:t>
       </w:r>
     </w:p>
     <w:p>
@@ -25770,7 +25770,7 @@
         <w:rPr>
           <w:lang w:val="ar_AE" w:bidi="ar_AE"/>
         </w:rPr>
-        <w:t>יִשְׂרָאֵל֙</w:t>
+        <w:t>יִשְׂרָאֵל֙</w:t>
       </w:r>
     </w:p>
     <w:p>
@@ -25901,7 +25901,7 @@
         <w:rPr>
           <w:lang w:val="ar_AE" w:bidi="ar_AE"/>
         </w:rPr>
-        <w:t>וְ⁠לֹא־יֵבֹ֥שׁוּ עַמִּ֖⁠י לְ⁠עוֹלָֽם</w:t>
+        <w:t>וְ⁠לֹא־יֵבֹ֥שׁוּ עַמִּ֖⁠י לְ⁠עוֹלָֽם</w:t>
       </w:r>
     </w:p>
     <w:p>
@@ -26150,7 +26150,7 @@
         <w:rPr>
           <w:lang w:val="ar_AE" w:bidi="ar_AE"/>
         </w:rPr>
-        <w:t>אֶשְׁפּ֤וֹךְ אֶת־רוּחִ⁠י֙ עַל־כָּל־בָּשָׂ֔ר</w:t>
+        <w:t>אֶשְׁפּ֤וֹךְ אֶת־רוּחִ⁠י֙ עַל־כָּל־בָּשָׂ֔ר</w:t>
       </w:r>
     </w:p>
     <w:p>
@@ -26268,7 +26268,7 @@
         <w:rPr>
           <w:lang w:val="ar_AE" w:bidi="ar_AE"/>
         </w:rPr>
-        <w:t>עַל־כָּל־בָּשָׂ֔ר</w:t>
+        <w:t>עַל־כָּל־בָּשָׂ֔ר</w:t>
       </w:r>
     </w:p>
     <w:p>
@@ -26399,7 +26399,7 @@
         <w:rPr>
           <w:lang w:val="ar_AE" w:bidi="ar_AE"/>
         </w:rPr>
-        <w:t>עַל־כָּל־בָּשָׂ֔ר</w:t>
+        <w:t>עַל־כָּל־בָּשָׂ֔ר</w:t>
       </w:r>
     </w:p>
     <w:p>
@@ -26530,7 +26530,7 @@
         <w:rPr>
           <w:lang w:val="ar_AE" w:bidi="ar_AE"/>
         </w:rPr>
-        <w:t>וְ⁠נִבְּא֖וּ בְּנֵי⁠כֶ֣ם וּ⁠בְנֽוֹתֵי⁠כֶ֑ם</w:t>
+        <w:t>וְ⁠נִבְּא֖וּ בְּנֵי⁠כֶ֣ם וּ⁠בְנֽוֹתֵי⁠כֶ֑ם</w:t>
       </w:r>
     </w:p>
     <w:p>
@@ -26648,7 +26648,7 @@
         <w:rPr>
           <w:lang w:val="ar_AE" w:bidi="ar_AE"/>
         </w:rPr>
-        <w:t>זִקְנֵי⁠כֶם֙ חֲלֹמ֣וֹת יַחֲלֹמ֔וּ⁠ן בַּח֣וּרֵי⁠כֶ֔ם חֶזְיֹנ֖וֹת יִרְאֽוּ</w:t>
+        <w:t>זִקְנֵי⁠כֶם֙ חֲלֹמ֣וֹת יַחֲלֹמ֔וּ⁠ן בַּח֣וּרֵי⁠כֶ֔ם חֶזְיֹנ֖וֹת יִרְאֽוּ</w:t>
       </w:r>
     </w:p>
     <w:p>
@@ -26897,7 +26897,7 @@
         <w:rPr>
           <w:lang w:val="ar_AE" w:bidi="ar_AE"/>
         </w:rPr>
-        <w:t>וְ⁠גַ֥ם עַל־הָֽ⁠עֲבָדִ֖ים וְ⁠עַל־הַ⁠שְּׁפָח֑וֹת</w:t>
+        <w:t>וְ⁠גַ֥ם עַל־הָֽ⁠עֲבָדִ֖ים וְ⁠עַל־הַ⁠שְּׁפָח֑וֹת</w:t>
       </w:r>
     </w:p>
     <w:p>
@@ -27015,7 +27015,7 @@
         <w:rPr>
           <w:lang w:val="ar_AE" w:bidi="ar_AE"/>
         </w:rPr>
-        <w:t>בַּ⁠יָּמִ֣ים הָ⁠הֵ֔מָּה</w:t>
+        <w:t>בַּ⁠יָּמִ֣ים הָ⁠הֵ֔מָּה</w:t>
       </w:r>
     </w:p>
     <w:p>
@@ -27381,7 +27381,7 @@
         <w:rPr>
           <w:lang w:val="ar_AE" w:bidi="ar_AE"/>
         </w:rPr>
-        <w:t>הַ⁠שֶּׁ֨מֶשׁ֙ יֵהָפֵ֣ךְ לְ⁠חֹ֔שֶׁךְ וְ⁠הַ⁠יָּרֵ֖חַ לְ⁠דָ֑ם</w:t>
+        <w:t>הַ⁠שֶּׁ֨מֶשׁ֙ יֵהָפֵ֣ךְ לְ⁠חֹ֔שֶׁךְ וְ⁠הַ⁠יָּרֵ֖חַ לְ⁠דָ֑ם</w:t>
       </w:r>
     </w:p>
     <w:p>
@@ -27499,7 +27499,7 @@
         <w:rPr>
           <w:lang w:val="ar_AE" w:bidi="ar_AE"/>
         </w:rPr>
-        <w:t>הַ⁠שֶּׁ֨מֶשׁ֙ יֵהָפֵ֣ךְ לְ⁠חֹ֔שֶׁךְ וְ⁠הַ⁠יָּרֵ֖חַ לְ⁠דָ֑ם</w:t>
+        <w:t>הַ⁠שֶּׁ֨מֶשׁ֙ יֵהָפֵ֣ךְ לְ⁠חֹ֔שֶׁךְ וְ⁠הַ⁠יָּרֵ֖חַ לְ⁠דָ֑ם</w:t>
       </w:r>
     </w:p>
     <w:p>
@@ -27617,7 +27617,7 @@
         <w:rPr>
           <w:lang w:val="ar_AE" w:bidi="ar_AE"/>
         </w:rPr>
-        <w:t>וְ⁠הַ⁠יָּרֵ֖חַ לְ⁠דָ֑ם</w:t>
+        <w:t>וְ⁠הַ⁠יָּרֵ֖חַ לְ⁠דָ֑ם</w:t>
       </w:r>
     </w:p>
     <w:p>
@@ -27735,7 +27735,7 @@
         <w:rPr>
           <w:lang w:val="ar_AE" w:bidi="ar_AE"/>
         </w:rPr>
-        <w:t>לִ⁠פְנֵ֗י בּ֚וֹא י֣וֹם יְהוָ֔ה הַ⁠גָּד֖וֹל וְ⁠הַ⁠נּוֹרָֽא</w:t>
+        <w:t>לִ⁠פְנֵ֗י בּ֚וֹא י֣וֹם יְהוָ֔ה הַ⁠גָּד֖וֹל וְ⁠הַ⁠נּוֹרָֽא</w:t>
       </w:r>
     </w:p>
     <w:p>
@@ -27866,7 +27866,7 @@
         <w:rPr>
           <w:lang w:val="ar_AE" w:bidi="ar_AE"/>
         </w:rPr>
-        <w:t>י֣וֹם יְהוָ֔ה הַ⁠גָּד֖וֹל וְ⁠הַ⁠נּוֹרָֽא</w:t>
+        <w:t>י֣וֹם יְהוָ֔ה הַ⁠גָּד֖וֹל וְ⁠הַ⁠נּוֹרָֽא</w:t>
       </w:r>
     </w:p>
     <w:p>
@@ -28222,7 +28222,7 @@
         <w:rPr>
           <w:lang w:val="ar_AE" w:bidi="ar_AE"/>
         </w:rPr>
-        <w:t>כֹּ֧ל אֲשֶׁר־יִקְרָ֛א בְּ⁠שֵׁ֥ם יְהוָ֖ה יִמָּלֵ֑ט &amp; יְהוָ֔ה</w:t>
+        <w:t>כֹּ֧ל אֲשֶׁר־יִקְרָ֛א בְּ⁠שֵׁ֥ם יְהוָ֖ה יִמָּלֵ֑ט &amp; יְהוָ֔ה</w:t>
       </w:r>
     </w:p>
     <w:p>
@@ -28340,7 +28340,7 @@
         <w:rPr>
           <w:lang w:val="ar_AE" w:bidi="ar_AE"/>
         </w:rPr>
-        <w:t>בְּ⁠שֵׁ֥ם יְהוָ֖ה &amp; יְהוָ֔ה</w:t>
+        <w:t>בְּ⁠שֵׁ֥ם יְהוָ֖ה &amp; יְהוָ֔ה</w:t>
       </w:r>
     </w:p>
     <w:p>
@@ -28471,7 +28471,7 @@
         <w:rPr>
           <w:lang w:val="ar_AE" w:bidi="ar_AE"/>
         </w:rPr>
-        <w:t>בְּ⁠שֵׁ֥ם יְהוָ֖ה &amp; יְהוָ֔ה</w:t>
+        <w:t>בְּ⁠שֵׁ֥ם יְהוָ֖ה &amp; יְהוָ֔ה</w:t>
       </w:r>
     </w:p>
     <w:p>
@@ -28589,7 +28589,7 @@
         <w:rPr>
           <w:lang w:val="ar_AE" w:bidi="ar_AE"/>
         </w:rPr>
-        <w:t>כִּ֠י בְּ⁠הַר־צִיּ֨וֹן וּ⁠בִ⁠ירוּשָׁלִַ֜ם תִּֽהְיֶ֣ה פְלֵיטָ֗ה</w:t>
+        <w:t>כִּ֠י בְּ⁠הַר־צִיּ֨וֹן וּ⁠בִ⁠ירוּשָׁלִַ֜ם תִּֽהְיֶ֣ה פְלֵיטָ֗ה</w:t>
       </w:r>
     </w:p>
     <w:p>
@@ -28720,7 +28720,7 @@
         <w:rPr>
           <w:lang w:val="ar_AE" w:bidi="ar_AE"/>
         </w:rPr>
-        <w:t>בְּ⁠הַר־צִיּ֨וֹן וּ⁠בִ⁠ירוּשָׁלִַ֜ם</w:t>
+        <w:t>בְּ⁠הַר־צִיּ֨וֹן וּ⁠בִ⁠ירוּשָׁלִַ֜ם</w:t>
       </w:r>
     </w:p>
     <w:p>
@@ -28851,7 +28851,7 @@
         <w:rPr>
           <w:lang w:val="ar_AE" w:bidi="ar_AE"/>
         </w:rPr>
-        <w:t>כַּֽ⁠אֲשֶׁר֙ אָמַ֣ר יְהוָ֔ה</w:t>
+        <w:t>כַּֽ⁠אֲשֶׁר֙ אָמַ֣ר יְהוָ֔ה</w:t>
       </w:r>
     </w:p>
     <w:p>
@@ -28969,7 +28969,7 @@
         <w:rPr>
           <w:lang w:val="ar_AE" w:bidi="ar_AE"/>
         </w:rPr>
-        <w:t>יְהוָ֖ה &amp; וּ⁠בַ֨⁠שְּׂרִידִ֔ים אֲשֶׁ֥ר יְהוָ֖ה קֹרֵֽא</w:t>
+        <w:t>יְהוָ֖ה &amp; וּ⁠בַ֨⁠שְּׂרִידִ֔ים אֲשֶׁ֥ר יְהוָ֖ה קֹרֵֽא</w:t>
       </w:r>
     </w:p>
     <w:p>
@@ -29094,7 +29094,7 @@
         <w:rPr>
           <w:lang w:val="ar_AE" w:bidi="ar_AE"/>
         </w:rPr>
-        <w:t>יְהוָ֖ה &amp; אֲשֶׁ֥ר יְהוָ֖ה קֹרֵֽא</w:t>
+        <w:t>יְהוָ֖ה &amp; אֲשֶׁ֥ר יְהוָ֖ה קֹרֵֽא</w:t>
       </w:r>
     </w:p>
     <w:p>
@@ -29219,7 +29219,7 @@
         <w:rPr>
           <w:lang w:val="ar_AE" w:bidi="ar_AE"/>
         </w:rPr>
-        <w:t>כִּ֗י הִנֵּ֛ה בַּ⁠יָּמִ֥ים הָ⁠הֵ֖מָּה וּ⁠בָ⁠עֵ֣ת הַ⁠הִ֑יא</w:t>
+        <w:t>כִּ֗י הִנֵּ֛ה בַּ⁠יָּמִ֥ים הָ⁠הֵ֖מָּה וּ⁠בָ⁠עֵ֣ת הַ⁠הִ֑יא</w:t>
       </w:r>
     </w:p>
     <w:p>
@@ -29337,7 +29337,7 @@
         <w:rPr>
           <w:lang w:val="ar_AE" w:bidi="ar_AE"/>
         </w:rPr>
-        <w:t>כִּ֗י הִנֵּ֛ה</w:t>
+        <w:t>כִּ֗י הִנֵּ֛ה</w:t>
       </w:r>
     </w:p>
     <w:p>
@@ -29468,7 +29468,7 @@
         <w:rPr>
           <w:lang w:val="ar_AE" w:bidi="ar_AE"/>
         </w:rPr>
-        <w:t>בַּ⁠יָּמִ֥ים הָ⁠הֵ֖מָּה וּ⁠בָ⁠עֵ֣ת הַ⁠הִ֑יא</w:t>
+        <w:t>בַּ⁠יָּמִ֥ים הָ⁠הֵ֖מָּה וּ⁠בָ⁠עֵ֣ת הַ⁠הִ֑יא</w:t>
       </w:r>
     </w:p>
     <w:p>
@@ -29599,7 +29599,7 @@
         <w:rPr>
           <w:lang w:val="ar_AE" w:bidi="ar_AE"/>
         </w:rPr>
-        <w:t>אֲשֶׁ֥ר אָשִׁ֛יב אֶת־שְׁב֥וּת יְהוּדָ֖ה וִ⁠ירוּשָׁלִָֽם</w:t>
+        <w:t>אֲשֶׁ֥ר אָשִׁ֛יב אֶת־שְׁב֥וּת יְהוּדָ֖ה וִ⁠ירוּשָׁלִָֽם</w:t>
       </w:r>
     </w:p>
     <w:p>
@@ -29730,7 +29730,7 @@
         <w:rPr>
           <w:lang w:val="ar_AE" w:bidi="ar_AE"/>
         </w:rPr>
-        <w:t>אֲשֶׁ֥ר אָשִׁ֛יב אֶת־שְׁב֥וּת יְהוּדָ֖ה וִ⁠ירוּשָׁלִָֽם</w:t>
+        <w:t>אֲשֶׁ֥ר אָשִׁ֛יב אֶת־שְׁב֥וּת יְהוּדָ֖ה וִ⁠ירוּשָׁלִָֽם</w:t>
       </w:r>
     </w:p>
     <w:p>
@@ -29848,7 +29848,7 @@
         <w:rPr>
           <w:lang w:val="ar_AE" w:bidi="ar_AE"/>
         </w:rPr>
-        <w:t>עֵ֖מֶק יְהֽוֹשָׁפָ֑ט</w:t>
+        <w:t>עֵ֖מֶק יְהֽוֹשָׁפָ֑ט</w:t>
       </w:r>
     </w:p>
     <w:p>
@@ -29979,7 +29979,7 @@
         <w:rPr>
           <w:lang w:val="ar_AE" w:bidi="ar_AE"/>
         </w:rPr>
-        <w:t>עַמִּ֨⁠י וְ⁠נַחֲלָתִ֤⁠י יִשְׂרָאֵל֙</w:t>
+        <w:t>עַמִּ֨⁠י וְ⁠נַחֲלָתִ֤⁠י יִשְׂרָאֵל֙</w:t>
       </w:r>
     </w:p>
     <w:p>
@@ -30149,7 +30149,7 @@
         <w:rPr>
           <w:lang w:val="ar_AE" w:bidi="ar_AE"/>
         </w:rPr>
-        <w:t>וְ⁠אֶת־אַרְצִ֖⁠י חִלֵּֽקוּ</w:t>
+        <w:t>וְ⁠אֶת־אַרְצִ֖⁠י חִלֵּֽקוּ</w:t>
       </w:r>
     </w:p>
     <w:p>
@@ -30398,7 +30398,7 @@
         <w:rPr>
           <w:lang w:val="ar_AE" w:bidi="ar_AE"/>
         </w:rPr>
-        <w:t>וַ⁠יִּתְּנ֤וּ הַ⁠יֶּ֨לֶד֙ בַּ⁠זּוֹנָ֔ה וְ⁠הַ⁠יַּלְדָּ֛ה מָכְר֥וּ</w:t>
+        <w:t>וַ⁠יִּתְּנ֤וּ הַ⁠יֶּ֨לֶד֙ בַּ⁠זּוֹנָ֔ה וְ⁠הַ⁠יַּלְדָּ֛ה מָכְר֥וּ</w:t>
       </w:r>
     </w:p>
     <w:p>
@@ -30555,7 +30555,7 @@
         <w:rPr>
           <w:lang w:val="ar_AE" w:bidi="ar_AE"/>
         </w:rPr>
-        <w:t>וְ֠⁠גַם מָה־אַתֶּ֥ם לִ⁠י֙ צֹ֣ר וְ⁠צִיד֔וֹן וְ⁠כֹ֖ל גְּלִיל֣וֹת פְּלָ֑שֶׁת הַ⁠גְּמ֗וּל אַתֶּם֙ מְשַׁלְּמִ֣ים עָלָ֔⁠י &amp; אַתֶּם֙</w:t>
+        <w:t>וְ֠⁠גַם מָה־אַתֶּ֥ם לִ⁠י֙ צֹ֣ר וְ⁠צִיד֔וֹן וְ⁠כֹ֖ל גְּלִיל֣וֹת פְּלָ֑שֶׁת הַ⁠גְּמ֗וּל אַתֶּם֙ מְשַׁלְּמִ֣ים עָלָ֔⁠י &amp; אַתֶּם֙</w:t>
       </w:r>
     </w:p>
     <w:p>
@@ -30673,7 +30673,7 @@
         <w:rPr>
           <w:lang w:val="ar_AE" w:bidi="ar_AE"/>
         </w:rPr>
-        <w:t>מָה־אַתֶּ֥ם לִ⁠י֙</w:t>
+        <w:t>מָה־אַתֶּ֥ם לִ⁠י֙</w:t>
       </w:r>
     </w:p>
     <w:p>
@@ -30791,7 +30791,7 @@
         <w:rPr>
           <w:lang w:val="ar_AE" w:bidi="ar_AE"/>
         </w:rPr>
-        <w:t>הַ⁠גְּמ֗וּל אַתֶּם֙ מְשַׁלְּמִ֣ים עָלָ֔⁠י וְ⁠אִם־גֹּמְלִ֤ים אַתֶּם֙ עָלַ֔⁠י</w:t>
+        <w:t>הַ⁠גְּמ֗וּל אַתֶּם֙ מְשַׁלְּמִ֣ים עָלָ֔⁠י וְ⁠אִם־גֹּמְלִ֤ים אַתֶּם֙ עָלַ֔⁠י</w:t>
       </w:r>
     </w:p>
     <w:p>
@@ -31040,7 +31040,7 @@
         <w:rPr>
           <w:lang w:val="ar_AE" w:bidi="ar_AE"/>
         </w:rPr>
-        <w:t>אָשִׁ֥יב גְּמֻלְ⁠כֶ֖ם בְּ⁠רֹאשְׁ⁠כֶֽם</w:t>
+        <w:t>אָשִׁ֥יב גְּמֻלְ⁠כֶ֖ם בְּ⁠רֹאשְׁ⁠כֶֽם</w:t>
       </w:r>
     </w:p>
     <w:p>
@@ -31171,7 +31171,7 @@
         <w:rPr>
           <w:lang w:val="ar_AE" w:bidi="ar_AE"/>
         </w:rPr>
-        <w:t>בְּ⁠רֹאשְׁ⁠כֶֽם</w:t>
+        <w:t>בְּ⁠רֹאשְׁ⁠כֶֽם</w:t>
       </w:r>
     </w:p>
     <w:p>
@@ -31302,7 +31302,7 @@
         <w:rPr>
           <w:lang w:val="ar_AE" w:bidi="ar_AE"/>
         </w:rPr>
-        <w:t>וּ⁠בְנֵ֤י יְהוּדָה֙ וּ⁠בְנֵ֣י יְרוּשָׁלִַ֔ם</w:t>
+        <w:t>וּ⁠בְנֵ֤י יְהוּדָה֙ וּ⁠בְנֵ֣י יְרוּשָׁלִַ֔ם</w:t>
       </w:r>
     </w:p>
     <w:p>
@@ -31451,7 +31451,7 @@
         <w:rPr>
           <w:lang w:val="ar_AE" w:bidi="ar_AE"/>
         </w:rPr>
-        <w:t>לִ⁠בְנֵ֣י הַ⁠יְּוָנִ֑ים</w:t>
+        <w:t>לִ⁠בְנֵ֣י הַ⁠יְּוָנִ֑ים</w:t>
       </w:r>
     </w:p>
     <w:p>
@@ -31595,7 +31595,7 @@
         <w:rPr>
           <w:lang w:val="ar_AE" w:bidi="ar_AE"/>
         </w:rPr>
-        <w:t>הַ⁠יְּוָנִ֑ים</w:t>
+        <w:t>הַ⁠יְּוָנִ֑ים</w:t>
       </w:r>
     </w:p>
     <w:p>
@@ -31726,7 +31726,7 @@
         <w:rPr>
           <w:lang w:val="ar_AE" w:bidi="ar_AE"/>
         </w:rPr>
-        <w:t>לְמַ֥עַן הַרְחִיקָ֖⁠ם מֵ⁠עַ֥ל גְּבוּלָֽ⁠ם</w:t>
+        <w:t>לְמַ֥עַן הַרְחִיקָ֖⁠ם מֵ⁠עַ֥ל גְּבוּלָֽ⁠ם</w:t>
       </w:r>
     </w:p>
     <w:p>
@@ -31980,7 +31980,7 @@
         <w:rPr>
           <w:lang w:val="ar_AE" w:bidi="ar_AE"/>
         </w:rPr>
-        <w:t>אֲשֶׁר־מְכַרְתֶּ֥ם אֹתָ֖⁠ם שָׁ֑מָּ⁠ה</w:t>
+        <w:t>אֲשֶׁר־מְכַרְתֶּ֥ם אֹתָ֖⁠ם שָׁ֑מָּ⁠ה</w:t>
       </w:r>
     </w:p>
     <w:p>
@@ -32218,7 +32218,7 @@
         <w:rPr>
           <w:lang w:val="ar_AE" w:bidi="ar_AE"/>
         </w:rPr>
-        <w:t>בְּ⁠רֹאשְׁ⁠כֶֽם</w:t>
+        <w:t>בְּ⁠רֹאשְׁ⁠כֶֽם</w:t>
       </w:r>
     </w:p>
     <w:p>
@@ -32336,7 +32336,7 @@
         <w:rPr>
           <w:lang w:val="ar_AE" w:bidi="ar_AE"/>
         </w:rPr>
-        <w:t>וּ⁠מָכַרְתִּ֞י</w:t>
+        <w:t>וּ⁠מָכַרְתִּ֞י</w:t>
       </w:r>
     </w:p>
     <w:p>
@@ -32467,7 +32467,7 @@
         <w:rPr>
           <w:lang w:val="ar_AE" w:bidi="ar_AE"/>
         </w:rPr>
-        <w:t>בְּ⁠יַד֙ בְּנֵ֣י יְהוּדָ֔ה</w:t>
+        <w:t>בְּ⁠יַד֙ בְּנֵ֣י יְהוּדָ֔ה</w:t>
       </w:r>
     </w:p>
     <w:p>
@@ -32585,7 +32585,7 @@
         <w:rPr>
           <w:lang w:val="ar_AE" w:bidi="ar_AE"/>
         </w:rPr>
-        <w:t>וּ⁠מָכַרְתִּ֞י אֶת־בְּנֵי⁠כֶ֣ם וְ⁠אֶת־בְּנֽוֹתֵי⁠כֶ֗ם בְּ⁠יַד֙ בְּנֵ֣י יְהוּדָ֔ה</w:t>
+        <w:t>וּ⁠מָכַרְתִּ֞י אֶת־בְּנֵי⁠כֶ֣ם וְ⁠אֶת־בְּנֽוֹתֵי⁠כֶ֗ם בְּ⁠יַד֙ בְּנֵ֣י יְהוּדָ֔ה</w:t>
       </w:r>
     </w:p>
     <w:p>
@@ -32716,7 +32716,7 @@
         <w:rPr>
           <w:lang w:val="ar_AE" w:bidi="ar_AE"/>
         </w:rPr>
-        <w:t>בְּנֵ֣י יְהוּדָ֔ה</w:t>
+        <w:t>בְּנֵ֣י יְהוּדָ֔ה</w:t>
       </w:r>
     </w:p>
     <w:p>
@@ -32873,7 +32873,7 @@
         <w:rPr>
           <w:lang w:val="ar_AE" w:bidi="ar_AE"/>
         </w:rPr>
-        <w:t>לִ⁠שְׁבָאיִ֖ם</w:t>
+        <w:t>לִ⁠שְׁבָאיִ֖ם</w:t>
       </w:r>
     </w:p>
     <w:p>
@@ -33004,7 +33004,7 @@
         <w:rPr>
           <w:lang w:val="ar_AE" w:bidi="ar_AE"/>
         </w:rPr>
-        <w:t>אֶל־גּ֣וֹי רָח֑וֹק כִּ֥י יְהוָ֖ה דִּבֵּֽר</w:t>
+        <w:t>אֶל־גּ֣וֹי רָח֑וֹק כִּ֥י יְהוָ֖ה דִּבֵּֽר</w:t>
       </w:r>
     </w:p>
     <w:p>
@@ -33266,7 +33266,7 @@
         <w:rPr>
           <w:lang w:val="ar_AE" w:bidi="ar_AE"/>
         </w:rPr>
-        <w:t>קַדְּשׁ֖וּ מִלְחָמָ֑ה</w:t>
+        <w:t>קַדְּשׁ֖וּ מִלְחָמָ֑ה</w:t>
       </w:r>
     </w:p>
     <w:p>
@@ -33397,7 +33397,7 @@
         <w:rPr>
           <w:lang w:val="ar_AE" w:bidi="ar_AE"/>
         </w:rPr>
-        <w:t>אִתֵּי⁠כֶם֙</w:t>
+        <w:t>אִתֵּי⁠כֶם֙</w:t>
       </w:r>
     </w:p>
     <w:p>
@@ -33672,7 +33672,7 @@
         <w:rPr>
           <w:lang w:val="ar_AE" w:bidi="ar_AE"/>
         </w:rPr>
-        <w:t>הַֽ⁠חַלָּ֔שׁ יֹאמַ֖ר גִּבּ֥וֹר אָֽנִי</w:t>
+        <w:t>הַֽ⁠חַלָּ֔שׁ יֹאמַ֖ר גִּבּ֥וֹר אָֽנִי</w:t>
       </w:r>
     </w:p>
     <w:p>
@@ -33790,7 +33790,7 @@
         <w:rPr>
           <w:lang w:val="ar_AE" w:bidi="ar_AE"/>
         </w:rPr>
-        <w:t>הַֽ⁠חַלָּ֔שׁ</w:t>
+        <w:t>הַֽ⁠חַלָּ֔שׁ</w:t>
       </w:r>
     </w:p>
     <w:p>
@@ -34316,7 +34316,7 @@
         <w:rPr>
           <w:lang w:val="ar_AE" w:bidi="ar_AE"/>
         </w:rPr>
-        <w:t>אֵשֵׁ֛ב לִ⁠שְׁפֹּ֥ט</w:t>
+        <w:t>אֵשֵׁ֛ב לִ⁠שְׁפֹּ֥ט</w:t>
       </w:r>
     </w:p>
     <w:p>
@@ -34441,7 +34441,7 @@
         <w:rPr>
           <w:lang w:val="ar_AE" w:bidi="ar_AE"/>
         </w:rPr>
-        <w:t>שִׁלְח֣וּ מַגָּ֔ל כִּ֥י בָשַׁ֖ל קָצִ֑יר &amp; כִּֽי</w:t>
+        <w:t>שִׁלְח֣וּ מַגָּ֔ל כִּ֥י בָשַׁ֖ל קָצִ֑יר &amp; כִּֽי</w:t>
       </w:r>
     </w:p>
     <w:p>
@@ -34559,7 +34559,7 @@
         <w:rPr>
           <w:lang w:val="ar_AE" w:bidi="ar_AE"/>
         </w:rPr>
-        <w:t>שִׁלְח֣וּ מַגָּ֔ל</w:t>
+        <w:t>שִׁלְח֣וּ מַגָּ֔ל</w:t>
       </w:r>
     </w:p>
     <w:p>
@@ -34690,7 +34690,7 @@
         <w:rPr>
           <w:lang w:val="ar_AE" w:bidi="ar_AE"/>
         </w:rPr>
-        <w:t>שִׁלְח֣וּ מַגָּ֔ל</w:t>
+        <w:t>שִׁלְח֣וּ מַגָּ֔ל</w:t>
       </w:r>
     </w:p>
     <w:p>
@@ -34821,7 +34821,7 @@
         <w:rPr>
           <w:lang w:val="ar_AE" w:bidi="ar_AE"/>
         </w:rPr>
-        <w:t>שִׁלְח֣וּ</w:t>
+        <w:t>שִׁלְח֣וּ</w:t>
       </w:r>
     </w:p>
     <w:p>
@@ -34996,7 +34996,7 @@
         <w:rPr>
           <w:lang w:val="ar_AE" w:bidi="ar_AE"/>
         </w:rPr>
-        <w:t>בֹּ֤אֽוּ רְדוּ֙ כִּֽי־מָ֣לְאָה גַּ֔ת</w:t>
+        <w:t>בֹּ֤אֽוּ רְדוּ֙ כִּֽי־מָ֣לְאָה גַּ֔ת</w:t>
       </w:r>
     </w:p>
     <w:p>
@@ -35114,7 +35114,7 @@
         <w:rPr>
           <w:lang w:val="ar_AE" w:bidi="ar_AE"/>
         </w:rPr>
-        <w:t>כִּ֥י &amp; כִּ֥י רַבָּ֖ה רָעָתָֽ⁠ם</w:t>
+        <w:t>כִּ֥י &amp; כִּ֥י רַבָּ֖ה רָעָתָֽ⁠ם</w:t>
       </w:r>
     </w:p>
     <w:p>
@@ -35245,7 +35245,7 @@
         <w:rPr>
           <w:lang w:val="ar_AE" w:bidi="ar_AE"/>
         </w:rPr>
-        <w:t>הֲמוֹנִ֣ים הֲמוֹנִ֔ים בְּ⁠עֵ֖מֶק הֶֽ⁠חָר֑וּץ &amp; בְּ⁠עֵ֖מֶק</w:t>
+        <w:t>הֲמוֹנִ֣ים הֲמוֹנִ֔ים בְּ⁠עֵ֖מֶק הֶֽ⁠חָר֑וּץ &amp; בְּ⁠עֵ֖מֶק</w:t>
       </w:r>
     </w:p>
     <w:p>
@@ -35376,7 +35376,7 @@
         <w:rPr>
           <w:lang w:val="ar_AE" w:bidi="ar_AE"/>
         </w:rPr>
-        <w:t>הֲמוֹנִ֣ים הֲמוֹנִ֔ים בְּ⁠עֵ֖מֶק הֶֽ⁠חָר֑וּץ &amp; בְּ⁠עֵ֖מֶק</w:t>
+        <w:t>הֲמוֹנִ֣ים הֲמוֹנִ֔ים בְּ⁠עֵ֖מֶק הֶֽ⁠חָר֑וּץ &amp; בְּ⁠עֵ֖מֶק</w:t>
       </w:r>
     </w:p>
     <w:p>
@@ -35494,7 +35494,7 @@
         <w:rPr>
           <w:lang w:val="ar_AE" w:bidi="ar_AE"/>
         </w:rPr>
-        <w:t>בְּ⁠עֵ֖מֶק הֶֽ⁠חָר֑וּץ &amp; בְּ⁠עֵ֖מֶק</w:t>
+        <w:t>בְּ⁠עֵ֖מֶק הֶֽ⁠חָר֑וּץ &amp; בְּ⁠עֵ֖מֶק</w:t>
       </w:r>
     </w:p>
     <w:p>
@@ -35625,7 +35625,7 @@
         <w:rPr>
           <w:lang w:val="ar_AE" w:bidi="ar_AE"/>
         </w:rPr>
-        <w:t>שֶׁ֥מֶשׁ וְ⁠יָרֵ֖חַ קָדָ֑רוּ וְ⁠כוֹכָבִ֖ים אָסְפ֥וּ נָגְהָֽ⁠ם</w:t>
+        <w:t>שֶׁ֥מֶשׁ וְ⁠יָרֵ֖חַ קָדָ֑רוּ וְ⁠כוֹכָבִ֖ים אָסְפ֥וּ נָגְהָֽ⁠ם</w:t>
       </w:r>
     </w:p>
     <w:p>
@@ -35881,7 +35881,7 @@
         <w:rPr>
           <w:lang w:val="ar_AE" w:bidi="ar_AE"/>
         </w:rPr>
-        <w:t>וַ⁠יהוָ֞ה מִ⁠צִּיּ֣וֹן יִשְׁאָ֗ג</w:t>
+        <w:t>וַ⁠יהוָ֞ה מִ⁠צִּיּ֣וֹן יִשְׁאָ֗ג</w:t>
       </w:r>
     </w:p>
     <w:p>
@@ -35999,7 +35999,7 @@
         <w:rPr>
           <w:lang w:val="ar_AE" w:bidi="ar_AE"/>
         </w:rPr>
-        <w:t>וְ⁠רָעֲשׁ֖וּ שָׁמַ֣יִם וָ⁠אָ֑רֶץ</w:t>
+        <w:t>וְ⁠רָעֲשׁ֖וּ שָׁמַ֣יִם וָ⁠אָ֑רֶץ</w:t>
       </w:r>
     </w:p>
     <w:p>
@@ -36130,7 +36130,7 @@
         <w:rPr>
           <w:lang w:val="ar_AE" w:bidi="ar_AE"/>
         </w:rPr>
-        <w:t>וַֽ⁠יהוָה֙ מַֽחֲסֶ֣ה לְ⁠עַמּ֔⁠וֹ וּ⁠מָע֖וֹז לִ⁠בְנֵ֥י יִשְׂרָאֵֽל</w:t>
+        <w:t>וַֽ⁠יהוָה֙ מַֽחֲסֶ֣ה לְ⁠עַמּ֔⁠וֹ וּ⁠מָע֖וֹז לִ⁠בְנֵ֥י יִשְׂרָאֵֽל</w:t>
       </w:r>
     </w:p>
     <w:p>
@@ -36261,7 +36261,7 @@
         <w:rPr>
           <w:lang w:val="ar_AE" w:bidi="ar_AE"/>
         </w:rPr>
-        <w:t>לִ⁠בְנֵ֥י יִשְׂרָאֵֽל</w:t>
+        <w:t>לִ⁠בְנֵ֥י יִשְׂרָאֵֽל</w:t>
       </w:r>
     </w:p>
     <w:p>
@@ -36410,7 +36410,7 @@
         <w:rPr>
           <w:lang w:val="ar_AE" w:bidi="ar_AE"/>
         </w:rPr>
-        <w:t>וִֽ⁠ידַעְתֶּ֗ם</w:t>
+        <w:t>וִֽ⁠ידַעְתֶּ֗ם</w:t>
       </w:r>
     </w:p>
     <w:p>
@@ -36528,7 +36528,7 @@
         <w:rPr>
           <w:lang w:val="ar_AE" w:bidi="ar_AE"/>
         </w:rPr>
-        <w:t>הַר־קָדְשִׁ֑⁠י</w:t>
+        <w:t>הַר־קָדְשִׁ֑⁠י</w:t>
       </w:r>
     </w:p>
     <w:p>
@@ -36908,7 +36908,7 @@
         <w:rPr>
           <w:lang w:val="ar_AE" w:bidi="ar_AE"/>
         </w:rPr>
-        <w:t>יִטְּפ֧וּ הֶ⁠הָרִ֣ים עָסִ֗יס וְ⁠הַ⁠גְּבָעוֹת֙ תֵּלַ֣כְנָה חָלָ֔ב</w:t>
+        <w:t>יִטְּפ֧וּ הֶ⁠הָרִ֣ים עָסִ֗יס וְ⁠הַ⁠גְּבָעוֹת֙ תֵּלַ֣כְנָה חָלָ֔ב</w:t>
       </w:r>
     </w:p>
     <w:p>
@@ -37327,7 +37327,7 @@
         <w:rPr>
           <w:lang w:val="ar_AE" w:bidi="ar_AE"/>
         </w:rPr>
-        <w:t>מִ⁠בֵּ֤ית יְהוָה֙</w:t>
+        <w:t>מִ⁠בֵּ֤ית יְהוָה֙</w:t>
       </w:r>
     </w:p>
     <w:p>
@@ -37463,7 +37463,7 @@
         <w:rPr>
           <w:lang w:val="ar_AE" w:bidi="ar_AE"/>
         </w:rPr>
-        <w:t>אֶת־נַ֥חַל הַ⁠שִּׁטִּֽים</w:t>
+        <w:t>אֶת־נַ֥חַל הַ⁠שִּׁטִּֽים</w:t>
       </w:r>
     </w:p>
     <w:p>
@@ -37594,7 +37594,7 @@
         <w:rPr>
           <w:lang w:val="ar_AE" w:bidi="ar_AE"/>
         </w:rPr>
-        <w:t>מִצְרַ֨יִם֙ לִ⁠שְׁמָמָ֣ה תִֽהְיֶ֔ה</w:t>
+        <w:t>מִצְרַ֨יִם֙ לִ⁠שְׁמָמָ֣ה תִֽהְיֶ֔ה</w:t>
       </w:r>
     </w:p>
     <w:p>
@@ -37725,7 +37725,7 @@
         <w:rPr>
           <w:lang w:val="ar_AE" w:bidi="ar_AE"/>
         </w:rPr>
-        <w:t>מֵֽ⁠חֲמַס֙ בְּנֵ֣י יְהוּדָ֔ה</w:t>
+        <w:t>מֵֽ⁠חֲמַס֙ בְּנֵ֣י יְהוּדָ֔ה</w:t>
       </w:r>
     </w:p>
     <w:p>
@@ -37869,7 +37869,7 @@
         <w:rPr>
           <w:lang w:val="ar_AE" w:bidi="ar_AE"/>
         </w:rPr>
-        <w:t>שָׁפְכ֥וּ דָם־נָקִ֖יא</w:t>
+        <w:t>שָׁפְכ֥וּ דָם־נָקִ֖יא</w:t>
       </w:r>
     </w:p>
     <w:p>
@@ -38000,7 +38000,7 @@
         <w:rPr>
           <w:lang w:val="ar_AE" w:bidi="ar_AE"/>
         </w:rPr>
-        <w:t>בְּ⁠אַרְצָֽ⁠ם</w:t>
+        <w:t>בְּ⁠אַרְצָֽ⁠ם</w:t>
       </w:r>
     </w:p>
     <w:p>
@@ -38301,7 +38301,7 @@
         <w:rPr>
           <w:lang w:val="ar_AE" w:bidi="ar_AE"/>
         </w:rPr>
-        <w:t>וִ⁠ירוּשָׁלִַ֖ם לְ⁠ד֥וֹר וָ⁠דֽוֹר</w:t>
+        <w:t>וִ⁠ירוּשָׁלִַ֖ם לְ⁠ד֥וֹר וָ⁠דֽוֹר</w:t>
       </w:r>
     </w:p>
     <w:p>
@@ -38555,7 +38555,7 @@
         <w:rPr>
           <w:lang w:val="ar_AE" w:bidi="ar_AE"/>
         </w:rPr>
-        <w:t>וְ⁠נִקֵּ֖יתִי דָּמָ֣⁠ם לֹֽא־נִקֵּ֑יתִי</w:t>
+        <w:t>וְ⁠נִקֵּ֖יתִי דָּמָ֣⁠ם לֹֽא־נִקֵּ֑יתִי</w:t>
       </w:r>
     </w:p>
     <w:p>
@@ -38673,7 +38673,7 @@
         <w:rPr>
           <w:lang w:val="ar_AE" w:bidi="ar_AE"/>
         </w:rPr>
-        <w:t>דָּמָ֣⁠ם</w:t>
+        <w:t>דָּמָ֣⁠ם</w:t>
       </w:r>
     </w:p>
     <w:p>
@@ -38804,7 +38804,7 @@
         <w:rPr>
           <w:lang w:val="ar_AE" w:bidi="ar_AE"/>
         </w:rPr>
-        <w:t>וַֽ⁠יהוָ֖ה שֹׁכֵ֥ן בְּ⁠צִיּֽוֹן</w:t>
+        <w:t>וַֽ⁠יהוָ֖ה שֹׁכֵ֥ן בְּ⁠צִיּֽוֹן</w:t>
       </w:r>
     </w:p>
     <w:p>
@@ -38922,7 +38922,7 @@
         <w:rPr>
           <w:lang w:val="ar_AE" w:bidi="ar_AE"/>
         </w:rPr>
-        <w:t>וַֽ⁠יהוָ֖ה שֹׁכֵ֥ן בְּ⁠צִיּֽוֹן</w:t>
+        <w:t>וַֽ⁠יהוָ֖ה שֹׁכֵ֥ן בְּ⁠צִיּֽוֹן</w:t>
       </w:r>
     </w:p>
     <w:p>

--- a/arb/docx/29.content.docx
+++ b/arb/docx/29.content.docx
@@ -223,6 +223,22 @@
       </w:r>
       <w:r>
         <w:rPr>
+          <w:lang w:val="ar_AE" w:bidi="ar_AE"/>
+        </w:rPr>
+        <w:t>פְּתוּאֵֽל</w:t>
+      </w:r>
+    </w:p>
+    <w:p>
+      <w:pPr>
+        <w:bidi/>
+      </w:pPr>
+      <w:r>
+        <w:rPr>
+          <w:lang w:val="ar_AE" w:bidi="ar_AE"/>
+        </w:rPr>
+      </w:r>
+      <w:r>
+        <w:rPr>
           <w:b/>
           <w:lang w:val="ar_AE" w:bidi="ar_AE"/>
         </w:rPr>
@@ -591,6 +607,22 @@
       </w:r>
       <w:r>
         <w:rPr>
+          <w:lang w:val="ar_AE" w:bidi="ar_AE"/>
+        </w:rPr>
+        <w:t>שִׁמְעוּ־זֹאת֙ הַ⁠זְּקֵנִ֔ים וְ⁠הַֽאֲזִ֔ינוּ כֹּ֖ל יוֹשְׁבֵ֣י הָ⁠אָ֑רֶץ</w:t>
+      </w:r>
+    </w:p>
+    <w:p>
+      <w:pPr>
+        <w:bidi/>
+      </w:pPr>
+      <w:r>
+        <w:rPr>
+          <w:lang w:val="ar_AE" w:bidi="ar_AE"/>
+        </w:rPr>
+      </w:r>
+      <w:r>
+        <w:rPr>
           <w:b/>
           <w:lang w:val="ar_AE" w:bidi="ar_AE"/>
         </w:rPr>
@@ -703,6 +735,22 @@
       </w:r>
       <w:r>
         <w:rPr>
+          <w:lang w:val="ar_AE" w:bidi="ar_AE"/>
+        </w:rPr>
+        <w:t>הֶ⁠הָ֤יְתָה זֹּאת֙ בִּֽ⁠ימֵי⁠כֶ֔ם וְ⁠אִ֖ם בִּ⁠ימֵ֥י אֲבֹֽתֵי⁠כֶֽם</w:t>
+      </w:r>
+    </w:p>
+    <w:p>
+      <w:pPr>
+        <w:bidi/>
+      </w:pPr>
+      <w:r>
+        <w:rPr>
+          <w:lang w:val="ar_AE" w:bidi="ar_AE"/>
+        </w:rPr>
+      </w:r>
+      <w:r>
+        <w:rPr>
           <w:b/>
           <w:lang w:val="ar_AE" w:bidi="ar_AE"/>
         </w:rPr>
@@ -1087,6 +1135,22 @@
       </w:r>
       <w:r>
         <w:rPr>
+          <w:lang w:val="ar_AE" w:bidi="ar_AE"/>
+        </w:rPr>
+        <w:t>וּ⁠בְנֵי⁠כֶם֙ לִ⁠בְנֵי⁠הֶ֔ם וּ⁠בְנֵי⁠הֶ֖ם לְ⁠ד֥וֹר אַחֵֽר</w:t>
+      </w:r>
+    </w:p>
+    <w:p>
+      <w:pPr>
+        <w:bidi/>
+      </w:pPr>
+      <w:r>
+        <w:rPr>
+          <w:lang w:val="ar_AE" w:bidi="ar_AE"/>
+        </w:rPr>
+      </w:r>
+      <w:r>
+        <w:rPr>
           <w:b/>
           <w:lang w:val="ar_AE" w:bidi="ar_AE"/>
         </w:rPr>
@@ -1199,6 +1263,22 @@
       </w:r>
       <w:r>
         <w:rPr>
+          <w:lang w:val="ar_AE" w:bidi="ar_AE"/>
+        </w:rPr>
+        <w:t>לִ⁠בְנֵי⁠כֶ֣ם &amp; וּ⁠בְנֵי⁠כֶם֙ לִ⁠בְנֵי⁠הֶ֔ם וּ⁠בְנֵי⁠הֶ֖ם</w:t>
+      </w:r>
+    </w:p>
+    <w:p>
+      <w:pPr>
+        <w:bidi/>
+      </w:pPr>
+      <w:r>
+        <w:rPr>
+          <w:lang w:val="ar_AE" w:bidi="ar_AE"/>
+        </w:rPr>
+      </w:r>
+      <w:r>
+        <w:rPr>
           <w:b/>
           <w:lang w:val="ar_AE" w:bidi="ar_AE"/>
         </w:rPr>
@@ -1340,6 +1420,22 @@
       </w:r>
       <w:r>
         <w:rPr>
+          <w:lang w:val="ar_AE" w:bidi="ar_AE"/>
+        </w:rPr>
+        <w:t>עָלֶ֖⁠יהָ לִ⁠בְנֵי⁠כֶ֣ם סַפֵּ֑רוּ וּ⁠בְנֵי⁠כֶם֙</w:t>
+      </w:r>
+    </w:p>
+    <w:p>
+      <w:pPr>
+        <w:bidi/>
+      </w:pPr>
+      <w:r>
+        <w:rPr>
+          <w:lang w:val="ar_AE" w:bidi="ar_AE"/>
+        </w:rPr>
+      </w:r>
+      <w:r>
+        <w:rPr>
           <w:b/>
           <w:lang w:val="ar_AE" w:bidi="ar_AE"/>
         </w:rPr>
@@ -1480,6 +1576,22 @@
       </w:r>
       <w:r>
         <w:rPr>
+          <w:lang w:val="ar_AE" w:bidi="ar_AE"/>
+        </w:rPr>
+        <w:t>יֶ֤תֶר הַ⁠גָּזָם֙ אָכַ֣ל הָֽ⁠אַרְבֶּ֔ה וְ⁠יֶ֥תֶר הָ⁠אַרְבֶּ֖ה אָכַ֣ל הַ⁠יָּ֑לֶק וְ⁠יֶ֣תֶר הַ⁠יֶּ֔לֶק אָכַ֖ל הֶ⁠חָסִֽיל</w:t>
+      </w:r>
+    </w:p>
+    <w:p>
+      <w:pPr>
+        <w:bidi/>
+      </w:pPr>
+      <w:r>
+        <w:rPr>
+          <w:lang w:val="ar_AE" w:bidi="ar_AE"/>
+        </w:rPr>
+      </w:r>
+      <w:r>
+        <w:rPr>
           <w:b/>
           <w:lang w:val="ar_AE" w:bidi="ar_AE"/>
         </w:rPr>
@@ -1582,6 +1694,22 @@
       </w:r>
       <w:r>
         <w:rPr>
+          <w:lang w:val="ar_AE" w:bidi="ar_AE"/>
+        </w:rPr>
+        <w:t>יֶ֤תֶר הַ⁠גָּזָם֙ אָכַ֣ל הָֽ⁠אַרְבֶּ֔ה וְ⁠יֶ֥תֶר הָ⁠אַרְבֶּ֖ה אָכַ֣ל הַ⁠יָּ֑לֶק וְ⁠יֶ֣תֶר הַ⁠יֶּ֔לֶק אָכַ֖ל הֶ⁠חָסִֽיל</w:t>
+      </w:r>
+    </w:p>
+    <w:p>
+      <w:pPr>
+        <w:bidi/>
+      </w:pPr>
+      <w:r>
+        <w:rPr>
+          <w:lang w:val="ar_AE" w:bidi="ar_AE"/>
+        </w:rPr>
+      </w:r>
+      <w:r>
+        <w:rPr>
           <w:b/>
           <w:lang w:val="ar_AE" w:bidi="ar_AE"/>
         </w:rPr>
@@ -1684,6 +1812,22 @@
       </w:r>
       <w:r>
         <w:rPr>
+          <w:lang w:val="ar_AE" w:bidi="ar_AE"/>
+        </w:rPr>
+        <w:t>יֶ֤תֶר הַ⁠גָּזָם֙ אָכַ֣ל הָֽ⁠אַרְבֶּ֔ה וְ⁠יֶ֥תֶר הָ⁠אַרְבֶּ֖ה אָכַ֣ל הַ⁠יָּ֑לֶק וְ⁠יֶ֣תֶר הַ⁠יֶּ֔לֶק אָכַ֖ל הֶ⁠חָסִֽיל</w:t>
+      </w:r>
+    </w:p>
+    <w:p>
+      <w:pPr>
+        <w:bidi/>
+      </w:pPr>
+      <w:r>
+        <w:rPr>
+          <w:lang w:val="ar_AE" w:bidi="ar_AE"/>
+        </w:rPr>
+      </w:r>
+      <w:r>
+        <w:rPr>
           <w:b/>
           <w:lang w:val="ar_AE" w:bidi="ar_AE"/>
         </w:rPr>
@@ -1838,6 +1982,22 @@
       </w:r>
       <w:r>
         <w:rPr>
+          <w:lang w:val="ar_AE" w:bidi="ar_AE"/>
+        </w:rPr>
+        <w:t>הָקִ֤יצוּ שִׁכּוֹרִים֙ וּ⁠בְכ֔וּ וְ⁠הֵילִ֖לוּ כָּל־שֹׁ֣תֵי יָ֑יִן עַל־עָסִ֕יס כִּ֥י נִכְרַ֖ת מִ⁠פִּי⁠כֶֽם</w:t>
+      </w:r>
+    </w:p>
+    <w:p>
+      <w:pPr>
+        <w:bidi/>
+      </w:pPr>
+      <w:r>
+        <w:rPr>
+          <w:lang w:val="ar_AE" w:bidi="ar_AE"/>
+        </w:rPr>
+      </w:r>
+      <w:r>
+        <w:rPr>
           <w:b/>
           <w:lang w:val="ar_AE" w:bidi="ar_AE"/>
         </w:rPr>
@@ -2189,6 +2349,22 @@
       </w:r>
       <w:r>
         <w:rPr>
+          <w:lang w:val="ar_AE" w:bidi="ar_AE"/>
+        </w:rPr>
+        <w:t>נִכְרַ֖ת מִ⁠פִּי⁠כֶֽם</w:t>
+      </w:r>
+    </w:p>
+    <w:p>
+      <w:pPr>
+        <w:bidi/>
+      </w:pPr>
+      <w:r>
+        <w:rPr>
+          <w:lang w:val="ar_AE" w:bidi="ar_AE"/>
+        </w:rPr>
+      </w:r>
+      <w:r>
+        <w:rPr>
           <w:b/>
           <w:lang w:val="ar_AE" w:bidi="ar_AE"/>
         </w:rPr>
@@ -2422,6 +2598,22 @@
       </w:r>
       <w:r>
         <w:rPr>
+          <w:lang w:val="ar_AE" w:bidi="ar_AE"/>
+        </w:rPr>
+        <w:t>גוֹי֙ עָלָ֣ה עַל־אַרְצִ֔⁠י</w:t>
+      </w:r>
+    </w:p>
+    <w:p>
+      <w:pPr>
+        <w:bidi/>
+      </w:pPr>
+      <w:r>
+        <w:rPr>
+          <w:lang w:val="ar_AE" w:bidi="ar_AE"/>
+        </w:rPr>
+      </w:r>
+      <w:r>
+        <w:rPr>
           <w:b/>
           <w:lang w:val="ar_AE" w:bidi="ar_AE"/>
         </w:rPr>
@@ -2904,6 +3096,22 @@
       </w:r>
       <w:r>
         <w:rPr>
+          <w:lang w:val="ar_AE" w:bidi="ar_AE"/>
+        </w:rPr>
+        <w:t>שִׁנָּי⁠ו֙ שִׁנֵּ֣י אַרְיֵ֔ה וּֽ⁠מְתַלְּע֥וֹת לָבִ֖יא לֽ⁠וֹ</w:t>
+      </w:r>
+    </w:p>
+    <w:p>
+      <w:pPr>
+        <w:bidi/>
+      </w:pPr>
+      <w:r>
+        <w:rPr>
+          <w:lang w:val="ar_AE" w:bidi="ar_AE"/>
+        </w:rPr>
+      </w:r>
+      <w:r>
+        <w:rPr>
           <w:b/>
           <w:lang w:val="ar_AE" w:bidi="ar_AE"/>
         </w:rPr>
@@ -3137,6 +3345,22 @@
       </w:r>
       <w:r>
         <w:rPr>
+          <w:lang w:val="ar_AE" w:bidi="ar_AE"/>
+        </w:rPr>
+        <w:t>וּֽ⁠מְתַלְּע֥וֹת לָבִ֖יא לֽ⁠וֹ</w:t>
+      </w:r>
+    </w:p>
+    <w:p>
+      <w:pPr>
+        <w:bidi/>
+      </w:pPr>
+      <w:r>
+        <w:rPr>
+          <w:lang w:val="ar_AE" w:bidi="ar_AE"/>
+        </w:rPr>
+      </w:r>
+      <w:r>
+        <w:rPr>
           <w:b/>
           <w:lang w:val="ar_AE" w:bidi="ar_AE"/>
         </w:rPr>
@@ -3239,6 +3463,22 @@
       </w:r>
       <w:r>
         <w:rPr>
+          <w:lang w:val="ar_AE" w:bidi="ar_AE"/>
+        </w:rPr>
+        <w:t>שָׂ֤ם גַּפְנִ⁠י֙ לְ⁠שַׁמָּ֔ה וּ⁠תְאֵנָתִ֖⁠י לִ⁠קְצָפָ֑ה</w:t>
+      </w:r>
+    </w:p>
+    <w:p>
+      <w:pPr>
+        <w:bidi/>
+      </w:pPr>
+      <w:r>
+        <w:rPr>
+          <w:lang w:val="ar_AE" w:bidi="ar_AE"/>
+        </w:rPr>
+      </w:r>
+      <w:r>
+        <w:rPr>
           <w:b/>
           <w:lang w:val="ar_AE" w:bidi="ar_AE"/>
         </w:rPr>
@@ -3354,6 +3594,22 @@
       </w:r>
       <w:r>
         <w:rPr>
+          <w:lang w:val="ar_AE" w:bidi="ar_AE"/>
+        </w:rPr>
+        <w:t>שָׂ֤ם גַּפְנִ⁠י֙ לְ⁠שַׁמָּ֔ה</w:t>
+      </w:r>
+    </w:p>
+    <w:p>
+      <w:pPr>
+        <w:bidi/>
+      </w:pPr>
+      <w:r>
+        <w:rPr>
+          <w:lang w:val="ar_AE" w:bidi="ar_AE"/>
+        </w:rPr>
+      </w:r>
+      <w:r>
+        <w:rPr>
           <w:b/>
           <w:lang w:val="ar_AE" w:bidi="ar_AE"/>
         </w:rPr>
@@ -3993,6 +4249,22 @@
       </w:r>
       <w:r>
         <w:rPr>
+          <w:lang w:val="ar_AE" w:bidi="ar_AE"/>
+        </w:rPr>
+        <w:t>כִּ⁠בְתוּלָ֥ה חֲגֻֽרַת־שַׂ֖ק עַל־בַּ֥עַל נְעוּרֶֽי⁠הָ</w:t>
+      </w:r>
+    </w:p>
+    <w:p>
+      <w:pPr>
+        <w:bidi/>
+      </w:pPr>
+      <w:r>
+        <w:rPr>
+          <w:lang w:val="ar_AE" w:bidi="ar_AE"/>
+        </w:rPr>
+      </w:r>
+      <w:r>
+        <w:rPr>
           <w:b/>
           <w:lang w:val="ar_AE" w:bidi="ar_AE"/>
         </w:rPr>
@@ -4616,6 +4888,22 @@
       </w:r>
       <w:r>
         <w:rPr>
+          <w:lang w:val="ar_AE" w:bidi="ar_AE"/>
+        </w:rPr>
+        <w:t>הָכְרַ֥ת מִנְחָ֛ה וָ⁠נֶ֖סֶךְ</w:t>
+      </w:r>
+    </w:p>
+    <w:p>
+      <w:pPr>
+        <w:bidi/>
+      </w:pPr>
+      <w:r>
+        <w:rPr>
+          <w:lang w:val="ar_AE" w:bidi="ar_AE"/>
+        </w:rPr>
+      </w:r>
+      <w:r>
+        <w:rPr>
           <w:b/>
           <w:lang w:val="ar_AE" w:bidi="ar_AE"/>
         </w:rPr>
@@ -4980,6 +5268,22 @@
       </w:r>
       <w:r>
         <w:rPr>
+          <w:lang w:val="ar_AE" w:bidi="ar_AE"/>
+        </w:rPr>
+        <w:t>שֻׁדַּ֣ד שָׂדֶ֔ה אָבְלָ֖ה אֲדָמָ֑ה כִּ֚י שֻׁדַּ֣ד דָּגָ֔ן</w:t>
+      </w:r>
+    </w:p>
+    <w:p>
+      <w:pPr>
+        <w:bidi/>
+      </w:pPr>
+      <w:r>
+        <w:rPr>
+          <w:lang w:val="ar_AE" w:bidi="ar_AE"/>
+        </w:rPr>
+      </w:r>
+      <w:r>
+        <w:rPr>
           <w:b/>
           <w:lang w:val="ar_AE" w:bidi="ar_AE"/>
         </w:rPr>
@@ -5082,6 +5386,22 @@
       </w:r>
       <w:r>
         <w:rPr>
+          <w:lang w:val="ar_AE" w:bidi="ar_AE"/>
+        </w:rPr>
+        <w:t>שֻׁדַּ֣ד שָׂדֶ֔ה &amp; שֻׁדַּ֣ד</w:t>
+      </w:r>
+    </w:p>
+    <w:p>
+      <w:pPr>
+        <w:bidi/>
+      </w:pPr>
+      <w:r>
+        <w:rPr>
+          <w:lang w:val="ar_AE" w:bidi="ar_AE"/>
+        </w:rPr>
+      </w:r>
+      <w:r>
+        <w:rPr>
           <w:b/>
           <w:lang w:val="ar_AE" w:bidi="ar_AE"/>
         </w:rPr>
@@ -5865,6 +6185,22 @@
       </w:r>
       <w:r>
         <w:rPr>
+          <w:lang w:val="ar_AE" w:bidi="ar_AE"/>
+        </w:rPr>
+        <w:t>הַ⁠גֶּ֣פֶן הוֹבִ֔ישָׁה וְ⁠הַ⁠תְּאֵנָ֖ה אֻמְלָ֑לָה רִמּ֞וֹן גַּם־תָּמָ֣ר וְ⁠תַפּ֗וּחַ</w:t>
+      </w:r>
+    </w:p>
+    <w:p>
+      <w:pPr>
+        <w:bidi/>
+      </w:pPr>
+      <w:r>
+        <w:rPr>
+          <w:lang w:val="ar_AE" w:bidi="ar_AE"/>
+        </w:rPr>
+      </w:r>
+      <w:r>
+        <w:rPr>
           <w:b/>
           <w:lang w:val="ar_AE" w:bidi="ar_AE"/>
         </w:rPr>
@@ -6294,6 +6630,22 @@
       </w:r>
       <w:r>
         <w:rPr>
+          <w:lang w:val="ar_AE" w:bidi="ar_AE"/>
+        </w:rPr>
+        <w:t>כָּל־עֲצֵ֤י הַ⁠שָּׂדֶה֙ יָבֵ֔שׁוּ</w:t>
+      </w:r>
+    </w:p>
+    <w:p>
+      <w:pPr>
+        <w:bidi/>
+      </w:pPr>
+      <w:r>
+        <w:rPr>
+          <w:lang w:val="ar_AE" w:bidi="ar_AE"/>
+        </w:rPr>
+      </w:r>
+      <w:r>
+        <w:rPr>
           <w:b/>
           <w:lang w:val="ar_AE" w:bidi="ar_AE"/>
         </w:rPr>
@@ -6396,6 +6748,22 @@
       </w:r>
       <w:r>
         <w:rPr>
+          <w:lang w:val="ar_AE" w:bidi="ar_AE"/>
+        </w:rPr>
+        <w:t>הֹבִ֥ישׁ שָׂשׂ֖וֹן מִן־בְּנֵ֥י אָדָֽם</w:t>
+      </w:r>
+    </w:p>
+    <w:p>
+      <w:pPr>
+        <w:bidi/>
+      </w:pPr>
+      <w:r>
+        <w:rPr>
+          <w:lang w:val="ar_AE" w:bidi="ar_AE"/>
+        </w:rPr>
+      </w:r>
+      <w:r>
+        <w:rPr>
           <w:b/>
           <w:lang w:val="ar_AE" w:bidi="ar_AE"/>
         </w:rPr>
@@ -6924,6 +7292,22 @@
       </w:r>
       <w:r>
         <w:rPr>
+          <w:lang w:val="ar_AE" w:bidi="ar_AE"/>
+        </w:rPr>
+        <w:t>נִמְנַ֛ע &amp; מִנְחָ֥ה וָ⁠נָֽסֶךְ</w:t>
+      </w:r>
+    </w:p>
+    <w:p>
+      <w:pPr>
+        <w:bidi/>
+      </w:pPr>
+      <w:r>
+        <w:rPr>
+          <w:lang w:val="ar_AE" w:bidi="ar_AE"/>
+        </w:rPr>
+      </w:r>
+      <w:r>
+        <w:rPr>
           <w:b/>
           <w:lang w:val="ar_AE" w:bidi="ar_AE"/>
         </w:rPr>
@@ -7917,6 +8301,22 @@
       </w:r>
       <w:r>
         <w:rPr>
+          <w:lang w:val="ar_AE" w:bidi="ar_AE"/>
+        </w:rPr>
+        <w:t>וּ⁠כְ⁠שֹׁ֖ד מִ⁠שַׁדַּ֥י יָבֽוֹא</w:t>
+      </w:r>
+    </w:p>
+    <w:p>
+      <w:pPr>
+        <w:bidi/>
+      </w:pPr>
+      <w:r>
+        <w:rPr>
+          <w:lang w:val="ar_AE" w:bidi="ar_AE"/>
+        </w:rPr>
+      </w:r>
+      <w:r>
+        <w:rPr>
           <w:b/>
           <w:lang w:val="ar_AE" w:bidi="ar_AE"/>
         </w:rPr>
@@ -8163,6 +8563,22 @@
       </w:r>
       <w:r>
         <w:rPr>
+          <w:lang w:val="ar_AE" w:bidi="ar_AE"/>
+        </w:rPr>
+        <w:t>הֲ⁠ל֛וֹא נֶ֥גֶד עֵינֵ֖י⁠נוּ אֹ֣כֶל נִכְרָ֑ת מִ⁠בֵּ֥ית אֱלֹהֵ֖י⁠נוּ שִׂמְחָ֥ה וָ⁠גִֽיל</w:t>
+      </w:r>
+    </w:p>
+    <w:p>
+      <w:pPr>
+        <w:bidi/>
+      </w:pPr>
+      <w:r>
+        <w:rPr>
+          <w:lang w:val="ar_AE" w:bidi="ar_AE"/>
+        </w:rPr>
+      </w:r>
+      <w:r>
+        <w:rPr>
           <w:b/>
           <w:lang w:val="ar_AE" w:bidi="ar_AE"/>
         </w:rPr>
@@ -8265,6 +8681,22 @@
       </w:r>
       <w:r>
         <w:rPr>
+          <w:lang w:val="ar_AE" w:bidi="ar_AE"/>
+        </w:rPr>
+        <w:t>הֲ⁠ל֛וֹא נֶ֥גֶד עֵינֵ֖י⁠נוּ אֹ֣כֶל נִכְרָ֑ת</w:t>
+      </w:r>
+    </w:p>
+    <w:p>
+      <w:pPr>
+        <w:bidi/>
+      </w:pPr>
+      <w:r>
+        <w:rPr>
+          <w:lang w:val="ar_AE" w:bidi="ar_AE"/>
+        </w:rPr>
+      </w:r>
+      <w:r>
+        <w:rPr>
           <w:b/>
           <w:lang w:val="ar_AE" w:bidi="ar_AE"/>
         </w:rPr>
@@ -8747,6 +9179,22 @@
       </w:r>
       <w:r>
         <w:rPr>
+          <w:lang w:val="ar_AE" w:bidi="ar_AE"/>
+        </w:rPr>
+        <w:t>נֶהֶרְס֖וּ מַמְּגֻר֑וֹת</w:t>
+      </w:r>
+    </w:p>
+    <w:p>
+      <w:pPr>
+        <w:bidi/>
+      </w:pPr>
+      <w:r>
+        <w:rPr>
+          <w:lang w:val="ar_AE" w:bidi="ar_AE"/>
+        </w:rPr>
+      </w:r>
+      <w:r>
+        <w:rPr>
           <w:b/>
           <w:lang w:val="ar_AE" w:bidi="ar_AE"/>
         </w:rPr>
@@ -9596,6 +10044,22 @@
       </w:r>
       <w:r>
         <w:rPr>
+          <w:lang w:val="ar_AE" w:bidi="ar_AE"/>
+        </w:rPr>
+        <w:t>אֵלֶ֥י⁠ךָ יְהוָ֖ה אֶקְרָ֑א</w:t>
+      </w:r>
+    </w:p>
+    <w:p>
+      <w:pPr>
+        <w:bidi/>
+      </w:pPr>
+      <w:r>
+        <w:rPr>
+          <w:lang w:val="ar_AE" w:bidi="ar_AE"/>
+        </w:rPr>
+      </w:r>
+      <w:r>
+        <w:rPr>
           <w:b/>
           <w:lang w:val="ar_AE" w:bidi="ar_AE"/>
         </w:rPr>
@@ -9698,6 +10162,22 @@
       </w:r>
       <w:r>
         <w:rPr>
+          <w:lang w:val="ar_AE" w:bidi="ar_AE"/>
+        </w:rPr>
+        <w:t>כִּ֣י אֵ֗שׁ אָֽכְלָה֙ נְא֣וֹת מִדְבָּ֔ר</w:t>
+      </w:r>
+    </w:p>
+    <w:p>
+      <w:pPr>
+        <w:bidi/>
+      </w:pPr>
+      <w:r>
+        <w:rPr>
+          <w:lang w:val="ar_AE" w:bidi="ar_AE"/>
+        </w:rPr>
+      </w:r>
+      <w:r>
+        <w:rPr>
           <w:b/>
           <w:lang w:val="ar_AE" w:bidi="ar_AE"/>
         </w:rPr>
@@ -9813,6 +10293,22 @@
       </w:r>
       <w:r>
         <w:rPr>
+          <w:lang w:val="ar_AE" w:bidi="ar_AE"/>
+        </w:rPr>
+        <w:t>וְ⁠לֶ֣הָבָ֔ה לִהֲטָ֖ה כָּל־עֲצֵ֥י הַ⁠שָּׂדֶֽה</w:t>
+      </w:r>
+    </w:p>
+    <w:p>
+      <w:pPr>
+        <w:bidi/>
+      </w:pPr>
+      <w:r>
+        <w:rPr>
+          <w:lang w:val="ar_AE" w:bidi="ar_AE"/>
+        </w:rPr>
+      </w:r>
+      <w:r>
+        <w:rPr>
           <w:b/>
           <w:lang w:val="ar_AE" w:bidi="ar_AE"/>
         </w:rPr>
@@ -9941,6 +10437,22 @@
       </w:r>
       <w:r>
         <w:rPr>
+          <w:lang w:val="ar_AE" w:bidi="ar_AE"/>
+        </w:rPr>
+        <w:t>וְ⁠לֶ֣הָבָ֔ה לִהֲטָ֖ה כָּל־עֲצֵ֥י הַ⁠שָּׂדֶֽה</w:t>
+      </w:r>
+    </w:p>
+    <w:p>
+      <w:pPr>
+        <w:bidi/>
+      </w:pPr>
+      <w:r>
+        <w:rPr>
+          <w:lang w:val="ar_AE" w:bidi="ar_AE"/>
+        </w:rPr>
+      </w:r>
+      <w:r>
+        <w:rPr>
           <w:b/>
           <w:lang w:val="ar_AE" w:bidi="ar_AE"/>
         </w:rPr>
@@ -10174,6 +10686,22 @@
         <w:rPr>
           <w:lang w:val="ar_AE" w:bidi="ar_AE"/>
         </w:rPr>
+      </w:r>
+    </w:p>
+    <w:p>
+      <w:pPr>
+        <w:bidi/>
+      </w:pPr>
+      <w:r>
+        <w:rPr>
+          <w:lang w:val="ar_AE" w:bidi="ar_AE"/>
+        </w:rPr>
+      </w:r>
+      <w:r>
+        <w:rPr>
+          <w:lang w:val="ar_AE" w:bidi="ar_AE"/>
+        </w:rPr>
+        <w:t>וְ⁠אֵ֕שׁ אָכְלָ֖ה נְא֥וֹת הַ⁠מִּדְבָּֽר</w:t>
       </w:r>
     </w:p>
     <w:p>
@@ -10307,6 +10835,22 @@
       </w:r>
       <w:r>
         <w:rPr>
+          <w:lang w:val="ar_AE" w:bidi="ar_AE"/>
+        </w:rPr>
+        <w:t>תִּקְע֨וּ שׁוֹפָ֜ר בְּ⁠צִיּ֗וֹן וְ⁠הָרִ֨יעוּ֙ בְּ⁠הַ֣ר קָדְשִׁ֔⁠י</w:t>
+      </w:r>
+    </w:p>
+    <w:p>
+      <w:pPr>
+        <w:bidi/>
+      </w:pPr>
+      <w:r>
+        <w:rPr>
+          <w:lang w:val="ar_AE" w:bidi="ar_AE"/>
+        </w:rPr>
+      </w:r>
+      <w:r>
+        <w:rPr>
           <w:b/>
           <w:lang w:val="ar_AE" w:bidi="ar_AE"/>
         </w:rPr>
@@ -10671,6 +11215,22 @@
       </w:r>
       <w:r>
         <w:rPr>
+          <w:lang w:val="ar_AE" w:bidi="ar_AE"/>
+        </w:rPr>
+        <w:t>בְּ⁠הַ֣ר קָדְשִׁ֔⁠י</w:t>
+      </w:r>
+    </w:p>
+    <w:p>
+      <w:pPr>
+        <w:bidi/>
+      </w:pPr>
+      <w:r>
+        <w:rPr>
+          <w:lang w:val="ar_AE" w:bidi="ar_AE"/>
+        </w:rPr>
+      </w:r>
+      <w:r>
+        <w:rPr>
           <w:b/>
           <w:lang w:val="ar_AE" w:bidi="ar_AE"/>
         </w:rPr>
@@ -10904,6 +11464,22 @@
         <w:rPr>
           <w:lang w:val="ar_AE" w:bidi="ar_AE"/>
         </w:rPr>
+      </w:r>
+    </w:p>
+    <w:p>
+      <w:pPr>
+        <w:bidi/>
+      </w:pPr>
+      <w:r>
+        <w:rPr>
+          <w:lang w:val="ar_AE" w:bidi="ar_AE"/>
+        </w:rPr>
+      </w:r>
+      <w:r>
+        <w:rPr>
+          <w:lang w:val="ar_AE" w:bidi="ar_AE"/>
+        </w:rPr>
+        <w:t>יוֹם־יְהוָ֖ה</w:t>
       </w:r>
     </w:p>
     <w:p>
@@ -11037,6 +11613,22 @@
       </w:r>
       <w:r>
         <w:rPr>
+          <w:lang w:val="ar_AE" w:bidi="ar_AE"/>
+        </w:rPr>
+        <w:t>י֧וֹם חֹ֣שֶׁךְ וַ⁠אֲפֵלָ֗ה י֤וֹם עָנָן֙ וַ⁠עֲרָפֶ֔ל</w:t>
+      </w:r>
+    </w:p>
+    <w:p>
+      <w:pPr>
+        <w:bidi/>
+      </w:pPr>
+      <w:r>
+        <w:rPr>
+          <w:lang w:val="ar_AE" w:bidi="ar_AE"/>
+        </w:rPr>
+      </w:r>
+      <w:r>
+        <w:rPr>
           <w:b/>
           <w:lang w:val="ar_AE" w:bidi="ar_AE"/>
         </w:rPr>
@@ -11532,6 +12124,22 @@
       </w:r>
       <w:r>
         <w:rPr>
+          <w:lang w:val="ar_AE" w:bidi="ar_AE"/>
+        </w:rPr>
+        <w:t>כְּ⁠שַׁ֖חַר פָּרֻ֣שׂ עַל־הֶֽ⁠הָרִ֑ים</w:t>
+      </w:r>
+    </w:p>
+    <w:p>
+      <w:pPr>
+        <w:bidi/>
+      </w:pPr>
+      <w:r>
+        <w:rPr>
+          <w:lang w:val="ar_AE" w:bidi="ar_AE"/>
+        </w:rPr>
+      </w:r>
+      <w:r>
+        <w:rPr>
           <w:b/>
           <w:lang w:val="ar_AE" w:bidi="ar_AE"/>
         </w:rPr>
@@ -12014,6 +12622,22 @@
       </w:r>
       <w:r>
         <w:rPr>
+          <w:lang w:val="ar_AE" w:bidi="ar_AE"/>
+        </w:rPr>
+        <w:t>כָּמֹ֗⁠הוּ לֹ֤א נִֽהְיָה֙ מִן־הָ֣⁠עוֹלָ֔ם וְ⁠אַֽחֲרָי⁠ו֙ לֹ֣א יוֹסֵ֔ף עַד־שְׁנֵ֖י דּ֥וֹר וָ⁠דֽוֹר</w:t>
+      </w:r>
+    </w:p>
+    <w:p>
+      <w:pPr>
+        <w:bidi/>
+      </w:pPr>
+      <w:r>
+        <w:rPr>
+          <w:lang w:val="ar_AE" w:bidi="ar_AE"/>
+        </w:rPr>
+      </w:r>
+      <w:r>
+        <w:rPr>
           <w:b/>
           <w:lang w:val="ar_AE" w:bidi="ar_AE"/>
         </w:rPr>
@@ -12116,6 +12740,22 @@
       </w:r>
       <w:r>
         <w:rPr>
+          <w:lang w:val="ar_AE" w:bidi="ar_AE"/>
+        </w:rPr>
+        <w:t>עַד־שְׁנֵ֖י דּ֥וֹר וָ⁠דֽוֹר</w:t>
+      </w:r>
+    </w:p>
+    <w:p>
+      <w:pPr>
+        <w:bidi/>
+      </w:pPr>
+      <w:r>
+        <w:rPr>
+          <w:lang w:val="ar_AE" w:bidi="ar_AE"/>
+        </w:rPr>
+      </w:r>
+      <w:r>
+        <w:rPr>
           <w:b/>
           <w:lang w:val="ar_AE" w:bidi="ar_AE"/>
         </w:rPr>
@@ -12218,6 +12858,22 @@
       </w:r>
       <w:r>
         <w:rPr>
+          <w:lang w:val="ar_AE" w:bidi="ar_AE"/>
+        </w:rPr>
+        <w:t>לְ⁠פָנָי⁠ו֙ אָ֣כְלָה אֵ֔שׁ וְ⁠אַחֲרָ֖י⁠ו תְּלַהֵ֣ט לֶֽהָבָ֑ה כְּ⁠גַן־עֵ֨דֶן הָ⁠אָ֜רֶץ לְ⁠פָנָ֗י⁠ו וְ⁠אַֽחֲרָי⁠ו֙ מִדְבַּ֣ר שְׁמָמָ֔ה וְ⁠גַם־פְּלֵיטָ֖ה לֹא־הָ֥יְתָה לּֽ⁠וֹ</w:t>
+      </w:r>
+    </w:p>
+    <w:p>
+      <w:pPr>
+        <w:bidi/>
+      </w:pPr>
+      <w:r>
+        <w:rPr>
+          <w:lang w:val="ar_AE" w:bidi="ar_AE"/>
+        </w:rPr>
+      </w:r>
+      <w:r>
+        <w:rPr>
           <w:b/>
           <w:lang w:val="ar_AE" w:bidi="ar_AE"/>
         </w:rPr>
@@ -12490,6 +13146,22 @@
       </w:r>
       <w:r>
         <w:rPr>
+          <w:lang w:val="ar_AE" w:bidi="ar_AE"/>
+        </w:rPr>
+        <w:t>לְ⁠פָנָי⁠ו֙ אָ֣כְלָה אֵ֔שׁ</w:t>
+      </w:r>
+    </w:p>
+    <w:p>
+      <w:pPr>
+        <w:bidi/>
+      </w:pPr>
+      <w:r>
+        <w:rPr>
+          <w:lang w:val="ar_AE" w:bidi="ar_AE"/>
+        </w:rPr>
+      </w:r>
+      <w:r>
+        <w:rPr>
           <w:b/>
           <w:lang w:val="ar_AE" w:bidi="ar_AE"/>
         </w:rPr>
@@ -12723,6 +13395,22 @@
       </w:r>
       <w:r>
         <w:rPr>
+          <w:lang w:val="ar_AE" w:bidi="ar_AE"/>
+        </w:rPr>
+        <w:t>מִדְבַּ֣ר שְׁמָמָ֔ה</w:t>
+      </w:r>
+    </w:p>
+    <w:p>
+      <w:pPr>
+        <w:bidi/>
+      </w:pPr>
+      <w:r>
+        <w:rPr>
+          <w:lang w:val="ar_AE" w:bidi="ar_AE"/>
+        </w:rPr>
+      </w:r>
+      <w:r>
+        <w:rPr>
           <w:b/>
           <w:lang w:val="ar_AE" w:bidi="ar_AE"/>
         </w:rPr>
@@ -12838,6 +13526,22 @@
       </w:r>
       <w:r>
         <w:rPr>
+          <w:lang w:val="ar_AE" w:bidi="ar_AE"/>
+        </w:rPr>
+        <w:t>וְ⁠גַם־פְּלֵיטָ֖ה לֹא־הָ֥יְתָה לּֽ⁠וֹ</w:t>
+      </w:r>
+    </w:p>
+    <w:p>
+      <w:pPr>
+        <w:bidi/>
+      </w:pPr>
+      <w:r>
+        <w:rPr>
+          <w:lang w:val="ar_AE" w:bidi="ar_AE"/>
+        </w:rPr>
+      </w:r>
+      <w:r>
+        <w:rPr>
           <w:b/>
           <w:lang w:val="ar_AE" w:bidi="ar_AE"/>
         </w:rPr>
@@ -13071,6 +13775,22 @@
       </w:r>
       <w:r>
         <w:rPr>
+          <w:lang w:val="ar_AE" w:bidi="ar_AE"/>
+        </w:rPr>
+        <w:t>כְּ⁠מַרְאֵ֥ה סוּסִ֖ים מַרְאֵ֑⁠הוּ</w:t>
+      </w:r>
+    </w:p>
+    <w:p>
+      <w:pPr>
+        <w:bidi/>
+      </w:pPr>
+      <w:r>
+        <w:rPr>
+          <w:lang w:val="ar_AE" w:bidi="ar_AE"/>
+        </w:rPr>
+      </w:r>
+      <w:r>
+        <w:rPr>
           <w:b/>
           <w:lang w:val="ar_AE" w:bidi="ar_AE"/>
         </w:rPr>
@@ -13173,6 +13893,22 @@
       </w:r>
       <w:r>
         <w:rPr>
+          <w:lang w:val="ar_AE" w:bidi="ar_AE"/>
+        </w:rPr>
+        <w:t>כְּ⁠מַרְאֵ֥ה &amp; מַרְאֵ֑⁠הוּ</w:t>
+      </w:r>
+    </w:p>
+    <w:p>
+      <w:pPr>
+        <w:bidi/>
+      </w:pPr>
+      <w:r>
+        <w:rPr>
+          <w:lang w:val="ar_AE" w:bidi="ar_AE"/>
+        </w:rPr>
+      </w:r>
+      <w:r>
+        <w:rPr>
           <w:b/>
           <w:lang w:val="ar_AE" w:bidi="ar_AE"/>
         </w:rPr>
@@ -13393,6 +14129,22 @@
       </w:r>
       <w:r>
         <w:rPr>
+          <w:lang w:val="ar_AE" w:bidi="ar_AE"/>
+        </w:rPr>
+        <w:t>כְּ⁠ק֣וֹל מַרְכָּב֗וֹת עַל־רָאשֵׁ֤י הֶֽ⁠הָרִים֙ יְרַקֵּד֔וּ⁠ן</w:t>
+      </w:r>
+    </w:p>
+    <w:p>
+      <w:pPr>
+        <w:bidi/>
+      </w:pPr>
+      <w:r>
+        <w:rPr>
+          <w:lang w:val="ar_AE" w:bidi="ar_AE"/>
+        </w:rPr>
+      </w:r>
+      <w:r>
+        <w:rPr>
           <w:b/>
           <w:lang w:val="ar_AE" w:bidi="ar_AE"/>
         </w:rPr>
@@ -13603,6 +14355,22 @@
       </w:r>
       <w:r>
         <w:rPr>
+          <w:lang w:val="ar_AE" w:bidi="ar_AE"/>
+        </w:rPr>
+        <w:t>כְּ⁠עַ֣ם עָצ֔וּם עֱר֖וּךְ מִלְחָמָֽה</w:t>
+      </w:r>
+    </w:p>
+    <w:p>
+      <w:pPr>
+        <w:bidi/>
+      </w:pPr>
+      <w:r>
+        <w:rPr>
+          <w:lang w:val="ar_AE" w:bidi="ar_AE"/>
+        </w:rPr>
+      </w:r>
+      <w:r>
+        <w:rPr>
           <w:b/>
           <w:lang w:val="ar_AE" w:bidi="ar_AE"/>
         </w:rPr>
@@ -14963,6 +15731,22 @@
       </w:r>
       <w:r>
         <w:rPr>
+          <w:lang w:val="ar_AE" w:bidi="ar_AE"/>
+        </w:rPr>
+        <w:t>וְ⁠לֹ֥א יְעַבְּט֖וּ⁠ן אֹרְחוֹתָֽ⁠ם</w:t>
+      </w:r>
+    </w:p>
+    <w:p>
+      <w:pPr>
+        <w:bidi/>
+      </w:pPr>
+      <w:r>
+        <w:rPr>
+          <w:lang w:val="ar_AE" w:bidi="ar_AE"/>
+        </w:rPr>
+      </w:r>
+      <w:r>
+        <w:rPr>
           <w:b/>
           <w:lang w:val="ar_AE" w:bidi="ar_AE"/>
         </w:rPr>
@@ -15353,6 +16137,22 @@
       </w:r>
       <w:r>
         <w:rPr>
+          <w:lang w:val="ar_AE" w:bidi="ar_AE"/>
+        </w:rPr>
+        <w:t>וּ⁠בְעַ֥ד הַ⁠שֶּׁ֛לַח יִפֹּ֖לוּ לֹ֥א יִבְצָֽעוּ</w:t>
+      </w:r>
+    </w:p>
+    <w:p>
+      <w:pPr>
+        <w:bidi/>
+      </w:pPr>
+      <w:r>
+        <w:rPr>
+          <w:lang w:val="ar_AE" w:bidi="ar_AE"/>
+        </w:rPr>
+      </w:r>
+      <w:r>
+        <w:rPr>
           <w:b/>
           <w:lang w:val="ar_AE" w:bidi="ar_AE"/>
         </w:rPr>
@@ -15455,6 +16255,22 @@
       </w:r>
       <w:r>
         <w:rPr>
+          <w:lang w:val="ar_AE" w:bidi="ar_AE"/>
+        </w:rPr>
+        <w:t>בָּ⁠עִ֣יר יָשֹׁ֗קּוּ בַּֽ⁠חוֹמָה֙ יְרֻצ֔וּ⁠ן בַּ⁠בָּתִּ֖ים יַעֲל֑וּ בְּעַ֧ד הַ⁠חַלּוֹנִ֛ים יָבֹ֖אוּ כַּ⁠גַּנָּֽב</w:t>
+      </w:r>
+    </w:p>
+    <w:p>
+      <w:pPr>
+        <w:bidi/>
+      </w:pPr>
+      <w:r>
+        <w:rPr>
+          <w:lang w:val="ar_AE" w:bidi="ar_AE"/>
+        </w:rPr>
+      </w:r>
+      <w:r>
+        <w:rPr>
           <w:b/>
           <w:lang w:val="ar_AE" w:bidi="ar_AE"/>
         </w:rPr>
@@ -16513,6 +17329,22 @@
       </w:r>
       <w:r>
         <w:rPr>
+          <w:lang w:val="ar_AE" w:bidi="ar_AE"/>
+        </w:rPr>
+        <w:t>כִּֽי־גָד֧וֹל יוֹם־יְהוָ֛ה וְ⁠נוֹרָ֥א מְאֹ֖ד וּ⁠מִ֥י יְכִילֶֽ⁠נּוּ</w:t>
+      </w:r>
+    </w:p>
+    <w:p>
+      <w:pPr>
+        <w:bidi/>
+      </w:pPr>
+      <w:r>
+        <w:rPr>
+          <w:lang w:val="ar_AE" w:bidi="ar_AE"/>
+        </w:rPr>
+      </w:r>
+      <w:r>
+        <w:rPr>
           <w:b/>
           <w:lang w:val="ar_AE" w:bidi="ar_AE"/>
         </w:rPr>
@@ -16602,6 +17434,22 @@
         <w:rPr>
           <w:lang w:val="ar_AE" w:bidi="ar_AE"/>
         </w:rPr>
+      </w:r>
+    </w:p>
+    <w:p>
+      <w:pPr>
+        <w:bidi/>
+      </w:pPr>
+      <w:r>
+        <w:rPr>
+          <w:lang w:val="ar_AE" w:bidi="ar_AE"/>
+        </w:rPr>
+      </w:r>
+      <w:r>
+        <w:rPr>
+          <w:lang w:val="ar_AE" w:bidi="ar_AE"/>
+        </w:rPr>
+        <w:t>יוֹם־יְהוָ֛ה</w:t>
       </w:r>
     </w:p>
     <w:p>
@@ -16735,6 +17583,22 @@
       </w:r>
       <w:r>
         <w:rPr>
+          <w:lang w:val="ar_AE" w:bidi="ar_AE"/>
+        </w:rPr>
+        <w:t>וְ⁠גַם־עַתָּה֙ נְאֻם־יְהוָ֔ה שֻׁ֥בוּ עָדַ֖⁠י</w:t>
+      </w:r>
+    </w:p>
+    <w:p>
+      <w:pPr>
+        <w:bidi/>
+      </w:pPr>
+      <w:r>
+        <w:rPr>
+          <w:lang w:val="ar_AE" w:bidi="ar_AE"/>
+        </w:rPr>
+      </w:r>
+      <w:r>
+        <w:rPr>
           <w:b/>
           <w:lang w:val="ar_AE" w:bidi="ar_AE"/>
         </w:rPr>
@@ -17400,6 +18264,22 @@
       </w:r>
       <w:r>
         <w:rPr>
+          <w:lang w:val="ar_AE" w:bidi="ar_AE"/>
+        </w:rPr>
+        <w:t>וְ⁠קִרְע֤וּ לְבַבְ⁠כֶם֙ וְ⁠אַל־בִּגְדֵי⁠כֶ֔ם וְ⁠שׁ֖וּבוּ אֶל־יְהוָ֣ה אֱלֹֽהֵי⁠כֶ֑ם</w:t>
+      </w:r>
+    </w:p>
+    <w:p>
+      <w:pPr>
+        <w:bidi/>
+      </w:pPr>
+      <w:r>
+        <w:rPr>
+          <w:lang w:val="ar_AE" w:bidi="ar_AE"/>
+        </w:rPr>
+      </w:r>
+      <w:r>
+        <w:rPr>
           <w:b/>
           <w:lang w:val="ar_AE" w:bidi="ar_AE"/>
         </w:rPr>
@@ -17764,6 +18644,22 @@
       </w:r>
       <w:r>
         <w:rPr>
+          <w:lang w:val="ar_AE" w:bidi="ar_AE"/>
+        </w:rPr>
+        <w:t>מִ֥י יוֹדֵ֖עַ יָשׁ֣וּב וְ⁠נִחָ֑ם וְ⁠הִשְׁאִ֤יר אַֽחֲרָי⁠ו֙ בְּרָכָ֔ה</w:t>
+      </w:r>
+    </w:p>
+    <w:p>
+      <w:pPr>
+        <w:bidi/>
+      </w:pPr>
+      <w:r>
+        <w:rPr>
+          <w:lang w:val="ar_AE" w:bidi="ar_AE"/>
+        </w:rPr>
+      </w:r>
+      <w:r>
+        <w:rPr>
           <w:b/>
           <w:lang w:val="ar_AE" w:bidi="ar_AE"/>
         </w:rPr>
@@ -18390,6 +19286,22 @@
       </w:r>
       <w:r>
         <w:rPr>
+          <w:lang w:val="ar_AE" w:bidi="ar_AE"/>
+        </w:rPr>
+        <w:t>קַדְּשׁוּ־צ֖וֹם קִרְא֥וּ עֲצָרָֽה</w:t>
+      </w:r>
+    </w:p>
+    <w:p>
+      <w:pPr>
+        <w:bidi/>
+      </w:pPr>
+      <w:r>
+        <w:rPr>
+          <w:lang w:val="ar_AE" w:bidi="ar_AE"/>
+        </w:rPr>
+      </w:r>
+      <w:r>
+        <w:rPr>
           <w:b/>
           <w:lang w:val="ar_AE" w:bidi="ar_AE"/>
         </w:rPr>
@@ -18492,6 +19404,22 @@
       </w:r>
       <w:r>
         <w:rPr>
+          <w:lang w:val="ar_AE" w:bidi="ar_AE"/>
+        </w:rPr>
+        <w:t>קִבְצ֣וּ זְקֵנִ֔ים אִסְפוּ֙ עֽוֹלָלִ֔ים וְ⁠יֹנְקֵ֖י שָׁדָ֑יִם</w:t>
+      </w:r>
+    </w:p>
+    <w:p>
+      <w:pPr>
+        <w:bidi/>
+      </w:pPr>
+      <w:r>
+        <w:rPr>
+          <w:lang w:val="ar_AE" w:bidi="ar_AE"/>
+        </w:rPr>
+      </w:r>
+      <w:r>
+        <w:rPr>
           <w:b/>
           <w:lang w:val="ar_AE" w:bidi="ar_AE"/>
         </w:rPr>
@@ -18594,6 +19522,22 @@
       </w:r>
       <w:r>
         <w:rPr>
+          <w:lang w:val="ar_AE" w:bidi="ar_AE"/>
+        </w:rPr>
+        <w:t>יֵצֵ֤א חָתָן֙ מֵֽ⁠חֶדְר֔⁠וֹ וְ⁠כַלָּ֖ה מֵ⁠חֻפָּתָֽ⁠הּ</w:t>
+      </w:r>
+    </w:p>
+    <w:p>
+      <w:pPr>
+        <w:bidi/>
+      </w:pPr>
+      <w:r>
+        <w:rPr>
+          <w:lang w:val="ar_AE" w:bidi="ar_AE"/>
+        </w:rPr>
+      </w:r>
+      <w:r>
+        <w:rPr>
           <w:b/>
           <w:lang w:val="ar_AE" w:bidi="ar_AE"/>
         </w:rPr>
@@ -18814,6 +19758,22 @@
       </w:r>
       <w:r>
         <w:rPr>
+          <w:lang w:val="ar_AE" w:bidi="ar_AE"/>
+        </w:rPr>
+        <w:t>וְ⁠אַל־תִּתֵּ֨ן נַחֲלָתְ⁠ךָ֤ לְ⁠חֶרְפָּה֙</w:t>
+      </w:r>
+    </w:p>
+    <w:p>
+      <w:pPr>
+        <w:bidi/>
+      </w:pPr>
+      <w:r>
+        <w:rPr>
+          <w:lang w:val="ar_AE" w:bidi="ar_AE"/>
+        </w:rPr>
+      </w:r>
+      <w:r>
+        <w:rPr>
           <w:b/>
           <w:lang w:val="ar_AE" w:bidi="ar_AE"/>
         </w:rPr>
@@ -19165,6 +20125,22 @@
       </w:r>
       <w:r>
         <w:rPr>
+          <w:lang w:val="ar_AE" w:bidi="ar_AE"/>
+        </w:rPr>
+        <w:t>לָ֚⁠מָּה יֹאמְר֣וּ בָֽ⁠עַמִּ֔ים אַיֵּ֖ה אֱלֹהֵי⁠הֶֽם</w:t>
+      </w:r>
+    </w:p>
+    <w:p>
+      <w:pPr>
+        <w:bidi/>
+      </w:pPr>
+      <w:r>
+        <w:rPr>
+          <w:lang w:val="ar_AE" w:bidi="ar_AE"/>
+        </w:rPr>
+      </w:r>
+      <w:r>
+        <w:rPr>
           <w:b/>
           <w:lang w:val="ar_AE" w:bidi="ar_AE"/>
         </w:rPr>
@@ -20158,6 +21134,22 @@
       </w:r>
       <w:r>
         <w:rPr>
+          <w:lang w:val="ar_AE" w:bidi="ar_AE"/>
+        </w:rPr>
+        <w:t>הִנְ⁠נִ֨י שֹׁלֵ֤חַ לָ⁠כֶם֙ אֶת־הַ⁠דָּגָן֙ וְ⁠הַ⁠תִּיר֣וֹשׁ וְ⁠הַ⁠יִּצְהָ֔ר</w:t>
+      </w:r>
+    </w:p>
+    <w:p>
+      <w:pPr>
+        <w:bidi/>
+      </w:pPr>
+      <w:r>
+        <w:rPr>
+          <w:lang w:val="ar_AE" w:bidi="ar_AE"/>
+        </w:rPr>
+      </w:r>
+      <w:r>
+        <w:rPr>
           <w:b/>
           <w:lang w:val="ar_AE" w:bidi="ar_AE"/>
         </w:rPr>
@@ -20535,6 +21527,22 @@
       </w:r>
       <w:r>
         <w:rPr>
+          <w:lang w:val="ar_AE" w:bidi="ar_AE"/>
+        </w:rPr>
+        <w:t>וְ⁠לֹא־אֶתֵּ֨ן אֶתְ⁠כֶ֥ם ע֛וֹד חֶרְפָּ֖ה בַּ⁠גּוֹיִֽם</w:t>
+      </w:r>
+    </w:p>
+    <w:p>
+      <w:pPr>
+        <w:bidi/>
+      </w:pPr>
+      <w:r>
+        <w:rPr>
+          <w:lang w:val="ar_AE" w:bidi="ar_AE"/>
+        </w:rPr>
+      </w:r>
+      <w:r>
+        <w:rPr>
           <w:b/>
           <w:lang w:val="ar_AE" w:bidi="ar_AE"/>
         </w:rPr>
@@ -20781,6 +21789,22 @@
       </w:r>
       <w:r>
         <w:rPr>
+          <w:lang w:val="ar_AE" w:bidi="ar_AE"/>
+        </w:rPr>
+        <w:t>אֶ֣רֶץ צִיָּ֣ה וּ⁠שְׁמָמָה֒</w:t>
+      </w:r>
+    </w:p>
+    <w:p>
+      <w:pPr>
+        <w:bidi/>
+      </w:pPr>
+      <w:r>
+        <w:rPr>
+          <w:lang w:val="ar_AE" w:bidi="ar_AE"/>
+        </w:rPr>
+      </w:r>
+      <w:r>
+        <w:rPr>
           <w:b/>
           <w:lang w:val="ar_AE" w:bidi="ar_AE"/>
         </w:rPr>
@@ -21027,6 +22051,22 @@
       </w:r>
       <w:r>
         <w:rPr>
+          <w:lang w:val="ar_AE" w:bidi="ar_AE"/>
+        </w:rPr>
+        <w:t>אֶל &amp; אֶת־פָּנָ֗י⁠ו אֶל־הַ⁠יָּם֙ הַ⁠קַּדְמֹנִ֔י וְ⁠סֹפ֖⁠וֹ אֶל־הַ⁠יָּ֣ם הָ⁠אַֽחֲר֑וֹן</w:t>
+      </w:r>
+    </w:p>
+    <w:p>
+      <w:pPr>
+        <w:bidi/>
+      </w:pPr>
+      <w:r>
+        <w:rPr>
+          <w:lang w:val="ar_AE" w:bidi="ar_AE"/>
+        </w:rPr>
+      </w:r>
+      <w:r>
+        <w:rPr>
           <w:b/>
           <w:lang w:val="ar_AE" w:bidi="ar_AE"/>
         </w:rPr>
@@ -21142,6 +22182,22 @@
       </w:r>
       <w:r>
         <w:rPr>
+          <w:lang w:val="ar_AE" w:bidi="ar_AE"/>
+        </w:rPr>
+        <w:t>אֶל &amp; אֶת־פָּנָ֗י⁠ו אֶל־הַ⁠יָּם֙ הַ⁠קַּדְמֹנִ֔י וְ⁠סֹפ֖⁠וֹ אֶל־הַ⁠יָּ֣ם הָ⁠אַֽחֲר֑וֹן</w:t>
+      </w:r>
+    </w:p>
+    <w:p>
+      <w:pPr>
+        <w:bidi/>
+      </w:pPr>
+      <w:r>
+        <w:rPr>
+          <w:lang w:val="ar_AE" w:bidi="ar_AE"/>
+        </w:rPr>
+      </w:r>
+      <w:r>
+        <w:rPr>
           <w:b/>
           <w:lang w:val="ar_AE" w:bidi="ar_AE"/>
         </w:rPr>
@@ -22287,6 +23343,22 @@
       </w:r>
       <w:r>
         <w:rPr>
+          <w:lang w:val="ar_AE" w:bidi="ar_AE"/>
+        </w:rPr>
+        <w:t>דָשְׁא֖וּ נְא֣וֹת מִדְבָּ֑ר כִּֽי־עֵץ֙ נָשָׂ֣א פִרְי֔⁠וֹ תְּאֵנָ֥ה וָ⁠גֶ֖פֶן נָתְנ֥וּ חֵילָֽ⁠ם</w:t>
+      </w:r>
+    </w:p>
+    <w:p>
+      <w:pPr>
+        <w:bidi/>
+      </w:pPr>
+      <w:r>
+        <w:rPr>
+          <w:lang w:val="ar_AE" w:bidi="ar_AE"/>
+        </w:rPr>
+      </w:r>
+      <w:r>
+        <w:rPr>
           <w:b/>
           <w:lang w:val="ar_AE" w:bidi="ar_AE"/>
         </w:rPr>
@@ -22389,6 +23461,22 @@
       </w:r>
       <w:r>
         <w:rPr>
+          <w:lang w:val="ar_AE" w:bidi="ar_AE"/>
+        </w:rPr>
+        <w:t>עֵץ֙ נָשָׂ֣א פִרְי֔⁠וֹ תְּאֵנָ֥ה וָ⁠גֶ֖פֶן נָתְנ֥וּ חֵילָֽ⁠ם</w:t>
+      </w:r>
+    </w:p>
+    <w:p>
+      <w:pPr>
+        <w:bidi/>
+      </w:pPr>
+      <w:r>
+        <w:rPr>
+          <w:lang w:val="ar_AE" w:bidi="ar_AE"/>
+        </w:rPr>
+      </w:r>
+      <w:r>
+        <w:rPr>
           <w:b/>
           <w:lang w:val="ar_AE" w:bidi="ar_AE"/>
         </w:rPr>
@@ -22923,6 +24011,22 @@
       </w:r>
       <w:r>
         <w:rPr>
+          <w:lang w:val="ar_AE" w:bidi="ar_AE"/>
+        </w:rPr>
+        <w:t>נָתַ֥ן לָ⁠כֶ֛ם אֶת־הַ⁠מּוֹרֶ֖ה לִ⁠צְדָקָ֑ה וַ⁠יּ֣וֹרֶד לָ⁠כֶ֗ם גֶּ֛שֶׁם</w:t>
+      </w:r>
+    </w:p>
+    <w:p>
+      <w:pPr>
+        <w:bidi/>
+      </w:pPr>
+      <w:r>
+        <w:rPr>
+          <w:lang w:val="ar_AE" w:bidi="ar_AE"/>
+        </w:rPr>
+      </w:r>
+      <w:r>
+        <w:rPr>
           <w:b/>
           <w:lang w:val="ar_AE" w:bidi="ar_AE"/>
         </w:rPr>
@@ -23562,6 +24666,22 @@
       </w:r>
       <w:r>
         <w:rPr>
+          <w:lang w:val="ar_AE" w:bidi="ar_AE"/>
+        </w:rPr>
+        <w:t>וְ⁠הֵשִׁ֥יקוּ הַ⁠יְקָבִ֖ים תִּיר֥וֹשׁ וְ⁠יִצְהָֽר</w:t>
+      </w:r>
+    </w:p>
+    <w:p>
+      <w:pPr>
+        <w:bidi/>
+      </w:pPr>
+      <w:r>
+        <w:rPr>
+          <w:lang w:val="ar_AE" w:bidi="ar_AE"/>
+        </w:rPr>
+      </w:r>
+      <w:r>
+        <w:rPr>
           <w:b/>
           <w:lang w:val="ar_AE" w:bidi="ar_AE"/>
         </w:rPr>
@@ -24565,6 +25685,22 @@
       </w:r>
       <w:r>
         <w:rPr>
+          <w:lang w:val="ar_AE" w:bidi="ar_AE"/>
+        </w:rPr>
+        <w:t>וְ⁠לֹא־יֵבֹ֥שׁוּ עַמִּ֖⁠י לְ⁠עוֹלָֽם</w:t>
+      </w:r>
+    </w:p>
+    <w:p>
+      <w:pPr>
+        <w:bidi/>
+      </w:pPr>
+      <w:r>
+        <w:rPr>
+          <w:lang w:val="ar_AE" w:bidi="ar_AE"/>
+        </w:rPr>
+      </w:r>
+      <w:r>
+        <w:rPr>
           <w:b/>
           <w:lang w:val="ar_AE" w:bidi="ar_AE"/>
         </w:rPr>
@@ -24811,6 +25947,22 @@
       </w:r>
       <w:r>
         <w:rPr>
+          <w:lang w:val="ar_AE" w:bidi="ar_AE"/>
+        </w:rPr>
+        <w:t>וְ⁠לֹא־יֵבֹ֥שׁוּ עַמִּ֖⁠י לְ⁠עוֹלָֽם</w:t>
+      </w:r>
+    </w:p>
+    <w:p>
+      <w:pPr>
+        <w:bidi/>
+      </w:pPr>
+      <w:r>
+        <w:rPr>
+          <w:lang w:val="ar_AE" w:bidi="ar_AE"/>
+        </w:rPr>
+      </w:r>
+      <w:r>
+        <w:rPr>
           <w:b/>
           <w:lang w:val="ar_AE" w:bidi="ar_AE"/>
         </w:rPr>
@@ -25424,6 +26576,22 @@
       </w:r>
       <w:r>
         <w:rPr>
+          <w:lang w:val="ar_AE" w:bidi="ar_AE"/>
+        </w:rPr>
+        <w:t>וְ⁠נִבְּא֖וּ בְּנֵי⁠כֶ֣ם וּ⁠בְנֽוֹתֵי⁠כֶ֑ם</w:t>
+      </w:r>
+    </w:p>
+    <w:p>
+      <w:pPr>
+        <w:bidi/>
+      </w:pPr>
+      <w:r>
+        <w:rPr>
+          <w:lang w:val="ar_AE" w:bidi="ar_AE"/>
+        </w:rPr>
+      </w:r>
+      <w:r>
+        <w:rPr>
           <w:b/>
           <w:lang w:val="ar_AE" w:bidi="ar_AE"/>
         </w:rPr>
@@ -25526,6 +26694,22 @@
       </w:r>
       <w:r>
         <w:rPr>
+          <w:lang w:val="ar_AE" w:bidi="ar_AE"/>
+        </w:rPr>
+        <w:t>זִקְנֵי⁠כֶם֙ חֲלֹמ֣וֹת יַחֲלֹמ֔וּ⁠ן בַּח֣וּרֵי⁠כֶ֔ם חֶזְיֹנ֖וֹת יִרְאֽוּ</w:t>
+      </w:r>
+    </w:p>
+    <w:p>
+      <w:pPr>
+        <w:bidi/>
+      </w:pPr>
+      <w:r>
+        <w:rPr>
+          <w:lang w:val="ar_AE" w:bidi="ar_AE"/>
+        </w:rPr>
+      </w:r>
+      <w:r>
+        <w:rPr>
           <w:b/>
           <w:lang w:val="ar_AE" w:bidi="ar_AE"/>
         </w:rPr>
@@ -25995,6 +27179,22 @@
         <w:rPr>
           <w:lang w:val="ar_AE" w:bidi="ar_AE"/>
         </w:rPr>
+      </w:r>
+    </w:p>
+    <w:p>
+      <w:pPr>
+        <w:bidi/>
+      </w:pPr>
+      <w:r>
+        <w:rPr>
+          <w:lang w:val="ar_AE" w:bidi="ar_AE"/>
+        </w:rPr>
+      </w:r>
+      <w:r>
+        <w:rPr>
+          <w:lang w:val="ar_AE" w:bidi="ar_AE"/>
+        </w:rPr>
+        <w:t>אֶשְׁפּ֖וֹךְ אֶת־רוּחִֽ⁠י</w:t>
       </w:r>
     </w:p>
     <w:p>
@@ -26243,6 +27443,22 @@
       </w:r>
       <w:r>
         <w:rPr>
+          <w:lang w:val="ar_AE" w:bidi="ar_AE"/>
+        </w:rPr>
+        <w:t>הַ⁠שֶּׁ֨מֶשׁ֙ יֵהָפֵ֣ךְ לְ⁠חֹ֔שֶׁךְ וְ⁠הַ⁠יָּרֵ֖חַ לְ⁠דָ֑ם</w:t>
+      </w:r>
+    </w:p>
+    <w:p>
+      <w:pPr>
+        <w:bidi/>
+      </w:pPr>
+      <w:r>
+        <w:rPr>
+          <w:lang w:val="ar_AE" w:bidi="ar_AE"/>
+        </w:rPr>
+      </w:r>
+      <w:r>
+        <w:rPr>
           <w:b/>
           <w:lang w:val="ar_AE" w:bidi="ar_AE"/>
         </w:rPr>
@@ -26345,6 +27561,22 @@
       </w:r>
       <w:r>
         <w:rPr>
+          <w:lang w:val="ar_AE" w:bidi="ar_AE"/>
+        </w:rPr>
+        <w:t>הַ⁠שֶּׁ֨מֶשׁ֙ יֵהָפֵ֣ךְ לְ⁠חֹ֔שֶׁךְ וְ⁠הַ⁠יָּרֵ֖חַ לְ⁠דָ֑ם</w:t>
+      </w:r>
+    </w:p>
+    <w:p>
+      <w:pPr>
+        <w:bidi/>
+      </w:pPr>
+      <w:r>
+        <w:rPr>
+          <w:lang w:val="ar_AE" w:bidi="ar_AE"/>
+        </w:rPr>
+      </w:r>
+      <w:r>
+        <w:rPr>
           <w:b/>
           <w:lang w:val="ar_AE" w:bidi="ar_AE"/>
         </w:rPr>
@@ -26565,6 +27797,22 @@
       </w:r>
       <w:r>
         <w:rPr>
+          <w:lang w:val="ar_AE" w:bidi="ar_AE"/>
+        </w:rPr>
+        <w:t>לִ⁠פְנֵ֗י בּ֚וֹא י֣וֹם יְהוָ֔ה הַ⁠גָּד֖וֹל וְ⁠הַ⁠נּוֹרָֽא</w:t>
+      </w:r>
+    </w:p>
+    <w:p>
+      <w:pPr>
+        <w:bidi/>
+      </w:pPr>
+      <w:r>
+        <w:rPr>
+          <w:lang w:val="ar_AE" w:bidi="ar_AE"/>
+        </w:rPr>
+      </w:r>
+      <w:r>
+        <w:rPr>
           <w:b/>
           <w:lang w:val="ar_AE" w:bidi="ar_AE"/>
         </w:rPr>
@@ -26680,6 +27928,22 @@
       </w:r>
       <w:r>
         <w:rPr>
+          <w:lang w:val="ar_AE" w:bidi="ar_AE"/>
+        </w:rPr>
+        <w:t>י֣וֹם יְהוָ֔ה הַ⁠גָּד֖וֹל וְ⁠הַ⁠נּוֹרָֽא</w:t>
+      </w:r>
+    </w:p>
+    <w:p>
+      <w:pPr>
+        <w:bidi/>
+      </w:pPr>
+      <w:r>
+        <w:rPr>
+          <w:lang w:val="ar_AE" w:bidi="ar_AE"/>
+        </w:rPr>
+      </w:r>
+      <w:r>
+        <w:rPr>
           <w:b/>
           <w:lang w:val="ar_AE" w:bidi="ar_AE"/>
         </w:rPr>
@@ -26769,6 +28033,22 @@
         <w:rPr>
           <w:lang w:val="ar_AE" w:bidi="ar_AE"/>
         </w:rPr>
+      </w:r>
+    </w:p>
+    <w:p>
+      <w:pPr>
+        <w:bidi/>
+      </w:pPr>
+      <w:r>
+        <w:rPr>
+          <w:lang w:val="ar_AE" w:bidi="ar_AE"/>
+        </w:rPr>
+      </w:r>
+      <w:r>
+        <w:rPr>
+          <w:lang w:val="ar_AE" w:bidi="ar_AE"/>
+        </w:rPr>
+        <w:t>י֣וֹם יְהוָ֔ה הַ⁠גָּד֖וֹל וְ⁠הַ⁠נּוֹרָֽא</w:t>
       </w:r>
     </w:p>
     <w:p>
@@ -27020,6 +28300,22 @@
       </w:r>
       <w:r>
         <w:rPr>
+          <w:lang w:val="ar_AE" w:bidi="ar_AE"/>
+        </w:rPr>
+        <w:t>כֹּ֧ל אֲשֶׁר־יִקְרָ֛א בְּ⁠שֵׁ֥ם יְהוָ֖ה יִמָּלֵ֑ט &amp; יְהוָ֔ה</w:t>
+      </w:r>
+    </w:p>
+    <w:p>
+      <w:pPr>
+        <w:bidi/>
+      </w:pPr>
+      <w:r>
+        <w:rPr>
+          <w:lang w:val="ar_AE" w:bidi="ar_AE"/>
+        </w:rPr>
+      </w:r>
+      <w:r>
+        <w:rPr>
           <w:b/>
           <w:lang w:val="ar_AE" w:bidi="ar_AE"/>
         </w:rPr>
@@ -27255,6 +28551,629 @@
         <w:rPr>
           <w:lang w:val="ar_AE" w:bidi="ar_AE"/>
         </w:rPr>
+        <w:t>בְּ⁠שֵׁ֥ם יְהוָ֖ה &amp; יְהוָ֔ה</w:t>
+      </w:r>
+    </w:p>
+    <w:p>
+      <w:pPr>
+        <w:bidi/>
+      </w:pPr>
+      <w:r>
+        <w:rPr>
+          <w:lang w:val="ar_AE" w:bidi="ar_AE"/>
+        </w:rPr>
+      </w:r>
+      <w:r>
+        <w:rPr>
+          <w:b/>
+          <w:lang w:val="ar_AE" w:bidi="ar_AE"/>
+        </w:rPr>
+        <w:t>"ٱسْمِ ٱلرَّبِّ"</w:t>
+      </w:r>
+    </w:p>
+    <w:p>
+      <w:pPr>
+        <w:bidi/>
+      </w:pPr>
+      <w:r>
+        <w:rPr>
+          <w:lang w:val="ar_AE" w:bidi="ar_AE"/>
+        </w:rPr>
+      </w:r>
+      <w:r>
+        <w:rPr>
+          <w:lang w:val="ar_AE" w:bidi="ar_AE"/>
+        </w:rPr>
+        <w:t>يهوه يتحدث عن نفسه بصيغة الغائب. إذا كان ذلك مفيدًا في لغتك، يمكنك ترجمة هذا بصيغة المتكلم. ترجمة بديلة: "باسمي"</w:t>
+      </w:r>
+    </w:p>
+    <w:p>
+      <w:pPr>
+        <w:bidi/>
+      </w:pPr>
+      <w:r>
+        <w:rPr>
+          <w:lang w:val="ar_AE" w:bidi="ar_AE"/>
+        </w:rPr>
+      </w:r>
+      <w:r>
+        <w:rPr>
+          <w:lang w:val="ar_AE" w:bidi="ar_AE"/>
+        </w:rPr>
+        <w:t xml:space="preserve">انظر: </w:t>
+      </w:r>
+      <w:r>
+        <w:rPr>
+          <w:lang w:val="ar_AE" w:bidi="ar_AE"/>
+        </w:rPr>
+        <w:t>صيغة المتكلم والمخاطب والغائب</w:t>
+      </w:r>
+    </w:p>
+    <w:p>
+      <w:pPr>
+        <w:bidi/>
+      </w:pPr>
+      <w:r>
+        <w:rPr>
+          <w:lang w:val="ar_AE" w:bidi="ar_AE"/>
+        </w:rPr>
+      </w:r>
+      <w:r>
+        <w:rPr>
+          <w:lang w:val="ar_AE" w:bidi="ar_AE"/>
+        </w:rPr>
+      </w:r>
+      <w:r>
+        <w:rPr>
+          <w:lang w:val="ar_AE" w:bidi="ar_AE"/>
+        </w:rPr>
+      </w:r>
+    </w:p>
+    <w:p>
+      <w:pPr>
+        <w:bidi/>
+      </w:pPr>
+      <w:r>
+        <w:rPr>
+          <w:lang w:val="ar_AE" w:bidi="ar_AE"/>
+        </w:rPr>
+      </w:r>
+    </w:p>
+    <w:p>
+      <w:pPr>
+        <w:pStyle w:val="Heading2"/>
+        <w:bidi/>
+      </w:pPr>
+      <w:r>
+        <w:rPr>
+          <w:lang w:val="ar_AE" w:bidi="ar_AE"/>
+        </w:rPr>
+        <w:t>يوئيل 2: 32 (#5)</w:t>
+      </w:r>
+      <w:r>
+        <w:rPr>
+          <w:lang w:val="ar_AE" w:bidi="ar_AE"/>
+        </w:rPr>
+      </w:r>
+    </w:p>
+    <w:p>
+      <w:pPr>
+        <w:bidi/>
+      </w:pPr>
+      <w:r>
+        <w:rPr>
+          <w:lang w:val="ar_AE" w:bidi="ar_AE"/>
+        </w:rPr>
+      </w:r>
+      <w:r>
+        <w:rPr>
+          <w:lang w:val="ar_AE" w:bidi="ar_AE"/>
+        </w:rPr>
+        <w:t>כִּ֠י בְּ⁠הַר־צִיּ֨וֹן וּ⁠בִ⁠ירוּשָׁלִַ֜ם תִּֽהְיֶ֣ה פְלֵיטָ֗ה</w:t>
+      </w:r>
+    </w:p>
+    <w:p>
+      <w:pPr>
+        <w:bidi/>
+      </w:pPr>
+      <w:r>
+        <w:rPr>
+          <w:lang w:val="ar_AE" w:bidi="ar_AE"/>
+        </w:rPr>
+      </w:r>
+      <w:r>
+        <w:rPr>
+          <w:b/>
+          <w:lang w:val="ar_AE" w:bidi="ar_AE"/>
+        </w:rPr>
+        <w:t>"لِأَنَّهُ فِي جَبَلِ صِهْيَوْنَ وَفِي أُورُشَلِيمَ تَكُونُ نَجَاةٌ"</w:t>
+      </w:r>
+    </w:p>
+    <w:p>
+      <w:pPr>
+        <w:bidi/>
+      </w:pPr>
+      <w:r>
+        <w:rPr>
+          <w:lang w:val="ar_AE" w:bidi="ar_AE"/>
+        </w:rPr>
+      </w:r>
+      <w:r>
+        <w:rPr>
+          <w:lang w:val="ar_AE" w:bidi="ar_AE"/>
+        </w:rPr>
+        <w:t xml:space="preserve">إذا كانت لغتك لا تستخدم اسمًا مجردًا لفكرة </w:t>
+      </w:r>
+      <w:r>
+        <w:rPr>
+          <w:b/>
+          <w:lang w:val="ar_AE" w:bidi="ar_AE"/>
+        </w:rPr>
+        <w:t>النَجَاةٌ</w:t>
+      </w:r>
+      <w:r>
+        <w:rPr>
+          <w:lang w:val="ar_AE" w:bidi="ar_AE"/>
+        </w:rPr>
+        <w:t>، يمكنك التعبير عن الفكرة نفسها بطريقة أخرى. ترجمة بديلة: "لأنه على جبل صهيون وفي أورشليم سيوفر يهوه طريقة للناس للهروب"</w:t>
+      </w:r>
+    </w:p>
+    <w:p>
+      <w:pPr>
+        <w:bidi/>
+      </w:pPr>
+      <w:r>
+        <w:rPr>
+          <w:lang w:val="ar_AE" w:bidi="ar_AE"/>
+        </w:rPr>
+      </w:r>
+      <w:r>
+        <w:rPr>
+          <w:lang w:val="ar_AE" w:bidi="ar_AE"/>
+        </w:rPr>
+        <w:t xml:space="preserve">انظر: </w:t>
+      </w:r>
+      <w:r>
+        <w:rPr>
+          <w:lang w:val="ar_AE" w:bidi="ar_AE"/>
+        </w:rPr>
+        <w:t>الأسماء المجردة</w:t>
+      </w:r>
+    </w:p>
+    <w:p>
+      <w:pPr>
+        <w:bidi/>
+      </w:pPr>
+      <w:r>
+        <w:rPr>
+          <w:lang w:val="ar_AE" w:bidi="ar_AE"/>
+        </w:rPr>
+      </w:r>
+      <w:r>
+        <w:rPr>
+          <w:lang w:val="ar_AE" w:bidi="ar_AE"/>
+        </w:rPr>
+      </w:r>
+      <w:r>
+        <w:rPr>
+          <w:lang w:val="ar_AE" w:bidi="ar_AE"/>
+        </w:rPr>
+      </w:r>
+    </w:p>
+    <w:p>
+      <w:pPr>
+        <w:bidi/>
+      </w:pPr>
+      <w:r>
+        <w:rPr>
+          <w:lang w:val="ar_AE" w:bidi="ar_AE"/>
+        </w:rPr>
+      </w:r>
+    </w:p>
+    <w:p>
+      <w:pPr>
+        <w:pStyle w:val="Heading2"/>
+        <w:bidi/>
+      </w:pPr>
+      <w:r>
+        <w:rPr>
+          <w:lang w:val="ar_AE" w:bidi="ar_AE"/>
+        </w:rPr>
+        <w:t>يوئيل 2: 32 (#6)</w:t>
+      </w:r>
+      <w:r>
+        <w:rPr>
+          <w:lang w:val="ar_AE" w:bidi="ar_AE"/>
+        </w:rPr>
+      </w:r>
+    </w:p>
+    <w:p>
+      <w:pPr>
+        <w:bidi/>
+      </w:pPr>
+      <w:r>
+        <w:rPr>
+          <w:lang w:val="ar_AE" w:bidi="ar_AE"/>
+        </w:rPr>
+      </w:r>
+      <w:r>
+        <w:rPr>
+          <w:lang w:val="ar_AE" w:bidi="ar_AE"/>
+        </w:rPr>
+        <w:t>בְּ⁠הַר־צִיּ֨וֹן וּ⁠בִ⁠ירוּשָׁלִַ֜ם</w:t>
+      </w:r>
+    </w:p>
+    <w:p>
+      <w:pPr>
+        <w:bidi/>
+      </w:pPr>
+      <w:r>
+        <w:rPr>
+          <w:lang w:val="ar_AE" w:bidi="ar_AE"/>
+        </w:rPr>
+      </w:r>
+      <w:r>
+        <w:rPr>
+          <w:b/>
+          <w:lang w:val="ar_AE" w:bidi="ar_AE"/>
+        </w:rPr>
+        <w:t>"لِأَنَّهُ فِي جَبَلِ صِهْيَوْنَ وَفِي أُورُشَلِيمَ"</w:t>
+      </w:r>
+    </w:p>
+    <w:p>
+      <w:pPr>
+        <w:bidi/>
+      </w:pPr>
+      <w:r>
+        <w:rPr>
+          <w:lang w:val="ar_AE" w:bidi="ar_AE"/>
+        </w:rPr>
+      </w:r>
+      <w:r>
+        <w:rPr>
+          <w:lang w:val="ar_AE" w:bidi="ar_AE"/>
+        </w:rPr>
+        <w:t xml:space="preserve">المصطلحان </w:t>
+      </w:r>
+      <w:r>
+        <w:rPr>
+          <w:b/>
+          <w:lang w:val="ar_AE" w:bidi="ar_AE"/>
+        </w:rPr>
+        <w:t>جَبَلِ صِهْيَوْنَ وَ أُورُشَلِيمَ</w:t>
+      </w:r>
+      <w:r>
+        <w:rPr>
+          <w:lang w:val="ar_AE" w:bidi="ar_AE"/>
+        </w:rPr>
+        <w:t xml:space="preserve"> يعنيان أشياء متشابهة. يستخدم يهوه المصطلحين معًا للتأكيد. إذا كان ذلك أوضح لقرّائك، يمكنك التعبير عن التأكيد بعبارة واحدة. ترجمة بديلة: "في المدينة المقدسة أورشليم"</w:t>
+      </w:r>
+    </w:p>
+    <w:p>
+      <w:pPr>
+        <w:bidi/>
+      </w:pPr>
+      <w:r>
+        <w:rPr>
+          <w:lang w:val="ar_AE" w:bidi="ar_AE"/>
+        </w:rPr>
+      </w:r>
+      <w:r>
+        <w:rPr>
+          <w:lang w:val="ar_AE" w:bidi="ar_AE"/>
+        </w:rPr>
+        <w:t xml:space="preserve">انظر: </w:t>
+      </w:r>
+      <w:r>
+        <w:rPr>
+          <w:lang w:val="ar_AE" w:bidi="ar_AE"/>
+        </w:rPr>
+        <w:t>نظير لغوي</w:t>
+      </w:r>
+    </w:p>
+    <w:p>
+      <w:pPr>
+        <w:bidi/>
+      </w:pPr>
+      <w:r>
+        <w:rPr>
+          <w:lang w:val="ar_AE" w:bidi="ar_AE"/>
+        </w:rPr>
+      </w:r>
+      <w:r>
+        <w:rPr>
+          <w:lang w:val="ar_AE" w:bidi="ar_AE"/>
+        </w:rPr>
+      </w:r>
+      <w:r>
+        <w:rPr>
+          <w:lang w:val="ar_AE" w:bidi="ar_AE"/>
+        </w:rPr>
+      </w:r>
+    </w:p>
+    <w:p>
+      <w:pPr>
+        <w:bidi/>
+      </w:pPr>
+      <w:r>
+        <w:rPr>
+          <w:lang w:val="ar_AE" w:bidi="ar_AE"/>
+        </w:rPr>
+      </w:r>
+    </w:p>
+    <w:p>
+      <w:pPr>
+        <w:pStyle w:val="Heading2"/>
+        <w:bidi/>
+      </w:pPr>
+      <w:r>
+        <w:rPr>
+          <w:lang w:val="ar_AE" w:bidi="ar_AE"/>
+        </w:rPr>
+        <w:t>يوئيل 2: 32 (#7)</w:t>
+      </w:r>
+      <w:r>
+        <w:rPr>
+          <w:lang w:val="ar_AE" w:bidi="ar_AE"/>
+        </w:rPr>
+      </w:r>
+    </w:p>
+    <w:p>
+      <w:pPr>
+        <w:bidi/>
+      </w:pPr>
+      <w:r>
+        <w:rPr>
+          <w:lang w:val="ar_AE" w:bidi="ar_AE"/>
+        </w:rPr>
+      </w:r>
+      <w:r>
+        <w:rPr>
+          <w:lang w:val="ar_AE" w:bidi="ar_AE"/>
+        </w:rPr>
+        <w:t>כַּֽ⁠אֲשֶׁר֙ אָמַ֣ר יְהוָ֔ה</w:t>
+      </w:r>
+    </w:p>
+    <w:p>
+      <w:pPr>
+        <w:bidi/>
+      </w:pPr>
+      <w:r>
+        <w:rPr>
+          <w:lang w:val="ar_AE" w:bidi="ar_AE"/>
+        </w:rPr>
+      </w:r>
+      <w:r>
+        <w:rPr>
+          <w:b/>
+          <w:lang w:val="ar_AE" w:bidi="ar_AE"/>
+        </w:rPr>
+        <w:t>"كَمَا قَالَ ٱلرَّبُّ"</w:t>
+      </w:r>
+    </w:p>
+    <w:p>
+      <w:pPr>
+        <w:bidi/>
+      </w:pPr>
+      <w:r>
+        <w:rPr>
+          <w:lang w:val="ar_AE" w:bidi="ar_AE"/>
+        </w:rPr>
+      </w:r>
+      <w:r>
+        <w:rPr>
+          <w:lang w:val="ar_AE" w:bidi="ar_AE"/>
+        </w:rPr>
+        <w:t>يهوه يتحدث عن نفسه بصيغة الغائب. إذا كان ذلك مفيدًا في لغتك، يمكنك ترجمة هذا بصيغة المتكلم. ترجمة بديلة: "كما قلت أنا"</w:t>
+      </w:r>
+    </w:p>
+    <w:p>
+      <w:pPr>
+        <w:bidi/>
+      </w:pPr>
+      <w:r>
+        <w:rPr>
+          <w:lang w:val="ar_AE" w:bidi="ar_AE"/>
+        </w:rPr>
+      </w:r>
+      <w:r>
+        <w:rPr>
+          <w:lang w:val="ar_AE" w:bidi="ar_AE"/>
+        </w:rPr>
+        <w:t xml:space="preserve">انظر: </w:t>
+      </w:r>
+      <w:r>
+        <w:rPr>
+          <w:lang w:val="ar_AE" w:bidi="ar_AE"/>
+        </w:rPr>
+        <w:t>صيغة المتكلم والمخاطب والغائب</w:t>
+      </w:r>
+    </w:p>
+    <w:p>
+      <w:pPr>
+        <w:bidi/>
+      </w:pPr>
+      <w:r>
+        <w:rPr>
+          <w:lang w:val="ar_AE" w:bidi="ar_AE"/>
+        </w:rPr>
+      </w:r>
+      <w:r>
+        <w:rPr>
+          <w:lang w:val="ar_AE" w:bidi="ar_AE"/>
+        </w:rPr>
+      </w:r>
+      <w:r>
+        <w:rPr>
+          <w:lang w:val="ar_AE" w:bidi="ar_AE"/>
+        </w:rPr>
+      </w:r>
+    </w:p>
+    <w:p>
+      <w:pPr>
+        <w:bidi/>
+      </w:pPr>
+      <w:r>
+        <w:rPr>
+          <w:lang w:val="ar_AE" w:bidi="ar_AE"/>
+        </w:rPr>
+      </w:r>
+    </w:p>
+    <w:p>
+      <w:pPr>
+        <w:pStyle w:val="Heading2"/>
+        <w:bidi/>
+      </w:pPr>
+      <w:r>
+        <w:rPr>
+          <w:lang w:val="ar_AE" w:bidi="ar_AE"/>
+        </w:rPr>
+        <w:t>يوئيل 2: 32 (#8)</w:t>
+      </w:r>
+      <w:r>
+        <w:rPr>
+          <w:lang w:val="ar_AE" w:bidi="ar_AE"/>
+        </w:rPr>
+      </w:r>
+    </w:p>
+    <w:p>
+      <w:pPr>
+        <w:bidi/>
+      </w:pPr>
+      <w:r>
+        <w:rPr>
+          <w:lang w:val="ar_AE" w:bidi="ar_AE"/>
+        </w:rPr>
+      </w:r>
+      <w:r>
+        <w:rPr>
+          <w:lang w:val="ar_AE" w:bidi="ar_AE"/>
+        </w:rPr>
+        <w:t>יְהוָ֖ה &amp; וּ⁠בַ֨⁠שְּׂרִידִ֔ים אֲשֶׁ֥ר יְהוָ֖ה קֹרֵֽא</w:t>
+      </w:r>
+    </w:p>
+    <w:p>
+      <w:pPr>
+        <w:bidi/>
+      </w:pPr>
+      <w:r>
+        <w:rPr>
+          <w:lang w:val="ar_AE" w:bidi="ar_AE"/>
+        </w:rPr>
+      </w:r>
+      <w:r>
+        <w:rPr>
+          <w:b/>
+          <w:lang w:val="ar_AE" w:bidi="ar_AE"/>
+        </w:rPr>
+        <w:t>"وَبَيْنَ ٱلْبَاقِينَ مَنْ يَدْعُوهُ ٱلرَّبُّ"</w:t>
+      </w:r>
+    </w:p>
+    <w:p>
+      <w:pPr>
+        <w:bidi/>
+      </w:pPr>
+      <w:r>
+        <w:rPr>
+          <w:lang w:val="ar_AE" w:bidi="ar_AE"/>
+        </w:rPr>
+      </w:r>
+      <w:r>
+        <w:rPr>
+          <w:b/>
+          <w:lang w:val="ar_AE" w:bidi="ar_AE"/>
+        </w:rPr>
+        <w:t>ٱلرَّبُّ</w:t>
+      </w:r>
+      <w:r>
+        <w:rPr>
+          <w:lang w:val="ar_AE" w:bidi="ar_AE"/>
+        </w:rPr>
+        <w:t xml:space="preserve"> يترك بعض الكلمات التي تحتاجها الجملة في العديد من اللغات الأخرى لتكون جمل كاملة. يمكنك تزويد هذه الكلمات من السياق إذا كان ذلك أوضح في لغتك. ترجمة بديلة: "وسيكون هناك مخرج للهروب بين الناجين الذين يدعوهم يهوه"</w:t>
+      </w:r>
+    </w:p>
+    <w:p>
+      <w:pPr>
+        <w:bidi/>
+      </w:pPr>
+      <w:r>
+        <w:rPr>
+          <w:lang w:val="ar_AE" w:bidi="ar_AE"/>
+        </w:rPr>
+      </w:r>
+      <w:r>
+        <w:rPr>
+          <w:lang w:val="ar_AE" w:bidi="ar_AE"/>
+        </w:rPr>
+        <w:t xml:space="preserve">انظر: </w:t>
+      </w:r>
+      <w:r>
+        <w:rPr>
+          <w:lang w:val="ar_AE" w:bidi="ar_AE"/>
+        </w:rPr>
+        <w:t>الحذف</w:t>
+      </w:r>
+    </w:p>
+    <w:p>
+      <w:pPr>
+        <w:bidi/>
+      </w:pPr>
+      <w:r>
+        <w:rPr>
+          <w:lang w:val="ar_AE" w:bidi="ar_AE"/>
+        </w:rPr>
+      </w:r>
+      <w:r>
+        <w:rPr>
+          <w:lang w:val="ar_AE" w:bidi="ar_AE"/>
+        </w:rPr>
+      </w:r>
+      <w:r>
+        <w:rPr>
+          <w:lang w:val="ar_AE" w:bidi="ar_AE"/>
+        </w:rPr>
+      </w:r>
+    </w:p>
+    <w:p>
+      <w:pPr>
+        <w:bidi/>
+      </w:pPr>
+      <w:r>
+        <w:rPr>
+          <w:lang w:val="ar_AE" w:bidi="ar_AE"/>
+        </w:rPr>
+      </w:r>
+    </w:p>
+    <w:p>
+      <w:pPr>
+        <w:pStyle w:val="Heading2"/>
+        <w:bidi/>
+      </w:pPr>
+      <w:r>
+        <w:rPr>
+          <w:lang w:val="ar_AE" w:bidi="ar_AE"/>
+        </w:rPr>
+        <w:t>يوئيل 2: 32 (#9)</w:t>
+      </w:r>
+      <w:r>
+        <w:rPr>
+          <w:lang w:val="ar_AE" w:bidi="ar_AE"/>
+        </w:rPr>
+      </w:r>
+    </w:p>
+    <w:p>
+      <w:pPr>
+        <w:bidi/>
+      </w:pPr>
+      <w:r>
+        <w:rPr>
+          <w:lang w:val="ar_AE" w:bidi="ar_AE"/>
+        </w:rPr>
+      </w:r>
+      <w:r>
+        <w:rPr>
+          <w:lang w:val="ar_AE" w:bidi="ar_AE"/>
+        </w:rPr>
         <w:t>יְהוָ֖ה &amp; אֲשֶׁ֥ר יְהוָ֖ה קֹרֵֽא</w:t>
       </w:r>
     </w:p>
@@ -27272,23 +29191,30 @@
           <w:b/>
           <w:lang w:val="ar_AE" w:bidi="ar_AE"/>
         </w:rPr>
-        <w:t>"ٱسْمِ ٱلرَّبِّ"</w:t>
-      </w:r>
-    </w:p>
-    <w:p>
-      <w:pPr>
-        <w:bidi/>
-      </w:pPr>
-      <w:r>
-        <w:rPr>
-          <w:lang w:val="ar_AE" w:bidi="ar_AE"/>
-        </w:rPr>
-      </w:r>
-      <w:r>
-        <w:rPr>
-          <w:lang w:val="ar_AE" w:bidi="ar_AE"/>
-        </w:rPr>
-        <w:t>يهوه يتحدث عن نفسه بصيغة الغائب. إذا كان ذلك مفيدًا في لغتك، يمكنك ترجمة هذا بصيغة المتكلم. ترجمة بديلة: "باسمي"</w:t>
+        <w:t>"مَنْ يَدْعُوهُ ٱلرَّبُّ"</w:t>
+      </w:r>
+    </w:p>
+    <w:p>
+      <w:pPr>
+        <w:bidi/>
+      </w:pPr>
+      <w:r>
+        <w:rPr>
+          <w:lang w:val="ar_AE" w:bidi="ar_AE"/>
+        </w:rPr>
+      </w:r>
+      <w:r>
+        <w:rPr>
+          <w:b/>
+          <w:lang w:val="ar_AE" w:bidi="ar_AE"/>
+        </w:rPr>
+        <w:t>ٱلرَّبُّ</w:t>
+      </w:r>
+      <w:r>
+        <w:rPr>
+          <w:lang w:val="ar_AE" w:bidi="ar_AE"/>
+        </w:rPr>
+        <w:t xml:space="preserve"> يتحدث عن نفسه بصيغة الغائب. إذا كان ذلك مفيدًا في لغتك، يمكنك ترجمة هذا بصيغة المتكلم. ترجمة بديلة: "الذي أدعوه أنا"</w:t>
       </w:r>
     </w:p>
     <w:p>
@@ -27310,7 +29236,7 @@
         <w:rPr>
           <w:lang w:val="ar_AE" w:bidi="ar_AE"/>
         </w:rPr>
-        <w:t>صيغة المتكلم والمخاطب والغائب</w:t>
+        <w:t>ضمير المتكلم والمخاطب والغائب</w:t>
       </w:r>
     </w:p>
     <w:p>
@@ -27352,29 +29278,425 @@
         <w:rPr>
           <w:lang w:val="ar_AE" w:bidi="ar_AE"/>
         </w:rPr>
-        <w:t>يوئيل 2: 32 (#5)</w:t>
-      </w:r>
-      <w:r>
-        <w:rPr>
-          <w:lang w:val="ar_AE" w:bidi="ar_AE"/>
-        </w:rPr>
-      </w:r>
-    </w:p>
-    <w:p>
-      <w:pPr>
-        <w:bidi/>
-      </w:pPr>
-      <w:r>
-        <w:rPr>
-          <w:lang w:val="ar_AE" w:bidi="ar_AE"/>
-        </w:rPr>
-      </w:r>
-      <w:r>
-        <w:rPr>
-          <w:b/>
-          <w:lang w:val="ar_AE" w:bidi="ar_AE"/>
-        </w:rPr>
-        <w:t>"لِأَنَّهُ فِي جَبَلِ صِهْيَوْنَ وَفِي أُورُشَلِيمَ تَكُونُ نَجَاةٌ"</w:t>
+        <w:t>يوئيل 3: 1 (#1)</w:t>
+      </w:r>
+      <w:r>
+        <w:rPr>
+          <w:lang w:val="ar_AE" w:bidi="ar_AE"/>
+        </w:rPr>
+      </w:r>
+    </w:p>
+    <w:p>
+      <w:pPr>
+        <w:bidi/>
+      </w:pPr>
+      <w:r>
+        <w:rPr>
+          <w:lang w:val="ar_AE" w:bidi="ar_AE"/>
+        </w:rPr>
+      </w:r>
+      <w:r>
+        <w:rPr>
+          <w:lang w:val="ar_AE" w:bidi="ar_AE"/>
+        </w:rPr>
+        <w:t>כִּ֗י הִנֵּ֛ה בַּ⁠יָּמִ֥ים הָ⁠הֵ֖מָּה וּ⁠בָ⁠עֵ֣ת הַ⁠הִ֑יא</w:t>
+      </w:r>
+    </w:p>
+    <w:p>
+      <w:pPr>
+        <w:bidi/>
+      </w:pPr>
+      <w:r>
+        <w:rPr>
+          <w:lang w:val="ar_AE" w:bidi="ar_AE"/>
+        </w:rPr>
+      </w:r>
+      <w:r>
+        <w:rPr>
+          <w:b/>
+          <w:lang w:val="ar_AE" w:bidi="ar_AE"/>
+        </w:rPr>
+        <w:t>"أَنَّهُ هُوَذَا فِي تِلْكَ ٱلْأَيَّامِ وَفِي ذَلِكَ ٱلْوَقْتِ"</w:t>
+      </w:r>
+    </w:p>
+    <w:p>
+      <w:pPr>
+        <w:bidi/>
+      </w:pPr>
+      <w:r>
+        <w:rPr>
+          <w:lang w:val="ar_AE" w:bidi="ar_AE"/>
+        </w:rPr>
+      </w:r>
+      <w:r>
+        <w:rPr>
+          <w:lang w:val="ar_AE" w:bidi="ar_AE"/>
+        </w:rPr>
+        <w:t>تستمر هذه الآية في الاقتباس المباشر من يهوه. قد ترغب في الإشارة إلى ذلك في ترجمتك، باستخدام طريقة معتادة لمواصلة الاقتباسات المباشرة في لغتك. ترجمة بديلة: "قال يهوه أيضًا، 'لأنه هوذا، في تلك الأيام وفي ذلك الوقت'"</w:t>
+      </w:r>
+    </w:p>
+    <w:p>
+      <w:pPr>
+        <w:bidi/>
+      </w:pPr>
+      <w:r>
+        <w:rPr>
+          <w:lang w:val="ar_AE" w:bidi="ar_AE"/>
+        </w:rPr>
+      </w:r>
+      <w:r>
+        <w:rPr>
+          <w:lang w:val="ar_AE" w:bidi="ar_AE"/>
+        </w:rPr>
+        <w:t xml:space="preserve">انظر: </w:t>
+      </w:r>
+      <w:r>
+        <w:rPr>
+          <w:lang w:val="ar_AE" w:bidi="ar_AE"/>
+        </w:rPr>
+        <w:t>الاقتباسات المباشرة وغير المباشرة</w:t>
+      </w:r>
+    </w:p>
+    <w:p>
+      <w:pPr>
+        <w:bidi/>
+      </w:pPr>
+      <w:r>
+        <w:rPr>
+          <w:lang w:val="ar_AE" w:bidi="ar_AE"/>
+        </w:rPr>
+      </w:r>
+      <w:r>
+        <w:rPr>
+          <w:lang w:val="ar_AE" w:bidi="ar_AE"/>
+        </w:rPr>
+      </w:r>
+      <w:r>
+        <w:rPr>
+          <w:lang w:val="ar_AE" w:bidi="ar_AE"/>
+        </w:rPr>
+      </w:r>
+    </w:p>
+    <w:p>
+      <w:pPr>
+        <w:bidi/>
+      </w:pPr>
+      <w:r>
+        <w:rPr>
+          <w:lang w:val="ar_AE" w:bidi="ar_AE"/>
+        </w:rPr>
+      </w:r>
+    </w:p>
+    <w:p>
+      <w:pPr>
+        <w:pStyle w:val="Heading2"/>
+        <w:bidi/>
+      </w:pPr>
+      <w:r>
+        <w:rPr>
+          <w:lang w:val="ar_AE" w:bidi="ar_AE"/>
+        </w:rPr>
+        <w:t>يوئيل 3: 1 (#2)</w:t>
+      </w:r>
+      <w:r>
+        <w:rPr>
+          <w:lang w:val="ar_AE" w:bidi="ar_AE"/>
+        </w:rPr>
+      </w:r>
+    </w:p>
+    <w:p>
+      <w:pPr>
+        <w:bidi/>
+      </w:pPr>
+      <w:r>
+        <w:rPr>
+          <w:lang w:val="ar_AE" w:bidi="ar_AE"/>
+        </w:rPr>
+      </w:r>
+      <w:r>
+        <w:rPr>
+          <w:lang w:val="ar_AE" w:bidi="ar_AE"/>
+        </w:rPr>
+        <w:t>כִּ֗י הִנֵּ֛ה</w:t>
+      </w:r>
+    </w:p>
+    <w:p>
+      <w:pPr>
+        <w:bidi/>
+      </w:pPr>
+      <w:r>
+        <w:rPr>
+          <w:lang w:val="ar_AE" w:bidi="ar_AE"/>
+        </w:rPr>
+      </w:r>
+      <w:r>
+        <w:rPr>
+          <w:b/>
+          <w:lang w:val="ar_AE" w:bidi="ar_AE"/>
+        </w:rPr>
+        <w:t>"لِأَنَّهُ هُوَذَا"</w:t>
+      </w:r>
+    </w:p>
+    <w:p>
+      <w:pPr>
+        <w:bidi/>
+      </w:pPr>
+      <w:r>
+        <w:rPr>
+          <w:lang w:val="ar_AE" w:bidi="ar_AE"/>
+        </w:rPr>
+      </w:r>
+      <w:r>
+        <w:rPr>
+          <w:lang w:val="ar_AE" w:bidi="ar_AE"/>
+        </w:rPr>
+        <w:t xml:space="preserve">يستخدم يهوه المصطلح </w:t>
+      </w:r>
+      <w:r>
+        <w:rPr>
+          <w:b/>
+          <w:lang w:val="ar_AE" w:bidi="ar_AE"/>
+        </w:rPr>
+        <w:t xml:space="preserve">هُوَذَا </w:t>
+      </w:r>
+      <w:r>
+        <w:rPr>
+          <w:lang w:val="ar_AE" w:bidi="ar_AE"/>
+        </w:rPr>
+        <w:t>لجذب انتباه مستمعيه إلى ما هو على وشك قوله. قد تحتوي لغتك على تعبير مشابه يمكنك استخدامه في ترجمتك. ترجمة بديلة: "الآن انظروا" أو "الآن انتبهوا"</w:t>
+      </w:r>
+    </w:p>
+    <w:p>
+      <w:pPr>
+        <w:bidi/>
+      </w:pPr>
+      <w:r>
+        <w:rPr>
+          <w:lang w:val="ar_AE" w:bidi="ar_AE"/>
+        </w:rPr>
+      </w:r>
+      <w:r>
+        <w:rPr>
+          <w:lang w:val="ar_AE" w:bidi="ar_AE"/>
+        </w:rPr>
+        <w:t xml:space="preserve">انظر: </w:t>
+      </w:r>
+      <w:r>
+        <w:rPr>
+          <w:lang w:val="ar_AE" w:bidi="ar_AE"/>
+        </w:rPr>
+        <w:t>الاستعارة</w:t>
+      </w:r>
+    </w:p>
+    <w:p>
+      <w:pPr>
+        <w:bidi/>
+      </w:pPr>
+      <w:r>
+        <w:rPr>
+          <w:lang w:val="ar_AE" w:bidi="ar_AE"/>
+        </w:rPr>
+      </w:r>
+      <w:r>
+        <w:rPr>
+          <w:lang w:val="ar_AE" w:bidi="ar_AE"/>
+        </w:rPr>
+      </w:r>
+      <w:r>
+        <w:rPr>
+          <w:lang w:val="ar_AE" w:bidi="ar_AE"/>
+        </w:rPr>
+      </w:r>
+    </w:p>
+    <w:p>
+      <w:pPr>
+        <w:bidi/>
+      </w:pPr>
+      <w:r>
+        <w:rPr>
+          <w:lang w:val="ar_AE" w:bidi="ar_AE"/>
+        </w:rPr>
+      </w:r>
+    </w:p>
+    <w:p>
+      <w:pPr>
+        <w:pStyle w:val="Heading2"/>
+        <w:bidi/>
+      </w:pPr>
+      <w:r>
+        <w:rPr>
+          <w:lang w:val="ar_AE" w:bidi="ar_AE"/>
+        </w:rPr>
+        <w:t>يوئيل 3: 1 (#3)</w:t>
+      </w:r>
+      <w:r>
+        <w:rPr>
+          <w:lang w:val="ar_AE" w:bidi="ar_AE"/>
+        </w:rPr>
+      </w:r>
+    </w:p>
+    <w:p>
+      <w:pPr>
+        <w:bidi/>
+      </w:pPr>
+      <w:r>
+        <w:rPr>
+          <w:lang w:val="ar_AE" w:bidi="ar_AE"/>
+        </w:rPr>
+      </w:r>
+      <w:r>
+        <w:rPr>
+          <w:lang w:val="ar_AE" w:bidi="ar_AE"/>
+        </w:rPr>
+        <w:t>בַּ⁠יָּמִ֥ים הָ⁠הֵ֖מָּה וּ⁠בָ⁠עֵ֣ת הַ⁠הִ֑יא</w:t>
+      </w:r>
+    </w:p>
+    <w:p>
+      <w:pPr>
+        <w:bidi/>
+      </w:pPr>
+      <w:r>
+        <w:rPr>
+          <w:lang w:val="ar_AE" w:bidi="ar_AE"/>
+        </w:rPr>
+      </w:r>
+      <w:r>
+        <w:rPr>
+          <w:b/>
+          <w:lang w:val="ar_AE" w:bidi="ar_AE"/>
+        </w:rPr>
+        <w:t>"فِي تِلْكَ ٱلْأَيَّامِ وَفِي ذَلِكَ ٱلْوَقْتِ"</w:t>
+      </w:r>
+    </w:p>
+    <w:p>
+      <w:pPr>
+        <w:bidi/>
+      </w:pPr>
+      <w:r>
+        <w:rPr>
+          <w:lang w:val="ar_AE" w:bidi="ar_AE"/>
+        </w:rPr>
+      </w:r>
+      <w:r>
+        <w:rPr>
+          <w:lang w:val="ar_AE" w:bidi="ar_AE"/>
+        </w:rPr>
+        <w:t xml:space="preserve">التعبيرات </w:t>
+      </w:r>
+      <w:r>
+        <w:rPr>
+          <w:b/>
+          <w:lang w:val="ar_AE" w:bidi="ar_AE"/>
+        </w:rPr>
+        <w:t>فِي تِلْكَ ٱلْأَيَّامِ وَفِي ذَلِكَ ٱلْوَقْتِ</w:t>
+      </w:r>
+      <w:r>
+        <w:rPr>
+          <w:lang w:val="ar_AE" w:bidi="ar_AE"/>
+        </w:rPr>
+        <w:t xml:space="preserve"> تعني أشياء متشابهة. يهوه يستخدم التعبيرين معًا للتأكيد. إذا كان ذلك أوضح لقرّائك، يمكنك التعبير عن التأكيد بعبارة واحدة. ترجمة بديلة: "عندما يأتي ذلك الوقت الرائع"</w:t>
+      </w:r>
+    </w:p>
+    <w:p>
+      <w:pPr>
+        <w:bidi/>
+      </w:pPr>
+      <w:r>
+        <w:rPr>
+          <w:lang w:val="ar_AE" w:bidi="ar_AE"/>
+        </w:rPr>
+      </w:r>
+      <w:r>
+        <w:rPr>
+          <w:lang w:val="ar_AE" w:bidi="ar_AE"/>
+        </w:rPr>
+        <w:t xml:space="preserve">انظر: </w:t>
+      </w:r>
+      <w:r>
+        <w:rPr>
+          <w:lang w:val="ar_AE" w:bidi="ar_AE"/>
+        </w:rPr>
+        <w:t>نظير لغوي</w:t>
+      </w:r>
+    </w:p>
+    <w:p>
+      <w:pPr>
+        <w:bidi/>
+      </w:pPr>
+      <w:r>
+        <w:rPr>
+          <w:lang w:val="ar_AE" w:bidi="ar_AE"/>
+        </w:rPr>
+      </w:r>
+      <w:r>
+        <w:rPr>
+          <w:lang w:val="ar_AE" w:bidi="ar_AE"/>
+        </w:rPr>
+      </w:r>
+      <w:r>
+        <w:rPr>
+          <w:lang w:val="ar_AE" w:bidi="ar_AE"/>
+        </w:rPr>
+      </w:r>
+    </w:p>
+    <w:p>
+      <w:pPr>
+        <w:bidi/>
+      </w:pPr>
+      <w:r>
+        <w:rPr>
+          <w:lang w:val="ar_AE" w:bidi="ar_AE"/>
+        </w:rPr>
+      </w:r>
+    </w:p>
+    <w:p>
+      <w:pPr>
+        <w:pStyle w:val="Heading2"/>
+        <w:bidi/>
+      </w:pPr>
+      <w:r>
+        <w:rPr>
+          <w:lang w:val="ar_AE" w:bidi="ar_AE"/>
+        </w:rPr>
+        <w:t>يوئيل 3: 1 (#4)</w:t>
+      </w:r>
+      <w:r>
+        <w:rPr>
+          <w:lang w:val="ar_AE" w:bidi="ar_AE"/>
+        </w:rPr>
+      </w:r>
+    </w:p>
+    <w:p>
+      <w:pPr>
+        <w:bidi/>
+      </w:pPr>
+      <w:r>
+        <w:rPr>
+          <w:lang w:val="ar_AE" w:bidi="ar_AE"/>
+        </w:rPr>
+      </w:r>
+      <w:r>
+        <w:rPr>
+          <w:lang w:val="ar_AE" w:bidi="ar_AE"/>
+        </w:rPr>
+        <w:t>אֲשֶׁ֥ר אָשִׁ֛יב אֶת־שְׁב֥וּת יְהוּדָ֖ה וִ⁠ירוּשָׁלִָֽם</w:t>
+      </w:r>
+    </w:p>
+    <w:p>
+      <w:pPr>
+        <w:bidi/>
+      </w:pPr>
+      <w:r>
+        <w:rPr>
+          <w:lang w:val="ar_AE" w:bidi="ar_AE"/>
+        </w:rPr>
+      </w:r>
+      <w:r>
+        <w:rPr>
+          <w:b/>
+          <w:lang w:val="ar_AE" w:bidi="ar_AE"/>
+        </w:rPr>
+        <w:t>"عِنْدَمَا أَرُدُّ سَبْيَ يَهُوذَا وَأُورُشَلِيمَ"</w:t>
       </w:r>
     </w:p>
     <w:p>
@@ -27397,13 +29719,13 @@
           <w:b/>
           <w:lang w:val="ar_AE" w:bidi="ar_AE"/>
         </w:rPr>
-        <w:t>النَجَاةٌ</w:t>
-      </w:r>
-      <w:r>
-        <w:rPr>
-          <w:lang w:val="ar_AE" w:bidi="ar_AE"/>
-        </w:rPr>
-        <w:t>، يمكنك التعبير عن الفكرة نفسها بطريقة أخرى. ترجمة بديلة: "لأنه على جبل صهيون وفي أورشليم سيوفر يهوه طريقة للناس للهروب"</w:t>
+        <w:t>السَبْيَ</w:t>
+      </w:r>
+      <w:r>
+        <w:rPr>
+          <w:lang w:val="ar_AE" w:bidi="ar_AE"/>
+        </w:rPr>
+        <w:t>، يمكنك التعبير عن نفس الفكرة بطريقة أخرى. ترجمة بديلة: "عندما استرد أسرى يهوذا وأورشليم"</w:t>
       </w:r>
     </w:p>
     <w:p>
@@ -27467,45 +29789,1224 @@
         <w:rPr>
           <w:lang w:val="ar_AE" w:bidi="ar_AE"/>
         </w:rPr>
-        <w:t>يوئيل 2: 32 (#6)</w:t>
-      </w:r>
-      <w:r>
-        <w:rPr>
-          <w:lang w:val="ar_AE" w:bidi="ar_AE"/>
-        </w:rPr>
-      </w:r>
-    </w:p>
-    <w:p>
-      <w:pPr>
-        <w:bidi/>
-      </w:pPr>
-      <w:r>
-        <w:rPr>
-          <w:lang w:val="ar_AE" w:bidi="ar_AE"/>
-        </w:rPr>
-      </w:r>
-      <w:r>
-        <w:rPr>
-          <w:lang w:val="ar_AE" w:bidi="ar_AE"/>
-        </w:rPr>
-        <w:t>בְּ⁠הַר־צִיּ֨וֹן וּ⁠בִ⁠ירוּשָׁלִַ֜ם</w:t>
-      </w:r>
-    </w:p>
-    <w:p>
-      <w:pPr>
-        <w:bidi/>
-      </w:pPr>
-      <w:r>
-        <w:rPr>
-          <w:lang w:val="ar_AE" w:bidi="ar_AE"/>
-        </w:rPr>
-      </w:r>
-      <w:r>
-        <w:rPr>
-          <w:b/>
-          <w:lang w:val="ar_AE" w:bidi="ar_AE"/>
-        </w:rPr>
-        <w:t>"لِأَنَّهُ فِي جَبَلِ صِهْيَوْنَ وَفِي أُورُشَلِيمَ"</w:t>
+        <w:t>يوئيل 3: 1 (#5)</w:t>
+      </w:r>
+      <w:r>
+        <w:rPr>
+          <w:lang w:val="ar_AE" w:bidi="ar_AE"/>
+        </w:rPr>
+      </w:r>
+    </w:p>
+    <w:p>
+      <w:pPr>
+        <w:bidi/>
+      </w:pPr>
+      <w:r>
+        <w:rPr>
+          <w:lang w:val="ar_AE" w:bidi="ar_AE"/>
+        </w:rPr>
+      </w:r>
+      <w:r>
+        <w:rPr>
+          <w:lang w:val="ar_AE" w:bidi="ar_AE"/>
+        </w:rPr>
+        <w:t>אֲשֶׁ֥ר אָשִׁ֛יב אֶת־שְׁב֥וּת יְהוּדָ֖ה וִ⁠ירוּשָׁלִָֽם</w:t>
+      </w:r>
+    </w:p>
+    <w:p>
+      <w:pPr>
+        <w:bidi/>
+      </w:pPr>
+      <w:r>
+        <w:rPr>
+          <w:lang w:val="ar_AE" w:bidi="ar_AE"/>
+        </w:rPr>
+      </w:r>
+      <w:r>
+        <w:rPr>
+          <w:b/>
+          <w:lang w:val="ar_AE" w:bidi="ar_AE"/>
+        </w:rPr>
+        <w:t>"عِنْدَمَا أَرُدُّ سَبْيَ يَهُوذَا وَأُورُشَلِيمَ"</w:t>
+      </w:r>
+    </w:p>
+    <w:p>
+      <w:pPr>
+        <w:bidi/>
+      </w:pPr>
+      <w:r>
+        <w:rPr>
+          <w:lang w:val="ar_AE" w:bidi="ar_AE"/>
+        </w:rPr>
+      </w:r>
+      <w:r>
+        <w:rPr>
+          <w:lang w:val="ar_AE" w:bidi="ar_AE"/>
+        </w:rPr>
+        <w:t>انظر المقدمة الخاصة بالملاحظات العامة لهذا الاصحاح حول قراءة بديلة لهذه العبارة. ترجمة بديلة: "عندما أستعيد ثروات يهوذا وأورشليم"</w:t>
+      </w:r>
+    </w:p>
+    <w:p>
+      <w:pPr>
+        <w:bidi/>
+      </w:pPr>
+      <w:r>
+        <w:rPr>
+          <w:lang w:val="ar_AE" w:bidi="ar_AE"/>
+        </w:rPr>
+      </w:r>
+      <w:r>
+        <w:rPr>
+          <w:lang w:val="ar_AE" w:bidi="ar_AE"/>
+        </w:rPr>
+        <w:t xml:space="preserve">انظر: </w:t>
+      </w:r>
+      <w:r>
+        <w:rPr>
+          <w:lang w:val="ar_AE" w:bidi="ar_AE"/>
+        </w:rPr>
+        <w:t>الاختلافات النصية</w:t>
+      </w:r>
+    </w:p>
+    <w:p>
+      <w:pPr>
+        <w:bidi/>
+      </w:pPr>
+      <w:r>
+        <w:rPr>
+          <w:lang w:val="ar_AE" w:bidi="ar_AE"/>
+        </w:rPr>
+      </w:r>
+      <w:r>
+        <w:rPr>
+          <w:lang w:val="ar_AE" w:bidi="ar_AE"/>
+        </w:rPr>
+      </w:r>
+      <w:r>
+        <w:rPr>
+          <w:lang w:val="ar_AE" w:bidi="ar_AE"/>
+        </w:rPr>
+      </w:r>
+    </w:p>
+    <w:p>
+      <w:pPr>
+        <w:bidi/>
+      </w:pPr>
+      <w:r>
+        <w:rPr>
+          <w:lang w:val="ar_AE" w:bidi="ar_AE"/>
+        </w:rPr>
+      </w:r>
+    </w:p>
+    <w:p>
+      <w:pPr>
+        <w:pStyle w:val="Heading2"/>
+        <w:bidi/>
+      </w:pPr>
+      <w:r>
+        <w:rPr>
+          <w:lang w:val="ar_AE" w:bidi="ar_AE"/>
+        </w:rPr>
+        <w:t>يوئيل 3: 2 (#1)</w:t>
+      </w:r>
+      <w:r>
+        <w:rPr>
+          <w:lang w:val="ar_AE" w:bidi="ar_AE"/>
+        </w:rPr>
+      </w:r>
+    </w:p>
+    <w:p>
+      <w:pPr>
+        <w:bidi/>
+      </w:pPr>
+      <w:r>
+        <w:rPr>
+          <w:lang w:val="ar_AE" w:bidi="ar_AE"/>
+        </w:rPr>
+      </w:r>
+      <w:r>
+        <w:rPr>
+          <w:lang w:val="ar_AE" w:bidi="ar_AE"/>
+        </w:rPr>
+        <w:t>עֵ֖מֶק יְהֽוֹשָׁפָ֑ט</w:t>
+      </w:r>
+    </w:p>
+    <w:p>
+      <w:pPr>
+        <w:bidi/>
+      </w:pPr>
+      <w:r>
+        <w:rPr>
+          <w:lang w:val="ar_AE" w:bidi="ar_AE"/>
+        </w:rPr>
+      </w:r>
+      <w:r>
+        <w:rPr>
+          <w:b/>
+          <w:lang w:val="ar_AE" w:bidi="ar_AE"/>
+        </w:rPr>
+        <w:t>"وَادِي يَهُوشَافَاطَ"</w:t>
+      </w:r>
+    </w:p>
+    <w:p>
+      <w:pPr>
+        <w:bidi/>
+      </w:pPr>
+      <w:r>
+        <w:rPr>
+          <w:lang w:val="ar_AE" w:bidi="ar_AE"/>
+        </w:rPr>
+      </w:r>
+      <w:r>
+        <w:rPr>
+          <w:lang w:val="ar_AE" w:bidi="ar_AE"/>
+        </w:rPr>
+        <w:t xml:space="preserve">كلمة </w:t>
+      </w:r>
+      <w:r>
+        <w:rPr>
+          <w:b/>
+          <w:lang w:val="ar_AE" w:bidi="ar_AE"/>
+        </w:rPr>
+        <w:t>يَهُوشَافَاطَ</w:t>
+      </w:r>
+      <w:r>
+        <w:rPr>
+          <w:lang w:val="ar_AE" w:bidi="ar_AE"/>
+        </w:rPr>
+        <w:t xml:space="preserve"> هي اسم وادٍ. يمكنك، في ترجمتك، تهجئتها بالطريقة التي تُنطق بها في لغتك، كما يفعل ULT، أو يمكنك استخدام كلمة أو عبارة من لغتك تعبّر عن معنى هذا الاسم، وهو "يهوه يقضي". ترجمة بديلة: "وادي يهوه-يقضى"</w:t>
+      </w:r>
+    </w:p>
+    <w:p>
+      <w:pPr>
+        <w:bidi/>
+      </w:pPr>
+      <w:r>
+        <w:rPr>
+          <w:lang w:val="ar_AE" w:bidi="ar_AE"/>
+        </w:rPr>
+      </w:r>
+      <w:r>
+        <w:rPr>
+          <w:lang w:val="ar_AE" w:bidi="ar_AE"/>
+        </w:rPr>
+        <w:t xml:space="preserve">انظر: </w:t>
+      </w:r>
+      <w:r>
+        <w:rPr>
+          <w:lang w:val="ar_AE" w:bidi="ar_AE"/>
+        </w:rPr>
+        <w:t>نسخ أو استعارة الكلمات</w:t>
+      </w:r>
+    </w:p>
+    <w:p>
+      <w:pPr>
+        <w:bidi/>
+      </w:pPr>
+      <w:r>
+        <w:rPr>
+          <w:lang w:val="ar_AE" w:bidi="ar_AE"/>
+        </w:rPr>
+      </w:r>
+      <w:r>
+        <w:rPr>
+          <w:lang w:val="ar_AE" w:bidi="ar_AE"/>
+        </w:rPr>
+      </w:r>
+      <w:r>
+        <w:rPr>
+          <w:lang w:val="ar_AE" w:bidi="ar_AE"/>
+        </w:rPr>
+      </w:r>
+    </w:p>
+    <w:p>
+      <w:pPr>
+        <w:bidi/>
+      </w:pPr>
+      <w:r>
+        <w:rPr>
+          <w:lang w:val="ar_AE" w:bidi="ar_AE"/>
+        </w:rPr>
+      </w:r>
+    </w:p>
+    <w:p>
+      <w:pPr>
+        <w:pStyle w:val="Heading2"/>
+        <w:bidi/>
+      </w:pPr>
+      <w:r>
+        <w:rPr>
+          <w:lang w:val="ar_AE" w:bidi="ar_AE"/>
+        </w:rPr>
+        <w:t>يوئيل 3: 2 (#2)</w:t>
+      </w:r>
+      <w:r>
+        <w:rPr>
+          <w:lang w:val="ar_AE" w:bidi="ar_AE"/>
+        </w:rPr>
+      </w:r>
+    </w:p>
+    <w:p>
+      <w:pPr>
+        <w:bidi/>
+      </w:pPr>
+      <w:r>
+        <w:rPr>
+          <w:lang w:val="ar_AE" w:bidi="ar_AE"/>
+        </w:rPr>
+      </w:r>
+      <w:r>
+        <w:rPr>
+          <w:lang w:val="ar_AE" w:bidi="ar_AE"/>
+        </w:rPr>
+        <w:t>עַמִּ֨⁠י וְ⁠נַחֲלָתִ֤⁠י יִשְׂרָאֵל֙</w:t>
+      </w:r>
+    </w:p>
+    <w:p>
+      <w:pPr>
+        <w:bidi/>
+      </w:pPr>
+      <w:r>
+        <w:rPr>
+          <w:lang w:val="ar_AE" w:bidi="ar_AE"/>
+        </w:rPr>
+      </w:r>
+      <w:r>
+        <w:rPr>
+          <w:b/>
+          <w:lang w:val="ar_AE" w:bidi="ar_AE"/>
+        </w:rPr>
+        <w:t>"شَعْبِي وَمِيرَاثِي إِسْرَائِيلَ"</w:t>
+      </w:r>
+    </w:p>
+    <w:p>
+      <w:pPr>
+        <w:bidi/>
+      </w:pPr>
+      <w:r>
+        <w:rPr>
+          <w:lang w:val="ar_AE" w:bidi="ar_AE"/>
+        </w:rPr>
+      </w:r>
+      <w:r>
+        <w:rPr>
+          <w:lang w:val="ar_AE" w:bidi="ar_AE"/>
+        </w:rPr>
+        <w:t xml:space="preserve">تعبّر هذه العبارة عن فكرة واحدة باستخدام كلمتين متصلتين بحرف الـ </w:t>
+      </w:r>
+      <w:r>
+        <w:rPr>
+          <w:b/>
+          <w:lang w:val="ar_AE" w:bidi="ar_AE"/>
+        </w:rPr>
+        <w:t>وَ</w:t>
+      </w:r>
+      <w:r>
+        <w:rPr>
+          <w:lang w:val="ar_AE" w:bidi="ar_AE"/>
+        </w:rPr>
+        <w:t xml:space="preserve">. تشير كلمة </w:t>
+      </w:r>
+      <w:r>
+        <w:rPr>
+          <w:b/>
+          <w:lang w:val="ar_AE" w:bidi="ar_AE"/>
+        </w:rPr>
+        <w:t>مِيرَاثِي</w:t>
+      </w:r>
+      <w:r>
+        <w:rPr>
+          <w:lang w:val="ar_AE" w:bidi="ar_AE"/>
+        </w:rPr>
+        <w:t xml:space="preserve"> إلى مكانة </w:t>
+      </w:r>
+      <w:r>
+        <w:rPr>
+          <w:b/>
+          <w:lang w:val="ar_AE" w:bidi="ar_AE"/>
+        </w:rPr>
+        <w:t>الناس</w:t>
+      </w:r>
+      <w:r>
+        <w:rPr>
+          <w:lang w:val="ar_AE" w:bidi="ar_AE"/>
+        </w:rPr>
+        <w:t xml:space="preserve"> الذين هم إسرائيليين بالنسبة ليهوه الرب. في هذا السياق، تشير كلمة </w:t>
+      </w:r>
+      <w:r>
+        <w:rPr>
+          <w:b/>
+          <w:lang w:val="ar_AE" w:bidi="ar_AE"/>
+        </w:rPr>
+        <w:t>مِيرَاثِي</w:t>
+      </w:r>
+      <w:r>
+        <w:rPr>
+          <w:lang w:val="ar_AE" w:bidi="ar_AE"/>
+        </w:rPr>
+        <w:t xml:space="preserve"> إلى جزء يختاره الشخص لنفسه. الترجمة البديلة: "شعبي المختار، إسرائيل"</w:t>
+      </w:r>
+    </w:p>
+    <w:p>
+      <w:pPr>
+        <w:bidi/>
+      </w:pPr>
+      <w:r>
+        <w:rPr>
+          <w:lang w:val="ar_AE" w:bidi="ar_AE"/>
+        </w:rPr>
+      </w:r>
+      <w:r>
+        <w:rPr>
+          <w:lang w:val="ar_AE" w:bidi="ar_AE"/>
+        </w:rPr>
+        <w:t xml:space="preserve">انظر: </w:t>
+      </w:r>
+      <w:r>
+        <w:rPr>
+          <w:lang w:val="ar_AE" w:bidi="ar_AE"/>
+        </w:rPr>
+        <w:t>عطف البيان</w:t>
+      </w:r>
+    </w:p>
+    <w:p>
+      <w:pPr>
+        <w:bidi/>
+      </w:pPr>
+      <w:r>
+        <w:rPr>
+          <w:lang w:val="ar_AE" w:bidi="ar_AE"/>
+        </w:rPr>
+      </w:r>
+      <w:r>
+        <w:rPr>
+          <w:lang w:val="ar_AE" w:bidi="ar_AE"/>
+        </w:rPr>
+      </w:r>
+      <w:r>
+        <w:rPr>
+          <w:lang w:val="ar_AE" w:bidi="ar_AE"/>
+        </w:rPr>
+      </w:r>
+    </w:p>
+    <w:p>
+      <w:pPr>
+        <w:bidi/>
+      </w:pPr>
+      <w:r>
+        <w:rPr>
+          <w:lang w:val="ar_AE" w:bidi="ar_AE"/>
+        </w:rPr>
+      </w:r>
+    </w:p>
+    <w:p>
+      <w:pPr>
+        <w:pStyle w:val="Heading2"/>
+        <w:bidi/>
+      </w:pPr>
+      <w:r>
+        <w:rPr>
+          <w:lang w:val="ar_AE" w:bidi="ar_AE"/>
+        </w:rPr>
+        <w:t>يوئيل 3: 2 (#3)</w:t>
+      </w:r>
+      <w:r>
+        <w:rPr>
+          <w:lang w:val="ar_AE" w:bidi="ar_AE"/>
+        </w:rPr>
+      </w:r>
+    </w:p>
+    <w:p>
+      <w:pPr>
+        <w:bidi/>
+      </w:pPr>
+      <w:r>
+        <w:rPr>
+          <w:lang w:val="ar_AE" w:bidi="ar_AE"/>
+        </w:rPr>
+      </w:r>
+      <w:r>
+        <w:rPr>
+          <w:lang w:val="ar_AE" w:bidi="ar_AE"/>
+        </w:rPr>
+        <w:t>וְ⁠אֶת־אַרְצִ֖⁠י חִלֵּֽקוּ</w:t>
+      </w:r>
+    </w:p>
+    <w:p>
+      <w:pPr>
+        <w:bidi/>
+      </w:pPr>
+      <w:r>
+        <w:rPr>
+          <w:lang w:val="ar_AE" w:bidi="ar_AE"/>
+        </w:rPr>
+      </w:r>
+      <w:r>
+        <w:rPr>
+          <w:b/>
+          <w:lang w:val="ar_AE" w:bidi="ar_AE"/>
+        </w:rPr>
+        <w:t>"وَقَسَمُوا أَرْضِي"</w:t>
+      </w:r>
+    </w:p>
+    <w:p>
+      <w:pPr>
+        <w:bidi/>
+      </w:pPr>
+      <w:r>
+        <w:rPr>
+          <w:lang w:val="ar_AE" w:bidi="ar_AE"/>
+        </w:rPr>
+      </w:r>
+      <w:r>
+        <w:rPr>
+          <w:lang w:val="ar_AE" w:bidi="ar_AE"/>
+        </w:rPr>
+        <w:t>الرب يترك بعض الكلمات التي تحتاجها الجملة في العديد من اللغات الأخرى لتكون جمل كاملة. يمكنك توفير هذه الكلمات من السياق إذا كان ذلك أوضح في لغتك. ترجمة بديلة: "ولأنهم قسموا أرضي"</w:t>
+      </w:r>
+    </w:p>
+    <w:p>
+      <w:pPr>
+        <w:bidi/>
+      </w:pPr>
+      <w:r>
+        <w:rPr>
+          <w:lang w:val="ar_AE" w:bidi="ar_AE"/>
+        </w:rPr>
+      </w:r>
+      <w:r>
+        <w:rPr>
+          <w:lang w:val="ar_AE" w:bidi="ar_AE"/>
+        </w:rPr>
+        <w:t xml:space="preserve">انظر: </w:t>
+      </w:r>
+      <w:r>
+        <w:rPr>
+          <w:lang w:val="ar_AE" w:bidi="ar_AE"/>
+        </w:rPr>
+        <w:t>الحذف</w:t>
+      </w:r>
+    </w:p>
+    <w:p>
+      <w:pPr>
+        <w:bidi/>
+      </w:pPr>
+      <w:r>
+        <w:rPr>
+          <w:lang w:val="ar_AE" w:bidi="ar_AE"/>
+        </w:rPr>
+      </w:r>
+      <w:r>
+        <w:rPr>
+          <w:lang w:val="ar_AE" w:bidi="ar_AE"/>
+        </w:rPr>
+      </w:r>
+      <w:r>
+        <w:rPr>
+          <w:lang w:val="ar_AE" w:bidi="ar_AE"/>
+        </w:rPr>
+      </w:r>
+    </w:p>
+    <w:p>
+      <w:pPr>
+        <w:bidi/>
+      </w:pPr>
+      <w:r>
+        <w:rPr>
+          <w:lang w:val="ar_AE" w:bidi="ar_AE"/>
+        </w:rPr>
+      </w:r>
+    </w:p>
+    <w:p>
+      <w:pPr>
+        <w:pStyle w:val="Heading2"/>
+        <w:bidi/>
+      </w:pPr>
+      <w:r>
+        <w:rPr>
+          <w:lang w:val="ar_AE" w:bidi="ar_AE"/>
+        </w:rPr>
+        <w:t>يوئيل 3:3 (#1)</w:t>
+      </w:r>
+      <w:r>
+        <w:rPr>
+          <w:lang w:val="ar_AE" w:bidi="ar_AE"/>
+        </w:rPr>
+      </w:r>
+    </w:p>
+    <w:p>
+      <w:pPr>
+        <w:bidi/>
+      </w:pPr>
+      <w:r>
+        <w:rPr>
+          <w:lang w:val="ar_AE" w:bidi="ar_AE"/>
+        </w:rPr>
+      </w:r>
+      <w:r>
+        <w:rPr>
+          <w:lang w:val="ar_AE" w:bidi="ar_AE"/>
+        </w:rPr>
+        <w:t>גוֹרָ֑ל</w:t>
+      </w:r>
+    </w:p>
+    <w:p>
+      <w:pPr>
+        <w:bidi/>
+      </w:pPr>
+      <w:r>
+        <w:rPr>
+          <w:lang w:val="ar_AE" w:bidi="ar_AE"/>
+        </w:rPr>
+      </w:r>
+      <w:r>
+        <w:rPr>
+          <w:b/>
+          <w:lang w:val="ar_AE" w:bidi="ar_AE"/>
+        </w:rPr>
+        <w:t>"قُرْعَةً"</w:t>
+      </w:r>
+    </w:p>
+    <w:p>
+      <w:pPr>
+        <w:bidi/>
+      </w:pPr>
+      <w:r>
+        <w:rPr>
+          <w:lang w:val="ar_AE" w:bidi="ar_AE"/>
+        </w:rPr>
+      </w:r>
+      <w:r>
+        <w:rPr>
+          <w:lang w:val="ar_AE" w:bidi="ar_AE"/>
+        </w:rPr>
+        <w:t xml:space="preserve">يهوه لا يشير إلى </w:t>
+      </w:r>
+      <w:r>
+        <w:rPr>
+          <w:b/>
+          <w:lang w:val="ar_AE" w:bidi="ar_AE"/>
+        </w:rPr>
+        <w:t>قُرْعَةً</w:t>
+      </w:r>
+      <w:r>
+        <w:rPr>
+          <w:lang w:val="ar_AE" w:bidi="ar_AE"/>
+        </w:rPr>
+        <w:t xml:space="preserve"> معينة. إنه يعني "القرعات" بشكل عام. قد يكون من المعتاد أكثر في لغتك التعبير عن هذا المعنى باستخدام صيغة الجمع. ترجمة بديلة: "القرعات"</w:t>
+      </w:r>
+    </w:p>
+    <w:p>
+      <w:pPr>
+        <w:bidi/>
+      </w:pPr>
+      <w:r>
+        <w:rPr>
+          <w:lang w:val="ar_AE" w:bidi="ar_AE"/>
+        </w:rPr>
+      </w:r>
+      <w:r>
+        <w:rPr>
+          <w:lang w:val="ar_AE" w:bidi="ar_AE"/>
+        </w:rPr>
+        <w:t xml:space="preserve">انظر: </w:t>
+      </w:r>
+      <w:r>
+        <w:rPr>
+          <w:lang w:val="ar_AE" w:bidi="ar_AE"/>
+        </w:rPr>
+        <w:t>العبارات الأسمية العامة</w:t>
+      </w:r>
+    </w:p>
+    <w:p>
+      <w:pPr>
+        <w:bidi/>
+      </w:pPr>
+      <w:r>
+        <w:rPr>
+          <w:lang w:val="ar_AE" w:bidi="ar_AE"/>
+        </w:rPr>
+      </w:r>
+      <w:r>
+        <w:rPr>
+          <w:lang w:val="ar_AE" w:bidi="ar_AE"/>
+        </w:rPr>
+      </w:r>
+      <w:r>
+        <w:rPr>
+          <w:lang w:val="ar_AE" w:bidi="ar_AE"/>
+        </w:rPr>
+      </w:r>
+    </w:p>
+    <w:p>
+      <w:pPr>
+        <w:bidi/>
+      </w:pPr>
+      <w:r>
+        <w:rPr>
+          <w:lang w:val="ar_AE" w:bidi="ar_AE"/>
+        </w:rPr>
+      </w:r>
+    </w:p>
+    <w:p>
+      <w:pPr>
+        <w:pStyle w:val="Heading2"/>
+        <w:bidi/>
+      </w:pPr>
+      <w:r>
+        <w:rPr>
+          <w:lang w:val="ar_AE" w:bidi="ar_AE"/>
+        </w:rPr>
+        <w:t>يوئيل 3:3 (#2)</w:t>
+      </w:r>
+      <w:r>
+        <w:rPr>
+          <w:lang w:val="ar_AE" w:bidi="ar_AE"/>
+        </w:rPr>
+      </w:r>
+    </w:p>
+    <w:p>
+      <w:pPr>
+        <w:bidi/>
+      </w:pPr>
+      <w:r>
+        <w:rPr>
+          <w:lang w:val="ar_AE" w:bidi="ar_AE"/>
+        </w:rPr>
+      </w:r>
+      <w:r>
+        <w:rPr>
+          <w:lang w:val="ar_AE" w:bidi="ar_AE"/>
+        </w:rPr>
+        <w:t>וַ⁠יִּתְּנ֤וּ הַ⁠יֶּ֨לֶד֙ בַּ⁠זּוֹנָ֔ה וְ⁠הַ⁠יַּלְדָּ֛ה מָכְר֥וּ</w:t>
+      </w:r>
+    </w:p>
+    <w:p>
+      <w:pPr>
+        <w:bidi/>
+      </w:pPr>
+      <w:r>
+        <w:rPr>
+          <w:lang w:val="ar_AE" w:bidi="ar_AE"/>
+        </w:rPr>
+      </w:r>
+      <w:r>
+        <w:rPr>
+          <w:b/>
+          <w:lang w:val="ar_AE" w:bidi="ar_AE"/>
+        </w:rPr>
+        <w:t>"وَأَعْطَوْا ٱلصَّبِيَّ بِزَانِيَةٍ، وَبَاعُوا ٱلْبِنْتَ"</w:t>
+      </w:r>
+    </w:p>
+    <w:p>
+      <w:pPr>
+        <w:bidi/>
+      </w:pPr>
+      <w:r>
+        <w:rPr>
+          <w:lang w:val="ar_AE" w:bidi="ar_AE"/>
+        </w:rPr>
+      </w:r>
+      <w:r>
+        <w:rPr>
+          <w:lang w:val="ar_AE" w:bidi="ar_AE"/>
+        </w:rPr>
+        <w:t xml:space="preserve">الكلمات </w:t>
+      </w:r>
+      <w:r>
+        <w:rPr>
+          <w:b/>
+          <w:lang w:val="ar_AE" w:bidi="ar_AE"/>
+        </w:rPr>
+        <w:t>ٱلصَّبِيَّ</w:t>
+      </w:r>
+      <w:r>
+        <w:rPr>
+          <w:lang w:val="ar_AE" w:bidi="ar_AE"/>
+        </w:rPr>
+        <w:t xml:space="preserve">، </w:t>
+      </w:r>
+      <w:r>
+        <w:rPr>
+          <w:b/>
+          <w:lang w:val="ar_AE" w:bidi="ar_AE"/>
+        </w:rPr>
+        <w:t>زَانِيَةٍ</w:t>
+      </w:r>
+      <w:r>
+        <w:rPr>
+          <w:lang w:val="ar_AE" w:bidi="ar_AE"/>
+        </w:rPr>
+        <w:t>، و</w:t>
+      </w:r>
+      <w:r>
+        <w:rPr>
+          <w:b/>
+          <w:lang w:val="ar_AE" w:bidi="ar_AE"/>
+        </w:rPr>
+        <w:t>ٱلْبِنْتَ</w:t>
+      </w:r>
+      <w:r>
+        <w:rPr>
+          <w:lang w:val="ar_AE" w:bidi="ar_AE"/>
+        </w:rPr>
+        <w:t xml:space="preserve"> تمثّل هؤلاء الأشخاص بشكل عام، وليس ولدًا أو عاهرة أو فتاة معينة. إذا كان ذلك مفيدًا في لغتك، يمكنك استخدام تعبير مألوفًا أكثر. ترجمة بديلة: "وتاجروا بالأولاد مقابل العاهرات، وباعوا الفتيات"</w:t>
+      </w:r>
+    </w:p>
+    <w:p>
+      <w:pPr>
+        <w:bidi/>
+      </w:pPr>
+      <w:r>
+        <w:rPr>
+          <w:lang w:val="ar_AE" w:bidi="ar_AE"/>
+        </w:rPr>
+      </w:r>
+      <w:r>
+        <w:rPr>
+          <w:lang w:val="ar_AE" w:bidi="ar_AE"/>
+        </w:rPr>
+        <w:t xml:space="preserve">انظر: </w:t>
+      </w:r>
+      <w:r>
+        <w:rPr>
+          <w:lang w:val="ar_AE" w:bidi="ar_AE"/>
+        </w:rPr>
+        <w:t>عبارات الأسماء العامة</w:t>
+      </w:r>
+    </w:p>
+    <w:p>
+      <w:pPr>
+        <w:bidi/>
+      </w:pPr>
+      <w:r>
+        <w:rPr>
+          <w:lang w:val="ar_AE" w:bidi="ar_AE"/>
+        </w:rPr>
+      </w:r>
+      <w:r>
+        <w:rPr>
+          <w:lang w:val="ar_AE" w:bidi="ar_AE"/>
+        </w:rPr>
+      </w:r>
+      <w:r>
+        <w:rPr>
+          <w:lang w:val="ar_AE" w:bidi="ar_AE"/>
+        </w:rPr>
+      </w:r>
+    </w:p>
+    <w:p>
+      <w:pPr>
+        <w:bidi/>
+      </w:pPr>
+      <w:r>
+        <w:rPr>
+          <w:lang w:val="ar_AE" w:bidi="ar_AE"/>
+        </w:rPr>
+      </w:r>
+    </w:p>
+    <w:p>
+      <w:pPr>
+        <w:pStyle w:val="Heading2"/>
+        <w:bidi/>
+      </w:pPr>
+      <w:r>
+        <w:rPr>
+          <w:lang w:val="ar_AE" w:bidi="ar_AE"/>
+        </w:rPr>
+        <w:t>يوئيل 3: 4 (#1)</w:t>
+      </w:r>
+      <w:r>
+        <w:rPr>
+          <w:lang w:val="ar_AE" w:bidi="ar_AE"/>
+        </w:rPr>
+      </w:r>
+    </w:p>
+    <w:p>
+      <w:pPr>
+        <w:bidi/>
+      </w:pPr>
+      <w:r>
+        <w:rPr>
+          <w:lang w:val="ar_AE" w:bidi="ar_AE"/>
+        </w:rPr>
+      </w:r>
+      <w:r>
+        <w:rPr>
+          <w:lang w:val="ar_AE" w:bidi="ar_AE"/>
+        </w:rPr>
+        <w:t>וְ֠⁠גַם מָה־אַתֶּ֥ם לִ⁠י֙ צֹ֣ר וְ⁠צִיד֔וֹן וְ⁠כֹ֖ל גְּלִיל֣וֹת פְּלָ֑שֶׁת הַ⁠גְּמ֗וּל אַתֶּם֙ מְשַׁלְּמִ֣ים עָלָ֔⁠י &amp; אַתֶּם֙</w:t>
+      </w:r>
+    </w:p>
+    <w:p>
+      <w:pPr>
+        <w:bidi/>
+      </w:pPr>
+      <w:r>
+        <w:rPr>
+          <w:lang w:val="ar_AE" w:bidi="ar_AE"/>
+        </w:rPr>
+      </w:r>
+      <w:r>
+        <w:rPr>
+          <w:b/>
+          <w:lang w:val="ar_AE" w:bidi="ar_AE"/>
+        </w:rPr>
+        <w:t>"وَمَاذَا أَنْتُنَّ لِي يَا صُورُ وَصَيْدُونُ وَجَمِيعَ دَائِرَةِ فِلِسْطِينَ؟ هَلْ تُكَافِئُونَنِي"</w:t>
+      </w:r>
+    </w:p>
+    <w:p>
+      <w:pPr>
+        <w:bidi/>
+      </w:pPr>
+      <w:r>
+        <w:rPr>
+          <w:lang w:val="ar_AE" w:bidi="ar_AE"/>
+        </w:rPr>
+      </w:r>
+      <w:r>
+        <w:rPr>
+          <w:lang w:val="ar_AE" w:bidi="ar_AE"/>
+        </w:rPr>
+        <w:t>يستخدم الرب صيغة السؤال للتأكيد. إذا كان المتحدث بلغتك لن يستخدم صيغة السؤال لهذا الغرض، يمكنك ترجمة هذا في صيغة خبرية أو صيغة تعجب. ترجمة بديلة: "وبالفعل، ليس لديكم شيء ضدي، يا صور، وصيدون، وجميع مناطق فلسطين! ليس هناك أي جزاء تحتاجون أن تردوه لي!"</w:t>
+      </w:r>
+    </w:p>
+    <w:p>
+      <w:pPr>
+        <w:bidi/>
+      </w:pPr>
+      <w:r>
+        <w:rPr>
+          <w:lang w:val="ar_AE" w:bidi="ar_AE"/>
+        </w:rPr>
+      </w:r>
+      <w:r>
+        <w:rPr>
+          <w:lang w:val="ar_AE" w:bidi="ar_AE"/>
+        </w:rPr>
+        <w:t xml:space="preserve">انظر: </w:t>
+      </w:r>
+      <w:r>
+        <w:rPr>
+          <w:lang w:val="ar_AE" w:bidi="ar_AE"/>
+        </w:rPr>
+        <w:t>السؤال البلاغي</w:t>
+      </w:r>
+    </w:p>
+    <w:p>
+      <w:pPr>
+        <w:bidi/>
+      </w:pPr>
+      <w:r>
+        <w:rPr>
+          <w:lang w:val="ar_AE" w:bidi="ar_AE"/>
+        </w:rPr>
+      </w:r>
+      <w:r>
+        <w:rPr>
+          <w:lang w:val="ar_AE" w:bidi="ar_AE"/>
+        </w:rPr>
+      </w:r>
+      <w:r>
+        <w:rPr>
+          <w:lang w:val="ar_AE" w:bidi="ar_AE"/>
+        </w:rPr>
+      </w:r>
+    </w:p>
+    <w:p>
+      <w:pPr>
+        <w:bidi/>
+      </w:pPr>
+      <w:r>
+        <w:rPr>
+          <w:lang w:val="ar_AE" w:bidi="ar_AE"/>
+        </w:rPr>
+      </w:r>
+    </w:p>
+    <w:p>
+      <w:pPr>
+        <w:pStyle w:val="Heading2"/>
+        <w:bidi/>
+      </w:pPr>
+      <w:r>
+        <w:rPr>
+          <w:lang w:val="ar_AE" w:bidi="ar_AE"/>
+        </w:rPr>
+        <w:t>يوئيل 3: 4 (#2)</w:t>
+      </w:r>
+      <w:r>
+        <w:rPr>
+          <w:lang w:val="ar_AE" w:bidi="ar_AE"/>
+        </w:rPr>
+      </w:r>
+    </w:p>
+    <w:p>
+      <w:pPr>
+        <w:bidi/>
+      </w:pPr>
+      <w:r>
+        <w:rPr>
+          <w:lang w:val="ar_AE" w:bidi="ar_AE"/>
+        </w:rPr>
+      </w:r>
+      <w:r>
+        <w:rPr>
+          <w:lang w:val="ar_AE" w:bidi="ar_AE"/>
+        </w:rPr>
+        <w:t>מָה־אַתֶּ֥ם לִ⁠י֙</w:t>
+      </w:r>
+    </w:p>
+    <w:p>
+      <w:pPr>
+        <w:bidi/>
+      </w:pPr>
+      <w:r>
+        <w:rPr>
+          <w:lang w:val="ar_AE" w:bidi="ar_AE"/>
+        </w:rPr>
+      </w:r>
+      <w:r>
+        <w:rPr>
+          <w:b/>
+          <w:lang w:val="ar_AE" w:bidi="ar_AE"/>
+        </w:rPr>
+        <w:t>"وَمَاذَا أَنْتُنَّ لِي"</w:t>
+      </w:r>
+    </w:p>
+    <w:p>
+      <w:pPr>
+        <w:bidi/>
+      </w:pPr>
+      <w:r>
+        <w:rPr>
+          <w:lang w:val="ar_AE" w:bidi="ar_AE"/>
+        </w:rPr>
+      </w:r>
+      <w:r>
+        <w:rPr>
+          <w:lang w:val="ar_AE" w:bidi="ar_AE"/>
+        </w:rPr>
+        <w:t>هذه عبارة يستخدمها شخص في هذه الثقافة عادةً ليسأل شخصًا آخر عن سبب معاملته له بعدائية. قد تحتوي لغتك على تعبير مشابه يمكنك استخدامه في ترجمتك. يمكنك أيضًا استخدام لغة بسيطة. ترجمة بديلة: "ما الذي لديكم ضدي؟" أو "لماذا تعاملونني بعداء؟"</w:t>
+      </w:r>
+    </w:p>
+    <w:p>
+      <w:pPr>
+        <w:bidi/>
+      </w:pPr>
+      <w:r>
+        <w:rPr>
+          <w:lang w:val="ar_AE" w:bidi="ar_AE"/>
+        </w:rPr>
+      </w:r>
+      <w:r>
+        <w:rPr>
+          <w:lang w:val="ar_AE" w:bidi="ar_AE"/>
+        </w:rPr>
+        <w:t xml:space="preserve">انظر: </w:t>
+      </w:r>
+      <w:r>
+        <w:rPr>
+          <w:lang w:val="ar_AE" w:bidi="ar_AE"/>
+        </w:rPr>
+        <w:t>تعبير اصطلاحي</w:t>
+      </w:r>
+    </w:p>
+    <w:p>
+      <w:pPr>
+        <w:bidi/>
+      </w:pPr>
+      <w:r>
+        <w:rPr>
+          <w:lang w:val="ar_AE" w:bidi="ar_AE"/>
+        </w:rPr>
+      </w:r>
+      <w:r>
+        <w:rPr>
+          <w:lang w:val="ar_AE" w:bidi="ar_AE"/>
+        </w:rPr>
+      </w:r>
+      <w:r>
+        <w:rPr>
+          <w:lang w:val="ar_AE" w:bidi="ar_AE"/>
+        </w:rPr>
+      </w:r>
+    </w:p>
+    <w:p>
+      <w:pPr>
+        <w:bidi/>
+      </w:pPr>
+      <w:r>
+        <w:rPr>
+          <w:lang w:val="ar_AE" w:bidi="ar_AE"/>
+        </w:rPr>
+      </w:r>
+    </w:p>
+    <w:p>
+      <w:pPr>
+        <w:pStyle w:val="Heading2"/>
+        <w:bidi/>
+      </w:pPr>
+      <w:r>
+        <w:rPr>
+          <w:lang w:val="ar_AE" w:bidi="ar_AE"/>
+        </w:rPr>
+        <w:t>يوئيل 3: 4 (#3)</w:t>
+      </w:r>
+      <w:r>
+        <w:rPr>
+          <w:lang w:val="ar_AE" w:bidi="ar_AE"/>
+        </w:rPr>
+      </w:r>
+    </w:p>
+    <w:p>
+      <w:pPr>
+        <w:bidi/>
+      </w:pPr>
+      <w:r>
+        <w:rPr>
+          <w:lang w:val="ar_AE" w:bidi="ar_AE"/>
+        </w:rPr>
+      </w:r>
+      <w:r>
+        <w:rPr>
+          <w:lang w:val="ar_AE" w:bidi="ar_AE"/>
+        </w:rPr>
+        <w:t>הַ⁠גְּמ֗וּל אַתֶּם֙ מְשַׁלְּמִ֣ים עָלָ֔⁠י וְ⁠אִם־גֹּמְלִ֤ים אַתֶּם֙ עָלַ֔⁠י</w:t>
+      </w:r>
+    </w:p>
+    <w:p>
+      <w:pPr>
+        <w:bidi/>
+      </w:pPr>
+      <w:r>
+        <w:rPr>
+          <w:lang w:val="ar_AE" w:bidi="ar_AE"/>
+        </w:rPr>
+      </w:r>
+      <w:r>
+        <w:rPr>
+          <w:b/>
+          <w:lang w:val="ar_AE" w:bidi="ar_AE"/>
+        </w:rPr>
+        <w:t>"هَلْ تُكَافِئُونَنِي عَنِ ٱلْعَمَلِ، أَمْ هَلْ تَصْنَعُونَ بِي شَيْئًا؟"</w:t>
+      </w:r>
+    </w:p>
+    <w:p>
+      <w:pPr>
+        <w:bidi/>
+      </w:pPr>
+      <w:r>
+        <w:rPr>
+          <w:lang w:val="ar_AE" w:bidi="ar_AE"/>
+        </w:rPr>
+      </w:r>
+      <w:r>
+        <w:rPr>
+          <w:lang w:val="ar_AE" w:bidi="ar_AE"/>
+        </w:rPr>
+        <w:t>يهوه يتحدث كما لو أن الأمم كانت ترد له شيئًا سيئًا قد فعله لهم. إنه يسأل إذا كان لديهم ضغينة ضده ينفذونها. إذا كان من الواضح في لغتك، يمكنك توضيح المعنى ببساطة. ترجمة بديلة: "هل لديكم ضغينة ضدي تنفذونها؟ وإذا كنتم تنفذون ضغينة ضدي"</w:t>
+      </w:r>
+    </w:p>
+    <w:p>
+      <w:pPr>
+        <w:bidi/>
+      </w:pPr>
+      <w:r>
+        <w:rPr>
+          <w:lang w:val="ar_AE" w:bidi="ar_AE"/>
+        </w:rPr>
+      </w:r>
+      <w:r>
+        <w:rPr>
+          <w:lang w:val="ar_AE" w:bidi="ar_AE"/>
+        </w:rPr>
+        <w:t xml:space="preserve">انظر: </w:t>
+      </w:r>
+      <w:r>
+        <w:rPr>
+          <w:lang w:val="ar_AE" w:bidi="ar_AE"/>
+        </w:rPr>
+        <w:t>الاستعارة</w:t>
+      </w:r>
+    </w:p>
+    <w:p>
+      <w:pPr>
+        <w:bidi/>
+      </w:pPr>
+      <w:r>
+        <w:rPr>
+          <w:lang w:val="ar_AE" w:bidi="ar_AE"/>
+        </w:rPr>
+      </w:r>
+      <w:r>
+        <w:rPr>
+          <w:lang w:val="ar_AE" w:bidi="ar_AE"/>
+        </w:rPr>
+      </w:r>
+      <w:r>
+        <w:rPr>
+          <w:lang w:val="ar_AE" w:bidi="ar_AE"/>
+        </w:rPr>
+      </w:r>
+    </w:p>
+    <w:p>
+      <w:pPr>
+        <w:bidi/>
+      </w:pPr>
+      <w:r>
+        <w:rPr>
+          <w:lang w:val="ar_AE" w:bidi="ar_AE"/>
+        </w:rPr>
+      </w:r>
+    </w:p>
+    <w:p>
+      <w:pPr>
+        <w:pStyle w:val="Heading2"/>
+        <w:bidi/>
+      </w:pPr>
+      <w:r>
+        <w:rPr>
+          <w:lang w:val="ar_AE" w:bidi="ar_AE"/>
+        </w:rPr>
+        <w:t>يوئيل 3: 4 (#4)</w:t>
+      </w:r>
+      <w:r>
+        <w:rPr>
+          <w:lang w:val="ar_AE" w:bidi="ar_AE"/>
+        </w:rPr>
+      </w:r>
+    </w:p>
+    <w:p>
+      <w:pPr>
+        <w:bidi/>
+      </w:pPr>
+      <w:r>
+        <w:rPr>
+          <w:lang w:val="ar_AE" w:bidi="ar_AE"/>
+        </w:rPr>
+      </w:r>
+      <w:r>
+        <w:rPr>
+          <w:lang w:val="ar_AE" w:bidi="ar_AE"/>
+        </w:rPr>
+        <w:t>קַ֣ל מְהֵרָ֔ה</w:t>
+      </w:r>
+    </w:p>
+    <w:p>
+      <w:pPr>
+        <w:bidi/>
+      </w:pPr>
+      <w:r>
+        <w:rPr>
+          <w:lang w:val="ar_AE" w:bidi="ar_AE"/>
+        </w:rPr>
+      </w:r>
+      <w:r>
+        <w:rPr>
+          <w:b/>
+          <w:lang w:val="ar_AE" w:bidi="ar_AE"/>
+        </w:rPr>
+        <w:t>"سَرِيعًا بِٱلْعَجَلِ"</w:t>
       </w:r>
     </w:p>
     <w:p>
@@ -27528,13 +31029,13 @@
           <w:b/>
           <w:lang w:val="ar_AE" w:bidi="ar_AE"/>
         </w:rPr>
-        <w:t>جَبَلِ صِهْيَوْنَ وَ أُورُشَلِيمَ</w:t>
-      </w:r>
-      <w:r>
-        <w:rPr>
-          <w:lang w:val="ar_AE" w:bidi="ar_AE"/>
-        </w:rPr>
-        <w:t xml:space="preserve"> يعنيان أشياء متشابهة. يستخدم يهوه المصطلحين معًا للتأكيد. إذا كان ذلك أوضح لقرّائك، يمكنك التعبير عن التأكيد بعبارة واحدة. ترجمة بديلة: "في المدينة المقدسة أورشليم"</w:t>
+        <w:t>سَرِيعًا بِٱلْعَجَلِ</w:t>
+      </w:r>
+      <w:r>
+        <w:rPr>
+          <w:lang w:val="ar_AE" w:bidi="ar_AE"/>
+        </w:rPr>
+        <w:t xml:space="preserve"> يعنيان أشياء متشابهة. يستخدم يهوه المصطلحين معًا للتأكيد. إذا كان ذلك أوضح لقرّائك، يمكنك التعبير عن التأكيد بعبارة واحدة. ترجمة بديلة: "بسرعة كبيرة"</w:t>
       </w:r>
     </w:p>
     <w:p>
@@ -27598,61 +31099,74 @@
         <w:rPr>
           <w:lang w:val="ar_AE" w:bidi="ar_AE"/>
         </w:rPr>
-        <w:t>يوئيل 2: 32 (#7)</w:t>
-      </w:r>
-      <w:r>
-        <w:rPr>
-          <w:lang w:val="ar_AE" w:bidi="ar_AE"/>
-        </w:rPr>
-      </w:r>
-    </w:p>
-    <w:p>
-      <w:pPr>
-        <w:bidi/>
-      </w:pPr>
-      <w:r>
-        <w:rPr>
-          <w:lang w:val="ar_AE" w:bidi="ar_AE"/>
-        </w:rPr>
-      </w:r>
-      <w:r>
-        <w:rPr>
-          <w:lang w:val="ar_AE" w:bidi="ar_AE"/>
-        </w:rPr>
-        <w:t>כַּֽ⁠אֲשֶׁר֙ אָמַ֣ר יְהוָ֔ה</w:t>
-      </w:r>
-    </w:p>
-    <w:p>
-      <w:pPr>
-        <w:bidi/>
-      </w:pPr>
-      <w:r>
-        <w:rPr>
-          <w:lang w:val="ar_AE" w:bidi="ar_AE"/>
-        </w:rPr>
-      </w:r>
-      <w:r>
-        <w:rPr>
-          <w:b/>
-          <w:lang w:val="ar_AE" w:bidi="ar_AE"/>
-        </w:rPr>
-        <w:t>"كَمَا قَالَ ٱلرَّبُّ"</w:t>
-      </w:r>
-    </w:p>
-    <w:p>
-      <w:pPr>
-        <w:bidi/>
-      </w:pPr>
-      <w:r>
-        <w:rPr>
-          <w:lang w:val="ar_AE" w:bidi="ar_AE"/>
-        </w:rPr>
-      </w:r>
-      <w:r>
-        <w:rPr>
-          <w:lang w:val="ar_AE" w:bidi="ar_AE"/>
-        </w:rPr>
-        <w:t>يهوه يتحدث عن نفسه بصيغة الغائب. إذا كان ذلك مفيدًا في لغتك، يمكنك ترجمة هذا بصيغة المتكلم. ترجمة بديلة: "كما قلت أنا"</w:t>
+        <w:t>يوئيل 3: 4 (#5)</w:t>
+      </w:r>
+      <w:r>
+        <w:rPr>
+          <w:lang w:val="ar_AE" w:bidi="ar_AE"/>
+        </w:rPr>
+      </w:r>
+    </w:p>
+    <w:p>
+      <w:pPr>
+        <w:bidi/>
+      </w:pPr>
+      <w:r>
+        <w:rPr>
+          <w:lang w:val="ar_AE" w:bidi="ar_AE"/>
+        </w:rPr>
+      </w:r>
+      <w:r>
+        <w:rPr>
+          <w:lang w:val="ar_AE" w:bidi="ar_AE"/>
+        </w:rPr>
+        <w:t>אָשִׁ֥יב גְּמֻלְ⁠כֶ֖ם בְּ⁠רֹאשְׁ⁠כֶֽם</w:t>
+      </w:r>
+    </w:p>
+    <w:p>
+      <w:pPr>
+        <w:bidi/>
+      </w:pPr>
+      <w:r>
+        <w:rPr>
+          <w:lang w:val="ar_AE" w:bidi="ar_AE"/>
+        </w:rPr>
+      </w:r>
+      <w:r>
+        <w:rPr>
+          <w:b/>
+          <w:lang w:val="ar_AE" w:bidi="ar_AE"/>
+        </w:rPr>
+        <w:t>"أَرُدُّ عَمَلَكُمْ عَلَى رُؤُوسِكُمْ"</w:t>
+      </w:r>
+    </w:p>
+    <w:p>
+      <w:pPr>
+        <w:bidi/>
+      </w:pPr>
+      <w:r>
+        <w:rPr>
+          <w:lang w:val="ar_AE" w:bidi="ar_AE"/>
+        </w:rPr>
+      </w:r>
+      <w:r>
+        <w:rPr>
+          <w:lang w:val="ar_AE" w:bidi="ar_AE"/>
+        </w:rPr>
+        <w:t xml:space="preserve">يستخدم يهوه جزءًا واحدًا من الشخص، وهو </w:t>
+      </w:r>
+      <w:r>
+        <w:rPr>
+          <w:b/>
+          <w:lang w:val="ar_AE" w:bidi="ar_AE"/>
+        </w:rPr>
+        <w:t>الرأس</w:t>
+      </w:r>
+      <w:r>
+        <w:rPr>
+          <w:lang w:val="ar_AE" w:bidi="ar_AE"/>
+        </w:rPr>
+        <w:t>، ليعني الشخص بأكمله. إذا كان ذلك أوضح في لغتك، يمكنك التعبير عن هذا المعنى بمصطلح أكثر عمومية. ترجمة بديلة: "سأعيد مكافأتكم إليكم" أو "سأرد لكم مباشرة"</w:t>
       </w:r>
     </w:p>
     <w:p>
@@ -27674,7 +31188,7 @@
         <w:rPr>
           <w:lang w:val="ar_AE" w:bidi="ar_AE"/>
         </w:rPr>
-        <w:t>صيغة المتكلم والمخاطب والغائب</w:t>
+        <w:t>مجاز مُرسل</w:t>
       </w:r>
     </w:p>
     <w:p>
@@ -27716,52 +31230,74 @@
         <w:rPr>
           <w:lang w:val="ar_AE" w:bidi="ar_AE"/>
         </w:rPr>
-        <w:t>يوئيل 2: 32 (#8)</w:t>
-      </w:r>
-      <w:r>
-        <w:rPr>
-          <w:lang w:val="ar_AE" w:bidi="ar_AE"/>
-        </w:rPr>
-      </w:r>
-    </w:p>
-    <w:p>
-      <w:pPr>
-        <w:bidi/>
-      </w:pPr>
-      <w:r>
-        <w:rPr>
-          <w:lang w:val="ar_AE" w:bidi="ar_AE"/>
-        </w:rPr>
-      </w:r>
-      <w:r>
-        <w:rPr>
-          <w:b/>
-          <w:lang w:val="ar_AE" w:bidi="ar_AE"/>
-        </w:rPr>
-        <w:t>"وَبَيْنَ ٱلْبَاقِينَ مَنْ يَدْعُوهُ ٱلرَّبُّ"</w:t>
-      </w:r>
-    </w:p>
-    <w:p>
-      <w:pPr>
-        <w:bidi/>
-      </w:pPr>
-      <w:r>
-        <w:rPr>
-          <w:lang w:val="ar_AE" w:bidi="ar_AE"/>
-        </w:rPr>
-      </w:r>
-      <w:r>
-        <w:rPr>
-          <w:b/>
-          <w:lang w:val="ar_AE" w:bidi="ar_AE"/>
-        </w:rPr>
-        <w:t>ٱلرَّبُّ</w:t>
-      </w:r>
-      <w:r>
-        <w:rPr>
-          <w:lang w:val="ar_AE" w:bidi="ar_AE"/>
-        </w:rPr>
-        <w:t xml:space="preserve"> يترك بعض الكلمات التي تحتاجها الجملة في العديد من اللغات الأخرى لتكون جمل كاملة. يمكنك تزويد هذه الكلمات من السياق إذا كان ذلك أوضح في لغتك. ترجمة بديلة: "وسيكون هناك مخرج للهروب بين الناجين الذين يدعوهم يهوه"</w:t>
+        <w:t>يوئيل 3: 4 (#6)</w:t>
+      </w:r>
+      <w:r>
+        <w:rPr>
+          <w:lang w:val="ar_AE" w:bidi="ar_AE"/>
+        </w:rPr>
+      </w:r>
+    </w:p>
+    <w:p>
+      <w:pPr>
+        <w:bidi/>
+      </w:pPr>
+      <w:r>
+        <w:rPr>
+          <w:lang w:val="ar_AE" w:bidi="ar_AE"/>
+        </w:rPr>
+      </w:r>
+      <w:r>
+        <w:rPr>
+          <w:lang w:val="ar_AE" w:bidi="ar_AE"/>
+        </w:rPr>
+        <w:t>בְּ⁠רֹאשְׁ⁠כֶֽם</w:t>
+      </w:r>
+    </w:p>
+    <w:p>
+      <w:pPr>
+        <w:bidi/>
+      </w:pPr>
+      <w:r>
+        <w:rPr>
+          <w:lang w:val="ar_AE" w:bidi="ar_AE"/>
+        </w:rPr>
+      </w:r>
+      <w:r>
+        <w:rPr>
+          <w:b/>
+          <w:lang w:val="ar_AE" w:bidi="ar_AE"/>
+        </w:rPr>
+        <w:t>"عَلَى رُؤُوسِكُمْ"</w:t>
+      </w:r>
+    </w:p>
+    <w:p>
+      <w:pPr>
+        <w:bidi/>
+      </w:pPr>
+      <w:r>
+        <w:rPr>
+          <w:lang w:val="ar_AE" w:bidi="ar_AE"/>
+        </w:rPr>
+      </w:r>
+      <w:r>
+        <w:rPr>
+          <w:lang w:val="ar_AE" w:bidi="ar_AE"/>
+        </w:rPr>
+        <w:t xml:space="preserve">بما أن يهوه يشير إلى عدة أمم، لذلك يستخدم صيغة الجمع لكلمة </w:t>
+      </w:r>
+      <w:r>
+        <w:rPr>
+          <w:b/>
+          <w:lang w:val="ar_AE" w:bidi="ar_AE"/>
+        </w:rPr>
+        <w:t>رأس</w:t>
+      </w:r>
+      <w:r>
+        <w:rPr>
+          <w:lang w:val="ar_AE" w:bidi="ar_AE"/>
+        </w:rPr>
+        <w:t xml:space="preserve">. </w:t>
       </w:r>
     </w:p>
     <w:p>
@@ -27783,7 +31319,7 @@
         <w:rPr>
           <w:lang w:val="ar_AE" w:bidi="ar_AE"/>
         </w:rPr>
-        <w:t>الحذف</w:t>
+        <w:t>أسماء الجموع</w:t>
       </w:r>
     </w:p>
     <w:p>
@@ -27825,2140 +31361,28 @@
         <w:rPr>
           <w:lang w:val="ar_AE" w:bidi="ar_AE"/>
         </w:rPr>
-        <w:t>يوئيل 2: 32 (#9)</w:t>
-      </w:r>
-      <w:r>
-        <w:rPr>
-          <w:lang w:val="ar_AE" w:bidi="ar_AE"/>
-        </w:rPr>
-      </w:r>
-    </w:p>
-    <w:p>
-      <w:pPr>
-        <w:bidi/>
-      </w:pPr>
-      <w:r>
-        <w:rPr>
-          <w:lang w:val="ar_AE" w:bidi="ar_AE"/>
-        </w:rPr>
-      </w:r>
-      <w:r>
-        <w:rPr>
-          <w:b/>
-          <w:lang w:val="ar_AE" w:bidi="ar_AE"/>
-        </w:rPr>
-        <w:t>"مَنْ يَدْعُوهُ ٱلرَّبُّ"</w:t>
-      </w:r>
-    </w:p>
-    <w:p>
-      <w:pPr>
-        <w:bidi/>
-      </w:pPr>
-      <w:r>
-        <w:rPr>
-          <w:lang w:val="ar_AE" w:bidi="ar_AE"/>
-        </w:rPr>
-      </w:r>
-      <w:r>
-        <w:rPr>
-          <w:b/>
-          <w:lang w:val="ar_AE" w:bidi="ar_AE"/>
-        </w:rPr>
-        <w:t>ٱلرَّبُّ</w:t>
-      </w:r>
-      <w:r>
-        <w:rPr>
-          <w:lang w:val="ar_AE" w:bidi="ar_AE"/>
-        </w:rPr>
-        <w:t xml:space="preserve"> يتحدث عن نفسه بصيغة الغائب. إذا كان ذلك مفيدًا في لغتك، يمكنك ترجمة هذا بصيغة المتكلم. ترجمة بديلة: "الذي أدعوه أنا"</w:t>
-      </w:r>
-    </w:p>
-    <w:p>
-      <w:pPr>
-        <w:bidi/>
-      </w:pPr>
-      <w:r>
-        <w:rPr>
-          <w:lang w:val="ar_AE" w:bidi="ar_AE"/>
-        </w:rPr>
-      </w:r>
-      <w:r>
-        <w:rPr>
-          <w:lang w:val="ar_AE" w:bidi="ar_AE"/>
-        </w:rPr>
-        <w:t xml:space="preserve">انظر: </w:t>
-      </w:r>
-      <w:r>
-        <w:rPr>
-          <w:lang w:val="ar_AE" w:bidi="ar_AE"/>
-        </w:rPr>
-        <w:t>ضمير المتكلم والمخاطب والغائب</w:t>
-      </w:r>
-    </w:p>
-    <w:p>
-      <w:pPr>
-        <w:bidi/>
-      </w:pPr>
-      <w:r>
-        <w:rPr>
-          <w:lang w:val="ar_AE" w:bidi="ar_AE"/>
-        </w:rPr>
-      </w:r>
-      <w:r>
-        <w:rPr>
-          <w:lang w:val="ar_AE" w:bidi="ar_AE"/>
-        </w:rPr>
-      </w:r>
-      <w:r>
-        <w:rPr>
-          <w:lang w:val="ar_AE" w:bidi="ar_AE"/>
-        </w:rPr>
-      </w:r>
-    </w:p>
-    <w:p>
-      <w:pPr>
-        <w:bidi/>
-      </w:pPr>
-      <w:r>
-        <w:rPr>
-          <w:lang w:val="ar_AE" w:bidi="ar_AE"/>
-        </w:rPr>
-      </w:r>
-    </w:p>
-    <w:p>
-      <w:pPr>
-        <w:pStyle w:val="Heading2"/>
-        <w:bidi/>
-      </w:pPr>
-      <w:r>
-        <w:rPr>
-          <w:lang w:val="ar_AE" w:bidi="ar_AE"/>
-        </w:rPr>
-        <w:t>يوئيل 3: 1 (#1)</w:t>
-      </w:r>
-      <w:r>
-        <w:rPr>
-          <w:lang w:val="ar_AE" w:bidi="ar_AE"/>
-        </w:rPr>
-      </w:r>
-    </w:p>
-    <w:p>
-      <w:pPr>
-        <w:bidi/>
-      </w:pPr>
-      <w:r>
-        <w:rPr>
-          <w:lang w:val="ar_AE" w:bidi="ar_AE"/>
-        </w:rPr>
-      </w:r>
-      <w:r>
-        <w:rPr>
-          <w:lang w:val="ar_AE" w:bidi="ar_AE"/>
-        </w:rPr>
-        <w:t>כִּ֗י הִנֵּ֛ה בַּ⁠יָּמִ֥ים הָ⁠הֵ֖מָּה וּ⁠בָ⁠עֵ֣ת הַ⁠הִ֑יא</w:t>
-      </w:r>
-    </w:p>
-    <w:p>
-      <w:pPr>
-        <w:bidi/>
-      </w:pPr>
-      <w:r>
-        <w:rPr>
-          <w:lang w:val="ar_AE" w:bidi="ar_AE"/>
-        </w:rPr>
-      </w:r>
-      <w:r>
-        <w:rPr>
-          <w:b/>
-          <w:lang w:val="ar_AE" w:bidi="ar_AE"/>
-        </w:rPr>
-        <w:t>"أَنَّهُ هُوَذَا فِي تِلْكَ ٱلْأَيَّامِ وَفِي ذَلِكَ ٱلْوَقْتِ"</w:t>
-      </w:r>
-    </w:p>
-    <w:p>
-      <w:pPr>
-        <w:bidi/>
-      </w:pPr>
-      <w:r>
-        <w:rPr>
-          <w:lang w:val="ar_AE" w:bidi="ar_AE"/>
-        </w:rPr>
-      </w:r>
-      <w:r>
-        <w:rPr>
-          <w:lang w:val="ar_AE" w:bidi="ar_AE"/>
-        </w:rPr>
-        <w:t>تستمر هذه الآية في الاقتباس المباشر من يهوه. قد ترغب في الإشارة إلى ذلك في ترجمتك، باستخدام طريقة معتادة لمواصلة الاقتباسات المباشرة في لغتك. ترجمة بديلة: "قال يهوه أيضًا، 'لأنه هوذا، في تلك الأيام وفي ذلك الوقت'"</w:t>
-      </w:r>
-    </w:p>
-    <w:p>
-      <w:pPr>
-        <w:bidi/>
-      </w:pPr>
-      <w:r>
-        <w:rPr>
-          <w:lang w:val="ar_AE" w:bidi="ar_AE"/>
-        </w:rPr>
-      </w:r>
-      <w:r>
-        <w:rPr>
-          <w:lang w:val="ar_AE" w:bidi="ar_AE"/>
-        </w:rPr>
-        <w:t xml:space="preserve">انظر: </w:t>
-      </w:r>
-      <w:r>
-        <w:rPr>
-          <w:lang w:val="ar_AE" w:bidi="ar_AE"/>
-        </w:rPr>
-        <w:t>الاقتباسات المباشرة وغير المباشرة</w:t>
-      </w:r>
-    </w:p>
-    <w:p>
-      <w:pPr>
-        <w:bidi/>
-      </w:pPr>
-      <w:r>
-        <w:rPr>
-          <w:lang w:val="ar_AE" w:bidi="ar_AE"/>
-        </w:rPr>
-      </w:r>
-      <w:r>
-        <w:rPr>
-          <w:lang w:val="ar_AE" w:bidi="ar_AE"/>
-        </w:rPr>
-      </w:r>
-      <w:r>
-        <w:rPr>
-          <w:lang w:val="ar_AE" w:bidi="ar_AE"/>
-        </w:rPr>
-      </w:r>
-    </w:p>
-    <w:p>
-      <w:pPr>
-        <w:bidi/>
-      </w:pPr>
-      <w:r>
-        <w:rPr>
-          <w:lang w:val="ar_AE" w:bidi="ar_AE"/>
-        </w:rPr>
-      </w:r>
-    </w:p>
-    <w:p>
-      <w:pPr>
-        <w:pStyle w:val="Heading2"/>
-        <w:bidi/>
-      </w:pPr>
-      <w:r>
-        <w:rPr>
-          <w:lang w:val="ar_AE" w:bidi="ar_AE"/>
-        </w:rPr>
-        <w:t>يوئيل 3: 1 (#2)</w:t>
-      </w:r>
-      <w:r>
-        <w:rPr>
-          <w:lang w:val="ar_AE" w:bidi="ar_AE"/>
-        </w:rPr>
-      </w:r>
-    </w:p>
-    <w:p>
-      <w:pPr>
-        <w:bidi/>
-      </w:pPr>
-      <w:r>
-        <w:rPr>
-          <w:lang w:val="ar_AE" w:bidi="ar_AE"/>
-        </w:rPr>
-      </w:r>
-      <w:r>
-        <w:rPr>
-          <w:lang w:val="ar_AE" w:bidi="ar_AE"/>
-        </w:rPr>
-        <w:t>כִּ֗י הִנֵּ֛ה</w:t>
-      </w:r>
-    </w:p>
-    <w:p>
-      <w:pPr>
-        <w:bidi/>
-      </w:pPr>
-      <w:r>
-        <w:rPr>
-          <w:lang w:val="ar_AE" w:bidi="ar_AE"/>
-        </w:rPr>
-      </w:r>
-      <w:r>
-        <w:rPr>
-          <w:b/>
-          <w:lang w:val="ar_AE" w:bidi="ar_AE"/>
-        </w:rPr>
-        <w:t>"لِأَنَّهُ هُوَذَا"</w:t>
-      </w:r>
-    </w:p>
-    <w:p>
-      <w:pPr>
-        <w:bidi/>
-      </w:pPr>
-      <w:r>
-        <w:rPr>
-          <w:lang w:val="ar_AE" w:bidi="ar_AE"/>
-        </w:rPr>
-      </w:r>
-      <w:r>
-        <w:rPr>
-          <w:lang w:val="ar_AE" w:bidi="ar_AE"/>
-        </w:rPr>
-        <w:t xml:space="preserve">يستخدم يهوه المصطلح </w:t>
-      </w:r>
-      <w:r>
-        <w:rPr>
-          <w:b/>
-          <w:lang w:val="ar_AE" w:bidi="ar_AE"/>
-        </w:rPr>
-        <w:t xml:space="preserve">هُوَذَا </w:t>
-      </w:r>
-      <w:r>
-        <w:rPr>
-          <w:lang w:val="ar_AE" w:bidi="ar_AE"/>
-        </w:rPr>
-        <w:t>لجذب انتباه مستمعيه إلى ما هو على وشك قوله. قد تحتوي لغتك على تعبير مشابه يمكنك استخدامه في ترجمتك. ترجمة بديلة: "الآن انظروا" أو "الآن انتبهوا"</w:t>
-      </w:r>
-    </w:p>
-    <w:p>
-      <w:pPr>
-        <w:bidi/>
-      </w:pPr>
-      <w:r>
-        <w:rPr>
-          <w:lang w:val="ar_AE" w:bidi="ar_AE"/>
-        </w:rPr>
-      </w:r>
-      <w:r>
-        <w:rPr>
-          <w:lang w:val="ar_AE" w:bidi="ar_AE"/>
-        </w:rPr>
-        <w:t xml:space="preserve">انظر: </w:t>
-      </w:r>
-      <w:r>
-        <w:rPr>
-          <w:lang w:val="ar_AE" w:bidi="ar_AE"/>
-        </w:rPr>
-        <w:t>الاستعارة</w:t>
-      </w:r>
-    </w:p>
-    <w:p>
-      <w:pPr>
-        <w:bidi/>
-      </w:pPr>
-      <w:r>
-        <w:rPr>
-          <w:lang w:val="ar_AE" w:bidi="ar_AE"/>
-        </w:rPr>
-      </w:r>
-      <w:r>
-        <w:rPr>
-          <w:lang w:val="ar_AE" w:bidi="ar_AE"/>
-        </w:rPr>
-      </w:r>
-      <w:r>
-        <w:rPr>
-          <w:lang w:val="ar_AE" w:bidi="ar_AE"/>
-        </w:rPr>
-      </w:r>
-    </w:p>
-    <w:p>
-      <w:pPr>
-        <w:bidi/>
-      </w:pPr>
-      <w:r>
-        <w:rPr>
-          <w:lang w:val="ar_AE" w:bidi="ar_AE"/>
-        </w:rPr>
-      </w:r>
-    </w:p>
-    <w:p>
-      <w:pPr>
-        <w:pStyle w:val="Heading2"/>
-        <w:bidi/>
-      </w:pPr>
-      <w:r>
-        <w:rPr>
-          <w:lang w:val="ar_AE" w:bidi="ar_AE"/>
-        </w:rPr>
-        <w:t>يوئيل 3: 1 (#3)</w:t>
-      </w:r>
-      <w:r>
-        <w:rPr>
-          <w:lang w:val="ar_AE" w:bidi="ar_AE"/>
-        </w:rPr>
-      </w:r>
-    </w:p>
-    <w:p>
-      <w:pPr>
-        <w:bidi/>
-      </w:pPr>
-      <w:r>
-        <w:rPr>
-          <w:lang w:val="ar_AE" w:bidi="ar_AE"/>
-        </w:rPr>
-      </w:r>
-      <w:r>
-        <w:rPr>
-          <w:lang w:val="ar_AE" w:bidi="ar_AE"/>
-        </w:rPr>
-        <w:t>בַּ⁠יָּמִ֥ים הָ⁠הֵ֖מָּה וּ⁠בָ⁠עֵ֣ת הַ⁠הִ֑יא</w:t>
-      </w:r>
-    </w:p>
-    <w:p>
-      <w:pPr>
-        <w:bidi/>
-      </w:pPr>
-      <w:r>
-        <w:rPr>
-          <w:lang w:val="ar_AE" w:bidi="ar_AE"/>
-        </w:rPr>
-      </w:r>
-      <w:r>
-        <w:rPr>
-          <w:b/>
-          <w:lang w:val="ar_AE" w:bidi="ar_AE"/>
-        </w:rPr>
-        <w:t>"فِي تِلْكَ ٱلْأَيَّامِ وَفِي ذَلِكَ ٱلْوَقْتِ"</w:t>
-      </w:r>
-    </w:p>
-    <w:p>
-      <w:pPr>
-        <w:bidi/>
-      </w:pPr>
-      <w:r>
-        <w:rPr>
-          <w:lang w:val="ar_AE" w:bidi="ar_AE"/>
-        </w:rPr>
-      </w:r>
-      <w:r>
-        <w:rPr>
-          <w:lang w:val="ar_AE" w:bidi="ar_AE"/>
-        </w:rPr>
-        <w:t xml:space="preserve">التعبيرات </w:t>
-      </w:r>
-      <w:r>
-        <w:rPr>
-          <w:b/>
-          <w:lang w:val="ar_AE" w:bidi="ar_AE"/>
-        </w:rPr>
-        <w:t>فِي تِلْكَ ٱلْأَيَّامِ وَفِي ذَلِكَ ٱلْوَقْتِ</w:t>
-      </w:r>
-      <w:r>
-        <w:rPr>
-          <w:lang w:val="ar_AE" w:bidi="ar_AE"/>
-        </w:rPr>
-        <w:t xml:space="preserve"> تعني أشياء متشابهة. يهوه يستخدم التعبيرين معًا للتأكيد. إذا كان ذلك أوضح لقرّائك، يمكنك التعبير عن التأكيد بعبارة واحدة. ترجمة بديلة: "عندما يأتي ذلك الوقت الرائع"</w:t>
-      </w:r>
-    </w:p>
-    <w:p>
-      <w:pPr>
-        <w:bidi/>
-      </w:pPr>
-      <w:r>
-        <w:rPr>
-          <w:lang w:val="ar_AE" w:bidi="ar_AE"/>
-        </w:rPr>
-      </w:r>
-      <w:r>
-        <w:rPr>
-          <w:lang w:val="ar_AE" w:bidi="ar_AE"/>
-        </w:rPr>
-        <w:t xml:space="preserve">انظر: </w:t>
-      </w:r>
-      <w:r>
-        <w:rPr>
-          <w:lang w:val="ar_AE" w:bidi="ar_AE"/>
-        </w:rPr>
-        <w:t>نظير لغوي</w:t>
-      </w:r>
-    </w:p>
-    <w:p>
-      <w:pPr>
-        <w:bidi/>
-      </w:pPr>
-      <w:r>
-        <w:rPr>
-          <w:lang w:val="ar_AE" w:bidi="ar_AE"/>
-        </w:rPr>
-      </w:r>
-      <w:r>
-        <w:rPr>
-          <w:lang w:val="ar_AE" w:bidi="ar_AE"/>
-        </w:rPr>
-      </w:r>
-      <w:r>
-        <w:rPr>
-          <w:lang w:val="ar_AE" w:bidi="ar_AE"/>
-        </w:rPr>
-      </w:r>
-    </w:p>
-    <w:p>
-      <w:pPr>
-        <w:bidi/>
-      </w:pPr>
-      <w:r>
-        <w:rPr>
-          <w:lang w:val="ar_AE" w:bidi="ar_AE"/>
-        </w:rPr>
-      </w:r>
-    </w:p>
-    <w:p>
-      <w:pPr>
-        <w:pStyle w:val="Heading2"/>
-        <w:bidi/>
-      </w:pPr>
-      <w:r>
-        <w:rPr>
-          <w:lang w:val="ar_AE" w:bidi="ar_AE"/>
-        </w:rPr>
-        <w:t>يوئيل 3: 1 (#4)</w:t>
-      </w:r>
-      <w:r>
-        <w:rPr>
-          <w:lang w:val="ar_AE" w:bidi="ar_AE"/>
-        </w:rPr>
-      </w:r>
-    </w:p>
-    <w:p>
-      <w:pPr>
-        <w:bidi/>
-      </w:pPr>
-      <w:r>
-        <w:rPr>
-          <w:lang w:val="ar_AE" w:bidi="ar_AE"/>
-        </w:rPr>
-      </w:r>
-      <w:r>
-        <w:rPr>
-          <w:b/>
-          <w:lang w:val="ar_AE" w:bidi="ar_AE"/>
-        </w:rPr>
-        <w:t>"عِنْدَمَا أَرُدُّ سَبْيَ يَهُوذَا وَأُورُشَلِيمَ"</w:t>
-      </w:r>
-    </w:p>
-    <w:p>
-      <w:pPr>
-        <w:bidi/>
-      </w:pPr>
-      <w:r>
-        <w:rPr>
-          <w:lang w:val="ar_AE" w:bidi="ar_AE"/>
-        </w:rPr>
-      </w:r>
-      <w:r>
-        <w:rPr>
-          <w:lang w:val="ar_AE" w:bidi="ar_AE"/>
-        </w:rPr>
-        <w:t xml:space="preserve">إذا كانت لغتك لا تستخدم اسمًا مجردًا لفكرة </w:t>
-      </w:r>
-      <w:r>
-        <w:rPr>
-          <w:b/>
-          <w:lang w:val="ar_AE" w:bidi="ar_AE"/>
-        </w:rPr>
-        <w:t>السَبْيَ</w:t>
-      </w:r>
-      <w:r>
-        <w:rPr>
-          <w:lang w:val="ar_AE" w:bidi="ar_AE"/>
-        </w:rPr>
-        <w:t>، يمكنك التعبير عن نفس الفكرة بطريقة أخرى. ترجمة بديلة: "عندما استرد أسرى يهوذا وأورشليم"</w:t>
-      </w:r>
-    </w:p>
-    <w:p>
-      <w:pPr>
-        <w:bidi/>
-      </w:pPr>
-      <w:r>
-        <w:rPr>
-          <w:lang w:val="ar_AE" w:bidi="ar_AE"/>
-        </w:rPr>
-      </w:r>
-      <w:r>
-        <w:rPr>
-          <w:lang w:val="ar_AE" w:bidi="ar_AE"/>
-        </w:rPr>
-        <w:t xml:space="preserve">انظر: </w:t>
-      </w:r>
-      <w:r>
-        <w:rPr>
-          <w:lang w:val="ar_AE" w:bidi="ar_AE"/>
-        </w:rPr>
-        <w:t>الأسماء المجردة</w:t>
-      </w:r>
-    </w:p>
-    <w:p>
-      <w:pPr>
-        <w:bidi/>
-      </w:pPr>
-      <w:r>
-        <w:rPr>
-          <w:lang w:val="ar_AE" w:bidi="ar_AE"/>
-        </w:rPr>
-      </w:r>
-      <w:r>
-        <w:rPr>
-          <w:lang w:val="ar_AE" w:bidi="ar_AE"/>
-        </w:rPr>
-      </w:r>
-      <w:r>
-        <w:rPr>
-          <w:lang w:val="ar_AE" w:bidi="ar_AE"/>
-        </w:rPr>
-      </w:r>
-    </w:p>
-    <w:p>
-      <w:pPr>
-        <w:bidi/>
-      </w:pPr>
-      <w:r>
-        <w:rPr>
-          <w:lang w:val="ar_AE" w:bidi="ar_AE"/>
-        </w:rPr>
-      </w:r>
-    </w:p>
-    <w:p>
-      <w:pPr>
-        <w:pStyle w:val="Heading2"/>
-        <w:bidi/>
-      </w:pPr>
-      <w:r>
-        <w:rPr>
-          <w:lang w:val="ar_AE" w:bidi="ar_AE"/>
-        </w:rPr>
-        <w:t>يوئيل 3: 1 (#5)</w:t>
-      </w:r>
-      <w:r>
-        <w:rPr>
-          <w:lang w:val="ar_AE" w:bidi="ar_AE"/>
-        </w:rPr>
-      </w:r>
-    </w:p>
-    <w:p>
-      <w:pPr>
-        <w:bidi/>
-      </w:pPr>
-      <w:r>
-        <w:rPr>
-          <w:lang w:val="ar_AE" w:bidi="ar_AE"/>
-        </w:rPr>
-      </w:r>
-      <w:r>
-        <w:rPr>
-          <w:b/>
-          <w:lang w:val="ar_AE" w:bidi="ar_AE"/>
-        </w:rPr>
-        <w:t>"عِنْدَمَا أَرُدُّ سَبْيَ يَهُوذَا وَأُورُشَلِيمَ"</w:t>
-      </w:r>
-    </w:p>
-    <w:p>
-      <w:pPr>
-        <w:bidi/>
-      </w:pPr>
-      <w:r>
-        <w:rPr>
-          <w:lang w:val="ar_AE" w:bidi="ar_AE"/>
-        </w:rPr>
-      </w:r>
-      <w:r>
-        <w:rPr>
-          <w:lang w:val="ar_AE" w:bidi="ar_AE"/>
-        </w:rPr>
-        <w:t>انظر المقدمة الخاصة بالملاحظات العامة لهذا الاصحاح حول قراءة بديلة لهذه العبارة. ترجمة بديلة: "عندما أستعيد ثروات يهوذا وأورشليم"</w:t>
-      </w:r>
-    </w:p>
-    <w:p>
-      <w:pPr>
-        <w:bidi/>
-      </w:pPr>
-      <w:r>
-        <w:rPr>
-          <w:lang w:val="ar_AE" w:bidi="ar_AE"/>
-        </w:rPr>
-      </w:r>
-      <w:r>
-        <w:rPr>
-          <w:lang w:val="ar_AE" w:bidi="ar_AE"/>
-        </w:rPr>
-        <w:t xml:space="preserve">انظر: </w:t>
-      </w:r>
-      <w:r>
-        <w:rPr>
-          <w:lang w:val="ar_AE" w:bidi="ar_AE"/>
-        </w:rPr>
-        <w:t>الاختلافات النصية</w:t>
-      </w:r>
-    </w:p>
-    <w:p>
-      <w:pPr>
-        <w:bidi/>
-      </w:pPr>
-      <w:r>
-        <w:rPr>
-          <w:lang w:val="ar_AE" w:bidi="ar_AE"/>
-        </w:rPr>
-      </w:r>
-      <w:r>
-        <w:rPr>
-          <w:lang w:val="ar_AE" w:bidi="ar_AE"/>
-        </w:rPr>
-      </w:r>
-      <w:r>
-        <w:rPr>
-          <w:lang w:val="ar_AE" w:bidi="ar_AE"/>
-        </w:rPr>
-      </w:r>
-    </w:p>
-    <w:p>
-      <w:pPr>
-        <w:bidi/>
-      </w:pPr>
-      <w:r>
-        <w:rPr>
-          <w:lang w:val="ar_AE" w:bidi="ar_AE"/>
-        </w:rPr>
-      </w:r>
-    </w:p>
-    <w:p>
-      <w:pPr>
-        <w:pStyle w:val="Heading2"/>
-        <w:bidi/>
-      </w:pPr>
-      <w:r>
-        <w:rPr>
-          <w:lang w:val="ar_AE" w:bidi="ar_AE"/>
-        </w:rPr>
-        <w:t>يوئيل 3: 2 (#1)</w:t>
-      </w:r>
-      <w:r>
-        <w:rPr>
-          <w:lang w:val="ar_AE" w:bidi="ar_AE"/>
-        </w:rPr>
-      </w:r>
-    </w:p>
-    <w:p>
-      <w:pPr>
-        <w:bidi/>
-      </w:pPr>
-      <w:r>
-        <w:rPr>
-          <w:lang w:val="ar_AE" w:bidi="ar_AE"/>
-        </w:rPr>
-      </w:r>
-      <w:r>
-        <w:rPr>
-          <w:lang w:val="ar_AE" w:bidi="ar_AE"/>
-        </w:rPr>
-        <w:t>עֵ֖מֶק יְהֽוֹשָׁפָ֑ט</w:t>
-      </w:r>
-    </w:p>
-    <w:p>
-      <w:pPr>
-        <w:bidi/>
-      </w:pPr>
-      <w:r>
-        <w:rPr>
-          <w:lang w:val="ar_AE" w:bidi="ar_AE"/>
-        </w:rPr>
-      </w:r>
-      <w:r>
-        <w:rPr>
-          <w:b/>
-          <w:lang w:val="ar_AE" w:bidi="ar_AE"/>
-        </w:rPr>
-        <w:t>"وَادِي يَهُوشَافَاطَ"</w:t>
-      </w:r>
-    </w:p>
-    <w:p>
-      <w:pPr>
-        <w:bidi/>
-      </w:pPr>
-      <w:r>
-        <w:rPr>
-          <w:lang w:val="ar_AE" w:bidi="ar_AE"/>
-        </w:rPr>
-      </w:r>
-      <w:r>
-        <w:rPr>
-          <w:lang w:val="ar_AE" w:bidi="ar_AE"/>
-        </w:rPr>
-        <w:t xml:space="preserve">كلمة </w:t>
-      </w:r>
-      <w:r>
-        <w:rPr>
-          <w:b/>
-          <w:lang w:val="ar_AE" w:bidi="ar_AE"/>
-        </w:rPr>
-        <w:t>يَهُوشَافَاطَ</w:t>
-      </w:r>
-      <w:r>
-        <w:rPr>
-          <w:lang w:val="ar_AE" w:bidi="ar_AE"/>
-        </w:rPr>
-        <w:t xml:space="preserve"> هي اسم وادٍ. يمكنك، في ترجمتك، تهجئتها بالطريقة التي تُنطق بها في لغتك، كما يفعل ULT، أو يمكنك استخدام كلمة أو عبارة من لغتك تعبّر عن معنى هذا الاسم، وهو "يهوه يقضي". ترجمة بديلة: "وادي يهوه-يقضى"</w:t>
-      </w:r>
-    </w:p>
-    <w:p>
-      <w:pPr>
-        <w:bidi/>
-      </w:pPr>
-      <w:r>
-        <w:rPr>
-          <w:lang w:val="ar_AE" w:bidi="ar_AE"/>
-        </w:rPr>
-      </w:r>
-      <w:r>
-        <w:rPr>
-          <w:lang w:val="ar_AE" w:bidi="ar_AE"/>
-        </w:rPr>
-        <w:t xml:space="preserve">انظر: </w:t>
-      </w:r>
-      <w:r>
-        <w:rPr>
-          <w:lang w:val="ar_AE" w:bidi="ar_AE"/>
-        </w:rPr>
-        <w:t>نسخ أو استعارة الكلمات</w:t>
-      </w:r>
-    </w:p>
-    <w:p>
-      <w:pPr>
-        <w:bidi/>
-      </w:pPr>
-      <w:r>
-        <w:rPr>
-          <w:lang w:val="ar_AE" w:bidi="ar_AE"/>
-        </w:rPr>
-      </w:r>
-      <w:r>
-        <w:rPr>
-          <w:lang w:val="ar_AE" w:bidi="ar_AE"/>
-        </w:rPr>
-      </w:r>
-      <w:r>
-        <w:rPr>
-          <w:lang w:val="ar_AE" w:bidi="ar_AE"/>
-        </w:rPr>
-      </w:r>
-    </w:p>
-    <w:p>
-      <w:pPr>
-        <w:bidi/>
-      </w:pPr>
-      <w:r>
-        <w:rPr>
-          <w:lang w:val="ar_AE" w:bidi="ar_AE"/>
-        </w:rPr>
-      </w:r>
-    </w:p>
-    <w:p>
-      <w:pPr>
-        <w:pStyle w:val="Heading2"/>
-        <w:bidi/>
-      </w:pPr>
-      <w:r>
-        <w:rPr>
-          <w:lang w:val="ar_AE" w:bidi="ar_AE"/>
-        </w:rPr>
-        <w:t>يوئيل 3: 2 (#2)</w:t>
-      </w:r>
-      <w:r>
-        <w:rPr>
-          <w:lang w:val="ar_AE" w:bidi="ar_AE"/>
-        </w:rPr>
-      </w:r>
-    </w:p>
-    <w:p>
-      <w:pPr>
-        <w:bidi/>
-      </w:pPr>
-      <w:r>
-        <w:rPr>
-          <w:lang w:val="ar_AE" w:bidi="ar_AE"/>
-        </w:rPr>
-      </w:r>
-      <w:r>
-        <w:rPr>
-          <w:lang w:val="ar_AE" w:bidi="ar_AE"/>
-        </w:rPr>
-        <w:t>עַמִּ֨⁠י וְ⁠נַחֲלָתִ֤⁠י יִשְׂרָאֵל֙</w:t>
-      </w:r>
-    </w:p>
-    <w:p>
-      <w:pPr>
-        <w:bidi/>
-      </w:pPr>
-      <w:r>
-        <w:rPr>
-          <w:lang w:val="ar_AE" w:bidi="ar_AE"/>
-        </w:rPr>
-      </w:r>
-      <w:r>
-        <w:rPr>
-          <w:b/>
-          <w:lang w:val="ar_AE" w:bidi="ar_AE"/>
-        </w:rPr>
-        <w:t>"شَعْبِي وَمِيرَاثِي إِسْرَائِيلَ"</w:t>
-      </w:r>
-    </w:p>
-    <w:p>
-      <w:pPr>
-        <w:bidi/>
-      </w:pPr>
-      <w:r>
-        <w:rPr>
-          <w:lang w:val="ar_AE" w:bidi="ar_AE"/>
-        </w:rPr>
-      </w:r>
-      <w:r>
-        <w:rPr>
-          <w:lang w:val="ar_AE" w:bidi="ar_AE"/>
-        </w:rPr>
-        <w:t xml:space="preserve">تعبّر هذه العبارة عن فكرة واحدة باستخدام كلمتين متصلتين بحرف الـ </w:t>
-      </w:r>
-      <w:r>
-        <w:rPr>
-          <w:b/>
-          <w:lang w:val="ar_AE" w:bidi="ar_AE"/>
-        </w:rPr>
-        <w:t>وَ</w:t>
-      </w:r>
-      <w:r>
-        <w:rPr>
-          <w:lang w:val="ar_AE" w:bidi="ar_AE"/>
-        </w:rPr>
-        <w:t xml:space="preserve">. تشير كلمة </w:t>
-      </w:r>
-      <w:r>
-        <w:rPr>
-          <w:b/>
-          <w:lang w:val="ar_AE" w:bidi="ar_AE"/>
-        </w:rPr>
-        <w:t>مِيرَاثِي</w:t>
-      </w:r>
-      <w:r>
-        <w:rPr>
-          <w:lang w:val="ar_AE" w:bidi="ar_AE"/>
-        </w:rPr>
-        <w:t xml:space="preserve"> إلى مكانة </w:t>
-      </w:r>
-      <w:r>
-        <w:rPr>
-          <w:b/>
-          <w:lang w:val="ar_AE" w:bidi="ar_AE"/>
-        </w:rPr>
-        <w:t>الناس</w:t>
-      </w:r>
-      <w:r>
-        <w:rPr>
-          <w:lang w:val="ar_AE" w:bidi="ar_AE"/>
-        </w:rPr>
-        <w:t xml:space="preserve"> الذين هم إسرائيليين بالنسبة ليهوه الرب. في هذا السياق، تشير كلمة </w:t>
-      </w:r>
-      <w:r>
-        <w:rPr>
-          <w:b/>
-          <w:lang w:val="ar_AE" w:bidi="ar_AE"/>
-        </w:rPr>
-        <w:t>مِيرَاثِي</w:t>
-      </w:r>
-      <w:r>
-        <w:rPr>
-          <w:lang w:val="ar_AE" w:bidi="ar_AE"/>
-        </w:rPr>
-        <w:t xml:space="preserve"> إلى جزء يختاره الشخص لنفسه. الترجمة البديلة: "شعبي المختار، إسرائيل"</w:t>
-      </w:r>
-    </w:p>
-    <w:p>
-      <w:pPr>
-        <w:bidi/>
-      </w:pPr>
-      <w:r>
-        <w:rPr>
-          <w:lang w:val="ar_AE" w:bidi="ar_AE"/>
-        </w:rPr>
-      </w:r>
-      <w:r>
-        <w:rPr>
-          <w:lang w:val="ar_AE" w:bidi="ar_AE"/>
-        </w:rPr>
-        <w:t xml:space="preserve">انظر: </w:t>
-      </w:r>
-      <w:r>
-        <w:rPr>
-          <w:lang w:val="ar_AE" w:bidi="ar_AE"/>
-        </w:rPr>
-        <w:t>عطف البيان</w:t>
-      </w:r>
-    </w:p>
-    <w:p>
-      <w:pPr>
-        <w:bidi/>
-      </w:pPr>
-      <w:r>
-        <w:rPr>
-          <w:lang w:val="ar_AE" w:bidi="ar_AE"/>
-        </w:rPr>
-      </w:r>
-      <w:r>
-        <w:rPr>
-          <w:lang w:val="ar_AE" w:bidi="ar_AE"/>
-        </w:rPr>
-      </w:r>
-      <w:r>
-        <w:rPr>
-          <w:lang w:val="ar_AE" w:bidi="ar_AE"/>
-        </w:rPr>
-      </w:r>
-    </w:p>
-    <w:p>
-      <w:pPr>
-        <w:bidi/>
-      </w:pPr>
-      <w:r>
-        <w:rPr>
-          <w:lang w:val="ar_AE" w:bidi="ar_AE"/>
-        </w:rPr>
-      </w:r>
-    </w:p>
-    <w:p>
-      <w:pPr>
-        <w:pStyle w:val="Heading2"/>
-        <w:bidi/>
-      </w:pPr>
-      <w:r>
-        <w:rPr>
-          <w:lang w:val="ar_AE" w:bidi="ar_AE"/>
-        </w:rPr>
-        <w:t>يوئيل 3: 2 (#3)</w:t>
-      </w:r>
-      <w:r>
-        <w:rPr>
-          <w:lang w:val="ar_AE" w:bidi="ar_AE"/>
-        </w:rPr>
-      </w:r>
-    </w:p>
-    <w:p>
-      <w:pPr>
-        <w:bidi/>
-      </w:pPr>
-      <w:r>
-        <w:rPr>
-          <w:lang w:val="ar_AE" w:bidi="ar_AE"/>
-        </w:rPr>
-      </w:r>
-      <w:r>
-        <w:rPr>
-          <w:lang w:val="ar_AE" w:bidi="ar_AE"/>
-        </w:rPr>
-        <w:t>וְ⁠אֶת־אַרְצִ֖⁠י חִלֵּֽקוּ</w:t>
-      </w:r>
-    </w:p>
-    <w:p>
-      <w:pPr>
-        <w:bidi/>
-      </w:pPr>
-      <w:r>
-        <w:rPr>
-          <w:lang w:val="ar_AE" w:bidi="ar_AE"/>
-        </w:rPr>
-      </w:r>
-      <w:r>
-        <w:rPr>
-          <w:b/>
-          <w:lang w:val="ar_AE" w:bidi="ar_AE"/>
-        </w:rPr>
-        <w:t>"وَقَسَمُوا أَرْضِي"</w:t>
-      </w:r>
-    </w:p>
-    <w:p>
-      <w:pPr>
-        <w:bidi/>
-      </w:pPr>
-      <w:r>
-        <w:rPr>
-          <w:lang w:val="ar_AE" w:bidi="ar_AE"/>
-        </w:rPr>
-      </w:r>
-      <w:r>
-        <w:rPr>
-          <w:lang w:val="ar_AE" w:bidi="ar_AE"/>
-        </w:rPr>
-        <w:t>الرب يترك بعض الكلمات التي تحتاجها الجملة في العديد من اللغات الأخرى لتكون جمل كاملة. يمكنك توفير هذه الكلمات من السياق إذا كان ذلك أوضح في لغتك. ترجمة بديلة: "ولأنهم قسموا أرضي"</w:t>
-      </w:r>
-    </w:p>
-    <w:p>
-      <w:pPr>
-        <w:bidi/>
-      </w:pPr>
-      <w:r>
-        <w:rPr>
-          <w:lang w:val="ar_AE" w:bidi="ar_AE"/>
-        </w:rPr>
-      </w:r>
-      <w:r>
-        <w:rPr>
-          <w:lang w:val="ar_AE" w:bidi="ar_AE"/>
-        </w:rPr>
-        <w:t xml:space="preserve">انظر: </w:t>
-      </w:r>
-      <w:r>
-        <w:rPr>
-          <w:lang w:val="ar_AE" w:bidi="ar_AE"/>
-        </w:rPr>
-        <w:t>الحذف</w:t>
-      </w:r>
-    </w:p>
-    <w:p>
-      <w:pPr>
-        <w:bidi/>
-      </w:pPr>
-      <w:r>
-        <w:rPr>
-          <w:lang w:val="ar_AE" w:bidi="ar_AE"/>
-        </w:rPr>
-      </w:r>
-      <w:r>
-        <w:rPr>
-          <w:lang w:val="ar_AE" w:bidi="ar_AE"/>
-        </w:rPr>
-      </w:r>
-      <w:r>
-        <w:rPr>
-          <w:lang w:val="ar_AE" w:bidi="ar_AE"/>
-        </w:rPr>
-      </w:r>
-    </w:p>
-    <w:p>
-      <w:pPr>
-        <w:bidi/>
-      </w:pPr>
-      <w:r>
-        <w:rPr>
-          <w:lang w:val="ar_AE" w:bidi="ar_AE"/>
-        </w:rPr>
-      </w:r>
-    </w:p>
-    <w:p>
-      <w:pPr>
-        <w:pStyle w:val="Heading2"/>
-        <w:bidi/>
-      </w:pPr>
-      <w:r>
-        <w:rPr>
-          <w:lang w:val="ar_AE" w:bidi="ar_AE"/>
-        </w:rPr>
-        <w:t>يوئيل 3:3 (#1)</w:t>
-      </w:r>
-      <w:r>
-        <w:rPr>
-          <w:lang w:val="ar_AE" w:bidi="ar_AE"/>
-        </w:rPr>
-      </w:r>
-    </w:p>
-    <w:p>
-      <w:pPr>
-        <w:bidi/>
-      </w:pPr>
-      <w:r>
-        <w:rPr>
-          <w:lang w:val="ar_AE" w:bidi="ar_AE"/>
-        </w:rPr>
-      </w:r>
-      <w:r>
-        <w:rPr>
-          <w:lang w:val="ar_AE" w:bidi="ar_AE"/>
-        </w:rPr>
-        <w:t>גוֹרָ֑ל</w:t>
-      </w:r>
-    </w:p>
-    <w:p>
-      <w:pPr>
-        <w:bidi/>
-      </w:pPr>
-      <w:r>
-        <w:rPr>
-          <w:lang w:val="ar_AE" w:bidi="ar_AE"/>
-        </w:rPr>
-      </w:r>
-      <w:r>
-        <w:rPr>
-          <w:b/>
-          <w:lang w:val="ar_AE" w:bidi="ar_AE"/>
-        </w:rPr>
-        <w:t>"قُرْعَةً"</w:t>
-      </w:r>
-    </w:p>
-    <w:p>
-      <w:pPr>
-        <w:bidi/>
-      </w:pPr>
-      <w:r>
-        <w:rPr>
-          <w:lang w:val="ar_AE" w:bidi="ar_AE"/>
-        </w:rPr>
-      </w:r>
-      <w:r>
-        <w:rPr>
-          <w:lang w:val="ar_AE" w:bidi="ar_AE"/>
-        </w:rPr>
-        <w:t xml:space="preserve">يهوه لا يشير إلى </w:t>
-      </w:r>
-      <w:r>
-        <w:rPr>
-          <w:b/>
-          <w:lang w:val="ar_AE" w:bidi="ar_AE"/>
-        </w:rPr>
-        <w:t>قُرْعَةً</w:t>
-      </w:r>
-      <w:r>
-        <w:rPr>
-          <w:lang w:val="ar_AE" w:bidi="ar_AE"/>
-        </w:rPr>
-        <w:t xml:space="preserve"> معينة. إنه يعني "القرعات" بشكل عام. قد يكون من المعتاد أكثر في لغتك التعبير عن هذا المعنى باستخدام صيغة الجمع. ترجمة بديلة: "القرعات"</w:t>
-      </w:r>
-    </w:p>
-    <w:p>
-      <w:pPr>
-        <w:bidi/>
-      </w:pPr>
-      <w:r>
-        <w:rPr>
-          <w:lang w:val="ar_AE" w:bidi="ar_AE"/>
-        </w:rPr>
-      </w:r>
-      <w:r>
-        <w:rPr>
-          <w:lang w:val="ar_AE" w:bidi="ar_AE"/>
-        </w:rPr>
-        <w:t xml:space="preserve">انظر: </w:t>
-      </w:r>
-      <w:r>
-        <w:rPr>
-          <w:lang w:val="ar_AE" w:bidi="ar_AE"/>
-        </w:rPr>
-        <w:t>العبارات الأسمية العامة</w:t>
-      </w:r>
-    </w:p>
-    <w:p>
-      <w:pPr>
-        <w:bidi/>
-      </w:pPr>
-      <w:r>
-        <w:rPr>
-          <w:lang w:val="ar_AE" w:bidi="ar_AE"/>
-        </w:rPr>
-      </w:r>
-      <w:r>
-        <w:rPr>
-          <w:lang w:val="ar_AE" w:bidi="ar_AE"/>
-        </w:rPr>
-      </w:r>
-      <w:r>
-        <w:rPr>
-          <w:lang w:val="ar_AE" w:bidi="ar_AE"/>
-        </w:rPr>
-      </w:r>
-    </w:p>
-    <w:p>
-      <w:pPr>
-        <w:bidi/>
-      </w:pPr>
-      <w:r>
-        <w:rPr>
-          <w:lang w:val="ar_AE" w:bidi="ar_AE"/>
-        </w:rPr>
-      </w:r>
-    </w:p>
-    <w:p>
-      <w:pPr>
-        <w:pStyle w:val="Heading2"/>
-        <w:bidi/>
-      </w:pPr>
-      <w:r>
-        <w:rPr>
-          <w:lang w:val="ar_AE" w:bidi="ar_AE"/>
-        </w:rPr>
-        <w:t>يوئيل 3:3 (#2)</w:t>
-      </w:r>
-      <w:r>
-        <w:rPr>
-          <w:lang w:val="ar_AE" w:bidi="ar_AE"/>
-        </w:rPr>
-      </w:r>
-    </w:p>
-    <w:p>
-      <w:pPr>
-        <w:bidi/>
-      </w:pPr>
-      <w:r>
-        <w:rPr>
-          <w:lang w:val="ar_AE" w:bidi="ar_AE"/>
-        </w:rPr>
-      </w:r>
-      <w:r>
-        <w:rPr>
-          <w:b/>
-          <w:lang w:val="ar_AE" w:bidi="ar_AE"/>
-        </w:rPr>
-        <w:t>"وَأَعْطَوْا ٱلصَّبِيَّ بِزَانِيَةٍ، وَبَاعُوا ٱلْبِنْتَ"</w:t>
-      </w:r>
-    </w:p>
-    <w:p>
-      <w:pPr>
-        <w:bidi/>
-      </w:pPr>
-      <w:r>
-        <w:rPr>
-          <w:lang w:val="ar_AE" w:bidi="ar_AE"/>
-        </w:rPr>
-      </w:r>
-      <w:r>
-        <w:rPr>
-          <w:lang w:val="ar_AE" w:bidi="ar_AE"/>
-        </w:rPr>
-        <w:t xml:space="preserve">الكلمات </w:t>
-      </w:r>
-      <w:r>
-        <w:rPr>
-          <w:b/>
-          <w:lang w:val="ar_AE" w:bidi="ar_AE"/>
-        </w:rPr>
-        <w:t>ٱلصَّبِيَّ</w:t>
-      </w:r>
-      <w:r>
-        <w:rPr>
-          <w:lang w:val="ar_AE" w:bidi="ar_AE"/>
-        </w:rPr>
-        <w:t xml:space="preserve">، </w:t>
-      </w:r>
-      <w:r>
-        <w:rPr>
-          <w:b/>
-          <w:lang w:val="ar_AE" w:bidi="ar_AE"/>
-        </w:rPr>
-        <w:t>زَانِيَةٍ</w:t>
-      </w:r>
-      <w:r>
-        <w:rPr>
-          <w:lang w:val="ar_AE" w:bidi="ar_AE"/>
-        </w:rPr>
-        <w:t>، و</w:t>
-      </w:r>
-      <w:r>
-        <w:rPr>
-          <w:b/>
-          <w:lang w:val="ar_AE" w:bidi="ar_AE"/>
-        </w:rPr>
-        <w:t>ٱلْبِنْتَ</w:t>
-      </w:r>
-      <w:r>
-        <w:rPr>
-          <w:lang w:val="ar_AE" w:bidi="ar_AE"/>
-        </w:rPr>
-        <w:t xml:space="preserve"> تمثّل هؤلاء الأشخاص بشكل عام، وليس ولدًا أو عاهرة أو فتاة معينة. إذا كان ذلك مفيدًا في لغتك، يمكنك استخدام تعبير مألوفًا أكثر. ترجمة بديلة: "وتاجروا بالأولاد مقابل العاهرات، وباعوا الفتيات"</w:t>
-      </w:r>
-    </w:p>
-    <w:p>
-      <w:pPr>
-        <w:bidi/>
-      </w:pPr>
-      <w:r>
-        <w:rPr>
-          <w:lang w:val="ar_AE" w:bidi="ar_AE"/>
-        </w:rPr>
-      </w:r>
-      <w:r>
-        <w:rPr>
-          <w:lang w:val="ar_AE" w:bidi="ar_AE"/>
-        </w:rPr>
-        <w:t xml:space="preserve">انظر: </w:t>
-      </w:r>
-      <w:r>
-        <w:rPr>
-          <w:lang w:val="ar_AE" w:bidi="ar_AE"/>
-        </w:rPr>
-        <w:t>عبارات الأسماء العامة</w:t>
-      </w:r>
-    </w:p>
-    <w:p>
-      <w:pPr>
-        <w:bidi/>
-      </w:pPr>
-      <w:r>
-        <w:rPr>
-          <w:lang w:val="ar_AE" w:bidi="ar_AE"/>
-        </w:rPr>
-      </w:r>
-      <w:r>
-        <w:rPr>
-          <w:lang w:val="ar_AE" w:bidi="ar_AE"/>
-        </w:rPr>
-      </w:r>
-      <w:r>
-        <w:rPr>
-          <w:lang w:val="ar_AE" w:bidi="ar_AE"/>
-        </w:rPr>
-      </w:r>
-    </w:p>
-    <w:p>
-      <w:pPr>
-        <w:bidi/>
-      </w:pPr>
-      <w:r>
-        <w:rPr>
-          <w:lang w:val="ar_AE" w:bidi="ar_AE"/>
-        </w:rPr>
-      </w:r>
-    </w:p>
-    <w:p>
-      <w:pPr>
-        <w:pStyle w:val="Heading2"/>
-        <w:bidi/>
-      </w:pPr>
-      <w:r>
-        <w:rPr>
-          <w:lang w:val="ar_AE" w:bidi="ar_AE"/>
-        </w:rPr>
-        <w:t>يوئيل 3: 4 (#1)</w:t>
-      </w:r>
-      <w:r>
-        <w:rPr>
-          <w:lang w:val="ar_AE" w:bidi="ar_AE"/>
-        </w:rPr>
-      </w:r>
-    </w:p>
-    <w:p>
-      <w:pPr>
-        <w:bidi/>
-      </w:pPr>
-      <w:r>
-        <w:rPr>
-          <w:lang w:val="ar_AE" w:bidi="ar_AE"/>
-        </w:rPr>
-      </w:r>
-      <w:r>
-        <w:rPr>
-          <w:b/>
-          <w:lang w:val="ar_AE" w:bidi="ar_AE"/>
-        </w:rPr>
-        <w:t>"وَمَاذَا أَنْتُنَّ لِي يَا صُورُ وَصَيْدُونُ وَجَمِيعَ دَائِرَةِ فِلِسْطِينَ؟ هَلْ تُكَافِئُونَنِي"</w:t>
-      </w:r>
-    </w:p>
-    <w:p>
-      <w:pPr>
-        <w:bidi/>
-      </w:pPr>
-      <w:r>
-        <w:rPr>
-          <w:lang w:val="ar_AE" w:bidi="ar_AE"/>
-        </w:rPr>
-      </w:r>
-      <w:r>
-        <w:rPr>
-          <w:lang w:val="ar_AE" w:bidi="ar_AE"/>
-        </w:rPr>
-        <w:t>يستخدم الرب صيغة السؤال للتأكيد. إذا كان المتحدث بلغتك لن يستخدم صيغة السؤال لهذا الغرض، يمكنك ترجمة هذا في صيغة خبرية أو صيغة تعجب. ترجمة بديلة: "وبالفعل، ليس لديكم شيء ضدي، يا صور، وصيدون، وجميع مناطق فلسطين! ليس هناك أي جزاء تحتاجون أن تردوه لي!"</w:t>
-      </w:r>
-    </w:p>
-    <w:p>
-      <w:pPr>
-        <w:bidi/>
-      </w:pPr>
-      <w:r>
-        <w:rPr>
-          <w:lang w:val="ar_AE" w:bidi="ar_AE"/>
-        </w:rPr>
-      </w:r>
-      <w:r>
-        <w:rPr>
-          <w:lang w:val="ar_AE" w:bidi="ar_AE"/>
-        </w:rPr>
-        <w:t xml:space="preserve">انظر: </w:t>
-      </w:r>
-      <w:r>
-        <w:rPr>
-          <w:lang w:val="ar_AE" w:bidi="ar_AE"/>
-        </w:rPr>
-        <w:t>السؤال البلاغي</w:t>
-      </w:r>
-    </w:p>
-    <w:p>
-      <w:pPr>
-        <w:bidi/>
-      </w:pPr>
-      <w:r>
-        <w:rPr>
-          <w:lang w:val="ar_AE" w:bidi="ar_AE"/>
-        </w:rPr>
-      </w:r>
-      <w:r>
-        <w:rPr>
-          <w:lang w:val="ar_AE" w:bidi="ar_AE"/>
-        </w:rPr>
-      </w:r>
-      <w:r>
-        <w:rPr>
-          <w:lang w:val="ar_AE" w:bidi="ar_AE"/>
-        </w:rPr>
-      </w:r>
-    </w:p>
-    <w:p>
-      <w:pPr>
-        <w:bidi/>
-      </w:pPr>
-      <w:r>
-        <w:rPr>
-          <w:lang w:val="ar_AE" w:bidi="ar_AE"/>
-        </w:rPr>
-      </w:r>
-    </w:p>
-    <w:p>
-      <w:pPr>
-        <w:pStyle w:val="Heading2"/>
-        <w:bidi/>
-      </w:pPr>
-      <w:r>
-        <w:rPr>
-          <w:lang w:val="ar_AE" w:bidi="ar_AE"/>
-        </w:rPr>
-        <w:t>يوئيل 3: 4 (#2)</w:t>
-      </w:r>
-      <w:r>
-        <w:rPr>
-          <w:lang w:val="ar_AE" w:bidi="ar_AE"/>
-        </w:rPr>
-      </w:r>
-    </w:p>
-    <w:p>
-      <w:pPr>
-        <w:bidi/>
-      </w:pPr>
-      <w:r>
-        <w:rPr>
-          <w:lang w:val="ar_AE" w:bidi="ar_AE"/>
-        </w:rPr>
-      </w:r>
-      <w:r>
-        <w:rPr>
-          <w:lang w:val="ar_AE" w:bidi="ar_AE"/>
-        </w:rPr>
-        <w:t>מָה־אַתֶּ֥ם לִ⁠י֙</w:t>
-      </w:r>
-    </w:p>
-    <w:p>
-      <w:pPr>
-        <w:bidi/>
-      </w:pPr>
-      <w:r>
-        <w:rPr>
-          <w:lang w:val="ar_AE" w:bidi="ar_AE"/>
-        </w:rPr>
-      </w:r>
-      <w:r>
-        <w:rPr>
-          <w:b/>
-          <w:lang w:val="ar_AE" w:bidi="ar_AE"/>
-        </w:rPr>
-        <w:t>"وَمَاذَا أَنْتُنَّ لِي"</w:t>
-      </w:r>
-    </w:p>
-    <w:p>
-      <w:pPr>
-        <w:bidi/>
-      </w:pPr>
-      <w:r>
-        <w:rPr>
-          <w:lang w:val="ar_AE" w:bidi="ar_AE"/>
-        </w:rPr>
-      </w:r>
-      <w:r>
-        <w:rPr>
-          <w:lang w:val="ar_AE" w:bidi="ar_AE"/>
-        </w:rPr>
-        <w:t>هذه عبارة يستخدمها شخص في هذه الثقافة عادةً ليسأل شخصًا آخر عن سبب معاملته له بعدائية. قد تحتوي لغتك على تعبير مشابه يمكنك استخدامه في ترجمتك. يمكنك أيضًا استخدام لغة بسيطة. ترجمة بديلة: "ما الذي لديكم ضدي؟" أو "لماذا تعاملونني بعداء؟"</w:t>
-      </w:r>
-    </w:p>
-    <w:p>
-      <w:pPr>
-        <w:bidi/>
-      </w:pPr>
-      <w:r>
-        <w:rPr>
-          <w:lang w:val="ar_AE" w:bidi="ar_AE"/>
-        </w:rPr>
-      </w:r>
-      <w:r>
-        <w:rPr>
-          <w:lang w:val="ar_AE" w:bidi="ar_AE"/>
-        </w:rPr>
-        <w:t xml:space="preserve">انظر: </w:t>
-      </w:r>
-      <w:r>
-        <w:rPr>
-          <w:lang w:val="ar_AE" w:bidi="ar_AE"/>
-        </w:rPr>
-        <w:t>تعبير اصطلاحي</w:t>
-      </w:r>
-    </w:p>
-    <w:p>
-      <w:pPr>
-        <w:bidi/>
-      </w:pPr>
-      <w:r>
-        <w:rPr>
-          <w:lang w:val="ar_AE" w:bidi="ar_AE"/>
-        </w:rPr>
-      </w:r>
-      <w:r>
-        <w:rPr>
-          <w:lang w:val="ar_AE" w:bidi="ar_AE"/>
-        </w:rPr>
-      </w:r>
-      <w:r>
-        <w:rPr>
-          <w:lang w:val="ar_AE" w:bidi="ar_AE"/>
-        </w:rPr>
-      </w:r>
-    </w:p>
-    <w:p>
-      <w:pPr>
-        <w:bidi/>
-      </w:pPr>
-      <w:r>
-        <w:rPr>
-          <w:lang w:val="ar_AE" w:bidi="ar_AE"/>
-        </w:rPr>
-      </w:r>
-    </w:p>
-    <w:p>
-      <w:pPr>
-        <w:pStyle w:val="Heading2"/>
-        <w:bidi/>
-      </w:pPr>
-      <w:r>
-        <w:rPr>
-          <w:lang w:val="ar_AE" w:bidi="ar_AE"/>
-        </w:rPr>
-        <w:t>يوئيل 3: 4 (#3)</w:t>
-      </w:r>
-      <w:r>
-        <w:rPr>
-          <w:lang w:val="ar_AE" w:bidi="ar_AE"/>
-        </w:rPr>
-      </w:r>
-    </w:p>
-    <w:p>
-      <w:pPr>
-        <w:bidi/>
-      </w:pPr>
-      <w:r>
-        <w:rPr>
-          <w:lang w:val="ar_AE" w:bidi="ar_AE"/>
-        </w:rPr>
-      </w:r>
-      <w:r>
-        <w:rPr>
-          <w:lang w:val="ar_AE" w:bidi="ar_AE"/>
-        </w:rPr>
-        <w:t>הַ⁠גְּמ֗וּל אַתֶּם֙ מְשַׁלְּמִ֣ים עָלָ֔⁠י וְ⁠אִם־גֹּמְלִ֤ים אַתֶּם֙ עָלַ֔⁠י</w:t>
-      </w:r>
-    </w:p>
-    <w:p>
-      <w:pPr>
-        <w:bidi/>
-      </w:pPr>
-      <w:r>
-        <w:rPr>
-          <w:lang w:val="ar_AE" w:bidi="ar_AE"/>
-        </w:rPr>
-      </w:r>
-      <w:r>
-        <w:rPr>
-          <w:b/>
-          <w:lang w:val="ar_AE" w:bidi="ar_AE"/>
-        </w:rPr>
-        <w:t>"هَلْ تُكَافِئُونَنِي عَنِ ٱلْعَمَلِ، أَمْ هَلْ تَصْنَعُونَ بِي شَيْئًا؟"</w:t>
-      </w:r>
-    </w:p>
-    <w:p>
-      <w:pPr>
-        <w:bidi/>
-      </w:pPr>
-      <w:r>
-        <w:rPr>
-          <w:lang w:val="ar_AE" w:bidi="ar_AE"/>
-        </w:rPr>
-      </w:r>
-      <w:r>
-        <w:rPr>
-          <w:lang w:val="ar_AE" w:bidi="ar_AE"/>
-        </w:rPr>
-        <w:t>يهوه يتحدث كما لو أن الأمم كانت ترد له شيئًا سيئًا قد فعله لهم. إنه يسأل إذا كان لديهم ضغينة ضده ينفذونها. إذا كان من الواضح في لغتك، يمكنك توضيح المعنى ببساطة. ترجمة بديلة: "هل لديكم ضغينة ضدي تنفذونها؟ وإذا كنتم تنفذون ضغينة ضدي"</w:t>
-      </w:r>
-    </w:p>
-    <w:p>
-      <w:pPr>
-        <w:bidi/>
-      </w:pPr>
-      <w:r>
-        <w:rPr>
-          <w:lang w:val="ar_AE" w:bidi="ar_AE"/>
-        </w:rPr>
-      </w:r>
-      <w:r>
-        <w:rPr>
-          <w:lang w:val="ar_AE" w:bidi="ar_AE"/>
-        </w:rPr>
-        <w:t xml:space="preserve">انظر: </w:t>
-      </w:r>
-      <w:r>
-        <w:rPr>
-          <w:lang w:val="ar_AE" w:bidi="ar_AE"/>
-        </w:rPr>
-        <w:t>الاستعارة</w:t>
-      </w:r>
-    </w:p>
-    <w:p>
-      <w:pPr>
-        <w:bidi/>
-      </w:pPr>
-      <w:r>
-        <w:rPr>
-          <w:lang w:val="ar_AE" w:bidi="ar_AE"/>
-        </w:rPr>
-      </w:r>
-      <w:r>
-        <w:rPr>
-          <w:lang w:val="ar_AE" w:bidi="ar_AE"/>
-        </w:rPr>
-      </w:r>
-      <w:r>
-        <w:rPr>
-          <w:lang w:val="ar_AE" w:bidi="ar_AE"/>
-        </w:rPr>
-      </w:r>
-    </w:p>
-    <w:p>
-      <w:pPr>
-        <w:bidi/>
-      </w:pPr>
-      <w:r>
-        <w:rPr>
-          <w:lang w:val="ar_AE" w:bidi="ar_AE"/>
-        </w:rPr>
-      </w:r>
-    </w:p>
-    <w:p>
-      <w:pPr>
-        <w:pStyle w:val="Heading2"/>
-        <w:bidi/>
-      </w:pPr>
-      <w:r>
-        <w:rPr>
-          <w:lang w:val="ar_AE" w:bidi="ar_AE"/>
-        </w:rPr>
-        <w:t>يوئيل 3: 4 (#4)</w:t>
-      </w:r>
-      <w:r>
-        <w:rPr>
-          <w:lang w:val="ar_AE" w:bidi="ar_AE"/>
-        </w:rPr>
-      </w:r>
-    </w:p>
-    <w:p>
-      <w:pPr>
-        <w:bidi/>
-      </w:pPr>
-      <w:r>
-        <w:rPr>
-          <w:lang w:val="ar_AE" w:bidi="ar_AE"/>
-        </w:rPr>
-      </w:r>
-      <w:r>
-        <w:rPr>
-          <w:lang w:val="ar_AE" w:bidi="ar_AE"/>
-        </w:rPr>
-        <w:t>קַ֣ל מְהֵרָ֔ה</w:t>
-      </w:r>
-    </w:p>
-    <w:p>
-      <w:pPr>
-        <w:bidi/>
-      </w:pPr>
-      <w:r>
-        <w:rPr>
-          <w:lang w:val="ar_AE" w:bidi="ar_AE"/>
-        </w:rPr>
-      </w:r>
-      <w:r>
-        <w:rPr>
-          <w:b/>
-          <w:lang w:val="ar_AE" w:bidi="ar_AE"/>
-        </w:rPr>
-        <w:t>"سَرِيعًا بِٱلْعَجَلِ"</w:t>
-      </w:r>
-    </w:p>
-    <w:p>
-      <w:pPr>
-        <w:bidi/>
-      </w:pPr>
-      <w:r>
-        <w:rPr>
-          <w:lang w:val="ar_AE" w:bidi="ar_AE"/>
-        </w:rPr>
-      </w:r>
-      <w:r>
-        <w:rPr>
-          <w:lang w:val="ar_AE" w:bidi="ar_AE"/>
-        </w:rPr>
-        <w:t xml:space="preserve">المصطلحان </w:t>
-      </w:r>
-      <w:r>
-        <w:rPr>
-          <w:b/>
-          <w:lang w:val="ar_AE" w:bidi="ar_AE"/>
-        </w:rPr>
-        <w:t>سَرِيعًا بِٱلْعَجَلِ</w:t>
-      </w:r>
-      <w:r>
-        <w:rPr>
-          <w:lang w:val="ar_AE" w:bidi="ar_AE"/>
-        </w:rPr>
-        <w:t xml:space="preserve"> يعنيان أشياء متشابهة. يستخدم يهوه المصطلحين معًا للتأكيد. إذا كان ذلك أوضح لقرّائك، يمكنك التعبير عن التأكيد بعبارة واحدة. ترجمة بديلة: "بسرعة كبيرة"</w:t>
-      </w:r>
-    </w:p>
-    <w:p>
-      <w:pPr>
-        <w:bidi/>
-      </w:pPr>
-      <w:r>
-        <w:rPr>
-          <w:lang w:val="ar_AE" w:bidi="ar_AE"/>
-        </w:rPr>
-      </w:r>
-      <w:r>
-        <w:rPr>
-          <w:lang w:val="ar_AE" w:bidi="ar_AE"/>
-        </w:rPr>
-        <w:t xml:space="preserve">انظر: </w:t>
-      </w:r>
-      <w:r>
-        <w:rPr>
-          <w:lang w:val="ar_AE" w:bidi="ar_AE"/>
-        </w:rPr>
-        <w:t>نظير لغوي</w:t>
-      </w:r>
-    </w:p>
-    <w:p>
-      <w:pPr>
-        <w:bidi/>
-      </w:pPr>
-      <w:r>
-        <w:rPr>
-          <w:lang w:val="ar_AE" w:bidi="ar_AE"/>
-        </w:rPr>
-      </w:r>
-      <w:r>
-        <w:rPr>
-          <w:lang w:val="ar_AE" w:bidi="ar_AE"/>
-        </w:rPr>
-      </w:r>
-      <w:r>
-        <w:rPr>
-          <w:lang w:val="ar_AE" w:bidi="ar_AE"/>
-        </w:rPr>
-      </w:r>
-    </w:p>
-    <w:p>
-      <w:pPr>
-        <w:bidi/>
-      </w:pPr>
-      <w:r>
-        <w:rPr>
-          <w:lang w:val="ar_AE" w:bidi="ar_AE"/>
-        </w:rPr>
-      </w:r>
-    </w:p>
-    <w:p>
-      <w:pPr>
-        <w:pStyle w:val="Heading2"/>
-        <w:bidi/>
-      </w:pPr>
-      <w:r>
-        <w:rPr>
-          <w:lang w:val="ar_AE" w:bidi="ar_AE"/>
-        </w:rPr>
-        <w:t>يوئيل 3: 4 (#5)</w:t>
-      </w:r>
-      <w:r>
-        <w:rPr>
-          <w:lang w:val="ar_AE" w:bidi="ar_AE"/>
-        </w:rPr>
-      </w:r>
-    </w:p>
-    <w:p>
-      <w:pPr>
-        <w:bidi/>
-      </w:pPr>
-      <w:r>
-        <w:rPr>
-          <w:lang w:val="ar_AE" w:bidi="ar_AE"/>
-        </w:rPr>
-      </w:r>
-      <w:r>
-        <w:rPr>
-          <w:lang w:val="ar_AE" w:bidi="ar_AE"/>
-        </w:rPr>
-        <w:t>אָשִׁ֥יב גְּמֻלְ⁠כֶ֖ם בְּ⁠רֹאשְׁ⁠כֶֽם</w:t>
-      </w:r>
-    </w:p>
-    <w:p>
-      <w:pPr>
-        <w:bidi/>
-      </w:pPr>
-      <w:r>
-        <w:rPr>
-          <w:lang w:val="ar_AE" w:bidi="ar_AE"/>
-        </w:rPr>
-      </w:r>
-      <w:r>
-        <w:rPr>
-          <w:b/>
-          <w:lang w:val="ar_AE" w:bidi="ar_AE"/>
-        </w:rPr>
-        <w:t>"أَرُدُّ عَمَلَكُمْ عَلَى رُؤُوسِكُمْ"</w:t>
-      </w:r>
-    </w:p>
-    <w:p>
-      <w:pPr>
-        <w:bidi/>
-      </w:pPr>
-      <w:r>
-        <w:rPr>
-          <w:lang w:val="ar_AE" w:bidi="ar_AE"/>
-        </w:rPr>
-      </w:r>
-      <w:r>
-        <w:rPr>
-          <w:lang w:val="ar_AE" w:bidi="ar_AE"/>
-        </w:rPr>
-        <w:t xml:space="preserve">يستخدم يهوه جزءًا واحدًا من الشخص، وهو </w:t>
-      </w:r>
-      <w:r>
-        <w:rPr>
-          <w:b/>
-          <w:lang w:val="ar_AE" w:bidi="ar_AE"/>
-        </w:rPr>
-        <w:t>الرأس</w:t>
-      </w:r>
-      <w:r>
-        <w:rPr>
-          <w:lang w:val="ar_AE" w:bidi="ar_AE"/>
-        </w:rPr>
-        <w:t>، ليعني الشخص بأكمله. إذا كان ذلك أوضح في لغتك، يمكنك التعبير عن هذا المعنى بمصطلح أكثر عمومية. ترجمة بديلة: "سأعيد مكافأتكم إليكم" أو "سأرد لكم مباشرة"</w:t>
-      </w:r>
-    </w:p>
-    <w:p>
-      <w:pPr>
-        <w:bidi/>
-      </w:pPr>
-      <w:r>
-        <w:rPr>
-          <w:lang w:val="ar_AE" w:bidi="ar_AE"/>
-        </w:rPr>
-      </w:r>
-      <w:r>
-        <w:rPr>
-          <w:lang w:val="ar_AE" w:bidi="ar_AE"/>
-        </w:rPr>
-        <w:t xml:space="preserve">انظر: </w:t>
-      </w:r>
-      <w:r>
-        <w:rPr>
-          <w:lang w:val="ar_AE" w:bidi="ar_AE"/>
-        </w:rPr>
-        <w:t>مجاز مُرسل</w:t>
-      </w:r>
-    </w:p>
-    <w:p>
-      <w:pPr>
-        <w:bidi/>
-      </w:pPr>
-      <w:r>
-        <w:rPr>
-          <w:lang w:val="ar_AE" w:bidi="ar_AE"/>
-        </w:rPr>
-      </w:r>
-      <w:r>
-        <w:rPr>
-          <w:lang w:val="ar_AE" w:bidi="ar_AE"/>
-        </w:rPr>
-      </w:r>
-      <w:r>
-        <w:rPr>
-          <w:lang w:val="ar_AE" w:bidi="ar_AE"/>
-        </w:rPr>
-      </w:r>
-    </w:p>
-    <w:p>
-      <w:pPr>
-        <w:bidi/>
-      </w:pPr>
-      <w:r>
-        <w:rPr>
-          <w:lang w:val="ar_AE" w:bidi="ar_AE"/>
-        </w:rPr>
-      </w:r>
-    </w:p>
-    <w:p>
-      <w:pPr>
-        <w:pStyle w:val="Heading2"/>
-        <w:bidi/>
-      </w:pPr>
-      <w:r>
-        <w:rPr>
-          <w:lang w:val="ar_AE" w:bidi="ar_AE"/>
-        </w:rPr>
-        <w:t>يوئيل 3: 4 (#6)</w:t>
-      </w:r>
-      <w:r>
-        <w:rPr>
-          <w:lang w:val="ar_AE" w:bidi="ar_AE"/>
-        </w:rPr>
-      </w:r>
-    </w:p>
-    <w:p>
-      <w:pPr>
-        <w:bidi/>
-      </w:pPr>
-      <w:r>
-        <w:rPr>
-          <w:lang w:val="ar_AE" w:bidi="ar_AE"/>
-        </w:rPr>
-      </w:r>
-      <w:r>
-        <w:rPr>
-          <w:lang w:val="ar_AE" w:bidi="ar_AE"/>
-        </w:rPr>
-        <w:t>בְּ⁠רֹאשְׁ⁠כֶֽם</w:t>
-      </w:r>
-    </w:p>
-    <w:p>
-      <w:pPr>
-        <w:bidi/>
-      </w:pPr>
-      <w:r>
-        <w:rPr>
-          <w:lang w:val="ar_AE" w:bidi="ar_AE"/>
-        </w:rPr>
-      </w:r>
-      <w:r>
-        <w:rPr>
-          <w:b/>
-          <w:lang w:val="ar_AE" w:bidi="ar_AE"/>
-        </w:rPr>
-        <w:t>"عَلَى رُؤُوسِكُمْ"</w:t>
-      </w:r>
-    </w:p>
-    <w:p>
-      <w:pPr>
-        <w:bidi/>
-      </w:pPr>
-      <w:r>
-        <w:rPr>
-          <w:lang w:val="ar_AE" w:bidi="ar_AE"/>
-        </w:rPr>
-      </w:r>
-      <w:r>
-        <w:rPr>
-          <w:lang w:val="ar_AE" w:bidi="ar_AE"/>
-        </w:rPr>
-        <w:t xml:space="preserve">بما أن يهوه يشير إلى عدة أمم، لذلك يستخدم صيغة الجمع لكلمة </w:t>
-      </w:r>
-      <w:r>
-        <w:rPr>
-          <w:b/>
-          <w:lang w:val="ar_AE" w:bidi="ar_AE"/>
-        </w:rPr>
-        <w:t>رأس</w:t>
-      </w:r>
-      <w:r>
-        <w:rPr>
-          <w:lang w:val="ar_AE" w:bidi="ar_AE"/>
-        </w:rPr>
-        <w:t xml:space="preserve">. </w:t>
-      </w:r>
-    </w:p>
-    <w:p>
-      <w:pPr>
-        <w:bidi/>
-      </w:pPr>
-      <w:r>
-        <w:rPr>
-          <w:lang w:val="ar_AE" w:bidi="ar_AE"/>
-        </w:rPr>
-      </w:r>
-      <w:r>
-        <w:rPr>
-          <w:lang w:val="ar_AE" w:bidi="ar_AE"/>
-        </w:rPr>
-        <w:t xml:space="preserve">انظر: </w:t>
-      </w:r>
-      <w:r>
-        <w:rPr>
-          <w:lang w:val="ar_AE" w:bidi="ar_AE"/>
-        </w:rPr>
-        <w:t>أسماء الجموع</w:t>
-      </w:r>
-    </w:p>
-    <w:p>
-      <w:pPr>
-        <w:bidi/>
-      </w:pPr>
-      <w:r>
-        <w:rPr>
-          <w:lang w:val="ar_AE" w:bidi="ar_AE"/>
-        </w:rPr>
-      </w:r>
-      <w:r>
-        <w:rPr>
-          <w:lang w:val="ar_AE" w:bidi="ar_AE"/>
-        </w:rPr>
-      </w:r>
-      <w:r>
-        <w:rPr>
-          <w:lang w:val="ar_AE" w:bidi="ar_AE"/>
-        </w:rPr>
-      </w:r>
-    </w:p>
-    <w:p>
-      <w:pPr>
-        <w:bidi/>
-      </w:pPr>
-      <w:r>
-        <w:rPr>
-          <w:lang w:val="ar_AE" w:bidi="ar_AE"/>
-        </w:rPr>
-      </w:r>
-    </w:p>
-    <w:p>
-      <w:pPr>
-        <w:pStyle w:val="Heading2"/>
-        <w:bidi/>
-      </w:pPr>
-      <w:r>
-        <w:rPr>
-          <w:lang w:val="ar_AE" w:bidi="ar_AE"/>
-        </w:rPr>
         <w:t>يوئيل 3: 6 (#1)</w:t>
       </w:r>
       <w:r>
         <w:rPr>
           <w:lang w:val="ar_AE" w:bidi="ar_AE"/>
         </w:rPr>
+      </w:r>
+    </w:p>
+    <w:p>
+      <w:pPr>
+        <w:bidi/>
+      </w:pPr>
+      <w:r>
+        <w:rPr>
+          <w:lang w:val="ar_AE" w:bidi="ar_AE"/>
+        </w:rPr>
+      </w:r>
+      <w:r>
+        <w:rPr>
+          <w:lang w:val="ar_AE" w:bidi="ar_AE"/>
+        </w:rPr>
+        <w:t>וּ⁠בְנֵ֤י יְהוּדָה֙ וּ⁠בְנֵ֣י יְרוּשָׁלִַ֔ם</w:t>
       </w:r>
     </w:p>
     <w:p>
@@ -30249,6 +31673,22 @@
       </w:r>
       <w:r>
         <w:rPr>
+          <w:lang w:val="ar_AE" w:bidi="ar_AE"/>
+        </w:rPr>
+        <w:t>הַ⁠יְּוָנִ֑ים</w:t>
+      </w:r>
+    </w:p>
+    <w:p>
+      <w:pPr>
+        <w:bidi/>
+      </w:pPr>
+      <w:r>
+        <w:rPr>
+          <w:lang w:val="ar_AE" w:bidi="ar_AE"/>
+        </w:rPr>
+      </w:r>
+      <w:r>
+        <w:rPr>
           <w:b/>
           <w:lang w:val="ar_AE" w:bidi="ar_AE"/>
         </w:rPr>
@@ -30351,6 +31791,22 @@
         <w:rPr>
           <w:lang w:val="ar_AE" w:bidi="ar_AE"/>
         </w:rPr>
+      </w:r>
+    </w:p>
+    <w:p>
+      <w:pPr>
+        <w:bidi/>
+      </w:pPr>
+      <w:r>
+        <w:rPr>
+          <w:lang w:val="ar_AE" w:bidi="ar_AE"/>
+        </w:rPr>
+      </w:r>
+      <w:r>
+        <w:rPr>
+          <w:lang w:val="ar_AE" w:bidi="ar_AE"/>
+        </w:rPr>
+        <w:t>לְמַ֥עַן הַרְחִיקָ֖⁠ם מֵ⁠עַ֥ל גְּבוּלָֽ⁠ם</w:t>
       </w:r>
     </w:p>
     <w:p>
@@ -30720,6 +32176,22 @@
       </w:r>
       <w:r>
         <w:rPr>
+          <w:lang w:val="ar_AE" w:bidi="ar_AE"/>
+        </w:rPr>
+        <w:t>וַ⁠הֲשִׁבֹתִ֥י גְמֻלְ⁠כֶ֖ם בְּ⁠רֹאשְׁ⁠כֶֽם</w:t>
+      </w:r>
+    </w:p>
+    <w:p>
+      <w:pPr>
+        <w:bidi/>
+      </w:pPr>
+      <w:r>
+        <w:rPr>
+          <w:lang w:val="ar_AE" w:bidi="ar_AE"/>
+        </w:rPr>
+      </w:r>
+      <w:r>
+        <w:rPr>
           <w:b/>
           <w:lang w:val="ar_AE" w:bidi="ar_AE"/>
         </w:rPr>
@@ -31089,6 +32561,22 @@
       </w:r>
       <w:r>
         <w:rPr>
+          <w:lang w:val="ar_AE" w:bidi="ar_AE"/>
+        </w:rPr>
+        <w:t>בְּ⁠יַד֙ בְּנֵ֣י יְהוּדָ֔ה</w:t>
+      </w:r>
+    </w:p>
+    <w:p>
+      <w:pPr>
+        <w:bidi/>
+      </w:pPr>
+      <w:r>
+        <w:rPr>
+          <w:lang w:val="ar_AE" w:bidi="ar_AE"/>
+        </w:rPr>
+      </w:r>
+      <w:r>
+        <w:rPr>
           <w:b/>
           <w:lang w:val="ar_AE" w:bidi="ar_AE"/>
         </w:rPr>
@@ -31191,6 +32679,22 @@
       </w:r>
       <w:r>
         <w:rPr>
+          <w:lang w:val="ar_AE" w:bidi="ar_AE"/>
+        </w:rPr>
+        <w:t>וּ⁠מָכַרְתִּ֞י אֶת־בְּנֵי⁠כֶ֣ם וְ⁠אֶת־בְּנֽוֹתֵי⁠כֶ֗ם בְּ⁠יַד֙ בְּנֵ֣י יְהוּדָ֔ה</w:t>
+      </w:r>
+    </w:p>
+    <w:p>
+      <w:pPr>
+        <w:bidi/>
+      </w:pPr>
+      <w:r>
+        <w:rPr>
+          <w:lang w:val="ar_AE" w:bidi="ar_AE"/>
+        </w:rPr>
+      </w:r>
+      <w:r>
+        <w:rPr>
           <w:b/>
           <w:lang w:val="ar_AE" w:bidi="ar_AE"/>
         </w:rPr>
@@ -31463,6 +32967,22 @@
       </w:r>
       <w:r>
         <w:rPr>
+          <w:lang w:val="ar_AE" w:bidi="ar_AE"/>
+        </w:rPr>
+        <w:t>לִ⁠שְׁבָאיִ֖ם</w:t>
+      </w:r>
+    </w:p>
+    <w:p>
+      <w:pPr>
+        <w:bidi/>
+      </w:pPr>
+      <w:r>
+        <w:rPr>
+          <w:lang w:val="ar_AE" w:bidi="ar_AE"/>
+        </w:rPr>
+      </w:r>
+      <w:r>
+        <w:rPr>
           <w:b/>
           <w:lang w:val="ar_AE" w:bidi="ar_AE"/>
         </w:rPr>
@@ -32246,6 +33766,22 @@
       </w:r>
       <w:r>
         <w:rPr>
+          <w:lang w:val="ar_AE" w:bidi="ar_AE"/>
+        </w:rPr>
+        <w:t>הַֽ⁠חַלָּ֔שׁ יֹאמַ֖ר גִּבּ֥וֹר אָֽנִי</w:t>
+      </w:r>
+    </w:p>
+    <w:p>
+      <w:pPr>
+        <w:bidi/>
+      </w:pPr>
+      <w:r>
+        <w:rPr>
+          <w:lang w:val="ar_AE" w:bidi="ar_AE"/>
+        </w:rPr>
+      </w:r>
+      <w:r>
+        <w:rPr>
           <w:b/>
           <w:lang w:val="ar_AE" w:bidi="ar_AE"/>
         </w:rPr>
@@ -32741,6 +34277,22 @@
         <w:rPr>
           <w:lang w:val="ar_AE" w:bidi="ar_AE"/>
         </w:rPr>
+      </w:r>
+    </w:p>
+    <w:p>
+      <w:pPr>
+        <w:bidi/>
+      </w:pPr>
+      <w:r>
+        <w:rPr>
+          <w:lang w:val="ar_AE" w:bidi="ar_AE"/>
+        </w:rPr>
+      </w:r>
+      <w:r>
+        <w:rPr>
+          <w:lang w:val="ar_AE" w:bidi="ar_AE"/>
+        </w:rPr>
+        <w:t>עֵ֖מֶק יְהֽוֹשָׁפָ֑ט</w:t>
       </w:r>
     </w:p>
     <w:p>
@@ -32999,6 +34551,22 @@
       </w:r>
       <w:r>
         <w:rPr>
+          <w:lang w:val="ar_AE" w:bidi="ar_AE"/>
+        </w:rPr>
+        <w:t>שִׁלְח֣וּ מַגָּ֔ל כִּ֥י בָשַׁ֖ל קָצִ֑יר &amp; כִּֽי</w:t>
+      </w:r>
+    </w:p>
+    <w:p>
+      <w:pPr>
+        <w:bidi/>
+      </w:pPr>
+      <w:r>
+        <w:rPr>
+          <w:lang w:val="ar_AE" w:bidi="ar_AE"/>
+        </w:rPr>
+      </w:r>
+      <w:r>
+        <w:rPr>
           <w:b/>
           <w:lang w:val="ar_AE" w:bidi="ar_AE"/>
         </w:rPr>
@@ -33656,6 +35224,22 @@
       </w:r>
       <w:r>
         <w:rPr>
+          <w:lang w:val="ar_AE" w:bidi="ar_AE"/>
+        </w:rPr>
+        <w:t>כִּ֥י &amp; כִּ֥י רַבָּ֖ה רָעָתָֽ⁠ם</w:t>
+      </w:r>
+    </w:p>
+    <w:p>
+      <w:pPr>
+        <w:bidi/>
+      </w:pPr>
+      <w:r>
+        <w:rPr>
+          <w:lang w:val="ar_AE" w:bidi="ar_AE"/>
+        </w:rPr>
+      </w:r>
+      <w:r>
+        <w:rPr>
           <w:b/>
           <w:lang w:val="ar_AE" w:bidi="ar_AE"/>
         </w:rPr>
@@ -33771,6 +35355,22 @@
       </w:r>
       <w:r>
         <w:rPr>
+          <w:lang w:val="ar_AE" w:bidi="ar_AE"/>
+        </w:rPr>
+        <w:t>הֲמוֹנִ֣ים הֲמוֹנִ֔ים בְּ⁠עֵ֖מֶק הֶֽ⁠חָר֑וּץ &amp; בְּ⁠עֵ֖מֶק</w:t>
+      </w:r>
+    </w:p>
+    <w:p>
+      <w:pPr>
+        <w:bidi/>
+      </w:pPr>
+      <w:r>
+        <w:rPr>
+          <w:lang w:val="ar_AE" w:bidi="ar_AE"/>
+        </w:rPr>
+      </w:r>
+      <w:r>
+        <w:rPr>
           <w:b/>
           <w:lang w:val="ar_AE" w:bidi="ar_AE"/>
         </w:rPr>
@@ -33886,6 +35486,22 @@
       </w:r>
       <w:r>
         <w:rPr>
+          <w:lang w:val="ar_AE" w:bidi="ar_AE"/>
+        </w:rPr>
+        <w:t>הֲמוֹנִ֣ים הֲמוֹנִ֔ים בְּ⁠עֵ֖מֶק הֶֽ⁠חָר֑וּץ &amp; בְּ⁠עֵ֖מֶק</w:t>
+      </w:r>
+    </w:p>
+    <w:p>
+      <w:pPr>
+        <w:bidi/>
+      </w:pPr>
+      <w:r>
+        <w:rPr>
+          <w:lang w:val="ar_AE" w:bidi="ar_AE"/>
+        </w:rPr>
+      </w:r>
+      <w:r>
+        <w:rPr>
           <w:b/>
           <w:lang w:val="ar_AE" w:bidi="ar_AE"/>
         </w:rPr>
@@ -33975,6 +35591,22 @@
         <w:rPr>
           <w:lang w:val="ar_AE" w:bidi="ar_AE"/>
         </w:rPr>
+      </w:r>
+    </w:p>
+    <w:p>
+      <w:pPr>
+        <w:bidi/>
+      </w:pPr>
+      <w:r>
+        <w:rPr>
+          <w:lang w:val="ar_AE" w:bidi="ar_AE"/>
+        </w:rPr>
+      </w:r>
+      <w:r>
+        <w:rPr>
+          <w:lang w:val="ar_AE" w:bidi="ar_AE"/>
+        </w:rPr>
+        <w:t>בְּ⁠עֵ֖מֶק הֶֽ⁠חָר֑וּץ &amp; בְּ⁠עֵ֖מֶק</w:t>
       </w:r>
     </w:p>
     <w:p>
@@ -34239,6 +35871,22 @@
       </w:r>
       <w:r>
         <w:rPr>
+          <w:lang w:val="ar_AE" w:bidi="ar_AE"/>
+        </w:rPr>
+        <w:t>וְ⁠כוֹכָבִ֖ים אָסְפ֥וּ נָגְהָֽ⁠ם</w:t>
+      </w:r>
+    </w:p>
+    <w:p>
+      <w:pPr>
+        <w:bidi/>
+      </w:pPr>
+      <w:r>
+        <w:rPr>
+          <w:lang w:val="ar_AE" w:bidi="ar_AE"/>
+        </w:rPr>
+      </w:r>
+      <w:r>
+        <w:rPr>
           <w:b/>
           <w:lang w:val="ar_AE" w:bidi="ar_AE"/>
         </w:rPr>
@@ -34608,6 +36256,22 @@
       </w:r>
       <w:r>
         <w:rPr>
+          <w:lang w:val="ar_AE" w:bidi="ar_AE"/>
+        </w:rPr>
+        <w:t>וַֽ⁠יהוָה֙ מַֽחֲסֶ֣ה לְ⁠עַמּ֔⁠וֹ וּ⁠מָע֖וֹז לִ⁠בְנֵ֥י יִשְׂרָאֵֽל</w:t>
+      </w:r>
+    </w:p>
+    <w:p>
+      <w:pPr>
+        <w:bidi/>
+      </w:pPr>
+      <w:r>
+        <w:rPr>
+          <w:lang w:val="ar_AE" w:bidi="ar_AE"/>
+        </w:rPr>
+      </w:r>
+      <w:r>
+        <w:rPr>
           <w:b/>
           <w:lang w:val="ar_AE" w:bidi="ar_AE"/>
         </w:rPr>
@@ -34710,6 +36374,22 @@
         <w:rPr>
           <w:lang w:val="ar_AE" w:bidi="ar_AE"/>
         </w:rPr>
+      </w:r>
+    </w:p>
+    <w:p>
+      <w:pPr>
+        <w:bidi/>
+      </w:pPr>
+      <w:r>
+        <w:rPr>
+          <w:lang w:val="ar_AE" w:bidi="ar_AE"/>
+        </w:rPr>
+      </w:r>
+      <w:r>
+        <w:rPr>
+          <w:lang w:val="ar_AE" w:bidi="ar_AE"/>
+        </w:rPr>
+        <w:t>לִ⁠בְנֵ֥י יִשְׂרָאֵֽל</w:t>
       </w:r>
     </w:p>
     <w:p>
@@ -34974,6 +36654,22 @@
       </w:r>
       <w:r>
         <w:rPr>
+          <w:lang w:val="ar_AE" w:bidi="ar_AE"/>
+        </w:rPr>
+        <w:t>הַר־קָדְשִׁ֑⁠י</w:t>
+      </w:r>
+    </w:p>
+    <w:p>
+      <w:pPr>
+        <w:bidi/>
+      </w:pPr>
+      <w:r>
+        <w:rPr>
+          <w:lang w:val="ar_AE" w:bidi="ar_AE"/>
+        </w:rPr>
+      </w:r>
+      <w:r>
+        <w:rPr>
           <w:b/>
           <w:lang w:val="ar_AE" w:bidi="ar_AE"/>
         </w:rPr>
@@ -35338,6 +37034,22 @@
       </w:r>
       <w:r>
         <w:rPr>
+          <w:lang w:val="ar_AE" w:bidi="ar_AE"/>
+        </w:rPr>
+        <w:t>יִטְּפ֧וּ הֶ⁠הָרִ֣ים עָסִ֗יס וְ⁠הַ⁠גְּבָעוֹת֙ תֵּלַ֣כְנָה חָלָ֔ב</w:t>
+      </w:r>
+    </w:p>
+    <w:p>
+      <w:pPr>
+        <w:bidi/>
+      </w:pPr>
+      <w:r>
+        <w:rPr>
+          <w:lang w:val="ar_AE" w:bidi="ar_AE"/>
+        </w:rPr>
+      </w:r>
+      <w:r>
+        <w:rPr>
           <w:b/>
           <w:lang w:val="ar_AE" w:bidi="ar_AE"/>
         </w:rPr>
@@ -35479,6 +37191,22 @@
       </w:r>
       <w:r>
         <w:rPr>
+          <w:lang w:val="ar_AE" w:bidi="ar_AE"/>
+        </w:rPr>
+        <w:t>וּ⁠מַעְיָ֗ן &amp; יֵצֵ֔א</w:t>
+      </w:r>
+    </w:p>
+    <w:p>
+      <w:pPr>
+        <w:bidi/>
+      </w:pPr>
+      <w:r>
+        <w:rPr>
+          <w:lang w:val="ar_AE" w:bidi="ar_AE"/>
+        </w:rPr>
+      </w:r>
+      <w:r>
+        <w:rPr>
           <w:b/>
           <w:lang w:val="ar_AE" w:bidi="ar_AE"/>
         </w:rPr>
@@ -35712,6 +37440,22 @@
         <w:rPr>
           <w:lang w:val="ar_AE" w:bidi="ar_AE"/>
         </w:rPr>
+      </w:r>
+    </w:p>
+    <w:p>
+      <w:pPr>
+        <w:bidi/>
+      </w:pPr>
+      <w:r>
+        <w:rPr>
+          <w:lang w:val="ar_AE" w:bidi="ar_AE"/>
+        </w:rPr>
+      </w:r>
+      <w:r>
+        <w:rPr>
+          <w:lang w:val="ar_AE" w:bidi="ar_AE"/>
+        </w:rPr>
+        <w:t>מִ⁠בֵּ֤ית יְהוָה֙</w:t>
       </w:r>
     </w:p>
     <w:p>
@@ -35976,6 +37720,22 @@
       </w:r>
       <w:r>
         <w:rPr>
+          <w:lang w:val="ar_AE" w:bidi="ar_AE"/>
+        </w:rPr>
+        <w:t>מִצְרַ֨יִם֙ לִ⁠שְׁמָמָ֣ה תִֽהְיֶ֔ה</w:t>
+      </w:r>
+    </w:p>
+    <w:p>
+      <w:pPr>
+        <w:bidi/>
+      </w:pPr>
+      <w:r>
+        <w:rPr>
+          <w:lang w:val="ar_AE" w:bidi="ar_AE"/>
+        </w:rPr>
+      </w:r>
+      <w:r>
+        <w:rPr>
           <w:b/>
           <w:lang w:val="ar_AE" w:bidi="ar_AE"/>
         </w:rPr>
@@ -36921,6 +38681,22 @@
       </w:r>
       <w:r>
         <w:rPr>
+          <w:lang w:val="ar_AE" w:bidi="ar_AE"/>
+        </w:rPr>
+        <w:t>וְ⁠נִקֵּ֖יתִי דָּמָ֣⁠ם לֹֽא־נִקֵּ֑יתִי</w:t>
+      </w:r>
+    </w:p>
+    <w:p>
+      <w:pPr>
+        <w:bidi/>
+      </w:pPr>
+      <w:r>
+        <w:rPr>
+          <w:lang w:val="ar_AE" w:bidi="ar_AE"/>
+        </w:rPr>
+      </w:r>
+      <w:r>
+        <w:rPr>
           <w:b/>
           <w:lang w:val="ar_AE" w:bidi="ar_AE"/>
         </w:rPr>
@@ -37259,6 +39035,22 @@
         <w:rPr>
           <w:lang w:val="ar_AE" w:bidi="ar_AE"/>
         </w:rPr>
+      </w:r>
+    </w:p>
+    <w:p>
+      <w:pPr>
+        <w:bidi/>
+      </w:pPr>
+      <w:r>
+        <w:rPr>
+          <w:lang w:val="ar_AE" w:bidi="ar_AE"/>
+        </w:rPr>
+      </w:r>
+      <w:r>
+        <w:rPr>
+          <w:lang w:val="ar_AE" w:bidi="ar_AE"/>
+        </w:rPr>
+        <w:t>וַֽ⁠יהוָ֖ה שֹׁכֵ֥ן בְּ⁠צִיּֽוֹן</w:t>
       </w:r>
     </w:p>
     <w:p>
